--- a/ech-0294_actors/output/ech-0294_actors.docx
+++ b/ech-0294_actors/output/ech-0294_actors.docx
@@ -10200,27 +10200,6 @@
         <w:rPr>
           <w:rStyle w:val="AttributeTok"/>
         </w:rPr>
-        <w:t xml:space="preserve"> Training</w:t>
-      </w:r>
-      <w:r>
-        <w:br/>
-      </w:r>
-      <w:r>
-        <w:rPr>
-          <w:rStyle w:val="AttributeTok"/>
-        </w:rPr>
-        <w:t xml:space="preserve">    </w:t>
-      </w:r>
-      <w:r>
-        <w:rPr>
-          <w:rStyle w:val="KeywordTok"/>
-        </w:rPr>
-        <w:t xml:space="preserve">-</w:t>
-      </w:r>
-      <w:r>
-        <w:rPr>
-          <w:rStyle w:val="AttributeTok"/>
-        </w:rPr>
         <w:t xml:space="preserve"> GroupType</w:t>
       </w:r>
       <w:r>
@@ -33288,27 +33267,6 @@
           <w:rStyle w:val="AttributeTok"/>
         </w:rPr>
         <w:t xml:space="preserve"> Occupation</w:t>
-      </w:r>
-      <w:r>
-        <w:br/>
-      </w:r>
-      <w:r>
-        <w:rPr>
-          <w:rStyle w:val="AttributeTok"/>
-        </w:rPr>
-        <w:t xml:space="preserve">    </w:t>
-      </w:r>
-      <w:r>
-        <w:rPr>
-          <w:rStyle w:val="KeywordTok"/>
-        </w:rPr>
-        <w:t xml:space="preserve">-</w:t>
-      </w:r>
-      <w:r>
-        <w:rPr>
-          <w:rStyle w:val="AttributeTok"/>
-        </w:rPr>
-        <w:t xml:space="preserve"> Training</w:t>
       </w:r>
       <w:r>
         <w:br/>

--- a/ech-0294_actors/output/ech-0294_actors.docx
+++ b/ech-0294_actors/output/ech-0294_actors.docx
@@ -5760,1271 +5760,6 @@
           <w:t xml:space="preserve">act:Person</w:t>
         </w:r>
       </w:hyperlink>
-    </w:p>
-    <w:p>
-      <w:pPr>
-        <w:pStyle w:val="SourceCode"/>
-      </w:pPr>
-      <w:r>
-        <w:rPr>
-          <w:rStyle w:val="VerbatimChar"/>
-        </w:rPr>
-        <w:t xml:space="preserve"> classDiagram</w:t>
-      </w:r>
-      <w:r>
-        <w:br/>
-      </w:r>
-      <w:r>
-        <w:rPr>
-          <w:rStyle w:val="VerbatimChar"/>
-        </w:rPr>
-        <w:t xml:space="preserve">    class Person</w:t>
-      </w:r>
-      <w:r>
-        <w:br/>
-      </w:r>
-      <w:r>
-        <w:rPr>
-          <w:rStyle w:val="VerbatimChar"/>
-        </w:rPr>
-        <w:t xml:space="preserve">    click Person href "../Person/"</w:t>
-      </w:r>
-      <w:r>
-        <w:br/>
-      </w:r>
-      <w:r>
-        <w:rPr>
-          <w:rStyle w:val="VerbatimChar"/>
-        </w:rPr>
-        <w:t xml:space="preserve">      HasIdentification &lt;|-- Person</w:t>
-      </w:r>
-      <w:r>
-        <w:br/>
-      </w:r>
-      <w:r>
-        <w:rPr>
-          <w:rStyle w:val="VerbatimChar"/>
-        </w:rPr>
-        <w:t xml:space="preserve">        click HasIdentification href "../HasIdentification/"</w:t>
-      </w:r>
-      <w:r>
-        <w:br/>
-      </w:r>
-      <w:r>
-        <w:rPr>
-          <w:rStyle w:val="VerbatimChar"/>
-        </w:rPr>
-        <w:t xml:space="preserve">      HasCreationModificationDates &lt;|-- Person</w:t>
-      </w:r>
-      <w:r>
-        <w:br/>
-      </w:r>
-      <w:r>
-        <w:rPr>
-          <w:rStyle w:val="VerbatimChar"/>
-        </w:rPr>
-        <w:t xml:space="preserve">        click HasCreationModificationDates href "../HasCreationModificationDates/"</w:t>
-      </w:r>
-      <w:r>
-        <w:br/>
-      </w:r>
-      <w:r>
-        <w:rPr>
-          <w:rStyle w:val="VerbatimChar"/>
-        </w:rPr>
-        <w:t xml:space="preserve">      </w:t>
-      </w:r>
-      <w:r>
-        <w:br/>
-      </w:r>
-      <w:r>
-        <w:rPr>
-          <w:rStyle w:val="VerbatimChar"/>
-        </w:rPr>
-        <w:t xml:space="preserve">      Person : addresses</w:t>
-      </w:r>
-      <w:r>
-        <w:br/>
-      </w:r>
-      <w:r>
-        <w:rPr>
-          <w:rStyle w:val="VerbatimChar"/>
-        </w:rPr>
-        <w:t xml:space="preserve">        </w:t>
-      </w:r>
-      <w:r>
-        <w:br/>
-      </w:r>
-      <w:r>
-        <w:rPr>
-          <w:rStyle w:val="VerbatimChar"/>
-        </w:rPr>
-        <w:t xml:space="preserve">          </w:t>
-      </w:r>
-      <w:r>
-        <w:br/>
-      </w:r>
-      <w:r>
-        <w:rPr>
-          <w:rStyle w:val="VerbatimChar"/>
-        </w:rPr>
-        <w:t xml:space="preserve">    </w:t>
-      </w:r>
-      <w:r>
-        <w:br/>
-      </w:r>
-      <w:r>
-        <w:rPr>
-          <w:rStyle w:val="VerbatimChar"/>
-        </w:rPr>
-        <w:t xml:space="preserve">        </w:t>
-      </w:r>
-      <w:r>
-        <w:br/>
-      </w:r>
-      <w:r>
-        <w:rPr>
-          <w:rStyle w:val="VerbatimChar"/>
-        </w:rPr>
-        <w:t xml:space="preserve">        </w:t>
-      </w:r>
-      <w:r>
-        <w:br/>
-      </w:r>
-      <w:r>
-        <w:rPr>
-          <w:rStyle w:val="VerbatimChar"/>
-        </w:rPr>
-        <w:t xml:space="preserve">        Person --&gt; "*" Address : addresses</w:t>
-      </w:r>
-      <w:r>
-        <w:br/>
-      </w:r>
-      <w:r>
-        <w:rPr>
-          <w:rStyle w:val="VerbatimChar"/>
-        </w:rPr>
-        <w:t xml:space="preserve">        click Address href "../Address/"</w:t>
-      </w:r>
-      <w:r>
-        <w:br/>
-      </w:r>
-      <w:r>
-        <w:rPr>
-          <w:rStyle w:val="VerbatimChar"/>
-        </w:rPr>
-        <w:t xml:space="preserve">    </w:t>
-      </w:r>
-      <w:r>
-        <w:br/>
-      </w:r>
-      <w:r>
-        <w:br/>
-      </w:r>
-      <w:r>
-        <w:rPr>
-          <w:rStyle w:val="VerbatimChar"/>
-        </w:rPr>
-        <w:t xml:space="preserve">        </w:t>
-      </w:r>
-      <w:r>
-        <w:br/>
-      </w:r>
-      <w:r>
-        <w:rPr>
-          <w:rStyle w:val="VerbatimChar"/>
-        </w:rPr>
-        <w:t xml:space="preserve">      Person : birth_date</w:t>
-      </w:r>
-      <w:r>
-        <w:br/>
-      </w:r>
-      <w:r>
-        <w:rPr>
-          <w:rStyle w:val="VerbatimChar"/>
-        </w:rPr>
-        <w:t xml:space="preserve">        </w:t>
-      </w:r>
-      <w:r>
-        <w:br/>
-      </w:r>
-      <w:r>
-        <w:rPr>
-          <w:rStyle w:val="VerbatimChar"/>
-        </w:rPr>
-        <w:t xml:space="preserve">      Person : birth_year</w:t>
-      </w:r>
-      <w:r>
-        <w:br/>
-      </w:r>
-      <w:r>
-        <w:rPr>
-          <w:rStyle w:val="VerbatimChar"/>
-        </w:rPr>
-        <w:t xml:space="preserve">        </w:t>
-      </w:r>
-      <w:r>
-        <w:br/>
-      </w:r>
-      <w:r>
-        <w:rPr>
-          <w:rStyle w:val="VerbatimChar"/>
-        </w:rPr>
-        <w:t xml:space="preserve">      Person : citizenships</w:t>
-      </w:r>
-      <w:r>
-        <w:br/>
-      </w:r>
-      <w:r>
-        <w:rPr>
-          <w:rStyle w:val="VerbatimChar"/>
-        </w:rPr>
-        <w:t xml:space="preserve">        </w:t>
-      </w:r>
-      <w:r>
-        <w:br/>
-      </w:r>
-      <w:r>
-        <w:rPr>
-          <w:rStyle w:val="VerbatimChar"/>
-        </w:rPr>
-        <w:t xml:space="preserve">          </w:t>
-      </w:r>
-      <w:r>
-        <w:br/>
-      </w:r>
-      <w:r>
-        <w:rPr>
-          <w:rStyle w:val="VerbatimChar"/>
-        </w:rPr>
-        <w:t xml:space="preserve">    </w:t>
-      </w:r>
-      <w:r>
-        <w:br/>
-      </w:r>
-      <w:r>
-        <w:rPr>
-          <w:rStyle w:val="VerbatimChar"/>
-        </w:rPr>
-        <w:t xml:space="preserve">        </w:t>
-      </w:r>
-      <w:r>
-        <w:br/>
-      </w:r>
-      <w:r>
-        <w:rPr>
-          <w:rStyle w:val="VerbatimChar"/>
-        </w:rPr>
-        <w:t xml:space="preserve">        </w:t>
-      </w:r>
-      <w:r>
-        <w:br/>
-      </w:r>
-      <w:r>
-        <w:rPr>
-          <w:rStyle w:val="VerbatimChar"/>
-        </w:rPr>
-        <w:t xml:space="preserve">        Person --&gt; "*" Citizenship : citizenships</w:t>
-      </w:r>
-      <w:r>
-        <w:br/>
-      </w:r>
-      <w:r>
-        <w:rPr>
-          <w:rStyle w:val="VerbatimChar"/>
-        </w:rPr>
-        <w:t xml:space="preserve">        click Citizenship href "../Citizenship/"</w:t>
-      </w:r>
-      <w:r>
-        <w:br/>
-      </w:r>
-      <w:r>
-        <w:rPr>
-          <w:rStyle w:val="VerbatimChar"/>
-        </w:rPr>
-        <w:t xml:space="preserve">    </w:t>
-      </w:r>
-      <w:r>
-        <w:br/>
-      </w:r>
-      <w:r>
-        <w:br/>
-      </w:r>
-      <w:r>
-        <w:rPr>
-          <w:rStyle w:val="VerbatimChar"/>
-        </w:rPr>
-        <w:t xml:space="preserve">        </w:t>
-      </w:r>
-      <w:r>
-        <w:br/>
-      </w:r>
-      <w:r>
-        <w:rPr>
-          <w:rStyle w:val="VerbatimChar"/>
-        </w:rPr>
-        <w:t xml:space="preserve">      Person : contacts</w:t>
-      </w:r>
-      <w:r>
-        <w:br/>
-      </w:r>
-      <w:r>
-        <w:rPr>
-          <w:rStyle w:val="VerbatimChar"/>
-        </w:rPr>
-        <w:t xml:space="preserve">        </w:t>
-      </w:r>
-      <w:r>
-        <w:br/>
-      </w:r>
-      <w:r>
-        <w:rPr>
-          <w:rStyle w:val="VerbatimChar"/>
-        </w:rPr>
-        <w:t xml:space="preserve">          </w:t>
-      </w:r>
-      <w:r>
-        <w:br/>
-      </w:r>
-      <w:r>
-        <w:rPr>
-          <w:rStyle w:val="VerbatimChar"/>
-        </w:rPr>
-        <w:t xml:space="preserve">    </w:t>
-      </w:r>
-      <w:r>
-        <w:br/>
-      </w:r>
-      <w:r>
-        <w:rPr>
-          <w:rStyle w:val="VerbatimChar"/>
-        </w:rPr>
-        <w:t xml:space="preserve">        </w:t>
-      </w:r>
-      <w:r>
-        <w:br/>
-      </w:r>
-      <w:r>
-        <w:rPr>
-          <w:rStyle w:val="VerbatimChar"/>
-        </w:rPr>
-        <w:t xml:space="preserve">        </w:t>
-      </w:r>
-      <w:r>
-        <w:br/>
-      </w:r>
-      <w:r>
-        <w:rPr>
-          <w:rStyle w:val="VerbatimChar"/>
-        </w:rPr>
-        <w:t xml:space="preserve">        Person --&gt; "*" Contact : contacts</w:t>
-      </w:r>
-      <w:r>
-        <w:br/>
-      </w:r>
-      <w:r>
-        <w:rPr>
-          <w:rStyle w:val="VerbatimChar"/>
-        </w:rPr>
-        <w:t xml:space="preserve">        click Contact href "../Contact/"</w:t>
-      </w:r>
-      <w:r>
-        <w:br/>
-      </w:r>
-      <w:r>
-        <w:rPr>
-          <w:rStyle w:val="VerbatimChar"/>
-        </w:rPr>
-        <w:t xml:space="preserve">    </w:t>
-      </w:r>
-      <w:r>
-        <w:br/>
-      </w:r>
-      <w:r>
-        <w:br/>
-      </w:r>
-      <w:r>
-        <w:rPr>
-          <w:rStyle w:val="VerbatimChar"/>
-        </w:rPr>
-        <w:t xml:space="preserve">        </w:t>
-      </w:r>
-      <w:r>
-        <w:br/>
-      </w:r>
-      <w:r>
-        <w:rPr>
-          <w:rStyle w:val="VerbatimChar"/>
-        </w:rPr>
-        <w:t xml:space="preserve">      Person : date_created</w:t>
-      </w:r>
-      <w:r>
-        <w:br/>
-      </w:r>
-      <w:r>
-        <w:rPr>
-          <w:rStyle w:val="VerbatimChar"/>
-        </w:rPr>
-        <w:t xml:space="preserve">        </w:t>
-      </w:r>
-      <w:r>
-        <w:br/>
-      </w:r>
-      <w:r>
-        <w:rPr>
-          <w:rStyle w:val="VerbatimChar"/>
-        </w:rPr>
-        <w:t xml:space="preserve">      Person : date_modified</w:t>
-      </w:r>
-      <w:r>
-        <w:br/>
-      </w:r>
-      <w:r>
-        <w:rPr>
-          <w:rStyle w:val="VerbatimChar"/>
-        </w:rPr>
-        <w:t xml:space="preserve">        </w:t>
-      </w:r>
-      <w:r>
-        <w:br/>
-      </w:r>
-      <w:r>
-        <w:rPr>
-          <w:rStyle w:val="VerbatimChar"/>
-        </w:rPr>
-        <w:t xml:space="preserve">      Person : datetime_created</w:t>
-      </w:r>
-      <w:r>
-        <w:br/>
-      </w:r>
-      <w:r>
-        <w:rPr>
-          <w:rStyle w:val="VerbatimChar"/>
-        </w:rPr>
-        <w:t xml:space="preserve">        </w:t>
-      </w:r>
-      <w:r>
-        <w:br/>
-      </w:r>
-      <w:r>
-        <w:rPr>
-          <w:rStyle w:val="VerbatimChar"/>
-        </w:rPr>
-        <w:t xml:space="preserve">      Person : datetime_modified</w:t>
-      </w:r>
-      <w:r>
-        <w:br/>
-      </w:r>
-      <w:r>
-        <w:rPr>
-          <w:rStyle w:val="VerbatimChar"/>
-        </w:rPr>
-        <w:t xml:space="preserve">        </w:t>
-      </w:r>
-      <w:r>
-        <w:br/>
-      </w:r>
-      <w:r>
-        <w:rPr>
-          <w:rStyle w:val="VerbatimChar"/>
-        </w:rPr>
-        <w:t xml:space="preserve">      Person : death_date</w:t>
-      </w:r>
-      <w:r>
-        <w:br/>
-      </w:r>
-      <w:r>
-        <w:rPr>
-          <w:rStyle w:val="VerbatimChar"/>
-        </w:rPr>
-        <w:t xml:space="preserve">        </w:t>
-      </w:r>
-      <w:r>
-        <w:br/>
-      </w:r>
-      <w:r>
-        <w:rPr>
-          <w:rStyle w:val="VerbatimChar"/>
-        </w:rPr>
-        <w:t xml:space="preserve">      Person : death_year</w:t>
-      </w:r>
-      <w:r>
-        <w:br/>
-      </w:r>
-      <w:r>
-        <w:rPr>
-          <w:rStyle w:val="VerbatimChar"/>
-        </w:rPr>
-        <w:t xml:space="preserve">        </w:t>
-      </w:r>
-      <w:r>
-        <w:br/>
-      </w:r>
-      <w:r>
-        <w:rPr>
-          <w:rStyle w:val="VerbatimChar"/>
-        </w:rPr>
-        <w:t xml:space="preserve">      Person : electoral_district</w:t>
-      </w:r>
-      <w:r>
-        <w:br/>
-      </w:r>
-      <w:r>
-        <w:rPr>
-          <w:rStyle w:val="VerbatimChar"/>
-        </w:rPr>
-        <w:t xml:space="preserve">        </w:t>
-      </w:r>
-      <w:r>
-        <w:br/>
-      </w:r>
-      <w:r>
-        <w:rPr>
-          <w:rStyle w:val="VerbatimChar"/>
-        </w:rPr>
-        <w:t xml:space="preserve">          </w:t>
-      </w:r>
-      <w:r>
-        <w:br/>
-      </w:r>
-      <w:r>
-        <w:rPr>
-          <w:rStyle w:val="VerbatimChar"/>
-        </w:rPr>
-        <w:t xml:space="preserve">    </w:t>
-      </w:r>
-      <w:r>
-        <w:br/>
-      </w:r>
-      <w:r>
-        <w:rPr>
-          <w:rStyle w:val="VerbatimChar"/>
-        </w:rPr>
-        <w:t xml:space="preserve">        </w:t>
-      </w:r>
-      <w:r>
-        <w:br/>
-      </w:r>
-      <w:r>
-        <w:rPr>
-          <w:rStyle w:val="VerbatimChar"/>
-        </w:rPr>
-        <w:t xml:space="preserve">        </w:t>
-      </w:r>
-      <w:r>
-        <w:br/>
-      </w:r>
-      <w:r>
-        <w:rPr>
-          <w:rStyle w:val="VerbatimChar"/>
-        </w:rPr>
-        <w:t xml:space="preserve">        Person --&gt; "0..1" ElectoralDistrict : electoral_district</w:t>
-      </w:r>
-      <w:r>
-        <w:br/>
-      </w:r>
-      <w:r>
-        <w:rPr>
-          <w:rStyle w:val="VerbatimChar"/>
-        </w:rPr>
-        <w:t xml:space="preserve">        click ElectoralDistrict href "../ElectoralDistrict/"</w:t>
-      </w:r>
-      <w:r>
-        <w:br/>
-      </w:r>
-      <w:r>
-        <w:rPr>
-          <w:rStyle w:val="VerbatimChar"/>
-        </w:rPr>
-        <w:t xml:space="preserve">    </w:t>
-      </w:r>
-      <w:r>
-        <w:br/>
-      </w:r>
-      <w:r>
-        <w:br/>
-      </w:r>
-      <w:r>
-        <w:rPr>
-          <w:rStyle w:val="VerbatimChar"/>
-        </w:rPr>
-        <w:t xml:space="preserve">        </w:t>
-      </w:r>
-      <w:r>
-        <w:br/>
-      </w:r>
-      <w:r>
-        <w:rPr>
-          <w:rStyle w:val="VerbatimChar"/>
-        </w:rPr>
-        <w:t xml:space="preserve">      Person : genders</w:t>
-      </w:r>
-      <w:r>
-        <w:br/>
-      </w:r>
-      <w:r>
-        <w:rPr>
-          <w:rStyle w:val="VerbatimChar"/>
-        </w:rPr>
-        <w:t xml:space="preserve">        </w:t>
-      </w:r>
-      <w:r>
-        <w:br/>
-      </w:r>
-      <w:r>
-        <w:rPr>
-          <w:rStyle w:val="VerbatimChar"/>
-        </w:rPr>
-        <w:t xml:space="preserve">          </w:t>
-      </w:r>
-      <w:r>
-        <w:br/>
-      </w:r>
-      <w:r>
-        <w:rPr>
-          <w:rStyle w:val="VerbatimChar"/>
-        </w:rPr>
-        <w:t xml:space="preserve">    </w:t>
-      </w:r>
-      <w:r>
-        <w:br/>
-      </w:r>
-      <w:r>
-        <w:rPr>
-          <w:rStyle w:val="VerbatimChar"/>
-        </w:rPr>
-        <w:t xml:space="preserve">        </w:t>
-      </w:r>
-      <w:r>
-        <w:br/>
-      </w:r>
-      <w:r>
-        <w:rPr>
-          <w:rStyle w:val="VerbatimChar"/>
-        </w:rPr>
-        <w:t xml:space="preserve">        </w:t>
-      </w:r>
-      <w:r>
-        <w:br/>
-      </w:r>
-      <w:r>
-        <w:rPr>
-          <w:rStyle w:val="VerbatimChar"/>
-        </w:rPr>
-        <w:t xml:space="preserve">        Person --&gt; "*" Gender : genders</w:t>
-      </w:r>
-      <w:r>
-        <w:br/>
-      </w:r>
-      <w:r>
-        <w:rPr>
-          <w:rStyle w:val="VerbatimChar"/>
-        </w:rPr>
-        <w:t xml:space="preserve">        click Gender href "../Gender/"</w:t>
-      </w:r>
-      <w:r>
-        <w:br/>
-      </w:r>
-      <w:r>
-        <w:rPr>
-          <w:rStyle w:val="VerbatimChar"/>
-        </w:rPr>
-        <w:t xml:space="preserve">    </w:t>
-      </w:r>
-      <w:r>
-        <w:br/>
-      </w:r>
-      <w:r>
-        <w:br/>
-      </w:r>
-      <w:r>
-        <w:rPr>
-          <w:rStyle w:val="VerbatimChar"/>
-        </w:rPr>
-        <w:t xml:space="preserve">        </w:t>
-      </w:r>
-      <w:r>
-        <w:br/>
-      </w:r>
-      <w:r>
-        <w:rPr>
-          <w:rStyle w:val="VerbatimChar"/>
-        </w:rPr>
-        <w:t xml:space="preserve">      Person : global_uri</w:t>
-      </w:r>
-      <w:r>
-        <w:br/>
-      </w:r>
-      <w:r>
-        <w:rPr>
-          <w:rStyle w:val="VerbatimChar"/>
-        </w:rPr>
-        <w:t xml:space="preserve">        </w:t>
-      </w:r>
-      <w:r>
-        <w:br/>
-      </w:r>
-      <w:r>
-        <w:rPr>
-          <w:rStyle w:val="VerbatimChar"/>
-        </w:rPr>
-        <w:t xml:space="preserve">      Person : interest_links</w:t>
-      </w:r>
-      <w:r>
-        <w:br/>
-      </w:r>
-      <w:r>
-        <w:rPr>
-          <w:rStyle w:val="VerbatimChar"/>
-        </w:rPr>
-        <w:t xml:space="preserve">        </w:t>
-      </w:r>
-      <w:r>
-        <w:br/>
-      </w:r>
-      <w:r>
-        <w:rPr>
-          <w:rStyle w:val="VerbatimChar"/>
-        </w:rPr>
-        <w:t xml:space="preserve">          </w:t>
-      </w:r>
-      <w:r>
-        <w:br/>
-      </w:r>
-      <w:r>
-        <w:rPr>
-          <w:rStyle w:val="VerbatimChar"/>
-        </w:rPr>
-        <w:t xml:space="preserve">    </w:t>
-      </w:r>
-      <w:r>
-        <w:br/>
-      </w:r>
-      <w:r>
-        <w:rPr>
-          <w:rStyle w:val="VerbatimChar"/>
-        </w:rPr>
-        <w:t xml:space="preserve">        </w:t>
-      </w:r>
-      <w:r>
-        <w:br/>
-      </w:r>
-      <w:r>
-        <w:rPr>
-          <w:rStyle w:val="VerbatimChar"/>
-        </w:rPr>
-        <w:t xml:space="preserve">        </w:t>
-      </w:r>
-      <w:r>
-        <w:br/>
-      </w:r>
-      <w:r>
-        <w:rPr>
-          <w:rStyle w:val="VerbatimChar"/>
-        </w:rPr>
-        <w:t xml:space="preserve">        Person --&gt; "*" InterestLink : interest_links</w:t>
-      </w:r>
-      <w:r>
-        <w:br/>
-      </w:r>
-      <w:r>
-        <w:rPr>
-          <w:rStyle w:val="VerbatimChar"/>
-        </w:rPr>
-        <w:t xml:space="preserve">        click InterestLink href "../InterestLink/"</w:t>
-      </w:r>
-      <w:r>
-        <w:br/>
-      </w:r>
-      <w:r>
-        <w:rPr>
-          <w:rStyle w:val="VerbatimChar"/>
-        </w:rPr>
-        <w:t xml:space="preserve">    </w:t>
-      </w:r>
-      <w:r>
-        <w:br/>
-      </w:r>
-      <w:r>
-        <w:br/>
-      </w:r>
-      <w:r>
-        <w:rPr>
-          <w:rStyle w:val="VerbatimChar"/>
-        </w:rPr>
-        <w:t xml:space="preserve">        </w:t>
-      </w:r>
-      <w:r>
-        <w:br/>
-      </w:r>
-      <w:r>
-        <w:rPr>
-          <w:rStyle w:val="VerbatimChar"/>
-        </w:rPr>
-        <w:t xml:space="preserve">      Person : label</w:t>
-      </w:r>
-      <w:r>
-        <w:br/>
-      </w:r>
-      <w:r>
-        <w:rPr>
-          <w:rStyle w:val="VerbatimChar"/>
-        </w:rPr>
-        <w:t xml:space="preserve">        </w:t>
-      </w:r>
-      <w:r>
-        <w:br/>
-      </w:r>
-      <w:r>
-        <w:rPr>
-          <w:rStyle w:val="VerbatimChar"/>
-        </w:rPr>
-        <w:t xml:space="preserve">      Person : label_long</w:t>
-      </w:r>
-      <w:r>
-        <w:br/>
-      </w:r>
-      <w:r>
-        <w:rPr>
-          <w:rStyle w:val="VerbatimChar"/>
-        </w:rPr>
-        <w:t xml:space="preserve">        </w:t>
-      </w:r>
-      <w:r>
-        <w:br/>
-      </w:r>
-      <w:r>
-        <w:rPr>
-          <w:rStyle w:val="VerbatimChar"/>
-        </w:rPr>
-        <w:t xml:space="preserve">      Person : language_proficiencies</w:t>
-      </w:r>
-      <w:r>
-        <w:br/>
-      </w:r>
-      <w:r>
-        <w:rPr>
-          <w:rStyle w:val="VerbatimChar"/>
-        </w:rPr>
-        <w:t xml:space="preserve">        </w:t>
-      </w:r>
-      <w:r>
-        <w:br/>
-      </w:r>
-      <w:r>
-        <w:rPr>
-          <w:rStyle w:val="VerbatimChar"/>
-        </w:rPr>
-        <w:t xml:space="preserve">          </w:t>
-      </w:r>
-      <w:r>
-        <w:br/>
-      </w:r>
-      <w:r>
-        <w:rPr>
-          <w:rStyle w:val="VerbatimChar"/>
-        </w:rPr>
-        <w:t xml:space="preserve">    </w:t>
-      </w:r>
-      <w:r>
-        <w:br/>
-      </w:r>
-      <w:r>
-        <w:rPr>
-          <w:rStyle w:val="VerbatimChar"/>
-        </w:rPr>
-        <w:t xml:space="preserve">        </w:t>
-      </w:r>
-      <w:r>
-        <w:br/>
-      </w:r>
-      <w:r>
-        <w:rPr>
-          <w:rStyle w:val="VerbatimChar"/>
-        </w:rPr>
-        <w:t xml:space="preserve">        </w:t>
-      </w:r>
-      <w:r>
-        <w:br/>
-      </w:r>
-      <w:r>
-        <w:rPr>
-          <w:rStyle w:val="VerbatimChar"/>
-        </w:rPr>
-        <w:t xml:space="preserve">        Person --&gt; "*" LanguageProficiency : language_proficiencies</w:t>
-      </w:r>
-      <w:r>
-        <w:br/>
-      </w:r>
-      <w:r>
-        <w:rPr>
-          <w:rStyle w:val="VerbatimChar"/>
-        </w:rPr>
-        <w:t xml:space="preserve">        click LanguageProficiency href "../LanguageProficiency/"</w:t>
-      </w:r>
-      <w:r>
-        <w:br/>
-      </w:r>
-      <w:r>
-        <w:rPr>
-          <w:rStyle w:val="VerbatimChar"/>
-        </w:rPr>
-        <w:t xml:space="preserve">    </w:t>
-      </w:r>
-      <w:r>
-        <w:br/>
-      </w:r>
-      <w:r>
-        <w:br/>
-      </w:r>
-      <w:r>
-        <w:rPr>
-          <w:rStyle w:val="VerbatimChar"/>
-        </w:rPr>
-        <w:t xml:space="preserve">        </w:t>
-      </w:r>
-      <w:r>
-        <w:br/>
-      </w:r>
-      <w:r>
-        <w:rPr>
-          <w:rStyle w:val="VerbatimChar"/>
-        </w:rPr>
-        <w:t xml:space="preserve">      Person : local_id</w:t>
-      </w:r>
-      <w:r>
-        <w:br/>
-      </w:r>
-      <w:r>
-        <w:rPr>
-          <w:rStyle w:val="VerbatimChar"/>
-        </w:rPr>
-        <w:t xml:space="preserve">        </w:t>
-      </w:r>
-      <w:r>
-        <w:br/>
-      </w:r>
-      <w:r>
-        <w:rPr>
-          <w:rStyle w:val="VerbatimChar"/>
-        </w:rPr>
-        <w:t xml:space="preserve">      Person : names</w:t>
-      </w:r>
-      <w:r>
-        <w:br/>
-      </w:r>
-      <w:r>
-        <w:rPr>
-          <w:rStyle w:val="VerbatimChar"/>
-        </w:rPr>
-        <w:t xml:space="preserve">        </w:t>
-      </w:r>
-      <w:r>
-        <w:br/>
-      </w:r>
-      <w:r>
-        <w:rPr>
-          <w:rStyle w:val="VerbatimChar"/>
-        </w:rPr>
-        <w:t xml:space="preserve">          </w:t>
-      </w:r>
-      <w:r>
-        <w:br/>
-      </w:r>
-      <w:r>
-        <w:rPr>
-          <w:rStyle w:val="VerbatimChar"/>
-        </w:rPr>
-        <w:t xml:space="preserve">    </w:t>
-      </w:r>
-      <w:r>
-        <w:br/>
-      </w:r>
-      <w:r>
-        <w:rPr>
-          <w:rStyle w:val="VerbatimChar"/>
-        </w:rPr>
-        <w:t xml:space="preserve">        </w:t>
-      </w:r>
-      <w:r>
-        <w:br/>
-      </w:r>
-      <w:r>
-        <w:rPr>
-          <w:rStyle w:val="VerbatimChar"/>
-        </w:rPr>
-        <w:t xml:space="preserve">        </w:t>
-      </w:r>
-      <w:r>
-        <w:br/>
-      </w:r>
-      <w:r>
-        <w:rPr>
-          <w:rStyle w:val="VerbatimChar"/>
-        </w:rPr>
-        <w:t xml:space="preserve">        Person --&gt; "*" Name : names</w:t>
-      </w:r>
-      <w:r>
-        <w:br/>
-      </w:r>
-      <w:r>
-        <w:rPr>
-          <w:rStyle w:val="VerbatimChar"/>
-        </w:rPr>
-        <w:t xml:space="preserve">        click Name href "../Name/"</w:t>
-      </w:r>
-      <w:r>
-        <w:br/>
-      </w:r>
-      <w:r>
-        <w:rPr>
-          <w:rStyle w:val="VerbatimChar"/>
-        </w:rPr>
-        <w:t xml:space="preserve">    </w:t>
-      </w:r>
-      <w:r>
-        <w:br/>
-      </w:r>
-      <w:r>
-        <w:br/>
-      </w:r>
-      <w:r>
-        <w:rPr>
-          <w:rStyle w:val="VerbatimChar"/>
-        </w:rPr>
-        <w:t xml:space="preserve">        </w:t>
-      </w:r>
-      <w:r>
-        <w:br/>
-      </w:r>
-      <w:r>
-        <w:rPr>
-          <w:rStyle w:val="VerbatimChar"/>
-        </w:rPr>
-        <w:t xml:space="preserve">      Person : occupations</w:t>
-      </w:r>
-      <w:r>
-        <w:br/>
-      </w:r>
-      <w:r>
-        <w:rPr>
-          <w:rStyle w:val="VerbatimChar"/>
-        </w:rPr>
-        <w:t xml:space="preserve">        </w:t>
-      </w:r>
-      <w:r>
-        <w:br/>
-      </w:r>
-      <w:r>
-        <w:rPr>
-          <w:rStyle w:val="VerbatimChar"/>
-        </w:rPr>
-        <w:t xml:space="preserve">          </w:t>
-      </w:r>
-      <w:r>
-        <w:br/>
-      </w:r>
-      <w:r>
-        <w:rPr>
-          <w:rStyle w:val="VerbatimChar"/>
-        </w:rPr>
-        <w:t xml:space="preserve">    </w:t>
-      </w:r>
-      <w:r>
-        <w:br/>
-      </w:r>
-      <w:r>
-        <w:rPr>
-          <w:rStyle w:val="VerbatimChar"/>
-        </w:rPr>
-        <w:t xml:space="preserve">        </w:t>
-      </w:r>
-      <w:r>
-        <w:br/>
-      </w:r>
-      <w:r>
-        <w:rPr>
-          <w:rStyle w:val="VerbatimChar"/>
-        </w:rPr>
-        <w:t xml:space="preserve">        </w:t>
-      </w:r>
-      <w:r>
-        <w:br/>
-      </w:r>
-      <w:r>
-        <w:rPr>
-          <w:rStyle w:val="VerbatimChar"/>
-        </w:rPr>
-        <w:t xml:space="preserve">        Person --&gt; "*" Occupation : occupations</w:t>
-      </w:r>
-      <w:r>
-        <w:br/>
-      </w:r>
-      <w:r>
-        <w:rPr>
-          <w:rStyle w:val="VerbatimChar"/>
-        </w:rPr>
-        <w:t xml:space="preserve">        click Occupation href "../Occupation/"</w:t>
-      </w:r>
-      <w:r>
-        <w:br/>
-      </w:r>
-      <w:r>
-        <w:rPr>
-          <w:rStyle w:val="VerbatimChar"/>
-        </w:rPr>
-        <w:t xml:space="preserve">    </w:t>
-      </w:r>
-      <w:r>
-        <w:br/>
-      </w:r>
-      <w:r>
-        <w:br/>
-      </w:r>
-      <w:r>
-        <w:rPr>
-          <w:rStyle w:val="VerbatimChar"/>
-        </w:rPr>
-        <w:t xml:space="preserve">        </w:t>
-      </w:r>
-      <w:r>
-        <w:br/>
-      </w:r>
-      <w:r>
-        <w:rPr>
-          <w:rStyle w:val="VerbatimChar"/>
-        </w:rPr>
-        <w:t xml:space="preserve">      Person : picture</w:t>
-      </w:r>
-      <w:r>
-        <w:br/>
-      </w:r>
-      <w:r>
-        <w:rPr>
-          <w:rStyle w:val="VerbatimChar"/>
-        </w:rPr>
-        <w:t xml:space="preserve">        </w:t>
-      </w:r>
-      <w:r>
-        <w:br/>
-      </w:r>
-      <w:r>
-        <w:rPr>
-          <w:rStyle w:val="VerbatimChar"/>
-        </w:rPr>
-        <w:t xml:space="preserve">      Person : trainings</w:t>
-      </w:r>
-      <w:r>
-        <w:br/>
-      </w:r>
-      <w:r>
-        <w:rPr>
-          <w:rStyle w:val="VerbatimChar"/>
-        </w:rPr>
-        <w:t xml:space="preserve">        </w:t>
-      </w:r>
-      <w:r>
-        <w:br/>
-      </w:r>
-      <w:r>
-        <w:rPr>
-          <w:rStyle w:val="VerbatimChar"/>
-        </w:rPr>
-        <w:t xml:space="preserve">          </w:t>
-      </w:r>
-      <w:r>
-        <w:br/>
-      </w:r>
-      <w:r>
-        <w:rPr>
-          <w:rStyle w:val="VerbatimChar"/>
-        </w:rPr>
-        <w:t xml:space="preserve">    </w:t>
-      </w:r>
-      <w:r>
-        <w:br/>
-      </w:r>
-      <w:r>
-        <w:rPr>
-          <w:rStyle w:val="VerbatimChar"/>
-        </w:rPr>
-        <w:t xml:space="preserve">        </w:t>
-      </w:r>
-      <w:r>
-        <w:br/>
-      </w:r>
-      <w:r>
-        <w:rPr>
-          <w:rStyle w:val="VerbatimChar"/>
-        </w:rPr>
-        <w:t xml:space="preserve">        </w:t>
-      </w:r>
-      <w:r>
-        <w:br/>
-      </w:r>
-      <w:r>
-        <w:rPr>
-          <w:rStyle w:val="VerbatimChar"/>
-        </w:rPr>
-        <w:t xml:space="preserve">        Person --&gt; "*" Training : trainings</w:t>
-      </w:r>
-      <w:r>
-        <w:br/>
-      </w:r>
-      <w:r>
-        <w:rPr>
-          <w:rStyle w:val="VerbatimChar"/>
-        </w:rPr>
-        <w:t xml:space="preserve">        click Training href "../Training/"</w:t>
-      </w:r>
-      <w:r>
-        <w:br/>
-      </w:r>
-      <w:r>
-        <w:rPr>
-          <w:rStyle w:val="VerbatimChar"/>
-        </w:rPr>
-        <w:t xml:space="preserve">    </w:t>
-      </w:r>
-      <w:r>
-        <w:br/>
-      </w:r>
-      <w:r>
-        <w:br/>
-      </w:r>
-      <w:r>
-        <w:rPr>
-          <w:rStyle w:val="VerbatimChar"/>
-        </w:rPr>
-        <w:t xml:space="preserve">        </w:t>
-      </w:r>
-      <w:r>
-        <w:br/>
-      </w:r>
-      <w:r>
-        <w:rPr>
-          <w:rStyle w:val="VerbatimChar"/>
-        </w:rPr>
-        <w:t xml:space="preserve">      Person : wikidata_uri</w:t>
-      </w:r>
-      <w:r>
-        <w:br/>
-      </w:r>
-      <w:r>
-        <w:rPr>
-          <w:rStyle w:val="VerbatimChar"/>
-        </w:rPr>
-        <w:t xml:space="preserve">        </w:t>
-      </w:r>
-      <w:r>
-        <w:br/>
-      </w:r>
-      <w:r>
-        <w:rPr>
-          <w:rStyle w:val="VerbatimChar"/>
-        </w:rPr>
-        <w:t xml:space="preserve">      </w:t>
-      </w:r>
     </w:p>
     <w:bookmarkStart w:id="52" w:name="inheritance"/>
     <w:p>
@@ -29247,860 +27982,6 @@
         </w:r>
       </w:hyperlink>
     </w:p>
-    <w:p>
-      <w:pPr>
-        <w:pStyle w:val="SourceCode"/>
-      </w:pPr>
-      <w:r>
-        <w:rPr>
-          <w:rStyle w:val="VerbatimChar"/>
-        </w:rPr>
-        <w:t xml:space="preserve"> classDiagram</w:t>
-      </w:r>
-      <w:r>
-        <w:br/>
-      </w:r>
-      <w:r>
-        <w:rPr>
-          <w:rStyle w:val="VerbatimChar"/>
-        </w:rPr>
-        <w:t xml:space="preserve">    class Group</w:t>
-      </w:r>
-      <w:r>
-        <w:br/>
-      </w:r>
-      <w:r>
-        <w:rPr>
-          <w:rStyle w:val="VerbatimChar"/>
-        </w:rPr>
-        <w:t xml:space="preserve">    click Group href "../Group/"</w:t>
-      </w:r>
-      <w:r>
-        <w:br/>
-      </w:r>
-      <w:r>
-        <w:rPr>
-          <w:rStyle w:val="VerbatimChar"/>
-        </w:rPr>
-        <w:t xml:space="preserve">      HasIdentification &lt;|-- Group</w:t>
-      </w:r>
-      <w:r>
-        <w:br/>
-      </w:r>
-      <w:r>
-        <w:rPr>
-          <w:rStyle w:val="VerbatimChar"/>
-        </w:rPr>
-        <w:t xml:space="preserve">        click HasIdentification href "../HasIdentification/"</w:t>
-      </w:r>
-      <w:r>
-        <w:br/>
-      </w:r>
-      <w:r>
-        <w:rPr>
-          <w:rStyle w:val="VerbatimChar"/>
-        </w:rPr>
-        <w:t xml:space="preserve">      HasCreationModificationDates &lt;|-- Group</w:t>
-      </w:r>
-      <w:r>
-        <w:br/>
-      </w:r>
-      <w:r>
-        <w:rPr>
-          <w:rStyle w:val="VerbatimChar"/>
-        </w:rPr>
-        <w:t xml:space="preserve">        click HasCreationModificationDates href "../HasCreationModificationDates/"</w:t>
-      </w:r>
-      <w:r>
-        <w:br/>
-      </w:r>
-      <w:r>
-        <w:rPr>
-          <w:rStyle w:val="VerbatimChar"/>
-        </w:rPr>
-        <w:t xml:space="preserve">      HasTemporalValidity &lt;|-- Group</w:t>
-      </w:r>
-      <w:r>
-        <w:br/>
-      </w:r>
-      <w:r>
-        <w:rPr>
-          <w:rStyle w:val="VerbatimChar"/>
-        </w:rPr>
-        <w:t xml:space="preserve">        click HasTemporalValidity href "../HasTemporalValidity/"</w:t>
-      </w:r>
-      <w:r>
-        <w:br/>
-      </w:r>
-      <w:r>
-        <w:rPr>
-          <w:rStyle w:val="VerbatimChar"/>
-        </w:rPr>
-        <w:t xml:space="preserve">      </w:t>
-      </w:r>
-      <w:r>
-        <w:br/>
-      </w:r>
-      <w:r>
-        <w:rPr>
-          <w:rStyle w:val="VerbatimChar"/>
-        </w:rPr>
-        <w:t xml:space="preserve">      Group : abbreviation</w:t>
-      </w:r>
-      <w:r>
-        <w:br/>
-      </w:r>
-      <w:r>
-        <w:rPr>
-          <w:rStyle w:val="VerbatimChar"/>
-        </w:rPr>
-        <w:t xml:space="preserve">        </w:t>
-      </w:r>
-      <w:r>
-        <w:br/>
-      </w:r>
-      <w:r>
-        <w:rPr>
-          <w:rStyle w:val="VerbatimChar"/>
-        </w:rPr>
-        <w:t xml:space="preserve">          </w:t>
-      </w:r>
-      <w:r>
-        <w:br/>
-      </w:r>
-      <w:r>
-        <w:rPr>
-          <w:rStyle w:val="VerbatimChar"/>
-        </w:rPr>
-        <w:t xml:space="preserve">    </w:t>
-      </w:r>
-      <w:r>
-        <w:br/>
-      </w:r>
-      <w:r>
-        <w:rPr>
-          <w:rStyle w:val="VerbatimChar"/>
-        </w:rPr>
-        <w:t xml:space="preserve">        </w:t>
-      </w:r>
-      <w:r>
-        <w:br/>
-      </w:r>
-      <w:r>
-        <w:rPr>
-          <w:rStyle w:val="VerbatimChar"/>
-        </w:rPr>
-        <w:t xml:space="preserve">        </w:t>
-      </w:r>
-      <w:r>
-        <w:br/>
-      </w:r>
-      <w:r>
-        <w:rPr>
-          <w:rStyle w:val="VerbatimChar"/>
-        </w:rPr>
-        <w:t xml:space="preserve">        Group --&gt; "*" MultilingualValue : abbreviation</w:t>
-      </w:r>
-      <w:r>
-        <w:br/>
-      </w:r>
-      <w:r>
-        <w:rPr>
-          <w:rStyle w:val="VerbatimChar"/>
-        </w:rPr>
-        <w:t xml:space="preserve">        click MultilingualValue href "../MultilingualValue/"</w:t>
-      </w:r>
-      <w:r>
-        <w:br/>
-      </w:r>
-      <w:r>
-        <w:rPr>
-          <w:rStyle w:val="VerbatimChar"/>
-        </w:rPr>
-        <w:t xml:space="preserve">    </w:t>
-      </w:r>
-      <w:r>
-        <w:br/>
-      </w:r>
-      <w:r>
-        <w:br/>
-      </w:r>
-      <w:r>
-        <w:rPr>
-          <w:rStyle w:val="VerbatimChar"/>
-        </w:rPr>
-        <w:t xml:space="preserve">        </w:t>
-      </w:r>
-      <w:r>
-        <w:br/>
-      </w:r>
-      <w:r>
-        <w:rPr>
-          <w:rStyle w:val="VerbatimChar"/>
-        </w:rPr>
-        <w:t xml:space="preserve">      Group : addresses</w:t>
-      </w:r>
-      <w:r>
-        <w:br/>
-      </w:r>
-      <w:r>
-        <w:rPr>
-          <w:rStyle w:val="VerbatimChar"/>
-        </w:rPr>
-        <w:t xml:space="preserve">        </w:t>
-      </w:r>
-      <w:r>
-        <w:br/>
-      </w:r>
-      <w:r>
-        <w:rPr>
-          <w:rStyle w:val="VerbatimChar"/>
-        </w:rPr>
-        <w:t xml:space="preserve">          </w:t>
-      </w:r>
-      <w:r>
-        <w:br/>
-      </w:r>
-      <w:r>
-        <w:rPr>
-          <w:rStyle w:val="VerbatimChar"/>
-        </w:rPr>
-        <w:t xml:space="preserve">    </w:t>
-      </w:r>
-      <w:r>
-        <w:br/>
-      </w:r>
-      <w:r>
-        <w:rPr>
-          <w:rStyle w:val="VerbatimChar"/>
-        </w:rPr>
-        <w:t xml:space="preserve">        </w:t>
-      </w:r>
-      <w:r>
-        <w:br/>
-      </w:r>
-      <w:r>
-        <w:rPr>
-          <w:rStyle w:val="VerbatimChar"/>
-        </w:rPr>
-        <w:t xml:space="preserve">        </w:t>
-      </w:r>
-      <w:r>
-        <w:br/>
-      </w:r>
-      <w:r>
-        <w:rPr>
-          <w:rStyle w:val="VerbatimChar"/>
-        </w:rPr>
-        <w:t xml:space="preserve">        Group --&gt; "*" Address : addresses</w:t>
-      </w:r>
-      <w:r>
-        <w:br/>
-      </w:r>
-      <w:r>
-        <w:rPr>
-          <w:rStyle w:val="VerbatimChar"/>
-        </w:rPr>
-        <w:t xml:space="preserve">        click Address href "../Address/"</w:t>
-      </w:r>
-      <w:r>
-        <w:br/>
-      </w:r>
-      <w:r>
-        <w:rPr>
-          <w:rStyle w:val="VerbatimChar"/>
-        </w:rPr>
-        <w:t xml:space="preserve">    </w:t>
-      </w:r>
-      <w:r>
-        <w:br/>
-      </w:r>
-      <w:r>
-        <w:br/>
-      </w:r>
-      <w:r>
-        <w:rPr>
-          <w:rStyle w:val="VerbatimChar"/>
-        </w:rPr>
-        <w:t xml:space="preserve">        </w:t>
-      </w:r>
-      <w:r>
-        <w:br/>
-      </w:r>
-      <w:r>
-        <w:rPr>
-          <w:rStyle w:val="VerbatimChar"/>
-        </w:rPr>
-        <w:t xml:space="preserve">      Group : contacts</w:t>
-      </w:r>
-      <w:r>
-        <w:br/>
-      </w:r>
-      <w:r>
-        <w:rPr>
-          <w:rStyle w:val="VerbatimChar"/>
-        </w:rPr>
-        <w:t xml:space="preserve">        </w:t>
-      </w:r>
-      <w:r>
-        <w:br/>
-      </w:r>
-      <w:r>
-        <w:rPr>
-          <w:rStyle w:val="VerbatimChar"/>
-        </w:rPr>
-        <w:t xml:space="preserve">          </w:t>
-      </w:r>
-      <w:r>
-        <w:br/>
-      </w:r>
-      <w:r>
-        <w:rPr>
-          <w:rStyle w:val="VerbatimChar"/>
-        </w:rPr>
-        <w:t xml:space="preserve">    </w:t>
-      </w:r>
-      <w:r>
-        <w:br/>
-      </w:r>
-      <w:r>
-        <w:rPr>
-          <w:rStyle w:val="VerbatimChar"/>
-        </w:rPr>
-        <w:t xml:space="preserve">        </w:t>
-      </w:r>
-      <w:r>
-        <w:br/>
-      </w:r>
-      <w:r>
-        <w:rPr>
-          <w:rStyle w:val="VerbatimChar"/>
-        </w:rPr>
-        <w:t xml:space="preserve">        </w:t>
-      </w:r>
-      <w:r>
-        <w:br/>
-      </w:r>
-      <w:r>
-        <w:rPr>
-          <w:rStyle w:val="VerbatimChar"/>
-        </w:rPr>
-        <w:t xml:space="preserve">        Group --&gt; "*" Contact : contacts</w:t>
-      </w:r>
-      <w:r>
-        <w:br/>
-      </w:r>
-      <w:r>
-        <w:rPr>
-          <w:rStyle w:val="VerbatimChar"/>
-        </w:rPr>
-        <w:t xml:space="preserve">        click Contact href "../Contact/"</w:t>
-      </w:r>
-      <w:r>
-        <w:br/>
-      </w:r>
-      <w:r>
-        <w:rPr>
-          <w:rStyle w:val="VerbatimChar"/>
-        </w:rPr>
-        <w:t xml:space="preserve">    </w:t>
-      </w:r>
-      <w:r>
-        <w:br/>
-      </w:r>
-      <w:r>
-        <w:br/>
-      </w:r>
-      <w:r>
-        <w:rPr>
-          <w:rStyle w:val="VerbatimChar"/>
-        </w:rPr>
-        <w:t xml:space="preserve">        </w:t>
-      </w:r>
-      <w:r>
-        <w:br/>
-      </w:r>
-      <w:r>
-        <w:rPr>
-          <w:rStyle w:val="VerbatimChar"/>
-        </w:rPr>
-        <w:t xml:space="preserve">      Group : date_created</w:t>
-      </w:r>
-      <w:r>
-        <w:br/>
-      </w:r>
-      <w:r>
-        <w:rPr>
-          <w:rStyle w:val="VerbatimChar"/>
-        </w:rPr>
-        <w:t xml:space="preserve">        </w:t>
-      </w:r>
-      <w:r>
-        <w:br/>
-      </w:r>
-      <w:r>
-        <w:rPr>
-          <w:rStyle w:val="VerbatimChar"/>
-        </w:rPr>
-        <w:t xml:space="preserve">      Group : date_modified</w:t>
-      </w:r>
-      <w:r>
-        <w:br/>
-      </w:r>
-      <w:r>
-        <w:rPr>
-          <w:rStyle w:val="VerbatimChar"/>
-        </w:rPr>
-        <w:t xml:space="preserve">        </w:t>
-      </w:r>
-      <w:r>
-        <w:br/>
-      </w:r>
-      <w:r>
-        <w:rPr>
-          <w:rStyle w:val="VerbatimChar"/>
-        </w:rPr>
-        <w:t xml:space="preserve">      Group : datetime_created</w:t>
-      </w:r>
-      <w:r>
-        <w:br/>
-      </w:r>
-      <w:r>
-        <w:rPr>
-          <w:rStyle w:val="VerbatimChar"/>
-        </w:rPr>
-        <w:t xml:space="preserve">        </w:t>
-      </w:r>
-      <w:r>
-        <w:br/>
-      </w:r>
-      <w:r>
-        <w:rPr>
-          <w:rStyle w:val="VerbatimChar"/>
-        </w:rPr>
-        <w:t xml:space="preserve">      Group : datetime_modified</w:t>
-      </w:r>
-      <w:r>
-        <w:br/>
-      </w:r>
-      <w:r>
-        <w:rPr>
-          <w:rStyle w:val="VerbatimChar"/>
-        </w:rPr>
-        <w:t xml:space="preserve">        </w:t>
-      </w:r>
-      <w:r>
-        <w:br/>
-      </w:r>
-      <w:r>
-        <w:rPr>
-          <w:rStyle w:val="VerbatimChar"/>
-        </w:rPr>
-        <w:t xml:space="preserve">      Group : description</w:t>
-      </w:r>
-      <w:r>
-        <w:br/>
-      </w:r>
-      <w:r>
-        <w:rPr>
-          <w:rStyle w:val="VerbatimChar"/>
-        </w:rPr>
-        <w:t xml:space="preserve">        </w:t>
-      </w:r>
-      <w:r>
-        <w:br/>
-      </w:r>
-      <w:r>
-        <w:rPr>
-          <w:rStyle w:val="VerbatimChar"/>
-        </w:rPr>
-        <w:t xml:space="preserve">          </w:t>
-      </w:r>
-      <w:r>
-        <w:br/>
-      </w:r>
-      <w:r>
-        <w:rPr>
-          <w:rStyle w:val="VerbatimChar"/>
-        </w:rPr>
-        <w:t xml:space="preserve">    </w:t>
-      </w:r>
-      <w:r>
-        <w:br/>
-      </w:r>
-      <w:r>
-        <w:rPr>
-          <w:rStyle w:val="VerbatimChar"/>
-        </w:rPr>
-        <w:t xml:space="preserve">        </w:t>
-      </w:r>
-      <w:r>
-        <w:br/>
-      </w:r>
-      <w:r>
-        <w:rPr>
-          <w:rStyle w:val="VerbatimChar"/>
-        </w:rPr>
-        <w:t xml:space="preserve">        </w:t>
-      </w:r>
-      <w:r>
-        <w:br/>
-      </w:r>
-      <w:r>
-        <w:rPr>
-          <w:rStyle w:val="VerbatimChar"/>
-        </w:rPr>
-        <w:t xml:space="preserve">        Group --&gt; "*" MultilingualValue : description</w:t>
-      </w:r>
-      <w:r>
-        <w:br/>
-      </w:r>
-      <w:r>
-        <w:rPr>
-          <w:rStyle w:val="VerbatimChar"/>
-        </w:rPr>
-        <w:t xml:space="preserve">        click MultilingualValue href "../MultilingualValue/"</w:t>
-      </w:r>
-      <w:r>
-        <w:br/>
-      </w:r>
-      <w:r>
-        <w:rPr>
-          <w:rStyle w:val="VerbatimChar"/>
-        </w:rPr>
-        <w:t xml:space="preserve">    </w:t>
-      </w:r>
-      <w:r>
-        <w:br/>
-      </w:r>
-      <w:r>
-        <w:br/>
-      </w:r>
-      <w:r>
-        <w:rPr>
-          <w:rStyle w:val="VerbatimChar"/>
-        </w:rPr>
-        <w:t xml:space="preserve">        </w:t>
-      </w:r>
-      <w:r>
-        <w:br/>
-      </w:r>
-      <w:r>
-        <w:rPr>
-          <w:rStyle w:val="VerbatimChar"/>
-        </w:rPr>
-        <w:t xml:space="preserve">      Group : global_uri</w:t>
-      </w:r>
-      <w:r>
-        <w:br/>
-      </w:r>
-      <w:r>
-        <w:rPr>
-          <w:rStyle w:val="VerbatimChar"/>
-        </w:rPr>
-        <w:t xml:space="preserve">        </w:t>
-      </w:r>
-      <w:r>
-        <w:br/>
-      </w:r>
-      <w:r>
-        <w:rPr>
-          <w:rStyle w:val="VerbatimChar"/>
-        </w:rPr>
-        <w:t xml:space="preserve">      Group : group_type</w:t>
-      </w:r>
-      <w:r>
-        <w:br/>
-      </w:r>
-      <w:r>
-        <w:rPr>
-          <w:rStyle w:val="VerbatimChar"/>
-        </w:rPr>
-        <w:t xml:space="preserve">        </w:t>
-      </w:r>
-      <w:r>
-        <w:br/>
-      </w:r>
-      <w:r>
-        <w:rPr>
-          <w:rStyle w:val="VerbatimChar"/>
-        </w:rPr>
-        <w:t xml:space="preserve">          </w:t>
-      </w:r>
-      <w:r>
-        <w:br/>
-      </w:r>
-      <w:r>
-        <w:rPr>
-          <w:rStyle w:val="VerbatimChar"/>
-        </w:rPr>
-        <w:t xml:space="preserve">    </w:t>
-      </w:r>
-      <w:r>
-        <w:br/>
-      </w:r>
-      <w:r>
-        <w:rPr>
-          <w:rStyle w:val="VerbatimChar"/>
-        </w:rPr>
-        <w:t xml:space="preserve">        </w:t>
-      </w:r>
-      <w:r>
-        <w:br/>
-      </w:r>
-      <w:r>
-        <w:rPr>
-          <w:rStyle w:val="VerbatimChar"/>
-        </w:rPr>
-        <w:t xml:space="preserve">        </w:t>
-      </w:r>
-      <w:r>
-        <w:br/>
-      </w:r>
-      <w:r>
-        <w:rPr>
-          <w:rStyle w:val="VerbatimChar"/>
-        </w:rPr>
-        <w:t xml:space="preserve">        Group --&gt; "0..1" GroupType : group_type</w:t>
-      </w:r>
-      <w:r>
-        <w:br/>
-      </w:r>
-      <w:r>
-        <w:rPr>
-          <w:rStyle w:val="VerbatimChar"/>
-        </w:rPr>
-        <w:t xml:space="preserve">        click GroupType href "../GroupType/"</w:t>
-      </w:r>
-      <w:r>
-        <w:br/>
-      </w:r>
-      <w:r>
-        <w:rPr>
-          <w:rStyle w:val="VerbatimChar"/>
-        </w:rPr>
-        <w:t xml:space="preserve">    </w:t>
-      </w:r>
-      <w:r>
-        <w:br/>
-      </w:r>
-      <w:r>
-        <w:br/>
-      </w:r>
-      <w:r>
-        <w:rPr>
-          <w:rStyle w:val="VerbatimChar"/>
-        </w:rPr>
-        <w:t xml:space="preserve">        </w:t>
-      </w:r>
-      <w:r>
-        <w:br/>
-      </w:r>
-      <w:r>
-        <w:rPr>
-          <w:rStyle w:val="VerbatimChar"/>
-        </w:rPr>
-        <w:t xml:space="preserve">      Group : is_active</w:t>
-      </w:r>
-      <w:r>
-        <w:br/>
-      </w:r>
-      <w:r>
-        <w:rPr>
-          <w:rStyle w:val="VerbatimChar"/>
-        </w:rPr>
-        <w:t xml:space="preserve">        </w:t>
-      </w:r>
-      <w:r>
-        <w:br/>
-      </w:r>
-      <w:r>
-        <w:rPr>
-          <w:rStyle w:val="VerbatimChar"/>
-        </w:rPr>
-        <w:t xml:space="preserve">      Group : label</w:t>
-      </w:r>
-      <w:r>
-        <w:br/>
-      </w:r>
-      <w:r>
-        <w:rPr>
-          <w:rStyle w:val="VerbatimChar"/>
-        </w:rPr>
-        <w:t xml:space="preserve">        </w:t>
-      </w:r>
-      <w:r>
-        <w:br/>
-      </w:r>
-      <w:r>
-        <w:rPr>
-          <w:rStyle w:val="VerbatimChar"/>
-        </w:rPr>
-        <w:t xml:space="preserve">      Group : landing_page</w:t>
-      </w:r>
-      <w:r>
-        <w:br/>
-      </w:r>
-      <w:r>
-        <w:rPr>
-          <w:rStyle w:val="VerbatimChar"/>
-        </w:rPr>
-        <w:t xml:space="preserve">        </w:t>
-      </w:r>
-      <w:r>
-        <w:br/>
-      </w:r>
-      <w:r>
-        <w:rPr>
-          <w:rStyle w:val="VerbatimChar"/>
-        </w:rPr>
-        <w:t xml:space="preserve">      Group : local_id</w:t>
-      </w:r>
-      <w:r>
-        <w:br/>
-      </w:r>
-      <w:r>
-        <w:rPr>
-          <w:rStyle w:val="VerbatimChar"/>
-        </w:rPr>
-        <w:t xml:space="preserve">        </w:t>
-      </w:r>
-      <w:r>
-        <w:br/>
-      </w:r>
-      <w:r>
-        <w:rPr>
-          <w:rStyle w:val="VerbatimChar"/>
-        </w:rPr>
-        <w:t xml:space="preserve">      Group : parent_groups</w:t>
-      </w:r>
-      <w:r>
-        <w:br/>
-      </w:r>
-      <w:r>
-        <w:rPr>
-          <w:rStyle w:val="VerbatimChar"/>
-        </w:rPr>
-        <w:t xml:space="preserve">        </w:t>
-      </w:r>
-      <w:r>
-        <w:br/>
-      </w:r>
-      <w:r>
-        <w:rPr>
-          <w:rStyle w:val="VerbatimChar"/>
-        </w:rPr>
-        <w:t xml:space="preserve">      Group : party_color</w:t>
-      </w:r>
-      <w:r>
-        <w:br/>
-      </w:r>
-      <w:r>
-        <w:rPr>
-          <w:rStyle w:val="VerbatimChar"/>
-        </w:rPr>
-        <w:t xml:space="preserve">        </w:t>
-      </w:r>
-      <w:r>
-        <w:br/>
-      </w:r>
-      <w:r>
-        <w:rPr>
-          <w:rStyle w:val="VerbatimChar"/>
-        </w:rPr>
-        <w:t xml:space="preserve">      Group : spatial</w:t>
-      </w:r>
-      <w:r>
-        <w:br/>
-      </w:r>
-      <w:r>
-        <w:rPr>
-          <w:rStyle w:val="VerbatimChar"/>
-        </w:rPr>
-        <w:t xml:space="preserve">        </w:t>
-      </w:r>
-      <w:r>
-        <w:br/>
-      </w:r>
-      <w:r>
-        <w:rPr>
-          <w:rStyle w:val="VerbatimChar"/>
-        </w:rPr>
-        <w:t xml:space="preserve">      Group : statutes_url</w:t>
-      </w:r>
-      <w:r>
-        <w:br/>
-      </w:r>
-      <w:r>
-        <w:rPr>
-          <w:rStyle w:val="VerbatimChar"/>
-        </w:rPr>
-        <w:t xml:space="preserve">        </w:t>
-      </w:r>
-      <w:r>
-        <w:br/>
-      </w:r>
-      <w:r>
-        <w:rPr>
-          <w:rStyle w:val="VerbatimChar"/>
-        </w:rPr>
-        <w:t xml:space="preserve">      Group : valid_from</w:t>
-      </w:r>
-      <w:r>
-        <w:br/>
-      </w:r>
-      <w:r>
-        <w:rPr>
-          <w:rStyle w:val="VerbatimChar"/>
-        </w:rPr>
-        <w:t xml:space="preserve">        </w:t>
-      </w:r>
-      <w:r>
-        <w:br/>
-      </w:r>
-      <w:r>
-        <w:rPr>
-          <w:rStyle w:val="VerbatimChar"/>
-        </w:rPr>
-        <w:t xml:space="preserve">      Group : valid_through</w:t>
-      </w:r>
-      <w:r>
-        <w:br/>
-      </w:r>
-      <w:r>
-        <w:rPr>
-          <w:rStyle w:val="VerbatimChar"/>
-        </w:rPr>
-        <w:t xml:space="preserve">        </w:t>
-      </w:r>
-      <w:r>
-        <w:br/>
-      </w:r>
-      <w:r>
-        <w:rPr>
-          <w:rStyle w:val="VerbatimChar"/>
-        </w:rPr>
-        <w:t xml:space="preserve">      Group : wikidata_uri</w:t>
-      </w:r>
-      <w:r>
-        <w:br/>
-      </w:r>
-      <w:r>
-        <w:rPr>
-          <w:rStyle w:val="VerbatimChar"/>
-        </w:rPr>
-        <w:t xml:space="preserve">        </w:t>
-      </w:r>
-      <w:r>
-        <w:br/>
-      </w:r>
-      <w:r>
-        <w:rPr>
-          <w:rStyle w:val="VerbatimChar"/>
-        </w:rPr>
-        <w:t xml:space="preserve">      </w:t>
-      </w:r>
-    </w:p>
     <w:bookmarkStart w:id="116" w:name="inheritance-1"/>
     <w:p>
       <w:pPr>
@@ -47951,584 +45832,6 @@
         </w:r>
       </w:hyperlink>
     </w:p>
-    <w:p>
-      <w:pPr>
-        <w:pStyle w:val="SourceCode"/>
-      </w:pPr>
-      <w:r>
-        <w:rPr>
-          <w:rStyle w:val="VerbatimChar"/>
-        </w:rPr>
-        <w:t xml:space="preserve"> classDiagram</w:t>
-      </w:r>
-      <w:r>
-        <w:br/>
-      </w:r>
-      <w:r>
-        <w:rPr>
-          <w:rStyle w:val="VerbatimChar"/>
-        </w:rPr>
-        <w:t xml:space="preserve">    class Membership</w:t>
-      </w:r>
-      <w:r>
-        <w:br/>
-      </w:r>
-      <w:r>
-        <w:rPr>
-          <w:rStyle w:val="VerbatimChar"/>
-        </w:rPr>
-        <w:t xml:space="preserve">    click Membership href "../Membership/"</w:t>
-      </w:r>
-      <w:r>
-        <w:br/>
-      </w:r>
-      <w:r>
-        <w:rPr>
-          <w:rStyle w:val="VerbatimChar"/>
-        </w:rPr>
-        <w:t xml:space="preserve">      HasIdentification &lt;|-- Membership</w:t>
-      </w:r>
-      <w:r>
-        <w:br/>
-      </w:r>
-      <w:r>
-        <w:rPr>
-          <w:rStyle w:val="VerbatimChar"/>
-        </w:rPr>
-        <w:t xml:space="preserve">        click HasIdentification href "../HasIdentification/"</w:t>
-      </w:r>
-      <w:r>
-        <w:br/>
-      </w:r>
-      <w:r>
-        <w:rPr>
-          <w:rStyle w:val="VerbatimChar"/>
-        </w:rPr>
-        <w:t xml:space="preserve">      HasCreationModificationDates &lt;|-- Membership</w:t>
-      </w:r>
-      <w:r>
-        <w:br/>
-      </w:r>
-      <w:r>
-        <w:rPr>
-          <w:rStyle w:val="VerbatimChar"/>
-        </w:rPr>
-        <w:t xml:space="preserve">        click HasCreationModificationDates href "../HasCreationModificationDates/"</w:t>
-      </w:r>
-      <w:r>
-        <w:br/>
-      </w:r>
-      <w:r>
-        <w:rPr>
-          <w:rStyle w:val="VerbatimChar"/>
-        </w:rPr>
-        <w:t xml:space="preserve">      HasTemporalValidity &lt;|-- Membership</w:t>
-      </w:r>
-      <w:r>
-        <w:br/>
-      </w:r>
-      <w:r>
-        <w:rPr>
-          <w:rStyle w:val="VerbatimChar"/>
-        </w:rPr>
-        <w:t xml:space="preserve">        click HasTemporalValidity href "../HasTemporalValidity/"</w:t>
-      </w:r>
-      <w:r>
-        <w:br/>
-      </w:r>
-      <w:r>
-        <w:rPr>
-          <w:rStyle w:val="VerbatimChar"/>
-        </w:rPr>
-        <w:t xml:space="preserve">      </w:t>
-      </w:r>
-      <w:r>
-        <w:br/>
-      </w:r>
-      <w:r>
-        <w:rPr>
-          <w:rStyle w:val="VerbatimChar"/>
-        </w:rPr>
-        <w:t xml:space="preserve">      Membership : authorized_to_vote</w:t>
-      </w:r>
-      <w:r>
-        <w:br/>
-      </w:r>
-      <w:r>
-        <w:rPr>
-          <w:rStyle w:val="VerbatimChar"/>
-        </w:rPr>
-        <w:t xml:space="preserve">        </w:t>
-      </w:r>
-      <w:r>
-        <w:br/>
-      </w:r>
-      <w:r>
-        <w:rPr>
-          <w:rStyle w:val="VerbatimChar"/>
-        </w:rPr>
-        <w:t xml:space="preserve">      Membership : concerned_group</w:t>
-      </w:r>
-      <w:r>
-        <w:br/>
-      </w:r>
-      <w:r>
-        <w:rPr>
-          <w:rStyle w:val="VerbatimChar"/>
-        </w:rPr>
-        <w:t xml:space="preserve">        </w:t>
-      </w:r>
-      <w:r>
-        <w:br/>
-      </w:r>
-      <w:r>
-        <w:rPr>
-          <w:rStyle w:val="VerbatimChar"/>
-        </w:rPr>
-        <w:t xml:space="preserve">          </w:t>
-      </w:r>
-      <w:r>
-        <w:br/>
-      </w:r>
-      <w:r>
-        <w:rPr>
-          <w:rStyle w:val="VerbatimChar"/>
-        </w:rPr>
-        <w:t xml:space="preserve">    </w:t>
-      </w:r>
-      <w:r>
-        <w:br/>
-      </w:r>
-      <w:r>
-        <w:rPr>
-          <w:rStyle w:val="VerbatimChar"/>
-        </w:rPr>
-        <w:t xml:space="preserve">        </w:t>
-      </w:r>
-      <w:r>
-        <w:br/>
-      </w:r>
-      <w:r>
-        <w:rPr>
-          <w:rStyle w:val="VerbatimChar"/>
-        </w:rPr>
-        <w:t xml:space="preserve">        </w:t>
-      </w:r>
-      <w:r>
-        <w:br/>
-      </w:r>
-      <w:r>
-        <w:rPr>
-          <w:rStyle w:val="VerbatimChar"/>
-        </w:rPr>
-        <w:t xml:space="preserve">        Membership --&gt; "0..1" Group : concerned_group</w:t>
-      </w:r>
-      <w:r>
-        <w:br/>
-      </w:r>
-      <w:r>
-        <w:rPr>
-          <w:rStyle w:val="VerbatimChar"/>
-        </w:rPr>
-        <w:t xml:space="preserve">        click Group href "../Group/"</w:t>
-      </w:r>
-      <w:r>
-        <w:br/>
-      </w:r>
-      <w:r>
-        <w:rPr>
-          <w:rStyle w:val="VerbatimChar"/>
-        </w:rPr>
-        <w:t xml:space="preserve">    </w:t>
-      </w:r>
-      <w:r>
-        <w:br/>
-      </w:r>
-      <w:r>
-        <w:br/>
-      </w:r>
-      <w:r>
-        <w:rPr>
-          <w:rStyle w:val="VerbatimChar"/>
-        </w:rPr>
-        <w:t xml:space="preserve">        </w:t>
-      </w:r>
-      <w:r>
-        <w:br/>
-      </w:r>
-      <w:r>
-        <w:rPr>
-          <w:rStyle w:val="VerbatimChar"/>
-        </w:rPr>
-        <w:t xml:space="preserve">      Membership : concerned_person</w:t>
-      </w:r>
-      <w:r>
-        <w:br/>
-      </w:r>
-      <w:r>
-        <w:rPr>
-          <w:rStyle w:val="VerbatimChar"/>
-        </w:rPr>
-        <w:t xml:space="preserve">        </w:t>
-      </w:r>
-      <w:r>
-        <w:br/>
-      </w:r>
-      <w:r>
-        <w:rPr>
-          <w:rStyle w:val="VerbatimChar"/>
-        </w:rPr>
-        <w:t xml:space="preserve">          </w:t>
-      </w:r>
-      <w:r>
-        <w:br/>
-      </w:r>
-      <w:r>
-        <w:rPr>
-          <w:rStyle w:val="VerbatimChar"/>
-        </w:rPr>
-        <w:t xml:space="preserve">    </w:t>
-      </w:r>
-      <w:r>
-        <w:br/>
-      </w:r>
-      <w:r>
-        <w:rPr>
-          <w:rStyle w:val="VerbatimChar"/>
-        </w:rPr>
-        <w:t xml:space="preserve">        </w:t>
-      </w:r>
-      <w:r>
-        <w:br/>
-      </w:r>
-      <w:r>
-        <w:rPr>
-          <w:rStyle w:val="VerbatimChar"/>
-        </w:rPr>
-        <w:t xml:space="preserve">        </w:t>
-      </w:r>
-      <w:r>
-        <w:br/>
-      </w:r>
-      <w:r>
-        <w:rPr>
-          <w:rStyle w:val="VerbatimChar"/>
-        </w:rPr>
-        <w:t xml:space="preserve">        Membership --&gt; "0..1" Person : concerned_person</w:t>
-      </w:r>
-      <w:r>
-        <w:br/>
-      </w:r>
-      <w:r>
-        <w:rPr>
-          <w:rStyle w:val="VerbatimChar"/>
-        </w:rPr>
-        <w:t xml:space="preserve">        click Person href "../Person/"</w:t>
-      </w:r>
-      <w:r>
-        <w:br/>
-      </w:r>
-      <w:r>
-        <w:rPr>
-          <w:rStyle w:val="VerbatimChar"/>
-        </w:rPr>
-        <w:t xml:space="preserve">    </w:t>
-      </w:r>
-      <w:r>
-        <w:br/>
-      </w:r>
-      <w:r>
-        <w:br/>
-      </w:r>
-      <w:r>
-        <w:rPr>
-          <w:rStyle w:val="VerbatimChar"/>
-        </w:rPr>
-        <w:t xml:space="preserve">        </w:t>
-      </w:r>
-      <w:r>
-        <w:br/>
-      </w:r>
-      <w:r>
-        <w:rPr>
-          <w:rStyle w:val="VerbatimChar"/>
-        </w:rPr>
-        <w:t xml:space="preserve">      Membership : date_created</w:t>
-      </w:r>
-      <w:r>
-        <w:br/>
-      </w:r>
-      <w:r>
-        <w:rPr>
-          <w:rStyle w:val="VerbatimChar"/>
-        </w:rPr>
-        <w:t xml:space="preserve">        </w:t>
-      </w:r>
-      <w:r>
-        <w:br/>
-      </w:r>
-      <w:r>
-        <w:rPr>
-          <w:rStyle w:val="VerbatimChar"/>
-        </w:rPr>
-        <w:t xml:space="preserve">      Membership : date_modified</w:t>
-      </w:r>
-      <w:r>
-        <w:br/>
-      </w:r>
-      <w:r>
-        <w:rPr>
-          <w:rStyle w:val="VerbatimChar"/>
-        </w:rPr>
-        <w:t xml:space="preserve">        </w:t>
-      </w:r>
-      <w:r>
-        <w:br/>
-      </w:r>
-      <w:r>
-        <w:rPr>
-          <w:rStyle w:val="VerbatimChar"/>
-        </w:rPr>
-        <w:t xml:space="preserve">      Membership : datetime_created</w:t>
-      </w:r>
-      <w:r>
-        <w:br/>
-      </w:r>
-      <w:r>
-        <w:rPr>
-          <w:rStyle w:val="VerbatimChar"/>
-        </w:rPr>
-        <w:t xml:space="preserve">        </w:t>
-      </w:r>
-      <w:r>
-        <w:br/>
-      </w:r>
-      <w:r>
-        <w:rPr>
-          <w:rStyle w:val="VerbatimChar"/>
-        </w:rPr>
-        <w:t xml:space="preserve">      Membership : datetime_modified</w:t>
-      </w:r>
-      <w:r>
-        <w:br/>
-      </w:r>
-      <w:r>
-        <w:rPr>
-          <w:rStyle w:val="VerbatimChar"/>
-        </w:rPr>
-        <w:t xml:space="preserve">        </w:t>
-      </w:r>
-      <w:r>
-        <w:br/>
-      </w:r>
-      <w:r>
-        <w:rPr>
-          <w:rStyle w:val="VerbatimChar"/>
-        </w:rPr>
-        <w:t xml:space="preserve">      Membership : global_uri</w:t>
-      </w:r>
-      <w:r>
-        <w:br/>
-      </w:r>
-      <w:r>
-        <w:rPr>
-          <w:rStyle w:val="VerbatimChar"/>
-        </w:rPr>
-        <w:t xml:space="preserve">        </w:t>
-      </w:r>
-      <w:r>
-        <w:br/>
-      </w:r>
-      <w:r>
-        <w:rPr>
-          <w:rStyle w:val="VerbatimChar"/>
-        </w:rPr>
-        <w:t xml:space="preserve">      Membership : is_active</w:t>
-      </w:r>
-      <w:r>
-        <w:br/>
-      </w:r>
-      <w:r>
-        <w:rPr>
-          <w:rStyle w:val="VerbatimChar"/>
-        </w:rPr>
-        <w:t xml:space="preserve">        </w:t>
-      </w:r>
-      <w:r>
-        <w:br/>
-      </w:r>
-      <w:r>
-        <w:rPr>
-          <w:rStyle w:val="VerbatimChar"/>
-        </w:rPr>
-        <w:t xml:space="preserve">      Membership : local_id</w:t>
-      </w:r>
-      <w:r>
-        <w:br/>
-      </w:r>
-      <w:r>
-        <w:rPr>
-          <w:rStyle w:val="VerbatimChar"/>
-        </w:rPr>
-        <w:t xml:space="preserve">        </w:t>
-      </w:r>
-      <w:r>
-        <w:br/>
-      </w:r>
-      <w:r>
-        <w:rPr>
-          <w:rStyle w:val="VerbatimChar"/>
-        </w:rPr>
-        <w:t xml:space="preserve">      Membership : role_type</w:t>
-      </w:r>
-      <w:r>
-        <w:br/>
-      </w:r>
-      <w:r>
-        <w:rPr>
-          <w:rStyle w:val="VerbatimChar"/>
-        </w:rPr>
-        <w:t xml:space="preserve">        </w:t>
-      </w:r>
-      <w:r>
-        <w:br/>
-      </w:r>
-      <w:r>
-        <w:rPr>
-          <w:rStyle w:val="VerbatimChar"/>
-        </w:rPr>
-        <w:t xml:space="preserve">          </w:t>
-      </w:r>
-      <w:r>
-        <w:br/>
-      </w:r>
-      <w:r>
-        <w:rPr>
-          <w:rStyle w:val="VerbatimChar"/>
-        </w:rPr>
-        <w:t xml:space="preserve">    </w:t>
-      </w:r>
-      <w:r>
-        <w:br/>
-      </w:r>
-      <w:r>
-        <w:rPr>
-          <w:rStyle w:val="VerbatimChar"/>
-        </w:rPr>
-        <w:t xml:space="preserve">        </w:t>
-      </w:r>
-      <w:r>
-        <w:br/>
-      </w:r>
-      <w:r>
-        <w:rPr>
-          <w:rStyle w:val="VerbatimChar"/>
-        </w:rPr>
-        <w:t xml:space="preserve">        </w:t>
-      </w:r>
-      <w:r>
-        <w:br/>
-      </w:r>
-      <w:r>
-        <w:rPr>
-          <w:rStyle w:val="VerbatimChar"/>
-        </w:rPr>
-        <w:t xml:space="preserve">        Membership --&gt; "0..1" RoleType : role_type</w:t>
-      </w:r>
-      <w:r>
-        <w:br/>
-      </w:r>
-      <w:r>
-        <w:rPr>
-          <w:rStyle w:val="VerbatimChar"/>
-        </w:rPr>
-        <w:t xml:space="preserve">        click RoleType href "../RoleType/"</w:t>
-      </w:r>
-      <w:r>
-        <w:br/>
-      </w:r>
-      <w:r>
-        <w:rPr>
-          <w:rStyle w:val="VerbatimChar"/>
-        </w:rPr>
-        <w:t xml:space="preserve">    </w:t>
-      </w:r>
-      <w:r>
-        <w:br/>
-      </w:r>
-      <w:r>
-        <w:br/>
-      </w:r>
-      <w:r>
-        <w:rPr>
-          <w:rStyle w:val="VerbatimChar"/>
-        </w:rPr>
-        <w:t xml:space="preserve">        </w:t>
-      </w:r>
-      <w:r>
-        <w:br/>
-      </w:r>
-      <w:r>
-        <w:rPr>
-          <w:rStyle w:val="VerbatimChar"/>
-        </w:rPr>
-        <w:t xml:space="preserve">      Membership : valid_from</w:t>
-      </w:r>
-      <w:r>
-        <w:br/>
-      </w:r>
-      <w:r>
-        <w:rPr>
-          <w:rStyle w:val="VerbatimChar"/>
-        </w:rPr>
-        <w:t xml:space="preserve">        </w:t>
-      </w:r>
-      <w:r>
-        <w:br/>
-      </w:r>
-      <w:r>
-        <w:rPr>
-          <w:rStyle w:val="VerbatimChar"/>
-        </w:rPr>
-        <w:t xml:space="preserve">      Membership : valid_through</w:t>
-      </w:r>
-      <w:r>
-        <w:br/>
-      </w:r>
-      <w:r>
-        <w:rPr>
-          <w:rStyle w:val="VerbatimChar"/>
-        </w:rPr>
-        <w:t xml:space="preserve">        </w:t>
-      </w:r>
-      <w:r>
-        <w:br/>
-      </w:r>
-      <w:r>
-        <w:rPr>
-          <w:rStyle w:val="VerbatimChar"/>
-        </w:rPr>
-        <w:t xml:space="preserve">      Membership : wikidata_uri</w:t>
-      </w:r>
-      <w:r>
-        <w:br/>
-      </w:r>
-      <w:r>
-        <w:rPr>
-          <w:rStyle w:val="VerbatimChar"/>
-        </w:rPr>
-        <w:t xml:space="preserve">        </w:t>
-      </w:r>
-      <w:r>
-        <w:br/>
-      </w:r>
-      <w:r>
-        <w:rPr>
-          <w:rStyle w:val="VerbatimChar"/>
-        </w:rPr>
-        <w:t xml:space="preserve">      </w:t>
-      </w:r>
-    </w:p>
     <w:bookmarkStart w:id="168" w:name="inheritance-2"/>
     <w:p>
       <w:pPr>
@@ -60414,599 +57717,6 @@
           <w:t xml:space="preserve">act:InterestLink</w:t>
         </w:r>
       </w:hyperlink>
-    </w:p>
-    <w:p>
-      <w:pPr>
-        <w:pStyle w:val="SourceCode"/>
-      </w:pPr>
-      <w:r>
-        <w:rPr>
-          <w:rStyle w:val="VerbatimChar"/>
-        </w:rPr>
-        <w:t xml:space="preserve"> classDiagram</w:t>
-      </w:r>
-      <w:r>
-        <w:br/>
-      </w:r>
-      <w:r>
-        <w:rPr>
-          <w:rStyle w:val="VerbatimChar"/>
-        </w:rPr>
-        <w:t xml:space="preserve">    class InterestLink</w:t>
-      </w:r>
-      <w:r>
-        <w:br/>
-      </w:r>
-      <w:r>
-        <w:rPr>
-          <w:rStyle w:val="VerbatimChar"/>
-        </w:rPr>
-        <w:t xml:space="preserve">    click InterestLink href "../InterestLink/"</w:t>
-      </w:r>
-      <w:r>
-        <w:br/>
-      </w:r>
-      <w:r>
-        <w:rPr>
-          <w:rStyle w:val="VerbatimChar"/>
-        </w:rPr>
-        <w:t xml:space="preserve">      HasIdentification &lt;|-- InterestLink</w:t>
-      </w:r>
-      <w:r>
-        <w:br/>
-      </w:r>
-      <w:r>
-        <w:rPr>
-          <w:rStyle w:val="VerbatimChar"/>
-        </w:rPr>
-        <w:t xml:space="preserve">        click HasIdentification href "../HasIdentification/"</w:t>
-      </w:r>
-      <w:r>
-        <w:br/>
-      </w:r>
-      <w:r>
-        <w:rPr>
-          <w:rStyle w:val="VerbatimChar"/>
-        </w:rPr>
-        <w:t xml:space="preserve">      HasCreationModificationDates &lt;|-- InterestLink</w:t>
-      </w:r>
-      <w:r>
-        <w:br/>
-      </w:r>
-      <w:r>
-        <w:rPr>
-          <w:rStyle w:val="VerbatimChar"/>
-        </w:rPr>
-        <w:t xml:space="preserve">        click HasCreationModificationDates href "../HasCreationModificationDates/"</w:t>
-      </w:r>
-      <w:r>
-        <w:br/>
-      </w:r>
-      <w:r>
-        <w:rPr>
-          <w:rStyle w:val="VerbatimChar"/>
-        </w:rPr>
-        <w:t xml:space="preserve">      HasTemporalValidity &lt;|-- InterestLink</w:t>
-      </w:r>
-      <w:r>
-        <w:br/>
-      </w:r>
-      <w:r>
-        <w:rPr>
-          <w:rStyle w:val="VerbatimChar"/>
-        </w:rPr>
-        <w:t xml:space="preserve">        click HasTemporalValidity href "../HasTemporalValidity/"</w:t>
-      </w:r>
-      <w:r>
-        <w:br/>
-      </w:r>
-      <w:r>
-        <w:rPr>
-          <w:rStyle w:val="VerbatimChar"/>
-        </w:rPr>
-        <w:t xml:space="preserve">      </w:t>
-      </w:r>
-      <w:r>
-        <w:br/>
-      </w:r>
-      <w:r>
-        <w:rPr>
-          <w:rStyle w:val="VerbatimChar"/>
-        </w:rPr>
-        <w:t xml:space="preserve">      InterestLink : committee</w:t>
-      </w:r>
-      <w:r>
-        <w:br/>
-      </w:r>
-      <w:r>
-        <w:rPr>
-          <w:rStyle w:val="VerbatimChar"/>
-        </w:rPr>
-        <w:t xml:space="preserve">        </w:t>
-      </w:r>
-      <w:r>
-        <w:br/>
-      </w:r>
-      <w:r>
-        <w:rPr>
-          <w:rStyle w:val="VerbatimChar"/>
-        </w:rPr>
-        <w:t xml:space="preserve">      InterestLink : concerned_person</w:t>
-      </w:r>
-      <w:r>
-        <w:br/>
-      </w:r>
-      <w:r>
-        <w:rPr>
-          <w:rStyle w:val="VerbatimChar"/>
-        </w:rPr>
-        <w:t xml:space="preserve">        </w:t>
-      </w:r>
-      <w:r>
-        <w:br/>
-      </w:r>
-      <w:r>
-        <w:rPr>
-          <w:rStyle w:val="VerbatimChar"/>
-        </w:rPr>
-        <w:t xml:space="preserve">          </w:t>
-      </w:r>
-      <w:r>
-        <w:br/>
-      </w:r>
-      <w:r>
-        <w:rPr>
-          <w:rStyle w:val="VerbatimChar"/>
-        </w:rPr>
-        <w:t xml:space="preserve">    </w:t>
-      </w:r>
-      <w:r>
-        <w:br/>
-      </w:r>
-      <w:r>
-        <w:rPr>
-          <w:rStyle w:val="VerbatimChar"/>
-        </w:rPr>
-        <w:t xml:space="preserve">        </w:t>
-      </w:r>
-      <w:r>
-        <w:br/>
-      </w:r>
-      <w:r>
-        <w:rPr>
-          <w:rStyle w:val="VerbatimChar"/>
-        </w:rPr>
-        <w:t xml:space="preserve">        </w:t>
-      </w:r>
-      <w:r>
-        <w:br/>
-      </w:r>
-      <w:r>
-        <w:rPr>
-          <w:rStyle w:val="VerbatimChar"/>
-        </w:rPr>
-        <w:t xml:space="preserve">        InterestLink --&gt; "0..1" Person : concerned_person</w:t>
-      </w:r>
-      <w:r>
-        <w:br/>
-      </w:r>
-      <w:r>
-        <w:rPr>
-          <w:rStyle w:val="VerbatimChar"/>
-        </w:rPr>
-        <w:t xml:space="preserve">        click Person href "../Person/"</w:t>
-      </w:r>
-      <w:r>
-        <w:br/>
-      </w:r>
-      <w:r>
-        <w:rPr>
-          <w:rStyle w:val="VerbatimChar"/>
-        </w:rPr>
-        <w:t xml:space="preserve">    </w:t>
-      </w:r>
-      <w:r>
-        <w:br/>
-      </w:r>
-      <w:r>
-        <w:br/>
-      </w:r>
-      <w:r>
-        <w:rPr>
-          <w:rStyle w:val="VerbatimChar"/>
-        </w:rPr>
-        <w:t xml:space="preserve">        </w:t>
-      </w:r>
-      <w:r>
-        <w:br/>
-      </w:r>
-      <w:r>
-        <w:rPr>
-          <w:rStyle w:val="VerbatimChar"/>
-        </w:rPr>
-        <w:t xml:space="preserve">      InterestLink : date_created</w:t>
-      </w:r>
-      <w:r>
-        <w:br/>
-      </w:r>
-      <w:r>
-        <w:rPr>
-          <w:rStyle w:val="VerbatimChar"/>
-        </w:rPr>
-        <w:t xml:space="preserve">        </w:t>
-      </w:r>
-      <w:r>
-        <w:br/>
-      </w:r>
-      <w:r>
-        <w:rPr>
-          <w:rStyle w:val="VerbatimChar"/>
-        </w:rPr>
-        <w:t xml:space="preserve">      InterestLink : date_modified</w:t>
-      </w:r>
-      <w:r>
-        <w:br/>
-      </w:r>
-      <w:r>
-        <w:rPr>
-          <w:rStyle w:val="VerbatimChar"/>
-        </w:rPr>
-        <w:t xml:space="preserve">        </w:t>
-      </w:r>
-      <w:r>
-        <w:br/>
-      </w:r>
-      <w:r>
-        <w:rPr>
-          <w:rStyle w:val="VerbatimChar"/>
-        </w:rPr>
-        <w:t xml:space="preserve">      InterestLink : datetime_created</w:t>
-      </w:r>
-      <w:r>
-        <w:br/>
-      </w:r>
-      <w:r>
-        <w:rPr>
-          <w:rStyle w:val="VerbatimChar"/>
-        </w:rPr>
-        <w:t xml:space="preserve">        </w:t>
-      </w:r>
-      <w:r>
-        <w:br/>
-      </w:r>
-      <w:r>
-        <w:rPr>
-          <w:rStyle w:val="VerbatimChar"/>
-        </w:rPr>
-        <w:t xml:space="preserve">      InterestLink : datetime_modified</w:t>
-      </w:r>
-      <w:r>
-        <w:br/>
-      </w:r>
-      <w:r>
-        <w:rPr>
-          <w:rStyle w:val="VerbatimChar"/>
-        </w:rPr>
-        <w:t xml:space="preserve">        </w:t>
-      </w:r>
-      <w:r>
-        <w:br/>
-      </w:r>
-      <w:r>
-        <w:rPr>
-          <w:rStyle w:val="VerbatimChar"/>
-        </w:rPr>
-        <w:t xml:space="preserve">      InterestLink : function_role</w:t>
-      </w:r>
-      <w:r>
-        <w:br/>
-      </w:r>
-      <w:r>
-        <w:rPr>
-          <w:rStyle w:val="VerbatimChar"/>
-        </w:rPr>
-        <w:t xml:space="preserve">        </w:t>
-      </w:r>
-      <w:r>
-        <w:br/>
-      </w:r>
-      <w:r>
-        <w:rPr>
-          <w:rStyle w:val="VerbatimChar"/>
-        </w:rPr>
-        <w:t xml:space="preserve">      InterestLink : global_uri</w:t>
-      </w:r>
-      <w:r>
-        <w:br/>
-      </w:r>
-      <w:r>
-        <w:rPr>
-          <w:rStyle w:val="VerbatimChar"/>
-        </w:rPr>
-        <w:t xml:space="preserve">        </w:t>
-      </w:r>
-      <w:r>
-        <w:br/>
-      </w:r>
-      <w:r>
-        <w:rPr>
-          <w:rStyle w:val="VerbatimChar"/>
-        </w:rPr>
-        <w:t xml:space="preserve">      InterestLink : interest_type</w:t>
-      </w:r>
-      <w:r>
-        <w:br/>
-      </w:r>
-      <w:r>
-        <w:rPr>
-          <w:rStyle w:val="VerbatimChar"/>
-        </w:rPr>
-        <w:t xml:space="preserve">        </w:t>
-      </w:r>
-      <w:r>
-        <w:br/>
-      </w:r>
-      <w:r>
-        <w:rPr>
-          <w:rStyle w:val="VerbatimChar"/>
-        </w:rPr>
-        <w:t xml:space="preserve">          </w:t>
-      </w:r>
-      <w:r>
-        <w:br/>
-      </w:r>
-      <w:r>
-        <w:rPr>
-          <w:rStyle w:val="VerbatimChar"/>
-        </w:rPr>
-        <w:t xml:space="preserve">    </w:t>
-      </w:r>
-      <w:r>
-        <w:br/>
-      </w:r>
-      <w:r>
-        <w:rPr>
-          <w:rStyle w:val="VerbatimChar"/>
-        </w:rPr>
-        <w:t xml:space="preserve">        </w:t>
-      </w:r>
-      <w:r>
-        <w:br/>
-      </w:r>
-      <w:r>
-        <w:rPr>
-          <w:rStyle w:val="VerbatimChar"/>
-        </w:rPr>
-        <w:t xml:space="preserve">        </w:t>
-      </w:r>
-      <w:r>
-        <w:br/>
-      </w:r>
-      <w:r>
-        <w:rPr>
-          <w:rStyle w:val="VerbatimChar"/>
-        </w:rPr>
-        <w:t xml:space="preserve">        InterestLink --&gt; "1" InterestTypeEnum : interest_type</w:t>
-      </w:r>
-      <w:r>
-        <w:br/>
-      </w:r>
-      <w:r>
-        <w:rPr>
-          <w:rStyle w:val="VerbatimChar"/>
-        </w:rPr>
-        <w:t xml:space="preserve">        click InterestTypeEnum href "../InterestTypeEnum/"</w:t>
-      </w:r>
-      <w:r>
-        <w:br/>
-      </w:r>
-      <w:r>
-        <w:rPr>
-          <w:rStyle w:val="VerbatimChar"/>
-        </w:rPr>
-        <w:t xml:space="preserve">    </w:t>
-      </w:r>
-      <w:r>
-        <w:br/>
-      </w:r>
-      <w:r>
-        <w:br/>
-      </w:r>
-      <w:r>
-        <w:rPr>
-          <w:rStyle w:val="VerbatimChar"/>
-        </w:rPr>
-        <w:t xml:space="preserve">        </w:t>
-      </w:r>
-      <w:r>
-        <w:br/>
-      </w:r>
-      <w:r>
-        <w:rPr>
-          <w:rStyle w:val="VerbatimChar"/>
-        </w:rPr>
-        <w:t xml:space="preserve">      InterestLink : is_active</w:t>
-      </w:r>
-      <w:r>
-        <w:br/>
-      </w:r>
-      <w:r>
-        <w:rPr>
-          <w:rStyle w:val="VerbatimChar"/>
-        </w:rPr>
-        <w:t xml:space="preserve">        </w:t>
-      </w:r>
-      <w:r>
-        <w:br/>
-      </w:r>
-      <w:r>
-        <w:rPr>
-          <w:rStyle w:val="VerbatimChar"/>
-        </w:rPr>
-        <w:t xml:space="preserve">      InterestLink : is_paid</w:t>
-      </w:r>
-      <w:r>
-        <w:br/>
-      </w:r>
-      <w:r>
-        <w:rPr>
-          <w:rStyle w:val="VerbatimChar"/>
-        </w:rPr>
-        <w:t xml:space="preserve">        </w:t>
-      </w:r>
-      <w:r>
-        <w:br/>
-      </w:r>
-      <w:r>
-        <w:rPr>
-          <w:rStyle w:val="VerbatimChar"/>
-        </w:rPr>
-        <w:t xml:space="preserve">      InterestLink : legal_form</w:t>
-      </w:r>
-      <w:r>
-        <w:br/>
-      </w:r>
-      <w:r>
-        <w:rPr>
-          <w:rStyle w:val="VerbatimChar"/>
-        </w:rPr>
-        <w:t xml:space="preserve">        </w:t>
-      </w:r>
-      <w:r>
-        <w:br/>
-      </w:r>
-      <w:r>
-        <w:rPr>
-          <w:rStyle w:val="VerbatimChar"/>
-        </w:rPr>
-        <w:t xml:space="preserve">      InterestLink : local_id</w:t>
-      </w:r>
-      <w:r>
-        <w:br/>
-      </w:r>
-      <w:r>
-        <w:rPr>
-          <w:rStyle w:val="VerbatimChar"/>
-        </w:rPr>
-        <w:t xml:space="preserve">        </w:t>
-      </w:r>
-      <w:r>
-        <w:br/>
-      </w:r>
-      <w:r>
-        <w:rPr>
-          <w:rStyle w:val="VerbatimChar"/>
-        </w:rPr>
-        <w:t xml:space="preserve">      InterestLink : organization_address</w:t>
-      </w:r>
-      <w:r>
-        <w:br/>
-      </w:r>
-      <w:r>
-        <w:rPr>
-          <w:rStyle w:val="VerbatimChar"/>
-        </w:rPr>
-        <w:t xml:space="preserve">        </w:t>
-      </w:r>
-      <w:r>
-        <w:br/>
-      </w:r>
-      <w:r>
-        <w:rPr>
-          <w:rStyle w:val="VerbatimChar"/>
-        </w:rPr>
-        <w:t xml:space="preserve">      InterestLink : organization_label</w:t>
-      </w:r>
-      <w:r>
-        <w:br/>
-      </w:r>
-      <w:r>
-        <w:rPr>
-          <w:rStyle w:val="VerbatimChar"/>
-        </w:rPr>
-        <w:t xml:space="preserve">        </w:t>
-      </w:r>
-      <w:r>
-        <w:br/>
-      </w:r>
-      <w:r>
-        <w:rPr>
-          <w:rStyle w:val="VerbatimChar"/>
-        </w:rPr>
-        <w:t xml:space="preserve">      InterestLink : organization_uid</w:t>
-      </w:r>
-      <w:r>
-        <w:br/>
-      </w:r>
-      <w:r>
-        <w:rPr>
-          <w:rStyle w:val="VerbatimChar"/>
-        </w:rPr>
-        <w:t xml:space="preserve">        </w:t>
-      </w:r>
-      <w:r>
-        <w:br/>
-      </w:r>
-      <w:r>
-        <w:rPr>
-          <w:rStyle w:val="VerbatimChar"/>
-        </w:rPr>
-        <w:t xml:space="preserve">      InterestLink : valid_from</w:t>
-      </w:r>
-      <w:r>
-        <w:br/>
-      </w:r>
-      <w:r>
-        <w:rPr>
-          <w:rStyle w:val="VerbatimChar"/>
-        </w:rPr>
-        <w:t xml:space="preserve">        </w:t>
-      </w:r>
-      <w:r>
-        <w:br/>
-      </w:r>
-      <w:r>
-        <w:rPr>
-          <w:rStyle w:val="VerbatimChar"/>
-        </w:rPr>
-        <w:t xml:space="preserve">      InterestLink : valid_through</w:t>
-      </w:r>
-      <w:r>
-        <w:br/>
-      </w:r>
-      <w:r>
-        <w:rPr>
-          <w:rStyle w:val="VerbatimChar"/>
-        </w:rPr>
-        <w:t xml:space="preserve">        </w:t>
-      </w:r>
-      <w:r>
-        <w:br/>
-      </w:r>
-      <w:r>
-        <w:rPr>
-          <w:rStyle w:val="VerbatimChar"/>
-        </w:rPr>
-        <w:t xml:space="preserve">      InterestLink : wikidata_uri</w:t>
-      </w:r>
-      <w:r>
-        <w:br/>
-      </w:r>
-      <w:r>
-        <w:rPr>
-          <w:rStyle w:val="VerbatimChar"/>
-        </w:rPr>
-        <w:t xml:space="preserve">        </w:t>
-      </w:r>
-      <w:r>
-        <w:br/>
-      </w:r>
-      <w:r>
-        <w:rPr>
-          <w:rStyle w:val="VerbatimChar"/>
-        </w:rPr>
-        <w:t xml:space="preserve">      </w:t>
-      </w:r>
     </w:p>
     <w:bookmarkStart w:id="216" w:name="inheritance-3"/>
     <w:p>
@@ -62806,7 +59516,7 @@
       </w:tr>
     </w:tbl>
     <w:bookmarkEnd w:id="221"/>
-    <w:bookmarkStart w:id="226" w:name="linkml-source-3"/>
+    <w:bookmarkStart w:id="224" w:name="linkml-source-3"/>
     <w:p>
       <w:pPr>
         <w:pStyle w:val="Heading2"/>
@@ -63148,7 +59858,7 @@
       </w:r>
     </w:p>
     <w:bookmarkEnd w:id="222"/>
-    <w:bookmarkStart w:id="225" w:name="induced-3"/>
+    <w:bookmarkStart w:id="223" w:name="induced-3"/>
     <w:p>
       <w:pPr>
         <w:pStyle w:val="Heading3"/>
@@ -69525,6 +66235,8 @@
         <w:t xml:space="preserve"> boolean</w:t>
       </w:r>
     </w:p>
+    <w:bookmarkEnd w:id="223"/>
+    <w:bookmarkEnd w:id="224"/>
     <w:p>
       <w:pPr>
         <w:numPr>
@@ -69588,7 +66300,7 @@
           <w:numId w:val="1035"/>
         </w:numPr>
       </w:pPr>
-      <w:hyperlink r:id="rId223">
+      <w:hyperlink r:id="rId225">
         <w:r>
           <w:rPr>
             <w:rStyle w:val="Hyperlink"/>
@@ -69604,7 +66316,7 @@
           <w:numId w:val="1035"/>
         </w:numPr>
       </w:pPr>
-      <w:hyperlink r:id="rId224">
+      <w:hyperlink r:id="rId226">
         <w:r>
           <w:rPr>
             <w:rStyle w:val="Hyperlink"/>
@@ -69613,8 +66325,6 @@
         </w:r>
       </w:hyperlink>
     </w:p>
-    <w:bookmarkEnd w:id="225"/>
-    <w:bookmarkEnd w:id="226"/>
     <w:bookmarkEnd w:id="227"/>
     <w:sectPr>
       <w:headerReference r:id="rId9" w:type="even"/>

--- a/ech-0294_actors/output/ech-0294_actors.docx
+++ b/ech-0294_actors/output/ech-0294_actors.docx
@@ -2105,7 +2105,7 @@
         <w:rPr>
           <w:rStyle w:val="FunctionTok"/>
         </w:rPr>
-        <w:t xml:space="preserve">ch_citizenship</w:t>
+        <w:t xml:space="preserve">citizenships</w:t>
       </w:r>
       <w:r>
         <w:rPr>
@@ -2124,6 +2124,45 @@
       </w:r>
       <w:r>
         <w:rPr>
+          <w:rStyle w:val="KeywordTok"/>
+        </w:rPr>
+        <w:t xml:space="preserve">-</w:t>
+      </w:r>
+      <w:r>
+        <w:rPr>
+          <w:rStyle w:val="AttributeTok"/>
+        </w:rPr>
+        <w:t xml:space="preserve"> </w:t>
+      </w:r>
+      <w:r>
+        <w:rPr>
+          <w:rStyle w:val="FunctionTok"/>
+        </w:rPr>
+        <w:t xml:space="preserve">country</w:t>
+      </w:r>
+      <w:r>
+        <w:rPr>
+          <w:rStyle w:val="KeywordTok"/>
+        </w:rPr>
+        <w:t xml:space="preserve">:</w:t>
+      </w:r>
+      <w:r>
+        <w:rPr>
+          <w:rStyle w:val="AttributeTok"/>
+        </w:rPr>
+        <w:t xml:space="preserve"> IT</w:t>
+      </w:r>
+      <w:r>
+        <w:br/>
+      </w:r>
+      <w:r>
+        <w:rPr>
+          <w:rStyle w:val="AttributeTok"/>
+        </w:rPr>
+        <w:t xml:space="preserve">    </w:t>
+      </w:r>
+      <w:r>
+        <w:rPr>
           <w:rStyle w:val="FunctionTok"/>
         </w:rPr>
         <w:t xml:space="preserve">valid_from</w:t>
@@ -2144,24 +2183,6 @@
         <w:br/>
       </w:r>
       <w:r>
-        <w:br/>
-      </w:r>
-      <w:r>
-        <w:rPr>
-          <w:rStyle w:val="FunctionTok"/>
-        </w:rPr>
-        <w:t xml:space="preserve">citizenships</w:t>
-      </w:r>
-      <w:r>
-        <w:rPr>
-          <w:rStyle w:val="KeywordTok"/>
-        </w:rPr>
-        <w:t xml:space="preserve">:</w:t>
-      </w:r>
-      <w:r>
-        <w:br/>
-      </w:r>
-      <w:r>
         <w:rPr>
           <w:rStyle w:val="AttributeTok"/>
         </w:rPr>
@@ -2195,7 +2216,7 @@
         <w:rPr>
           <w:rStyle w:val="AttributeTok"/>
         </w:rPr>
-        <w:t xml:space="preserve"> IT</w:t>
+        <w:t xml:space="preserve"> DE</w:t>
       </w:r>
       <w:r>
         <w:br/>
@@ -2222,46 +2243,7 @@
         <w:rPr>
           <w:rStyle w:val="AttributeTok"/>
         </w:rPr>
-        <w:t xml:space="preserve"> 1980-04-19</w:t>
-      </w:r>
-      <w:r>
-        <w:br/>
-      </w:r>
-      <w:r>
-        <w:rPr>
-          <w:rStyle w:val="AttributeTok"/>
-        </w:rPr>
-        <w:t xml:space="preserve">  </w:t>
-      </w:r>
-      <w:r>
-        <w:rPr>
-          <w:rStyle w:val="KeywordTok"/>
-        </w:rPr>
-        <w:t xml:space="preserve">-</w:t>
-      </w:r>
-      <w:r>
-        <w:rPr>
-          <w:rStyle w:val="AttributeTok"/>
-        </w:rPr>
-        <w:t xml:space="preserve"> </w:t>
-      </w:r>
-      <w:r>
-        <w:rPr>
-          <w:rStyle w:val="FunctionTok"/>
-        </w:rPr>
-        <w:t xml:space="preserve">country</w:t>
-      </w:r>
-      <w:r>
-        <w:rPr>
-          <w:rStyle w:val="KeywordTok"/>
-        </w:rPr>
-        <w:t xml:space="preserve">:</w:t>
-      </w:r>
-      <w:r>
-        <w:rPr>
-          <w:rStyle w:val="AttributeTok"/>
-        </w:rPr>
-        <w:t xml:space="preserve"> DE</w:t>
+        <w:t xml:space="preserve"> 2005-01-15</w:t>
       </w:r>
       <w:r>
         <w:br/>
@@ -2276,33 +2258,6 @@
         <w:rPr>
           <w:rStyle w:val="FunctionTok"/>
         </w:rPr>
-        <w:t xml:space="preserve">valid_from</w:t>
-      </w:r>
-      <w:r>
-        <w:rPr>
-          <w:rStyle w:val="KeywordTok"/>
-        </w:rPr>
-        <w:t xml:space="preserve">:</w:t>
-      </w:r>
-      <w:r>
-        <w:rPr>
-          <w:rStyle w:val="AttributeTok"/>
-        </w:rPr>
-        <w:t xml:space="preserve"> 2005-01-15</w:t>
-      </w:r>
-      <w:r>
-        <w:br/>
-      </w:r>
-      <w:r>
-        <w:rPr>
-          <w:rStyle w:val="AttributeTok"/>
-        </w:rPr>
-        <w:t xml:space="preserve">    </w:t>
-      </w:r>
-      <w:r>
-        <w:rPr>
-          <w:rStyle w:val="FunctionTok"/>
-        </w:rPr>
         <w:t xml:space="preserve">valid_until</w:t>
       </w:r>
       <w:r>
@@ -2316,24 +2271,6 @@
           <w:rStyle w:val="AttributeTok"/>
         </w:rPr>
         <w:t xml:space="preserve"> 2020-12-31</w:t>
-      </w:r>
-    </w:p>
-    <w:p>
-      <w:pPr>
-        <w:numPr>
-          <w:ilvl w:val="0"/>
-          <w:numId w:val="1006"/>
-        </w:numPr>
-        <w:pStyle w:val="Compact"/>
-      </w:pPr>
-      <w:r>
-        <w:rPr>
-          <w:rStyle w:val="VerbatimChar"/>
-        </w:rPr>
-        <w:t xml:space="preserve">ch_citizenship</w:t>
-      </w:r>
-      <w:r>
-        <w:t xml:space="preserve">: Schweizer Bürgerrecht (Validity-Objekt)</w:t>
       </w:r>
     </w:p>
     <w:p>

--- a/ech-0294_actors/output/ech-0294_actors.docx
+++ b/ech-0294_actors/output/ech-0294_actors.docx
@@ -6038,75 +6038,6 @@
               <w:pStyle w:val="Compact"/>
               <w:jc w:val="left"/>
             </w:pPr>
-            <w:hyperlink w:anchor="death_year">
-              <w:r>
-                <w:rPr>
-                  <w:rStyle w:val="Hyperlink"/>
-                </w:rPr>
-                <w:t xml:space="preserve">death_year</w:t>
-              </w:r>
-            </w:hyperlink>
-          </w:p>
-        </w:tc>
-        <w:tc>
-          <w:tcPr/>
-          <w:p>
-            <w:pPr>
-              <w:pStyle w:val="Compact"/>
-              <w:jc w:val="left"/>
-            </w:pPr>
-            <w:r>
-              <w:t xml:space="preserve">0..1</w:t>
-            </w:r>
-            <w:r>
-              <w:t xml:space="preserve"> </w:t>
-            </w:r>
-            <w:r>
-              <w:t xml:space="preserve"> </w:t>
-            </w:r>
-            <w:hyperlink w:anchor="Integer">
-              <w:r>
-                <w:rPr>
-                  <w:rStyle w:val="Hyperlink"/>
-                </w:rPr>
-                <w:t xml:space="preserve">Integer</w:t>
-              </w:r>
-            </w:hyperlink>
-          </w:p>
-        </w:tc>
-        <w:tc>
-          <w:tcPr/>
-          <w:p>
-            <w:pPr>
-              <w:pStyle w:val="Compact"/>
-              <w:jc w:val="left"/>
-            </w:pPr>
-            <w:r>
-              <w:t xml:space="preserve">[de] Todesjahr</w:t>
-            </w:r>
-          </w:p>
-        </w:tc>
-        <w:tc>
-          <w:tcPr/>
-          <w:p>
-            <w:pPr>
-              <w:pStyle w:val="Compact"/>
-              <w:jc w:val="left"/>
-            </w:pPr>
-            <w:r>
-              <w:t xml:space="preserve">direct</w:t>
-            </w:r>
-          </w:p>
-        </w:tc>
-      </w:tr>
-      <w:tr>
-        <w:tc>
-          <w:tcPr/>
-          <w:p>
-            <w:pPr>
-              <w:pStyle w:val="Compact"/>
-              <w:jc w:val="left"/>
-            </w:pPr>
             <w:hyperlink w:anchor="death_date">
               <w:r>
                 <w:rPr>
@@ -6202,12 +6133,12 @@
             <w:r>
               <w:t xml:space="preserve"> </w:t>
             </w:r>
-            <w:hyperlink w:anchor="String">
+            <w:hyperlink w:anchor="Uri">
               <w:r>
                 <w:rPr>
                   <w:rStyle w:val="Hyperlink"/>
                 </w:rPr>
-                <w:t xml:space="preserve">String</w:t>
+                <w:t xml:space="preserve">Uri</w:t>
               </w:r>
             </w:hyperlink>
           </w:p>
@@ -18638,7 +18569,7 @@
               <w:jc w:val="left"/>
             </w:pPr>
             <w:r>
-              <w:t xml:space="preserve">[de] Link zum Gruppentyp</w:t>
+              <w:t xml:space="preserve">[de] Klasse der Gruppierung, wie z</w:t>
             </w:r>
           </w:p>
         </w:tc>
@@ -18845,7 +18776,7 @@
               <w:jc w:val="left"/>
             </w:pPr>
             <w:r>
-              <w:t xml:space="preserve">[de] Beschreibung der Entität</w:t>
+              <w:t xml:space="preserve">[de] Kurze Beschreibung der Gruppierung</w:t>
             </w:r>
           </w:p>
         </w:tc>
@@ -18896,6 +18827,144 @@
             <w:r>
               <w:t xml:space="preserve"> </w:t>
             </w:r>
+            <w:hyperlink w:anchor="Uri">
+              <w:r>
+                <w:rPr>
+                  <w:rStyle w:val="Hyperlink"/>
+                </w:rPr>
+                <w:t xml:space="preserve">Uri</w:t>
+              </w:r>
+            </w:hyperlink>
+          </w:p>
+        </w:tc>
+        <w:tc>
+          <w:tcPr/>
+          <w:p>
+            <w:pPr>
+              <w:pStyle w:val="Compact"/>
+              <w:jc w:val="left"/>
+            </w:pPr>
+            <w:r>
+              <w:t xml:space="preserve">[de] Website mit weiteren Informationen</w:t>
+            </w:r>
+          </w:p>
+        </w:tc>
+        <w:tc>
+          <w:tcPr/>
+          <w:p>
+            <w:pPr>
+              <w:pStyle w:val="Compact"/>
+              <w:jc w:val="left"/>
+            </w:pPr>
+            <w:r>
+              <w:t xml:space="preserve">direct</w:t>
+            </w:r>
+          </w:p>
+        </w:tc>
+      </w:tr>
+      <w:tr>
+        <w:tc>
+          <w:tcPr/>
+          <w:p>
+            <w:pPr>
+              <w:pStyle w:val="Compact"/>
+              <w:jc w:val="left"/>
+            </w:pPr>
+            <w:hyperlink w:anchor="parent_groups">
+              <w:r>
+                <w:rPr>
+                  <w:rStyle w:val="Hyperlink"/>
+                </w:rPr>
+                <w:t xml:space="preserve">parent_groups</w:t>
+              </w:r>
+            </w:hyperlink>
+          </w:p>
+        </w:tc>
+        <w:tc>
+          <w:tcPr/>
+          <w:p>
+            <w:pPr>
+              <w:pStyle w:val="Compact"/>
+              <w:jc w:val="left"/>
+            </w:pPr>
+            <w:r>
+              <w:t xml:space="preserve">*</w:t>
+            </w:r>
+            <w:r>
+              <w:t xml:space="preserve"> </w:t>
+            </w:r>
+            <w:r>
+              <w:t xml:space="preserve"> </w:t>
+            </w:r>
+            <w:hyperlink w:anchor="Uriorcurie">
+              <w:r>
+                <w:rPr>
+                  <w:rStyle w:val="Hyperlink"/>
+                </w:rPr>
+                <w:t xml:space="preserve">Uriorcurie</w:t>
+              </w:r>
+            </w:hyperlink>
+          </w:p>
+        </w:tc>
+        <w:tc>
+          <w:tcPr/>
+          <w:p>
+            <w:pPr>
+              <w:pStyle w:val="Compact"/>
+              <w:jc w:val="left"/>
+            </w:pPr>
+            <w:r>
+              <w:t xml:space="preserve">[de] Übergeordneten Gruppe</w:t>
+            </w:r>
+          </w:p>
+        </w:tc>
+        <w:tc>
+          <w:tcPr/>
+          <w:p>
+            <w:pPr>
+              <w:pStyle w:val="Compact"/>
+              <w:jc w:val="left"/>
+            </w:pPr>
+            <w:r>
+              <w:t xml:space="preserve">direct</w:t>
+            </w:r>
+          </w:p>
+        </w:tc>
+      </w:tr>
+      <w:tr>
+        <w:tc>
+          <w:tcPr/>
+          <w:p>
+            <w:pPr>
+              <w:pStyle w:val="Compact"/>
+              <w:jc w:val="left"/>
+            </w:pPr>
+            <w:hyperlink w:anchor="spatial">
+              <w:r>
+                <w:rPr>
+                  <w:rStyle w:val="Hyperlink"/>
+                </w:rPr>
+                <w:t xml:space="preserve">spatial</w:t>
+              </w:r>
+            </w:hyperlink>
+          </w:p>
+        </w:tc>
+        <w:tc>
+          <w:tcPr/>
+          <w:p>
+            <w:pPr>
+              <w:pStyle w:val="Compact"/>
+              <w:jc w:val="left"/>
+            </w:pPr>
+            <w:r>
+              <w:t xml:space="preserve">0..1</w:t>
+            </w:r>
+            <w:r>
+              <w:t xml:space="preserve"> </w:t>
+            </w:r>
+            <w:r>
+              <w:t xml:space="preserve"> </w:t>
+            </w:r>
             <w:hyperlink w:anchor="String">
               <w:r>
                 <w:rPr>
@@ -18914,145 +18983,7 @@
               <w:jc w:val="left"/>
             </w:pPr>
             <w:r>
-              <w:t xml:space="preserve">[de] URL mit weiteren Informationen</w:t>
-            </w:r>
-          </w:p>
-        </w:tc>
-        <w:tc>
-          <w:tcPr/>
-          <w:p>
-            <w:pPr>
-              <w:pStyle w:val="Compact"/>
-              <w:jc w:val="left"/>
-            </w:pPr>
-            <w:r>
-              <w:t xml:space="preserve">direct</w:t>
-            </w:r>
-          </w:p>
-        </w:tc>
-      </w:tr>
-      <w:tr>
-        <w:tc>
-          <w:tcPr/>
-          <w:p>
-            <w:pPr>
-              <w:pStyle w:val="Compact"/>
-              <w:jc w:val="left"/>
-            </w:pPr>
-            <w:hyperlink w:anchor="parent_groups">
-              <w:r>
-                <w:rPr>
-                  <w:rStyle w:val="Hyperlink"/>
-                </w:rPr>
-                <w:t xml:space="preserve">parent_groups</w:t>
-              </w:r>
-            </w:hyperlink>
-          </w:p>
-        </w:tc>
-        <w:tc>
-          <w:tcPr/>
-          <w:p>
-            <w:pPr>
-              <w:pStyle w:val="Compact"/>
-              <w:jc w:val="left"/>
-            </w:pPr>
-            <w:r>
-              <w:t xml:space="preserve">*</w:t>
-            </w:r>
-            <w:r>
-              <w:t xml:space="preserve"> </w:t>
-            </w:r>
-            <w:r>
-              <w:t xml:space="preserve"> </w:t>
-            </w:r>
-            <w:hyperlink w:anchor="Uriorcurie">
-              <w:r>
-                <w:rPr>
-                  <w:rStyle w:val="Hyperlink"/>
-                </w:rPr>
-                <w:t xml:space="preserve">Uriorcurie</w:t>
-              </w:r>
-            </w:hyperlink>
-          </w:p>
-        </w:tc>
-        <w:tc>
-          <w:tcPr/>
-          <w:p>
-            <w:pPr>
-              <w:pStyle w:val="Compact"/>
-              <w:jc w:val="left"/>
-            </w:pPr>
-            <w:r>
-              <w:t xml:space="preserve">[de] Link zu übergeordneten Gruppen</w:t>
-            </w:r>
-          </w:p>
-        </w:tc>
-        <w:tc>
-          <w:tcPr/>
-          <w:p>
-            <w:pPr>
-              <w:pStyle w:val="Compact"/>
-              <w:jc w:val="left"/>
-            </w:pPr>
-            <w:r>
-              <w:t xml:space="preserve">direct</w:t>
-            </w:r>
-          </w:p>
-        </w:tc>
-      </w:tr>
-      <w:tr>
-        <w:tc>
-          <w:tcPr/>
-          <w:p>
-            <w:pPr>
-              <w:pStyle w:val="Compact"/>
-              <w:jc w:val="left"/>
-            </w:pPr>
-            <w:hyperlink w:anchor="spatial">
-              <w:r>
-                <w:rPr>
-                  <w:rStyle w:val="Hyperlink"/>
-                </w:rPr>
-                <w:t xml:space="preserve">spatial</w:t>
-              </w:r>
-            </w:hyperlink>
-          </w:p>
-        </w:tc>
-        <w:tc>
-          <w:tcPr/>
-          <w:p>
-            <w:pPr>
-              <w:pStyle w:val="Compact"/>
-              <w:jc w:val="left"/>
-            </w:pPr>
-            <w:r>
-              <w:t xml:space="preserve">0..1</w:t>
-            </w:r>
-            <w:r>
-              <w:t xml:space="preserve"> </w:t>
-            </w:r>
-            <w:r>
-              <w:t xml:space="preserve"> </w:t>
-            </w:r>
-            <w:hyperlink w:anchor="String">
-              <w:r>
-                <w:rPr>
-                  <w:rStyle w:val="Hyperlink"/>
-                </w:rPr>
-                <w:t xml:space="preserve">String</w:t>
-              </w:r>
-            </w:hyperlink>
-          </w:p>
-        </w:tc>
-        <w:tc>
-          <w:tcPr/>
-          <w:p>
-            <w:pPr>
-              <w:pStyle w:val="Compact"/>
-              <w:jc w:val="left"/>
-            </w:pPr>
-            <w:r>
-              <w:t xml:space="preserve">[de] Räumliche Referenz (Gemeindenummer, Kantonsnummer, z</w:t>
+              <w:t xml:space="preserve">[de] Räumliche Referenz (BFS-Gemeindenummer, BFS-Kantonsnummer, z</w:t>
             </w:r>
           </w:p>
         </w:tc>

--- a/ech-0294_actors/output/ech-0294_actors.docx
+++ b/ech-0294_actors/output/ech-0294_actors.docx
@@ -800,6 +800,46 @@
       </w:r>
       <w:r>
         <w:t xml:space="preserve">: Ein globaler Identifikator welcher über verschiedene Systeme hinweg gültig ist. Bei Personen kann dabei die URI der Person in Wikidata benutzt werden. Z.b. (http://www.wikidata.org/entity/Q115531 für Adolf Ogi).</w:t>
+      </w:r>
+    </w:p>
+    <w:p>
+      <w:pPr>
+        <w:pStyle w:val="FirstParagraph"/>
+      </w:pPr>
+      <w:r>
+        <w:t xml:space="preserve">TODO: notes</w:t>
+      </w:r>
+      <w:r>
+        <w:t xml:space="preserve"> </w:t>
+      </w:r>
+      <w:r>
+        <w:t xml:space="preserve">LocalID: 3456</w:t>
+      </w:r>
+      <w:r>
+        <w:t xml:space="preserve"> </w:t>
+      </w:r>
+      <w:r>
+        <w:t xml:space="preserve">Mandatory - Global URI: ld.bs.ch/personen_id/3456</w:t>
+      </w:r>
+      <w:r>
+        <w:t xml:space="preserve"> </w:t>
+      </w:r>
+      <w:r>
+        <w:t xml:space="preserve">WikiData:</w:t>
+      </w:r>
+    </w:p>
+    <w:p>
+      <w:pPr>
+        <w:pStyle w:val="BodyText"/>
+      </w:pPr>
+      <w:r>
+        <w:t xml:space="preserve">LocalID:</w:t>
+      </w:r>
+      <w:r>
+        <w:t xml:space="preserve"> </w:t>
+      </w:r>
+      <w:r>
+        <w:t xml:space="preserve">Global URI: politics.ld.admin.ch/partyid/234</w:t>
       </w:r>
     </w:p>
     <w:bookmarkEnd w:id="28"/>

--- a/ech-0294_actors/output/ech-0294_actors.docx
+++ b/ech-0294_actors/output/ech-0294_actors.docx
@@ -5678,7 +5678,7 @@
     </w:p>
     <w:bookmarkEnd w:id="49"/>
     <w:bookmarkEnd w:id="50"/>
-    <w:bookmarkStart w:id="56" w:name="class-person"/>
+    <w:bookmarkStart w:id="59" w:name="class-person"/>
     <w:p>
       <w:pPr>
         <w:pStyle w:val="Heading1"/>
@@ -7790,8 +7790,2328 @@
       </w:tr>
     </w:tbl>
     <w:bookmarkEnd w:id="55"/>
+    <w:bookmarkStart w:id="58" w:name="examples"/>
+    <w:p>
+      <w:pPr>
+        <w:pStyle w:val="Heading2"/>
+      </w:pPr>
+      <w:r>
+        <w:t xml:space="preserve">Examples</w:t>
+      </w:r>
+    </w:p>
+    <w:bookmarkStart w:id="56" w:name="X29c02a18c68db50429980349d0a859e7b586267"/>
+    <w:p>
+      <w:pPr>
+        <w:pStyle w:val="Heading3"/>
+      </w:pPr>
+      <w:r>
+        <w:t xml:space="preserve">Example: Person-swiss_politicians_Beat_Jans</w:t>
+      </w:r>
+    </w:p>
+    <w:p>
+      <w:pPr>
+        <w:pStyle w:val="SourceCode"/>
+      </w:pPr>
+      <w:r>
+        <w:rPr>
+          <w:rStyle w:val="FunctionTok"/>
+        </w:rPr>
+        <w:t xml:space="preserve">global_uri</w:t>
+      </w:r>
+      <w:r>
+        <w:rPr>
+          <w:rStyle w:val="KeywordTok"/>
+        </w:rPr>
+        <w:t xml:space="preserve">:</w:t>
+      </w:r>
+      <w:r>
+        <w:rPr>
+          <w:rStyle w:val="AttributeTok"/>
+        </w:rPr>
+        <w:t xml:space="preserve"> https://www.wikidata.org/wiki/Q813067</w:t>
+      </w:r>
+      <w:r>
+        <w:br/>
+      </w:r>
+      <w:r>
+        <w:rPr>
+          <w:rStyle w:val="FunctionTok"/>
+        </w:rPr>
+        <w:t xml:space="preserve">label</w:t>
+      </w:r>
+      <w:r>
+        <w:rPr>
+          <w:rStyle w:val="KeywordTok"/>
+        </w:rPr>
+        <w:t xml:space="preserve">:</w:t>
+      </w:r>
+      <w:r>
+        <w:rPr>
+          <w:rStyle w:val="AttributeTok"/>
+        </w:rPr>
+        <w:t xml:space="preserve"> Beat Jans</w:t>
+      </w:r>
+      <w:r>
+        <w:br/>
+      </w:r>
+      <w:r>
+        <w:rPr>
+          <w:rStyle w:val="FunctionTok"/>
+        </w:rPr>
+        <w:t xml:space="preserve">label_long</w:t>
+      </w:r>
+      <w:r>
+        <w:rPr>
+          <w:rStyle w:val="KeywordTok"/>
+        </w:rPr>
+        <w:t xml:space="preserve">:</w:t>
+      </w:r>
+      <w:r>
+        <w:rPr>
+          <w:rStyle w:val="AttributeTok"/>
+        </w:rPr>
+        <w:t xml:space="preserve"> Beat Jans, dipl. nat. ETH</w:t>
+      </w:r>
+      <w:r>
+        <w:br/>
+      </w:r>
+      <w:r>
+        <w:rPr>
+          <w:rStyle w:val="FunctionTok"/>
+        </w:rPr>
+        <w:t xml:space="preserve">birth_year</w:t>
+      </w:r>
+      <w:r>
+        <w:rPr>
+          <w:rStyle w:val="KeywordTok"/>
+        </w:rPr>
+        <w:t xml:space="preserve">:</w:t>
+      </w:r>
+      <w:r>
+        <w:rPr>
+          <w:rStyle w:val="AttributeTok"/>
+        </w:rPr>
+        <w:t xml:space="preserve"> </w:t>
+      </w:r>
+      <w:r>
+        <w:rPr>
+          <w:rStyle w:val="DecValTok"/>
+        </w:rPr>
+        <w:t xml:space="preserve">1964</w:t>
+      </w:r>
+      <w:r>
+        <w:br/>
+      </w:r>
+      <w:r>
+        <w:rPr>
+          <w:rStyle w:val="FunctionTok"/>
+        </w:rPr>
+        <w:t xml:space="preserve">birth_date</w:t>
+      </w:r>
+      <w:r>
+        <w:rPr>
+          <w:rStyle w:val="KeywordTok"/>
+        </w:rPr>
+        <w:t xml:space="preserve">:</w:t>
+      </w:r>
+      <w:r>
+        <w:rPr>
+          <w:rStyle w:val="AttributeTok"/>
+        </w:rPr>
+        <w:t xml:space="preserve"> 1964-07-12</w:t>
+      </w:r>
+      <w:r>
+        <w:br/>
+      </w:r>
+      <w:r>
+        <w:rPr>
+          <w:rStyle w:val="FunctionTok"/>
+        </w:rPr>
+        <w:t xml:space="preserve">picture</w:t>
+      </w:r>
+      <w:r>
+        <w:rPr>
+          <w:rStyle w:val="KeywordTok"/>
+        </w:rPr>
+        <w:t xml:space="preserve">:</w:t>
+      </w:r>
+      <w:r>
+        <w:rPr>
+          <w:rStyle w:val="AttributeTok"/>
+        </w:rPr>
+        <w:t xml:space="preserve"> https://commons.wikimedia.org/wiki/File:Beat_Jans_(2026)_(cropped).jpg</w:t>
+      </w:r>
+      <w:r>
+        <w:br/>
+      </w:r>
+      <w:r>
+        <w:rPr>
+          <w:rStyle w:val="FunctionTok"/>
+        </w:rPr>
+        <w:t xml:space="preserve">names</w:t>
+      </w:r>
+      <w:r>
+        <w:rPr>
+          <w:rStyle w:val="KeywordTok"/>
+        </w:rPr>
+        <w:t xml:space="preserve">:</w:t>
+      </w:r>
+      <w:r>
+        <w:br/>
+      </w:r>
+      <w:r>
+        <w:rPr>
+          <w:rStyle w:val="KeywordTok"/>
+        </w:rPr>
+        <w:t xml:space="preserve">-</w:t>
+      </w:r>
+      <w:r>
+        <w:rPr>
+          <w:rStyle w:val="AttributeTok"/>
+        </w:rPr>
+        <w:t xml:space="preserve"> </w:t>
+      </w:r>
+      <w:r>
+        <w:rPr>
+          <w:rStyle w:val="FunctionTok"/>
+        </w:rPr>
+        <w:t xml:space="preserve">name_type</w:t>
+      </w:r>
+      <w:r>
+        <w:rPr>
+          <w:rStyle w:val="KeywordTok"/>
+        </w:rPr>
+        <w:t xml:space="preserve">:</w:t>
+      </w:r>
+      <w:r>
+        <w:rPr>
+          <w:rStyle w:val="AttributeTok"/>
+        </w:rPr>
+        <w:t xml:space="preserve"> PersonFirstName</w:t>
+      </w:r>
+      <w:r>
+        <w:br/>
+      </w:r>
+      <w:r>
+        <w:rPr>
+          <w:rStyle w:val="AttributeTok"/>
+        </w:rPr>
+        <w:t xml:space="preserve">  </w:t>
+      </w:r>
+      <w:r>
+        <w:rPr>
+          <w:rStyle w:val="FunctionTok"/>
+        </w:rPr>
+        <w:t xml:space="preserve">value</w:t>
+      </w:r>
+      <w:r>
+        <w:rPr>
+          <w:rStyle w:val="KeywordTok"/>
+        </w:rPr>
+        <w:t xml:space="preserve">:</w:t>
+      </w:r>
+      <w:r>
+        <w:rPr>
+          <w:rStyle w:val="AttributeTok"/>
+        </w:rPr>
+        <w:t xml:space="preserve"> Beat</w:t>
+      </w:r>
+      <w:r>
+        <w:br/>
+      </w:r>
+      <w:r>
+        <w:rPr>
+          <w:rStyle w:val="KeywordTok"/>
+        </w:rPr>
+        <w:t xml:space="preserve">-</w:t>
+      </w:r>
+      <w:r>
+        <w:rPr>
+          <w:rStyle w:val="AttributeTok"/>
+        </w:rPr>
+        <w:t xml:space="preserve"> </w:t>
+      </w:r>
+      <w:r>
+        <w:rPr>
+          <w:rStyle w:val="FunctionTok"/>
+        </w:rPr>
+        <w:t xml:space="preserve">name_type</w:t>
+      </w:r>
+      <w:r>
+        <w:rPr>
+          <w:rStyle w:val="KeywordTok"/>
+        </w:rPr>
+        <w:t xml:space="preserve">:</w:t>
+      </w:r>
+      <w:r>
+        <w:rPr>
+          <w:rStyle w:val="AttributeTok"/>
+        </w:rPr>
+        <w:t xml:space="preserve"> PersonOfficialName</w:t>
+      </w:r>
+      <w:r>
+        <w:br/>
+      </w:r>
+      <w:r>
+        <w:rPr>
+          <w:rStyle w:val="AttributeTok"/>
+        </w:rPr>
+        <w:t xml:space="preserve">  </w:t>
+      </w:r>
+      <w:r>
+        <w:rPr>
+          <w:rStyle w:val="FunctionTok"/>
+        </w:rPr>
+        <w:t xml:space="preserve">value</w:t>
+      </w:r>
+      <w:r>
+        <w:rPr>
+          <w:rStyle w:val="KeywordTok"/>
+        </w:rPr>
+        <w:t xml:space="preserve">:</w:t>
+      </w:r>
+      <w:r>
+        <w:rPr>
+          <w:rStyle w:val="AttributeTok"/>
+        </w:rPr>
+        <w:t xml:space="preserve"> Jans</w:t>
+      </w:r>
+      <w:r>
+        <w:br/>
+      </w:r>
+      <w:r>
+        <w:rPr>
+          <w:rStyle w:val="AttributeTok"/>
+        </w:rPr>
+        <w:t xml:space="preserve">  </w:t>
+      </w:r>
+      <w:r>
+        <w:rPr>
+          <w:rStyle w:val="FunctionTok"/>
+        </w:rPr>
+        <w:t xml:space="preserve">valid_from</w:t>
+      </w:r>
+      <w:r>
+        <w:rPr>
+          <w:rStyle w:val="KeywordTok"/>
+        </w:rPr>
+        <w:t xml:space="preserve">:</w:t>
+      </w:r>
+      <w:r>
+        <w:rPr>
+          <w:rStyle w:val="AttributeTok"/>
+        </w:rPr>
+        <w:t xml:space="preserve"> 1964-07-12</w:t>
+      </w:r>
+      <w:r>
+        <w:br/>
+      </w:r>
+      <w:r>
+        <w:rPr>
+          <w:rStyle w:val="FunctionTok"/>
+        </w:rPr>
+        <w:t xml:space="preserve">addresses</w:t>
+      </w:r>
+      <w:r>
+        <w:rPr>
+          <w:rStyle w:val="KeywordTok"/>
+        </w:rPr>
+        <w:t xml:space="preserve">:</w:t>
+      </w:r>
+      <w:r>
+        <w:br/>
+      </w:r>
+      <w:r>
+        <w:rPr>
+          <w:rStyle w:val="KeywordTok"/>
+        </w:rPr>
+        <w:t xml:space="preserve">-</w:t>
+      </w:r>
+      <w:r>
+        <w:rPr>
+          <w:rStyle w:val="AttributeTok"/>
+        </w:rPr>
+        <w:t xml:space="preserve"> </w:t>
+      </w:r>
+      <w:r>
+        <w:rPr>
+          <w:rStyle w:val="FunctionTok"/>
+        </w:rPr>
+        <w:t xml:space="preserve">address_type</w:t>
+      </w:r>
+      <w:r>
+        <w:rPr>
+          <w:rStyle w:val="KeywordTok"/>
+        </w:rPr>
+        <w:t xml:space="preserve">:</w:t>
+      </w:r>
+      <w:r>
+        <w:rPr>
+          <w:rStyle w:val="AttributeTok"/>
+        </w:rPr>
+        <w:t xml:space="preserve"> businessAddress</w:t>
+      </w:r>
+      <w:r>
+        <w:br/>
+      </w:r>
+      <w:r>
+        <w:rPr>
+          <w:rStyle w:val="AttributeTok"/>
+        </w:rPr>
+        <w:t xml:space="preserve">  </w:t>
+      </w:r>
+      <w:r>
+        <w:rPr>
+          <w:rStyle w:val="FunctionTok"/>
+        </w:rPr>
+        <w:t xml:space="preserve">postal_locality</w:t>
+      </w:r>
+      <w:r>
+        <w:rPr>
+          <w:rStyle w:val="KeywordTok"/>
+        </w:rPr>
+        <w:t xml:space="preserve">:</w:t>
+      </w:r>
+      <w:r>
+        <w:rPr>
+          <w:rStyle w:val="AttributeTok"/>
+        </w:rPr>
+        <w:t xml:space="preserve"> Basel-Stadt</w:t>
+      </w:r>
+      <w:r>
+        <w:br/>
+      </w:r>
+      <w:r>
+        <w:rPr>
+          <w:rStyle w:val="FunctionTok"/>
+        </w:rPr>
+        <w:t xml:space="preserve">language_proficiencies</w:t>
+      </w:r>
+      <w:r>
+        <w:rPr>
+          <w:rStyle w:val="KeywordTok"/>
+        </w:rPr>
+        <w:t xml:space="preserve">:</w:t>
+      </w:r>
+      <w:r>
+        <w:br/>
+      </w:r>
+      <w:r>
+        <w:rPr>
+          <w:rStyle w:val="KeywordTok"/>
+        </w:rPr>
+        <w:t xml:space="preserve">-</w:t>
+      </w:r>
+      <w:r>
+        <w:rPr>
+          <w:rStyle w:val="AttributeTok"/>
+        </w:rPr>
+        <w:t xml:space="preserve"> </w:t>
+      </w:r>
+      <w:r>
+        <w:rPr>
+          <w:rStyle w:val="FunctionTok"/>
+        </w:rPr>
+        <w:t xml:space="preserve">language</w:t>
+      </w:r>
+      <w:r>
+        <w:rPr>
+          <w:rStyle w:val="KeywordTok"/>
+        </w:rPr>
+        <w:t xml:space="preserve">:</w:t>
+      </w:r>
+      <w:r>
+        <w:rPr>
+          <w:rStyle w:val="AttributeTok"/>
+        </w:rPr>
+        <w:t xml:space="preserve"> de</w:t>
+      </w:r>
+      <w:r>
+        <w:br/>
+      </w:r>
+      <w:r>
+        <w:rPr>
+          <w:rStyle w:val="AttributeTok"/>
+        </w:rPr>
+        <w:t xml:space="preserve">  </w:t>
+      </w:r>
+      <w:r>
+        <w:rPr>
+          <w:rStyle w:val="FunctionTok"/>
+        </w:rPr>
+        <w:t xml:space="preserve">is_correspondence</w:t>
+      </w:r>
+      <w:r>
+        <w:rPr>
+          <w:rStyle w:val="KeywordTok"/>
+        </w:rPr>
+        <w:t xml:space="preserve">:</w:t>
+      </w:r>
+      <w:r>
+        <w:rPr>
+          <w:rStyle w:val="AttributeTok"/>
+        </w:rPr>
+        <w:t xml:space="preserve"> </w:t>
+      </w:r>
+      <w:r>
+        <w:rPr>
+          <w:rStyle w:val="CharTok"/>
+        </w:rPr>
+        <w:t xml:space="preserve">true</w:t>
+      </w:r>
+      <w:r>
+        <w:br/>
+      </w:r>
+      <w:r>
+        <w:rPr>
+          <w:rStyle w:val="AttributeTok"/>
+        </w:rPr>
+        <w:t xml:space="preserve">  </w:t>
+      </w:r>
+      <w:r>
+        <w:rPr>
+          <w:rStyle w:val="FunctionTok"/>
+        </w:rPr>
+        <w:t xml:space="preserve">is_native</w:t>
+      </w:r>
+      <w:r>
+        <w:rPr>
+          <w:rStyle w:val="KeywordTok"/>
+        </w:rPr>
+        <w:t xml:space="preserve">:</w:t>
+      </w:r>
+      <w:r>
+        <w:rPr>
+          <w:rStyle w:val="AttributeTok"/>
+        </w:rPr>
+        <w:t xml:space="preserve"> </w:t>
+      </w:r>
+      <w:r>
+        <w:rPr>
+          <w:rStyle w:val="CharTok"/>
+        </w:rPr>
+        <w:t xml:space="preserve">true</w:t>
+      </w:r>
+      <w:r>
+        <w:br/>
+      </w:r>
+      <w:r>
+        <w:rPr>
+          <w:rStyle w:val="FunctionTok"/>
+        </w:rPr>
+        <w:t xml:space="preserve">citizenships</w:t>
+      </w:r>
+      <w:r>
+        <w:rPr>
+          <w:rStyle w:val="KeywordTok"/>
+        </w:rPr>
+        <w:t xml:space="preserve">:</w:t>
+      </w:r>
+      <w:r>
+        <w:br/>
+      </w:r>
+      <w:r>
+        <w:rPr>
+          <w:rStyle w:val="KeywordTok"/>
+        </w:rPr>
+        <w:t xml:space="preserve">-</w:t>
+      </w:r>
+      <w:r>
+        <w:rPr>
+          <w:rStyle w:val="AttributeTok"/>
+        </w:rPr>
+        <w:t xml:space="preserve"> </w:t>
+      </w:r>
+      <w:r>
+        <w:rPr>
+          <w:rStyle w:val="FunctionTok"/>
+        </w:rPr>
+        <w:t xml:space="preserve">country</w:t>
+      </w:r>
+      <w:r>
+        <w:rPr>
+          <w:rStyle w:val="KeywordTok"/>
+        </w:rPr>
+        <w:t xml:space="preserve">:</w:t>
+      </w:r>
+      <w:r>
+        <w:rPr>
+          <w:rStyle w:val="AttributeTok"/>
+        </w:rPr>
+        <w:t xml:space="preserve"> CH</w:t>
+      </w:r>
+      <w:r>
+        <w:br/>
+      </w:r>
+      <w:r>
+        <w:rPr>
+          <w:rStyle w:val="AttributeTok"/>
+        </w:rPr>
+        <w:t xml:space="preserve">  </w:t>
+      </w:r>
+      <w:r>
+        <w:rPr>
+          <w:rStyle w:val="FunctionTok"/>
+        </w:rPr>
+        <w:t xml:space="preserve">valid_from</w:t>
+      </w:r>
+      <w:r>
+        <w:rPr>
+          <w:rStyle w:val="KeywordTok"/>
+        </w:rPr>
+        <w:t xml:space="preserve">:</w:t>
+      </w:r>
+      <w:r>
+        <w:rPr>
+          <w:rStyle w:val="AttributeTok"/>
+        </w:rPr>
+        <w:t xml:space="preserve"> 1964-07-12</w:t>
+      </w:r>
+      <w:r>
+        <w:br/>
+      </w:r>
+      <w:r>
+        <w:rPr>
+          <w:rStyle w:val="FunctionTok"/>
+        </w:rPr>
+        <w:t xml:space="preserve">genders</w:t>
+      </w:r>
+      <w:r>
+        <w:rPr>
+          <w:rStyle w:val="KeywordTok"/>
+        </w:rPr>
+        <w:t xml:space="preserve">:</w:t>
+      </w:r>
+      <w:r>
+        <w:br/>
+      </w:r>
+      <w:r>
+        <w:rPr>
+          <w:rStyle w:val="KeywordTok"/>
+        </w:rPr>
+        <w:t xml:space="preserve">-</w:t>
+      </w:r>
+      <w:r>
+        <w:rPr>
+          <w:rStyle w:val="AttributeTok"/>
+        </w:rPr>
+        <w:t xml:space="preserve"> </w:t>
+      </w:r>
+      <w:r>
+        <w:rPr>
+          <w:rStyle w:val="FunctionTok"/>
+        </w:rPr>
+        <w:t xml:space="preserve">gender_code</w:t>
+      </w:r>
+      <w:r>
+        <w:rPr>
+          <w:rStyle w:val="KeywordTok"/>
+        </w:rPr>
+        <w:t xml:space="preserve">:</w:t>
+      </w:r>
+      <w:r>
+        <w:rPr>
+          <w:rStyle w:val="AttributeTok"/>
+        </w:rPr>
+        <w:t xml:space="preserve"> male</w:t>
+      </w:r>
+      <w:r>
+        <w:br/>
+      </w:r>
+      <w:r>
+        <w:rPr>
+          <w:rStyle w:val="AttributeTok"/>
+        </w:rPr>
+        <w:t xml:space="preserve">  </w:t>
+      </w:r>
+      <w:r>
+        <w:rPr>
+          <w:rStyle w:val="FunctionTok"/>
+        </w:rPr>
+        <w:t xml:space="preserve">valid_from</w:t>
+      </w:r>
+      <w:r>
+        <w:rPr>
+          <w:rStyle w:val="KeywordTok"/>
+        </w:rPr>
+        <w:t xml:space="preserve">:</w:t>
+      </w:r>
+      <w:r>
+        <w:rPr>
+          <w:rStyle w:val="AttributeTok"/>
+        </w:rPr>
+        <w:t xml:space="preserve"> 1964-07-12</w:t>
+      </w:r>
+      <w:r>
+        <w:br/>
+      </w:r>
+      <w:r>
+        <w:rPr>
+          <w:rStyle w:val="AttributeTok"/>
+        </w:rPr>
+        <w:t xml:space="preserve">  </w:t>
+      </w:r>
+      <w:r>
+        <w:rPr>
+          <w:rStyle w:val="FunctionTok"/>
+        </w:rPr>
+        <w:t xml:space="preserve">pronouns</w:t>
+      </w:r>
+      <w:r>
+        <w:rPr>
+          <w:rStyle w:val="KeywordTok"/>
+        </w:rPr>
+        <w:t xml:space="preserve">:</w:t>
+      </w:r>
+      <w:r>
+        <w:br/>
+      </w:r>
+      <w:r>
+        <w:rPr>
+          <w:rStyle w:val="AttributeTok"/>
+        </w:rPr>
+        <w:t xml:space="preserve">  </w:t>
+      </w:r>
+      <w:r>
+        <w:rPr>
+          <w:rStyle w:val="KeywordTok"/>
+        </w:rPr>
+        <w:t xml:space="preserve">-</w:t>
+      </w:r>
+      <w:r>
+        <w:rPr>
+          <w:rStyle w:val="AttributeTok"/>
+        </w:rPr>
+        <w:t xml:space="preserve"> er</w:t>
+      </w:r>
+      <w:r>
+        <w:br/>
+      </w:r>
+      <w:r>
+        <w:rPr>
+          <w:rStyle w:val="AttributeTok"/>
+        </w:rPr>
+        <w:t xml:space="preserve">  </w:t>
+      </w:r>
+      <w:r>
+        <w:rPr>
+          <w:rStyle w:val="KeywordTok"/>
+        </w:rPr>
+        <w:t xml:space="preserve">-</w:t>
+      </w:r>
+      <w:r>
+        <w:rPr>
+          <w:rStyle w:val="AttributeTok"/>
+        </w:rPr>
+        <w:t xml:space="preserve"> ihm</w:t>
+      </w:r>
+      <w:r>
+        <w:br/>
+      </w:r>
+      <w:r>
+        <w:rPr>
+          <w:rStyle w:val="FunctionTok"/>
+        </w:rPr>
+        <w:t xml:space="preserve">occupations</w:t>
+      </w:r>
+      <w:r>
+        <w:rPr>
+          <w:rStyle w:val="KeywordTok"/>
+        </w:rPr>
+        <w:t xml:space="preserve">:</w:t>
+      </w:r>
+      <w:r>
+        <w:br/>
+      </w:r>
+      <w:r>
+        <w:rPr>
+          <w:rStyle w:val="KeywordTok"/>
+        </w:rPr>
+        <w:t xml:space="preserve">-</w:t>
+      </w:r>
+      <w:r>
+        <w:rPr>
+          <w:rStyle w:val="AttributeTok"/>
+        </w:rPr>
+        <w:t xml:space="preserve"> </w:t>
+      </w:r>
+      <w:r>
+        <w:rPr>
+          <w:rStyle w:val="FunctionTok"/>
+        </w:rPr>
+        <w:t xml:space="preserve">label</w:t>
+      </w:r>
+      <w:r>
+        <w:rPr>
+          <w:rStyle w:val="KeywordTok"/>
+        </w:rPr>
+        <w:t xml:space="preserve">:</w:t>
+      </w:r>
+      <w:r>
+        <w:rPr>
+          <w:rStyle w:val="AttributeTok"/>
+        </w:rPr>
+        <w:t xml:space="preserve"> Politiker</w:t>
+      </w:r>
+      <w:r>
+        <w:br/>
+      </w:r>
+      <w:r>
+        <w:rPr>
+          <w:rStyle w:val="AttributeTok"/>
+        </w:rPr>
+        <w:t xml:space="preserve">  </w:t>
+      </w:r>
+      <w:r>
+        <w:rPr>
+          <w:rStyle w:val="FunctionTok"/>
+        </w:rPr>
+        <w:t xml:space="preserve">valid_from</w:t>
+      </w:r>
+      <w:r>
+        <w:rPr>
+          <w:rStyle w:val="KeywordTok"/>
+        </w:rPr>
+        <w:t xml:space="preserve">:</w:t>
+      </w:r>
+      <w:r>
+        <w:rPr>
+          <w:rStyle w:val="AttributeTok"/>
+        </w:rPr>
+        <w:t xml:space="preserve"> 1964-01-01</w:t>
+      </w:r>
+      <w:r>
+        <w:br/>
+      </w:r>
+      <w:r>
+        <w:rPr>
+          <w:rStyle w:val="AttributeTok"/>
+        </w:rPr>
+        <w:t xml:space="preserve">  </w:t>
+      </w:r>
+      <w:r>
+        <w:rPr>
+          <w:rStyle w:val="FunctionTok"/>
+        </w:rPr>
+        <w:t xml:space="preserve">is_active</w:t>
+      </w:r>
+      <w:r>
+        <w:rPr>
+          <w:rStyle w:val="KeywordTok"/>
+        </w:rPr>
+        <w:t xml:space="preserve">:</w:t>
+      </w:r>
+      <w:r>
+        <w:rPr>
+          <w:rStyle w:val="AttributeTok"/>
+        </w:rPr>
+        <w:t xml:space="preserve"> </w:t>
+      </w:r>
+      <w:r>
+        <w:rPr>
+          <w:rStyle w:val="CharTok"/>
+        </w:rPr>
+        <w:t xml:space="preserve">true</w:t>
+      </w:r>
+      <w:r>
+        <w:br/>
+      </w:r>
+      <w:r>
+        <w:rPr>
+          <w:rStyle w:val="FunctionTok"/>
+        </w:rPr>
+        <w:t xml:space="preserve">trainings</w:t>
+      </w:r>
+      <w:r>
+        <w:rPr>
+          <w:rStyle w:val="KeywordTok"/>
+        </w:rPr>
+        <w:t xml:space="preserve">:</w:t>
+      </w:r>
+      <w:r>
+        <w:br/>
+      </w:r>
+      <w:r>
+        <w:rPr>
+          <w:rStyle w:val="KeywordTok"/>
+        </w:rPr>
+        <w:t xml:space="preserve">-</w:t>
+      </w:r>
+      <w:r>
+        <w:rPr>
+          <w:rStyle w:val="AttributeTok"/>
+        </w:rPr>
+        <w:t xml:space="preserve"> </w:t>
+      </w:r>
+      <w:r>
+        <w:rPr>
+          <w:rStyle w:val="FunctionTok"/>
+        </w:rPr>
+        <w:t xml:space="preserve">training_type</w:t>
+      </w:r>
+      <w:r>
+        <w:rPr>
+          <w:rStyle w:val="KeywordTok"/>
+        </w:rPr>
+        <w:t xml:space="preserve">:</w:t>
+      </w:r>
+      <w:r>
+        <w:rPr>
+          <w:rStyle w:val="AttributeTok"/>
+        </w:rPr>
+        <w:t xml:space="preserve"> uni</w:t>
+      </w:r>
+      <w:r>
+        <w:br/>
+      </w:r>
+      <w:r>
+        <w:rPr>
+          <w:rStyle w:val="AttributeTok"/>
+        </w:rPr>
+        <w:t xml:space="preserve">  </w:t>
+      </w:r>
+      <w:r>
+        <w:rPr>
+          <w:rStyle w:val="FunctionTok"/>
+        </w:rPr>
+        <w:t xml:space="preserve">value</w:t>
+      </w:r>
+      <w:r>
+        <w:rPr>
+          <w:rStyle w:val="KeywordTok"/>
+        </w:rPr>
+        <w:t xml:space="preserve">:</w:t>
+      </w:r>
+      <w:r>
+        <w:rPr>
+          <w:rStyle w:val="AttributeTok"/>
+        </w:rPr>
+        <w:t xml:space="preserve"> dipl. nat. ETH</w:t>
+      </w:r>
+      <w:r>
+        <w:br/>
+      </w:r>
+      <w:r>
+        <w:rPr>
+          <w:rStyle w:val="FunctionTok"/>
+        </w:rPr>
+        <w:t xml:space="preserve">contacts</w:t>
+      </w:r>
+      <w:r>
+        <w:rPr>
+          <w:rStyle w:val="KeywordTok"/>
+        </w:rPr>
+        <w:t xml:space="preserve">:</w:t>
+      </w:r>
+      <w:r>
+        <w:br/>
+      </w:r>
+      <w:r>
+        <w:rPr>
+          <w:rStyle w:val="KeywordTok"/>
+        </w:rPr>
+        <w:t xml:space="preserve">-</w:t>
+      </w:r>
+      <w:r>
+        <w:rPr>
+          <w:rStyle w:val="AttributeTok"/>
+        </w:rPr>
+        <w:t xml:space="preserve"> </w:t>
+      </w:r>
+      <w:r>
+        <w:rPr>
+          <w:rStyle w:val="FunctionTok"/>
+        </w:rPr>
+        <w:t xml:space="preserve">contact_type</w:t>
+      </w:r>
+      <w:r>
+        <w:rPr>
+          <w:rStyle w:val="KeywordTok"/>
+        </w:rPr>
+        <w:t xml:space="preserve">:</w:t>
+      </w:r>
+      <w:r>
+        <w:rPr>
+          <w:rStyle w:val="AttributeTok"/>
+        </w:rPr>
+        <w:t xml:space="preserve"> email</w:t>
+      </w:r>
+      <w:r>
+        <w:br/>
+      </w:r>
+      <w:r>
+        <w:rPr>
+          <w:rStyle w:val="AttributeTok"/>
+        </w:rPr>
+        <w:t xml:space="preserve">  </w:t>
+      </w:r>
+      <w:r>
+        <w:rPr>
+          <w:rStyle w:val="FunctionTok"/>
+        </w:rPr>
+        <w:t xml:space="preserve">value</w:t>
+      </w:r>
+      <w:r>
+        <w:rPr>
+          <w:rStyle w:val="KeywordTok"/>
+        </w:rPr>
+        <w:t xml:space="preserve">:</w:t>
+      </w:r>
+      <w:r>
+        <w:rPr>
+          <w:rStyle w:val="AttributeTok"/>
+        </w:rPr>
+        <w:t xml:space="preserve"> beat.jans@admin.ch</w:t>
+      </w:r>
+      <w:r>
+        <w:br/>
+      </w:r>
+      <w:r>
+        <w:rPr>
+          <w:rStyle w:val="KeywordTok"/>
+        </w:rPr>
+        <w:t xml:space="preserve">-</w:t>
+      </w:r>
+      <w:r>
+        <w:rPr>
+          <w:rStyle w:val="AttributeTok"/>
+        </w:rPr>
+        <w:t xml:space="preserve"> </w:t>
+      </w:r>
+      <w:r>
+        <w:rPr>
+          <w:rStyle w:val="FunctionTok"/>
+        </w:rPr>
+        <w:t xml:space="preserve">contact_type</w:t>
+      </w:r>
+      <w:r>
+        <w:rPr>
+          <w:rStyle w:val="KeywordTok"/>
+        </w:rPr>
+        <w:t xml:space="preserve">:</w:t>
+      </w:r>
+      <w:r>
+        <w:rPr>
+          <w:rStyle w:val="AttributeTok"/>
+        </w:rPr>
+        <w:t xml:space="preserve"> contact_website</w:t>
+      </w:r>
+      <w:r>
+        <w:br/>
+      </w:r>
+      <w:r>
+        <w:rPr>
+          <w:rStyle w:val="AttributeTok"/>
+        </w:rPr>
+        <w:t xml:space="preserve">  </w:t>
+      </w:r>
+      <w:r>
+        <w:rPr>
+          <w:rStyle w:val="FunctionTok"/>
+        </w:rPr>
+        <w:t xml:space="preserve">value</w:t>
+      </w:r>
+      <w:r>
+        <w:rPr>
+          <w:rStyle w:val="KeywordTok"/>
+        </w:rPr>
+        <w:t xml:space="preserve">:</w:t>
+      </w:r>
+      <w:r>
+        <w:rPr>
+          <w:rStyle w:val="AttributeTok"/>
+        </w:rPr>
+        <w:t xml:space="preserve"> http://www.beat-jans.ch</w:t>
+      </w:r>
+      <w:r>
+        <w:br/>
+      </w:r>
+      <w:r>
+        <w:rPr>
+          <w:rStyle w:val="FunctionTok"/>
+        </w:rPr>
+        <w:t xml:space="preserve">electoral_district</w:t>
+      </w:r>
+      <w:r>
+        <w:rPr>
+          <w:rStyle w:val="KeywordTok"/>
+        </w:rPr>
+        <w:t xml:space="preserve">:</w:t>
+      </w:r>
+      <w:r>
+        <w:br/>
+      </w:r>
+      <w:r>
+        <w:rPr>
+          <w:rStyle w:val="AttributeTok"/>
+        </w:rPr>
+        <w:t xml:space="preserve">  </w:t>
+      </w:r>
+      <w:r>
+        <w:rPr>
+          <w:rStyle w:val="FunctionTok"/>
+        </w:rPr>
+        <w:t xml:space="preserve">district</w:t>
+      </w:r>
+      <w:r>
+        <w:rPr>
+          <w:rStyle w:val="KeywordTok"/>
+        </w:rPr>
+        <w:t xml:space="preserve">:</w:t>
+      </w:r>
+      <w:r>
+        <w:rPr>
+          <w:rStyle w:val="AttributeTok"/>
+        </w:rPr>
+        <w:t xml:space="preserve"> Basel-Stadt</w:t>
+      </w:r>
+      <w:r>
+        <w:br/>
+      </w:r>
+      <w:r>
+        <w:rPr>
+          <w:rStyle w:val="AttributeTok"/>
+        </w:rPr>
+        <w:t xml:space="preserve">  </w:t>
+      </w:r>
+      <w:r>
+        <w:rPr>
+          <w:rStyle w:val="FunctionTok"/>
+        </w:rPr>
+        <w:t xml:space="preserve">valid_from</w:t>
+      </w:r>
+      <w:r>
+        <w:rPr>
+          <w:rStyle w:val="KeywordTok"/>
+        </w:rPr>
+        <w:t xml:space="preserve">:</w:t>
+      </w:r>
+      <w:r>
+        <w:rPr>
+          <w:rStyle w:val="AttributeTok"/>
+        </w:rPr>
+        <w:t xml:space="preserve"> 2010-01-01</w:t>
+      </w:r>
+    </w:p>
     <w:bookmarkEnd w:id="56"/>
-    <w:bookmarkStart w:id="109" w:name="gruppen-und-organe-groups"/>
+    <w:bookmarkStart w:id="57" w:name="X6a85f137f6753c7104036000f96c2ec492358b0"/>
+    <w:p>
+      <w:pPr>
+        <w:pStyle w:val="Heading3"/>
+      </w:pPr>
+      <w:r>
+        <w:t xml:space="preserve">Example: Person-douglas_adams_Douglas_Adams</w:t>
+      </w:r>
+    </w:p>
+    <w:p>
+      <w:pPr>
+        <w:pStyle w:val="SourceCode"/>
+      </w:pPr>
+      <w:r>
+        <w:rPr>
+          <w:rStyle w:val="FunctionTok"/>
+        </w:rPr>
+        <w:t xml:space="preserve">global_uri</w:t>
+      </w:r>
+      <w:r>
+        <w:rPr>
+          <w:rStyle w:val="KeywordTok"/>
+        </w:rPr>
+        <w:t xml:space="preserve">:</w:t>
+      </w:r>
+      <w:r>
+        <w:rPr>
+          <w:rStyle w:val="AttributeTok"/>
+        </w:rPr>
+        <w:t xml:space="preserve"> https://www.wikidata.org/wiki/Q42</w:t>
+      </w:r>
+      <w:r>
+        <w:br/>
+      </w:r>
+      <w:r>
+        <w:rPr>
+          <w:rStyle w:val="FunctionTok"/>
+        </w:rPr>
+        <w:t xml:space="preserve">label</w:t>
+      </w:r>
+      <w:r>
+        <w:rPr>
+          <w:rStyle w:val="KeywordTok"/>
+        </w:rPr>
+        <w:t xml:space="preserve">:</w:t>
+      </w:r>
+      <w:r>
+        <w:rPr>
+          <w:rStyle w:val="AttributeTok"/>
+        </w:rPr>
+        <w:t xml:space="preserve"> Douglas Adams</w:t>
+      </w:r>
+      <w:r>
+        <w:br/>
+      </w:r>
+      <w:r>
+        <w:rPr>
+          <w:rStyle w:val="FunctionTok"/>
+        </w:rPr>
+        <w:t xml:space="preserve">label_long</w:t>
+      </w:r>
+      <w:r>
+        <w:rPr>
+          <w:rStyle w:val="KeywordTok"/>
+        </w:rPr>
+        <w:t xml:space="preserve">:</w:t>
+      </w:r>
+      <w:r>
+        <w:rPr>
+          <w:rStyle w:val="AttributeTok"/>
+        </w:rPr>
+        <w:t xml:space="preserve"> Douglas Noël Adams</w:t>
+      </w:r>
+      <w:r>
+        <w:br/>
+      </w:r>
+      <w:r>
+        <w:rPr>
+          <w:rStyle w:val="FunctionTok"/>
+        </w:rPr>
+        <w:t xml:space="preserve">birth_year</w:t>
+      </w:r>
+      <w:r>
+        <w:rPr>
+          <w:rStyle w:val="KeywordTok"/>
+        </w:rPr>
+        <w:t xml:space="preserve">:</w:t>
+      </w:r>
+      <w:r>
+        <w:rPr>
+          <w:rStyle w:val="AttributeTok"/>
+        </w:rPr>
+        <w:t xml:space="preserve"> </w:t>
+      </w:r>
+      <w:r>
+        <w:rPr>
+          <w:rStyle w:val="DecValTok"/>
+        </w:rPr>
+        <w:t xml:space="preserve">1952</w:t>
+      </w:r>
+      <w:r>
+        <w:br/>
+      </w:r>
+      <w:r>
+        <w:rPr>
+          <w:rStyle w:val="FunctionTok"/>
+        </w:rPr>
+        <w:t xml:space="preserve">birth_date</w:t>
+      </w:r>
+      <w:r>
+        <w:rPr>
+          <w:rStyle w:val="KeywordTok"/>
+        </w:rPr>
+        <w:t xml:space="preserve">:</w:t>
+      </w:r>
+      <w:r>
+        <w:rPr>
+          <w:rStyle w:val="AttributeTok"/>
+        </w:rPr>
+        <w:t xml:space="preserve"> 1952-03-11</w:t>
+      </w:r>
+      <w:r>
+        <w:br/>
+      </w:r>
+      <w:r>
+        <w:rPr>
+          <w:rStyle w:val="FunctionTok"/>
+        </w:rPr>
+        <w:t xml:space="preserve">picture</w:t>
+      </w:r>
+      <w:r>
+        <w:rPr>
+          <w:rStyle w:val="KeywordTok"/>
+        </w:rPr>
+        <w:t xml:space="preserve">:</w:t>
+      </w:r>
+      <w:r>
+        <w:rPr>
+          <w:rStyle w:val="AttributeTok"/>
+        </w:rPr>
+        <w:t xml:space="preserve"> https://commons.wikimedia.org/wiki/File:Douglas_adams_portrait.jpg</w:t>
+      </w:r>
+      <w:r>
+        <w:br/>
+      </w:r>
+      <w:r>
+        <w:rPr>
+          <w:rStyle w:val="FunctionTok"/>
+        </w:rPr>
+        <w:t xml:space="preserve">names</w:t>
+      </w:r>
+      <w:r>
+        <w:rPr>
+          <w:rStyle w:val="KeywordTok"/>
+        </w:rPr>
+        <w:t xml:space="preserve">:</w:t>
+      </w:r>
+      <w:r>
+        <w:br/>
+      </w:r>
+      <w:r>
+        <w:rPr>
+          <w:rStyle w:val="KeywordTok"/>
+        </w:rPr>
+        <w:t xml:space="preserve">-</w:t>
+      </w:r>
+      <w:r>
+        <w:rPr>
+          <w:rStyle w:val="AttributeTok"/>
+        </w:rPr>
+        <w:t xml:space="preserve"> </w:t>
+      </w:r>
+      <w:r>
+        <w:rPr>
+          <w:rStyle w:val="FunctionTok"/>
+        </w:rPr>
+        <w:t xml:space="preserve">name_type</w:t>
+      </w:r>
+      <w:r>
+        <w:rPr>
+          <w:rStyle w:val="KeywordTok"/>
+        </w:rPr>
+        <w:t xml:space="preserve">:</w:t>
+      </w:r>
+      <w:r>
+        <w:rPr>
+          <w:rStyle w:val="AttributeTok"/>
+        </w:rPr>
+        <w:t xml:space="preserve"> PersonFirstName</w:t>
+      </w:r>
+      <w:r>
+        <w:br/>
+      </w:r>
+      <w:r>
+        <w:rPr>
+          <w:rStyle w:val="AttributeTok"/>
+        </w:rPr>
+        <w:t xml:space="preserve">  </w:t>
+      </w:r>
+      <w:r>
+        <w:rPr>
+          <w:rStyle w:val="FunctionTok"/>
+        </w:rPr>
+        <w:t xml:space="preserve">value</w:t>
+      </w:r>
+      <w:r>
+        <w:rPr>
+          <w:rStyle w:val="KeywordTok"/>
+        </w:rPr>
+        <w:t xml:space="preserve">:</w:t>
+      </w:r>
+      <w:r>
+        <w:rPr>
+          <w:rStyle w:val="AttributeTok"/>
+        </w:rPr>
+        <w:t xml:space="preserve"> Douglas</w:t>
+      </w:r>
+      <w:r>
+        <w:br/>
+      </w:r>
+      <w:r>
+        <w:rPr>
+          <w:rStyle w:val="KeywordTok"/>
+        </w:rPr>
+        <w:t xml:space="preserve">-</w:t>
+      </w:r>
+      <w:r>
+        <w:rPr>
+          <w:rStyle w:val="AttributeTok"/>
+        </w:rPr>
+        <w:t xml:space="preserve"> </w:t>
+      </w:r>
+      <w:r>
+        <w:rPr>
+          <w:rStyle w:val="FunctionTok"/>
+        </w:rPr>
+        <w:t xml:space="preserve">name_type</w:t>
+      </w:r>
+      <w:r>
+        <w:rPr>
+          <w:rStyle w:val="KeywordTok"/>
+        </w:rPr>
+        <w:t xml:space="preserve">:</w:t>
+      </w:r>
+      <w:r>
+        <w:rPr>
+          <w:rStyle w:val="AttributeTok"/>
+        </w:rPr>
+        <w:t xml:space="preserve"> PersonOfficialName</w:t>
+      </w:r>
+      <w:r>
+        <w:br/>
+      </w:r>
+      <w:r>
+        <w:rPr>
+          <w:rStyle w:val="AttributeTok"/>
+        </w:rPr>
+        <w:t xml:space="preserve">  </w:t>
+      </w:r>
+      <w:r>
+        <w:rPr>
+          <w:rStyle w:val="FunctionTok"/>
+        </w:rPr>
+        <w:t xml:space="preserve">value</w:t>
+      </w:r>
+      <w:r>
+        <w:rPr>
+          <w:rStyle w:val="KeywordTok"/>
+        </w:rPr>
+        <w:t xml:space="preserve">:</w:t>
+      </w:r>
+      <w:r>
+        <w:rPr>
+          <w:rStyle w:val="AttributeTok"/>
+        </w:rPr>
+        <w:t xml:space="preserve"> Adams</w:t>
+      </w:r>
+      <w:r>
+        <w:br/>
+      </w:r>
+      <w:r>
+        <w:rPr>
+          <w:rStyle w:val="AttributeTok"/>
+        </w:rPr>
+        <w:t xml:space="preserve">  </w:t>
+      </w:r>
+      <w:r>
+        <w:rPr>
+          <w:rStyle w:val="FunctionTok"/>
+        </w:rPr>
+        <w:t xml:space="preserve">valid_from</w:t>
+      </w:r>
+      <w:r>
+        <w:rPr>
+          <w:rStyle w:val="KeywordTok"/>
+        </w:rPr>
+        <w:t xml:space="preserve">:</w:t>
+      </w:r>
+      <w:r>
+        <w:rPr>
+          <w:rStyle w:val="AttributeTok"/>
+        </w:rPr>
+        <w:t xml:space="preserve"> 1952-03-11</w:t>
+      </w:r>
+      <w:r>
+        <w:br/>
+      </w:r>
+      <w:r>
+        <w:rPr>
+          <w:rStyle w:val="FunctionTok"/>
+        </w:rPr>
+        <w:t xml:space="preserve">addresses</w:t>
+      </w:r>
+      <w:r>
+        <w:rPr>
+          <w:rStyle w:val="KeywordTok"/>
+        </w:rPr>
+        <w:t xml:space="preserve">:</w:t>
+      </w:r>
+      <w:r>
+        <w:br/>
+      </w:r>
+      <w:r>
+        <w:rPr>
+          <w:rStyle w:val="KeywordTok"/>
+        </w:rPr>
+        <w:t xml:space="preserve">-</w:t>
+      </w:r>
+      <w:r>
+        <w:rPr>
+          <w:rStyle w:val="AttributeTok"/>
+        </w:rPr>
+        <w:t xml:space="preserve"> </w:t>
+      </w:r>
+      <w:r>
+        <w:rPr>
+          <w:rStyle w:val="FunctionTok"/>
+        </w:rPr>
+        <w:t xml:space="preserve">address_type</w:t>
+      </w:r>
+      <w:r>
+        <w:rPr>
+          <w:rStyle w:val="KeywordTok"/>
+        </w:rPr>
+        <w:t xml:space="preserve">:</w:t>
+      </w:r>
+      <w:r>
+        <w:rPr>
+          <w:rStyle w:val="AttributeTok"/>
+        </w:rPr>
+        <w:t xml:space="preserve"> privateAddress</w:t>
+      </w:r>
+      <w:r>
+        <w:br/>
+      </w:r>
+      <w:r>
+        <w:rPr>
+          <w:rStyle w:val="AttributeTok"/>
+        </w:rPr>
+        <w:t xml:space="preserve">  </w:t>
+      </w:r>
+      <w:r>
+        <w:rPr>
+          <w:rStyle w:val="FunctionTok"/>
+        </w:rPr>
+        <w:t xml:space="preserve">address_uri</w:t>
+      </w:r>
+      <w:r>
+        <w:rPr>
+          <w:rStyle w:val="KeywordTok"/>
+        </w:rPr>
+        <w:t xml:space="preserve">:</w:t>
+      </w:r>
+      <w:r>
+        <w:rPr>
+          <w:rStyle w:val="AttributeTok"/>
+        </w:rPr>
+        <w:t xml:space="preserve"> https://www.wikidata.org/wiki/Q42</w:t>
+      </w:r>
+      <w:r>
+        <w:rPr>
+          <w:rStyle w:val="CommentTok"/>
+        </w:rPr>
+        <w:t xml:space="preserve">#P969</w:t>
+      </w:r>
+      <w:r>
+        <w:br/>
+      </w:r>
+      <w:r>
+        <w:rPr>
+          <w:rStyle w:val="AttributeTok"/>
+        </w:rPr>
+        <w:t xml:space="preserve">  </w:t>
+      </w:r>
+      <w:r>
+        <w:rPr>
+          <w:rStyle w:val="FunctionTok"/>
+        </w:rPr>
+        <w:t xml:space="preserve">street_address</w:t>
+      </w:r>
+      <w:r>
+        <w:rPr>
+          <w:rStyle w:val="KeywordTok"/>
+        </w:rPr>
+        <w:t xml:space="preserve">:</w:t>
+      </w:r>
+      <w:r>
+        <w:rPr>
+          <w:rStyle w:val="AttributeTok"/>
+        </w:rPr>
+        <w:t xml:space="preserve"> 1234 Fictional St, London, UK</w:t>
+      </w:r>
+      <w:r>
+        <w:br/>
+      </w:r>
+      <w:r>
+        <w:rPr>
+          <w:rStyle w:val="AttributeTok"/>
+        </w:rPr>
+        <w:t xml:space="preserve">  </w:t>
+      </w:r>
+      <w:r>
+        <w:rPr>
+          <w:rStyle w:val="FunctionTok"/>
+        </w:rPr>
+        <w:t xml:space="preserve">postal_code</w:t>
+      </w:r>
+      <w:r>
+        <w:rPr>
+          <w:rStyle w:val="KeywordTok"/>
+        </w:rPr>
+        <w:t xml:space="preserve">:</w:t>
+      </w:r>
+      <w:r>
+        <w:rPr>
+          <w:rStyle w:val="AttributeTok"/>
+        </w:rPr>
+        <w:t xml:space="preserve"> </w:t>
+      </w:r>
+      <w:r>
+        <w:rPr>
+          <w:rStyle w:val="DecValTok"/>
+        </w:rPr>
+        <w:t xml:space="preserve">12345</w:t>
+      </w:r>
+      <w:r>
+        <w:br/>
+      </w:r>
+      <w:r>
+        <w:rPr>
+          <w:rStyle w:val="AttributeTok"/>
+        </w:rPr>
+        <w:t xml:space="preserve">  </w:t>
+      </w:r>
+      <w:r>
+        <w:rPr>
+          <w:rStyle w:val="FunctionTok"/>
+        </w:rPr>
+        <w:t xml:space="preserve">postal_locality</w:t>
+      </w:r>
+      <w:r>
+        <w:rPr>
+          <w:rStyle w:val="KeywordTok"/>
+        </w:rPr>
+        <w:t xml:space="preserve">:</w:t>
+      </w:r>
+      <w:r>
+        <w:rPr>
+          <w:rStyle w:val="AttributeTok"/>
+        </w:rPr>
+        <w:t xml:space="preserve"> London</w:t>
+      </w:r>
+      <w:r>
+        <w:br/>
+      </w:r>
+      <w:r>
+        <w:rPr>
+          <w:rStyle w:val="FunctionTok"/>
+        </w:rPr>
+        <w:t xml:space="preserve">language_proficiencies</w:t>
+      </w:r>
+      <w:r>
+        <w:rPr>
+          <w:rStyle w:val="KeywordTok"/>
+        </w:rPr>
+        <w:t xml:space="preserve">:</w:t>
+      </w:r>
+      <w:r>
+        <w:br/>
+      </w:r>
+      <w:r>
+        <w:rPr>
+          <w:rStyle w:val="KeywordTok"/>
+        </w:rPr>
+        <w:t xml:space="preserve">-</w:t>
+      </w:r>
+      <w:r>
+        <w:rPr>
+          <w:rStyle w:val="AttributeTok"/>
+        </w:rPr>
+        <w:t xml:space="preserve"> </w:t>
+      </w:r>
+      <w:r>
+        <w:rPr>
+          <w:rStyle w:val="FunctionTok"/>
+        </w:rPr>
+        <w:t xml:space="preserve">language</w:t>
+      </w:r>
+      <w:r>
+        <w:rPr>
+          <w:rStyle w:val="KeywordTok"/>
+        </w:rPr>
+        <w:t xml:space="preserve">:</w:t>
+      </w:r>
+      <w:r>
+        <w:rPr>
+          <w:rStyle w:val="AttributeTok"/>
+        </w:rPr>
+        <w:t xml:space="preserve"> en</w:t>
+      </w:r>
+      <w:r>
+        <w:br/>
+      </w:r>
+      <w:r>
+        <w:rPr>
+          <w:rStyle w:val="AttributeTok"/>
+        </w:rPr>
+        <w:t xml:space="preserve">  </w:t>
+      </w:r>
+      <w:r>
+        <w:rPr>
+          <w:rStyle w:val="FunctionTok"/>
+        </w:rPr>
+        <w:t xml:space="preserve">is_correspondence</w:t>
+      </w:r>
+      <w:r>
+        <w:rPr>
+          <w:rStyle w:val="KeywordTok"/>
+        </w:rPr>
+        <w:t xml:space="preserve">:</w:t>
+      </w:r>
+      <w:r>
+        <w:rPr>
+          <w:rStyle w:val="AttributeTok"/>
+        </w:rPr>
+        <w:t xml:space="preserve"> </w:t>
+      </w:r>
+      <w:r>
+        <w:rPr>
+          <w:rStyle w:val="CharTok"/>
+        </w:rPr>
+        <w:t xml:space="preserve">true</w:t>
+      </w:r>
+      <w:r>
+        <w:br/>
+      </w:r>
+      <w:r>
+        <w:rPr>
+          <w:rStyle w:val="AttributeTok"/>
+        </w:rPr>
+        <w:t xml:space="preserve">  </w:t>
+      </w:r>
+      <w:r>
+        <w:rPr>
+          <w:rStyle w:val="FunctionTok"/>
+        </w:rPr>
+        <w:t xml:space="preserve">is_native</w:t>
+      </w:r>
+      <w:r>
+        <w:rPr>
+          <w:rStyle w:val="KeywordTok"/>
+        </w:rPr>
+        <w:t xml:space="preserve">:</w:t>
+      </w:r>
+      <w:r>
+        <w:rPr>
+          <w:rStyle w:val="AttributeTok"/>
+        </w:rPr>
+        <w:t xml:space="preserve"> </w:t>
+      </w:r>
+      <w:r>
+        <w:rPr>
+          <w:rStyle w:val="CharTok"/>
+        </w:rPr>
+        <w:t xml:space="preserve">true</w:t>
+      </w:r>
+      <w:r>
+        <w:br/>
+      </w:r>
+      <w:r>
+        <w:rPr>
+          <w:rStyle w:val="FunctionTok"/>
+        </w:rPr>
+        <w:t xml:space="preserve">citizenships</w:t>
+      </w:r>
+      <w:r>
+        <w:rPr>
+          <w:rStyle w:val="KeywordTok"/>
+        </w:rPr>
+        <w:t xml:space="preserve">:</w:t>
+      </w:r>
+      <w:r>
+        <w:br/>
+      </w:r>
+      <w:r>
+        <w:rPr>
+          <w:rStyle w:val="KeywordTok"/>
+        </w:rPr>
+        <w:t xml:space="preserve">-</w:t>
+      </w:r>
+      <w:r>
+        <w:rPr>
+          <w:rStyle w:val="AttributeTok"/>
+        </w:rPr>
+        <w:t xml:space="preserve"> </w:t>
+      </w:r>
+      <w:r>
+        <w:rPr>
+          <w:rStyle w:val="FunctionTok"/>
+        </w:rPr>
+        <w:t xml:space="preserve">country</w:t>
+      </w:r>
+      <w:r>
+        <w:rPr>
+          <w:rStyle w:val="KeywordTok"/>
+        </w:rPr>
+        <w:t xml:space="preserve">:</w:t>
+      </w:r>
+      <w:r>
+        <w:rPr>
+          <w:rStyle w:val="AttributeTok"/>
+        </w:rPr>
+        <w:t xml:space="preserve"> GB</w:t>
+      </w:r>
+      <w:r>
+        <w:br/>
+      </w:r>
+      <w:r>
+        <w:rPr>
+          <w:rStyle w:val="AttributeTok"/>
+        </w:rPr>
+        <w:t xml:space="preserve">  </w:t>
+      </w:r>
+      <w:r>
+        <w:rPr>
+          <w:rStyle w:val="FunctionTok"/>
+        </w:rPr>
+        <w:t xml:space="preserve">valid_from</w:t>
+      </w:r>
+      <w:r>
+        <w:rPr>
+          <w:rStyle w:val="KeywordTok"/>
+        </w:rPr>
+        <w:t xml:space="preserve">:</w:t>
+      </w:r>
+      <w:r>
+        <w:rPr>
+          <w:rStyle w:val="AttributeTok"/>
+        </w:rPr>
+        <w:t xml:space="preserve"> 1952-03-11</w:t>
+      </w:r>
+      <w:r>
+        <w:br/>
+      </w:r>
+      <w:r>
+        <w:rPr>
+          <w:rStyle w:val="FunctionTok"/>
+        </w:rPr>
+        <w:t xml:space="preserve">genders</w:t>
+      </w:r>
+      <w:r>
+        <w:rPr>
+          <w:rStyle w:val="KeywordTok"/>
+        </w:rPr>
+        <w:t xml:space="preserve">:</w:t>
+      </w:r>
+      <w:r>
+        <w:br/>
+      </w:r>
+      <w:r>
+        <w:rPr>
+          <w:rStyle w:val="KeywordTok"/>
+        </w:rPr>
+        <w:t xml:space="preserve">-</w:t>
+      </w:r>
+      <w:r>
+        <w:rPr>
+          <w:rStyle w:val="AttributeTok"/>
+        </w:rPr>
+        <w:t xml:space="preserve"> </w:t>
+      </w:r>
+      <w:r>
+        <w:rPr>
+          <w:rStyle w:val="FunctionTok"/>
+        </w:rPr>
+        <w:t xml:space="preserve">gender_code</w:t>
+      </w:r>
+      <w:r>
+        <w:rPr>
+          <w:rStyle w:val="KeywordTok"/>
+        </w:rPr>
+        <w:t xml:space="preserve">:</w:t>
+      </w:r>
+      <w:r>
+        <w:rPr>
+          <w:rStyle w:val="AttributeTok"/>
+        </w:rPr>
+        <w:t xml:space="preserve"> male</w:t>
+      </w:r>
+      <w:r>
+        <w:br/>
+      </w:r>
+      <w:r>
+        <w:rPr>
+          <w:rStyle w:val="AttributeTok"/>
+        </w:rPr>
+        <w:t xml:space="preserve">  </w:t>
+      </w:r>
+      <w:r>
+        <w:rPr>
+          <w:rStyle w:val="FunctionTok"/>
+        </w:rPr>
+        <w:t xml:space="preserve">valid_from</w:t>
+      </w:r>
+      <w:r>
+        <w:rPr>
+          <w:rStyle w:val="KeywordTok"/>
+        </w:rPr>
+        <w:t xml:space="preserve">:</w:t>
+      </w:r>
+      <w:r>
+        <w:rPr>
+          <w:rStyle w:val="AttributeTok"/>
+        </w:rPr>
+        <w:t xml:space="preserve"> 1952-03-11</w:t>
+      </w:r>
+      <w:r>
+        <w:br/>
+      </w:r>
+      <w:r>
+        <w:rPr>
+          <w:rStyle w:val="AttributeTok"/>
+        </w:rPr>
+        <w:t xml:space="preserve">  </w:t>
+      </w:r>
+      <w:r>
+        <w:rPr>
+          <w:rStyle w:val="FunctionTok"/>
+        </w:rPr>
+        <w:t xml:space="preserve">pronouns</w:t>
+      </w:r>
+      <w:r>
+        <w:rPr>
+          <w:rStyle w:val="KeywordTok"/>
+        </w:rPr>
+        <w:t xml:space="preserve">:</w:t>
+      </w:r>
+      <w:r>
+        <w:br/>
+      </w:r>
+      <w:r>
+        <w:rPr>
+          <w:rStyle w:val="AttributeTok"/>
+        </w:rPr>
+        <w:t xml:space="preserve">  </w:t>
+      </w:r>
+      <w:r>
+        <w:rPr>
+          <w:rStyle w:val="KeywordTok"/>
+        </w:rPr>
+        <w:t xml:space="preserve">-</w:t>
+      </w:r>
+      <w:r>
+        <w:rPr>
+          <w:rStyle w:val="AttributeTok"/>
+        </w:rPr>
+        <w:t xml:space="preserve"> he</w:t>
+      </w:r>
+      <w:r>
+        <w:br/>
+      </w:r>
+      <w:r>
+        <w:rPr>
+          <w:rStyle w:val="AttributeTok"/>
+        </w:rPr>
+        <w:t xml:space="preserve">  </w:t>
+      </w:r>
+      <w:r>
+        <w:rPr>
+          <w:rStyle w:val="KeywordTok"/>
+        </w:rPr>
+        <w:t xml:space="preserve">-</w:t>
+      </w:r>
+      <w:r>
+        <w:rPr>
+          <w:rStyle w:val="AttributeTok"/>
+        </w:rPr>
+        <w:t xml:space="preserve"> him</w:t>
+      </w:r>
+      <w:r>
+        <w:br/>
+      </w:r>
+      <w:r>
+        <w:rPr>
+          <w:rStyle w:val="FunctionTok"/>
+        </w:rPr>
+        <w:t xml:space="preserve">occupations</w:t>
+      </w:r>
+      <w:r>
+        <w:rPr>
+          <w:rStyle w:val="KeywordTok"/>
+        </w:rPr>
+        <w:t xml:space="preserve">:</w:t>
+      </w:r>
+      <w:r>
+        <w:br/>
+      </w:r>
+      <w:r>
+        <w:rPr>
+          <w:rStyle w:val="KeywordTok"/>
+        </w:rPr>
+        <w:t xml:space="preserve">-</w:t>
+      </w:r>
+      <w:r>
+        <w:rPr>
+          <w:rStyle w:val="AttributeTok"/>
+        </w:rPr>
+        <w:t xml:space="preserve"> </w:t>
+      </w:r>
+      <w:r>
+        <w:rPr>
+          <w:rStyle w:val="FunctionTok"/>
+        </w:rPr>
+        <w:t xml:space="preserve">label</w:t>
+      </w:r>
+      <w:r>
+        <w:rPr>
+          <w:rStyle w:val="KeywordTok"/>
+        </w:rPr>
+        <w:t xml:space="preserve">:</w:t>
+      </w:r>
+      <w:r>
+        <w:rPr>
+          <w:rStyle w:val="AttributeTok"/>
+        </w:rPr>
+        <w:t xml:space="preserve"> writer</w:t>
+      </w:r>
+      <w:r>
+        <w:br/>
+      </w:r>
+      <w:r>
+        <w:rPr>
+          <w:rStyle w:val="AttributeTok"/>
+        </w:rPr>
+        <w:t xml:space="preserve">  </w:t>
+      </w:r>
+      <w:r>
+        <w:rPr>
+          <w:rStyle w:val="FunctionTok"/>
+        </w:rPr>
+        <w:t xml:space="preserve">valid_from</w:t>
+      </w:r>
+      <w:r>
+        <w:rPr>
+          <w:rStyle w:val="KeywordTok"/>
+        </w:rPr>
+        <w:t xml:space="preserve">:</w:t>
+      </w:r>
+      <w:r>
+        <w:rPr>
+          <w:rStyle w:val="AttributeTok"/>
+        </w:rPr>
+        <w:t xml:space="preserve"> 1979-01-01</w:t>
+      </w:r>
+      <w:r>
+        <w:br/>
+      </w:r>
+      <w:r>
+        <w:rPr>
+          <w:rStyle w:val="AttributeTok"/>
+        </w:rPr>
+        <w:t xml:space="preserve">  </w:t>
+      </w:r>
+      <w:r>
+        <w:rPr>
+          <w:rStyle w:val="FunctionTok"/>
+        </w:rPr>
+        <w:t xml:space="preserve">valid_through</w:t>
+      </w:r>
+      <w:r>
+        <w:rPr>
+          <w:rStyle w:val="KeywordTok"/>
+        </w:rPr>
+        <w:t xml:space="preserve">:</w:t>
+      </w:r>
+      <w:r>
+        <w:rPr>
+          <w:rStyle w:val="AttributeTok"/>
+        </w:rPr>
+        <w:t xml:space="preserve"> 2001-05-11</w:t>
+      </w:r>
+      <w:r>
+        <w:br/>
+      </w:r>
+      <w:r>
+        <w:rPr>
+          <w:rStyle w:val="AttributeTok"/>
+        </w:rPr>
+        <w:t xml:space="preserve">  </w:t>
+      </w:r>
+      <w:r>
+        <w:rPr>
+          <w:rStyle w:val="FunctionTok"/>
+        </w:rPr>
+        <w:t xml:space="preserve">is_active</w:t>
+      </w:r>
+      <w:r>
+        <w:rPr>
+          <w:rStyle w:val="KeywordTok"/>
+        </w:rPr>
+        <w:t xml:space="preserve">:</w:t>
+      </w:r>
+      <w:r>
+        <w:rPr>
+          <w:rStyle w:val="AttributeTok"/>
+        </w:rPr>
+        <w:t xml:space="preserve"> </w:t>
+      </w:r>
+      <w:r>
+        <w:rPr>
+          <w:rStyle w:val="CharTok"/>
+        </w:rPr>
+        <w:t xml:space="preserve">false</w:t>
+      </w:r>
+      <w:r>
+        <w:br/>
+      </w:r>
+      <w:r>
+        <w:rPr>
+          <w:rStyle w:val="AttributeTok"/>
+        </w:rPr>
+        <w:t xml:space="preserve">  </w:t>
+      </w:r>
+      <w:r>
+        <w:rPr>
+          <w:rStyle w:val="FunctionTok"/>
+        </w:rPr>
+        <w:t xml:space="preserve">is_paid</w:t>
+      </w:r>
+      <w:r>
+        <w:rPr>
+          <w:rStyle w:val="KeywordTok"/>
+        </w:rPr>
+        <w:t xml:space="preserve">:</w:t>
+      </w:r>
+      <w:r>
+        <w:rPr>
+          <w:rStyle w:val="AttributeTok"/>
+        </w:rPr>
+        <w:t xml:space="preserve"> </w:t>
+      </w:r>
+      <w:r>
+        <w:rPr>
+          <w:rStyle w:val="CharTok"/>
+        </w:rPr>
+        <w:t xml:space="preserve">true</w:t>
+      </w:r>
+      <w:r>
+        <w:br/>
+      </w:r>
+      <w:r>
+        <w:rPr>
+          <w:rStyle w:val="FunctionTok"/>
+        </w:rPr>
+        <w:t xml:space="preserve">trainings</w:t>
+      </w:r>
+      <w:r>
+        <w:rPr>
+          <w:rStyle w:val="KeywordTok"/>
+        </w:rPr>
+        <w:t xml:space="preserve">:</w:t>
+      </w:r>
+      <w:r>
+        <w:br/>
+      </w:r>
+      <w:r>
+        <w:rPr>
+          <w:rStyle w:val="KeywordTok"/>
+        </w:rPr>
+        <w:t xml:space="preserve">-</w:t>
+      </w:r>
+      <w:r>
+        <w:rPr>
+          <w:rStyle w:val="AttributeTok"/>
+        </w:rPr>
+        <w:t xml:space="preserve"> </w:t>
+      </w:r>
+      <w:r>
+        <w:rPr>
+          <w:rStyle w:val="FunctionTok"/>
+        </w:rPr>
+        <w:t xml:space="preserve">training_type</w:t>
+      </w:r>
+      <w:r>
+        <w:rPr>
+          <w:rStyle w:val="KeywordTok"/>
+        </w:rPr>
+        <w:t xml:space="preserve">:</w:t>
+      </w:r>
+      <w:r>
+        <w:rPr>
+          <w:rStyle w:val="AttributeTok"/>
+        </w:rPr>
+        <w:t xml:space="preserve"> schulabschluss</w:t>
+      </w:r>
+      <w:r>
+        <w:br/>
+      </w:r>
+      <w:r>
+        <w:rPr>
+          <w:rStyle w:val="AttributeTok"/>
+        </w:rPr>
+        <w:t xml:space="preserve">  </w:t>
+      </w:r>
+      <w:r>
+        <w:rPr>
+          <w:rStyle w:val="FunctionTok"/>
+        </w:rPr>
+        <w:t xml:space="preserve">value</w:t>
+      </w:r>
+      <w:r>
+        <w:rPr>
+          <w:rStyle w:val="KeywordTok"/>
+        </w:rPr>
+        <w:t xml:space="preserve">:</w:t>
+      </w:r>
+      <w:r>
+        <w:rPr>
+          <w:rStyle w:val="AttributeTok"/>
+        </w:rPr>
+        <w:t xml:space="preserve"> High School Diploma</w:t>
+      </w:r>
+      <w:r>
+        <w:br/>
+      </w:r>
+      <w:r>
+        <w:rPr>
+          <w:rStyle w:val="FunctionTok"/>
+        </w:rPr>
+        <w:t xml:space="preserve">contacts</w:t>
+      </w:r>
+      <w:r>
+        <w:rPr>
+          <w:rStyle w:val="KeywordTok"/>
+        </w:rPr>
+        <w:t xml:space="preserve">:</w:t>
+      </w:r>
+      <w:r>
+        <w:br/>
+      </w:r>
+      <w:r>
+        <w:rPr>
+          <w:rStyle w:val="KeywordTok"/>
+        </w:rPr>
+        <w:t xml:space="preserve">-</w:t>
+      </w:r>
+      <w:r>
+        <w:rPr>
+          <w:rStyle w:val="AttributeTok"/>
+        </w:rPr>
+        <w:t xml:space="preserve"> </w:t>
+      </w:r>
+      <w:r>
+        <w:rPr>
+          <w:rStyle w:val="FunctionTok"/>
+        </w:rPr>
+        <w:t xml:space="preserve">contact_type</w:t>
+      </w:r>
+      <w:r>
+        <w:rPr>
+          <w:rStyle w:val="KeywordTok"/>
+        </w:rPr>
+        <w:t xml:space="preserve">:</w:t>
+      </w:r>
+      <w:r>
+        <w:rPr>
+          <w:rStyle w:val="AttributeTok"/>
+        </w:rPr>
+        <w:t xml:space="preserve"> email</w:t>
+      </w:r>
+      <w:r>
+        <w:br/>
+      </w:r>
+      <w:r>
+        <w:rPr>
+          <w:rStyle w:val="AttributeTok"/>
+        </w:rPr>
+        <w:t xml:space="preserve">  </w:t>
+      </w:r>
+      <w:r>
+        <w:rPr>
+          <w:rStyle w:val="FunctionTok"/>
+        </w:rPr>
+        <w:t xml:space="preserve">value</w:t>
+      </w:r>
+      <w:r>
+        <w:rPr>
+          <w:rStyle w:val="KeywordTok"/>
+        </w:rPr>
+        <w:t xml:space="preserve">:</w:t>
+      </w:r>
+      <w:r>
+        <w:rPr>
+          <w:rStyle w:val="AttributeTok"/>
+        </w:rPr>
+        <w:t xml:space="preserve"> douglas.adams@adams-familiy.org</w:t>
+      </w:r>
+      <w:r>
+        <w:br/>
+      </w:r>
+      <w:r>
+        <w:rPr>
+          <w:rStyle w:val="FunctionTok"/>
+        </w:rPr>
+        <w:t xml:space="preserve">electoral_district</w:t>
+      </w:r>
+      <w:r>
+        <w:rPr>
+          <w:rStyle w:val="KeywordTok"/>
+        </w:rPr>
+        <w:t xml:space="preserve">:</w:t>
+      </w:r>
+      <w:r>
+        <w:br/>
+      </w:r>
+      <w:r>
+        <w:rPr>
+          <w:rStyle w:val="AttributeTok"/>
+        </w:rPr>
+        <w:t xml:space="preserve">  </w:t>
+      </w:r>
+      <w:r>
+        <w:rPr>
+          <w:rStyle w:val="FunctionTok"/>
+        </w:rPr>
+        <w:t xml:space="preserve">district</w:t>
+      </w:r>
+      <w:r>
+        <w:rPr>
+          <w:rStyle w:val="KeywordTok"/>
+        </w:rPr>
+        <w:t xml:space="preserve">:</w:t>
+      </w:r>
+      <w:r>
+        <w:rPr>
+          <w:rStyle w:val="AttributeTok"/>
+        </w:rPr>
+        <w:t xml:space="preserve"> London Central</w:t>
+      </w:r>
+      <w:r>
+        <w:br/>
+      </w:r>
+      <w:r>
+        <w:rPr>
+          <w:rStyle w:val="AttributeTok"/>
+        </w:rPr>
+        <w:t xml:space="preserve">  </w:t>
+      </w:r>
+      <w:r>
+        <w:rPr>
+          <w:rStyle w:val="FunctionTok"/>
+        </w:rPr>
+        <w:t xml:space="preserve">valid_from</w:t>
+      </w:r>
+      <w:r>
+        <w:rPr>
+          <w:rStyle w:val="KeywordTok"/>
+        </w:rPr>
+        <w:t xml:space="preserve">:</w:t>
+      </w:r>
+      <w:r>
+        <w:rPr>
+          <w:rStyle w:val="AttributeTok"/>
+        </w:rPr>
+        <w:t xml:space="preserve"> 2020-01-01</w:t>
+      </w:r>
+      <w:r>
+        <w:br/>
+      </w:r>
+      <w:r>
+        <w:rPr>
+          <w:rStyle w:val="AttributeTok"/>
+        </w:rPr>
+        <w:t xml:space="preserve">  </w:t>
+      </w:r>
+      <w:r>
+        <w:rPr>
+          <w:rStyle w:val="FunctionTok"/>
+        </w:rPr>
+        <w:t xml:space="preserve">valid_through</w:t>
+      </w:r>
+      <w:r>
+        <w:rPr>
+          <w:rStyle w:val="KeywordTok"/>
+        </w:rPr>
+        <w:t xml:space="preserve">:</w:t>
+      </w:r>
+      <w:r>
+        <w:rPr>
+          <w:rStyle w:val="AttributeTok"/>
+        </w:rPr>
+        <w:t xml:space="preserve"> 2025-01-01</w:t>
+      </w:r>
+    </w:p>
+    <w:bookmarkEnd w:id="57"/>
+    <w:bookmarkEnd w:id="58"/>
+    <w:bookmarkEnd w:id="59"/>
+    <w:bookmarkStart w:id="112" w:name="gruppen-und-organe-groups"/>
     <w:p>
       <w:pPr>
         <w:pStyle w:val="Heading1"/>
@@ -7800,7 +10120,7 @@
         <w:t xml:space="preserve">Gruppen und Organe (Groups)</w:t>
       </w:r>
     </w:p>
-    <w:bookmarkStart w:id="57" w:name="einführung-und-zielsetzung-1"/>
+    <w:bookmarkStart w:id="60" w:name="einführung-und-zielsetzung-1"/>
     <w:p>
       <w:pPr>
         <w:pStyle w:val="Heading2"/>
@@ -7905,8 +10225,8 @@
         <w:t xml:space="preserve">: Multilinguale Namen und Abkürzungen</w:t>
       </w:r>
     </w:p>
-    <w:bookmarkEnd w:id="57"/>
-    <w:bookmarkStart w:id="58" w:name="anwendungszwecke"/>
+    <w:bookmarkEnd w:id="60"/>
+    <w:bookmarkStart w:id="61" w:name="anwendungszwecke"/>
     <w:p>
       <w:pPr>
         <w:pStyle w:val="Heading2"/>
@@ -8018,8 +10338,8 @@
         <w:t xml:space="preserve">: Verwaltung von Wahllisten (z.B. UNIBE Parteilisten-Datenbank)</w:t>
       </w:r>
     </w:p>
-    <w:bookmarkEnd w:id="58"/>
-    <w:bookmarkStart w:id="60" w:name="technische-struktur-1"/>
+    <w:bookmarkEnd w:id="61"/>
+    <w:bookmarkStart w:id="63" w:name="technische-struktur-1"/>
     <w:p>
       <w:pPr>
         <w:pStyle w:val="Heading2"/>
@@ -8028,7 +10348,7 @@
         <w:t xml:space="preserve">Technische Struktur</w:t>
       </w:r>
     </w:p>
-    <w:bookmarkStart w:id="59" w:name="identifikatoren-1"/>
+    <w:bookmarkStart w:id="62" w:name="identifikatoren-1"/>
     <w:p>
       <w:pPr>
         <w:pStyle w:val="Heading3"/>
@@ -8266,9 +10586,9 @@
         <w:t xml:space="preserve"> https://politics.ld.admin.ch/party/sp_basel_stadt</w:t>
       </w:r>
     </w:p>
-    <w:bookmarkEnd w:id="59"/>
-    <w:bookmarkEnd w:id="60"/>
-    <w:bookmarkStart w:id="63" w:name="datenstruktur"/>
+    <w:bookmarkEnd w:id="62"/>
+    <w:bookmarkEnd w:id="63"/>
+    <w:bookmarkStart w:id="66" w:name="datenstruktur"/>
     <w:p>
       <w:pPr>
         <w:pStyle w:val="Heading2"/>
@@ -8277,7 +10597,7 @@
         <w:t xml:space="preserve">Datenstruktur</w:t>
       </w:r>
     </w:p>
-    <w:bookmarkStart w:id="61" w:name="pflichtfelder"/>
+    <w:bookmarkStart w:id="64" w:name="pflichtfelder"/>
     <w:p>
       <w:pPr>
         <w:pStyle w:val="Heading3"/>
@@ -8422,8 +10742,8 @@
         </w:tc>
       </w:tr>
     </w:tbl>
-    <w:bookmarkEnd w:id="61"/>
-    <w:bookmarkStart w:id="62" w:name="optionale-felder"/>
+    <w:bookmarkEnd w:id="64"/>
+    <w:bookmarkStart w:id="65" w:name="optionale-felder"/>
     <w:p>
       <w:pPr>
         <w:pStyle w:val="Heading3"/>
@@ -9142,9 +11462,9 @@
         </w:tc>
       </w:tr>
     </w:tbl>
-    <w:bookmarkEnd w:id="62"/>
-    <w:bookmarkEnd w:id="63"/>
-    <w:bookmarkStart w:id="89" w:name="klassifikation-grouptypeenum"/>
+    <w:bookmarkEnd w:id="65"/>
+    <w:bookmarkEnd w:id="66"/>
+    <w:bookmarkStart w:id="92" w:name="klassifikation-grouptypeenum"/>
     <w:p>
       <w:pPr>
         <w:pStyle w:val="Heading2"/>
@@ -9153,7 +11473,7 @@
         <w:t xml:space="preserve">Klassifikation: GroupTypeEnum</w:t>
       </w:r>
     </w:p>
-    <w:bookmarkStart w:id="70" w:name="legislative"/>
+    <w:bookmarkStart w:id="73" w:name="legislative"/>
     <w:p>
       <w:pPr>
         <w:pStyle w:val="Heading3"/>
@@ -9162,7 +11482,7 @@
         <w:t xml:space="preserve">Legislative</w:t>
       </w:r>
     </w:p>
-    <w:bookmarkStart w:id="64" w:name="parliament-parlament"/>
+    <w:bookmarkStart w:id="67" w:name="parliament-parlament"/>
     <w:p>
       <w:pPr>
         <w:pStyle w:val="Heading4"/>
@@ -9490,8 +11810,8 @@
         <w:t xml:space="preserve">  # Schweiz</w:t>
       </w:r>
     </w:p>
-    <w:bookmarkEnd w:id="64"/>
-    <w:bookmarkStart w:id="65" w:name="commission-kommission"/>
+    <w:bookmarkEnd w:id="67"/>
+    <w:bookmarkStart w:id="68" w:name="commission-kommission"/>
     <w:p>
       <w:pPr>
         <w:pStyle w:val="Heading4"/>
@@ -9717,8 +12037,8 @@
         <w:t xml:space="preserve"> act:nationalrat</w:t>
       </w:r>
     </w:p>
-    <w:bookmarkEnd w:id="65"/>
-    <w:bookmarkStart w:id="66" w:name="delegation-delegation"/>
+    <w:bookmarkEnd w:id="68"/>
+    <w:bookmarkStart w:id="69" w:name="delegation-delegation"/>
     <w:p>
       <w:pPr>
         <w:pStyle w:val="Heading4"/>
@@ -9839,8 +12159,8 @@
         <w:t xml:space="preserve"> de</w:t>
       </w:r>
     </w:p>
-    <w:bookmarkEnd w:id="66"/>
-    <w:bookmarkStart w:id="67" w:name="faction-fraktion"/>
+    <w:bookmarkEnd w:id="69"/>
+    <w:bookmarkStart w:id="70" w:name="faction-fraktion"/>
     <w:p>
       <w:pPr>
         <w:pStyle w:val="Heading4"/>
@@ -10078,8 +12398,8 @@
         <w:t xml:space="preserve"> act:nationalrat</w:t>
       </w:r>
     </w:p>
-    <w:bookmarkEnd w:id="67"/>
-    <w:bookmarkStart w:id="68" w:name="parliamentary_bureau-parlamentsbüro"/>
+    <w:bookmarkEnd w:id="70"/>
+    <w:bookmarkStart w:id="71" w:name="parliamentary_bureau-parlamentsbüro"/>
     <w:p>
       <w:pPr>
         <w:pStyle w:val="Heading4"/>
@@ -10200,8 +12520,8 @@
         <w:t xml:space="preserve"> de</w:t>
       </w:r>
     </w:p>
-    <w:bookmarkEnd w:id="68"/>
-    <w:bookmarkStart w:id="69" w:name="presidency-präsidium"/>
+    <w:bookmarkEnd w:id="71"/>
+    <w:bookmarkStart w:id="72" w:name="presidency-präsidium"/>
     <w:p>
       <w:pPr>
         <w:pStyle w:val="Heading4"/>
@@ -10322,9 +12642,9 @@
         <w:t xml:space="preserve"> de</w:t>
       </w:r>
     </w:p>
-    <w:bookmarkEnd w:id="69"/>
-    <w:bookmarkEnd w:id="70"/>
-    <w:bookmarkStart w:id="76" w:name="exekutive"/>
+    <w:bookmarkEnd w:id="72"/>
+    <w:bookmarkEnd w:id="73"/>
+    <w:bookmarkStart w:id="79" w:name="exekutive"/>
     <w:p>
       <w:pPr>
         <w:pStyle w:val="Heading3"/>
@@ -10333,7 +12653,7 @@
         <w:t xml:space="preserve">Exekutive</w:t>
       </w:r>
     </w:p>
-    <w:bookmarkStart w:id="71" w:name="government-regierung"/>
+    <w:bookmarkStart w:id="74" w:name="government-regierung"/>
     <w:p>
       <w:pPr>
         <w:pStyle w:val="Heading4"/>
@@ -10571,8 +12891,8 @@
         <w:t xml:space="preserve"> https://ld.admin.ch/country/1</w:t>
       </w:r>
     </w:p>
-    <w:bookmarkEnd w:id="71"/>
-    <w:bookmarkStart w:id="72" w:name="department-departement"/>
+    <w:bookmarkEnd w:id="74"/>
+    <w:bookmarkStart w:id="75" w:name="department-departement"/>
     <w:p>
       <w:pPr>
         <w:pStyle w:val="Heading4"/>
@@ -10810,8 +13130,8 @@
         <w:t xml:space="preserve"> act:bundesrat</w:t>
       </w:r>
     </w:p>
-    <w:bookmarkEnd w:id="72"/>
-    <w:bookmarkStart w:id="73" w:name="office-amt"/>
+    <w:bookmarkEnd w:id="75"/>
+    <w:bookmarkStart w:id="76" w:name="office-amt"/>
     <w:p>
       <w:pPr>
         <w:pStyle w:val="Heading4"/>
@@ -11049,8 +13369,8 @@
         <w:t xml:space="preserve"> act:edi</w:t>
       </w:r>
     </w:p>
-    <w:bookmarkEnd w:id="73"/>
-    <w:bookmarkStart w:id="74" w:name="Xe025be7544d787d40603c450f6cfc6e17c738bc"/>
+    <w:bookmarkEnd w:id="76"/>
+    <w:bookmarkStart w:id="77" w:name="Xe025be7544d787d40603c450f6cfc6e17c738bc"/>
     <w:p>
       <w:pPr>
         <w:pStyle w:val="Heading4"/>
@@ -11195,8 +13515,8 @@
         <w:t xml:space="preserve"> de</w:t>
       </w:r>
     </w:p>
-    <w:bookmarkEnd w:id="74"/>
-    <w:bookmarkStart w:id="75" w:name="workgroup-arbeitsgruppe"/>
+    <w:bookmarkEnd w:id="77"/>
+    <w:bookmarkStart w:id="78" w:name="workgroup-arbeitsgruppe"/>
     <w:p>
       <w:pPr>
         <w:pStyle w:val="Heading4"/>
@@ -11359,9 +13679,9 @@
         <w:t xml:space="preserve"> 2024-12-31</w:t>
       </w:r>
     </w:p>
-    <w:bookmarkEnd w:id="75"/>
-    <w:bookmarkEnd w:id="76"/>
-    <w:bookmarkStart w:id="78" w:name="judikative"/>
+    <w:bookmarkEnd w:id="78"/>
+    <w:bookmarkEnd w:id="79"/>
+    <w:bookmarkStart w:id="81" w:name="judikative"/>
     <w:p>
       <w:pPr>
         <w:pStyle w:val="Heading3"/>
@@ -11370,7 +13690,7 @@
         <w:t xml:space="preserve">Judikative</w:t>
       </w:r>
     </w:p>
-    <w:bookmarkStart w:id="77" w:name="court-gericht"/>
+    <w:bookmarkStart w:id="80" w:name="court-gericht"/>
     <w:p>
       <w:pPr>
         <w:pStyle w:val="Heading4"/>
@@ -11674,9 +13994,9 @@
         <w:t xml:space="preserve"> https://ld.admin.ch/country/1</w:t>
       </w:r>
     </w:p>
-    <w:bookmarkEnd w:id="77"/>
-    <w:bookmarkEnd w:id="78"/>
-    <w:bookmarkStart w:id="84" w:name="zivilgesellschaft"/>
+    <w:bookmarkEnd w:id="80"/>
+    <w:bookmarkEnd w:id="81"/>
+    <w:bookmarkStart w:id="87" w:name="zivilgesellschaft"/>
     <w:p>
       <w:pPr>
         <w:pStyle w:val="Heading3"/>
@@ -11685,7 +14005,7 @@
         <w:t xml:space="preserve">Zivilgesellschaft</w:t>
       </w:r>
     </w:p>
-    <w:bookmarkStart w:id="79" w:name="party-partei"/>
+    <w:bookmarkStart w:id="82" w:name="party-partei"/>
     <w:p>
       <w:pPr>
         <w:pStyle w:val="Heading4"/>
@@ -12641,8 +14961,8 @@
         <w:t xml:space="preserve"> https://ld.admin.ch/municipality/2703</w:t>
       </w:r>
     </w:p>
-    <w:bookmarkEnd w:id="79"/>
-    <w:bookmarkStart w:id="80" w:name="list-liste"/>
+    <w:bookmarkEnd w:id="82"/>
+    <w:bookmarkStart w:id="83" w:name="list-liste"/>
     <w:p>
       <w:pPr>
         <w:pStyle w:val="Heading4"/>
@@ -12805,8 +15125,8 @@
         <w:t xml:space="preserve">  # Optional: Zugehörigkeit zur Partei</w:t>
       </w:r>
     </w:p>
-    <w:bookmarkEnd w:id="80"/>
-    <w:bookmarkStart w:id="81" w:name="interest_group-interessengruppe"/>
+    <w:bookmarkEnd w:id="83"/>
+    <w:bookmarkStart w:id="84" w:name="interest_group-interessengruppe"/>
     <w:p>
       <w:pPr>
         <w:pStyle w:val="Heading4"/>
@@ -12927,8 +15247,8 @@
         <w:t xml:space="preserve"> de</w:t>
       </w:r>
     </w:p>
-    <w:bookmarkEnd w:id="81"/>
-    <w:bookmarkStart w:id="82" w:name="association-verein"/>
+    <w:bookmarkEnd w:id="84"/>
+    <w:bookmarkStart w:id="85" w:name="association-verein"/>
     <w:p>
       <w:pPr>
         <w:pStyle w:val="Heading4"/>
@@ -13049,8 +15369,8 @@
         <w:t xml:space="preserve"> de</w:t>
       </w:r>
     </w:p>
-    <w:bookmarkEnd w:id="82"/>
-    <w:bookmarkStart w:id="83" w:name="petition_carrier-petitionsträger"/>
+    <w:bookmarkEnd w:id="85"/>
+    <w:bookmarkStart w:id="86" w:name="petition_carrier-petitionsträger"/>
     <w:p>
       <w:pPr>
         <w:pStyle w:val="Heading4"/>
@@ -13171,9 +15491,9 @@
         <w:t xml:space="preserve"> de</w:t>
       </w:r>
     </w:p>
-    <w:bookmarkEnd w:id="83"/>
-    <w:bookmarkEnd w:id="84"/>
-    <w:bookmarkStart w:id="88" w:name="andere-organe"/>
+    <w:bookmarkEnd w:id="86"/>
+    <w:bookmarkEnd w:id="87"/>
+    <w:bookmarkStart w:id="91" w:name="andere-organe"/>
     <w:p>
       <w:pPr>
         <w:pStyle w:val="Heading3"/>
@@ -13182,7 +15502,7 @@
         <w:t xml:space="preserve">Andere Organe</w:t>
       </w:r>
     </w:p>
-    <w:bookmarkStart w:id="85" w:name="control_body-kontrollorgan"/>
+    <w:bookmarkStart w:id="88" w:name="control_body-kontrollorgan"/>
     <w:p>
       <w:pPr>
         <w:pStyle w:val="Heading4"/>
@@ -13408,8 +15728,8 @@
         <w:t xml:space="preserve"> de</w:t>
       </w:r>
     </w:p>
-    <w:bookmarkEnd w:id="85"/>
-    <w:bookmarkStart w:id="86" w:name="parliamentary_services-parlamentsdienste"/>
+    <w:bookmarkEnd w:id="88"/>
+    <w:bookmarkStart w:id="89" w:name="parliamentary_services-parlamentsdienste"/>
     <w:p>
       <w:pPr>
         <w:pStyle w:val="Heading4"/>
@@ -13530,8 +15850,8 @@
         <w:t xml:space="preserve"> de</w:t>
       </w:r>
     </w:p>
-    <w:bookmarkEnd w:id="86"/>
-    <w:bookmarkStart w:id="87" w:name="university-universität"/>
+    <w:bookmarkEnd w:id="89"/>
+    <w:bookmarkStart w:id="90" w:name="university-universität"/>
     <w:p>
       <w:pPr>
         <w:pStyle w:val="Heading4"/>
@@ -13733,10 +16053,10 @@
         <w:t xml:space="preserve"> de</w:t>
       </w:r>
     </w:p>
-    <w:bookmarkEnd w:id="87"/>
-    <w:bookmarkEnd w:id="88"/>
-    <w:bookmarkEnd w:id="89"/>
-    <w:bookmarkStart w:id="93" w:name="hierarchien-und-parent_groups"/>
+    <w:bookmarkEnd w:id="90"/>
+    <w:bookmarkEnd w:id="91"/>
+    <w:bookmarkEnd w:id="92"/>
+    <w:bookmarkStart w:id="96" w:name="hierarchien-und-parent_groups"/>
     <w:p>
       <w:pPr>
         <w:pStyle w:val="Heading2"/>
@@ -13768,7 +16088,7 @@
         <w:t xml:space="preserve">erlaubt die Abbildung von Organisationsstrukturen:</w:t>
       </w:r>
     </w:p>
-    <w:bookmarkStart w:id="90" w:name="parteihierarchie-föderalismus"/>
+    <w:bookmarkStart w:id="93" w:name="parteihierarchie-föderalismus"/>
     <w:p>
       <w:pPr>
         <w:pStyle w:val="Heading3"/>
@@ -14034,8 +16354,8 @@
         <w:t xml:space="preserve">]</w:t>
       </w:r>
     </w:p>
-    <w:bookmarkEnd w:id="90"/>
-    <w:bookmarkStart w:id="91" w:name="verwaltungshierarchie"/>
+    <w:bookmarkEnd w:id="93"/>
+    <w:bookmarkStart w:id="94" w:name="verwaltungshierarchie"/>
     <w:p>
       <w:pPr>
         <w:pStyle w:val="Heading3"/>
@@ -14313,8 +16633,8 @@
         <w:t xml:space="preserve">]</w:t>
       </w:r>
     </w:p>
-    <w:bookmarkEnd w:id="91"/>
-    <w:bookmarkStart w:id="92" w:name="kommissionshierarchie"/>
+    <w:bookmarkEnd w:id="94"/>
+    <w:bookmarkStart w:id="95" w:name="kommissionshierarchie"/>
     <w:p>
       <w:pPr>
         <w:pStyle w:val="Heading3"/>
@@ -14688,9 +17008,9 @@
         <w:t xml:space="preserve">]</w:t>
       </w:r>
     </w:p>
-    <w:bookmarkEnd w:id="92"/>
-    <w:bookmarkEnd w:id="93"/>
-    <w:bookmarkStart w:id="94" w:name="räumliche-referenz-spatial"/>
+    <w:bookmarkEnd w:id="95"/>
+    <w:bookmarkEnd w:id="96"/>
+    <w:bookmarkStart w:id="97" w:name="räumliche-referenz-spatial"/>
     <w:p>
       <w:pPr>
         <w:pStyle w:val="Heading2"/>
@@ -14889,8 +17209,8 @@
         <w:t xml:space="preserve"> https://ld.admin.ch/country/1</w:t>
       </w:r>
     </w:p>
-    <w:bookmarkEnd w:id="94"/>
-    <w:bookmarkStart w:id="95" w:name="mehrsprachigkeit"/>
+    <w:bookmarkEnd w:id="97"/>
+    <w:bookmarkStart w:id="98" w:name="mehrsprachigkeit"/>
     <w:p>
       <w:pPr>
         <w:pStyle w:val="Heading2"/>
@@ -15338,8 +17658,8 @@
         <w:t xml:space="preserve"> fr</w:t>
       </w:r>
     </w:p>
-    <w:bookmarkEnd w:id="95"/>
-    <w:bookmarkStart w:id="98" w:name="partei-spezifische-attribute"/>
+    <w:bookmarkEnd w:id="98"/>
+    <w:bookmarkStart w:id="101" w:name="partei-spezifische-attribute"/>
     <w:p>
       <w:pPr>
         <w:pStyle w:val="Heading2"/>
@@ -15348,7 +17668,7 @@
         <w:t xml:space="preserve">Partei-spezifische Attribute</w:t>
       </w:r>
     </w:p>
-    <w:bookmarkStart w:id="96" w:name="url_statutes"/>
+    <w:bookmarkStart w:id="99" w:name="url_statutes"/>
     <w:p>
       <w:pPr>
         <w:pStyle w:val="Heading3"/>
@@ -15388,8 +17708,8 @@
         <w:t xml:space="preserve"> https://www.sp-ps.ch/sites/default/files/documents/statuten_sp_d_0.pdf</w:t>
       </w:r>
     </w:p>
-    <w:bookmarkEnd w:id="96"/>
-    <w:bookmarkStart w:id="97" w:name="party_color"/>
+    <w:bookmarkEnd w:id="99"/>
+    <w:bookmarkStart w:id="100" w:name="party_color"/>
     <w:p>
       <w:pPr>
         <w:pStyle w:val="Heading3"/>
@@ -15571,484 +17891,484 @@
           <w:rStyle w:val="CommentTok"/>
         </w:rPr>
         <w:t xml:space="preserve">  # CVP/Mitte</w:t>
-      </w:r>
-    </w:p>
-    <w:bookmarkEnd w:id="97"/>
-    <w:bookmarkEnd w:id="98"/>
-    <w:bookmarkStart w:id="101" w:name="interoperabilität-1"/>
-    <w:p>
-      <w:pPr>
-        <w:pStyle w:val="Heading2"/>
-      </w:pPr>
-      <w:r>
-        <w:t xml:space="preserve">Interoperabilität</w:t>
-      </w:r>
-    </w:p>
-    <w:bookmarkStart w:id="99" w:name="verknüpfung-mit-memberships"/>
-    <w:p>
-      <w:pPr>
-        <w:pStyle w:val="Heading3"/>
-      </w:pPr>
-      <w:r>
-        <w:t xml:space="preserve">Verknüpfung mit Memberships</w:t>
-      </w:r>
-    </w:p>
-    <w:p>
-      <w:pPr>
-        <w:pStyle w:val="FirstParagraph"/>
-      </w:pPr>
-      <w:r>
-        <w:t xml:space="preserve">Gruppen werden über Memberships mit Personen verbunden:</w:t>
-      </w:r>
-    </w:p>
-    <w:p>
-      <w:pPr>
-        <w:pStyle w:val="SourceCode"/>
-      </w:pPr>
-      <w:r>
-        <w:rPr>
-          <w:rStyle w:val="CommentTok"/>
-        </w:rPr>
-        <w:t xml:space="preserve"># Container-Struktur</w:t>
-      </w:r>
-      <w:r>
-        <w:br/>
-      </w:r>
-      <w:r>
-        <w:rPr>
-          <w:rStyle w:val="FunctionTok"/>
-        </w:rPr>
-        <w:t xml:space="preserve">groups</w:t>
-      </w:r>
-      <w:r>
-        <w:rPr>
-          <w:rStyle w:val="KeywordTok"/>
-        </w:rPr>
-        <w:t xml:space="preserve">:</w:t>
-      </w:r>
-      <w:r>
-        <w:br/>
-      </w:r>
-      <w:r>
-        <w:rPr>
-          <w:rStyle w:val="AttributeTok"/>
-        </w:rPr>
-        <w:t xml:space="preserve">  </w:t>
-      </w:r>
-      <w:r>
-        <w:rPr>
-          <w:rStyle w:val="KeywordTok"/>
-        </w:rPr>
-        <w:t xml:space="preserve">-</w:t>
-      </w:r>
-      <w:r>
-        <w:rPr>
-          <w:rStyle w:val="AttributeTok"/>
-        </w:rPr>
-        <w:t xml:space="preserve"> </w:t>
-      </w:r>
-      <w:r>
-        <w:rPr>
-          <w:rStyle w:val="FunctionTok"/>
-        </w:rPr>
-        <w:t xml:space="preserve">id</w:t>
-      </w:r>
-      <w:r>
-        <w:rPr>
-          <w:rStyle w:val="KeywordTok"/>
-        </w:rPr>
-        <w:t xml:space="preserve">:</w:t>
-      </w:r>
-      <w:r>
-        <w:rPr>
-          <w:rStyle w:val="AttributeTok"/>
-        </w:rPr>
-        <w:t xml:space="preserve"> act:sp_basel_stadt</w:t>
-      </w:r>
-      <w:r>
-        <w:br/>
-      </w:r>
-      <w:r>
-        <w:rPr>
-          <w:rStyle w:val="AttributeTok"/>
-        </w:rPr>
-        <w:t xml:space="preserve">    </w:t>
-      </w:r>
-      <w:r>
-        <w:rPr>
-          <w:rStyle w:val="FunctionTok"/>
-        </w:rPr>
-        <w:t xml:space="preserve">group_type</w:t>
-      </w:r>
-      <w:r>
-        <w:rPr>
-          <w:rStyle w:val="KeywordTok"/>
-        </w:rPr>
-        <w:t xml:space="preserve">:</w:t>
-      </w:r>
-      <w:r>
-        <w:rPr>
-          <w:rStyle w:val="AttributeTok"/>
-        </w:rPr>
-        <w:t xml:space="preserve"> party</w:t>
-      </w:r>
-      <w:r>
-        <w:br/>
-      </w:r>
-      <w:r>
-        <w:rPr>
-          <w:rStyle w:val="AttributeTok"/>
-        </w:rPr>
-        <w:t xml:space="preserve">    </w:t>
-      </w:r>
-      <w:r>
-        <w:rPr>
-          <w:rStyle w:val="FunctionTok"/>
-        </w:rPr>
-        <w:t xml:space="preserve">name</w:t>
-      </w:r>
-      <w:r>
-        <w:rPr>
-          <w:rStyle w:val="KeywordTok"/>
-        </w:rPr>
-        <w:t xml:space="preserve">:</w:t>
-      </w:r>
-      <w:r>
-        <w:rPr>
-          <w:rStyle w:val="AttributeTok"/>
-        </w:rPr>
-        <w:t xml:space="preserve"> </w:t>
-      </w:r>
-      <w:r>
-        <w:rPr>
-          <w:rStyle w:val="KeywordTok"/>
-        </w:rPr>
-        <w:t xml:space="preserve">[{</w:t>
-      </w:r>
-      <w:r>
-        <w:rPr>
-          <w:rStyle w:val="FunctionTok"/>
-        </w:rPr>
-        <w:t xml:space="preserve">text</w:t>
-      </w:r>
-      <w:r>
-        <w:rPr>
-          <w:rStyle w:val="KeywordTok"/>
-        </w:rPr>
-        <w:t xml:space="preserve">:</w:t>
-      </w:r>
-      <w:r>
-        <w:rPr>
-          <w:rStyle w:val="AttributeTok"/>
-        </w:rPr>
-        <w:t xml:space="preserve"> </w:t>
-      </w:r>
-      <w:r>
-        <w:rPr>
-          <w:rStyle w:val="StringTok"/>
-        </w:rPr>
-        <w:t xml:space="preserve">"SP Basel-Stadt"</w:t>
-      </w:r>
-      <w:r>
-        <w:rPr>
-          <w:rStyle w:val="KeywordTok"/>
-        </w:rPr>
-        <w:t xml:space="preserve">,</w:t>
-      </w:r>
-      <w:r>
-        <w:rPr>
-          <w:rStyle w:val="AttributeTok"/>
-        </w:rPr>
-        <w:t xml:space="preserve"> </w:t>
-      </w:r>
-      <w:r>
-        <w:rPr>
-          <w:rStyle w:val="FunctionTok"/>
-        </w:rPr>
-        <w:t xml:space="preserve">language</w:t>
-      </w:r>
-      <w:r>
-        <w:rPr>
-          <w:rStyle w:val="KeywordTok"/>
-        </w:rPr>
-        <w:t xml:space="preserve">:</w:t>
-      </w:r>
-      <w:r>
-        <w:rPr>
-          <w:rStyle w:val="AttributeTok"/>
-        </w:rPr>
-        <w:t xml:space="preserve"> de</w:t>
-      </w:r>
-      <w:r>
-        <w:rPr>
-          <w:rStyle w:val="KeywordTok"/>
-        </w:rPr>
-        <w:t xml:space="preserve">}]</w:t>
-      </w:r>
-      <w:r>
-        <w:br/>
-      </w:r>
-      <w:r>
-        <w:br/>
-      </w:r>
-      <w:r>
-        <w:rPr>
-          <w:rStyle w:val="FunctionTok"/>
-        </w:rPr>
-        <w:t xml:space="preserve">memberships</w:t>
-      </w:r>
-      <w:r>
-        <w:rPr>
-          <w:rStyle w:val="KeywordTok"/>
-        </w:rPr>
-        <w:t xml:space="preserve">:</w:t>
-      </w:r>
-      <w:r>
-        <w:br/>
-      </w:r>
-      <w:r>
-        <w:rPr>
-          <w:rStyle w:val="AttributeTok"/>
-        </w:rPr>
-        <w:t xml:space="preserve">  </w:t>
-      </w:r>
-      <w:r>
-        <w:rPr>
-          <w:rStyle w:val="KeywordTok"/>
-        </w:rPr>
-        <w:t xml:space="preserve">-</w:t>
-      </w:r>
-      <w:r>
-        <w:rPr>
-          <w:rStyle w:val="AttributeTok"/>
-        </w:rPr>
-        <w:t xml:space="preserve"> </w:t>
-      </w:r>
-      <w:r>
-        <w:rPr>
-          <w:rStyle w:val="FunctionTok"/>
-        </w:rPr>
-        <w:t xml:space="preserve">id</w:t>
-      </w:r>
-      <w:r>
-        <w:rPr>
-          <w:rStyle w:val="KeywordTok"/>
-        </w:rPr>
-        <w:t xml:space="preserve">:</w:t>
-      </w:r>
-      <w:r>
-        <w:rPr>
-          <w:rStyle w:val="AttributeTok"/>
-        </w:rPr>
-        <w:t xml:space="preserve"> act:membership_jans_sp</w:t>
-      </w:r>
-      <w:r>
-        <w:br/>
-      </w:r>
-      <w:r>
-        <w:rPr>
-          <w:rStyle w:val="AttributeTok"/>
-        </w:rPr>
-        <w:t xml:space="preserve">    </w:t>
-      </w:r>
-      <w:r>
-        <w:rPr>
-          <w:rStyle w:val="FunctionTok"/>
-        </w:rPr>
-        <w:t xml:space="preserve">person_id</w:t>
-      </w:r>
-      <w:r>
-        <w:rPr>
-          <w:rStyle w:val="KeywordTok"/>
-        </w:rPr>
-        <w:t xml:space="preserve">:</w:t>
-      </w:r>
-      <w:r>
-        <w:rPr>
-          <w:rStyle w:val="AttributeTok"/>
-        </w:rPr>
-        <w:t xml:space="preserve"> https://www.wikidata.org/wiki/Q813067</w:t>
-      </w:r>
-      <w:r>
-        <w:br/>
-      </w:r>
-      <w:r>
-        <w:rPr>
-          <w:rStyle w:val="AttributeTok"/>
-        </w:rPr>
-        <w:t xml:space="preserve">    </w:t>
-      </w:r>
-      <w:r>
-        <w:rPr>
-          <w:rStyle w:val="FunctionTok"/>
-        </w:rPr>
-        <w:t xml:space="preserve">group_id</w:t>
-      </w:r>
-      <w:r>
-        <w:rPr>
-          <w:rStyle w:val="KeywordTok"/>
-        </w:rPr>
-        <w:t xml:space="preserve">:</w:t>
-      </w:r>
-      <w:r>
-        <w:rPr>
-          <w:rStyle w:val="AttributeTok"/>
-        </w:rPr>
-        <w:t xml:space="preserve"> act:sp_basel_stadt</w:t>
-      </w:r>
-      <w:r>
-        <w:br/>
-      </w:r>
-      <w:r>
-        <w:rPr>
-          <w:rStyle w:val="AttributeTok"/>
-        </w:rPr>
-        <w:t xml:space="preserve">    </w:t>
-      </w:r>
-      <w:r>
-        <w:rPr>
-          <w:rStyle w:val="FunctionTok"/>
-        </w:rPr>
-        <w:t xml:space="preserve">role</w:t>
-      </w:r>
-      <w:r>
-        <w:rPr>
-          <w:rStyle w:val="KeywordTok"/>
-        </w:rPr>
-        <w:t xml:space="preserve">:</w:t>
-      </w:r>
-      <w:r>
-        <w:rPr>
-          <w:rStyle w:val="AttributeTok"/>
-        </w:rPr>
-        <w:t xml:space="preserve"> Mitglied</w:t>
-      </w:r>
-      <w:r>
-        <w:br/>
-      </w:r>
-      <w:r>
-        <w:rPr>
-          <w:rStyle w:val="AttributeTok"/>
-        </w:rPr>
-        <w:t xml:space="preserve">    </w:t>
-      </w:r>
-      <w:r>
-        <w:rPr>
-          <w:rStyle w:val="FunctionTok"/>
-        </w:rPr>
-        <w:t xml:space="preserve">valid_from</w:t>
-      </w:r>
-      <w:r>
-        <w:rPr>
-          <w:rStyle w:val="KeywordTok"/>
-        </w:rPr>
-        <w:t xml:space="preserve">:</w:t>
-      </w:r>
-      <w:r>
-        <w:rPr>
-          <w:rStyle w:val="AttributeTok"/>
-        </w:rPr>
-        <w:t xml:space="preserve"> 1990-01-01</w:t>
-      </w:r>
-    </w:p>
-    <w:bookmarkEnd w:id="99"/>
-    <w:bookmarkStart w:id="100" w:name="verknüpfung-mit-ech-0293-operations"/>
-    <w:p>
-      <w:pPr>
-        <w:pStyle w:val="Heading3"/>
-      </w:pPr>
-      <w:r>
-        <w:t xml:space="preserve">Verknüpfung mit eCH-0293 (Operations)</w:t>
-      </w:r>
-    </w:p>
-    <w:p>
-      <w:pPr>
-        <w:pStyle w:val="FirstParagraph"/>
-      </w:pPr>
-      <w:r>
-        <w:t xml:space="preserve">Gruppen werden in Operations als</w:t>
-      </w:r>
-      <w:r>
-        <w:t xml:space="preserve"> </w:t>
-      </w:r>
-      <w:r>
-        <w:rPr>
-          <w:rStyle w:val="VerbatimChar"/>
-        </w:rPr>
-        <w:t xml:space="preserve">actor_id</w:t>
-      </w:r>
-      <w:r>
-        <w:t xml:space="preserve"> </w:t>
-      </w:r>
-      <w:r>
-        <w:t xml:space="preserve">referenziert:</w:t>
-      </w:r>
-    </w:p>
-    <w:p>
-      <w:pPr>
-        <w:pStyle w:val="SourceCode"/>
-      </w:pPr>
-      <w:r>
-        <w:rPr>
-          <w:rStyle w:val="CommentTok"/>
-        </w:rPr>
-        <w:t xml:space="preserve"># eCH-0293 Meeting</w:t>
-      </w:r>
-      <w:r>
-        <w:br/>
-      </w:r>
-      <w:r>
-        <w:rPr>
-          <w:rStyle w:val="FunctionTok"/>
-        </w:rPr>
-        <w:t xml:space="preserve">actor_id</w:t>
-      </w:r>
-      <w:r>
-        <w:rPr>
-          <w:rStyle w:val="KeywordTok"/>
-        </w:rPr>
-        <w:t xml:space="preserve">:</w:t>
-      </w:r>
-      <w:r>
-        <w:rPr>
-          <w:rStyle w:val="AttributeTok"/>
-        </w:rPr>
-        <w:t xml:space="preserve"> act:nationalrat</w:t>
-      </w:r>
-      <w:r>
-        <w:br/>
-      </w:r>
-      <w:r>
-        <w:rPr>
-          <w:rStyle w:val="FunctionTok"/>
-        </w:rPr>
-        <w:t xml:space="preserve">actor_name</w:t>
-      </w:r>
-      <w:r>
-        <w:rPr>
-          <w:rStyle w:val="KeywordTok"/>
-        </w:rPr>
-        <w:t xml:space="preserve">:</w:t>
-      </w:r>
-      <w:r>
-        <w:rPr>
-          <w:rStyle w:val="AttributeTok"/>
-        </w:rPr>
-        <w:t xml:space="preserve"> Nationalrat</w:t>
       </w:r>
     </w:p>
     <w:bookmarkEnd w:id="100"/>
     <w:bookmarkEnd w:id="101"/>
-    <w:bookmarkStart w:id="107" w:name="anwendungsbeispiele-1"/>
+    <w:bookmarkStart w:id="104" w:name="interoperabilität-1"/>
     <w:p>
       <w:pPr>
         <w:pStyle w:val="Heading2"/>
       </w:pPr>
       <w:r>
+        <w:t xml:space="preserve">Interoperabilität</w:t>
+      </w:r>
+    </w:p>
+    <w:bookmarkStart w:id="102" w:name="verknüpfung-mit-memberships"/>
+    <w:p>
+      <w:pPr>
+        <w:pStyle w:val="Heading3"/>
+      </w:pPr>
+      <w:r>
+        <w:t xml:space="preserve">Verknüpfung mit Memberships</w:t>
+      </w:r>
+    </w:p>
+    <w:p>
+      <w:pPr>
+        <w:pStyle w:val="FirstParagraph"/>
+      </w:pPr>
+      <w:r>
+        <w:t xml:space="preserve">Gruppen werden über Memberships mit Personen verbunden:</w:t>
+      </w:r>
+    </w:p>
+    <w:p>
+      <w:pPr>
+        <w:pStyle w:val="SourceCode"/>
+      </w:pPr>
+      <w:r>
+        <w:rPr>
+          <w:rStyle w:val="CommentTok"/>
+        </w:rPr>
+        <w:t xml:space="preserve"># Container-Struktur</w:t>
+      </w:r>
+      <w:r>
+        <w:br/>
+      </w:r>
+      <w:r>
+        <w:rPr>
+          <w:rStyle w:val="FunctionTok"/>
+        </w:rPr>
+        <w:t xml:space="preserve">groups</w:t>
+      </w:r>
+      <w:r>
+        <w:rPr>
+          <w:rStyle w:val="KeywordTok"/>
+        </w:rPr>
+        <w:t xml:space="preserve">:</w:t>
+      </w:r>
+      <w:r>
+        <w:br/>
+      </w:r>
+      <w:r>
+        <w:rPr>
+          <w:rStyle w:val="AttributeTok"/>
+        </w:rPr>
+        <w:t xml:space="preserve">  </w:t>
+      </w:r>
+      <w:r>
+        <w:rPr>
+          <w:rStyle w:val="KeywordTok"/>
+        </w:rPr>
+        <w:t xml:space="preserve">-</w:t>
+      </w:r>
+      <w:r>
+        <w:rPr>
+          <w:rStyle w:val="AttributeTok"/>
+        </w:rPr>
+        <w:t xml:space="preserve"> </w:t>
+      </w:r>
+      <w:r>
+        <w:rPr>
+          <w:rStyle w:val="FunctionTok"/>
+        </w:rPr>
+        <w:t xml:space="preserve">id</w:t>
+      </w:r>
+      <w:r>
+        <w:rPr>
+          <w:rStyle w:val="KeywordTok"/>
+        </w:rPr>
+        <w:t xml:space="preserve">:</w:t>
+      </w:r>
+      <w:r>
+        <w:rPr>
+          <w:rStyle w:val="AttributeTok"/>
+        </w:rPr>
+        <w:t xml:space="preserve"> act:sp_basel_stadt</w:t>
+      </w:r>
+      <w:r>
+        <w:br/>
+      </w:r>
+      <w:r>
+        <w:rPr>
+          <w:rStyle w:val="AttributeTok"/>
+        </w:rPr>
+        <w:t xml:space="preserve">    </w:t>
+      </w:r>
+      <w:r>
+        <w:rPr>
+          <w:rStyle w:val="FunctionTok"/>
+        </w:rPr>
+        <w:t xml:space="preserve">group_type</w:t>
+      </w:r>
+      <w:r>
+        <w:rPr>
+          <w:rStyle w:val="KeywordTok"/>
+        </w:rPr>
+        <w:t xml:space="preserve">:</w:t>
+      </w:r>
+      <w:r>
+        <w:rPr>
+          <w:rStyle w:val="AttributeTok"/>
+        </w:rPr>
+        <w:t xml:space="preserve"> party</w:t>
+      </w:r>
+      <w:r>
+        <w:br/>
+      </w:r>
+      <w:r>
+        <w:rPr>
+          <w:rStyle w:val="AttributeTok"/>
+        </w:rPr>
+        <w:t xml:space="preserve">    </w:t>
+      </w:r>
+      <w:r>
+        <w:rPr>
+          <w:rStyle w:val="FunctionTok"/>
+        </w:rPr>
+        <w:t xml:space="preserve">name</w:t>
+      </w:r>
+      <w:r>
+        <w:rPr>
+          <w:rStyle w:val="KeywordTok"/>
+        </w:rPr>
+        <w:t xml:space="preserve">:</w:t>
+      </w:r>
+      <w:r>
+        <w:rPr>
+          <w:rStyle w:val="AttributeTok"/>
+        </w:rPr>
+        <w:t xml:space="preserve"> </w:t>
+      </w:r>
+      <w:r>
+        <w:rPr>
+          <w:rStyle w:val="KeywordTok"/>
+        </w:rPr>
+        <w:t xml:space="preserve">[{</w:t>
+      </w:r>
+      <w:r>
+        <w:rPr>
+          <w:rStyle w:val="FunctionTok"/>
+        </w:rPr>
+        <w:t xml:space="preserve">text</w:t>
+      </w:r>
+      <w:r>
+        <w:rPr>
+          <w:rStyle w:val="KeywordTok"/>
+        </w:rPr>
+        <w:t xml:space="preserve">:</w:t>
+      </w:r>
+      <w:r>
+        <w:rPr>
+          <w:rStyle w:val="AttributeTok"/>
+        </w:rPr>
+        <w:t xml:space="preserve"> </w:t>
+      </w:r>
+      <w:r>
+        <w:rPr>
+          <w:rStyle w:val="StringTok"/>
+        </w:rPr>
+        <w:t xml:space="preserve">"SP Basel-Stadt"</w:t>
+      </w:r>
+      <w:r>
+        <w:rPr>
+          <w:rStyle w:val="KeywordTok"/>
+        </w:rPr>
+        <w:t xml:space="preserve">,</w:t>
+      </w:r>
+      <w:r>
+        <w:rPr>
+          <w:rStyle w:val="AttributeTok"/>
+        </w:rPr>
+        <w:t xml:space="preserve"> </w:t>
+      </w:r>
+      <w:r>
+        <w:rPr>
+          <w:rStyle w:val="FunctionTok"/>
+        </w:rPr>
+        <w:t xml:space="preserve">language</w:t>
+      </w:r>
+      <w:r>
+        <w:rPr>
+          <w:rStyle w:val="KeywordTok"/>
+        </w:rPr>
+        <w:t xml:space="preserve">:</w:t>
+      </w:r>
+      <w:r>
+        <w:rPr>
+          <w:rStyle w:val="AttributeTok"/>
+        </w:rPr>
+        <w:t xml:space="preserve"> de</w:t>
+      </w:r>
+      <w:r>
+        <w:rPr>
+          <w:rStyle w:val="KeywordTok"/>
+        </w:rPr>
+        <w:t xml:space="preserve">}]</w:t>
+      </w:r>
+      <w:r>
+        <w:br/>
+      </w:r>
+      <w:r>
+        <w:br/>
+      </w:r>
+      <w:r>
+        <w:rPr>
+          <w:rStyle w:val="FunctionTok"/>
+        </w:rPr>
+        <w:t xml:space="preserve">memberships</w:t>
+      </w:r>
+      <w:r>
+        <w:rPr>
+          <w:rStyle w:val="KeywordTok"/>
+        </w:rPr>
+        <w:t xml:space="preserve">:</w:t>
+      </w:r>
+      <w:r>
+        <w:br/>
+      </w:r>
+      <w:r>
+        <w:rPr>
+          <w:rStyle w:val="AttributeTok"/>
+        </w:rPr>
+        <w:t xml:space="preserve">  </w:t>
+      </w:r>
+      <w:r>
+        <w:rPr>
+          <w:rStyle w:val="KeywordTok"/>
+        </w:rPr>
+        <w:t xml:space="preserve">-</w:t>
+      </w:r>
+      <w:r>
+        <w:rPr>
+          <w:rStyle w:val="AttributeTok"/>
+        </w:rPr>
+        <w:t xml:space="preserve"> </w:t>
+      </w:r>
+      <w:r>
+        <w:rPr>
+          <w:rStyle w:val="FunctionTok"/>
+        </w:rPr>
+        <w:t xml:space="preserve">id</w:t>
+      </w:r>
+      <w:r>
+        <w:rPr>
+          <w:rStyle w:val="KeywordTok"/>
+        </w:rPr>
+        <w:t xml:space="preserve">:</w:t>
+      </w:r>
+      <w:r>
+        <w:rPr>
+          <w:rStyle w:val="AttributeTok"/>
+        </w:rPr>
+        <w:t xml:space="preserve"> act:membership_jans_sp</w:t>
+      </w:r>
+      <w:r>
+        <w:br/>
+      </w:r>
+      <w:r>
+        <w:rPr>
+          <w:rStyle w:val="AttributeTok"/>
+        </w:rPr>
+        <w:t xml:space="preserve">    </w:t>
+      </w:r>
+      <w:r>
+        <w:rPr>
+          <w:rStyle w:val="FunctionTok"/>
+        </w:rPr>
+        <w:t xml:space="preserve">person_id</w:t>
+      </w:r>
+      <w:r>
+        <w:rPr>
+          <w:rStyle w:val="KeywordTok"/>
+        </w:rPr>
+        <w:t xml:space="preserve">:</w:t>
+      </w:r>
+      <w:r>
+        <w:rPr>
+          <w:rStyle w:val="AttributeTok"/>
+        </w:rPr>
+        <w:t xml:space="preserve"> https://www.wikidata.org/wiki/Q813067</w:t>
+      </w:r>
+      <w:r>
+        <w:br/>
+      </w:r>
+      <w:r>
+        <w:rPr>
+          <w:rStyle w:val="AttributeTok"/>
+        </w:rPr>
+        <w:t xml:space="preserve">    </w:t>
+      </w:r>
+      <w:r>
+        <w:rPr>
+          <w:rStyle w:val="FunctionTok"/>
+        </w:rPr>
+        <w:t xml:space="preserve">group_id</w:t>
+      </w:r>
+      <w:r>
+        <w:rPr>
+          <w:rStyle w:val="KeywordTok"/>
+        </w:rPr>
+        <w:t xml:space="preserve">:</w:t>
+      </w:r>
+      <w:r>
+        <w:rPr>
+          <w:rStyle w:val="AttributeTok"/>
+        </w:rPr>
+        <w:t xml:space="preserve"> act:sp_basel_stadt</w:t>
+      </w:r>
+      <w:r>
+        <w:br/>
+      </w:r>
+      <w:r>
+        <w:rPr>
+          <w:rStyle w:val="AttributeTok"/>
+        </w:rPr>
+        <w:t xml:space="preserve">    </w:t>
+      </w:r>
+      <w:r>
+        <w:rPr>
+          <w:rStyle w:val="FunctionTok"/>
+        </w:rPr>
+        <w:t xml:space="preserve">role</w:t>
+      </w:r>
+      <w:r>
+        <w:rPr>
+          <w:rStyle w:val="KeywordTok"/>
+        </w:rPr>
+        <w:t xml:space="preserve">:</w:t>
+      </w:r>
+      <w:r>
+        <w:rPr>
+          <w:rStyle w:val="AttributeTok"/>
+        </w:rPr>
+        <w:t xml:space="preserve"> Mitglied</w:t>
+      </w:r>
+      <w:r>
+        <w:br/>
+      </w:r>
+      <w:r>
+        <w:rPr>
+          <w:rStyle w:val="AttributeTok"/>
+        </w:rPr>
+        <w:t xml:space="preserve">    </w:t>
+      </w:r>
+      <w:r>
+        <w:rPr>
+          <w:rStyle w:val="FunctionTok"/>
+        </w:rPr>
+        <w:t xml:space="preserve">valid_from</w:t>
+      </w:r>
+      <w:r>
+        <w:rPr>
+          <w:rStyle w:val="KeywordTok"/>
+        </w:rPr>
+        <w:t xml:space="preserve">:</w:t>
+      </w:r>
+      <w:r>
+        <w:rPr>
+          <w:rStyle w:val="AttributeTok"/>
+        </w:rPr>
+        <w:t xml:space="preserve"> 1990-01-01</w:t>
+      </w:r>
+    </w:p>
+    <w:bookmarkEnd w:id="102"/>
+    <w:bookmarkStart w:id="103" w:name="verknüpfung-mit-ech-0293-operations"/>
+    <w:p>
+      <w:pPr>
+        <w:pStyle w:val="Heading3"/>
+      </w:pPr>
+      <w:r>
+        <w:t xml:space="preserve">Verknüpfung mit eCH-0293 (Operations)</w:t>
+      </w:r>
+    </w:p>
+    <w:p>
+      <w:pPr>
+        <w:pStyle w:val="FirstParagraph"/>
+      </w:pPr>
+      <w:r>
+        <w:t xml:space="preserve">Gruppen werden in Operations als</w:t>
+      </w:r>
+      <w:r>
+        <w:t xml:space="preserve"> </w:t>
+      </w:r>
+      <w:r>
+        <w:rPr>
+          <w:rStyle w:val="VerbatimChar"/>
+        </w:rPr>
+        <w:t xml:space="preserve">actor_id</w:t>
+      </w:r>
+      <w:r>
+        <w:t xml:space="preserve"> </w:t>
+      </w:r>
+      <w:r>
+        <w:t xml:space="preserve">referenziert:</w:t>
+      </w:r>
+    </w:p>
+    <w:p>
+      <w:pPr>
+        <w:pStyle w:val="SourceCode"/>
+      </w:pPr>
+      <w:r>
+        <w:rPr>
+          <w:rStyle w:val="CommentTok"/>
+        </w:rPr>
+        <w:t xml:space="preserve"># eCH-0293 Meeting</w:t>
+      </w:r>
+      <w:r>
+        <w:br/>
+      </w:r>
+      <w:r>
+        <w:rPr>
+          <w:rStyle w:val="FunctionTok"/>
+        </w:rPr>
+        <w:t xml:space="preserve">actor_id</w:t>
+      </w:r>
+      <w:r>
+        <w:rPr>
+          <w:rStyle w:val="KeywordTok"/>
+        </w:rPr>
+        <w:t xml:space="preserve">:</w:t>
+      </w:r>
+      <w:r>
+        <w:rPr>
+          <w:rStyle w:val="AttributeTok"/>
+        </w:rPr>
+        <w:t xml:space="preserve"> act:nationalrat</w:t>
+      </w:r>
+      <w:r>
+        <w:br/>
+      </w:r>
+      <w:r>
+        <w:rPr>
+          <w:rStyle w:val="FunctionTok"/>
+        </w:rPr>
+        <w:t xml:space="preserve">actor_name</w:t>
+      </w:r>
+      <w:r>
+        <w:rPr>
+          <w:rStyle w:val="KeywordTok"/>
+        </w:rPr>
+        <w:t xml:space="preserve">:</w:t>
+      </w:r>
+      <w:r>
+        <w:rPr>
+          <w:rStyle w:val="AttributeTok"/>
+        </w:rPr>
+        <w:t xml:space="preserve"> Nationalrat</w:t>
+      </w:r>
+    </w:p>
+    <w:bookmarkEnd w:id="103"/>
+    <w:bookmarkEnd w:id="104"/>
+    <w:bookmarkStart w:id="110" w:name="anwendungsbeispiele-1"/>
+    <w:p>
+      <w:pPr>
+        <w:pStyle w:val="Heading2"/>
+      </w:pPr>
+      <w:r>
         <w:t xml:space="preserve">Anwendungsbeispiele</w:t>
       </w:r>
     </w:p>
-    <w:bookmarkStart w:id="102" w:name="beispiel-1-nationalrat"/>
+    <w:bookmarkStart w:id="105" w:name="beispiel-1-nationalrat"/>
     <w:p>
       <w:pPr>
         <w:pStyle w:val="Heading3"/>
@@ -16545,8 +18865,8 @@
         <w:t xml:space="preserve"> 2024-01-01T00:00:00Z</w:t>
       </w:r>
     </w:p>
-    <w:bookmarkEnd w:id="102"/>
-    <w:bookmarkStart w:id="103" w:name="beispiel-2-geschäftsprüfungskommission"/>
+    <w:bookmarkEnd w:id="105"/>
+    <w:bookmarkStart w:id="106" w:name="beispiel-2-geschäftsprüfungskommission"/>
     <w:p>
       <w:pPr>
         <w:pStyle w:val="Heading3"/>
@@ -16839,8 +19159,8 @@
         <w:t xml:space="preserve"> https://www.parlament.ch/de/organe/kommissionen/aufsichtskommissionen/gpk</w:t>
       </w:r>
     </w:p>
-    <w:bookmarkEnd w:id="103"/>
-    <w:bookmarkStart w:id="104" w:name="beispiel-3-partei-mit-hierarchie"/>
+    <w:bookmarkEnd w:id="106"/>
+    <w:bookmarkStart w:id="107" w:name="beispiel-3-partei-mit-hierarchie"/>
     <w:p>
       <w:pPr>
         <w:pStyle w:val="Heading3"/>
@@ -17502,8 +19822,8 @@
         <w:t xml:space="preserve"> https://www.gruenebern.ch</w:t>
       </w:r>
     </w:p>
-    <w:bookmarkEnd w:id="104"/>
-    <w:bookmarkStart w:id="105" w:name="beispiel-4-bundesrat"/>
+    <w:bookmarkEnd w:id="107"/>
+    <w:bookmarkStart w:id="108" w:name="beispiel-4-bundesrat"/>
     <w:p>
       <w:pPr>
         <w:pStyle w:val="Heading3"/>
@@ -18120,8 +20440,8 @@
         <w:t xml:space="preserve"> Bern</w:t>
       </w:r>
     </w:p>
-    <w:bookmarkEnd w:id="105"/>
-    <w:bookmarkStart w:id="106" w:name="beispiel-5-fraktion"/>
+    <w:bookmarkEnd w:id="108"/>
+    <w:bookmarkStart w:id="109" w:name="beispiel-5-fraktion"/>
     <w:p>
       <w:pPr>
         <w:pStyle w:val="Heading3"/>
@@ -18420,9 +20740,9 @@
         <w:t xml:space="preserve"> https://www.sp-ps.ch/fraktion</w:t>
       </w:r>
     </w:p>
-    <w:bookmarkEnd w:id="106"/>
-    <w:bookmarkEnd w:id="107"/>
-    <w:bookmarkStart w:id="108" w:name="referenzen-1"/>
+    <w:bookmarkEnd w:id="109"/>
+    <w:bookmarkEnd w:id="110"/>
+    <w:bookmarkStart w:id="111" w:name="referenzen-1"/>
     <w:p>
       <w:pPr>
         <w:pStyle w:val="Heading2"/>
@@ -18439,9 +20759,9 @@
         <w:t xml:space="preserve">Siehe vollständige LinkML-Schema-Dokumentation:</w:t>
       </w:r>
     </w:p>
-    <w:bookmarkEnd w:id="108"/>
-    <w:bookmarkEnd w:id="109"/>
-    <w:bookmarkStart w:id="115" w:name="class-group"/>
+    <w:bookmarkEnd w:id="111"/>
+    <w:bookmarkEnd w:id="112"/>
+    <w:bookmarkStart w:id="118" w:name="class-group"/>
     <w:p>
       <w:pPr>
         <w:pStyle w:val="Heading1"/>
@@ -18482,7 +20802,7 @@
         <w:t xml:space="preserve">__</w:t>
       </w:r>
     </w:p>
-    <w:bookmarkStart w:id="110" w:name="attribute-1"/>
+    <w:bookmarkStart w:id="113" w:name="attribute-1"/>
     <w:p>
       <w:pPr>
         <w:pStyle w:val="Heading2"/>
@@ -20007,8 +22327,8 @@
         </w:tc>
       </w:tr>
     </w:tbl>
-    <w:bookmarkEnd w:id="110"/>
-    <w:bookmarkStart w:id="111" w:name="usages-1"/>
+    <w:bookmarkEnd w:id="113"/>
+    <w:bookmarkStart w:id="114" w:name="usages-1"/>
     <w:p>
       <w:pPr>
         <w:pStyle w:val="Heading2"/>
@@ -20214,8 +22534,8 @@
         </w:tc>
       </w:tr>
     </w:tbl>
-    <w:bookmarkEnd w:id="111"/>
-    <w:bookmarkStart w:id="113" w:name="identifier-and-mapping-information-1"/>
+    <w:bookmarkEnd w:id="114"/>
+    <w:bookmarkStart w:id="116" w:name="identifier-and-mapping-information-1"/>
     <w:p>
       <w:pPr>
         <w:pStyle w:val="Heading2"/>
@@ -20224,7 +22544,7 @@
         <w:t xml:space="preserve">Identifier and Mapping Information</w:t>
       </w:r>
     </w:p>
-    <w:bookmarkStart w:id="112" w:name="schema-source-1"/>
+    <w:bookmarkStart w:id="115" w:name="schema-source-1"/>
     <w:p>
       <w:pPr>
         <w:pStyle w:val="Heading3"/>
@@ -20245,9 +22565,9 @@
         <w:t xml:space="preserve">from schema: https://ld.ech.ch/schema/0294/actors</w:t>
       </w:r>
     </w:p>
-    <w:bookmarkEnd w:id="112"/>
-    <w:bookmarkEnd w:id="113"/>
-    <w:bookmarkStart w:id="114" w:name="mappings-1"/>
+    <w:bookmarkEnd w:id="115"/>
+    <w:bookmarkEnd w:id="116"/>
+    <w:bookmarkStart w:id="117" w:name="mappings-1"/>
     <w:p>
       <w:pPr>
         <w:pStyle w:val="Heading2"/>
@@ -20349,9 +22669,9 @@
         </w:tc>
       </w:tr>
     </w:tbl>
-    <w:bookmarkEnd w:id="114"/>
-    <w:bookmarkEnd w:id="115"/>
-    <w:bookmarkStart w:id="156" w:name="mitgliedschaften-memberships"/>
+    <w:bookmarkEnd w:id="117"/>
+    <w:bookmarkEnd w:id="118"/>
+    <w:bookmarkStart w:id="159" w:name="mitgliedschaften-memberships"/>
     <w:p>
       <w:pPr>
         <w:pStyle w:val="Heading1"/>
@@ -20360,7 +22680,7 @@
         <w:t xml:space="preserve">Mitgliedschaften (Memberships)</w:t>
       </w:r>
     </w:p>
-    <w:bookmarkStart w:id="116" w:name="einführung-und-zielsetzung-2"/>
+    <w:bookmarkStart w:id="119" w:name="einführung-und-zielsetzung-2"/>
     <w:p>
       <w:pPr>
         <w:pStyle w:val="Heading2"/>
@@ -20484,8 +22804,8 @@
         <w:t xml:space="preserve">: Erfassung der Stimmberechtigung (relevant für Parlamente)</w:t>
       </w:r>
     </w:p>
-    <w:bookmarkEnd w:id="116"/>
-    <w:bookmarkStart w:id="117" w:name="anwendungsszenarien"/>
+    <w:bookmarkEnd w:id="119"/>
+    <w:bookmarkStart w:id="120" w:name="anwendungsszenarien"/>
     <w:p>
       <w:pPr>
         <w:pStyle w:val="Heading2"/>
@@ -20635,8 +22955,8 @@
         <w:t xml:space="preserve">: Mitwirkung in Gremien und Arbeitsgruppen</w:t>
       </w:r>
     </w:p>
-    <w:bookmarkEnd w:id="117"/>
-    <w:bookmarkStart w:id="119" w:name="technische-struktur-2"/>
+    <w:bookmarkEnd w:id="120"/>
+    <w:bookmarkStart w:id="122" w:name="technische-struktur-2"/>
     <w:p>
       <w:pPr>
         <w:pStyle w:val="Heading2"/>
@@ -20645,7 +22965,7 @@
         <w:t xml:space="preserve">Technische Struktur</w:t>
       </w:r>
     </w:p>
-    <w:bookmarkStart w:id="118" w:name="identifikatoren-und-referenzen"/>
+    <w:bookmarkStart w:id="121" w:name="identifikatoren-und-referenzen"/>
     <w:p>
       <w:pPr>
         <w:pStyle w:val="Heading3"/>
@@ -20965,9 +23285,9 @@
         <w:t xml:space="preserve"> act:sp_basel_stadt</w:t>
       </w:r>
     </w:p>
-    <w:bookmarkEnd w:id="118"/>
-    <w:bookmarkEnd w:id="119"/>
-    <w:bookmarkStart w:id="122" w:name="datenstruktur-1"/>
+    <w:bookmarkEnd w:id="121"/>
+    <w:bookmarkEnd w:id="122"/>
+    <w:bookmarkStart w:id="125" w:name="datenstruktur-1"/>
     <w:p>
       <w:pPr>
         <w:pStyle w:val="Heading2"/>
@@ -20976,7 +23296,7 @@
         <w:t xml:space="preserve">Datenstruktur</w:t>
       </w:r>
     </w:p>
-    <w:bookmarkStart w:id="120" w:name="pflichtfelder-1"/>
+    <w:bookmarkStart w:id="123" w:name="pflichtfelder-1"/>
     <w:p>
       <w:pPr>
         <w:pStyle w:val="Heading3"/>
@@ -21244,8 +23564,8 @@
         </w:tc>
       </w:tr>
     </w:tbl>
-    <w:bookmarkEnd w:id="120"/>
-    <w:bookmarkStart w:id="121" w:name="optionale-felder-1"/>
+    <w:bookmarkEnd w:id="123"/>
+    <w:bookmarkStart w:id="124" w:name="optionale-felder-1"/>
     <w:p>
       <w:pPr>
         <w:pStyle w:val="Heading3"/>
@@ -21595,9 +23915,9 @@
         </w:tc>
       </w:tr>
     </w:tbl>
-    <w:bookmarkEnd w:id="121"/>
-    <w:bookmarkEnd w:id="122"/>
-    <w:bookmarkStart w:id="127" w:name="rollen-role"/>
+    <w:bookmarkEnd w:id="124"/>
+    <w:bookmarkEnd w:id="125"/>
+    <w:bookmarkStart w:id="130" w:name="rollen-role"/>
     <w:p>
       <w:pPr>
         <w:pStyle w:val="Heading2"/>
@@ -21635,7 +23955,7 @@
         <w:t xml:space="preserve">Unterstützende Personen einen Gruppierung (Regierung/Rat) sind Mitglieder des Gremiums und werten über die Rolle wie (Sekretär/Sekretärin etc.)</w:t>
       </w:r>
     </w:p>
-    <w:bookmarkStart w:id="123" w:name="typische-rollen-in-parlamenten"/>
+    <w:bookmarkStart w:id="126" w:name="typische-rollen-in-parlamenten"/>
     <w:p>
       <w:pPr>
         <w:pStyle w:val="Heading3"/>
@@ -21739,8 +24059,8 @@
         <w:t xml:space="preserve">: Beobachterstatus ohne Stimmrecht</w:t>
       </w:r>
     </w:p>
-    <w:bookmarkEnd w:id="123"/>
-    <w:bookmarkStart w:id="124" w:name="typische-rollen-in-kommissionen"/>
+    <w:bookmarkEnd w:id="126"/>
+    <w:bookmarkStart w:id="127" w:name="typische-rollen-in-kommissionen"/>
     <w:p>
       <w:pPr>
         <w:pStyle w:val="Heading3"/>
@@ -21844,8 +24164,8 @@
         <w:t xml:space="preserve">: Kommissionssekretär/in (oft nicht stimmberechtigtes Mitglied)</w:t>
       </w:r>
     </w:p>
-    <w:bookmarkEnd w:id="124"/>
-    <w:bookmarkStart w:id="125" w:name="typische-rollen-in-parteien"/>
+    <w:bookmarkEnd w:id="127"/>
+    <w:bookmarkStart w:id="128" w:name="typische-rollen-in-parteien"/>
     <w:p>
       <w:pPr>
         <w:pStyle w:val="Heading3"/>
@@ -21949,8 +24269,8 @@
         <w:t xml:space="preserve">: Ehrenmitgliedschaft</w:t>
       </w:r>
     </w:p>
-    <w:bookmarkEnd w:id="125"/>
-    <w:bookmarkStart w:id="126" w:name="typische-rollen-in-regierungen"/>
+    <w:bookmarkEnd w:id="128"/>
+    <w:bookmarkStart w:id="129" w:name="typische-rollen-in-regierungen"/>
     <w:p>
       <w:pPr>
         <w:pStyle w:val="Heading3"/>
@@ -22035,9 +24355,9 @@
         <w:t xml:space="preserve">: Stellvertretung</w:t>
       </w:r>
     </w:p>
-    <w:bookmarkEnd w:id="126"/>
-    <w:bookmarkEnd w:id="127"/>
-    <w:bookmarkStart w:id="130" w:name="zeitliche-validität"/>
+    <w:bookmarkEnd w:id="129"/>
+    <w:bookmarkEnd w:id="130"/>
+    <w:bookmarkStart w:id="133" w:name="zeitliche-validität"/>
     <w:p>
       <w:pPr>
         <w:pStyle w:val="Heading2"/>
@@ -22046,7 +24366,7 @@
         <w:t xml:space="preserve">Zeitliche Validität</w:t>
       </w:r>
     </w:p>
-    <w:bookmarkStart w:id="128" w:name="valid_from-und-valid_until"/>
+    <w:bookmarkStart w:id="131" w:name="valid_from-und-valid_until"/>
     <w:p>
       <w:pPr>
         <w:pStyle w:val="Heading3"/>
@@ -22391,8 +24711,8 @@
         <w:t xml:space="preserve">true</w:t>
       </w:r>
     </w:p>
-    <w:bookmarkEnd w:id="128"/>
-    <w:bookmarkStart w:id="129" w:name="is_active"/>
+    <w:bookmarkEnd w:id="131"/>
+    <w:bookmarkStart w:id="132" w:name="is_active"/>
     <w:p>
       <w:pPr>
         <w:pStyle w:val="Heading3"/>
@@ -22654,9 +24974,9 @@
         <w:t xml:space="preserve"> 2019-12-31</w:t>
       </w:r>
     </w:p>
-    <w:bookmarkEnd w:id="129"/>
-    <w:bookmarkEnd w:id="130"/>
-    <w:bookmarkStart w:id="131" w:name="stimmberechtigung-authorized_to_vote"/>
+    <w:bookmarkEnd w:id="132"/>
+    <w:bookmarkEnd w:id="133"/>
+    <w:bookmarkStart w:id="134" w:name="stimmberechtigung-authorized_to_vote"/>
     <w:p>
       <w:pPr>
         <w:pStyle w:val="Heading2"/>
@@ -22945,8 +25265,8 @@
         <w:t xml:space="preserve">false</w:t>
       </w:r>
     </w:p>
-    <w:bookmarkEnd w:id="131"/>
-    <w:bookmarkStart w:id="132" w:name="mehrfachmitgliedschaften"/>
+    <w:bookmarkEnd w:id="134"/>
+    <w:bookmarkStart w:id="135" w:name="mehrfachmitgliedschaften"/>
     <w:p>
       <w:pPr>
         <w:pStyle w:val="Heading2"/>
@@ -23931,8 +26251,8 @@
         <w:t xml:space="preserve">false</w:t>
       </w:r>
     </w:p>
-    <w:bookmarkEnd w:id="132"/>
-    <w:bookmarkStart w:id="134" w:name="hierarchische-darstellung"/>
+    <w:bookmarkEnd w:id="135"/>
+    <w:bookmarkStart w:id="137" w:name="hierarchische-darstellung"/>
     <w:p>
       <w:pPr>
         <w:pStyle w:val="Heading2"/>
@@ -23949,7 +26269,7 @@
         <w:t xml:space="preserve">Memberships können auch hierarchisch organisiert werden:</w:t>
       </w:r>
     </w:p>
-    <w:bookmarkStart w:id="133" w:name="partei-fraktion"/>
+    <w:bookmarkStart w:id="136" w:name="partei-fraktion"/>
     <w:p>
       <w:pPr>
         <w:pStyle w:val="Heading3"/>
@@ -24281,813 +26601,813 @@
       </w:r>
       <w:r>
         <w:t xml:space="preserve">-Beziehung zur Partei (siehe Group-Schema).</w:t>
-      </w:r>
-    </w:p>
-    <w:bookmarkEnd w:id="133"/>
-    <w:bookmarkEnd w:id="134"/>
-    <w:bookmarkStart w:id="137" w:name="wechsel-und-nachfolge"/>
-    <w:p>
-      <w:pPr>
-        <w:pStyle w:val="Heading2"/>
-      </w:pPr>
-      <w:r>
-        <w:t xml:space="preserve">Wechsel und Nachfolge</w:t>
-      </w:r>
-    </w:p>
-    <w:bookmarkStart w:id="135" w:name="parteiwechsel"/>
-    <w:p>
-      <w:pPr>
-        <w:pStyle w:val="Heading3"/>
-      </w:pPr>
-      <w:r>
-        <w:t xml:space="preserve">Parteiwechsel</w:t>
-      </w:r>
-    </w:p>
-    <w:p>
-      <w:pPr>
-        <w:pStyle w:val="SourceCode"/>
-      </w:pPr>
-      <w:r>
-        <w:rPr>
-          <w:rStyle w:val="CommentTok"/>
-        </w:rPr>
-        <w:t xml:space="preserve"># SP-Mitgliedschaft (beendet)</w:t>
-      </w:r>
-      <w:r>
-        <w:br/>
-      </w:r>
-      <w:r>
-        <w:rPr>
-          <w:rStyle w:val="KeywordTok"/>
-        </w:rPr>
-        <w:t xml:space="preserve">-</w:t>
-      </w:r>
-      <w:r>
-        <w:rPr>
-          <w:rStyle w:val="AttributeTok"/>
-        </w:rPr>
-        <w:t xml:space="preserve"> </w:t>
-      </w:r>
-      <w:r>
-        <w:rPr>
-          <w:rStyle w:val="FunctionTok"/>
-        </w:rPr>
-        <w:t xml:space="preserve">id</w:t>
-      </w:r>
-      <w:r>
-        <w:rPr>
-          <w:rStyle w:val="KeywordTok"/>
-        </w:rPr>
-        <w:t xml:space="preserve">:</w:t>
-      </w:r>
-      <w:r>
-        <w:rPr>
-          <w:rStyle w:val="AttributeTok"/>
-        </w:rPr>
-        <w:t xml:space="preserve"> act:membership_mueller_sp</w:t>
-      </w:r>
-      <w:r>
-        <w:br/>
-      </w:r>
-      <w:r>
-        <w:rPr>
-          <w:rStyle w:val="AttributeTok"/>
-        </w:rPr>
-        <w:t xml:space="preserve">  </w:t>
-      </w:r>
-      <w:r>
-        <w:rPr>
-          <w:rStyle w:val="FunctionTok"/>
-        </w:rPr>
-        <w:t xml:space="preserve">person_id</w:t>
-      </w:r>
-      <w:r>
-        <w:rPr>
-          <w:rStyle w:val="KeywordTok"/>
-        </w:rPr>
-        <w:t xml:space="preserve">:</w:t>
-      </w:r>
-      <w:r>
-        <w:rPr>
-          <w:rStyle w:val="AttributeTok"/>
-        </w:rPr>
-        <w:t xml:space="preserve"> act:person_mueller</w:t>
-      </w:r>
-      <w:r>
-        <w:br/>
-      </w:r>
-      <w:r>
-        <w:rPr>
-          <w:rStyle w:val="AttributeTok"/>
-        </w:rPr>
-        <w:t xml:space="preserve">  </w:t>
-      </w:r>
-      <w:r>
-        <w:rPr>
-          <w:rStyle w:val="FunctionTok"/>
-        </w:rPr>
-        <w:t xml:space="preserve">group_id</w:t>
-      </w:r>
-      <w:r>
-        <w:rPr>
-          <w:rStyle w:val="KeywordTok"/>
-        </w:rPr>
-        <w:t xml:space="preserve">:</w:t>
-      </w:r>
-      <w:r>
-        <w:rPr>
-          <w:rStyle w:val="AttributeTok"/>
-        </w:rPr>
-        <w:t xml:space="preserve"> act:sp_zuerich</w:t>
-      </w:r>
-      <w:r>
-        <w:br/>
-      </w:r>
-      <w:r>
-        <w:rPr>
-          <w:rStyle w:val="AttributeTok"/>
-        </w:rPr>
-        <w:t xml:space="preserve">  </w:t>
-      </w:r>
-      <w:r>
-        <w:rPr>
-          <w:rStyle w:val="FunctionTok"/>
-        </w:rPr>
-        <w:t xml:space="preserve">role</w:t>
-      </w:r>
-      <w:r>
-        <w:rPr>
-          <w:rStyle w:val="KeywordTok"/>
-        </w:rPr>
-        <w:t xml:space="preserve">:</w:t>
-      </w:r>
-      <w:r>
-        <w:rPr>
-          <w:rStyle w:val="AttributeTok"/>
-        </w:rPr>
-        <w:t xml:space="preserve"> Mitglied</w:t>
-      </w:r>
-      <w:r>
-        <w:br/>
-      </w:r>
-      <w:r>
-        <w:rPr>
-          <w:rStyle w:val="AttributeTok"/>
-        </w:rPr>
-        <w:t xml:space="preserve">  </w:t>
-      </w:r>
-      <w:r>
-        <w:rPr>
-          <w:rStyle w:val="FunctionTok"/>
-        </w:rPr>
-        <w:t xml:space="preserve">valid_from</w:t>
-      </w:r>
-      <w:r>
-        <w:rPr>
-          <w:rStyle w:val="KeywordTok"/>
-        </w:rPr>
-        <w:t xml:space="preserve">:</w:t>
-      </w:r>
-      <w:r>
-        <w:rPr>
-          <w:rStyle w:val="AttributeTok"/>
-        </w:rPr>
-        <w:t xml:space="preserve"> 2010-01-01</w:t>
-      </w:r>
-      <w:r>
-        <w:br/>
-      </w:r>
-      <w:r>
-        <w:rPr>
-          <w:rStyle w:val="AttributeTok"/>
-        </w:rPr>
-        <w:t xml:space="preserve">  </w:t>
-      </w:r>
-      <w:r>
-        <w:rPr>
-          <w:rStyle w:val="FunctionTok"/>
-        </w:rPr>
-        <w:t xml:space="preserve">valid_until</w:t>
-      </w:r>
-      <w:r>
-        <w:rPr>
-          <w:rStyle w:val="KeywordTok"/>
-        </w:rPr>
-        <w:t xml:space="preserve">:</w:t>
-      </w:r>
-      <w:r>
-        <w:rPr>
-          <w:rStyle w:val="AttributeTok"/>
-        </w:rPr>
-        <w:t xml:space="preserve"> 2018-06-30</w:t>
-      </w:r>
-      <w:r>
-        <w:br/>
-      </w:r>
-      <w:r>
-        <w:rPr>
-          <w:rStyle w:val="AttributeTok"/>
-        </w:rPr>
-        <w:t xml:space="preserve">  </w:t>
-      </w:r>
-      <w:r>
-        <w:rPr>
-          <w:rStyle w:val="FunctionTok"/>
-        </w:rPr>
-        <w:t xml:space="preserve">is_active</w:t>
-      </w:r>
-      <w:r>
-        <w:rPr>
-          <w:rStyle w:val="KeywordTok"/>
-        </w:rPr>
-        <w:t xml:space="preserve">:</w:t>
-      </w:r>
-      <w:r>
-        <w:rPr>
-          <w:rStyle w:val="AttributeTok"/>
-        </w:rPr>
-        <w:t xml:space="preserve"> </w:t>
-      </w:r>
-      <w:r>
-        <w:rPr>
-          <w:rStyle w:val="CharTok"/>
-        </w:rPr>
-        <w:t xml:space="preserve">false</w:t>
-      </w:r>
-      <w:r>
-        <w:br/>
-      </w:r>
-      <w:r>
-        <w:br/>
-      </w:r>
-      <w:r>
-        <w:rPr>
-          <w:rStyle w:val="CommentTok"/>
-        </w:rPr>
-        <w:t xml:space="preserve"># Grüne-Mitgliedschaft (neu)</w:t>
-      </w:r>
-      <w:r>
-        <w:br/>
-      </w:r>
-      <w:r>
-        <w:rPr>
-          <w:rStyle w:val="KeywordTok"/>
-        </w:rPr>
-        <w:t xml:space="preserve">-</w:t>
-      </w:r>
-      <w:r>
-        <w:rPr>
-          <w:rStyle w:val="AttributeTok"/>
-        </w:rPr>
-        <w:t xml:space="preserve"> </w:t>
-      </w:r>
-      <w:r>
-        <w:rPr>
-          <w:rStyle w:val="FunctionTok"/>
-        </w:rPr>
-        <w:t xml:space="preserve">id</w:t>
-      </w:r>
-      <w:r>
-        <w:rPr>
-          <w:rStyle w:val="KeywordTok"/>
-        </w:rPr>
-        <w:t xml:space="preserve">:</w:t>
-      </w:r>
-      <w:r>
-        <w:rPr>
-          <w:rStyle w:val="AttributeTok"/>
-        </w:rPr>
-        <w:t xml:space="preserve"> act:membership_mueller_gruene</w:t>
-      </w:r>
-      <w:r>
-        <w:br/>
-      </w:r>
-      <w:r>
-        <w:rPr>
-          <w:rStyle w:val="AttributeTok"/>
-        </w:rPr>
-        <w:t xml:space="preserve">  </w:t>
-      </w:r>
-      <w:r>
-        <w:rPr>
-          <w:rStyle w:val="FunctionTok"/>
-        </w:rPr>
-        <w:t xml:space="preserve">person_id</w:t>
-      </w:r>
-      <w:r>
-        <w:rPr>
-          <w:rStyle w:val="KeywordTok"/>
-        </w:rPr>
-        <w:t xml:space="preserve">:</w:t>
-      </w:r>
-      <w:r>
-        <w:rPr>
-          <w:rStyle w:val="AttributeTok"/>
-        </w:rPr>
-        <w:t xml:space="preserve"> act:person_mueller</w:t>
-      </w:r>
-      <w:r>
-        <w:br/>
-      </w:r>
-      <w:r>
-        <w:rPr>
-          <w:rStyle w:val="AttributeTok"/>
-        </w:rPr>
-        <w:t xml:space="preserve">  </w:t>
-      </w:r>
-      <w:r>
-        <w:rPr>
-          <w:rStyle w:val="FunctionTok"/>
-        </w:rPr>
-        <w:t xml:space="preserve">group_id</w:t>
-      </w:r>
-      <w:r>
-        <w:rPr>
-          <w:rStyle w:val="KeywordTok"/>
-        </w:rPr>
-        <w:t xml:space="preserve">:</w:t>
-      </w:r>
-      <w:r>
-        <w:rPr>
-          <w:rStyle w:val="AttributeTok"/>
-        </w:rPr>
-        <w:t xml:space="preserve"> act:gruene_zuerich</w:t>
-      </w:r>
-      <w:r>
-        <w:br/>
-      </w:r>
-      <w:r>
-        <w:rPr>
-          <w:rStyle w:val="AttributeTok"/>
-        </w:rPr>
-        <w:t xml:space="preserve">  </w:t>
-      </w:r>
-      <w:r>
-        <w:rPr>
-          <w:rStyle w:val="FunctionTok"/>
-        </w:rPr>
-        <w:t xml:space="preserve">role</w:t>
-      </w:r>
-      <w:r>
-        <w:rPr>
-          <w:rStyle w:val="KeywordTok"/>
-        </w:rPr>
-        <w:t xml:space="preserve">:</w:t>
-      </w:r>
-      <w:r>
-        <w:rPr>
-          <w:rStyle w:val="AttributeTok"/>
-        </w:rPr>
-        <w:t xml:space="preserve"> Mitglied</w:t>
-      </w:r>
-      <w:r>
-        <w:br/>
-      </w:r>
-      <w:r>
-        <w:rPr>
-          <w:rStyle w:val="AttributeTok"/>
-        </w:rPr>
-        <w:t xml:space="preserve">  </w:t>
-      </w:r>
-      <w:r>
-        <w:rPr>
-          <w:rStyle w:val="FunctionTok"/>
-        </w:rPr>
-        <w:t xml:space="preserve">valid_from</w:t>
-      </w:r>
-      <w:r>
-        <w:rPr>
-          <w:rStyle w:val="KeywordTok"/>
-        </w:rPr>
-        <w:t xml:space="preserve">:</w:t>
-      </w:r>
-      <w:r>
-        <w:rPr>
-          <w:rStyle w:val="AttributeTok"/>
-        </w:rPr>
-        <w:t xml:space="preserve"> 2018-07-01</w:t>
-      </w:r>
-      <w:r>
-        <w:br/>
-      </w:r>
-      <w:r>
-        <w:rPr>
-          <w:rStyle w:val="AttributeTok"/>
-        </w:rPr>
-        <w:t xml:space="preserve">  </w:t>
-      </w:r>
-      <w:r>
-        <w:rPr>
-          <w:rStyle w:val="FunctionTok"/>
-        </w:rPr>
-        <w:t xml:space="preserve">is_active</w:t>
-      </w:r>
-      <w:r>
-        <w:rPr>
-          <w:rStyle w:val="KeywordTok"/>
-        </w:rPr>
-        <w:t xml:space="preserve">:</w:t>
-      </w:r>
-      <w:r>
-        <w:rPr>
-          <w:rStyle w:val="AttributeTok"/>
-        </w:rPr>
-        <w:t xml:space="preserve"> </w:t>
-      </w:r>
-      <w:r>
-        <w:rPr>
-          <w:rStyle w:val="CharTok"/>
-        </w:rPr>
-        <w:t xml:space="preserve">true</w:t>
-      </w:r>
-    </w:p>
-    <w:bookmarkEnd w:id="135"/>
-    <w:bookmarkStart w:id="136" w:name="rollenwechsel-innerhalb-einer-gruppe"/>
-    <w:p>
-      <w:pPr>
-        <w:pStyle w:val="Heading3"/>
-      </w:pPr>
-      <w:r>
-        <w:t xml:space="preserve">Rollenwechsel innerhalb einer Gruppe</w:t>
-      </w:r>
-    </w:p>
-    <w:p>
-      <w:pPr>
-        <w:pStyle w:val="SourceCode"/>
-      </w:pPr>
-      <w:r>
-        <w:rPr>
-          <w:rStyle w:val="CommentTok"/>
-        </w:rPr>
-        <w:t xml:space="preserve"># Reguläres Mitglied</w:t>
-      </w:r>
-      <w:r>
-        <w:br/>
-      </w:r>
-      <w:r>
-        <w:rPr>
-          <w:rStyle w:val="KeywordTok"/>
-        </w:rPr>
-        <w:t xml:space="preserve">-</w:t>
-      </w:r>
-      <w:r>
-        <w:rPr>
-          <w:rStyle w:val="AttributeTok"/>
-        </w:rPr>
-        <w:t xml:space="preserve"> </w:t>
-      </w:r>
-      <w:r>
-        <w:rPr>
-          <w:rStyle w:val="FunctionTok"/>
-        </w:rPr>
-        <w:t xml:space="preserve">id</w:t>
-      </w:r>
-      <w:r>
-        <w:rPr>
-          <w:rStyle w:val="KeywordTok"/>
-        </w:rPr>
-        <w:t xml:space="preserve">:</w:t>
-      </w:r>
-      <w:r>
-        <w:rPr>
-          <w:rStyle w:val="AttributeTok"/>
-        </w:rPr>
-        <w:t xml:space="preserve"> act:membership_schmidt_kommission_1</w:t>
-      </w:r>
-      <w:r>
-        <w:br/>
-      </w:r>
-      <w:r>
-        <w:rPr>
-          <w:rStyle w:val="AttributeTok"/>
-        </w:rPr>
-        <w:t xml:space="preserve">  </w:t>
-      </w:r>
-      <w:r>
-        <w:rPr>
-          <w:rStyle w:val="FunctionTok"/>
-        </w:rPr>
-        <w:t xml:space="preserve">person_id</w:t>
-      </w:r>
-      <w:r>
-        <w:rPr>
-          <w:rStyle w:val="KeywordTok"/>
-        </w:rPr>
-        <w:t xml:space="preserve">:</w:t>
-      </w:r>
-      <w:r>
-        <w:rPr>
-          <w:rStyle w:val="AttributeTok"/>
-        </w:rPr>
-        <w:t xml:space="preserve"> act:person_schmidt</w:t>
-      </w:r>
-      <w:r>
-        <w:br/>
-      </w:r>
-      <w:r>
-        <w:rPr>
-          <w:rStyle w:val="AttributeTok"/>
-        </w:rPr>
-        <w:t xml:space="preserve">  </w:t>
-      </w:r>
-      <w:r>
-        <w:rPr>
-          <w:rStyle w:val="FunctionTok"/>
-        </w:rPr>
-        <w:t xml:space="preserve">group_id</w:t>
-      </w:r>
-      <w:r>
-        <w:rPr>
-          <w:rStyle w:val="KeywordTok"/>
-        </w:rPr>
-        <w:t xml:space="preserve">:</w:t>
-      </w:r>
-      <w:r>
-        <w:rPr>
-          <w:rStyle w:val="AttributeTok"/>
-        </w:rPr>
-        <w:t xml:space="preserve"> act:sik_nr</w:t>
-      </w:r>
-      <w:r>
-        <w:br/>
-      </w:r>
-      <w:r>
-        <w:rPr>
-          <w:rStyle w:val="AttributeTok"/>
-        </w:rPr>
-        <w:t xml:space="preserve">  </w:t>
-      </w:r>
-      <w:r>
-        <w:rPr>
-          <w:rStyle w:val="FunctionTok"/>
-        </w:rPr>
-        <w:t xml:space="preserve">role</w:t>
-      </w:r>
-      <w:r>
-        <w:rPr>
-          <w:rStyle w:val="KeywordTok"/>
-        </w:rPr>
-        <w:t xml:space="preserve">:</w:t>
-      </w:r>
-      <w:r>
-        <w:rPr>
-          <w:rStyle w:val="AttributeTok"/>
-        </w:rPr>
-        <w:t xml:space="preserve"> Mitglied</w:t>
-      </w:r>
-      <w:r>
-        <w:br/>
-      </w:r>
-      <w:r>
-        <w:rPr>
-          <w:rStyle w:val="AttributeTok"/>
-        </w:rPr>
-        <w:t xml:space="preserve">  </w:t>
-      </w:r>
-      <w:r>
-        <w:rPr>
-          <w:rStyle w:val="FunctionTok"/>
-        </w:rPr>
-        <w:t xml:space="preserve">valid_from</w:t>
-      </w:r>
-      <w:r>
-        <w:rPr>
-          <w:rStyle w:val="KeywordTok"/>
-        </w:rPr>
-        <w:t xml:space="preserve">:</w:t>
-      </w:r>
-      <w:r>
-        <w:rPr>
-          <w:rStyle w:val="AttributeTok"/>
-        </w:rPr>
-        <w:t xml:space="preserve"> 2016-01-01</w:t>
-      </w:r>
-      <w:r>
-        <w:br/>
-      </w:r>
-      <w:r>
-        <w:rPr>
-          <w:rStyle w:val="AttributeTok"/>
-        </w:rPr>
-        <w:t xml:space="preserve">  </w:t>
-      </w:r>
-      <w:r>
-        <w:rPr>
-          <w:rStyle w:val="FunctionTok"/>
-        </w:rPr>
-        <w:t xml:space="preserve">valid_until</w:t>
-      </w:r>
-      <w:r>
-        <w:rPr>
-          <w:rStyle w:val="KeywordTok"/>
-        </w:rPr>
-        <w:t xml:space="preserve">:</w:t>
-      </w:r>
-      <w:r>
-        <w:rPr>
-          <w:rStyle w:val="AttributeTok"/>
-        </w:rPr>
-        <w:t xml:space="preserve"> 2019-12-31</w:t>
-      </w:r>
-      <w:r>
-        <w:br/>
-      </w:r>
-      <w:r>
-        <w:br/>
-      </w:r>
-      <w:r>
-        <w:rPr>
-          <w:rStyle w:val="CommentTok"/>
-        </w:rPr>
-        <w:t xml:space="preserve"># Präsidentin (Nachfolge-Membership)</w:t>
-      </w:r>
-      <w:r>
-        <w:br/>
-      </w:r>
-      <w:r>
-        <w:rPr>
-          <w:rStyle w:val="KeywordTok"/>
-        </w:rPr>
-        <w:t xml:space="preserve">-</w:t>
-      </w:r>
-      <w:r>
-        <w:rPr>
-          <w:rStyle w:val="AttributeTok"/>
-        </w:rPr>
-        <w:t xml:space="preserve"> </w:t>
-      </w:r>
-      <w:r>
-        <w:rPr>
-          <w:rStyle w:val="FunctionTok"/>
-        </w:rPr>
-        <w:t xml:space="preserve">id</w:t>
-      </w:r>
-      <w:r>
-        <w:rPr>
-          <w:rStyle w:val="KeywordTok"/>
-        </w:rPr>
-        <w:t xml:space="preserve">:</w:t>
-      </w:r>
-      <w:r>
-        <w:rPr>
-          <w:rStyle w:val="AttributeTok"/>
-        </w:rPr>
-        <w:t xml:space="preserve"> act:membership_schmidt_kommission_2</w:t>
-      </w:r>
-      <w:r>
-        <w:br/>
-      </w:r>
-      <w:r>
-        <w:rPr>
-          <w:rStyle w:val="AttributeTok"/>
-        </w:rPr>
-        <w:t xml:space="preserve">  </w:t>
-      </w:r>
-      <w:r>
-        <w:rPr>
-          <w:rStyle w:val="FunctionTok"/>
-        </w:rPr>
-        <w:t xml:space="preserve">person_id</w:t>
-      </w:r>
-      <w:r>
-        <w:rPr>
-          <w:rStyle w:val="KeywordTok"/>
-        </w:rPr>
-        <w:t xml:space="preserve">:</w:t>
-      </w:r>
-      <w:r>
-        <w:rPr>
-          <w:rStyle w:val="AttributeTok"/>
-        </w:rPr>
-        <w:t xml:space="preserve"> act:person_schmidt</w:t>
-      </w:r>
-      <w:r>
-        <w:br/>
-      </w:r>
-      <w:r>
-        <w:rPr>
-          <w:rStyle w:val="AttributeTok"/>
-        </w:rPr>
-        <w:t xml:space="preserve">  </w:t>
-      </w:r>
-      <w:r>
-        <w:rPr>
-          <w:rStyle w:val="FunctionTok"/>
-        </w:rPr>
-        <w:t xml:space="preserve">group_id</w:t>
-      </w:r>
-      <w:r>
-        <w:rPr>
-          <w:rStyle w:val="KeywordTok"/>
-        </w:rPr>
-        <w:t xml:space="preserve">:</w:t>
-      </w:r>
-      <w:r>
-        <w:rPr>
-          <w:rStyle w:val="AttributeTok"/>
-        </w:rPr>
-        <w:t xml:space="preserve"> act:sik_nr</w:t>
-      </w:r>
-      <w:r>
-        <w:br/>
-      </w:r>
-      <w:r>
-        <w:rPr>
-          <w:rStyle w:val="AttributeTok"/>
-        </w:rPr>
-        <w:t xml:space="preserve">  </w:t>
-      </w:r>
-      <w:r>
-        <w:rPr>
-          <w:rStyle w:val="FunctionTok"/>
-        </w:rPr>
-        <w:t xml:space="preserve">role</w:t>
-      </w:r>
-      <w:r>
-        <w:rPr>
-          <w:rStyle w:val="KeywordTok"/>
-        </w:rPr>
-        <w:t xml:space="preserve">:</w:t>
-      </w:r>
-      <w:r>
-        <w:rPr>
-          <w:rStyle w:val="AttributeTok"/>
-        </w:rPr>
-        <w:t xml:space="preserve"> Präsidentin</w:t>
-      </w:r>
-      <w:r>
-        <w:br/>
-      </w:r>
-      <w:r>
-        <w:rPr>
-          <w:rStyle w:val="AttributeTok"/>
-        </w:rPr>
-        <w:t xml:space="preserve">  </w:t>
-      </w:r>
-      <w:r>
-        <w:rPr>
-          <w:rStyle w:val="FunctionTok"/>
-        </w:rPr>
-        <w:t xml:space="preserve">valid_from</w:t>
-      </w:r>
-      <w:r>
-        <w:rPr>
-          <w:rStyle w:val="KeywordTok"/>
-        </w:rPr>
-        <w:t xml:space="preserve">:</w:t>
-      </w:r>
-      <w:r>
-        <w:rPr>
-          <w:rStyle w:val="AttributeTok"/>
-        </w:rPr>
-        <w:t xml:space="preserve"> 2020-01-01</w:t>
-      </w:r>
-      <w:r>
-        <w:br/>
-      </w:r>
-      <w:r>
-        <w:rPr>
-          <w:rStyle w:val="AttributeTok"/>
-        </w:rPr>
-        <w:t xml:space="preserve">  </w:t>
-      </w:r>
-      <w:r>
-        <w:rPr>
-          <w:rStyle w:val="FunctionTok"/>
-        </w:rPr>
-        <w:t xml:space="preserve">is_active</w:t>
-      </w:r>
-      <w:r>
-        <w:rPr>
-          <w:rStyle w:val="KeywordTok"/>
-        </w:rPr>
-        <w:t xml:space="preserve">:</w:t>
-      </w:r>
-      <w:r>
-        <w:rPr>
-          <w:rStyle w:val="AttributeTok"/>
-        </w:rPr>
-        <w:t xml:space="preserve"> </w:t>
-      </w:r>
-      <w:r>
-        <w:rPr>
-          <w:rStyle w:val="CharTok"/>
-        </w:rPr>
-        <w:t xml:space="preserve">true</w:t>
       </w:r>
     </w:p>
     <w:bookmarkEnd w:id="136"/>
     <w:bookmarkEnd w:id="137"/>
-    <w:bookmarkStart w:id="140" w:name="interoperabilität-2"/>
+    <w:bookmarkStart w:id="140" w:name="wechsel-und-nachfolge"/>
     <w:p>
       <w:pPr>
         <w:pStyle w:val="Heading2"/>
       </w:pPr>
       <w:r>
+        <w:t xml:space="preserve">Wechsel und Nachfolge</w:t>
+      </w:r>
+    </w:p>
+    <w:bookmarkStart w:id="138" w:name="parteiwechsel"/>
+    <w:p>
+      <w:pPr>
+        <w:pStyle w:val="Heading3"/>
+      </w:pPr>
+      <w:r>
+        <w:t xml:space="preserve">Parteiwechsel</w:t>
+      </w:r>
+    </w:p>
+    <w:p>
+      <w:pPr>
+        <w:pStyle w:val="SourceCode"/>
+      </w:pPr>
+      <w:r>
+        <w:rPr>
+          <w:rStyle w:val="CommentTok"/>
+        </w:rPr>
+        <w:t xml:space="preserve"># SP-Mitgliedschaft (beendet)</w:t>
+      </w:r>
+      <w:r>
+        <w:br/>
+      </w:r>
+      <w:r>
+        <w:rPr>
+          <w:rStyle w:val="KeywordTok"/>
+        </w:rPr>
+        <w:t xml:space="preserve">-</w:t>
+      </w:r>
+      <w:r>
+        <w:rPr>
+          <w:rStyle w:val="AttributeTok"/>
+        </w:rPr>
+        <w:t xml:space="preserve"> </w:t>
+      </w:r>
+      <w:r>
+        <w:rPr>
+          <w:rStyle w:val="FunctionTok"/>
+        </w:rPr>
+        <w:t xml:space="preserve">id</w:t>
+      </w:r>
+      <w:r>
+        <w:rPr>
+          <w:rStyle w:val="KeywordTok"/>
+        </w:rPr>
+        <w:t xml:space="preserve">:</w:t>
+      </w:r>
+      <w:r>
+        <w:rPr>
+          <w:rStyle w:val="AttributeTok"/>
+        </w:rPr>
+        <w:t xml:space="preserve"> act:membership_mueller_sp</w:t>
+      </w:r>
+      <w:r>
+        <w:br/>
+      </w:r>
+      <w:r>
+        <w:rPr>
+          <w:rStyle w:val="AttributeTok"/>
+        </w:rPr>
+        <w:t xml:space="preserve">  </w:t>
+      </w:r>
+      <w:r>
+        <w:rPr>
+          <w:rStyle w:val="FunctionTok"/>
+        </w:rPr>
+        <w:t xml:space="preserve">person_id</w:t>
+      </w:r>
+      <w:r>
+        <w:rPr>
+          <w:rStyle w:val="KeywordTok"/>
+        </w:rPr>
+        <w:t xml:space="preserve">:</w:t>
+      </w:r>
+      <w:r>
+        <w:rPr>
+          <w:rStyle w:val="AttributeTok"/>
+        </w:rPr>
+        <w:t xml:space="preserve"> act:person_mueller</w:t>
+      </w:r>
+      <w:r>
+        <w:br/>
+      </w:r>
+      <w:r>
+        <w:rPr>
+          <w:rStyle w:val="AttributeTok"/>
+        </w:rPr>
+        <w:t xml:space="preserve">  </w:t>
+      </w:r>
+      <w:r>
+        <w:rPr>
+          <w:rStyle w:val="FunctionTok"/>
+        </w:rPr>
+        <w:t xml:space="preserve">group_id</w:t>
+      </w:r>
+      <w:r>
+        <w:rPr>
+          <w:rStyle w:val="KeywordTok"/>
+        </w:rPr>
+        <w:t xml:space="preserve">:</w:t>
+      </w:r>
+      <w:r>
+        <w:rPr>
+          <w:rStyle w:val="AttributeTok"/>
+        </w:rPr>
+        <w:t xml:space="preserve"> act:sp_zuerich</w:t>
+      </w:r>
+      <w:r>
+        <w:br/>
+      </w:r>
+      <w:r>
+        <w:rPr>
+          <w:rStyle w:val="AttributeTok"/>
+        </w:rPr>
+        <w:t xml:space="preserve">  </w:t>
+      </w:r>
+      <w:r>
+        <w:rPr>
+          <w:rStyle w:val="FunctionTok"/>
+        </w:rPr>
+        <w:t xml:space="preserve">role</w:t>
+      </w:r>
+      <w:r>
+        <w:rPr>
+          <w:rStyle w:val="KeywordTok"/>
+        </w:rPr>
+        <w:t xml:space="preserve">:</w:t>
+      </w:r>
+      <w:r>
+        <w:rPr>
+          <w:rStyle w:val="AttributeTok"/>
+        </w:rPr>
+        <w:t xml:space="preserve"> Mitglied</w:t>
+      </w:r>
+      <w:r>
+        <w:br/>
+      </w:r>
+      <w:r>
+        <w:rPr>
+          <w:rStyle w:val="AttributeTok"/>
+        </w:rPr>
+        <w:t xml:space="preserve">  </w:t>
+      </w:r>
+      <w:r>
+        <w:rPr>
+          <w:rStyle w:val="FunctionTok"/>
+        </w:rPr>
+        <w:t xml:space="preserve">valid_from</w:t>
+      </w:r>
+      <w:r>
+        <w:rPr>
+          <w:rStyle w:val="KeywordTok"/>
+        </w:rPr>
+        <w:t xml:space="preserve">:</w:t>
+      </w:r>
+      <w:r>
+        <w:rPr>
+          <w:rStyle w:val="AttributeTok"/>
+        </w:rPr>
+        <w:t xml:space="preserve"> 2010-01-01</w:t>
+      </w:r>
+      <w:r>
+        <w:br/>
+      </w:r>
+      <w:r>
+        <w:rPr>
+          <w:rStyle w:val="AttributeTok"/>
+        </w:rPr>
+        <w:t xml:space="preserve">  </w:t>
+      </w:r>
+      <w:r>
+        <w:rPr>
+          <w:rStyle w:val="FunctionTok"/>
+        </w:rPr>
+        <w:t xml:space="preserve">valid_until</w:t>
+      </w:r>
+      <w:r>
+        <w:rPr>
+          <w:rStyle w:val="KeywordTok"/>
+        </w:rPr>
+        <w:t xml:space="preserve">:</w:t>
+      </w:r>
+      <w:r>
+        <w:rPr>
+          <w:rStyle w:val="AttributeTok"/>
+        </w:rPr>
+        <w:t xml:space="preserve"> 2018-06-30</w:t>
+      </w:r>
+      <w:r>
+        <w:br/>
+      </w:r>
+      <w:r>
+        <w:rPr>
+          <w:rStyle w:val="AttributeTok"/>
+        </w:rPr>
+        <w:t xml:space="preserve">  </w:t>
+      </w:r>
+      <w:r>
+        <w:rPr>
+          <w:rStyle w:val="FunctionTok"/>
+        </w:rPr>
+        <w:t xml:space="preserve">is_active</w:t>
+      </w:r>
+      <w:r>
+        <w:rPr>
+          <w:rStyle w:val="KeywordTok"/>
+        </w:rPr>
+        <w:t xml:space="preserve">:</w:t>
+      </w:r>
+      <w:r>
+        <w:rPr>
+          <w:rStyle w:val="AttributeTok"/>
+        </w:rPr>
+        <w:t xml:space="preserve"> </w:t>
+      </w:r>
+      <w:r>
+        <w:rPr>
+          <w:rStyle w:val="CharTok"/>
+        </w:rPr>
+        <w:t xml:space="preserve">false</w:t>
+      </w:r>
+      <w:r>
+        <w:br/>
+      </w:r>
+      <w:r>
+        <w:br/>
+      </w:r>
+      <w:r>
+        <w:rPr>
+          <w:rStyle w:val="CommentTok"/>
+        </w:rPr>
+        <w:t xml:space="preserve"># Grüne-Mitgliedschaft (neu)</w:t>
+      </w:r>
+      <w:r>
+        <w:br/>
+      </w:r>
+      <w:r>
+        <w:rPr>
+          <w:rStyle w:val="KeywordTok"/>
+        </w:rPr>
+        <w:t xml:space="preserve">-</w:t>
+      </w:r>
+      <w:r>
+        <w:rPr>
+          <w:rStyle w:val="AttributeTok"/>
+        </w:rPr>
+        <w:t xml:space="preserve"> </w:t>
+      </w:r>
+      <w:r>
+        <w:rPr>
+          <w:rStyle w:val="FunctionTok"/>
+        </w:rPr>
+        <w:t xml:space="preserve">id</w:t>
+      </w:r>
+      <w:r>
+        <w:rPr>
+          <w:rStyle w:val="KeywordTok"/>
+        </w:rPr>
+        <w:t xml:space="preserve">:</w:t>
+      </w:r>
+      <w:r>
+        <w:rPr>
+          <w:rStyle w:val="AttributeTok"/>
+        </w:rPr>
+        <w:t xml:space="preserve"> act:membership_mueller_gruene</w:t>
+      </w:r>
+      <w:r>
+        <w:br/>
+      </w:r>
+      <w:r>
+        <w:rPr>
+          <w:rStyle w:val="AttributeTok"/>
+        </w:rPr>
+        <w:t xml:space="preserve">  </w:t>
+      </w:r>
+      <w:r>
+        <w:rPr>
+          <w:rStyle w:val="FunctionTok"/>
+        </w:rPr>
+        <w:t xml:space="preserve">person_id</w:t>
+      </w:r>
+      <w:r>
+        <w:rPr>
+          <w:rStyle w:val="KeywordTok"/>
+        </w:rPr>
+        <w:t xml:space="preserve">:</w:t>
+      </w:r>
+      <w:r>
+        <w:rPr>
+          <w:rStyle w:val="AttributeTok"/>
+        </w:rPr>
+        <w:t xml:space="preserve"> act:person_mueller</w:t>
+      </w:r>
+      <w:r>
+        <w:br/>
+      </w:r>
+      <w:r>
+        <w:rPr>
+          <w:rStyle w:val="AttributeTok"/>
+        </w:rPr>
+        <w:t xml:space="preserve">  </w:t>
+      </w:r>
+      <w:r>
+        <w:rPr>
+          <w:rStyle w:val="FunctionTok"/>
+        </w:rPr>
+        <w:t xml:space="preserve">group_id</w:t>
+      </w:r>
+      <w:r>
+        <w:rPr>
+          <w:rStyle w:val="KeywordTok"/>
+        </w:rPr>
+        <w:t xml:space="preserve">:</w:t>
+      </w:r>
+      <w:r>
+        <w:rPr>
+          <w:rStyle w:val="AttributeTok"/>
+        </w:rPr>
+        <w:t xml:space="preserve"> act:gruene_zuerich</w:t>
+      </w:r>
+      <w:r>
+        <w:br/>
+      </w:r>
+      <w:r>
+        <w:rPr>
+          <w:rStyle w:val="AttributeTok"/>
+        </w:rPr>
+        <w:t xml:space="preserve">  </w:t>
+      </w:r>
+      <w:r>
+        <w:rPr>
+          <w:rStyle w:val="FunctionTok"/>
+        </w:rPr>
+        <w:t xml:space="preserve">role</w:t>
+      </w:r>
+      <w:r>
+        <w:rPr>
+          <w:rStyle w:val="KeywordTok"/>
+        </w:rPr>
+        <w:t xml:space="preserve">:</w:t>
+      </w:r>
+      <w:r>
+        <w:rPr>
+          <w:rStyle w:val="AttributeTok"/>
+        </w:rPr>
+        <w:t xml:space="preserve"> Mitglied</w:t>
+      </w:r>
+      <w:r>
+        <w:br/>
+      </w:r>
+      <w:r>
+        <w:rPr>
+          <w:rStyle w:val="AttributeTok"/>
+        </w:rPr>
+        <w:t xml:space="preserve">  </w:t>
+      </w:r>
+      <w:r>
+        <w:rPr>
+          <w:rStyle w:val="FunctionTok"/>
+        </w:rPr>
+        <w:t xml:space="preserve">valid_from</w:t>
+      </w:r>
+      <w:r>
+        <w:rPr>
+          <w:rStyle w:val="KeywordTok"/>
+        </w:rPr>
+        <w:t xml:space="preserve">:</w:t>
+      </w:r>
+      <w:r>
+        <w:rPr>
+          <w:rStyle w:val="AttributeTok"/>
+        </w:rPr>
+        <w:t xml:space="preserve"> 2018-07-01</w:t>
+      </w:r>
+      <w:r>
+        <w:br/>
+      </w:r>
+      <w:r>
+        <w:rPr>
+          <w:rStyle w:val="AttributeTok"/>
+        </w:rPr>
+        <w:t xml:space="preserve">  </w:t>
+      </w:r>
+      <w:r>
+        <w:rPr>
+          <w:rStyle w:val="FunctionTok"/>
+        </w:rPr>
+        <w:t xml:space="preserve">is_active</w:t>
+      </w:r>
+      <w:r>
+        <w:rPr>
+          <w:rStyle w:val="KeywordTok"/>
+        </w:rPr>
+        <w:t xml:space="preserve">:</w:t>
+      </w:r>
+      <w:r>
+        <w:rPr>
+          <w:rStyle w:val="AttributeTok"/>
+        </w:rPr>
+        <w:t xml:space="preserve"> </w:t>
+      </w:r>
+      <w:r>
+        <w:rPr>
+          <w:rStyle w:val="CharTok"/>
+        </w:rPr>
+        <w:t xml:space="preserve">true</w:t>
+      </w:r>
+    </w:p>
+    <w:bookmarkEnd w:id="138"/>
+    <w:bookmarkStart w:id="139" w:name="rollenwechsel-innerhalb-einer-gruppe"/>
+    <w:p>
+      <w:pPr>
+        <w:pStyle w:val="Heading3"/>
+      </w:pPr>
+      <w:r>
+        <w:t xml:space="preserve">Rollenwechsel innerhalb einer Gruppe</w:t>
+      </w:r>
+    </w:p>
+    <w:p>
+      <w:pPr>
+        <w:pStyle w:val="SourceCode"/>
+      </w:pPr>
+      <w:r>
+        <w:rPr>
+          <w:rStyle w:val="CommentTok"/>
+        </w:rPr>
+        <w:t xml:space="preserve"># Reguläres Mitglied</w:t>
+      </w:r>
+      <w:r>
+        <w:br/>
+      </w:r>
+      <w:r>
+        <w:rPr>
+          <w:rStyle w:val="KeywordTok"/>
+        </w:rPr>
+        <w:t xml:space="preserve">-</w:t>
+      </w:r>
+      <w:r>
+        <w:rPr>
+          <w:rStyle w:val="AttributeTok"/>
+        </w:rPr>
+        <w:t xml:space="preserve"> </w:t>
+      </w:r>
+      <w:r>
+        <w:rPr>
+          <w:rStyle w:val="FunctionTok"/>
+        </w:rPr>
+        <w:t xml:space="preserve">id</w:t>
+      </w:r>
+      <w:r>
+        <w:rPr>
+          <w:rStyle w:val="KeywordTok"/>
+        </w:rPr>
+        <w:t xml:space="preserve">:</w:t>
+      </w:r>
+      <w:r>
+        <w:rPr>
+          <w:rStyle w:val="AttributeTok"/>
+        </w:rPr>
+        <w:t xml:space="preserve"> act:membership_schmidt_kommission_1</w:t>
+      </w:r>
+      <w:r>
+        <w:br/>
+      </w:r>
+      <w:r>
+        <w:rPr>
+          <w:rStyle w:val="AttributeTok"/>
+        </w:rPr>
+        <w:t xml:space="preserve">  </w:t>
+      </w:r>
+      <w:r>
+        <w:rPr>
+          <w:rStyle w:val="FunctionTok"/>
+        </w:rPr>
+        <w:t xml:space="preserve">person_id</w:t>
+      </w:r>
+      <w:r>
+        <w:rPr>
+          <w:rStyle w:val="KeywordTok"/>
+        </w:rPr>
+        <w:t xml:space="preserve">:</w:t>
+      </w:r>
+      <w:r>
+        <w:rPr>
+          <w:rStyle w:val="AttributeTok"/>
+        </w:rPr>
+        <w:t xml:space="preserve"> act:person_schmidt</w:t>
+      </w:r>
+      <w:r>
+        <w:br/>
+      </w:r>
+      <w:r>
+        <w:rPr>
+          <w:rStyle w:val="AttributeTok"/>
+        </w:rPr>
+        <w:t xml:space="preserve">  </w:t>
+      </w:r>
+      <w:r>
+        <w:rPr>
+          <w:rStyle w:val="FunctionTok"/>
+        </w:rPr>
+        <w:t xml:space="preserve">group_id</w:t>
+      </w:r>
+      <w:r>
+        <w:rPr>
+          <w:rStyle w:val="KeywordTok"/>
+        </w:rPr>
+        <w:t xml:space="preserve">:</w:t>
+      </w:r>
+      <w:r>
+        <w:rPr>
+          <w:rStyle w:val="AttributeTok"/>
+        </w:rPr>
+        <w:t xml:space="preserve"> act:sik_nr</w:t>
+      </w:r>
+      <w:r>
+        <w:br/>
+      </w:r>
+      <w:r>
+        <w:rPr>
+          <w:rStyle w:val="AttributeTok"/>
+        </w:rPr>
+        <w:t xml:space="preserve">  </w:t>
+      </w:r>
+      <w:r>
+        <w:rPr>
+          <w:rStyle w:val="FunctionTok"/>
+        </w:rPr>
+        <w:t xml:space="preserve">role</w:t>
+      </w:r>
+      <w:r>
+        <w:rPr>
+          <w:rStyle w:val="KeywordTok"/>
+        </w:rPr>
+        <w:t xml:space="preserve">:</w:t>
+      </w:r>
+      <w:r>
+        <w:rPr>
+          <w:rStyle w:val="AttributeTok"/>
+        </w:rPr>
+        <w:t xml:space="preserve"> Mitglied</w:t>
+      </w:r>
+      <w:r>
+        <w:br/>
+      </w:r>
+      <w:r>
+        <w:rPr>
+          <w:rStyle w:val="AttributeTok"/>
+        </w:rPr>
+        <w:t xml:space="preserve">  </w:t>
+      </w:r>
+      <w:r>
+        <w:rPr>
+          <w:rStyle w:val="FunctionTok"/>
+        </w:rPr>
+        <w:t xml:space="preserve">valid_from</w:t>
+      </w:r>
+      <w:r>
+        <w:rPr>
+          <w:rStyle w:val="KeywordTok"/>
+        </w:rPr>
+        <w:t xml:space="preserve">:</w:t>
+      </w:r>
+      <w:r>
+        <w:rPr>
+          <w:rStyle w:val="AttributeTok"/>
+        </w:rPr>
+        <w:t xml:space="preserve"> 2016-01-01</w:t>
+      </w:r>
+      <w:r>
+        <w:br/>
+      </w:r>
+      <w:r>
+        <w:rPr>
+          <w:rStyle w:val="AttributeTok"/>
+        </w:rPr>
+        <w:t xml:space="preserve">  </w:t>
+      </w:r>
+      <w:r>
+        <w:rPr>
+          <w:rStyle w:val="FunctionTok"/>
+        </w:rPr>
+        <w:t xml:space="preserve">valid_until</w:t>
+      </w:r>
+      <w:r>
+        <w:rPr>
+          <w:rStyle w:val="KeywordTok"/>
+        </w:rPr>
+        <w:t xml:space="preserve">:</w:t>
+      </w:r>
+      <w:r>
+        <w:rPr>
+          <w:rStyle w:val="AttributeTok"/>
+        </w:rPr>
+        <w:t xml:space="preserve"> 2019-12-31</w:t>
+      </w:r>
+      <w:r>
+        <w:br/>
+      </w:r>
+      <w:r>
+        <w:br/>
+      </w:r>
+      <w:r>
+        <w:rPr>
+          <w:rStyle w:val="CommentTok"/>
+        </w:rPr>
+        <w:t xml:space="preserve"># Präsidentin (Nachfolge-Membership)</w:t>
+      </w:r>
+      <w:r>
+        <w:br/>
+      </w:r>
+      <w:r>
+        <w:rPr>
+          <w:rStyle w:val="KeywordTok"/>
+        </w:rPr>
+        <w:t xml:space="preserve">-</w:t>
+      </w:r>
+      <w:r>
+        <w:rPr>
+          <w:rStyle w:val="AttributeTok"/>
+        </w:rPr>
+        <w:t xml:space="preserve"> </w:t>
+      </w:r>
+      <w:r>
+        <w:rPr>
+          <w:rStyle w:val="FunctionTok"/>
+        </w:rPr>
+        <w:t xml:space="preserve">id</w:t>
+      </w:r>
+      <w:r>
+        <w:rPr>
+          <w:rStyle w:val="KeywordTok"/>
+        </w:rPr>
+        <w:t xml:space="preserve">:</w:t>
+      </w:r>
+      <w:r>
+        <w:rPr>
+          <w:rStyle w:val="AttributeTok"/>
+        </w:rPr>
+        <w:t xml:space="preserve"> act:membership_schmidt_kommission_2</w:t>
+      </w:r>
+      <w:r>
+        <w:br/>
+      </w:r>
+      <w:r>
+        <w:rPr>
+          <w:rStyle w:val="AttributeTok"/>
+        </w:rPr>
+        <w:t xml:space="preserve">  </w:t>
+      </w:r>
+      <w:r>
+        <w:rPr>
+          <w:rStyle w:val="FunctionTok"/>
+        </w:rPr>
+        <w:t xml:space="preserve">person_id</w:t>
+      </w:r>
+      <w:r>
+        <w:rPr>
+          <w:rStyle w:val="KeywordTok"/>
+        </w:rPr>
+        <w:t xml:space="preserve">:</w:t>
+      </w:r>
+      <w:r>
+        <w:rPr>
+          <w:rStyle w:val="AttributeTok"/>
+        </w:rPr>
+        <w:t xml:space="preserve"> act:person_schmidt</w:t>
+      </w:r>
+      <w:r>
+        <w:br/>
+      </w:r>
+      <w:r>
+        <w:rPr>
+          <w:rStyle w:val="AttributeTok"/>
+        </w:rPr>
+        <w:t xml:space="preserve">  </w:t>
+      </w:r>
+      <w:r>
+        <w:rPr>
+          <w:rStyle w:val="FunctionTok"/>
+        </w:rPr>
+        <w:t xml:space="preserve">group_id</w:t>
+      </w:r>
+      <w:r>
+        <w:rPr>
+          <w:rStyle w:val="KeywordTok"/>
+        </w:rPr>
+        <w:t xml:space="preserve">:</w:t>
+      </w:r>
+      <w:r>
+        <w:rPr>
+          <w:rStyle w:val="AttributeTok"/>
+        </w:rPr>
+        <w:t xml:space="preserve"> act:sik_nr</w:t>
+      </w:r>
+      <w:r>
+        <w:br/>
+      </w:r>
+      <w:r>
+        <w:rPr>
+          <w:rStyle w:val="AttributeTok"/>
+        </w:rPr>
+        <w:t xml:space="preserve">  </w:t>
+      </w:r>
+      <w:r>
+        <w:rPr>
+          <w:rStyle w:val="FunctionTok"/>
+        </w:rPr>
+        <w:t xml:space="preserve">role</w:t>
+      </w:r>
+      <w:r>
+        <w:rPr>
+          <w:rStyle w:val="KeywordTok"/>
+        </w:rPr>
+        <w:t xml:space="preserve">:</w:t>
+      </w:r>
+      <w:r>
+        <w:rPr>
+          <w:rStyle w:val="AttributeTok"/>
+        </w:rPr>
+        <w:t xml:space="preserve"> Präsidentin</w:t>
+      </w:r>
+      <w:r>
+        <w:br/>
+      </w:r>
+      <w:r>
+        <w:rPr>
+          <w:rStyle w:val="AttributeTok"/>
+        </w:rPr>
+        <w:t xml:space="preserve">  </w:t>
+      </w:r>
+      <w:r>
+        <w:rPr>
+          <w:rStyle w:val="FunctionTok"/>
+        </w:rPr>
+        <w:t xml:space="preserve">valid_from</w:t>
+      </w:r>
+      <w:r>
+        <w:rPr>
+          <w:rStyle w:val="KeywordTok"/>
+        </w:rPr>
+        <w:t xml:space="preserve">:</w:t>
+      </w:r>
+      <w:r>
+        <w:rPr>
+          <w:rStyle w:val="AttributeTok"/>
+        </w:rPr>
+        <w:t xml:space="preserve"> 2020-01-01</w:t>
+      </w:r>
+      <w:r>
+        <w:br/>
+      </w:r>
+      <w:r>
+        <w:rPr>
+          <w:rStyle w:val="AttributeTok"/>
+        </w:rPr>
+        <w:t xml:space="preserve">  </w:t>
+      </w:r>
+      <w:r>
+        <w:rPr>
+          <w:rStyle w:val="FunctionTok"/>
+        </w:rPr>
+        <w:t xml:space="preserve">is_active</w:t>
+      </w:r>
+      <w:r>
+        <w:rPr>
+          <w:rStyle w:val="KeywordTok"/>
+        </w:rPr>
+        <w:t xml:space="preserve">:</w:t>
+      </w:r>
+      <w:r>
+        <w:rPr>
+          <w:rStyle w:val="AttributeTok"/>
+        </w:rPr>
+        <w:t xml:space="preserve"> </w:t>
+      </w:r>
+      <w:r>
+        <w:rPr>
+          <w:rStyle w:val="CharTok"/>
+        </w:rPr>
+        <w:t xml:space="preserve">true</w:t>
+      </w:r>
+    </w:p>
+    <w:bookmarkEnd w:id="139"/>
+    <w:bookmarkEnd w:id="140"/>
+    <w:bookmarkStart w:id="143" w:name="interoperabilität-2"/>
+    <w:p>
+      <w:pPr>
+        <w:pStyle w:val="Heading2"/>
+      </w:pPr>
+      <w:r>
         <w:t xml:space="preserve">Interoperabilität</w:t>
       </w:r>
     </w:p>
-    <w:bookmarkStart w:id="138" w:name="verknüpfung-im-container"/>
+    <w:bookmarkStart w:id="141" w:name="verknüpfung-im-container"/>
     <w:p>
       <w:pPr>
         <w:pStyle w:val="Heading3"/>
@@ -25593,8 +27913,8 @@
         <w:t xml:space="preserve">true</w:t>
       </w:r>
     </w:p>
-    <w:bookmarkEnd w:id="138"/>
-    <w:bookmarkStart w:id="139" w:name="auswertungen"/>
+    <w:bookmarkEnd w:id="141"/>
+    <w:bookmarkStart w:id="142" w:name="auswertungen"/>
     <w:p>
       <w:pPr>
         <w:pStyle w:val="Heading3"/>
@@ -25775,9 +28095,9 @@
         <w:t xml:space="preserve">}</w:t>
       </w:r>
     </w:p>
-    <w:bookmarkEnd w:id="139"/>
-    <w:bookmarkEnd w:id="140"/>
-    <w:bookmarkStart w:id="148" w:name="anwendungsbeispiele-2"/>
+    <w:bookmarkEnd w:id="142"/>
+    <w:bookmarkEnd w:id="143"/>
+    <w:bookmarkStart w:id="151" w:name="anwendungsbeispiele-2"/>
     <w:p>
       <w:pPr>
         <w:pStyle w:val="Heading2"/>
@@ -25786,7 +28106,7 @@
         <w:t xml:space="preserve">Anwendungsbeispiele</w:t>
       </w:r>
     </w:p>
-    <w:bookmarkStart w:id="141" w:name="beispiel-1-nationalratsmandat"/>
+    <w:bookmarkStart w:id="144" w:name="beispiel-1-nationalratsmandat"/>
     <w:p>
       <w:pPr>
         <w:pStyle w:val="Heading3"/>
@@ -26037,8 +28357,8 @@
         <w:t xml:space="preserve"> 2023-11-30T00:00:00Z</w:t>
       </w:r>
     </w:p>
-    <w:bookmarkEnd w:id="141"/>
-    <w:bookmarkStart w:id="142" w:name="X16b2cc5517393a2c1cad9742ec0c86e17f73b73"/>
+    <w:bookmarkEnd w:id="144"/>
+    <w:bookmarkStart w:id="145" w:name="X16b2cc5517393a2c1cad9742ec0c86e17f73b73"/>
     <w:p>
       <w:pPr>
         <w:pStyle w:val="Heading3"/>
@@ -26430,8 +28750,8 @@
         <w:t xml:space="preserve">false</w:t>
       </w:r>
     </w:p>
-    <w:bookmarkEnd w:id="142"/>
-    <w:bookmarkStart w:id="143" w:name="X194d18a1ae06481af64c753d34a8ea998ba2df2"/>
+    <w:bookmarkEnd w:id="145"/>
+    <w:bookmarkStart w:id="146" w:name="X194d18a1ae06481af64c753d34a8ea998ba2df2"/>
     <w:p>
       <w:pPr>
         <w:pStyle w:val="Heading3"/>
@@ -27024,8 +29344,8 @@
         <w:t xml:space="preserve">false</w:t>
       </w:r>
     </w:p>
-    <w:bookmarkEnd w:id="143"/>
-    <w:bookmarkStart w:id="144" w:name="beispiel-4-bundesrat-1"/>
+    <w:bookmarkEnd w:id="146"/>
+    <w:bookmarkStart w:id="147" w:name="beispiel-4-bundesrat-1"/>
     <w:p>
       <w:pPr>
         <w:pStyle w:val="Heading3"/>
@@ -27216,8 +29536,8 @@
         <w:t xml:space="preserve"> 2022-07-01T00:00:00Z</w:t>
       </w:r>
     </w:p>
-    <w:bookmarkEnd w:id="144"/>
-    <w:bookmarkStart w:id="145" w:name="beispiel-5-fraktionsmitgliedschaft"/>
+    <w:bookmarkEnd w:id="147"/>
+    <w:bookmarkStart w:id="148" w:name="beispiel-5-fraktionsmitgliedschaft"/>
     <w:p>
       <w:pPr>
         <w:pStyle w:val="Heading3"/>
@@ -27402,8 +29722,8 @@
         <w:t xml:space="preserve"> 2019-12-02T00:00:00Z</w:t>
       </w:r>
     </w:p>
-    <w:bookmarkEnd w:id="145"/>
-    <w:bookmarkStart w:id="146" w:name="beispiel-6-ersatzmitglied"/>
+    <w:bookmarkEnd w:id="148"/>
+    <w:bookmarkStart w:id="149" w:name="beispiel-6-ersatzmitglied"/>
     <w:p>
       <w:pPr>
         <w:pStyle w:val="Heading3"/>
@@ -27600,8 +29920,8 @@
         <w:t xml:space="preserve">false</w:t>
       </w:r>
     </w:p>
-    <w:bookmarkEnd w:id="146"/>
-    <w:bookmarkStart w:id="147" w:name="beispiel-7-delegation"/>
+    <w:bookmarkEnd w:id="149"/>
+    <w:bookmarkStart w:id="150" w:name="beispiel-7-delegation"/>
     <w:p>
       <w:pPr>
         <w:pStyle w:val="Heading3"/>
@@ -27771,9 +30091,9 @@
         <w:t xml:space="preserve">true</w:t>
       </w:r>
     </w:p>
-    <w:bookmarkEnd w:id="147"/>
-    <w:bookmarkEnd w:id="148"/>
-    <w:bookmarkStart w:id="153" w:name="auswertungsmöglichkeiten"/>
+    <w:bookmarkEnd w:id="150"/>
+    <w:bookmarkEnd w:id="151"/>
+    <w:bookmarkStart w:id="156" w:name="auswertungsmöglichkeiten"/>
     <w:p>
       <w:pPr>
         <w:pStyle w:val="Heading2"/>
@@ -27782,7 +30102,7 @@
         <w:t xml:space="preserve">Auswertungsmöglichkeiten</w:t>
       </w:r>
     </w:p>
-    <w:bookmarkStart w:id="149" w:name="aktive-mitgliedschaften"/>
+    <w:bookmarkStart w:id="152" w:name="aktive-mitgliedschaften"/>
     <w:p>
       <w:pPr>
         <w:pStyle w:val="Heading3"/>
@@ -27858,8 +30178,8 @@
         <w:t xml:space="preserve">OR (valid_from &lt;= CURRENT_DATE AND (valid_until IS NULL OR valid_until &gt;= CURRENT_DATE))</w:t>
       </w:r>
     </w:p>
-    <w:bookmarkEnd w:id="149"/>
-    <w:bookmarkStart w:id="150" w:name="historische-analysen"/>
+    <w:bookmarkEnd w:id="152"/>
+    <w:bookmarkStart w:id="153" w:name="historische-analysen"/>
     <w:p>
       <w:pPr>
         <w:pStyle w:val="Heading3"/>
@@ -27916,8 +30236,8 @@
         <w:t xml:space="preserve">Karrierewege (Gemeinde → Kanton → Bund)</w:t>
       </w:r>
     </w:p>
-    <w:bookmarkEnd w:id="150"/>
-    <w:bookmarkStart w:id="151" w:name="netzwerkanalysen"/>
+    <w:bookmarkEnd w:id="153"/>
+    <w:bookmarkStart w:id="154" w:name="netzwerkanalysen"/>
     <w:p>
       <w:pPr>
         <w:pStyle w:val="Heading3"/>
@@ -27962,8 +30282,8 @@
         <w:t xml:space="preserve">Parteizugehörigkeit vs. Fraktionszugehörigkeit</w:t>
       </w:r>
     </w:p>
-    <w:bookmarkEnd w:id="151"/>
-    <w:bookmarkStart w:id="152" w:name="stimmberechtigungen"/>
+    <w:bookmarkEnd w:id="154"/>
+    <w:bookmarkStart w:id="155" w:name="stimmberechtigungen"/>
     <w:p>
       <w:pPr>
         <w:pStyle w:val="Heading3"/>
@@ -28008,9 +30328,9 @@
         <w:t xml:space="preserve">Quorum-Berechnungen</w:t>
       </w:r>
     </w:p>
-    <w:bookmarkEnd w:id="152"/>
-    <w:bookmarkEnd w:id="153"/>
-    <w:bookmarkStart w:id="154" w:name="unterschied-zu-interestlink"/>
+    <w:bookmarkEnd w:id="155"/>
+    <w:bookmarkEnd w:id="156"/>
+    <w:bookmarkStart w:id="157" w:name="unterschied-zu-interestlink"/>
     <w:p>
       <w:pPr>
         <w:pStyle w:val="Heading2"/>
@@ -28329,8 +30649,8 @@
         <w:t xml:space="preserve">Eine Person kann sowohl Membership (z.B. Nationalrat) als auch InterestLink (z.B. Verwaltungsrat bei Swisscom) haben.</w:t>
       </w:r>
     </w:p>
-    <w:bookmarkEnd w:id="154"/>
-    <w:bookmarkStart w:id="155" w:name="referenzen-2"/>
+    <w:bookmarkEnd w:id="157"/>
+    <w:bookmarkStart w:id="158" w:name="referenzen-2"/>
     <w:p>
       <w:pPr>
         <w:pStyle w:val="Heading2"/>
@@ -28347,9 +30667,9 @@
         <w:t xml:space="preserve">Siehe vollständige LinkML-Schema-Dokumentation:</w:t>
       </w:r>
     </w:p>
-    <w:bookmarkEnd w:id="155"/>
-    <w:bookmarkEnd w:id="156"/>
-    <w:bookmarkStart w:id="162" w:name="class-membership"/>
+    <w:bookmarkEnd w:id="158"/>
+    <w:bookmarkEnd w:id="159"/>
+    <w:bookmarkStart w:id="165" w:name="class-membership"/>
     <w:p>
       <w:pPr>
         <w:pStyle w:val="Heading1"/>
@@ -28390,7 +30710,7 @@
         <w:t xml:space="preserve">__</w:t>
       </w:r>
     </w:p>
-    <w:bookmarkStart w:id="157" w:name="attribute-2"/>
+    <w:bookmarkStart w:id="160" w:name="attribute-2"/>
     <w:p>
       <w:pPr>
         <w:pStyle w:val="Heading2"/>
@@ -29432,8 +31752,8 @@
         </w:tc>
       </w:tr>
     </w:tbl>
-    <w:bookmarkEnd w:id="157"/>
-    <w:bookmarkStart w:id="158" w:name="usages-2"/>
+    <w:bookmarkEnd w:id="160"/>
+    <w:bookmarkStart w:id="161" w:name="usages-2"/>
     <w:p>
       <w:pPr>
         <w:pStyle w:val="Heading2"/>
@@ -29574,8 +31894,8 @@
         </w:tc>
       </w:tr>
     </w:tbl>
-    <w:bookmarkEnd w:id="158"/>
-    <w:bookmarkStart w:id="160" w:name="identifier-and-mapping-information-2"/>
+    <w:bookmarkEnd w:id="161"/>
+    <w:bookmarkStart w:id="163" w:name="identifier-and-mapping-information-2"/>
     <w:p>
       <w:pPr>
         <w:pStyle w:val="Heading2"/>
@@ -29584,7 +31904,7 @@
         <w:t xml:space="preserve">Identifier and Mapping Information</w:t>
       </w:r>
     </w:p>
-    <w:bookmarkStart w:id="159" w:name="schema-source-2"/>
+    <w:bookmarkStart w:id="162" w:name="schema-source-2"/>
     <w:p>
       <w:pPr>
         <w:pStyle w:val="Heading3"/>
@@ -29605,9 +31925,9 @@
         <w:t xml:space="preserve">from schema: https://ld.ech.ch/schema/0294/actors</w:t>
       </w:r>
     </w:p>
-    <w:bookmarkEnd w:id="159"/>
-    <w:bookmarkEnd w:id="160"/>
-    <w:bookmarkStart w:id="161" w:name="mappings-2"/>
+    <w:bookmarkEnd w:id="162"/>
+    <w:bookmarkEnd w:id="163"/>
+    <w:bookmarkStart w:id="164" w:name="mappings-2"/>
     <w:p>
       <w:pPr>
         <w:pStyle w:val="Heading2"/>
@@ -29709,9 +32029,9 @@
         </w:tc>
       </w:tr>
     </w:tbl>
-    <w:bookmarkEnd w:id="161"/>
-    <w:bookmarkEnd w:id="162"/>
-    <w:bookmarkStart w:id="199" w:name="interessenbindungen-interest-links"/>
+    <w:bookmarkEnd w:id="164"/>
+    <w:bookmarkEnd w:id="165"/>
+    <w:bookmarkStart w:id="202" w:name="interessenbindungen-interest-links"/>
     <w:p>
       <w:pPr>
         <w:pStyle w:val="Heading1"/>
@@ -29720,7 +32040,7 @@
         <w:t xml:space="preserve">Interessenbindungen (Interest Links)</w:t>
       </w:r>
     </w:p>
-    <w:bookmarkStart w:id="164" w:name="einführung-und-zielsetzung-3"/>
+    <w:bookmarkStart w:id="167" w:name="einführung-und-zielsetzung-3"/>
     <w:p>
       <w:pPr>
         <w:pStyle w:val="Heading2"/>
@@ -29739,7 +32059,7 @@
       <w:r>
         <w:t xml:space="preserve"> </w:t>
       </w:r>
-      <w:hyperlink r:id="rId163">
+      <w:hyperlink r:id="rId166">
         <w:r>
           <w:rPr>
             <w:rStyle w:val="Hyperlink"/>
@@ -29839,8 +32159,8 @@
         <w:t xml:space="preserve">: Dokumentation von Start und Ende der Bindung</w:t>
       </w:r>
     </w:p>
-    <w:bookmarkEnd w:id="164"/>
-    <w:bookmarkStart w:id="166" w:name="technische-struktur-3"/>
+    <w:bookmarkEnd w:id="167"/>
+    <w:bookmarkStart w:id="169" w:name="technische-struktur-3"/>
     <w:p>
       <w:pPr>
         <w:pStyle w:val="Heading2"/>
@@ -29849,7 +32169,7 @@
         <w:t xml:space="preserve">Technische Struktur</w:t>
       </w:r>
     </w:p>
-    <w:bookmarkStart w:id="165" w:name="identifikatoren-und-referenzen-1"/>
+    <w:bookmarkStart w:id="168" w:name="identifikatoren-und-referenzen-1"/>
     <w:p>
       <w:pPr>
         <w:pStyle w:val="Heading3"/>
@@ -30095,9 +32415,9 @@
         <w:t xml:space="preserve"> https://www.wikidata.org/wiki/Q493598</w:t>
       </w:r>
     </w:p>
-    <w:bookmarkEnd w:id="165"/>
-    <w:bookmarkEnd w:id="166"/>
-    <w:bookmarkStart w:id="169" w:name="datenstruktur-2"/>
+    <w:bookmarkEnd w:id="168"/>
+    <w:bookmarkEnd w:id="169"/>
+    <w:bookmarkStart w:id="172" w:name="datenstruktur-2"/>
     <w:p>
       <w:pPr>
         <w:pStyle w:val="Heading2"/>
@@ -30106,7 +32426,7 @@
         <w:t xml:space="preserve">Datenstruktur</w:t>
       </w:r>
     </w:p>
-    <w:bookmarkStart w:id="167" w:name="pflichtfelder-2"/>
+    <w:bookmarkStart w:id="170" w:name="pflichtfelder-2"/>
     <w:p>
       <w:pPr>
         <w:pStyle w:val="Heading3"/>
@@ -30292,8 +32612,8 @@
         </w:tc>
       </w:tr>
     </w:tbl>
-    <w:bookmarkEnd w:id="167"/>
-    <w:bookmarkStart w:id="168" w:name="optionale-felder-2"/>
+    <w:bookmarkEnd w:id="170"/>
+    <w:bookmarkStart w:id="171" w:name="optionale-felder-2"/>
     <w:p>
       <w:pPr>
         <w:pStyle w:val="Heading3"/>
@@ -30807,9 +33127,9 @@
         </w:tc>
       </w:tr>
     </w:tbl>
-    <w:bookmarkEnd w:id="168"/>
-    <w:bookmarkEnd w:id="169"/>
-    <w:bookmarkStart w:id="173" w:name="klassifikation-interesttypeenum"/>
+    <w:bookmarkEnd w:id="171"/>
+    <w:bookmarkEnd w:id="172"/>
+    <w:bookmarkStart w:id="176" w:name="klassifikation-interesttypeenum"/>
     <w:p>
       <w:pPr>
         <w:pStyle w:val="Heading2"/>
@@ -30826,7 +33146,7 @@
         <w:t xml:space="preserve">Interessenbindungen werden in drei Hauptkategorien klassifiziert:</w:t>
       </w:r>
     </w:p>
-    <w:bookmarkStart w:id="170" w:name="X4743f3679e5d02193a0dda45f10dc4a94602977"/>
+    <w:bookmarkStart w:id="173" w:name="X4743f3679e5d02193a0dda45f10dc4a94602977"/>
     <w:p>
       <w:pPr>
         <w:pStyle w:val="Heading3"/>
@@ -31034,8 +33354,8 @@
         <w:t xml:space="preserve">true</w:t>
       </w:r>
     </w:p>
-    <w:bookmarkEnd w:id="170"/>
-    <w:bookmarkStart w:id="171" w:name="political_office-politische-ämter"/>
+    <w:bookmarkEnd w:id="173"/>
+    <w:bookmarkStart w:id="174" w:name="political_office-politische-ämter"/>
     <w:p>
       <w:pPr>
         <w:pStyle w:val="Heading3"/>
@@ -31222,8 +33542,8 @@
         <w:t xml:space="preserve">true</w:t>
       </w:r>
     </w:p>
-    <w:bookmarkEnd w:id="171"/>
-    <w:bookmarkStart w:id="172" w:name="association-vereinsmitgliedschaft"/>
+    <w:bookmarkEnd w:id="174"/>
+    <w:bookmarkStart w:id="175" w:name="association-vereinsmitgliedschaft"/>
     <w:p>
       <w:pPr>
         <w:pStyle w:val="Heading3"/>
@@ -31416,9 +33736,9 @@
         <w:t xml:space="preserve">false</w:t>
       </w:r>
     </w:p>
-    <w:bookmarkEnd w:id="172"/>
-    <w:bookmarkEnd w:id="173"/>
-    <w:bookmarkStart w:id="174" w:name="organisation-uid-und-noga-codes"/>
+    <w:bookmarkEnd w:id="175"/>
+    <w:bookmarkEnd w:id="176"/>
+    <w:bookmarkStart w:id="177" w:name="organisation-uid-und-noga-codes"/>
     <w:p>
       <w:pPr>
         <w:pStyle w:val="Heading2"/>
@@ -31551,8 +33871,8 @@
         <w:t xml:space="preserve">https://www.uid.admin.ch/</w:t>
       </w:r>
     </w:p>
-    <w:bookmarkEnd w:id="174"/>
-    <w:bookmarkStart w:id="175" w:name="temporale-validität-1"/>
+    <w:bookmarkEnd w:id="177"/>
+    <w:bookmarkStart w:id="178" w:name="temporale-validität-1"/>
     <w:p>
       <w:pPr>
         <w:pStyle w:val="Heading2"/>
@@ -32039,8 +34359,8 @@
         <w:t xml:space="preserve">true</w:t>
       </w:r>
     </w:p>
-    <w:bookmarkEnd w:id="175"/>
-    <w:bookmarkStart w:id="178" w:name="gremien-und-funktionen"/>
+    <w:bookmarkEnd w:id="178"/>
+    <w:bookmarkStart w:id="181" w:name="gremien-und-funktionen"/>
     <w:p>
       <w:pPr>
         <w:pStyle w:val="Heading2"/>
@@ -32049,7 +34369,7 @@
         <w:t xml:space="preserve">Gremien und Funktionen</w:t>
       </w:r>
     </w:p>
-    <w:bookmarkStart w:id="176" w:name="typische-gremien-committee"/>
+    <w:bookmarkStart w:id="179" w:name="typische-gremien-committee"/>
     <w:p>
       <w:pPr>
         <w:pStyle w:val="Heading3"/>
@@ -32192,8 +34512,8 @@
         <w:t xml:space="preserve">: Operative Führung</w:t>
       </w:r>
     </w:p>
-    <w:bookmarkEnd w:id="176"/>
-    <w:bookmarkStart w:id="177" w:name="typische-funktionen-function_role"/>
+    <w:bookmarkEnd w:id="179"/>
+    <w:bookmarkStart w:id="180" w:name="typische-funktionen-function_role"/>
     <w:p>
       <w:pPr>
         <w:pStyle w:val="Heading3"/>
@@ -32283,9 +34603,9 @@
         <w:t xml:space="preserve">Berater/Beraterin</w:t>
       </w:r>
     </w:p>
-    <w:bookmarkEnd w:id="177"/>
-    <w:bookmarkEnd w:id="178"/>
-    <w:bookmarkStart w:id="179" w:name="bezahlung-paid"/>
+    <w:bookmarkEnd w:id="180"/>
+    <w:bookmarkEnd w:id="181"/>
+    <w:bookmarkStart w:id="182" w:name="bezahlung-paid"/>
     <w:p>
       <w:pPr>
         <w:pStyle w:val="Heading2"/>
@@ -32361,8 +34681,8 @@
         <w:t xml:space="preserve">Bereits kleine Entschädigungen (z.B. Sitzungsgelder) gelten als bezahlt.</w:t>
       </w:r>
     </w:p>
-    <w:bookmarkEnd w:id="179"/>
-    <w:bookmarkStart w:id="182" w:name="interoperabilität-3"/>
+    <w:bookmarkEnd w:id="182"/>
+    <w:bookmarkStart w:id="185" w:name="interoperabilität-3"/>
     <w:p>
       <w:pPr>
         <w:pStyle w:val="Heading2"/>
@@ -32371,7 +34691,7 @@
         <w:t xml:space="preserve">Interoperabilität</w:t>
       </w:r>
     </w:p>
-    <w:bookmarkStart w:id="180" w:name="verknüpfung-mit-person-schema"/>
+    <w:bookmarkStart w:id="183" w:name="verknüpfung-mit-person-schema"/>
     <w:p>
       <w:pPr>
         <w:pStyle w:val="Heading3"/>
@@ -32877,8 +35197,8 @@
         <w:t xml:space="preserve"> Universität St. Gallen</w:t>
       </w:r>
     </w:p>
-    <w:bookmarkEnd w:id="180"/>
-    <w:bookmarkStart w:id="181" w:name="verknüpfung-mit-uid-register"/>
+    <w:bookmarkEnd w:id="183"/>
+    <w:bookmarkStart w:id="184" w:name="verknüpfung-mit-uid-register"/>
     <w:p>
       <w:pPr>
         <w:pStyle w:val="Heading3"/>
@@ -32956,9 +35276,9 @@
         <w:t xml:space="preserve">- Handelsregistereintrag</w:t>
       </w:r>
     </w:p>
-    <w:bookmarkEnd w:id="181"/>
-    <w:bookmarkEnd w:id="182"/>
-    <w:bookmarkStart w:id="183" w:name="unterschied-zu-membership"/>
+    <w:bookmarkEnd w:id="184"/>
+    <w:bookmarkEnd w:id="185"/>
+    <w:bookmarkStart w:id="186" w:name="unterschied-zu-membership"/>
     <w:p>
       <w:pPr>
         <w:pStyle w:val="Heading2"/>
@@ -33239,8 +35559,8 @@
         <w:t xml:space="preserve">Eine Person kann sowohl Membership (z.B. Nationalrat) als auch InterestLink (z.B. Verwaltungsrat bei Swisscom) haben.</w:t>
       </w:r>
     </w:p>
-    <w:bookmarkEnd w:id="183"/>
-    <w:bookmarkStart w:id="189" w:name="anwendungsbeispiele-3"/>
+    <w:bookmarkEnd w:id="186"/>
+    <w:bookmarkStart w:id="192" w:name="anwendungsbeispiele-3"/>
     <w:p>
       <w:pPr>
         <w:pStyle w:val="Heading2"/>
@@ -33249,7 +35569,7 @@
         <w:t xml:space="preserve">Anwendungsbeispiele</w:t>
       </w:r>
     </w:p>
-    <w:bookmarkStart w:id="184" w:name="beispiel-1-verwaltungsratsmandat-in-ag"/>
+    <w:bookmarkStart w:id="187" w:name="beispiel-1-verwaltungsratsmandat-in-ag"/>
     <w:p>
       <w:pPr>
         <w:pStyle w:val="Heading3"/>
@@ -33539,8 +35859,8 @@
         <w:t xml:space="preserve"> 2024-01-15T10:30:00Z</w:t>
       </w:r>
     </w:p>
-    <w:bookmarkEnd w:id="184"/>
-    <w:bookmarkStart w:id="185" w:name="X1459cb60a7fca78f30b42ad627a847965388ff8"/>
+    <w:bookmarkEnd w:id="187"/>
+    <w:bookmarkStart w:id="188" w:name="X1459cb60a7fca78f30b42ad627a847965388ff8"/>
     <w:p>
       <w:pPr>
         <w:pStyle w:val="Heading3"/>
@@ -33746,8 +36066,8 @@
         <w:t xml:space="preserve">true</w:t>
       </w:r>
     </w:p>
-    <w:bookmarkEnd w:id="185"/>
-    <w:bookmarkStart w:id="186" w:name="Xb37e343e981bea068249053bdd9f68f822a42d5"/>
+    <w:bookmarkEnd w:id="188"/>
+    <w:bookmarkStart w:id="189" w:name="Xb37e343e981bea068249053bdd9f68f822a42d5"/>
     <w:p>
       <w:pPr>
         <w:pStyle w:val="Heading3"/>
@@ -33932,8 +36252,8 @@
         <w:t xml:space="preserve">false</w:t>
       </w:r>
     </w:p>
-    <w:bookmarkEnd w:id="186"/>
-    <w:bookmarkStart w:id="187" w:name="beispiel-4-stiftungsrat"/>
+    <w:bookmarkEnd w:id="189"/>
+    <w:bookmarkStart w:id="190" w:name="beispiel-4-stiftungsrat"/>
     <w:p>
       <w:pPr>
         <w:pStyle w:val="Heading3"/>
@@ -34139,8 +36459,8 @@
         <w:t xml:space="preserve">false</w:t>
       </w:r>
     </w:p>
-    <w:bookmarkEnd w:id="187"/>
-    <w:bookmarkStart w:id="188" w:name="X151dd9d7723a4c82cab38f09207e745bfbc6c49"/>
+    <w:bookmarkEnd w:id="190"/>
+    <w:bookmarkStart w:id="191" w:name="X151dd9d7723a4c82cab38f09207e745bfbc6c49"/>
     <w:p>
       <w:pPr>
         <w:pStyle w:val="Heading3"/>
@@ -34901,9 +37221,9 @@
         <w:t xml:space="preserve"> 2008-01-01</w:t>
       </w:r>
     </w:p>
-    <w:bookmarkEnd w:id="188"/>
-    <w:bookmarkEnd w:id="189"/>
-    <w:bookmarkStart w:id="194" w:name="auswertungsmöglichkeiten-1"/>
+    <w:bookmarkEnd w:id="191"/>
+    <w:bookmarkEnd w:id="192"/>
+    <w:bookmarkStart w:id="197" w:name="auswertungsmöglichkeiten-1"/>
     <w:p>
       <w:pPr>
         <w:pStyle w:val="Heading2"/>
@@ -34912,7 +37232,7 @@
         <w:t xml:space="preserve">Auswertungsmöglichkeiten</w:t>
       </w:r>
     </w:p>
-    <w:bookmarkStart w:id="190" w:name="nach-interessentyp"/>
+    <w:bookmarkStart w:id="193" w:name="nach-interessentyp"/>
     <w:p>
       <w:pPr>
         <w:pStyle w:val="Heading3"/>
@@ -34947,8 +37267,8 @@
         <w:t xml:space="preserve">- Vereinsmitgliedschaften nach Partei</w:t>
       </w:r>
     </w:p>
-    <w:bookmarkEnd w:id="190"/>
-    <w:bookmarkStart w:id="191" w:name="nach-branche-noga-code"/>
+    <w:bookmarkEnd w:id="193"/>
+    <w:bookmarkStart w:id="194" w:name="nach-branche-noga-code"/>
     <w:p>
       <w:pPr>
         <w:pStyle w:val="Heading3"/>
@@ -34983,8 +37303,8 @@
         <w:t xml:space="preserve">- Verflechtungen zwischen Politik und Wirtschaft</w:t>
       </w:r>
     </w:p>
-    <w:bookmarkEnd w:id="191"/>
-    <w:bookmarkStart w:id="192" w:name="nach-bezahlung"/>
+    <w:bookmarkEnd w:id="194"/>
+    <w:bookmarkStart w:id="195" w:name="nach-bezahlung"/>
     <w:p>
       <w:pPr>
         <w:pStyle w:val="Heading3"/>
@@ -35029,8 +37349,8 @@
         <w:t xml:space="preserve">Kumulation von Einkommen</w:t>
       </w:r>
     </w:p>
-    <w:bookmarkEnd w:id="192"/>
-    <w:bookmarkStart w:id="193" w:name="zeitliche-entwicklung"/>
+    <w:bookmarkEnd w:id="195"/>
+    <w:bookmarkStart w:id="196" w:name="zeitliche-entwicklung"/>
     <w:p>
       <w:pPr>
         <w:pStyle w:val="Heading3"/>
@@ -35075,9 +37395,9 @@
         <w:t xml:space="preserve">Dauer von Mandaten</w:t>
       </w:r>
     </w:p>
-    <w:bookmarkEnd w:id="193"/>
-    <w:bookmarkEnd w:id="194"/>
-    <w:bookmarkStart w:id="198" w:name="referenzen-3"/>
+    <w:bookmarkEnd w:id="196"/>
+    <w:bookmarkEnd w:id="197"/>
+    <w:bookmarkStart w:id="201" w:name="referenzen-3"/>
     <w:p>
       <w:pPr>
         <w:pStyle w:val="Heading2"/>
@@ -35106,7 +37426,7 @@
       <w:r>
         <w:t xml:space="preserve"> </w:t>
       </w:r>
-      <w:hyperlink r:id="rId163">
+      <w:hyperlink r:id="rId166">
         <w:r>
           <w:rPr>
             <w:rStyle w:val="Hyperlink"/>
@@ -35123,7 +37443,7 @@
       <w:r>
         <w:t xml:space="preserve"> </w:t>
       </w:r>
-      <w:hyperlink r:id="rId195">
+      <w:hyperlink r:id="rId198">
         <w:r>
           <w:rPr>
             <w:rStyle w:val="Hyperlink"/>
@@ -35140,7 +37460,7 @@
       <w:r>
         <w:t xml:space="preserve"> </w:t>
       </w:r>
-      <w:hyperlink r:id="rId196">
+      <w:hyperlink r:id="rId199">
         <w:r>
           <w:rPr>
             <w:rStyle w:val="Hyperlink"/>
@@ -35157,7 +37477,7 @@
       <w:r>
         <w:t xml:space="preserve"> </w:t>
       </w:r>
-      <w:hyperlink r:id="rId197">
+      <w:hyperlink r:id="rId200">
         <w:r>
           <w:rPr>
             <w:rStyle w:val="Hyperlink"/>
@@ -35174,9 +37494,9 @@
         <w:t xml:space="preserve">Siehe vollständige LinkML-Schema-Dokumentation:</w:t>
       </w:r>
     </w:p>
-    <w:bookmarkEnd w:id="198"/>
-    <w:bookmarkEnd w:id="199"/>
-    <w:bookmarkStart w:id="207" w:name="class-interestlink"/>
+    <w:bookmarkEnd w:id="201"/>
+    <w:bookmarkEnd w:id="202"/>
+    <w:bookmarkStart w:id="222" w:name="class-interestlink"/>
     <w:p>
       <w:pPr>
         <w:pStyle w:val="Heading1"/>
@@ -35217,7 +37537,7 @@
         <w:t xml:space="preserve">__</w:t>
       </w:r>
     </w:p>
-    <w:bookmarkStart w:id="200" w:name="attribute-3"/>
+    <w:bookmarkStart w:id="203" w:name="attribute-3"/>
     <w:p>
       <w:pPr>
         <w:pStyle w:val="Heading2"/>
@@ -36604,8 +38924,8 @@
         </w:tc>
       </w:tr>
     </w:tbl>
-    <w:bookmarkEnd w:id="200"/>
-    <w:bookmarkStart w:id="201" w:name="usages-3"/>
+    <w:bookmarkEnd w:id="203"/>
+    <w:bookmarkStart w:id="204" w:name="usages-3"/>
     <w:p>
       <w:pPr>
         <w:pStyle w:val="Heading2"/>
@@ -36811,8 +39131,8 @@
         </w:tc>
       </w:tr>
     </w:tbl>
-    <w:bookmarkEnd w:id="201"/>
-    <w:bookmarkStart w:id="203" w:name="identifier-and-mapping-information-3"/>
+    <w:bookmarkEnd w:id="204"/>
+    <w:bookmarkStart w:id="206" w:name="identifier-and-mapping-information-3"/>
     <w:p>
       <w:pPr>
         <w:pStyle w:val="Heading2"/>
@@ -36821,7 +39141,7 @@
         <w:t xml:space="preserve">Identifier and Mapping Information</w:t>
       </w:r>
     </w:p>
-    <w:bookmarkStart w:id="202" w:name="schema-source-3"/>
+    <w:bookmarkStart w:id="205" w:name="schema-source-3"/>
     <w:p>
       <w:pPr>
         <w:pStyle w:val="Heading3"/>
@@ -36842,9 +39162,9 @@
         <w:t xml:space="preserve">from schema: https://ld.ech.ch/schema/0294/actors</w:t>
       </w:r>
     </w:p>
-    <w:bookmarkEnd w:id="202"/>
-    <w:bookmarkEnd w:id="203"/>
-    <w:bookmarkStart w:id="206" w:name="mappings-3"/>
+    <w:bookmarkEnd w:id="205"/>
+    <w:bookmarkEnd w:id="206"/>
+    <w:bookmarkStart w:id="207" w:name="mappings-3"/>
     <w:p>
       <w:pPr>
         <w:pStyle w:val="Heading2"/>
@@ -36946,6 +39266,2061 @@
         </w:tc>
       </w:tr>
     </w:tbl>
+    <w:bookmarkEnd w:id="207"/>
+    <w:bookmarkStart w:id="221" w:name="examples-1"/>
+    <w:p>
+      <w:pPr>
+        <w:pStyle w:val="Heading2"/>
+      </w:pPr>
+      <w:r>
+        <w:t xml:space="preserve">Examples</w:t>
+      </w:r>
+    </w:p>
+    <w:bookmarkStart w:id="208" w:name="Xded36388b4a9b51fcb584ff8dfc8b0a0bff45fd"/>
+    <w:p>
+      <w:pPr>
+        <w:pStyle w:val="Heading3"/>
+      </w:pPr>
+      <w:r>
+        <w:t xml:space="preserve">Example: InterestLink-interest_links_il_burkart_003</w:t>
+      </w:r>
+    </w:p>
+    <w:p>
+      <w:pPr>
+        <w:pStyle w:val="SourceCode"/>
+      </w:pPr>
+      <w:r>
+        <w:rPr>
+          <w:rStyle w:val="FunctionTok"/>
+        </w:rPr>
+        <w:t xml:space="preserve">global_uri</w:t>
+      </w:r>
+      <w:r>
+        <w:rPr>
+          <w:rStyle w:val="KeywordTok"/>
+        </w:rPr>
+        <w:t xml:space="preserve">:</w:t>
+      </w:r>
+      <w:r>
+        <w:rPr>
+          <w:rStyle w:val="AttributeTok"/>
+        </w:rPr>
+        <w:t xml:space="preserve"> act:il_burkart_003</w:t>
+      </w:r>
+      <w:r>
+        <w:br/>
+      </w:r>
+      <w:r>
+        <w:rPr>
+          <w:rStyle w:val="FunctionTok"/>
+        </w:rPr>
+        <w:t xml:space="preserve">concerned_person</w:t>
+      </w:r>
+      <w:r>
+        <w:rPr>
+          <w:rStyle w:val="KeywordTok"/>
+        </w:rPr>
+        <w:t xml:space="preserve">:</w:t>
+      </w:r>
+      <w:r>
+        <w:rPr>
+          <w:rStyle w:val="AttributeTok"/>
+        </w:rPr>
+        <w:t xml:space="preserve"> https://www.wikidata.org/wiki/Q23060472</w:t>
+      </w:r>
+      <w:r>
+        <w:br/>
+      </w:r>
+      <w:r>
+        <w:rPr>
+          <w:rStyle w:val="FunctionTok"/>
+        </w:rPr>
+        <w:t xml:space="preserve">interest_type</w:t>
+      </w:r>
+      <w:r>
+        <w:rPr>
+          <w:rStyle w:val="KeywordTok"/>
+        </w:rPr>
+        <w:t xml:space="preserve">:</w:t>
+      </w:r>
+      <w:r>
+        <w:rPr>
+          <w:rStyle w:val="AttributeTok"/>
+        </w:rPr>
+        <w:t xml:space="preserve"> professional_activity</w:t>
+      </w:r>
+      <w:r>
+        <w:br/>
+      </w:r>
+      <w:r>
+        <w:rPr>
+          <w:rStyle w:val="FunctionTok"/>
+        </w:rPr>
+        <w:t xml:space="preserve">organization_label</w:t>
+      </w:r>
+      <w:r>
+        <w:rPr>
+          <w:rStyle w:val="KeywordTok"/>
+        </w:rPr>
+        <w:t xml:space="preserve">:</w:t>
+      </w:r>
+      <w:r>
+        <w:rPr>
+          <w:rStyle w:val="AttributeTok"/>
+        </w:rPr>
+        <w:t xml:space="preserve"> Bovida Real Estate AG, Baar</w:t>
+      </w:r>
+      <w:r>
+        <w:br/>
+      </w:r>
+      <w:r>
+        <w:rPr>
+          <w:rStyle w:val="FunctionTok"/>
+        </w:rPr>
+        <w:t xml:space="preserve">legal_form</w:t>
+      </w:r>
+      <w:r>
+        <w:rPr>
+          <w:rStyle w:val="KeywordTok"/>
+        </w:rPr>
+        <w:t xml:space="preserve">:</w:t>
+      </w:r>
+      <w:r>
+        <w:rPr>
+          <w:rStyle w:val="AttributeTok"/>
+        </w:rPr>
+        <w:t xml:space="preserve"> Aktiengesellschaft</w:t>
+      </w:r>
+      <w:r>
+        <w:br/>
+      </w:r>
+      <w:r>
+        <w:rPr>
+          <w:rStyle w:val="FunctionTok"/>
+        </w:rPr>
+        <w:t xml:space="preserve">committee</w:t>
+      </w:r>
+      <w:r>
+        <w:rPr>
+          <w:rStyle w:val="KeywordTok"/>
+        </w:rPr>
+        <w:t xml:space="preserve">:</w:t>
+      </w:r>
+      <w:r>
+        <w:rPr>
+          <w:rStyle w:val="AttributeTok"/>
+        </w:rPr>
+        <w:t xml:space="preserve"> Verwaltungsrat</w:t>
+      </w:r>
+      <w:r>
+        <w:br/>
+      </w:r>
+      <w:r>
+        <w:rPr>
+          <w:rStyle w:val="FunctionTok"/>
+        </w:rPr>
+        <w:t xml:space="preserve">function_role</w:t>
+      </w:r>
+      <w:r>
+        <w:rPr>
+          <w:rStyle w:val="KeywordTok"/>
+        </w:rPr>
+        <w:t xml:space="preserve">:</w:t>
+      </w:r>
+      <w:r>
+        <w:rPr>
+          <w:rStyle w:val="AttributeTok"/>
+        </w:rPr>
+        <w:t xml:space="preserve"> Mitglied</w:t>
+      </w:r>
+      <w:r>
+        <w:br/>
+      </w:r>
+      <w:r>
+        <w:rPr>
+          <w:rStyle w:val="FunctionTok"/>
+        </w:rPr>
+        <w:t xml:space="preserve">is_paid</w:t>
+      </w:r>
+      <w:r>
+        <w:rPr>
+          <w:rStyle w:val="KeywordTok"/>
+        </w:rPr>
+        <w:t xml:space="preserve">:</w:t>
+      </w:r>
+      <w:r>
+        <w:rPr>
+          <w:rStyle w:val="AttributeTok"/>
+        </w:rPr>
+        <w:t xml:space="preserve"> </w:t>
+      </w:r>
+      <w:r>
+        <w:rPr>
+          <w:rStyle w:val="CharTok"/>
+        </w:rPr>
+        <w:t xml:space="preserve">true</w:t>
+      </w:r>
+    </w:p>
+    <w:bookmarkEnd w:id="208"/>
+    <w:bookmarkStart w:id="209" w:name="Xd76396af613a0ff7158ed59e2240f0adc6f7ee2"/>
+    <w:p>
+      <w:pPr>
+        <w:pStyle w:val="Heading3"/>
+      </w:pPr>
+      <w:r>
+        <w:t xml:space="preserve">Example: InterestLink-interest_links_il_burkart_002</w:t>
+      </w:r>
+    </w:p>
+    <w:p>
+      <w:pPr>
+        <w:pStyle w:val="SourceCode"/>
+      </w:pPr>
+      <w:r>
+        <w:rPr>
+          <w:rStyle w:val="FunctionTok"/>
+        </w:rPr>
+        <w:t xml:space="preserve">global_uri</w:t>
+      </w:r>
+      <w:r>
+        <w:rPr>
+          <w:rStyle w:val="KeywordTok"/>
+        </w:rPr>
+        <w:t xml:space="preserve">:</w:t>
+      </w:r>
+      <w:r>
+        <w:rPr>
+          <w:rStyle w:val="AttributeTok"/>
+        </w:rPr>
+        <w:t xml:space="preserve"> act:il_burkart_002</w:t>
+      </w:r>
+      <w:r>
+        <w:br/>
+      </w:r>
+      <w:r>
+        <w:rPr>
+          <w:rStyle w:val="FunctionTok"/>
+        </w:rPr>
+        <w:t xml:space="preserve">concerned_person</w:t>
+      </w:r>
+      <w:r>
+        <w:rPr>
+          <w:rStyle w:val="KeywordTok"/>
+        </w:rPr>
+        <w:t xml:space="preserve">:</w:t>
+      </w:r>
+      <w:r>
+        <w:rPr>
+          <w:rStyle w:val="AttributeTok"/>
+        </w:rPr>
+        <w:t xml:space="preserve"> https://www.wikidata.org/wiki/Q23060472</w:t>
+      </w:r>
+      <w:r>
+        <w:br/>
+      </w:r>
+      <w:r>
+        <w:rPr>
+          <w:rStyle w:val="FunctionTok"/>
+        </w:rPr>
+        <w:t xml:space="preserve">interest_type</w:t>
+      </w:r>
+      <w:r>
+        <w:rPr>
+          <w:rStyle w:val="KeywordTok"/>
+        </w:rPr>
+        <w:t xml:space="preserve">:</w:t>
+      </w:r>
+      <w:r>
+        <w:rPr>
+          <w:rStyle w:val="AttributeTok"/>
+        </w:rPr>
+        <w:t xml:space="preserve"> professional_activity</w:t>
+      </w:r>
+      <w:r>
+        <w:br/>
+      </w:r>
+      <w:r>
+        <w:rPr>
+          <w:rStyle w:val="FunctionTok"/>
+        </w:rPr>
+        <w:t xml:space="preserve">organization_label</w:t>
+      </w:r>
+      <w:r>
+        <w:rPr>
+          <w:rStyle w:val="KeywordTok"/>
+        </w:rPr>
+        <w:t xml:space="preserve">:</w:t>
+      </w:r>
+      <w:r>
+        <w:rPr>
+          <w:rStyle w:val="AttributeTok"/>
+        </w:rPr>
+        <w:t xml:space="preserve"> Birchmeier Holding AG, Döttingen</w:t>
+      </w:r>
+      <w:r>
+        <w:br/>
+      </w:r>
+      <w:r>
+        <w:rPr>
+          <w:rStyle w:val="FunctionTok"/>
+        </w:rPr>
+        <w:t xml:space="preserve">legal_form</w:t>
+      </w:r>
+      <w:r>
+        <w:rPr>
+          <w:rStyle w:val="KeywordTok"/>
+        </w:rPr>
+        <w:t xml:space="preserve">:</w:t>
+      </w:r>
+      <w:r>
+        <w:rPr>
+          <w:rStyle w:val="AttributeTok"/>
+        </w:rPr>
+        <w:t xml:space="preserve"> Aktiengesellschaft</w:t>
+      </w:r>
+      <w:r>
+        <w:br/>
+      </w:r>
+      <w:r>
+        <w:rPr>
+          <w:rStyle w:val="FunctionTok"/>
+        </w:rPr>
+        <w:t xml:space="preserve">committee</w:t>
+      </w:r>
+      <w:r>
+        <w:rPr>
+          <w:rStyle w:val="KeywordTok"/>
+        </w:rPr>
+        <w:t xml:space="preserve">:</w:t>
+      </w:r>
+      <w:r>
+        <w:rPr>
+          <w:rStyle w:val="AttributeTok"/>
+        </w:rPr>
+        <w:t xml:space="preserve"> Verwaltungsrat</w:t>
+      </w:r>
+      <w:r>
+        <w:br/>
+      </w:r>
+      <w:r>
+        <w:rPr>
+          <w:rStyle w:val="FunctionTok"/>
+        </w:rPr>
+        <w:t xml:space="preserve">function_role</w:t>
+      </w:r>
+      <w:r>
+        <w:rPr>
+          <w:rStyle w:val="KeywordTok"/>
+        </w:rPr>
+        <w:t xml:space="preserve">:</w:t>
+      </w:r>
+      <w:r>
+        <w:rPr>
+          <w:rStyle w:val="AttributeTok"/>
+        </w:rPr>
+        <w:t xml:space="preserve"> Mitglied</w:t>
+      </w:r>
+      <w:r>
+        <w:br/>
+      </w:r>
+      <w:r>
+        <w:rPr>
+          <w:rStyle w:val="FunctionTok"/>
+        </w:rPr>
+        <w:t xml:space="preserve">is_paid</w:t>
+      </w:r>
+      <w:r>
+        <w:rPr>
+          <w:rStyle w:val="KeywordTok"/>
+        </w:rPr>
+        <w:t xml:space="preserve">:</w:t>
+      </w:r>
+      <w:r>
+        <w:rPr>
+          <w:rStyle w:val="AttributeTok"/>
+        </w:rPr>
+        <w:t xml:space="preserve"> </w:t>
+      </w:r>
+      <w:r>
+        <w:rPr>
+          <w:rStyle w:val="CharTok"/>
+        </w:rPr>
+        <w:t xml:space="preserve">true</w:t>
+      </w:r>
+    </w:p>
+    <w:bookmarkEnd w:id="209"/>
+    <w:bookmarkStart w:id="210" w:name="X0845bcf2a073d7a8ccfb4c034304d565538985a"/>
+    <w:p>
+      <w:pPr>
+        <w:pStyle w:val="Heading3"/>
+      </w:pPr>
+      <w:r>
+        <w:t xml:space="preserve">Example: InterestLink-interest_links_il_burkart_001</w:t>
+      </w:r>
+    </w:p>
+    <w:p>
+      <w:pPr>
+        <w:pStyle w:val="SourceCode"/>
+      </w:pPr>
+      <w:r>
+        <w:rPr>
+          <w:rStyle w:val="FunctionTok"/>
+        </w:rPr>
+        <w:t xml:space="preserve">global_uri</w:t>
+      </w:r>
+      <w:r>
+        <w:rPr>
+          <w:rStyle w:val="KeywordTok"/>
+        </w:rPr>
+        <w:t xml:space="preserve">:</w:t>
+      </w:r>
+      <w:r>
+        <w:rPr>
+          <w:rStyle w:val="AttributeTok"/>
+        </w:rPr>
+        <w:t xml:space="preserve"> act:il_burkart_001</w:t>
+      </w:r>
+      <w:r>
+        <w:br/>
+      </w:r>
+      <w:r>
+        <w:rPr>
+          <w:rStyle w:val="FunctionTok"/>
+        </w:rPr>
+        <w:t xml:space="preserve">concerned_person</w:t>
+      </w:r>
+      <w:r>
+        <w:rPr>
+          <w:rStyle w:val="KeywordTok"/>
+        </w:rPr>
+        <w:t xml:space="preserve">:</w:t>
+      </w:r>
+      <w:r>
+        <w:rPr>
+          <w:rStyle w:val="AttributeTok"/>
+        </w:rPr>
+        <w:t xml:space="preserve"> https://www.wikidata.org/wiki/Q23060472</w:t>
+      </w:r>
+      <w:r>
+        <w:br/>
+      </w:r>
+      <w:r>
+        <w:rPr>
+          <w:rStyle w:val="FunctionTok"/>
+        </w:rPr>
+        <w:t xml:space="preserve">interest_type</w:t>
+      </w:r>
+      <w:r>
+        <w:rPr>
+          <w:rStyle w:val="KeywordTok"/>
+        </w:rPr>
+        <w:t xml:space="preserve">:</w:t>
+      </w:r>
+      <w:r>
+        <w:rPr>
+          <w:rStyle w:val="AttributeTok"/>
+        </w:rPr>
+        <w:t xml:space="preserve"> professional_activity</w:t>
+      </w:r>
+      <w:r>
+        <w:br/>
+      </w:r>
+      <w:r>
+        <w:rPr>
+          <w:rStyle w:val="FunctionTok"/>
+        </w:rPr>
+        <w:t xml:space="preserve">organization_label</w:t>
+      </w:r>
+      <w:r>
+        <w:rPr>
+          <w:rStyle w:val="KeywordTok"/>
+        </w:rPr>
+        <w:t xml:space="preserve">:</w:t>
+      </w:r>
+      <w:r>
+        <w:rPr>
+          <w:rStyle w:val="AttributeTok"/>
+        </w:rPr>
+        <w:t xml:space="preserve"> Burkart Advisory GmbH, Baden</w:t>
+      </w:r>
+      <w:r>
+        <w:br/>
+      </w:r>
+      <w:r>
+        <w:rPr>
+          <w:rStyle w:val="FunctionTok"/>
+        </w:rPr>
+        <w:t xml:space="preserve">legal_form</w:t>
+      </w:r>
+      <w:r>
+        <w:rPr>
+          <w:rStyle w:val="KeywordTok"/>
+        </w:rPr>
+        <w:t xml:space="preserve">:</w:t>
+      </w:r>
+      <w:r>
+        <w:rPr>
+          <w:rStyle w:val="AttributeTok"/>
+        </w:rPr>
+        <w:t xml:space="preserve"> Gesellschaft mit beschränkter Haftung</w:t>
+      </w:r>
+      <w:r>
+        <w:br/>
+      </w:r>
+      <w:r>
+        <w:rPr>
+          <w:rStyle w:val="FunctionTok"/>
+        </w:rPr>
+        <w:t xml:space="preserve">committee</w:t>
+      </w:r>
+      <w:r>
+        <w:rPr>
+          <w:rStyle w:val="KeywordTok"/>
+        </w:rPr>
+        <w:t xml:space="preserve">:</w:t>
+      </w:r>
+      <w:r>
+        <w:rPr>
+          <w:rStyle w:val="AttributeTok"/>
+        </w:rPr>
+        <w:t xml:space="preserve"> Geschäftsleitung</w:t>
+      </w:r>
+      <w:r>
+        <w:br/>
+      </w:r>
+      <w:r>
+        <w:rPr>
+          <w:rStyle w:val="FunctionTok"/>
+        </w:rPr>
+        <w:t xml:space="preserve">function_role</w:t>
+      </w:r>
+      <w:r>
+        <w:rPr>
+          <w:rStyle w:val="KeywordTok"/>
+        </w:rPr>
+        <w:t xml:space="preserve">:</w:t>
+      </w:r>
+      <w:r>
+        <w:rPr>
+          <w:rStyle w:val="AttributeTok"/>
+        </w:rPr>
+        <w:t xml:space="preserve"> Geschäftsführer</w:t>
+      </w:r>
+      <w:r>
+        <w:br/>
+      </w:r>
+      <w:r>
+        <w:rPr>
+          <w:rStyle w:val="FunctionTok"/>
+        </w:rPr>
+        <w:t xml:space="preserve">is_paid</w:t>
+      </w:r>
+      <w:r>
+        <w:rPr>
+          <w:rStyle w:val="KeywordTok"/>
+        </w:rPr>
+        <w:t xml:space="preserve">:</w:t>
+      </w:r>
+      <w:r>
+        <w:rPr>
+          <w:rStyle w:val="AttributeTok"/>
+        </w:rPr>
+        <w:t xml:space="preserve"> </w:t>
+      </w:r>
+      <w:r>
+        <w:rPr>
+          <w:rStyle w:val="CharTok"/>
+        </w:rPr>
+        <w:t xml:space="preserve">true</w:t>
+      </w:r>
+    </w:p>
+    <w:bookmarkEnd w:id="210"/>
+    <w:bookmarkStart w:id="211" w:name="X7d29cc7ff52120bdd45011480f3e6dc610515f2"/>
+    <w:p>
+      <w:pPr>
+        <w:pStyle w:val="Heading3"/>
+      </w:pPr>
+      <w:r>
+        <w:t xml:space="preserve">Example: InterestLink-interest_links_il_burkart_004</w:t>
+      </w:r>
+    </w:p>
+    <w:p>
+      <w:pPr>
+        <w:pStyle w:val="SourceCode"/>
+      </w:pPr>
+      <w:r>
+        <w:rPr>
+          <w:rStyle w:val="FunctionTok"/>
+        </w:rPr>
+        <w:t xml:space="preserve">global_uri</w:t>
+      </w:r>
+      <w:r>
+        <w:rPr>
+          <w:rStyle w:val="KeywordTok"/>
+        </w:rPr>
+        <w:t xml:space="preserve">:</w:t>
+      </w:r>
+      <w:r>
+        <w:rPr>
+          <w:rStyle w:val="AttributeTok"/>
+        </w:rPr>
+        <w:t xml:space="preserve"> act:il_burkart_004</w:t>
+      </w:r>
+      <w:r>
+        <w:br/>
+      </w:r>
+      <w:r>
+        <w:rPr>
+          <w:rStyle w:val="FunctionTok"/>
+        </w:rPr>
+        <w:t xml:space="preserve">concerned_person</w:t>
+      </w:r>
+      <w:r>
+        <w:rPr>
+          <w:rStyle w:val="KeywordTok"/>
+        </w:rPr>
+        <w:t xml:space="preserve">:</w:t>
+      </w:r>
+      <w:r>
+        <w:rPr>
+          <w:rStyle w:val="AttributeTok"/>
+        </w:rPr>
+        <w:t xml:space="preserve"> https://www.wikidata.org/wiki/Q23060472</w:t>
+      </w:r>
+      <w:r>
+        <w:br/>
+      </w:r>
+      <w:r>
+        <w:rPr>
+          <w:rStyle w:val="FunctionTok"/>
+        </w:rPr>
+        <w:t xml:space="preserve">interest_type</w:t>
+      </w:r>
+      <w:r>
+        <w:rPr>
+          <w:rStyle w:val="KeywordTok"/>
+        </w:rPr>
+        <w:t xml:space="preserve">:</w:t>
+      </w:r>
+      <w:r>
+        <w:rPr>
+          <w:rStyle w:val="AttributeTok"/>
+        </w:rPr>
+        <w:t xml:space="preserve"> professional_activity</w:t>
+      </w:r>
+      <w:r>
+        <w:br/>
+      </w:r>
+      <w:r>
+        <w:rPr>
+          <w:rStyle w:val="FunctionTok"/>
+        </w:rPr>
+        <w:t xml:space="preserve">organization_label</w:t>
+      </w:r>
+      <w:r>
+        <w:rPr>
+          <w:rStyle w:val="KeywordTok"/>
+        </w:rPr>
+        <w:t xml:space="preserve">:</w:t>
+      </w:r>
+      <w:r>
+        <w:rPr>
+          <w:rStyle w:val="AttributeTok"/>
+        </w:rPr>
+        <w:t xml:space="preserve"> ELCA Group SA, Lausanne</w:t>
+      </w:r>
+      <w:r>
+        <w:br/>
+      </w:r>
+      <w:r>
+        <w:rPr>
+          <w:rStyle w:val="FunctionTok"/>
+        </w:rPr>
+        <w:t xml:space="preserve">legal_form</w:t>
+      </w:r>
+      <w:r>
+        <w:rPr>
+          <w:rStyle w:val="KeywordTok"/>
+        </w:rPr>
+        <w:t xml:space="preserve">:</w:t>
+      </w:r>
+      <w:r>
+        <w:rPr>
+          <w:rStyle w:val="AttributeTok"/>
+        </w:rPr>
+        <w:t xml:space="preserve"> Aktiengesellschaft</w:t>
+      </w:r>
+      <w:r>
+        <w:br/>
+      </w:r>
+      <w:r>
+        <w:rPr>
+          <w:rStyle w:val="FunctionTok"/>
+        </w:rPr>
+        <w:t xml:space="preserve">committee</w:t>
+      </w:r>
+      <w:r>
+        <w:rPr>
+          <w:rStyle w:val="KeywordTok"/>
+        </w:rPr>
+        <w:t xml:space="preserve">:</w:t>
+      </w:r>
+      <w:r>
+        <w:rPr>
+          <w:rStyle w:val="AttributeTok"/>
+        </w:rPr>
+        <w:t xml:space="preserve"> Verwaltungsrat</w:t>
+      </w:r>
+      <w:r>
+        <w:br/>
+      </w:r>
+      <w:r>
+        <w:rPr>
+          <w:rStyle w:val="FunctionTok"/>
+        </w:rPr>
+        <w:t xml:space="preserve">function_role</w:t>
+      </w:r>
+      <w:r>
+        <w:rPr>
+          <w:rStyle w:val="KeywordTok"/>
+        </w:rPr>
+        <w:t xml:space="preserve">:</w:t>
+      </w:r>
+      <w:r>
+        <w:rPr>
+          <w:rStyle w:val="AttributeTok"/>
+        </w:rPr>
+        <w:t xml:space="preserve"> Mitglied</w:t>
+      </w:r>
+      <w:r>
+        <w:br/>
+      </w:r>
+      <w:r>
+        <w:rPr>
+          <w:rStyle w:val="FunctionTok"/>
+        </w:rPr>
+        <w:t xml:space="preserve">is_paid</w:t>
+      </w:r>
+      <w:r>
+        <w:rPr>
+          <w:rStyle w:val="KeywordTok"/>
+        </w:rPr>
+        <w:t xml:space="preserve">:</w:t>
+      </w:r>
+      <w:r>
+        <w:rPr>
+          <w:rStyle w:val="AttributeTok"/>
+        </w:rPr>
+        <w:t xml:space="preserve"> </w:t>
+      </w:r>
+      <w:r>
+        <w:rPr>
+          <w:rStyle w:val="CharTok"/>
+        </w:rPr>
+        <w:t xml:space="preserve">true</w:t>
+      </w:r>
+    </w:p>
+    <w:bookmarkEnd w:id="211"/>
+    <w:bookmarkStart w:id="212" w:name="Xa40f2fb9d29f8ea37e0f78fc21991870728b003"/>
+    <w:p>
+      <w:pPr>
+        <w:pStyle w:val="Heading3"/>
+      </w:pPr>
+      <w:r>
+        <w:t xml:space="preserve">Example: InterestLink-interest_links_il_burkart_011</w:t>
+      </w:r>
+    </w:p>
+    <w:p>
+      <w:pPr>
+        <w:pStyle w:val="SourceCode"/>
+      </w:pPr>
+      <w:r>
+        <w:rPr>
+          <w:rStyle w:val="FunctionTok"/>
+        </w:rPr>
+        <w:t xml:space="preserve">global_uri</w:t>
+      </w:r>
+      <w:r>
+        <w:rPr>
+          <w:rStyle w:val="KeywordTok"/>
+        </w:rPr>
+        <w:t xml:space="preserve">:</w:t>
+      </w:r>
+      <w:r>
+        <w:rPr>
+          <w:rStyle w:val="AttributeTok"/>
+        </w:rPr>
+        <w:t xml:space="preserve"> act:il_burkart_011</w:t>
+      </w:r>
+      <w:r>
+        <w:br/>
+      </w:r>
+      <w:r>
+        <w:rPr>
+          <w:rStyle w:val="FunctionTok"/>
+        </w:rPr>
+        <w:t xml:space="preserve">concerned_person</w:t>
+      </w:r>
+      <w:r>
+        <w:rPr>
+          <w:rStyle w:val="KeywordTok"/>
+        </w:rPr>
+        <w:t xml:space="preserve">:</w:t>
+      </w:r>
+      <w:r>
+        <w:rPr>
+          <w:rStyle w:val="AttributeTok"/>
+        </w:rPr>
+        <w:t xml:space="preserve"> https://www.wikidata.org/wiki/Q23060472</w:t>
+      </w:r>
+      <w:r>
+        <w:br/>
+      </w:r>
+      <w:r>
+        <w:rPr>
+          <w:rStyle w:val="FunctionTok"/>
+        </w:rPr>
+        <w:t xml:space="preserve">interest_type</w:t>
+      </w:r>
+      <w:r>
+        <w:rPr>
+          <w:rStyle w:val="KeywordTok"/>
+        </w:rPr>
+        <w:t xml:space="preserve">:</w:t>
+      </w:r>
+      <w:r>
+        <w:rPr>
+          <w:rStyle w:val="AttributeTok"/>
+        </w:rPr>
+        <w:t xml:space="preserve"> association</w:t>
+      </w:r>
+      <w:r>
+        <w:br/>
+      </w:r>
+      <w:r>
+        <w:rPr>
+          <w:rStyle w:val="FunctionTok"/>
+        </w:rPr>
+        <w:t xml:space="preserve">organization_label</w:t>
+      </w:r>
+      <w:r>
+        <w:rPr>
+          <w:rStyle w:val="KeywordTok"/>
+        </w:rPr>
+        <w:t xml:space="preserve">:</w:t>
+      </w:r>
+      <w:r>
+        <w:rPr>
+          <w:rStyle w:val="AttributeTok"/>
+        </w:rPr>
+        <w:t xml:space="preserve"> Verein Landesausstellung Svizra27, Aarau</w:t>
+      </w:r>
+      <w:r>
+        <w:br/>
+      </w:r>
+      <w:r>
+        <w:rPr>
+          <w:rStyle w:val="FunctionTok"/>
+        </w:rPr>
+        <w:t xml:space="preserve">legal_form</w:t>
+      </w:r>
+      <w:r>
+        <w:rPr>
+          <w:rStyle w:val="KeywordTok"/>
+        </w:rPr>
+        <w:t xml:space="preserve">:</w:t>
+      </w:r>
+      <w:r>
+        <w:rPr>
+          <w:rStyle w:val="AttributeTok"/>
+        </w:rPr>
+        <w:t xml:space="preserve"> Verein</w:t>
+      </w:r>
+      <w:r>
+        <w:br/>
+      </w:r>
+      <w:r>
+        <w:rPr>
+          <w:rStyle w:val="FunctionTok"/>
+        </w:rPr>
+        <w:t xml:space="preserve">committee</w:t>
+      </w:r>
+      <w:r>
+        <w:rPr>
+          <w:rStyle w:val="KeywordTok"/>
+        </w:rPr>
+        <w:t xml:space="preserve">:</w:t>
+      </w:r>
+      <w:r>
+        <w:rPr>
+          <w:rStyle w:val="AttributeTok"/>
+        </w:rPr>
+        <w:t xml:space="preserve"> Vorstand</w:t>
+      </w:r>
+      <w:r>
+        <w:br/>
+      </w:r>
+      <w:r>
+        <w:rPr>
+          <w:rStyle w:val="FunctionTok"/>
+        </w:rPr>
+        <w:t xml:space="preserve">function_role</w:t>
+      </w:r>
+      <w:r>
+        <w:rPr>
+          <w:rStyle w:val="KeywordTok"/>
+        </w:rPr>
+        <w:t xml:space="preserve">:</w:t>
+      </w:r>
+      <w:r>
+        <w:rPr>
+          <w:rStyle w:val="AttributeTok"/>
+        </w:rPr>
+        <w:t xml:space="preserve"> Mitglied</w:t>
+      </w:r>
+      <w:r>
+        <w:br/>
+      </w:r>
+      <w:r>
+        <w:rPr>
+          <w:rStyle w:val="FunctionTok"/>
+        </w:rPr>
+        <w:t xml:space="preserve">is_paid</w:t>
+      </w:r>
+      <w:r>
+        <w:rPr>
+          <w:rStyle w:val="KeywordTok"/>
+        </w:rPr>
+        <w:t xml:space="preserve">:</w:t>
+      </w:r>
+      <w:r>
+        <w:rPr>
+          <w:rStyle w:val="AttributeTok"/>
+        </w:rPr>
+        <w:t xml:space="preserve"> </w:t>
+      </w:r>
+      <w:r>
+        <w:rPr>
+          <w:rStyle w:val="CharTok"/>
+        </w:rPr>
+        <w:t xml:space="preserve">false</w:t>
+      </w:r>
+    </w:p>
+    <w:bookmarkEnd w:id="212"/>
+    <w:bookmarkStart w:id="213" w:name="Xada6c64672c2c5d2dde948a9b1776690af4c26f"/>
+    <w:p>
+      <w:pPr>
+        <w:pStyle w:val="Heading3"/>
+      </w:pPr>
+      <w:r>
+        <w:t xml:space="preserve">Example: InterestLink-interest_links_il_burkart_009</w:t>
+      </w:r>
+    </w:p>
+    <w:p>
+      <w:pPr>
+        <w:pStyle w:val="SourceCode"/>
+      </w:pPr>
+      <w:r>
+        <w:rPr>
+          <w:rStyle w:val="FunctionTok"/>
+        </w:rPr>
+        <w:t xml:space="preserve">global_uri</w:t>
+      </w:r>
+      <w:r>
+        <w:rPr>
+          <w:rStyle w:val="KeywordTok"/>
+        </w:rPr>
+        <w:t xml:space="preserve">:</w:t>
+      </w:r>
+      <w:r>
+        <w:rPr>
+          <w:rStyle w:val="AttributeTok"/>
+        </w:rPr>
+        <w:t xml:space="preserve"> act:il_burkart_009</w:t>
+      </w:r>
+      <w:r>
+        <w:br/>
+      </w:r>
+      <w:r>
+        <w:rPr>
+          <w:rStyle w:val="FunctionTok"/>
+        </w:rPr>
+        <w:t xml:space="preserve">concerned_person</w:t>
+      </w:r>
+      <w:r>
+        <w:rPr>
+          <w:rStyle w:val="KeywordTok"/>
+        </w:rPr>
+        <w:t xml:space="preserve">:</w:t>
+      </w:r>
+      <w:r>
+        <w:rPr>
+          <w:rStyle w:val="AttributeTok"/>
+        </w:rPr>
+        <w:t xml:space="preserve"> https://www.wikidata.org/wiki/Q23060472</w:t>
+      </w:r>
+      <w:r>
+        <w:br/>
+      </w:r>
+      <w:r>
+        <w:rPr>
+          <w:rStyle w:val="FunctionTok"/>
+        </w:rPr>
+        <w:t xml:space="preserve">interest_type</w:t>
+      </w:r>
+      <w:r>
+        <w:rPr>
+          <w:rStyle w:val="KeywordTok"/>
+        </w:rPr>
+        <w:t xml:space="preserve">:</w:t>
+      </w:r>
+      <w:r>
+        <w:rPr>
+          <w:rStyle w:val="AttributeTok"/>
+        </w:rPr>
+        <w:t xml:space="preserve"> association</w:t>
+      </w:r>
+      <w:r>
+        <w:br/>
+      </w:r>
+      <w:r>
+        <w:rPr>
+          <w:rStyle w:val="FunctionTok"/>
+        </w:rPr>
+        <w:t xml:space="preserve">organization_label</w:t>
+      </w:r>
+      <w:r>
+        <w:rPr>
+          <w:rStyle w:val="KeywordTok"/>
+        </w:rPr>
+        <w:t xml:space="preserve">:</w:t>
+      </w:r>
+      <w:r>
+        <w:rPr>
+          <w:rStyle w:val="AttributeTok"/>
+        </w:rPr>
+        <w:t xml:space="preserve"> SUISSEDIGITAL Verband für Kommunikationsnetze</w:t>
+      </w:r>
+      <w:r>
+        <w:br/>
+      </w:r>
+      <w:r>
+        <w:rPr>
+          <w:rStyle w:val="FunctionTok"/>
+        </w:rPr>
+        <w:t xml:space="preserve">legal_form</w:t>
+      </w:r>
+      <w:r>
+        <w:rPr>
+          <w:rStyle w:val="KeywordTok"/>
+        </w:rPr>
+        <w:t xml:space="preserve">:</w:t>
+      </w:r>
+      <w:r>
+        <w:rPr>
+          <w:rStyle w:val="AttributeTok"/>
+        </w:rPr>
+        <w:t xml:space="preserve"> Verein</w:t>
+      </w:r>
+      <w:r>
+        <w:br/>
+      </w:r>
+      <w:r>
+        <w:rPr>
+          <w:rStyle w:val="FunctionTok"/>
+        </w:rPr>
+        <w:t xml:space="preserve">committee</w:t>
+      </w:r>
+      <w:r>
+        <w:rPr>
+          <w:rStyle w:val="KeywordTok"/>
+        </w:rPr>
+        <w:t xml:space="preserve">:</w:t>
+      </w:r>
+      <w:r>
+        <w:rPr>
+          <w:rStyle w:val="AttributeTok"/>
+        </w:rPr>
+        <w:t xml:space="preserve"> Vorstand</w:t>
+      </w:r>
+      <w:r>
+        <w:br/>
+      </w:r>
+      <w:r>
+        <w:rPr>
+          <w:rStyle w:val="FunctionTok"/>
+        </w:rPr>
+        <w:t xml:space="preserve">function_role</w:t>
+      </w:r>
+      <w:r>
+        <w:rPr>
+          <w:rStyle w:val="KeywordTok"/>
+        </w:rPr>
+        <w:t xml:space="preserve">:</w:t>
+      </w:r>
+      <w:r>
+        <w:rPr>
+          <w:rStyle w:val="AttributeTok"/>
+        </w:rPr>
+        <w:t xml:space="preserve"> Mitglied</w:t>
+      </w:r>
+      <w:r>
+        <w:br/>
+      </w:r>
+      <w:r>
+        <w:rPr>
+          <w:rStyle w:val="FunctionTok"/>
+        </w:rPr>
+        <w:t xml:space="preserve">is_paid</w:t>
+      </w:r>
+      <w:r>
+        <w:rPr>
+          <w:rStyle w:val="KeywordTok"/>
+        </w:rPr>
+        <w:t xml:space="preserve">:</w:t>
+      </w:r>
+      <w:r>
+        <w:rPr>
+          <w:rStyle w:val="AttributeTok"/>
+        </w:rPr>
+        <w:t xml:space="preserve"> </w:t>
+      </w:r>
+      <w:r>
+        <w:rPr>
+          <w:rStyle w:val="CharTok"/>
+        </w:rPr>
+        <w:t xml:space="preserve">true</w:t>
+      </w:r>
+    </w:p>
+    <w:bookmarkEnd w:id="213"/>
+    <w:bookmarkStart w:id="214" w:name="X67a57fa17931c1870747e25cf16d5ce99900d38"/>
+    <w:p>
+      <w:pPr>
+        <w:pStyle w:val="Heading3"/>
+      </w:pPr>
+      <w:r>
+        <w:t xml:space="preserve">Example: InterestLink-interest_links_il_burkart_006</w:t>
+      </w:r>
+    </w:p>
+    <w:p>
+      <w:pPr>
+        <w:pStyle w:val="SourceCode"/>
+      </w:pPr>
+      <w:r>
+        <w:rPr>
+          <w:rStyle w:val="FunctionTok"/>
+        </w:rPr>
+        <w:t xml:space="preserve">global_uri</w:t>
+      </w:r>
+      <w:r>
+        <w:rPr>
+          <w:rStyle w:val="KeywordTok"/>
+        </w:rPr>
+        <w:t xml:space="preserve">:</w:t>
+      </w:r>
+      <w:r>
+        <w:rPr>
+          <w:rStyle w:val="AttributeTok"/>
+        </w:rPr>
+        <w:t xml:space="preserve"> act:il_burkart_006</w:t>
+      </w:r>
+      <w:r>
+        <w:br/>
+      </w:r>
+      <w:r>
+        <w:rPr>
+          <w:rStyle w:val="FunctionTok"/>
+        </w:rPr>
+        <w:t xml:space="preserve">concerned_person</w:t>
+      </w:r>
+      <w:r>
+        <w:rPr>
+          <w:rStyle w:val="KeywordTok"/>
+        </w:rPr>
+        <w:t xml:space="preserve">:</w:t>
+      </w:r>
+      <w:r>
+        <w:rPr>
+          <w:rStyle w:val="AttributeTok"/>
+        </w:rPr>
+        <w:t xml:space="preserve"> https://www.wikidata.org/wiki/Q23060472</w:t>
+      </w:r>
+      <w:r>
+        <w:br/>
+      </w:r>
+      <w:r>
+        <w:rPr>
+          <w:rStyle w:val="FunctionTok"/>
+        </w:rPr>
+        <w:t xml:space="preserve">interest_type</w:t>
+      </w:r>
+      <w:r>
+        <w:rPr>
+          <w:rStyle w:val="KeywordTok"/>
+        </w:rPr>
+        <w:t xml:space="preserve">:</w:t>
+      </w:r>
+      <w:r>
+        <w:rPr>
+          <w:rStyle w:val="AttributeTok"/>
+        </w:rPr>
+        <w:t xml:space="preserve"> association</w:t>
+      </w:r>
+      <w:r>
+        <w:br/>
+      </w:r>
+      <w:r>
+        <w:rPr>
+          <w:rStyle w:val="FunctionTok"/>
+        </w:rPr>
+        <w:t xml:space="preserve">organization_label</w:t>
+      </w:r>
+      <w:r>
+        <w:rPr>
+          <w:rStyle w:val="KeywordTok"/>
+        </w:rPr>
+        <w:t xml:space="preserve">:</w:t>
+      </w:r>
+      <w:r>
+        <w:rPr>
+          <w:rStyle w:val="AttributeTok"/>
+        </w:rPr>
+        <w:t xml:space="preserve"> FDP.Die Liberalen</w:t>
+      </w:r>
+      <w:r>
+        <w:br/>
+      </w:r>
+      <w:r>
+        <w:rPr>
+          <w:rStyle w:val="FunctionTok"/>
+        </w:rPr>
+        <w:t xml:space="preserve">legal_form</w:t>
+      </w:r>
+      <w:r>
+        <w:rPr>
+          <w:rStyle w:val="KeywordTok"/>
+        </w:rPr>
+        <w:t xml:space="preserve">:</w:t>
+      </w:r>
+      <w:r>
+        <w:rPr>
+          <w:rStyle w:val="AttributeTok"/>
+        </w:rPr>
+        <w:t xml:space="preserve"> Verein</w:t>
+      </w:r>
+      <w:r>
+        <w:br/>
+      </w:r>
+      <w:r>
+        <w:rPr>
+          <w:rStyle w:val="FunctionTok"/>
+        </w:rPr>
+        <w:t xml:space="preserve">committee</w:t>
+      </w:r>
+      <w:r>
+        <w:rPr>
+          <w:rStyle w:val="KeywordTok"/>
+        </w:rPr>
+        <w:t xml:space="preserve">:</w:t>
+      </w:r>
+      <w:r>
+        <w:rPr>
+          <w:rStyle w:val="AttributeTok"/>
+        </w:rPr>
+        <w:t xml:space="preserve"> Vorstand</w:t>
+      </w:r>
+      <w:r>
+        <w:br/>
+      </w:r>
+      <w:r>
+        <w:rPr>
+          <w:rStyle w:val="FunctionTok"/>
+        </w:rPr>
+        <w:t xml:space="preserve">function_role</w:t>
+      </w:r>
+      <w:r>
+        <w:rPr>
+          <w:rStyle w:val="KeywordTok"/>
+        </w:rPr>
+        <w:t xml:space="preserve">:</w:t>
+      </w:r>
+      <w:r>
+        <w:rPr>
+          <w:rStyle w:val="AttributeTok"/>
+        </w:rPr>
+        <w:t xml:space="preserve"> Präsident</w:t>
+      </w:r>
+      <w:r>
+        <w:br/>
+      </w:r>
+      <w:r>
+        <w:rPr>
+          <w:rStyle w:val="FunctionTok"/>
+        </w:rPr>
+        <w:t xml:space="preserve">is_paid</w:t>
+      </w:r>
+      <w:r>
+        <w:rPr>
+          <w:rStyle w:val="KeywordTok"/>
+        </w:rPr>
+        <w:t xml:space="preserve">:</w:t>
+      </w:r>
+      <w:r>
+        <w:rPr>
+          <w:rStyle w:val="AttributeTok"/>
+        </w:rPr>
+        <w:t xml:space="preserve"> </w:t>
+      </w:r>
+      <w:r>
+        <w:rPr>
+          <w:rStyle w:val="CharTok"/>
+        </w:rPr>
+        <w:t xml:space="preserve">true</w:t>
+      </w:r>
+    </w:p>
+    <w:bookmarkEnd w:id="214"/>
+    <w:bookmarkStart w:id="215" w:name="Xc0dc9173d5ec4cfe64b497c9e47d80eb9698f95"/>
+    <w:p>
+      <w:pPr>
+        <w:pStyle w:val="Heading3"/>
+      </w:pPr>
+      <w:r>
+        <w:t xml:space="preserve">Example: InterestLink-interest_links_il_burkart_008</w:t>
+      </w:r>
+    </w:p>
+    <w:p>
+      <w:pPr>
+        <w:pStyle w:val="SourceCode"/>
+      </w:pPr>
+      <w:r>
+        <w:rPr>
+          <w:rStyle w:val="FunctionTok"/>
+        </w:rPr>
+        <w:t xml:space="preserve">global_uri</w:t>
+      </w:r>
+      <w:r>
+        <w:rPr>
+          <w:rStyle w:val="KeywordTok"/>
+        </w:rPr>
+        <w:t xml:space="preserve">:</w:t>
+      </w:r>
+      <w:r>
+        <w:rPr>
+          <w:rStyle w:val="AttributeTok"/>
+        </w:rPr>
+        <w:t xml:space="preserve"> act:il_burkart_008</w:t>
+      </w:r>
+      <w:r>
+        <w:br/>
+      </w:r>
+      <w:r>
+        <w:rPr>
+          <w:rStyle w:val="FunctionTok"/>
+        </w:rPr>
+        <w:t xml:space="preserve">concerned_person</w:t>
+      </w:r>
+      <w:r>
+        <w:rPr>
+          <w:rStyle w:val="KeywordTok"/>
+        </w:rPr>
+        <w:t xml:space="preserve">:</w:t>
+      </w:r>
+      <w:r>
+        <w:rPr>
+          <w:rStyle w:val="AttributeTok"/>
+        </w:rPr>
+        <w:t xml:space="preserve"> https://www.wikidata.org/wiki/Q23060472</w:t>
+      </w:r>
+      <w:r>
+        <w:br/>
+      </w:r>
+      <w:r>
+        <w:rPr>
+          <w:rStyle w:val="FunctionTok"/>
+        </w:rPr>
+        <w:t xml:space="preserve">interest_type</w:t>
+      </w:r>
+      <w:r>
+        <w:rPr>
+          <w:rStyle w:val="KeywordTok"/>
+        </w:rPr>
+        <w:t xml:space="preserve">:</w:t>
+      </w:r>
+      <w:r>
+        <w:rPr>
+          <w:rStyle w:val="AttributeTok"/>
+        </w:rPr>
+        <w:t xml:space="preserve"> professional_activity</w:t>
+      </w:r>
+      <w:r>
+        <w:br/>
+      </w:r>
+      <w:r>
+        <w:rPr>
+          <w:rStyle w:val="FunctionTok"/>
+        </w:rPr>
+        <w:t xml:space="preserve">organization_label</w:t>
+      </w:r>
+      <w:r>
+        <w:rPr>
+          <w:rStyle w:val="KeywordTok"/>
+        </w:rPr>
+        <w:t xml:space="preserve">:</w:t>
+      </w:r>
+      <w:r>
+        <w:rPr>
+          <w:rStyle w:val="AttributeTok"/>
+        </w:rPr>
+        <w:t xml:space="preserve"> Stiebel Eltron AG, Lupfig</w:t>
+      </w:r>
+      <w:r>
+        <w:br/>
+      </w:r>
+      <w:r>
+        <w:rPr>
+          <w:rStyle w:val="FunctionTok"/>
+        </w:rPr>
+        <w:t xml:space="preserve">legal_form</w:t>
+      </w:r>
+      <w:r>
+        <w:rPr>
+          <w:rStyle w:val="KeywordTok"/>
+        </w:rPr>
+        <w:t xml:space="preserve">:</w:t>
+      </w:r>
+      <w:r>
+        <w:rPr>
+          <w:rStyle w:val="AttributeTok"/>
+        </w:rPr>
+        <w:t xml:space="preserve"> Aktiengesellschaft</w:t>
+      </w:r>
+      <w:r>
+        <w:br/>
+      </w:r>
+      <w:r>
+        <w:rPr>
+          <w:rStyle w:val="FunctionTok"/>
+        </w:rPr>
+        <w:t xml:space="preserve">committee</w:t>
+      </w:r>
+      <w:r>
+        <w:rPr>
+          <w:rStyle w:val="KeywordTok"/>
+        </w:rPr>
+        <w:t xml:space="preserve">:</w:t>
+      </w:r>
+      <w:r>
+        <w:rPr>
+          <w:rStyle w:val="AttributeTok"/>
+        </w:rPr>
+        <w:t xml:space="preserve"> Beirat</w:t>
+      </w:r>
+      <w:r>
+        <w:br/>
+      </w:r>
+      <w:r>
+        <w:rPr>
+          <w:rStyle w:val="FunctionTok"/>
+        </w:rPr>
+        <w:t xml:space="preserve">function_role</w:t>
+      </w:r>
+      <w:r>
+        <w:rPr>
+          <w:rStyle w:val="KeywordTok"/>
+        </w:rPr>
+        <w:t xml:space="preserve">:</w:t>
+      </w:r>
+      <w:r>
+        <w:rPr>
+          <w:rStyle w:val="AttributeTok"/>
+        </w:rPr>
+        <w:t xml:space="preserve"> Beirat</w:t>
+      </w:r>
+      <w:r>
+        <w:br/>
+      </w:r>
+      <w:r>
+        <w:rPr>
+          <w:rStyle w:val="FunctionTok"/>
+        </w:rPr>
+        <w:t xml:space="preserve">is_paid</w:t>
+      </w:r>
+      <w:r>
+        <w:rPr>
+          <w:rStyle w:val="KeywordTok"/>
+        </w:rPr>
+        <w:t xml:space="preserve">:</w:t>
+      </w:r>
+      <w:r>
+        <w:rPr>
+          <w:rStyle w:val="AttributeTok"/>
+        </w:rPr>
+        <w:t xml:space="preserve"> </w:t>
+      </w:r>
+      <w:r>
+        <w:rPr>
+          <w:rStyle w:val="CharTok"/>
+        </w:rPr>
+        <w:t xml:space="preserve">true</w:t>
+      </w:r>
+    </w:p>
+    <w:bookmarkEnd w:id="215"/>
+    <w:bookmarkStart w:id="216" w:name="Xb0713a3079c98b470c31c6d0a87571ecc4271ab"/>
+    <w:p>
+      <w:pPr>
+        <w:pStyle w:val="Heading3"/>
+      </w:pPr>
+      <w:r>
+        <w:t xml:space="preserve">Example: InterestLink-interest_links_il_burkart_005</w:t>
+      </w:r>
+    </w:p>
+    <w:p>
+      <w:pPr>
+        <w:pStyle w:val="SourceCode"/>
+      </w:pPr>
+      <w:r>
+        <w:rPr>
+          <w:rStyle w:val="FunctionTok"/>
+        </w:rPr>
+        <w:t xml:space="preserve">global_uri</w:t>
+      </w:r>
+      <w:r>
+        <w:rPr>
+          <w:rStyle w:val="KeywordTok"/>
+        </w:rPr>
+        <w:t xml:space="preserve">:</w:t>
+      </w:r>
+      <w:r>
+        <w:rPr>
+          <w:rStyle w:val="AttributeTok"/>
+        </w:rPr>
+        <w:t xml:space="preserve"> act:il_burkart_005</w:t>
+      </w:r>
+      <w:r>
+        <w:br/>
+      </w:r>
+      <w:r>
+        <w:rPr>
+          <w:rStyle w:val="FunctionTok"/>
+        </w:rPr>
+        <w:t xml:space="preserve">concerned_person</w:t>
+      </w:r>
+      <w:r>
+        <w:rPr>
+          <w:rStyle w:val="KeywordTok"/>
+        </w:rPr>
+        <w:t xml:space="preserve">:</w:t>
+      </w:r>
+      <w:r>
+        <w:rPr>
+          <w:rStyle w:val="AttributeTok"/>
+        </w:rPr>
+        <w:t xml:space="preserve"> https://www.wikidata.org/wiki/Q23060472</w:t>
+      </w:r>
+      <w:r>
+        <w:br/>
+      </w:r>
+      <w:r>
+        <w:rPr>
+          <w:rStyle w:val="FunctionTok"/>
+        </w:rPr>
+        <w:t xml:space="preserve">interest_type</w:t>
+      </w:r>
+      <w:r>
+        <w:rPr>
+          <w:rStyle w:val="KeywordTok"/>
+        </w:rPr>
+        <w:t xml:space="preserve">:</w:t>
+      </w:r>
+      <w:r>
+        <w:rPr>
+          <w:rStyle w:val="AttributeTok"/>
+        </w:rPr>
+        <w:t xml:space="preserve"> association</w:t>
+      </w:r>
+      <w:r>
+        <w:br/>
+      </w:r>
+      <w:r>
+        <w:rPr>
+          <w:rStyle w:val="FunctionTok"/>
+        </w:rPr>
+        <w:t xml:space="preserve">organization_label</w:t>
+      </w:r>
+      <w:r>
+        <w:rPr>
+          <w:rStyle w:val="KeywordTok"/>
+        </w:rPr>
+        <w:t xml:space="preserve">:</w:t>
+      </w:r>
+      <w:r>
+        <w:rPr>
+          <w:rStyle w:val="AttributeTok"/>
+        </w:rPr>
+        <w:t xml:space="preserve"> ASTAG Schweizerischer Nutzfahrzeugverband, Bern</w:t>
+      </w:r>
+      <w:r>
+        <w:br/>
+      </w:r>
+      <w:r>
+        <w:rPr>
+          <w:rStyle w:val="FunctionTok"/>
+        </w:rPr>
+        <w:t xml:space="preserve">legal_form</w:t>
+      </w:r>
+      <w:r>
+        <w:rPr>
+          <w:rStyle w:val="KeywordTok"/>
+        </w:rPr>
+        <w:t xml:space="preserve">:</w:t>
+      </w:r>
+      <w:r>
+        <w:rPr>
+          <w:rStyle w:val="AttributeTok"/>
+        </w:rPr>
+        <w:t xml:space="preserve"> Verein</w:t>
+      </w:r>
+      <w:r>
+        <w:br/>
+      </w:r>
+      <w:r>
+        <w:rPr>
+          <w:rStyle w:val="FunctionTok"/>
+        </w:rPr>
+        <w:t xml:space="preserve">committee</w:t>
+      </w:r>
+      <w:r>
+        <w:rPr>
+          <w:rStyle w:val="KeywordTok"/>
+        </w:rPr>
+        <w:t xml:space="preserve">:</w:t>
+      </w:r>
+      <w:r>
+        <w:rPr>
+          <w:rStyle w:val="AttributeTok"/>
+        </w:rPr>
+        <w:t xml:space="preserve"> Zentralvorstand</w:t>
+      </w:r>
+      <w:r>
+        <w:br/>
+      </w:r>
+      <w:r>
+        <w:rPr>
+          <w:rStyle w:val="FunctionTok"/>
+        </w:rPr>
+        <w:t xml:space="preserve">function_role</w:t>
+      </w:r>
+      <w:r>
+        <w:rPr>
+          <w:rStyle w:val="KeywordTok"/>
+        </w:rPr>
+        <w:t xml:space="preserve">:</w:t>
+      </w:r>
+      <w:r>
+        <w:rPr>
+          <w:rStyle w:val="AttributeTok"/>
+        </w:rPr>
+        <w:t xml:space="preserve"> Präsident</w:t>
+      </w:r>
+      <w:r>
+        <w:br/>
+      </w:r>
+      <w:r>
+        <w:rPr>
+          <w:rStyle w:val="FunctionTok"/>
+        </w:rPr>
+        <w:t xml:space="preserve">is_paid</w:t>
+      </w:r>
+      <w:r>
+        <w:rPr>
+          <w:rStyle w:val="KeywordTok"/>
+        </w:rPr>
+        <w:t xml:space="preserve">:</w:t>
+      </w:r>
+      <w:r>
+        <w:rPr>
+          <w:rStyle w:val="AttributeTok"/>
+        </w:rPr>
+        <w:t xml:space="preserve"> </w:t>
+      </w:r>
+      <w:r>
+        <w:rPr>
+          <w:rStyle w:val="CharTok"/>
+        </w:rPr>
+        <w:t xml:space="preserve">true</w:t>
+      </w:r>
+    </w:p>
+    <w:bookmarkEnd w:id="216"/>
+    <w:bookmarkStart w:id="217" w:name="X39e75180c6c6f9734709a21e630d94d5297fa76"/>
+    <w:p>
+      <w:pPr>
+        <w:pStyle w:val="Heading3"/>
+      </w:pPr>
+      <w:r>
+        <w:t xml:space="preserve">Example: InterestLink-interest_links_il_burkart_010</w:t>
+      </w:r>
+    </w:p>
+    <w:p>
+      <w:pPr>
+        <w:pStyle w:val="SourceCode"/>
+      </w:pPr>
+      <w:r>
+        <w:rPr>
+          <w:rStyle w:val="FunctionTok"/>
+        </w:rPr>
+        <w:t xml:space="preserve">global_uri</w:t>
+      </w:r>
+      <w:r>
+        <w:rPr>
+          <w:rStyle w:val="KeywordTok"/>
+        </w:rPr>
+        <w:t xml:space="preserve">:</w:t>
+      </w:r>
+      <w:r>
+        <w:rPr>
+          <w:rStyle w:val="AttributeTok"/>
+        </w:rPr>
+        <w:t xml:space="preserve"> act:il_burkart_010</w:t>
+      </w:r>
+      <w:r>
+        <w:br/>
+      </w:r>
+      <w:r>
+        <w:rPr>
+          <w:rStyle w:val="FunctionTok"/>
+        </w:rPr>
+        <w:t xml:space="preserve">concerned_person</w:t>
+      </w:r>
+      <w:r>
+        <w:rPr>
+          <w:rStyle w:val="KeywordTok"/>
+        </w:rPr>
+        <w:t xml:space="preserve">:</w:t>
+      </w:r>
+      <w:r>
+        <w:rPr>
+          <w:rStyle w:val="AttributeTok"/>
+        </w:rPr>
+        <w:t xml:space="preserve"> https://www.wikidata.org/wiki/Q23060472</w:t>
+      </w:r>
+      <w:r>
+        <w:br/>
+      </w:r>
+      <w:r>
+        <w:rPr>
+          <w:rStyle w:val="FunctionTok"/>
+        </w:rPr>
+        <w:t xml:space="preserve">interest_type</w:t>
+      </w:r>
+      <w:r>
+        <w:rPr>
+          <w:rStyle w:val="KeywordTok"/>
+        </w:rPr>
+        <w:t xml:space="preserve">:</w:t>
+      </w:r>
+      <w:r>
+        <w:rPr>
+          <w:rStyle w:val="AttributeTok"/>
+        </w:rPr>
+        <w:t xml:space="preserve"> association</w:t>
+      </w:r>
+      <w:r>
+        <w:br/>
+      </w:r>
+      <w:r>
+        <w:rPr>
+          <w:rStyle w:val="FunctionTok"/>
+        </w:rPr>
+        <w:t xml:space="preserve">organization_label</w:t>
+      </w:r>
+      <w:r>
+        <w:rPr>
+          <w:rStyle w:val="KeywordTok"/>
+        </w:rPr>
+        <w:t xml:space="preserve">:</w:t>
+      </w:r>
+      <w:r>
+        <w:rPr>
+          <w:rStyle w:val="AttributeTok"/>
+        </w:rPr>
+        <w:t xml:space="preserve"> Allianz Sicherheit Schweiz, Baden</w:t>
+      </w:r>
+      <w:r>
+        <w:br/>
+      </w:r>
+      <w:r>
+        <w:rPr>
+          <w:rStyle w:val="FunctionTok"/>
+        </w:rPr>
+        <w:t xml:space="preserve">legal_form</w:t>
+      </w:r>
+      <w:r>
+        <w:rPr>
+          <w:rStyle w:val="KeywordTok"/>
+        </w:rPr>
+        <w:t xml:space="preserve">:</w:t>
+      </w:r>
+      <w:r>
+        <w:rPr>
+          <w:rStyle w:val="AttributeTok"/>
+        </w:rPr>
+        <w:t xml:space="preserve"> Verein</w:t>
+      </w:r>
+      <w:r>
+        <w:br/>
+      </w:r>
+      <w:r>
+        <w:rPr>
+          <w:rStyle w:val="FunctionTok"/>
+        </w:rPr>
+        <w:t xml:space="preserve">committee</w:t>
+      </w:r>
+      <w:r>
+        <w:rPr>
+          <w:rStyle w:val="KeywordTok"/>
+        </w:rPr>
+        <w:t xml:space="preserve">:</w:t>
+      </w:r>
+      <w:r>
+        <w:rPr>
+          <w:rStyle w:val="AttributeTok"/>
+        </w:rPr>
+        <w:t xml:space="preserve"> Vorstand</w:t>
+      </w:r>
+      <w:r>
+        <w:br/>
+      </w:r>
+      <w:r>
+        <w:rPr>
+          <w:rStyle w:val="FunctionTok"/>
+        </w:rPr>
+        <w:t xml:space="preserve">function_role</w:t>
+      </w:r>
+      <w:r>
+        <w:rPr>
+          <w:rStyle w:val="KeywordTok"/>
+        </w:rPr>
+        <w:t xml:space="preserve">:</w:t>
+      </w:r>
+      <w:r>
+        <w:rPr>
+          <w:rStyle w:val="AttributeTok"/>
+        </w:rPr>
+        <w:t xml:space="preserve"> Präsident</w:t>
+      </w:r>
+      <w:r>
+        <w:br/>
+      </w:r>
+      <w:r>
+        <w:rPr>
+          <w:rStyle w:val="FunctionTok"/>
+        </w:rPr>
+        <w:t xml:space="preserve">is_paid</w:t>
+      </w:r>
+      <w:r>
+        <w:rPr>
+          <w:rStyle w:val="KeywordTok"/>
+        </w:rPr>
+        <w:t xml:space="preserve">:</w:t>
+      </w:r>
+      <w:r>
+        <w:rPr>
+          <w:rStyle w:val="AttributeTok"/>
+        </w:rPr>
+        <w:t xml:space="preserve"> </w:t>
+      </w:r>
+      <w:r>
+        <w:rPr>
+          <w:rStyle w:val="CharTok"/>
+        </w:rPr>
+        <w:t xml:space="preserve">false</w:t>
+      </w:r>
+    </w:p>
+    <w:bookmarkEnd w:id="217"/>
+    <w:bookmarkStart w:id="220" w:name="X5f7b77374213da9d26faf724a6a780fad8e679d"/>
+    <w:p>
+      <w:pPr>
+        <w:pStyle w:val="Heading3"/>
+      </w:pPr>
+      <w:r>
+        <w:t xml:space="preserve">Example: InterestLink-interest_links_il_burkart_007</w:t>
+      </w:r>
+    </w:p>
+    <w:p>
+      <w:pPr>
+        <w:pStyle w:val="SourceCode"/>
+      </w:pPr>
+      <w:r>
+        <w:rPr>
+          <w:rStyle w:val="FunctionTok"/>
+        </w:rPr>
+        <w:t xml:space="preserve">global_uri</w:t>
+      </w:r>
+      <w:r>
+        <w:rPr>
+          <w:rStyle w:val="KeywordTok"/>
+        </w:rPr>
+        <w:t xml:space="preserve">:</w:t>
+      </w:r>
+      <w:r>
+        <w:rPr>
+          <w:rStyle w:val="AttributeTok"/>
+        </w:rPr>
+        <w:t xml:space="preserve"> act:il_burkart_007</w:t>
+      </w:r>
+      <w:r>
+        <w:br/>
+      </w:r>
+      <w:r>
+        <w:rPr>
+          <w:rStyle w:val="FunctionTok"/>
+        </w:rPr>
+        <w:t xml:space="preserve">concerned_person</w:t>
+      </w:r>
+      <w:r>
+        <w:rPr>
+          <w:rStyle w:val="KeywordTok"/>
+        </w:rPr>
+        <w:t xml:space="preserve">:</w:t>
+      </w:r>
+      <w:r>
+        <w:rPr>
+          <w:rStyle w:val="AttributeTok"/>
+        </w:rPr>
+        <w:t xml:space="preserve"> https://www.wikidata.org/wiki/Q23060472</w:t>
+      </w:r>
+      <w:r>
+        <w:br/>
+      </w:r>
+      <w:r>
+        <w:rPr>
+          <w:rStyle w:val="FunctionTok"/>
+        </w:rPr>
+        <w:t xml:space="preserve">interest_type</w:t>
+      </w:r>
+      <w:r>
+        <w:rPr>
+          <w:rStyle w:val="KeywordTok"/>
+        </w:rPr>
+        <w:t xml:space="preserve">:</w:t>
+      </w:r>
+      <w:r>
+        <w:rPr>
+          <w:rStyle w:val="AttributeTok"/>
+        </w:rPr>
+        <w:t xml:space="preserve"> association</w:t>
+      </w:r>
+      <w:r>
+        <w:br/>
+      </w:r>
+      <w:r>
+        <w:rPr>
+          <w:rStyle w:val="FunctionTok"/>
+        </w:rPr>
+        <w:t xml:space="preserve">organization_label</w:t>
+      </w:r>
+      <w:r>
+        <w:rPr>
+          <w:rStyle w:val="KeywordTok"/>
+        </w:rPr>
+        <w:t xml:space="preserve">:</w:t>
+      </w:r>
+      <w:r>
+        <w:rPr>
+          <w:rStyle w:val="AttributeTok"/>
+        </w:rPr>
+        <w:t xml:space="preserve"> FONDATION SUISSE DE DEMINAGE (FSD), Genf</w:t>
+      </w:r>
+      <w:r>
+        <w:br/>
+      </w:r>
+      <w:r>
+        <w:rPr>
+          <w:rStyle w:val="FunctionTok"/>
+        </w:rPr>
+        <w:t xml:space="preserve">legal_form</w:t>
+      </w:r>
+      <w:r>
+        <w:rPr>
+          <w:rStyle w:val="KeywordTok"/>
+        </w:rPr>
+        <w:t xml:space="preserve">:</w:t>
+      </w:r>
+      <w:r>
+        <w:rPr>
+          <w:rStyle w:val="AttributeTok"/>
+        </w:rPr>
+        <w:t xml:space="preserve"> Stiftung</w:t>
+      </w:r>
+      <w:r>
+        <w:br/>
+      </w:r>
+      <w:r>
+        <w:rPr>
+          <w:rStyle w:val="FunctionTok"/>
+        </w:rPr>
+        <w:t xml:space="preserve">committee</w:t>
+      </w:r>
+      <w:r>
+        <w:rPr>
+          <w:rStyle w:val="KeywordTok"/>
+        </w:rPr>
+        <w:t xml:space="preserve">:</w:t>
+      </w:r>
+      <w:r>
+        <w:rPr>
+          <w:rStyle w:val="AttributeTok"/>
+        </w:rPr>
+        <w:t xml:space="preserve"> Stiftungsrat</w:t>
+      </w:r>
+      <w:r>
+        <w:br/>
+      </w:r>
+      <w:r>
+        <w:rPr>
+          <w:rStyle w:val="FunctionTok"/>
+        </w:rPr>
+        <w:t xml:space="preserve">function_role</w:t>
+      </w:r>
+      <w:r>
+        <w:rPr>
+          <w:rStyle w:val="KeywordTok"/>
+        </w:rPr>
+        <w:t xml:space="preserve">:</w:t>
+      </w:r>
+      <w:r>
+        <w:rPr>
+          <w:rStyle w:val="AttributeTok"/>
+        </w:rPr>
+        <w:t xml:space="preserve"> Vizepräsident</w:t>
+      </w:r>
+      <w:r>
+        <w:br/>
+      </w:r>
+      <w:r>
+        <w:rPr>
+          <w:rStyle w:val="FunctionTok"/>
+        </w:rPr>
+        <w:t xml:space="preserve">is_paid</w:t>
+      </w:r>
+      <w:r>
+        <w:rPr>
+          <w:rStyle w:val="KeywordTok"/>
+        </w:rPr>
+        <w:t xml:space="preserve">:</w:t>
+      </w:r>
+      <w:r>
+        <w:rPr>
+          <w:rStyle w:val="AttributeTok"/>
+        </w:rPr>
+        <w:t xml:space="preserve"> </w:t>
+      </w:r>
+      <w:r>
+        <w:rPr>
+          <w:rStyle w:val="CharTok"/>
+        </w:rPr>
+        <w:t xml:space="preserve">false</w:t>
+      </w:r>
+    </w:p>
     <w:p>
       <w:pPr>
         <w:numPr>
@@ -37009,7 +41384,7 @@
           <w:numId w:val="1031"/>
         </w:numPr>
       </w:pPr>
-      <w:hyperlink r:id="rId204">
+      <w:hyperlink r:id="rId218">
         <w:r>
           <w:rPr>
             <w:rStyle w:val="Hyperlink"/>
@@ -37025,7 +41400,7 @@
           <w:numId w:val="1031"/>
         </w:numPr>
       </w:pPr>
-      <w:hyperlink r:id="rId205">
+      <w:hyperlink r:id="rId219">
         <w:r>
           <w:rPr>
             <w:rStyle w:val="Hyperlink"/>
@@ -37034,8 +41409,9 @@
         </w:r>
       </w:hyperlink>
     </w:p>
-    <w:bookmarkEnd w:id="206"/>
-    <w:bookmarkEnd w:id="207"/>
+    <w:bookmarkEnd w:id="220"/>
+    <w:bookmarkEnd w:id="221"/>
+    <w:bookmarkEnd w:id="222"/>
     <w:sectPr>
       <w:headerReference r:id="rId9" w:type="even"/>
       <w:headerReference r:id="rId10" w:type="default"/>

--- a/ech-0294_actors/output/ech-0294_actors.docx
+++ b/ech-0294_actors/output/ech-0294_actors.docx
@@ -17422,7 +17422,28 @@
         <w:rPr>
           <w:rStyle w:val="FunctionTok"/>
         </w:rPr>
-        <w:t xml:space="preserve">concerned_person</w:t>
+        <w:t xml:space="preserve">person_reference</w:t>
+      </w:r>
+      <w:r>
+        <w:rPr>
+          <w:rStyle w:val="KeywordTok"/>
+        </w:rPr>
+        <w:t xml:space="preserve">:</w:t>
+      </w:r>
+      <w:r>
+        <w:br/>
+      </w:r>
+      <w:r>
+        <w:rPr>
+          <w:rStyle w:val="AttributeTok"/>
+        </w:rPr>
+        <w:t xml:space="preserve">      </w:t>
+      </w:r>
+      <w:r>
+        <w:rPr>
+          <w:rStyle w:val="FunctionTok"/>
+        </w:rPr>
+        <w:t xml:space="preserve">global_uri</w:t>
       </w:r>
       <w:r>
         <w:rPr>
@@ -17443,13 +17464,61 @@
         <w:rPr>
           <w:rStyle w:val="AttributeTok"/>
         </w:rPr>
+        <w:t xml:space="preserve">      </w:t>
+      </w:r>
+      <w:r>
+        <w:rPr>
+          <w:rStyle w:val="FunctionTok"/>
+        </w:rPr>
+        <w:t xml:space="preserve">label</w:t>
+      </w:r>
+      <w:r>
+        <w:rPr>
+          <w:rStyle w:val="KeywordTok"/>
+        </w:rPr>
+        <w:t xml:space="preserve">:</w:t>
+      </w:r>
+      <w:r>
+        <w:rPr>
+          <w:rStyle w:val="AttributeTok"/>
+        </w:rPr>
+        <w:t xml:space="preserve"> Beat Jans</w:t>
+      </w:r>
+      <w:r>
+        <w:br/>
+      </w:r>
+      <w:r>
+        <w:rPr>
+          <w:rStyle w:val="AttributeTok"/>
+        </w:rPr>
         <w:t xml:space="preserve">    </w:t>
       </w:r>
       <w:r>
         <w:rPr>
           <w:rStyle w:val="FunctionTok"/>
         </w:rPr>
-        <w:t xml:space="preserve">concerned_group</w:t>
+        <w:t xml:space="preserve">group_reference</w:t>
+      </w:r>
+      <w:r>
+        <w:rPr>
+          <w:rStyle w:val="KeywordTok"/>
+        </w:rPr>
+        <w:t xml:space="preserve">:</w:t>
+      </w:r>
+      <w:r>
+        <w:br/>
+      </w:r>
+      <w:r>
+        <w:rPr>
+          <w:rStyle w:val="AttributeTok"/>
+        </w:rPr>
+        <w:t xml:space="preserve">      </w:t>
+      </w:r>
+      <w:r>
+        <w:rPr>
+          <w:rStyle w:val="FunctionTok"/>
+        </w:rPr>
+        <w:t xml:space="preserve">global_uri</w:t>
       </w:r>
       <w:r>
         <w:rPr>
@@ -17462,6 +17531,33 @@
           <w:rStyle w:val="AttributeTok"/>
         </w:rPr>
         <w:t xml:space="preserve"> act:sp_basel_stadt</w:t>
+      </w:r>
+      <w:r>
+        <w:br/>
+      </w:r>
+      <w:r>
+        <w:rPr>
+          <w:rStyle w:val="AttributeTok"/>
+        </w:rPr>
+        <w:t xml:space="preserve">      </w:t>
+      </w:r>
+      <w:r>
+        <w:rPr>
+          <w:rStyle w:val="FunctionTok"/>
+        </w:rPr>
+        <w:t xml:space="preserve">label</w:t>
+      </w:r>
+      <w:r>
+        <w:rPr>
+          <w:rStyle w:val="KeywordTok"/>
+        </w:rPr>
+        <w:t xml:space="preserve">:</w:t>
+      </w:r>
+      <w:r>
+        <w:rPr>
+          <w:rStyle w:val="AttributeTok"/>
+        </w:rPr>
+        <w:t xml:space="preserve"> SP Basel-Stadt</w:t>
       </w:r>
       <w:r>
         <w:br/>
@@ -22005,7 +22101,7 @@
         <w:pStyle w:val="FirstParagraph"/>
       </w:pPr>
       <w:r>
-        <w:t xml:space="preserve">Eine Membership verknüpft Person und Gruppe über deren</w:t>
+        <w:t xml:space="preserve">Eine Membership verknüpft Person und Gruppe über eingebettete</w:t>
       </w:r>
       <w:r>
         <w:t xml:space="preserve"> </w:t>
@@ -22013,11 +22109,45 @@
       <w:r>
         <w:rPr>
           <w:rStyle w:val="VerbatimChar"/>
+          <w:bCs/>
+          <w:b/>
+        </w:rPr>
+        <w:t xml:space="preserve">PersonReference</w:t>
+      </w:r>
+      <w:r>
+        <w:t xml:space="preserve"> </w:t>
+      </w:r>
+      <w:r>
+        <w:t xml:space="preserve">/</w:t>
+      </w:r>
+      <w:r>
+        <w:t xml:space="preserve"> </w:t>
+      </w:r>
+      <w:r>
+        <w:rPr>
+          <w:rStyle w:val="VerbatimChar"/>
+          <w:bCs/>
+          <w:b/>
+        </w:rPr>
+        <w:t xml:space="preserve">GroupReference</w:t>
+      </w:r>
+      <w:r>
+        <w:t xml:space="preserve"> </w:t>
+      </w:r>
+      <w:r>
+        <w:t xml:space="preserve">(Snapshot zum Zeitpunkt der Verknüpfung, jeweils mit</w:t>
+      </w:r>
+      <w:r>
+        <w:t xml:space="preserve"> </w:t>
+      </w:r>
+      <w:r>
+        <w:rPr>
+          <w:rStyle w:val="VerbatimChar"/>
         </w:rPr>
         <w:t xml:space="preserve">global_uri</w:t>
       </w:r>
       <w:r>
-        <w:t xml:space="preserve">:</w:t>
+        <w:t xml:space="preserve">):</w:t>
       </w:r>
     </w:p>
     <w:tbl>
@@ -22151,19 +22281,19 @@
               <w:rPr>
                 <w:rStyle w:val="VerbatimChar"/>
               </w:rPr>
-              <w:t xml:space="preserve">concerned_person</w:t>
-            </w:r>
-          </w:p>
-        </w:tc>
-        <w:tc>
-          <w:tcPr/>
-          <w:p>
-            <w:pPr>
-              <w:pStyle w:val="Compact"/>
-              <w:jc w:val="left"/>
-            </w:pPr>
-            <w:r>
-              <w:t xml:space="preserve">URI</w:t>
+              <w:t xml:space="preserve">person_reference</w:t>
+            </w:r>
+          </w:p>
+        </w:tc>
+        <w:tc>
+          <w:tcPr/>
+          <w:p>
+            <w:pPr>
+              <w:pStyle w:val="Compact"/>
+              <w:jc w:val="left"/>
+            </w:pPr>
+            <w:r>
+              <w:t xml:space="preserve">PersonReference</w:t>
             </w:r>
           </w:p>
         </w:tc>
@@ -22186,6 +22316,12 @@
               <w:pStyle w:val="Compact"/>
               <w:jc w:val="left"/>
             </w:pPr>
+            <w:r>
+              <w:t xml:space="preserve">Referenz auf die Person (mind.</w:t>
+            </w:r>
+            <w:r>
+              <w:t xml:space="preserve"> </w:t>
+            </w:r>
             <w:r>
               <w:rPr>
                 <w:rStyle w:val="VerbatimChar"/>
@@ -22193,39 +22329,48 @@
               <w:t xml:space="preserve">global_uri</w:t>
             </w:r>
             <w:r>
+              <w:t xml:space="preserve">, optional</w:t>
+            </w:r>
+            <w:r>
               <w:t xml:space="preserve"> </w:t>
             </w:r>
-            <w:r>
-              <w:t xml:space="preserve">der Person (z.B. Wikidata)</w:t>
-            </w:r>
-          </w:p>
-        </w:tc>
-      </w:tr>
-      <w:tr>
-        <w:tc>
-          <w:tcPr/>
-          <w:p>
-            <w:pPr>
-              <w:pStyle w:val="Compact"/>
-              <w:jc w:val="left"/>
-            </w:pPr>
             <w:r>
               <w:rPr>
                 <w:rStyle w:val="VerbatimChar"/>
               </w:rPr>
-              <w:t xml:space="preserve">concerned_group</w:t>
-            </w:r>
-          </w:p>
-        </w:tc>
-        <w:tc>
-          <w:tcPr/>
-          <w:p>
-            <w:pPr>
-              <w:pStyle w:val="Compact"/>
-              <w:jc w:val="left"/>
-            </w:pPr>
-            <w:r>
-              <w:t xml:space="preserve">URI</w:t>
+              <w:t xml:space="preserve">label</w:t>
+            </w:r>
+            <w:r>
+              <w:t xml:space="preserve">)</w:t>
+            </w:r>
+          </w:p>
+        </w:tc>
+      </w:tr>
+      <w:tr>
+        <w:tc>
+          <w:tcPr/>
+          <w:p>
+            <w:pPr>
+              <w:pStyle w:val="Compact"/>
+              <w:jc w:val="left"/>
+            </w:pPr>
+            <w:r>
+              <w:rPr>
+                <w:rStyle w:val="VerbatimChar"/>
+              </w:rPr>
+              <w:t xml:space="preserve">group_reference</w:t>
+            </w:r>
+          </w:p>
+        </w:tc>
+        <w:tc>
+          <w:tcPr/>
+          <w:p>
+            <w:pPr>
+              <w:pStyle w:val="Compact"/>
+              <w:jc w:val="left"/>
+            </w:pPr>
+            <w:r>
+              <w:t xml:space="preserve">GroupReference</w:t>
             </w:r>
           </w:p>
         </w:tc>
@@ -22248,6 +22393,12 @@
               <w:pStyle w:val="Compact"/>
               <w:jc w:val="left"/>
             </w:pPr>
+            <w:r>
+              <w:t xml:space="preserve">Referenz auf die Gruppe (mind.</w:t>
+            </w:r>
+            <w:r>
+              <w:t xml:space="preserve"> </w:t>
+            </w:r>
             <w:r>
               <w:rPr>
                 <w:rStyle w:val="VerbatimChar"/>
@@ -22255,10 +22406,19 @@
               <w:t xml:space="preserve">global_uri</w:t>
             </w:r>
             <w:r>
+              <w:t xml:space="preserve">, optional</w:t>
+            </w:r>
+            <w:r>
               <w:t xml:space="preserve"> </w:t>
             </w:r>
             <w:r>
-              <w:t xml:space="preserve">der Gruppe</w:t>
+              <w:rPr>
+                <w:rStyle w:val="VerbatimChar"/>
+              </w:rPr>
+              <w:t xml:space="preserve">label</w:t>
+            </w:r>
+            <w:r>
+              <w:t xml:space="preserve">)</w:t>
             </w:r>
           </w:p>
         </w:tc>
@@ -22305,7 +22465,28 @@
         <w:rPr>
           <w:rStyle w:val="FunctionTok"/>
         </w:rPr>
-        <w:t xml:space="preserve">concerned_person</w:t>
+        <w:t xml:space="preserve">person_reference</w:t>
+      </w:r>
+      <w:r>
+        <w:rPr>
+          <w:rStyle w:val="KeywordTok"/>
+        </w:rPr>
+        <w:t xml:space="preserve">:</w:t>
+      </w:r>
+      <w:r>
+        <w:br/>
+      </w:r>
+      <w:r>
+        <w:rPr>
+          <w:rStyle w:val="AttributeTok"/>
+        </w:rPr>
+        <w:t xml:space="preserve">  </w:t>
+      </w:r>
+      <w:r>
+        <w:rPr>
+          <w:rStyle w:val="FunctionTok"/>
+        </w:rPr>
+        <w:t xml:space="preserve">global_uri</w:t>
       </w:r>
       <w:r>
         <w:rPr>
@@ -22326,7 +22507,28 @@
         <w:rPr>
           <w:rStyle w:val="FunctionTok"/>
         </w:rPr>
-        <w:t xml:space="preserve">concerned_group</w:t>
+        <w:t xml:space="preserve">group_reference</w:t>
+      </w:r>
+      <w:r>
+        <w:rPr>
+          <w:rStyle w:val="KeywordTok"/>
+        </w:rPr>
+        <w:t xml:space="preserve">:</w:t>
+      </w:r>
+      <w:r>
+        <w:br/>
+      </w:r>
+      <w:r>
+        <w:rPr>
+          <w:rStyle w:val="AttributeTok"/>
+        </w:rPr>
+        <w:t xml:space="preserve">  </w:t>
+      </w:r>
+      <w:r>
+        <w:rPr>
+          <w:rStyle w:val="FunctionTok"/>
+        </w:rPr>
+        <w:t xml:space="preserve">global_uri</w:t>
       </w:r>
       <w:r>
         <w:rPr>
@@ -22380,7 +22582,28 @@
         <w:rPr>
           <w:rStyle w:val="FunctionTok"/>
         </w:rPr>
-        <w:t xml:space="preserve">concerned_person</w:t>
+        <w:t xml:space="preserve">person_reference</w:t>
+      </w:r>
+      <w:r>
+        <w:rPr>
+          <w:rStyle w:val="KeywordTok"/>
+        </w:rPr>
+        <w:t xml:space="preserve">:</w:t>
+      </w:r>
+      <w:r>
+        <w:br/>
+      </w:r>
+      <w:r>
+        <w:rPr>
+          <w:rStyle w:val="AttributeTok"/>
+        </w:rPr>
+        <w:t xml:space="preserve">  </w:t>
+      </w:r>
+      <w:r>
+        <w:rPr>
+          <w:rStyle w:val="FunctionTok"/>
+        </w:rPr>
+        <w:t xml:space="preserve">global_uri</w:t>
       </w:r>
       <w:r>
         <w:rPr>
@@ -22401,7 +22624,28 @@
         <w:rPr>
           <w:rStyle w:val="FunctionTok"/>
         </w:rPr>
-        <w:t xml:space="preserve">concerned_group</w:t>
+        <w:t xml:space="preserve">group_reference</w:t>
+      </w:r>
+      <w:r>
+        <w:rPr>
+          <w:rStyle w:val="KeywordTok"/>
+        </w:rPr>
+        <w:t xml:space="preserve">:</w:t>
+      </w:r>
+      <w:r>
+        <w:br/>
+      </w:r>
+      <w:r>
+        <w:rPr>
+          <w:rStyle w:val="AttributeTok"/>
+        </w:rPr>
+        <w:t xml:space="preserve">  </w:t>
+      </w:r>
+      <w:r>
+        <w:rPr>
+          <w:rStyle w:val="FunctionTok"/>
+        </w:rPr>
+        <w:t xml:space="preserve">global_uri</w:t>
       </w:r>
       <w:r>
         <w:rPr>
@@ -22696,90 +22940,72 @@
               <w:rPr>
                 <w:rStyle w:val="VerbatimChar"/>
               </w:rPr>
-              <w:t xml:space="preserve">concerned_person</w:t>
-            </w:r>
-          </w:p>
-        </w:tc>
-        <w:tc>
-          <w:tcPr/>
-          <w:p>
-            <w:pPr>
-              <w:pStyle w:val="Compact"/>
-              <w:jc w:val="left"/>
-            </w:pPr>
-            <w:r>
-              <w:t xml:space="preserve">URI</w:t>
-            </w:r>
-          </w:p>
-        </w:tc>
-        <w:tc>
-          <w:tcPr/>
-          <w:p>
-            <w:pPr>
-              <w:pStyle w:val="Compact"/>
-              <w:jc w:val="left"/>
-            </w:pPr>
-            <w:r>
-              <w:t xml:space="preserve">Referenz zur Person (</w:t>
-            </w:r>
+              <w:t xml:space="preserve">person_reference</w:t>
+            </w:r>
+          </w:p>
+        </w:tc>
+        <w:tc>
+          <w:tcPr/>
+          <w:p>
+            <w:pPr>
+              <w:pStyle w:val="Compact"/>
+              <w:jc w:val="left"/>
+            </w:pPr>
+            <w:r>
+              <w:t xml:space="preserve">PersonReference</w:t>
+            </w:r>
+          </w:p>
+        </w:tc>
+        <w:tc>
+          <w:tcPr/>
+          <w:p>
+            <w:pPr>
+              <w:pStyle w:val="Compact"/>
+              <w:jc w:val="left"/>
+            </w:pPr>
+            <w:r>
+              <w:t xml:space="preserve">Referenz zur Person</w:t>
+            </w:r>
+          </w:p>
+        </w:tc>
+      </w:tr>
+      <w:tr>
+        <w:tc>
+          <w:tcPr/>
+          <w:p>
+            <w:pPr>
+              <w:pStyle w:val="Compact"/>
+              <w:jc w:val="left"/>
+            </w:pPr>
             <w:r>
               <w:rPr>
                 <w:rStyle w:val="VerbatimChar"/>
               </w:rPr>
-              <w:t xml:space="preserve">global_uri</w:t>
-            </w:r>
-            <w:r>
-              <w:t xml:space="preserve">)</w:t>
-            </w:r>
-          </w:p>
-        </w:tc>
-      </w:tr>
-      <w:tr>
-        <w:tc>
-          <w:tcPr/>
-          <w:p>
-            <w:pPr>
-              <w:pStyle w:val="Compact"/>
-              <w:jc w:val="left"/>
-            </w:pPr>
-            <w:r>
-              <w:rPr>
-                <w:rStyle w:val="VerbatimChar"/>
-              </w:rPr>
-              <w:t xml:space="preserve">concerned_group</w:t>
-            </w:r>
-          </w:p>
-        </w:tc>
-        <w:tc>
-          <w:tcPr/>
-          <w:p>
-            <w:pPr>
-              <w:pStyle w:val="Compact"/>
-              <w:jc w:val="left"/>
-            </w:pPr>
-            <w:r>
-              <w:t xml:space="preserve">URI</w:t>
-            </w:r>
-          </w:p>
-        </w:tc>
-        <w:tc>
-          <w:tcPr/>
-          <w:p>
-            <w:pPr>
-              <w:pStyle w:val="Compact"/>
-              <w:jc w:val="left"/>
-            </w:pPr>
-            <w:r>
-              <w:t xml:space="preserve">Referenz zur Gruppe (</w:t>
-            </w:r>
-            <w:r>
-              <w:rPr>
-                <w:rStyle w:val="VerbatimChar"/>
-              </w:rPr>
-              <w:t xml:space="preserve">global_uri</w:t>
-            </w:r>
-            <w:r>
-              <w:t xml:space="preserve">)</w:t>
+              <w:t xml:space="preserve">group_reference</w:t>
+            </w:r>
+          </w:p>
+        </w:tc>
+        <w:tc>
+          <w:tcPr/>
+          <w:p>
+            <w:pPr>
+              <w:pStyle w:val="Compact"/>
+              <w:jc w:val="left"/>
+            </w:pPr>
+            <w:r>
+              <w:t xml:space="preserve">GroupReference</w:t>
+            </w:r>
+          </w:p>
+        </w:tc>
+        <w:tc>
+          <w:tcPr/>
+          <w:p>
+            <w:pPr>
+              <w:pStyle w:val="Compact"/>
+              <w:jc w:val="left"/>
+            </w:pPr>
+            <w:r>
+              <w:t xml:space="preserve">Referenz zur Gruppe</w:t>
             </w:r>
           </w:p>
         </w:tc>
@@ -23900,7 +24126,28 @@
         <w:rPr>
           <w:rStyle w:val="FunctionTok"/>
         </w:rPr>
-        <w:t xml:space="preserve">concerned_person</w:t>
+        <w:t xml:space="preserve">person_reference</w:t>
+      </w:r>
+      <w:r>
+        <w:rPr>
+          <w:rStyle w:val="KeywordTok"/>
+        </w:rPr>
+        <w:t xml:space="preserve">:</w:t>
+      </w:r>
+      <w:r>
+        <w:br/>
+      </w:r>
+      <w:r>
+        <w:rPr>
+          <w:rStyle w:val="AttributeTok"/>
+        </w:rPr>
+        <w:t xml:space="preserve">  </w:t>
+      </w:r>
+      <w:r>
+        <w:rPr>
+          <w:rStyle w:val="FunctionTok"/>
+        </w:rPr>
+        <w:t xml:space="preserve">global_uri</w:t>
       </w:r>
       <w:r>
         <w:rPr>
@@ -23921,7 +24168,28 @@
         <w:rPr>
           <w:rStyle w:val="FunctionTok"/>
         </w:rPr>
-        <w:t xml:space="preserve">concerned_group</w:t>
+        <w:t xml:space="preserve">group_reference</w:t>
+      </w:r>
+      <w:r>
+        <w:rPr>
+          <w:rStyle w:val="KeywordTok"/>
+        </w:rPr>
+        <w:t xml:space="preserve">:</w:t>
+      </w:r>
+      <w:r>
+        <w:br/>
+      </w:r>
+      <w:r>
+        <w:rPr>
+          <w:rStyle w:val="AttributeTok"/>
+        </w:rPr>
+        <w:t xml:space="preserve">  </w:t>
+      </w:r>
+      <w:r>
+        <w:rPr>
+          <w:rStyle w:val="FunctionTok"/>
+        </w:rPr>
+        <w:t xml:space="preserve">global_uri</w:t>
       </w:r>
       <w:r>
         <w:rPr>
@@ -24097,7 +24365,28 @@
         <w:rPr>
           <w:rStyle w:val="FunctionTok"/>
         </w:rPr>
-        <w:t xml:space="preserve">concerned_person</w:t>
+        <w:t xml:space="preserve">person_reference</w:t>
+      </w:r>
+      <w:r>
+        <w:rPr>
+          <w:rStyle w:val="KeywordTok"/>
+        </w:rPr>
+        <w:t xml:space="preserve">:</w:t>
+      </w:r>
+      <w:r>
+        <w:br/>
+      </w:r>
+      <w:r>
+        <w:rPr>
+          <w:rStyle w:val="AttributeTok"/>
+        </w:rPr>
+        <w:t xml:space="preserve">  </w:t>
+      </w:r>
+      <w:r>
+        <w:rPr>
+          <w:rStyle w:val="FunctionTok"/>
+        </w:rPr>
+        <w:t xml:space="preserve">global_uri</w:t>
       </w:r>
       <w:r>
         <w:rPr>
@@ -24118,7 +24407,28 @@
         <w:rPr>
           <w:rStyle w:val="FunctionTok"/>
         </w:rPr>
-        <w:t xml:space="preserve">concerned_group</w:t>
+        <w:t xml:space="preserve">group_reference</w:t>
+      </w:r>
+      <w:r>
+        <w:rPr>
+          <w:rStyle w:val="KeywordTok"/>
+        </w:rPr>
+        <w:t xml:space="preserve">:</w:t>
+      </w:r>
+      <w:r>
+        <w:br/>
+      </w:r>
+      <w:r>
+        <w:rPr>
+          <w:rStyle w:val="AttributeTok"/>
+        </w:rPr>
+        <w:t xml:space="preserve">  </w:t>
+      </w:r>
+      <w:r>
+        <w:rPr>
+          <w:rStyle w:val="FunctionTok"/>
+        </w:rPr>
+        <w:t xml:space="preserve">global_uri</w:t>
       </w:r>
       <w:r>
         <w:rPr>
@@ -25091,7 +25401,28 @@
         <w:rPr>
           <w:rStyle w:val="FunctionTok"/>
         </w:rPr>
-        <w:t xml:space="preserve">concerned_person</w:t>
+        <w:t xml:space="preserve">person_reference</w:t>
+      </w:r>
+      <w:r>
+        <w:rPr>
+          <w:rStyle w:val="KeywordTok"/>
+        </w:rPr>
+        <w:t xml:space="preserve">:</w:t>
+      </w:r>
+      <w:r>
+        <w:br/>
+      </w:r>
+      <w:r>
+        <w:rPr>
+          <w:rStyle w:val="AttributeTok"/>
+        </w:rPr>
+        <w:t xml:space="preserve">      </w:t>
+      </w:r>
+      <w:r>
+        <w:rPr>
+          <w:rStyle w:val="FunctionTok"/>
+        </w:rPr>
+        <w:t xml:space="preserve">global_uri</w:t>
       </w:r>
       <w:r>
         <w:rPr>
@@ -25118,7 +25449,28 @@
         <w:rPr>
           <w:rStyle w:val="FunctionTok"/>
         </w:rPr>
-        <w:t xml:space="preserve">concerned_group</w:t>
+        <w:t xml:space="preserve">group_reference</w:t>
+      </w:r>
+      <w:r>
+        <w:rPr>
+          <w:rStyle w:val="KeywordTok"/>
+        </w:rPr>
+        <w:t xml:space="preserve">:</w:t>
+      </w:r>
+      <w:r>
+        <w:br/>
+      </w:r>
+      <w:r>
+        <w:rPr>
+          <w:rStyle w:val="AttributeTok"/>
+        </w:rPr>
+        <w:t xml:space="preserve">      </w:t>
+      </w:r>
+      <w:r>
+        <w:rPr>
+          <w:rStyle w:val="FunctionTok"/>
+        </w:rPr>
+        <w:t xml:space="preserve">global_uri</w:t>
       </w:r>
       <w:r>
         <w:rPr>
@@ -25304,7 +25656,28 @@
         <w:rPr>
           <w:rStyle w:val="FunctionTok"/>
         </w:rPr>
-        <w:t xml:space="preserve">concerned_person</w:t>
+        <w:t xml:space="preserve">person_reference</w:t>
+      </w:r>
+      <w:r>
+        <w:rPr>
+          <w:rStyle w:val="KeywordTok"/>
+        </w:rPr>
+        <w:t xml:space="preserve">:</w:t>
+      </w:r>
+      <w:r>
+        <w:br/>
+      </w:r>
+      <w:r>
+        <w:rPr>
+          <w:rStyle w:val="AttributeTok"/>
+        </w:rPr>
+        <w:t xml:space="preserve">      </w:t>
+      </w:r>
+      <w:r>
+        <w:rPr>
+          <w:rStyle w:val="FunctionTok"/>
+        </w:rPr>
+        <w:t xml:space="preserve">global_uri</w:t>
       </w:r>
       <w:r>
         <w:rPr>
@@ -25331,7 +25704,28 @@
         <w:rPr>
           <w:rStyle w:val="FunctionTok"/>
         </w:rPr>
-        <w:t xml:space="preserve">concerned_group</w:t>
+        <w:t xml:space="preserve">group_reference</w:t>
+      </w:r>
+      <w:r>
+        <w:rPr>
+          <w:rStyle w:val="KeywordTok"/>
+        </w:rPr>
+        <w:t xml:space="preserve">:</w:t>
+      </w:r>
+      <w:r>
+        <w:br/>
+      </w:r>
+      <w:r>
+        <w:rPr>
+          <w:rStyle w:val="AttributeTok"/>
+        </w:rPr>
+        <w:t xml:space="preserve">      </w:t>
+      </w:r>
+      <w:r>
+        <w:rPr>
+          <w:rStyle w:val="FunctionTok"/>
+        </w:rPr>
+        <w:t xml:space="preserve">global_uri</w:t>
       </w:r>
       <w:r>
         <w:rPr>
@@ -25550,7 +25944,28 @@
         <w:rPr>
           <w:rStyle w:val="FunctionTok"/>
         </w:rPr>
-        <w:t xml:space="preserve">concerned_person</w:t>
+        <w:t xml:space="preserve">person_reference</w:t>
+      </w:r>
+      <w:r>
+        <w:rPr>
+          <w:rStyle w:val="KeywordTok"/>
+        </w:rPr>
+        <w:t xml:space="preserve">:</w:t>
+      </w:r>
+      <w:r>
+        <w:br/>
+      </w:r>
+      <w:r>
+        <w:rPr>
+          <w:rStyle w:val="AttributeTok"/>
+        </w:rPr>
+        <w:t xml:space="preserve">      </w:t>
+      </w:r>
+      <w:r>
+        <w:rPr>
+          <w:rStyle w:val="FunctionTok"/>
+        </w:rPr>
+        <w:t xml:space="preserve">global_uri</w:t>
       </w:r>
       <w:r>
         <w:rPr>
@@ -25577,7 +25992,28 @@
         <w:rPr>
           <w:rStyle w:val="FunctionTok"/>
         </w:rPr>
-        <w:t xml:space="preserve">concerned_group</w:t>
+        <w:t xml:space="preserve">group_reference</w:t>
+      </w:r>
+      <w:r>
+        <w:rPr>
+          <w:rStyle w:val="KeywordTok"/>
+        </w:rPr>
+        <w:t xml:space="preserve">:</w:t>
+      </w:r>
+      <w:r>
+        <w:br/>
+      </w:r>
+      <w:r>
+        <w:rPr>
+          <w:rStyle w:val="AttributeTok"/>
+        </w:rPr>
+        <w:t xml:space="preserve">      </w:t>
+      </w:r>
+      <w:r>
+        <w:rPr>
+          <w:rStyle w:val="FunctionTok"/>
+        </w:rPr>
+        <w:t xml:space="preserve">global_uri</w:t>
       </w:r>
       <w:r>
         <w:rPr>
@@ -25763,7 +26199,28 @@
         <w:rPr>
           <w:rStyle w:val="FunctionTok"/>
         </w:rPr>
-        <w:t xml:space="preserve">concerned_person</w:t>
+        <w:t xml:space="preserve">person_reference</w:t>
+      </w:r>
+      <w:r>
+        <w:rPr>
+          <w:rStyle w:val="KeywordTok"/>
+        </w:rPr>
+        <w:t xml:space="preserve">:</w:t>
+      </w:r>
+      <w:r>
+        <w:br/>
+      </w:r>
+      <w:r>
+        <w:rPr>
+          <w:rStyle w:val="AttributeTok"/>
+        </w:rPr>
+        <w:t xml:space="preserve">      </w:t>
+      </w:r>
+      <w:r>
+        <w:rPr>
+          <w:rStyle w:val="FunctionTok"/>
+        </w:rPr>
+        <w:t xml:space="preserve">global_uri</w:t>
       </w:r>
       <w:r>
         <w:rPr>
@@ -25790,7 +26247,28 @@
         <w:rPr>
           <w:rStyle w:val="FunctionTok"/>
         </w:rPr>
-        <w:t xml:space="preserve">concerned_group</w:t>
+        <w:t xml:space="preserve">group_reference</w:t>
+      </w:r>
+      <w:r>
+        <w:rPr>
+          <w:rStyle w:val="KeywordTok"/>
+        </w:rPr>
+        <w:t xml:space="preserve">:</w:t>
+      </w:r>
+      <w:r>
+        <w:br/>
+      </w:r>
+      <w:r>
+        <w:rPr>
+          <w:rStyle w:val="AttributeTok"/>
+        </w:rPr>
+        <w:t xml:space="preserve">      </w:t>
+      </w:r>
+      <w:r>
+        <w:rPr>
+          <w:rStyle w:val="FunctionTok"/>
+        </w:rPr>
+        <w:t xml:space="preserve">global_uri</w:t>
       </w:r>
       <w:r>
         <w:rPr>
@@ -26056,7 +26534,28 @@
         <w:rPr>
           <w:rStyle w:val="FunctionTok"/>
         </w:rPr>
-        <w:t xml:space="preserve">concerned_person</w:t>
+        <w:t xml:space="preserve">person_reference</w:t>
+      </w:r>
+      <w:r>
+        <w:rPr>
+          <w:rStyle w:val="KeywordTok"/>
+        </w:rPr>
+        <w:t xml:space="preserve">:</w:t>
+      </w:r>
+      <w:r>
+        <w:br/>
+      </w:r>
+      <w:r>
+        <w:rPr>
+          <w:rStyle w:val="AttributeTok"/>
+        </w:rPr>
+        <w:t xml:space="preserve">    </w:t>
+      </w:r>
+      <w:r>
+        <w:rPr>
+          <w:rStyle w:val="FunctionTok"/>
+        </w:rPr>
+        <w:t xml:space="preserve">global_uri</w:t>
       </w:r>
       <w:r>
         <w:rPr>
@@ -26083,7 +26582,28 @@
         <w:rPr>
           <w:rStyle w:val="FunctionTok"/>
         </w:rPr>
-        <w:t xml:space="preserve">concerned_group</w:t>
+        <w:t xml:space="preserve">group_reference</w:t>
+      </w:r>
+      <w:r>
+        <w:rPr>
+          <w:rStyle w:val="KeywordTok"/>
+        </w:rPr>
+        <w:t xml:space="preserve">:</w:t>
+      </w:r>
+      <w:r>
+        <w:br/>
+      </w:r>
+      <w:r>
+        <w:rPr>
+          <w:rStyle w:val="AttributeTok"/>
+        </w:rPr>
+        <w:t xml:space="preserve">    </w:t>
+      </w:r>
+      <w:r>
+        <w:rPr>
+          <w:rStyle w:val="FunctionTok"/>
+        </w:rPr>
+        <w:t xml:space="preserve">global_uri</w:t>
       </w:r>
       <w:r>
         <w:rPr>
@@ -26230,7 +26750,28 @@
         <w:rPr>
           <w:rStyle w:val="FunctionTok"/>
         </w:rPr>
-        <w:t xml:space="preserve">concerned_person</w:t>
+        <w:t xml:space="preserve">person_reference</w:t>
+      </w:r>
+      <w:r>
+        <w:rPr>
+          <w:rStyle w:val="KeywordTok"/>
+        </w:rPr>
+        <w:t xml:space="preserve">:</w:t>
+      </w:r>
+      <w:r>
+        <w:br/>
+      </w:r>
+      <w:r>
+        <w:rPr>
+          <w:rStyle w:val="AttributeTok"/>
+        </w:rPr>
+        <w:t xml:space="preserve">    </w:t>
+      </w:r>
+      <w:r>
+        <w:rPr>
+          <w:rStyle w:val="FunctionTok"/>
+        </w:rPr>
+        <w:t xml:space="preserve">global_uri</w:t>
       </w:r>
       <w:r>
         <w:rPr>
@@ -26257,7 +26798,28 @@
         <w:rPr>
           <w:rStyle w:val="FunctionTok"/>
         </w:rPr>
-        <w:t xml:space="preserve">concerned_group</w:t>
+        <w:t xml:space="preserve">group_reference</w:t>
+      </w:r>
+      <w:r>
+        <w:rPr>
+          <w:rStyle w:val="KeywordTok"/>
+        </w:rPr>
+        <w:t xml:space="preserve">:</w:t>
+      </w:r>
+      <w:r>
+        <w:br/>
+      </w:r>
+      <w:r>
+        <w:rPr>
+          <w:rStyle w:val="AttributeTok"/>
+        </w:rPr>
+        <w:t xml:space="preserve">    </w:t>
+      </w:r>
+      <w:r>
+        <w:rPr>
+          <w:rStyle w:val="FunctionTok"/>
+        </w:rPr>
+        <w:t xml:space="preserve">global_uri</w:t>
       </w:r>
       <w:r>
         <w:rPr>
@@ -26443,7 +27005,28 @@
         <w:rPr>
           <w:rStyle w:val="FunctionTok"/>
         </w:rPr>
-        <w:t xml:space="preserve">concerned_person</w:t>
+        <w:t xml:space="preserve">person_reference</w:t>
+      </w:r>
+      <w:r>
+        <w:rPr>
+          <w:rStyle w:val="KeywordTok"/>
+        </w:rPr>
+        <w:t xml:space="preserve">:</w:t>
+      </w:r>
+      <w:r>
+        <w:br/>
+      </w:r>
+      <w:r>
+        <w:rPr>
+          <w:rStyle w:val="AttributeTok"/>
+        </w:rPr>
+        <w:t xml:space="preserve">    </w:t>
+      </w:r>
+      <w:r>
+        <w:rPr>
+          <w:rStyle w:val="FunctionTok"/>
+        </w:rPr>
+        <w:t xml:space="preserve">global_uri</w:t>
       </w:r>
       <w:r>
         <w:rPr>
@@ -26470,7 +27053,28 @@
         <w:rPr>
           <w:rStyle w:val="FunctionTok"/>
         </w:rPr>
-        <w:t xml:space="preserve">concerned_group</w:t>
+        <w:t xml:space="preserve">group_reference</w:t>
+      </w:r>
+      <w:r>
+        <w:rPr>
+          <w:rStyle w:val="KeywordTok"/>
+        </w:rPr>
+        <w:t xml:space="preserve">:</w:t>
+      </w:r>
+      <w:r>
+        <w:br/>
+      </w:r>
+      <w:r>
+        <w:rPr>
+          <w:rStyle w:val="AttributeTok"/>
+        </w:rPr>
+        <w:t xml:space="preserve">    </w:t>
+      </w:r>
+      <w:r>
+        <w:rPr>
+          <w:rStyle w:val="FunctionTok"/>
+        </w:rPr>
+        <w:t xml:space="preserve">global_uri</w:t>
       </w:r>
       <w:r>
         <w:rPr>
@@ -26677,7 +27281,28 @@
         <w:rPr>
           <w:rStyle w:val="FunctionTok"/>
         </w:rPr>
-        <w:t xml:space="preserve">concerned_person</w:t>
+        <w:t xml:space="preserve">person_reference</w:t>
+      </w:r>
+      <w:r>
+        <w:rPr>
+          <w:rStyle w:val="KeywordTok"/>
+        </w:rPr>
+        <w:t xml:space="preserve">:</w:t>
+      </w:r>
+      <w:r>
+        <w:br/>
+      </w:r>
+      <w:r>
+        <w:rPr>
+          <w:rStyle w:val="AttributeTok"/>
+        </w:rPr>
+        <w:t xml:space="preserve">    </w:t>
+      </w:r>
+      <w:r>
+        <w:rPr>
+          <w:rStyle w:val="FunctionTok"/>
+        </w:rPr>
+        <w:t xml:space="preserve">global_uri</w:t>
       </w:r>
       <w:r>
         <w:rPr>
@@ -26704,7 +27329,28 @@
         <w:rPr>
           <w:rStyle w:val="FunctionTok"/>
         </w:rPr>
-        <w:t xml:space="preserve">concerned_group</w:t>
+        <w:t xml:space="preserve">group_reference</w:t>
+      </w:r>
+      <w:r>
+        <w:rPr>
+          <w:rStyle w:val="KeywordTok"/>
+        </w:rPr>
+        <w:t xml:space="preserve">:</w:t>
+      </w:r>
+      <w:r>
+        <w:br/>
+      </w:r>
+      <w:r>
+        <w:rPr>
+          <w:rStyle w:val="AttributeTok"/>
+        </w:rPr>
+        <w:t xml:space="preserve">    </w:t>
+      </w:r>
+      <w:r>
+        <w:rPr>
+          <w:rStyle w:val="FunctionTok"/>
+        </w:rPr>
+        <w:t xml:space="preserve">global_uri</w:t>
       </w:r>
       <w:r>
         <w:rPr>
@@ -26893,7 +27539,28 @@
         <w:rPr>
           <w:rStyle w:val="FunctionTok"/>
         </w:rPr>
-        <w:t xml:space="preserve">concerned_person</w:t>
+        <w:t xml:space="preserve">person_reference</w:t>
+      </w:r>
+      <w:r>
+        <w:rPr>
+          <w:rStyle w:val="KeywordTok"/>
+        </w:rPr>
+        <w:t xml:space="preserve">:</w:t>
+      </w:r>
+      <w:r>
+        <w:br/>
+      </w:r>
+      <w:r>
+        <w:rPr>
+          <w:rStyle w:val="AttributeTok"/>
+        </w:rPr>
+        <w:t xml:space="preserve">    </w:t>
+      </w:r>
+      <w:r>
+        <w:rPr>
+          <w:rStyle w:val="FunctionTok"/>
+        </w:rPr>
+        <w:t xml:space="preserve">global_uri</w:t>
       </w:r>
       <w:r>
         <w:rPr>
@@ -26920,7 +27587,28 @@
         <w:rPr>
           <w:rStyle w:val="FunctionTok"/>
         </w:rPr>
-        <w:t xml:space="preserve">concerned_group</w:t>
+        <w:t xml:space="preserve">group_reference</w:t>
+      </w:r>
+      <w:r>
+        <w:rPr>
+          <w:rStyle w:val="KeywordTok"/>
+        </w:rPr>
+        <w:t xml:space="preserve">:</w:t>
+      </w:r>
+      <w:r>
+        <w:br/>
+      </w:r>
+      <w:r>
+        <w:rPr>
+          <w:rStyle w:val="AttributeTok"/>
+        </w:rPr>
+        <w:t xml:space="preserve">    </w:t>
+      </w:r>
+      <w:r>
+        <w:rPr>
+          <w:rStyle w:val="FunctionTok"/>
+        </w:rPr>
+        <w:t xml:space="preserve">global_uri</w:t>
       </w:r>
       <w:r>
         <w:rPr>
@@ -27094,7 +27782,28 @@
         <w:rPr>
           <w:rStyle w:val="FunctionTok"/>
         </w:rPr>
-        <w:t xml:space="preserve">concerned_person</w:t>
+        <w:t xml:space="preserve">person_reference</w:t>
+      </w:r>
+      <w:r>
+        <w:rPr>
+          <w:rStyle w:val="KeywordTok"/>
+        </w:rPr>
+        <w:t xml:space="preserve">:</w:t>
+      </w:r>
+      <w:r>
+        <w:br/>
+      </w:r>
+      <w:r>
+        <w:rPr>
+          <w:rStyle w:val="AttributeTok"/>
+        </w:rPr>
+        <w:t xml:space="preserve">    </w:t>
+      </w:r>
+      <w:r>
+        <w:rPr>
+          <w:rStyle w:val="FunctionTok"/>
+        </w:rPr>
+        <w:t xml:space="preserve">global_uri</w:t>
       </w:r>
       <w:r>
         <w:rPr>
@@ -27121,7 +27830,28 @@
         <w:rPr>
           <w:rStyle w:val="FunctionTok"/>
         </w:rPr>
-        <w:t xml:space="preserve">concerned_group</w:t>
+        <w:t xml:space="preserve">group_reference</w:t>
+      </w:r>
+      <w:r>
+        <w:rPr>
+          <w:rStyle w:val="KeywordTok"/>
+        </w:rPr>
+        <w:t xml:space="preserve">:</w:t>
+      </w:r>
+      <w:r>
+        <w:br/>
+      </w:r>
+      <w:r>
+        <w:rPr>
+          <w:rStyle w:val="AttributeTok"/>
+        </w:rPr>
+        <w:t xml:space="preserve">    </w:t>
+      </w:r>
+      <w:r>
+        <w:rPr>
+          <w:rStyle w:val="FunctionTok"/>
+        </w:rPr>
+        <w:t xml:space="preserve">global_uri</w:t>
       </w:r>
       <w:r>
         <w:rPr>
@@ -27587,7 +28317,28 @@
         <w:rPr>
           <w:rStyle w:val="FunctionTok"/>
         </w:rPr>
-        <w:t xml:space="preserve">concerned_person</w:t>
+        <w:t xml:space="preserve">person_reference</w:t>
+      </w:r>
+      <w:r>
+        <w:rPr>
+          <w:rStyle w:val="KeywordTok"/>
+        </w:rPr>
+        <w:t xml:space="preserve">:</w:t>
+      </w:r>
+      <w:r>
+        <w:br/>
+      </w:r>
+      <w:r>
+        <w:rPr>
+          <w:rStyle w:val="AttributeTok"/>
+        </w:rPr>
+        <w:t xml:space="preserve">      </w:t>
+      </w:r>
+      <w:r>
+        <w:rPr>
+          <w:rStyle w:val="FunctionTok"/>
+        </w:rPr>
+        <w:t xml:space="preserve">global_uri</w:t>
       </w:r>
       <w:r>
         <w:rPr>
@@ -27614,7 +28365,28 @@
         <w:rPr>
           <w:rStyle w:val="FunctionTok"/>
         </w:rPr>
-        <w:t xml:space="preserve">concerned_group</w:t>
+        <w:t xml:space="preserve">group_reference</w:t>
+      </w:r>
+      <w:r>
+        <w:rPr>
+          <w:rStyle w:val="KeywordTok"/>
+        </w:rPr>
+        <w:t xml:space="preserve">:</w:t>
+      </w:r>
+      <w:r>
+        <w:br/>
+      </w:r>
+      <w:r>
+        <w:rPr>
+          <w:rStyle w:val="AttributeTok"/>
+        </w:rPr>
+        <w:t xml:space="preserve">      </w:t>
+      </w:r>
+      <w:r>
+        <w:rPr>
+          <w:rStyle w:val="FunctionTok"/>
+        </w:rPr>
+        <w:t xml:space="preserve">global_uri</w:t>
       </w:r>
       <w:r>
         <w:rPr>
@@ -27794,7 +28566,7 @@
         <w:rPr>
           <w:rStyle w:val="VerbatimChar"/>
         </w:rPr>
-        <w:t xml:space="preserve">    act:concernedGroup act:sp_basel_stadt ;</w:t>
+        <w:t xml:space="preserve">    act:groupReference act:sp_basel_stadt ;</w:t>
       </w:r>
       <w:r>
         <w:br/>
@@ -27803,7 +28575,7 @@
         <w:rPr>
           <w:rStyle w:val="VerbatimChar"/>
         </w:rPr>
-        <w:t xml:space="preserve">    act:concernedPerson ?person ;</w:t>
+        <w:t xml:space="preserve">    act:personReference ?person ;</w:t>
       </w:r>
       <w:r>
         <w:br/>
@@ -27880,7 +28652,7 @@
         <w:rPr>
           <w:rStyle w:val="VerbatimChar"/>
         </w:rPr>
-        <w:t xml:space="preserve">    act:concernedPerson &lt;https://www.wikidata.org/wiki/Q813067&gt; ;</w:t>
+        <w:t xml:space="preserve">    act:personReference &lt;https://www.wikidata.org/wiki/Q813067&gt; ;</w:t>
       </w:r>
       <w:r>
         <w:br/>
@@ -27889,7 +28661,7 @@
         <w:rPr>
           <w:rStyle w:val="VerbatimChar"/>
         </w:rPr>
-        <w:t xml:space="preserve">    act:concernedGroup ?group ;</w:t>
+        <w:t xml:space="preserve">    act:groupReference ?group ;</w:t>
       </w:r>
       <w:r>
         <w:br/>
@@ -27968,7 +28740,28 @@
         <w:rPr>
           <w:rStyle w:val="FunctionTok"/>
         </w:rPr>
-        <w:t xml:space="preserve">concerned_person</w:t>
+        <w:t xml:space="preserve">person_reference</w:t>
+      </w:r>
+      <w:r>
+        <w:rPr>
+          <w:rStyle w:val="KeywordTok"/>
+        </w:rPr>
+        <w:t xml:space="preserve">:</w:t>
+      </w:r>
+      <w:r>
+        <w:br/>
+      </w:r>
+      <w:r>
+        <w:rPr>
+          <w:rStyle w:val="AttributeTok"/>
+        </w:rPr>
+        <w:t xml:space="preserve">  </w:t>
+      </w:r>
+      <w:r>
+        <w:rPr>
+          <w:rStyle w:val="FunctionTok"/>
+        </w:rPr>
+        <w:t xml:space="preserve">global_uri</w:t>
       </w:r>
       <w:r>
         <w:rPr>
@@ -27989,7 +28782,28 @@
         <w:rPr>
           <w:rStyle w:val="FunctionTok"/>
         </w:rPr>
-        <w:t xml:space="preserve">concerned_group</w:t>
+        <w:t xml:space="preserve">group_reference</w:t>
+      </w:r>
+      <w:r>
+        <w:rPr>
+          <w:rStyle w:val="KeywordTok"/>
+        </w:rPr>
+        <w:t xml:space="preserve">:</w:t>
+      </w:r>
+      <w:r>
+        <w:br/>
+      </w:r>
+      <w:r>
+        <w:rPr>
+          <w:rStyle w:val="AttributeTok"/>
+        </w:rPr>
+        <w:t xml:space="preserve">  </w:t>
+      </w:r>
+      <w:r>
+        <w:rPr>
+          <w:rStyle w:val="FunctionTok"/>
+        </w:rPr>
+        <w:t xml:space="preserve">global_uri</w:t>
       </w:r>
       <w:r>
         <w:rPr>
@@ -28250,7 +29064,28 @@
         <w:rPr>
           <w:rStyle w:val="FunctionTok"/>
         </w:rPr>
-        <w:t xml:space="preserve">concerned_person</w:t>
+        <w:t xml:space="preserve">person_reference</w:t>
+      </w:r>
+      <w:r>
+        <w:rPr>
+          <w:rStyle w:val="KeywordTok"/>
+        </w:rPr>
+        <w:t xml:space="preserve">:</w:t>
+      </w:r>
+      <w:r>
+        <w:br/>
+      </w:r>
+      <w:r>
+        <w:rPr>
+          <w:rStyle w:val="AttributeTok"/>
+        </w:rPr>
+        <w:t xml:space="preserve">  </w:t>
+      </w:r>
+      <w:r>
+        <w:rPr>
+          <w:rStyle w:val="FunctionTok"/>
+        </w:rPr>
+        <w:t xml:space="preserve">global_uri</w:t>
       </w:r>
       <w:r>
         <w:rPr>
@@ -28271,7 +29106,28 @@
         <w:rPr>
           <w:rStyle w:val="FunctionTok"/>
         </w:rPr>
-        <w:t xml:space="preserve">concerned_group</w:t>
+        <w:t xml:space="preserve">group_reference</w:t>
+      </w:r>
+      <w:r>
+        <w:rPr>
+          <w:rStyle w:val="KeywordTok"/>
+        </w:rPr>
+        <w:t xml:space="preserve">:</w:t>
+      </w:r>
+      <w:r>
+        <w:br/>
+      </w:r>
+      <w:r>
+        <w:rPr>
+          <w:rStyle w:val="AttributeTok"/>
+        </w:rPr>
+        <w:t xml:space="preserve">  </w:t>
+      </w:r>
+      <w:r>
+        <w:rPr>
+          <w:rStyle w:val="FunctionTok"/>
+        </w:rPr>
+        <w:t xml:space="preserve">global_uri</w:t>
       </w:r>
       <w:r>
         <w:rPr>
@@ -28463,7 +29319,28 @@
         <w:rPr>
           <w:rStyle w:val="FunctionTok"/>
         </w:rPr>
-        <w:t xml:space="preserve">concerned_person</w:t>
+        <w:t xml:space="preserve">person_reference</w:t>
+      </w:r>
+      <w:r>
+        <w:rPr>
+          <w:rStyle w:val="KeywordTok"/>
+        </w:rPr>
+        <w:t xml:space="preserve">:</w:t>
+      </w:r>
+      <w:r>
+        <w:br/>
+      </w:r>
+      <w:r>
+        <w:rPr>
+          <w:rStyle w:val="AttributeTok"/>
+        </w:rPr>
+        <w:t xml:space="preserve">  </w:t>
+      </w:r>
+      <w:r>
+        <w:rPr>
+          <w:rStyle w:val="FunctionTok"/>
+        </w:rPr>
+        <w:t xml:space="preserve">global_uri</w:t>
       </w:r>
       <w:r>
         <w:rPr>
@@ -28484,7 +29361,28 @@
         <w:rPr>
           <w:rStyle w:val="FunctionTok"/>
         </w:rPr>
-        <w:t xml:space="preserve">concerned_group</w:t>
+        <w:t xml:space="preserve">group_reference</w:t>
+      </w:r>
+      <w:r>
+        <w:rPr>
+          <w:rStyle w:val="KeywordTok"/>
+        </w:rPr>
+        <w:t xml:space="preserve">:</w:t>
+      </w:r>
+      <w:r>
+        <w:br/>
+      </w:r>
+      <w:r>
+        <w:rPr>
+          <w:rStyle w:val="AttributeTok"/>
+        </w:rPr>
+        <w:t xml:space="preserve">  </w:t>
+      </w:r>
+      <w:r>
+        <w:rPr>
+          <w:rStyle w:val="FunctionTok"/>
+        </w:rPr>
+        <w:t xml:space="preserve">global_uri</w:t>
       </w:r>
       <w:r>
         <w:rPr>
@@ -28703,7 +29601,28 @@
         <w:rPr>
           <w:rStyle w:val="FunctionTok"/>
         </w:rPr>
-        <w:t xml:space="preserve">concerned_person</w:t>
+        <w:t xml:space="preserve">person_reference</w:t>
+      </w:r>
+      <w:r>
+        <w:rPr>
+          <w:rStyle w:val="KeywordTok"/>
+        </w:rPr>
+        <w:t xml:space="preserve">:</w:t>
+      </w:r>
+      <w:r>
+        <w:br/>
+      </w:r>
+      <w:r>
+        <w:rPr>
+          <w:rStyle w:val="AttributeTok"/>
+        </w:rPr>
+        <w:t xml:space="preserve">    </w:t>
+      </w:r>
+      <w:r>
+        <w:rPr>
+          <w:rStyle w:val="FunctionTok"/>
+        </w:rPr>
+        <w:t xml:space="preserve">global_uri</w:t>
       </w:r>
       <w:r>
         <w:rPr>
@@ -28730,7 +29649,28 @@
         <w:rPr>
           <w:rStyle w:val="FunctionTok"/>
         </w:rPr>
-        <w:t xml:space="preserve">concerned_group</w:t>
+        <w:t xml:space="preserve">group_reference</w:t>
+      </w:r>
+      <w:r>
+        <w:rPr>
+          <w:rStyle w:val="KeywordTok"/>
+        </w:rPr>
+        <w:t xml:space="preserve">:</w:t>
+      </w:r>
+      <w:r>
+        <w:br/>
+      </w:r>
+      <w:r>
+        <w:rPr>
+          <w:rStyle w:val="AttributeTok"/>
+        </w:rPr>
+        <w:t xml:space="preserve">    </w:t>
+      </w:r>
+      <w:r>
+        <w:rPr>
+          <w:rStyle w:val="FunctionTok"/>
+        </w:rPr>
+        <w:t xml:space="preserve">global_uri</w:t>
       </w:r>
       <w:r>
         <w:rPr>
@@ -28910,7 +29850,28 @@
         <w:rPr>
           <w:rStyle w:val="FunctionTok"/>
         </w:rPr>
-        <w:t xml:space="preserve">concerned_person</w:t>
+        <w:t xml:space="preserve">person_reference</w:t>
+      </w:r>
+      <w:r>
+        <w:rPr>
+          <w:rStyle w:val="KeywordTok"/>
+        </w:rPr>
+        <w:t xml:space="preserve">:</w:t>
+      </w:r>
+      <w:r>
+        <w:br/>
+      </w:r>
+      <w:r>
+        <w:rPr>
+          <w:rStyle w:val="AttributeTok"/>
+        </w:rPr>
+        <w:t xml:space="preserve">    </w:t>
+      </w:r>
+      <w:r>
+        <w:rPr>
+          <w:rStyle w:val="FunctionTok"/>
+        </w:rPr>
+        <w:t xml:space="preserve">global_uri</w:t>
       </w:r>
       <w:r>
         <w:rPr>
@@ -28937,7 +29898,28 @@
         <w:rPr>
           <w:rStyle w:val="FunctionTok"/>
         </w:rPr>
-        <w:t xml:space="preserve">concerned_group</w:t>
+        <w:t xml:space="preserve">group_reference</w:t>
+      </w:r>
+      <w:r>
+        <w:rPr>
+          <w:rStyle w:val="KeywordTok"/>
+        </w:rPr>
+        <w:t xml:space="preserve">:</w:t>
+      </w:r>
+      <w:r>
+        <w:br/>
+      </w:r>
+      <w:r>
+        <w:rPr>
+          <w:rStyle w:val="AttributeTok"/>
+        </w:rPr>
+        <w:t xml:space="preserve">    </w:t>
+      </w:r>
+      <w:r>
+        <w:rPr>
+          <w:rStyle w:val="FunctionTok"/>
+        </w:rPr>
+        <w:t xml:space="preserve">global_uri</w:t>
       </w:r>
       <w:r>
         <w:rPr>
@@ -29117,7 +30099,28 @@
         <w:rPr>
           <w:rStyle w:val="FunctionTok"/>
         </w:rPr>
-        <w:t xml:space="preserve">concerned_person</w:t>
+        <w:t xml:space="preserve">person_reference</w:t>
+      </w:r>
+      <w:r>
+        <w:rPr>
+          <w:rStyle w:val="KeywordTok"/>
+        </w:rPr>
+        <w:t xml:space="preserve">:</w:t>
+      </w:r>
+      <w:r>
+        <w:br/>
+      </w:r>
+      <w:r>
+        <w:rPr>
+          <w:rStyle w:val="AttributeTok"/>
+        </w:rPr>
+        <w:t xml:space="preserve">    </w:t>
+      </w:r>
+      <w:r>
+        <w:rPr>
+          <w:rStyle w:val="FunctionTok"/>
+        </w:rPr>
+        <w:t xml:space="preserve">global_uri</w:t>
       </w:r>
       <w:r>
         <w:rPr>
@@ -29144,7 +30147,28 @@
         <w:rPr>
           <w:rStyle w:val="FunctionTok"/>
         </w:rPr>
-        <w:t xml:space="preserve">concerned_group</w:t>
+        <w:t xml:space="preserve">group_reference</w:t>
+      </w:r>
+      <w:r>
+        <w:rPr>
+          <w:rStyle w:val="KeywordTok"/>
+        </w:rPr>
+        <w:t xml:space="preserve">:</w:t>
+      </w:r>
+      <w:r>
+        <w:br/>
+      </w:r>
+      <w:r>
+        <w:rPr>
+          <w:rStyle w:val="AttributeTok"/>
+        </w:rPr>
+        <w:t xml:space="preserve">    </w:t>
+      </w:r>
+      <w:r>
+        <w:rPr>
+          <w:rStyle w:val="FunctionTok"/>
+        </w:rPr>
+        <w:t xml:space="preserve">global_uri</w:t>
       </w:r>
       <w:r>
         <w:rPr>
@@ -29360,7 +30384,28 @@
         <w:rPr>
           <w:rStyle w:val="FunctionTok"/>
         </w:rPr>
-        <w:t xml:space="preserve">concerned_person</w:t>
+        <w:t xml:space="preserve">person_reference</w:t>
+      </w:r>
+      <w:r>
+        <w:rPr>
+          <w:rStyle w:val="KeywordTok"/>
+        </w:rPr>
+        <w:t xml:space="preserve">:</w:t>
+      </w:r>
+      <w:r>
+        <w:br/>
+      </w:r>
+      <w:r>
+        <w:rPr>
+          <w:rStyle w:val="AttributeTok"/>
+        </w:rPr>
+        <w:t xml:space="preserve">  </w:t>
+      </w:r>
+      <w:r>
+        <w:rPr>
+          <w:rStyle w:val="FunctionTok"/>
+        </w:rPr>
+        <w:t xml:space="preserve">global_uri</w:t>
       </w:r>
       <w:r>
         <w:rPr>
@@ -29381,7 +30426,28 @@
         <w:rPr>
           <w:rStyle w:val="FunctionTok"/>
         </w:rPr>
-        <w:t xml:space="preserve">concerned_group</w:t>
+        <w:t xml:space="preserve">group_reference</w:t>
+      </w:r>
+      <w:r>
+        <w:rPr>
+          <w:rStyle w:val="KeywordTok"/>
+        </w:rPr>
+        <w:t xml:space="preserve">:</w:t>
+      </w:r>
+      <w:r>
+        <w:br/>
+      </w:r>
+      <w:r>
+        <w:rPr>
+          <w:rStyle w:val="AttributeTok"/>
+        </w:rPr>
+        <w:t xml:space="preserve">  </w:t>
+      </w:r>
+      <w:r>
+        <w:rPr>
+          <w:rStyle w:val="FunctionTok"/>
+        </w:rPr>
+        <w:t xml:space="preserve">global_uri</w:t>
       </w:r>
       <w:r>
         <w:rPr>
@@ -29600,7 +30666,28 @@
         <w:rPr>
           <w:rStyle w:val="FunctionTok"/>
         </w:rPr>
-        <w:t xml:space="preserve">concerned_person</w:t>
+        <w:t xml:space="preserve">person_reference</w:t>
+      </w:r>
+      <w:r>
+        <w:rPr>
+          <w:rStyle w:val="KeywordTok"/>
+        </w:rPr>
+        <w:t xml:space="preserve">:</w:t>
+      </w:r>
+      <w:r>
+        <w:br/>
+      </w:r>
+      <w:r>
+        <w:rPr>
+          <w:rStyle w:val="AttributeTok"/>
+        </w:rPr>
+        <w:t xml:space="preserve">  </w:t>
+      </w:r>
+      <w:r>
+        <w:rPr>
+          <w:rStyle w:val="FunctionTok"/>
+        </w:rPr>
+        <w:t xml:space="preserve">global_uri</w:t>
       </w:r>
       <w:r>
         <w:rPr>
@@ -29621,7 +30708,28 @@
         <w:rPr>
           <w:rStyle w:val="FunctionTok"/>
         </w:rPr>
-        <w:t xml:space="preserve">concerned_group</w:t>
+        <w:t xml:space="preserve">group_reference</w:t>
+      </w:r>
+      <w:r>
+        <w:rPr>
+          <w:rStyle w:val="KeywordTok"/>
+        </w:rPr>
+        <w:t xml:space="preserve">:</w:t>
+      </w:r>
+      <w:r>
+        <w:br/>
+      </w:r>
+      <w:r>
+        <w:rPr>
+          <w:rStyle w:val="AttributeTok"/>
+        </w:rPr>
+        <w:t xml:space="preserve">  </w:t>
+      </w:r>
+      <w:r>
+        <w:rPr>
+          <w:rStyle w:val="FunctionTok"/>
+        </w:rPr>
+        <w:t xml:space="preserve">global_uri</w:t>
       </w:r>
       <w:r>
         <w:rPr>
@@ -29807,7 +30915,28 @@
         <w:rPr>
           <w:rStyle w:val="FunctionTok"/>
         </w:rPr>
-        <w:t xml:space="preserve">concerned_person</w:t>
+        <w:t xml:space="preserve">person_reference</w:t>
+      </w:r>
+      <w:r>
+        <w:rPr>
+          <w:rStyle w:val="KeywordTok"/>
+        </w:rPr>
+        <w:t xml:space="preserve">:</w:t>
+      </w:r>
+      <w:r>
+        <w:br/>
+      </w:r>
+      <w:r>
+        <w:rPr>
+          <w:rStyle w:val="AttributeTok"/>
+        </w:rPr>
+        <w:t xml:space="preserve">  </w:t>
+      </w:r>
+      <w:r>
+        <w:rPr>
+          <w:rStyle w:val="FunctionTok"/>
+        </w:rPr>
+        <w:t xml:space="preserve">global_uri</w:t>
       </w:r>
       <w:r>
         <w:rPr>
@@ -29828,7 +30957,28 @@
         <w:rPr>
           <w:rStyle w:val="FunctionTok"/>
         </w:rPr>
-        <w:t xml:space="preserve">concerned_group</w:t>
+        <w:t xml:space="preserve">group_reference</w:t>
+      </w:r>
+      <w:r>
+        <w:rPr>
+          <w:rStyle w:val="KeywordTok"/>
+        </w:rPr>
+        <w:t xml:space="preserve">:</w:t>
+      </w:r>
+      <w:r>
+        <w:br/>
+      </w:r>
+      <w:r>
+        <w:rPr>
+          <w:rStyle w:val="AttributeTok"/>
+        </w:rPr>
+        <w:t xml:space="preserve">  </w:t>
+      </w:r>
+      <w:r>
+        <w:rPr>
+          <w:rStyle w:val="FunctionTok"/>
+        </w:rPr>
+        <w:t xml:space="preserve">global_uri</w:t>
       </w:r>
       <w:r>
         <w:rPr>
@@ -30053,7 +31203,28 @@
         <w:rPr>
           <w:rStyle w:val="FunctionTok"/>
         </w:rPr>
-        <w:t xml:space="preserve">concerned_person</w:t>
+        <w:t xml:space="preserve">person_reference</w:t>
+      </w:r>
+      <w:r>
+        <w:rPr>
+          <w:rStyle w:val="KeywordTok"/>
+        </w:rPr>
+        <w:t xml:space="preserve">:</w:t>
+      </w:r>
+      <w:r>
+        <w:br/>
+      </w:r>
+      <w:r>
+        <w:rPr>
+          <w:rStyle w:val="AttributeTok"/>
+        </w:rPr>
+        <w:t xml:space="preserve">  </w:t>
+      </w:r>
+      <w:r>
+        <w:rPr>
+          <w:rStyle w:val="FunctionTok"/>
+        </w:rPr>
+        <w:t xml:space="preserve">global_uri</w:t>
       </w:r>
       <w:r>
         <w:rPr>
@@ -30074,7 +31245,28 @@
         <w:rPr>
           <w:rStyle w:val="FunctionTok"/>
         </w:rPr>
-        <w:t xml:space="preserve">concerned_group</w:t>
+        <w:t xml:space="preserve">group_reference</w:t>
+      </w:r>
+      <w:r>
+        <w:rPr>
+          <w:rStyle w:val="KeywordTok"/>
+        </w:rPr>
+        <w:t xml:space="preserve">:</w:t>
+      </w:r>
+      <w:r>
+        <w:br/>
+      </w:r>
+      <w:r>
+        <w:rPr>
+          <w:rStyle w:val="AttributeTok"/>
+        </w:rPr>
+        <w:t xml:space="preserve">  </w:t>
+      </w:r>
+      <w:r>
+        <w:rPr>
+          <w:rStyle w:val="FunctionTok"/>
+        </w:rPr>
+        <w:t xml:space="preserve">global_uri</w:t>
       </w:r>
       <w:r>
         <w:rPr>

--- a/ech-0294_actors/output/ech-0294_actors.docx
+++ b/ech-0294_actors/output/ech-0294_actors.docx
@@ -12869,7 +12869,28 @@
         <w:rPr>
           <w:rStyle w:val="FunctionTok"/>
         </w:rPr>
-        <w:t xml:space="preserve">concerned_person</w:t>
+        <w:t xml:space="preserve">person_reference</w:t>
+      </w:r>
+      <w:r>
+        <w:rPr>
+          <w:rStyle w:val="KeywordTok"/>
+        </w:rPr>
+        <w:t xml:space="preserve">:</w:t>
+      </w:r>
+      <w:r>
+        <w:br/>
+      </w:r>
+      <w:r>
+        <w:rPr>
+          <w:rStyle w:val="AttributeTok"/>
+        </w:rPr>
+        <w:t xml:space="preserve">      </w:t>
+      </w:r>
+      <w:r>
+        <w:rPr>
+          <w:rStyle w:val="FunctionTok"/>
+        </w:rPr>
+        <w:t xml:space="preserve">global_uri</w:t>
       </w:r>
       <w:r>
         <w:rPr>
@@ -12890,13 +12911,61 @@
         <w:rPr>
           <w:rStyle w:val="AttributeTok"/>
         </w:rPr>
+        <w:t xml:space="preserve">      </w:t>
+      </w:r>
+      <w:r>
+        <w:rPr>
+          <w:rStyle w:val="FunctionTok"/>
+        </w:rPr>
+        <w:t xml:space="preserve">label</w:t>
+      </w:r>
+      <w:r>
+        <w:rPr>
+          <w:rStyle w:val="KeywordTok"/>
+        </w:rPr>
+        <w:t xml:space="preserve">:</w:t>
+      </w:r>
+      <w:r>
+        <w:rPr>
+          <w:rStyle w:val="AttributeTok"/>
+        </w:rPr>
+        <w:t xml:space="preserve"> Beat Jans</w:t>
+      </w:r>
+      <w:r>
+        <w:br/>
+      </w:r>
+      <w:r>
+        <w:rPr>
+          <w:rStyle w:val="AttributeTok"/>
+        </w:rPr>
         <w:t xml:space="preserve">    </w:t>
       </w:r>
       <w:r>
         <w:rPr>
           <w:rStyle w:val="FunctionTok"/>
         </w:rPr>
-        <w:t xml:space="preserve">concerned_group</w:t>
+        <w:t xml:space="preserve">group_reference</w:t>
+      </w:r>
+      <w:r>
+        <w:rPr>
+          <w:rStyle w:val="KeywordTok"/>
+        </w:rPr>
+        <w:t xml:space="preserve">:</w:t>
+      </w:r>
+      <w:r>
+        <w:br/>
+      </w:r>
+      <w:r>
+        <w:rPr>
+          <w:rStyle w:val="AttributeTok"/>
+        </w:rPr>
+        <w:t xml:space="preserve">      </w:t>
+      </w:r>
+      <w:r>
+        <w:rPr>
+          <w:rStyle w:val="FunctionTok"/>
+        </w:rPr>
+        <w:t xml:space="preserve">global_uri</w:t>
       </w:r>
       <w:r>
         <w:rPr>
@@ -12909,6 +12978,33 @@
           <w:rStyle w:val="AttributeTok"/>
         </w:rPr>
         <w:t xml:space="preserve"> act:sp_basel_stadt</w:t>
+      </w:r>
+      <w:r>
+        <w:br/>
+      </w:r>
+      <w:r>
+        <w:rPr>
+          <w:rStyle w:val="AttributeTok"/>
+        </w:rPr>
+        <w:t xml:space="preserve">      </w:t>
+      </w:r>
+      <w:r>
+        <w:rPr>
+          <w:rStyle w:val="FunctionTok"/>
+        </w:rPr>
+        <w:t xml:space="preserve">label</w:t>
+      </w:r>
+      <w:r>
+        <w:rPr>
+          <w:rStyle w:val="KeywordTok"/>
+        </w:rPr>
+        <w:t xml:space="preserve">:</w:t>
+      </w:r>
+      <w:r>
+        <w:rPr>
+          <w:rStyle w:val="AttributeTok"/>
+        </w:rPr>
+        <w:t xml:space="preserve"> SP Basel-Stadt</w:t>
       </w:r>
       <w:r>
         <w:br/>
@@ -17452,7 +17548,7 @@
         <w:pStyle w:val="FirstParagraph"/>
       </w:pPr>
       <w:r>
-        <w:t xml:space="preserve">Eine Membership verknüpft Person und Gruppe über deren</w:t>
+        <w:t xml:space="preserve">Eine Membership verknüpft Person und Gruppe über eingebettete</w:t>
       </w:r>
       <w:r>
         <w:t xml:space="preserve"> </w:t>
@@ -17460,11 +17556,45 @@
       <w:r>
         <w:rPr>
           <w:rStyle w:val="VerbatimChar"/>
+          <w:bCs/>
+          <w:b/>
+        </w:rPr>
+        <w:t xml:space="preserve">PersonReference</w:t>
+      </w:r>
+      <w:r>
+        <w:t xml:space="preserve"> </w:t>
+      </w:r>
+      <w:r>
+        <w:t xml:space="preserve">/</w:t>
+      </w:r>
+      <w:r>
+        <w:t xml:space="preserve"> </w:t>
+      </w:r>
+      <w:r>
+        <w:rPr>
+          <w:rStyle w:val="VerbatimChar"/>
+          <w:bCs/>
+          <w:b/>
+        </w:rPr>
+        <w:t xml:space="preserve">GroupReference</w:t>
+      </w:r>
+      <w:r>
+        <w:t xml:space="preserve"> </w:t>
+      </w:r>
+      <w:r>
+        <w:t xml:space="preserve">(Snapshot zum Zeitpunkt der Verknüpfung, jeweils mit</w:t>
+      </w:r>
+      <w:r>
+        <w:t xml:space="preserve"> </w:t>
+      </w:r>
+      <w:r>
+        <w:rPr>
+          <w:rStyle w:val="VerbatimChar"/>
         </w:rPr>
         <w:t xml:space="preserve">global_uri</w:t>
       </w:r>
       <w:r>
-        <w:t xml:space="preserve">:</w:t>
+        <w:t xml:space="preserve">):</w:t>
       </w:r>
     </w:p>
     <w:tbl>
@@ -17598,19 +17728,19 @@
               <w:rPr>
                 <w:rStyle w:val="VerbatimChar"/>
               </w:rPr>
-              <w:t xml:space="preserve">concerned_person</w:t>
-            </w:r>
-          </w:p>
-        </w:tc>
-        <w:tc>
-          <w:tcPr/>
-          <w:p>
-            <w:pPr>
-              <w:pStyle w:val="Compact"/>
-              <w:jc w:val="left"/>
-            </w:pPr>
-            <w:r>
-              <w:t xml:space="preserve">URI</w:t>
+              <w:t xml:space="preserve">person_reference</w:t>
+            </w:r>
+          </w:p>
+        </w:tc>
+        <w:tc>
+          <w:tcPr/>
+          <w:p>
+            <w:pPr>
+              <w:pStyle w:val="Compact"/>
+              <w:jc w:val="left"/>
+            </w:pPr>
+            <w:r>
+              <w:t xml:space="preserve">PersonReference</w:t>
             </w:r>
           </w:p>
         </w:tc>
@@ -17633,6 +17763,12 @@
               <w:pStyle w:val="Compact"/>
               <w:jc w:val="left"/>
             </w:pPr>
+            <w:r>
+              <w:t xml:space="preserve">Referenz auf die Person (mind.</w:t>
+            </w:r>
+            <w:r>
+              <w:t xml:space="preserve"> </w:t>
+            </w:r>
             <w:r>
               <w:rPr>
                 <w:rStyle w:val="VerbatimChar"/>
@@ -17640,39 +17776,48 @@
               <w:t xml:space="preserve">global_uri</w:t>
             </w:r>
             <w:r>
+              <w:t xml:space="preserve">, optional</w:t>
+            </w:r>
+            <w:r>
               <w:t xml:space="preserve"> </w:t>
             </w:r>
-            <w:r>
-              <w:t xml:space="preserve">der Person (z.B. Wikidata)</w:t>
-            </w:r>
-          </w:p>
-        </w:tc>
-      </w:tr>
-      <w:tr>
-        <w:tc>
-          <w:tcPr/>
-          <w:p>
-            <w:pPr>
-              <w:pStyle w:val="Compact"/>
-              <w:jc w:val="left"/>
-            </w:pPr>
             <w:r>
               <w:rPr>
                 <w:rStyle w:val="VerbatimChar"/>
               </w:rPr>
-              <w:t xml:space="preserve">concerned_group</w:t>
-            </w:r>
-          </w:p>
-        </w:tc>
-        <w:tc>
-          <w:tcPr/>
-          <w:p>
-            <w:pPr>
-              <w:pStyle w:val="Compact"/>
-              <w:jc w:val="left"/>
-            </w:pPr>
-            <w:r>
-              <w:t xml:space="preserve">URI</w:t>
+              <w:t xml:space="preserve">label</w:t>
+            </w:r>
+            <w:r>
+              <w:t xml:space="preserve">)</w:t>
+            </w:r>
+          </w:p>
+        </w:tc>
+      </w:tr>
+      <w:tr>
+        <w:tc>
+          <w:tcPr/>
+          <w:p>
+            <w:pPr>
+              <w:pStyle w:val="Compact"/>
+              <w:jc w:val="left"/>
+            </w:pPr>
+            <w:r>
+              <w:rPr>
+                <w:rStyle w:val="VerbatimChar"/>
+              </w:rPr>
+              <w:t xml:space="preserve">group_reference</w:t>
+            </w:r>
+          </w:p>
+        </w:tc>
+        <w:tc>
+          <w:tcPr/>
+          <w:p>
+            <w:pPr>
+              <w:pStyle w:val="Compact"/>
+              <w:jc w:val="left"/>
+            </w:pPr>
+            <w:r>
+              <w:t xml:space="preserve">GroupReference</w:t>
             </w:r>
           </w:p>
         </w:tc>
@@ -17695,6 +17840,12 @@
               <w:pStyle w:val="Compact"/>
               <w:jc w:val="left"/>
             </w:pPr>
+            <w:r>
+              <w:t xml:space="preserve">Referenz auf die Gruppe (mind.</w:t>
+            </w:r>
+            <w:r>
+              <w:t xml:space="preserve"> </w:t>
+            </w:r>
             <w:r>
               <w:rPr>
                 <w:rStyle w:val="VerbatimChar"/>
@@ -17702,10 +17853,19 @@
               <w:t xml:space="preserve">global_uri</w:t>
             </w:r>
             <w:r>
+              <w:t xml:space="preserve">, optional</w:t>
+            </w:r>
+            <w:r>
               <w:t xml:space="preserve"> </w:t>
             </w:r>
             <w:r>
-              <w:t xml:space="preserve">der Gruppe</w:t>
+              <w:rPr>
+                <w:rStyle w:val="VerbatimChar"/>
+              </w:rPr>
+              <w:t xml:space="preserve">label</w:t>
+            </w:r>
+            <w:r>
+              <w:t xml:space="preserve">)</w:t>
             </w:r>
           </w:p>
         </w:tc>
@@ -17752,7 +17912,28 @@
         <w:rPr>
           <w:rStyle w:val="FunctionTok"/>
         </w:rPr>
-        <w:t xml:space="preserve">concerned_person</w:t>
+        <w:t xml:space="preserve">person_reference</w:t>
+      </w:r>
+      <w:r>
+        <w:rPr>
+          <w:rStyle w:val="KeywordTok"/>
+        </w:rPr>
+        <w:t xml:space="preserve">:</w:t>
+      </w:r>
+      <w:r>
+        <w:br/>
+      </w:r>
+      <w:r>
+        <w:rPr>
+          <w:rStyle w:val="AttributeTok"/>
+        </w:rPr>
+        <w:t xml:space="preserve">  </w:t>
+      </w:r>
+      <w:r>
+        <w:rPr>
+          <w:rStyle w:val="FunctionTok"/>
+        </w:rPr>
+        <w:t xml:space="preserve">global_uri</w:t>
       </w:r>
       <w:r>
         <w:rPr>
@@ -17773,7 +17954,28 @@
         <w:rPr>
           <w:rStyle w:val="FunctionTok"/>
         </w:rPr>
-        <w:t xml:space="preserve">concerned_group</w:t>
+        <w:t xml:space="preserve">group_reference</w:t>
+      </w:r>
+      <w:r>
+        <w:rPr>
+          <w:rStyle w:val="KeywordTok"/>
+        </w:rPr>
+        <w:t xml:space="preserve">:</w:t>
+      </w:r>
+      <w:r>
+        <w:br/>
+      </w:r>
+      <w:r>
+        <w:rPr>
+          <w:rStyle w:val="AttributeTok"/>
+        </w:rPr>
+        <w:t xml:space="preserve">  </w:t>
+      </w:r>
+      <w:r>
+        <w:rPr>
+          <w:rStyle w:val="FunctionTok"/>
+        </w:rPr>
+        <w:t xml:space="preserve">global_uri</w:t>
       </w:r>
       <w:r>
         <w:rPr>
@@ -17827,7 +18029,28 @@
         <w:rPr>
           <w:rStyle w:val="FunctionTok"/>
         </w:rPr>
-        <w:t xml:space="preserve">concerned_person</w:t>
+        <w:t xml:space="preserve">person_reference</w:t>
+      </w:r>
+      <w:r>
+        <w:rPr>
+          <w:rStyle w:val="KeywordTok"/>
+        </w:rPr>
+        <w:t xml:space="preserve">:</w:t>
+      </w:r>
+      <w:r>
+        <w:br/>
+      </w:r>
+      <w:r>
+        <w:rPr>
+          <w:rStyle w:val="AttributeTok"/>
+        </w:rPr>
+        <w:t xml:space="preserve">  </w:t>
+      </w:r>
+      <w:r>
+        <w:rPr>
+          <w:rStyle w:val="FunctionTok"/>
+        </w:rPr>
+        <w:t xml:space="preserve">global_uri</w:t>
       </w:r>
       <w:r>
         <w:rPr>
@@ -17848,7 +18071,28 @@
         <w:rPr>
           <w:rStyle w:val="FunctionTok"/>
         </w:rPr>
-        <w:t xml:space="preserve">concerned_group</w:t>
+        <w:t xml:space="preserve">group_reference</w:t>
+      </w:r>
+      <w:r>
+        <w:rPr>
+          <w:rStyle w:val="KeywordTok"/>
+        </w:rPr>
+        <w:t xml:space="preserve">:</w:t>
+      </w:r>
+      <w:r>
+        <w:br/>
+      </w:r>
+      <w:r>
+        <w:rPr>
+          <w:rStyle w:val="AttributeTok"/>
+        </w:rPr>
+        <w:t xml:space="preserve">  </w:t>
+      </w:r>
+      <w:r>
+        <w:rPr>
+          <w:rStyle w:val="FunctionTok"/>
+        </w:rPr>
+        <w:t xml:space="preserve">global_uri</w:t>
       </w:r>
       <w:r>
         <w:rPr>
@@ -18143,90 +18387,72 @@
               <w:rPr>
                 <w:rStyle w:val="VerbatimChar"/>
               </w:rPr>
-              <w:t xml:space="preserve">concerned_person</w:t>
-            </w:r>
-          </w:p>
-        </w:tc>
-        <w:tc>
-          <w:tcPr/>
-          <w:p>
-            <w:pPr>
-              <w:pStyle w:val="Compact"/>
-              <w:jc w:val="left"/>
-            </w:pPr>
-            <w:r>
-              <w:t xml:space="preserve">URI</w:t>
-            </w:r>
-          </w:p>
-        </w:tc>
-        <w:tc>
-          <w:tcPr/>
-          <w:p>
-            <w:pPr>
-              <w:pStyle w:val="Compact"/>
-              <w:jc w:val="left"/>
-            </w:pPr>
-            <w:r>
-              <w:t xml:space="preserve">Referenz zur Person (</w:t>
-            </w:r>
+              <w:t xml:space="preserve">person_reference</w:t>
+            </w:r>
+          </w:p>
+        </w:tc>
+        <w:tc>
+          <w:tcPr/>
+          <w:p>
+            <w:pPr>
+              <w:pStyle w:val="Compact"/>
+              <w:jc w:val="left"/>
+            </w:pPr>
+            <w:r>
+              <w:t xml:space="preserve">PersonReference</w:t>
+            </w:r>
+          </w:p>
+        </w:tc>
+        <w:tc>
+          <w:tcPr/>
+          <w:p>
+            <w:pPr>
+              <w:pStyle w:val="Compact"/>
+              <w:jc w:val="left"/>
+            </w:pPr>
+            <w:r>
+              <w:t xml:space="preserve">Referenz zur Person</w:t>
+            </w:r>
+          </w:p>
+        </w:tc>
+      </w:tr>
+      <w:tr>
+        <w:tc>
+          <w:tcPr/>
+          <w:p>
+            <w:pPr>
+              <w:pStyle w:val="Compact"/>
+              <w:jc w:val="left"/>
+            </w:pPr>
             <w:r>
               <w:rPr>
                 <w:rStyle w:val="VerbatimChar"/>
               </w:rPr>
-              <w:t xml:space="preserve">global_uri</w:t>
-            </w:r>
-            <w:r>
-              <w:t xml:space="preserve">)</w:t>
-            </w:r>
-          </w:p>
-        </w:tc>
-      </w:tr>
-      <w:tr>
-        <w:tc>
-          <w:tcPr/>
-          <w:p>
-            <w:pPr>
-              <w:pStyle w:val="Compact"/>
-              <w:jc w:val="left"/>
-            </w:pPr>
-            <w:r>
-              <w:rPr>
-                <w:rStyle w:val="VerbatimChar"/>
-              </w:rPr>
-              <w:t xml:space="preserve">concerned_group</w:t>
-            </w:r>
-          </w:p>
-        </w:tc>
-        <w:tc>
-          <w:tcPr/>
-          <w:p>
-            <w:pPr>
-              <w:pStyle w:val="Compact"/>
-              <w:jc w:val="left"/>
-            </w:pPr>
-            <w:r>
-              <w:t xml:space="preserve">URI</w:t>
-            </w:r>
-          </w:p>
-        </w:tc>
-        <w:tc>
-          <w:tcPr/>
-          <w:p>
-            <w:pPr>
-              <w:pStyle w:val="Compact"/>
-              <w:jc w:val="left"/>
-            </w:pPr>
-            <w:r>
-              <w:t xml:space="preserve">Referenz zur Gruppe (</w:t>
-            </w:r>
-            <w:r>
-              <w:rPr>
-                <w:rStyle w:val="VerbatimChar"/>
-              </w:rPr>
-              <w:t xml:space="preserve">global_uri</w:t>
-            </w:r>
-            <w:r>
-              <w:t xml:space="preserve">)</w:t>
+              <w:t xml:space="preserve">group_reference</w:t>
+            </w:r>
+          </w:p>
+        </w:tc>
+        <w:tc>
+          <w:tcPr/>
+          <w:p>
+            <w:pPr>
+              <w:pStyle w:val="Compact"/>
+              <w:jc w:val="left"/>
+            </w:pPr>
+            <w:r>
+              <w:t xml:space="preserve">GroupReference</w:t>
+            </w:r>
+          </w:p>
+        </w:tc>
+        <w:tc>
+          <w:tcPr/>
+          <w:p>
+            <w:pPr>
+              <w:pStyle w:val="Compact"/>
+              <w:jc w:val="left"/>
+            </w:pPr>
+            <w:r>
+              <w:t xml:space="preserve">Referenz zur Gruppe</w:t>
             </w:r>
           </w:p>
         </w:tc>
@@ -19347,7 +19573,28 @@
         <w:rPr>
           <w:rStyle w:val="FunctionTok"/>
         </w:rPr>
-        <w:t xml:space="preserve">concerned_person</w:t>
+        <w:t xml:space="preserve">person_reference</w:t>
+      </w:r>
+      <w:r>
+        <w:rPr>
+          <w:rStyle w:val="KeywordTok"/>
+        </w:rPr>
+        <w:t xml:space="preserve">:</w:t>
+      </w:r>
+      <w:r>
+        <w:br/>
+      </w:r>
+      <w:r>
+        <w:rPr>
+          <w:rStyle w:val="AttributeTok"/>
+        </w:rPr>
+        <w:t xml:space="preserve">  </w:t>
+      </w:r>
+      <w:r>
+        <w:rPr>
+          <w:rStyle w:val="FunctionTok"/>
+        </w:rPr>
+        <w:t xml:space="preserve">global_uri</w:t>
       </w:r>
       <w:r>
         <w:rPr>
@@ -19368,7 +19615,28 @@
         <w:rPr>
           <w:rStyle w:val="FunctionTok"/>
         </w:rPr>
-        <w:t xml:space="preserve">concerned_group</w:t>
+        <w:t xml:space="preserve">group_reference</w:t>
+      </w:r>
+      <w:r>
+        <w:rPr>
+          <w:rStyle w:val="KeywordTok"/>
+        </w:rPr>
+        <w:t xml:space="preserve">:</w:t>
+      </w:r>
+      <w:r>
+        <w:br/>
+      </w:r>
+      <w:r>
+        <w:rPr>
+          <w:rStyle w:val="AttributeTok"/>
+        </w:rPr>
+        <w:t xml:space="preserve">  </w:t>
+      </w:r>
+      <w:r>
+        <w:rPr>
+          <w:rStyle w:val="FunctionTok"/>
+        </w:rPr>
+        <w:t xml:space="preserve">global_uri</w:t>
       </w:r>
       <w:r>
         <w:rPr>
@@ -19544,7 +19812,28 @@
         <w:rPr>
           <w:rStyle w:val="FunctionTok"/>
         </w:rPr>
-        <w:t xml:space="preserve">concerned_person</w:t>
+        <w:t xml:space="preserve">person_reference</w:t>
+      </w:r>
+      <w:r>
+        <w:rPr>
+          <w:rStyle w:val="KeywordTok"/>
+        </w:rPr>
+        <w:t xml:space="preserve">:</w:t>
+      </w:r>
+      <w:r>
+        <w:br/>
+      </w:r>
+      <w:r>
+        <w:rPr>
+          <w:rStyle w:val="AttributeTok"/>
+        </w:rPr>
+        <w:t xml:space="preserve">  </w:t>
+      </w:r>
+      <w:r>
+        <w:rPr>
+          <w:rStyle w:val="FunctionTok"/>
+        </w:rPr>
+        <w:t xml:space="preserve">global_uri</w:t>
       </w:r>
       <w:r>
         <w:rPr>
@@ -19565,7 +19854,28 @@
         <w:rPr>
           <w:rStyle w:val="FunctionTok"/>
         </w:rPr>
-        <w:t xml:space="preserve">concerned_group</w:t>
+        <w:t xml:space="preserve">group_reference</w:t>
+      </w:r>
+      <w:r>
+        <w:rPr>
+          <w:rStyle w:val="KeywordTok"/>
+        </w:rPr>
+        <w:t xml:space="preserve">:</w:t>
+      </w:r>
+      <w:r>
+        <w:br/>
+      </w:r>
+      <w:r>
+        <w:rPr>
+          <w:rStyle w:val="AttributeTok"/>
+        </w:rPr>
+        <w:t xml:space="preserve">  </w:t>
+      </w:r>
+      <w:r>
+        <w:rPr>
+          <w:rStyle w:val="FunctionTok"/>
+        </w:rPr>
+        <w:t xml:space="preserve">global_uri</w:t>
       </w:r>
       <w:r>
         <w:rPr>
@@ -20538,7 +20848,28 @@
         <w:rPr>
           <w:rStyle w:val="FunctionTok"/>
         </w:rPr>
-        <w:t xml:space="preserve">concerned_person</w:t>
+        <w:t xml:space="preserve">person_reference</w:t>
+      </w:r>
+      <w:r>
+        <w:rPr>
+          <w:rStyle w:val="KeywordTok"/>
+        </w:rPr>
+        <w:t xml:space="preserve">:</w:t>
+      </w:r>
+      <w:r>
+        <w:br/>
+      </w:r>
+      <w:r>
+        <w:rPr>
+          <w:rStyle w:val="AttributeTok"/>
+        </w:rPr>
+        <w:t xml:space="preserve">      </w:t>
+      </w:r>
+      <w:r>
+        <w:rPr>
+          <w:rStyle w:val="FunctionTok"/>
+        </w:rPr>
+        <w:t xml:space="preserve">global_uri</w:t>
       </w:r>
       <w:r>
         <w:rPr>
@@ -20565,7 +20896,28 @@
         <w:rPr>
           <w:rStyle w:val="FunctionTok"/>
         </w:rPr>
-        <w:t xml:space="preserve">concerned_group</w:t>
+        <w:t xml:space="preserve">group_reference</w:t>
+      </w:r>
+      <w:r>
+        <w:rPr>
+          <w:rStyle w:val="KeywordTok"/>
+        </w:rPr>
+        <w:t xml:space="preserve">:</w:t>
+      </w:r>
+      <w:r>
+        <w:br/>
+      </w:r>
+      <w:r>
+        <w:rPr>
+          <w:rStyle w:val="AttributeTok"/>
+        </w:rPr>
+        <w:t xml:space="preserve">      </w:t>
+      </w:r>
+      <w:r>
+        <w:rPr>
+          <w:rStyle w:val="FunctionTok"/>
+        </w:rPr>
+        <w:t xml:space="preserve">global_uri</w:t>
       </w:r>
       <w:r>
         <w:rPr>
@@ -20751,7 +21103,28 @@
         <w:rPr>
           <w:rStyle w:val="FunctionTok"/>
         </w:rPr>
-        <w:t xml:space="preserve">concerned_person</w:t>
+        <w:t xml:space="preserve">person_reference</w:t>
+      </w:r>
+      <w:r>
+        <w:rPr>
+          <w:rStyle w:val="KeywordTok"/>
+        </w:rPr>
+        <w:t xml:space="preserve">:</w:t>
+      </w:r>
+      <w:r>
+        <w:br/>
+      </w:r>
+      <w:r>
+        <w:rPr>
+          <w:rStyle w:val="AttributeTok"/>
+        </w:rPr>
+        <w:t xml:space="preserve">      </w:t>
+      </w:r>
+      <w:r>
+        <w:rPr>
+          <w:rStyle w:val="FunctionTok"/>
+        </w:rPr>
+        <w:t xml:space="preserve">global_uri</w:t>
       </w:r>
       <w:r>
         <w:rPr>
@@ -20778,7 +21151,28 @@
         <w:rPr>
           <w:rStyle w:val="FunctionTok"/>
         </w:rPr>
-        <w:t xml:space="preserve">concerned_group</w:t>
+        <w:t xml:space="preserve">group_reference</w:t>
+      </w:r>
+      <w:r>
+        <w:rPr>
+          <w:rStyle w:val="KeywordTok"/>
+        </w:rPr>
+        <w:t xml:space="preserve">:</w:t>
+      </w:r>
+      <w:r>
+        <w:br/>
+      </w:r>
+      <w:r>
+        <w:rPr>
+          <w:rStyle w:val="AttributeTok"/>
+        </w:rPr>
+        <w:t xml:space="preserve">      </w:t>
+      </w:r>
+      <w:r>
+        <w:rPr>
+          <w:rStyle w:val="FunctionTok"/>
+        </w:rPr>
+        <w:t xml:space="preserve">global_uri</w:t>
       </w:r>
       <w:r>
         <w:rPr>
@@ -20997,7 +21391,28 @@
         <w:rPr>
           <w:rStyle w:val="FunctionTok"/>
         </w:rPr>
-        <w:t xml:space="preserve">concerned_person</w:t>
+        <w:t xml:space="preserve">person_reference</w:t>
+      </w:r>
+      <w:r>
+        <w:rPr>
+          <w:rStyle w:val="KeywordTok"/>
+        </w:rPr>
+        <w:t xml:space="preserve">:</w:t>
+      </w:r>
+      <w:r>
+        <w:br/>
+      </w:r>
+      <w:r>
+        <w:rPr>
+          <w:rStyle w:val="AttributeTok"/>
+        </w:rPr>
+        <w:t xml:space="preserve">      </w:t>
+      </w:r>
+      <w:r>
+        <w:rPr>
+          <w:rStyle w:val="FunctionTok"/>
+        </w:rPr>
+        <w:t xml:space="preserve">global_uri</w:t>
       </w:r>
       <w:r>
         <w:rPr>
@@ -21024,7 +21439,28 @@
         <w:rPr>
           <w:rStyle w:val="FunctionTok"/>
         </w:rPr>
-        <w:t xml:space="preserve">concerned_group</w:t>
+        <w:t xml:space="preserve">group_reference</w:t>
+      </w:r>
+      <w:r>
+        <w:rPr>
+          <w:rStyle w:val="KeywordTok"/>
+        </w:rPr>
+        <w:t xml:space="preserve">:</w:t>
+      </w:r>
+      <w:r>
+        <w:br/>
+      </w:r>
+      <w:r>
+        <w:rPr>
+          <w:rStyle w:val="AttributeTok"/>
+        </w:rPr>
+        <w:t xml:space="preserve">      </w:t>
+      </w:r>
+      <w:r>
+        <w:rPr>
+          <w:rStyle w:val="FunctionTok"/>
+        </w:rPr>
+        <w:t xml:space="preserve">global_uri</w:t>
       </w:r>
       <w:r>
         <w:rPr>
@@ -21210,7 +21646,28 @@
         <w:rPr>
           <w:rStyle w:val="FunctionTok"/>
         </w:rPr>
-        <w:t xml:space="preserve">concerned_person</w:t>
+        <w:t xml:space="preserve">person_reference</w:t>
+      </w:r>
+      <w:r>
+        <w:rPr>
+          <w:rStyle w:val="KeywordTok"/>
+        </w:rPr>
+        <w:t xml:space="preserve">:</w:t>
+      </w:r>
+      <w:r>
+        <w:br/>
+      </w:r>
+      <w:r>
+        <w:rPr>
+          <w:rStyle w:val="AttributeTok"/>
+        </w:rPr>
+        <w:t xml:space="preserve">      </w:t>
+      </w:r>
+      <w:r>
+        <w:rPr>
+          <w:rStyle w:val="FunctionTok"/>
+        </w:rPr>
+        <w:t xml:space="preserve">global_uri</w:t>
       </w:r>
       <w:r>
         <w:rPr>
@@ -21237,7 +21694,28 @@
         <w:rPr>
           <w:rStyle w:val="FunctionTok"/>
         </w:rPr>
-        <w:t xml:space="preserve">concerned_group</w:t>
+        <w:t xml:space="preserve">group_reference</w:t>
+      </w:r>
+      <w:r>
+        <w:rPr>
+          <w:rStyle w:val="KeywordTok"/>
+        </w:rPr>
+        <w:t xml:space="preserve">:</w:t>
+      </w:r>
+      <w:r>
+        <w:br/>
+      </w:r>
+      <w:r>
+        <w:rPr>
+          <w:rStyle w:val="AttributeTok"/>
+        </w:rPr>
+        <w:t xml:space="preserve">      </w:t>
+      </w:r>
+      <w:r>
+        <w:rPr>
+          <w:rStyle w:val="FunctionTok"/>
+        </w:rPr>
+        <w:t xml:space="preserve">global_uri</w:t>
       </w:r>
       <w:r>
         <w:rPr>
@@ -21503,7 +21981,28 @@
         <w:rPr>
           <w:rStyle w:val="FunctionTok"/>
         </w:rPr>
-        <w:t xml:space="preserve">concerned_person</w:t>
+        <w:t xml:space="preserve">person_reference</w:t>
+      </w:r>
+      <w:r>
+        <w:rPr>
+          <w:rStyle w:val="KeywordTok"/>
+        </w:rPr>
+        <w:t xml:space="preserve">:</w:t>
+      </w:r>
+      <w:r>
+        <w:br/>
+      </w:r>
+      <w:r>
+        <w:rPr>
+          <w:rStyle w:val="AttributeTok"/>
+        </w:rPr>
+        <w:t xml:space="preserve">    </w:t>
+      </w:r>
+      <w:r>
+        <w:rPr>
+          <w:rStyle w:val="FunctionTok"/>
+        </w:rPr>
+        <w:t xml:space="preserve">global_uri</w:t>
       </w:r>
       <w:r>
         <w:rPr>
@@ -21530,7 +22029,28 @@
         <w:rPr>
           <w:rStyle w:val="FunctionTok"/>
         </w:rPr>
-        <w:t xml:space="preserve">concerned_group</w:t>
+        <w:t xml:space="preserve">group_reference</w:t>
+      </w:r>
+      <w:r>
+        <w:rPr>
+          <w:rStyle w:val="KeywordTok"/>
+        </w:rPr>
+        <w:t xml:space="preserve">:</w:t>
+      </w:r>
+      <w:r>
+        <w:br/>
+      </w:r>
+      <w:r>
+        <w:rPr>
+          <w:rStyle w:val="AttributeTok"/>
+        </w:rPr>
+        <w:t xml:space="preserve">    </w:t>
+      </w:r>
+      <w:r>
+        <w:rPr>
+          <w:rStyle w:val="FunctionTok"/>
+        </w:rPr>
+        <w:t xml:space="preserve">global_uri</w:t>
       </w:r>
       <w:r>
         <w:rPr>
@@ -21677,7 +22197,28 @@
         <w:rPr>
           <w:rStyle w:val="FunctionTok"/>
         </w:rPr>
-        <w:t xml:space="preserve">concerned_person</w:t>
+        <w:t xml:space="preserve">person_reference</w:t>
+      </w:r>
+      <w:r>
+        <w:rPr>
+          <w:rStyle w:val="KeywordTok"/>
+        </w:rPr>
+        <w:t xml:space="preserve">:</w:t>
+      </w:r>
+      <w:r>
+        <w:br/>
+      </w:r>
+      <w:r>
+        <w:rPr>
+          <w:rStyle w:val="AttributeTok"/>
+        </w:rPr>
+        <w:t xml:space="preserve">    </w:t>
+      </w:r>
+      <w:r>
+        <w:rPr>
+          <w:rStyle w:val="FunctionTok"/>
+        </w:rPr>
+        <w:t xml:space="preserve">global_uri</w:t>
       </w:r>
       <w:r>
         <w:rPr>
@@ -21704,7 +22245,28 @@
         <w:rPr>
           <w:rStyle w:val="FunctionTok"/>
         </w:rPr>
-        <w:t xml:space="preserve">concerned_group</w:t>
+        <w:t xml:space="preserve">group_reference</w:t>
+      </w:r>
+      <w:r>
+        <w:rPr>
+          <w:rStyle w:val="KeywordTok"/>
+        </w:rPr>
+        <w:t xml:space="preserve">:</w:t>
+      </w:r>
+      <w:r>
+        <w:br/>
+      </w:r>
+      <w:r>
+        <w:rPr>
+          <w:rStyle w:val="AttributeTok"/>
+        </w:rPr>
+        <w:t xml:space="preserve">    </w:t>
+      </w:r>
+      <w:r>
+        <w:rPr>
+          <w:rStyle w:val="FunctionTok"/>
+        </w:rPr>
+        <w:t xml:space="preserve">global_uri</w:t>
       </w:r>
       <w:r>
         <w:rPr>
@@ -21890,7 +22452,28 @@
         <w:rPr>
           <w:rStyle w:val="FunctionTok"/>
         </w:rPr>
-        <w:t xml:space="preserve">concerned_person</w:t>
+        <w:t xml:space="preserve">person_reference</w:t>
+      </w:r>
+      <w:r>
+        <w:rPr>
+          <w:rStyle w:val="KeywordTok"/>
+        </w:rPr>
+        <w:t xml:space="preserve">:</w:t>
+      </w:r>
+      <w:r>
+        <w:br/>
+      </w:r>
+      <w:r>
+        <w:rPr>
+          <w:rStyle w:val="AttributeTok"/>
+        </w:rPr>
+        <w:t xml:space="preserve">    </w:t>
+      </w:r>
+      <w:r>
+        <w:rPr>
+          <w:rStyle w:val="FunctionTok"/>
+        </w:rPr>
+        <w:t xml:space="preserve">global_uri</w:t>
       </w:r>
       <w:r>
         <w:rPr>
@@ -21917,7 +22500,28 @@
         <w:rPr>
           <w:rStyle w:val="FunctionTok"/>
         </w:rPr>
-        <w:t xml:space="preserve">concerned_group</w:t>
+        <w:t xml:space="preserve">group_reference</w:t>
+      </w:r>
+      <w:r>
+        <w:rPr>
+          <w:rStyle w:val="KeywordTok"/>
+        </w:rPr>
+        <w:t xml:space="preserve">:</w:t>
+      </w:r>
+      <w:r>
+        <w:br/>
+      </w:r>
+      <w:r>
+        <w:rPr>
+          <w:rStyle w:val="AttributeTok"/>
+        </w:rPr>
+        <w:t xml:space="preserve">    </w:t>
+      </w:r>
+      <w:r>
+        <w:rPr>
+          <w:rStyle w:val="FunctionTok"/>
+        </w:rPr>
+        <w:t xml:space="preserve">global_uri</w:t>
       </w:r>
       <w:r>
         <w:rPr>
@@ -22124,7 +22728,28 @@
         <w:rPr>
           <w:rStyle w:val="FunctionTok"/>
         </w:rPr>
-        <w:t xml:space="preserve">concerned_person</w:t>
+        <w:t xml:space="preserve">person_reference</w:t>
+      </w:r>
+      <w:r>
+        <w:rPr>
+          <w:rStyle w:val="KeywordTok"/>
+        </w:rPr>
+        <w:t xml:space="preserve">:</w:t>
+      </w:r>
+      <w:r>
+        <w:br/>
+      </w:r>
+      <w:r>
+        <w:rPr>
+          <w:rStyle w:val="AttributeTok"/>
+        </w:rPr>
+        <w:t xml:space="preserve">    </w:t>
+      </w:r>
+      <w:r>
+        <w:rPr>
+          <w:rStyle w:val="FunctionTok"/>
+        </w:rPr>
+        <w:t xml:space="preserve">global_uri</w:t>
       </w:r>
       <w:r>
         <w:rPr>
@@ -22151,7 +22776,28 @@
         <w:rPr>
           <w:rStyle w:val="FunctionTok"/>
         </w:rPr>
-        <w:t xml:space="preserve">concerned_group</w:t>
+        <w:t xml:space="preserve">group_reference</w:t>
+      </w:r>
+      <w:r>
+        <w:rPr>
+          <w:rStyle w:val="KeywordTok"/>
+        </w:rPr>
+        <w:t xml:space="preserve">:</w:t>
+      </w:r>
+      <w:r>
+        <w:br/>
+      </w:r>
+      <w:r>
+        <w:rPr>
+          <w:rStyle w:val="AttributeTok"/>
+        </w:rPr>
+        <w:t xml:space="preserve">    </w:t>
+      </w:r>
+      <w:r>
+        <w:rPr>
+          <w:rStyle w:val="FunctionTok"/>
+        </w:rPr>
+        <w:t xml:space="preserve">global_uri</w:t>
       </w:r>
       <w:r>
         <w:rPr>
@@ -22340,7 +22986,28 @@
         <w:rPr>
           <w:rStyle w:val="FunctionTok"/>
         </w:rPr>
-        <w:t xml:space="preserve">concerned_person</w:t>
+        <w:t xml:space="preserve">person_reference</w:t>
+      </w:r>
+      <w:r>
+        <w:rPr>
+          <w:rStyle w:val="KeywordTok"/>
+        </w:rPr>
+        <w:t xml:space="preserve">:</w:t>
+      </w:r>
+      <w:r>
+        <w:br/>
+      </w:r>
+      <w:r>
+        <w:rPr>
+          <w:rStyle w:val="AttributeTok"/>
+        </w:rPr>
+        <w:t xml:space="preserve">    </w:t>
+      </w:r>
+      <w:r>
+        <w:rPr>
+          <w:rStyle w:val="FunctionTok"/>
+        </w:rPr>
+        <w:t xml:space="preserve">global_uri</w:t>
       </w:r>
       <w:r>
         <w:rPr>
@@ -22367,7 +23034,28 @@
         <w:rPr>
           <w:rStyle w:val="FunctionTok"/>
         </w:rPr>
-        <w:t xml:space="preserve">concerned_group</w:t>
+        <w:t xml:space="preserve">group_reference</w:t>
+      </w:r>
+      <w:r>
+        <w:rPr>
+          <w:rStyle w:val="KeywordTok"/>
+        </w:rPr>
+        <w:t xml:space="preserve">:</w:t>
+      </w:r>
+      <w:r>
+        <w:br/>
+      </w:r>
+      <w:r>
+        <w:rPr>
+          <w:rStyle w:val="AttributeTok"/>
+        </w:rPr>
+        <w:t xml:space="preserve">    </w:t>
+      </w:r>
+      <w:r>
+        <w:rPr>
+          <w:rStyle w:val="FunctionTok"/>
+        </w:rPr>
+        <w:t xml:space="preserve">global_uri</w:t>
       </w:r>
       <w:r>
         <w:rPr>
@@ -22541,7 +23229,28 @@
         <w:rPr>
           <w:rStyle w:val="FunctionTok"/>
         </w:rPr>
-        <w:t xml:space="preserve">concerned_person</w:t>
+        <w:t xml:space="preserve">person_reference</w:t>
+      </w:r>
+      <w:r>
+        <w:rPr>
+          <w:rStyle w:val="KeywordTok"/>
+        </w:rPr>
+        <w:t xml:space="preserve">:</w:t>
+      </w:r>
+      <w:r>
+        <w:br/>
+      </w:r>
+      <w:r>
+        <w:rPr>
+          <w:rStyle w:val="AttributeTok"/>
+        </w:rPr>
+        <w:t xml:space="preserve">    </w:t>
+      </w:r>
+      <w:r>
+        <w:rPr>
+          <w:rStyle w:val="FunctionTok"/>
+        </w:rPr>
+        <w:t xml:space="preserve">global_uri</w:t>
       </w:r>
       <w:r>
         <w:rPr>
@@ -22568,7 +23277,28 @@
         <w:rPr>
           <w:rStyle w:val="FunctionTok"/>
         </w:rPr>
-        <w:t xml:space="preserve">concerned_group</w:t>
+        <w:t xml:space="preserve">group_reference</w:t>
+      </w:r>
+      <w:r>
+        <w:rPr>
+          <w:rStyle w:val="KeywordTok"/>
+        </w:rPr>
+        <w:t xml:space="preserve">:</w:t>
+      </w:r>
+      <w:r>
+        <w:br/>
+      </w:r>
+      <w:r>
+        <w:rPr>
+          <w:rStyle w:val="AttributeTok"/>
+        </w:rPr>
+        <w:t xml:space="preserve">    </w:t>
+      </w:r>
+      <w:r>
+        <w:rPr>
+          <w:rStyle w:val="FunctionTok"/>
+        </w:rPr>
+        <w:t xml:space="preserve">global_uri</w:t>
       </w:r>
       <w:r>
         <w:rPr>
@@ -23034,7 +23764,28 @@
         <w:rPr>
           <w:rStyle w:val="FunctionTok"/>
         </w:rPr>
-        <w:t xml:space="preserve">concerned_person</w:t>
+        <w:t xml:space="preserve">person_reference</w:t>
+      </w:r>
+      <w:r>
+        <w:rPr>
+          <w:rStyle w:val="KeywordTok"/>
+        </w:rPr>
+        <w:t xml:space="preserve">:</w:t>
+      </w:r>
+      <w:r>
+        <w:br/>
+      </w:r>
+      <w:r>
+        <w:rPr>
+          <w:rStyle w:val="AttributeTok"/>
+        </w:rPr>
+        <w:t xml:space="preserve">      </w:t>
+      </w:r>
+      <w:r>
+        <w:rPr>
+          <w:rStyle w:val="FunctionTok"/>
+        </w:rPr>
+        <w:t xml:space="preserve">global_uri</w:t>
       </w:r>
       <w:r>
         <w:rPr>
@@ -23061,7 +23812,28 @@
         <w:rPr>
           <w:rStyle w:val="FunctionTok"/>
         </w:rPr>
-        <w:t xml:space="preserve">concerned_group</w:t>
+        <w:t xml:space="preserve">group_reference</w:t>
+      </w:r>
+      <w:r>
+        <w:rPr>
+          <w:rStyle w:val="KeywordTok"/>
+        </w:rPr>
+        <w:t xml:space="preserve">:</w:t>
+      </w:r>
+      <w:r>
+        <w:br/>
+      </w:r>
+      <w:r>
+        <w:rPr>
+          <w:rStyle w:val="AttributeTok"/>
+        </w:rPr>
+        <w:t xml:space="preserve">      </w:t>
+      </w:r>
+      <w:r>
+        <w:rPr>
+          <w:rStyle w:val="FunctionTok"/>
+        </w:rPr>
+        <w:t xml:space="preserve">global_uri</w:t>
       </w:r>
       <w:r>
         <w:rPr>
@@ -23241,7 +24013,7 @@
         <w:rPr>
           <w:rStyle w:val="VerbatimChar"/>
         </w:rPr>
-        <w:t xml:space="preserve">    act:concernedGroup act:sp_basel_stadt ;</w:t>
+        <w:t xml:space="preserve">    act:groupReference act:sp_basel_stadt ;</w:t>
       </w:r>
       <w:r>
         <w:br/>
@@ -23250,7 +24022,7 @@
         <w:rPr>
           <w:rStyle w:val="VerbatimChar"/>
         </w:rPr>
-        <w:t xml:space="preserve">    act:concernedPerson ?person ;</w:t>
+        <w:t xml:space="preserve">    act:personReference ?person ;</w:t>
       </w:r>
       <w:r>
         <w:br/>
@@ -23327,7 +24099,7 @@
         <w:rPr>
           <w:rStyle w:val="VerbatimChar"/>
         </w:rPr>
-        <w:t xml:space="preserve">    act:concernedPerson &lt;https://www.wikidata.org/wiki/Q813067&gt; ;</w:t>
+        <w:t xml:space="preserve">    act:personReference &lt;https://www.wikidata.org/wiki/Q813067&gt; ;</w:t>
       </w:r>
       <w:r>
         <w:br/>
@@ -23336,7 +24108,7 @@
         <w:rPr>
           <w:rStyle w:val="VerbatimChar"/>
         </w:rPr>
-        <w:t xml:space="preserve">    act:concernedGroup ?group ;</w:t>
+        <w:t xml:space="preserve">    act:groupReference ?group ;</w:t>
       </w:r>
       <w:r>
         <w:br/>
@@ -23415,7 +24187,28 @@
         <w:rPr>
           <w:rStyle w:val="FunctionTok"/>
         </w:rPr>
-        <w:t xml:space="preserve">concerned_person</w:t>
+        <w:t xml:space="preserve">person_reference</w:t>
+      </w:r>
+      <w:r>
+        <w:rPr>
+          <w:rStyle w:val="KeywordTok"/>
+        </w:rPr>
+        <w:t xml:space="preserve">:</w:t>
+      </w:r>
+      <w:r>
+        <w:br/>
+      </w:r>
+      <w:r>
+        <w:rPr>
+          <w:rStyle w:val="AttributeTok"/>
+        </w:rPr>
+        <w:t xml:space="preserve">  </w:t>
+      </w:r>
+      <w:r>
+        <w:rPr>
+          <w:rStyle w:val="FunctionTok"/>
+        </w:rPr>
+        <w:t xml:space="preserve">global_uri</w:t>
       </w:r>
       <w:r>
         <w:rPr>
@@ -23436,7 +24229,28 @@
         <w:rPr>
           <w:rStyle w:val="FunctionTok"/>
         </w:rPr>
-        <w:t xml:space="preserve">concerned_group</w:t>
+        <w:t xml:space="preserve">group_reference</w:t>
+      </w:r>
+      <w:r>
+        <w:rPr>
+          <w:rStyle w:val="KeywordTok"/>
+        </w:rPr>
+        <w:t xml:space="preserve">:</w:t>
+      </w:r>
+      <w:r>
+        <w:br/>
+      </w:r>
+      <w:r>
+        <w:rPr>
+          <w:rStyle w:val="AttributeTok"/>
+        </w:rPr>
+        <w:t xml:space="preserve">  </w:t>
+      </w:r>
+      <w:r>
+        <w:rPr>
+          <w:rStyle w:val="FunctionTok"/>
+        </w:rPr>
+        <w:t xml:space="preserve">global_uri</w:t>
       </w:r>
       <w:r>
         <w:rPr>
@@ -23697,7 +24511,28 @@
         <w:rPr>
           <w:rStyle w:val="FunctionTok"/>
         </w:rPr>
-        <w:t xml:space="preserve">concerned_person</w:t>
+        <w:t xml:space="preserve">person_reference</w:t>
+      </w:r>
+      <w:r>
+        <w:rPr>
+          <w:rStyle w:val="KeywordTok"/>
+        </w:rPr>
+        <w:t xml:space="preserve">:</w:t>
+      </w:r>
+      <w:r>
+        <w:br/>
+      </w:r>
+      <w:r>
+        <w:rPr>
+          <w:rStyle w:val="AttributeTok"/>
+        </w:rPr>
+        <w:t xml:space="preserve">  </w:t>
+      </w:r>
+      <w:r>
+        <w:rPr>
+          <w:rStyle w:val="FunctionTok"/>
+        </w:rPr>
+        <w:t xml:space="preserve">global_uri</w:t>
       </w:r>
       <w:r>
         <w:rPr>
@@ -23718,7 +24553,28 @@
         <w:rPr>
           <w:rStyle w:val="FunctionTok"/>
         </w:rPr>
-        <w:t xml:space="preserve">concerned_group</w:t>
+        <w:t xml:space="preserve">group_reference</w:t>
+      </w:r>
+      <w:r>
+        <w:rPr>
+          <w:rStyle w:val="KeywordTok"/>
+        </w:rPr>
+        <w:t xml:space="preserve">:</w:t>
+      </w:r>
+      <w:r>
+        <w:br/>
+      </w:r>
+      <w:r>
+        <w:rPr>
+          <w:rStyle w:val="AttributeTok"/>
+        </w:rPr>
+        <w:t xml:space="preserve">  </w:t>
+      </w:r>
+      <w:r>
+        <w:rPr>
+          <w:rStyle w:val="FunctionTok"/>
+        </w:rPr>
+        <w:t xml:space="preserve">global_uri</w:t>
       </w:r>
       <w:r>
         <w:rPr>
@@ -23910,7 +24766,28 @@
         <w:rPr>
           <w:rStyle w:val="FunctionTok"/>
         </w:rPr>
-        <w:t xml:space="preserve">concerned_person</w:t>
+        <w:t xml:space="preserve">person_reference</w:t>
+      </w:r>
+      <w:r>
+        <w:rPr>
+          <w:rStyle w:val="KeywordTok"/>
+        </w:rPr>
+        <w:t xml:space="preserve">:</w:t>
+      </w:r>
+      <w:r>
+        <w:br/>
+      </w:r>
+      <w:r>
+        <w:rPr>
+          <w:rStyle w:val="AttributeTok"/>
+        </w:rPr>
+        <w:t xml:space="preserve">  </w:t>
+      </w:r>
+      <w:r>
+        <w:rPr>
+          <w:rStyle w:val="FunctionTok"/>
+        </w:rPr>
+        <w:t xml:space="preserve">global_uri</w:t>
       </w:r>
       <w:r>
         <w:rPr>
@@ -23931,7 +24808,28 @@
         <w:rPr>
           <w:rStyle w:val="FunctionTok"/>
         </w:rPr>
-        <w:t xml:space="preserve">concerned_group</w:t>
+        <w:t xml:space="preserve">group_reference</w:t>
+      </w:r>
+      <w:r>
+        <w:rPr>
+          <w:rStyle w:val="KeywordTok"/>
+        </w:rPr>
+        <w:t xml:space="preserve">:</w:t>
+      </w:r>
+      <w:r>
+        <w:br/>
+      </w:r>
+      <w:r>
+        <w:rPr>
+          <w:rStyle w:val="AttributeTok"/>
+        </w:rPr>
+        <w:t xml:space="preserve">  </w:t>
+      </w:r>
+      <w:r>
+        <w:rPr>
+          <w:rStyle w:val="FunctionTok"/>
+        </w:rPr>
+        <w:t xml:space="preserve">global_uri</w:t>
       </w:r>
       <w:r>
         <w:rPr>
@@ -24150,7 +25048,28 @@
         <w:rPr>
           <w:rStyle w:val="FunctionTok"/>
         </w:rPr>
-        <w:t xml:space="preserve">concerned_person</w:t>
+        <w:t xml:space="preserve">person_reference</w:t>
+      </w:r>
+      <w:r>
+        <w:rPr>
+          <w:rStyle w:val="KeywordTok"/>
+        </w:rPr>
+        <w:t xml:space="preserve">:</w:t>
+      </w:r>
+      <w:r>
+        <w:br/>
+      </w:r>
+      <w:r>
+        <w:rPr>
+          <w:rStyle w:val="AttributeTok"/>
+        </w:rPr>
+        <w:t xml:space="preserve">    </w:t>
+      </w:r>
+      <w:r>
+        <w:rPr>
+          <w:rStyle w:val="FunctionTok"/>
+        </w:rPr>
+        <w:t xml:space="preserve">global_uri</w:t>
       </w:r>
       <w:r>
         <w:rPr>
@@ -24177,7 +25096,28 @@
         <w:rPr>
           <w:rStyle w:val="FunctionTok"/>
         </w:rPr>
-        <w:t xml:space="preserve">concerned_group</w:t>
+        <w:t xml:space="preserve">group_reference</w:t>
+      </w:r>
+      <w:r>
+        <w:rPr>
+          <w:rStyle w:val="KeywordTok"/>
+        </w:rPr>
+        <w:t xml:space="preserve">:</w:t>
+      </w:r>
+      <w:r>
+        <w:br/>
+      </w:r>
+      <w:r>
+        <w:rPr>
+          <w:rStyle w:val="AttributeTok"/>
+        </w:rPr>
+        <w:t xml:space="preserve">    </w:t>
+      </w:r>
+      <w:r>
+        <w:rPr>
+          <w:rStyle w:val="FunctionTok"/>
+        </w:rPr>
+        <w:t xml:space="preserve">global_uri</w:t>
       </w:r>
       <w:r>
         <w:rPr>
@@ -24357,7 +25297,28 @@
         <w:rPr>
           <w:rStyle w:val="FunctionTok"/>
         </w:rPr>
-        <w:t xml:space="preserve">concerned_person</w:t>
+        <w:t xml:space="preserve">person_reference</w:t>
+      </w:r>
+      <w:r>
+        <w:rPr>
+          <w:rStyle w:val="KeywordTok"/>
+        </w:rPr>
+        <w:t xml:space="preserve">:</w:t>
+      </w:r>
+      <w:r>
+        <w:br/>
+      </w:r>
+      <w:r>
+        <w:rPr>
+          <w:rStyle w:val="AttributeTok"/>
+        </w:rPr>
+        <w:t xml:space="preserve">    </w:t>
+      </w:r>
+      <w:r>
+        <w:rPr>
+          <w:rStyle w:val="FunctionTok"/>
+        </w:rPr>
+        <w:t xml:space="preserve">global_uri</w:t>
       </w:r>
       <w:r>
         <w:rPr>
@@ -24384,7 +25345,28 @@
         <w:rPr>
           <w:rStyle w:val="FunctionTok"/>
         </w:rPr>
-        <w:t xml:space="preserve">concerned_group</w:t>
+        <w:t xml:space="preserve">group_reference</w:t>
+      </w:r>
+      <w:r>
+        <w:rPr>
+          <w:rStyle w:val="KeywordTok"/>
+        </w:rPr>
+        <w:t xml:space="preserve">:</w:t>
+      </w:r>
+      <w:r>
+        <w:br/>
+      </w:r>
+      <w:r>
+        <w:rPr>
+          <w:rStyle w:val="AttributeTok"/>
+        </w:rPr>
+        <w:t xml:space="preserve">    </w:t>
+      </w:r>
+      <w:r>
+        <w:rPr>
+          <w:rStyle w:val="FunctionTok"/>
+        </w:rPr>
+        <w:t xml:space="preserve">global_uri</w:t>
       </w:r>
       <w:r>
         <w:rPr>
@@ -24564,7 +25546,28 @@
         <w:rPr>
           <w:rStyle w:val="FunctionTok"/>
         </w:rPr>
-        <w:t xml:space="preserve">concerned_person</w:t>
+        <w:t xml:space="preserve">person_reference</w:t>
+      </w:r>
+      <w:r>
+        <w:rPr>
+          <w:rStyle w:val="KeywordTok"/>
+        </w:rPr>
+        <w:t xml:space="preserve">:</w:t>
+      </w:r>
+      <w:r>
+        <w:br/>
+      </w:r>
+      <w:r>
+        <w:rPr>
+          <w:rStyle w:val="AttributeTok"/>
+        </w:rPr>
+        <w:t xml:space="preserve">    </w:t>
+      </w:r>
+      <w:r>
+        <w:rPr>
+          <w:rStyle w:val="FunctionTok"/>
+        </w:rPr>
+        <w:t xml:space="preserve">global_uri</w:t>
       </w:r>
       <w:r>
         <w:rPr>
@@ -24591,7 +25594,28 @@
         <w:rPr>
           <w:rStyle w:val="FunctionTok"/>
         </w:rPr>
-        <w:t xml:space="preserve">concerned_group</w:t>
+        <w:t xml:space="preserve">group_reference</w:t>
+      </w:r>
+      <w:r>
+        <w:rPr>
+          <w:rStyle w:val="KeywordTok"/>
+        </w:rPr>
+        <w:t xml:space="preserve">:</w:t>
+      </w:r>
+      <w:r>
+        <w:br/>
+      </w:r>
+      <w:r>
+        <w:rPr>
+          <w:rStyle w:val="AttributeTok"/>
+        </w:rPr>
+        <w:t xml:space="preserve">    </w:t>
+      </w:r>
+      <w:r>
+        <w:rPr>
+          <w:rStyle w:val="FunctionTok"/>
+        </w:rPr>
+        <w:t xml:space="preserve">global_uri</w:t>
       </w:r>
       <w:r>
         <w:rPr>
@@ -24807,7 +25831,28 @@
         <w:rPr>
           <w:rStyle w:val="FunctionTok"/>
         </w:rPr>
-        <w:t xml:space="preserve">concerned_person</w:t>
+        <w:t xml:space="preserve">person_reference</w:t>
+      </w:r>
+      <w:r>
+        <w:rPr>
+          <w:rStyle w:val="KeywordTok"/>
+        </w:rPr>
+        <w:t xml:space="preserve">:</w:t>
+      </w:r>
+      <w:r>
+        <w:br/>
+      </w:r>
+      <w:r>
+        <w:rPr>
+          <w:rStyle w:val="AttributeTok"/>
+        </w:rPr>
+        <w:t xml:space="preserve">  </w:t>
+      </w:r>
+      <w:r>
+        <w:rPr>
+          <w:rStyle w:val="FunctionTok"/>
+        </w:rPr>
+        <w:t xml:space="preserve">global_uri</w:t>
       </w:r>
       <w:r>
         <w:rPr>
@@ -24828,7 +25873,28 @@
         <w:rPr>
           <w:rStyle w:val="FunctionTok"/>
         </w:rPr>
-        <w:t xml:space="preserve">concerned_group</w:t>
+        <w:t xml:space="preserve">group_reference</w:t>
+      </w:r>
+      <w:r>
+        <w:rPr>
+          <w:rStyle w:val="KeywordTok"/>
+        </w:rPr>
+        <w:t xml:space="preserve">:</w:t>
+      </w:r>
+      <w:r>
+        <w:br/>
+      </w:r>
+      <w:r>
+        <w:rPr>
+          <w:rStyle w:val="AttributeTok"/>
+        </w:rPr>
+        <w:t xml:space="preserve">  </w:t>
+      </w:r>
+      <w:r>
+        <w:rPr>
+          <w:rStyle w:val="FunctionTok"/>
+        </w:rPr>
+        <w:t xml:space="preserve">global_uri</w:t>
       </w:r>
       <w:r>
         <w:rPr>
@@ -25047,7 +26113,28 @@
         <w:rPr>
           <w:rStyle w:val="FunctionTok"/>
         </w:rPr>
-        <w:t xml:space="preserve">concerned_person</w:t>
+        <w:t xml:space="preserve">person_reference</w:t>
+      </w:r>
+      <w:r>
+        <w:rPr>
+          <w:rStyle w:val="KeywordTok"/>
+        </w:rPr>
+        <w:t xml:space="preserve">:</w:t>
+      </w:r>
+      <w:r>
+        <w:br/>
+      </w:r>
+      <w:r>
+        <w:rPr>
+          <w:rStyle w:val="AttributeTok"/>
+        </w:rPr>
+        <w:t xml:space="preserve">  </w:t>
+      </w:r>
+      <w:r>
+        <w:rPr>
+          <w:rStyle w:val="FunctionTok"/>
+        </w:rPr>
+        <w:t xml:space="preserve">global_uri</w:t>
       </w:r>
       <w:r>
         <w:rPr>
@@ -25068,7 +26155,28 @@
         <w:rPr>
           <w:rStyle w:val="FunctionTok"/>
         </w:rPr>
-        <w:t xml:space="preserve">concerned_group</w:t>
+        <w:t xml:space="preserve">group_reference</w:t>
+      </w:r>
+      <w:r>
+        <w:rPr>
+          <w:rStyle w:val="KeywordTok"/>
+        </w:rPr>
+        <w:t xml:space="preserve">:</w:t>
+      </w:r>
+      <w:r>
+        <w:br/>
+      </w:r>
+      <w:r>
+        <w:rPr>
+          <w:rStyle w:val="AttributeTok"/>
+        </w:rPr>
+        <w:t xml:space="preserve">  </w:t>
+      </w:r>
+      <w:r>
+        <w:rPr>
+          <w:rStyle w:val="FunctionTok"/>
+        </w:rPr>
+        <w:t xml:space="preserve">global_uri</w:t>
       </w:r>
       <w:r>
         <w:rPr>
@@ -25254,7 +26362,28 @@
         <w:rPr>
           <w:rStyle w:val="FunctionTok"/>
         </w:rPr>
-        <w:t xml:space="preserve">concerned_person</w:t>
+        <w:t xml:space="preserve">person_reference</w:t>
+      </w:r>
+      <w:r>
+        <w:rPr>
+          <w:rStyle w:val="KeywordTok"/>
+        </w:rPr>
+        <w:t xml:space="preserve">:</w:t>
+      </w:r>
+      <w:r>
+        <w:br/>
+      </w:r>
+      <w:r>
+        <w:rPr>
+          <w:rStyle w:val="AttributeTok"/>
+        </w:rPr>
+        <w:t xml:space="preserve">  </w:t>
+      </w:r>
+      <w:r>
+        <w:rPr>
+          <w:rStyle w:val="FunctionTok"/>
+        </w:rPr>
+        <w:t xml:space="preserve">global_uri</w:t>
       </w:r>
       <w:r>
         <w:rPr>
@@ -25275,7 +26404,28 @@
         <w:rPr>
           <w:rStyle w:val="FunctionTok"/>
         </w:rPr>
-        <w:t xml:space="preserve">concerned_group</w:t>
+        <w:t xml:space="preserve">group_reference</w:t>
+      </w:r>
+      <w:r>
+        <w:rPr>
+          <w:rStyle w:val="KeywordTok"/>
+        </w:rPr>
+        <w:t xml:space="preserve">:</w:t>
+      </w:r>
+      <w:r>
+        <w:br/>
+      </w:r>
+      <w:r>
+        <w:rPr>
+          <w:rStyle w:val="AttributeTok"/>
+        </w:rPr>
+        <w:t xml:space="preserve">  </w:t>
+      </w:r>
+      <w:r>
+        <w:rPr>
+          <w:rStyle w:val="FunctionTok"/>
+        </w:rPr>
+        <w:t xml:space="preserve">global_uri</w:t>
       </w:r>
       <w:r>
         <w:rPr>
@@ -25500,7 +26650,28 @@
         <w:rPr>
           <w:rStyle w:val="FunctionTok"/>
         </w:rPr>
-        <w:t xml:space="preserve">concerned_person</w:t>
+        <w:t xml:space="preserve">person_reference</w:t>
+      </w:r>
+      <w:r>
+        <w:rPr>
+          <w:rStyle w:val="KeywordTok"/>
+        </w:rPr>
+        <w:t xml:space="preserve">:</w:t>
+      </w:r>
+      <w:r>
+        <w:br/>
+      </w:r>
+      <w:r>
+        <w:rPr>
+          <w:rStyle w:val="AttributeTok"/>
+        </w:rPr>
+        <w:t xml:space="preserve">  </w:t>
+      </w:r>
+      <w:r>
+        <w:rPr>
+          <w:rStyle w:val="FunctionTok"/>
+        </w:rPr>
+        <w:t xml:space="preserve">global_uri</w:t>
       </w:r>
       <w:r>
         <w:rPr>
@@ -25521,7 +26692,28 @@
         <w:rPr>
           <w:rStyle w:val="FunctionTok"/>
         </w:rPr>
-        <w:t xml:space="preserve">concerned_group</w:t>
+        <w:t xml:space="preserve">group_reference</w:t>
+      </w:r>
+      <w:r>
+        <w:rPr>
+          <w:rStyle w:val="KeywordTok"/>
+        </w:rPr>
+        <w:t xml:space="preserve">:</w:t>
+      </w:r>
+      <w:r>
+        <w:br/>
+      </w:r>
+      <w:r>
+        <w:rPr>
+          <w:rStyle w:val="AttributeTok"/>
+        </w:rPr>
+        <w:t xml:space="preserve">  </w:t>
+      </w:r>
+      <w:r>
+        <w:rPr>
+          <w:rStyle w:val="FunctionTok"/>
+        </w:rPr>
+        <w:t xml:space="preserve">global_uri</w:t>
       </w:r>
       <w:r>
         <w:rPr>
@@ -34865,12 +36057,534 @@
         <w:t xml:space="preserve">Examples</w:t>
       </w:r>
     </w:p>
-    <w:bookmarkStart w:id="190" w:name="X0845bcf2a073d7a8ccfb4c034304d565538985a"/>
+    <w:bookmarkStart w:id="190" w:name="Xded36388b4a9b51fcb584ff8dfc8b0a0bff45fd"/>
     <w:p>
       <w:pPr>
         <w:pStyle w:val="Heading3"/>
       </w:pPr>
       <w:r>
+        <w:t xml:space="preserve">Example: InterestLink-interest_links_il_burkart_003</w:t>
+      </w:r>
+    </w:p>
+    <w:p>
+      <w:pPr>
+        <w:pStyle w:val="SourceCode"/>
+      </w:pPr>
+      <w:r>
+        <w:rPr>
+          <w:rStyle w:val="FunctionTok"/>
+        </w:rPr>
+        <w:t xml:space="preserve">global_uri</w:t>
+      </w:r>
+      <w:r>
+        <w:rPr>
+          <w:rStyle w:val="KeywordTok"/>
+        </w:rPr>
+        <w:t xml:space="preserve">:</w:t>
+      </w:r>
+      <w:r>
+        <w:rPr>
+          <w:rStyle w:val="AttributeTok"/>
+        </w:rPr>
+        <w:t xml:space="preserve"> act:il_burkart_003</w:t>
+      </w:r>
+      <w:r>
+        <w:br/>
+      </w:r>
+      <w:r>
+        <w:rPr>
+          <w:rStyle w:val="FunctionTok"/>
+        </w:rPr>
+        <w:t xml:space="preserve">person_reference</w:t>
+      </w:r>
+      <w:r>
+        <w:rPr>
+          <w:rStyle w:val="KeywordTok"/>
+        </w:rPr>
+        <w:t xml:space="preserve">:</w:t>
+      </w:r>
+      <w:r>
+        <w:br/>
+      </w:r>
+      <w:r>
+        <w:rPr>
+          <w:rStyle w:val="AttributeTok"/>
+        </w:rPr>
+        <w:t xml:space="preserve">  </w:t>
+      </w:r>
+      <w:r>
+        <w:rPr>
+          <w:rStyle w:val="FunctionTok"/>
+        </w:rPr>
+        <w:t xml:space="preserve">global_uri</w:t>
+      </w:r>
+      <w:r>
+        <w:rPr>
+          <w:rStyle w:val="KeywordTok"/>
+        </w:rPr>
+        <w:t xml:space="preserve">:</w:t>
+      </w:r>
+      <w:r>
+        <w:rPr>
+          <w:rStyle w:val="AttributeTok"/>
+        </w:rPr>
+        <w:t xml:space="preserve"> https://www.wikidata.org/wiki/Q23060472</w:t>
+      </w:r>
+      <w:r>
+        <w:br/>
+      </w:r>
+      <w:r>
+        <w:rPr>
+          <w:rStyle w:val="AttributeTok"/>
+        </w:rPr>
+        <w:t xml:space="preserve">  </w:t>
+      </w:r>
+      <w:r>
+        <w:rPr>
+          <w:rStyle w:val="FunctionTok"/>
+        </w:rPr>
+        <w:t xml:space="preserve">label</w:t>
+      </w:r>
+      <w:r>
+        <w:rPr>
+          <w:rStyle w:val="KeywordTok"/>
+        </w:rPr>
+        <w:t xml:space="preserve">:</w:t>
+      </w:r>
+      <w:r>
+        <w:rPr>
+          <w:rStyle w:val="AttributeTok"/>
+        </w:rPr>
+        <w:t xml:space="preserve"> Thierry Burkart</w:t>
+      </w:r>
+      <w:r>
+        <w:br/>
+      </w:r>
+      <w:r>
+        <w:rPr>
+          <w:rStyle w:val="AttributeTok"/>
+        </w:rPr>
+        <w:t xml:space="preserve">  </w:t>
+      </w:r>
+      <w:r>
+        <w:rPr>
+          <w:rStyle w:val="FunctionTok"/>
+        </w:rPr>
+        <w:t xml:space="preserve">group_label</w:t>
+      </w:r>
+      <w:r>
+        <w:rPr>
+          <w:rStyle w:val="KeywordTok"/>
+        </w:rPr>
+        <w:t xml:space="preserve">:</w:t>
+      </w:r>
+      <w:r>
+        <w:rPr>
+          <w:rStyle w:val="AttributeTok"/>
+        </w:rPr>
+        <w:t xml:space="preserve"> FDP.Die Liberalen</w:t>
+      </w:r>
+      <w:r>
+        <w:br/>
+      </w:r>
+      <w:r>
+        <w:rPr>
+          <w:rStyle w:val="FunctionTok"/>
+        </w:rPr>
+        <w:t xml:space="preserve">interest_type</w:t>
+      </w:r>
+      <w:r>
+        <w:rPr>
+          <w:rStyle w:val="KeywordTok"/>
+        </w:rPr>
+        <w:t xml:space="preserve">:</w:t>
+      </w:r>
+      <w:r>
+        <w:rPr>
+          <w:rStyle w:val="AttributeTok"/>
+        </w:rPr>
+        <w:t xml:space="preserve"> professional_activity</w:t>
+      </w:r>
+      <w:r>
+        <w:br/>
+      </w:r>
+      <w:r>
+        <w:rPr>
+          <w:rStyle w:val="FunctionTok"/>
+        </w:rPr>
+        <w:t xml:space="preserve">organization_label</w:t>
+      </w:r>
+      <w:r>
+        <w:rPr>
+          <w:rStyle w:val="KeywordTok"/>
+        </w:rPr>
+        <w:t xml:space="preserve">:</w:t>
+      </w:r>
+      <w:r>
+        <w:rPr>
+          <w:rStyle w:val="AttributeTok"/>
+        </w:rPr>
+        <w:t xml:space="preserve"> Bovida Real Estate AG, Baar</w:t>
+      </w:r>
+      <w:r>
+        <w:br/>
+      </w:r>
+      <w:r>
+        <w:rPr>
+          <w:rStyle w:val="FunctionTok"/>
+        </w:rPr>
+        <w:t xml:space="preserve">legal_form</w:t>
+      </w:r>
+      <w:r>
+        <w:rPr>
+          <w:rStyle w:val="KeywordTok"/>
+        </w:rPr>
+        <w:t xml:space="preserve">:</w:t>
+      </w:r>
+      <w:r>
+        <w:rPr>
+          <w:rStyle w:val="AttributeTok"/>
+        </w:rPr>
+        <w:t xml:space="preserve"> Aktiengesellschaft</w:t>
+      </w:r>
+      <w:r>
+        <w:br/>
+      </w:r>
+      <w:r>
+        <w:rPr>
+          <w:rStyle w:val="FunctionTok"/>
+        </w:rPr>
+        <w:t xml:space="preserve">committee</w:t>
+      </w:r>
+      <w:r>
+        <w:rPr>
+          <w:rStyle w:val="KeywordTok"/>
+        </w:rPr>
+        <w:t xml:space="preserve">:</w:t>
+      </w:r>
+      <w:r>
+        <w:rPr>
+          <w:rStyle w:val="AttributeTok"/>
+        </w:rPr>
+        <w:t xml:space="preserve"> Verwaltungsrat</w:t>
+      </w:r>
+      <w:r>
+        <w:br/>
+      </w:r>
+      <w:r>
+        <w:rPr>
+          <w:rStyle w:val="FunctionTok"/>
+        </w:rPr>
+        <w:t xml:space="preserve">function_role</w:t>
+      </w:r>
+      <w:r>
+        <w:rPr>
+          <w:rStyle w:val="KeywordTok"/>
+        </w:rPr>
+        <w:t xml:space="preserve">:</w:t>
+      </w:r>
+      <w:r>
+        <w:rPr>
+          <w:rStyle w:val="AttributeTok"/>
+        </w:rPr>
+        <w:t xml:space="preserve"> Mitglied</w:t>
+      </w:r>
+      <w:r>
+        <w:br/>
+      </w:r>
+      <w:r>
+        <w:rPr>
+          <w:rStyle w:val="FunctionTok"/>
+        </w:rPr>
+        <w:t xml:space="preserve">is_paid</w:t>
+      </w:r>
+      <w:r>
+        <w:rPr>
+          <w:rStyle w:val="KeywordTok"/>
+        </w:rPr>
+        <w:t xml:space="preserve">:</w:t>
+      </w:r>
+      <w:r>
+        <w:rPr>
+          <w:rStyle w:val="AttributeTok"/>
+        </w:rPr>
+        <w:t xml:space="preserve"> </w:t>
+      </w:r>
+      <w:r>
+        <w:rPr>
+          <w:rStyle w:val="CharTok"/>
+        </w:rPr>
+        <w:t xml:space="preserve">true</w:t>
+      </w:r>
+    </w:p>
+    <w:bookmarkEnd w:id="190"/>
+    <w:bookmarkStart w:id="191" w:name="Xd76396af613a0ff7158ed59e2240f0adc6f7ee2"/>
+    <w:p>
+      <w:pPr>
+        <w:pStyle w:val="Heading3"/>
+      </w:pPr>
+      <w:r>
+        <w:t xml:space="preserve">Example: InterestLink-interest_links_il_burkart_002</w:t>
+      </w:r>
+    </w:p>
+    <w:p>
+      <w:pPr>
+        <w:pStyle w:val="SourceCode"/>
+      </w:pPr>
+      <w:r>
+        <w:rPr>
+          <w:rStyle w:val="FunctionTok"/>
+        </w:rPr>
+        <w:t xml:space="preserve">global_uri</w:t>
+      </w:r>
+      <w:r>
+        <w:rPr>
+          <w:rStyle w:val="KeywordTok"/>
+        </w:rPr>
+        <w:t xml:space="preserve">:</w:t>
+      </w:r>
+      <w:r>
+        <w:rPr>
+          <w:rStyle w:val="AttributeTok"/>
+        </w:rPr>
+        <w:t xml:space="preserve"> act:il_burkart_002</w:t>
+      </w:r>
+      <w:r>
+        <w:br/>
+      </w:r>
+      <w:r>
+        <w:rPr>
+          <w:rStyle w:val="FunctionTok"/>
+        </w:rPr>
+        <w:t xml:space="preserve">person_reference</w:t>
+      </w:r>
+      <w:r>
+        <w:rPr>
+          <w:rStyle w:val="KeywordTok"/>
+        </w:rPr>
+        <w:t xml:space="preserve">:</w:t>
+      </w:r>
+      <w:r>
+        <w:br/>
+      </w:r>
+      <w:r>
+        <w:rPr>
+          <w:rStyle w:val="AttributeTok"/>
+        </w:rPr>
+        <w:t xml:space="preserve">  </w:t>
+      </w:r>
+      <w:r>
+        <w:rPr>
+          <w:rStyle w:val="FunctionTok"/>
+        </w:rPr>
+        <w:t xml:space="preserve">global_uri</w:t>
+      </w:r>
+      <w:r>
+        <w:rPr>
+          <w:rStyle w:val="KeywordTok"/>
+        </w:rPr>
+        <w:t xml:space="preserve">:</w:t>
+      </w:r>
+      <w:r>
+        <w:rPr>
+          <w:rStyle w:val="AttributeTok"/>
+        </w:rPr>
+        <w:t xml:space="preserve"> https://www.wikidata.org/wiki/Q23060472</w:t>
+      </w:r>
+      <w:r>
+        <w:br/>
+      </w:r>
+      <w:r>
+        <w:rPr>
+          <w:rStyle w:val="AttributeTok"/>
+        </w:rPr>
+        <w:t xml:space="preserve">  </w:t>
+      </w:r>
+      <w:r>
+        <w:rPr>
+          <w:rStyle w:val="FunctionTok"/>
+        </w:rPr>
+        <w:t xml:space="preserve">label</w:t>
+      </w:r>
+      <w:r>
+        <w:rPr>
+          <w:rStyle w:val="KeywordTok"/>
+        </w:rPr>
+        <w:t xml:space="preserve">:</w:t>
+      </w:r>
+      <w:r>
+        <w:rPr>
+          <w:rStyle w:val="AttributeTok"/>
+        </w:rPr>
+        <w:t xml:space="preserve"> Thierry Burkart</w:t>
+      </w:r>
+      <w:r>
+        <w:br/>
+      </w:r>
+      <w:r>
+        <w:rPr>
+          <w:rStyle w:val="AttributeTok"/>
+        </w:rPr>
+        <w:t xml:space="preserve">  </w:t>
+      </w:r>
+      <w:r>
+        <w:rPr>
+          <w:rStyle w:val="FunctionTok"/>
+        </w:rPr>
+        <w:t xml:space="preserve">group_label</w:t>
+      </w:r>
+      <w:r>
+        <w:rPr>
+          <w:rStyle w:val="KeywordTok"/>
+        </w:rPr>
+        <w:t xml:space="preserve">:</w:t>
+      </w:r>
+      <w:r>
+        <w:rPr>
+          <w:rStyle w:val="AttributeTok"/>
+        </w:rPr>
+        <w:t xml:space="preserve"> FDP.Die Liberalen</w:t>
+      </w:r>
+      <w:r>
+        <w:br/>
+      </w:r>
+      <w:r>
+        <w:rPr>
+          <w:rStyle w:val="FunctionTok"/>
+        </w:rPr>
+        <w:t xml:space="preserve">interest_type</w:t>
+      </w:r>
+      <w:r>
+        <w:rPr>
+          <w:rStyle w:val="KeywordTok"/>
+        </w:rPr>
+        <w:t xml:space="preserve">:</w:t>
+      </w:r>
+      <w:r>
+        <w:rPr>
+          <w:rStyle w:val="AttributeTok"/>
+        </w:rPr>
+        <w:t xml:space="preserve"> professional_activity</w:t>
+      </w:r>
+      <w:r>
+        <w:br/>
+      </w:r>
+      <w:r>
+        <w:rPr>
+          <w:rStyle w:val="FunctionTok"/>
+        </w:rPr>
+        <w:t xml:space="preserve">organization_label</w:t>
+      </w:r>
+      <w:r>
+        <w:rPr>
+          <w:rStyle w:val="KeywordTok"/>
+        </w:rPr>
+        <w:t xml:space="preserve">:</w:t>
+      </w:r>
+      <w:r>
+        <w:rPr>
+          <w:rStyle w:val="AttributeTok"/>
+        </w:rPr>
+        <w:t xml:space="preserve"> Birchmeier Holding AG, Döttingen</w:t>
+      </w:r>
+      <w:r>
+        <w:br/>
+      </w:r>
+      <w:r>
+        <w:rPr>
+          <w:rStyle w:val="FunctionTok"/>
+        </w:rPr>
+        <w:t xml:space="preserve">legal_form</w:t>
+      </w:r>
+      <w:r>
+        <w:rPr>
+          <w:rStyle w:val="KeywordTok"/>
+        </w:rPr>
+        <w:t xml:space="preserve">:</w:t>
+      </w:r>
+      <w:r>
+        <w:rPr>
+          <w:rStyle w:val="AttributeTok"/>
+        </w:rPr>
+        <w:t xml:space="preserve"> Aktiengesellschaft</w:t>
+      </w:r>
+      <w:r>
+        <w:br/>
+      </w:r>
+      <w:r>
+        <w:rPr>
+          <w:rStyle w:val="FunctionTok"/>
+        </w:rPr>
+        <w:t xml:space="preserve">committee</w:t>
+      </w:r>
+      <w:r>
+        <w:rPr>
+          <w:rStyle w:val="KeywordTok"/>
+        </w:rPr>
+        <w:t xml:space="preserve">:</w:t>
+      </w:r>
+      <w:r>
+        <w:rPr>
+          <w:rStyle w:val="AttributeTok"/>
+        </w:rPr>
+        <w:t xml:space="preserve"> Verwaltungsrat</w:t>
+      </w:r>
+      <w:r>
+        <w:br/>
+      </w:r>
+      <w:r>
+        <w:rPr>
+          <w:rStyle w:val="FunctionTok"/>
+        </w:rPr>
+        <w:t xml:space="preserve">function_role</w:t>
+      </w:r>
+      <w:r>
+        <w:rPr>
+          <w:rStyle w:val="KeywordTok"/>
+        </w:rPr>
+        <w:t xml:space="preserve">:</w:t>
+      </w:r>
+      <w:r>
+        <w:rPr>
+          <w:rStyle w:val="AttributeTok"/>
+        </w:rPr>
+        <w:t xml:space="preserve"> Mitglied</w:t>
+      </w:r>
+      <w:r>
+        <w:br/>
+      </w:r>
+      <w:r>
+        <w:rPr>
+          <w:rStyle w:val="FunctionTok"/>
+        </w:rPr>
+        <w:t xml:space="preserve">is_paid</w:t>
+      </w:r>
+      <w:r>
+        <w:rPr>
+          <w:rStyle w:val="KeywordTok"/>
+        </w:rPr>
+        <w:t xml:space="preserve">:</w:t>
+      </w:r>
+      <w:r>
+        <w:rPr>
+          <w:rStyle w:val="AttributeTok"/>
+        </w:rPr>
+        <w:t xml:space="preserve"> </w:t>
+      </w:r>
+      <w:r>
+        <w:rPr>
+          <w:rStyle w:val="CharTok"/>
+        </w:rPr>
+        <w:t xml:space="preserve">true</w:t>
+      </w:r>
+    </w:p>
+    <w:bookmarkEnd w:id="191"/>
+    <w:bookmarkStart w:id="192" w:name="X0845bcf2a073d7a8ccfb4c034304d565538985a"/>
+    <w:p>
+      <w:pPr>
+        <w:pStyle w:val="Heading3"/>
+      </w:pPr>
+      <w:r>
         <w:t xml:space="preserve">Example: InterestLink-interest_links_il_burkart_001</w:t>
       </w:r>
     </w:p>
@@ -35125,13 +36839,1840 @@
         <w:t xml:space="preserve">true</w:t>
       </w:r>
     </w:p>
-    <w:bookmarkEnd w:id="190"/>
-    <w:bookmarkStart w:id="191" w:name="X5f7b77374213da9d26faf724a6a780fad8e679d"/>
+    <w:bookmarkEnd w:id="192"/>
+    <w:bookmarkStart w:id="193" w:name="X7d29cc7ff52120bdd45011480f3e6dc610515f2"/>
     <w:p>
       <w:pPr>
         <w:pStyle w:val="Heading3"/>
       </w:pPr>
       <w:r>
+        <w:t xml:space="preserve">Example: InterestLink-interest_links_il_burkart_004</w:t>
+      </w:r>
+    </w:p>
+    <w:p>
+      <w:pPr>
+        <w:pStyle w:val="SourceCode"/>
+      </w:pPr>
+      <w:r>
+        <w:rPr>
+          <w:rStyle w:val="FunctionTok"/>
+        </w:rPr>
+        <w:t xml:space="preserve">global_uri</w:t>
+      </w:r>
+      <w:r>
+        <w:rPr>
+          <w:rStyle w:val="KeywordTok"/>
+        </w:rPr>
+        <w:t xml:space="preserve">:</w:t>
+      </w:r>
+      <w:r>
+        <w:rPr>
+          <w:rStyle w:val="AttributeTok"/>
+        </w:rPr>
+        <w:t xml:space="preserve"> act:il_burkart_004</w:t>
+      </w:r>
+      <w:r>
+        <w:br/>
+      </w:r>
+      <w:r>
+        <w:rPr>
+          <w:rStyle w:val="FunctionTok"/>
+        </w:rPr>
+        <w:t xml:space="preserve">person_reference</w:t>
+      </w:r>
+      <w:r>
+        <w:rPr>
+          <w:rStyle w:val="KeywordTok"/>
+        </w:rPr>
+        <w:t xml:space="preserve">:</w:t>
+      </w:r>
+      <w:r>
+        <w:br/>
+      </w:r>
+      <w:r>
+        <w:rPr>
+          <w:rStyle w:val="AttributeTok"/>
+        </w:rPr>
+        <w:t xml:space="preserve">  </w:t>
+      </w:r>
+      <w:r>
+        <w:rPr>
+          <w:rStyle w:val="FunctionTok"/>
+        </w:rPr>
+        <w:t xml:space="preserve">global_uri</w:t>
+      </w:r>
+      <w:r>
+        <w:rPr>
+          <w:rStyle w:val="KeywordTok"/>
+        </w:rPr>
+        <w:t xml:space="preserve">:</w:t>
+      </w:r>
+      <w:r>
+        <w:rPr>
+          <w:rStyle w:val="AttributeTok"/>
+        </w:rPr>
+        <w:t xml:space="preserve"> https://www.wikidata.org/wiki/Q23060472</w:t>
+      </w:r>
+      <w:r>
+        <w:br/>
+      </w:r>
+      <w:r>
+        <w:rPr>
+          <w:rStyle w:val="AttributeTok"/>
+        </w:rPr>
+        <w:t xml:space="preserve">  </w:t>
+      </w:r>
+      <w:r>
+        <w:rPr>
+          <w:rStyle w:val="FunctionTok"/>
+        </w:rPr>
+        <w:t xml:space="preserve">label</w:t>
+      </w:r>
+      <w:r>
+        <w:rPr>
+          <w:rStyle w:val="KeywordTok"/>
+        </w:rPr>
+        <w:t xml:space="preserve">:</w:t>
+      </w:r>
+      <w:r>
+        <w:rPr>
+          <w:rStyle w:val="AttributeTok"/>
+        </w:rPr>
+        <w:t xml:space="preserve"> Thierry Burkart</w:t>
+      </w:r>
+      <w:r>
+        <w:br/>
+      </w:r>
+      <w:r>
+        <w:rPr>
+          <w:rStyle w:val="AttributeTok"/>
+        </w:rPr>
+        <w:t xml:space="preserve">  </w:t>
+      </w:r>
+      <w:r>
+        <w:rPr>
+          <w:rStyle w:val="FunctionTok"/>
+        </w:rPr>
+        <w:t xml:space="preserve">group_label</w:t>
+      </w:r>
+      <w:r>
+        <w:rPr>
+          <w:rStyle w:val="KeywordTok"/>
+        </w:rPr>
+        <w:t xml:space="preserve">:</w:t>
+      </w:r>
+      <w:r>
+        <w:rPr>
+          <w:rStyle w:val="AttributeTok"/>
+        </w:rPr>
+        <w:t xml:space="preserve"> FDP.Die Liberalen</w:t>
+      </w:r>
+      <w:r>
+        <w:br/>
+      </w:r>
+      <w:r>
+        <w:rPr>
+          <w:rStyle w:val="FunctionTok"/>
+        </w:rPr>
+        <w:t xml:space="preserve">interest_type</w:t>
+      </w:r>
+      <w:r>
+        <w:rPr>
+          <w:rStyle w:val="KeywordTok"/>
+        </w:rPr>
+        <w:t xml:space="preserve">:</w:t>
+      </w:r>
+      <w:r>
+        <w:rPr>
+          <w:rStyle w:val="AttributeTok"/>
+        </w:rPr>
+        <w:t xml:space="preserve"> professional_activity</w:t>
+      </w:r>
+      <w:r>
+        <w:br/>
+      </w:r>
+      <w:r>
+        <w:rPr>
+          <w:rStyle w:val="FunctionTok"/>
+        </w:rPr>
+        <w:t xml:space="preserve">organization_label</w:t>
+      </w:r>
+      <w:r>
+        <w:rPr>
+          <w:rStyle w:val="KeywordTok"/>
+        </w:rPr>
+        <w:t xml:space="preserve">:</w:t>
+      </w:r>
+      <w:r>
+        <w:rPr>
+          <w:rStyle w:val="AttributeTok"/>
+        </w:rPr>
+        <w:t xml:space="preserve"> ELCA Group SA, Lausanne</w:t>
+      </w:r>
+      <w:r>
+        <w:br/>
+      </w:r>
+      <w:r>
+        <w:rPr>
+          <w:rStyle w:val="FunctionTok"/>
+        </w:rPr>
+        <w:t xml:space="preserve">legal_form</w:t>
+      </w:r>
+      <w:r>
+        <w:rPr>
+          <w:rStyle w:val="KeywordTok"/>
+        </w:rPr>
+        <w:t xml:space="preserve">:</w:t>
+      </w:r>
+      <w:r>
+        <w:rPr>
+          <w:rStyle w:val="AttributeTok"/>
+        </w:rPr>
+        <w:t xml:space="preserve"> Aktiengesellschaft</w:t>
+      </w:r>
+      <w:r>
+        <w:br/>
+      </w:r>
+      <w:r>
+        <w:rPr>
+          <w:rStyle w:val="FunctionTok"/>
+        </w:rPr>
+        <w:t xml:space="preserve">committee</w:t>
+      </w:r>
+      <w:r>
+        <w:rPr>
+          <w:rStyle w:val="KeywordTok"/>
+        </w:rPr>
+        <w:t xml:space="preserve">:</w:t>
+      </w:r>
+      <w:r>
+        <w:rPr>
+          <w:rStyle w:val="AttributeTok"/>
+        </w:rPr>
+        <w:t xml:space="preserve"> Verwaltungsrat</w:t>
+      </w:r>
+      <w:r>
+        <w:br/>
+      </w:r>
+      <w:r>
+        <w:rPr>
+          <w:rStyle w:val="FunctionTok"/>
+        </w:rPr>
+        <w:t xml:space="preserve">function_role</w:t>
+      </w:r>
+      <w:r>
+        <w:rPr>
+          <w:rStyle w:val="KeywordTok"/>
+        </w:rPr>
+        <w:t xml:space="preserve">:</w:t>
+      </w:r>
+      <w:r>
+        <w:rPr>
+          <w:rStyle w:val="AttributeTok"/>
+        </w:rPr>
+        <w:t xml:space="preserve"> Mitglied</w:t>
+      </w:r>
+      <w:r>
+        <w:br/>
+      </w:r>
+      <w:r>
+        <w:rPr>
+          <w:rStyle w:val="FunctionTok"/>
+        </w:rPr>
+        <w:t xml:space="preserve">is_paid</w:t>
+      </w:r>
+      <w:r>
+        <w:rPr>
+          <w:rStyle w:val="KeywordTok"/>
+        </w:rPr>
+        <w:t xml:space="preserve">:</w:t>
+      </w:r>
+      <w:r>
+        <w:rPr>
+          <w:rStyle w:val="AttributeTok"/>
+        </w:rPr>
+        <w:t xml:space="preserve"> </w:t>
+      </w:r>
+      <w:r>
+        <w:rPr>
+          <w:rStyle w:val="CharTok"/>
+        </w:rPr>
+        <w:t xml:space="preserve">true</w:t>
+      </w:r>
+    </w:p>
+    <w:bookmarkEnd w:id="193"/>
+    <w:bookmarkStart w:id="194" w:name="Xa40f2fb9d29f8ea37e0f78fc21991870728b003"/>
+    <w:p>
+      <w:pPr>
+        <w:pStyle w:val="Heading3"/>
+      </w:pPr>
+      <w:r>
+        <w:t xml:space="preserve">Example: InterestLink-interest_links_il_burkart_011</w:t>
+      </w:r>
+    </w:p>
+    <w:p>
+      <w:pPr>
+        <w:pStyle w:val="SourceCode"/>
+      </w:pPr>
+      <w:r>
+        <w:rPr>
+          <w:rStyle w:val="FunctionTok"/>
+        </w:rPr>
+        <w:t xml:space="preserve">global_uri</w:t>
+      </w:r>
+      <w:r>
+        <w:rPr>
+          <w:rStyle w:val="KeywordTok"/>
+        </w:rPr>
+        <w:t xml:space="preserve">:</w:t>
+      </w:r>
+      <w:r>
+        <w:rPr>
+          <w:rStyle w:val="AttributeTok"/>
+        </w:rPr>
+        <w:t xml:space="preserve"> act:il_burkart_011</w:t>
+      </w:r>
+      <w:r>
+        <w:br/>
+      </w:r>
+      <w:r>
+        <w:rPr>
+          <w:rStyle w:val="FunctionTok"/>
+        </w:rPr>
+        <w:t xml:space="preserve">person_reference</w:t>
+      </w:r>
+      <w:r>
+        <w:rPr>
+          <w:rStyle w:val="KeywordTok"/>
+        </w:rPr>
+        <w:t xml:space="preserve">:</w:t>
+      </w:r>
+      <w:r>
+        <w:br/>
+      </w:r>
+      <w:r>
+        <w:rPr>
+          <w:rStyle w:val="AttributeTok"/>
+        </w:rPr>
+        <w:t xml:space="preserve">  </w:t>
+      </w:r>
+      <w:r>
+        <w:rPr>
+          <w:rStyle w:val="FunctionTok"/>
+        </w:rPr>
+        <w:t xml:space="preserve">global_uri</w:t>
+      </w:r>
+      <w:r>
+        <w:rPr>
+          <w:rStyle w:val="KeywordTok"/>
+        </w:rPr>
+        <w:t xml:space="preserve">:</w:t>
+      </w:r>
+      <w:r>
+        <w:rPr>
+          <w:rStyle w:val="AttributeTok"/>
+        </w:rPr>
+        <w:t xml:space="preserve"> https://www.wikidata.org/wiki/Q23060472</w:t>
+      </w:r>
+      <w:r>
+        <w:br/>
+      </w:r>
+      <w:r>
+        <w:rPr>
+          <w:rStyle w:val="AttributeTok"/>
+        </w:rPr>
+        <w:t xml:space="preserve">  </w:t>
+      </w:r>
+      <w:r>
+        <w:rPr>
+          <w:rStyle w:val="FunctionTok"/>
+        </w:rPr>
+        <w:t xml:space="preserve">label</w:t>
+      </w:r>
+      <w:r>
+        <w:rPr>
+          <w:rStyle w:val="KeywordTok"/>
+        </w:rPr>
+        <w:t xml:space="preserve">:</w:t>
+      </w:r>
+      <w:r>
+        <w:rPr>
+          <w:rStyle w:val="AttributeTok"/>
+        </w:rPr>
+        <w:t xml:space="preserve"> Thierry Burkart</w:t>
+      </w:r>
+      <w:r>
+        <w:br/>
+      </w:r>
+      <w:r>
+        <w:rPr>
+          <w:rStyle w:val="AttributeTok"/>
+        </w:rPr>
+        <w:t xml:space="preserve">  </w:t>
+      </w:r>
+      <w:r>
+        <w:rPr>
+          <w:rStyle w:val="FunctionTok"/>
+        </w:rPr>
+        <w:t xml:space="preserve">group_label</w:t>
+      </w:r>
+      <w:r>
+        <w:rPr>
+          <w:rStyle w:val="KeywordTok"/>
+        </w:rPr>
+        <w:t xml:space="preserve">:</w:t>
+      </w:r>
+      <w:r>
+        <w:rPr>
+          <w:rStyle w:val="AttributeTok"/>
+        </w:rPr>
+        <w:t xml:space="preserve"> FDP.Die Liberalen</w:t>
+      </w:r>
+      <w:r>
+        <w:br/>
+      </w:r>
+      <w:r>
+        <w:rPr>
+          <w:rStyle w:val="FunctionTok"/>
+        </w:rPr>
+        <w:t xml:space="preserve">interest_type</w:t>
+      </w:r>
+      <w:r>
+        <w:rPr>
+          <w:rStyle w:val="KeywordTok"/>
+        </w:rPr>
+        <w:t xml:space="preserve">:</w:t>
+      </w:r>
+      <w:r>
+        <w:rPr>
+          <w:rStyle w:val="AttributeTok"/>
+        </w:rPr>
+        <w:t xml:space="preserve"> association</w:t>
+      </w:r>
+      <w:r>
+        <w:br/>
+      </w:r>
+      <w:r>
+        <w:rPr>
+          <w:rStyle w:val="FunctionTok"/>
+        </w:rPr>
+        <w:t xml:space="preserve">organization_label</w:t>
+      </w:r>
+      <w:r>
+        <w:rPr>
+          <w:rStyle w:val="KeywordTok"/>
+        </w:rPr>
+        <w:t xml:space="preserve">:</w:t>
+      </w:r>
+      <w:r>
+        <w:rPr>
+          <w:rStyle w:val="AttributeTok"/>
+        </w:rPr>
+        <w:t xml:space="preserve"> Verein Landesausstellung Svizra27, Aarau</w:t>
+      </w:r>
+      <w:r>
+        <w:br/>
+      </w:r>
+      <w:r>
+        <w:rPr>
+          <w:rStyle w:val="FunctionTok"/>
+        </w:rPr>
+        <w:t xml:space="preserve">legal_form</w:t>
+      </w:r>
+      <w:r>
+        <w:rPr>
+          <w:rStyle w:val="KeywordTok"/>
+        </w:rPr>
+        <w:t xml:space="preserve">:</w:t>
+      </w:r>
+      <w:r>
+        <w:rPr>
+          <w:rStyle w:val="AttributeTok"/>
+        </w:rPr>
+        <w:t xml:space="preserve"> Verein</w:t>
+      </w:r>
+      <w:r>
+        <w:br/>
+      </w:r>
+      <w:r>
+        <w:rPr>
+          <w:rStyle w:val="FunctionTok"/>
+        </w:rPr>
+        <w:t xml:space="preserve">committee</w:t>
+      </w:r>
+      <w:r>
+        <w:rPr>
+          <w:rStyle w:val="KeywordTok"/>
+        </w:rPr>
+        <w:t xml:space="preserve">:</w:t>
+      </w:r>
+      <w:r>
+        <w:rPr>
+          <w:rStyle w:val="AttributeTok"/>
+        </w:rPr>
+        <w:t xml:space="preserve"> Vorstand</w:t>
+      </w:r>
+      <w:r>
+        <w:br/>
+      </w:r>
+      <w:r>
+        <w:rPr>
+          <w:rStyle w:val="FunctionTok"/>
+        </w:rPr>
+        <w:t xml:space="preserve">function_role</w:t>
+      </w:r>
+      <w:r>
+        <w:rPr>
+          <w:rStyle w:val="KeywordTok"/>
+        </w:rPr>
+        <w:t xml:space="preserve">:</w:t>
+      </w:r>
+      <w:r>
+        <w:rPr>
+          <w:rStyle w:val="AttributeTok"/>
+        </w:rPr>
+        <w:t xml:space="preserve"> Mitglied</w:t>
+      </w:r>
+      <w:r>
+        <w:br/>
+      </w:r>
+      <w:r>
+        <w:rPr>
+          <w:rStyle w:val="FunctionTok"/>
+        </w:rPr>
+        <w:t xml:space="preserve">is_paid</w:t>
+      </w:r>
+      <w:r>
+        <w:rPr>
+          <w:rStyle w:val="KeywordTok"/>
+        </w:rPr>
+        <w:t xml:space="preserve">:</w:t>
+      </w:r>
+      <w:r>
+        <w:rPr>
+          <w:rStyle w:val="AttributeTok"/>
+        </w:rPr>
+        <w:t xml:space="preserve"> </w:t>
+      </w:r>
+      <w:r>
+        <w:rPr>
+          <w:rStyle w:val="CharTok"/>
+        </w:rPr>
+        <w:t xml:space="preserve">false</w:t>
+      </w:r>
+    </w:p>
+    <w:bookmarkEnd w:id="194"/>
+    <w:bookmarkStart w:id="195" w:name="Xada6c64672c2c5d2dde948a9b1776690af4c26f"/>
+    <w:p>
+      <w:pPr>
+        <w:pStyle w:val="Heading3"/>
+      </w:pPr>
+      <w:r>
+        <w:t xml:space="preserve">Example: InterestLink-interest_links_il_burkart_009</w:t>
+      </w:r>
+    </w:p>
+    <w:p>
+      <w:pPr>
+        <w:pStyle w:val="SourceCode"/>
+      </w:pPr>
+      <w:r>
+        <w:rPr>
+          <w:rStyle w:val="FunctionTok"/>
+        </w:rPr>
+        <w:t xml:space="preserve">global_uri</w:t>
+      </w:r>
+      <w:r>
+        <w:rPr>
+          <w:rStyle w:val="KeywordTok"/>
+        </w:rPr>
+        <w:t xml:space="preserve">:</w:t>
+      </w:r>
+      <w:r>
+        <w:rPr>
+          <w:rStyle w:val="AttributeTok"/>
+        </w:rPr>
+        <w:t xml:space="preserve"> act:il_burkart_009</w:t>
+      </w:r>
+      <w:r>
+        <w:br/>
+      </w:r>
+      <w:r>
+        <w:rPr>
+          <w:rStyle w:val="FunctionTok"/>
+        </w:rPr>
+        <w:t xml:space="preserve">person_reference</w:t>
+      </w:r>
+      <w:r>
+        <w:rPr>
+          <w:rStyle w:val="KeywordTok"/>
+        </w:rPr>
+        <w:t xml:space="preserve">:</w:t>
+      </w:r>
+      <w:r>
+        <w:br/>
+      </w:r>
+      <w:r>
+        <w:rPr>
+          <w:rStyle w:val="AttributeTok"/>
+        </w:rPr>
+        <w:t xml:space="preserve">  </w:t>
+      </w:r>
+      <w:r>
+        <w:rPr>
+          <w:rStyle w:val="FunctionTok"/>
+        </w:rPr>
+        <w:t xml:space="preserve">global_uri</w:t>
+      </w:r>
+      <w:r>
+        <w:rPr>
+          <w:rStyle w:val="KeywordTok"/>
+        </w:rPr>
+        <w:t xml:space="preserve">:</w:t>
+      </w:r>
+      <w:r>
+        <w:rPr>
+          <w:rStyle w:val="AttributeTok"/>
+        </w:rPr>
+        <w:t xml:space="preserve"> https://www.wikidata.org/wiki/Q23060472</w:t>
+      </w:r>
+      <w:r>
+        <w:br/>
+      </w:r>
+      <w:r>
+        <w:rPr>
+          <w:rStyle w:val="AttributeTok"/>
+        </w:rPr>
+        <w:t xml:space="preserve">  </w:t>
+      </w:r>
+      <w:r>
+        <w:rPr>
+          <w:rStyle w:val="FunctionTok"/>
+        </w:rPr>
+        <w:t xml:space="preserve">label</w:t>
+      </w:r>
+      <w:r>
+        <w:rPr>
+          <w:rStyle w:val="KeywordTok"/>
+        </w:rPr>
+        <w:t xml:space="preserve">:</w:t>
+      </w:r>
+      <w:r>
+        <w:rPr>
+          <w:rStyle w:val="AttributeTok"/>
+        </w:rPr>
+        <w:t xml:space="preserve"> Thierry Burkart</w:t>
+      </w:r>
+      <w:r>
+        <w:br/>
+      </w:r>
+      <w:r>
+        <w:rPr>
+          <w:rStyle w:val="AttributeTok"/>
+        </w:rPr>
+        <w:t xml:space="preserve">  </w:t>
+      </w:r>
+      <w:r>
+        <w:rPr>
+          <w:rStyle w:val="FunctionTok"/>
+        </w:rPr>
+        <w:t xml:space="preserve">group_label</w:t>
+      </w:r>
+      <w:r>
+        <w:rPr>
+          <w:rStyle w:val="KeywordTok"/>
+        </w:rPr>
+        <w:t xml:space="preserve">:</w:t>
+      </w:r>
+      <w:r>
+        <w:rPr>
+          <w:rStyle w:val="AttributeTok"/>
+        </w:rPr>
+        <w:t xml:space="preserve"> FDP.Die Liberalen</w:t>
+      </w:r>
+      <w:r>
+        <w:br/>
+      </w:r>
+      <w:r>
+        <w:rPr>
+          <w:rStyle w:val="FunctionTok"/>
+        </w:rPr>
+        <w:t xml:space="preserve">interest_type</w:t>
+      </w:r>
+      <w:r>
+        <w:rPr>
+          <w:rStyle w:val="KeywordTok"/>
+        </w:rPr>
+        <w:t xml:space="preserve">:</w:t>
+      </w:r>
+      <w:r>
+        <w:rPr>
+          <w:rStyle w:val="AttributeTok"/>
+        </w:rPr>
+        <w:t xml:space="preserve"> association</w:t>
+      </w:r>
+      <w:r>
+        <w:br/>
+      </w:r>
+      <w:r>
+        <w:rPr>
+          <w:rStyle w:val="FunctionTok"/>
+        </w:rPr>
+        <w:t xml:space="preserve">organization_label</w:t>
+      </w:r>
+      <w:r>
+        <w:rPr>
+          <w:rStyle w:val="KeywordTok"/>
+        </w:rPr>
+        <w:t xml:space="preserve">:</w:t>
+      </w:r>
+      <w:r>
+        <w:rPr>
+          <w:rStyle w:val="AttributeTok"/>
+        </w:rPr>
+        <w:t xml:space="preserve"> SUISSEDIGITAL Verband für Kommunikationsnetze</w:t>
+      </w:r>
+      <w:r>
+        <w:br/>
+      </w:r>
+      <w:r>
+        <w:rPr>
+          <w:rStyle w:val="FunctionTok"/>
+        </w:rPr>
+        <w:t xml:space="preserve">legal_form</w:t>
+      </w:r>
+      <w:r>
+        <w:rPr>
+          <w:rStyle w:val="KeywordTok"/>
+        </w:rPr>
+        <w:t xml:space="preserve">:</w:t>
+      </w:r>
+      <w:r>
+        <w:rPr>
+          <w:rStyle w:val="AttributeTok"/>
+        </w:rPr>
+        <w:t xml:space="preserve"> Verein</w:t>
+      </w:r>
+      <w:r>
+        <w:br/>
+      </w:r>
+      <w:r>
+        <w:rPr>
+          <w:rStyle w:val="FunctionTok"/>
+        </w:rPr>
+        <w:t xml:space="preserve">committee</w:t>
+      </w:r>
+      <w:r>
+        <w:rPr>
+          <w:rStyle w:val="KeywordTok"/>
+        </w:rPr>
+        <w:t xml:space="preserve">:</w:t>
+      </w:r>
+      <w:r>
+        <w:rPr>
+          <w:rStyle w:val="AttributeTok"/>
+        </w:rPr>
+        <w:t xml:space="preserve"> Vorstand</w:t>
+      </w:r>
+      <w:r>
+        <w:br/>
+      </w:r>
+      <w:r>
+        <w:rPr>
+          <w:rStyle w:val="FunctionTok"/>
+        </w:rPr>
+        <w:t xml:space="preserve">function_role</w:t>
+      </w:r>
+      <w:r>
+        <w:rPr>
+          <w:rStyle w:val="KeywordTok"/>
+        </w:rPr>
+        <w:t xml:space="preserve">:</w:t>
+      </w:r>
+      <w:r>
+        <w:rPr>
+          <w:rStyle w:val="AttributeTok"/>
+        </w:rPr>
+        <w:t xml:space="preserve"> Mitglied</w:t>
+      </w:r>
+      <w:r>
+        <w:br/>
+      </w:r>
+      <w:r>
+        <w:rPr>
+          <w:rStyle w:val="FunctionTok"/>
+        </w:rPr>
+        <w:t xml:space="preserve">is_paid</w:t>
+      </w:r>
+      <w:r>
+        <w:rPr>
+          <w:rStyle w:val="KeywordTok"/>
+        </w:rPr>
+        <w:t xml:space="preserve">:</w:t>
+      </w:r>
+      <w:r>
+        <w:rPr>
+          <w:rStyle w:val="AttributeTok"/>
+        </w:rPr>
+        <w:t xml:space="preserve"> </w:t>
+      </w:r>
+      <w:r>
+        <w:rPr>
+          <w:rStyle w:val="CharTok"/>
+        </w:rPr>
+        <w:t xml:space="preserve">true</w:t>
+      </w:r>
+    </w:p>
+    <w:bookmarkEnd w:id="195"/>
+    <w:bookmarkStart w:id="196" w:name="X67a57fa17931c1870747e25cf16d5ce99900d38"/>
+    <w:p>
+      <w:pPr>
+        <w:pStyle w:val="Heading3"/>
+      </w:pPr>
+      <w:r>
+        <w:t xml:space="preserve">Example: InterestLink-interest_links_il_burkart_006</w:t>
+      </w:r>
+    </w:p>
+    <w:p>
+      <w:pPr>
+        <w:pStyle w:val="SourceCode"/>
+      </w:pPr>
+      <w:r>
+        <w:rPr>
+          <w:rStyle w:val="FunctionTok"/>
+        </w:rPr>
+        <w:t xml:space="preserve">global_uri</w:t>
+      </w:r>
+      <w:r>
+        <w:rPr>
+          <w:rStyle w:val="KeywordTok"/>
+        </w:rPr>
+        <w:t xml:space="preserve">:</w:t>
+      </w:r>
+      <w:r>
+        <w:rPr>
+          <w:rStyle w:val="AttributeTok"/>
+        </w:rPr>
+        <w:t xml:space="preserve"> act:il_burkart_006</w:t>
+      </w:r>
+      <w:r>
+        <w:br/>
+      </w:r>
+      <w:r>
+        <w:rPr>
+          <w:rStyle w:val="FunctionTok"/>
+        </w:rPr>
+        <w:t xml:space="preserve">person_reference</w:t>
+      </w:r>
+      <w:r>
+        <w:rPr>
+          <w:rStyle w:val="KeywordTok"/>
+        </w:rPr>
+        <w:t xml:space="preserve">:</w:t>
+      </w:r>
+      <w:r>
+        <w:br/>
+      </w:r>
+      <w:r>
+        <w:rPr>
+          <w:rStyle w:val="AttributeTok"/>
+        </w:rPr>
+        <w:t xml:space="preserve">  </w:t>
+      </w:r>
+      <w:r>
+        <w:rPr>
+          <w:rStyle w:val="FunctionTok"/>
+        </w:rPr>
+        <w:t xml:space="preserve">global_uri</w:t>
+      </w:r>
+      <w:r>
+        <w:rPr>
+          <w:rStyle w:val="KeywordTok"/>
+        </w:rPr>
+        <w:t xml:space="preserve">:</w:t>
+      </w:r>
+      <w:r>
+        <w:rPr>
+          <w:rStyle w:val="AttributeTok"/>
+        </w:rPr>
+        <w:t xml:space="preserve"> https://www.wikidata.org/wiki/Q23060472</w:t>
+      </w:r>
+      <w:r>
+        <w:br/>
+      </w:r>
+      <w:r>
+        <w:rPr>
+          <w:rStyle w:val="AttributeTok"/>
+        </w:rPr>
+        <w:t xml:space="preserve">  </w:t>
+      </w:r>
+      <w:r>
+        <w:rPr>
+          <w:rStyle w:val="FunctionTok"/>
+        </w:rPr>
+        <w:t xml:space="preserve">label</w:t>
+      </w:r>
+      <w:r>
+        <w:rPr>
+          <w:rStyle w:val="KeywordTok"/>
+        </w:rPr>
+        <w:t xml:space="preserve">:</w:t>
+      </w:r>
+      <w:r>
+        <w:rPr>
+          <w:rStyle w:val="AttributeTok"/>
+        </w:rPr>
+        <w:t xml:space="preserve"> Thierry Burkart</w:t>
+      </w:r>
+      <w:r>
+        <w:br/>
+      </w:r>
+      <w:r>
+        <w:rPr>
+          <w:rStyle w:val="AttributeTok"/>
+        </w:rPr>
+        <w:t xml:space="preserve">  </w:t>
+      </w:r>
+      <w:r>
+        <w:rPr>
+          <w:rStyle w:val="FunctionTok"/>
+        </w:rPr>
+        <w:t xml:space="preserve">group_label</w:t>
+      </w:r>
+      <w:r>
+        <w:rPr>
+          <w:rStyle w:val="KeywordTok"/>
+        </w:rPr>
+        <w:t xml:space="preserve">:</w:t>
+      </w:r>
+      <w:r>
+        <w:rPr>
+          <w:rStyle w:val="AttributeTok"/>
+        </w:rPr>
+        <w:t xml:space="preserve"> FDP.Die Liberalen</w:t>
+      </w:r>
+      <w:r>
+        <w:br/>
+      </w:r>
+      <w:r>
+        <w:rPr>
+          <w:rStyle w:val="FunctionTok"/>
+        </w:rPr>
+        <w:t xml:space="preserve">interest_type</w:t>
+      </w:r>
+      <w:r>
+        <w:rPr>
+          <w:rStyle w:val="KeywordTok"/>
+        </w:rPr>
+        <w:t xml:space="preserve">:</w:t>
+      </w:r>
+      <w:r>
+        <w:rPr>
+          <w:rStyle w:val="AttributeTok"/>
+        </w:rPr>
+        <w:t xml:space="preserve"> association</w:t>
+      </w:r>
+      <w:r>
+        <w:br/>
+      </w:r>
+      <w:r>
+        <w:rPr>
+          <w:rStyle w:val="FunctionTok"/>
+        </w:rPr>
+        <w:t xml:space="preserve">organization_label</w:t>
+      </w:r>
+      <w:r>
+        <w:rPr>
+          <w:rStyle w:val="KeywordTok"/>
+        </w:rPr>
+        <w:t xml:space="preserve">:</w:t>
+      </w:r>
+      <w:r>
+        <w:rPr>
+          <w:rStyle w:val="AttributeTok"/>
+        </w:rPr>
+        <w:t xml:space="preserve"> FDP.Die Liberalen</w:t>
+      </w:r>
+      <w:r>
+        <w:br/>
+      </w:r>
+      <w:r>
+        <w:rPr>
+          <w:rStyle w:val="FunctionTok"/>
+        </w:rPr>
+        <w:t xml:space="preserve">legal_form</w:t>
+      </w:r>
+      <w:r>
+        <w:rPr>
+          <w:rStyle w:val="KeywordTok"/>
+        </w:rPr>
+        <w:t xml:space="preserve">:</w:t>
+      </w:r>
+      <w:r>
+        <w:rPr>
+          <w:rStyle w:val="AttributeTok"/>
+        </w:rPr>
+        <w:t xml:space="preserve"> Verein</w:t>
+      </w:r>
+      <w:r>
+        <w:br/>
+      </w:r>
+      <w:r>
+        <w:rPr>
+          <w:rStyle w:val="FunctionTok"/>
+        </w:rPr>
+        <w:t xml:space="preserve">committee</w:t>
+      </w:r>
+      <w:r>
+        <w:rPr>
+          <w:rStyle w:val="KeywordTok"/>
+        </w:rPr>
+        <w:t xml:space="preserve">:</w:t>
+      </w:r>
+      <w:r>
+        <w:rPr>
+          <w:rStyle w:val="AttributeTok"/>
+        </w:rPr>
+        <w:t xml:space="preserve"> Vorstand</w:t>
+      </w:r>
+      <w:r>
+        <w:br/>
+      </w:r>
+      <w:r>
+        <w:rPr>
+          <w:rStyle w:val="FunctionTok"/>
+        </w:rPr>
+        <w:t xml:space="preserve">function_role</w:t>
+      </w:r>
+      <w:r>
+        <w:rPr>
+          <w:rStyle w:val="KeywordTok"/>
+        </w:rPr>
+        <w:t xml:space="preserve">:</w:t>
+      </w:r>
+      <w:r>
+        <w:rPr>
+          <w:rStyle w:val="AttributeTok"/>
+        </w:rPr>
+        <w:t xml:space="preserve"> Präsident</w:t>
+      </w:r>
+      <w:r>
+        <w:br/>
+      </w:r>
+      <w:r>
+        <w:rPr>
+          <w:rStyle w:val="FunctionTok"/>
+        </w:rPr>
+        <w:t xml:space="preserve">is_paid</w:t>
+      </w:r>
+      <w:r>
+        <w:rPr>
+          <w:rStyle w:val="KeywordTok"/>
+        </w:rPr>
+        <w:t xml:space="preserve">:</w:t>
+      </w:r>
+      <w:r>
+        <w:rPr>
+          <w:rStyle w:val="AttributeTok"/>
+        </w:rPr>
+        <w:t xml:space="preserve"> </w:t>
+      </w:r>
+      <w:r>
+        <w:rPr>
+          <w:rStyle w:val="CharTok"/>
+        </w:rPr>
+        <w:t xml:space="preserve">true</w:t>
+      </w:r>
+    </w:p>
+    <w:bookmarkEnd w:id="196"/>
+    <w:bookmarkStart w:id="197" w:name="Xc0dc9173d5ec4cfe64b497c9e47d80eb9698f95"/>
+    <w:p>
+      <w:pPr>
+        <w:pStyle w:val="Heading3"/>
+      </w:pPr>
+      <w:r>
+        <w:t xml:space="preserve">Example: InterestLink-interest_links_il_burkart_008</w:t>
+      </w:r>
+    </w:p>
+    <w:p>
+      <w:pPr>
+        <w:pStyle w:val="SourceCode"/>
+      </w:pPr>
+      <w:r>
+        <w:rPr>
+          <w:rStyle w:val="FunctionTok"/>
+        </w:rPr>
+        <w:t xml:space="preserve">global_uri</w:t>
+      </w:r>
+      <w:r>
+        <w:rPr>
+          <w:rStyle w:val="KeywordTok"/>
+        </w:rPr>
+        <w:t xml:space="preserve">:</w:t>
+      </w:r>
+      <w:r>
+        <w:rPr>
+          <w:rStyle w:val="AttributeTok"/>
+        </w:rPr>
+        <w:t xml:space="preserve"> act:il_burkart_008</w:t>
+      </w:r>
+      <w:r>
+        <w:br/>
+      </w:r>
+      <w:r>
+        <w:rPr>
+          <w:rStyle w:val="FunctionTok"/>
+        </w:rPr>
+        <w:t xml:space="preserve">person_reference</w:t>
+      </w:r>
+      <w:r>
+        <w:rPr>
+          <w:rStyle w:val="KeywordTok"/>
+        </w:rPr>
+        <w:t xml:space="preserve">:</w:t>
+      </w:r>
+      <w:r>
+        <w:br/>
+      </w:r>
+      <w:r>
+        <w:rPr>
+          <w:rStyle w:val="AttributeTok"/>
+        </w:rPr>
+        <w:t xml:space="preserve">  </w:t>
+      </w:r>
+      <w:r>
+        <w:rPr>
+          <w:rStyle w:val="FunctionTok"/>
+        </w:rPr>
+        <w:t xml:space="preserve">global_uri</w:t>
+      </w:r>
+      <w:r>
+        <w:rPr>
+          <w:rStyle w:val="KeywordTok"/>
+        </w:rPr>
+        <w:t xml:space="preserve">:</w:t>
+      </w:r>
+      <w:r>
+        <w:rPr>
+          <w:rStyle w:val="AttributeTok"/>
+        </w:rPr>
+        <w:t xml:space="preserve"> https://www.wikidata.org/wiki/Q23060472</w:t>
+      </w:r>
+      <w:r>
+        <w:br/>
+      </w:r>
+      <w:r>
+        <w:rPr>
+          <w:rStyle w:val="AttributeTok"/>
+        </w:rPr>
+        <w:t xml:space="preserve">  </w:t>
+      </w:r>
+      <w:r>
+        <w:rPr>
+          <w:rStyle w:val="FunctionTok"/>
+        </w:rPr>
+        <w:t xml:space="preserve">label</w:t>
+      </w:r>
+      <w:r>
+        <w:rPr>
+          <w:rStyle w:val="KeywordTok"/>
+        </w:rPr>
+        <w:t xml:space="preserve">:</w:t>
+      </w:r>
+      <w:r>
+        <w:rPr>
+          <w:rStyle w:val="AttributeTok"/>
+        </w:rPr>
+        <w:t xml:space="preserve"> Thierry Burkart</w:t>
+      </w:r>
+      <w:r>
+        <w:br/>
+      </w:r>
+      <w:r>
+        <w:rPr>
+          <w:rStyle w:val="AttributeTok"/>
+        </w:rPr>
+        <w:t xml:space="preserve">  </w:t>
+      </w:r>
+      <w:r>
+        <w:rPr>
+          <w:rStyle w:val="FunctionTok"/>
+        </w:rPr>
+        <w:t xml:space="preserve">group_label</w:t>
+      </w:r>
+      <w:r>
+        <w:rPr>
+          <w:rStyle w:val="KeywordTok"/>
+        </w:rPr>
+        <w:t xml:space="preserve">:</w:t>
+      </w:r>
+      <w:r>
+        <w:rPr>
+          <w:rStyle w:val="AttributeTok"/>
+        </w:rPr>
+        <w:t xml:space="preserve"> FDP.Die Liberalen</w:t>
+      </w:r>
+      <w:r>
+        <w:br/>
+      </w:r>
+      <w:r>
+        <w:rPr>
+          <w:rStyle w:val="FunctionTok"/>
+        </w:rPr>
+        <w:t xml:space="preserve">interest_type</w:t>
+      </w:r>
+      <w:r>
+        <w:rPr>
+          <w:rStyle w:val="KeywordTok"/>
+        </w:rPr>
+        <w:t xml:space="preserve">:</w:t>
+      </w:r>
+      <w:r>
+        <w:rPr>
+          <w:rStyle w:val="AttributeTok"/>
+        </w:rPr>
+        <w:t xml:space="preserve"> professional_activity</w:t>
+      </w:r>
+      <w:r>
+        <w:br/>
+      </w:r>
+      <w:r>
+        <w:rPr>
+          <w:rStyle w:val="FunctionTok"/>
+        </w:rPr>
+        <w:t xml:space="preserve">organization_label</w:t>
+      </w:r>
+      <w:r>
+        <w:rPr>
+          <w:rStyle w:val="KeywordTok"/>
+        </w:rPr>
+        <w:t xml:space="preserve">:</w:t>
+      </w:r>
+      <w:r>
+        <w:rPr>
+          <w:rStyle w:val="AttributeTok"/>
+        </w:rPr>
+        <w:t xml:space="preserve"> Stiebel Eltron AG, Lupfig</w:t>
+      </w:r>
+      <w:r>
+        <w:br/>
+      </w:r>
+      <w:r>
+        <w:rPr>
+          <w:rStyle w:val="FunctionTok"/>
+        </w:rPr>
+        <w:t xml:space="preserve">legal_form</w:t>
+      </w:r>
+      <w:r>
+        <w:rPr>
+          <w:rStyle w:val="KeywordTok"/>
+        </w:rPr>
+        <w:t xml:space="preserve">:</w:t>
+      </w:r>
+      <w:r>
+        <w:rPr>
+          <w:rStyle w:val="AttributeTok"/>
+        </w:rPr>
+        <w:t xml:space="preserve"> Aktiengesellschaft</w:t>
+      </w:r>
+      <w:r>
+        <w:br/>
+      </w:r>
+      <w:r>
+        <w:rPr>
+          <w:rStyle w:val="FunctionTok"/>
+        </w:rPr>
+        <w:t xml:space="preserve">committee</w:t>
+      </w:r>
+      <w:r>
+        <w:rPr>
+          <w:rStyle w:val="KeywordTok"/>
+        </w:rPr>
+        <w:t xml:space="preserve">:</w:t>
+      </w:r>
+      <w:r>
+        <w:rPr>
+          <w:rStyle w:val="AttributeTok"/>
+        </w:rPr>
+        <w:t xml:space="preserve"> Beirat</w:t>
+      </w:r>
+      <w:r>
+        <w:br/>
+      </w:r>
+      <w:r>
+        <w:rPr>
+          <w:rStyle w:val="FunctionTok"/>
+        </w:rPr>
+        <w:t xml:space="preserve">function_role</w:t>
+      </w:r>
+      <w:r>
+        <w:rPr>
+          <w:rStyle w:val="KeywordTok"/>
+        </w:rPr>
+        <w:t xml:space="preserve">:</w:t>
+      </w:r>
+      <w:r>
+        <w:rPr>
+          <w:rStyle w:val="AttributeTok"/>
+        </w:rPr>
+        <w:t xml:space="preserve"> Beirat</w:t>
+      </w:r>
+      <w:r>
+        <w:br/>
+      </w:r>
+      <w:r>
+        <w:rPr>
+          <w:rStyle w:val="FunctionTok"/>
+        </w:rPr>
+        <w:t xml:space="preserve">is_paid</w:t>
+      </w:r>
+      <w:r>
+        <w:rPr>
+          <w:rStyle w:val="KeywordTok"/>
+        </w:rPr>
+        <w:t xml:space="preserve">:</w:t>
+      </w:r>
+      <w:r>
+        <w:rPr>
+          <w:rStyle w:val="AttributeTok"/>
+        </w:rPr>
+        <w:t xml:space="preserve"> </w:t>
+      </w:r>
+      <w:r>
+        <w:rPr>
+          <w:rStyle w:val="CharTok"/>
+        </w:rPr>
+        <w:t xml:space="preserve">true</w:t>
+      </w:r>
+    </w:p>
+    <w:bookmarkEnd w:id="197"/>
+    <w:bookmarkStart w:id="198" w:name="Xb0713a3079c98b470c31c6d0a87571ecc4271ab"/>
+    <w:p>
+      <w:pPr>
+        <w:pStyle w:val="Heading3"/>
+      </w:pPr>
+      <w:r>
+        <w:t xml:space="preserve">Example: InterestLink-interest_links_il_burkart_005</w:t>
+      </w:r>
+    </w:p>
+    <w:p>
+      <w:pPr>
+        <w:pStyle w:val="SourceCode"/>
+      </w:pPr>
+      <w:r>
+        <w:rPr>
+          <w:rStyle w:val="FunctionTok"/>
+        </w:rPr>
+        <w:t xml:space="preserve">global_uri</w:t>
+      </w:r>
+      <w:r>
+        <w:rPr>
+          <w:rStyle w:val="KeywordTok"/>
+        </w:rPr>
+        <w:t xml:space="preserve">:</w:t>
+      </w:r>
+      <w:r>
+        <w:rPr>
+          <w:rStyle w:val="AttributeTok"/>
+        </w:rPr>
+        <w:t xml:space="preserve"> act:il_burkart_005</w:t>
+      </w:r>
+      <w:r>
+        <w:br/>
+      </w:r>
+      <w:r>
+        <w:rPr>
+          <w:rStyle w:val="FunctionTok"/>
+        </w:rPr>
+        <w:t xml:space="preserve">person_reference</w:t>
+      </w:r>
+      <w:r>
+        <w:rPr>
+          <w:rStyle w:val="KeywordTok"/>
+        </w:rPr>
+        <w:t xml:space="preserve">:</w:t>
+      </w:r>
+      <w:r>
+        <w:br/>
+      </w:r>
+      <w:r>
+        <w:rPr>
+          <w:rStyle w:val="AttributeTok"/>
+        </w:rPr>
+        <w:t xml:space="preserve">  </w:t>
+      </w:r>
+      <w:r>
+        <w:rPr>
+          <w:rStyle w:val="FunctionTok"/>
+        </w:rPr>
+        <w:t xml:space="preserve">global_uri</w:t>
+      </w:r>
+      <w:r>
+        <w:rPr>
+          <w:rStyle w:val="KeywordTok"/>
+        </w:rPr>
+        <w:t xml:space="preserve">:</w:t>
+      </w:r>
+      <w:r>
+        <w:rPr>
+          <w:rStyle w:val="AttributeTok"/>
+        </w:rPr>
+        <w:t xml:space="preserve"> https://www.wikidata.org/wiki/Q23060472</w:t>
+      </w:r>
+      <w:r>
+        <w:br/>
+      </w:r>
+      <w:r>
+        <w:rPr>
+          <w:rStyle w:val="AttributeTok"/>
+        </w:rPr>
+        <w:t xml:space="preserve">  </w:t>
+      </w:r>
+      <w:r>
+        <w:rPr>
+          <w:rStyle w:val="FunctionTok"/>
+        </w:rPr>
+        <w:t xml:space="preserve">label</w:t>
+      </w:r>
+      <w:r>
+        <w:rPr>
+          <w:rStyle w:val="KeywordTok"/>
+        </w:rPr>
+        <w:t xml:space="preserve">:</w:t>
+      </w:r>
+      <w:r>
+        <w:rPr>
+          <w:rStyle w:val="AttributeTok"/>
+        </w:rPr>
+        <w:t xml:space="preserve"> Thierry Burkart</w:t>
+      </w:r>
+      <w:r>
+        <w:br/>
+      </w:r>
+      <w:r>
+        <w:rPr>
+          <w:rStyle w:val="AttributeTok"/>
+        </w:rPr>
+        <w:t xml:space="preserve">  </w:t>
+      </w:r>
+      <w:r>
+        <w:rPr>
+          <w:rStyle w:val="FunctionTok"/>
+        </w:rPr>
+        <w:t xml:space="preserve">group_label</w:t>
+      </w:r>
+      <w:r>
+        <w:rPr>
+          <w:rStyle w:val="KeywordTok"/>
+        </w:rPr>
+        <w:t xml:space="preserve">:</w:t>
+      </w:r>
+      <w:r>
+        <w:rPr>
+          <w:rStyle w:val="AttributeTok"/>
+        </w:rPr>
+        <w:t xml:space="preserve"> FDP.Die Liberalen</w:t>
+      </w:r>
+      <w:r>
+        <w:br/>
+      </w:r>
+      <w:r>
+        <w:rPr>
+          <w:rStyle w:val="FunctionTok"/>
+        </w:rPr>
+        <w:t xml:space="preserve">interest_type</w:t>
+      </w:r>
+      <w:r>
+        <w:rPr>
+          <w:rStyle w:val="KeywordTok"/>
+        </w:rPr>
+        <w:t xml:space="preserve">:</w:t>
+      </w:r>
+      <w:r>
+        <w:rPr>
+          <w:rStyle w:val="AttributeTok"/>
+        </w:rPr>
+        <w:t xml:space="preserve"> association</w:t>
+      </w:r>
+      <w:r>
+        <w:br/>
+      </w:r>
+      <w:r>
+        <w:rPr>
+          <w:rStyle w:val="FunctionTok"/>
+        </w:rPr>
+        <w:t xml:space="preserve">organization_label</w:t>
+      </w:r>
+      <w:r>
+        <w:rPr>
+          <w:rStyle w:val="KeywordTok"/>
+        </w:rPr>
+        <w:t xml:space="preserve">:</w:t>
+      </w:r>
+      <w:r>
+        <w:rPr>
+          <w:rStyle w:val="AttributeTok"/>
+        </w:rPr>
+        <w:t xml:space="preserve"> ASTAG Schweizerischer Nutzfahrzeugverband, Bern</w:t>
+      </w:r>
+      <w:r>
+        <w:br/>
+      </w:r>
+      <w:r>
+        <w:rPr>
+          <w:rStyle w:val="FunctionTok"/>
+        </w:rPr>
+        <w:t xml:space="preserve">legal_form</w:t>
+      </w:r>
+      <w:r>
+        <w:rPr>
+          <w:rStyle w:val="KeywordTok"/>
+        </w:rPr>
+        <w:t xml:space="preserve">:</w:t>
+      </w:r>
+      <w:r>
+        <w:rPr>
+          <w:rStyle w:val="AttributeTok"/>
+        </w:rPr>
+        <w:t xml:space="preserve"> Verein</w:t>
+      </w:r>
+      <w:r>
+        <w:br/>
+      </w:r>
+      <w:r>
+        <w:rPr>
+          <w:rStyle w:val="FunctionTok"/>
+        </w:rPr>
+        <w:t xml:space="preserve">committee</w:t>
+      </w:r>
+      <w:r>
+        <w:rPr>
+          <w:rStyle w:val="KeywordTok"/>
+        </w:rPr>
+        <w:t xml:space="preserve">:</w:t>
+      </w:r>
+      <w:r>
+        <w:rPr>
+          <w:rStyle w:val="AttributeTok"/>
+        </w:rPr>
+        <w:t xml:space="preserve"> Zentralvorstand</w:t>
+      </w:r>
+      <w:r>
+        <w:br/>
+      </w:r>
+      <w:r>
+        <w:rPr>
+          <w:rStyle w:val="FunctionTok"/>
+        </w:rPr>
+        <w:t xml:space="preserve">function_role</w:t>
+      </w:r>
+      <w:r>
+        <w:rPr>
+          <w:rStyle w:val="KeywordTok"/>
+        </w:rPr>
+        <w:t xml:space="preserve">:</w:t>
+      </w:r>
+      <w:r>
+        <w:rPr>
+          <w:rStyle w:val="AttributeTok"/>
+        </w:rPr>
+        <w:t xml:space="preserve"> Präsident</w:t>
+      </w:r>
+      <w:r>
+        <w:br/>
+      </w:r>
+      <w:r>
+        <w:rPr>
+          <w:rStyle w:val="FunctionTok"/>
+        </w:rPr>
+        <w:t xml:space="preserve">is_paid</w:t>
+      </w:r>
+      <w:r>
+        <w:rPr>
+          <w:rStyle w:val="KeywordTok"/>
+        </w:rPr>
+        <w:t xml:space="preserve">:</w:t>
+      </w:r>
+      <w:r>
+        <w:rPr>
+          <w:rStyle w:val="AttributeTok"/>
+        </w:rPr>
+        <w:t xml:space="preserve"> </w:t>
+      </w:r>
+      <w:r>
+        <w:rPr>
+          <w:rStyle w:val="CharTok"/>
+        </w:rPr>
+        <w:t xml:space="preserve">true</w:t>
+      </w:r>
+    </w:p>
+    <w:bookmarkEnd w:id="198"/>
+    <w:bookmarkStart w:id="199" w:name="X39e75180c6c6f9734709a21e630d94d5297fa76"/>
+    <w:p>
+      <w:pPr>
+        <w:pStyle w:val="Heading3"/>
+      </w:pPr>
+      <w:r>
+        <w:t xml:space="preserve">Example: InterestLink-interest_links_il_burkart_010</w:t>
+      </w:r>
+    </w:p>
+    <w:p>
+      <w:pPr>
+        <w:pStyle w:val="SourceCode"/>
+      </w:pPr>
+      <w:r>
+        <w:rPr>
+          <w:rStyle w:val="FunctionTok"/>
+        </w:rPr>
+        <w:t xml:space="preserve">global_uri</w:t>
+      </w:r>
+      <w:r>
+        <w:rPr>
+          <w:rStyle w:val="KeywordTok"/>
+        </w:rPr>
+        <w:t xml:space="preserve">:</w:t>
+      </w:r>
+      <w:r>
+        <w:rPr>
+          <w:rStyle w:val="AttributeTok"/>
+        </w:rPr>
+        <w:t xml:space="preserve"> act:il_burkart_010</w:t>
+      </w:r>
+      <w:r>
+        <w:br/>
+      </w:r>
+      <w:r>
+        <w:rPr>
+          <w:rStyle w:val="FunctionTok"/>
+        </w:rPr>
+        <w:t xml:space="preserve">person_reference</w:t>
+      </w:r>
+      <w:r>
+        <w:rPr>
+          <w:rStyle w:val="KeywordTok"/>
+        </w:rPr>
+        <w:t xml:space="preserve">:</w:t>
+      </w:r>
+      <w:r>
+        <w:br/>
+      </w:r>
+      <w:r>
+        <w:rPr>
+          <w:rStyle w:val="AttributeTok"/>
+        </w:rPr>
+        <w:t xml:space="preserve">  </w:t>
+      </w:r>
+      <w:r>
+        <w:rPr>
+          <w:rStyle w:val="FunctionTok"/>
+        </w:rPr>
+        <w:t xml:space="preserve">global_uri</w:t>
+      </w:r>
+      <w:r>
+        <w:rPr>
+          <w:rStyle w:val="KeywordTok"/>
+        </w:rPr>
+        <w:t xml:space="preserve">:</w:t>
+      </w:r>
+      <w:r>
+        <w:rPr>
+          <w:rStyle w:val="AttributeTok"/>
+        </w:rPr>
+        <w:t xml:space="preserve"> https://www.wikidata.org/wiki/Q23060472</w:t>
+      </w:r>
+      <w:r>
+        <w:br/>
+      </w:r>
+      <w:r>
+        <w:rPr>
+          <w:rStyle w:val="AttributeTok"/>
+        </w:rPr>
+        <w:t xml:space="preserve">  </w:t>
+      </w:r>
+      <w:r>
+        <w:rPr>
+          <w:rStyle w:val="FunctionTok"/>
+        </w:rPr>
+        <w:t xml:space="preserve">label</w:t>
+      </w:r>
+      <w:r>
+        <w:rPr>
+          <w:rStyle w:val="KeywordTok"/>
+        </w:rPr>
+        <w:t xml:space="preserve">:</w:t>
+      </w:r>
+      <w:r>
+        <w:rPr>
+          <w:rStyle w:val="AttributeTok"/>
+        </w:rPr>
+        <w:t xml:space="preserve"> Thierry Burkart</w:t>
+      </w:r>
+      <w:r>
+        <w:br/>
+      </w:r>
+      <w:r>
+        <w:rPr>
+          <w:rStyle w:val="AttributeTok"/>
+        </w:rPr>
+        <w:t xml:space="preserve">  </w:t>
+      </w:r>
+      <w:r>
+        <w:rPr>
+          <w:rStyle w:val="FunctionTok"/>
+        </w:rPr>
+        <w:t xml:space="preserve">group_label</w:t>
+      </w:r>
+      <w:r>
+        <w:rPr>
+          <w:rStyle w:val="KeywordTok"/>
+        </w:rPr>
+        <w:t xml:space="preserve">:</w:t>
+      </w:r>
+      <w:r>
+        <w:rPr>
+          <w:rStyle w:val="AttributeTok"/>
+        </w:rPr>
+        <w:t xml:space="preserve"> FDP.Die Liberalen</w:t>
+      </w:r>
+      <w:r>
+        <w:br/>
+      </w:r>
+      <w:r>
+        <w:rPr>
+          <w:rStyle w:val="FunctionTok"/>
+        </w:rPr>
+        <w:t xml:space="preserve">interest_type</w:t>
+      </w:r>
+      <w:r>
+        <w:rPr>
+          <w:rStyle w:val="KeywordTok"/>
+        </w:rPr>
+        <w:t xml:space="preserve">:</w:t>
+      </w:r>
+      <w:r>
+        <w:rPr>
+          <w:rStyle w:val="AttributeTok"/>
+        </w:rPr>
+        <w:t xml:space="preserve"> association</w:t>
+      </w:r>
+      <w:r>
+        <w:br/>
+      </w:r>
+      <w:r>
+        <w:rPr>
+          <w:rStyle w:val="FunctionTok"/>
+        </w:rPr>
+        <w:t xml:space="preserve">organization_label</w:t>
+      </w:r>
+      <w:r>
+        <w:rPr>
+          <w:rStyle w:val="KeywordTok"/>
+        </w:rPr>
+        <w:t xml:space="preserve">:</w:t>
+      </w:r>
+      <w:r>
+        <w:rPr>
+          <w:rStyle w:val="AttributeTok"/>
+        </w:rPr>
+        <w:t xml:space="preserve"> Allianz Sicherheit Schweiz, Baden</w:t>
+      </w:r>
+      <w:r>
+        <w:br/>
+      </w:r>
+      <w:r>
+        <w:rPr>
+          <w:rStyle w:val="FunctionTok"/>
+        </w:rPr>
+        <w:t xml:space="preserve">legal_form</w:t>
+      </w:r>
+      <w:r>
+        <w:rPr>
+          <w:rStyle w:val="KeywordTok"/>
+        </w:rPr>
+        <w:t xml:space="preserve">:</w:t>
+      </w:r>
+      <w:r>
+        <w:rPr>
+          <w:rStyle w:val="AttributeTok"/>
+        </w:rPr>
+        <w:t xml:space="preserve"> Verein</w:t>
+      </w:r>
+      <w:r>
+        <w:br/>
+      </w:r>
+      <w:r>
+        <w:rPr>
+          <w:rStyle w:val="FunctionTok"/>
+        </w:rPr>
+        <w:t xml:space="preserve">committee</w:t>
+      </w:r>
+      <w:r>
+        <w:rPr>
+          <w:rStyle w:val="KeywordTok"/>
+        </w:rPr>
+        <w:t xml:space="preserve">:</w:t>
+      </w:r>
+      <w:r>
+        <w:rPr>
+          <w:rStyle w:val="AttributeTok"/>
+        </w:rPr>
+        <w:t xml:space="preserve"> Vorstand</w:t>
+      </w:r>
+      <w:r>
+        <w:br/>
+      </w:r>
+      <w:r>
+        <w:rPr>
+          <w:rStyle w:val="FunctionTok"/>
+        </w:rPr>
+        <w:t xml:space="preserve">function_role</w:t>
+      </w:r>
+      <w:r>
+        <w:rPr>
+          <w:rStyle w:val="KeywordTok"/>
+        </w:rPr>
+        <w:t xml:space="preserve">:</w:t>
+      </w:r>
+      <w:r>
+        <w:rPr>
+          <w:rStyle w:val="AttributeTok"/>
+        </w:rPr>
+        <w:t xml:space="preserve"> Präsident</w:t>
+      </w:r>
+      <w:r>
+        <w:br/>
+      </w:r>
+      <w:r>
+        <w:rPr>
+          <w:rStyle w:val="FunctionTok"/>
+        </w:rPr>
+        <w:t xml:space="preserve">is_paid</w:t>
+      </w:r>
+      <w:r>
+        <w:rPr>
+          <w:rStyle w:val="KeywordTok"/>
+        </w:rPr>
+        <w:t xml:space="preserve">:</w:t>
+      </w:r>
+      <w:r>
+        <w:rPr>
+          <w:rStyle w:val="AttributeTok"/>
+        </w:rPr>
+        <w:t xml:space="preserve"> </w:t>
+      </w:r>
+      <w:r>
+        <w:rPr>
+          <w:rStyle w:val="CharTok"/>
+        </w:rPr>
+        <w:t xml:space="preserve">false</w:t>
+      </w:r>
+    </w:p>
+    <w:bookmarkEnd w:id="199"/>
+    <w:bookmarkStart w:id="200" w:name="X5f7b77374213da9d26faf724a6a780fad8e679d"/>
+    <w:p>
+      <w:pPr>
+        <w:pStyle w:val="Heading3"/>
+      </w:pPr>
+      <w:r>
         <w:t xml:space="preserve">Example: InterestLink-interest_links_il_burkart_007</w:t>
       </w:r>
     </w:p>
@@ -35384,2355 +38925,6 @@
           <w:rStyle w:val="CharTok"/>
         </w:rPr>
         <w:t xml:space="preserve">false</w:t>
-      </w:r>
-    </w:p>
-    <w:bookmarkEnd w:id="191"/>
-    <w:bookmarkStart w:id="192" w:name="Xa40f2fb9d29f8ea37e0f78fc21991870728b003"/>
-    <w:p>
-      <w:pPr>
-        <w:pStyle w:val="Heading3"/>
-      </w:pPr>
-      <w:r>
-        <w:t xml:space="preserve">Example: InterestLink-interest_links_il_burkart_011</w:t>
-      </w:r>
-    </w:p>
-    <w:p>
-      <w:pPr>
-        <w:pStyle w:val="SourceCode"/>
-      </w:pPr>
-      <w:r>
-        <w:rPr>
-          <w:rStyle w:val="FunctionTok"/>
-        </w:rPr>
-        <w:t xml:space="preserve">global_uri</w:t>
-      </w:r>
-      <w:r>
-        <w:rPr>
-          <w:rStyle w:val="KeywordTok"/>
-        </w:rPr>
-        <w:t xml:space="preserve">:</w:t>
-      </w:r>
-      <w:r>
-        <w:rPr>
-          <w:rStyle w:val="AttributeTok"/>
-        </w:rPr>
-        <w:t xml:space="preserve"> act:il_burkart_011</w:t>
-      </w:r>
-      <w:r>
-        <w:br/>
-      </w:r>
-      <w:r>
-        <w:rPr>
-          <w:rStyle w:val="FunctionTok"/>
-        </w:rPr>
-        <w:t xml:space="preserve">person_reference</w:t>
-      </w:r>
-      <w:r>
-        <w:rPr>
-          <w:rStyle w:val="KeywordTok"/>
-        </w:rPr>
-        <w:t xml:space="preserve">:</w:t>
-      </w:r>
-      <w:r>
-        <w:br/>
-      </w:r>
-      <w:r>
-        <w:rPr>
-          <w:rStyle w:val="AttributeTok"/>
-        </w:rPr>
-        <w:t xml:space="preserve">  </w:t>
-      </w:r>
-      <w:r>
-        <w:rPr>
-          <w:rStyle w:val="FunctionTok"/>
-        </w:rPr>
-        <w:t xml:space="preserve">global_uri</w:t>
-      </w:r>
-      <w:r>
-        <w:rPr>
-          <w:rStyle w:val="KeywordTok"/>
-        </w:rPr>
-        <w:t xml:space="preserve">:</w:t>
-      </w:r>
-      <w:r>
-        <w:rPr>
-          <w:rStyle w:val="AttributeTok"/>
-        </w:rPr>
-        <w:t xml:space="preserve"> https://www.wikidata.org/wiki/Q23060472</w:t>
-      </w:r>
-      <w:r>
-        <w:br/>
-      </w:r>
-      <w:r>
-        <w:rPr>
-          <w:rStyle w:val="AttributeTok"/>
-        </w:rPr>
-        <w:t xml:space="preserve">  </w:t>
-      </w:r>
-      <w:r>
-        <w:rPr>
-          <w:rStyle w:val="FunctionTok"/>
-        </w:rPr>
-        <w:t xml:space="preserve">label</w:t>
-      </w:r>
-      <w:r>
-        <w:rPr>
-          <w:rStyle w:val="KeywordTok"/>
-        </w:rPr>
-        <w:t xml:space="preserve">:</w:t>
-      </w:r>
-      <w:r>
-        <w:rPr>
-          <w:rStyle w:val="AttributeTok"/>
-        </w:rPr>
-        <w:t xml:space="preserve"> Thierry Burkart</w:t>
-      </w:r>
-      <w:r>
-        <w:br/>
-      </w:r>
-      <w:r>
-        <w:rPr>
-          <w:rStyle w:val="AttributeTok"/>
-        </w:rPr>
-        <w:t xml:space="preserve">  </w:t>
-      </w:r>
-      <w:r>
-        <w:rPr>
-          <w:rStyle w:val="FunctionTok"/>
-        </w:rPr>
-        <w:t xml:space="preserve">group_label</w:t>
-      </w:r>
-      <w:r>
-        <w:rPr>
-          <w:rStyle w:val="KeywordTok"/>
-        </w:rPr>
-        <w:t xml:space="preserve">:</w:t>
-      </w:r>
-      <w:r>
-        <w:rPr>
-          <w:rStyle w:val="AttributeTok"/>
-        </w:rPr>
-        <w:t xml:space="preserve"> FDP.Die Liberalen</w:t>
-      </w:r>
-      <w:r>
-        <w:br/>
-      </w:r>
-      <w:r>
-        <w:rPr>
-          <w:rStyle w:val="FunctionTok"/>
-        </w:rPr>
-        <w:t xml:space="preserve">interest_type</w:t>
-      </w:r>
-      <w:r>
-        <w:rPr>
-          <w:rStyle w:val="KeywordTok"/>
-        </w:rPr>
-        <w:t xml:space="preserve">:</w:t>
-      </w:r>
-      <w:r>
-        <w:rPr>
-          <w:rStyle w:val="AttributeTok"/>
-        </w:rPr>
-        <w:t xml:space="preserve"> association</w:t>
-      </w:r>
-      <w:r>
-        <w:br/>
-      </w:r>
-      <w:r>
-        <w:rPr>
-          <w:rStyle w:val="FunctionTok"/>
-        </w:rPr>
-        <w:t xml:space="preserve">organization_label</w:t>
-      </w:r>
-      <w:r>
-        <w:rPr>
-          <w:rStyle w:val="KeywordTok"/>
-        </w:rPr>
-        <w:t xml:space="preserve">:</w:t>
-      </w:r>
-      <w:r>
-        <w:rPr>
-          <w:rStyle w:val="AttributeTok"/>
-        </w:rPr>
-        <w:t xml:space="preserve"> Verein Landesausstellung Svizra27, Aarau</w:t>
-      </w:r>
-      <w:r>
-        <w:br/>
-      </w:r>
-      <w:r>
-        <w:rPr>
-          <w:rStyle w:val="FunctionTok"/>
-        </w:rPr>
-        <w:t xml:space="preserve">legal_form</w:t>
-      </w:r>
-      <w:r>
-        <w:rPr>
-          <w:rStyle w:val="KeywordTok"/>
-        </w:rPr>
-        <w:t xml:space="preserve">:</w:t>
-      </w:r>
-      <w:r>
-        <w:rPr>
-          <w:rStyle w:val="AttributeTok"/>
-        </w:rPr>
-        <w:t xml:space="preserve"> Verein</w:t>
-      </w:r>
-      <w:r>
-        <w:br/>
-      </w:r>
-      <w:r>
-        <w:rPr>
-          <w:rStyle w:val="FunctionTok"/>
-        </w:rPr>
-        <w:t xml:space="preserve">committee</w:t>
-      </w:r>
-      <w:r>
-        <w:rPr>
-          <w:rStyle w:val="KeywordTok"/>
-        </w:rPr>
-        <w:t xml:space="preserve">:</w:t>
-      </w:r>
-      <w:r>
-        <w:rPr>
-          <w:rStyle w:val="AttributeTok"/>
-        </w:rPr>
-        <w:t xml:space="preserve"> Vorstand</w:t>
-      </w:r>
-      <w:r>
-        <w:br/>
-      </w:r>
-      <w:r>
-        <w:rPr>
-          <w:rStyle w:val="FunctionTok"/>
-        </w:rPr>
-        <w:t xml:space="preserve">function_role</w:t>
-      </w:r>
-      <w:r>
-        <w:rPr>
-          <w:rStyle w:val="KeywordTok"/>
-        </w:rPr>
-        <w:t xml:space="preserve">:</w:t>
-      </w:r>
-      <w:r>
-        <w:rPr>
-          <w:rStyle w:val="AttributeTok"/>
-        </w:rPr>
-        <w:t xml:space="preserve"> Mitglied</w:t>
-      </w:r>
-      <w:r>
-        <w:br/>
-      </w:r>
-      <w:r>
-        <w:rPr>
-          <w:rStyle w:val="FunctionTok"/>
-        </w:rPr>
-        <w:t xml:space="preserve">is_paid</w:t>
-      </w:r>
-      <w:r>
-        <w:rPr>
-          <w:rStyle w:val="KeywordTok"/>
-        </w:rPr>
-        <w:t xml:space="preserve">:</w:t>
-      </w:r>
-      <w:r>
-        <w:rPr>
-          <w:rStyle w:val="AttributeTok"/>
-        </w:rPr>
-        <w:t xml:space="preserve"> </w:t>
-      </w:r>
-      <w:r>
-        <w:rPr>
-          <w:rStyle w:val="CharTok"/>
-        </w:rPr>
-        <w:t xml:space="preserve">false</w:t>
-      </w:r>
-    </w:p>
-    <w:bookmarkEnd w:id="192"/>
-    <w:bookmarkStart w:id="193" w:name="X39e75180c6c6f9734709a21e630d94d5297fa76"/>
-    <w:p>
-      <w:pPr>
-        <w:pStyle w:val="Heading3"/>
-      </w:pPr>
-      <w:r>
-        <w:t xml:space="preserve">Example: InterestLink-interest_links_il_burkart_010</w:t>
-      </w:r>
-    </w:p>
-    <w:p>
-      <w:pPr>
-        <w:pStyle w:val="SourceCode"/>
-      </w:pPr>
-      <w:r>
-        <w:rPr>
-          <w:rStyle w:val="FunctionTok"/>
-        </w:rPr>
-        <w:t xml:space="preserve">global_uri</w:t>
-      </w:r>
-      <w:r>
-        <w:rPr>
-          <w:rStyle w:val="KeywordTok"/>
-        </w:rPr>
-        <w:t xml:space="preserve">:</w:t>
-      </w:r>
-      <w:r>
-        <w:rPr>
-          <w:rStyle w:val="AttributeTok"/>
-        </w:rPr>
-        <w:t xml:space="preserve"> act:il_burkart_010</w:t>
-      </w:r>
-      <w:r>
-        <w:br/>
-      </w:r>
-      <w:r>
-        <w:rPr>
-          <w:rStyle w:val="FunctionTok"/>
-        </w:rPr>
-        <w:t xml:space="preserve">person_reference</w:t>
-      </w:r>
-      <w:r>
-        <w:rPr>
-          <w:rStyle w:val="KeywordTok"/>
-        </w:rPr>
-        <w:t xml:space="preserve">:</w:t>
-      </w:r>
-      <w:r>
-        <w:br/>
-      </w:r>
-      <w:r>
-        <w:rPr>
-          <w:rStyle w:val="AttributeTok"/>
-        </w:rPr>
-        <w:t xml:space="preserve">  </w:t>
-      </w:r>
-      <w:r>
-        <w:rPr>
-          <w:rStyle w:val="FunctionTok"/>
-        </w:rPr>
-        <w:t xml:space="preserve">global_uri</w:t>
-      </w:r>
-      <w:r>
-        <w:rPr>
-          <w:rStyle w:val="KeywordTok"/>
-        </w:rPr>
-        <w:t xml:space="preserve">:</w:t>
-      </w:r>
-      <w:r>
-        <w:rPr>
-          <w:rStyle w:val="AttributeTok"/>
-        </w:rPr>
-        <w:t xml:space="preserve"> https://www.wikidata.org/wiki/Q23060472</w:t>
-      </w:r>
-      <w:r>
-        <w:br/>
-      </w:r>
-      <w:r>
-        <w:rPr>
-          <w:rStyle w:val="AttributeTok"/>
-        </w:rPr>
-        <w:t xml:space="preserve">  </w:t>
-      </w:r>
-      <w:r>
-        <w:rPr>
-          <w:rStyle w:val="FunctionTok"/>
-        </w:rPr>
-        <w:t xml:space="preserve">label</w:t>
-      </w:r>
-      <w:r>
-        <w:rPr>
-          <w:rStyle w:val="KeywordTok"/>
-        </w:rPr>
-        <w:t xml:space="preserve">:</w:t>
-      </w:r>
-      <w:r>
-        <w:rPr>
-          <w:rStyle w:val="AttributeTok"/>
-        </w:rPr>
-        <w:t xml:space="preserve"> Thierry Burkart</w:t>
-      </w:r>
-      <w:r>
-        <w:br/>
-      </w:r>
-      <w:r>
-        <w:rPr>
-          <w:rStyle w:val="AttributeTok"/>
-        </w:rPr>
-        <w:t xml:space="preserve">  </w:t>
-      </w:r>
-      <w:r>
-        <w:rPr>
-          <w:rStyle w:val="FunctionTok"/>
-        </w:rPr>
-        <w:t xml:space="preserve">group_label</w:t>
-      </w:r>
-      <w:r>
-        <w:rPr>
-          <w:rStyle w:val="KeywordTok"/>
-        </w:rPr>
-        <w:t xml:space="preserve">:</w:t>
-      </w:r>
-      <w:r>
-        <w:rPr>
-          <w:rStyle w:val="AttributeTok"/>
-        </w:rPr>
-        <w:t xml:space="preserve"> FDP.Die Liberalen</w:t>
-      </w:r>
-      <w:r>
-        <w:br/>
-      </w:r>
-      <w:r>
-        <w:rPr>
-          <w:rStyle w:val="FunctionTok"/>
-        </w:rPr>
-        <w:t xml:space="preserve">interest_type</w:t>
-      </w:r>
-      <w:r>
-        <w:rPr>
-          <w:rStyle w:val="KeywordTok"/>
-        </w:rPr>
-        <w:t xml:space="preserve">:</w:t>
-      </w:r>
-      <w:r>
-        <w:rPr>
-          <w:rStyle w:val="AttributeTok"/>
-        </w:rPr>
-        <w:t xml:space="preserve"> association</w:t>
-      </w:r>
-      <w:r>
-        <w:br/>
-      </w:r>
-      <w:r>
-        <w:rPr>
-          <w:rStyle w:val="FunctionTok"/>
-        </w:rPr>
-        <w:t xml:space="preserve">organization_label</w:t>
-      </w:r>
-      <w:r>
-        <w:rPr>
-          <w:rStyle w:val="KeywordTok"/>
-        </w:rPr>
-        <w:t xml:space="preserve">:</w:t>
-      </w:r>
-      <w:r>
-        <w:rPr>
-          <w:rStyle w:val="AttributeTok"/>
-        </w:rPr>
-        <w:t xml:space="preserve"> Allianz Sicherheit Schweiz, Baden</w:t>
-      </w:r>
-      <w:r>
-        <w:br/>
-      </w:r>
-      <w:r>
-        <w:rPr>
-          <w:rStyle w:val="FunctionTok"/>
-        </w:rPr>
-        <w:t xml:space="preserve">legal_form</w:t>
-      </w:r>
-      <w:r>
-        <w:rPr>
-          <w:rStyle w:val="KeywordTok"/>
-        </w:rPr>
-        <w:t xml:space="preserve">:</w:t>
-      </w:r>
-      <w:r>
-        <w:rPr>
-          <w:rStyle w:val="AttributeTok"/>
-        </w:rPr>
-        <w:t xml:space="preserve"> Verein</w:t>
-      </w:r>
-      <w:r>
-        <w:br/>
-      </w:r>
-      <w:r>
-        <w:rPr>
-          <w:rStyle w:val="FunctionTok"/>
-        </w:rPr>
-        <w:t xml:space="preserve">committee</w:t>
-      </w:r>
-      <w:r>
-        <w:rPr>
-          <w:rStyle w:val="KeywordTok"/>
-        </w:rPr>
-        <w:t xml:space="preserve">:</w:t>
-      </w:r>
-      <w:r>
-        <w:rPr>
-          <w:rStyle w:val="AttributeTok"/>
-        </w:rPr>
-        <w:t xml:space="preserve"> Vorstand</w:t>
-      </w:r>
-      <w:r>
-        <w:br/>
-      </w:r>
-      <w:r>
-        <w:rPr>
-          <w:rStyle w:val="FunctionTok"/>
-        </w:rPr>
-        <w:t xml:space="preserve">function_role</w:t>
-      </w:r>
-      <w:r>
-        <w:rPr>
-          <w:rStyle w:val="KeywordTok"/>
-        </w:rPr>
-        <w:t xml:space="preserve">:</w:t>
-      </w:r>
-      <w:r>
-        <w:rPr>
-          <w:rStyle w:val="AttributeTok"/>
-        </w:rPr>
-        <w:t xml:space="preserve"> Präsident</w:t>
-      </w:r>
-      <w:r>
-        <w:br/>
-      </w:r>
-      <w:r>
-        <w:rPr>
-          <w:rStyle w:val="FunctionTok"/>
-        </w:rPr>
-        <w:t xml:space="preserve">is_paid</w:t>
-      </w:r>
-      <w:r>
-        <w:rPr>
-          <w:rStyle w:val="KeywordTok"/>
-        </w:rPr>
-        <w:t xml:space="preserve">:</w:t>
-      </w:r>
-      <w:r>
-        <w:rPr>
-          <w:rStyle w:val="AttributeTok"/>
-        </w:rPr>
-        <w:t xml:space="preserve"> </w:t>
-      </w:r>
-      <w:r>
-        <w:rPr>
-          <w:rStyle w:val="CharTok"/>
-        </w:rPr>
-        <w:t xml:space="preserve">false</w:t>
-      </w:r>
-    </w:p>
-    <w:bookmarkEnd w:id="193"/>
-    <w:bookmarkStart w:id="194" w:name="Xd76396af613a0ff7158ed59e2240f0adc6f7ee2"/>
-    <w:p>
-      <w:pPr>
-        <w:pStyle w:val="Heading3"/>
-      </w:pPr>
-      <w:r>
-        <w:t xml:space="preserve">Example: InterestLink-interest_links_il_burkart_002</w:t>
-      </w:r>
-    </w:p>
-    <w:p>
-      <w:pPr>
-        <w:pStyle w:val="SourceCode"/>
-      </w:pPr>
-      <w:r>
-        <w:rPr>
-          <w:rStyle w:val="FunctionTok"/>
-        </w:rPr>
-        <w:t xml:space="preserve">global_uri</w:t>
-      </w:r>
-      <w:r>
-        <w:rPr>
-          <w:rStyle w:val="KeywordTok"/>
-        </w:rPr>
-        <w:t xml:space="preserve">:</w:t>
-      </w:r>
-      <w:r>
-        <w:rPr>
-          <w:rStyle w:val="AttributeTok"/>
-        </w:rPr>
-        <w:t xml:space="preserve"> act:il_burkart_002</w:t>
-      </w:r>
-      <w:r>
-        <w:br/>
-      </w:r>
-      <w:r>
-        <w:rPr>
-          <w:rStyle w:val="FunctionTok"/>
-        </w:rPr>
-        <w:t xml:space="preserve">person_reference</w:t>
-      </w:r>
-      <w:r>
-        <w:rPr>
-          <w:rStyle w:val="KeywordTok"/>
-        </w:rPr>
-        <w:t xml:space="preserve">:</w:t>
-      </w:r>
-      <w:r>
-        <w:br/>
-      </w:r>
-      <w:r>
-        <w:rPr>
-          <w:rStyle w:val="AttributeTok"/>
-        </w:rPr>
-        <w:t xml:space="preserve">  </w:t>
-      </w:r>
-      <w:r>
-        <w:rPr>
-          <w:rStyle w:val="FunctionTok"/>
-        </w:rPr>
-        <w:t xml:space="preserve">global_uri</w:t>
-      </w:r>
-      <w:r>
-        <w:rPr>
-          <w:rStyle w:val="KeywordTok"/>
-        </w:rPr>
-        <w:t xml:space="preserve">:</w:t>
-      </w:r>
-      <w:r>
-        <w:rPr>
-          <w:rStyle w:val="AttributeTok"/>
-        </w:rPr>
-        <w:t xml:space="preserve"> https://www.wikidata.org/wiki/Q23060472</w:t>
-      </w:r>
-      <w:r>
-        <w:br/>
-      </w:r>
-      <w:r>
-        <w:rPr>
-          <w:rStyle w:val="AttributeTok"/>
-        </w:rPr>
-        <w:t xml:space="preserve">  </w:t>
-      </w:r>
-      <w:r>
-        <w:rPr>
-          <w:rStyle w:val="FunctionTok"/>
-        </w:rPr>
-        <w:t xml:space="preserve">label</w:t>
-      </w:r>
-      <w:r>
-        <w:rPr>
-          <w:rStyle w:val="KeywordTok"/>
-        </w:rPr>
-        <w:t xml:space="preserve">:</w:t>
-      </w:r>
-      <w:r>
-        <w:rPr>
-          <w:rStyle w:val="AttributeTok"/>
-        </w:rPr>
-        <w:t xml:space="preserve"> Thierry Burkart</w:t>
-      </w:r>
-      <w:r>
-        <w:br/>
-      </w:r>
-      <w:r>
-        <w:rPr>
-          <w:rStyle w:val="AttributeTok"/>
-        </w:rPr>
-        <w:t xml:space="preserve">  </w:t>
-      </w:r>
-      <w:r>
-        <w:rPr>
-          <w:rStyle w:val="FunctionTok"/>
-        </w:rPr>
-        <w:t xml:space="preserve">group_label</w:t>
-      </w:r>
-      <w:r>
-        <w:rPr>
-          <w:rStyle w:val="KeywordTok"/>
-        </w:rPr>
-        <w:t xml:space="preserve">:</w:t>
-      </w:r>
-      <w:r>
-        <w:rPr>
-          <w:rStyle w:val="AttributeTok"/>
-        </w:rPr>
-        <w:t xml:space="preserve"> FDP.Die Liberalen</w:t>
-      </w:r>
-      <w:r>
-        <w:br/>
-      </w:r>
-      <w:r>
-        <w:rPr>
-          <w:rStyle w:val="FunctionTok"/>
-        </w:rPr>
-        <w:t xml:space="preserve">interest_type</w:t>
-      </w:r>
-      <w:r>
-        <w:rPr>
-          <w:rStyle w:val="KeywordTok"/>
-        </w:rPr>
-        <w:t xml:space="preserve">:</w:t>
-      </w:r>
-      <w:r>
-        <w:rPr>
-          <w:rStyle w:val="AttributeTok"/>
-        </w:rPr>
-        <w:t xml:space="preserve"> professional_activity</w:t>
-      </w:r>
-      <w:r>
-        <w:br/>
-      </w:r>
-      <w:r>
-        <w:rPr>
-          <w:rStyle w:val="FunctionTok"/>
-        </w:rPr>
-        <w:t xml:space="preserve">organization_label</w:t>
-      </w:r>
-      <w:r>
-        <w:rPr>
-          <w:rStyle w:val="KeywordTok"/>
-        </w:rPr>
-        <w:t xml:space="preserve">:</w:t>
-      </w:r>
-      <w:r>
-        <w:rPr>
-          <w:rStyle w:val="AttributeTok"/>
-        </w:rPr>
-        <w:t xml:space="preserve"> Birchmeier Holding AG, Döttingen</w:t>
-      </w:r>
-      <w:r>
-        <w:br/>
-      </w:r>
-      <w:r>
-        <w:rPr>
-          <w:rStyle w:val="FunctionTok"/>
-        </w:rPr>
-        <w:t xml:space="preserve">legal_form</w:t>
-      </w:r>
-      <w:r>
-        <w:rPr>
-          <w:rStyle w:val="KeywordTok"/>
-        </w:rPr>
-        <w:t xml:space="preserve">:</w:t>
-      </w:r>
-      <w:r>
-        <w:rPr>
-          <w:rStyle w:val="AttributeTok"/>
-        </w:rPr>
-        <w:t xml:space="preserve"> Aktiengesellschaft</w:t>
-      </w:r>
-      <w:r>
-        <w:br/>
-      </w:r>
-      <w:r>
-        <w:rPr>
-          <w:rStyle w:val="FunctionTok"/>
-        </w:rPr>
-        <w:t xml:space="preserve">committee</w:t>
-      </w:r>
-      <w:r>
-        <w:rPr>
-          <w:rStyle w:val="KeywordTok"/>
-        </w:rPr>
-        <w:t xml:space="preserve">:</w:t>
-      </w:r>
-      <w:r>
-        <w:rPr>
-          <w:rStyle w:val="AttributeTok"/>
-        </w:rPr>
-        <w:t xml:space="preserve"> Verwaltungsrat</w:t>
-      </w:r>
-      <w:r>
-        <w:br/>
-      </w:r>
-      <w:r>
-        <w:rPr>
-          <w:rStyle w:val="FunctionTok"/>
-        </w:rPr>
-        <w:t xml:space="preserve">function_role</w:t>
-      </w:r>
-      <w:r>
-        <w:rPr>
-          <w:rStyle w:val="KeywordTok"/>
-        </w:rPr>
-        <w:t xml:space="preserve">:</w:t>
-      </w:r>
-      <w:r>
-        <w:rPr>
-          <w:rStyle w:val="AttributeTok"/>
-        </w:rPr>
-        <w:t xml:space="preserve"> Mitglied</w:t>
-      </w:r>
-      <w:r>
-        <w:br/>
-      </w:r>
-      <w:r>
-        <w:rPr>
-          <w:rStyle w:val="FunctionTok"/>
-        </w:rPr>
-        <w:t xml:space="preserve">is_paid</w:t>
-      </w:r>
-      <w:r>
-        <w:rPr>
-          <w:rStyle w:val="KeywordTok"/>
-        </w:rPr>
-        <w:t xml:space="preserve">:</w:t>
-      </w:r>
-      <w:r>
-        <w:rPr>
-          <w:rStyle w:val="AttributeTok"/>
-        </w:rPr>
-        <w:t xml:space="preserve"> </w:t>
-      </w:r>
-      <w:r>
-        <w:rPr>
-          <w:rStyle w:val="CharTok"/>
-        </w:rPr>
-        <w:t xml:space="preserve">true</w:t>
-      </w:r>
-    </w:p>
-    <w:bookmarkEnd w:id="194"/>
-    <w:bookmarkStart w:id="195" w:name="X7d29cc7ff52120bdd45011480f3e6dc610515f2"/>
-    <w:p>
-      <w:pPr>
-        <w:pStyle w:val="Heading3"/>
-      </w:pPr>
-      <w:r>
-        <w:t xml:space="preserve">Example: InterestLink-interest_links_il_burkart_004</w:t>
-      </w:r>
-    </w:p>
-    <w:p>
-      <w:pPr>
-        <w:pStyle w:val="SourceCode"/>
-      </w:pPr>
-      <w:r>
-        <w:rPr>
-          <w:rStyle w:val="FunctionTok"/>
-        </w:rPr>
-        <w:t xml:space="preserve">global_uri</w:t>
-      </w:r>
-      <w:r>
-        <w:rPr>
-          <w:rStyle w:val="KeywordTok"/>
-        </w:rPr>
-        <w:t xml:space="preserve">:</w:t>
-      </w:r>
-      <w:r>
-        <w:rPr>
-          <w:rStyle w:val="AttributeTok"/>
-        </w:rPr>
-        <w:t xml:space="preserve"> act:il_burkart_004</w:t>
-      </w:r>
-      <w:r>
-        <w:br/>
-      </w:r>
-      <w:r>
-        <w:rPr>
-          <w:rStyle w:val="FunctionTok"/>
-        </w:rPr>
-        <w:t xml:space="preserve">person_reference</w:t>
-      </w:r>
-      <w:r>
-        <w:rPr>
-          <w:rStyle w:val="KeywordTok"/>
-        </w:rPr>
-        <w:t xml:space="preserve">:</w:t>
-      </w:r>
-      <w:r>
-        <w:br/>
-      </w:r>
-      <w:r>
-        <w:rPr>
-          <w:rStyle w:val="AttributeTok"/>
-        </w:rPr>
-        <w:t xml:space="preserve">  </w:t>
-      </w:r>
-      <w:r>
-        <w:rPr>
-          <w:rStyle w:val="FunctionTok"/>
-        </w:rPr>
-        <w:t xml:space="preserve">global_uri</w:t>
-      </w:r>
-      <w:r>
-        <w:rPr>
-          <w:rStyle w:val="KeywordTok"/>
-        </w:rPr>
-        <w:t xml:space="preserve">:</w:t>
-      </w:r>
-      <w:r>
-        <w:rPr>
-          <w:rStyle w:val="AttributeTok"/>
-        </w:rPr>
-        <w:t xml:space="preserve"> https://www.wikidata.org/wiki/Q23060472</w:t>
-      </w:r>
-      <w:r>
-        <w:br/>
-      </w:r>
-      <w:r>
-        <w:rPr>
-          <w:rStyle w:val="AttributeTok"/>
-        </w:rPr>
-        <w:t xml:space="preserve">  </w:t>
-      </w:r>
-      <w:r>
-        <w:rPr>
-          <w:rStyle w:val="FunctionTok"/>
-        </w:rPr>
-        <w:t xml:space="preserve">label</w:t>
-      </w:r>
-      <w:r>
-        <w:rPr>
-          <w:rStyle w:val="KeywordTok"/>
-        </w:rPr>
-        <w:t xml:space="preserve">:</w:t>
-      </w:r>
-      <w:r>
-        <w:rPr>
-          <w:rStyle w:val="AttributeTok"/>
-        </w:rPr>
-        <w:t xml:space="preserve"> Thierry Burkart</w:t>
-      </w:r>
-      <w:r>
-        <w:br/>
-      </w:r>
-      <w:r>
-        <w:rPr>
-          <w:rStyle w:val="AttributeTok"/>
-        </w:rPr>
-        <w:t xml:space="preserve">  </w:t>
-      </w:r>
-      <w:r>
-        <w:rPr>
-          <w:rStyle w:val="FunctionTok"/>
-        </w:rPr>
-        <w:t xml:space="preserve">group_label</w:t>
-      </w:r>
-      <w:r>
-        <w:rPr>
-          <w:rStyle w:val="KeywordTok"/>
-        </w:rPr>
-        <w:t xml:space="preserve">:</w:t>
-      </w:r>
-      <w:r>
-        <w:rPr>
-          <w:rStyle w:val="AttributeTok"/>
-        </w:rPr>
-        <w:t xml:space="preserve"> FDP.Die Liberalen</w:t>
-      </w:r>
-      <w:r>
-        <w:br/>
-      </w:r>
-      <w:r>
-        <w:rPr>
-          <w:rStyle w:val="FunctionTok"/>
-        </w:rPr>
-        <w:t xml:space="preserve">interest_type</w:t>
-      </w:r>
-      <w:r>
-        <w:rPr>
-          <w:rStyle w:val="KeywordTok"/>
-        </w:rPr>
-        <w:t xml:space="preserve">:</w:t>
-      </w:r>
-      <w:r>
-        <w:rPr>
-          <w:rStyle w:val="AttributeTok"/>
-        </w:rPr>
-        <w:t xml:space="preserve"> professional_activity</w:t>
-      </w:r>
-      <w:r>
-        <w:br/>
-      </w:r>
-      <w:r>
-        <w:rPr>
-          <w:rStyle w:val="FunctionTok"/>
-        </w:rPr>
-        <w:t xml:space="preserve">organization_label</w:t>
-      </w:r>
-      <w:r>
-        <w:rPr>
-          <w:rStyle w:val="KeywordTok"/>
-        </w:rPr>
-        <w:t xml:space="preserve">:</w:t>
-      </w:r>
-      <w:r>
-        <w:rPr>
-          <w:rStyle w:val="AttributeTok"/>
-        </w:rPr>
-        <w:t xml:space="preserve"> ELCA Group SA, Lausanne</w:t>
-      </w:r>
-      <w:r>
-        <w:br/>
-      </w:r>
-      <w:r>
-        <w:rPr>
-          <w:rStyle w:val="FunctionTok"/>
-        </w:rPr>
-        <w:t xml:space="preserve">legal_form</w:t>
-      </w:r>
-      <w:r>
-        <w:rPr>
-          <w:rStyle w:val="KeywordTok"/>
-        </w:rPr>
-        <w:t xml:space="preserve">:</w:t>
-      </w:r>
-      <w:r>
-        <w:rPr>
-          <w:rStyle w:val="AttributeTok"/>
-        </w:rPr>
-        <w:t xml:space="preserve"> Aktiengesellschaft</w:t>
-      </w:r>
-      <w:r>
-        <w:br/>
-      </w:r>
-      <w:r>
-        <w:rPr>
-          <w:rStyle w:val="FunctionTok"/>
-        </w:rPr>
-        <w:t xml:space="preserve">committee</w:t>
-      </w:r>
-      <w:r>
-        <w:rPr>
-          <w:rStyle w:val="KeywordTok"/>
-        </w:rPr>
-        <w:t xml:space="preserve">:</w:t>
-      </w:r>
-      <w:r>
-        <w:rPr>
-          <w:rStyle w:val="AttributeTok"/>
-        </w:rPr>
-        <w:t xml:space="preserve"> Verwaltungsrat</w:t>
-      </w:r>
-      <w:r>
-        <w:br/>
-      </w:r>
-      <w:r>
-        <w:rPr>
-          <w:rStyle w:val="FunctionTok"/>
-        </w:rPr>
-        <w:t xml:space="preserve">function_role</w:t>
-      </w:r>
-      <w:r>
-        <w:rPr>
-          <w:rStyle w:val="KeywordTok"/>
-        </w:rPr>
-        <w:t xml:space="preserve">:</w:t>
-      </w:r>
-      <w:r>
-        <w:rPr>
-          <w:rStyle w:val="AttributeTok"/>
-        </w:rPr>
-        <w:t xml:space="preserve"> Mitglied</w:t>
-      </w:r>
-      <w:r>
-        <w:br/>
-      </w:r>
-      <w:r>
-        <w:rPr>
-          <w:rStyle w:val="FunctionTok"/>
-        </w:rPr>
-        <w:t xml:space="preserve">is_paid</w:t>
-      </w:r>
-      <w:r>
-        <w:rPr>
-          <w:rStyle w:val="KeywordTok"/>
-        </w:rPr>
-        <w:t xml:space="preserve">:</w:t>
-      </w:r>
-      <w:r>
-        <w:rPr>
-          <w:rStyle w:val="AttributeTok"/>
-        </w:rPr>
-        <w:t xml:space="preserve"> </w:t>
-      </w:r>
-      <w:r>
-        <w:rPr>
-          <w:rStyle w:val="CharTok"/>
-        </w:rPr>
-        <w:t xml:space="preserve">true</w:t>
-      </w:r>
-    </w:p>
-    <w:bookmarkEnd w:id="195"/>
-    <w:bookmarkStart w:id="196" w:name="Xded36388b4a9b51fcb584ff8dfc8b0a0bff45fd"/>
-    <w:p>
-      <w:pPr>
-        <w:pStyle w:val="Heading3"/>
-      </w:pPr>
-      <w:r>
-        <w:t xml:space="preserve">Example: InterestLink-interest_links_il_burkart_003</w:t>
-      </w:r>
-    </w:p>
-    <w:p>
-      <w:pPr>
-        <w:pStyle w:val="SourceCode"/>
-      </w:pPr>
-      <w:r>
-        <w:rPr>
-          <w:rStyle w:val="FunctionTok"/>
-        </w:rPr>
-        <w:t xml:space="preserve">global_uri</w:t>
-      </w:r>
-      <w:r>
-        <w:rPr>
-          <w:rStyle w:val="KeywordTok"/>
-        </w:rPr>
-        <w:t xml:space="preserve">:</w:t>
-      </w:r>
-      <w:r>
-        <w:rPr>
-          <w:rStyle w:val="AttributeTok"/>
-        </w:rPr>
-        <w:t xml:space="preserve"> act:il_burkart_003</w:t>
-      </w:r>
-      <w:r>
-        <w:br/>
-      </w:r>
-      <w:r>
-        <w:rPr>
-          <w:rStyle w:val="FunctionTok"/>
-        </w:rPr>
-        <w:t xml:space="preserve">person_reference</w:t>
-      </w:r>
-      <w:r>
-        <w:rPr>
-          <w:rStyle w:val="KeywordTok"/>
-        </w:rPr>
-        <w:t xml:space="preserve">:</w:t>
-      </w:r>
-      <w:r>
-        <w:br/>
-      </w:r>
-      <w:r>
-        <w:rPr>
-          <w:rStyle w:val="AttributeTok"/>
-        </w:rPr>
-        <w:t xml:space="preserve">  </w:t>
-      </w:r>
-      <w:r>
-        <w:rPr>
-          <w:rStyle w:val="FunctionTok"/>
-        </w:rPr>
-        <w:t xml:space="preserve">global_uri</w:t>
-      </w:r>
-      <w:r>
-        <w:rPr>
-          <w:rStyle w:val="KeywordTok"/>
-        </w:rPr>
-        <w:t xml:space="preserve">:</w:t>
-      </w:r>
-      <w:r>
-        <w:rPr>
-          <w:rStyle w:val="AttributeTok"/>
-        </w:rPr>
-        <w:t xml:space="preserve"> https://www.wikidata.org/wiki/Q23060472</w:t>
-      </w:r>
-      <w:r>
-        <w:br/>
-      </w:r>
-      <w:r>
-        <w:rPr>
-          <w:rStyle w:val="AttributeTok"/>
-        </w:rPr>
-        <w:t xml:space="preserve">  </w:t>
-      </w:r>
-      <w:r>
-        <w:rPr>
-          <w:rStyle w:val="FunctionTok"/>
-        </w:rPr>
-        <w:t xml:space="preserve">label</w:t>
-      </w:r>
-      <w:r>
-        <w:rPr>
-          <w:rStyle w:val="KeywordTok"/>
-        </w:rPr>
-        <w:t xml:space="preserve">:</w:t>
-      </w:r>
-      <w:r>
-        <w:rPr>
-          <w:rStyle w:val="AttributeTok"/>
-        </w:rPr>
-        <w:t xml:space="preserve"> Thierry Burkart</w:t>
-      </w:r>
-      <w:r>
-        <w:br/>
-      </w:r>
-      <w:r>
-        <w:rPr>
-          <w:rStyle w:val="AttributeTok"/>
-        </w:rPr>
-        <w:t xml:space="preserve">  </w:t>
-      </w:r>
-      <w:r>
-        <w:rPr>
-          <w:rStyle w:val="FunctionTok"/>
-        </w:rPr>
-        <w:t xml:space="preserve">group_label</w:t>
-      </w:r>
-      <w:r>
-        <w:rPr>
-          <w:rStyle w:val="KeywordTok"/>
-        </w:rPr>
-        <w:t xml:space="preserve">:</w:t>
-      </w:r>
-      <w:r>
-        <w:rPr>
-          <w:rStyle w:val="AttributeTok"/>
-        </w:rPr>
-        <w:t xml:space="preserve"> FDP.Die Liberalen</w:t>
-      </w:r>
-      <w:r>
-        <w:br/>
-      </w:r>
-      <w:r>
-        <w:rPr>
-          <w:rStyle w:val="FunctionTok"/>
-        </w:rPr>
-        <w:t xml:space="preserve">interest_type</w:t>
-      </w:r>
-      <w:r>
-        <w:rPr>
-          <w:rStyle w:val="KeywordTok"/>
-        </w:rPr>
-        <w:t xml:space="preserve">:</w:t>
-      </w:r>
-      <w:r>
-        <w:rPr>
-          <w:rStyle w:val="AttributeTok"/>
-        </w:rPr>
-        <w:t xml:space="preserve"> professional_activity</w:t>
-      </w:r>
-      <w:r>
-        <w:br/>
-      </w:r>
-      <w:r>
-        <w:rPr>
-          <w:rStyle w:val="FunctionTok"/>
-        </w:rPr>
-        <w:t xml:space="preserve">organization_label</w:t>
-      </w:r>
-      <w:r>
-        <w:rPr>
-          <w:rStyle w:val="KeywordTok"/>
-        </w:rPr>
-        <w:t xml:space="preserve">:</w:t>
-      </w:r>
-      <w:r>
-        <w:rPr>
-          <w:rStyle w:val="AttributeTok"/>
-        </w:rPr>
-        <w:t xml:space="preserve"> Bovida Real Estate AG, Baar</w:t>
-      </w:r>
-      <w:r>
-        <w:br/>
-      </w:r>
-      <w:r>
-        <w:rPr>
-          <w:rStyle w:val="FunctionTok"/>
-        </w:rPr>
-        <w:t xml:space="preserve">legal_form</w:t>
-      </w:r>
-      <w:r>
-        <w:rPr>
-          <w:rStyle w:val="KeywordTok"/>
-        </w:rPr>
-        <w:t xml:space="preserve">:</w:t>
-      </w:r>
-      <w:r>
-        <w:rPr>
-          <w:rStyle w:val="AttributeTok"/>
-        </w:rPr>
-        <w:t xml:space="preserve"> Aktiengesellschaft</w:t>
-      </w:r>
-      <w:r>
-        <w:br/>
-      </w:r>
-      <w:r>
-        <w:rPr>
-          <w:rStyle w:val="FunctionTok"/>
-        </w:rPr>
-        <w:t xml:space="preserve">committee</w:t>
-      </w:r>
-      <w:r>
-        <w:rPr>
-          <w:rStyle w:val="KeywordTok"/>
-        </w:rPr>
-        <w:t xml:space="preserve">:</w:t>
-      </w:r>
-      <w:r>
-        <w:rPr>
-          <w:rStyle w:val="AttributeTok"/>
-        </w:rPr>
-        <w:t xml:space="preserve"> Verwaltungsrat</w:t>
-      </w:r>
-      <w:r>
-        <w:br/>
-      </w:r>
-      <w:r>
-        <w:rPr>
-          <w:rStyle w:val="FunctionTok"/>
-        </w:rPr>
-        <w:t xml:space="preserve">function_role</w:t>
-      </w:r>
-      <w:r>
-        <w:rPr>
-          <w:rStyle w:val="KeywordTok"/>
-        </w:rPr>
-        <w:t xml:space="preserve">:</w:t>
-      </w:r>
-      <w:r>
-        <w:rPr>
-          <w:rStyle w:val="AttributeTok"/>
-        </w:rPr>
-        <w:t xml:space="preserve"> Mitglied</w:t>
-      </w:r>
-      <w:r>
-        <w:br/>
-      </w:r>
-      <w:r>
-        <w:rPr>
-          <w:rStyle w:val="FunctionTok"/>
-        </w:rPr>
-        <w:t xml:space="preserve">is_paid</w:t>
-      </w:r>
-      <w:r>
-        <w:rPr>
-          <w:rStyle w:val="KeywordTok"/>
-        </w:rPr>
-        <w:t xml:space="preserve">:</w:t>
-      </w:r>
-      <w:r>
-        <w:rPr>
-          <w:rStyle w:val="AttributeTok"/>
-        </w:rPr>
-        <w:t xml:space="preserve"> </w:t>
-      </w:r>
-      <w:r>
-        <w:rPr>
-          <w:rStyle w:val="CharTok"/>
-        </w:rPr>
-        <w:t xml:space="preserve">true</w:t>
-      </w:r>
-    </w:p>
-    <w:bookmarkEnd w:id="196"/>
-    <w:bookmarkStart w:id="197" w:name="X67a57fa17931c1870747e25cf16d5ce99900d38"/>
-    <w:p>
-      <w:pPr>
-        <w:pStyle w:val="Heading3"/>
-      </w:pPr>
-      <w:r>
-        <w:t xml:space="preserve">Example: InterestLink-interest_links_il_burkart_006</w:t>
-      </w:r>
-    </w:p>
-    <w:p>
-      <w:pPr>
-        <w:pStyle w:val="SourceCode"/>
-      </w:pPr>
-      <w:r>
-        <w:rPr>
-          <w:rStyle w:val="FunctionTok"/>
-        </w:rPr>
-        <w:t xml:space="preserve">global_uri</w:t>
-      </w:r>
-      <w:r>
-        <w:rPr>
-          <w:rStyle w:val="KeywordTok"/>
-        </w:rPr>
-        <w:t xml:space="preserve">:</w:t>
-      </w:r>
-      <w:r>
-        <w:rPr>
-          <w:rStyle w:val="AttributeTok"/>
-        </w:rPr>
-        <w:t xml:space="preserve"> act:il_burkart_006</w:t>
-      </w:r>
-      <w:r>
-        <w:br/>
-      </w:r>
-      <w:r>
-        <w:rPr>
-          <w:rStyle w:val="FunctionTok"/>
-        </w:rPr>
-        <w:t xml:space="preserve">person_reference</w:t>
-      </w:r>
-      <w:r>
-        <w:rPr>
-          <w:rStyle w:val="KeywordTok"/>
-        </w:rPr>
-        <w:t xml:space="preserve">:</w:t>
-      </w:r>
-      <w:r>
-        <w:br/>
-      </w:r>
-      <w:r>
-        <w:rPr>
-          <w:rStyle w:val="AttributeTok"/>
-        </w:rPr>
-        <w:t xml:space="preserve">  </w:t>
-      </w:r>
-      <w:r>
-        <w:rPr>
-          <w:rStyle w:val="FunctionTok"/>
-        </w:rPr>
-        <w:t xml:space="preserve">global_uri</w:t>
-      </w:r>
-      <w:r>
-        <w:rPr>
-          <w:rStyle w:val="KeywordTok"/>
-        </w:rPr>
-        <w:t xml:space="preserve">:</w:t>
-      </w:r>
-      <w:r>
-        <w:rPr>
-          <w:rStyle w:val="AttributeTok"/>
-        </w:rPr>
-        <w:t xml:space="preserve"> https://www.wikidata.org/wiki/Q23060472</w:t>
-      </w:r>
-      <w:r>
-        <w:br/>
-      </w:r>
-      <w:r>
-        <w:rPr>
-          <w:rStyle w:val="AttributeTok"/>
-        </w:rPr>
-        <w:t xml:space="preserve">  </w:t>
-      </w:r>
-      <w:r>
-        <w:rPr>
-          <w:rStyle w:val="FunctionTok"/>
-        </w:rPr>
-        <w:t xml:space="preserve">label</w:t>
-      </w:r>
-      <w:r>
-        <w:rPr>
-          <w:rStyle w:val="KeywordTok"/>
-        </w:rPr>
-        <w:t xml:space="preserve">:</w:t>
-      </w:r>
-      <w:r>
-        <w:rPr>
-          <w:rStyle w:val="AttributeTok"/>
-        </w:rPr>
-        <w:t xml:space="preserve"> Thierry Burkart</w:t>
-      </w:r>
-      <w:r>
-        <w:br/>
-      </w:r>
-      <w:r>
-        <w:rPr>
-          <w:rStyle w:val="AttributeTok"/>
-        </w:rPr>
-        <w:t xml:space="preserve">  </w:t>
-      </w:r>
-      <w:r>
-        <w:rPr>
-          <w:rStyle w:val="FunctionTok"/>
-        </w:rPr>
-        <w:t xml:space="preserve">group_label</w:t>
-      </w:r>
-      <w:r>
-        <w:rPr>
-          <w:rStyle w:val="KeywordTok"/>
-        </w:rPr>
-        <w:t xml:space="preserve">:</w:t>
-      </w:r>
-      <w:r>
-        <w:rPr>
-          <w:rStyle w:val="AttributeTok"/>
-        </w:rPr>
-        <w:t xml:space="preserve"> FDP.Die Liberalen</w:t>
-      </w:r>
-      <w:r>
-        <w:br/>
-      </w:r>
-      <w:r>
-        <w:rPr>
-          <w:rStyle w:val="FunctionTok"/>
-        </w:rPr>
-        <w:t xml:space="preserve">interest_type</w:t>
-      </w:r>
-      <w:r>
-        <w:rPr>
-          <w:rStyle w:val="KeywordTok"/>
-        </w:rPr>
-        <w:t xml:space="preserve">:</w:t>
-      </w:r>
-      <w:r>
-        <w:rPr>
-          <w:rStyle w:val="AttributeTok"/>
-        </w:rPr>
-        <w:t xml:space="preserve"> association</w:t>
-      </w:r>
-      <w:r>
-        <w:br/>
-      </w:r>
-      <w:r>
-        <w:rPr>
-          <w:rStyle w:val="FunctionTok"/>
-        </w:rPr>
-        <w:t xml:space="preserve">organization_label</w:t>
-      </w:r>
-      <w:r>
-        <w:rPr>
-          <w:rStyle w:val="KeywordTok"/>
-        </w:rPr>
-        <w:t xml:space="preserve">:</w:t>
-      </w:r>
-      <w:r>
-        <w:rPr>
-          <w:rStyle w:val="AttributeTok"/>
-        </w:rPr>
-        <w:t xml:space="preserve"> FDP.Die Liberalen</w:t>
-      </w:r>
-      <w:r>
-        <w:br/>
-      </w:r>
-      <w:r>
-        <w:rPr>
-          <w:rStyle w:val="FunctionTok"/>
-        </w:rPr>
-        <w:t xml:space="preserve">legal_form</w:t>
-      </w:r>
-      <w:r>
-        <w:rPr>
-          <w:rStyle w:val="KeywordTok"/>
-        </w:rPr>
-        <w:t xml:space="preserve">:</w:t>
-      </w:r>
-      <w:r>
-        <w:rPr>
-          <w:rStyle w:val="AttributeTok"/>
-        </w:rPr>
-        <w:t xml:space="preserve"> Verein</w:t>
-      </w:r>
-      <w:r>
-        <w:br/>
-      </w:r>
-      <w:r>
-        <w:rPr>
-          <w:rStyle w:val="FunctionTok"/>
-        </w:rPr>
-        <w:t xml:space="preserve">committee</w:t>
-      </w:r>
-      <w:r>
-        <w:rPr>
-          <w:rStyle w:val="KeywordTok"/>
-        </w:rPr>
-        <w:t xml:space="preserve">:</w:t>
-      </w:r>
-      <w:r>
-        <w:rPr>
-          <w:rStyle w:val="AttributeTok"/>
-        </w:rPr>
-        <w:t xml:space="preserve"> Vorstand</w:t>
-      </w:r>
-      <w:r>
-        <w:br/>
-      </w:r>
-      <w:r>
-        <w:rPr>
-          <w:rStyle w:val="FunctionTok"/>
-        </w:rPr>
-        <w:t xml:space="preserve">function_role</w:t>
-      </w:r>
-      <w:r>
-        <w:rPr>
-          <w:rStyle w:val="KeywordTok"/>
-        </w:rPr>
-        <w:t xml:space="preserve">:</w:t>
-      </w:r>
-      <w:r>
-        <w:rPr>
-          <w:rStyle w:val="AttributeTok"/>
-        </w:rPr>
-        <w:t xml:space="preserve"> Präsident</w:t>
-      </w:r>
-      <w:r>
-        <w:br/>
-      </w:r>
-      <w:r>
-        <w:rPr>
-          <w:rStyle w:val="FunctionTok"/>
-        </w:rPr>
-        <w:t xml:space="preserve">is_paid</w:t>
-      </w:r>
-      <w:r>
-        <w:rPr>
-          <w:rStyle w:val="KeywordTok"/>
-        </w:rPr>
-        <w:t xml:space="preserve">:</w:t>
-      </w:r>
-      <w:r>
-        <w:rPr>
-          <w:rStyle w:val="AttributeTok"/>
-        </w:rPr>
-        <w:t xml:space="preserve"> </w:t>
-      </w:r>
-      <w:r>
-        <w:rPr>
-          <w:rStyle w:val="CharTok"/>
-        </w:rPr>
-        <w:t xml:space="preserve">true</w:t>
-      </w:r>
-    </w:p>
-    <w:bookmarkEnd w:id="197"/>
-    <w:bookmarkStart w:id="198" w:name="Xc0dc9173d5ec4cfe64b497c9e47d80eb9698f95"/>
-    <w:p>
-      <w:pPr>
-        <w:pStyle w:val="Heading3"/>
-      </w:pPr>
-      <w:r>
-        <w:t xml:space="preserve">Example: InterestLink-interest_links_il_burkart_008</w:t>
-      </w:r>
-    </w:p>
-    <w:p>
-      <w:pPr>
-        <w:pStyle w:val="SourceCode"/>
-      </w:pPr>
-      <w:r>
-        <w:rPr>
-          <w:rStyle w:val="FunctionTok"/>
-        </w:rPr>
-        <w:t xml:space="preserve">global_uri</w:t>
-      </w:r>
-      <w:r>
-        <w:rPr>
-          <w:rStyle w:val="KeywordTok"/>
-        </w:rPr>
-        <w:t xml:space="preserve">:</w:t>
-      </w:r>
-      <w:r>
-        <w:rPr>
-          <w:rStyle w:val="AttributeTok"/>
-        </w:rPr>
-        <w:t xml:space="preserve"> act:il_burkart_008</w:t>
-      </w:r>
-      <w:r>
-        <w:br/>
-      </w:r>
-      <w:r>
-        <w:rPr>
-          <w:rStyle w:val="FunctionTok"/>
-        </w:rPr>
-        <w:t xml:space="preserve">person_reference</w:t>
-      </w:r>
-      <w:r>
-        <w:rPr>
-          <w:rStyle w:val="KeywordTok"/>
-        </w:rPr>
-        <w:t xml:space="preserve">:</w:t>
-      </w:r>
-      <w:r>
-        <w:br/>
-      </w:r>
-      <w:r>
-        <w:rPr>
-          <w:rStyle w:val="AttributeTok"/>
-        </w:rPr>
-        <w:t xml:space="preserve">  </w:t>
-      </w:r>
-      <w:r>
-        <w:rPr>
-          <w:rStyle w:val="FunctionTok"/>
-        </w:rPr>
-        <w:t xml:space="preserve">global_uri</w:t>
-      </w:r>
-      <w:r>
-        <w:rPr>
-          <w:rStyle w:val="KeywordTok"/>
-        </w:rPr>
-        <w:t xml:space="preserve">:</w:t>
-      </w:r>
-      <w:r>
-        <w:rPr>
-          <w:rStyle w:val="AttributeTok"/>
-        </w:rPr>
-        <w:t xml:space="preserve"> https://www.wikidata.org/wiki/Q23060472</w:t>
-      </w:r>
-      <w:r>
-        <w:br/>
-      </w:r>
-      <w:r>
-        <w:rPr>
-          <w:rStyle w:val="AttributeTok"/>
-        </w:rPr>
-        <w:t xml:space="preserve">  </w:t>
-      </w:r>
-      <w:r>
-        <w:rPr>
-          <w:rStyle w:val="FunctionTok"/>
-        </w:rPr>
-        <w:t xml:space="preserve">label</w:t>
-      </w:r>
-      <w:r>
-        <w:rPr>
-          <w:rStyle w:val="KeywordTok"/>
-        </w:rPr>
-        <w:t xml:space="preserve">:</w:t>
-      </w:r>
-      <w:r>
-        <w:rPr>
-          <w:rStyle w:val="AttributeTok"/>
-        </w:rPr>
-        <w:t xml:space="preserve"> Thierry Burkart</w:t>
-      </w:r>
-      <w:r>
-        <w:br/>
-      </w:r>
-      <w:r>
-        <w:rPr>
-          <w:rStyle w:val="AttributeTok"/>
-        </w:rPr>
-        <w:t xml:space="preserve">  </w:t>
-      </w:r>
-      <w:r>
-        <w:rPr>
-          <w:rStyle w:val="FunctionTok"/>
-        </w:rPr>
-        <w:t xml:space="preserve">group_label</w:t>
-      </w:r>
-      <w:r>
-        <w:rPr>
-          <w:rStyle w:val="KeywordTok"/>
-        </w:rPr>
-        <w:t xml:space="preserve">:</w:t>
-      </w:r>
-      <w:r>
-        <w:rPr>
-          <w:rStyle w:val="AttributeTok"/>
-        </w:rPr>
-        <w:t xml:space="preserve"> FDP.Die Liberalen</w:t>
-      </w:r>
-      <w:r>
-        <w:br/>
-      </w:r>
-      <w:r>
-        <w:rPr>
-          <w:rStyle w:val="FunctionTok"/>
-        </w:rPr>
-        <w:t xml:space="preserve">interest_type</w:t>
-      </w:r>
-      <w:r>
-        <w:rPr>
-          <w:rStyle w:val="KeywordTok"/>
-        </w:rPr>
-        <w:t xml:space="preserve">:</w:t>
-      </w:r>
-      <w:r>
-        <w:rPr>
-          <w:rStyle w:val="AttributeTok"/>
-        </w:rPr>
-        <w:t xml:space="preserve"> professional_activity</w:t>
-      </w:r>
-      <w:r>
-        <w:br/>
-      </w:r>
-      <w:r>
-        <w:rPr>
-          <w:rStyle w:val="FunctionTok"/>
-        </w:rPr>
-        <w:t xml:space="preserve">organization_label</w:t>
-      </w:r>
-      <w:r>
-        <w:rPr>
-          <w:rStyle w:val="KeywordTok"/>
-        </w:rPr>
-        <w:t xml:space="preserve">:</w:t>
-      </w:r>
-      <w:r>
-        <w:rPr>
-          <w:rStyle w:val="AttributeTok"/>
-        </w:rPr>
-        <w:t xml:space="preserve"> Stiebel Eltron AG, Lupfig</w:t>
-      </w:r>
-      <w:r>
-        <w:br/>
-      </w:r>
-      <w:r>
-        <w:rPr>
-          <w:rStyle w:val="FunctionTok"/>
-        </w:rPr>
-        <w:t xml:space="preserve">legal_form</w:t>
-      </w:r>
-      <w:r>
-        <w:rPr>
-          <w:rStyle w:val="KeywordTok"/>
-        </w:rPr>
-        <w:t xml:space="preserve">:</w:t>
-      </w:r>
-      <w:r>
-        <w:rPr>
-          <w:rStyle w:val="AttributeTok"/>
-        </w:rPr>
-        <w:t xml:space="preserve"> Aktiengesellschaft</w:t>
-      </w:r>
-      <w:r>
-        <w:br/>
-      </w:r>
-      <w:r>
-        <w:rPr>
-          <w:rStyle w:val="FunctionTok"/>
-        </w:rPr>
-        <w:t xml:space="preserve">committee</w:t>
-      </w:r>
-      <w:r>
-        <w:rPr>
-          <w:rStyle w:val="KeywordTok"/>
-        </w:rPr>
-        <w:t xml:space="preserve">:</w:t>
-      </w:r>
-      <w:r>
-        <w:rPr>
-          <w:rStyle w:val="AttributeTok"/>
-        </w:rPr>
-        <w:t xml:space="preserve"> Beirat</w:t>
-      </w:r>
-      <w:r>
-        <w:br/>
-      </w:r>
-      <w:r>
-        <w:rPr>
-          <w:rStyle w:val="FunctionTok"/>
-        </w:rPr>
-        <w:t xml:space="preserve">function_role</w:t>
-      </w:r>
-      <w:r>
-        <w:rPr>
-          <w:rStyle w:val="KeywordTok"/>
-        </w:rPr>
-        <w:t xml:space="preserve">:</w:t>
-      </w:r>
-      <w:r>
-        <w:rPr>
-          <w:rStyle w:val="AttributeTok"/>
-        </w:rPr>
-        <w:t xml:space="preserve"> Beirat</w:t>
-      </w:r>
-      <w:r>
-        <w:br/>
-      </w:r>
-      <w:r>
-        <w:rPr>
-          <w:rStyle w:val="FunctionTok"/>
-        </w:rPr>
-        <w:t xml:space="preserve">is_paid</w:t>
-      </w:r>
-      <w:r>
-        <w:rPr>
-          <w:rStyle w:val="KeywordTok"/>
-        </w:rPr>
-        <w:t xml:space="preserve">:</w:t>
-      </w:r>
-      <w:r>
-        <w:rPr>
-          <w:rStyle w:val="AttributeTok"/>
-        </w:rPr>
-        <w:t xml:space="preserve"> </w:t>
-      </w:r>
-      <w:r>
-        <w:rPr>
-          <w:rStyle w:val="CharTok"/>
-        </w:rPr>
-        <w:t xml:space="preserve">true</w:t>
-      </w:r>
-    </w:p>
-    <w:bookmarkEnd w:id="198"/>
-    <w:bookmarkStart w:id="199" w:name="Xada6c64672c2c5d2dde948a9b1776690af4c26f"/>
-    <w:p>
-      <w:pPr>
-        <w:pStyle w:val="Heading3"/>
-      </w:pPr>
-      <w:r>
-        <w:t xml:space="preserve">Example: InterestLink-interest_links_il_burkart_009</w:t>
-      </w:r>
-    </w:p>
-    <w:p>
-      <w:pPr>
-        <w:pStyle w:val="SourceCode"/>
-      </w:pPr>
-      <w:r>
-        <w:rPr>
-          <w:rStyle w:val="FunctionTok"/>
-        </w:rPr>
-        <w:t xml:space="preserve">global_uri</w:t>
-      </w:r>
-      <w:r>
-        <w:rPr>
-          <w:rStyle w:val="KeywordTok"/>
-        </w:rPr>
-        <w:t xml:space="preserve">:</w:t>
-      </w:r>
-      <w:r>
-        <w:rPr>
-          <w:rStyle w:val="AttributeTok"/>
-        </w:rPr>
-        <w:t xml:space="preserve"> act:il_burkart_009</w:t>
-      </w:r>
-      <w:r>
-        <w:br/>
-      </w:r>
-      <w:r>
-        <w:rPr>
-          <w:rStyle w:val="FunctionTok"/>
-        </w:rPr>
-        <w:t xml:space="preserve">person_reference</w:t>
-      </w:r>
-      <w:r>
-        <w:rPr>
-          <w:rStyle w:val="KeywordTok"/>
-        </w:rPr>
-        <w:t xml:space="preserve">:</w:t>
-      </w:r>
-      <w:r>
-        <w:br/>
-      </w:r>
-      <w:r>
-        <w:rPr>
-          <w:rStyle w:val="AttributeTok"/>
-        </w:rPr>
-        <w:t xml:space="preserve">  </w:t>
-      </w:r>
-      <w:r>
-        <w:rPr>
-          <w:rStyle w:val="FunctionTok"/>
-        </w:rPr>
-        <w:t xml:space="preserve">global_uri</w:t>
-      </w:r>
-      <w:r>
-        <w:rPr>
-          <w:rStyle w:val="KeywordTok"/>
-        </w:rPr>
-        <w:t xml:space="preserve">:</w:t>
-      </w:r>
-      <w:r>
-        <w:rPr>
-          <w:rStyle w:val="AttributeTok"/>
-        </w:rPr>
-        <w:t xml:space="preserve"> https://www.wikidata.org/wiki/Q23060472</w:t>
-      </w:r>
-      <w:r>
-        <w:br/>
-      </w:r>
-      <w:r>
-        <w:rPr>
-          <w:rStyle w:val="AttributeTok"/>
-        </w:rPr>
-        <w:t xml:space="preserve">  </w:t>
-      </w:r>
-      <w:r>
-        <w:rPr>
-          <w:rStyle w:val="FunctionTok"/>
-        </w:rPr>
-        <w:t xml:space="preserve">label</w:t>
-      </w:r>
-      <w:r>
-        <w:rPr>
-          <w:rStyle w:val="KeywordTok"/>
-        </w:rPr>
-        <w:t xml:space="preserve">:</w:t>
-      </w:r>
-      <w:r>
-        <w:rPr>
-          <w:rStyle w:val="AttributeTok"/>
-        </w:rPr>
-        <w:t xml:space="preserve"> Thierry Burkart</w:t>
-      </w:r>
-      <w:r>
-        <w:br/>
-      </w:r>
-      <w:r>
-        <w:rPr>
-          <w:rStyle w:val="AttributeTok"/>
-        </w:rPr>
-        <w:t xml:space="preserve">  </w:t>
-      </w:r>
-      <w:r>
-        <w:rPr>
-          <w:rStyle w:val="FunctionTok"/>
-        </w:rPr>
-        <w:t xml:space="preserve">group_label</w:t>
-      </w:r>
-      <w:r>
-        <w:rPr>
-          <w:rStyle w:val="KeywordTok"/>
-        </w:rPr>
-        <w:t xml:space="preserve">:</w:t>
-      </w:r>
-      <w:r>
-        <w:rPr>
-          <w:rStyle w:val="AttributeTok"/>
-        </w:rPr>
-        <w:t xml:space="preserve"> FDP.Die Liberalen</w:t>
-      </w:r>
-      <w:r>
-        <w:br/>
-      </w:r>
-      <w:r>
-        <w:rPr>
-          <w:rStyle w:val="FunctionTok"/>
-        </w:rPr>
-        <w:t xml:space="preserve">interest_type</w:t>
-      </w:r>
-      <w:r>
-        <w:rPr>
-          <w:rStyle w:val="KeywordTok"/>
-        </w:rPr>
-        <w:t xml:space="preserve">:</w:t>
-      </w:r>
-      <w:r>
-        <w:rPr>
-          <w:rStyle w:val="AttributeTok"/>
-        </w:rPr>
-        <w:t xml:space="preserve"> association</w:t>
-      </w:r>
-      <w:r>
-        <w:br/>
-      </w:r>
-      <w:r>
-        <w:rPr>
-          <w:rStyle w:val="FunctionTok"/>
-        </w:rPr>
-        <w:t xml:space="preserve">organization_label</w:t>
-      </w:r>
-      <w:r>
-        <w:rPr>
-          <w:rStyle w:val="KeywordTok"/>
-        </w:rPr>
-        <w:t xml:space="preserve">:</w:t>
-      </w:r>
-      <w:r>
-        <w:rPr>
-          <w:rStyle w:val="AttributeTok"/>
-        </w:rPr>
-        <w:t xml:space="preserve"> SUISSEDIGITAL Verband für Kommunikationsnetze</w:t>
-      </w:r>
-      <w:r>
-        <w:br/>
-      </w:r>
-      <w:r>
-        <w:rPr>
-          <w:rStyle w:val="FunctionTok"/>
-        </w:rPr>
-        <w:t xml:space="preserve">legal_form</w:t>
-      </w:r>
-      <w:r>
-        <w:rPr>
-          <w:rStyle w:val="KeywordTok"/>
-        </w:rPr>
-        <w:t xml:space="preserve">:</w:t>
-      </w:r>
-      <w:r>
-        <w:rPr>
-          <w:rStyle w:val="AttributeTok"/>
-        </w:rPr>
-        <w:t xml:space="preserve"> Verein</w:t>
-      </w:r>
-      <w:r>
-        <w:br/>
-      </w:r>
-      <w:r>
-        <w:rPr>
-          <w:rStyle w:val="FunctionTok"/>
-        </w:rPr>
-        <w:t xml:space="preserve">committee</w:t>
-      </w:r>
-      <w:r>
-        <w:rPr>
-          <w:rStyle w:val="KeywordTok"/>
-        </w:rPr>
-        <w:t xml:space="preserve">:</w:t>
-      </w:r>
-      <w:r>
-        <w:rPr>
-          <w:rStyle w:val="AttributeTok"/>
-        </w:rPr>
-        <w:t xml:space="preserve"> Vorstand</w:t>
-      </w:r>
-      <w:r>
-        <w:br/>
-      </w:r>
-      <w:r>
-        <w:rPr>
-          <w:rStyle w:val="FunctionTok"/>
-        </w:rPr>
-        <w:t xml:space="preserve">function_role</w:t>
-      </w:r>
-      <w:r>
-        <w:rPr>
-          <w:rStyle w:val="KeywordTok"/>
-        </w:rPr>
-        <w:t xml:space="preserve">:</w:t>
-      </w:r>
-      <w:r>
-        <w:rPr>
-          <w:rStyle w:val="AttributeTok"/>
-        </w:rPr>
-        <w:t xml:space="preserve"> Mitglied</w:t>
-      </w:r>
-      <w:r>
-        <w:br/>
-      </w:r>
-      <w:r>
-        <w:rPr>
-          <w:rStyle w:val="FunctionTok"/>
-        </w:rPr>
-        <w:t xml:space="preserve">is_paid</w:t>
-      </w:r>
-      <w:r>
-        <w:rPr>
-          <w:rStyle w:val="KeywordTok"/>
-        </w:rPr>
-        <w:t xml:space="preserve">:</w:t>
-      </w:r>
-      <w:r>
-        <w:rPr>
-          <w:rStyle w:val="AttributeTok"/>
-        </w:rPr>
-        <w:t xml:space="preserve"> </w:t>
-      </w:r>
-      <w:r>
-        <w:rPr>
-          <w:rStyle w:val="CharTok"/>
-        </w:rPr>
-        <w:t xml:space="preserve">true</w:t>
-      </w:r>
-    </w:p>
-    <w:bookmarkEnd w:id="199"/>
-    <w:bookmarkStart w:id="200" w:name="Xb0713a3079c98b470c31c6d0a87571ecc4271ab"/>
-    <w:p>
-      <w:pPr>
-        <w:pStyle w:val="Heading3"/>
-      </w:pPr>
-      <w:r>
-        <w:t xml:space="preserve">Example: InterestLink-interest_links_il_burkart_005</w:t>
-      </w:r>
-    </w:p>
-    <w:p>
-      <w:pPr>
-        <w:pStyle w:val="SourceCode"/>
-      </w:pPr>
-      <w:r>
-        <w:rPr>
-          <w:rStyle w:val="FunctionTok"/>
-        </w:rPr>
-        <w:t xml:space="preserve">global_uri</w:t>
-      </w:r>
-      <w:r>
-        <w:rPr>
-          <w:rStyle w:val="KeywordTok"/>
-        </w:rPr>
-        <w:t xml:space="preserve">:</w:t>
-      </w:r>
-      <w:r>
-        <w:rPr>
-          <w:rStyle w:val="AttributeTok"/>
-        </w:rPr>
-        <w:t xml:space="preserve"> act:il_burkart_005</w:t>
-      </w:r>
-      <w:r>
-        <w:br/>
-      </w:r>
-      <w:r>
-        <w:rPr>
-          <w:rStyle w:val="FunctionTok"/>
-        </w:rPr>
-        <w:t xml:space="preserve">person_reference</w:t>
-      </w:r>
-      <w:r>
-        <w:rPr>
-          <w:rStyle w:val="KeywordTok"/>
-        </w:rPr>
-        <w:t xml:space="preserve">:</w:t>
-      </w:r>
-      <w:r>
-        <w:br/>
-      </w:r>
-      <w:r>
-        <w:rPr>
-          <w:rStyle w:val="AttributeTok"/>
-        </w:rPr>
-        <w:t xml:space="preserve">  </w:t>
-      </w:r>
-      <w:r>
-        <w:rPr>
-          <w:rStyle w:val="FunctionTok"/>
-        </w:rPr>
-        <w:t xml:space="preserve">global_uri</w:t>
-      </w:r>
-      <w:r>
-        <w:rPr>
-          <w:rStyle w:val="KeywordTok"/>
-        </w:rPr>
-        <w:t xml:space="preserve">:</w:t>
-      </w:r>
-      <w:r>
-        <w:rPr>
-          <w:rStyle w:val="AttributeTok"/>
-        </w:rPr>
-        <w:t xml:space="preserve"> https://www.wikidata.org/wiki/Q23060472</w:t>
-      </w:r>
-      <w:r>
-        <w:br/>
-      </w:r>
-      <w:r>
-        <w:rPr>
-          <w:rStyle w:val="AttributeTok"/>
-        </w:rPr>
-        <w:t xml:space="preserve">  </w:t>
-      </w:r>
-      <w:r>
-        <w:rPr>
-          <w:rStyle w:val="FunctionTok"/>
-        </w:rPr>
-        <w:t xml:space="preserve">label</w:t>
-      </w:r>
-      <w:r>
-        <w:rPr>
-          <w:rStyle w:val="KeywordTok"/>
-        </w:rPr>
-        <w:t xml:space="preserve">:</w:t>
-      </w:r>
-      <w:r>
-        <w:rPr>
-          <w:rStyle w:val="AttributeTok"/>
-        </w:rPr>
-        <w:t xml:space="preserve"> Thierry Burkart</w:t>
-      </w:r>
-      <w:r>
-        <w:br/>
-      </w:r>
-      <w:r>
-        <w:rPr>
-          <w:rStyle w:val="AttributeTok"/>
-        </w:rPr>
-        <w:t xml:space="preserve">  </w:t>
-      </w:r>
-      <w:r>
-        <w:rPr>
-          <w:rStyle w:val="FunctionTok"/>
-        </w:rPr>
-        <w:t xml:space="preserve">group_label</w:t>
-      </w:r>
-      <w:r>
-        <w:rPr>
-          <w:rStyle w:val="KeywordTok"/>
-        </w:rPr>
-        <w:t xml:space="preserve">:</w:t>
-      </w:r>
-      <w:r>
-        <w:rPr>
-          <w:rStyle w:val="AttributeTok"/>
-        </w:rPr>
-        <w:t xml:space="preserve"> FDP.Die Liberalen</w:t>
-      </w:r>
-      <w:r>
-        <w:br/>
-      </w:r>
-      <w:r>
-        <w:rPr>
-          <w:rStyle w:val="FunctionTok"/>
-        </w:rPr>
-        <w:t xml:space="preserve">interest_type</w:t>
-      </w:r>
-      <w:r>
-        <w:rPr>
-          <w:rStyle w:val="KeywordTok"/>
-        </w:rPr>
-        <w:t xml:space="preserve">:</w:t>
-      </w:r>
-      <w:r>
-        <w:rPr>
-          <w:rStyle w:val="AttributeTok"/>
-        </w:rPr>
-        <w:t xml:space="preserve"> association</w:t>
-      </w:r>
-      <w:r>
-        <w:br/>
-      </w:r>
-      <w:r>
-        <w:rPr>
-          <w:rStyle w:val="FunctionTok"/>
-        </w:rPr>
-        <w:t xml:space="preserve">organization_label</w:t>
-      </w:r>
-      <w:r>
-        <w:rPr>
-          <w:rStyle w:val="KeywordTok"/>
-        </w:rPr>
-        <w:t xml:space="preserve">:</w:t>
-      </w:r>
-      <w:r>
-        <w:rPr>
-          <w:rStyle w:val="AttributeTok"/>
-        </w:rPr>
-        <w:t xml:space="preserve"> ASTAG Schweizerischer Nutzfahrzeugverband, Bern</w:t>
-      </w:r>
-      <w:r>
-        <w:br/>
-      </w:r>
-      <w:r>
-        <w:rPr>
-          <w:rStyle w:val="FunctionTok"/>
-        </w:rPr>
-        <w:t xml:space="preserve">legal_form</w:t>
-      </w:r>
-      <w:r>
-        <w:rPr>
-          <w:rStyle w:val="KeywordTok"/>
-        </w:rPr>
-        <w:t xml:space="preserve">:</w:t>
-      </w:r>
-      <w:r>
-        <w:rPr>
-          <w:rStyle w:val="AttributeTok"/>
-        </w:rPr>
-        <w:t xml:space="preserve"> Verein</w:t>
-      </w:r>
-      <w:r>
-        <w:br/>
-      </w:r>
-      <w:r>
-        <w:rPr>
-          <w:rStyle w:val="FunctionTok"/>
-        </w:rPr>
-        <w:t xml:space="preserve">committee</w:t>
-      </w:r>
-      <w:r>
-        <w:rPr>
-          <w:rStyle w:val="KeywordTok"/>
-        </w:rPr>
-        <w:t xml:space="preserve">:</w:t>
-      </w:r>
-      <w:r>
-        <w:rPr>
-          <w:rStyle w:val="AttributeTok"/>
-        </w:rPr>
-        <w:t xml:space="preserve"> Zentralvorstand</w:t>
-      </w:r>
-      <w:r>
-        <w:br/>
-      </w:r>
-      <w:r>
-        <w:rPr>
-          <w:rStyle w:val="FunctionTok"/>
-        </w:rPr>
-        <w:t xml:space="preserve">function_role</w:t>
-      </w:r>
-      <w:r>
-        <w:rPr>
-          <w:rStyle w:val="KeywordTok"/>
-        </w:rPr>
-        <w:t xml:space="preserve">:</w:t>
-      </w:r>
-      <w:r>
-        <w:rPr>
-          <w:rStyle w:val="AttributeTok"/>
-        </w:rPr>
-        <w:t xml:space="preserve"> Präsident</w:t>
-      </w:r>
-      <w:r>
-        <w:br/>
-      </w:r>
-      <w:r>
-        <w:rPr>
-          <w:rStyle w:val="FunctionTok"/>
-        </w:rPr>
-        <w:t xml:space="preserve">is_paid</w:t>
-      </w:r>
-      <w:r>
-        <w:rPr>
-          <w:rStyle w:val="KeywordTok"/>
-        </w:rPr>
-        <w:t xml:space="preserve">:</w:t>
-      </w:r>
-      <w:r>
-        <w:rPr>
-          <w:rStyle w:val="AttributeTok"/>
-        </w:rPr>
-        <w:t xml:space="preserve"> </w:t>
-      </w:r>
-      <w:r>
-        <w:rPr>
-          <w:rStyle w:val="CharTok"/>
-        </w:rPr>
-        <w:t xml:space="preserve">true</w:t>
       </w:r>
     </w:p>
     <w:bookmarkEnd w:id="200"/>

--- a/ech-0294_actors/output/ech-0294_actors.docx
+++ b/ech-0294_actors/output/ech-0294_actors.docx
@@ -36057,12 +36057,1578 @@
         <w:t xml:space="preserve">Examples</w:t>
       </w:r>
     </w:p>
-    <w:bookmarkStart w:id="190" w:name="Xded36388b4a9b51fcb584ff8dfc8b0a0bff45fd"/>
+    <w:bookmarkStart w:id="190" w:name="X0845bcf2a073d7a8ccfb4c034304d565538985a"/>
     <w:p>
       <w:pPr>
         <w:pStyle w:val="Heading3"/>
       </w:pPr>
       <w:r>
+        <w:t xml:space="preserve">Example: InterestLink-interest_links_il_burkart_001</w:t>
+      </w:r>
+    </w:p>
+    <w:p>
+      <w:pPr>
+        <w:pStyle w:val="SourceCode"/>
+      </w:pPr>
+      <w:r>
+        <w:rPr>
+          <w:rStyle w:val="FunctionTok"/>
+        </w:rPr>
+        <w:t xml:space="preserve">global_uri</w:t>
+      </w:r>
+      <w:r>
+        <w:rPr>
+          <w:rStyle w:val="KeywordTok"/>
+        </w:rPr>
+        <w:t xml:space="preserve">:</w:t>
+      </w:r>
+      <w:r>
+        <w:rPr>
+          <w:rStyle w:val="AttributeTok"/>
+        </w:rPr>
+        <w:t xml:space="preserve"> act:il_burkart_001</w:t>
+      </w:r>
+      <w:r>
+        <w:br/>
+      </w:r>
+      <w:r>
+        <w:rPr>
+          <w:rStyle w:val="FunctionTok"/>
+        </w:rPr>
+        <w:t xml:space="preserve">person_reference</w:t>
+      </w:r>
+      <w:r>
+        <w:rPr>
+          <w:rStyle w:val="KeywordTok"/>
+        </w:rPr>
+        <w:t xml:space="preserve">:</w:t>
+      </w:r>
+      <w:r>
+        <w:br/>
+      </w:r>
+      <w:r>
+        <w:rPr>
+          <w:rStyle w:val="AttributeTok"/>
+        </w:rPr>
+        <w:t xml:space="preserve">  </w:t>
+      </w:r>
+      <w:r>
+        <w:rPr>
+          <w:rStyle w:val="FunctionTok"/>
+        </w:rPr>
+        <w:t xml:space="preserve">global_uri</w:t>
+      </w:r>
+      <w:r>
+        <w:rPr>
+          <w:rStyle w:val="KeywordTok"/>
+        </w:rPr>
+        <w:t xml:space="preserve">:</w:t>
+      </w:r>
+      <w:r>
+        <w:rPr>
+          <w:rStyle w:val="AttributeTok"/>
+        </w:rPr>
+        <w:t xml:space="preserve"> https://www.wikidata.org/wiki/Q23060472</w:t>
+      </w:r>
+      <w:r>
+        <w:br/>
+      </w:r>
+      <w:r>
+        <w:rPr>
+          <w:rStyle w:val="AttributeTok"/>
+        </w:rPr>
+        <w:t xml:space="preserve">  </w:t>
+      </w:r>
+      <w:r>
+        <w:rPr>
+          <w:rStyle w:val="FunctionTok"/>
+        </w:rPr>
+        <w:t xml:space="preserve">label</w:t>
+      </w:r>
+      <w:r>
+        <w:rPr>
+          <w:rStyle w:val="KeywordTok"/>
+        </w:rPr>
+        <w:t xml:space="preserve">:</w:t>
+      </w:r>
+      <w:r>
+        <w:rPr>
+          <w:rStyle w:val="AttributeTok"/>
+        </w:rPr>
+        <w:t xml:space="preserve"> Thierry Burkart</w:t>
+      </w:r>
+      <w:r>
+        <w:br/>
+      </w:r>
+      <w:r>
+        <w:rPr>
+          <w:rStyle w:val="AttributeTok"/>
+        </w:rPr>
+        <w:t xml:space="preserve">  </w:t>
+      </w:r>
+      <w:r>
+        <w:rPr>
+          <w:rStyle w:val="FunctionTok"/>
+        </w:rPr>
+        <w:t xml:space="preserve">group_label</w:t>
+      </w:r>
+      <w:r>
+        <w:rPr>
+          <w:rStyle w:val="KeywordTok"/>
+        </w:rPr>
+        <w:t xml:space="preserve">:</w:t>
+      </w:r>
+      <w:r>
+        <w:rPr>
+          <w:rStyle w:val="AttributeTok"/>
+        </w:rPr>
+        <w:t xml:space="preserve"> FDP.Die Liberalen</w:t>
+      </w:r>
+      <w:r>
+        <w:br/>
+      </w:r>
+      <w:r>
+        <w:rPr>
+          <w:rStyle w:val="FunctionTok"/>
+        </w:rPr>
+        <w:t xml:space="preserve">interest_type</w:t>
+      </w:r>
+      <w:r>
+        <w:rPr>
+          <w:rStyle w:val="KeywordTok"/>
+        </w:rPr>
+        <w:t xml:space="preserve">:</w:t>
+      </w:r>
+      <w:r>
+        <w:rPr>
+          <w:rStyle w:val="AttributeTok"/>
+        </w:rPr>
+        <w:t xml:space="preserve"> professional_activity</w:t>
+      </w:r>
+      <w:r>
+        <w:br/>
+      </w:r>
+      <w:r>
+        <w:rPr>
+          <w:rStyle w:val="FunctionTok"/>
+        </w:rPr>
+        <w:t xml:space="preserve">organization_label</w:t>
+      </w:r>
+      <w:r>
+        <w:rPr>
+          <w:rStyle w:val="KeywordTok"/>
+        </w:rPr>
+        <w:t xml:space="preserve">:</w:t>
+      </w:r>
+      <w:r>
+        <w:rPr>
+          <w:rStyle w:val="AttributeTok"/>
+        </w:rPr>
+        <w:t xml:space="preserve"> Burkart Advisory GmbH, Baden</w:t>
+      </w:r>
+      <w:r>
+        <w:br/>
+      </w:r>
+      <w:r>
+        <w:rPr>
+          <w:rStyle w:val="FunctionTok"/>
+        </w:rPr>
+        <w:t xml:space="preserve">legal_form</w:t>
+      </w:r>
+      <w:r>
+        <w:rPr>
+          <w:rStyle w:val="KeywordTok"/>
+        </w:rPr>
+        <w:t xml:space="preserve">:</w:t>
+      </w:r>
+      <w:r>
+        <w:rPr>
+          <w:rStyle w:val="AttributeTok"/>
+        </w:rPr>
+        <w:t xml:space="preserve"> Gesellschaft mit beschränkter Haftung</w:t>
+      </w:r>
+      <w:r>
+        <w:br/>
+      </w:r>
+      <w:r>
+        <w:rPr>
+          <w:rStyle w:val="FunctionTok"/>
+        </w:rPr>
+        <w:t xml:space="preserve">committee</w:t>
+      </w:r>
+      <w:r>
+        <w:rPr>
+          <w:rStyle w:val="KeywordTok"/>
+        </w:rPr>
+        <w:t xml:space="preserve">:</w:t>
+      </w:r>
+      <w:r>
+        <w:rPr>
+          <w:rStyle w:val="AttributeTok"/>
+        </w:rPr>
+        <w:t xml:space="preserve"> Geschäftsleitung</w:t>
+      </w:r>
+      <w:r>
+        <w:br/>
+      </w:r>
+      <w:r>
+        <w:rPr>
+          <w:rStyle w:val="FunctionTok"/>
+        </w:rPr>
+        <w:t xml:space="preserve">function_role</w:t>
+      </w:r>
+      <w:r>
+        <w:rPr>
+          <w:rStyle w:val="KeywordTok"/>
+        </w:rPr>
+        <w:t xml:space="preserve">:</w:t>
+      </w:r>
+      <w:r>
+        <w:rPr>
+          <w:rStyle w:val="AttributeTok"/>
+        </w:rPr>
+        <w:t xml:space="preserve"> Geschäftsführer</w:t>
+      </w:r>
+      <w:r>
+        <w:br/>
+      </w:r>
+      <w:r>
+        <w:rPr>
+          <w:rStyle w:val="FunctionTok"/>
+        </w:rPr>
+        <w:t xml:space="preserve">is_paid</w:t>
+      </w:r>
+      <w:r>
+        <w:rPr>
+          <w:rStyle w:val="KeywordTok"/>
+        </w:rPr>
+        <w:t xml:space="preserve">:</w:t>
+      </w:r>
+      <w:r>
+        <w:rPr>
+          <w:rStyle w:val="AttributeTok"/>
+        </w:rPr>
+        <w:t xml:space="preserve"> </w:t>
+      </w:r>
+      <w:r>
+        <w:rPr>
+          <w:rStyle w:val="CharTok"/>
+        </w:rPr>
+        <w:t xml:space="preserve">true</w:t>
+      </w:r>
+    </w:p>
+    <w:bookmarkEnd w:id="190"/>
+    <w:bookmarkStart w:id="191" w:name="X5f7b77374213da9d26faf724a6a780fad8e679d"/>
+    <w:p>
+      <w:pPr>
+        <w:pStyle w:val="Heading3"/>
+      </w:pPr>
+      <w:r>
+        <w:t xml:space="preserve">Example: InterestLink-interest_links_il_burkart_007</w:t>
+      </w:r>
+    </w:p>
+    <w:p>
+      <w:pPr>
+        <w:pStyle w:val="SourceCode"/>
+      </w:pPr>
+      <w:r>
+        <w:rPr>
+          <w:rStyle w:val="FunctionTok"/>
+        </w:rPr>
+        <w:t xml:space="preserve">global_uri</w:t>
+      </w:r>
+      <w:r>
+        <w:rPr>
+          <w:rStyle w:val="KeywordTok"/>
+        </w:rPr>
+        <w:t xml:space="preserve">:</w:t>
+      </w:r>
+      <w:r>
+        <w:rPr>
+          <w:rStyle w:val="AttributeTok"/>
+        </w:rPr>
+        <w:t xml:space="preserve"> act:il_burkart_007</w:t>
+      </w:r>
+      <w:r>
+        <w:br/>
+      </w:r>
+      <w:r>
+        <w:rPr>
+          <w:rStyle w:val="FunctionTok"/>
+        </w:rPr>
+        <w:t xml:space="preserve">person_reference</w:t>
+      </w:r>
+      <w:r>
+        <w:rPr>
+          <w:rStyle w:val="KeywordTok"/>
+        </w:rPr>
+        <w:t xml:space="preserve">:</w:t>
+      </w:r>
+      <w:r>
+        <w:br/>
+      </w:r>
+      <w:r>
+        <w:rPr>
+          <w:rStyle w:val="AttributeTok"/>
+        </w:rPr>
+        <w:t xml:space="preserve">  </w:t>
+      </w:r>
+      <w:r>
+        <w:rPr>
+          <w:rStyle w:val="FunctionTok"/>
+        </w:rPr>
+        <w:t xml:space="preserve">global_uri</w:t>
+      </w:r>
+      <w:r>
+        <w:rPr>
+          <w:rStyle w:val="KeywordTok"/>
+        </w:rPr>
+        <w:t xml:space="preserve">:</w:t>
+      </w:r>
+      <w:r>
+        <w:rPr>
+          <w:rStyle w:val="AttributeTok"/>
+        </w:rPr>
+        <w:t xml:space="preserve"> https://www.wikidata.org/wiki/Q23060472</w:t>
+      </w:r>
+      <w:r>
+        <w:br/>
+      </w:r>
+      <w:r>
+        <w:rPr>
+          <w:rStyle w:val="AttributeTok"/>
+        </w:rPr>
+        <w:t xml:space="preserve">  </w:t>
+      </w:r>
+      <w:r>
+        <w:rPr>
+          <w:rStyle w:val="FunctionTok"/>
+        </w:rPr>
+        <w:t xml:space="preserve">label</w:t>
+      </w:r>
+      <w:r>
+        <w:rPr>
+          <w:rStyle w:val="KeywordTok"/>
+        </w:rPr>
+        <w:t xml:space="preserve">:</w:t>
+      </w:r>
+      <w:r>
+        <w:rPr>
+          <w:rStyle w:val="AttributeTok"/>
+        </w:rPr>
+        <w:t xml:space="preserve"> Thierry Burkart</w:t>
+      </w:r>
+      <w:r>
+        <w:br/>
+      </w:r>
+      <w:r>
+        <w:rPr>
+          <w:rStyle w:val="AttributeTok"/>
+        </w:rPr>
+        <w:t xml:space="preserve">  </w:t>
+      </w:r>
+      <w:r>
+        <w:rPr>
+          <w:rStyle w:val="FunctionTok"/>
+        </w:rPr>
+        <w:t xml:space="preserve">group_label</w:t>
+      </w:r>
+      <w:r>
+        <w:rPr>
+          <w:rStyle w:val="KeywordTok"/>
+        </w:rPr>
+        <w:t xml:space="preserve">:</w:t>
+      </w:r>
+      <w:r>
+        <w:rPr>
+          <w:rStyle w:val="AttributeTok"/>
+        </w:rPr>
+        <w:t xml:space="preserve"> FDP.Die Liberalen</w:t>
+      </w:r>
+      <w:r>
+        <w:br/>
+      </w:r>
+      <w:r>
+        <w:rPr>
+          <w:rStyle w:val="FunctionTok"/>
+        </w:rPr>
+        <w:t xml:space="preserve">interest_type</w:t>
+      </w:r>
+      <w:r>
+        <w:rPr>
+          <w:rStyle w:val="KeywordTok"/>
+        </w:rPr>
+        <w:t xml:space="preserve">:</w:t>
+      </w:r>
+      <w:r>
+        <w:rPr>
+          <w:rStyle w:val="AttributeTok"/>
+        </w:rPr>
+        <w:t xml:space="preserve"> association</w:t>
+      </w:r>
+      <w:r>
+        <w:br/>
+      </w:r>
+      <w:r>
+        <w:rPr>
+          <w:rStyle w:val="FunctionTok"/>
+        </w:rPr>
+        <w:t xml:space="preserve">organization_label</w:t>
+      </w:r>
+      <w:r>
+        <w:rPr>
+          <w:rStyle w:val="KeywordTok"/>
+        </w:rPr>
+        <w:t xml:space="preserve">:</w:t>
+      </w:r>
+      <w:r>
+        <w:rPr>
+          <w:rStyle w:val="AttributeTok"/>
+        </w:rPr>
+        <w:t xml:space="preserve"> FONDATION SUISSE DE DEMINAGE (FSD), Genf</w:t>
+      </w:r>
+      <w:r>
+        <w:br/>
+      </w:r>
+      <w:r>
+        <w:rPr>
+          <w:rStyle w:val="FunctionTok"/>
+        </w:rPr>
+        <w:t xml:space="preserve">legal_form</w:t>
+      </w:r>
+      <w:r>
+        <w:rPr>
+          <w:rStyle w:val="KeywordTok"/>
+        </w:rPr>
+        <w:t xml:space="preserve">:</w:t>
+      </w:r>
+      <w:r>
+        <w:rPr>
+          <w:rStyle w:val="AttributeTok"/>
+        </w:rPr>
+        <w:t xml:space="preserve"> Stiftung</w:t>
+      </w:r>
+      <w:r>
+        <w:br/>
+      </w:r>
+      <w:r>
+        <w:rPr>
+          <w:rStyle w:val="FunctionTok"/>
+        </w:rPr>
+        <w:t xml:space="preserve">committee</w:t>
+      </w:r>
+      <w:r>
+        <w:rPr>
+          <w:rStyle w:val="KeywordTok"/>
+        </w:rPr>
+        <w:t xml:space="preserve">:</w:t>
+      </w:r>
+      <w:r>
+        <w:rPr>
+          <w:rStyle w:val="AttributeTok"/>
+        </w:rPr>
+        <w:t xml:space="preserve"> Stiftungsrat</w:t>
+      </w:r>
+      <w:r>
+        <w:br/>
+      </w:r>
+      <w:r>
+        <w:rPr>
+          <w:rStyle w:val="FunctionTok"/>
+        </w:rPr>
+        <w:t xml:space="preserve">function_role</w:t>
+      </w:r>
+      <w:r>
+        <w:rPr>
+          <w:rStyle w:val="KeywordTok"/>
+        </w:rPr>
+        <w:t xml:space="preserve">:</w:t>
+      </w:r>
+      <w:r>
+        <w:rPr>
+          <w:rStyle w:val="AttributeTok"/>
+        </w:rPr>
+        <w:t xml:space="preserve"> Vizepräsident</w:t>
+      </w:r>
+      <w:r>
+        <w:br/>
+      </w:r>
+      <w:r>
+        <w:rPr>
+          <w:rStyle w:val="FunctionTok"/>
+        </w:rPr>
+        <w:t xml:space="preserve">is_paid</w:t>
+      </w:r>
+      <w:r>
+        <w:rPr>
+          <w:rStyle w:val="KeywordTok"/>
+        </w:rPr>
+        <w:t xml:space="preserve">:</w:t>
+      </w:r>
+      <w:r>
+        <w:rPr>
+          <w:rStyle w:val="AttributeTok"/>
+        </w:rPr>
+        <w:t xml:space="preserve"> </w:t>
+      </w:r>
+      <w:r>
+        <w:rPr>
+          <w:rStyle w:val="CharTok"/>
+        </w:rPr>
+        <w:t xml:space="preserve">false</w:t>
+      </w:r>
+    </w:p>
+    <w:bookmarkEnd w:id="191"/>
+    <w:bookmarkStart w:id="192" w:name="Xa40f2fb9d29f8ea37e0f78fc21991870728b003"/>
+    <w:p>
+      <w:pPr>
+        <w:pStyle w:val="Heading3"/>
+      </w:pPr>
+      <w:r>
+        <w:t xml:space="preserve">Example: InterestLink-interest_links_il_burkart_011</w:t>
+      </w:r>
+    </w:p>
+    <w:p>
+      <w:pPr>
+        <w:pStyle w:val="SourceCode"/>
+      </w:pPr>
+      <w:r>
+        <w:rPr>
+          <w:rStyle w:val="FunctionTok"/>
+        </w:rPr>
+        <w:t xml:space="preserve">global_uri</w:t>
+      </w:r>
+      <w:r>
+        <w:rPr>
+          <w:rStyle w:val="KeywordTok"/>
+        </w:rPr>
+        <w:t xml:space="preserve">:</w:t>
+      </w:r>
+      <w:r>
+        <w:rPr>
+          <w:rStyle w:val="AttributeTok"/>
+        </w:rPr>
+        <w:t xml:space="preserve"> act:il_burkart_011</w:t>
+      </w:r>
+      <w:r>
+        <w:br/>
+      </w:r>
+      <w:r>
+        <w:rPr>
+          <w:rStyle w:val="FunctionTok"/>
+        </w:rPr>
+        <w:t xml:space="preserve">person_reference</w:t>
+      </w:r>
+      <w:r>
+        <w:rPr>
+          <w:rStyle w:val="KeywordTok"/>
+        </w:rPr>
+        <w:t xml:space="preserve">:</w:t>
+      </w:r>
+      <w:r>
+        <w:br/>
+      </w:r>
+      <w:r>
+        <w:rPr>
+          <w:rStyle w:val="AttributeTok"/>
+        </w:rPr>
+        <w:t xml:space="preserve">  </w:t>
+      </w:r>
+      <w:r>
+        <w:rPr>
+          <w:rStyle w:val="FunctionTok"/>
+        </w:rPr>
+        <w:t xml:space="preserve">global_uri</w:t>
+      </w:r>
+      <w:r>
+        <w:rPr>
+          <w:rStyle w:val="KeywordTok"/>
+        </w:rPr>
+        <w:t xml:space="preserve">:</w:t>
+      </w:r>
+      <w:r>
+        <w:rPr>
+          <w:rStyle w:val="AttributeTok"/>
+        </w:rPr>
+        <w:t xml:space="preserve"> https://www.wikidata.org/wiki/Q23060472</w:t>
+      </w:r>
+      <w:r>
+        <w:br/>
+      </w:r>
+      <w:r>
+        <w:rPr>
+          <w:rStyle w:val="AttributeTok"/>
+        </w:rPr>
+        <w:t xml:space="preserve">  </w:t>
+      </w:r>
+      <w:r>
+        <w:rPr>
+          <w:rStyle w:val="FunctionTok"/>
+        </w:rPr>
+        <w:t xml:space="preserve">label</w:t>
+      </w:r>
+      <w:r>
+        <w:rPr>
+          <w:rStyle w:val="KeywordTok"/>
+        </w:rPr>
+        <w:t xml:space="preserve">:</w:t>
+      </w:r>
+      <w:r>
+        <w:rPr>
+          <w:rStyle w:val="AttributeTok"/>
+        </w:rPr>
+        <w:t xml:space="preserve"> Thierry Burkart</w:t>
+      </w:r>
+      <w:r>
+        <w:br/>
+      </w:r>
+      <w:r>
+        <w:rPr>
+          <w:rStyle w:val="AttributeTok"/>
+        </w:rPr>
+        <w:t xml:space="preserve">  </w:t>
+      </w:r>
+      <w:r>
+        <w:rPr>
+          <w:rStyle w:val="FunctionTok"/>
+        </w:rPr>
+        <w:t xml:space="preserve">group_label</w:t>
+      </w:r>
+      <w:r>
+        <w:rPr>
+          <w:rStyle w:val="KeywordTok"/>
+        </w:rPr>
+        <w:t xml:space="preserve">:</w:t>
+      </w:r>
+      <w:r>
+        <w:rPr>
+          <w:rStyle w:val="AttributeTok"/>
+        </w:rPr>
+        <w:t xml:space="preserve"> FDP.Die Liberalen</w:t>
+      </w:r>
+      <w:r>
+        <w:br/>
+      </w:r>
+      <w:r>
+        <w:rPr>
+          <w:rStyle w:val="FunctionTok"/>
+        </w:rPr>
+        <w:t xml:space="preserve">interest_type</w:t>
+      </w:r>
+      <w:r>
+        <w:rPr>
+          <w:rStyle w:val="KeywordTok"/>
+        </w:rPr>
+        <w:t xml:space="preserve">:</w:t>
+      </w:r>
+      <w:r>
+        <w:rPr>
+          <w:rStyle w:val="AttributeTok"/>
+        </w:rPr>
+        <w:t xml:space="preserve"> association</w:t>
+      </w:r>
+      <w:r>
+        <w:br/>
+      </w:r>
+      <w:r>
+        <w:rPr>
+          <w:rStyle w:val="FunctionTok"/>
+        </w:rPr>
+        <w:t xml:space="preserve">organization_label</w:t>
+      </w:r>
+      <w:r>
+        <w:rPr>
+          <w:rStyle w:val="KeywordTok"/>
+        </w:rPr>
+        <w:t xml:space="preserve">:</w:t>
+      </w:r>
+      <w:r>
+        <w:rPr>
+          <w:rStyle w:val="AttributeTok"/>
+        </w:rPr>
+        <w:t xml:space="preserve"> Verein Landesausstellung Svizra27, Aarau</w:t>
+      </w:r>
+      <w:r>
+        <w:br/>
+      </w:r>
+      <w:r>
+        <w:rPr>
+          <w:rStyle w:val="FunctionTok"/>
+        </w:rPr>
+        <w:t xml:space="preserve">legal_form</w:t>
+      </w:r>
+      <w:r>
+        <w:rPr>
+          <w:rStyle w:val="KeywordTok"/>
+        </w:rPr>
+        <w:t xml:space="preserve">:</w:t>
+      </w:r>
+      <w:r>
+        <w:rPr>
+          <w:rStyle w:val="AttributeTok"/>
+        </w:rPr>
+        <w:t xml:space="preserve"> Verein</w:t>
+      </w:r>
+      <w:r>
+        <w:br/>
+      </w:r>
+      <w:r>
+        <w:rPr>
+          <w:rStyle w:val="FunctionTok"/>
+        </w:rPr>
+        <w:t xml:space="preserve">committee</w:t>
+      </w:r>
+      <w:r>
+        <w:rPr>
+          <w:rStyle w:val="KeywordTok"/>
+        </w:rPr>
+        <w:t xml:space="preserve">:</w:t>
+      </w:r>
+      <w:r>
+        <w:rPr>
+          <w:rStyle w:val="AttributeTok"/>
+        </w:rPr>
+        <w:t xml:space="preserve"> Vorstand</w:t>
+      </w:r>
+      <w:r>
+        <w:br/>
+      </w:r>
+      <w:r>
+        <w:rPr>
+          <w:rStyle w:val="FunctionTok"/>
+        </w:rPr>
+        <w:t xml:space="preserve">function_role</w:t>
+      </w:r>
+      <w:r>
+        <w:rPr>
+          <w:rStyle w:val="KeywordTok"/>
+        </w:rPr>
+        <w:t xml:space="preserve">:</w:t>
+      </w:r>
+      <w:r>
+        <w:rPr>
+          <w:rStyle w:val="AttributeTok"/>
+        </w:rPr>
+        <w:t xml:space="preserve"> Mitglied</w:t>
+      </w:r>
+      <w:r>
+        <w:br/>
+      </w:r>
+      <w:r>
+        <w:rPr>
+          <w:rStyle w:val="FunctionTok"/>
+        </w:rPr>
+        <w:t xml:space="preserve">is_paid</w:t>
+      </w:r>
+      <w:r>
+        <w:rPr>
+          <w:rStyle w:val="KeywordTok"/>
+        </w:rPr>
+        <w:t xml:space="preserve">:</w:t>
+      </w:r>
+      <w:r>
+        <w:rPr>
+          <w:rStyle w:val="AttributeTok"/>
+        </w:rPr>
+        <w:t xml:space="preserve"> </w:t>
+      </w:r>
+      <w:r>
+        <w:rPr>
+          <w:rStyle w:val="CharTok"/>
+        </w:rPr>
+        <w:t xml:space="preserve">false</w:t>
+      </w:r>
+    </w:p>
+    <w:bookmarkEnd w:id="192"/>
+    <w:bookmarkStart w:id="193" w:name="X39e75180c6c6f9734709a21e630d94d5297fa76"/>
+    <w:p>
+      <w:pPr>
+        <w:pStyle w:val="Heading3"/>
+      </w:pPr>
+      <w:r>
+        <w:t xml:space="preserve">Example: InterestLink-interest_links_il_burkart_010</w:t>
+      </w:r>
+    </w:p>
+    <w:p>
+      <w:pPr>
+        <w:pStyle w:val="SourceCode"/>
+      </w:pPr>
+      <w:r>
+        <w:rPr>
+          <w:rStyle w:val="FunctionTok"/>
+        </w:rPr>
+        <w:t xml:space="preserve">global_uri</w:t>
+      </w:r>
+      <w:r>
+        <w:rPr>
+          <w:rStyle w:val="KeywordTok"/>
+        </w:rPr>
+        <w:t xml:space="preserve">:</w:t>
+      </w:r>
+      <w:r>
+        <w:rPr>
+          <w:rStyle w:val="AttributeTok"/>
+        </w:rPr>
+        <w:t xml:space="preserve"> act:il_burkart_010</w:t>
+      </w:r>
+      <w:r>
+        <w:br/>
+      </w:r>
+      <w:r>
+        <w:rPr>
+          <w:rStyle w:val="FunctionTok"/>
+        </w:rPr>
+        <w:t xml:space="preserve">person_reference</w:t>
+      </w:r>
+      <w:r>
+        <w:rPr>
+          <w:rStyle w:val="KeywordTok"/>
+        </w:rPr>
+        <w:t xml:space="preserve">:</w:t>
+      </w:r>
+      <w:r>
+        <w:br/>
+      </w:r>
+      <w:r>
+        <w:rPr>
+          <w:rStyle w:val="AttributeTok"/>
+        </w:rPr>
+        <w:t xml:space="preserve">  </w:t>
+      </w:r>
+      <w:r>
+        <w:rPr>
+          <w:rStyle w:val="FunctionTok"/>
+        </w:rPr>
+        <w:t xml:space="preserve">global_uri</w:t>
+      </w:r>
+      <w:r>
+        <w:rPr>
+          <w:rStyle w:val="KeywordTok"/>
+        </w:rPr>
+        <w:t xml:space="preserve">:</w:t>
+      </w:r>
+      <w:r>
+        <w:rPr>
+          <w:rStyle w:val="AttributeTok"/>
+        </w:rPr>
+        <w:t xml:space="preserve"> https://www.wikidata.org/wiki/Q23060472</w:t>
+      </w:r>
+      <w:r>
+        <w:br/>
+      </w:r>
+      <w:r>
+        <w:rPr>
+          <w:rStyle w:val="AttributeTok"/>
+        </w:rPr>
+        <w:t xml:space="preserve">  </w:t>
+      </w:r>
+      <w:r>
+        <w:rPr>
+          <w:rStyle w:val="FunctionTok"/>
+        </w:rPr>
+        <w:t xml:space="preserve">label</w:t>
+      </w:r>
+      <w:r>
+        <w:rPr>
+          <w:rStyle w:val="KeywordTok"/>
+        </w:rPr>
+        <w:t xml:space="preserve">:</w:t>
+      </w:r>
+      <w:r>
+        <w:rPr>
+          <w:rStyle w:val="AttributeTok"/>
+        </w:rPr>
+        <w:t xml:space="preserve"> Thierry Burkart</w:t>
+      </w:r>
+      <w:r>
+        <w:br/>
+      </w:r>
+      <w:r>
+        <w:rPr>
+          <w:rStyle w:val="AttributeTok"/>
+        </w:rPr>
+        <w:t xml:space="preserve">  </w:t>
+      </w:r>
+      <w:r>
+        <w:rPr>
+          <w:rStyle w:val="FunctionTok"/>
+        </w:rPr>
+        <w:t xml:space="preserve">group_label</w:t>
+      </w:r>
+      <w:r>
+        <w:rPr>
+          <w:rStyle w:val="KeywordTok"/>
+        </w:rPr>
+        <w:t xml:space="preserve">:</w:t>
+      </w:r>
+      <w:r>
+        <w:rPr>
+          <w:rStyle w:val="AttributeTok"/>
+        </w:rPr>
+        <w:t xml:space="preserve"> FDP.Die Liberalen</w:t>
+      </w:r>
+      <w:r>
+        <w:br/>
+      </w:r>
+      <w:r>
+        <w:rPr>
+          <w:rStyle w:val="FunctionTok"/>
+        </w:rPr>
+        <w:t xml:space="preserve">interest_type</w:t>
+      </w:r>
+      <w:r>
+        <w:rPr>
+          <w:rStyle w:val="KeywordTok"/>
+        </w:rPr>
+        <w:t xml:space="preserve">:</w:t>
+      </w:r>
+      <w:r>
+        <w:rPr>
+          <w:rStyle w:val="AttributeTok"/>
+        </w:rPr>
+        <w:t xml:space="preserve"> association</w:t>
+      </w:r>
+      <w:r>
+        <w:br/>
+      </w:r>
+      <w:r>
+        <w:rPr>
+          <w:rStyle w:val="FunctionTok"/>
+        </w:rPr>
+        <w:t xml:space="preserve">organization_label</w:t>
+      </w:r>
+      <w:r>
+        <w:rPr>
+          <w:rStyle w:val="KeywordTok"/>
+        </w:rPr>
+        <w:t xml:space="preserve">:</w:t>
+      </w:r>
+      <w:r>
+        <w:rPr>
+          <w:rStyle w:val="AttributeTok"/>
+        </w:rPr>
+        <w:t xml:space="preserve"> Allianz Sicherheit Schweiz, Baden</w:t>
+      </w:r>
+      <w:r>
+        <w:br/>
+      </w:r>
+      <w:r>
+        <w:rPr>
+          <w:rStyle w:val="FunctionTok"/>
+        </w:rPr>
+        <w:t xml:space="preserve">legal_form</w:t>
+      </w:r>
+      <w:r>
+        <w:rPr>
+          <w:rStyle w:val="KeywordTok"/>
+        </w:rPr>
+        <w:t xml:space="preserve">:</w:t>
+      </w:r>
+      <w:r>
+        <w:rPr>
+          <w:rStyle w:val="AttributeTok"/>
+        </w:rPr>
+        <w:t xml:space="preserve"> Verein</w:t>
+      </w:r>
+      <w:r>
+        <w:br/>
+      </w:r>
+      <w:r>
+        <w:rPr>
+          <w:rStyle w:val="FunctionTok"/>
+        </w:rPr>
+        <w:t xml:space="preserve">committee</w:t>
+      </w:r>
+      <w:r>
+        <w:rPr>
+          <w:rStyle w:val="KeywordTok"/>
+        </w:rPr>
+        <w:t xml:space="preserve">:</w:t>
+      </w:r>
+      <w:r>
+        <w:rPr>
+          <w:rStyle w:val="AttributeTok"/>
+        </w:rPr>
+        <w:t xml:space="preserve"> Vorstand</w:t>
+      </w:r>
+      <w:r>
+        <w:br/>
+      </w:r>
+      <w:r>
+        <w:rPr>
+          <w:rStyle w:val="FunctionTok"/>
+        </w:rPr>
+        <w:t xml:space="preserve">function_role</w:t>
+      </w:r>
+      <w:r>
+        <w:rPr>
+          <w:rStyle w:val="KeywordTok"/>
+        </w:rPr>
+        <w:t xml:space="preserve">:</w:t>
+      </w:r>
+      <w:r>
+        <w:rPr>
+          <w:rStyle w:val="AttributeTok"/>
+        </w:rPr>
+        <w:t xml:space="preserve"> Präsident</w:t>
+      </w:r>
+      <w:r>
+        <w:br/>
+      </w:r>
+      <w:r>
+        <w:rPr>
+          <w:rStyle w:val="FunctionTok"/>
+        </w:rPr>
+        <w:t xml:space="preserve">is_paid</w:t>
+      </w:r>
+      <w:r>
+        <w:rPr>
+          <w:rStyle w:val="KeywordTok"/>
+        </w:rPr>
+        <w:t xml:space="preserve">:</w:t>
+      </w:r>
+      <w:r>
+        <w:rPr>
+          <w:rStyle w:val="AttributeTok"/>
+        </w:rPr>
+        <w:t xml:space="preserve"> </w:t>
+      </w:r>
+      <w:r>
+        <w:rPr>
+          <w:rStyle w:val="CharTok"/>
+        </w:rPr>
+        <w:t xml:space="preserve">false</w:t>
+      </w:r>
+    </w:p>
+    <w:bookmarkEnd w:id="193"/>
+    <w:bookmarkStart w:id="194" w:name="Xd76396af613a0ff7158ed59e2240f0adc6f7ee2"/>
+    <w:p>
+      <w:pPr>
+        <w:pStyle w:val="Heading3"/>
+      </w:pPr>
+      <w:r>
+        <w:t xml:space="preserve">Example: InterestLink-interest_links_il_burkart_002</w:t>
+      </w:r>
+    </w:p>
+    <w:p>
+      <w:pPr>
+        <w:pStyle w:val="SourceCode"/>
+      </w:pPr>
+      <w:r>
+        <w:rPr>
+          <w:rStyle w:val="FunctionTok"/>
+        </w:rPr>
+        <w:t xml:space="preserve">global_uri</w:t>
+      </w:r>
+      <w:r>
+        <w:rPr>
+          <w:rStyle w:val="KeywordTok"/>
+        </w:rPr>
+        <w:t xml:space="preserve">:</w:t>
+      </w:r>
+      <w:r>
+        <w:rPr>
+          <w:rStyle w:val="AttributeTok"/>
+        </w:rPr>
+        <w:t xml:space="preserve"> act:il_burkart_002</w:t>
+      </w:r>
+      <w:r>
+        <w:br/>
+      </w:r>
+      <w:r>
+        <w:rPr>
+          <w:rStyle w:val="FunctionTok"/>
+        </w:rPr>
+        <w:t xml:space="preserve">person_reference</w:t>
+      </w:r>
+      <w:r>
+        <w:rPr>
+          <w:rStyle w:val="KeywordTok"/>
+        </w:rPr>
+        <w:t xml:space="preserve">:</w:t>
+      </w:r>
+      <w:r>
+        <w:br/>
+      </w:r>
+      <w:r>
+        <w:rPr>
+          <w:rStyle w:val="AttributeTok"/>
+        </w:rPr>
+        <w:t xml:space="preserve">  </w:t>
+      </w:r>
+      <w:r>
+        <w:rPr>
+          <w:rStyle w:val="FunctionTok"/>
+        </w:rPr>
+        <w:t xml:space="preserve">global_uri</w:t>
+      </w:r>
+      <w:r>
+        <w:rPr>
+          <w:rStyle w:val="KeywordTok"/>
+        </w:rPr>
+        <w:t xml:space="preserve">:</w:t>
+      </w:r>
+      <w:r>
+        <w:rPr>
+          <w:rStyle w:val="AttributeTok"/>
+        </w:rPr>
+        <w:t xml:space="preserve"> https://www.wikidata.org/wiki/Q23060472</w:t>
+      </w:r>
+      <w:r>
+        <w:br/>
+      </w:r>
+      <w:r>
+        <w:rPr>
+          <w:rStyle w:val="AttributeTok"/>
+        </w:rPr>
+        <w:t xml:space="preserve">  </w:t>
+      </w:r>
+      <w:r>
+        <w:rPr>
+          <w:rStyle w:val="FunctionTok"/>
+        </w:rPr>
+        <w:t xml:space="preserve">label</w:t>
+      </w:r>
+      <w:r>
+        <w:rPr>
+          <w:rStyle w:val="KeywordTok"/>
+        </w:rPr>
+        <w:t xml:space="preserve">:</w:t>
+      </w:r>
+      <w:r>
+        <w:rPr>
+          <w:rStyle w:val="AttributeTok"/>
+        </w:rPr>
+        <w:t xml:space="preserve"> Thierry Burkart</w:t>
+      </w:r>
+      <w:r>
+        <w:br/>
+      </w:r>
+      <w:r>
+        <w:rPr>
+          <w:rStyle w:val="AttributeTok"/>
+        </w:rPr>
+        <w:t xml:space="preserve">  </w:t>
+      </w:r>
+      <w:r>
+        <w:rPr>
+          <w:rStyle w:val="FunctionTok"/>
+        </w:rPr>
+        <w:t xml:space="preserve">group_label</w:t>
+      </w:r>
+      <w:r>
+        <w:rPr>
+          <w:rStyle w:val="KeywordTok"/>
+        </w:rPr>
+        <w:t xml:space="preserve">:</w:t>
+      </w:r>
+      <w:r>
+        <w:rPr>
+          <w:rStyle w:val="AttributeTok"/>
+        </w:rPr>
+        <w:t xml:space="preserve"> FDP.Die Liberalen</w:t>
+      </w:r>
+      <w:r>
+        <w:br/>
+      </w:r>
+      <w:r>
+        <w:rPr>
+          <w:rStyle w:val="FunctionTok"/>
+        </w:rPr>
+        <w:t xml:space="preserve">interest_type</w:t>
+      </w:r>
+      <w:r>
+        <w:rPr>
+          <w:rStyle w:val="KeywordTok"/>
+        </w:rPr>
+        <w:t xml:space="preserve">:</w:t>
+      </w:r>
+      <w:r>
+        <w:rPr>
+          <w:rStyle w:val="AttributeTok"/>
+        </w:rPr>
+        <w:t xml:space="preserve"> professional_activity</w:t>
+      </w:r>
+      <w:r>
+        <w:br/>
+      </w:r>
+      <w:r>
+        <w:rPr>
+          <w:rStyle w:val="FunctionTok"/>
+        </w:rPr>
+        <w:t xml:space="preserve">organization_label</w:t>
+      </w:r>
+      <w:r>
+        <w:rPr>
+          <w:rStyle w:val="KeywordTok"/>
+        </w:rPr>
+        <w:t xml:space="preserve">:</w:t>
+      </w:r>
+      <w:r>
+        <w:rPr>
+          <w:rStyle w:val="AttributeTok"/>
+        </w:rPr>
+        <w:t xml:space="preserve"> Birchmeier Holding AG, Döttingen</w:t>
+      </w:r>
+      <w:r>
+        <w:br/>
+      </w:r>
+      <w:r>
+        <w:rPr>
+          <w:rStyle w:val="FunctionTok"/>
+        </w:rPr>
+        <w:t xml:space="preserve">legal_form</w:t>
+      </w:r>
+      <w:r>
+        <w:rPr>
+          <w:rStyle w:val="KeywordTok"/>
+        </w:rPr>
+        <w:t xml:space="preserve">:</w:t>
+      </w:r>
+      <w:r>
+        <w:rPr>
+          <w:rStyle w:val="AttributeTok"/>
+        </w:rPr>
+        <w:t xml:space="preserve"> Aktiengesellschaft</w:t>
+      </w:r>
+      <w:r>
+        <w:br/>
+      </w:r>
+      <w:r>
+        <w:rPr>
+          <w:rStyle w:val="FunctionTok"/>
+        </w:rPr>
+        <w:t xml:space="preserve">committee</w:t>
+      </w:r>
+      <w:r>
+        <w:rPr>
+          <w:rStyle w:val="KeywordTok"/>
+        </w:rPr>
+        <w:t xml:space="preserve">:</w:t>
+      </w:r>
+      <w:r>
+        <w:rPr>
+          <w:rStyle w:val="AttributeTok"/>
+        </w:rPr>
+        <w:t xml:space="preserve"> Verwaltungsrat</w:t>
+      </w:r>
+      <w:r>
+        <w:br/>
+      </w:r>
+      <w:r>
+        <w:rPr>
+          <w:rStyle w:val="FunctionTok"/>
+        </w:rPr>
+        <w:t xml:space="preserve">function_role</w:t>
+      </w:r>
+      <w:r>
+        <w:rPr>
+          <w:rStyle w:val="KeywordTok"/>
+        </w:rPr>
+        <w:t xml:space="preserve">:</w:t>
+      </w:r>
+      <w:r>
+        <w:rPr>
+          <w:rStyle w:val="AttributeTok"/>
+        </w:rPr>
+        <w:t xml:space="preserve"> Mitglied</w:t>
+      </w:r>
+      <w:r>
+        <w:br/>
+      </w:r>
+      <w:r>
+        <w:rPr>
+          <w:rStyle w:val="FunctionTok"/>
+        </w:rPr>
+        <w:t xml:space="preserve">is_paid</w:t>
+      </w:r>
+      <w:r>
+        <w:rPr>
+          <w:rStyle w:val="KeywordTok"/>
+        </w:rPr>
+        <w:t xml:space="preserve">:</w:t>
+      </w:r>
+      <w:r>
+        <w:rPr>
+          <w:rStyle w:val="AttributeTok"/>
+        </w:rPr>
+        <w:t xml:space="preserve"> </w:t>
+      </w:r>
+      <w:r>
+        <w:rPr>
+          <w:rStyle w:val="CharTok"/>
+        </w:rPr>
+        <w:t xml:space="preserve">true</w:t>
+      </w:r>
+    </w:p>
+    <w:bookmarkEnd w:id="194"/>
+    <w:bookmarkStart w:id="195" w:name="X7d29cc7ff52120bdd45011480f3e6dc610515f2"/>
+    <w:p>
+      <w:pPr>
+        <w:pStyle w:val="Heading3"/>
+      </w:pPr>
+      <w:r>
+        <w:t xml:space="preserve">Example: InterestLink-interest_links_il_burkart_004</w:t>
+      </w:r>
+    </w:p>
+    <w:p>
+      <w:pPr>
+        <w:pStyle w:val="SourceCode"/>
+      </w:pPr>
+      <w:r>
+        <w:rPr>
+          <w:rStyle w:val="FunctionTok"/>
+        </w:rPr>
+        <w:t xml:space="preserve">global_uri</w:t>
+      </w:r>
+      <w:r>
+        <w:rPr>
+          <w:rStyle w:val="KeywordTok"/>
+        </w:rPr>
+        <w:t xml:space="preserve">:</w:t>
+      </w:r>
+      <w:r>
+        <w:rPr>
+          <w:rStyle w:val="AttributeTok"/>
+        </w:rPr>
+        <w:t xml:space="preserve"> act:il_burkart_004</w:t>
+      </w:r>
+      <w:r>
+        <w:br/>
+      </w:r>
+      <w:r>
+        <w:rPr>
+          <w:rStyle w:val="FunctionTok"/>
+        </w:rPr>
+        <w:t xml:space="preserve">person_reference</w:t>
+      </w:r>
+      <w:r>
+        <w:rPr>
+          <w:rStyle w:val="KeywordTok"/>
+        </w:rPr>
+        <w:t xml:space="preserve">:</w:t>
+      </w:r>
+      <w:r>
+        <w:br/>
+      </w:r>
+      <w:r>
+        <w:rPr>
+          <w:rStyle w:val="AttributeTok"/>
+        </w:rPr>
+        <w:t xml:space="preserve">  </w:t>
+      </w:r>
+      <w:r>
+        <w:rPr>
+          <w:rStyle w:val="FunctionTok"/>
+        </w:rPr>
+        <w:t xml:space="preserve">global_uri</w:t>
+      </w:r>
+      <w:r>
+        <w:rPr>
+          <w:rStyle w:val="KeywordTok"/>
+        </w:rPr>
+        <w:t xml:space="preserve">:</w:t>
+      </w:r>
+      <w:r>
+        <w:rPr>
+          <w:rStyle w:val="AttributeTok"/>
+        </w:rPr>
+        <w:t xml:space="preserve"> https://www.wikidata.org/wiki/Q23060472</w:t>
+      </w:r>
+      <w:r>
+        <w:br/>
+      </w:r>
+      <w:r>
+        <w:rPr>
+          <w:rStyle w:val="AttributeTok"/>
+        </w:rPr>
+        <w:t xml:space="preserve">  </w:t>
+      </w:r>
+      <w:r>
+        <w:rPr>
+          <w:rStyle w:val="FunctionTok"/>
+        </w:rPr>
+        <w:t xml:space="preserve">label</w:t>
+      </w:r>
+      <w:r>
+        <w:rPr>
+          <w:rStyle w:val="KeywordTok"/>
+        </w:rPr>
+        <w:t xml:space="preserve">:</w:t>
+      </w:r>
+      <w:r>
+        <w:rPr>
+          <w:rStyle w:val="AttributeTok"/>
+        </w:rPr>
+        <w:t xml:space="preserve"> Thierry Burkart</w:t>
+      </w:r>
+      <w:r>
+        <w:br/>
+      </w:r>
+      <w:r>
+        <w:rPr>
+          <w:rStyle w:val="AttributeTok"/>
+        </w:rPr>
+        <w:t xml:space="preserve">  </w:t>
+      </w:r>
+      <w:r>
+        <w:rPr>
+          <w:rStyle w:val="FunctionTok"/>
+        </w:rPr>
+        <w:t xml:space="preserve">group_label</w:t>
+      </w:r>
+      <w:r>
+        <w:rPr>
+          <w:rStyle w:val="KeywordTok"/>
+        </w:rPr>
+        <w:t xml:space="preserve">:</w:t>
+      </w:r>
+      <w:r>
+        <w:rPr>
+          <w:rStyle w:val="AttributeTok"/>
+        </w:rPr>
+        <w:t xml:space="preserve"> FDP.Die Liberalen</w:t>
+      </w:r>
+      <w:r>
+        <w:br/>
+      </w:r>
+      <w:r>
+        <w:rPr>
+          <w:rStyle w:val="FunctionTok"/>
+        </w:rPr>
+        <w:t xml:space="preserve">interest_type</w:t>
+      </w:r>
+      <w:r>
+        <w:rPr>
+          <w:rStyle w:val="KeywordTok"/>
+        </w:rPr>
+        <w:t xml:space="preserve">:</w:t>
+      </w:r>
+      <w:r>
+        <w:rPr>
+          <w:rStyle w:val="AttributeTok"/>
+        </w:rPr>
+        <w:t xml:space="preserve"> professional_activity</w:t>
+      </w:r>
+      <w:r>
+        <w:br/>
+      </w:r>
+      <w:r>
+        <w:rPr>
+          <w:rStyle w:val="FunctionTok"/>
+        </w:rPr>
+        <w:t xml:space="preserve">organization_label</w:t>
+      </w:r>
+      <w:r>
+        <w:rPr>
+          <w:rStyle w:val="KeywordTok"/>
+        </w:rPr>
+        <w:t xml:space="preserve">:</w:t>
+      </w:r>
+      <w:r>
+        <w:rPr>
+          <w:rStyle w:val="AttributeTok"/>
+        </w:rPr>
+        <w:t xml:space="preserve"> ELCA Group SA, Lausanne</w:t>
+      </w:r>
+      <w:r>
+        <w:br/>
+      </w:r>
+      <w:r>
+        <w:rPr>
+          <w:rStyle w:val="FunctionTok"/>
+        </w:rPr>
+        <w:t xml:space="preserve">legal_form</w:t>
+      </w:r>
+      <w:r>
+        <w:rPr>
+          <w:rStyle w:val="KeywordTok"/>
+        </w:rPr>
+        <w:t xml:space="preserve">:</w:t>
+      </w:r>
+      <w:r>
+        <w:rPr>
+          <w:rStyle w:val="AttributeTok"/>
+        </w:rPr>
+        <w:t xml:space="preserve"> Aktiengesellschaft</w:t>
+      </w:r>
+      <w:r>
+        <w:br/>
+      </w:r>
+      <w:r>
+        <w:rPr>
+          <w:rStyle w:val="FunctionTok"/>
+        </w:rPr>
+        <w:t xml:space="preserve">committee</w:t>
+      </w:r>
+      <w:r>
+        <w:rPr>
+          <w:rStyle w:val="KeywordTok"/>
+        </w:rPr>
+        <w:t xml:space="preserve">:</w:t>
+      </w:r>
+      <w:r>
+        <w:rPr>
+          <w:rStyle w:val="AttributeTok"/>
+        </w:rPr>
+        <w:t xml:space="preserve"> Verwaltungsrat</w:t>
+      </w:r>
+      <w:r>
+        <w:br/>
+      </w:r>
+      <w:r>
+        <w:rPr>
+          <w:rStyle w:val="FunctionTok"/>
+        </w:rPr>
+        <w:t xml:space="preserve">function_role</w:t>
+      </w:r>
+      <w:r>
+        <w:rPr>
+          <w:rStyle w:val="KeywordTok"/>
+        </w:rPr>
+        <w:t xml:space="preserve">:</w:t>
+      </w:r>
+      <w:r>
+        <w:rPr>
+          <w:rStyle w:val="AttributeTok"/>
+        </w:rPr>
+        <w:t xml:space="preserve"> Mitglied</w:t>
+      </w:r>
+      <w:r>
+        <w:br/>
+      </w:r>
+      <w:r>
+        <w:rPr>
+          <w:rStyle w:val="FunctionTok"/>
+        </w:rPr>
+        <w:t xml:space="preserve">is_paid</w:t>
+      </w:r>
+      <w:r>
+        <w:rPr>
+          <w:rStyle w:val="KeywordTok"/>
+        </w:rPr>
+        <w:t xml:space="preserve">:</w:t>
+      </w:r>
+      <w:r>
+        <w:rPr>
+          <w:rStyle w:val="AttributeTok"/>
+        </w:rPr>
+        <w:t xml:space="preserve"> </w:t>
+      </w:r>
+      <w:r>
+        <w:rPr>
+          <w:rStyle w:val="CharTok"/>
+        </w:rPr>
+        <w:t xml:space="preserve">true</w:t>
+      </w:r>
+    </w:p>
+    <w:bookmarkEnd w:id="195"/>
+    <w:bookmarkStart w:id="196" w:name="Xded36388b4a9b51fcb584ff8dfc8b0a0bff45fd"/>
+    <w:p>
+      <w:pPr>
+        <w:pStyle w:val="Heading3"/>
+      </w:pPr>
+      <w:r>
         <w:t xml:space="preserve">Example: InterestLink-interest_links_il_burkart_003</w:t>
       </w:r>
     </w:p>
@@ -36317,14 +37883,14 @@
         <w:t xml:space="preserve">true</w:t>
       </w:r>
     </w:p>
-    <w:bookmarkEnd w:id="190"/>
-    <w:bookmarkStart w:id="191" w:name="Xd76396af613a0ff7158ed59e2240f0adc6f7ee2"/>
+    <w:bookmarkEnd w:id="196"/>
+    <w:bookmarkStart w:id="197" w:name="X67a57fa17931c1870747e25cf16d5ce99900d38"/>
     <w:p>
       <w:pPr>
         <w:pStyle w:val="Heading3"/>
       </w:pPr>
       <w:r>
-        <w:t xml:space="preserve">Example: InterestLink-interest_links_il_burkart_002</w:t>
+        <w:t xml:space="preserve">Example: InterestLink-interest_links_il_burkart_006</w:t>
       </w:r>
     </w:p>
     <w:p>
@@ -36347,7 +37913,7 @@
         <w:rPr>
           <w:rStyle w:val="AttributeTok"/>
         </w:rPr>
-        <w:t xml:space="preserve"> act:il_burkart_002</w:t>
+        <w:t xml:space="preserve"> act:il_burkart_006</w:t>
       </w:r>
       <w:r>
         <w:br/>
@@ -36464,6 +38030,267 @@
         <w:rPr>
           <w:rStyle w:val="AttributeTok"/>
         </w:rPr>
+        <w:t xml:space="preserve"> association</w:t>
+      </w:r>
+      <w:r>
+        <w:br/>
+      </w:r>
+      <w:r>
+        <w:rPr>
+          <w:rStyle w:val="FunctionTok"/>
+        </w:rPr>
+        <w:t xml:space="preserve">organization_label</w:t>
+      </w:r>
+      <w:r>
+        <w:rPr>
+          <w:rStyle w:val="KeywordTok"/>
+        </w:rPr>
+        <w:t xml:space="preserve">:</w:t>
+      </w:r>
+      <w:r>
+        <w:rPr>
+          <w:rStyle w:val="AttributeTok"/>
+        </w:rPr>
+        <w:t xml:space="preserve"> FDP.Die Liberalen</w:t>
+      </w:r>
+      <w:r>
+        <w:br/>
+      </w:r>
+      <w:r>
+        <w:rPr>
+          <w:rStyle w:val="FunctionTok"/>
+        </w:rPr>
+        <w:t xml:space="preserve">legal_form</w:t>
+      </w:r>
+      <w:r>
+        <w:rPr>
+          <w:rStyle w:val="KeywordTok"/>
+        </w:rPr>
+        <w:t xml:space="preserve">:</w:t>
+      </w:r>
+      <w:r>
+        <w:rPr>
+          <w:rStyle w:val="AttributeTok"/>
+        </w:rPr>
+        <w:t xml:space="preserve"> Verein</w:t>
+      </w:r>
+      <w:r>
+        <w:br/>
+      </w:r>
+      <w:r>
+        <w:rPr>
+          <w:rStyle w:val="FunctionTok"/>
+        </w:rPr>
+        <w:t xml:space="preserve">committee</w:t>
+      </w:r>
+      <w:r>
+        <w:rPr>
+          <w:rStyle w:val="KeywordTok"/>
+        </w:rPr>
+        <w:t xml:space="preserve">:</w:t>
+      </w:r>
+      <w:r>
+        <w:rPr>
+          <w:rStyle w:val="AttributeTok"/>
+        </w:rPr>
+        <w:t xml:space="preserve"> Vorstand</w:t>
+      </w:r>
+      <w:r>
+        <w:br/>
+      </w:r>
+      <w:r>
+        <w:rPr>
+          <w:rStyle w:val="FunctionTok"/>
+        </w:rPr>
+        <w:t xml:space="preserve">function_role</w:t>
+      </w:r>
+      <w:r>
+        <w:rPr>
+          <w:rStyle w:val="KeywordTok"/>
+        </w:rPr>
+        <w:t xml:space="preserve">:</w:t>
+      </w:r>
+      <w:r>
+        <w:rPr>
+          <w:rStyle w:val="AttributeTok"/>
+        </w:rPr>
+        <w:t xml:space="preserve"> Präsident</w:t>
+      </w:r>
+      <w:r>
+        <w:br/>
+      </w:r>
+      <w:r>
+        <w:rPr>
+          <w:rStyle w:val="FunctionTok"/>
+        </w:rPr>
+        <w:t xml:space="preserve">is_paid</w:t>
+      </w:r>
+      <w:r>
+        <w:rPr>
+          <w:rStyle w:val="KeywordTok"/>
+        </w:rPr>
+        <w:t xml:space="preserve">:</w:t>
+      </w:r>
+      <w:r>
+        <w:rPr>
+          <w:rStyle w:val="AttributeTok"/>
+        </w:rPr>
+        <w:t xml:space="preserve"> </w:t>
+      </w:r>
+      <w:r>
+        <w:rPr>
+          <w:rStyle w:val="CharTok"/>
+        </w:rPr>
+        <w:t xml:space="preserve">true</w:t>
+      </w:r>
+    </w:p>
+    <w:bookmarkEnd w:id="197"/>
+    <w:bookmarkStart w:id="198" w:name="Xc0dc9173d5ec4cfe64b497c9e47d80eb9698f95"/>
+    <w:p>
+      <w:pPr>
+        <w:pStyle w:val="Heading3"/>
+      </w:pPr>
+      <w:r>
+        <w:t xml:space="preserve">Example: InterestLink-interest_links_il_burkart_008</w:t>
+      </w:r>
+    </w:p>
+    <w:p>
+      <w:pPr>
+        <w:pStyle w:val="SourceCode"/>
+      </w:pPr>
+      <w:r>
+        <w:rPr>
+          <w:rStyle w:val="FunctionTok"/>
+        </w:rPr>
+        <w:t xml:space="preserve">global_uri</w:t>
+      </w:r>
+      <w:r>
+        <w:rPr>
+          <w:rStyle w:val="KeywordTok"/>
+        </w:rPr>
+        <w:t xml:space="preserve">:</w:t>
+      </w:r>
+      <w:r>
+        <w:rPr>
+          <w:rStyle w:val="AttributeTok"/>
+        </w:rPr>
+        <w:t xml:space="preserve"> act:il_burkart_008</w:t>
+      </w:r>
+      <w:r>
+        <w:br/>
+      </w:r>
+      <w:r>
+        <w:rPr>
+          <w:rStyle w:val="FunctionTok"/>
+        </w:rPr>
+        <w:t xml:space="preserve">person_reference</w:t>
+      </w:r>
+      <w:r>
+        <w:rPr>
+          <w:rStyle w:val="KeywordTok"/>
+        </w:rPr>
+        <w:t xml:space="preserve">:</w:t>
+      </w:r>
+      <w:r>
+        <w:br/>
+      </w:r>
+      <w:r>
+        <w:rPr>
+          <w:rStyle w:val="AttributeTok"/>
+        </w:rPr>
+        <w:t xml:space="preserve">  </w:t>
+      </w:r>
+      <w:r>
+        <w:rPr>
+          <w:rStyle w:val="FunctionTok"/>
+        </w:rPr>
+        <w:t xml:space="preserve">global_uri</w:t>
+      </w:r>
+      <w:r>
+        <w:rPr>
+          <w:rStyle w:val="KeywordTok"/>
+        </w:rPr>
+        <w:t xml:space="preserve">:</w:t>
+      </w:r>
+      <w:r>
+        <w:rPr>
+          <w:rStyle w:val="AttributeTok"/>
+        </w:rPr>
+        <w:t xml:space="preserve"> https://www.wikidata.org/wiki/Q23060472</w:t>
+      </w:r>
+      <w:r>
+        <w:br/>
+      </w:r>
+      <w:r>
+        <w:rPr>
+          <w:rStyle w:val="AttributeTok"/>
+        </w:rPr>
+        <w:t xml:space="preserve">  </w:t>
+      </w:r>
+      <w:r>
+        <w:rPr>
+          <w:rStyle w:val="FunctionTok"/>
+        </w:rPr>
+        <w:t xml:space="preserve">label</w:t>
+      </w:r>
+      <w:r>
+        <w:rPr>
+          <w:rStyle w:val="KeywordTok"/>
+        </w:rPr>
+        <w:t xml:space="preserve">:</w:t>
+      </w:r>
+      <w:r>
+        <w:rPr>
+          <w:rStyle w:val="AttributeTok"/>
+        </w:rPr>
+        <w:t xml:space="preserve"> Thierry Burkart</w:t>
+      </w:r>
+      <w:r>
+        <w:br/>
+      </w:r>
+      <w:r>
+        <w:rPr>
+          <w:rStyle w:val="AttributeTok"/>
+        </w:rPr>
+        <w:t xml:space="preserve">  </w:t>
+      </w:r>
+      <w:r>
+        <w:rPr>
+          <w:rStyle w:val="FunctionTok"/>
+        </w:rPr>
+        <w:t xml:space="preserve">group_label</w:t>
+      </w:r>
+      <w:r>
+        <w:rPr>
+          <w:rStyle w:val="KeywordTok"/>
+        </w:rPr>
+        <w:t xml:space="preserve">:</w:t>
+      </w:r>
+      <w:r>
+        <w:rPr>
+          <w:rStyle w:val="AttributeTok"/>
+        </w:rPr>
+        <w:t xml:space="preserve"> FDP.Die Liberalen</w:t>
+      </w:r>
+      <w:r>
+        <w:br/>
+      </w:r>
+      <w:r>
+        <w:rPr>
+          <w:rStyle w:val="FunctionTok"/>
+        </w:rPr>
+        <w:t xml:space="preserve">interest_type</w:t>
+      </w:r>
+      <w:r>
+        <w:rPr>
+          <w:rStyle w:val="KeywordTok"/>
+        </w:rPr>
+        <w:t xml:space="preserve">:</w:t>
+      </w:r>
+      <w:r>
+        <w:rPr>
+          <w:rStyle w:val="AttributeTok"/>
+        </w:rPr>
         <w:t xml:space="preserve"> professional_activity</w:t>
       </w:r>
       <w:r>
@@ -36485,7 +38312,7 @@
         <w:rPr>
           <w:rStyle w:val="AttributeTok"/>
         </w:rPr>
-        <w:t xml:space="preserve"> Birchmeier Holding AG, Döttingen</w:t>
+        <w:t xml:space="preserve"> Stiebel Eltron AG, Lupfig</w:t>
       </w:r>
       <w:r>
         <w:br/>
@@ -36527,7 +38354,7 @@
         <w:rPr>
           <w:rStyle w:val="AttributeTok"/>
         </w:rPr>
-        <w:t xml:space="preserve"> Verwaltungsrat</w:t>
+        <w:t xml:space="preserve"> Beirat</w:t>
       </w:r>
       <w:r>
         <w:br/>
@@ -36548,6 +38375,267 @@
         <w:rPr>
           <w:rStyle w:val="AttributeTok"/>
         </w:rPr>
+        <w:t xml:space="preserve"> Beirat</w:t>
+      </w:r>
+      <w:r>
+        <w:br/>
+      </w:r>
+      <w:r>
+        <w:rPr>
+          <w:rStyle w:val="FunctionTok"/>
+        </w:rPr>
+        <w:t xml:space="preserve">is_paid</w:t>
+      </w:r>
+      <w:r>
+        <w:rPr>
+          <w:rStyle w:val="KeywordTok"/>
+        </w:rPr>
+        <w:t xml:space="preserve">:</w:t>
+      </w:r>
+      <w:r>
+        <w:rPr>
+          <w:rStyle w:val="AttributeTok"/>
+        </w:rPr>
+        <w:t xml:space="preserve"> </w:t>
+      </w:r>
+      <w:r>
+        <w:rPr>
+          <w:rStyle w:val="CharTok"/>
+        </w:rPr>
+        <w:t xml:space="preserve">true</w:t>
+      </w:r>
+    </w:p>
+    <w:bookmarkEnd w:id="198"/>
+    <w:bookmarkStart w:id="199" w:name="Xada6c64672c2c5d2dde948a9b1776690af4c26f"/>
+    <w:p>
+      <w:pPr>
+        <w:pStyle w:val="Heading3"/>
+      </w:pPr>
+      <w:r>
+        <w:t xml:space="preserve">Example: InterestLink-interest_links_il_burkart_009</w:t>
+      </w:r>
+    </w:p>
+    <w:p>
+      <w:pPr>
+        <w:pStyle w:val="SourceCode"/>
+      </w:pPr>
+      <w:r>
+        <w:rPr>
+          <w:rStyle w:val="FunctionTok"/>
+        </w:rPr>
+        <w:t xml:space="preserve">global_uri</w:t>
+      </w:r>
+      <w:r>
+        <w:rPr>
+          <w:rStyle w:val="KeywordTok"/>
+        </w:rPr>
+        <w:t xml:space="preserve">:</w:t>
+      </w:r>
+      <w:r>
+        <w:rPr>
+          <w:rStyle w:val="AttributeTok"/>
+        </w:rPr>
+        <w:t xml:space="preserve"> act:il_burkart_009</w:t>
+      </w:r>
+      <w:r>
+        <w:br/>
+      </w:r>
+      <w:r>
+        <w:rPr>
+          <w:rStyle w:val="FunctionTok"/>
+        </w:rPr>
+        <w:t xml:space="preserve">person_reference</w:t>
+      </w:r>
+      <w:r>
+        <w:rPr>
+          <w:rStyle w:val="KeywordTok"/>
+        </w:rPr>
+        <w:t xml:space="preserve">:</w:t>
+      </w:r>
+      <w:r>
+        <w:br/>
+      </w:r>
+      <w:r>
+        <w:rPr>
+          <w:rStyle w:val="AttributeTok"/>
+        </w:rPr>
+        <w:t xml:space="preserve">  </w:t>
+      </w:r>
+      <w:r>
+        <w:rPr>
+          <w:rStyle w:val="FunctionTok"/>
+        </w:rPr>
+        <w:t xml:space="preserve">global_uri</w:t>
+      </w:r>
+      <w:r>
+        <w:rPr>
+          <w:rStyle w:val="KeywordTok"/>
+        </w:rPr>
+        <w:t xml:space="preserve">:</w:t>
+      </w:r>
+      <w:r>
+        <w:rPr>
+          <w:rStyle w:val="AttributeTok"/>
+        </w:rPr>
+        <w:t xml:space="preserve"> https://www.wikidata.org/wiki/Q23060472</w:t>
+      </w:r>
+      <w:r>
+        <w:br/>
+      </w:r>
+      <w:r>
+        <w:rPr>
+          <w:rStyle w:val="AttributeTok"/>
+        </w:rPr>
+        <w:t xml:space="preserve">  </w:t>
+      </w:r>
+      <w:r>
+        <w:rPr>
+          <w:rStyle w:val="FunctionTok"/>
+        </w:rPr>
+        <w:t xml:space="preserve">label</w:t>
+      </w:r>
+      <w:r>
+        <w:rPr>
+          <w:rStyle w:val="KeywordTok"/>
+        </w:rPr>
+        <w:t xml:space="preserve">:</w:t>
+      </w:r>
+      <w:r>
+        <w:rPr>
+          <w:rStyle w:val="AttributeTok"/>
+        </w:rPr>
+        <w:t xml:space="preserve"> Thierry Burkart</w:t>
+      </w:r>
+      <w:r>
+        <w:br/>
+      </w:r>
+      <w:r>
+        <w:rPr>
+          <w:rStyle w:val="AttributeTok"/>
+        </w:rPr>
+        <w:t xml:space="preserve">  </w:t>
+      </w:r>
+      <w:r>
+        <w:rPr>
+          <w:rStyle w:val="FunctionTok"/>
+        </w:rPr>
+        <w:t xml:space="preserve">group_label</w:t>
+      </w:r>
+      <w:r>
+        <w:rPr>
+          <w:rStyle w:val="KeywordTok"/>
+        </w:rPr>
+        <w:t xml:space="preserve">:</w:t>
+      </w:r>
+      <w:r>
+        <w:rPr>
+          <w:rStyle w:val="AttributeTok"/>
+        </w:rPr>
+        <w:t xml:space="preserve"> FDP.Die Liberalen</w:t>
+      </w:r>
+      <w:r>
+        <w:br/>
+      </w:r>
+      <w:r>
+        <w:rPr>
+          <w:rStyle w:val="FunctionTok"/>
+        </w:rPr>
+        <w:t xml:space="preserve">interest_type</w:t>
+      </w:r>
+      <w:r>
+        <w:rPr>
+          <w:rStyle w:val="KeywordTok"/>
+        </w:rPr>
+        <w:t xml:space="preserve">:</w:t>
+      </w:r>
+      <w:r>
+        <w:rPr>
+          <w:rStyle w:val="AttributeTok"/>
+        </w:rPr>
+        <w:t xml:space="preserve"> association</w:t>
+      </w:r>
+      <w:r>
+        <w:br/>
+      </w:r>
+      <w:r>
+        <w:rPr>
+          <w:rStyle w:val="FunctionTok"/>
+        </w:rPr>
+        <w:t xml:space="preserve">organization_label</w:t>
+      </w:r>
+      <w:r>
+        <w:rPr>
+          <w:rStyle w:val="KeywordTok"/>
+        </w:rPr>
+        <w:t xml:space="preserve">:</w:t>
+      </w:r>
+      <w:r>
+        <w:rPr>
+          <w:rStyle w:val="AttributeTok"/>
+        </w:rPr>
+        <w:t xml:space="preserve"> SUISSEDIGITAL Verband für Kommunikationsnetze</w:t>
+      </w:r>
+      <w:r>
+        <w:br/>
+      </w:r>
+      <w:r>
+        <w:rPr>
+          <w:rStyle w:val="FunctionTok"/>
+        </w:rPr>
+        <w:t xml:space="preserve">legal_form</w:t>
+      </w:r>
+      <w:r>
+        <w:rPr>
+          <w:rStyle w:val="KeywordTok"/>
+        </w:rPr>
+        <w:t xml:space="preserve">:</w:t>
+      </w:r>
+      <w:r>
+        <w:rPr>
+          <w:rStyle w:val="AttributeTok"/>
+        </w:rPr>
+        <w:t xml:space="preserve"> Verein</w:t>
+      </w:r>
+      <w:r>
+        <w:br/>
+      </w:r>
+      <w:r>
+        <w:rPr>
+          <w:rStyle w:val="FunctionTok"/>
+        </w:rPr>
+        <w:t xml:space="preserve">committee</w:t>
+      </w:r>
+      <w:r>
+        <w:rPr>
+          <w:rStyle w:val="KeywordTok"/>
+        </w:rPr>
+        <w:t xml:space="preserve">:</w:t>
+      </w:r>
+      <w:r>
+        <w:rPr>
+          <w:rStyle w:val="AttributeTok"/>
+        </w:rPr>
+        <w:t xml:space="preserve"> Vorstand</w:t>
+      </w:r>
+      <w:r>
+        <w:br/>
+      </w:r>
+      <w:r>
+        <w:rPr>
+          <w:rStyle w:val="FunctionTok"/>
+        </w:rPr>
+        <w:t xml:space="preserve">function_role</w:t>
+      </w:r>
+      <w:r>
+        <w:rPr>
+          <w:rStyle w:val="KeywordTok"/>
+        </w:rPr>
+        <w:t xml:space="preserve">:</w:t>
+      </w:r>
+      <w:r>
+        <w:rPr>
+          <w:rStyle w:val="AttributeTok"/>
+        </w:rPr>
         <w:t xml:space="preserve"> Mitglied</w:t>
       </w:r>
       <w:r>
@@ -36578,14 +38666,14 @@
         <w:t xml:space="preserve">true</w:t>
       </w:r>
     </w:p>
-    <w:bookmarkEnd w:id="191"/>
-    <w:bookmarkStart w:id="192" w:name="X0845bcf2a073d7a8ccfb4c034304d565538985a"/>
+    <w:bookmarkEnd w:id="199"/>
+    <w:bookmarkStart w:id="200" w:name="Xb0713a3079c98b470c31c6d0a87571ecc4271ab"/>
     <w:p>
       <w:pPr>
         <w:pStyle w:val="Heading3"/>
       </w:pPr>
       <w:r>
-        <w:t xml:space="preserve">Example: InterestLink-interest_links_il_burkart_001</w:t>
+        <w:t xml:space="preserve">Example: InterestLink-interest_links_il_burkart_005</w:t>
       </w:r>
     </w:p>
     <w:p>
@@ -36608,7 +38696,7 @@
         <w:rPr>
           <w:rStyle w:val="AttributeTok"/>
         </w:rPr>
-        <w:t xml:space="preserve"> act:il_burkart_001</w:t>
+        <w:t xml:space="preserve"> act:il_burkart_005</w:t>
       </w:r>
       <w:r>
         <w:br/>
@@ -36725,7 +38813,7 @@
         <w:rPr>
           <w:rStyle w:val="AttributeTok"/>
         </w:rPr>
-        <w:t xml:space="preserve"> professional_activity</w:t>
+        <w:t xml:space="preserve"> association</w:t>
       </w:r>
       <w:r>
         <w:br/>
@@ -36746,7 +38834,7 @@
         <w:rPr>
           <w:rStyle w:val="AttributeTok"/>
         </w:rPr>
-        <w:t xml:space="preserve"> Burkart Advisory GmbH, Baden</w:t>
+        <w:t xml:space="preserve"> ASTAG Schweizerischer Nutzfahrzeugverband, Bern</w:t>
       </w:r>
       <w:r>
         <w:br/>
@@ -36767,7 +38855,7 @@
         <w:rPr>
           <w:rStyle w:val="AttributeTok"/>
         </w:rPr>
-        <w:t xml:space="preserve"> Gesellschaft mit beschränkter Haftung</w:t>
+        <w:t xml:space="preserve"> Verein</w:t>
       </w:r>
       <w:r>
         <w:br/>
@@ -36788,7 +38876,7 @@
         <w:rPr>
           <w:rStyle w:val="AttributeTok"/>
         </w:rPr>
-        <w:t xml:space="preserve"> Geschäftsleitung</w:t>
+        <w:t xml:space="preserve"> Zentralvorstand</w:t>
       </w:r>
       <w:r>
         <w:br/>
@@ -36809,7 +38897,7 @@
         <w:rPr>
           <w:rStyle w:val="AttributeTok"/>
         </w:rPr>
-        <w:t xml:space="preserve"> Geschäftsführer</w:t>
+        <w:t xml:space="preserve"> Präsident</w:t>
       </w:r>
       <w:r>
         <w:br/>
@@ -36837,2094 +38925,6 @@
           <w:rStyle w:val="CharTok"/>
         </w:rPr>
         <w:t xml:space="preserve">true</w:t>
-      </w:r>
-    </w:p>
-    <w:bookmarkEnd w:id="192"/>
-    <w:bookmarkStart w:id="193" w:name="X7d29cc7ff52120bdd45011480f3e6dc610515f2"/>
-    <w:p>
-      <w:pPr>
-        <w:pStyle w:val="Heading3"/>
-      </w:pPr>
-      <w:r>
-        <w:t xml:space="preserve">Example: InterestLink-interest_links_il_burkart_004</w:t>
-      </w:r>
-    </w:p>
-    <w:p>
-      <w:pPr>
-        <w:pStyle w:val="SourceCode"/>
-      </w:pPr>
-      <w:r>
-        <w:rPr>
-          <w:rStyle w:val="FunctionTok"/>
-        </w:rPr>
-        <w:t xml:space="preserve">global_uri</w:t>
-      </w:r>
-      <w:r>
-        <w:rPr>
-          <w:rStyle w:val="KeywordTok"/>
-        </w:rPr>
-        <w:t xml:space="preserve">:</w:t>
-      </w:r>
-      <w:r>
-        <w:rPr>
-          <w:rStyle w:val="AttributeTok"/>
-        </w:rPr>
-        <w:t xml:space="preserve"> act:il_burkart_004</w:t>
-      </w:r>
-      <w:r>
-        <w:br/>
-      </w:r>
-      <w:r>
-        <w:rPr>
-          <w:rStyle w:val="FunctionTok"/>
-        </w:rPr>
-        <w:t xml:space="preserve">person_reference</w:t>
-      </w:r>
-      <w:r>
-        <w:rPr>
-          <w:rStyle w:val="KeywordTok"/>
-        </w:rPr>
-        <w:t xml:space="preserve">:</w:t>
-      </w:r>
-      <w:r>
-        <w:br/>
-      </w:r>
-      <w:r>
-        <w:rPr>
-          <w:rStyle w:val="AttributeTok"/>
-        </w:rPr>
-        <w:t xml:space="preserve">  </w:t>
-      </w:r>
-      <w:r>
-        <w:rPr>
-          <w:rStyle w:val="FunctionTok"/>
-        </w:rPr>
-        <w:t xml:space="preserve">global_uri</w:t>
-      </w:r>
-      <w:r>
-        <w:rPr>
-          <w:rStyle w:val="KeywordTok"/>
-        </w:rPr>
-        <w:t xml:space="preserve">:</w:t>
-      </w:r>
-      <w:r>
-        <w:rPr>
-          <w:rStyle w:val="AttributeTok"/>
-        </w:rPr>
-        <w:t xml:space="preserve"> https://www.wikidata.org/wiki/Q23060472</w:t>
-      </w:r>
-      <w:r>
-        <w:br/>
-      </w:r>
-      <w:r>
-        <w:rPr>
-          <w:rStyle w:val="AttributeTok"/>
-        </w:rPr>
-        <w:t xml:space="preserve">  </w:t>
-      </w:r>
-      <w:r>
-        <w:rPr>
-          <w:rStyle w:val="FunctionTok"/>
-        </w:rPr>
-        <w:t xml:space="preserve">label</w:t>
-      </w:r>
-      <w:r>
-        <w:rPr>
-          <w:rStyle w:val="KeywordTok"/>
-        </w:rPr>
-        <w:t xml:space="preserve">:</w:t>
-      </w:r>
-      <w:r>
-        <w:rPr>
-          <w:rStyle w:val="AttributeTok"/>
-        </w:rPr>
-        <w:t xml:space="preserve"> Thierry Burkart</w:t>
-      </w:r>
-      <w:r>
-        <w:br/>
-      </w:r>
-      <w:r>
-        <w:rPr>
-          <w:rStyle w:val="AttributeTok"/>
-        </w:rPr>
-        <w:t xml:space="preserve">  </w:t>
-      </w:r>
-      <w:r>
-        <w:rPr>
-          <w:rStyle w:val="FunctionTok"/>
-        </w:rPr>
-        <w:t xml:space="preserve">group_label</w:t>
-      </w:r>
-      <w:r>
-        <w:rPr>
-          <w:rStyle w:val="KeywordTok"/>
-        </w:rPr>
-        <w:t xml:space="preserve">:</w:t>
-      </w:r>
-      <w:r>
-        <w:rPr>
-          <w:rStyle w:val="AttributeTok"/>
-        </w:rPr>
-        <w:t xml:space="preserve"> FDP.Die Liberalen</w:t>
-      </w:r>
-      <w:r>
-        <w:br/>
-      </w:r>
-      <w:r>
-        <w:rPr>
-          <w:rStyle w:val="FunctionTok"/>
-        </w:rPr>
-        <w:t xml:space="preserve">interest_type</w:t>
-      </w:r>
-      <w:r>
-        <w:rPr>
-          <w:rStyle w:val="KeywordTok"/>
-        </w:rPr>
-        <w:t xml:space="preserve">:</w:t>
-      </w:r>
-      <w:r>
-        <w:rPr>
-          <w:rStyle w:val="AttributeTok"/>
-        </w:rPr>
-        <w:t xml:space="preserve"> professional_activity</w:t>
-      </w:r>
-      <w:r>
-        <w:br/>
-      </w:r>
-      <w:r>
-        <w:rPr>
-          <w:rStyle w:val="FunctionTok"/>
-        </w:rPr>
-        <w:t xml:space="preserve">organization_label</w:t>
-      </w:r>
-      <w:r>
-        <w:rPr>
-          <w:rStyle w:val="KeywordTok"/>
-        </w:rPr>
-        <w:t xml:space="preserve">:</w:t>
-      </w:r>
-      <w:r>
-        <w:rPr>
-          <w:rStyle w:val="AttributeTok"/>
-        </w:rPr>
-        <w:t xml:space="preserve"> ELCA Group SA, Lausanne</w:t>
-      </w:r>
-      <w:r>
-        <w:br/>
-      </w:r>
-      <w:r>
-        <w:rPr>
-          <w:rStyle w:val="FunctionTok"/>
-        </w:rPr>
-        <w:t xml:space="preserve">legal_form</w:t>
-      </w:r>
-      <w:r>
-        <w:rPr>
-          <w:rStyle w:val="KeywordTok"/>
-        </w:rPr>
-        <w:t xml:space="preserve">:</w:t>
-      </w:r>
-      <w:r>
-        <w:rPr>
-          <w:rStyle w:val="AttributeTok"/>
-        </w:rPr>
-        <w:t xml:space="preserve"> Aktiengesellschaft</w:t>
-      </w:r>
-      <w:r>
-        <w:br/>
-      </w:r>
-      <w:r>
-        <w:rPr>
-          <w:rStyle w:val="FunctionTok"/>
-        </w:rPr>
-        <w:t xml:space="preserve">committee</w:t>
-      </w:r>
-      <w:r>
-        <w:rPr>
-          <w:rStyle w:val="KeywordTok"/>
-        </w:rPr>
-        <w:t xml:space="preserve">:</w:t>
-      </w:r>
-      <w:r>
-        <w:rPr>
-          <w:rStyle w:val="AttributeTok"/>
-        </w:rPr>
-        <w:t xml:space="preserve"> Verwaltungsrat</w:t>
-      </w:r>
-      <w:r>
-        <w:br/>
-      </w:r>
-      <w:r>
-        <w:rPr>
-          <w:rStyle w:val="FunctionTok"/>
-        </w:rPr>
-        <w:t xml:space="preserve">function_role</w:t>
-      </w:r>
-      <w:r>
-        <w:rPr>
-          <w:rStyle w:val="KeywordTok"/>
-        </w:rPr>
-        <w:t xml:space="preserve">:</w:t>
-      </w:r>
-      <w:r>
-        <w:rPr>
-          <w:rStyle w:val="AttributeTok"/>
-        </w:rPr>
-        <w:t xml:space="preserve"> Mitglied</w:t>
-      </w:r>
-      <w:r>
-        <w:br/>
-      </w:r>
-      <w:r>
-        <w:rPr>
-          <w:rStyle w:val="FunctionTok"/>
-        </w:rPr>
-        <w:t xml:space="preserve">is_paid</w:t>
-      </w:r>
-      <w:r>
-        <w:rPr>
-          <w:rStyle w:val="KeywordTok"/>
-        </w:rPr>
-        <w:t xml:space="preserve">:</w:t>
-      </w:r>
-      <w:r>
-        <w:rPr>
-          <w:rStyle w:val="AttributeTok"/>
-        </w:rPr>
-        <w:t xml:space="preserve"> </w:t>
-      </w:r>
-      <w:r>
-        <w:rPr>
-          <w:rStyle w:val="CharTok"/>
-        </w:rPr>
-        <w:t xml:space="preserve">true</w:t>
-      </w:r>
-    </w:p>
-    <w:bookmarkEnd w:id="193"/>
-    <w:bookmarkStart w:id="194" w:name="Xa40f2fb9d29f8ea37e0f78fc21991870728b003"/>
-    <w:p>
-      <w:pPr>
-        <w:pStyle w:val="Heading3"/>
-      </w:pPr>
-      <w:r>
-        <w:t xml:space="preserve">Example: InterestLink-interest_links_il_burkart_011</w:t>
-      </w:r>
-    </w:p>
-    <w:p>
-      <w:pPr>
-        <w:pStyle w:val="SourceCode"/>
-      </w:pPr>
-      <w:r>
-        <w:rPr>
-          <w:rStyle w:val="FunctionTok"/>
-        </w:rPr>
-        <w:t xml:space="preserve">global_uri</w:t>
-      </w:r>
-      <w:r>
-        <w:rPr>
-          <w:rStyle w:val="KeywordTok"/>
-        </w:rPr>
-        <w:t xml:space="preserve">:</w:t>
-      </w:r>
-      <w:r>
-        <w:rPr>
-          <w:rStyle w:val="AttributeTok"/>
-        </w:rPr>
-        <w:t xml:space="preserve"> act:il_burkart_011</w:t>
-      </w:r>
-      <w:r>
-        <w:br/>
-      </w:r>
-      <w:r>
-        <w:rPr>
-          <w:rStyle w:val="FunctionTok"/>
-        </w:rPr>
-        <w:t xml:space="preserve">person_reference</w:t>
-      </w:r>
-      <w:r>
-        <w:rPr>
-          <w:rStyle w:val="KeywordTok"/>
-        </w:rPr>
-        <w:t xml:space="preserve">:</w:t>
-      </w:r>
-      <w:r>
-        <w:br/>
-      </w:r>
-      <w:r>
-        <w:rPr>
-          <w:rStyle w:val="AttributeTok"/>
-        </w:rPr>
-        <w:t xml:space="preserve">  </w:t>
-      </w:r>
-      <w:r>
-        <w:rPr>
-          <w:rStyle w:val="FunctionTok"/>
-        </w:rPr>
-        <w:t xml:space="preserve">global_uri</w:t>
-      </w:r>
-      <w:r>
-        <w:rPr>
-          <w:rStyle w:val="KeywordTok"/>
-        </w:rPr>
-        <w:t xml:space="preserve">:</w:t>
-      </w:r>
-      <w:r>
-        <w:rPr>
-          <w:rStyle w:val="AttributeTok"/>
-        </w:rPr>
-        <w:t xml:space="preserve"> https://www.wikidata.org/wiki/Q23060472</w:t>
-      </w:r>
-      <w:r>
-        <w:br/>
-      </w:r>
-      <w:r>
-        <w:rPr>
-          <w:rStyle w:val="AttributeTok"/>
-        </w:rPr>
-        <w:t xml:space="preserve">  </w:t>
-      </w:r>
-      <w:r>
-        <w:rPr>
-          <w:rStyle w:val="FunctionTok"/>
-        </w:rPr>
-        <w:t xml:space="preserve">label</w:t>
-      </w:r>
-      <w:r>
-        <w:rPr>
-          <w:rStyle w:val="KeywordTok"/>
-        </w:rPr>
-        <w:t xml:space="preserve">:</w:t>
-      </w:r>
-      <w:r>
-        <w:rPr>
-          <w:rStyle w:val="AttributeTok"/>
-        </w:rPr>
-        <w:t xml:space="preserve"> Thierry Burkart</w:t>
-      </w:r>
-      <w:r>
-        <w:br/>
-      </w:r>
-      <w:r>
-        <w:rPr>
-          <w:rStyle w:val="AttributeTok"/>
-        </w:rPr>
-        <w:t xml:space="preserve">  </w:t>
-      </w:r>
-      <w:r>
-        <w:rPr>
-          <w:rStyle w:val="FunctionTok"/>
-        </w:rPr>
-        <w:t xml:space="preserve">group_label</w:t>
-      </w:r>
-      <w:r>
-        <w:rPr>
-          <w:rStyle w:val="KeywordTok"/>
-        </w:rPr>
-        <w:t xml:space="preserve">:</w:t>
-      </w:r>
-      <w:r>
-        <w:rPr>
-          <w:rStyle w:val="AttributeTok"/>
-        </w:rPr>
-        <w:t xml:space="preserve"> FDP.Die Liberalen</w:t>
-      </w:r>
-      <w:r>
-        <w:br/>
-      </w:r>
-      <w:r>
-        <w:rPr>
-          <w:rStyle w:val="FunctionTok"/>
-        </w:rPr>
-        <w:t xml:space="preserve">interest_type</w:t>
-      </w:r>
-      <w:r>
-        <w:rPr>
-          <w:rStyle w:val="KeywordTok"/>
-        </w:rPr>
-        <w:t xml:space="preserve">:</w:t>
-      </w:r>
-      <w:r>
-        <w:rPr>
-          <w:rStyle w:val="AttributeTok"/>
-        </w:rPr>
-        <w:t xml:space="preserve"> association</w:t>
-      </w:r>
-      <w:r>
-        <w:br/>
-      </w:r>
-      <w:r>
-        <w:rPr>
-          <w:rStyle w:val="FunctionTok"/>
-        </w:rPr>
-        <w:t xml:space="preserve">organization_label</w:t>
-      </w:r>
-      <w:r>
-        <w:rPr>
-          <w:rStyle w:val="KeywordTok"/>
-        </w:rPr>
-        <w:t xml:space="preserve">:</w:t>
-      </w:r>
-      <w:r>
-        <w:rPr>
-          <w:rStyle w:val="AttributeTok"/>
-        </w:rPr>
-        <w:t xml:space="preserve"> Verein Landesausstellung Svizra27, Aarau</w:t>
-      </w:r>
-      <w:r>
-        <w:br/>
-      </w:r>
-      <w:r>
-        <w:rPr>
-          <w:rStyle w:val="FunctionTok"/>
-        </w:rPr>
-        <w:t xml:space="preserve">legal_form</w:t>
-      </w:r>
-      <w:r>
-        <w:rPr>
-          <w:rStyle w:val="KeywordTok"/>
-        </w:rPr>
-        <w:t xml:space="preserve">:</w:t>
-      </w:r>
-      <w:r>
-        <w:rPr>
-          <w:rStyle w:val="AttributeTok"/>
-        </w:rPr>
-        <w:t xml:space="preserve"> Verein</w:t>
-      </w:r>
-      <w:r>
-        <w:br/>
-      </w:r>
-      <w:r>
-        <w:rPr>
-          <w:rStyle w:val="FunctionTok"/>
-        </w:rPr>
-        <w:t xml:space="preserve">committee</w:t>
-      </w:r>
-      <w:r>
-        <w:rPr>
-          <w:rStyle w:val="KeywordTok"/>
-        </w:rPr>
-        <w:t xml:space="preserve">:</w:t>
-      </w:r>
-      <w:r>
-        <w:rPr>
-          <w:rStyle w:val="AttributeTok"/>
-        </w:rPr>
-        <w:t xml:space="preserve"> Vorstand</w:t>
-      </w:r>
-      <w:r>
-        <w:br/>
-      </w:r>
-      <w:r>
-        <w:rPr>
-          <w:rStyle w:val="FunctionTok"/>
-        </w:rPr>
-        <w:t xml:space="preserve">function_role</w:t>
-      </w:r>
-      <w:r>
-        <w:rPr>
-          <w:rStyle w:val="KeywordTok"/>
-        </w:rPr>
-        <w:t xml:space="preserve">:</w:t>
-      </w:r>
-      <w:r>
-        <w:rPr>
-          <w:rStyle w:val="AttributeTok"/>
-        </w:rPr>
-        <w:t xml:space="preserve"> Mitglied</w:t>
-      </w:r>
-      <w:r>
-        <w:br/>
-      </w:r>
-      <w:r>
-        <w:rPr>
-          <w:rStyle w:val="FunctionTok"/>
-        </w:rPr>
-        <w:t xml:space="preserve">is_paid</w:t>
-      </w:r>
-      <w:r>
-        <w:rPr>
-          <w:rStyle w:val="KeywordTok"/>
-        </w:rPr>
-        <w:t xml:space="preserve">:</w:t>
-      </w:r>
-      <w:r>
-        <w:rPr>
-          <w:rStyle w:val="AttributeTok"/>
-        </w:rPr>
-        <w:t xml:space="preserve"> </w:t>
-      </w:r>
-      <w:r>
-        <w:rPr>
-          <w:rStyle w:val="CharTok"/>
-        </w:rPr>
-        <w:t xml:space="preserve">false</w:t>
-      </w:r>
-    </w:p>
-    <w:bookmarkEnd w:id="194"/>
-    <w:bookmarkStart w:id="195" w:name="Xada6c64672c2c5d2dde948a9b1776690af4c26f"/>
-    <w:p>
-      <w:pPr>
-        <w:pStyle w:val="Heading3"/>
-      </w:pPr>
-      <w:r>
-        <w:t xml:space="preserve">Example: InterestLink-interest_links_il_burkart_009</w:t>
-      </w:r>
-    </w:p>
-    <w:p>
-      <w:pPr>
-        <w:pStyle w:val="SourceCode"/>
-      </w:pPr>
-      <w:r>
-        <w:rPr>
-          <w:rStyle w:val="FunctionTok"/>
-        </w:rPr>
-        <w:t xml:space="preserve">global_uri</w:t>
-      </w:r>
-      <w:r>
-        <w:rPr>
-          <w:rStyle w:val="KeywordTok"/>
-        </w:rPr>
-        <w:t xml:space="preserve">:</w:t>
-      </w:r>
-      <w:r>
-        <w:rPr>
-          <w:rStyle w:val="AttributeTok"/>
-        </w:rPr>
-        <w:t xml:space="preserve"> act:il_burkart_009</w:t>
-      </w:r>
-      <w:r>
-        <w:br/>
-      </w:r>
-      <w:r>
-        <w:rPr>
-          <w:rStyle w:val="FunctionTok"/>
-        </w:rPr>
-        <w:t xml:space="preserve">person_reference</w:t>
-      </w:r>
-      <w:r>
-        <w:rPr>
-          <w:rStyle w:val="KeywordTok"/>
-        </w:rPr>
-        <w:t xml:space="preserve">:</w:t>
-      </w:r>
-      <w:r>
-        <w:br/>
-      </w:r>
-      <w:r>
-        <w:rPr>
-          <w:rStyle w:val="AttributeTok"/>
-        </w:rPr>
-        <w:t xml:space="preserve">  </w:t>
-      </w:r>
-      <w:r>
-        <w:rPr>
-          <w:rStyle w:val="FunctionTok"/>
-        </w:rPr>
-        <w:t xml:space="preserve">global_uri</w:t>
-      </w:r>
-      <w:r>
-        <w:rPr>
-          <w:rStyle w:val="KeywordTok"/>
-        </w:rPr>
-        <w:t xml:space="preserve">:</w:t>
-      </w:r>
-      <w:r>
-        <w:rPr>
-          <w:rStyle w:val="AttributeTok"/>
-        </w:rPr>
-        <w:t xml:space="preserve"> https://www.wikidata.org/wiki/Q23060472</w:t>
-      </w:r>
-      <w:r>
-        <w:br/>
-      </w:r>
-      <w:r>
-        <w:rPr>
-          <w:rStyle w:val="AttributeTok"/>
-        </w:rPr>
-        <w:t xml:space="preserve">  </w:t>
-      </w:r>
-      <w:r>
-        <w:rPr>
-          <w:rStyle w:val="FunctionTok"/>
-        </w:rPr>
-        <w:t xml:space="preserve">label</w:t>
-      </w:r>
-      <w:r>
-        <w:rPr>
-          <w:rStyle w:val="KeywordTok"/>
-        </w:rPr>
-        <w:t xml:space="preserve">:</w:t>
-      </w:r>
-      <w:r>
-        <w:rPr>
-          <w:rStyle w:val="AttributeTok"/>
-        </w:rPr>
-        <w:t xml:space="preserve"> Thierry Burkart</w:t>
-      </w:r>
-      <w:r>
-        <w:br/>
-      </w:r>
-      <w:r>
-        <w:rPr>
-          <w:rStyle w:val="AttributeTok"/>
-        </w:rPr>
-        <w:t xml:space="preserve">  </w:t>
-      </w:r>
-      <w:r>
-        <w:rPr>
-          <w:rStyle w:val="FunctionTok"/>
-        </w:rPr>
-        <w:t xml:space="preserve">group_label</w:t>
-      </w:r>
-      <w:r>
-        <w:rPr>
-          <w:rStyle w:val="KeywordTok"/>
-        </w:rPr>
-        <w:t xml:space="preserve">:</w:t>
-      </w:r>
-      <w:r>
-        <w:rPr>
-          <w:rStyle w:val="AttributeTok"/>
-        </w:rPr>
-        <w:t xml:space="preserve"> FDP.Die Liberalen</w:t>
-      </w:r>
-      <w:r>
-        <w:br/>
-      </w:r>
-      <w:r>
-        <w:rPr>
-          <w:rStyle w:val="FunctionTok"/>
-        </w:rPr>
-        <w:t xml:space="preserve">interest_type</w:t>
-      </w:r>
-      <w:r>
-        <w:rPr>
-          <w:rStyle w:val="KeywordTok"/>
-        </w:rPr>
-        <w:t xml:space="preserve">:</w:t>
-      </w:r>
-      <w:r>
-        <w:rPr>
-          <w:rStyle w:val="AttributeTok"/>
-        </w:rPr>
-        <w:t xml:space="preserve"> association</w:t>
-      </w:r>
-      <w:r>
-        <w:br/>
-      </w:r>
-      <w:r>
-        <w:rPr>
-          <w:rStyle w:val="FunctionTok"/>
-        </w:rPr>
-        <w:t xml:space="preserve">organization_label</w:t>
-      </w:r>
-      <w:r>
-        <w:rPr>
-          <w:rStyle w:val="KeywordTok"/>
-        </w:rPr>
-        <w:t xml:space="preserve">:</w:t>
-      </w:r>
-      <w:r>
-        <w:rPr>
-          <w:rStyle w:val="AttributeTok"/>
-        </w:rPr>
-        <w:t xml:space="preserve"> SUISSEDIGITAL Verband für Kommunikationsnetze</w:t>
-      </w:r>
-      <w:r>
-        <w:br/>
-      </w:r>
-      <w:r>
-        <w:rPr>
-          <w:rStyle w:val="FunctionTok"/>
-        </w:rPr>
-        <w:t xml:space="preserve">legal_form</w:t>
-      </w:r>
-      <w:r>
-        <w:rPr>
-          <w:rStyle w:val="KeywordTok"/>
-        </w:rPr>
-        <w:t xml:space="preserve">:</w:t>
-      </w:r>
-      <w:r>
-        <w:rPr>
-          <w:rStyle w:val="AttributeTok"/>
-        </w:rPr>
-        <w:t xml:space="preserve"> Verein</w:t>
-      </w:r>
-      <w:r>
-        <w:br/>
-      </w:r>
-      <w:r>
-        <w:rPr>
-          <w:rStyle w:val="FunctionTok"/>
-        </w:rPr>
-        <w:t xml:space="preserve">committee</w:t>
-      </w:r>
-      <w:r>
-        <w:rPr>
-          <w:rStyle w:val="KeywordTok"/>
-        </w:rPr>
-        <w:t xml:space="preserve">:</w:t>
-      </w:r>
-      <w:r>
-        <w:rPr>
-          <w:rStyle w:val="AttributeTok"/>
-        </w:rPr>
-        <w:t xml:space="preserve"> Vorstand</w:t>
-      </w:r>
-      <w:r>
-        <w:br/>
-      </w:r>
-      <w:r>
-        <w:rPr>
-          <w:rStyle w:val="FunctionTok"/>
-        </w:rPr>
-        <w:t xml:space="preserve">function_role</w:t>
-      </w:r>
-      <w:r>
-        <w:rPr>
-          <w:rStyle w:val="KeywordTok"/>
-        </w:rPr>
-        <w:t xml:space="preserve">:</w:t>
-      </w:r>
-      <w:r>
-        <w:rPr>
-          <w:rStyle w:val="AttributeTok"/>
-        </w:rPr>
-        <w:t xml:space="preserve"> Mitglied</w:t>
-      </w:r>
-      <w:r>
-        <w:br/>
-      </w:r>
-      <w:r>
-        <w:rPr>
-          <w:rStyle w:val="FunctionTok"/>
-        </w:rPr>
-        <w:t xml:space="preserve">is_paid</w:t>
-      </w:r>
-      <w:r>
-        <w:rPr>
-          <w:rStyle w:val="KeywordTok"/>
-        </w:rPr>
-        <w:t xml:space="preserve">:</w:t>
-      </w:r>
-      <w:r>
-        <w:rPr>
-          <w:rStyle w:val="AttributeTok"/>
-        </w:rPr>
-        <w:t xml:space="preserve"> </w:t>
-      </w:r>
-      <w:r>
-        <w:rPr>
-          <w:rStyle w:val="CharTok"/>
-        </w:rPr>
-        <w:t xml:space="preserve">true</w:t>
-      </w:r>
-    </w:p>
-    <w:bookmarkEnd w:id="195"/>
-    <w:bookmarkStart w:id="196" w:name="X67a57fa17931c1870747e25cf16d5ce99900d38"/>
-    <w:p>
-      <w:pPr>
-        <w:pStyle w:val="Heading3"/>
-      </w:pPr>
-      <w:r>
-        <w:t xml:space="preserve">Example: InterestLink-interest_links_il_burkart_006</w:t>
-      </w:r>
-    </w:p>
-    <w:p>
-      <w:pPr>
-        <w:pStyle w:val="SourceCode"/>
-      </w:pPr>
-      <w:r>
-        <w:rPr>
-          <w:rStyle w:val="FunctionTok"/>
-        </w:rPr>
-        <w:t xml:space="preserve">global_uri</w:t>
-      </w:r>
-      <w:r>
-        <w:rPr>
-          <w:rStyle w:val="KeywordTok"/>
-        </w:rPr>
-        <w:t xml:space="preserve">:</w:t>
-      </w:r>
-      <w:r>
-        <w:rPr>
-          <w:rStyle w:val="AttributeTok"/>
-        </w:rPr>
-        <w:t xml:space="preserve"> act:il_burkart_006</w:t>
-      </w:r>
-      <w:r>
-        <w:br/>
-      </w:r>
-      <w:r>
-        <w:rPr>
-          <w:rStyle w:val="FunctionTok"/>
-        </w:rPr>
-        <w:t xml:space="preserve">person_reference</w:t>
-      </w:r>
-      <w:r>
-        <w:rPr>
-          <w:rStyle w:val="KeywordTok"/>
-        </w:rPr>
-        <w:t xml:space="preserve">:</w:t>
-      </w:r>
-      <w:r>
-        <w:br/>
-      </w:r>
-      <w:r>
-        <w:rPr>
-          <w:rStyle w:val="AttributeTok"/>
-        </w:rPr>
-        <w:t xml:space="preserve">  </w:t>
-      </w:r>
-      <w:r>
-        <w:rPr>
-          <w:rStyle w:val="FunctionTok"/>
-        </w:rPr>
-        <w:t xml:space="preserve">global_uri</w:t>
-      </w:r>
-      <w:r>
-        <w:rPr>
-          <w:rStyle w:val="KeywordTok"/>
-        </w:rPr>
-        <w:t xml:space="preserve">:</w:t>
-      </w:r>
-      <w:r>
-        <w:rPr>
-          <w:rStyle w:val="AttributeTok"/>
-        </w:rPr>
-        <w:t xml:space="preserve"> https://www.wikidata.org/wiki/Q23060472</w:t>
-      </w:r>
-      <w:r>
-        <w:br/>
-      </w:r>
-      <w:r>
-        <w:rPr>
-          <w:rStyle w:val="AttributeTok"/>
-        </w:rPr>
-        <w:t xml:space="preserve">  </w:t>
-      </w:r>
-      <w:r>
-        <w:rPr>
-          <w:rStyle w:val="FunctionTok"/>
-        </w:rPr>
-        <w:t xml:space="preserve">label</w:t>
-      </w:r>
-      <w:r>
-        <w:rPr>
-          <w:rStyle w:val="KeywordTok"/>
-        </w:rPr>
-        <w:t xml:space="preserve">:</w:t>
-      </w:r>
-      <w:r>
-        <w:rPr>
-          <w:rStyle w:val="AttributeTok"/>
-        </w:rPr>
-        <w:t xml:space="preserve"> Thierry Burkart</w:t>
-      </w:r>
-      <w:r>
-        <w:br/>
-      </w:r>
-      <w:r>
-        <w:rPr>
-          <w:rStyle w:val="AttributeTok"/>
-        </w:rPr>
-        <w:t xml:space="preserve">  </w:t>
-      </w:r>
-      <w:r>
-        <w:rPr>
-          <w:rStyle w:val="FunctionTok"/>
-        </w:rPr>
-        <w:t xml:space="preserve">group_label</w:t>
-      </w:r>
-      <w:r>
-        <w:rPr>
-          <w:rStyle w:val="KeywordTok"/>
-        </w:rPr>
-        <w:t xml:space="preserve">:</w:t>
-      </w:r>
-      <w:r>
-        <w:rPr>
-          <w:rStyle w:val="AttributeTok"/>
-        </w:rPr>
-        <w:t xml:space="preserve"> FDP.Die Liberalen</w:t>
-      </w:r>
-      <w:r>
-        <w:br/>
-      </w:r>
-      <w:r>
-        <w:rPr>
-          <w:rStyle w:val="FunctionTok"/>
-        </w:rPr>
-        <w:t xml:space="preserve">interest_type</w:t>
-      </w:r>
-      <w:r>
-        <w:rPr>
-          <w:rStyle w:val="KeywordTok"/>
-        </w:rPr>
-        <w:t xml:space="preserve">:</w:t>
-      </w:r>
-      <w:r>
-        <w:rPr>
-          <w:rStyle w:val="AttributeTok"/>
-        </w:rPr>
-        <w:t xml:space="preserve"> association</w:t>
-      </w:r>
-      <w:r>
-        <w:br/>
-      </w:r>
-      <w:r>
-        <w:rPr>
-          <w:rStyle w:val="FunctionTok"/>
-        </w:rPr>
-        <w:t xml:space="preserve">organization_label</w:t>
-      </w:r>
-      <w:r>
-        <w:rPr>
-          <w:rStyle w:val="KeywordTok"/>
-        </w:rPr>
-        <w:t xml:space="preserve">:</w:t>
-      </w:r>
-      <w:r>
-        <w:rPr>
-          <w:rStyle w:val="AttributeTok"/>
-        </w:rPr>
-        <w:t xml:space="preserve"> FDP.Die Liberalen</w:t>
-      </w:r>
-      <w:r>
-        <w:br/>
-      </w:r>
-      <w:r>
-        <w:rPr>
-          <w:rStyle w:val="FunctionTok"/>
-        </w:rPr>
-        <w:t xml:space="preserve">legal_form</w:t>
-      </w:r>
-      <w:r>
-        <w:rPr>
-          <w:rStyle w:val="KeywordTok"/>
-        </w:rPr>
-        <w:t xml:space="preserve">:</w:t>
-      </w:r>
-      <w:r>
-        <w:rPr>
-          <w:rStyle w:val="AttributeTok"/>
-        </w:rPr>
-        <w:t xml:space="preserve"> Verein</w:t>
-      </w:r>
-      <w:r>
-        <w:br/>
-      </w:r>
-      <w:r>
-        <w:rPr>
-          <w:rStyle w:val="FunctionTok"/>
-        </w:rPr>
-        <w:t xml:space="preserve">committee</w:t>
-      </w:r>
-      <w:r>
-        <w:rPr>
-          <w:rStyle w:val="KeywordTok"/>
-        </w:rPr>
-        <w:t xml:space="preserve">:</w:t>
-      </w:r>
-      <w:r>
-        <w:rPr>
-          <w:rStyle w:val="AttributeTok"/>
-        </w:rPr>
-        <w:t xml:space="preserve"> Vorstand</w:t>
-      </w:r>
-      <w:r>
-        <w:br/>
-      </w:r>
-      <w:r>
-        <w:rPr>
-          <w:rStyle w:val="FunctionTok"/>
-        </w:rPr>
-        <w:t xml:space="preserve">function_role</w:t>
-      </w:r>
-      <w:r>
-        <w:rPr>
-          <w:rStyle w:val="KeywordTok"/>
-        </w:rPr>
-        <w:t xml:space="preserve">:</w:t>
-      </w:r>
-      <w:r>
-        <w:rPr>
-          <w:rStyle w:val="AttributeTok"/>
-        </w:rPr>
-        <w:t xml:space="preserve"> Präsident</w:t>
-      </w:r>
-      <w:r>
-        <w:br/>
-      </w:r>
-      <w:r>
-        <w:rPr>
-          <w:rStyle w:val="FunctionTok"/>
-        </w:rPr>
-        <w:t xml:space="preserve">is_paid</w:t>
-      </w:r>
-      <w:r>
-        <w:rPr>
-          <w:rStyle w:val="KeywordTok"/>
-        </w:rPr>
-        <w:t xml:space="preserve">:</w:t>
-      </w:r>
-      <w:r>
-        <w:rPr>
-          <w:rStyle w:val="AttributeTok"/>
-        </w:rPr>
-        <w:t xml:space="preserve"> </w:t>
-      </w:r>
-      <w:r>
-        <w:rPr>
-          <w:rStyle w:val="CharTok"/>
-        </w:rPr>
-        <w:t xml:space="preserve">true</w:t>
-      </w:r>
-    </w:p>
-    <w:bookmarkEnd w:id="196"/>
-    <w:bookmarkStart w:id="197" w:name="Xc0dc9173d5ec4cfe64b497c9e47d80eb9698f95"/>
-    <w:p>
-      <w:pPr>
-        <w:pStyle w:val="Heading3"/>
-      </w:pPr>
-      <w:r>
-        <w:t xml:space="preserve">Example: InterestLink-interest_links_il_burkart_008</w:t>
-      </w:r>
-    </w:p>
-    <w:p>
-      <w:pPr>
-        <w:pStyle w:val="SourceCode"/>
-      </w:pPr>
-      <w:r>
-        <w:rPr>
-          <w:rStyle w:val="FunctionTok"/>
-        </w:rPr>
-        <w:t xml:space="preserve">global_uri</w:t>
-      </w:r>
-      <w:r>
-        <w:rPr>
-          <w:rStyle w:val="KeywordTok"/>
-        </w:rPr>
-        <w:t xml:space="preserve">:</w:t>
-      </w:r>
-      <w:r>
-        <w:rPr>
-          <w:rStyle w:val="AttributeTok"/>
-        </w:rPr>
-        <w:t xml:space="preserve"> act:il_burkart_008</w:t>
-      </w:r>
-      <w:r>
-        <w:br/>
-      </w:r>
-      <w:r>
-        <w:rPr>
-          <w:rStyle w:val="FunctionTok"/>
-        </w:rPr>
-        <w:t xml:space="preserve">person_reference</w:t>
-      </w:r>
-      <w:r>
-        <w:rPr>
-          <w:rStyle w:val="KeywordTok"/>
-        </w:rPr>
-        <w:t xml:space="preserve">:</w:t>
-      </w:r>
-      <w:r>
-        <w:br/>
-      </w:r>
-      <w:r>
-        <w:rPr>
-          <w:rStyle w:val="AttributeTok"/>
-        </w:rPr>
-        <w:t xml:space="preserve">  </w:t>
-      </w:r>
-      <w:r>
-        <w:rPr>
-          <w:rStyle w:val="FunctionTok"/>
-        </w:rPr>
-        <w:t xml:space="preserve">global_uri</w:t>
-      </w:r>
-      <w:r>
-        <w:rPr>
-          <w:rStyle w:val="KeywordTok"/>
-        </w:rPr>
-        <w:t xml:space="preserve">:</w:t>
-      </w:r>
-      <w:r>
-        <w:rPr>
-          <w:rStyle w:val="AttributeTok"/>
-        </w:rPr>
-        <w:t xml:space="preserve"> https://www.wikidata.org/wiki/Q23060472</w:t>
-      </w:r>
-      <w:r>
-        <w:br/>
-      </w:r>
-      <w:r>
-        <w:rPr>
-          <w:rStyle w:val="AttributeTok"/>
-        </w:rPr>
-        <w:t xml:space="preserve">  </w:t>
-      </w:r>
-      <w:r>
-        <w:rPr>
-          <w:rStyle w:val="FunctionTok"/>
-        </w:rPr>
-        <w:t xml:space="preserve">label</w:t>
-      </w:r>
-      <w:r>
-        <w:rPr>
-          <w:rStyle w:val="KeywordTok"/>
-        </w:rPr>
-        <w:t xml:space="preserve">:</w:t>
-      </w:r>
-      <w:r>
-        <w:rPr>
-          <w:rStyle w:val="AttributeTok"/>
-        </w:rPr>
-        <w:t xml:space="preserve"> Thierry Burkart</w:t>
-      </w:r>
-      <w:r>
-        <w:br/>
-      </w:r>
-      <w:r>
-        <w:rPr>
-          <w:rStyle w:val="AttributeTok"/>
-        </w:rPr>
-        <w:t xml:space="preserve">  </w:t>
-      </w:r>
-      <w:r>
-        <w:rPr>
-          <w:rStyle w:val="FunctionTok"/>
-        </w:rPr>
-        <w:t xml:space="preserve">group_label</w:t>
-      </w:r>
-      <w:r>
-        <w:rPr>
-          <w:rStyle w:val="KeywordTok"/>
-        </w:rPr>
-        <w:t xml:space="preserve">:</w:t>
-      </w:r>
-      <w:r>
-        <w:rPr>
-          <w:rStyle w:val="AttributeTok"/>
-        </w:rPr>
-        <w:t xml:space="preserve"> FDP.Die Liberalen</w:t>
-      </w:r>
-      <w:r>
-        <w:br/>
-      </w:r>
-      <w:r>
-        <w:rPr>
-          <w:rStyle w:val="FunctionTok"/>
-        </w:rPr>
-        <w:t xml:space="preserve">interest_type</w:t>
-      </w:r>
-      <w:r>
-        <w:rPr>
-          <w:rStyle w:val="KeywordTok"/>
-        </w:rPr>
-        <w:t xml:space="preserve">:</w:t>
-      </w:r>
-      <w:r>
-        <w:rPr>
-          <w:rStyle w:val="AttributeTok"/>
-        </w:rPr>
-        <w:t xml:space="preserve"> professional_activity</w:t>
-      </w:r>
-      <w:r>
-        <w:br/>
-      </w:r>
-      <w:r>
-        <w:rPr>
-          <w:rStyle w:val="FunctionTok"/>
-        </w:rPr>
-        <w:t xml:space="preserve">organization_label</w:t>
-      </w:r>
-      <w:r>
-        <w:rPr>
-          <w:rStyle w:val="KeywordTok"/>
-        </w:rPr>
-        <w:t xml:space="preserve">:</w:t>
-      </w:r>
-      <w:r>
-        <w:rPr>
-          <w:rStyle w:val="AttributeTok"/>
-        </w:rPr>
-        <w:t xml:space="preserve"> Stiebel Eltron AG, Lupfig</w:t>
-      </w:r>
-      <w:r>
-        <w:br/>
-      </w:r>
-      <w:r>
-        <w:rPr>
-          <w:rStyle w:val="FunctionTok"/>
-        </w:rPr>
-        <w:t xml:space="preserve">legal_form</w:t>
-      </w:r>
-      <w:r>
-        <w:rPr>
-          <w:rStyle w:val="KeywordTok"/>
-        </w:rPr>
-        <w:t xml:space="preserve">:</w:t>
-      </w:r>
-      <w:r>
-        <w:rPr>
-          <w:rStyle w:val="AttributeTok"/>
-        </w:rPr>
-        <w:t xml:space="preserve"> Aktiengesellschaft</w:t>
-      </w:r>
-      <w:r>
-        <w:br/>
-      </w:r>
-      <w:r>
-        <w:rPr>
-          <w:rStyle w:val="FunctionTok"/>
-        </w:rPr>
-        <w:t xml:space="preserve">committee</w:t>
-      </w:r>
-      <w:r>
-        <w:rPr>
-          <w:rStyle w:val="KeywordTok"/>
-        </w:rPr>
-        <w:t xml:space="preserve">:</w:t>
-      </w:r>
-      <w:r>
-        <w:rPr>
-          <w:rStyle w:val="AttributeTok"/>
-        </w:rPr>
-        <w:t xml:space="preserve"> Beirat</w:t>
-      </w:r>
-      <w:r>
-        <w:br/>
-      </w:r>
-      <w:r>
-        <w:rPr>
-          <w:rStyle w:val="FunctionTok"/>
-        </w:rPr>
-        <w:t xml:space="preserve">function_role</w:t>
-      </w:r>
-      <w:r>
-        <w:rPr>
-          <w:rStyle w:val="KeywordTok"/>
-        </w:rPr>
-        <w:t xml:space="preserve">:</w:t>
-      </w:r>
-      <w:r>
-        <w:rPr>
-          <w:rStyle w:val="AttributeTok"/>
-        </w:rPr>
-        <w:t xml:space="preserve"> Beirat</w:t>
-      </w:r>
-      <w:r>
-        <w:br/>
-      </w:r>
-      <w:r>
-        <w:rPr>
-          <w:rStyle w:val="FunctionTok"/>
-        </w:rPr>
-        <w:t xml:space="preserve">is_paid</w:t>
-      </w:r>
-      <w:r>
-        <w:rPr>
-          <w:rStyle w:val="KeywordTok"/>
-        </w:rPr>
-        <w:t xml:space="preserve">:</w:t>
-      </w:r>
-      <w:r>
-        <w:rPr>
-          <w:rStyle w:val="AttributeTok"/>
-        </w:rPr>
-        <w:t xml:space="preserve"> </w:t>
-      </w:r>
-      <w:r>
-        <w:rPr>
-          <w:rStyle w:val="CharTok"/>
-        </w:rPr>
-        <w:t xml:space="preserve">true</w:t>
-      </w:r>
-    </w:p>
-    <w:bookmarkEnd w:id="197"/>
-    <w:bookmarkStart w:id="198" w:name="Xb0713a3079c98b470c31c6d0a87571ecc4271ab"/>
-    <w:p>
-      <w:pPr>
-        <w:pStyle w:val="Heading3"/>
-      </w:pPr>
-      <w:r>
-        <w:t xml:space="preserve">Example: InterestLink-interest_links_il_burkart_005</w:t>
-      </w:r>
-    </w:p>
-    <w:p>
-      <w:pPr>
-        <w:pStyle w:val="SourceCode"/>
-      </w:pPr>
-      <w:r>
-        <w:rPr>
-          <w:rStyle w:val="FunctionTok"/>
-        </w:rPr>
-        <w:t xml:space="preserve">global_uri</w:t>
-      </w:r>
-      <w:r>
-        <w:rPr>
-          <w:rStyle w:val="KeywordTok"/>
-        </w:rPr>
-        <w:t xml:space="preserve">:</w:t>
-      </w:r>
-      <w:r>
-        <w:rPr>
-          <w:rStyle w:val="AttributeTok"/>
-        </w:rPr>
-        <w:t xml:space="preserve"> act:il_burkart_005</w:t>
-      </w:r>
-      <w:r>
-        <w:br/>
-      </w:r>
-      <w:r>
-        <w:rPr>
-          <w:rStyle w:val="FunctionTok"/>
-        </w:rPr>
-        <w:t xml:space="preserve">person_reference</w:t>
-      </w:r>
-      <w:r>
-        <w:rPr>
-          <w:rStyle w:val="KeywordTok"/>
-        </w:rPr>
-        <w:t xml:space="preserve">:</w:t>
-      </w:r>
-      <w:r>
-        <w:br/>
-      </w:r>
-      <w:r>
-        <w:rPr>
-          <w:rStyle w:val="AttributeTok"/>
-        </w:rPr>
-        <w:t xml:space="preserve">  </w:t>
-      </w:r>
-      <w:r>
-        <w:rPr>
-          <w:rStyle w:val="FunctionTok"/>
-        </w:rPr>
-        <w:t xml:space="preserve">global_uri</w:t>
-      </w:r>
-      <w:r>
-        <w:rPr>
-          <w:rStyle w:val="KeywordTok"/>
-        </w:rPr>
-        <w:t xml:space="preserve">:</w:t>
-      </w:r>
-      <w:r>
-        <w:rPr>
-          <w:rStyle w:val="AttributeTok"/>
-        </w:rPr>
-        <w:t xml:space="preserve"> https://www.wikidata.org/wiki/Q23060472</w:t>
-      </w:r>
-      <w:r>
-        <w:br/>
-      </w:r>
-      <w:r>
-        <w:rPr>
-          <w:rStyle w:val="AttributeTok"/>
-        </w:rPr>
-        <w:t xml:space="preserve">  </w:t>
-      </w:r>
-      <w:r>
-        <w:rPr>
-          <w:rStyle w:val="FunctionTok"/>
-        </w:rPr>
-        <w:t xml:space="preserve">label</w:t>
-      </w:r>
-      <w:r>
-        <w:rPr>
-          <w:rStyle w:val="KeywordTok"/>
-        </w:rPr>
-        <w:t xml:space="preserve">:</w:t>
-      </w:r>
-      <w:r>
-        <w:rPr>
-          <w:rStyle w:val="AttributeTok"/>
-        </w:rPr>
-        <w:t xml:space="preserve"> Thierry Burkart</w:t>
-      </w:r>
-      <w:r>
-        <w:br/>
-      </w:r>
-      <w:r>
-        <w:rPr>
-          <w:rStyle w:val="AttributeTok"/>
-        </w:rPr>
-        <w:t xml:space="preserve">  </w:t>
-      </w:r>
-      <w:r>
-        <w:rPr>
-          <w:rStyle w:val="FunctionTok"/>
-        </w:rPr>
-        <w:t xml:space="preserve">group_label</w:t>
-      </w:r>
-      <w:r>
-        <w:rPr>
-          <w:rStyle w:val="KeywordTok"/>
-        </w:rPr>
-        <w:t xml:space="preserve">:</w:t>
-      </w:r>
-      <w:r>
-        <w:rPr>
-          <w:rStyle w:val="AttributeTok"/>
-        </w:rPr>
-        <w:t xml:space="preserve"> FDP.Die Liberalen</w:t>
-      </w:r>
-      <w:r>
-        <w:br/>
-      </w:r>
-      <w:r>
-        <w:rPr>
-          <w:rStyle w:val="FunctionTok"/>
-        </w:rPr>
-        <w:t xml:space="preserve">interest_type</w:t>
-      </w:r>
-      <w:r>
-        <w:rPr>
-          <w:rStyle w:val="KeywordTok"/>
-        </w:rPr>
-        <w:t xml:space="preserve">:</w:t>
-      </w:r>
-      <w:r>
-        <w:rPr>
-          <w:rStyle w:val="AttributeTok"/>
-        </w:rPr>
-        <w:t xml:space="preserve"> association</w:t>
-      </w:r>
-      <w:r>
-        <w:br/>
-      </w:r>
-      <w:r>
-        <w:rPr>
-          <w:rStyle w:val="FunctionTok"/>
-        </w:rPr>
-        <w:t xml:space="preserve">organization_label</w:t>
-      </w:r>
-      <w:r>
-        <w:rPr>
-          <w:rStyle w:val="KeywordTok"/>
-        </w:rPr>
-        <w:t xml:space="preserve">:</w:t>
-      </w:r>
-      <w:r>
-        <w:rPr>
-          <w:rStyle w:val="AttributeTok"/>
-        </w:rPr>
-        <w:t xml:space="preserve"> ASTAG Schweizerischer Nutzfahrzeugverband, Bern</w:t>
-      </w:r>
-      <w:r>
-        <w:br/>
-      </w:r>
-      <w:r>
-        <w:rPr>
-          <w:rStyle w:val="FunctionTok"/>
-        </w:rPr>
-        <w:t xml:space="preserve">legal_form</w:t>
-      </w:r>
-      <w:r>
-        <w:rPr>
-          <w:rStyle w:val="KeywordTok"/>
-        </w:rPr>
-        <w:t xml:space="preserve">:</w:t>
-      </w:r>
-      <w:r>
-        <w:rPr>
-          <w:rStyle w:val="AttributeTok"/>
-        </w:rPr>
-        <w:t xml:space="preserve"> Verein</w:t>
-      </w:r>
-      <w:r>
-        <w:br/>
-      </w:r>
-      <w:r>
-        <w:rPr>
-          <w:rStyle w:val="FunctionTok"/>
-        </w:rPr>
-        <w:t xml:space="preserve">committee</w:t>
-      </w:r>
-      <w:r>
-        <w:rPr>
-          <w:rStyle w:val="KeywordTok"/>
-        </w:rPr>
-        <w:t xml:space="preserve">:</w:t>
-      </w:r>
-      <w:r>
-        <w:rPr>
-          <w:rStyle w:val="AttributeTok"/>
-        </w:rPr>
-        <w:t xml:space="preserve"> Zentralvorstand</w:t>
-      </w:r>
-      <w:r>
-        <w:br/>
-      </w:r>
-      <w:r>
-        <w:rPr>
-          <w:rStyle w:val="FunctionTok"/>
-        </w:rPr>
-        <w:t xml:space="preserve">function_role</w:t>
-      </w:r>
-      <w:r>
-        <w:rPr>
-          <w:rStyle w:val="KeywordTok"/>
-        </w:rPr>
-        <w:t xml:space="preserve">:</w:t>
-      </w:r>
-      <w:r>
-        <w:rPr>
-          <w:rStyle w:val="AttributeTok"/>
-        </w:rPr>
-        <w:t xml:space="preserve"> Präsident</w:t>
-      </w:r>
-      <w:r>
-        <w:br/>
-      </w:r>
-      <w:r>
-        <w:rPr>
-          <w:rStyle w:val="FunctionTok"/>
-        </w:rPr>
-        <w:t xml:space="preserve">is_paid</w:t>
-      </w:r>
-      <w:r>
-        <w:rPr>
-          <w:rStyle w:val="KeywordTok"/>
-        </w:rPr>
-        <w:t xml:space="preserve">:</w:t>
-      </w:r>
-      <w:r>
-        <w:rPr>
-          <w:rStyle w:val="AttributeTok"/>
-        </w:rPr>
-        <w:t xml:space="preserve"> </w:t>
-      </w:r>
-      <w:r>
-        <w:rPr>
-          <w:rStyle w:val="CharTok"/>
-        </w:rPr>
-        <w:t xml:space="preserve">true</w:t>
-      </w:r>
-    </w:p>
-    <w:bookmarkEnd w:id="198"/>
-    <w:bookmarkStart w:id="199" w:name="X39e75180c6c6f9734709a21e630d94d5297fa76"/>
-    <w:p>
-      <w:pPr>
-        <w:pStyle w:val="Heading3"/>
-      </w:pPr>
-      <w:r>
-        <w:t xml:space="preserve">Example: InterestLink-interest_links_il_burkart_010</w:t>
-      </w:r>
-    </w:p>
-    <w:p>
-      <w:pPr>
-        <w:pStyle w:val="SourceCode"/>
-      </w:pPr>
-      <w:r>
-        <w:rPr>
-          <w:rStyle w:val="FunctionTok"/>
-        </w:rPr>
-        <w:t xml:space="preserve">global_uri</w:t>
-      </w:r>
-      <w:r>
-        <w:rPr>
-          <w:rStyle w:val="KeywordTok"/>
-        </w:rPr>
-        <w:t xml:space="preserve">:</w:t>
-      </w:r>
-      <w:r>
-        <w:rPr>
-          <w:rStyle w:val="AttributeTok"/>
-        </w:rPr>
-        <w:t xml:space="preserve"> act:il_burkart_010</w:t>
-      </w:r>
-      <w:r>
-        <w:br/>
-      </w:r>
-      <w:r>
-        <w:rPr>
-          <w:rStyle w:val="FunctionTok"/>
-        </w:rPr>
-        <w:t xml:space="preserve">person_reference</w:t>
-      </w:r>
-      <w:r>
-        <w:rPr>
-          <w:rStyle w:val="KeywordTok"/>
-        </w:rPr>
-        <w:t xml:space="preserve">:</w:t>
-      </w:r>
-      <w:r>
-        <w:br/>
-      </w:r>
-      <w:r>
-        <w:rPr>
-          <w:rStyle w:val="AttributeTok"/>
-        </w:rPr>
-        <w:t xml:space="preserve">  </w:t>
-      </w:r>
-      <w:r>
-        <w:rPr>
-          <w:rStyle w:val="FunctionTok"/>
-        </w:rPr>
-        <w:t xml:space="preserve">global_uri</w:t>
-      </w:r>
-      <w:r>
-        <w:rPr>
-          <w:rStyle w:val="KeywordTok"/>
-        </w:rPr>
-        <w:t xml:space="preserve">:</w:t>
-      </w:r>
-      <w:r>
-        <w:rPr>
-          <w:rStyle w:val="AttributeTok"/>
-        </w:rPr>
-        <w:t xml:space="preserve"> https://www.wikidata.org/wiki/Q23060472</w:t>
-      </w:r>
-      <w:r>
-        <w:br/>
-      </w:r>
-      <w:r>
-        <w:rPr>
-          <w:rStyle w:val="AttributeTok"/>
-        </w:rPr>
-        <w:t xml:space="preserve">  </w:t>
-      </w:r>
-      <w:r>
-        <w:rPr>
-          <w:rStyle w:val="FunctionTok"/>
-        </w:rPr>
-        <w:t xml:space="preserve">label</w:t>
-      </w:r>
-      <w:r>
-        <w:rPr>
-          <w:rStyle w:val="KeywordTok"/>
-        </w:rPr>
-        <w:t xml:space="preserve">:</w:t>
-      </w:r>
-      <w:r>
-        <w:rPr>
-          <w:rStyle w:val="AttributeTok"/>
-        </w:rPr>
-        <w:t xml:space="preserve"> Thierry Burkart</w:t>
-      </w:r>
-      <w:r>
-        <w:br/>
-      </w:r>
-      <w:r>
-        <w:rPr>
-          <w:rStyle w:val="AttributeTok"/>
-        </w:rPr>
-        <w:t xml:space="preserve">  </w:t>
-      </w:r>
-      <w:r>
-        <w:rPr>
-          <w:rStyle w:val="FunctionTok"/>
-        </w:rPr>
-        <w:t xml:space="preserve">group_label</w:t>
-      </w:r>
-      <w:r>
-        <w:rPr>
-          <w:rStyle w:val="KeywordTok"/>
-        </w:rPr>
-        <w:t xml:space="preserve">:</w:t>
-      </w:r>
-      <w:r>
-        <w:rPr>
-          <w:rStyle w:val="AttributeTok"/>
-        </w:rPr>
-        <w:t xml:space="preserve"> FDP.Die Liberalen</w:t>
-      </w:r>
-      <w:r>
-        <w:br/>
-      </w:r>
-      <w:r>
-        <w:rPr>
-          <w:rStyle w:val="FunctionTok"/>
-        </w:rPr>
-        <w:t xml:space="preserve">interest_type</w:t>
-      </w:r>
-      <w:r>
-        <w:rPr>
-          <w:rStyle w:val="KeywordTok"/>
-        </w:rPr>
-        <w:t xml:space="preserve">:</w:t>
-      </w:r>
-      <w:r>
-        <w:rPr>
-          <w:rStyle w:val="AttributeTok"/>
-        </w:rPr>
-        <w:t xml:space="preserve"> association</w:t>
-      </w:r>
-      <w:r>
-        <w:br/>
-      </w:r>
-      <w:r>
-        <w:rPr>
-          <w:rStyle w:val="FunctionTok"/>
-        </w:rPr>
-        <w:t xml:space="preserve">organization_label</w:t>
-      </w:r>
-      <w:r>
-        <w:rPr>
-          <w:rStyle w:val="KeywordTok"/>
-        </w:rPr>
-        <w:t xml:space="preserve">:</w:t>
-      </w:r>
-      <w:r>
-        <w:rPr>
-          <w:rStyle w:val="AttributeTok"/>
-        </w:rPr>
-        <w:t xml:space="preserve"> Allianz Sicherheit Schweiz, Baden</w:t>
-      </w:r>
-      <w:r>
-        <w:br/>
-      </w:r>
-      <w:r>
-        <w:rPr>
-          <w:rStyle w:val="FunctionTok"/>
-        </w:rPr>
-        <w:t xml:space="preserve">legal_form</w:t>
-      </w:r>
-      <w:r>
-        <w:rPr>
-          <w:rStyle w:val="KeywordTok"/>
-        </w:rPr>
-        <w:t xml:space="preserve">:</w:t>
-      </w:r>
-      <w:r>
-        <w:rPr>
-          <w:rStyle w:val="AttributeTok"/>
-        </w:rPr>
-        <w:t xml:space="preserve"> Verein</w:t>
-      </w:r>
-      <w:r>
-        <w:br/>
-      </w:r>
-      <w:r>
-        <w:rPr>
-          <w:rStyle w:val="FunctionTok"/>
-        </w:rPr>
-        <w:t xml:space="preserve">committee</w:t>
-      </w:r>
-      <w:r>
-        <w:rPr>
-          <w:rStyle w:val="KeywordTok"/>
-        </w:rPr>
-        <w:t xml:space="preserve">:</w:t>
-      </w:r>
-      <w:r>
-        <w:rPr>
-          <w:rStyle w:val="AttributeTok"/>
-        </w:rPr>
-        <w:t xml:space="preserve"> Vorstand</w:t>
-      </w:r>
-      <w:r>
-        <w:br/>
-      </w:r>
-      <w:r>
-        <w:rPr>
-          <w:rStyle w:val="FunctionTok"/>
-        </w:rPr>
-        <w:t xml:space="preserve">function_role</w:t>
-      </w:r>
-      <w:r>
-        <w:rPr>
-          <w:rStyle w:val="KeywordTok"/>
-        </w:rPr>
-        <w:t xml:space="preserve">:</w:t>
-      </w:r>
-      <w:r>
-        <w:rPr>
-          <w:rStyle w:val="AttributeTok"/>
-        </w:rPr>
-        <w:t xml:space="preserve"> Präsident</w:t>
-      </w:r>
-      <w:r>
-        <w:br/>
-      </w:r>
-      <w:r>
-        <w:rPr>
-          <w:rStyle w:val="FunctionTok"/>
-        </w:rPr>
-        <w:t xml:space="preserve">is_paid</w:t>
-      </w:r>
-      <w:r>
-        <w:rPr>
-          <w:rStyle w:val="KeywordTok"/>
-        </w:rPr>
-        <w:t xml:space="preserve">:</w:t>
-      </w:r>
-      <w:r>
-        <w:rPr>
-          <w:rStyle w:val="AttributeTok"/>
-        </w:rPr>
-        <w:t xml:space="preserve"> </w:t>
-      </w:r>
-      <w:r>
-        <w:rPr>
-          <w:rStyle w:val="CharTok"/>
-        </w:rPr>
-        <w:t xml:space="preserve">false</w:t>
-      </w:r>
-    </w:p>
-    <w:bookmarkEnd w:id="199"/>
-    <w:bookmarkStart w:id="200" w:name="X5f7b77374213da9d26faf724a6a780fad8e679d"/>
-    <w:p>
-      <w:pPr>
-        <w:pStyle w:val="Heading3"/>
-      </w:pPr>
-      <w:r>
-        <w:t xml:space="preserve">Example: InterestLink-interest_links_il_burkart_007</w:t>
-      </w:r>
-    </w:p>
-    <w:p>
-      <w:pPr>
-        <w:pStyle w:val="SourceCode"/>
-      </w:pPr>
-      <w:r>
-        <w:rPr>
-          <w:rStyle w:val="FunctionTok"/>
-        </w:rPr>
-        <w:t xml:space="preserve">global_uri</w:t>
-      </w:r>
-      <w:r>
-        <w:rPr>
-          <w:rStyle w:val="KeywordTok"/>
-        </w:rPr>
-        <w:t xml:space="preserve">:</w:t>
-      </w:r>
-      <w:r>
-        <w:rPr>
-          <w:rStyle w:val="AttributeTok"/>
-        </w:rPr>
-        <w:t xml:space="preserve"> act:il_burkart_007</w:t>
-      </w:r>
-      <w:r>
-        <w:br/>
-      </w:r>
-      <w:r>
-        <w:rPr>
-          <w:rStyle w:val="FunctionTok"/>
-        </w:rPr>
-        <w:t xml:space="preserve">person_reference</w:t>
-      </w:r>
-      <w:r>
-        <w:rPr>
-          <w:rStyle w:val="KeywordTok"/>
-        </w:rPr>
-        <w:t xml:space="preserve">:</w:t>
-      </w:r>
-      <w:r>
-        <w:br/>
-      </w:r>
-      <w:r>
-        <w:rPr>
-          <w:rStyle w:val="AttributeTok"/>
-        </w:rPr>
-        <w:t xml:space="preserve">  </w:t>
-      </w:r>
-      <w:r>
-        <w:rPr>
-          <w:rStyle w:val="FunctionTok"/>
-        </w:rPr>
-        <w:t xml:space="preserve">global_uri</w:t>
-      </w:r>
-      <w:r>
-        <w:rPr>
-          <w:rStyle w:val="KeywordTok"/>
-        </w:rPr>
-        <w:t xml:space="preserve">:</w:t>
-      </w:r>
-      <w:r>
-        <w:rPr>
-          <w:rStyle w:val="AttributeTok"/>
-        </w:rPr>
-        <w:t xml:space="preserve"> https://www.wikidata.org/wiki/Q23060472</w:t>
-      </w:r>
-      <w:r>
-        <w:br/>
-      </w:r>
-      <w:r>
-        <w:rPr>
-          <w:rStyle w:val="AttributeTok"/>
-        </w:rPr>
-        <w:t xml:space="preserve">  </w:t>
-      </w:r>
-      <w:r>
-        <w:rPr>
-          <w:rStyle w:val="FunctionTok"/>
-        </w:rPr>
-        <w:t xml:space="preserve">label</w:t>
-      </w:r>
-      <w:r>
-        <w:rPr>
-          <w:rStyle w:val="KeywordTok"/>
-        </w:rPr>
-        <w:t xml:space="preserve">:</w:t>
-      </w:r>
-      <w:r>
-        <w:rPr>
-          <w:rStyle w:val="AttributeTok"/>
-        </w:rPr>
-        <w:t xml:space="preserve"> Thierry Burkart</w:t>
-      </w:r>
-      <w:r>
-        <w:br/>
-      </w:r>
-      <w:r>
-        <w:rPr>
-          <w:rStyle w:val="AttributeTok"/>
-        </w:rPr>
-        <w:t xml:space="preserve">  </w:t>
-      </w:r>
-      <w:r>
-        <w:rPr>
-          <w:rStyle w:val="FunctionTok"/>
-        </w:rPr>
-        <w:t xml:space="preserve">group_label</w:t>
-      </w:r>
-      <w:r>
-        <w:rPr>
-          <w:rStyle w:val="KeywordTok"/>
-        </w:rPr>
-        <w:t xml:space="preserve">:</w:t>
-      </w:r>
-      <w:r>
-        <w:rPr>
-          <w:rStyle w:val="AttributeTok"/>
-        </w:rPr>
-        <w:t xml:space="preserve"> FDP.Die Liberalen</w:t>
-      </w:r>
-      <w:r>
-        <w:br/>
-      </w:r>
-      <w:r>
-        <w:rPr>
-          <w:rStyle w:val="FunctionTok"/>
-        </w:rPr>
-        <w:t xml:space="preserve">interest_type</w:t>
-      </w:r>
-      <w:r>
-        <w:rPr>
-          <w:rStyle w:val="KeywordTok"/>
-        </w:rPr>
-        <w:t xml:space="preserve">:</w:t>
-      </w:r>
-      <w:r>
-        <w:rPr>
-          <w:rStyle w:val="AttributeTok"/>
-        </w:rPr>
-        <w:t xml:space="preserve"> association</w:t>
-      </w:r>
-      <w:r>
-        <w:br/>
-      </w:r>
-      <w:r>
-        <w:rPr>
-          <w:rStyle w:val="FunctionTok"/>
-        </w:rPr>
-        <w:t xml:space="preserve">organization_label</w:t>
-      </w:r>
-      <w:r>
-        <w:rPr>
-          <w:rStyle w:val="KeywordTok"/>
-        </w:rPr>
-        <w:t xml:space="preserve">:</w:t>
-      </w:r>
-      <w:r>
-        <w:rPr>
-          <w:rStyle w:val="AttributeTok"/>
-        </w:rPr>
-        <w:t xml:space="preserve"> FONDATION SUISSE DE DEMINAGE (FSD), Genf</w:t>
-      </w:r>
-      <w:r>
-        <w:br/>
-      </w:r>
-      <w:r>
-        <w:rPr>
-          <w:rStyle w:val="FunctionTok"/>
-        </w:rPr>
-        <w:t xml:space="preserve">legal_form</w:t>
-      </w:r>
-      <w:r>
-        <w:rPr>
-          <w:rStyle w:val="KeywordTok"/>
-        </w:rPr>
-        <w:t xml:space="preserve">:</w:t>
-      </w:r>
-      <w:r>
-        <w:rPr>
-          <w:rStyle w:val="AttributeTok"/>
-        </w:rPr>
-        <w:t xml:space="preserve"> Stiftung</w:t>
-      </w:r>
-      <w:r>
-        <w:br/>
-      </w:r>
-      <w:r>
-        <w:rPr>
-          <w:rStyle w:val="FunctionTok"/>
-        </w:rPr>
-        <w:t xml:space="preserve">committee</w:t>
-      </w:r>
-      <w:r>
-        <w:rPr>
-          <w:rStyle w:val="KeywordTok"/>
-        </w:rPr>
-        <w:t xml:space="preserve">:</w:t>
-      </w:r>
-      <w:r>
-        <w:rPr>
-          <w:rStyle w:val="AttributeTok"/>
-        </w:rPr>
-        <w:t xml:space="preserve"> Stiftungsrat</w:t>
-      </w:r>
-      <w:r>
-        <w:br/>
-      </w:r>
-      <w:r>
-        <w:rPr>
-          <w:rStyle w:val="FunctionTok"/>
-        </w:rPr>
-        <w:t xml:space="preserve">function_role</w:t>
-      </w:r>
-      <w:r>
-        <w:rPr>
-          <w:rStyle w:val="KeywordTok"/>
-        </w:rPr>
-        <w:t xml:space="preserve">:</w:t>
-      </w:r>
-      <w:r>
-        <w:rPr>
-          <w:rStyle w:val="AttributeTok"/>
-        </w:rPr>
-        <w:t xml:space="preserve"> Vizepräsident</w:t>
-      </w:r>
-      <w:r>
-        <w:br/>
-      </w:r>
-      <w:r>
-        <w:rPr>
-          <w:rStyle w:val="FunctionTok"/>
-        </w:rPr>
-        <w:t xml:space="preserve">is_paid</w:t>
-      </w:r>
-      <w:r>
-        <w:rPr>
-          <w:rStyle w:val="KeywordTok"/>
-        </w:rPr>
-        <w:t xml:space="preserve">:</w:t>
-      </w:r>
-      <w:r>
-        <w:rPr>
-          <w:rStyle w:val="AttributeTok"/>
-        </w:rPr>
-        <w:t xml:space="preserve"> </w:t>
-      </w:r>
-      <w:r>
-        <w:rPr>
-          <w:rStyle w:val="CharTok"/>
-        </w:rPr>
-        <w:t xml:space="preserve">false</w:t>
       </w:r>
     </w:p>
     <w:bookmarkEnd w:id="200"/>

--- a/ech-0294_actors/output/ech-0294_actors.docx
+++ b/ech-0294_actors/output/ech-0294_actors.docx
@@ -236,7 +236,11 @@
           <w:p>
             <w:pPr>
               <w:pStyle w:val="Compact"/>
-            </w:pPr>
+              <w:jc w:val="left"/>
+            </w:pPr>
+            <w:r>
+              <w:t xml:space="preserve">Fachgruppen interner Review</w:t>
+            </w:r>
           </w:p>
         </w:tc>
       </w:tr>
@@ -487,7 +491,15 @@
         <w:pStyle w:val="FirstParagraph"/>
       </w:pPr>
       <w:r>
-        <w:t xml:space="preserve">Management summary of the document.</w:t>
+        <w:t xml:space="preserve">Der Entwurf eCH-0294 „Politische Akteure: Personen, Gruppen und Organe“ definiert ein einheitliches Datenmodell zur strukturierten Publikation politischer Akteure in der Schweiz. Er umfasst natürliche Personen, politische Gruppen und Organe, Mitgliedschaften zwischen Personen und Gruppen sowie Interessenbindungen. Ziel ist es, föderal übergreifend vergleichbare, maschinenlesbare und nachnutzbare Informationen bereitzustellen, um Transparenz, Nachvollziehbarkeit und Analysefähigkeit politischer Prozesse zu verbessern.</w:t>
+      </w:r>
+    </w:p>
+    <w:p>
+      <w:pPr>
+        <w:pStyle w:val="BodyText"/>
+      </w:pPr>
+      <w:r>
+        <w:t xml:space="preserve">Der Standard richtet sich an öffentliche Stellen aller Staatsebenen, politische Akteure, Medien, Forschung, Verwaltung und Öffentlichkeit und schafft eine Grundlage für interoperable politische Informationssysteme in der Schweiz.</w:t>
       </w:r>
     </w:p>
     <w:bookmarkEnd w:id="20"/>
@@ -15319,100 +15331,6 @@
         </w:rPr>
         <w:t xml:space="preserve">Kernziele:</w:t>
       </w:r>
-      <w:r>
-        <w:t xml:space="preserve"> </w:t>
-      </w:r>
-      <w:r>
-        <w:t xml:space="preserve">-</w:t>
-      </w:r>
-      <w:r>
-        <w:t xml:space="preserve"> </w:t>
-      </w:r>
-      <w:r>
-        <w:rPr>
-          <w:bCs/>
-          <w:b/>
-        </w:rPr>
-        <w:t xml:space="preserve">Strukturierung</w:t>
-      </w:r>
-      <w:r>
-        <w:t xml:space="preserve">: Einheitliche Erfassung aller politischen Akteure (Legislative, Exekutive, Judikative, Zivilgesellschaft)</w:t>
-      </w:r>
-      <w:r>
-        <w:t xml:space="preserve"> </w:t>
-      </w:r>
-      <w:r>
-        <w:t xml:space="preserve">-</w:t>
-      </w:r>
-      <w:r>
-        <w:t xml:space="preserve"> </w:t>
-      </w:r>
-      <w:r>
-        <w:rPr>
-          <w:bCs/>
-          <w:b/>
-        </w:rPr>
-        <w:t xml:space="preserve">Hierarchien</w:t>
-      </w:r>
-      <w:r>
-        <w:t xml:space="preserve">: Abbildung von Organisationsstrukturen (Parteien, Kommissionen, Departemente)</w:t>
-      </w:r>
-      <w:r>
-        <w:t xml:space="preserve"> </w:t>
-      </w:r>
-      <w:r>
-        <w:t xml:space="preserve">-</w:t>
-      </w:r>
-      <w:r>
-        <w:t xml:space="preserve"> </w:t>
-      </w:r>
-      <w:r>
-        <w:rPr>
-          <w:bCs/>
-          <w:b/>
-        </w:rPr>
-        <w:t xml:space="preserve">Föderalismus</w:t>
-      </w:r>
-      <w:r>
-        <w:t xml:space="preserve">: Unterstützung aller föderalen Ebenen (Bund, Kantone, Gemeinden)</w:t>
-      </w:r>
-      <w:r>
-        <w:t xml:space="preserve"> </w:t>
-      </w:r>
-      <w:r>
-        <w:t xml:space="preserve">-</w:t>
-      </w:r>
-      <w:r>
-        <w:t xml:space="preserve"> </w:t>
-      </w:r>
-      <w:r>
-        <w:rPr>
-          <w:bCs/>
-          <w:b/>
-        </w:rPr>
-        <w:t xml:space="preserve">Mehrsprachigkeit</w:t>
-      </w:r>
-      <w:r>
-        <w:t xml:space="preserve">: Multilinguale Namen und Abkürzungen</w:t>
-      </w:r>
-    </w:p>
-    <w:bookmarkEnd w:id="91"/>
-    <w:bookmarkStart w:id="92" w:name="anwendungszwecke"/>
-    <w:p>
-      <w:pPr>
-        <w:pStyle w:val="Heading2"/>
-      </w:pPr>
-      <w:r>
-        <w:t xml:space="preserve">Anwendungszwecke</w:t>
-      </w:r>
-    </w:p>
-    <w:p>
-      <w:pPr>
-        <w:pStyle w:val="FirstParagraph"/>
-      </w:pPr>
-      <w:r>
-        <w:t xml:space="preserve">Das Schema unterstützt verschiedene Einsatzszenarien:</w:t>
-      </w:r>
     </w:p>
     <w:p>
       <w:pPr>
@@ -15427,10 +15345,10 @@
           <w:bCs/>
           <w:b/>
         </w:rPr>
-        <w:t xml:space="preserve">Organisation innerhalb eines Parlamentssystems</w:t>
-      </w:r>
-      <w:r>
-        <w:t xml:space="preserve">: Parlamente, Kommissionen, Fraktionen</w:t>
+        <w:t xml:space="preserve">Strukturierung</w:t>
+      </w:r>
+      <w:r>
+        <w:t xml:space="preserve">: Einheitliche Erfassung aller politischen Akteure (Legislative, Exekutive, Judikative, Zivilgesellschaft)</w:t>
       </w:r>
     </w:p>
     <w:p>
@@ -15446,10 +15364,10 @@
           <w:bCs/>
           <w:b/>
         </w:rPr>
-        <w:t xml:space="preserve">Publikation an die Öffentlichkeit</w:t>
-      </w:r>
-      <w:r>
-        <w:t xml:space="preserve">: Transparente Darstellung politischer Strukturen</w:t>
+        <w:t xml:space="preserve">Hierarchien</w:t>
+      </w:r>
+      <w:r>
+        <w:t xml:space="preserve">: Abbildung von Organisationsstrukturen (Parteien, Kommissionen, Departemente)</w:t>
       </w:r>
     </w:p>
     <w:p>
@@ -15465,10 +15383,10 @@
           <w:bCs/>
           <w:b/>
         </w:rPr>
-        <w:t xml:space="preserve">Systeme mit politischen Personen</w:t>
-      </w:r>
-      <w:r>
-        <w:t xml:space="preserve">: Zuordnung von Personen zu Gruppen (Memberships)</w:t>
+        <w:t xml:space="preserve">Föderalismus</w:t>
+      </w:r>
+      <w:r>
+        <w:t xml:space="preserve">: Unterstützung aller föderalen Ebenen (Bund, Kantone, Gemeinden)</w:t>
       </w:r>
     </w:p>
     <w:p>
@@ -15484,17 +15402,111 @@
           <w:bCs/>
           <w:b/>
         </w:rPr>
-        <w:t xml:space="preserve">Analysen</w:t>
-      </w:r>
-      <w:r>
-        <w:t xml:space="preserve">: Untersuchungen von Gruppenzusammensetzungen und Netzwerken</w:t>
+        <w:t xml:space="preserve">Mehrsprachigkeit</w:t>
+      </w:r>
+      <w:r>
+        <w:t xml:space="preserve">: Multilinguale Namen und Abkürzungen</w:t>
+      </w:r>
+    </w:p>
+    <w:bookmarkEnd w:id="91"/>
+    <w:bookmarkStart w:id="92" w:name="anwendungszwecke"/>
+    <w:p>
+      <w:pPr>
+        <w:pStyle w:val="Heading2"/>
+      </w:pPr>
+      <w:r>
+        <w:t xml:space="preserve">Anwendungszwecke</w:t>
       </w:r>
     </w:p>
     <w:p>
       <w:pPr>
+        <w:pStyle w:val="FirstParagraph"/>
+      </w:pPr>
+      <w:r>
+        <w:t xml:space="preserve">Das Schema unterstützt verschiedene Einsatzszenarien:</w:t>
+      </w:r>
+    </w:p>
+    <w:p>
+      <w:pPr>
         <w:numPr>
           <w:ilvl w:val="0"/>
-          <w:numId w:val="1005"/>
+          <w:numId w:val="1006"/>
+        </w:numPr>
+        <w:pStyle w:val="Compact"/>
+      </w:pPr>
+      <w:r>
+        <w:rPr>
+          <w:bCs/>
+          <w:b/>
+        </w:rPr>
+        <w:t xml:space="preserve">Organisation innerhalb eines Parlamentssystems</w:t>
+      </w:r>
+      <w:r>
+        <w:t xml:space="preserve">: Parlamente, Kommissionen, Fraktionen</w:t>
+      </w:r>
+    </w:p>
+    <w:p>
+      <w:pPr>
+        <w:numPr>
+          <w:ilvl w:val="0"/>
+          <w:numId w:val="1006"/>
+        </w:numPr>
+        <w:pStyle w:val="Compact"/>
+      </w:pPr>
+      <w:r>
+        <w:rPr>
+          <w:bCs/>
+          <w:b/>
+        </w:rPr>
+        <w:t xml:space="preserve">Publikation an die Öffentlichkeit</w:t>
+      </w:r>
+      <w:r>
+        <w:t xml:space="preserve">: Transparente Darstellung politischer Strukturen</w:t>
+      </w:r>
+    </w:p>
+    <w:p>
+      <w:pPr>
+        <w:numPr>
+          <w:ilvl w:val="0"/>
+          <w:numId w:val="1006"/>
+        </w:numPr>
+        <w:pStyle w:val="Compact"/>
+      </w:pPr>
+      <w:r>
+        <w:rPr>
+          <w:bCs/>
+          <w:b/>
+        </w:rPr>
+        <w:t xml:space="preserve">Systeme mit politischen Personen</w:t>
+      </w:r>
+      <w:r>
+        <w:t xml:space="preserve">: Zuordnung von Personen zu Gruppen (Memberships)</w:t>
+      </w:r>
+    </w:p>
+    <w:p>
+      <w:pPr>
+        <w:numPr>
+          <w:ilvl w:val="0"/>
+          <w:numId w:val="1006"/>
+        </w:numPr>
+        <w:pStyle w:val="Compact"/>
+      </w:pPr>
+      <w:r>
+        <w:rPr>
+          <w:bCs/>
+          <w:b/>
+        </w:rPr>
+        <w:t xml:space="preserve">Analysen</w:t>
+      </w:r>
+      <w:r>
+        <w:t xml:space="preserve">: Untersuchungen von Gruppenzusammensetzungen und Netzwerken</w:t>
+      </w:r>
+    </w:p>
+    <w:p>
+      <w:pPr>
+        <w:numPr>
+          <w:ilvl w:val="0"/>
+          <w:numId w:val="1006"/>
         </w:numPr>
         <w:pStyle w:val="Compact"/>
       </w:pPr>
@@ -17073,15 +17085,15 @@
         </w:rPr>
         <w:t xml:space="preserve">Kernziele:</w:t>
       </w:r>
-      <w:r>
-        <w:t xml:space="preserve"> </w:t>
-      </w:r>
-      <w:r>
-        <w:t xml:space="preserve">-</w:t>
-      </w:r>
-      <w:r>
-        <w:t xml:space="preserve"> </w:t>
-      </w:r>
+    </w:p>
+    <w:p>
+      <w:pPr>
+        <w:numPr>
+          <w:ilvl w:val="0"/>
+          <w:numId w:val="1007"/>
+        </w:numPr>
+        <w:pStyle w:val="Compact"/>
+      </w:pPr>
       <w:r>
         <w:rPr>
           <w:bCs/>
@@ -17092,15 +17104,15 @@
       <w:r>
         <w:t xml:space="preserve">: Strukturierte Verbindung zwischen Person und Group</w:t>
       </w:r>
-      <w:r>
-        <w:t xml:space="preserve"> </w:t>
-      </w:r>
-      <w:r>
-        <w:t xml:space="preserve">-</w:t>
-      </w:r>
-      <w:r>
-        <w:t xml:space="preserve"> </w:t>
-      </w:r>
+    </w:p>
+    <w:p>
+      <w:pPr>
+        <w:numPr>
+          <w:ilvl w:val="0"/>
+          <w:numId w:val="1007"/>
+        </w:numPr>
+        <w:pStyle w:val="Compact"/>
+      </w:pPr>
       <w:r>
         <w:rPr>
           <w:bCs/>
@@ -17111,15 +17123,15 @@
       <w:r>
         <w:t xml:space="preserve">: Erfassung der Funktion innerhalb der Gruppe</w:t>
       </w:r>
-      <w:r>
-        <w:t xml:space="preserve"> </w:t>
-      </w:r>
-      <w:r>
-        <w:t xml:space="preserve">-</w:t>
-      </w:r>
-      <w:r>
-        <w:t xml:space="preserve"> </w:t>
-      </w:r>
+    </w:p>
+    <w:p>
+      <w:pPr>
+        <w:numPr>
+          <w:ilvl w:val="0"/>
+          <w:numId w:val="1007"/>
+        </w:numPr>
+        <w:pStyle w:val="Compact"/>
+      </w:pPr>
       <w:r>
         <w:rPr>
           <w:bCs/>
@@ -17130,15 +17142,15 @@
       <w:r>
         <w:t xml:space="preserve">: Dokumentation von Beginn und Ende der Mitgliedschaft</w:t>
       </w:r>
-      <w:r>
-        <w:t xml:space="preserve"> </w:t>
-      </w:r>
-      <w:r>
-        <w:t xml:space="preserve">-</w:t>
-      </w:r>
-      <w:r>
-        <w:t xml:space="preserve"> </w:t>
-      </w:r>
+    </w:p>
+    <w:p>
+      <w:pPr>
+        <w:numPr>
+          <w:ilvl w:val="0"/>
+          <w:numId w:val="1007"/>
+        </w:numPr>
+        <w:pStyle w:val="Compact"/>
+      </w:pPr>
       <w:r>
         <w:rPr>
           <w:bCs/>
@@ -17149,15 +17161,15 @@
       <w:r>
         <w:t xml:space="preserve">: Unterscheidung zwischen aktiven und inaktiven Mitgliedschaften</w:t>
       </w:r>
-      <w:r>
-        <w:t xml:space="preserve"> </w:t>
-      </w:r>
-      <w:r>
-        <w:t xml:space="preserve">-</w:t>
-      </w:r>
-      <w:r>
-        <w:t xml:space="preserve"> </w:t>
-      </w:r>
+    </w:p>
+    <w:p>
+      <w:pPr>
+        <w:numPr>
+          <w:ilvl w:val="0"/>
+          <w:numId w:val="1007"/>
+        </w:numPr>
+        <w:pStyle w:val="Compact"/>
+      </w:pPr>
       <w:r>
         <w:rPr>
           <w:bCs/>
@@ -17191,7 +17203,7 @@
       <w:pPr>
         <w:numPr>
           <w:ilvl w:val="0"/>
-          <w:numId w:val="1006"/>
+          <w:numId w:val="1008"/>
         </w:numPr>
         <w:pStyle w:val="Compact"/>
       </w:pPr>
@@ -17210,7 +17222,7 @@
       <w:pPr>
         <w:numPr>
           <w:ilvl w:val="0"/>
-          <w:numId w:val="1006"/>
+          <w:numId w:val="1008"/>
         </w:numPr>
         <w:pStyle w:val="Compact"/>
       </w:pPr>
@@ -17229,7 +17241,7 @@
       <w:pPr>
         <w:numPr>
           <w:ilvl w:val="0"/>
-          <w:numId w:val="1006"/>
+          <w:numId w:val="1008"/>
         </w:numPr>
         <w:pStyle w:val="Compact"/>
       </w:pPr>
@@ -17248,7 +17260,7 @@
       <w:pPr>
         <w:numPr>
           <w:ilvl w:val="0"/>
-          <w:numId w:val="1006"/>
+          <w:numId w:val="1008"/>
         </w:numPr>
         <w:pStyle w:val="Compact"/>
       </w:pPr>
@@ -17267,7 +17279,7 @@
       <w:pPr>
         <w:numPr>
           <w:ilvl w:val="0"/>
-          <w:numId w:val="1006"/>
+          <w:numId w:val="1008"/>
         </w:numPr>
         <w:pStyle w:val="Compact"/>
       </w:pPr>
@@ -17286,7 +17298,7 @@
       <w:pPr>
         <w:numPr>
           <w:ilvl w:val="0"/>
-          <w:numId w:val="1006"/>
+          <w:numId w:val="1008"/>
         </w:numPr>
         <w:pStyle w:val="Compact"/>
       </w:pPr>
@@ -17305,7 +17317,7 @@
       <w:pPr>
         <w:numPr>
           <w:ilvl w:val="0"/>
-          <w:numId w:val="1006"/>
+          <w:numId w:val="1008"/>
         </w:numPr>
         <w:pStyle w:val="Compact"/>
       </w:pPr>
@@ -18519,15 +18531,15 @@
         </w:rPr>
         <w:t xml:space="preserve">Kernziele:</w:t>
       </w:r>
-      <w:r>
-        <w:t xml:space="preserve"> </w:t>
-      </w:r>
-      <w:r>
-        <w:t xml:space="preserve">-</w:t>
-      </w:r>
-      <w:r>
-        <w:t xml:space="preserve"> </w:t>
-      </w:r>
+    </w:p>
+    <w:p>
+      <w:pPr>
+        <w:numPr>
+          <w:ilvl w:val="0"/>
+          <w:numId w:val="1009"/>
+        </w:numPr>
+        <w:pStyle w:val="Compact"/>
+      </w:pPr>
       <w:r>
         <w:rPr>
           <w:bCs/>
@@ -18538,15 +18550,15 @@
       <w:r>
         <w:t xml:space="preserve">: Offenlegung von potenziellen Interessenkonflikten</w:t>
       </w:r>
-      <w:r>
-        <w:t xml:space="preserve"> </w:t>
-      </w:r>
-      <w:r>
-        <w:t xml:space="preserve">-</w:t>
-      </w:r>
-      <w:r>
-        <w:t xml:space="preserve"> </w:t>
-      </w:r>
+    </w:p>
+    <w:p>
+      <w:pPr>
+        <w:numPr>
+          <w:ilvl w:val="0"/>
+          <w:numId w:val="1009"/>
+        </w:numPr>
+        <w:pStyle w:val="Compact"/>
+      </w:pPr>
       <w:r>
         <w:rPr>
           <w:bCs/>
@@ -18557,15 +18569,15 @@
       <w:r>
         <w:t xml:space="preserve">: Einheitliche Klassifikation nach Art der Interessenbindung</w:t>
       </w:r>
-      <w:r>
-        <w:t xml:space="preserve"> </w:t>
-      </w:r>
-      <w:r>
-        <w:t xml:space="preserve">-</w:t>
-      </w:r>
-      <w:r>
-        <w:t xml:space="preserve"> </w:t>
-      </w:r>
+    </w:p>
+    <w:p>
+      <w:pPr>
+        <w:numPr>
+          <w:ilvl w:val="0"/>
+          <w:numId w:val="1009"/>
+        </w:numPr>
+        <w:pStyle w:val="Compact"/>
+      </w:pPr>
       <w:r>
         <w:rPr>
           <w:bCs/>
@@ -18576,15 +18588,15 @@
       <w:r>
         <w:t xml:space="preserve">: Verknüpfung mit UID-Register für statistische Analysen (NOGA-Codes)</w:t>
       </w:r>
-      <w:r>
-        <w:t xml:space="preserve"> </w:t>
-      </w:r>
-      <w:r>
-        <w:t xml:space="preserve">-</w:t>
-      </w:r>
-      <w:r>
-        <w:t xml:space="preserve"> </w:t>
-      </w:r>
+    </w:p>
+    <w:p>
+      <w:pPr>
+        <w:numPr>
+          <w:ilvl w:val="0"/>
+          <w:numId w:val="1009"/>
+        </w:numPr>
+        <w:pStyle w:val="Compact"/>
+      </w:pPr>
       <w:r>
         <w:rPr>
           <w:bCs/>
@@ -24351,34 +24363,7 @@
     <w:abstractNumId w:val="991"/>
   </w:num>
   <w:num w:numId="1005">
-    <w:abstractNumId w:val="99411"/>
-    <w:lvlOverride w:ilvl="0">
-      <w:startOverride w:val="1"/>
-    </w:lvlOverride>
-    <w:lvlOverride w:ilvl="1">
-      <w:startOverride w:val="1"/>
-    </w:lvlOverride>
-    <w:lvlOverride w:ilvl="2">
-      <w:startOverride w:val="1"/>
-    </w:lvlOverride>
-    <w:lvlOverride w:ilvl="3">
-      <w:startOverride w:val="1"/>
-    </w:lvlOverride>
-    <w:lvlOverride w:ilvl="4">
-      <w:startOverride w:val="1"/>
-    </w:lvlOverride>
-    <w:lvlOverride w:ilvl="5">
-      <w:startOverride w:val="1"/>
-    </w:lvlOverride>
-    <w:lvlOverride w:ilvl="6">
-      <w:startOverride w:val="1"/>
-    </w:lvlOverride>
-    <w:lvlOverride w:ilvl="7">
-      <w:startOverride w:val="1"/>
-    </w:lvlOverride>
-    <w:lvlOverride w:ilvl="8">
-      <w:startOverride w:val="1"/>
-    </w:lvlOverride>
+    <w:abstractNumId w:val="991"/>
   </w:num>
   <w:num w:numId="1006">
     <w:abstractNumId w:val="99411"/>
@@ -24409,6 +24394,42 @@
     <w:lvlOverride w:ilvl="8">
       <w:startOverride w:val="1"/>
     </w:lvlOverride>
+  </w:num>
+  <w:num w:numId="1007">
+    <w:abstractNumId w:val="991"/>
+  </w:num>
+  <w:num w:numId="1008">
+    <w:abstractNumId w:val="99411"/>
+    <w:lvlOverride w:ilvl="0">
+      <w:startOverride w:val="1"/>
+    </w:lvlOverride>
+    <w:lvlOverride w:ilvl="1">
+      <w:startOverride w:val="1"/>
+    </w:lvlOverride>
+    <w:lvlOverride w:ilvl="2">
+      <w:startOverride w:val="1"/>
+    </w:lvlOverride>
+    <w:lvlOverride w:ilvl="3">
+      <w:startOverride w:val="1"/>
+    </w:lvlOverride>
+    <w:lvlOverride w:ilvl="4">
+      <w:startOverride w:val="1"/>
+    </w:lvlOverride>
+    <w:lvlOverride w:ilvl="5">
+      <w:startOverride w:val="1"/>
+    </w:lvlOverride>
+    <w:lvlOverride w:ilvl="6">
+      <w:startOverride w:val="1"/>
+    </w:lvlOverride>
+    <w:lvlOverride w:ilvl="7">
+      <w:startOverride w:val="1"/>
+    </w:lvlOverride>
+    <w:lvlOverride w:ilvl="8">
+      <w:startOverride w:val="1"/>
+    </w:lvlOverride>
+  </w:num>
+  <w:num w:numId="1009">
+    <w:abstractNumId w:val="991"/>
   </w:num>
 </w:numbering>
 </file>

--- a/ech-0294_actors/output/ech-0294_actors.docx
+++ b/ech-0294_actors/output/ech-0294_actors.docx
@@ -1312,19 +1312,7 @@
           <w:iCs/>
           <w:i/>
         </w:rPr>
-        <w:t xml:space="preserve">[de] Eine Person mit Identifikatoren, Namen, Adressen, Staatsbürgerschaften und Berufen.</w:t>
-      </w:r>
-    </w:p>
-    <w:p>
-      <w:pPr>
-        <w:pStyle w:val="BodyText"/>
-      </w:pPr>
-      <w:r>
-        <w:rPr>
-          <w:iCs/>
-          <w:i/>
-        </w:rPr>
-        <w:t xml:space="preserve">[en] A person with identifiers, names, addresses, citizenships, and occupations.</w:t>
+        <w:t xml:space="preserve">A person with identifiers, names, addresses, citizenships, and occupations.</w:t>
       </w:r>
     </w:p>
     <w:p>
@@ -1548,7 +1536,7 @@
               <w:jc w:val="left"/>
             </w:pPr>
             <w:r>
-              <w:t xml:space="preserve">[de] Geburtsjahr. [en] Year of birth. Only to be used, if there is no full</w:t>
+              <w:t xml:space="preserve">Year of birth. Only to be used, if there is no full</w:t>
             </w:r>
             <w:r>
               <w:t xml:space="preserve"> </w:t>
@@ -1615,7 +1603,7 @@
               <w:jc w:val="left"/>
             </w:pPr>
             <w:r>
-              <w:t xml:space="preserve">[de] Genaues Geburtsdatum. [en] Exact date of birth if available and public. This field has precedence over the field</w:t>
+              <w:t xml:space="preserve">Exact date of birth if available and public. This field has precedence over the field</w:t>
             </w:r>
             <w:r>
               <w:t xml:space="preserve"> </w:t>
@@ -1679,7 +1667,7 @@
               <w:jc w:val="left"/>
             </w:pPr>
             <w:r>
-              <w:t xml:space="preserve">[de] Genaues Todesdatum. [en] Exact date of death.</w:t>
+              <w:t xml:space="preserve">Exact date of death.</w:t>
             </w:r>
           </w:p>
         </w:tc>
@@ -1731,7 +1719,7 @@
               <w:jc w:val="left"/>
             </w:pPr>
             <w:r>
-              <w:t xml:space="preserve">[de] Link zu einem Bild (bevorzugt: PNG, dann JPG, dann GIF). [en] Link to an image (preferred: PNG, then JPG, then GIF).</w:t>
+              <w:t xml:space="preserve">Link to an image (preferred: PNG, then JPG, then GIF).</w:t>
             </w:r>
           </w:p>
         </w:tc>
@@ -1783,7 +1771,7 @@
               <w:jc w:val="left"/>
             </w:pPr>
             <w:r>
-              <w:t xml:space="preserve">[en] Names of the person with type and value. [de] Namen der Person mit Typ und Wert.</w:t>
+              <w:t xml:space="preserve">Names of the person with type and value.</w:t>
             </w:r>
           </w:p>
         </w:tc>
@@ -1835,7 +1823,7 @@
               <w:jc w:val="left"/>
             </w:pPr>
             <w:r>
-              <w:t xml:space="preserve">[de] Adressen mit Typ (privat, geschäftlich, lokal). [en] Addresses with type (private, business, local).</w:t>
+              <w:t xml:space="preserve">Addresses with type (private, business, local).</w:t>
             </w:r>
           </w:p>
         </w:tc>
@@ -1887,7 +1875,7 @@
               <w:jc w:val="left"/>
             </w:pPr>
             <w:r>
-              <w:t xml:space="preserve">[de] Sprachkompetenzen der Person. [en] Language proficiencies of the person.</w:t>
+              <w:t xml:space="preserve">Language proficiencies of the person.</w:t>
             </w:r>
           </w:p>
         </w:tc>
@@ -1939,7 +1927,7 @@
               <w:jc w:val="left"/>
             </w:pPr>
             <w:r>
-              <w:t xml:space="preserve">[de] Staatsbürgerschaften der Person. [en] Citizenships of the person.</w:t>
+              <w:t xml:space="preserve">Citizenships of the person.</w:t>
             </w:r>
           </w:p>
         </w:tc>
@@ -1991,7 +1979,7 @@
               <w:jc w:val="left"/>
             </w:pPr>
             <w:r>
-              <w:t xml:space="preserve">[de] Geschlecht der Person. [en] Gender of the person.</w:t>
+              <w:t xml:space="preserve">Gender of the person.</w:t>
             </w:r>
           </w:p>
         </w:tc>
@@ -2043,7 +2031,7 @@
               <w:jc w:val="left"/>
             </w:pPr>
             <w:r>
-              <w:t xml:space="preserve">[de] Berufe oder Tätigkeiten der Person. [en] Occupations or professions of the person.</w:t>
+              <w:t xml:space="preserve">Occupations or professions of the person.</w:t>
             </w:r>
           </w:p>
         </w:tc>
@@ -2095,7 +2083,7 @@
               <w:jc w:val="left"/>
             </w:pPr>
             <w:r>
-              <w:t xml:space="preserve">[de] Ausbildungen oder Bildungen der Person. [en] Trainings or educations of the person.</w:t>
+              <w:t xml:space="preserve">Trainings or educations of the person.</w:t>
             </w:r>
           </w:p>
         </w:tc>
@@ -2147,7 +2135,7 @@
               <w:jc w:val="left"/>
             </w:pPr>
             <w:r>
-              <w:t xml:space="preserve">[en] Contact information (email, website, social media). [de] Kontaktinformationen (E-Mail, Website, Social Media).</w:t>
+              <w:t xml:space="preserve">Contact information (email, website, social media).</w:t>
             </w:r>
           </w:p>
         </w:tc>
@@ -2199,7 +2187,7 @@
               <w:jc w:val="left"/>
             </w:pPr>
             <w:r>
-              <w:t xml:space="preserve">[de] Link zum Wahlbezirk. [en] Link to the electoral district.</w:t>
+              <w:t xml:space="preserve">Link to the electoral district.</w:t>
             </w:r>
           </w:p>
         </w:tc>
@@ -2251,7 +2239,7 @@
               <w:jc w:val="left"/>
             </w:pPr>
             <w:r>
-              <w:t xml:space="preserve">[de] Sammlung von Interessenbindungen. [en] Collection of interest links.range: InterestLink</w:t>
+              <w:t xml:space="preserve">Collection of interest links.range: InterestLink</w:t>
             </w:r>
           </w:p>
         </w:tc>
@@ -5207,19 +5195,7 @@
           <w:iCs/>
           <w:i/>
         </w:rPr>
-        <w:t xml:space="preserve">[de] Ein Name mit einem Typ (z.B. Rufname, amtlicher Name) und einem Wert und einer zeitlichen Gültigkeit.</w:t>
-      </w:r>
-    </w:p>
-    <w:p>
-      <w:pPr>
-        <w:pStyle w:val="BodyText"/>
-      </w:pPr>
-      <w:r>
-        <w:rPr>
-          <w:iCs/>
-          <w:i/>
-        </w:rPr>
-        <w:t xml:space="preserve">[en] A name with a type (e.g., call name, official name) and a value.</w:t>
+        <w:t xml:space="preserve">A name with a type (e.g., call name, official name) and a value.</w:t>
       </w:r>
     </w:p>
     <w:p>
@@ -5339,7 +5315,7 @@
               <w:jc w:val="left"/>
             </w:pPr>
             <w:r>
-              <w:t xml:space="preserve">[de] Typ des Namens. [en] Type of name.</w:t>
+              <w:t xml:space="preserve">Type of name.</w:t>
             </w:r>
           </w:p>
         </w:tc>
@@ -5766,19 +5742,7 @@
           <w:iCs/>
           <w:i/>
         </w:rPr>
-        <w:t xml:space="preserve">[de] Eine Adresse mit einem Typ (z.B. Privatadresse, Geschäftsadresse) und einem Wert.</w:t>
-      </w:r>
-    </w:p>
-    <w:p>
-      <w:pPr>
-        <w:pStyle w:val="BodyText"/>
-      </w:pPr>
-      <w:r>
-        <w:rPr>
-          <w:iCs/>
-          <w:i/>
-        </w:rPr>
-        <w:t xml:space="preserve">[en] An address with a type (e.g., private address, business address) and a value.</w:t>
+        <w:t xml:space="preserve">An address with a type (e.g., private address, business address) and a value.</w:t>
       </w:r>
     </w:p>
     <w:p>
@@ -5898,7 +5862,7 @@
               <w:jc w:val="left"/>
             </w:pPr>
             <w:r>
-              <w:t xml:space="preserve">[de] Typ der Adresse. [en] Type of address.</w:t>
+              <w:t xml:space="preserve">Type of address.</w:t>
             </w:r>
           </w:p>
         </w:tc>
@@ -5950,7 +5914,7 @@
               <w:jc w:val="left"/>
             </w:pPr>
             <w:r>
-              <w:t xml:space="preserve">[de] URI der Adresse. [en] URI of the address.</w:t>
+              <w:t xml:space="preserve">URI of the address.</w:t>
             </w:r>
           </w:p>
         </w:tc>
@@ -6002,7 +5966,7 @@
               <w:jc w:val="left"/>
             </w:pPr>
             <w:r>
-              <w:t xml:space="preserve">[de] Strassenadresse. [en] Street address.</w:t>
+              <w:t xml:space="preserve">Street address.</w:t>
             </w:r>
           </w:p>
         </w:tc>
@@ -6054,7 +6018,7 @@
               <w:jc w:val="left"/>
             </w:pPr>
             <w:r>
-              <w:t xml:space="preserve">[de] Postleitzahl. [en] Postal code.</w:t>
+              <w:t xml:space="preserve">Postal code.</w:t>
             </w:r>
           </w:p>
         </w:tc>
@@ -6106,7 +6070,7 @@
               <w:jc w:val="left"/>
             </w:pPr>
             <w:r>
-              <w:t xml:space="preserve">[de] Ort. [en] Locality.</w:t>
+              <w:t xml:space="preserve">Locality.</w:t>
             </w:r>
           </w:p>
         </w:tc>
@@ -6532,19 +6496,7 @@
           <w:iCs/>
           <w:i/>
         </w:rPr>
-        <w:t xml:space="preserve">[en] Types of addresses.</w:t>
-      </w:r>
-    </w:p>
-    <w:p>
-      <w:pPr>
-        <w:pStyle w:val="BodyText"/>
-      </w:pPr>
-      <w:r>
-        <w:rPr>
-          <w:iCs/>
-          <w:i/>
-        </w:rPr>
-        <w:t xml:space="preserve">[de] Adresstypen.</w:t>
+        <w:t xml:space="preserve">Types of addresses.</w:t>
       </w:r>
     </w:p>
     <w:p>
@@ -6669,7 +6621,7 @@
               <w:jc w:val="left"/>
             </w:pPr>
             <w:r>
-              <w:t xml:space="preserve">[en] Private address</w:t>
+              <w:t xml:space="preserve">Private address</w:t>
             </w:r>
           </w:p>
         </w:tc>
@@ -6707,7 +6659,7 @@
               <w:jc w:val="left"/>
             </w:pPr>
             <w:r>
-              <w:t xml:space="preserve">[en] Business address</w:t>
+              <w:t xml:space="preserve">Business address</w:t>
             </w:r>
           </w:p>
         </w:tc>
@@ -6745,7 +6697,7 @@
               <w:jc w:val="left"/>
             </w:pPr>
             <w:r>
-              <w:t xml:space="preserve">[en] Local address</w:t>
+              <w:t xml:space="preserve">Local address</w:t>
             </w:r>
           </w:p>
         </w:tc>
@@ -6771,19 +6723,7 @@
           <w:iCs/>
           <w:i/>
         </w:rPr>
-        <w:t xml:space="preserve">[de] Sprachkenntnisse einer Person mit Angabe der Sprache und ob es sich um die bevorzugte Sprache oder die Muttersprache handelt.</w:t>
-      </w:r>
-    </w:p>
-    <w:p>
-      <w:pPr>
-        <w:pStyle w:val="BodyText"/>
-      </w:pPr>
-      <w:r>
-        <w:rPr>
-          <w:iCs/>
-          <w:i/>
-        </w:rPr>
-        <w:t xml:space="preserve">[en] Language proficiency of a person indicating the language and whether it is the preferred language or native language.</w:t>
+        <w:t xml:space="preserve">Language proficiency of a person indicating the language and whether it is the preferred language or native language.</w:t>
       </w:r>
     </w:p>
     <w:p>
@@ -6955,7 +6895,7 @@
               <w:jc w:val="left"/>
             </w:pPr>
             <w:r>
-              <w:t xml:space="preserve">[de] Gibt an, ob es sich um die bevorzugte Sprache handelt. [en] Indicates if this is the preferred language.</w:t>
+              <w:t xml:space="preserve">Indicates if this is the preferred language.</w:t>
             </w:r>
           </w:p>
         </w:tc>
@@ -7007,7 +6947,7 @@
               <w:jc w:val="left"/>
             </w:pPr>
             <w:r>
-              <w:t xml:space="preserve">[de] Gibt an, ob es sich um die Muttersprache handelt. [en] Indicates if this is the native language.</w:t>
+              <w:t xml:space="preserve">Indicates if this is the native language.</w:t>
             </w:r>
           </w:p>
         </w:tc>
@@ -7175,77 +7115,7 @@
           <w:iCs/>
           <w:i/>
         </w:rPr>
-        <w:t xml:space="preserve">[de] Staatsangehörigkeit einer Person unter Angabe des Landes und der zeitlichen Gültigkeit. Wenn kein</w:t>
-      </w:r>
-      <w:r>
-        <w:rPr>
-          <w:iCs/>
-          <w:i/>
-        </w:rPr>
-        <w:t xml:space="preserve"> </w:t>
-      </w:r>
-      <w:r>
-        <w:rPr>
-          <w:rStyle w:val="VerbatimChar"/>
-          <w:iCs/>
-          <w:i/>
-        </w:rPr>
-        <w:t xml:space="preserve">valid_from</w:t>
-      </w:r>
-      <w:r>
-        <w:rPr>
-          <w:iCs/>
-          <w:i/>
-        </w:rPr>
-        <w:t xml:space="preserve"> </w:t>
-      </w:r>
-      <w:r>
-        <w:rPr>
-          <w:iCs/>
-          <w:i/>
-        </w:rPr>
-        <w:t xml:space="preserve">angegeben ist, ist diese Information nicht bekannt. Ist bekannt, dass die Staatsangehörigkeit seit der Geburt gültig ist, ist das Geburtsdatum hier anzugeben. Wenn kein</w:t>
-      </w:r>
-      <w:r>
-        <w:rPr>
-          <w:iCs/>
-          <w:i/>
-        </w:rPr>
-        <w:t xml:space="preserve"> </w:t>
-      </w:r>
-      <w:r>
-        <w:rPr>
-          <w:rStyle w:val="VerbatimChar"/>
-          <w:iCs/>
-          <w:i/>
-        </w:rPr>
-        <w:t xml:space="preserve">valid_through</w:t>
-      </w:r>
-      <w:r>
-        <w:rPr>
-          <w:iCs/>
-          <w:i/>
-        </w:rPr>
-        <w:t xml:space="preserve"> </w:t>
-      </w:r>
-      <w:r>
-        <w:rPr>
-          <w:iCs/>
-          <w:i/>
-        </w:rPr>
-        <w:t xml:space="preserve">angegeben ist, ist die Staatsangehörigkeit weiterhin gültig.</w:t>
-      </w:r>
-    </w:p>
-    <w:p>
-      <w:pPr>
-        <w:pStyle w:val="BodyText"/>
-      </w:pPr>
-      <w:r>
-        <w:rPr>
-          <w:iCs/>
-          <w:i/>
-        </w:rPr>
-        <w:t xml:space="preserve">[en] Citizenship (also used for Nationality) of a person indicating the country and temporal validity. If there is no</w:t>
+        <w:t xml:space="preserve">Citizenship (also used for Nationality) of a person indicating the country and temporal validity. If there is no</w:t>
       </w:r>
       <w:r>
         <w:rPr>
@@ -7416,7 +7286,7 @@
               <w:jc w:val="left"/>
             </w:pPr>
             <w:r>
-              <w:t xml:space="preserve">[de] ISO 3166 Ländercode. [en] ISO 3166 country code.</w:t>
+              <w:t xml:space="preserve">ISO 3166 country code.</w:t>
             </w:r>
           </w:p>
         </w:tc>
@@ -7791,19 +7661,7 @@
           <w:iCs/>
           <w:i/>
         </w:rPr>
-        <w:t xml:space="preserve">[de] Geschlecht einer Person mit Angabe eines Geschlechtscodes und der zeitlichen Gültigkeit.</w:t>
-      </w:r>
-    </w:p>
-    <w:p>
-      <w:pPr>
-        <w:pStyle w:val="BodyText"/>
-      </w:pPr>
-      <w:r>
-        <w:rPr>
-          <w:iCs/>
-          <w:i/>
-        </w:rPr>
-        <w:t xml:space="preserve">[en] Gender of a person indicating a gender code and temporal validity.</w:t>
+        <w:t xml:space="preserve">Gender of a person indicating a gender code and temporal validity.</w:t>
       </w:r>
     </w:p>
     <w:p>
@@ -7923,7 +7781,7 @@
               <w:jc w:val="left"/>
             </w:pPr>
             <w:r>
-              <w:t xml:space="preserve">[de] Geschlechtscode (z.B. gemäß ISO 5218). [en] Gender code (e.g., according to ISO 5218).</w:t>
+              <w:t xml:space="preserve">Gender code (e.g., according to ISO 5218).</w:t>
             </w:r>
           </w:p>
         </w:tc>
@@ -7975,7 +7833,7 @@
               <w:jc w:val="left"/>
             </w:pPr>
             <w:r>
-              <w:t xml:space="preserve">[de] Von der Person verwendete Pronomen. [en] Pronouns used by the person.</w:t>
+              <w:t xml:space="preserve">Pronouns used by the person.</w:t>
             </w:r>
           </w:p>
         </w:tc>
@@ -8350,19 +8208,7 @@
           <w:iCs/>
           <w:i/>
         </w:rPr>
-        <w:t xml:space="preserve">[de] Beruf oder Tätigkeit einer Person mit Angabe eines Labels, eines ISCO-19 Codes, ob die Position bezahlt ist, und der zeitlichen Gültigkeit.</w:t>
-      </w:r>
-    </w:p>
-    <w:p>
-      <w:pPr>
-        <w:pStyle w:val="BodyText"/>
-      </w:pPr>
-      <w:r>
-        <w:rPr>
-          <w:iCs/>
-          <w:i/>
-        </w:rPr>
-        <w:t xml:space="preserve">[en] Occupation or profession of a person indicating a label, an ISCO-19 code, whether the position is paid, and temporal validity.</w:t>
+        <w:t xml:space="preserve">Occupation or profession of a person indicating a label, an ISCO-19 code, whether the position is paid, and temporal validity.</w:t>
       </w:r>
     </w:p>
     <w:p>
@@ -8482,7 +8328,7 @@
               <w:jc w:val="left"/>
             </w:pPr>
             <w:r>
-              <w:t xml:space="preserve">[de] Gibt an, ob die Position bezahlt ist. [en] Indicates if the position is paid.</w:t>
+              <w:t xml:space="preserve">Indicates if the position is paid.</w:t>
             </w:r>
           </w:p>
         </w:tc>
@@ -8534,7 +8380,7 @@
               <w:jc w:val="left"/>
             </w:pPr>
             <w:r>
-              <w:t xml:space="preserve">[de] ISCO-19 Code der Tätigkeit. [en] ISCO-19 code of the occupation.</w:t>
+              <w:t xml:space="preserve">ISCO-19 code of the occupation.</w:t>
             </w:r>
           </w:p>
         </w:tc>
@@ -8638,7 +8484,7 @@
               <w:jc w:val="left"/>
             </w:pPr>
             <w:r>
-              <w:t xml:space="preserve">[de] UID des Unternehmens. [en] UID of the enterprise.</w:t>
+              <w:t xml:space="preserve">UID of the enterprise.</w:t>
             </w:r>
           </w:p>
         </w:tc>
@@ -8690,7 +8536,7 @@
               <w:jc w:val="left"/>
             </w:pPr>
             <w:r>
-              <w:t xml:space="preserve">[de] Name des Unternehmens. [en] Name of the enterprise.</w:t>
+              <w:t xml:space="preserve">Name of the enterprise.</w:t>
             </w:r>
           </w:p>
         </w:tc>
@@ -9285,19 +9131,7 @@
           <w:iCs/>
           <w:i/>
         </w:rPr>
-        <w:t xml:space="preserve">[de] Ausbildung oder Bildung einer Person mit Angabe eines Typs (z.B. Schulabschluss, Universitätsabschluss, Militärdienst), eines Labels, eines ISCO-19 Codes und der zeitlichen Gültigkeit.</w:t>
-      </w:r>
-    </w:p>
-    <w:p>
-      <w:pPr>
-        <w:pStyle w:val="BodyText"/>
-      </w:pPr>
-      <w:r>
-        <w:rPr>
-          <w:iCs/>
-          <w:i/>
-        </w:rPr>
-        <w:t xml:space="preserve">[en] Training or education of a person indicating a type (e.g., school diploma, university degree, military service), a label, an ISCO-19 code, and temporal validity.</w:t>
+        <w:t xml:space="preserve">Training or education of a person indicating a type (e.g., school diploma, university degree, military service), a label, an ISCO-19 code, and temporal validity.</w:t>
       </w:r>
     </w:p>
     <w:p>
@@ -9417,7 +9251,7 @@
               <w:jc w:val="left"/>
             </w:pPr>
             <w:r>
-              <w:t xml:space="preserve">[de] Typ der Ausbildung oder Bildung. [en] Type of training or education.</w:t>
+              <w:t xml:space="preserve">Type of training or education.</w:t>
             </w:r>
           </w:p>
         </w:tc>
@@ -9469,7 +9303,7 @@
               <w:jc w:val="left"/>
             </w:pPr>
             <w:r>
-              <w:t xml:space="preserve">[de] ISCO-19 Code der Ausbildung oder Bildung. [en] ISCO-19 code of the training or education.</w:t>
+              <w:t xml:space="preserve">ISCO-19 code of the training or education.</w:t>
             </w:r>
           </w:p>
         </w:tc>
@@ -9896,19 +9730,7 @@
           <w:iCs/>
           <w:i/>
         </w:rPr>
-        <w:t xml:space="preserve">[de] Kontaktinformation einer Person mit Angabe eines Typs (z.B. E-Mail, LinkedIn) und eines Werts.</w:t>
-      </w:r>
-    </w:p>
-    <w:p>
-      <w:pPr>
-        <w:pStyle w:val="BodyText"/>
-      </w:pPr>
-      <w:r>
-        <w:rPr>
-          <w:iCs/>
-          <w:i/>
-        </w:rPr>
-        <w:t xml:space="preserve">[en] Contact information of a person indicating a type (e.g., email, LinkedIn) and a value.</w:t>
+        <w:t xml:space="preserve">Contact information of a person indicating a type (e.g., email, LinkedIn) and a value.</w:t>
       </w:r>
     </w:p>
     <w:p>
@@ -10028,7 +9850,7 @@
               <w:jc w:val="left"/>
             </w:pPr>
             <w:r>
-              <w:t xml:space="preserve">[de] Typ der Kontaktinformation. [en] Type of contact information.</w:t>
+              <w:t xml:space="preserve">Type of contact information.</w:t>
             </w:r>
           </w:p>
         </w:tc>
@@ -10313,19 +10135,7 @@
           <w:iCs/>
           <w:i/>
         </w:rPr>
-        <w:t xml:space="preserve">[de] Wahlkreis oder Wahlregion, in der eine Person politisch aktiv ist; mit zeitlicher Gültigkeit.</w:t>
-      </w:r>
-    </w:p>
-    <w:p>
-      <w:pPr>
-        <w:pStyle w:val="BodyText"/>
-      </w:pPr>
-      <w:r>
-        <w:rPr>
-          <w:iCs/>
-          <w:i/>
-        </w:rPr>
-        <w:t xml:space="preserve">[en] Electoral district or region where a person is politically active; with temporal validity.</w:t>
+        <w:t xml:space="preserve">Electoral district or region where a person is politically active; with temporal validity.</w:t>
       </w:r>
     </w:p>
     <w:p>
@@ -10445,7 +10255,7 @@
               <w:jc w:val="left"/>
             </w:pPr>
             <w:r>
-              <w:t xml:space="preserve">[de] Wahlkreis oder Wahlregion. [en] Electoral district or region.</w:t>
+              <w:t xml:space="preserve">Electoral district or region.</w:t>
             </w:r>
           </w:p>
         </w:tc>
@@ -10959,19 +10769,7 @@
           <w:iCs/>
           <w:i/>
         </w:rPr>
-        <w:t xml:space="preserve">[de] Eine Interessenbindung (Interessenkonflikt, Politikfinanzierung) einer Person zu einer Organisation.</w:t>
-      </w:r>
-    </w:p>
-    <w:p>
-      <w:pPr>
-        <w:pStyle w:val="BodyText"/>
-      </w:pPr>
-      <w:r>
-        <w:rPr>
-          <w:iCs/>
-          <w:i/>
-        </w:rPr>
-        <w:t xml:space="preserve">[en] An interest link (conflict of interest, political financing) of a person to an organization.</w:t>
+        <w:t xml:space="preserve">An interest link (conflict of interest, political financing) of a person to an organization.</w:t>
       </w:r>
     </w:p>
     <w:p>
@@ -11091,7 +10889,7 @@
               <w:jc w:val="left"/>
             </w:pPr>
             <w:r>
-              <w:t xml:space="preserve">[de] Referenz auf eine Person mit Snapshot-Daten zum Zeitpunkt der Verknüpfung. [en] Reference to a person with snapshot data at time of linking.</w:t>
+              <w:t xml:space="preserve">Reference to a person with snapshot data at time of linking.</w:t>
             </w:r>
           </w:p>
         </w:tc>
@@ -11143,7 +10941,7 @@
               <w:jc w:val="left"/>
             </w:pPr>
             <w:r>
-              <w:t xml:space="preserve">[de] Art der Interessenbindung (Berufliche Tätigkeit, Politische Ämter, Verein). [en] Type of interest link (professional activity, political office, association).</w:t>
+              <w:t xml:space="preserve">Type of interest link (professional activity, political office, association).</w:t>
             </w:r>
           </w:p>
         </w:tc>
@@ -11195,7 +10993,7 @@
               <w:jc w:val="left"/>
             </w:pPr>
             <w:r>
-              <w:t xml:space="preserve">[en] Label of the organization. [de] Bezeichnung der Organisation.</w:t>
+              <w:t xml:space="preserve">Label of the organization.</w:t>
             </w:r>
           </w:p>
         </w:tc>
@@ -11247,7 +11045,7 @@
               <w:jc w:val="left"/>
             </w:pPr>
             <w:r>
-              <w:t xml:space="preserve">[en] UID of the organization (for analysis with NOGA codes, etc.). [de] UID der Organisation (für Auswertungen mit NOGA-Codes, etc.).</w:t>
+              <w:t xml:space="preserve">UID of the organization (for analysis with NOGA codes, etc.).</w:t>
             </w:r>
           </w:p>
         </w:tc>
@@ -11299,7 +11097,7 @@
               <w:jc w:val="left"/>
             </w:pPr>
             <w:r>
-              <w:t xml:space="preserve">[en] Address of the organization. [de] Adresse der Organisation.</w:t>
+              <w:t xml:space="preserve">Address of the organization.</w:t>
             </w:r>
           </w:p>
         </w:tc>
@@ -11351,7 +11149,7 @@
               <w:jc w:val="left"/>
             </w:pPr>
             <w:r>
-              <w:t xml:space="preserve">[en] Legal form of the organization. [de] Rechtsform der Organisation.</w:t>
+              <w:t xml:space="preserve">Legal form of the organization.</w:t>
             </w:r>
           </w:p>
         </w:tc>
@@ -11403,7 +11201,7 @@
               <w:jc w:val="left"/>
             </w:pPr>
             <w:r>
-              <w:t xml:space="preserve">[de] Gibt an, ob die Position bezahlt ist. [en] Indicates if the position is paid.</w:t>
+              <w:t xml:space="preserve">Indicates if the position is paid.</w:t>
             </w:r>
           </w:p>
         </w:tc>
@@ -11455,7 +11253,7 @@
               <w:jc w:val="left"/>
             </w:pPr>
             <w:r>
-              <w:t xml:space="preserve">[en] Committee or board (e.g., foundation board, board of directors). [de] Gremium (z.B. Stiftungsrat, Verwaltungsrat).</w:t>
+              <w:t xml:space="preserve">Committee or board (e.g., foundation board, board of directors).</w:t>
             </w:r>
           </w:p>
         </w:tc>
@@ -11507,7 +11305,7 @@
               <w:jc w:val="left"/>
             </w:pPr>
             <w:r>
-              <w:t xml:space="preserve">[en] Function or role in the organization. [de] Funktion oder Rolle in der Organisation.</w:t>
+              <w:t xml:space="preserve">Function or role in the organization.</w:t>
             </w:r>
           </w:p>
         </w:tc>
@@ -15540,19 +15338,7 @@
           <w:iCs/>
           <w:i/>
         </w:rPr>
-        <w:t xml:space="preserve">[de] Eine politische Gruppe, Organisation oder Körperschaft (z.B. Partei, Kommission, Parlament, Departement).</w:t>
-      </w:r>
-    </w:p>
-    <w:p>
-      <w:pPr>
-        <w:pStyle w:val="BodyText"/>
-      </w:pPr>
-      <w:r>
-        <w:rPr>
-          <w:iCs/>
-          <w:i/>
-        </w:rPr>
-        <w:t xml:space="preserve">[en] A political group, organization, or body (e.g., party, committee, parliament, department).</w:t>
+        <w:t xml:space="preserve">A political group, organization, or body (e.g., party, committee, parliament, department).</w:t>
       </w:r>
     </w:p>
     <w:p>
@@ -15672,22 +15458,7 @@
               <w:jc w:val="left"/>
             </w:pPr>
             <w:r>
-              <w:t xml:space="preserve">[de] Klasse der Gruppierung, wie z.B. Partei, Kommission, Parlament oder ähnliches. Die genaue Bennenung und Beschreibung der Gruppierung wird über</w:t>
-            </w:r>
-            <w:r>
-              <w:t xml:space="preserve"> </w:t>
-            </w:r>
-            <w:r>
-              <w:rPr>
-                <w:rStyle w:val="VerbatimChar"/>
-              </w:rPr>
-              <w:t xml:space="preserve">name</w:t>
-            </w:r>
-            <w:r>
-              <w:t xml:space="preserve"> </w:t>
-            </w:r>
-            <w:r>
-              <w:t xml:space="preserve">gemacht. [en] Link to the group type.</w:t>
+              <w:t xml:space="preserve">Link to the group type.</w:t>
             </w:r>
           </w:p>
         </w:tc>
@@ -15791,7 +15562,7 @@
               <w:jc w:val="left"/>
             </w:pPr>
             <w:r>
-              <w:t xml:space="preserve">[de] Abkürzung (kann mehrsprachig sein). [en] Abbreviation (can be multilingual).</w:t>
+              <w:t xml:space="preserve">Abbreviation (can be multilingual).</w:t>
             </w:r>
           </w:p>
         </w:tc>
@@ -15843,7 +15614,7 @@
               <w:jc w:val="left"/>
             </w:pPr>
             <w:r>
-              <w:t xml:space="preserve">[de] Kurze Beschreibung der Gruppierung. [en] Description of the entity.</w:t>
+              <w:t xml:space="preserve">Description of the entity.</w:t>
             </w:r>
           </w:p>
         </w:tc>
@@ -15895,7 +15666,7 @@
               <w:jc w:val="left"/>
             </w:pPr>
             <w:r>
-              <w:t xml:space="preserve">[de] Website mit weiteren Informationen. [en] Website providing further information.</w:t>
+              <w:t xml:space="preserve">Website providing further information.</w:t>
             </w:r>
           </w:p>
         </w:tc>
@@ -15947,7 +15718,7 @@
               <w:jc w:val="left"/>
             </w:pPr>
             <w:r>
-              <w:t xml:space="preserve">[de] Übergeordneten Gruppe. Zum Beispiel die Mutterpartei, zu Kantonalenparteien. Oder zur Beschreibung der Hierarchie in Exekutive. Verknüpfung von Subkommissionen mit Kommissionen. (parentGroup wird immer im selben group_type verwendet.) [en] Link to parent groups.</w:t>
+              <w:t xml:space="preserve">Link to parent groups.</w:t>
             </w:r>
           </w:p>
         </w:tc>
@@ -15999,7 +15770,7 @@
               <w:jc w:val="left"/>
             </w:pPr>
             <w:r>
-              <w:t xml:space="preserve">[de] Räumliche Referenz (BFS-Gemeindenummer, BFS-Kantonsnummer, z.B. ld.admin.ch/municipality/1234, ld.admin.ch/canton/23). [en] Spatial reference (fos-municipality number, fos-canton number, e.g., ld.admin.ch/municipality/1234, ld.admin.ch/canton/23).</w:t>
+              <w:t xml:space="preserve">Spatial reference (fos-municipality number, fos-canton number, e.g., ld.admin.ch/municipality/1234, ld.admin.ch/canton/23).</w:t>
             </w:r>
           </w:p>
         </w:tc>
@@ -16051,7 +15822,7 @@
               <w:jc w:val="left"/>
             </w:pPr>
             <w:r>
-              <w:t xml:space="preserve">[en] Contact information (email, website, social media). [de] Kontaktinformationen (E-Mail, Website, Social Media).</w:t>
+              <w:t xml:space="preserve">Contact information (email, website, social media).</w:t>
             </w:r>
           </w:p>
         </w:tc>
@@ -16103,7 +15874,7 @@
               <w:jc w:val="left"/>
             </w:pPr>
             <w:r>
-              <w:t xml:space="preserve">[de] Adressen mit Typ (privat, geschäftlich, lokal). [en] Addresses with type (private, business, local).</w:t>
+              <w:t xml:space="preserve">Addresses with type (private, business, local).</w:t>
             </w:r>
           </w:p>
         </w:tc>
@@ -16155,7 +15926,7 @@
               <w:jc w:val="left"/>
             </w:pPr>
             <w:r>
-              <w:t xml:space="preserve">[de] URL zu Parteistatuten (optional für Parteien). [en] URL to party statutes (optional for parties).</w:t>
+              <w:t xml:space="preserve">URL to party statutes (optional for parties).</w:t>
             </w:r>
           </w:p>
         </w:tc>
@@ -16207,7 +15978,7 @@
               <w:jc w:val="left"/>
             </w:pPr>
             <w:r>
-              <w:t xml:space="preserve">[de] Parteifarbe (optional für Parteien). [en] Party color (optional for parties).</w:t>
+              <w:t xml:space="preserve">Party color (optional for parties).</w:t>
             </w:r>
           </w:p>
         </w:tc>
@@ -17351,19 +17122,7 @@
           <w:iCs/>
           <w:i/>
         </w:rPr>
-        <w:t xml:space="preserve">[de] Eine Mitgliedschaftsbeziehung zwischen einer Person und einer Gruppe.</w:t>
-      </w:r>
-    </w:p>
-    <w:p>
-      <w:pPr>
-        <w:pStyle w:val="BodyText"/>
-      </w:pPr>
-      <w:r>
-        <w:rPr>
-          <w:iCs/>
-          <w:i/>
-        </w:rPr>
-        <w:t xml:space="preserve">[en] A membership relationship between a person and a group.</w:t>
+        <w:t xml:space="preserve">A membership relationship between a person and a group.</w:t>
       </w:r>
     </w:p>
     <w:p>
@@ -17483,7 +17242,7 @@
               <w:jc w:val="left"/>
             </w:pPr>
             <w:r>
-              <w:t xml:space="preserve">[de] Referenz auf eine Person mit Snapshot-Daten zum Zeitpunkt der Verknüpfung. [en] Reference to a person with snapshot data at time of linking.</w:t>
+              <w:t xml:space="preserve">Reference to a person with snapshot data at time of linking.</w:t>
             </w:r>
           </w:p>
         </w:tc>
@@ -17535,7 +17294,7 @@
               <w:jc w:val="left"/>
             </w:pPr>
             <w:r>
-              <w:t xml:space="preserve">[de] Referenz auf eine Gruppe mit Snapshot-Daten zum Zeitpunkt der Verknüpfung. [en] Reference to a group with snapshot data at time of linking.</w:t>
+              <w:t xml:space="preserve">Reference to a group with snapshot data at time of linking.</w:t>
             </w:r>
           </w:p>
         </w:tc>
@@ -17587,7 +17346,7 @@
               <w:jc w:val="left"/>
             </w:pPr>
             <w:r>
-              <w:t xml:space="preserve">[en] Role of the person in the membership or function. [de] Rolle der Person in der Mitgliedschaft oder Funktion.</w:t>
+              <w:t xml:space="preserve">Role of the person in the membership or function.</w:t>
             </w:r>
           </w:p>
         </w:tc>
@@ -17639,7 +17398,7 @@
               <w:jc w:val="left"/>
             </w:pPr>
             <w:r>
-              <w:t xml:space="preserve">[de] Gibt an, ob die Person stimmberechtigt ist. [en] Indicates if the person is authorized to vote.</w:t>
+              <w:t xml:space="preserve">Indicates if the person is authorized to vote.</w:t>
             </w:r>
           </w:p>
         </w:tc>
@@ -18627,19 +18386,7 @@
           <w:iCs/>
           <w:i/>
         </w:rPr>
-        <w:t xml:space="preserve">[de] Eine Interessenbindung (Interessenkonflikt, Politikfinanzierung) einer Person zu einer Organisation.</w:t>
-      </w:r>
-    </w:p>
-    <w:p>
-      <w:pPr>
-        <w:pStyle w:val="BodyText"/>
-      </w:pPr>
-      <w:r>
-        <w:rPr>
-          <w:iCs/>
-          <w:i/>
-        </w:rPr>
-        <w:t xml:space="preserve">[en] An interest link (conflict of interest, political financing) of a person to an organization.</w:t>
+        <w:t xml:space="preserve">An interest link (conflict of interest, political financing) of a person to an organization.</w:t>
       </w:r>
     </w:p>
     <w:p>
@@ -18759,7 +18506,7 @@
               <w:jc w:val="left"/>
             </w:pPr>
             <w:r>
-              <w:t xml:space="preserve">[de] Referenz auf eine Person mit Snapshot-Daten zum Zeitpunkt der Verknüpfung. [en] Reference to a person with snapshot data at time of linking.</w:t>
+              <w:t xml:space="preserve">Reference to a person with snapshot data at time of linking.</w:t>
             </w:r>
           </w:p>
         </w:tc>
@@ -18811,7 +18558,7 @@
               <w:jc w:val="left"/>
             </w:pPr>
             <w:r>
-              <w:t xml:space="preserve">[de] Art der Interessenbindung (Berufliche Tätigkeit, Politische Ämter, Verein). [en] Type of interest link (professional activity, political office, association).</w:t>
+              <w:t xml:space="preserve">Type of interest link (professional activity, political office, association).</w:t>
             </w:r>
           </w:p>
         </w:tc>
@@ -18863,7 +18610,7 @@
               <w:jc w:val="left"/>
             </w:pPr>
             <w:r>
-              <w:t xml:space="preserve">[en] Label of the organization. [de] Bezeichnung der Organisation.</w:t>
+              <w:t xml:space="preserve">Label of the organization.</w:t>
             </w:r>
           </w:p>
         </w:tc>
@@ -18915,7 +18662,7 @@
               <w:jc w:val="left"/>
             </w:pPr>
             <w:r>
-              <w:t xml:space="preserve">[en] UID of the organization (for analysis with NOGA codes, etc.). [de] UID der Organisation (für Auswertungen mit NOGA-Codes, etc.).</w:t>
+              <w:t xml:space="preserve">UID of the organization (for analysis with NOGA codes, etc.).</w:t>
             </w:r>
           </w:p>
         </w:tc>
@@ -18967,7 +18714,7 @@
               <w:jc w:val="left"/>
             </w:pPr>
             <w:r>
-              <w:t xml:space="preserve">[en] Address of the organization. [de] Adresse der Organisation.</w:t>
+              <w:t xml:space="preserve">Address of the organization.</w:t>
             </w:r>
           </w:p>
         </w:tc>
@@ -19019,7 +18766,7 @@
               <w:jc w:val="left"/>
             </w:pPr>
             <w:r>
-              <w:t xml:space="preserve">[en] Legal form of the organization. [de] Rechtsform der Organisation.</w:t>
+              <w:t xml:space="preserve">Legal form of the organization.</w:t>
             </w:r>
           </w:p>
         </w:tc>
@@ -19071,7 +18818,7 @@
               <w:jc w:val="left"/>
             </w:pPr>
             <w:r>
-              <w:t xml:space="preserve">[de] Gibt an, ob die Position bezahlt ist. [en] Indicates if the position is paid.</w:t>
+              <w:t xml:space="preserve">Indicates if the position is paid.</w:t>
             </w:r>
           </w:p>
         </w:tc>
@@ -19123,7 +18870,7 @@
               <w:jc w:val="left"/>
             </w:pPr>
             <w:r>
-              <w:t xml:space="preserve">[en] Committee or board (e.g., foundation board, board of directors). [de] Gremium (z.B. Stiftungsrat, Verwaltungsrat).</w:t>
+              <w:t xml:space="preserve">Committee or board (e.g., foundation board, board of directors).</w:t>
             </w:r>
           </w:p>
         </w:tc>
@@ -19175,7 +18922,7 @@
               <w:jc w:val="left"/>
             </w:pPr>
             <w:r>
-              <w:t xml:space="preserve">[en] Function or role in the organization. [de] Funktion oder Rolle in der Organisation.</w:t>
+              <w:t xml:space="preserve">Function or role in the organization.</w:t>
             </w:r>
           </w:p>
         </w:tc>

--- a/ech-0294_actors/output/ech-0294_actors.docx
+++ b/ech-0294_actors/output/ech-0294_actors.docx
@@ -1154,7 +1154,7 @@
     <w:bookmarkEnd w:id="26"/>
     <w:bookmarkEnd w:id="27"/>
     <w:bookmarkEnd w:id="28"/>
-    <w:bookmarkStart w:id="63" w:name="person"/>
+    <w:bookmarkStart w:id="66" w:name="person"/>
     <w:p>
       <w:pPr>
         <w:pStyle w:val="Heading1"/>
@@ -1432,7 +1432,7 @@
               <w:jc w:val="left"/>
             </w:pPr>
             <w:r>
-              <w:t xml:space="preserve">Mandatory short display name to identify the person within the organisation (e.g. with added birth year to distinguish persons with the same name).</w:t>
+              <w:t xml:space="preserve">Mandatory short display name to identify the person within the organisation (e.g. with added birth year to distinguish persons with the same name). Preferred: PersonOfficialName combined with PersonCallFirstName.</w:t>
             </w:r>
           </w:p>
         </w:tc>
@@ -3737,7 +3737,13 @@
         <w:rPr>
           <w:rStyle w:val="AttributeTok"/>
         </w:rPr>
-        <w:t xml:space="preserve"> uni</w:t>
+        <w:t xml:space="preserve"> </w:t>
+      </w:r>
+      <w:r>
+        <w:rPr>
+          <w:rStyle w:val="StringTok"/>
+        </w:rPr>
+        <w:t xml:space="preserve">'3223'</w:t>
       </w:r>
       <w:r>
         <w:br/>
@@ -4985,7 +4991,13 @@
         <w:rPr>
           <w:rStyle w:val="AttributeTok"/>
         </w:rPr>
-        <w:t xml:space="preserve"> schulabschluss</w:t>
+        <w:t xml:space="preserve"> </w:t>
+      </w:r>
+      <w:r>
+        <w:rPr>
+          <w:rStyle w:val="StringTok"/>
+        </w:rPr>
+        <w:t xml:space="preserve">'2421'</w:t>
       </w:r>
       <w:r>
         <w:br/>
@@ -5736,13 +5748,13 @@
     </w:tbl>
     <w:bookmarkEnd w:id="37"/>
     <w:bookmarkEnd w:id="38"/>
-    <w:bookmarkStart w:id="41" w:name="class-languageproficiency"/>
+    <w:bookmarkStart w:id="41" w:name="enum-nametypeenum"/>
     <w:p>
       <w:pPr>
         <w:pStyle w:val="Heading2"/>
       </w:pPr>
       <w:r>
-        <w:t xml:space="preserve">Class: LanguageProficiency</w:t>
+        <w:t xml:space="preserve">Enum: NameTypeEnum</w:t>
       </w:r>
     </w:p>
     <w:p>
@@ -5754,7 +5766,7 @@
           <w:iCs/>
           <w:i/>
         </w:rPr>
-        <w:t xml:space="preserve">Language proficiency of a person indicating the language and whether it is the preferred language or native language.</w:t>
+        <w:t xml:space="preserve">Categories of name types according to eCH-0011 (personNameData) and https://dam-api.bfs.admin.ch/hub/api/dam/assets/24565576/master, URI according to I14Y identifier but as class and not as attribute. Descriptions and translations according to I14Y.</w:t>
       </w:r>
     </w:p>
     <w:p>
@@ -5765,13 +5777,32 @@
         <w:t xml:space="preserve">__</w:t>
       </w:r>
     </w:p>
-    <w:bookmarkStart w:id="39" w:name="attribute-2"/>
     <w:p>
       <w:pPr>
+        <w:pStyle w:val="BodyText"/>
+      </w:pPr>
+      <w:r>
+        <w:t xml:space="preserve">URI:</w:t>
+      </w:r>
+      <w:r>
+        <w:t xml:space="preserve"> </w:t>
+      </w:r>
+      <w:hyperlink r:id="rId39">
+        <w:r>
+          <w:rPr>
+            <w:rStyle w:val="Hyperlink"/>
+          </w:rPr>
+          <w:t xml:space="preserve">act:NameTypeEnum</w:t>
+        </w:r>
+      </w:hyperlink>
+    </w:p>
+    <w:bookmarkStart w:id="40" w:name="permissible-values"/>
+    <w:p>
+      <w:pPr>
         <w:pStyle w:val="Heading3"/>
       </w:pPr>
       <w:r>
-        <w:t xml:space="preserve">Attribute</w:t>
+        <w:t xml:space="preserve">Permissible Values</w:t>
       </w:r>
     </w:p>
     <w:tbl>
@@ -5798,19 +5829,19 @@
               <w:jc w:val="left"/>
             </w:pPr>
             <w:r>
-              <w:t xml:space="preserve">Name</w:t>
-            </w:r>
-          </w:p>
-        </w:tc>
-        <w:tc>
-          <w:tcPr/>
-          <w:p>
-            <w:pPr>
-              <w:pStyle w:val="Compact"/>
-              <w:jc w:val="left"/>
-            </w:pPr>
-            <w:r>
-              <w:t xml:space="preserve">Cardinality and Range</w:t>
+              <w:t xml:space="preserve">Value</w:t>
+            </w:r>
+          </w:p>
+        </w:tc>
+        <w:tc>
+          <w:tcPr/>
+          <w:p>
+            <w:pPr>
+              <w:pStyle w:val="Compact"/>
+              <w:jc w:val="left"/>
+            </w:pPr>
+            <w:r>
+              <w:t xml:space="preserve">Meaning</w:t>
             </w:r>
           </w:p>
         </w:tc>
@@ -5836,45 +5867,31 @@
               <w:jc w:val="left"/>
             </w:pPr>
             <w:r>
-              <w:t xml:space="preserve">language</w:t>
-            </w:r>
-          </w:p>
-        </w:tc>
-        <w:tc>
-          <w:tcPr/>
-          <w:p>
-            <w:pPr>
-              <w:pStyle w:val="Compact"/>
-              <w:jc w:val="left"/>
-            </w:pPr>
-            <w:r>
-              <w:t xml:space="preserve">0..1</w:t>
-            </w:r>
-            <w:r>
-              <w:t xml:space="preserve"> </w:t>
-            </w:r>
-            <w:r>
-              <w:t xml:space="preserve"> </w:t>
-            </w:r>
-            <w:hyperlink w:anchor="String">
-              <w:r>
-                <w:rPr>
-                  <w:rStyle w:val="Hyperlink"/>
-                </w:rPr>
-                <w:t xml:space="preserve">String</w:t>
-              </w:r>
-            </w:hyperlink>
-          </w:p>
-        </w:tc>
-        <w:tc>
-          <w:tcPr/>
-          <w:p>
-            <w:pPr>
-              <w:pStyle w:val="Compact"/>
-              <w:jc w:val="left"/>
-            </w:pPr>
-            <w:r>
-              <w:t xml:space="preserve">Language code in ISO 639-1 format.</w:t>
+              <w:t xml:space="preserve">PersonOfficialName</w:t>
+            </w:r>
+          </w:p>
+        </w:tc>
+        <w:tc>
+          <w:tcPr/>
+          <w:p>
+            <w:pPr>
+              <w:pStyle w:val="Compact"/>
+              <w:jc w:val="left"/>
+            </w:pPr>
+            <w:r>
+              <w:t xml:space="preserve">https://register.ld.admin.ch/i14y/concept/personOfficialName</w:t>
+            </w:r>
+          </w:p>
+        </w:tc>
+        <w:tc>
+          <w:tcPr/>
+          <w:p>
+            <w:pPr>
+              <w:pStyle w:val="Compact"/>
+              <w:jc w:val="left"/>
+            </w:pPr>
+            <w:r>
+              <w:t xml:space="preserve">According to the official catalogue of characters (No</w:t>
             </w:r>
           </w:p>
         </w:tc>
@@ -5888,45 +5905,31 @@
               <w:jc w:val="left"/>
             </w:pPr>
             <w:r>
-              <w:t xml:space="preserve">is_correspondence</w:t>
-            </w:r>
-          </w:p>
-        </w:tc>
-        <w:tc>
-          <w:tcPr/>
-          <w:p>
-            <w:pPr>
-              <w:pStyle w:val="Compact"/>
-              <w:jc w:val="left"/>
-            </w:pPr>
-            <w:r>
-              <w:t xml:space="preserve">0..1</w:t>
-            </w:r>
-            <w:r>
-              <w:t xml:space="preserve"> </w:t>
-            </w:r>
-            <w:r>
-              <w:t xml:space="preserve"> </w:t>
-            </w:r>
-            <w:hyperlink w:anchor="Boolean">
-              <w:r>
-                <w:rPr>
-                  <w:rStyle w:val="Hyperlink"/>
-                </w:rPr>
-                <w:t xml:space="preserve">Boolean</w:t>
-              </w:r>
-            </w:hyperlink>
-          </w:p>
-        </w:tc>
-        <w:tc>
-          <w:tcPr/>
-          <w:p>
-            <w:pPr>
-              <w:pStyle w:val="Compact"/>
-              <w:jc w:val="left"/>
-            </w:pPr>
-            <w:r>
-              <w:t xml:space="preserve">Indicates if this is the preferred language.</w:t>
+              <w:t xml:space="preserve">PersonOriginalName</w:t>
+            </w:r>
+          </w:p>
+        </w:tc>
+        <w:tc>
+          <w:tcPr/>
+          <w:p>
+            <w:pPr>
+              <w:pStyle w:val="Compact"/>
+              <w:jc w:val="left"/>
+            </w:pPr>
+            <w:r>
+              <w:t xml:space="preserve">https://register.ld.admin.ch/i14y/concept/personOriginalName</w:t>
+            </w:r>
+          </w:p>
+        </w:tc>
+        <w:tc>
+          <w:tcPr/>
+          <w:p>
+            <w:pPr>
+              <w:pStyle w:val="Compact"/>
+              <w:jc w:val="left"/>
+            </w:pPr>
+            <w:r>
+              <w:t xml:space="preserve">According to the official catalogue of characters (No</w:t>
             </w:r>
           </w:p>
         </w:tc>
@@ -5940,52 +5943,649 @@
               <w:jc w:val="left"/>
             </w:pPr>
             <w:r>
-              <w:t xml:space="preserve">is_native</w:t>
-            </w:r>
-          </w:p>
-        </w:tc>
-        <w:tc>
-          <w:tcPr/>
-          <w:p>
-            <w:pPr>
-              <w:pStyle w:val="Compact"/>
-              <w:jc w:val="left"/>
-            </w:pPr>
-            <w:r>
-              <w:t xml:space="preserve">0..1</w:t>
-            </w:r>
-            <w:r>
-              <w:t xml:space="preserve"> </w:t>
-            </w:r>
-            <w:r>
-              <w:t xml:space="preserve"> </w:t>
-            </w:r>
-            <w:hyperlink w:anchor="Boolean">
-              <w:r>
-                <w:rPr>
-                  <w:rStyle w:val="Hyperlink"/>
-                </w:rPr>
-                <w:t xml:space="preserve">Boolean</w:t>
-              </w:r>
-            </w:hyperlink>
-          </w:p>
-        </w:tc>
-        <w:tc>
-          <w:tcPr/>
-          <w:p>
-            <w:pPr>
-              <w:pStyle w:val="Compact"/>
-              <w:jc w:val="left"/>
-            </w:pPr>
-            <w:r>
-              <w:t xml:space="preserve">Indicates if this is the native language.</w:t>
+              <w:t xml:space="preserve">PersonAllianceName</w:t>
+            </w:r>
+          </w:p>
+        </w:tc>
+        <w:tc>
+          <w:tcPr/>
+          <w:p>
+            <w:pPr>
+              <w:pStyle w:val="Compact"/>
+              <w:jc w:val="left"/>
+            </w:pPr>
+            <w:r>
+              <w:t xml:space="preserve">https://register.ld.admin.ch/i14y/concept/personAllianceName</w:t>
+            </w:r>
+          </w:p>
+        </w:tc>
+        <w:tc>
+          <w:tcPr/>
+          <w:p>
+            <w:pPr>
+              <w:pStyle w:val="Compact"/>
+              <w:jc w:val="left"/>
+            </w:pPr>
+            <w:r>
+              <w:t xml:space="preserve">According to the official catalogue of characters (No</w:t>
+            </w:r>
+          </w:p>
+        </w:tc>
+      </w:tr>
+      <w:tr>
+        <w:tc>
+          <w:tcPr/>
+          <w:p>
+            <w:pPr>
+              <w:pStyle w:val="Compact"/>
+              <w:jc w:val="left"/>
+            </w:pPr>
+            <w:r>
+              <w:t xml:space="preserve">PersonNameOnForeignPassport</w:t>
+            </w:r>
+          </w:p>
+        </w:tc>
+        <w:tc>
+          <w:tcPr/>
+          <w:p>
+            <w:pPr>
+              <w:pStyle w:val="Compact"/>
+              <w:jc w:val="left"/>
+            </w:pPr>
+            <w:r>
+              <w:t xml:space="preserve">https://register.ld.admin.ch/i14y/concept/personNameOnForeignPassport</w:t>
+            </w:r>
+          </w:p>
+        </w:tc>
+        <w:tc>
+          <w:tcPr/>
+          <w:p>
+            <w:pPr>
+              <w:pStyle w:val="Compact"/>
+              <w:jc w:val="left"/>
+            </w:pPr>
+            <w:r>
+              <w:t xml:space="preserve">According to the official catalogue of characters (No</w:t>
+            </w:r>
+          </w:p>
+        </w:tc>
+      </w:tr>
+      <w:tr>
+        <w:tc>
+          <w:tcPr/>
+          <w:p>
+            <w:pPr>
+              <w:pStyle w:val="Compact"/>
+              <w:jc w:val="left"/>
+            </w:pPr>
+            <w:r>
+              <w:t xml:space="preserve">PersonAliasName</w:t>
+            </w:r>
+          </w:p>
+        </w:tc>
+        <w:tc>
+          <w:tcPr/>
+          <w:p>
+            <w:pPr>
+              <w:pStyle w:val="Compact"/>
+              <w:jc w:val="left"/>
+            </w:pPr>
+            <w:r>
+              <w:t xml:space="preserve">https://register.ld.admin.ch/i14y/concept/personAliasName</w:t>
+            </w:r>
+          </w:p>
+        </w:tc>
+        <w:tc>
+          <w:tcPr/>
+          <w:p>
+            <w:pPr>
+              <w:pStyle w:val="Compact"/>
+              <w:jc w:val="left"/>
+            </w:pPr>
+            <w:r>
+              <w:t xml:space="preserve">According to the official character catalogue (No</w:t>
+            </w:r>
+          </w:p>
+        </w:tc>
+      </w:tr>
+      <w:tr>
+        <w:tc>
+          <w:tcPr/>
+          <w:p>
+            <w:pPr>
+              <w:pStyle w:val="Compact"/>
+              <w:jc w:val="left"/>
+            </w:pPr>
+            <w:r>
+              <w:t xml:space="preserve">PersonOtherName</w:t>
+            </w:r>
+          </w:p>
+        </w:tc>
+        <w:tc>
+          <w:tcPr/>
+          <w:p>
+            <w:pPr>
+              <w:pStyle w:val="Compact"/>
+              <w:jc w:val="left"/>
+            </w:pPr>
+            <w:r>
+              <w:t xml:space="preserve">https://register.ld.admin.ch/i14y/concept/personOtherName</w:t>
+            </w:r>
+          </w:p>
+        </w:tc>
+        <w:tc>
+          <w:tcPr/>
+          <w:p>
+            <w:pPr>
+              <w:pStyle w:val="Compact"/>
+              <w:jc w:val="left"/>
+            </w:pPr>
+            <w:r>
+              <w:t xml:space="preserve">According to the official catalogue of characters (No</w:t>
+            </w:r>
+          </w:p>
+        </w:tc>
+      </w:tr>
+      <w:tr>
+        <w:tc>
+          <w:tcPr/>
+          <w:p>
+            <w:pPr>
+              <w:pStyle w:val="Compact"/>
+              <w:jc w:val="left"/>
+            </w:pPr>
+            <w:r>
+              <w:t xml:space="preserve">PersonDeclaredForeignerName</w:t>
+            </w:r>
+          </w:p>
+        </w:tc>
+        <w:tc>
+          <w:tcPr/>
+          <w:p>
+            <w:pPr>
+              <w:pStyle w:val="Compact"/>
+              <w:jc w:val="left"/>
+            </w:pPr>
+            <w:r>
+              <w:t xml:space="preserve">https://register.ld.admin.ch/i14y/concept/personDeclaredForeignerName</w:t>
+            </w:r>
+          </w:p>
+        </w:tc>
+        <w:tc>
+          <w:tcPr/>
+          <w:p>
+            <w:pPr>
+              <w:pStyle w:val="Compact"/>
+              <w:jc w:val="left"/>
+            </w:pPr>
+            <w:r>
+              <w:t xml:space="preserve">According to the official catalogue of characters (No</w:t>
+            </w:r>
+          </w:p>
+        </w:tc>
+      </w:tr>
+      <w:tr>
+        <w:tc>
+          <w:tcPr/>
+          <w:p>
+            <w:pPr>
+              <w:pStyle w:val="Compact"/>
+              <w:jc w:val="left"/>
+            </w:pPr>
+            <w:r>
+              <w:t xml:space="preserve">PersonFirstName</w:t>
+            </w:r>
+          </w:p>
+        </w:tc>
+        <w:tc>
+          <w:tcPr/>
+          <w:p>
+            <w:pPr>
+              <w:pStyle w:val="Compact"/>
+              <w:jc w:val="left"/>
+            </w:pPr>
+            <w:r>
+              <w:t xml:space="preserve">https://register.ld.admin.ch/i14y/concept/personFirstName</w:t>
+            </w:r>
+          </w:p>
+        </w:tc>
+        <w:tc>
+          <w:tcPr/>
+          <w:p>
+            <w:pPr>
+              <w:pStyle w:val="Compact"/>
+              <w:jc w:val="left"/>
+            </w:pPr>
+            <w:r>
+              <w:t xml:space="preserve">First names taken from the birth certificate, the civil registry (Infostar) i…</w:t>
+            </w:r>
+          </w:p>
+        </w:tc>
+      </w:tr>
+      <w:tr>
+        <w:tc>
+          <w:tcPr/>
+          <w:p>
+            <w:pPr>
+              <w:pStyle w:val="Compact"/>
+              <w:jc w:val="left"/>
+            </w:pPr>
+            <w:r>
+              <w:t xml:space="preserve">PersonCallFirstName</w:t>
+            </w:r>
+          </w:p>
+        </w:tc>
+        <w:tc>
+          <w:tcPr/>
+          <w:p>
+            <w:pPr>
+              <w:pStyle w:val="Compact"/>
+              <w:jc w:val="left"/>
+            </w:pPr>
+            <w:r>
+              <w:t xml:space="preserve">https://register.ld.admin.ch/i14y/concept/personCallFirstName</w:t>
+            </w:r>
+          </w:p>
+        </w:tc>
+        <w:tc>
+          <w:tcPr/>
+          <w:p>
+            <w:pPr>
+              <w:pStyle w:val="Compact"/>
+              <w:jc w:val="left"/>
+            </w:pPr>
+            <w:r>
+              <w:t xml:space="preserve">A person has the right to choose a common first name from the list of their o…</w:t>
+            </w:r>
+          </w:p>
+        </w:tc>
+      </w:tr>
+      <w:tr>
+        <w:tc>
+          <w:tcPr/>
+          <w:p>
+            <w:pPr>
+              <w:pStyle w:val="Compact"/>
+              <w:jc w:val="left"/>
+            </w:pPr>
+            <w:r>
+              <w:t xml:space="preserve">PersonFirstNameOnForeignPassport</w:t>
+            </w:r>
+          </w:p>
+        </w:tc>
+        <w:tc>
+          <w:tcPr/>
+          <w:p>
+            <w:pPr>
+              <w:pStyle w:val="Compact"/>
+              <w:jc w:val="left"/>
+            </w:pPr>
+            <w:r>
+              <w:t xml:space="preserve">https://register.ld.admin.ch/i14y/concept/personFirstNameOnForeignPassport</w:t>
+            </w:r>
+          </w:p>
+        </w:tc>
+        <w:tc>
+          <w:tcPr/>
+          <w:p>
+            <w:pPr>
+              <w:pStyle w:val="Compact"/>
+              <w:jc w:val="left"/>
+            </w:pPr>
+            <w:r>
+              <w:t xml:space="preserve">For persons of foreign nationality</w:t>
+            </w:r>
+          </w:p>
+        </w:tc>
+      </w:tr>
+      <w:tr>
+        <w:tc>
+          <w:tcPr/>
+          <w:p>
+            <w:pPr>
+              <w:pStyle w:val="Compact"/>
+              <w:jc w:val="left"/>
+            </w:pPr>
+            <w:r>
+              <w:t xml:space="preserve">PersonDeclaredForeignerFirstName</w:t>
+            </w:r>
+          </w:p>
+        </w:tc>
+        <w:tc>
+          <w:tcPr/>
+          <w:p>
+            <w:pPr>
+              <w:pStyle w:val="Compact"/>
+              <w:jc w:val="left"/>
+            </w:pPr>
+            <w:r>
+              <w:t xml:space="preserve">https://register.ld.admin.ch/i14y/concept/personDeclaredForeignerFirstName</w:t>
+            </w:r>
+          </w:p>
+        </w:tc>
+        <w:tc>
+          <w:tcPr/>
+          <w:p>
+            <w:pPr>
+              <w:pStyle w:val="Compact"/>
+              <w:jc w:val="left"/>
+            </w:pPr>
+            <w:r>
+              <w:t xml:space="preserve">For persons of foreign nationality who do not have official documents (mainly…</w:t>
             </w:r>
           </w:p>
         </w:tc>
       </w:tr>
     </w:tbl>
-    <w:bookmarkEnd w:id="39"/>
-    <w:bookmarkStart w:id="40" w:name="usages-2"/>
+    <w:bookmarkEnd w:id="40"/>
+    <w:bookmarkEnd w:id="41"/>
+    <w:bookmarkStart w:id="44" w:name="class-languageproficiency"/>
+    <w:p>
+      <w:pPr>
+        <w:pStyle w:val="Heading2"/>
+      </w:pPr>
+      <w:r>
+        <w:t xml:space="preserve">Class: LanguageProficiency</w:t>
+      </w:r>
+    </w:p>
+    <w:p>
+      <w:pPr>
+        <w:pStyle w:val="FirstParagraph"/>
+      </w:pPr>
+      <w:r>
+        <w:rPr>
+          <w:iCs/>
+          <w:i/>
+        </w:rPr>
+        <w:t xml:space="preserve">Language proficiency of a person indicating the language and whether it is the preferred language or native language.</w:t>
+      </w:r>
+    </w:p>
+    <w:p>
+      <w:pPr>
+        <w:pStyle w:val="BodyText"/>
+      </w:pPr>
+      <w:r>
+        <w:t xml:space="preserve">__</w:t>
+      </w:r>
+    </w:p>
+    <w:bookmarkStart w:id="42" w:name="attribute-2"/>
+    <w:p>
+      <w:pPr>
+        <w:pStyle w:val="Heading3"/>
+      </w:pPr>
+      <w:r>
+        <w:t xml:space="preserve">Attribute</w:t>
+      </w:r>
+    </w:p>
+    <w:tbl>
+      <w:tblPr>
+        <w:tblStyle w:val="Table"/>
+        <w:tblW w:type="pct" w:w="5000"/>
+        <w:tblLook w:firstRow="1" w:lastRow="0" w:firstColumn="0" w:lastColumn="0" w:noHBand="0" w:noVBand="0" w:val="0020"/>
+        <w:jc w:val="start"/>
+      </w:tblPr>
+      <w:tblGrid>
+        <w:gridCol w:w="2640"/>
+        <w:gridCol w:w="2640"/>
+        <w:gridCol w:w="2640"/>
+      </w:tblGrid>
+      <w:tr>
+        <w:trPr>
+          <w:tblHeader w:val="true"/>
+        </w:trPr>
+        <w:tc>
+          <w:tcPr/>
+          <w:p>
+            <w:pPr>
+              <w:pStyle w:val="Compact"/>
+              <w:jc w:val="left"/>
+            </w:pPr>
+            <w:r>
+              <w:t xml:space="preserve">Name</w:t>
+            </w:r>
+          </w:p>
+        </w:tc>
+        <w:tc>
+          <w:tcPr/>
+          <w:p>
+            <w:pPr>
+              <w:pStyle w:val="Compact"/>
+              <w:jc w:val="left"/>
+            </w:pPr>
+            <w:r>
+              <w:t xml:space="preserve">Cardinality and Range</w:t>
+            </w:r>
+          </w:p>
+        </w:tc>
+        <w:tc>
+          <w:tcPr/>
+          <w:p>
+            <w:pPr>
+              <w:pStyle w:val="Compact"/>
+              <w:jc w:val="left"/>
+            </w:pPr>
+            <w:r>
+              <w:t xml:space="preserve">Description</w:t>
+            </w:r>
+          </w:p>
+        </w:tc>
+      </w:tr>
+      <w:tr>
+        <w:tc>
+          <w:tcPr/>
+          <w:p>
+            <w:pPr>
+              <w:pStyle w:val="Compact"/>
+              <w:jc w:val="left"/>
+            </w:pPr>
+            <w:r>
+              <w:t xml:space="preserve">language</w:t>
+            </w:r>
+          </w:p>
+        </w:tc>
+        <w:tc>
+          <w:tcPr/>
+          <w:p>
+            <w:pPr>
+              <w:pStyle w:val="Compact"/>
+              <w:jc w:val="left"/>
+            </w:pPr>
+            <w:r>
+              <w:t xml:space="preserve">0..1</w:t>
+            </w:r>
+            <w:r>
+              <w:t xml:space="preserve"> </w:t>
+            </w:r>
+            <w:r>
+              <w:t xml:space="preserve"> </w:t>
+            </w:r>
+            <w:hyperlink w:anchor="String">
+              <w:r>
+                <w:rPr>
+                  <w:rStyle w:val="Hyperlink"/>
+                </w:rPr>
+                <w:t xml:space="preserve">String</w:t>
+              </w:r>
+            </w:hyperlink>
+          </w:p>
+        </w:tc>
+        <w:tc>
+          <w:tcPr/>
+          <w:p>
+            <w:pPr>
+              <w:pStyle w:val="Compact"/>
+              <w:jc w:val="left"/>
+            </w:pPr>
+            <w:r>
+              <w:t xml:space="preserve">Language code in ISO 639-1 format (two lowercase letters, e.g. </w:t>
+            </w:r>
+            <w:r>
+              <w:t xml:space="preserve">“</w:t>
+            </w:r>
+            <w:r>
+              <w:t xml:space="preserve">de</w:t>
+            </w:r>
+            <w:r>
+              <w:t xml:space="preserve">”</w:t>
+            </w:r>
+            <w:r>
+              <w:t xml:space="preserve">,</w:t>
+            </w:r>
+            <w:r>
+              <w:t xml:space="preserve"> </w:t>
+            </w:r>
+            <w:r>
+              <w:t xml:space="preserve">“</w:t>
+            </w:r>
+            <w:r>
+              <w:t xml:space="preserve">fr</w:t>
+            </w:r>
+            <w:r>
+              <w:t xml:space="preserve">”</w:t>
+            </w:r>
+            <w:r>
+              <w:t xml:space="preserve">,</w:t>
+            </w:r>
+            <w:r>
+              <w:t xml:space="preserve"> </w:t>
+            </w:r>
+            <w:r>
+              <w:t xml:space="preserve">“</w:t>
+            </w:r>
+            <w:r>
+              <w:t xml:space="preserve">it</w:t>
+            </w:r>
+            <w:r>
+              <w:t xml:space="preserve">”</w:t>
+            </w:r>
+            <w:r>
+              <w:t xml:space="preserve">,</w:t>
+            </w:r>
+            <w:r>
+              <w:t xml:space="preserve"> </w:t>
+            </w:r>
+            <w:r>
+              <w:t xml:space="preserve">“</w:t>
+            </w:r>
+            <w:r>
+              <w:t xml:space="preserve">en</w:t>
+            </w:r>
+            <w:r>
+              <w:t xml:space="preserve">”</w:t>
+            </w:r>
+            <w:r>
+              <w:t xml:space="preserve">).</w:t>
+            </w:r>
+          </w:p>
+        </w:tc>
+      </w:tr>
+      <w:tr>
+        <w:tc>
+          <w:tcPr/>
+          <w:p>
+            <w:pPr>
+              <w:pStyle w:val="Compact"/>
+              <w:jc w:val="left"/>
+            </w:pPr>
+            <w:r>
+              <w:t xml:space="preserve">is_correspondence</w:t>
+            </w:r>
+          </w:p>
+        </w:tc>
+        <w:tc>
+          <w:tcPr/>
+          <w:p>
+            <w:pPr>
+              <w:pStyle w:val="Compact"/>
+              <w:jc w:val="left"/>
+            </w:pPr>
+            <w:r>
+              <w:t xml:space="preserve">0..1</w:t>
+            </w:r>
+            <w:r>
+              <w:t xml:space="preserve"> </w:t>
+            </w:r>
+            <w:r>
+              <w:t xml:space="preserve"> </w:t>
+            </w:r>
+            <w:hyperlink w:anchor="Boolean">
+              <w:r>
+                <w:rPr>
+                  <w:rStyle w:val="Hyperlink"/>
+                </w:rPr>
+                <w:t xml:space="preserve">Boolean</w:t>
+              </w:r>
+            </w:hyperlink>
+          </w:p>
+        </w:tc>
+        <w:tc>
+          <w:tcPr/>
+          <w:p>
+            <w:pPr>
+              <w:pStyle w:val="Compact"/>
+              <w:jc w:val="left"/>
+            </w:pPr>
+            <w:r>
+              <w:t xml:space="preserve">Indicates if this is the preferred language.</w:t>
+            </w:r>
+          </w:p>
+        </w:tc>
+      </w:tr>
+      <w:tr>
+        <w:tc>
+          <w:tcPr/>
+          <w:p>
+            <w:pPr>
+              <w:pStyle w:val="Compact"/>
+              <w:jc w:val="left"/>
+            </w:pPr>
+            <w:r>
+              <w:t xml:space="preserve">is_native</w:t>
+            </w:r>
+          </w:p>
+        </w:tc>
+        <w:tc>
+          <w:tcPr/>
+          <w:p>
+            <w:pPr>
+              <w:pStyle w:val="Compact"/>
+              <w:jc w:val="left"/>
+            </w:pPr>
+            <w:r>
+              <w:t xml:space="preserve">0..1</w:t>
+            </w:r>
+            <w:r>
+              <w:t xml:space="preserve"> </w:t>
+            </w:r>
+            <w:r>
+              <w:t xml:space="preserve"> </w:t>
+            </w:r>
+            <w:hyperlink w:anchor="Boolean">
+              <w:r>
+                <w:rPr>
+                  <w:rStyle w:val="Hyperlink"/>
+                </w:rPr>
+                <w:t xml:space="preserve">Boolean</w:t>
+              </w:r>
+            </w:hyperlink>
+          </w:p>
+        </w:tc>
+        <w:tc>
+          <w:tcPr/>
+          <w:p>
+            <w:pPr>
+              <w:pStyle w:val="Compact"/>
+              <w:jc w:val="left"/>
+            </w:pPr>
+            <w:r>
+              <w:t xml:space="preserve">Indicates if this is the native language.</w:t>
+            </w:r>
+          </w:p>
+        </w:tc>
+      </w:tr>
+    </w:tbl>
+    <w:bookmarkEnd w:id="42"/>
+    <w:bookmarkStart w:id="43" w:name="usages-2"/>
     <w:p>
       <w:pPr>
         <w:pStyle w:val="Heading3"/>
@@ -6126,9 +6726,9 @@
         </w:tc>
       </w:tr>
     </w:tbl>
-    <w:bookmarkEnd w:id="40"/>
-    <w:bookmarkEnd w:id="41"/>
-    <w:bookmarkStart w:id="44" w:name="class-citizenship"/>
+    <w:bookmarkEnd w:id="43"/>
+    <w:bookmarkEnd w:id="44"/>
+    <w:bookmarkStart w:id="47" w:name="class-citizenship"/>
     <w:p>
       <w:pPr>
         <w:pStyle w:val="Heading2"/>
@@ -6208,7 +6808,7 @@
         <w:t xml:space="preserve">__</w:t>
       </w:r>
     </w:p>
-    <w:bookmarkStart w:id="42" w:name="attribute-3"/>
+    <w:bookmarkStart w:id="45" w:name="attribute-3"/>
     <w:p>
       <w:pPr>
         <w:pStyle w:val="Heading3"/>
@@ -6317,7 +6917,7 @@
               <w:jc w:val="left"/>
             </w:pPr>
             <w:r>
-              <w:t xml:space="preserve">ISO 3166 country code.</w:t>
+              <w:t xml:space="preserve">ISO 3166-1 alpha-2 country code.</w:t>
             </w:r>
           </w:p>
         </w:tc>
@@ -6530,8 +7130,8 @@
         </w:tc>
       </w:tr>
     </w:tbl>
-    <w:bookmarkEnd w:id="42"/>
-    <w:bookmarkStart w:id="43" w:name="usages-3"/>
+    <w:bookmarkEnd w:id="45"/>
+    <w:bookmarkStart w:id="46" w:name="usages-3"/>
     <w:p>
       <w:pPr>
         <w:pStyle w:val="Heading3"/>
@@ -6672,9 +7272,9 @@
         </w:tc>
       </w:tr>
     </w:tbl>
-    <w:bookmarkEnd w:id="43"/>
-    <w:bookmarkEnd w:id="44"/>
-    <w:bookmarkStart w:id="47" w:name="class-gender"/>
+    <w:bookmarkEnd w:id="46"/>
+    <w:bookmarkEnd w:id="47"/>
+    <w:bookmarkStart w:id="50" w:name="class-gender"/>
     <w:p>
       <w:pPr>
         <w:pStyle w:val="Heading2"/>
@@ -6703,7 +7303,7 @@
         <w:t xml:space="preserve">__</w:t>
       </w:r>
     </w:p>
-    <w:bookmarkStart w:id="45" w:name="attribute-4"/>
+    <w:bookmarkStart w:id="48" w:name="attribute-4"/>
     <w:p>
       <w:pPr>
         <w:pStyle w:val="Heading3"/>
@@ -7077,8 +7677,8 @@
         </w:tc>
       </w:tr>
     </w:tbl>
-    <w:bookmarkEnd w:id="45"/>
-    <w:bookmarkStart w:id="46" w:name="usages-4"/>
+    <w:bookmarkEnd w:id="48"/>
+    <w:bookmarkStart w:id="49" w:name="usages-4"/>
     <w:p>
       <w:pPr>
         <w:pStyle w:val="Heading3"/>
@@ -7219,9 +7819,9 @@
         </w:tc>
       </w:tr>
     </w:tbl>
-    <w:bookmarkEnd w:id="46"/>
-    <w:bookmarkEnd w:id="47"/>
-    <w:bookmarkStart w:id="53" w:name="class-occupation"/>
+    <w:bookmarkEnd w:id="49"/>
+    <w:bookmarkEnd w:id="50"/>
+    <w:bookmarkStart w:id="56" w:name="class-occupation"/>
     <w:p>
       <w:pPr>
         <w:pStyle w:val="Heading2"/>
@@ -7250,7 +7850,7 @@
         <w:t xml:space="preserve">__</w:t>
       </w:r>
     </w:p>
-    <w:bookmarkStart w:id="48" w:name="attribute-5"/>
+    <w:bookmarkStart w:id="51" w:name="attribute-5"/>
     <w:p>
       <w:pPr>
         <w:pStyle w:val="Heading3"/>
@@ -7463,7 +8063,7 @@
               <w:jc w:val="left"/>
             </w:pPr>
             <w:r>
-              <w:t xml:space="preserve">Option to assign a label to a structured piece of information (e.g., display name, position, etc.).</w:t>
+              <w:t xml:space="preserve">Assign a label to a structured piece of information (e.g., display name, position, etc.).</w:t>
             </w:r>
           </w:p>
         </w:tc>
@@ -7477,7 +8077,7 @@
               <w:jc w:val="left"/>
             </w:pPr>
             <w:r>
-              <w:t xml:space="preserve">enterprise_uid</w:t>
+              <w:t xml:space="preserve">organization_uid</w:t>
             </w:r>
           </w:p>
         </w:tc>
@@ -7515,7 +8115,7 @@
               <w:jc w:val="left"/>
             </w:pPr>
             <w:r>
-              <w:t xml:space="preserve">UID of the enterprise.</w:t>
+              <w:t xml:space="preserve">UID of the organization (eCH-0097 format: CHE-XXX.XXX.XXX of the federal UID register (uid.admin.ch).</w:t>
             </w:r>
           </w:p>
         </w:tc>
@@ -7529,7 +8129,7 @@
               <w:jc w:val="left"/>
             </w:pPr>
             <w:r>
-              <w:t xml:space="preserve">enterprise</w:t>
+              <w:t xml:space="preserve">organization_name</w:t>
             </w:r>
           </w:p>
         </w:tc>
@@ -7567,7 +8167,7 @@
               <w:jc w:val="left"/>
             </w:pPr>
             <w:r>
-              <w:t xml:space="preserve">Name of the enterprise.</w:t>
+              <w:t xml:space="preserve">Name of the organization or enterprise.</w:t>
             </w:r>
           </w:p>
         </w:tc>
@@ -7780,8 +8380,8 @@
         </w:tc>
       </w:tr>
     </w:tbl>
-    <w:bookmarkEnd w:id="48"/>
-    <w:bookmarkStart w:id="49" w:name="usages-5"/>
+    <w:bookmarkEnd w:id="51"/>
+    <w:bookmarkStart w:id="52" w:name="usages-5"/>
     <w:p>
       <w:pPr>
         <w:pStyle w:val="Heading3"/>
@@ -7922,8 +8522,8 @@
         </w:tc>
       </w:tr>
     </w:tbl>
-    <w:bookmarkEnd w:id="49"/>
-    <w:bookmarkStart w:id="52" w:name="examples-1"/>
+    <w:bookmarkEnd w:id="52"/>
+    <w:bookmarkStart w:id="55" w:name="examples-1"/>
     <w:p>
       <w:pPr>
         <w:pStyle w:val="Heading3"/>
@@ -7932,7 +8532,7 @@
         <w:t xml:space="preserve">Examples</w:t>
       </w:r>
     </w:p>
-    <w:bookmarkStart w:id="50" w:name="X16d2c12eea81281b1659fda489df0ce153c0343"/>
+    <w:bookmarkStart w:id="53" w:name="X16d2c12eea81281b1659fda489df0ce153c0343"/>
     <w:p>
       <w:pPr>
         <w:pStyle w:val="Heading4"/>
@@ -8060,8 +8660,8 @@
         <w:t xml:space="preserve">true</w:t>
       </w:r>
     </w:p>
-    <w:bookmarkEnd w:id="50"/>
-    <w:bookmarkStart w:id="51" w:name="X149a3a9dc96627cf9f4ad2e63c8da8e6c150b25"/>
+    <w:bookmarkEnd w:id="53"/>
+    <w:bookmarkStart w:id="54" w:name="X149a3a9dc96627cf9f4ad2e63c8da8e6c150b25"/>
     <w:p>
       <w:pPr>
         <w:pStyle w:val="Heading4"/>
@@ -8141,10 +8741,10 @@
         <w:t xml:space="preserve">true</w:t>
       </w:r>
     </w:p>
-    <w:bookmarkEnd w:id="51"/>
-    <w:bookmarkEnd w:id="52"/>
-    <w:bookmarkEnd w:id="53"/>
-    <w:bookmarkStart w:id="56" w:name="class-training"/>
+    <w:bookmarkEnd w:id="54"/>
+    <w:bookmarkEnd w:id="55"/>
+    <w:bookmarkEnd w:id="56"/>
+    <w:bookmarkStart w:id="59" w:name="class-training"/>
     <w:p>
       <w:pPr>
         <w:pStyle w:val="Heading2"/>
@@ -8173,7 +8773,7 @@
         <w:t xml:space="preserve">__</w:t>
       </w:r>
     </w:p>
-    <w:bookmarkStart w:id="54" w:name="attribute-6"/>
+    <w:bookmarkStart w:id="57" w:name="attribute-6"/>
     <w:p>
       <w:pPr>
         <w:pStyle w:val="Heading3"/>
@@ -8599,8 +9199,8 @@
         </w:tc>
       </w:tr>
     </w:tbl>
-    <w:bookmarkEnd w:id="54"/>
-    <w:bookmarkStart w:id="55" w:name="usages-6"/>
+    <w:bookmarkEnd w:id="57"/>
+    <w:bookmarkStart w:id="58" w:name="usages-6"/>
     <w:p>
       <w:pPr>
         <w:pStyle w:val="Heading3"/>
@@ -8741,9 +9341,9 @@
         </w:tc>
       </w:tr>
     </w:tbl>
-    <w:bookmarkEnd w:id="55"/>
-    <w:bookmarkEnd w:id="56"/>
-    <w:bookmarkStart w:id="62" w:name="class-electoraldistrict"/>
+    <w:bookmarkEnd w:id="58"/>
+    <w:bookmarkEnd w:id="59"/>
+    <w:bookmarkStart w:id="65" w:name="class-electoraldistrict"/>
     <w:p>
       <w:pPr>
         <w:pStyle w:val="Heading2"/>
@@ -8772,7 +9372,7 @@
         <w:t xml:space="preserve">__</w:t>
       </w:r>
     </w:p>
-    <w:bookmarkStart w:id="57" w:name="attribute-7"/>
+    <w:bookmarkStart w:id="60" w:name="attribute-7"/>
     <w:p>
       <w:pPr>
         <w:pStyle w:val="Heading3"/>
@@ -9094,8 +9694,8 @@
         </w:tc>
       </w:tr>
     </w:tbl>
-    <w:bookmarkEnd w:id="57"/>
-    <w:bookmarkStart w:id="58" w:name="usages-7"/>
+    <w:bookmarkEnd w:id="60"/>
+    <w:bookmarkStart w:id="61" w:name="usages-7"/>
     <w:p>
       <w:pPr>
         <w:pStyle w:val="Heading3"/>
@@ -9236,8 +9836,8 @@
         </w:tc>
       </w:tr>
     </w:tbl>
-    <w:bookmarkEnd w:id="58"/>
-    <w:bookmarkStart w:id="61" w:name="examples-2"/>
+    <w:bookmarkEnd w:id="61"/>
+    <w:bookmarkStart w:id="64" w:name="examples-2"/>
     <w:p>
       <w:pPr>
         <w:pStyle w:val="Heading3"/>
@@ -9246,7 +9846,7 @@
         <w:t xml:space="preserve">Examples</w:t>
       </w:r>
     </w:p>
-    <w:bookmarkStart w:id="59" w:name="Xbd3dd3b066f89bc61cfb174a370a3324c13ed49"/>
+    <w:bookmarkStart w:id="62" w:name="Xbd3dd3b066f89bc61cfb174a370a3324c13ed49"/>
     <w:p>
       <w:pPr>
         <w:pStyle w:val="Heading4"/>
@@ -9320,8 +9920,8 @@
         <w:t xml:space="preserve"> 2025-01-01</w:t>
       </w:r>
     </w:p>
-    <w:bookmarkEnd w:id="59"/>
-    <w:bookmarkStart w:id="60" w:name="X978220e041935978310826ee1c37d70dd41e3ba"/>
+    <w:bookmarkEnd w:id="62"/>
+    <w:bookmarkStart w:id="63" w:name="X978220e041935978310826ee1c37d70dd41e3ba"/>
     <w:p>
       <w:pPr>
         <w:pStyle w:val="Heading4"/>
@@ -9374,11 +9974,11 @@
         <w:t xml:space="preserve"> 2010-01-01</w:t>
       </w:r>
     </w:p>
-    <w:bookmarkEnd w:id="60"/>
-    <w:bookmarkEnd w:id="61"/>
-    <w:bookmarkEnd w:id="62"/>
     <w:bookmarkEnd w:id="63"/>
-    <w:bookmarkStart w:id="75" w:name="gruppen-und-organe-groups"/>
+    <w:bookmarkEnd w:id="64"/>
+    <w:bookmarkEnd w:id="65"/>
+    <w:bookmarkEnd w:id="66"/>
+    <w:bookmarkStart w:id="78" w:name="gruppen-und-organe-groups"/>
     <w:p>
       <w:pPr>
         <w:pStyle w:val="Heading1"/>
@@ -9387,7 +9987,7 @@
         <w:t xml:space="preserve">Gruppen und Organe (Groups)</w:t>
       </w:r>
     </w:p>
-    <w:bookmarkStart w:id="64" w:name="einführung-und-zielsetzung-1"/>
+    <w:bookmarkStart w:id="67" w:name="einführung-und-zielsetzung-1"/>
     <w:p>
       <w:pPr>
         <w:pStyle w:val="Heading2"/>
@@ -9492,8 +10092,8 @@
         <w:t xml:space="preserve">: Multilinguale Namen und Abkürzungen</w:t>
       </w:r>
     </w:p>
-    <w:bookmarkEnd w:id="64"/>
-    <w:bookmarkStart w:id="65" w:name="anwendungszwecke"/>
+    <w:bookmarkEnd w:id="67"/>
+    <w:bookmarkStart w:id="68" w:name="anwendungszwecke"/>
     <w:p>
       <w:pPr>
         <w:pStyle w:val="Heading2"/>
@@ -9605,8 +10205,8 @@
         <w:t xml:space="preserve">: Verwaltung von Wahllisten (z.B. UNIBE Parteilisten-Datenbank)</w:t>
       </w:r>
     </w:p>
-    <w:bookmarkEnd w:id="65"/>
-    <w:bookmarkStart w:id="68" w:name="class-group"/>
+    <w:bookmarkEnd w:id="68"/>
+    <w:bookmarkStart w:id="71" w:name="class-group"/>
     <w:p>
       <w:pPr>
         <w:pStyle w:val="Heading2"/>
@@ -9635,7 +10235,7 @@
         <w:t xml:space="preserve">__</w:t>
       </w:r>
     </w:p>
-    <w:bookmarkStart w:id="66" w:name="attribute-8"/>
+    <w:bookmarkStart w:id="69" w:name="attribute-8"/>
     <w:p>
       <w:pPr>
         <w:pStyle w:val="Heading3"/>
@@ -9808,7 +10408,7 @@
               <w:jc w:val="left"/>
             </w:pPr>
             <w:r>
-              <w:t xml:space="preserve">Option to assign a label to a structured piece of information (e.g., display name, position, etc.).</w:t>
+              <w:t xml:space="preserve">Assign a label to a structured piece of information (e.g., display name, position, etc.).</w:t>
             </w:r>
           </w:p>
         </w:tc>
@@ -10987,8 +11587,8 @@
         </w:tc>
       </w:tr>
     </w:tbl>
-    <w:bookmarkEnd w:id="66"/>
-    <w:bookmarkStart w:id="67" w:name="usages-8"/>
+    <w:bookmarkEnd w:id="69"/>
+    <w:bookmarkStart w:id="70" w:name="usages-8"/>
     <w:p>
       <w:pPr>
         <w:pStyle w:val="Heading3"/>
@@ -11129,9 +11729,9 @@
         </w:tc>
       </w:tr>
     </w:tbl>
-    <w:bookmarkEnd w:id="67"/>
-    <w:bookmarkEnd w:id="68"/>
-    <w:bookmarkStart w:id="71" w:name="class-grouptype"/>
+    <w:bookmarkEnd w:id="70"/>
+    <w:bookmarkEnd w:id="71"/>
+    <w:bookmarkStart w:id="74" w:name="class-grouptype"/>
     <w:p>
       <w:pPr>
         <w:pStyle w:val="Heading2"/>
@@ -11160,7 +11760,7 @@
         <w:t xml:space="preserve">__</w:t>
       </w:r>
     </w:p>
-    <w:bookmarkStart w:id="69" w:name="attribute-9"/>
+    <w:bookmarkStart w:id="72" w:name="attribute-9"/>
     <w:p>
       <w:pPr>
         <w:pStyle w:val="Heading3"/>
@@ -11321,14 +11921,14 @@
               <w:jc w:val="left"/>
             </w:pPr>
             <w:r>
-              <w:t xml:space="preserve">Option to assign a label to a structured piece of information (e.g., display name, position, etc.).</w:t>
+              <w:t xml:space="preserve">Assign a label to a structured piece of information (e.g., display name, position, etc.).</w:t>
             </w:r>
           </w:p>
         </w:tc>
       </w:tr>
     </w:tbl>
-    <w:bookmarkEnd w:id="69"/>
-    <w:bookmarkStart w:id="70" w:name="usages-9"/>
+    <w:bookmarkEnd w:id="72"/>
+    <w:bookmarkStart w:id="73" w:name="usages-9"/>
     <w:p>
       <w:pPr>
         <w:pStyle w:val="Heading3"/>
@@ -11534,9 +12134,9 @@
         </w:tc>
       </w:tr>
     </w:tbl>
-    <w:bookmarkEnd w:id="70"/>
-    <w:bookmarkEnd w:id="71"/>
-    <w:bookmarkStart w:id="74" w:name="enum-grouptypeenum"/>
+    <w:bookmarkEnd w:id="73"/>
+    <w:bookmarkEnd w:id="74"/>
+    <w:bookmarkStart w:id="77" w:name="enum-grouptypeenum"/>
     <w:p>
       <w:pPr>
         <w:pStyle w:val="Heading2"/>
@@ -11575,7 +12175,7 @@
       <w:r>
         <w:t xml:space="preserve"> </w:t>
       </w:r>
-      <w:hyperlink r:id="rId72">
+      <w:hyperlink r:id="rId75">
         <w:r>
           <w:rPr>
             <w:rStyle w:val="Hyperlink"/>
@@ -11584,7 +12184,7 @@
         </w:r>
       </w:hyperlink>
     </w:p>
-    <w:bookmarkStart w:id="73" w:name="permissible-values"/>
+    <w:bookmarkStart w:id="76" w:name="permissible-values-1"/>
     <w:p>
       <w:pPr>
         <w:pStyle w:val="Heading3"/>
@@ -12445,10 +13045,10 @@
         </w:tc>
       </w:tr>
     </w:tbl>
-    <w:bookmarkEnd w:id="73"/>
-    <w:bookmarkEnd w:id="74"/>
-    <w:bookmarkEnd w:id="75"/>
-    <w:bookmarkStart w:id="81" w:name="mitgliedschaften-memberships"/>
+    <w:bookmarkEnd w:id="76"/>
+    <w:bookmarkEnd w:id="77"/>
+    <w:bookmarkEnd w:id="78"/>
+    <w:bookmarkStart w:id="84" w:name="mitgliedschaften-memberships"/>
     <w:p>
       <w:pPr>
         <w:pStyle w:val="Heading1"/>
@@ -12457,7 +13057,7 @@
         <w:t xml:space="preserve">Mitgliedschaften (Memberships)</w:t>
       </w:r>
     </w:p>
-    <w:bookmarkStart w:id="76" w:name="einführung-und-zielsetzung-2"/>
+    <w:bookmarkStart w:id="79" w:name="einführung-und-zielsetzung-2"/>
     <w:p>
       <w:pPr>
         <w:pStyle w:val="Heading2"/>
@@ -12581,8 +13181,8 @@
         <w:t xml:space="preserve">: Erfassung der Stimmberechtigung (relevant für Parlamente)</w:t>
       </w:r>
     </w:p>
-    <w:bookmarkEnd w:id="76"/>
-    <w:bookmarkStart w:id="77" w:name="anwendungsszenarien"/>
+    <w:bookmarkEnd w:id="79"/>
+    <w:bookmarkStart w:id="80" w:name="anwendungsszenarien"/>
     <w:p>
       <w:pPr>
         <w:pStyle w:val="Heading2"/>
@@ -12732,8 +13332,8 @@
         <w:t xml:space="preserve">: Mitwirkung in Gremien und Arbeitsgruppen</w:t>
       </w:r>
     </w:p>
-    <w:bookmarkEnd w:id="77"/>
-    <w:bookmarkStart w:id="80" w:name="class-membership"/>
+    <w:bookmarkEnd w:id="80"/>
+    <w:bookmarkStart w:id="83" w:name="class-membership"/>
     <w:p>
       <w:pPr>
         <w:pStyle w:val="Heading2"/>
@@ -12762,7 +13362,7 @@
         <w:t xml:space="preserve">__</w:t>
       </w:r>
     </w:p>
-    <w:bookmarkStart w:id="78" w:name="attribute-10"/>
+    <w:bookmarkStart w:id="81" w:name="attribute-10"/>
     <w:p>
       <w:pPr>
         <w:pStyle w:val="Heading3"/>
@@ -13727,8 +14327,8 @@
         </w:tc>
       </w:tr>
     </w:tbl>
-    <w:bookmarkEnd w:id="78"/>
-    <w:bookmarkStart w:id="79" w:name="usages-10"/>
+    <w:bookmarkEnd w:id="81"/>
+    <w:bookmarkStart w:id="82" w:name="usages-10"/>
     <w:p>
       <w:pPr>
         <w:pStyle w:val="Heading3"/>
@@ -13869,10 +14469,10 @@
         </w:tc>
       </w:tr>
     </w:tbl>
-    <w:bookmarkEnd w:id="79"/>
-    <w:bookmarkEnd w:id="80"/>
-    <w:bookmarkEnd w:id="81"/>
-    <w:bookmarkStart w:id="102" w:name="interessenbindungen-interest-links"/>
+    <w:bookmarkEnd w:id="82"/>
+    <w:bookmarkEnd w:id="83"/>
+    <w:bookmarkEnd w:id="84"/>
+    <w:bookmarkStart w:id="105" w:name="interessenbindungen-interest-links"/>
     <w:p>
       <w:pPr>
         <w:pStyle w:val="Heading1"/>
@@ -13881,7 +14481,7 @@
         <w:t xml:space="preserve">Interessenbindungen (Interest Links)</w:t>
       </w:r>
     </w:p>
-    <w:bookmarkStart w:id="83" w:name="einführung-und-zielsetzung-3"/>
+    <w:bookmarkStart w:id="86" w:name="einführung-und-zielsetzung-3"/>
     <w:p>
       <w:pPr>
         <w:pStyle w:val="Heading2"/>
@@ -13900,7 +14500,7 @@
       <w:r>
         <w:t xml:space="preserve"> </w:t>
       </w:r>
-      <w:hyperlink r:id="rId82">
+      <w:hyperlink r:id="rId85">
         <w:r>
           <w:rPr>
             <w:rStyle w:val="Hyperlink"/>
@@ -14000,8 +14600,8 @@
         <w:t xml:space="preserve">: Dokumentation von Start und Ende der Bindung</w:t>
       </w:r>
     </w:p>
-    <w:bookmarkEnd w:id="83"/>
-    <w:bookmarkStart w:id="98" w:name="class-interestlink"/>
+    <w:bookmarkEnd w:id="86"/>
+    <w:bookmarkStart w:id="101" w:name="class-interestlink"/>
     <w:p>
       <w:pPr>
         <w:pStyle w:val="Heading2"/>
@@ -14030,7 +14630,7 @@
         <w:t xml:space="preserve">__</w:t>
       </w:r>
     </w:p>
-    <w:bookmarkStart w:id="84" w:name="attribute-11"/>
+    <w:bookmarkStart w:id="87" w:name="attribute-11"/>
     <w:p>
       <w:pPr>
         <w:pStyle w:val="Heading3"/>
@@ -14205,7 +14805,7 @@
               <w:jc w:val="left"/>
             </w:pPr>
             <w:r>
-              <w:t xml:space="preserve">organization_label</w:t>
+              <w:t xml:space="preserve">organization_name</w:t>
             </w:r>
           </w:p>
         </w:tc>
@@ -14243,7 +14843,7 @@
               <w:jc w:val="left"/>
             </w:pPr>
             <w:r>
-              <w:t xml:space="preserve">Label of the organization.</w:t>
+              <w:t xml:space="preserve">Name of the organization or enterprise.</w:t>
             </w:r>
           </w:p>
         </w:tc>
@@ -15251,8 +15851,8 @@
         </w:tc>
       </w:tr>
     </w:tbl>
-    <w:bookmarkEnd w:id="84"/>
-    <w:bookmarkStart w:id="85" w:name="usages-11"/>
+    <w:bookmarkEnd w:id="87"/>
+    <w:bookmarkStart w:id="88" w:name="usages-11"/>
     <w:p>
       <w:pPr>
         <w:pStyle w:val="Heading3"/>
@@ -15458,8 +16058,8 @@
         </w:tc>
       </w:tr>
     </w:tbl>
-    <w:bookmarkEnd w:id="85"/>
-    <w:bookmarkStart w:id="97" w:name="examples-3"/>
+    <w:bookmarkEnd w:id="88"/>
+    <w:bookmarkStart w:id="100" w:name="examples-3"/>
     <w:p>
       <w:pPr>
         <w:pStyle w:val="Heading3"/>
@@ -15468,7 +16068,7 @@
         <w:t xml:space="preserve">Examples</w:t>
       </w:r>
     </w:p>
-    <w:bookmarkStart w:id="86" w:name="X0845bcf2a073d7a8ccfb4c034304d565538985a"/>
+    <w:bookmarkStart w:id="89" w:name="X0845bcf2a073d7a8ccfb4c034304d565538985a"/>
     <w:p>
       <w:pPr>
         <w:pStyle w:val="Heading4"/>
@@ -15623,7 +16223,7 @@
         <w:rPr>
           <w:rStyle w:val="FunctionTok"/>
         </w:rPr>
-        <w:t xml:space="preserve">organization_label</w:t>
+        <w:t xml:space="preserve">organization_name</w:t>
       </w:r>
       <w:r>
         <w:rPr>
@@ -15734,8 +16334,8 @@
         <w:t xml:space="preserve">true</w:t>
       </w:r>
     </w:p>
-    <w:bookmarkEnd w:id="86"/>
-    <w:bookmarkStart w:id="87" w:name="X5f7b77374213da9d26faf724a6a780fad8e679d"/>
+    <w:bookmarkEnd w:id="89"/>
+    <w:bookmarkStart w:id="90" w:name="X5f7b77374213da9d26faf724a6a780fad8e679d"/>
     <w:p>
       <w:pPr>
         <w:pStyle w:val="Heading4"/>
@@ -15890,7 +16490,7 @@
         <w:rPr>
           <w:rStyle w:val="FunctionTok"/>
         </w:rPr>
-        <w:t xml:space="preserve">organization_label</w:t>
+        <w:t xml:space="preserve">organization_name</w:t>
       </w:r>
       <w:r>
         <w:rPr>
@@ -16001,8 +16601,8 @@
         <w:t xml:space="preserve">false</w:t>
       </w:r>
     </w:p>
-    <w:bookmarkEnd w:id="87"/>
-    <w:bookmarkStart w:id="88" w:name="Xa40f2fb9d29f8ea37e0f78fc21991870728b003"/>
+    <w:bookmarkEnd w:id="90"/>
+    <w:bookmarkStart w:id="91" w:name="Xa40f2fb9d29f8ea37e0f78fc21991870728b003"/>
     <w:p>
       <w:pPr>
         <w:pStyle w:val="Heading4"/>
@@ -16157,7 +16757,7 @@
         <w:rPr>
           <w:rStyle w:val="FunctionTok"/>
         </w:rPr>
-        <w:t xml:space="preserve">organization_label</w:t>
+        <w:t xml:space="preserve">organization_name</w:t>
       </w:r>
       <w:r>
         <w:rPr>
@@ -16262,8 +16862,8 @@
         <w:t xml:space="preserve">false</w:t>
       </w:r>
     </w:p>
-    <w:bookmarkEnd w:id="88"/>
-    <w:bookmarkStart w:id="89" w:name="X39e75180c6c6f9734709a21e630d94d5297fa76"/>
+    <w:bookmarkEnd w:id="91"/>
+    <w:bookmarkStart w:id="92" w:name="X39e75180c6c6f9734709a21e630d94d5297fa76"/>
     <w:p>
       <w:pPr>
         <w:pStyle w:val="Heading4"/>
@@ -16418,7 +17018,7 @@
         <w:rPr>
           <w:rStyle w:val="FunctionTok"/>
         </w:rPr>
-        <w:t xml:space="preserve">organization_label</w:t>
+        <w:t xml:space="preserve">organization_name</w:t>
       </w:r>
       <w:r>
         <w:rPr>
@@ -16523,8 +17123,8 @@
         <w:t xml:space="preserve">false</w:t>
       </w:r>
     </w:p>
-    <w:bookmarkEnd w:id="89"/>
-    <w:bookmarkStart w:id="90" w:name="Xd76396af613a0ff7158ed59e2240f0adc6f7ee2"/>
+    <w:bookmarkEnd w:id="92"/>
+    <w:bookmarkStart w:id="93" w:name="Xd76396af613a0ff7158ed59e2240f0adc6f7ee2"/>
     <w:p>
       <w:pPr>
         <w:pStyle w:val="Heading4"/>
@@ -16679,7 +17279,7 @@
         <w:rPr>
           <w:rStyle w:val="FunctionTok"/>
         </w:rPr>
-        <w:t xml:space="preserve">organization_label</w:t>
+        <w:t xml:space="preserve">organization_name</w:t>
       </w:r>
       <w:r>
         <w:rPr>
@@ -16790,8 +17390,8 @@
         <w:t xml:space="preserve">true</w:t>
       </w:r>
     </w:p>
-    <w:bookmarkEnd w:id="90"/>
-    <w:bookmarkStart w:id="91" w:name="X7d29cc7ff52120bdd45011480f3e6dc610515f2"/>
+    <w:bookmarkEnd w:id="93"/>
+    <w:bookmarkStart w:id="94" w:name="X7d29cc7ff52120bdd45011480f3e6dc610515f2"/>
     <w:p>
       <w:pPr>
         <w:pStyle w:val="Heading4"/>
@@ -16946,7 +17546,7 @@
         <w:rPr>
           <w:rStyle w:val="FunctionTok"/>
         </w:rPr>
-        <w:t xml:space="preserve">organization_label</w:t>
+        <w:t xml:space="preserve">organization_name</w:t>
       </w:r>
       <w:r>
         <w:rPr>
@@ -17057,8 +17657,8 @@
         <w:t xml:space="preserve">true</w:t>
       </w:r>
     </w:p>
-    <w:bookmarkEnd w:id="91"/>
-    <w:bookmarkStart w:id="92" w:name="Xded36388b4a9b51fcb584ff8dfc8b0a0bff45fd"/>
+    <w:bookmarkEnd w:id="94"/>
+    <w:bookmarkStart w:id="95" w:name="Xded36388b4a9b51fcb584ff8dfc8b0a0bff45fd"/>
     <w:p>
       <w:pPr>
         <w:pStyle w:val="Heading4"/>
@@ -17213,7 +17813,7 @@
         <w:rPr>
           <w:rStyle w:val="FunctionTok"/>
         </w:rPr>
-        <w:t xml:space="preserve">organization_label</w:t>
+        <w:t xml:space="preserve">organization_name</w:t>
       </w:r>
       <w:r>
         <w:rPr>
@@ -17324,8 +17924,8 @@
         <w:t xml:space="preserve">true</w:t>
       </w:r>
     </w:p>
-    <w:bookmarkEnd w:id="92"/>
-    <w:bookmarkStart w:id="93" w:name="X67a57fa17931c1870747e25cf16d5ce99900d38"/>
+    <w:bookmarkEnd w:id="95"/>
+    <w:bookmarkStart w:id="96" w:name="X67a57fa17931c1870747e25cf16d5ce99900d38"/>
     <w:p>
       <w:pPr>
         <w:pStyle w:val="Heading4"/>
@@ -17480,7 +18080,7 @@
         <w:rPr>
           <w:rStyle w:val="FunctionTok"/>
         </w:rPr>
-        <w:t xml:space="preserve">organization_label</w:t>
+        <w:t xml:space="preserve">organization_name</w:t>
       </w:r>
       <w:r>
         <w:rPr>
@@ -17585,8 +18185,8 @@
         <w:t xml:space="preserve">true</w:t>
       </w:r>
     </w:p>
-    <w:bookmarkEnd w:id="93"/>
-    <w:bookmarkStart w:id="94" w:name="Xc0dc9173d5ec4cfe64b497c9e47d80eb9698f95"/>
+    <w:bookmarkEnd w:id="96"/>
+    <w:bookmarkStart w:id="97" w:name="Xc0dc9173d5ec4cfe64b497c9e47d80eb9698f95"/>
     <w:p>
       <w:pPr>
         <w:pStyle w:val="Heading4"/>
@@ -17741,7 +18341,7 @@
         <w:rPr>
           <w:rStyle w:val="FunctionTok"/>
         </w:rPr>
-        <w:t xml:space="preserve">organization_label</w:t>
+        <w:t xml:space="preserve">organization_name</w:t>
       </w:r>
       <w:r>
         <w:rPr>
@@ -17852,8 +18452,8 @@
         <w:t xml:space="preserve">true</w:t>
       </w:r>
     </w:p>
-    <w:bookmarkEnd w:id="94"/>
-    <w:bookmarkStart w:id="95" w:name="Xada6c64672c2c5d2dde948a9b1776690af4c26f"/>
+    <w:bookmarkEnd w:id="97"/>
+    <w:bookmarkStart w:id="98" w:name="Xada6c64672c2c5d2dde948a9b1776690af4c26f"/>
     <w:p>
       <w:pPr>
         <w:pStyle w:val="Heading4"/>
@@ -18008,7 +18608,7 @@
         <w:rPr>
           <w:rStyle w:val="FunctionTok"/>
         </w:rPr>
-        <w:t xml:space="preserve">organization_label</w:t>
+        <w:t xml:space="preserve">organization_name</w:t>
       </w:r>
       <w:r>
         <w:rPr>
@@ -18113,8 +18713,8 @@
         <w:t xml:space="preserve">true</w:t>
       </w:r>
     </w:p>
-    <w:bookmarkEnd w:id="95"/>
-    <w:bookmarkStart w:id="96" w:name="Xb0713a3079c98b470c31c6d0a87571ecc4271ab"/>
+    <w:bookmarkEnd w:id="98"/>
+    <w:bookmarkStart w:id="99" w:name="Xb0713a3079c98b470c31c6d0a87571ecc4271ab"/>
     <w:p>
       <w:pPr>
         <w:pStyle w:val="Heading4"/>
@@ -18269,7 +18869,7 @@
         <w:rPr>
           <w:rStyle w:val="FunctionTok"/>
         </w:rPr>
-        <w:t xml:space="preserve">organization_label</w:t>
+        <w:t xml:space="preserve">organization_name</w:t>
       </w:r>
       <w:r>
         <w:rPr>
@@ -18374,10 +18974,10 @@
         <w:t xml:space="preserve">true</w:t>
       </w:r>
     </w:p>
-    <w:bookmarkEnd w:id="96"/>
-    <w:bookmarkEnd w:id="97"/>
-    <w:bookmarkEnd w:id="98"/>
-    <w:bookmarkStart w:id="101" w:name="enum-interesttypeenum"/>
+    <w:bookmarkEnd w:id="99"/>
+    <w:bookmarkEnd w:id="100"/>
+    <w:bookmarkEnd w:id="101"/>
+    <w:bookmarkStart w:id="104" w:name="enum-interesttypeenum"/>
     <w:p>
       <w:pPr>
         <w:pStyle w:val="Heading2"/>
@@ -18416,7 +19016,7 @@
       <w:r>
         <w:t xml:space="preserve"> </w:t>
       </w:r>
-      <w:hyperlink r:id="rId99">
+      <w:hyperlink r:id="rId102">
         <w:r>
           <w:rPr>
             <w:rStyle w:val="Hyperlink"/>
@@ -18425,7 +19025,7 @@
         </w:r>
       </w:hyperlink>
     </w:p>
-    <w:bookmarkStart w:id="100" w:name="permissible-values-1"/>
+    <w:bookmarkStart w:id="103" w:name="permissible-values-2"/>
     <w:p>
       <w:pPr>
         <w:pStyle w:val="Heading3"/>
@@ -18602,10 +19202,10 @@
         </w:tc>
       </w:tr>
     </w:tbl>
-    <w:bookmarkEnd w:id="100"/>
-    <w:bookmarkEnd w:id="101"/>
-    <w:bookmarkEnd w:id="102"/>
-    <w:bookmarkStart w:id="121" w:name="geteilte-elemente"/>
+    <w:bookmarkEnd w:id="103"/>
+    <w:bookmarkEnd w:id="104"/>
+    <w:bookmarkEnd w:id="105"/>
+    <w:bookmarkStart w:id="124" w:name="geteilte-elemente"/>
     <w:p>
       <w:pPr>
         <w:pStyle w:val="Heading1"/>
@@ -18614,7 +19214,7 @@
         <w:t xml:space="preserve">Geteilte Elemente</w:t>
       </w:r>
     </w:p>
-    <w:bookmarkStart w:id="105" w:name="class-personreference"/>
+    <w:bookmarkStart w:id="108" w:name="class-personreference"/>
     <w:p>
       <w:pPr>
         <w:pStyle w:val="Heading2"/>
@@ -18643,7 +19243,7 @@
         <w:t xml:space="preserve">__</w:t>
       </w:r>
     </w:p>
-    <w:bookmarkStart w:id="103" w:name="attribute-12"/>
+    <w:bookmarkStart w:id="106" w:name="attribute-12"/>
     <w:p>
       <w:pPr>
         <w:pStyle w:val="Heading3"/>
@@ -19133,8 +19733,8 @@
         </w:tc>
       </w:tr>
     </w:tbl>
-    <w:bookmarkEnd w:id="103"/>
-    <w:bookmarkStart w:id="104" w:name="usages-12"/>
+    <w:bookmarkEnd w:id="106"/>
+    <w:bookmarkStart w:id="107" w:name="usages-12"/>
     <w:p>
       <w:pPr>
         <w:pStyle w:val="Heading3"/>
@@ -19340,9 +19940,9 @@
         </w:tc>
       </w:tr>
     </w:tbl>
-    <w:bookmarkEnd w:id="104"/>
-    <w:bookmarkEnd w:id="105"/>
-    <w:bookmarkStart w:id="108" w:name="class-groupreference"/>
+    <w:bookmarkEnd w:id="107"/>
+    <w:bookmarkEnd w:id="108"/>
+    <w:bookmarkStart w:id="111" w:name="class-groupreference"/>
     <w:p>
       <w:pPr>
         <w:pStyle w:val="Heading2"/>
@@ -19371,7 +19971,7 @@
         <w:t xml:space="preserve">__</w:t>
       </w:r>
     </w:p>
-    <w:bookmarkStart w:id="106" w:name="attribute-13"/>
+    <w:bookmarkStart w:id="109" w:name="attribute-13"/>
     <w:p>
       <w:pPr>
         <w:pStyle w:val="Heading3"/>
@@ -19480,7 +20080,7 @@
               <w:jc w:val="left"/>
             </w:pPr>
             <w:r>
-              <w:t xml:space="preserve">Option to assign a label to a structured piece of information (e.g., display name, position, etc.).</w:t>
+              <w:t xml:space="preserve">Assign a label to a structured piece of information (e.g., display name, position, etc.).</w:t>
             </w:r>
           </w:p>
         </w:tc>
@@ -19809,8 +20409,8 @@
         </w:tc>
       </w:tr>
     </w:tbl>
-    <w:bookmarkEnd w:id="106"/>
-    <w:bookmarkStart w:id="107" w:name="usages-13"/>
+    <w:bookmarkEnd w:id="109"/>
+    <w:bookmarkStart w:id="110" w:name="usages-13"/>
     <w:p>
       <w:pPr>
         <w:pStyle w:val="Heading3"/>
@@ -19951,9 +20551,9 @@
         </w:tc>
       </w:tr>
     </w:tbl>
-    <w:bookmarkEnd w:id="107"/>
-    <w:bookmarkEnd w:id="108"/>
-    <w:bookmarkStart w:id="114" w:name="class-address"/>
+    <w:bookmarkEnd w:id="110"/>
+    <w:bookmarkEnd w:id="111"/>
+    <w:bookmarkStart w:id="117" w:name="class-address"/>
     <w:p>
       <w:pPr>
         <w:pStyle w:val="Heading2"/>
@@ -19982,7 +20582,7 @@
         <w:t xml:space="preserve">__</w:t>
       </w:r>
     </w:p>
-    <w:bookmarkStart w:id="109" w:name="attribute-14"/>
+    <w:bookmarkStart w:id="112" w:name="attribute-14"/>
     <w:p>
       <w:pPr>
         <w:pStyle w:val="Heading3"/>
@@ -20305,8 +20905,8 @@
         </w:tc>
       </w:tr>
     </w:tbl>
-    <w:bookmarkEnd w:id="109"/>
-    <w:bookmarkStart w:id="110" w:name="usages-14"/>
+    <w:bookmarkEnd w:id="112"/>
+    <w:bookmarkStart w:id="113" w:name="usages-14"/>
     <w:p>
       <w:pPr>
         <w:pStyle w:val="Heading3"/>
@@ -20512,8 +21112,8 @@
         </w:tc>
       </w:tr>
     </w:tbl>
-    <w:bookmarkEnd w:id="110"/>
-    <w:bookmarkStart w:id="113" w:name="examples-4"/>
+    <w:bookmarkEnd w:id="113"/>
+    <w:bookmarkStart w:id="116" w:name="examples-4"/>
     <w:p>
       <w:pPr>
         <w:pStyle w:val="Heading3"/>
@@ -20522,7 +21122,7 @@
         <w:t xml:space="preserve">Examples</w:t>
       </w:r>
     </w:p>
-    <w:bookmarkStart w:id="111" w:name="Xd748080ec29d7e076d5f53e253dd70503397fff"/>
+    <w:bookmarkStart w:id="114" w:name="Xd748080ec29d7e076d5f53e253dd70503397fff"/>
     <w:p>
       <w:pPr>
         <w:pStyle w:val="Heading4"/>
@@ -20650,8 +21250,8 @@
         <w:t xml:space="preserve"> London</w:t>
       </w:r>
     </w:p>
-    <w:bookmarkEnd w:id="111"/>
-    <w:bookmarkStart w:id="112" w:name="X74f12154cf05479416e73aca78ab1633c571f16"/>
+    <w:bookmarkEnd w:id="114"/>
+    <w:bookmarkStart w:id="115" w:name="X74f12154cf05479416e73aca78ab1633c571f16"/>
     <w:p>
       <w:pPr>
         <w:pStyle w:val="Heading4"/>
@@ -20704,10 +21304,10 @@
         <w:t xml:space="preserve"> Basel-Stadt</w:t>
       </w:r>
     </w:p>
-    <w:bookmarkEnd w:id="112"/>
-    <w:bookmarkEnd w:id="113"/>
-    <w:bookmarkEnd w:id="114"/>
-    <w:bookmarkStart w:id="117" w:name="enum-addresstypeenum"/>
+    <w:bookmarkEnd w:id="115"/>
+    <w:bookmarkEnd w:id="116"/>
+    <w:bookmarkEnd w:id="117"/>
+    <w:bookmarkStart w:id="120" w:name="enum-addresstypeenum"/>
     <w:p>
       <w:pPr>
         <w:pStyle w:val="Heading2"/>
@@ -20746,7 +21346,7 @@
       <w:r>
         <w:t xml:space="preserve"> </w:t>
       </w:r>
-      <w:hyperlink r:id="rId115">
+      <w:hyperlink r:id="rId118">
         <w:r>
           <w:rPr>
             <w:rStyle w:val="Hyperlink"/>
@@ -20755,7 +21355,7 @@
         </w:r>
       </w:hyperlink>
     </w:p>
-    <w:bookmarkStart w:id="116" w:name="permissible-values-2"/>
+    <w:bookmarkStart w:id="119" w:name="permissible-values-3"/>
     <w:p>
       <w:pPr>
         <w:pStyle w:val="Heading3"/>
@@ -20932,9 +21532,9 @@
         </w:tc>
       </w:tr>
     </w:tbl>
-    <w:bookmarkEnd w:id="116"/>
-    <w:bookmarkEnd w:id="117"/>
-    <w:bookmarkStart w:id="120" w:name="class-contact"/>
+    <w:bookmarkEnd w:id="119"/>
+    <w:bookmarkEnd w:id="120"/>
+    <w:bookmarkStart w:id="123" w:name="class-contact"/>
     <w:p>
       <w:pPr>
         <w:pStyle w:val="Heading2"/>
@@ -20963,7 +21563,7 @@
         <w:t xml:space="preserve">__</w:t>
       </w:r>
     </w:p>
-    <w:bookmarkStart w:id="118" w:name="attribute-15"/>
+    <w:bookmarkStart w:id="121" w:name="attribute-15"/>
     <w:p>
       <w:pPr>
         <w:pStyle w:val="Heading3"/>
@@ -21130,8 +21730,8 @@
         </w:tc>
       </w:tr>
     </w:tbl>
-    <w:bookmarkEnd w:id="118"/>
-    <w:bookmarkStart w:id="119" w:name="usages-15"/>
+    <w:bookmarkEnd w:id="121"/>
+    <w:bookmarkStart w:id="122" w:name="usages-15"/>
     <w:p>
       <w:pPr>
         <w:pStyle w:val="Heading3"/>
@@ -21337,9 +21937,9 @@
         </w:tc>
       </w:tr>
     </w:tbl>
-    <w:bookmarkEnd w:id="119"/>
-    <w:bookmarkEnd w:id="120"/>
-    <w:bookmarkEnd w:id="121"/>
+    <w:bookmarkEnd w:id="122"/>
+    <w:bookmarkEnd w:id="123"/>
+    <w:bookmarkEnd w:id="124"/>
     <w:sectPr>
       <w:headerReference r:id="rId9" w:type="even"/>
       <w:headerReference r:id="rId10" w:type="default"/>

--- a/ech-0294_actors/output/ech-0294_actors.docx
+++ b/ech-0294_actors/output/ech-0294_actors.docx
@@ -1154,7 +1154,7 @@
     <w:bookmarkEnd w:id="26"/>
     <w:bookmarkEnd w:id="27"/>
     <w:bookmarkEnd w:id="28"/>
-    <w:bookmarkStart w:id="66" w:name="person"/>
+    <w:bookmarkStart w:id="69" w:name="person"/>
     <w:p>
       <w:pPr>
         <w:pStyle w:val="Heading1"/>
@@ -9343,13 +9343,13 @@
     </w:tbl>
     <w:bookmarkEnd w:id="58"/>
     <w:bookmarkEnd w:id="59"/>
-    <w:bookmarkStart w:id="65" w:name="class-electoraldistrict"/>
+    <w:bookmarkStart w:id="62" w:name="enum-trainingtypeenum"/>
     <w:p>
       <w:pPr>
         <w:pStyle w:val="Heading2"/>
       </w:pPr>
       <w:r>
-        <w:t xml:space="preserve">Class: ElectoralDistrict</w:t>
+        <w:t xml:space="preserve">Enum: TrainingTypeEnum</w:t>
       </w:r>
     </w:p>
     <w:p>
@@ -9361,7 +9361,7 @@
           <w:iCs/>
           <w:i/>
         </w:rPr>
-        <w:t xml:space="preserve">Electoral district or region where a person is politically active; with temporal validity.</w:t>
+        <w:t xml:space="preserve">Types of training or education based on the Swiss BFS LEVEL_EDUC codelist.</w:t>
       </w:r>
     </w:p>
     <w:p>
@@ -9372,13 +9372,32 @@
         <w:t xml:space="preserve">__</w:t>
       </w:r>
     </w:p>
-    <w:bookmarkStart w:id="60" w:name="attribute-7"/>
     <w:p>
       <w:pPr>
+        <w:pStyle w:val="BodyText"/>
+      </w:pPr>
+      <w:r>
+        <w:t xml:space="preserve">URI:</w:t>
+      </w:r>
+      <w:r>
+        <w:t xml:space="preserve"> </w:t>
+      </w:r>
+      <w:hyperlink r:id="rId60">
+        <w:r>
+          <w:rPr>
+            <w:rStyle w:val="Hyperlink"/>
+          </w:rPr>
+          <w:t xml:space="preserve">act:TrainingTypeEnum</w:t>
+        </w:r>
+      </w:hyperlink>
+    </w:p>
+    <w:bookmarkStart w:id="61" w:name="permissible-values-1"/>
+    <w:p>
+      <w:pPr>
         <w:pStyle w:val="Heading3"/>
       </w:pPr>
       <w:r>
-        <w:t xml:space="preserve">Attribute</w:t>
+        <w:t xml:space="preserve">Permissible Values</w:t>
       </w:r>
     </w:p>
     <w:tbl>
@@ -9405,6 +9424,1734 @@
               <w:jc w:val="left"/>
             </w:pPr>
             <w:r>
+              <w:t xml:space="preserve">Value</w:t>
+            </w:r>
+          </w:p>
+        </w:tc>
+        <w:tc>
+          <w:tcPr/>
+          <w:p>
+            <w:pPr>
+              <w:pStyle w:val="Compact"/>
+              <w:jc w:val="left"/>
+            </w:pPr>
+            <w:r>
+              <w:t xml:space="preserve">Meaning</w:t>
+            </w:r>
+          </w:p>
+        </w:tc>
+        <w:tc>
+          <w:tcPr/>
+          <w:p>
+            <w:pPr>
+              <w:pStyle w:val="Compact"/>
+              <w:jc w:val="left"/>
+            </w:pPr>
+            <w:r>
+              <w:t xml:space="preserve">Description</w:t>
+            </w:r>
+          </w:p>
+        </w:tc>
+      </w:tr>
+      <w:tr>
+        <w:tc>
+          <w:tcPr/>
+          <w:p>
+            <w:pPr>
+              <w:pStyle w:val="Compact"/>
+              <w:jc w:val="left"/>
+            </w:pPr>
+            <w:r>
+              <w:t xml:space="preserve">10</w:t>
+            </w:r>
+          </w:p>
+        </w:tc>
+        <w:tc>
+          <w:tcPr/>
+          <w:p>
+            <w:pPr>
+              <w:pStyle w:val="Compact"/>
+              <w:jc w:val="left"/>
+            </w:pPr>
+            <w:r>
+              <w:t xml:space="preserve">https://register.ld.admin.ch/i14y/concept/LEVEL_EDUC/10</w:t>
+            </w:r>
+          </w:p>
+        </w:tc>
+        <w:tc>
+          <w:tcPr/>
+          <w:p>
+            <w:pPr>
+              <w:pStyle w:val="Compact"/>
+              <w:jc w:val="left"/>
+            </w:pPr>
+            <w:r>
+              <w:t xml:space="preserve">Maximum compulsory school</w:t>
+            </w:r>
+          </w:p>
+        </w:tc>
+      </w:tr>
+      <w:tr>
+        <w:tc>
+          <w:tcPr/>
+          <w:p>
+            <w:pPr>
+              <w:pStyle w:val="Compact"/>
+              <w:jc w:val="left"/>
+            </w:pPr>
+            <w:r>
+              <w:t xml:space="preserve">110</w:t>
+            </w:r>
+          </w:p>
+        </w:tc>
+        <w:tc>
+          <w:tcPr/>
+          <w:p>
+            <w:pPr>
+              <w:pStyle w:val="Compact"/>
+              <w:jc w:val="left"/>
+            </w:pPr>
+            <w:r>
+              <w:t xml:space="preserve">https://register.ld.admin.ch/i14y/concept/LEVEL_EDUC/110</w:t>
+            </w:r>
+          </w:p>
+        </w:tc>
+        <w:tc>
+          <w:tcPr/>
+          <w:p>
+            <w:pPr>
+              <w:pStyle w:val="Compact"/>
+              <w:jc w:val="left"/>
+            </w:pPr>
+            <w:r>
+              <w:t xml:space="preserve">No education</w:t>
+            </w:r>
+          </w:p>
+        </w:tc>
+      </w:tr>
+      <w:tr>
+        <w:tc>
+          <w:tcPr/>
+          <w:p>
+            <w:pPr>
+              <w:pStyle w:val="Compact"/>
+              <w:jc w:val="left"/>
+            </w:pPr>
+            <w:r>
+              <w:t xml:space="preserve">120</w:t>
+            </w:r>
+          </w:p>
+        </w:tc>
+        <w:tc>
+          <w:tcPr/>
+          <w:p>
+            <w:pPr>
+              <w:pStyle w:val="Compact"/>
+              <w:jc w:val="left"/>
+            </w:pPr>
+            <w:r>
+              <w:t xml:space="preserve">https://register.ld.admin.ch/i14y/concept/LEVEL_EDUC/120</w:t>
+            </w:r>
+          </w:p>
+        </w:tc>
+        <w:tc>
+          <w:tcPr/>
+          <w:p>
+            <w:pPr>
+              <w:pStyle w:val="Compact"/>
+              <w:jc w:val="left"/>
+            </w:pPr>
+            <w:r>
+              <w:t xml:space="preserve">Compulsory school attended but not completed</w:t>
+            </w:r>
+          </w:p>
+        </w:tc>
+      </w:tr>
+      <w:tr>
+        <w:tc>
+          <w:tcPr/>
+          <w:p>
+            <w:pPr>
+              <w:pStyle w:val="Compact"/>
+              <w:jc w:val="left"/>
+            </w:pPr>
+            <w:r>
+              <w:t xml:space="preserve">130</w:t>
+            </w:r>
+          </w:p>
+        </w:tc>
+        <w:tc>
+          <w:tcPr/>
+          <w:p>
+            <w:pPr>
+              <w:pStyle w:val="Compact"/>
+              <w:jc w:val="left"/>
+            </w:pPr>
+            <w:r>
+              <w:t xml:space="preserve">https://register.ld.admin.ch/i14y/concept/LEVEL_EDUC/130</w:t>
+            </w:r>
+          </w:p>
+        </w:tc>
+        <w:tc>
+          <w:tcPr/>
+          <w:p>
+            <w:pPr>
+              <w:pStyle w:val="Compact"/>
+              <w:jc w:val="left"/>
+            </w:pPr>
+            <w:r>
+              <w:t xml:space="preserve">Compulsory school</w:t>
+            </w:r>
+          </w:p>
+        </w:tc>
+      </w:tr>
+      <w:tr>
+        <w:tc>
+          <w:tcPr/>
+          <w:p>
+            <w:pPr>
+              <w:pStyle w:val="Compact"/>
+              <w:jc w:val="left"/>
+            </w:pPr>
+            <w:r>
+              <w:t xml:space="preserve">140</w:t>
+            </w:r>
+          </w:p>
+        </w:tc>
+        <w:tc>
+          <w:tcPr/>
+          <w:p>
+            <w:pPr>
+              <w:pStyle w:val="Compact"/>
+              <w:jc w:val="left"/>
+            </w:pPr>
+            <w:r>
+              <w:t xml:space="preserve">https://register.ld.admin.ch/i14y/concept/LEVEL_EDUC/140</w:t>
+            </w:r>
+          </w:p>
+        </w:tc>
+        <w:tc>
+          <w:tcPr/>
+          <w:p>
+            <w:pPr>
+              <w:pStyle w:val="Compact"/>
+              <w:jc w:val="left"/>
+            </w:pPr>
+            <w:r>
+              <w:t xml:space="preserve">1 year of education / transitional education</w:t>
+            </w:r>
+          </w:p>
+        </w:tc>
+      </w:tr>
+      <w:tr>
+        <w:tc>
+          <w:tcPr/>
+          <w:p>
+            <w:pPr>
+              <w:pStyle w:val="Compact"/>
+              <w:jc w:val="left"/>
+            </w:pPr>
+            <w:r>
+              <w:t xml:space="preserve">20</w:t>
+            </w:r>
+          </w:p>
+        </w:tc>
+        <w:tc>
+          <w:tcPr/>
+          <w:p>
+            <w:pPr>
+              <w:pStyle w:val="Compact"/>
+              <w:jc w:val="left"/>
+            </w:pPr>
+            <w:r>
+              <w:t xml:space="preserve">https://register.ld.admin.ch/i14y/concept/LEVEL_EDUC/20</w:t>
+            </w:r>
+          </w:p>
+        </w:tc>
+        <w:tc>
+          <w:tcPr/>
+          <w:p>
+            <w:pPr>
+              <w:pStyle w:val="Compact"/>
+              <w:jc w:val="left"/>
+            </w:pPr>
+            <w:r>
+              <w:t xml:space="preserve">Upper secondary level</w:t>
+            </w:r>
+          </w:p>
+        </w:tc>
+      </w:tr>
+      <w:tr>
+        <w:tc>
+          <w:tcPr/>
+          <w:p>
+            <w:pPr>
+              <w:pStyle w:val="Compact"/>
+              <w:jc w:val="left"/>
+            </w:pPr>
+            <w:r>
+              <w:t xml:space="preserve">22</w:t>
+            </w:r>
+          </w:p>
+        </w:tc>
+        <w:tc>
+          <w:tcPr/>
+          <w:p>
+            <w:pPr>
+              <w:pStyle w:val="Compact"/>
+              <w:jc w:val="left"/>
+            </w:pPr>
+            <w:r>
+              <w:t xml:space="preserve">https://register.ld.admin.ch/i14y/concept/LEVEL_EDUC/22</w:t>
+            </w:r>
+          </w:p>
+        </w:tc>
+        <w:tc>
+          <w:tcPr/>
+          <w:p>
+            <w:pPr>
+              <w:pStyle w:val="Compact"/>
+              <w:jc w:val="left"/>
+            </w:pPr>
+            <w:r>
+              <w:t xml:space="preserve">Upper secondary level - Vocational education and training (VET)</w:t>
+            </w:r>
+          </w:p>
+        </w:tc>
+      </w:tr>
+      <w:tr>
+        <w:tc>
+          <w:tcPr/>
+          <w:p>
+            <w:pPr>
+              <w:pStyle w:val="Compact"/>
+              <w:jc w:val="left"/>
+            </w:pPr>
+            <w:r>
+              <w:t xml:space="preserve">220</w:t>
+            </w:r>
+          </w:p>
+        </w:tc>
+        <w:tc>
+          <w:tcPr/>
+          <w:p>
+            <w:pPr>
+              <w:pStyle w:val="Compact"/>
+              <w:jc w:val="left"/>
+            </w:pPr>
+            <w:r>
+              <w:t xml:space="preserve">https://register.ld.admin.ch/i14y/concept/LEVEL_EDUC/220</w:t>
+            </w:r>
+          </w:p>
+        </w:tc>
+        <w:tc>
+          <w:tcPr/>
+          <w:p>
+            <w:pPr>
+              <w:pStyle w:val="Compact"/>
+              <w:jc w:val="left"/>
+            </w:pPr>
+            <w:r>
+              <w:t xml:space="preserve">Apprenticeship in a company (EFZ/EBA) / basic vocational training / vocationa…</w:t>
+            </w:r>
+          </w:p>
+        </w:tc>
+      </w:tr>
+      <w:tr>
+        <w:tc>
+          <w:tcPr/>
+          <w:p>
+            <w:pPr>
+              <w:pStyle w:val="Compact"/>
+              <w:jc w:val="left"/>
+            </w:pPr>
+            <w:r>
+              <w:t xml:space="preserve">2210</w:t>
+            </w:r>
+          </w:p>
+        </w:tc>
+        <w:tc>
+          <w:tcPr/>
+          <w:p>
+            <w:pPr>
+              <w:pStyle w:val="Compact"/>
+              <w:jc w:val="left"/>
+            </w:pPr>
+            <w:r>
+              <w:t xml:space="preserve">https://register.ld.admin.ch/i14y/concept/LEVEL_EDUC/2210</w:t>
+            </w:r>
+          </w:p>
+        </w:tc>
+        <w:tc>
+          <w:tcPr/>
+          <w:p>
+            <w:pPr>
+              <w:pStyle w:val="Compact"/>
+              <w:jc w:val="left"/>
+            </w:pPr>
+            <w:r>
+              <w:t xml:space="preserve">Apprenticeship 2 years (EBA) / basic vocational training / vocational school …</w:t>
+            </w:r>
+          </w:p>
+        </w:tc>
+      </w:tr>
+      <w:tr>
+        <w:tc>
+          <w:tcPr/>
+          <w:p>
+            <w:pPr>
+              <w:pStyle w:val="Compact"/>
+              <w:jc w:val="left"/>
+            </w:pPr>
+            <w:r>
+              <w:t xml:space="preserve">2211</w:t>
+            </w:r>
+          </w:p>
+        </w:tc>
+        <w:tc>
+          <w:tcPr/>
+          <w:p>
+            <w:pPr>
+              <w:pStyle w:val="Compact"/>
+              <w:jc w:val="left"/>
+            </w:pPr>
+            <w:r>
+              <w:t xml:space="preserve">https://register.ld.admin.ch/i14y/concept/LEVEL_EDUC/2211</w:t>
+            </w:r>
+          </w:p>
+        </w:tc>
+        <w:tc>
+          <w:tcPr/>
+          <w:p>
+            <w:pPr>
+              <w:pStyle w:val="Compact"/>
+              <w:jc w:val="left"/>
+            </w:pPr>
+            <w:r>
+              <w:t xml:space="preserve">Apprenticeship in a company 2 years (EBA) / basic vocational training</w:t>
+            </w:r>
+          </w:p>
+        </w:tc>
+      </w:tr>
+      <w:tr>
+        <w:tc>
+          <w:tcPr/>
+          <w:p>
+            <w:pPr>
+              <w:pStyle w:val="Compact"/>
+              <w:jc w:val="left"/>
+            </w:pPr>
+            <w:r>
+              <w:t xml:space="preserve">2212</w:t>
+            </w:r>
+          </w:p>
+        </w:tc>
+        <w:tc>
+          <w:tcPr/>
+          <w:p>
+            <w:pPr>
+              <w:pStyle w:val="Compact"/>
+              <w:jc w:val="left"/>
+            </w:pPr>
+            <w:r>
+              <w:t xml:space="preserve">https://register.ld.admin.ch/i14y/concept/LEVEL_EDUC/2212</w:t>
+            </w:r>
+          </w:p>
+        </w:tc>
+        <w:tc>
+          <w:tcPr/>
+          <w:p>
+            <w:pPr>
+              <w:pStyle w:val="Compact"/>
+              <w:jc w:val="left"/>
+            </w:pPr>
+            <w:r>
+              <w:t xml:space="preserve">Vocational school / trade school 2 years</w:t>
+            </w:r>
+          </w:p>
+        </w:tc>
+      </w:tr>
+      <w:tr>
+        <w:tc>
+          <w:tcPr/>
+          <w:p>
+            <w:pPr>
+              <w:pStyle w:val="Compact"/>
+              <w:jc w:val="left"/>
+            </w:pPr>
+            <w:r>
+              <w:t xml:space="preserve">2220</w:t>
+            </w:r>
+          </w:p>
+        </w:tc>
+        <w:tc>
+          <w:tcPr/>
+          <w:p>
+            <w:pPr>
+              <w:pStyle w:val="Compact"/>
+              <w:jc w:val="left"/>
+            </w:pPr>
+            <w:r>
+              <w:t xml:space="preserve">https://register.ld.admin.ch/i14y/concept/LEVEL_EDUC/2220</w:t>
+            </w:r>
+          </w:p>
+        </w:tc>
+        <w:tc>
+          <w:tcPr/>
+          <w:p>
+            <w:pPr>
+              <w:pStyle w:val="Compact"/>
+              <w:jc w:val="left"/>
+            </w:pPr>
+            <w:r>
+              <w:t xml:space="preserve">Apprenticeship 3-4 years (EFZ) / vocational school / trade school</w:t>
+            </w:r>
+          </w:p>
+        </w:tc>
+      </w:tr>
+      <w:tr>
+        <w:tc>
+          <w:tcPr/>
+          <w:p>
+            <w:pPr>
+              <w:pStyle w:val="Compact"/>
+              <w:jc w:val="left"/>
+            </w:pPr>
+            <w:r>
+              <w:t xml:space="preserve">2221</w:t>
+            </w:r>
+          </w:p>
+        </w:tc>
+        <w:tc>
+          <w:tcPr/>
+          <w:p>
+            <w:pPr>
+              <w:pStyle w:val="Compact"/>
+              <w:jc w:val="left"/>
+            </w:pPr>
+            <w:r>
+              <w:t xml:space="preserve">https://register.ld.admin.ch/i14y/concept/LEVEL_EDUC/2221</w:t>
+            </w:r>
+          </w:p>
+        </w:tc>
+        <w:tc>
+          <w:tcPr/>
+          <w:p>
+            <w:pPr>
+              <w:pStyle w:val="Compact"/>
+              <w:jc w:val="left"/>
+            </w:pPr>
+            <w:r>
+              <w:t xml:space="preserve">Apprenticeship in a company 3-4 years (EFZ)</w:t>
+            </w:r>
+          </w:p>
+        </w:tc>
+      </w:tr>
+      <w:tr>
+        <w:tc>
+          <w:tcPr/>
+          <w:p>
+            <w:pPr>
+              <w:pStyle w:val="Compact"/>
+              <w:jc w:val="left"/>
+            </w:pPr>
+            <w:r>
+              <w:t xml:space="preserve">2222</w:t>
+            </w:r>
+          </w:p>
+        </w:tc>
+        <w:tc>
+          <w:tcPr/>
+          <w:p>
+            <w:pPr>
+              <w:pStyle w:val="Compact"/>
+              <w:jc w:val="left"/>
+            </w:pPr>
+            <w:r>
+              <w:t xml:space="preserve">https://register.ld.admin.ch/i14y/concept/LEVEL_EDUC/2222</w:t>
+            </w:r>
+          </w:p>
+        </w:tc>
+        <w:tc>
+          <w:tcPr/>
+          <w:p>
+            <w:pPr>
+              <w:pStyle w:val="Compact"/>
+              <w:jc w:val="left"/>
+            </w:pPr>
+            <w:r>
+              <w:t xml:space="preserve">Vocational school / trade school 3-4 years</w:t>
+            </w:r>
+          </w:p>
+        </w:tc>
+      </w:tr>
+      <w:tr>
+        <w:tc>
+          <w:tcPr/>
+          <w:p>
+            <w:pPr>
+              <w:pStyle w:val="Compact"/>
+              <w:jc w:val="left"/>
+            </w:pPr>
+            <w:r>
+              <w:t xml:space="preserve">24</w:t>
+            </w:r>
+          </w:p>
+        </w:tc>
+        <w:tc>
+          <w:tcPr/>
+          <w:p>
+            <w:pPr>
+              <w:pStyle w:val="Compact"/>
+              <w:jc w:val="left"/>
+            </w:pPr>
+            <w:r>
+              <w:t xml:space="preserve">https://register.ld.admin.ch/i14y/concept/LEVEL_EDUC/24</w:t>
+            </w:r>
+          </w:p>
+        </w:tc>
+        <w:tc>
+          <w:tcPr/>
+          <w:p>
+            <w:pPr>
+              <w:pStyle w:val="Compact"/>
+              <w:jc w:val="left"/>
+            </w:pPr>
+            <w:r>
+              <w:t xml:space="preserve">Upper secondary level - general education</w:t>
+            </w:r>
+          </w:p>
+        </w:tc>
+      </w:tr>
+      <w:tr>
+        <w:tc>
+          <w:tcPr/>
+          <w:p>
+            <w:pPr>
+              <w:pStyle w:val="Compact"/>
+              <w:jc w:val="left"/>
+            </w:pPr>
+            <w:r>
+              <w:t xml:space="preserve">241</w:t>
+            </w:r>
+          </w:p>
+        </w:tc>
+        <w:tc>
+          <w:tcPr/>
+          <w:p>
+            <w:pPr>
+              <w:pStyle w:val="Compact"/>
+              <w:jc w:val="left"/>
+            </w:pPr>
+            <w:r>
+              <w:t xml:space="preserve">https://register.ld.admin.ch/i14y/concept/LEVEL_EDUC/241</w:t>
+            </w:r>
+          </w:p>
+        </w:tc>
+        <w:tc>
+          <w:tcPr/>
+          <w:p>
+            <w:pPr>
+              <w:pStyle w:val="Compact"/>
+              <w:jc w:val="left"/>
+            </w:pPr>
+            <w:r>
+              <w:t xml:space="preserve">Upper secondary specialised schools / diploma middle school</w:t>
+            </w:r>
+          </w:p>
+        </w:tc>
+      </w:tr>
+      <w:tr>
+        <w:tc>
+          <w:tcPr/>
+          <w:p>
+            <w:pPr>
+              <w:pStyle w:val="Compact"/>
+              <w:jc w:val="left"/>
+            </w:pPr>
+            <w:r>
+              <w:t xml:space="preserve">2411</w:t>
+            </w:r>
+          </w:p>
+        </w:tc>
+        <w:tc>
+          <w:tcPr/>
+          <w:p>
+            <w:pPr>
+              <w:pStyle w:val="Compact"/>
+              <w:jc w:val="left"/>
+            </w:pPr>
+            <w:r>
+              <w:t xml:space="preserve">https://register.ld.admin.ch/i14y/concept/LEVEL_EDUC/2411</w:t>
+            </w:r>
+          </w:p>
+        </w:tc>
+        <w:tc>
+          <w:tcPr/>
+          <w:p>
+            <w:pPr>
+              <w:pStyle w:val="Compact"/>
+              <w:jc w:val="left"/>
+            </w:pPr>
+            <w:r>
+              <w:t xml:space="preserve">Upper secondary specialised schools / diploma middle school 2 years</w:t>
+            </w:r>
+          </w:p>
+        </w:tc>
+      </w:tr>
+      <w:tr>
+        <w:tc>
+          <w:tcPr/>
+          <w:p>
+            <w:pPr>
+              <w:pStyle w:val="Compact"/>
+              <w:jc w:val="left"/>
+            </w:pPr>
+            <w:r>
+              <w:t xml:space="preserve">2412</w:t>
+            </w:r>
+          </w:p>
+        </w:tc>
+        <w:tc>
+          <w:tcPr/>
+          <w:p>
+            <w:pPr>
+              <w:pStyle w:val="Compact"/>
+              <w:jc w:val="left"/>
+            </w:pPr>
+            <w:r>
+              <w:t xml:space="preserve">https://register.ld.admin.ch/i14y/concept/LEVEL_EDUC/2412</w:t>
+            </w:r>
+          </w:p>
+        </w:tc>
+        <w:tc>
+          <w:tcPr/>
+          <w:p>
+            <w:pPr>
+              <w:pStyle w:val="Compact"/>
+              <w:jc w:val="left"/>
+            </w:pPr>
+            <w:r>
+              <w:t xml:space="preserve">Upper secondary specialised schools / diploma middle school 3 years</w:t>
+            </w:r>
+          </w:p>
+        </w:tc>
+      </w:tr>
+      <w:tr>
+        <w:tc>
+          <w:tcPr/>
+          <w:p>
+            <w:pPr>
+              <w:pStyle w:val="Compact"/>
+              <w:jc w:val="left"/>
+            </w:pPr>
+            <w:r>
+              <w:t xml:space="preserve">242</w:t>
+            </w:r>
+          </w:p>
+        </w:tc>
+        <w:tc>
+          <w:tcPr/>
+          <w:p>
+            <w:pPr>
+              <w:pStyle w:val="Compact"/>
+              <w:jc w:val="left"/>
+            </w:pPr>
+            <w:r>
+              <w:t xml:space="preserve">https://register.ld.admin.ch/i14y/concept/LEVEL_EDUC/242</w:t>
+            </w:r>
+          </w:p>
+        </w:tc>
+        <w:tc>
+          <w:tcPr/>
+          <w:p>
+            <w:pPr>
+              <w:pStyle w:val="Compact"/>
+              <w:jc w:val="left"/>
+            </w:pPr>
+            <w:r>
+              <w:t xml:space="preserve">Baccalaureate / teaching diploma</w:t>
+            </w:r>
+          </w:p>
+        </w:tc>
+      </w:tr>
+      <w:tr>
+        <w:tc>
+          <w:tcPr/>
+          <w:p>
+            <w:pPr>
+              <w:pStyle w:val="Compact"/>
+              <w:jc w:val="left"/>
+            </w:pPr>
+            <w:r>
+              <w:t xml:space="preserve">2421</w:t>
+            </w:r>
+          </w:p>
+        </w:tc>
+        <w:tc>
+          <w:tcPr/>
+          <w:p>
+            <w:pPr>
+              <w:pStyle w:val="Compact"/>
+              <w:jc w:val="left"/>
+            </w:pPr>
+            <w:r>
+              <w:t xml:space="preserve">https://register.ld.admin.ch/i14y/concept/LEVEL_EDUC/2421</w:t>
+            </w:r>
+          </w:p>
+        </w:tc>
+        <w:tc>
+          <w:tcPr/>
+          <w:p>
+            <w:pPr>
+              <w:pStyle w:val="Compact"/>
+              <w:jc w:val="left"/>
+            </w:pPr>
+            <w:r>
+              <w:t xml:space="preserve">Baccalaureate</w:t>
+            </w:r>
+          </w:p>
+        </w:tc>
+      </w:tr>
+      <w:tr>
+        <w:tc>
+          <w:tcPr/>
+          <w:p>
+            <w:pPr>
+              <w:pStyle w:val="Compact"/>
+              <w:jc w:val="left"/>
+            </w:pPr>
+            <w:r>
+              <w:t xml:space="preserve">2422</w:t>
+            </w:r>
+          </w:p>
+        </w:tc>
+        <w:tc>
+          <w:tcPr/>
+          <w:p>
+            <w:pPr>
+              <w:pStyle w:val="Compact"/>
+              <w:jc w:val="left"/>
+            </w:pPr>
+            <w:r>
+              <w:t xml:space="preserve">https://register.ld.admin.ch/i14y/concept/LEVEL_EDUC/2422</w:t>
+            </w:r>
+          </w:p>
+        </w:tc>
+        <w:tc>
+          <w:tcPr/>
+          <w:p>
+            <w:pPr>
+              <w:pStyle w:val="Compact"/>
+              <w:jc w:val="left"/>
+            </w:pPr>
+            <w:r>
+              <w:t xml:space="preserve">Teaching diploma</w:t>
+            </w:r>
+          </w:p>
+        </w:tc>
+      </w:tr>
+      <w:tr>
+        <w:tc>
+          <w:tcPr/>
+          <w:p>
+            <w:pPr>
+              <w:pStyle w:val="Compact"/>
+              <w:jc w:val="left"/>
+            </w:pPr>
+            <w:r>
+              <w:t xml:space="preserve">243</w:t>
+            </w:r>
+          </w:p>
+        </w:tc>
+        <w:tc>
+          <w:tcPr/>
+          <w:p>
+            <w:pPr>
+              <w:pStyle w:val="Compact"/>
+              <w:jc w:val="left"/>
+            </w:pPr>
+            <w:r>
+              <w:t xml:space="preserve">https://register.ld.admin.ch/i14y/concept/LEVEL_EDUC/243</w:t>
+            </w:r>
+          </w:p>
+        </w:tc>
+        <w:tc>
+          <w:tcPr/>
+          <w:p>
+            <w:pPr>
+              <w:pStyle w:val="Compact"/>
+              <w:jc w:val="left"/>
+            </w:pPr>
+            <w:r>
+              <w:t xml:space="preserve">Vocational / specialised baccalaureate</w:t>
+            </w:r>
+          </w:p>
+        </w:tc>
+      </w:tr>
+      <w:tr>
+        <w:tc>
+          <w:tcPr/>
+          <w:p>
+            <w:pPr>
+              <w:pStyle w:val="Compact"/>
+              <w:jc w:val="left"/>
+            </w:pPr>
+            <w:r>
+              <w:t xml:space="preserve">2431</w:t>
+            </w:r>
+          </w:p>
+        </w:tc>
+        <w:tc>
+          <w:tcPr/>
+          <w:p>
+            <w:pPr>
+              <w:pStyle w:val="Compact"/>
+              <w:jc w:val="left"/>
+            </w:pPr>
+            <w:r>
+              <w:t xml:space="preserve">https://register.ld.admin.ch/i14y/concept/LEVEL_EDUC/2431</w:t>
+            </w:r>
+          </w:p>
+        </w:tc>
+        <w:tc>
+          <w:tcPr/>
+          <w:p>
+            <w:pPr>
+              <w:pStyle w:val="Compact"/>
+              <w:jc w:val="left"/>
+            </w:pPr>
+            <w:r>
+              <w:t xml:space="preserve">Vocational baccalaureate</w:t>
+            </w:r>
+          </w:p>
+        </w:tc>
+      </w:tr>
+      <w:tr>
+        <w:tc>
+          <w:tcPr/>
+          <w:p>
+            <w:pPr>
+              <w:pStyle w:val="Compact"/>
+              <w:jc w:val="left"/>
+            </w:pPr>
+            <w:r>
+              <w:t xml:space="preserve">2432</w:t>
+            </w:r>
+          </w:p>
+        </w:tc>
+        <w:tc>
+          <w:tcPr/>
+          <w:p>
+            <w:pPr>
+              <w:pStyle w:val="Compact"/>
+              <w:jc w:val="left"/>
+            </w:pPr>
+            <w:r>
+              <w:t xml:space="preserve">https://register.ld.admin.ch/i14y/concept/LEVEL_EDUC/2432</w:t>
+            </w:r>
+          </w:p>
+        </w:tc>
+        <w:tc>
+          <w:tcPr/>
+          <w:p>
+            <w:pPr>
+              <w:pStyle w:val="Compact"/>
+              <w:jc w:val="left"/>
+            </w:pPr>
+            <w:r>
+              <w:t xml:space="preserve">Specialised baccalaureate</w:t>
+            </w:r>
+          </w:p>
+        </w:tc>
+      </w:tr>
+      <w:tr>
+        <w:tc>
+          <w:tcPr/>
+          <w:p>
+            <w:pPr>
+              <w:pStyle w:val="Compact"/>
+              <w:jc w:val="left"/>
+            </w:pPr>
+            <w:r>
+              <w:t xml:space="preserve">30</w:t>
+            </w:r>
+          </w:p>
+        </w:tc>
+        <w:tc>
+          <w:tcPr/>
+          <w:p>
+            <w:pPr>
+              <w:pStyle w:val="Compact"/>
+              <w:jc w:val="left"/>
+            </w:pPr>
+            <w:r>
+              <w:t xml:space="preserve">https://register.ld.admin.ch/i14y/concept/LEVEL_EDUC/30</w:t>
+            </w:r>
+          </w:p>
+        </w:tc>
+        <w:tc>
+          <w:tcPr/>
+          <w:p>
+            <w:pPr>
+              <w:pStyle w:val="Compact"/>
+              <w:jc w:val="left"/>
+            </w:pPr>
+            <w:r>
+              <w:t xml:space="preserve">Tertiary level</w:t>
+            </w:r>
+          </w:p>
+        </w:tc>
+      </w:tr>
+      <w:tr>
+        <w:tc>
+          <w:tcPr/>
+          <w:p>
+            <w:pPr>
+              <w:pStyle w:val="Compact"/>
+              <w:jc w:val="left"/>
+            </w:pPr>
+            <w:r>
+              <w:t xml:space="preserve">31</w:t>
+            </w:r>
+          </w:p>
+        </w:tc>
+        <w:tc>
+          <w:tcPr/>
+          <w:p>
+            <w:pPr>
+              <w:pStyle w:val="Compact"/>
+              <w:jc w:val="left"/>
+            </w:pPr>
+            <w:r>
+              <w:t xml:space="preserve">https://register.ld.admin.ch/i14y/concept/LEVEL_EDUC/31</w:t>
+            </w:r>
+          </w:p>
+        </w:tc>
+        <w:tc>
+          <w:tcPr/>
+          <w:p>
+            <w:pPr>
+              <w:pStyle w:val="Compact"/>
+              <w:jc w:val="left"/>
+            </w:pPr>
+            <w:r>
+              <w:t xml:space="preserve">Professional education</w:t>
+            </w:r>
+          </w:p>
+        </w:tc>
+      </w:tr>
+      <w:tr>
+        <w:tc>
+          <w:tcPr/>
+          <w:p>
+            <w:pPr>
+              <w:pStyle w:val="Compact"/>
+              <w:jc w:val="left"/>
+            </w:pPr>
+            <w:r>
+              <w:t xml:space="preserve">310</w:t>
+            </w:r>
+          </w:p>
+        </w:tc>
+        <w:tc>
+          <w:tcPr/>
+          <w:p>
+            <w:pPr>
+              <w:pStyle w:val="Compact"/>
+              <w:jc w:val="left"/>
+            </w:pPr>
+            <w:r>
+              <w:t xml:space="preserve">https://register.ld.admin.ch/i14y/concept/LEVEL_EDUC/310</w:t>
+            </w:r>
+          </w:p>
+        </w:tc>
+        <w:tc>
+          <w:tcPr/>
+          <w:p>
+            <w:pPr>
+              <w:pStyle w:val="Compact"/>
+              <w:jc w:val="left"/>
+            </w:pPr>
+            <w:r>
+              <w:t xml:space="preserve">Professional examination with federal diploma / advanced federal diploma / PE…</w:t>
+            </w:r>
+          </w:p>
+        </w:tc>
+      </w:tr>
+      <w:tr>
+        <w:tc>
+          <w:tcPr/>
+          <w:p>
+            <w:pPr>
+              <w:pStyle w:val="Compact"/>
+              <w:jc w:val="left"/>
+            </w:pPr>
+            <w:r>
+              <w:t xml:space="preserve">311</w:t>
+            </w:r>
+          </w:p>
+        </w:tc>
+        <w:tc>
+          <w:tcPr/>
+          <w:p>
+            <w:pPr>
+              <w:pStyle w:val="Compact"/>
+              <w:jc w:val="left"/>
+            </w:pPr>
+            <w:r>
+              <w:t xml:space="preserve">https://register.ld.admin.ch/i14y/concept/LEVEL_EDUC/311</w:t>
+            </w:r>
+          </w:p>
+        </w:tc>
+        <w:tc>
+          <w:tcPr/>
+          <w:p>
+            <w:pPr>
+              <w:pStyle w:val="Compact"/>
+              <w:jc w:val="left"/>
+            </w:pPr>
+            <w:r>
+              <w:t xml:space="preserve">Professional examination with federal diploma of higher education</w:t>
+            </w:r>
+          </w:p>
+        </w:tc>
+      </w:tr>
+      <w:tr>
+        <w:tc>
+          <w:tcPr/>
+          <w:p>
+            <w:pPr>
+              <w:pStyle w:val="Compact"/>
+              <w:jc w:val="left"/>
+            </w:pPr>
+            <w:r>
+              <w:t xml:space="preserve">312</w:t>
+            </w:r>
+          </w:p>
+        </w:tc>
+        <w:tc>
+          <w:tcPr/>
+          <w:p>
+            <w:pPr>
+              <w:pStyle w:val="Compact"/>
+              <w:jc w:val="left"/>
+            </w:pPr>
+            <w:r>
+              <w:t xml:space="preserve">https://register.ld.admin.ch/i14y/concept/LEVEL_EDUC/312</w:t>
+            </w:r>
+          </w:p>
+        </w:tc>
+        <w:tc>
+          <w:tcPr/>
+          <w:p>
+            <w:pPr>
+              <w:pStyle w:val="Compact"/>
+              <w:jc w:val="left"/>
+            </w:pPr>
+            <w:r>
+              <w:t xml:space="preserve">Professional examination with advanced federal diploma of higher education / …</w:t>
+            </w:r>
+          </w:p>
+        </w:tc>
+      </w:tr>
+      <w:tr>
+        <w:tc>
+          <w:tcPr/>
+          <w:p>
+            <w:pPr>
+              <w:pStyle w:val="Compact"/>
+              <w:jc w:val="left"/>
+            </w:pPr>
+            <w:r>
+              <w:t xml:space="preserve">313</w:t>
+            </w:r>
+          </w:p>
+        </w:tc>
+        <w:tc>
+          <w:tcPr/>
+          <w:p>
+            <w:pPr>
+              <w:pStyle w:val="Compact"/>
+              <w:jc w:val="left"/>
+            </w:pPr>
+            <w:r>
+              <w:t xml:space="preserve">https://register.ld.admin.ch/i14y/concept/LEVEL_EDUC/313</w:t>
+            </w:r>
+          </w:p>
+        </w:tc>
+        <w:tc>
+          <w:tcPr/>
+          <w:p>
+            <w:pPr>
+              <w:pStyle w:val="Compact"/>
+              <w:jc w:val="left"/>
+            </w:pPr>
+            <w:r>
+              <w:t xml:space="preserve">College of Higher Education</w:t>
+            </w:r>
+          </w:p>
+        </w:tc>
+      </w:tr>
+      <w:tr>
+        <w:tc>
+          <w:tcPr/>
+          <w:p>
+            <w:pPr>
+              <w:pStyle w:val="Compact"/>
+              <w:jc w:val="left"/>
+            </w:pPr>
+            <w:r>
+              <w:t xml:space="preserve">3131</w:t>
+            </w:r>
+          </w:p>
+        </w:tc>
+        <w:tc>
+          <w:tcPr/>
+          <w:p>
+            <w:pPr>
+              <w:pStyle w:val="Compact"/>
+              <w:jc w:val="left"/>
+            </w:pPr>
+            <w:r>
+              <w:t xml:space="preserve">https://register.ld.admin.ch/i14y/concept/LEVEL_EDUC/3131</w:t>
+            </w:r>
+          </w:p>
+        </w:tc>
+        <w:tc>
+          <w:tcPr/>
+          <w:p>
+            <w:pPr>
+              <w:pStyle w:val="Compact"/>
+              <w:jc w:val="left"/>
+            </w:pPr>
+            <w:r>
+              <w:t xml:space="preserve">College of Higher Education 2 years full time or 3 years part-time</w:t>
+            </w:r>
+          </w:p>
+        </w:tc>
+      </w:tr>
+      <w:tr>
+        <w:tc>
+          <w:tcPr/>
+          <w:p>
+            <w:pPr>
+              <w:pStyle w:val="Compact"/>
+              <w:jc w:val="left"/>
+            </w:pPr>
+            <w:r>
+              <w:t xml:space="preserve">3132</w:t>
+            </w:r>
+          </w:p>
+        </w:tc>
+        <w:tc>
+          <w:tcPr/>
+          <w:p>
+            <w:pPr>
+              <w:pStyle w:val="Compact"/>
+              <w:jc w:val="left"/>
+            </w:pPr>
+            <w:r>
+              <w:t xml:space="preserve">https://register.ld.admin.ch/i14y/concept/LEVEL_EDUC/3132</w:t>
+            </w:r>
+          </w:p>
+        </w:tc>
+        <w:tc>
+          <w:tcPr/>
+          <w:p>
+            <w:pPr>
+              <w:pStyle w:val="Compact"/>
+              <w:jc w:val="left"/>
+            </w:pPr>
+            <w:r>
+              <w:t xml:space="preserve">College of Higher Education 3 years full time or 4 years part-time</w:t>
+            </w:r>
+          </w:p>
+        </w:tc>
+      </w:tr>
+      <w:tr>
+        <w:tc>
+          <w:tcPr/>
+          <w:p>
+            <w:pPr>
+              <w:pStyle w:val="Compact"/>
+              <w:jc w:val="left"/>
+            </w:pPr>
+            <w:r>
+              <w:t xml:space="preserve">32</w:t>
+            </w:r>
+          </w:p>
+        </w:tc>
+        <w:tc>
+          <w:tcPr/>
+          <w:p>
+            <w:pPr>
+              <w:pStyle w:val="Compact"/>
+              <w:jc w:val="left"/>
+            </w:pPr>
+            <w:r>
+              <w:t xml:space="preserve">https://register.ld.admin.ch/i14y/concept/LEVEL_EDUC/32</w:t>
+            </w:r>
+          </w:p>
+        </w:tc>
+        <w:tc>
+          <w:tcPr/>
+          <w:p>
+            <w:pPr>
+              <w:pStyle w:val="Compact"/>
+              <w:jc w:val="left"/>
+            </w:pPr>
+            <w:r>
+              <w:t xml:space="preserve">Higher education institutions</w:t>
+            </w:r>
+          </w:p>
+        </w:tc>
+      </w:tr>
+      <w:tr>
+        <w:tc>
+          <w:tcPr/>
+          <w:p>
+            <w:pPr>
+              <w:pStyle w:val="Compact"/>
+              <w:jc w:val="left"/>
+            </w:pPr>
+            <w:r>
+              <w:t xml:space="preserve">321</w:t>
+            </w:r>
+          </w:p>
+        </w:tc>
+        <w:tc>
+          <w:tcPr/>
+          <w:p>
+            <w:pPr>
+              <w:pStyle w:val="Compact"/>
+              <w:jc w:val="left"/>
+            </w:pPr>
+            <w:r>
+              <w:t xml:space="preserve">https://register.ld.admin.ch/i14y/concept/LEVEL_EDUC/321</w:t>
+            </w:r>
+          </w:p>
+        </w:tc>
+        <w:tc>
+          <w:tcPr/>
+          <w:p>
+            <w:pPr>
+              <w:pStyle w:val="Compact"/>
+              <w:jc w:val="left"/>
+            </w:pPr>
+            <w:r>
+              <w:t xml:space="preserve">Bachelor universities, institutes of technology, universities of applied scie…</w:t>
+            </w:r>
+          </w:p>
+        </w:tc>
+      </w:tr>
+      <w:tr>
+        <w:tc>
+          <w:tcPr/>
+          <w:p>
+            <w:pPr>
+              <w:pStyle w:val="Compact"/>
+              <w:jc w:val="left"/>
+            </w:pPr>
+            <w:r>
+              <w:t xml:space="preserve">3211</w:t>
+            </w:r>
+          </w:p>
+        </w:tc>
+        <w:tc>
+          <w:tcPr/>
+          <w:p>
+            <w:pPr>
+              <w:pStyle w:val="Compact"/>
+              <w:jc w:val="left"/>
+            </w:pPr>
+            <w:r>
+              <w:t xml:space="preserve">https://register.ld.admin.ch/i14y/concept/LEVEL_EDUC/3211</w:t>
+            </w:r>
+          </w:p>
+        </w:tc>
+        <w:tc>
+          <w:tcPr/>
+          <w:p>
+            <w:pPr>
+              <w:pStyle w:val="Compact"/>
+              <w:jc w:val="left"/>
+            </w:pPr>
+            <w:r>
+              <w:t xml:space="preserve">Bachelor universities of applied sciences (including UAS diploma)</w:t>
+            </w:r>
+          </w:p>
+        </w:tc>
+      </w:tr>
+      <w:tr>
+        <w:tc>
+          <w:tcPr/>
+          <w:p>
+            <w:pPr>
+              <w:pStyle w:val="Compact"/>
+              <w:jc w:val="left"/>
+            </w:pPr>
+            <w:r>
+              <w:t xml:space="preserve">3212</w:t>
+            </w:r>
+          </w:p>
+        </w:tc>
+        <w:tc>
+          <w:tcPr/>
+          <w:p>
+            <w:pPr>
+              <w:pStyle w:val="Compact"/>
+              <w:jc w:val="left"/>
+            </w:pPr>
+            <w:r>
+              <w:t xml:space="preserve">https://register.ld.admin.ch/i14y/concept/LEVEL_EDUC/3212</w:t>
+            </w:r>
+          </w:p>
+        </w:tc>
+        <w:tc>
+          <w:tcPr/>
+          <w:p>
+            <w:pPr>
+              <w:pStyle w:val="Compact"/>
+              <w:jc w:val="left"/>
+            </w:pPr>
+            <w:r>
+              <w:t xml:space="preserve">Bachelor universities of teacher education (including UTE first degree)</w:t>
+            </w:r>
+          </w:p>
+        </w:tc>
+      </w:tr>
+      <w:tr>
+        <w:tc>
+          <w:tcPr/>
+          <w:p>
+            <w:pPr>
+              <w:pStyle w:val="Compact"/>
+              <w:jc w:val="left"/>
+            </w:pPr>
+            <w:r>
+              <w:t xml:space="preserve">3213</w:t>
+            </w:r>
+          </w:p>
+        </w:tc>
+        <w:tc>
+          <w:tcPr/>
+          <w:p>
+            <w:pPr>
+              <w:pStyle w:val="Compact"/>
+              <w:jc w:val="left"/>
+            </w:pPr>
+            <w:r>
+              <w:t xml:space="preserve">https://register.ld.admin.ch/i14y/concept/LEVEL_EDUC/3213</w:t>
+            </w:r>
+          </w:p>
+        </w:tc>
+        <w:tc>
+          <w:tcPr/>
+          <w:p>
+            <w:pPr>
+              <w:pStyle w:val="Compact"/>
+              <w:jc w:val="left"/>
+            </w:pPr>
+            <w:r>
+              <w:t xml:space="preserve">Bachelor universities, institutes of technology (UIT)</w:t>
+            </w:r>
+          </w:p>
+        </w:tc>
+      </w:tr>
+      <w:tr>
+        <w:tc>
+          <w:tcPr/>
+          <w:p>
+            <w:pPr>
+              <w:pStyle w:val="Compact"/>
+              <w:jc w:val="left"/>
+            </w:pPr>
+            <w:r>
+              <w:t xml:space="preserve">322</w:t>
+            </w:r>
+          </w:p>
+        </w:tc>
+        <w:tc>
+          <w:tcPr/>
+          <w:p>
+            <w:pPr>
+              <w:pStyle w:val="Compact"/>
+              <w:jc w:val="left"/>
+            </w:pPr>
+            <w:r>
+              <w:t xml:space="preserve">https://register.ld.admin.ch/i14y/concept/LEVEL_EDUC/322</w:t>
+            </w:r>
+          </w:p>
+        </w:tc>
+        <w:tc>
+          <w:tcPr/>
+          <w:p>
+            <w:pPr>
+              <w:pStyle w:val="Compact"/>
+              <w:jc w:val="left"/>
+            </w:pPr>
+            <w:r>
+              <w:t xml:space="preserve">Master universities, institutes of technology, universities of applied scienc…</w:t>
+            </w:r>
+          </w:p>
+        </w:tc>
+      </w:tr>
+      <w:tr>
+        <w:tc>
+          <w:tcPr/>
+          <w:p>
+            <w:pPr>
+              <w:pStyle w:val="Compact"/>
+              <w:jc w:val="left"/>
+            </w:pPr>
+            <w:r>
+              <w:t xml:space="preserve">3221</w:t>
+            </w:r>
+          </w:p>
+        </w:tc>
+        <w:tc>
+          <w:tcPr/>
+          <w:p>
+            <w:pPr>
+              <w:pStyle w:val="Compact"/>
+              <w:jc w:val="left"/>
+            </w:pPr>
+            <w:r>
+              <w:t xml:space="preserve">https://register.ld.admin.ch/i14y/concept/LEVEL_EDUC/3221</w:t>
+            </w:r>
+          </w:p>
+        </w:tc>
+        <w:tc>
+          <w:tcPr/>
+          <w:p>
+            <w:pPr>
+              <w:pStyle w:val="Compact"/>
+              <w:jc w:val="left"/>
+            </w:pPr>
+            <w:r>
+              <w:t xml:space="preserve">Master universities of applied sciences</w:t>
+            </w:r>
+          </w:p>
+        </w:tc>
+      </w:tr>
+      <w:tr>
+        <w:tc>
+          <w:tcPr/>
+          <w:p>
+            <w:pPr>
+              <w:pStyle w:val="Compact"/>
+              <w:jc w:val="left"/>
+            </w:pPr>
+            <w:r>
+              <w:t xml:space="preserve">3222</w:t>
+            </w:r>
+          </w:p>
+        </w:tc>
+        <w:tc>
+          <w:tcPr/>
+          <w:p>
+            <w:pPr>
+              <w:pStyle w:val="Compact"/>
+              <w:jc w:val="left"/>
+            </w:pPr>
+            <w:r>
+              <w:t xml:space="preserve">https://register.ld.admin.ch/i14y/concept/LEVEL_EDUC/3222</w:t>
+            </w:r>
+          </w:p>
+        </w:tc>
+        <w:tc>
+          <w:tcPr/>
+          <w:p>
+            <w:pPr>
+              <w:pStyle w:val="Compact"/>
+              <w:jc w:val="left"/>
+            </w:pPr>
+            <w:r>
+              <w:t xml:space="preserve">Master universities of teacher education</w:t>
+            </w:r>
+          </w:p>
+        </w:tc>
+      </w:tr>
+      <w:tr>
+        <w:tc>
+          <w:tcPr/>
+          <w:p>
+            <w:pPr>
+              <w:pStyle w:val="Compact"/>
+              <w:jc w:val="left"/>
+            </w:pPr>
+            <w:r>
+              <w:t xml:space="preserve">3223</w:t>
+            </w:r>
+          </w:p>
+        </w:tc>
+        <w:tc>
+          <w:tcPr/>
+          <w:p>
+            <w:pPr>
+              <w:pStyle w:val="Compact"/>
+              <w:jc w:val="left"/>
+            </w:pPr>
+            <w:r>
+              <w:t xml:space="preserve">https://register.ld.admin.ch/i14y/concept/LEVEL_EDUC/3223</w:t>
+            </w:r>
+          </w:p>
+        </w:tc>
+        <w:tc>
+          <w:tcPr/>
+          <w:p>
+            <w:pPr>
+              <w:pStyle w:val="Compact"/>
+              <w:jc w:val="left"/>
+            </w:pPr>
+            <w:r>
+              <w:t xml:space="preserve">Master universities, institutes of technology (UIT) including UNI / UIT diplo…</w:t>
+            </w:r>
+          </w:p>
+        </w:tc>
+      </w:tr>
+      <w:tr>
+        <w:tc>
+          <w:tcPr/>
+          <w:p>
+            <w:pPr>
+              <w:pStyle w:val="Compact"/>
+              <w:jc w:val="left"/>
+            </w:pPr>
+            <w:r>
+              <w:t xml:space="preserve">323</w:t>
+            </w:r>
+          </w:p>
+        </w:tc>
+        <w:tc>
+          <w:tcPr/>
+          <w:p>
+            <w:pPr>
+              <w:pStyle w:val="Compact"/>
+              <w:jc w:val="left"/>
+            </w:pPr>
+            <w:r>
+              <w:t xml:space="preserve">https://register.ld.admin.ch/i14y/concept/LEVEL_EDUC/323</w:t>
+            </w:r>
+          </w:p>
+        </w:tc>
+        <w:tc>
+          <w:tcPr/>
+          <w:p>
+            <w:pPr>
+              <w:pStyle w:val="Compact"/>
+              <w:jc w:val="left"/>
+            </w:pPr>
+            <w:r>
+              <w:t xml:space="preserve">Doctorate or habilitation</w:t>
+            </w:r>
+          </w:p>
+        </w:tc>
+      </w:tr>
+      <w:tr>
+        <w:tc>
+          <w:tcPr/>
+          <w:p>
+            <w:pPr>
+              <w:pStyle w:val="Compact"/>
+              <w:jc w:val="left"/>
+            </w:pPr>
+            <w:r>
+              <w:t xml:space="preserve">military</w:t>
+            </w:r>
+          </w:p>
+        </w:tc>
+        <w:tc>
+          <w:tcPr/>
+          <w:p>
+            <w:pPr>
+              <w:pStyle w:val="Compact"/>
+              <w:jc w:val="left"/>
+            </w:pPr>
+            <w:r>
+              <w:t xml:space="preserve">None</w:t>
+            </w:r>
+          </w:p>
+        </w:tc>
+        <w:tc>
+          <w:tcPr/>
+          <w:p>
+            <w:pPr>
+              <w:pStyle w:val="Compact"/>
+              <w:jc w:val="left"/>
+            </w:pPr>
+            <w:r>
+              <w:t xml:space="preserve">Military service (Swiss army)</w:t>
+            </w:r>
+          </w:p>
+        </w:tc>
+      </w:tr>
+    </w:tbl>
+    <w:bookmarkEnd w:id="61"/>
+    <w:bookmarkEnd w:id="62"/>
+    <w:bookmarkStart w:id="68" w:name="class-electoraldistrict"/>
+    <w:p>
+      <w:pPr>
+        <w:pStyle w:val="Heading2"/>
+      </w:pPr>
+      <w:r>
+        <w:t xml:space="preserve">Class: ElectoralDistrict</w:t>
+      </w:r>
+    </w:p>
+    <w:p>
+      <w:pPr>
+        <w:pStyle w:val="FirstParagraph"/>
+      </w:pPr>
+      <w:r>
+        <w:rPr>
+          <w:iCs/>
+          <w:i/>
+        </w:rPr>
+        <w:t xml:space="preserve">Electoral district or region where a person is politically active; with temporal validity.</w:t>
+      </w:r>
+    </w:p>
+    <w:p>
+      <w:pPr>
+        <w:pStyle w:val="BodyText"/>
+      </w:pPr>
+      <w:r>
+        <w:t xml:space="preserve">__</w:t>
+      </w:r>
+    </w:p>
+    <w:bookmarkStart w:id="63" w:name="attribute-7"/>
+    <w:p>
+      <w:pPr>
+        <w:pStyle w:val="Heading3"/>
+      </w:pPr>
+      <w:r>
+        <w:t xml:space="preserve">Attribute</w:t>
+      </w:r>
+    </w:p>
+    <w:tbl>
+      <w:tblPr>
+        <w:tblStyle w:val="Table"/>
+        <w:tblW w:type="pct" w:w="5000"/>
+        <w:tblLook w:firstRow="1" w:lastRow="0" w:firstColumn="0" w:lastColumn="0" w:noHBand="0" w:noVBand="0" w:val="0020"/>
+        <w:jc w:val="start"/>
+      </w:tblPr>
+      <w:tblGrid>
+        <w:gridCol w:w="2640"/>
+        <w:gridCol w:w="2640"/>
+        <w:gridCol w:w="2640"/>
+      </w:tblGrid>
+      <w:tr>
+        <w:trPr>
+          <w:tblHeader w:val="true"/>
+        </w:trPr>
+        <w:tc>
+          <w:tcPr/>
+          <w:p>
+            <w:pPr>
+              <w:pStyle w:val="Compact"/>
+              <w:jc w:val="left"/>
+            </w:pPr>
+            <w:r>
               <w:t xml:space="preserve">Name</w:t>
             </w:r>
           </w:p>
@@ -9694,8 +11441,8 @@
         </w:tc>
       </w:tr>
     </w:tbl>
-    <w:bookmarkEnd w:id="60"/>
-    <w:bookmarkStart w:id="61" w:name="usages-7"/>
+    <w:bookmarkEnd w:id="63"/>
+    <w:bookmarkStart w:id="64" w:name="usages-7"/>
     <w:p>
       <w:pPr>
         <w:pStyle w:val="Heading3"/>
@@ -9836,8 +11583,8 @@
         </w:tc>
       </w:tr>
     </w:tbl>
-    <w:bookmarkEnd w:id="61"/>
-    <w:bookmarkStart w:id="64" w:name="examples-2"/>
+    <w:bookmarkEnd w:id="64"/>
+    <w:bookmarkStart w:id="67" w:name="examples-2"/>
     <w:p>
       <w:pPr>
         <w:pStyle w:val="Heading3"/>
@@ -9846,7 +11593,7 @@
         <w:t xml:space="preserve">Examples</w:t>
       </w:r>
     </w:p>
-    <w:bookmarkStart w:id="62" w:name="Xbd3dd3b066f89bc61cfb174a370a3324c13ed49"/>
+    <w:bookmarkStart w:id="65" w:name="Xbd3dd3b066f89bc61cfb174a370a3324c13ed49"/>
     <w:p>
       <w:pPr>
         <w:pStyle w:val="Heading4"/>
@@ -9920,8 +11667,8 @@
         <w:t xml:space="preserve"> 2025-01-01</w:t>
       </w:r>
     </w:p>
-    <w:bookmarkEnd w:id="62"/>
-    <w:bookmarkStart w:id="63" w:name="X978220e041935978310826ee1c37d70dd41e3ba"/>
+    <w:bookmarkEnd w:id="65"/>
+    <w:bookmarkStart w:id="66" w:name="X978220e041935978310826ee1c37d70dd41e3ba"/>
     <w:p>
       <w:pPr>
         <w:pStyle w:val="Heading4"/>
@@ -9974,11 +11721,11 @@
         <w:t xml:space="preserve"> 2010-01-01</w:t>
       </w:r>
     </w:p>
-    <w:bookmarkEnd w:id="63"/>
-    <w:bookmarkEnd w:id="64"/>
-    <w:bookmarkEnd w:id="65"/>
     <w:bookmarkEnd w:id="66"/>
-    <w:bookmarkStart w:id="78" w:name="gruppen-und-organe-groups"/>
+    <w:bookmarkEnd w:id="67"/>
+    <w:bookmarkEnd w:id="68"/>
+    <w:bookmarkEnd w:id="69"/>
+    <w:bookmarkStart w:id="81" w:name="gruppen-und-organe-groups"/>
     <w:p>
       <w:pPr>
         <w:pStyle w:val="Heading1"/>
@@ -9987,7 +11734,7 @@
         <w:t xml:space="preserve">Gruppen und Organe (Groups)</w:t>
       </w:r>
     </w:p>
-    <w:bookmarkStart w:id="67" w:name="einführung-und-zielsetzung-1"/>
+    <w:bookmarkStart w:id="70" w:name="einführung-und-zielsetzung-1"/>
     <w:p>
       <w:pPr>
         <w:pStyle w:val="Heading2"/>
@@ -10092,8 +11839,8 @@
         <w:t xml:space="preserve">: Multilinguale Namen und Abkürzungen</w:t>
       </w:r>
     </w:p>
-    <w:bookmarkEnd w:id="67"/>
-    <w:bookmarkStart w:id="68" w:name="anwendungszwecke"/>
+    <w:bookmarkEnd w:id="70"/>
+    <w:bookmarkStart w:id="71" w:name="anwendungszwecke"/>
     <w:p>
       <w:pPr>
         <w:pStyle w:val="Heading2"/>
@@ -10205,8 +11952,8 @@
         <w:t xml:space="preserve">: Verwaltung von Wahllisten (z.B. UNIBE Parteilisten-Datenbank)</w:t>
       </w:r>
     </w:p>
-    <w:bookmarkEnd w:id="68"/>
-    <w:bookmarkStart w:id="71" w:name="class-group"/>
+    <w:bookmarkEnd w:id="71"/>
+    <w:bookmarkStart w:id="74" w:name="class-group"/>
     <w:p>
       <w:pPr>
         <w:pStyle w:val="Heading2"/>
@@ -10235,7 +11982,7 @@
         <w:t xml:space="preserve">__</w:t>
       </w:r>
     </w:p>
-    <w:bookmarkStart w:id="69" w:name="attribute-8"/>
+    <w:bookmarkStart w:id="72" w:name="attribute-8"/>
     <w:p>
       <w:pPr>
         <w:pStyle w:val="Heading3"/>
@@ -11587,8 +13334,8 @@
         </w:tc>
       </w:tr>
     </w:tbl>
-    <w:bookmarkEnd w:id="69"/>
-    <w:bookmarkStart w:id="70" w:name="usages-8"/>
+    <w:bookmarkEnd w:id="72"/>
+    <w:bookmarkStart w:id="73" w:name="usages-8"/>
     <w:p>
       <w:pPr>
         <w:pStyle w:val="Heading3"/>
@@ -11729,9 +13476,9 @@
         </w:tc>
       </w:tr>
     </w:tbl>
-    <w:bookmarkEnd w:id="70"/>
-    <w:bookmarkEnd w:id="71"/>
-    <w:bookmarkStart w:id="74" w:name="class-grouptype"/>
+    <w:bookmarkEnd w:id="73"/>
+    <w:bookmarkEnd w:id="74"/>
+    <w:bookmarkStart w:id="77" w:name="class-grouptype"/>
     <w:p>
       <w:pPr>
         <w:pStyle w:val="Heading2"/>
@@ -11760,7 +13507,7 @@
         <w:t xml:space="preserve">__</w:t>
       </w:r>
     </w:p>
-    <w:bookmarkStart w:id="72" w:name="attribute-9"/>
+    <w:bookmarkStart w:id="75" w:name="attribute-9"/>
     <w:p>
       <w:pPr>
         <w:pStyle w:val="Heading3"/>
@@ -11927,8 +13674,8 @@
         </w:tc>
       </w:tr>
     </w:tbl>
-    <w:bookmarkEnd w:id="72"/>
-    <w:bookmarkStart w:id="73" w:name="usages-9"/>
+    <w:bookmarkEnd w:id="75"/>
+    <w:bookmarkStart w:id="76" w:name="usages-9"/>
     <w:p>
       <w:pPr>
         <w:pStyle w:val="Heading3"/>
@@ -12134,9 +13881,9 @@
         </w:tc>
       </w:tr>
     </w:tbl>
-    <w:bookmarkEnd w:id="73"/>
-    <w:bookmarkEnd w:id="74"/>
-    <w:bookmarkStart w:id="77" w:name="enum-grouptypeenum"/>
+    <w:bookmarkEnd w:id="76"/>
+    <w:bookmarkEnd w:id="77"/>
+    <w:bookmarkStart w:id="80" w:name="enum-grouptypeenum"/>
     <w:p>
       <w:pPr>
         <w:pStyle w:val="Heading2"/>
@@ -12175,7 +13922,7 @@
       <w:r>
         <w:t xml:space="preserve"> </w:t>
       </w:r>
-      <w:hyperlink r:id="rId75">
+      <w:hyperlink r:id="rId78">
         <w:r>
           <w:rPr>
             <w:rStyle w:val="Hyperlink"/>
@@ -12184,7 +13931,7 @@
         </w:r>
       </w:hyperlink>
     </w:p>
-    <w:bookmarkStart w:id="76" w:name="permissible-values-1"/>
+    <w:bookmarkStart w:id="79" w:name="permissible-values-2"/>
     <w:p>
       <w:pPr>
         <w:pStyle w:val="Heading3"/>
@@ -13045,10 +14792,10 @@
         </w:tc>
       </w:tr>
     </w:tbl>
-    <w:bookmarkEnd w:id="76"/>
-    <w:bookmarkEnd w:id="77"/>
-    <w:bookmarkEnd w:id="78"/>
-    <w:bookmarkStart w:id="84" w:name="mitgliedschaften-memberships"/>
+    <w:bookmarkEnd w:id="79"/>
+    <w:bookmarkEnd w:id="80"/>
+    <w:bookmarkEnd w:id="81"/>
+    <w:bookmarkStart w:id="87" w:name="mitgliedschaften-memberships"/>
     <w:p>
       <w:pPr>
         <w:pStyle w:val="Heading1"/>
@@ -13057,7 +14804,7 @@
         <w:t xml:space="preserve">Mitgliedschaften (Memberships)</w:t>
       </w:r>
     </w:p>
-    <w:bookmarkStart w:id="79" w:name="einführung-und-zielsetzung-2"/>
+    <w:bookmarkStart w:id="82" w:name="einführung-und-zielsetzung-2"/>
     <w:p>
       <w:pPr>
         <w:pStyle w:val="Heading2"/>
@@ -13181,8 +14928,8 @@
         <w:t xml:space="preserve">: Erfassung der Stimmberechtigung (relevant für Parlamente)</w:t>
       </w:r>
     </w:p>
-    <w:bookmarkEnd w:id="79"/>
-    <w:bookmarkStart w:id="80" w:name="anwendungsszenarien"/>
+    <w:bookmarkEnd w:id="82"/>
+    <w:bookmarkStart w:id="83" w:name="anwendungsszenarien"/>
     <w:p>
       <w:pPr>
         <w:pStyle w:val="Heading2"/>
@@ -13332,8 +15079,8 @@
         <w:t xml:space="preserve">: Mitwirkung in Gremien und Arbeitsgruppen</w:t>
       </w:r>
     </w:p>
-    <w:bookmarkEnd w:id="80"/>
-    <w:bookmarkStart w:id="83" w:name="class-membership"/>
+    <w:bookmarkEnd w:id="83"/>
+    <w:bookmarkStart w:id="86" w:name="class-membership"/>
     <w:p>
       <w:pPr>
         <w:pStyle w:val="Heading2"/>
@@ -13362,7 +15109,7 @@
         <w:t xml:space="preserve">__</w:t>
       </w:r>
     </w:p>
-    <w:bookmarkStart w:id="81" w:name="attribute-10"/>
+    <w:bookmarkStart w:id="84" w:name="attribute-10"/>
     <w:p>
       <w:pPr>
         <w:pStyle w:val="Heading3"/>
@@ -14327,8 +16074,8 @@
         </w:tc>
       </w:tr>
     </w:tbl>
-    <w:bookmarkEnd w:id="81"/>
-    <w:bookmarkStart w:id="82" w:name="usages-10"/>
+    <w:bookmarkEnd w:id="84"/>
+    <w:bookmarkStart w:id="85" w:name="usages-10"/>
     <w:p>
       <w:pPr>
         <w:pStyle w:val="Heading3"/>
@@ -14469,10 +16216,10 @@
         </w:tc>
       </w:tr>
     </w:tbl>
-    <w:bookmarkEnd w:id="82"/>
-    <w:bookmarkEnd w:id="83"/>
-    <w:bookmarkEnd w:id="84"/>
-    <w:bookmarkStart w:id="105" w:name="interessenbindungen-interest-links"/>
+    <w:bookmarkEnd w:id="85"/>
+    <w:bookmarkEnd w:id="86"/>
+    <w:bookmarkEnd w:id="87"/>
+    <w:bookmarkStart w:id="111" w:name="interessenbindungen-interest-links"/>
     <w:p>
       <w:pPr>
         <w:pStyle w:val="Heading1"/>
@@ -14481,7 +16228,7 @@
         <w:t xml:space="preserve">Interessenbindungen (Interest Links)</w:t>
       </w:r>
     </w:p>
-    <w:bookmarkStart w:id="86" w:name="einführung-und-zielsetzung-3"/>
+    <w:bookmarkStart w:id="89" w:name="einführung-und-zielsetzung-3"/>
     <w:p>
       <w:pPr>
         <w:pStyle w:val="Heading2"/>
@@ -14500,7 +16247,7 @@
       <w:r>
         <w:t xml:space="preserve"> </w:t>
       </w:r>
-      <w:hyperlink r:id="rId85">
+      <w:hyperlink r:id="rId88">
         <w:r>
           <w:rPr>
             <w:rStyle w:val="Hyperlink"/>
@@ -14600,8 +16347,8 @@
         <w:t xml:space="preserve">: Dokumentation von Start und Ende der Bindung</w:t>
       </w:r>
     </w:p>
-    <w:bookmarkEnd w:id="86"/>
-    <w:bookmarkStart w:id="101" w:name="class-interestlink"/>
+    <w:bookmarkEnd w:id="89"/>
+    <w:bookmarkStart w:id="104" w:name="class-interestlink"/>
     <w:p>
       <w:pPr>
         <w:pStyle w:val="Heading2"/>
@@ -14630,7 +16377,7 @@
         <w:t xml:space="preserve">__</w:t>
       </w:r>
     </w:p>
-    <w:bookmarkStart w:id="87" w:name="attribute-11"/>
+    <w:bookmarkStart w:id="90" w:name="attribute-11"/>
     <w:p>
       <w:pPr>
         <w:pStyle w:val="Heading3"/>
@@ -15851,8 +17598,8 @@
         </w:tc>
       </w:tr>
     </w:tbl>
-    <w:bookmarkEnd w:id="87"/>
-    <w:bookmarkStart w:id="88" w:name="usages-11"/>
+    <w:bookmarkEnd w:id="90"/>
+    <w:bookmarkStart w:id="91" w:name="usages-11"/>
     <w:p>
       <w:pPr>
         <w:pStyle w:val="Heading3"/>
@@ -16058,8 +17805,8 @@
         </w:tc>
       </w:tr>
     </w:tbl>
-    <w:bookmarkEnd w:id="88"/>
-    <w:bookmarkStart w:id="100" w:name="examples-3"/>
+    <w:bookmarkEnd w:id="91"/>
+    <w:bookmarkStart w:id="103" w:name="examples-3"/>
     <w:p>
       <w:pPr>
         <w:pStyle w:val="Heading3"/>
@@ -16068,7 +17815,7 @@
         <w:t xml:space="preserve">Examples</w:t>
       </w:r>
     </w:p>
-    <w:bookmarkStart w:id="89" w:name="X0845bcf2a073d7a8ccfb4c034304d565538985a"/>
+    <w:bookmarkStart w:id="92" w:name="X0845bcf2a073d7a8ccfb4c034304d565538985a"/>
     <w:p>
       <w:pPr>
         <w:pStyle w:val="Heading4"/>
@@ -16334,8 +18081,8 @@
         <w:t xml:space="preserve">true</w:t>
       </w:r>
     </w:p>
-    <w:bookmarkEnd w:id="89"/>
-    <w:bookmarkStart w:id="90" w:name="X5f7b77374213da9d26faf724a6a780fad8e679d"/>
+    <w:bookmarkEnd w:id="92"/>
+    <w:bookmarkStart w:id="93" w:name="X5f7b77374213da9d26faf724a6a780fad8e679d"/>
     <w:p>
       <w:pPr>
         <w:pStyle w:val="Heading4"/>
@@ -16601,8 +18348,8 @@
         <w:t xml:space="preserve">false</w:t>
       </w:r>
     </w:p>
-    <w:bookmarkEnd w:id="90"/>
-    <w:bookmarkStart w:id="91" w:name="Xa40f2fb9d29f8ea37e0f78fc21991870728b003"/>
+    <w:bookmarkEnd w:id="93"/>
+    <w:bookmarkStart w:id="94" w:name="Xa40f2fb9d29f8ea37e0f78fc21991870728b003"/>
     <w:p>
       <w:pPr>
         <w:pStyle w:val="Heading4"/>
@@ -16862,8 +18609,8 @@
         <w:t xml:space="preserve">false</w:t>
       </w:r>
     </w:p>
-    <w:bookmarkEnd w:id="91"/>
-    <w:bookmarkStart w:id="92" w:name="X39e75180c6c6f9734709a21e630d94d5297fa76"/>
+    <w:bookmarkEnd w:id="94"/>
+    <w:bookmarkStart w:id="95" w:name="X39e75180c6c6f9734709a21e630d94d5297fa76"/>
     <w:p>
       <w:pPr>
         <w:pStyle w:val="Heading4"/>
@@ -17123,8 +18870,8 @@
         <w:t xml:space="preserve">false</w:t>
       </w:r>
     </w:p>
-    <w:bookmarkEnd w:id="92"/>
-    <w:bookmarkStart w:id="93" w:name="Xd76396af613a0ff7158ed59e2240f0adc6f7ee2"/>
+    <w:bookmarkEnd w:id="95"/>
+    <w:bookmarkStart w:id="96" w:name="Xd76396af613a0ff7158ed59e2240f0adc6f7ee2"/>
     <w:p>
       <w:pPr>
         <w:pStyle w:val="Heading4"/>
@@ -17390,8 +19137,8 @@
         <w:t xml:space="preserve">true</w:t>
       </w:r>
     </w:p>
-    <w:bookmarkEnd w:id="93"/>
-    <w:bookmarkStart w:id="94" w:name="X7d29cc7ff52120bdd45011480f3e6dc610515f2"/>
+    <w:bookmarkEnd w:id="96"/>
+    <w:bookmarkStart w:id="97" w:name="X7d29cc7ff52120bdd45011480f3e6dc610515f2"/>
     <w:p>
       <w:pPr>
         <w:pStyle w:val="Heading4"/>
@@ -17657,8 +19404,8 @@
         <w:t xml:space="preserve">true</w:t>
       </w:r>
     </w:p>
-    <w:bookmarkEnd w:id="94"/>
-    <w:bookmarkStart w:id="95" w:name="Xded36388b4a9b51fcb584ff8dfc8b0a0bff45fd"/>
+    <w:bookmarkEnd w:id="97"/>
+    <w:bookmarkStart w:id="98" w:name="Xded36388b4a9b51fcb584ff8dfc8b0a0bff45fd"/>
     <w:p>
       <w:pPr>
         <w:pStyle w:val="Heading4"/>
@@ -17924,8 +19671,8 @@
         <w:t xml:space="preserve">true</w:t>
       </w:r>
     </w:p>
-    <w:bookmarkEnd w:id="95"/>
-    <w:bookmarkStart w:id="96" w:name="X67a57fa17931c1870747e25cf16d5ce99900d38"/>
+    <w:bookmarkEnd w:id="98"/>
+    <w:bookmarkStart w:id="99" w:name="X67a57fa17931c1870747e25cf16d5ce99900d38"/>
     <w:p>
       <w:pPr>
         <w:pStyle w:val="Heading4"/>
@@ -18185,8 +19932,8 @@
         <w:t xml:space="preserve">true</w:t>
       </w:r>
     </w:p>
-    <w:bookmarkEnd w:id="96"/>
-    <w:bookmarkStart w:id="97" w:name="Xc0dc9173d5ec4cfe64b497c9e47d80eb9698f95"/>
+    <w:bookmarkEnd w:id="99"/>
+    <w:bookmarkStart w:id="100" w:name="Xc0dc9173d5ec4cfe64b497c9e47d80eb9698f95"/>
     <w:p>
       <w:pPr>
         <w:pStyle w:val="Heading4"/>
@@ -18452,8 +20199,8 @@
         <w:t xml:space="preserve">true</w:t>
       </w:r>
     </w:p>
-    <w:bookmarkEnd w:id="97"/>
-    <w:bookmarkStart w:id="98" w:name="Xada6c64672c2c5d2dde948a9b1776690af4c26f"/>
+    <w:bookmarkEnd w:id="100"/>
+    <w:bookmarkStart w:id="101" w:name="Xada6c64672c2c5d2dde948a9b1776690af4c26f"/>
     <w:p>
       <w:pPr>
         <w:pStyle w:val="Heading4"/>
@@ -18713,8 +20460,8 @@
         <w:t xml:space="preserve">true</w:t>
       </w:r>
     </w:p>
-    <w:bookmarkEnd w:id="98"/>
-    <w:bookmarkStart w:id="99" w:name="Xb0713a3079c98b470c31c6d0a87571ecc4271ab"/>
+    <w:bookmarkEnd w:id="101"/>
+    <w:bookmarkStart w:id="102" w:name="Xb0713a3079c98b470c31c6d0a87571ecc4271ab"/>
     <w:p>
       <w:pPr>
         <w:pStyle w:val="Heading4"/>
@@ -18974,10 +20721,10 @@
         <w:t xml:space="preserve">true</w:t>
       </w:r>
     </w:p>
-    <w:bookmarkEnd w:id="99"/>
-    <w:bookmarkEnd w:id="100"/>
-    <w:bookmarkEnd w:id="101"/>
-    <w:bookmarkStart w:id="104" w:name="enum-interesttypeenum"/>
+    <w:bookmarkEnd w:id="102"/>
+    <w:bookmarkEnd w:id="103"/>
+    <w:bookmarkEnd w:id="104"/>
+    <w:bookmarkStart w:id="107" w:name="enum-interesttypeenum"/>
     <w:p>
       <w:pPr>
         <w:pStyle w:val="Heading2"/>
@@ -19016,7 +20763,7 @@
       <w:r>
         <w:t xml:space="preserve"> </w:t>
       </w:r>
-      <w:hyperlink r:id="rId102">
+      <w:hyperlink r:id="rId105">
         <w:r>
           <w:rPr>
             <w:rStyle w:val="Hyperlink"/>
@@ -19025,7 +20772,7 @@
         </w:r>
       </w:hyperlink>
     </w:p>
-    <w:bookmarkStart w:id="103" w:name="permissible-values-2"/>
+    <w:bookmarkStart w:id="106" w:name="permissible-values-3"/>
     <w:p>
       <w:pPr>
         <w:pStyle w:val="Heading3"/>
@@ -19202,25 +20949,15 @@
         </w:tc>
       </w:tr>
     </w:tbl>
-    <w:bookmarkEnd w:id="103"/>
-    <w:bookmarkEnd w:id="104"/>
-    <w:bookmarkEnd w:id="105"/>
-    <w:bookmarkStart w:id="124" w:name="geteilte-elemente"/>
+    <w:bookmarkEnd w:id="106"/>
+    <w:bookmarkEnd w:id="107"/>
+    <w:bookmarkStart w:id="110" w:name="enum-legalformenum"/>
     <w:p>
       <w:pPr>
-        <w:pStyle w:val="Heading1"/>
-      </w:pPr>
-      <w:r>
-        <w:t xml:space="preserve">Geteilte Elemente</w:t>
-      </w:r>
-    </w:p>
-    <w:bookmarkStart w:id="108" w:name="class-personreference"/>
-    <w:p>
-      <w:pPr>
         <w:pStyle w:val="Heading2"/>
       </w:pPr>
       <w:r>
-        <w:t xml:space="preserve">Class: PersonReference</w:t>
+        <w:t xml:space="preserve">Enum: LegalFormEnum</w:t>
       </w:r>
     </w:p>
     <w:p>
@@ -19232,7 +20969,7 @@
           <w:iCs/>
           <w:i/>
         </w:rPr>
-        <w:t xml:space="preserve">Lightweight reference to a person with key identification data at time of linking. Preserves historical accuracy even if the person changes later.</w:t>
+        <w:t xml:space="preserve">Legal forms based on the Swiss UID register codelist (eCH-0097). See https://register.ld.admin.ch/i14y/concept/legalForm</w:t>
       </w:r>
     </w:p>
     <w:p>
@@ -19243,13 +20980,32 @@
         <w:t xml:space="preserve">__</w:t>
       </w:r>
     </w:p>
-    <w:bookmarkStart w:id="106" w:name="attribute-12"/>
     <w:p>
       <w:pPr>
+        <w:pStyle w:val="BodyText"/>
+      </w:pPr>
+      <w:r>
+        <w:t xml:space="preserve">URI:</w:t>
+      </w:r>
+      <w:r>
+        <w:t xml:space="preserve"> </w:t>
+      </w:r>
+      <w:hyperlink r:id="rId108">
+        <w:r>
+          <w:rPr>
+            <w:rStyle w:val="Hyperlink"/>
+          </w:rPr>
+          <w:t xml:space="preserve">act:LegalFormEnum</w:t>
+        </w:r>
+      </w:hyperlink>
+    </w:p>
+    <w:bookmarkStart w:id="109" w:name="permissible-values-4"/>
+    <w:p>
+      <w:pPr>
         <w:pStyle w:val="Heading3"/>
       </w:pPr>
       <w:r>
-        <w:t xml:space="preserve">Attribute</w:t>
+        <w:t xml:space="preserve">Permissible Values</w:t>
       </w:r>
     </w:p>
     <w:tbl>
@@ -19276,6 +21032,1717 @@
               <w:jc w:val="left"/>
             </w:pPr>
             <w:r>
+              <w:t xml:space="preserve">Value</w:t>
+            </w:r>
+          </w:p>
+        </w:tc>
+        <w:tc>
+          <w:tcPr/>
+          <w:p>
+            <w:pPr>
+              <w:pStyle w:val="Compact"/>
+              <w:jc w:val="left"/>
+            </w:pPr>
+            <w:r>
+              <w:t xml:space="preserve">Meaning</w:t>
+            </w:r>
+          </w:p>
+        </w:tc>
+        <w:tc>
+          <w:tcPr/>
+          <w:p>
+            <w:pPr>
+              <w:pStyle w:val="Compact"/>
+              <w:jc w:val="left"/>
+            </w:pPr>
+            <w:r>
+              <w:t xml:space="preserve">Description</w:t>
+            </w:r>
+          </w:p>
+        </w:tc>
+      </w:tr>
+      <w:tr>
+        <w:tc>
+          <w:tcPr/>
+          <w:p>
+            <w:pPr>
+              <w:pStyle w:val="Compact"/>
+              <w:jc w:val="left"/>
+            </w:pPr>
+            <w:r>
+              <w:t xml:space="preserve">0101</w:t>
+            </w:r>
+          </w:p>
+        </w:tc>
+        <w:tc>
+          <w:tcPr/>
+          <w:p>
+            <w:pPr>
+              <w:pStyle w:val="Compact"/>
+              <w:jc w:val="left"/>
+            </w:pPr>
+            <w:r>
+              <w:t xml:space="preserve">https://register.ld.admin.ch/i14y/concept/legalForm/0101</w:t>
+            </w:r>
+          </w:p>
+        </w:tc>
+        <w:tc>
+          <w:tcPr/>
+          <w:p>
+            <w:pPr>
+              <w:pStyle w:val="Compact"/>
+              <w:jc w:val="left"/>
+            </w:pPr>
+            <w:r>
+              <w:t xml:space="preserve">Sole proprietorship</w:t>
+            </w:r>
+          </w:p>
+        </w:tc>
+      </w:tr>
+      <w:tr>
+        <w:tc>
+          <w:tcPr/>
+          <w:p>
+            <w:pPr>
+              <w:pStyle w:val="Compact"/>
+              <w:jc w:val="left"/>
+            </w:pPr>
+            <w:r>
+              <w:t xml:space="preserve">0103</w:t>
+            </w:r>
+          </w:p>
+        </w:tc>
+        <w:tc>
+          <w:tcPr/>
+          <w:p>
+            <w:pPr>
+              <w:pStyle w:val="Compact"/>
+              <w:jc w:val="left"/>
+            </w:pPr>
+            <w:r>
+              <w:t xml:space="preserve">https://register.ld.admin.ch/i14y/concept/legalForm/0103</w:t>
+            </w:r>
+          </w:p>
+        </w:tc>
+        <w:tc>
+          <w:tcPr/>
+          <w:p>
+            <w:pPr>
+              <w:pStyle w:val="Compact"/>
+              <w:jc w:val="left"/>
+            </w:pPr>
+            <w:r>
+              <w:t xml:space="preserve">General partnership (GP)</w:t>
+            </w:r>
+          </w:p>
+        </w:tc>
+      </w:tr>
+      <w:tr>
+        <w:tc>
+          <w:tcPr/>
+          <w:p>
+            <w:pPr>
+              <w:pStyle w:val="Compact"/>
+              <w:jc w:val="left"/>
+            </w:pPr>
+            <w:r>
+              <w:t xml:space="preserve">0104</w:t>
+            </w:r>
+          </w:p>
+        </w:tc>
+        <w:tc>
+          <w:tcPr/>
+          <w:p>
+            <w:pPr>
+              <w:pStyle w:val="Compact"/>
+              <w:jc w:val="left"/>
+            </w:pPr>
+            <w:r>
+              <w:t xml:space="preserve">https://register.ld.admin.ch/i14y/concept/legalForm/0104</w:t>
+            </w:r>
+          </w:p>
+        </w:tc>
+        <w:tc>
+          <w:tcPr/>
+          <w:p>
+            <w:pPr>
+              <w:pStyle w:val="Compact"/>
+              <w:jc w:val="left"/>
+            </w:pPr>
+            <w:r>
+              <w:t xml:space="preserve">Limited partnership (LP)</w:t>
+            </w:r>
+          </w:p>
+        </w:tc>
+      </w:tr>
+      <w:tr>
+        <w:tc>
+          <w:tcPr/>
+          <w:p>
+            <w:pPr>
+              <w:pStyle w:val="Compact"/>
+              <w:jc w:val="left"/>
+            </w:pPr>
+            <w:r>
+              <w:t xml:space="preserve">0105</w:t>
+            </w:r>
+          </w:p>
+        </w:tc>
+        <w:tc>
+          <w:tcPr/>
+          <w:p>
+            <w:pPr>
+              <w:pStyle w:val="Compact"/>
+              <w:jc w:val="left"/>
+            </w:pPr>
+            <w:r>
+              <w:t xml:space="preserve">https://register.ld.admin.ch/i14y/concept/legalForm/0105</w:t>
+            </w:r>
+          </w:p>
+        </w:tc>
+        <w:tc>
+          <w:tcPr/>
+          <w:p>
+            <w:pPr>
+              <w:pStyle w:val="Compact"/>
+              <w:jc w:val="left"/>
+            </w:pPr>
+            <w:r>
+              <w:t xml:space="preserve">Corporation with unlimited partners (CUP)</w:t>
+            </w:r>
+          </w:p>
+        </w:tc>
+      </w:tr>
+      <w:tr>
+        <w:tc>
+          <w:tcPr/>
+          <w:p>
+            <w:pPr>
+              <w:pStyle w:val="Compact"/>
+              <w:jc w:val="left"/>
+            </w:pPr>
+            <w:r>
+              <w:t xml:space="preserve">0106</w:t>
+            </w:r>
+          </w:p>
+        </w:tc>
+        <w:tc>
+          <w:tcPr/>
+          <w:p>
+            <w:pPr>
+              <w:pStyle w:val="Compact"/>
+              <w:jc w:val="left"/>
+            </w:pPr>
+            <w:r>
+              <w:t xml:space="preserve">https://register.ld.admin.ch/i14y/concept/legalForm/0106</w:t>
+            </w:r>
+          </w:p>
+        </w:tc>
+        <w:tc>
+          <w:tcPr/>
+          <w:p>
+            <w:pPr>
+              <w:pStyle w:val="Compact"/>
+              <w:jc w:val="left"/>
+            </w:pPr>
+            <w:r>
+              <w:t xml:space="preserve">Corporation (Ltd)</w:t>
+            </w:r>
+          </w:p>
+        </w:tc>
+      </w:tr>
+      <w:tr>
+        <w:tc>
+          <w:tcPr/>
+          <w:p>
+            <w:pPr>
+              <w:pStyle w:val="Compact"/>
+              <w:jc w:val="left"/>
+            </w:pPr>
+            <w:r>
+              <w:t xml:space="preserve">0107</w:t>
+            </w:r>
+          </w:p>
+        </w:tc>
+        <w:tc>
+          <w:tcPr/>
+          <w:p>
+            <w:pPr>
+              <w:pStyle w:val="Compact"/>
+              <w:jc w:val="left"/>
+            </w:pPr>
+            <w:r>
+              <w:t xml:space="preserve">https://register.ld.admin.ch/i14y/concept/legalForm/0107</w:t>
+            </w:r>
+          </w:p>
+        </w:tc>
+        <w:tc>
+          <w:tcPr/>
+          <w:p>
+            <w:pPr>
+              <w:pStyle w:val="Compact"/>
+              <w:jc w:val="left"/>
+            </w:pPr>
+            <w:r>
+              <w:t xml:space="preserve">Limited liability company (LLC)</w:t>
+            </w:r>
+          </w:p>
+        </w:tc>
+      </w:tr>
+      <w:tr>
+        <w:tc>
+          <w:tcPr/>
+          <w:p>
+            <w:pPr>
+              <w:pStyle w:val="Compact"/>
+              <w:jc w:val="left"/>
+            </w:pPr>
+            <w:r>
+              <w:t xml:space="preserve">0108</w:t>
+            </w:r>
+          </w:p>
+        </w:tc>
+        <w:tc>
+          <w:tcPr/>
+          <w:p>
+            <w:pPr>
+              <w:pStyle w:val="Compact"/>
+              <w:jc w:val="left"/>
+            </w:pPr>
+            <w:r>
+              <w:t xml:space="preserve">https://register.ld.admin.ch/i14y/concept/legalForm/0108</w:t>
+            </w:r>
+          </w:p>
+        </w:tc>
+        <w:tc>
+          <w:tcPr/>
+          <w:p>
+            <w:pPr>
+              <w:pStyle w:val="Compact"/>
+              <w:jc w:val="left"/>
+            </w:pPr>
+            <w:r>
+              <w:t xml:space="preserve">Cooperative</w:t>
+            </w:r>
+          </w:p>
+        </w:tc>
+      </w:tr>
+      <w:tr>
+        <w:tc>
+          <w:tcPr/>
+          <w:p>
+            <w:pPr>
+              <w:pStyle w:val="Compact"/>
+              <w:jc w:val="left"/>
+            </w:pPr>
+            <w:r>
+              <w:t xml:space="preserve">0109</w:t>
+            </w:r>
+          </w:p>
+        </w:tc>
+        <w:tc>
+          <w:tcPr/>
+          <w:p>
+            <w:pPr>
+              <w:pStyle w:val="Compact"/>
+              <w:jc w:val="left"/>
+            </w:pPr>
+            <w:r>
+              <w:t xml:space="preserve">https://register.ld.admin.ch/i14y/concept/legalForm/0109</w:t>
+            </w:r>
+          </w:p>
+        </w:tc>
+        <w:tc>
+          <w:tcPr/>
+          <w:p>
+            <w:pPr>
+              <w:pStyle w:val="Compact"/>
+              <w:jc w:val="left"/>
+            </w:pPr>
+            <w:r>
+              <w:t xml:space="preserve">Association</w:t>
+            </w:r>
+          </w:p>
+        </w:tc>
+      </w:tr>
+      <w:tr>
+        <w:tc>
+          <w:tcPr/>
+          <w:p>
+            <w:pPr>
+              <w:pStyle w:val="Compact"/>
+              <w:jc w:val="left"/>
+            </w:pPr>
+            <w:r>
+              <w:t xml:space="preserve">0110</w:t>
+            </w:r>
+          </w:p>
+        </w:tc>
+        <w:tc>
+          <w:tcPr/>
+          <w:p>
+            <w:pPr>
+              <w:pStyle w:val="Compact"/>
+              <w:jc w:val="left"/>
+            </w:pPr>
+            <w:r>
+              <w:t xml:space="preserve">https://register.ld.admin.ch/i14y/concept/legalForm/0110</w:t>
+            </w:r>
+          </w:p>
+        </w:tc>
+        <w:tc>
+          <w:tcPr/>
+          <w:p>
+            <w:pPr>
+              <w:pStyle w:val="Compact"/>
+              <w:jc w:val="left"/>
+            </w:pPr>
+            <w:r>
+              <w:t xml:space="preserve">Foundation</w:t>
+            </w:r>
+          </w:p>
+        </w:tc>
+      </w:tr>
+      <w:tr>
+        <w:tc>
+          <w:tcPr/>
+          <w:p>
+            <w:pPr>
+              <w:pStyle w:val="Compact"/>
+              <w:jc w:val="left"/>
+            </w:pPr>
+            <w:r>
+              <w:t xml:space="preserve">0111</w:t>
+            </w:r>
+          </w:p>
+        </w:tc>
+        <w:tc>
+          <w:tcPr/>
+          <w:p>
+            <w:pPr>
+              <w:pStyle w:val="Compact"/>
+              <w:jc w:val="left"/>
+            </w:pPr>
+            <w:r>
+              <w:t xml:space="preserve">https://register.ld.admin.ch/i14y/concept/legalForm/0111</w:t>
+            </w:r>
+          </w:p>
+        </w:tc>
+        <w:tc>
+          <w:tcPr/>
+          <w:p>
+            <w:pPr>
+              <w:pStyle w:val="Compact"/>
+              <w:jc w:val="left"/>
+            </w:pPr>
+            <w:r>
+              <w:t xml:space="preserve">Branch of a foreign company</w:t>
+            </w:r>
+          </w:p>
+        </w:tc>
+      </w:tr>
+      <w:tr>
+        <w:tc>
+          <w:tcPr/>
+          <w:p>
+            <w:pPr>
+              <w:pStyle w:val="Compact"/>
+              <w:jc w:val="left"/>
+            </w:pPr>
+            <w:r>
+              <w:t xml:space="preserve">0113</w:t>
+            </w:r>
+          </w:p>
+        </w:tc>
+        <w:tc>
+          <w:tcPr/>
+          <w:p>
+            <w:pPr>
+              <w:pStyle w:val="Compact"/>
+              <w:jc w:val="left"/>
+            </w:pPr>
+            <w:r>
+              <w:t xml:space="preserve">https://register.ld.admin.ch/i14y/concept/legalForm/0113</w:t>
+            </w:r>
+          </w:p>
+        </w:tc>
+        <w:tc>
+          <w:tcPr/>
+          <w:p>
+            <w:pPr>
+              <w:pStyle w:val="Compact"/>
+              <w:jc w:val="left"/>
+            </w:pPr>
+            <w:r>
+              <w:t xml:space="preserve">Special legal form</w:t>
+            </w:r>
+          </w:p>
+        </w:tc>
+      </w:tr>
+      <w:tr>
+        <w:tc>
+          <w:tcPr/>
+          <w:p>
+            <w:pPr>
+              <w:pStyle w:val="Compact"/>
+              <w:jc w:val="left"/>
+            </w:pPr>
+            <w:r>
+              <w:t xml:space="preserve">0114</w:t>
+            </w:r>
+          </w:p>
+        </w:tc>
+        <w:tc>
+          <w:tcPr/>
+          <w:p>
+            <w:pPr>
+              <w:pStyle w:val="Compact"/>
+              <w:jc w:val="left"/>
+            </w:pPr>
+            <w:r>
+              <w:t xml:space="preserve">https://register.ld.admin.ch/i14y/concept/legalForm/0114</w:t>
+            </w:r>
+          </w:p>
+        </w:tc>
+        <w:tc>
+          <w:tcPr/>
+          <w:p>
+            <w:pPr>
+              <w:pStyle w:val="Compact"/>
+              <w:jc w:val="left"/>
+            </w:pPr>
+            <w:r>
+              <w:t xml:space="preserve">Limited Partnership for collective investment schemes (LPCI)</w:t>
+            </w:r>
+          </w:p>
+        </w:tc>
+      </w:tr>
+      <w:tr>
+        <w:tc>
+          <w:tcPr/>
+          <w:p>
+            <w:pPr>
+              <w:pStyle w:val="Compact"/>
+              <w:jc w:val="left"/>
+            </w:pPr>
+            <w:r>
+              <w:t xml:space="preserve">0115</w:t>
+            </w:r>
+          </w:p>
+        </w:tc>
+        <w:tc>
+          <w:tcPr/>
+          <w:p>
+            <w:pPr>
+              <w:pStyle w:val="Compact"/>
+              <w:jc w:val="left"/>
+            </w:pPr>
+            <w:r>
+              <w:t xml:space="preserve">https://register.ld.admin.ch/i14y/concept/legalForm/0115</w:t>
+            </w:r>
+          </w:p>
+        </w:tc>
+        <w:tc>
+          <w:tcPr/>
+          <w:p>
+            <w:pPr>
+              <w:pStyle w:val="Compact"/>
+              <w:jc w:val="left"/>
+            </w:pPr>
+            <w:r>
+              <w:t xml:space="preserve">Limited Partnership for collective investment schemes with a variable capital…</w:t>
+            </w:r>
+          </w:p>
+        </w:tc>
+      </w:tr>
+      <w:tr>
+        <w:tc>
+          <w:tcPr/>
+          <w:p>
+            <w:pPr>
+              <w:pStyle w:val="Compact"/>
+              <w:jc w:val="left"/>
+            </w:pPr>
+            <w:r>
+              <w:t xml:space="preserve">0116</w:t>
+            </w:r>
+          </w:p>
+        </w:tc>
+        <w:tc>
+          <w:tcPr/>
+          <w:p>
+            <w:pPr>
+              <w:pStyle w:val="Compact"/>
+              <w:jc w:val="left"/>
+            </w:pPr>
+            <w:r>
+              <w:t xml:space="preserve">https://register.ld.admin.ch/i14y/concept/legalForm/0116</w:t>
+            </w:r>
+          </w:p>
+        </w:tc>
+        <w:tc>
+          <w:tcPr/>
+          <w:p>
+            <w:pPr>
+              <w:pStyle w:val="Compact"/>
+              <w:jc w:val="left"/>
+            </w:pPr>
+            <w:r>
+              <w:t xml:space="preserve">Limited Partnership for collective investment schemes with a fixed capital (S…</w:t>
+            </w:r>
+          </w:p>
+        </w:tc>
+      </w:tr>
+      <w:tr>
+        <w:tc>
+          <w:tcPr/>
+          <w:p>
+            <w:pPr>
+              <w:pStyle w:val="Compact"/>
+              <w:jc w:val="left"/>
+            </w:pPr>
+            <w:r>
+              <w:t xml:space="preserve">0117</w:t>
+            </w:r>
+          </w:p>
+        </w:tc>
+        <w:tc>
+          <w:tcPr/>
+          <w:p>
+            <w:pPr>
+              <w:pStyle w:val="Compact"/>
+              <w:jc w:val="left"/>
+            </w:pPr>
+            <w:r>
+              <w:t xml:space="preserve">https://register.ld.admin.ch/i14y/concept/legalForm/0117</w:t>
+            </w:r>
+          </w:p>
+        </w:tc>
+        <w:tc>
+          <w:tcPr/>
+          <w:p>
+            <w:pPr>
+              <w:pStyle w:val="Compact"/>
+              <w:jc w:val="left"/>
+            </w:pPr>
+            <w:r>
+              <w:t xml:space="preserve">Public-law institution</w:t>
+            </w:r>
+          </w:p>
+        </w:tc>
+      </w:tr>
+      <w:tr>
+        <w:tc>
+          <w:tcPr/>
+          <w:p>
+            <w:pPr>
+              <w:pStyle w:val="Compact"/>
+              <w:jc w:val="left"/>
+            </w:pPr>
+            <w:r>
+              <w:t xml:space="preserve">0118</w:t>
+            </w:r>
+          </w:p>
+        </w:tc>
+        <w:tc>
+          <w:tcPr/>
+          <w:p>
+            <w:pPr>
+              <w:pStyle w:val="Compact"/>
+              <w:jc w:val="left"/>
+            </w:pPr>
+            <w:r>
+              <w:t xml:space="preserve">https://register.ld.admin.ch/i14y/concept/legalForm/0118</w:t>
+            </w:r>
+          </w:p>
+        </w:tc>
+        <w:tc>
+          <w:tcPr/>
+          <w:p>
+            <w:pPr>
+              <w:pStyle w:val="Compact"/>
+              <w:jc w:val="left"/>
+            </w:pPr>
+            <w:r>
+              <w:t xml:space="preserve">Non-commercial power of attorney</w:t>
+            </w:r>
+          </w:p>
+        </w:tc>
+      </w:tr>
+      <w:tr>
+        <w:tc>
+          <w:tcPr/>
+          <w:p>
+            <w:pPr>
+              <w:pStyle w:val="Compact"/>
+              <w:jc w:val="left"/>
+            </w:pPr>
+            <w:r>
+              <w:t xml:space="preserve">0119</w:t>
+            </w:r>
+          </w:p>
+        </w:tc>
+        <w:tc>
+          <w:tcPr/>
+          <w:p>
+            <w:pPr>
+              <w:pStyle w:val="Compact"/>
+              <w:jc w:val="left"/>
+            </w:pPr>
+            <w:r>
+              <w:t xml:space="preserve">https://register.ld.admin.ch/i14y/concept/legalForm/0119</w:t>
+            </w:r>
+          </w:p>
+        </w:tc>
+        <w:tc>
+          <w:tcPr/>
+          <w:p>
+            <w:pPr>
+              <w:pStyle w:val="Compact"/>
+              <w:jc w:val="left"/>
+            </w:pPr>
+            <w:r>
+              <w:t xml:space="preserve">Representative of the community of property</w:t>
+            </w:r>
+          </w:p>
+        </w:tc>
+      </w:tr>
+      <w:tr>
+        <w:tc>
+          <w:tcPr/>
+          <w:p>
+            <w:pPr>
+              <w:pStyle w:val="Compact"/>
+              <w:jc w:val="left"/>
+            </w:pPr>
+            <w:r>
+              <w:t xml:space="preserve">0151</w:t>
+            </w:r>
+          </w:p>
+        </w:tc>
+        <w:tc>
+          <w:tcPr/>
+          <w:p>
+            <w:pPr>
+              <w:pStyle w:val="Compact"/>
+              <w:jc w:val="left"/>
+            </w:pPr>
+            <w:r>
+              <w:t xml:space="preserve">https://register.ld.admin.ch/i14y/concept/legalForm/0151</w:t>
+            </w:r>
+          </w:p>
+        </w:tc>
+        <w:tc>
+          <w:tcPr/>
+          <w:p>
+            <w:pPr>
+              <w:pStyle w:val="Compact"/>
+              <w:jc w:val="left"/>
+            </w:pPr>
+            <w:r>
+              <w:t xml:space="preserve">Branch</w:t>
+            </w:r>
+          </w:p>
+        </w:tc>
+      </w:tr>
+      <w:tr>
+        <w:tc>
+          <w:tcPr/>
+          <w:p>
+            <w:pPr>
+              <w:pStyle w:val="Compact"/>
+              <w:jc w:val="left"/>
+            </w:pPr>
+            <w:r>
+              <w:t xml:space="preserve">0220</w:t>
+            </w:r>
+          </w:p>
+        </w:tc>
+        <w:tc>
+          <w:tcPr/>
+          <w:p>
+            <w:pPr>
+              <w:pStyle w:val="Compact"/>
+              <w:jc w:val="left"/>
+            </w:pPr>
+            <w:r>
+              <w:t xml:space="preserve">https://register.ld.admin.ch/i14y/concept/legalForm/0220</w:t>
+            </w:r>
+          </w:p>
+        </w:tc>
+        <w:tc>
+          <w:tcPr/>
+          <w:p>
+            <w:pPr>
+              <w:pStyle w:val="Compact"/>
+              <w:jc w:val="left"/>
+            </w:pPr>
+            <w:r>
+              <w:t xml:space="preserve">Administrative unit of the Confederation</w:t>
+            </w:r>
+          </w:p>
+        </w:tc>
+      </w:tr>
+      <w:tr>
+        <w:tc>
+          <w:tcPr/>
+          <w:p>
+            <w:pPr>
+              <w:pStyle w:val="Compact"/>
+              <w:jc w:val="left"/>
+            </w:pPr>
+            <w:r>
+              <w:t xml:space="preserve">0221</w:t>
+            </w:r>
+          </w:p>
+        </w:tc>
+        <w:tc>
+          <w:tcPr/>
+          <w:p>
+            <w:pPr>
+              <w:pStyle w:val="Compact"/>
+              <w:jc w:val="left"/>
+            </w:pPr>
+            <w:r>
+              <w:t xml:space="preserve">https://register.ld.admin.ch/i14y/concept/legalForm/0221</w:t>
+            </w:r>
+          </w:p>
+        </w:tc>
+        <w:tc>
+          <w:tcPr/>
+          <w:p>
+            <w:pPr>
+              <w:pStyle w:val="Compact"/>
+              <w:jc w:val="left"/>
+            </w:pPr>
+            <w:r>
+              <w:t xml:space="preserve">Administrative unit of the canton</w:t>
+            </w:r>
+          </w:p>
+        </w:tc>
+      </w:tr>
+      <w:tr>
+        <w:tc>
+          <w:tcPr/>
+          <w:p>
+            <w:pPr>
+              <w:pStyle w:val="Compact"/>
+              <w:jc w:val="left"/>
+            </w:pPr>
+            <w:r>
+              <w:t xml:space="preserve">0222</w:t>
+            </w:r>
+          </w:p>
+        </w:tc>
+        <w:tc>
+          <w:tcPr/>
+          <w:p>
+            <w:pPr>
+              <w:pStyle w:val="Compact"/>
+              <w:jc w:val="left"/>
+            </w:pPr>
+            <w:r>
+              <w:t xml:space="preserve">https://register.ld.admin.ch/i14y/concept/legalForm/0222</w:t>
+            </w:r>
+          </w:p>
+        </w:tc>
+        <w:tc>
+          <w:tcPr/>
+          <w:p>
+            <w:pPr>
+              <w:pStyle w:val="Compact"/>
+              <w:jc w:val="left"/>
+            </w:pPr>
+            <w:r>
+              <w:t xml:space="preserve">Administrative unit of the district</w:t>
+            </w:r>
+          </w:p>
+        </w:tc>
+      </w:tr>
+      <w:tr>
+        <w:tc>
+          <w:tcPr/>
+          <w:p>
+            <w:pPr>
+              <w:pStyle w:val="Compact"/>
+              <w:jc w:val="left"/>
+            </w:pPr>
+            <w:r>
+              <w:t xml:space="preserve">0223</w:t>
+            </w:r>
+          </w:p>
+        </w:tc>
+        <w:tc>
+          <w:tcPr/>
+          <w:p>
+            <w:pPr>
+              <w:pStyle w:val="Compact"/>
+              <w:jc w:val="left"/>
+            </w:pPr>
+            <w:r>
+              <w:t xml:space="preserve">https://register.ld.admin.ch/i14y/concept/legalForm/0223</w:t>
+            </w:r>
+          </w:p>
+        </w:tc>
+        <w:tc>
+          <w:tcPr/>
+          <w:p>
+            <w:pPr>
+              <w:pStyle w:val="Compact"/>
+              <w:jc w:val="left"/>
+            </w:pPr>
+            <w:r>
+              <w:t xml:space="preserve">Administrative unit of the commune</w:t>
+            </w:r>
+          </w:p>
+        </w:tc>
+      </w:tr>
+      <w:tr>
+        <w:tc>
+          <w:tcPr/>
+          <w:p>
+            <w:pPr>
+              <w:pStyle w:val="Compact"/>
+              <w:jc w:val="left"/>
+            </w:pPr>
+            <w:r>
+              <w:t xml:space="preserve">0224</w:t>
+            </w:r>
+          </w:p>
+        </w:tc>
+        <w:tc>
+          <w:tcPr/>
+          <w:p>
+            <w:pPr>
+              <w:pStyle w:val="Compact"/>
+              <w:jc w:val="left"/>
+            </w:pPr>
+            <w:r>
+              <w:t xml:space="preserve">https://register.ld.admin.ch/i14y/concept/legalForm/0224</w:t>
+            </w:r>
+          </w:p>
+        </w:tc>
+        <w:tc>
+          <w:tcPr/>
+          <w:p>
+            <w:pPr>
+              <w:pStyle w:val="Compact"/>
+              <w:jc w:val="left"/>
+            </w:pPr>
+            <w:r>
+              <w:t xml:space="preserve">Other public-law administrative unit</w:t>
+            </w:r>
+          </w:p>
+        </w:tc>
+      </w:tr>
+      <w:tr>
+        <w:tc>
+          <w:tcPr/>
+          <w:p>
+            <w:pPr>
+              <w:pStyle w:val="Compact"/>
+              <w:jc w:val="left"/>
+            </w:pPr>
+            <w:r>
+              <w:t xml:space="preserve">0230</w:t>
+            </w:r>
+          </w:p>
+        </w:tc>
+        <w:tc>
+          <w:tcPr/>
+          <w:p>
+            <w:pPr>
+              <w:pStyle w:val="Compact"/>
+              <w:jc w:val="left"/>
+            </w:pPr>
+            <w:r>
+              <w:t xml:space="preserve">https://register.ld.admin.ch/i14y/concept/legalForm/0230</w:t>
+            </w:r>
+          </w:p>
+        </w:tc>
+        <w:tc>
+          <w:tcPr/>
+          <w:p>
+            <w:pPr>
+              <w:pStyle w:val="Compact"/>
+              <w:jc w:val="left"/>
+            </w:pPr>
+            <w:r>
+              <w:t xml:space="preserve">Public-law institution of the Confederation</w:t>
+            </w:r>
+          </w:p>
+        </w:tc>
+      </w:tr>
+      <w:tr>
+        <w:tc>
+          <w:tcPr/>
+          <w:p>
+            <w:pPr>
+              <w:pStyle w:val="Compact"/>
+              <w:jc w:val="left"/>
+            </w:pPr>
+            <w:r>
+              <w:t xml:space="preserve">0231</w:t>
+            </w:r>
+          </w:p>
+        </w:tc>
+        <w:tc>
+          <w:tcPr/>
+          <w:p>
+            <w:pPr>
+              <w:pStyle w:val="Compact"/>
+              <w:jc w:val="left"/>
+            </w:pPr>
+            <w:r>
+              <w:t xml:space="preserve">https://register.ld.admin.ch/i14y/concept/legalForm/0231</w:t>
+            </w:r>
+          </w:p>
+        </w:tc>
+        <w:tc>
+          <w:tcPr/>
+          <w:p>
+            <w:pPr>
+              <w:pStyle w:val="Compact"/>
+              <w:jc w:val="left"/>
+            </w:pPr>
+            <w:r>
+              <w:t xml:space="preserve">Public-law institution of the canton</w:t>
+            </w:r>
+          </w:p>
+        </w:tc>
+      </w:tr>
+      <w:tr>
+        <w:tc>
+          <w:tcPr/>
+          <w:p>
+            <w:pPr>
+              <w:pStyle w:val="Compact"/>
+              <w:jc w:val="left"/>
+            </w:pPr>
+            <w:r>
+              <w:t xml:space="preserve">0232</w:t>
+            </w:r>
+          </w:p>
+        </w:tc>
+        <w:tc>
+          <w:tcPr/>
+          <w:p>
+            <w:pPr>
+              <w:pStyle w:val="Compact"/>
+              <w:jc w:val="left"/>
+            </w:pPr>
+            <w:r>
+              <w:t xml:space="preserve">https://register.ld.admin.ch/i14y/concept/legalForm/0232</w:t>
+            </w:r>
+          </w:p>
+        </w:tc>
+        <w:tc>
+          <w:tcPr/>
+          <w:p>
+            <w:pPr>
+              <w:pStyle w:val="Compact"/>
+              <w:jc w:val="left"/>
+            </w:pPr>
+            <w:r>
+              <w:t xml:space="preserve">Public-law institution of the district</w:t>
+            </w:r>
+          </w:p>
+        </w:tc>
+      </w:tr>
+      <w:tr>
+        <w:tc>
+          <w:tcPr/>
+          <w:p>
+            <w:pPr>
+              <w:pStyle w:val="Compact"/>
+              <w:jc w:val="left"/>
+            </w:pPr>
+            <w:r>
+              <w:t xml:space="preserve">0233</w:t>
+            </w:r>
+          </w:p>
+        </w:tc>
+        <w:tc>
+          <w:tcPr/>
+          <w:p>
+            <w:pPr>
+              <w:pStyle w:val="Compact"/>
+              <w:jc w:val="left"/>
+            </w:pPr>
+            <w:r>
+              <w:t xml:space="preserve">https://register.ld.admin.ch/i14y/concept/legalForm/0233</w:t>
+            </w:r>
+          </w:p>
+        </w:tc>
+        <w:tc>
+          <w:tcPr/>
+          <w:p>
+            <w:pPr>
+              <w:pStyle w:val="Compact"/>
+              <w:jc w:val="left"/>
+            </w:pPr>
+            <w:r>
+              <w:t xml:space="preserve">Public-law institution of the commune</w:t>
+            </w:r>
+          </w:p>
+        </w:tc>
+      </w:tr>
+      <w:tr>
+        <w:tc>
+          <w:tcPr/>
+          <w:p>
+            <w:pPr>
+              <w:pStyle w:val="Compact"/>
+              <w:jc w:val="left"/>
+            </w:pPr>
+            <w:r>
+              <w:t xml:space="preserve">0234</w:t>
+            </w:r>
+          </w:p>
+        </w:tc>
+        <w:tc>
+          <w:tcPr/>
+          <w:p>
+            <w:pPr>
+              <w:pStyle w:val="Compact"/>
+              <w:jc w:val="left"/>
+            </w:pPr>
+            <w:r>
+              <w:t xml:space="preserve">https://register.ld.admin.ch/i14y/concept/legalForm/0234</w:t>
+            </w:r>
+          </w:p>
+        </w:tc>
+        <w:tc>
+          <w:tcPr/>
+          <w:p>
+            <w:pPr>
+              <w:pStyle w:val="Compact"/>
+              <w:jc w:val="left"/>
+            </w:pPr>
+            <w:r>
+              <w:t xml:space="preserve">Other public-law institution</w:t>
+            </w:r>
+          </w:p>
+        </w:tc>
+      </w:tr>
+      <w:tr>
+        <w:tc>
+          <w:tcPr/>
+          <w:p>
+            <w:pPr>
+              <w:pStyle w:val="Compact"/>
+              <w:jc w:val="left"/>
+            </w:pPr>
+            <w:r>
+              <w:t xml:space="preserve">0302</w:t>
+            </w:r>
+          </w:p>
+        </w:tc>
+        <w:tc>
+          <w:tcPr/>
+          <w:p>
+            <w:pPr>
+              <w:pStyle w:val="Compact"/>
+              <w:jc w:val="left"/>
+            </w:pPr>
+            <w:r>
+              <w:t xml:space="preserve">https://register.ld.admin.ch/i14y/concept/legalForm/0302</w:t>
+            </w:r>
+          </w:p>
+        </w:tc>
+        <w:tc>
+          <w:tcPr/>
+          <w:p>
+            <w:pPr>
+              <w:pStyle w:val="Compact"/>
+              <w:jc w:val="left"/>
+            </w:pPr>
+            <w:r>
+              <w:t xml:space="preserve">Simple partnership</w:t>
+            </w:r>
+          </w:p>
+        </w:tc>
+      </w:tr>
+      <w:tr>
+        <w:tc>
+          <w:tcPr/>
+          <w:p>
+            <w:pPr>
+              <w:pStyle w:val="Compact"/>
+              <w:jc w:val="left"/>
+            </w:pPr>
+            <w:r>
+              <w:t xml:space="preserve">0312</w:t>
+            </w:r>
+          </w:p>
+        </w:tc>
+        <w:tc>
+          <w:tcPr/>
+          <w:p>
+            <w:pPr>
+              <w:pStyle w:val="Compact"/>
+              <w:jc w:val="left"/>
+            </w:pPr>
+            <w:r>
+              <w:t xml:space="preserve">https://register.ld.admin.ch/i14y/concept/legalForm/0312</w:t>
+            </w:r>
+          </w:p>
+        </w:tc>
+        <w:tc>
+          <w:tcPr/>
+          <w:p>
+            <w:pPr>
+              <w:pStyle w:val="Compact"/>
+              <w:jc w:val="left"/>
+            </w:pPr>
+            <w:r>
+              <w:t xml:space="preserve">Permanent establishment or swiss representation of a foreign company</w:t>
+            </w:r>
+          </w:p>
+        </w:tc>
+      </w:tr>
+      <w:tr>
+        <w:tc>
+          <w:tcPr/>
+          <w:p>
+            <w:pPr>
+              <w:pStyle w:val="Compact"/>
+              <w:jc w:val="left"/>
+            </w:pPr>
+            <w:r>
+              <w:t xml:space="preserve">0327</w:t>
+            </w:r>
+          </w:p>
+        </w:tc>
+        <w:tc>
+          <w:tcPr/>
+          <w:p>
+            <w:pPr>
+              <w:pStyle w:val="Compact"/>
+              <w:jc w:val="left"/>
+            </w:pPr>
+            <w:r>
+              <w:t xml:space="preserve">https://register.ld.admin.ch/i14y/concept/legalForm/0327</w:t>
+            </w:r>
+          </w:p>
+        </w:tc>
+        <w:tc>
+          <w:tcPr/>
+          <w:p>
+            <w:pPr>
+              <w:pStyle w:val="Compact"/>
+              <w:jc w:val="left"/>
+            </w:pPr>
+            <w:r>
+              <w:t xml:space="preserve">Foreign public company</w:t>
+            </w:r>
+          </w:p>
+        </w:tc>
+      </w:tr>
+      <w:tr>
+        <w:tc>
+          <w:tcPr/>
+          <w:p>
+            <w:pPr>
+              <w:pStyle w:val="Compact"/>
+              <w:jc w:val="left"/>
+            </w:pPr>
+            <w:r>
+              <w:t xml:space="preserve">0328</w:t>
+            </w:r>
+          </w:p>
+        </w:tc>
+        <w:tc>
+          <w:tcPr/>
+          <w:p>
+            <w:pPr>
+              <w:pStyle w:val="Compact"/>
+              <w:jc w:val="left"/>
+            </w:pPr>
+            <w:r>
+              <w:t xml:space="preserve">https://register.ld.admin.ch/i14y/concept/legalForm/0328</w:t>
+            </w:r>
+          </w:p>
+        </w:tc>
+        <w:tc>
+          <w:tcPr/>
+          <w:p>
+            <w:pPr>
+              <w:pStyle w:val="Compact"/>
+              <w:jc w:val="left"/>
+            </w:pPr>
+            <w:r>
+              <w:t xml:space="preserve">Foreign public administration</w:t>
+            </w:r>
+          </w:p>
+        </w:tc>
+      </w:tr>
+      <w:tr>
+        <w:tc>
+          <w:tcPr/>
+          <w:p>
+            <w:pPr>
+              <w:pStyle w:val="Compact"/>
+              <w:jc w:val="left"/>
+            </w:pPr>
+            <w:r>
+              <w:t xml:space="preserve">0329</w:t>
+            </w:r>
+          </w:p>
+        </w:tc>
+        <w:tc>
+          <w:tcPr/>
+          <w:p>
+            <w:pPr>
+              <w:pStyle w:val="Compact"/>
+              <w:jc w:val="left"/>
+            </w:pPr>
+            <w:r>
+              <w:t xml:space="preserve">https://register.ld.admin.ch/i14y/concept/legalForm/0329</w:t>
+            </w:r>
+          </w:p>
+        </w:tc>
+        <w:tc>
+          <w:tcPr/>
+          <w:p>
+            <w:pPr>
+              <w:pStyle w:val="Compact"/>
+              <w:jc w:val="left"/>
+            </w:pPr>
+            <w:r>
+              <w:t xml:space="preserve">International organisation</w:t>
+            </w:r>
+          </w:p>
+        </w:tc>
+      </w:tr>
+      <w:tr>
+        <w:tc>
+          <w:tcPr/>
+          <w:p>
+            <w:pPr>
+              <w:pStyle w:val="Compact"/>
+              <w:jc w:val="left"/>
+            </w:pPr>
+            <w:r>
+              <w:t xml:space="preserve">0355</w:t>
+            </w:r>
+          </w:p>
+        </w:tc>
+        <w:tc>
+          <w:tcPr/>
+          <w:p>
+            <w:pPr>
+              <w:pStyle w:val="Compact"/>
+              <w:jc w:val="left"/>
+            </w:pPr>
+            <w:r>
+              <w:t xml:space="preserve">https://register.ld.admin.ch/i14y/concept/legalForm/0355</w:t>
+            </w:r>
+          </w:p>
+        </w:tc>
+        <w:tc>
+          <w:tcPr/>
+          <w:p>
+            <w:pPr>
+              <w:pStyle w:val="Compact"/>
+              <w:jc w:val="left"/>
+            </w:pPr>
+            <w:r>
+              <w:t xml:space="preserve">Other cooperative</w:t>
+            </w:r>
+          </w:p>
+        </w:tc>
+      </w:tr>
+      <w:tr>
+        <w:tc>
+          <w:tcPr/>
+          <w:p>
+            <w:pPr>
+              <w:pStyle w:val="Compact"/>
+              <w:jc w:val="left"/>
+            </w:pPr>
+            <w:r>
+              <w:t xml:space="preserve">0361</w:t>
+            </w:r>
+          </w:p>
+        </w:tc>
+        <w:tc>
+          <w:tcPr/>
+          <w:p>
+            <w:pPr>
+              <w:pStyle w:val="Compact"/>
+              <w:jc w:val="left"/>
+            </w:pPr>
+            <w:r>
+              <w:t xml:space="preserve">https://register.ld.admin.ch/i14y/concept/legalForm/0361</w:t>
+            </w:r>
+          </w:p>
+        </w:tc>
+        <w:tc>
+          <w:tcPr/>
+          <w:p>
+            <w:pPr>
+              <w:pStyle w:val="Compact"/>
+              <w:jc w:val="left"/>
+            </w:pPr>
+            <w:r>
+              <w:t xml:space="preserve">Trust</w:t>
+            </w:r>
+          </w:p>
+        </w:tc>
+      </w:tr>
+      <w:tr>
+        <w:tc>
+          <w:tcPr/>
+          <w:p>
+            <w:pPr>
+              <w:pStyle w:val="Compact"/>
+              <w:jc w:val="left"/>
+            </w:pPr>
+            <w:r>
+              <w:t xml:space="preserve">0362</w:t>
+            </w:r>
+          </w:p>
+        </w:tc>
+        <w:tc>
+          <w:tcPr/>
+          <w:p>
+            <w:pPr>
+              <w:pStyle w:val="Compact"/>
+              <w:jc w:val="left"/>
+            </w:pPr>
+            <w:r>
+              <w:t xml:space="preserve">https://register.ld.admin.ch/i14y/concept/legalForm/0362</w:t>
+            </w:r>
+          </w:p>
+        </w:tc>
+        <w:tc>
+          <w:tcPr/>
+          <w:p>
+            <w:pPr>
+              <w:pStyle w:val="Compact"/>
+              <w:jc w:val="left"/>
+            </w:pPr>
+            <w:r>
+              <w:t xml:space="preserve">Fund</w:t>
+            </w:r>
+          </w:p>
+        </w:tc>
+      </w:tr>
+      <w:tr>
+        <w:tc>
+          <w:tcPr/>
+          <w:p>
+            <w:pPr>
+              <w:pStyle w:val="Compact"/>
+              <w:jc w:val="left"/>
+            </w:pPr>
+            <w:r>
+              <w:t xml:space="preserve">0441</w:t>
+            </w:r>
+          </w:p>
+        </w:tc>
+        <w:tc>
+          <w:tcPr/>
+          <w:p>
+            <w:pPr>
+              <w:pStyle w:val="Compact"/>
+              <w:jc w:val="left"/>
+            </w:pPr>
+            <w:r>
+              <w:t xml:space="preserve">https://register.ld.admin.ch/i14y/concept/legalForm/0441</w:t>
+            </w:r>
+          </w:p>
+        </w:tc>
+        <w:tc>
+          <w:tcPr/>
+          <w:p>
+            <w:pPr>
+              <w:pStyle w:val="Compact"/>
+              <w:jc w:val="left"/>
+            </w:pPr>
+            <w:r>
+              <w:t xml:space="preserve">Foreign company</w:t>
+            </w:r>
+          </w:p>
+        </w:tc>
+      </w:tr>
+      <w:tr>
+        <w:tc>
+          <w:tcPr/>
+          <w:p>
+            <w:pPr>
+              <w:pStyle w:val="Compact"/>
+              <w:jc w:val="left"/>
+            </w:pPr>
+            <w:r>
+              <w:t xml:space="preserve">0571</w:t>
+            </w:r>
+          </w:p>
+        </w:tc>
+        <w:tc>
+          <w:tcPr/>
+          <w:p>
+            <w:pPr>
+              <w:pStyle w:val="Compact"/>
+              <w:jc w:val="left"/>
+            </w:pPr>
+            <w:r>
+              <w:t xml:space="preserve">https://register.ld.admin.ch/i14y/concept/legalForm/0571</w:t>
+            </w:r>
+          </w:p>
+        </w:tc>
+        <w:tc>
+          <w:tcPr/>
+          <w:p>
+            <w:pPr>
+              <w:pStyle w:val="Compact"/>
+              <w:jc w:val="left"/>
+            </w:pPr>
+            <w:r>
+              <w:t xml:space="preserve">Legal form undefined or unknown</w:t>
+            </w:r>
+          </w:p>
+        </w:tc>
+      </w:tr>
+    </w:tbl>
+    <w:bookmarkEnd w:id="109"/>
+    <w:bookmarkEnd w:id="110"/>
+    <w:bookmarkEnd w:id="111"/>
+    <w:bookmarkStart w:id="132" w:name="geteilte-elemente"/>
+    <w:p>
+      <w:pPr>
+        <w:pStyle w:val="Heading1"/>
+      </w:pPr>
+      <w:r>
+        <w:t xml:space="preserve">Geteilte Elemente</w:t>
+      </w:r>
+    </w:p>
+    <w:bookmarkStart w:id="112" w:name="reference-classes"/>
+    <w:p>
+      <w:pPr>
+        <w:pStyle w:val="Heading2"/>
+      </w:pPr>
+      <w:r>
+        <w:t xml:space="preserve">Reference Classes</w:t>
+      </w:r>
+    </w:p>
+    <w:p>
+      <w:pPr>
+        <w:pStyle w:val="FirstParagraph"/>
+      </w:pPr>
+      <w:r>
+        <w:rPr>
+          <w:rStyle w:val="VerbatimChar"/>
+        </w:rPr>
+        <w:t xml:space="preserve">PersonReference</w:t>
+      </w:r>
+      <w:r>
+        <w:t xml:space="preserve"> </w:t>
+      </w:r>
+      <w:r>
+        <w:t xml:space="preserve">und</w:t>
+      </w:r>
+      <w:r>
+        <w:t xml:space="preserve"> </w:t>
+      </w:r>
+      <w:r>
+        <w:rPr>
+          <w:rStyle w:val="VerbatimChar"/>
+        </w:rPr>
+        <w:t xml:space="preserve">GroupReference</w:t>
+      </w:r>
+      <w:r>
+        <w:t xml:space="preserve"> </w:t>
+      </w:r>
+      <w:r>
+        <w:t xml:space="preserve">werden verwendet, um Personen bzw. Gruppen</w:t>
+      </w:r>
+      <w:r>
+        <w:t xml:space="preserve"> </w:t>
+      </w:r>
+      <w:r>
+        <w:rPr>
+          <w:bCs/>
+          <w:b/>
+        </w:rPr>
+        <w:t xml:space="preserve">lokal</w:t>
+      </w:r>
+      <w:r>
+        <w:t xml:space="preserve"> </w:t>
+      </w:r>
+      <w:r>
+        <w:t xml:space="preserve">innerhalb einer anderen Entität zu referenzieren. Neben dem eigentlichen Link zur vollständigen Entität werden dabei nur die relevanten Informationen zum</w:t>
+      </w:r>
+      <w:r>
+        <w:t xml:space="preserve"> </w:t>
+      </w:r>
+      <w:r>
+        <w:rPr>
+          <w:bCs/>
+          <w:b/>
+        </w:rPr>
+        <w:t xml:space="preserve">Zeitpunkt der Verknüpfung</w:t>
+      </w:r>
+      <w:r>
+        <w:t xml:space="preserve"> </w:t>
+      </w:r>
+      <w:r>
+        <w:t xml:space="preserve">gespeichert – es müssen also nicht alle Informationen einer Person oder Gruppe bei jeder Erwähnung wiederholt werden.</w:t>
+      </w:r>
+    </w:p>
+    <w:p>
+      <w:pPr>
+        <w:pStyle w:val="BodyText"/>
+      </w:pPr>
+      <w:r>
+        <w:t xml:space="preserve">Ein Beispiel: Eine Motion verweist auf die Person, die sie eingereicht hat. Zusätzlich zum Link auf die vollständige Personen-Entität speichert die Motion lokal Informationen wie die politische Partei oder die Rolle der Person</w:t>
+      </w:r>
+      <w:r>
+        <w:t xml:space="preserve"> </w:t>
+      </w:r>
+      <w:r>
+        <w:rPr>
+          <w:bCs/>
+          <w:b/>
+        </w:rPr>
+        <w:t xml:space="preserve">zum Zeitpunkt der Einreichung</w:t>
+      </w:r>
+      <w:r>
+        <w:t xml:space="preserve">. Wechselt die Person später die Partei oder die Rolle, bleibt die Information in der Motion dennoch korrekt und unveränderlich.</w:t>
+      </w:r>
+    </w:p>
+    <w:p>
+      <w:pPr>
+        <w:pStyle w:val="BodyText"/>
+      </w:pPr>
+      <w:r>
+        <w:t xml:space="preserve">Dies dient drei Zwecken:</w:t>
+      </w:r>
+      <w:r>
+        <w:t xml:space="preserve"> </w:t>
+      </w:r>
+      <w:r>
+        <w:t xml:space="preserve">-</w:t>
+      </w:r>
+      <w:r>
+        <w:t xml:space="preserve"> </w:t>
+      </w:r>
+      <w:r>
+        <w:rPr>
+          <w:bCs/>
+          <w:b/>
+        </w:rPr>
+        <w:t xml:space="preserve">Nützliche lokale Daten</w:t>
+      </w:r>
+      <w:r>
+        <w:t xml:space="preserve"> </w:t>
+      </w:r>
+      <w:r>
+        <w:t xml:space="preserve">ohne aufwändige Abfragen der vollständigen Entität</w:t>
+      </w:r>
+      <w:r>
+        <w:t xml:space="preserve"> </w:t>
+      </w:r>
+      <w:r>
+        <w:t xml:space="preserve">-</w:t>
+      </w:r>
+      <w:r>
+        <w:t xml:space="preserve"> </w:t>
+      </w:r>
+      <w:r>
+        <w:rPr>
+          <w:bCs/>
+          <w:b/>
+        </w:rPr>
+        <w:t xml:space="preserve">Keine Redundanz</w:t>
+      </w:r>
+      <w:r>
+        <w:t xml:space="preserve">, da nicht alle Informationen bei jeder Erwähnung wiederholt werden müssen</w:t>
+      </w:r>
+      <w:r>
+        <w:t xml:space="preserve"> </w:t>
+      </w:r>
+      <w:r>
+        <w:t xml:space="preserve">-</w:t>
+      </w:r>
+      <w:r>
+        <w:t xml:space="preserve"> </w:t>
+      </w:r>
+      <w:r>
+        <w:rPr>
+          <w:bCs/>
+          <w:b/>
+        </w:rPr>
+        <w:t xml:space="preserve">Implizite Versionierung</w:t>
+      </w:r>
+      <w:r>
+        <w:t xml:space="preserve">, da die lokale Referenz unverändert bleibt, auch wenn sich die verknüpfte Entität später ändert</w:t>
+      </w:r>
+    </w:p>
+    <w:bookmarkEnd w:id="112"/>
+    <w:bookmarkStart w:id="115" w:name="class-personreference"/>
+    <w:p>
+      <w:pPr>
+        <w:pStyle w:val="Heading2"/>
+      </w:pPr>
+      <w:r>
+        <w:t xml:space="preserve">Class: PersonReference</w:t>
+      </w:r>
+    </w:p>
+    <w:p>
+      <w:pPr>
+        <w:pStyle w:val="FirstParagraph"/>
+      </w:pPr>
+      <w:r>
+        <w:rPr>
+          <w:iCs/>
+          <w:i/>
+        </w:rPr>
+        <w:t xml:space="preserve">Lightweight reference to a person with key identification data at time of linking. Preserves historical accuracy even if the person changes later.</w:t>
+      </w:r>
+    </w:p>
+    <w:p>
+      <w:pPr>
+        <w:pStyle w:val="BodyText"/>
+      </w:pPr>
+      <w:r>
+        <w:t xml:space="preserve">__</w:t>
+      </w:r>
+    </w:p>
+    <w:bookmarkStart w:id="113" w:name="attribute-12"/>
+    <w:p>
+      <w:pPr>
+        <w:pStyle w:val="Heading3"/>
+      </w:pPr>
+      <w:r>
+        <w:t xml:space="preserve">Attribute</w:t>
+      </w:r>
+    </w:p>
+    <w:tbl>
+      <w:tblPr>
+        <w:tblStyle w:val="Table"/>
+        <w:tblW w:type="pct" w:w="5000"/>
+        <w:tblLook w:firstRow="1" w:lastRow="0" w:firstColumn="0" w:lastColumn="0" w:noHBand="0" w:noVBand="0" w:val="0020"/>
+        <w:jc w:val="start"/>
+      </w:tblPr>
+      <w:tblGrid>
+        <w:gridCol w:w="2640"/>
+        <w:gridCol w:w="2640"/>
+        <w:gridCol w:w="2640"/>
+      </w:tblGrid>
+      <w:tr>
+        <w:trPr>
+          <w:tblHeader w:val="true"/>
+        </w:trPr>
+        <w:tc>
+          <w:tcPr/>
+          <w:p>
+            <w:pPr>
+              <w:pStyle w:val="Compact"/>
+              <w:jc w:val="left"/>
+            </w:pPr>
+            <w:r>
               <w:t xml:space="preserve">Name</w:t>
             </w:r>
           </w:p>
@@ -19733,8 +23200,8 @@
         </w:tc>
       </w:tr>
     </w:tbl>
-    <w:bookmarkEnd w:id="106"/>
-    <w:bookmarkStart w:id="107" w:name="usages-12"/>
+    <w:bookmarkEnd w:id="113"/>
+    <w:bookmarkStart w:id="114" w:name="usages-12"/>
     <w:p>
       <w:pPr>
         <w:pStyle w:val="Heading3"/>
@@ -19940,9 +23407,9 @@
         </w:tc>
       </w:tr>
     </w:tbl>
-    <w:bookmarkEnd w:id="107"/>
-    <w:bookmarkEnd w:id="108"/>
-    <w:bookmarkStart w:id="111" w:name="class-groupreference"/>
+    <w:bookmarkEnd w:id="114"/>
+    <w:bookmarkEnd w:id="115"/>
+    <w:bookmarkStart w:id="118" w:name="class-groupreference"/>
     <w:p>
       <w:pPr>
         <w:pStyle w:val="Heading2"/>
@@ -19971,7 +23438,7 @@
         <w:t xml:space="preserve">__</w:t>
       </w:r>
     </w:p>
-    <w:bookmarkStart w:id="109" w:name="attribute-13"/>
+    <w:bookmarkStart w:id="116" w:name="attribute-13"/>
     <w:p>
       <w:pPr>
         <w:pStyle w:val="Heading3"/>
@@ -20409,8 +23876,8 @@
         </w:tc>
       </w:tr>
     </w:tbl>
-    <w:bookmarkEnd w:id="109"/>
-    <w:bookmarkStart w:id="110" w:name="usages-13"/>
+    <w:bookmarkEnd w:id="116"/>
+    <w:bookmarkStart w:id="117" w:name="usages-13"/>
     <w:p>
       <w:pPr>
         <w:pStyle w:val="Heading3"/>
@@ -20551,9 +24018,19 @@
         </w:tc>
       </w:tr>
     </w:tbl>
-    <w:bookmarkEnd w:id="110"/>
-    <w:bookmarkEnd w:id="111"/>
-    <w:bookmarkStart w:id="117" w:name="class-address"/>
+    <w:bookmarkEnd w:id="117"/>
+    <w:bookmarkEnd w:id="118"/>
+    <w:bookmarkStart w:id="119" w:name="mehrfach-benutzte-klassen"/>
+    <w:p>
+      <w:pPr>
+        <w:pStyle w:val="Heading2"/>
+      </w:pPr>
+      <w:r>
+        <w:t xml:space="preserve">Mehrfach benutzte Klassen</w:t>
+      </w:r>
+    </w:p>
+    <w:bookmarkEnd w:id="119"/>
+    <w:bookmarkStart w:id="125" w:name="class-address"/>
     <w:p>
       <w:pPr>
         <w:pStyle w:val="Heading2"/>
@@ -20582,7 +24059,7 @@
         <w:t xml:space="preserve">__</w:t>
       </w:r>
     </w:p>
-    <w:bookmarkStart w:id="112" w:name="attribute-14"/>
+    <w:bookmarkStart w:id="120" w:name="attribute-14"/>
     <w:p>
       <w:pPr>
         <w:pStyle w:val="Heading3"/>
@@ -20905,8 +24382,8 @@
         </w:tc>
       </w:tr>
     </w:tbl>
-    <w:bookmarkEnd w:id="112"/>
-    <w:bookmarkStart w:id="113" w:name="usages-14"/>
+    <w:bookmarkEnd w:id="120"/>
+    <w:bookmarkStart w:id="121" w:name="usages-14"/>
     <w:p>
       <w:pPr>
         <w:pStyle w:val="Heading3"/>
@@ -21112,8 +24589,8 @@
         </w:tc>
       </w:tr>
     </w:tbl>
-    <w:bookmarkEnd w:id="113"/>
-    <w:bookmarkStart w:id="116" w:name="examples-4"/>
+    <w:bookmarkEnd w:id="121"/>
+    <w:bookmarkStart w:id="124" w:name="examples-4"/>
     <w:p>
       <w:pPr>
         <w:pStyle w:val="Heading3"/>
@@ -21122,7 +24599,7 @@
         <w:t xml:space="preserve">Examples</w:t>
       </w:r>
     </w:p>
-    <w:bookmarkStart w:id="114" w:name="Xd748080ec29d7e076d5f53e253dd70503397fff"/>
+    <w:bookmarkStart w:id="122" w:name="Xd748080ec29d7e076d5f53e253dd70503397fff"/>
     <w:p>
       <w:pPr>
         <w:pStyle w:val="Heading4"/>
@@ -21250,8 +24727,8 @@
         <w:t xml:space="preserve"> London</w:t>
       </w:r>
     </w:p>
-    <w:bookmarkEnd w:id="114"/>
-    <w:bookmarkStart w:id="115" w:name="X74f12154cf05479416e73aca78ab1633c571f16"/>
+    <w:bookmarkEnd w:id="122"/>
+    <w:bookmarkStart w:id="123" w:name="X74f12154cf05479416e73aca78ab1633c571f16"/>
     <w:p>
       <w:pPr>
         <w:pStyle w:val="Heading4"/>
@@ -21304,10 +24781,10 @@
         <w:t xml:space="preserve"> Basel-Stadt</w:t>
       </w:r>
     </w:p>
-    <w:bookmarkEnd w:id="115"/>
-    <w:bookmarkEnd w:id="116"/>
-    <w:bookmarkEnd w:id="117"/>
-    <w:bookmarkStart w:id="120" w:name="enum-addresstypeenum"/>
+    <w:bookmarkEnd w:id="123"/>
+    <w:bookmarkEnd w:id="124"/>
+    <w:bookmarkEnd w:id="125"/>
+    <w:bookmarkStart w:id="128" w:name="enum-addresstypeenum"/>
     <w:p>
       <w:pPr>
         <w:pStyle w:val="Heading2"/>
@@ -21346,7 +24823,7 @@
       <w:r>
         <w:t xml:space="preserve"> </w:t>
       </w:r>
-      <w:hyperlink r:id="rId118">
+      <w:hyperlink r:id="rId126">
         <w:r>
           <w:rPr>
             <w:rStyle w:val="Hyperlink"/>
@@ -21355,7 +24832,7 @@
         </w:r>
       </w:hyperlink>
     </w:p>
-    <w:bookmarkStart w:id="119" w:name="permissible-values-3"/>
+    <w:bookmarkStart w:id="127" w:name="permissible-values-5"/>
     <w:p>
       <w:pPr>
         <w:pStyle w:val="Heading3"/>
@@ -21532,9 +25009,9 @@
         </w:tc>
       </w:tr>
     </w:tbl>
-    <w:bookmarkEnd w:id="119"/>
-    <w:bookmarkEnd w:id="120"/>
-    <w:bookmarkStart w:id="123" w:name="class-contact"/>
+    <w:bookmarkEnd w:id="127"/>
+    <w:bookmarkEnd w:id="128"/>
+    <w:bookmarkStart w:id="131" w:name="class-contact"/>
     <w:p>
       <w:pPr>
         <w:pStyle w:val="Heading2"/>
@@ -21563,7 +25040,7 @@
         <w:t xml:space="preserve">__</w:t>
       </w:r>
     </w:p>
-    <w:bookmarkStart w:id="121" w:name="attribute-15"/>
+    <w:bookmarkStart w:id="129" w:name="attribute-15"/>
     <w:p>
       <w:pPr>
         <w:pStyle w:val="Heading3"/>
@@ -21730,8 +25207,8 @@
         </w:tc>
       </w:tr>
     </w:tbl>
-    <w:bookmarkEnd w:id="121"/>
-    <w:bookmarkStart w:id="122" w:name="usages-15"/>
+    <w:bookmarkEnd w:id="129"/>
+    <w:bookmarkStart w:id="130" w:name="usages-15"/>
     <w:p>
       <w:pPr>
         <w:pStyle w:val="Heading3"/>
@@ -21937,9 +25414,9 @@
         </w:tc>
       </w:tr>
     </w:tbl>
-    <w:bookmarkEnd w:id="122"/>
-    <w:bookmarkEnd w:id="123"/>
-    <w:bookmarkEnd w:id="124"/>
+    <w:bookmarkEnd w:id="130"/>
+    <w:bookmarkEnd w:id="131"/>
+    <w:bookmarkEnd w:id="132"/>
     <w:sectPr>
       <w:headerReference r:id="rId9" w:type="even"/>
       <w:headerReference r:id="rId10" w:type="default"/>

--- a/ech-0294_actors/output/ech-0294_actors.docx
+++ b/ech-0294_actors/output/ech-0294_actors.docx
@@ -521,7 +521,7 @@
       </w:r>
     </w:p>
     <w:bookmarkEnd w:id="21"/>
-    <w:bookmarkStart w:id="28" w:name="einführung"/>
+    <w:bookmarkStart w:id="29" w:name="einführung"/>
     <w:p>
       <w:pPr>
         <w:pStyle w:val="Heading1"/>
@@ -724,22 +724,22 @@
       </w:r>
     </w:p>
     <w:bookmarkEnd w:id="24"/>
-    <w:bookmarkStart w:id="27" w:name="Xf9ab29a51f49ac6ee44d3794652541e82b17112"/>
+    <w:bookmarkStart w:id="28" w:name="allgemeine-technische-informationen"/>
     <w:p>
       <w:pPr>
         <w:pStyle w:val="Heading2"/>
       </w:pPr>
       <w:r>
-        <w:t xml:space="preserve">Allgemeine übergreifende Technische Informationen</w:t>
+        <w:t xml:space="preserve">Allgemeine Technische Informationen</w:t>
       </w:r>
     </w:p>
-    <w:bookmarkStart w:id="25" w:name="identifikatoren"/>
+    <w:bookmarkStart w:id="25" w:name="übersicht-der-hauptklassen"/>
     <w:p>
       <w:pPr>
         <w:pStyle w:val="Heading3"/>
       </w:pPr>
       <w:r>
-        <w:t xml:space="preserve">Identifikatoren</w:t>
+        <w:t xml:space="preserve">Übersicht der Hauptklassen</w:t>
       </w:r>
     </w:p>
     <w:p>
@@ -747,7 +747,7 @@
         <w:pStyle w:val="FirstParagraph"/>
       </w:pPr>
       <w:r>
-        <w:t xml:space="preserve">Das vorliegende Daten-Modell erlaubt es folgende Typen von Identifikatoren zu verwenden:</w:t>
+        <w:t xml:space="preserve">Das Schema basiert auf vier Hauptklassen, die zusammen das politische Akteurssystem der Schweiz abbilden:</w:t>
       </w:r>
     </w:p>
     <w:p>
@@ -756,46 +756,20 @@
           <w:ilvl w:val="0"/>
           <w:numId w:val="1003"/>
         </w:numPr>
+        <w:pStyle w:val="Compact"/>
       </w:pPr>
       <w:r>
         <w:rPr>
           <w:bCs/>
           <w:b/>
         </w:rPr>
-        <w:t xml:space="preserve">Lokaler Identifikator (</w:t>
-      </w:r>
-      <w:r>
-        <w:rPr>
-          <w:rStyle w:val="VerbatimChar"/>
-          <w:bCs/>
-          <w:b/>
-        </w:rPr>
-        <w:t xml:space="preserve">local_id</w:t>
-      </w:r>
-      <w:r>
-        <w:rPr>
-          <w:bCs/>
-          <w:b/>
-        </w:rPr>
-        <w:t xml:space="preserve">)</w:t>
-      </w:r>
-      <w:r>
-        <w:t xml:space="preserve">: Ein systeminterner Identifikator welcher vom publizierenden System genutzt wird, wenn nicht schon ausschliesslich eine</w:t>
+        <w:t xml:space="preserve">Person</w:t>
       </w:r>
       <w:r>
         <w:t xml:space="preserve"> </w:t>
       </w:r>
       <w:r>
-        <w:rPr>
-          <w:rStyle w:val="VerbatimChar"/>
-        </w:rPr>
-        <w:t xml:space="preserve">global_uri</w:t>
-      </w:r>
-      <w:r>
-        <w:t xml:space="preserve"> </w:t>
-      </w:r>
-      <w:r>
-        <w:t xml:space="preserve">benutzt wird. (Optional)</w:t>
+        <w:t xml:space="preserve">– Natürliche Personen im politischen Kontext</w:t>
       </w:r>
     </w:p>
     <w:p>
@@ -804,31 +778,20 @@
           <w:ilvl w:val="0"/>
           <w:numId w:val="1003"/>
         </w:numPr>
+        <w:pStyle w:val="Compact"/>
       </w:pPr>
       <w:r>
         <w:rPr>
           <w:bCs/>
           <w:b/>
         </w:rPr>
-        <w:t xml:space="preserve">Globaler Identifikator (</w:t>
-      </w:r>
-      <w:r>
-        <w:rPr>
-          <w:rStyle w:val="VerbatimChar"/>
-          <w:bCs/>
-          <w:b/>
-        </w:rPr>
-        <w:t xml:space="preserve">global_uri</w:t>
-      </w:r>
-      <w:r>
-        <w:rPr>
-          <w:bCs/>
-          <w:b/>
-        </w:rPr>
-        <w:t xml:space="preserve">)</w:t>
-      </w:r>
-      <w:r>
-        <w:t xml:space="preserve">: Ein globaler Identifikator welcher über verschiedene Systeme hinweg gültig ist. Dieser besteht meist aus einem Namespace (Domainnamen) der publizierenden Organisation zusammen mit einem lokalen Identifikator. (z.B. https://ld.bs.ch/personen_id/3456) (Zwingend)</w:t>
+        <w:t xml:space="preserve">Group</w:t>
+      </w:r>
+      <w:r>
+        <w:t xml:space="preserve"> </w:t>
+      </w:r>
+      <w:r>
+        <w:t xml:space="preserve">– Politische Gruppen, Organe und Organisationen</w:t>
       </w:r>
     </w:p>
     <w:p>
@@ -837,41 +800,389 @@
           <w:ilvl w:val="0"/>
           <w:numId w:val="1003"/>
         </w:numPr>
+        <w:pStyle w:val="Compact"/>
       </w:pPr>
       <w:r>
         <w:rPr>
           <w:bCs/>
           <w:b/>
         </w:rPr>
-        <w:t xml:space="preserve">Wikidata Identifikator (</w:t>
-      </w:r>
-      <w:r>
-        <w:rPr>
-          <w:rStyle w:val="VerbatimChar"/>
+        <w:t xml:space="preserve">Membership</w:t>
+      </w:r>
+      <w:r>
+        <w:t xml:space="preserve"> </w:t>
+      </w:r>
+      <w:r>
+        <w:t xml:space="preserve">– Verbindung zwischen Personen und Gruppen</w:t>
+      </w:r>
+    </w:p>
+    <w:p>
+      <w:pPr>
+        <w:numPr>
+          <w:ilvl w:val="0"/>
+          <w:numId w:val="1003"/>
+        </w:numPr>
+        <w:pStyle w:val="Compact"/>
+      </w:pPr>
+      <w:r>
+        <w:rPr>
           <w:bCs/>
           <w:b/>
         </w:rPr>
-        <w:t xml:space="preserve">wikidata_uri</w:t>
-      </w:r>
-      <w:r>
-        <w:rPr>
-          <w:bCs/>
-          <w:b/>
-        </w:rPr>
-        <w:t xml:space="preserve">)</w:t>
-      </w:r>
-      <w:r>
-        <w:t xml:space="preserve">: Eine Wikidata Identifikator, um Personen und Gruppen Systemübergreifend zu identifizieren (z.B. http://www.wikidata.org/entity/Q115531 für Adolf Ogi) (Optional)</w:t>
+        <w:t xml:space="preserve">InterestLink</w:t>
+      </w:r>
+      <w:r>
+        <w:t xml:space="preserve"> </w:t>
+      </w:r>
+      <w:r>
+        <w:t xml:space="preserve">– Interessenbindungen von Personen an Organisationen</w:t>
+      </w:r>
+    </w:p>
+    <w:p>
+      <w:pPr>
+        <w:pStyle w:val="SourceCode"/>
+      </w:pPr>
+      <w:r>
+        <w:rPr>
+          <w:rStyle w:val="VerbatimChar"/>
+        </w:rPr>
+        <w:t xml:space="preserve">classDiagram</w:t>
+      </w:r>
+      <w:r>
+        <w:br/>
+      </w:r>
+      <w:r>
+        <w:rPr>
+          <w:rStyle w:val="VerbatimChar"/>
+        </w:rPr>
+        <w:t xml:space="preserve">    class Person {</w:t>
+      </w:r>
+      <w:r>
+        <w:br/>
+      </w:r>
+      <w:r>
+        <w:rPr>
+          <w:rStyle w:val="VerbatimChar"/>
+        </w:rPr>
+        <w:t xml:space="preserve">        +URI id</w:t>
+      </w:r>
+      <w:r>
+        <w:br/>
+      </w:r>
+      <w:r>
+        <w:rPr>
+          <w:rStyle w:val="VerbatimChar"/>
+        </w:rPr>
+        <w:t xml:space="preserve">        +Name[] names</w:t>
+      </w:r>
+      <w:r>
+        <w:br/>
+      </w:r>
+      <w:r>
+        <w:rPr>
+          <w:rStyle w:val="VerbatimChar"/>
+        </w:rPr>
+        <w:t xml:space="preserve">        +Gender gender</w:t>
+      </w:r>
+      <w:r>
+        <w:br/>
+      </w:r>
+      <w:r>
+        <w:rPr>
+          <w:rStyle w:val="VerbatimChar"/>
+        </w:rPr>
+        <w:t xml:space="preserve">        +Citizenship[] citizenships</w:t>
+      </w:r>
+      <w:r>
+        <w:br/>
+      </w:r>
+      <w:r>
+        <w:rPr>
+          <w:rStyle w:val="VerbatimChar"/>
+        </w:rPr>
+        <w:t xml:space="preserve">    }</w:t>
+      </w:r>
+      <w:r>
+        <w:br/>
+      </w:r>
+      <w:r>
+        <w:br/>
+      </w:r>
+      <w:r>
+        <w:rPr>
+          <w:rStyle w:val="VerbatimChar"/>
+        </w:rPr>
+        <w:t xml:space="preserve">    class Group {</w:t>
+      </w:r>
+      <w:r>
+        <w:br/>
+      </w:r>
+      <w:r>
+        <w:rPr>
+          <w:rStyle w:val="VerbatimChar"/>
+        </w:rPr>
+        <w:t xml:space="preserve">        +URI id</w:t>
+      </w:r>
+      <w:r>
+        <w:br/>
+      </w:r>
+      <w:r>
+        <w:rPr>
+          <w:rStyle w:val="VerbatimChar"/>
+        </w:rPr>
+        <w:t xml:space="preserve">        +GroupType type</w:t>
+      </w:r>
+      <w:r>
+        <w:br/>
+      </w:r>
+      <w:r>
+        <w:rPr>
+          <w:rStyle w:val="VerbatimChar"/>
+        </w:rPr>
+        <w:t xml:space="preserve">        +MultilingualText[] names</w:t>
+      </w:r>
+      <w:r>
+        <w:br/>
+      </w:r>
+      <w:r>
+        <w:rPr>
+          <w:rStyle w:val="VerbatimChar"/>
+        </w:rPr>
+        <w:t xml:space="preserve">    }</w:t>
+      </w:r>
+      <w:r>
+        <w:br/>
+      </w:r>
+      <w:r>
+        <w:br/>
+      </w:r>
+      <w:r>
+        <w:rPr>
+          <w:rStyle w:val="VerbatimChar"/>
+        </w:rPr>
+        <w:t xml:space="preserve">    class Membership {</w:t>
+      </w:r>
+      <w:r>
+        <w:br/>
+      </w:r>
+      <w:r>
+        <w:rPr>
+          <w:rStyle w:val="VerbatimChar"/>
+        </w:rPr>
+        <w:t xml:space="preserve">        +URI personId</w:t>
+      </w:r>
+      <w:r>
+        <w:br/>
+      </w:r>
+      <w:r>
+        <w:rPr>
+          <w:rStyle w:val="VerbatimChar"/>
+        </w:rPr>
+        <w:t xml:space="preserve">        +URI groupId</w:t>
+      </w:r>
+      <w:r>
+        <w:br/>
+      </w:r>
+      <w:r>
+        <w:rPr>
+          <w:rStyle w:val="VerbatimChar"/>
+        </w:rPr>
+        <w:t xml:space="preserve">        +String role</w:t>
+      </w:r>
+      <w:r>
+        <w:br/>
+      </w:r>
+      <w:r>
+        <w:rPr>
+          <w:rStyle w:val="VerbatimChar"/>
+        </w:rPr>
+        <w:t xml:space="preserve">        +Date start</w:t>
+      </w:r>
+      <w:r>
+        <w:br/>
+      </w:r>
+      <w:r>
+        <w:rPr>
+          <w:rStyle w:val="VerbatimChar"/>
+        </w:rPr>
+        <w:t xml:space="preserve">        +Date end</w:t>
+      </w:r>
+      <w:r>
+        <w:br/>
+      </w:r>
+      <w:r>
+        <w:rPr>
+          <w:rStyle w:val="VerbatimChar"/>
+        </w:rPr>
+        <w:t xml:space="preserve">    }</w:t>
+      </w:r>
+      <w:r>
+        <w:br/>
+      </w:r>
+      <w:r>
+        <w:br/>
+      </w:r>
+      <w:r>
+        <w:rPr>
+          <w:rStyle w:val="VerbatimChar"/>
+        </w:rPr>
+        <w:t xml:space="preserve">    class InterestLink {</w:t>
+      </w:r>
+      <w:r>
+        <w:br/>
+      </w:r>
+      <w:r>
+        <w:rPr>
+          <w:rStyle w:val="VerbatimChar"/>
+        </w:rPr>
+        <w:t xml:space="preserve">        +URI personId</w:t>
+      </w:r>
+      <w:r>
+        <w:br/>
+      </w:r>
+      <w:r>
+        <w:rPr>
+          <w:rStyle w:val="VerbatimChar"/>
+        </w:rPr>
+        <w:t xml:space="preserve">        +InterestTypeEnum type</w:t>
+      </w:r>
+      <w:r>
+        <w:br/>
+      </w:r>
+      <w:r>
+        <w:rPr>
+          <w:rStyle w:val="VerbatimChar"/>
+        </w:rPr>
+        <w:t xml:space="preserve">        +String organisation</w:t>
+      </w:r>
+      <w:r>
+        <w:br/>
+      </w:r>
+      <w:r>
+        <w:rPr>
+          <w:rStyle w:val="VerbatimChar"/>
+        </w:rPr>
+        <w:t xml:space="preserve">        +Date start</w:t>
+      </w:r>
+      <w:r>
+        <w:br/>
+      </w:r>
+      <w:r>
+        <w:rPr>
+          <w:rStyle w:val="VerbatimChar"/>
+        </w:rPr>
+        <w:t xml:space="preserve">        +Date end</w:t>
+      </w:r>
+      <w:r>
+        <w:br/>
+      </w:r>
+      <w:r>
+        <w:rPr>
+          <w:rStyle w:val="VerbatimChar"/>
+        </w:rPr>
+        <w:t xml:space="preserve">    }</w:t>
+      </w:r>
+      <w:r>
+        <w:br/>
+      </w:r>
+      <w:r>
+        <w:br/>
+      </w:r>
+      <w:r>
+        <w:rPr>
+          <w:rStyle w:val="VerbatimChar"/>
+        </w:rPr>
+        <w:t xml:space="preserve">    Person "1" --&gt; "0..*" Membership : hat</w:t>
+      </w:r>
+      <w:r>
+        <w:br/>
+      </w:r>
+      <w:r>
+        <w:rPr>
+          <w:rStyle w:val="VerbatimChar"/>
+        </w:rPr>
+        <w:t xml:space="preserve">    Group "1" --&gt; "0..*" Membership : umfasst</w:t>
+      </w:r>
+      <w:r>
+        <w:br/>
+      </w:r>
+      <w:r>
+        <w:rPr>
+          <w:rStyle w:val="VerbatimChar"/>
+        </w:rPr>
+        <w:t xml:space="preserve">    Person "1" --&gt; "0..*" InterestLink : deklariert</w:t>
+      </w:r>
+    </w:p>
+    <w:p>
+      <w:pPr>
+        <w:pStyle w:val="FirstParagraph"/>
+      </w:pPr>
+      <w:r>
+        <w:rPr>
+          <w:rStyle w:val="VerbatimChar"/>
+        </w:rPr>
+        <w:t xml:space="preserve">Membership</w:t>
+      </w:r>
+      <w:r>
+        <w:t xml:space="preserve"> </w:t>
+      </w:r>
+      <w:r>
+        <w:t xml:space="preserve">ist das zentrale Bindeglied zwischen</w:t>
+      </w:r>
+      <w:r>
+        <w:t xml:space="preserve"> </w:t>
+      </w:r>
+      <w:r>
+        <w:rPr>
+          <w:rStyle w:val="VerbatimChar"/>
+        </w:rPr>
+        <w:t xml:space="preserve">Person</w:t>
+      </w:r>
+      <w:r>
+        <w:t xml:space="preserve"> </w:t>
+      </w:r>
+      <w:r>
+        <w:t xml:space="preserve">und</w:t>
+      </w:r>
+      <w:r>
+        <w:t xml:space="preserve"> </w:t>
+      </w:r>
+      <w:r>
+        <w:rPr>
+          <w:rStyle w:val="VerbatimChar"/>
+        </w:rPr>
+        <w:t xml:space="preserve">Group</w:t>
+      </w:r>
+      <w:r>
+        <w:t xml:space="preserve"> </w:t>
+      </w:r>
+      <w:r>
+        <w:t xml:space="preserve">und ermöglicht die Zuordnung zu Parteien, Fraktionen, Kommissionen und Parlamenten.</w:t>
+      </w:r>
+      <w:r>
+        <w:t xml:space="preserve"> </w:t>
+      </w:r>
+      <w:r>
+        <w:rPr>
+          <w:rStyle w:val="VerbatimChar"/>
+        </w:rPr>
+        <w:t xml:space="preserve">InterestLink</w:t>
+      </w:r>
+      <w:r>
+        <w:t xml:space="preserve"> </w:t>
+      </w:r>
+      <w:r>
+        <w:t xml:space="preserve">ergänzt das Schema um Transparenzanforderungen gemäss den Vorgaben der Bundesversammlung.</w:t>
       </w:r>
     </w:p>
     <w:bookmarkEnd w:id="25"/>
-    <w:bookmarkStart w:id="26" w:name="temporale-validität"/>
+    <w:bookmarkStart w:id="26" w:name="identifikatoren"/>
     <w:p>
       <w:pPr>
         <w:pStyle w:val="Heading3"/>
       </w:pPr>
       <w:r>
-        <w:t xml:space="preserve">Temporale Validität</w:t>
+        <w:t xml:space="preserve">Identifikatoren</w:t>
       </w:r>
     </w:p>
     <w:p>
@@ -879,317 +1190,7 @@
         <w:pStyle w:val="FirstParagraph"/>
       </w:pPr>
       <w:r>
-        <w:t xml:space="preserve">Viele Attribute unterstützen zeitliche Gültigkeit durch</w:t>
-      </w:r>
-      <w:r>
-        <w:t xml:space="preserve"> </w:t>
-      </w:r>
-      <w:r>
-        <w:rPr>
-          <w:rStyle w:val="VerbatimChar"/>
-        </w:rPr>
-        <w:t xml:space="preserve">valid_from</w:t>
-      </w:r>
-      <w:r>
-        <w:t xml:space="preserve"> </w:t>
-      </w:r>
-      <w:r>
-        <w:t xml:space="preserve">und</w:t>
-      </w:r>
-      <w:r>
-        <w:t xml:space="preserve"> </w:t>
-      </w:r>
-      <w:r>
-        <w:rPr>
-          <w:rStyle w:val="VerbatimChar"/>
-        </w:rPr>
-        <w:t xml:space="preserve">valid_until</w:t>
-      </w:r>
-      <w:r>
-        <w:t xml:space="preserve">, wie z.B. Name, Adresse, Geschlecht, Staatsbürgerschaft, Beruf und Wahlkreis.</w:t>
-      </w:r>
-    </w:p>
-    <w:p>
-      <w:pPr>
-        <w:pStyle w:val="BodyText"/>
-      </w:pPr>
-      <w:r>
-        <w:rPr>
-          <w:bCs/>
-          <w:b/>
-        </w:rPr>
-        <w:t xml:space="preserve">Beispiel:</w:t>
-      </w:r>
-    </w:p>
-    <w:p>
-      <w:pPr>
-        <w:pStyle w:val="SourceCode"/>
-      </w:pPr>
-      <w:r>
-        <w:rPr>
-          <w:rStyle w:val="FunctionTok"/>
-        </w:rPr>
-        <w:t xml:space="preserve">names</w:t>
-      </w:r>
-      <w:r>
-        <w:rPr>
-          <w:rStyle w:val="KeywordTok"/>
-        </w:rPr>
-        <w:t xml:space="preserve">:</w:t>
-      </w:r>
-      <w:r>
-        <w:br/>
-      </w:r>
-      <w:r>
-        <w:rPr>
-          <w:rStyle w:val="AttributeTok"/>
-        </w:rPr>
-        <w:t xml:space="preserve">  </w:t>
-      </w:r>
-      <w:r>
-        <w:rPr>
-          <w:rStyle w:val="KeywordTok"/>
-        </w:rPr>
-        <w:t xml:space="preserve">-</w:t>
-      </w:r>
-      <w:r>
-        <w:rPr>
-          <w:rStyle w:val="AttributeTok"/>
-        </w:rPr>
-        <w:t xml:space="preserve"> </w:t>
-      </w:r>
-      <w:r>
-        <w:rPr>
-          <w:rStyle w:val="FunctionTok"/>
-        </w:rPr>
-        <w:t xml:space="preserve">name_type</w:t>
-      </w:r>
-      <w:r>
-        <w:rPr>
-          <w:rStyle w:val="KeywordTok"/>
-        </w:rPr>
-        <w:t xml:space="preserve">:</w:t>
-      </w:r>
-      <w:r>
-        <w:rPr>
-          <w:rStyle w:val="AttributeTok"/>
-        </w:rPr>
-        <w:t xml:space="preserve"> officialLastName</w:t>
-      </w:r>
-      <w:r>
-        <w:br/>
-      </w:r>
-      <w:r>
-        <w:rPr>
-          <w:rStyle w:val="AttributeTok"/>
-        </w:rPr>
-        <w:t xml:space="preserve">    </w:t>
-      </w:r>
-      <w:r>
-        <w:rPr>
-          <w:rStyle w:val="FunctionTok"/>
-        </w:rPr>
-        <w:t xml:space="preserve">value</w:t>
-      </w:r>
-      <w:r>
-        <w:rPr>
-          <w:rStyle w:val="KeywordTok"/>
-        </w:rPr>
-        <w:t xml:space="preserve">:</w:t>
-      </w:r>
-      <w:r>
-        <w:rPr>
-          <w:rStyle w:val="AttributeTok"/>
-        </w:rPr>
-        <w:t xml:space="preserve"> Müller</w:t>
-      </w:r>
-      <w:r>
-        <w:br/>
-      </w:r>
-      <w:r>
-        <w:rPr>
-          <w:rStyle w:val="AttributeTok"/>
-        </w:rPr>
-        <w:t xml:space="preserve">    </w:t>
-      </w:r>
-      <w:r>
-        <w:rPr>
-          <w:rStyle w:val="FunctionTok"/>
-        </w:rPr>
-        <w:t xml:space="preserve">valid_from</w:t>
-      </w:r>
-      <w:r>
-        <w:rPr>
-          <w:rStyle w:val="KeywordTok"/>
-        </w:rPr>
-        <w:t xml:space="preserve">:</w:t>
-      </w:r>
-      <w:r>
-        <w:rPr>
-          <w:rStyle w:val="AttributeTok"/>
-        </w:rPr>
-        <w:t xml:space="preserve"> 1980-01-01</w:t>
-      </w:r>
-      <w:r>
-        <w:br/>
-      </w:r>
-      <w:r>
-        <w:rPr>
-          <w:rStyle w:val="AttributeTok"/>
-        </w:rPr>
-        <w:t xml:space="preserve">    </w:t>
-      </w:r>
-      <w:r>
-        <w:rPr>
-          <w:rStyle w:val="FunctionTok"/>
-        </w:rPr>
-        <w:t xml:space="preserve">valid_until</w:t>
-      </w:r>
-      <w:r>
-        <w:rPr>
-          <w:rStyle w:val="KeywordTok"/>
-        </w:rPr>
-        <w:t xml:space="preserve">:</w:t>
-      </w:r>
-      <w:r>
-        <w:rPr>
-          <w:rStyle w:val="AttributeTok"/>
-        </w:rPr>
-        <w:t xml:space="preserve"> 2010-06-15</w:t>
-      </w:r>
-      <w:r>
-        <w:br/>
-      </w:r>
-      <w:r>
-        <w:rPr>
-          <w:rStyle w:val="AttributeTok"/>
-        </w:rPr>
-        <w:t xml:space="preserve">  </w:t>
-      </w:r>
-      <w:r>
-        <w:rPr>
-          <w:rStyle w:val="KeywordTok"/>
-        </w:rPr>
-        <w:t xml:space="preserve">-</w:t>
-      </w:r>
-      <w:r>
-        <w:rPr>
-          <w:rStyle w:val="AttributeTok"/>
-        </w:rPr>
-        <w:t xml:space="preserve"> </w:t>
-      </w:r>
-      <w:r>
-        <w:rPr>
-          <w:rStyle w:val="FunctionTok"/>
-        </w:rPr>
-        <w:t xml:space="preserve">name_type</w:t>
-      </w:r>
-      <w:r>
-        <w:rPr>
-          <w:rStyle w:val="KeywordTok"/>
-        </w:rPr>
-        <w:t xml:space="preserve">:</w:t>
-      </w:r>
-      <w:r>
-        <w:rPr>
-          <w:rStyle w:val="AttributeTok"/>
-        </w:rPr>
-        <w:t xml:space="preserve"> officialLastName</w:t>
-      </w:r>
-      <w:r>
-        <w:br/>
-      </w:r>
-      <w:r>
-        <w:rPr>
-          <w:rStyle w:val="AttributeTok"/>
-        </w:rPr>
-        <w:t xml:space="preserve">    </w:t>
-      </w:r>
-      <w:r>
-        <w:rPr>
-          <w:rStyle w:val="FunctionTok"/>
-        </w:rPr>
-        <w:t xml:space="preserve">value</w:t>
-      </w:r>
-      <w:r>
-        <w:rPr>
-          <w:rStyle w:val="KeywordTok"/>
-        </w:rPr>
-        <w:t xml:space="preserve">:</w:t>
-      </w:r>
-      <w:r>
-        <w:rPr>
-          <w:rStyle w:val="AttributeTok"/>
-        </w:rPr>
-        <w:t xml:space="preserve"> Meier-Müller</w:t>
-      </w:r>
-      <w:r>
-        <w:br/>
-      </w:r>
-      <w:r>
-        <w:rPr>
-          <w:rStyle w:val="AttributeTok"/>
-        </w:rPr>
-        <w:t xml:space="preserve">    </w:t>
-      </w:r>
-      <w:r>
-        <w:rPr>
-          <w:rStyle w:val="FunctionTok"/>
-        </w:rPr>
-        <w:t xml:space="preserve">valid_from</w:t>
-      </w:r>
-      <w:r>
-        <w:rPr>
-          <w:rStyle w:val="KeywordTok"/>
-        </w:rPr>
-        <w:t xml:space="preserve">:</w:t>
-      </w:r>
-      <w:r>
-        <w:rPr>
-          <w:rStyle w:val="AttributeTok"/>
-        </w:rPr>
-        <w:t xml:space="preserve"> 2010-06-16</w:t>
-      </w:r>
-    </w:p>
-    <w:bookmarkEnd w:id="26"/>
-    <w:bookmarkEnd w:id="27"/>
-    <w:bookmarkEnd w:id="28"/>
-    <w:bookmarkStart w:id="69" w:name="person"/>
-    <w:p>
-      <w:pPr>
-        <w:pStyle w:val="Heading1"/>
-      </w:pPr>
-      <w:r>
-        <w:t xml:space="preserve">Person</w:t>
-      </w:r>
-    </w:p>
-    <w:bookmarkStart w:id="29" w:name="einführung-und-zielsetzung"/>
-    <w:p>
-      <w:pPr>
-        <w:pStyle w:val="Heading2"/>
-      </w:pPr>
-      <w:r>
-        <w:t xml:space="preserve">Einführung und Zielsetzung</w:t>
-      </w:r>
-    </w:p>
-    <w:p>
-      <w:pPr>
-        <w:pStyle w:val="FirstParagraph"/>
-      </w:pPr>
-      <w:r>
-        <w:t xml:space="preserve">Das Personenschema beschreibt natürliche Personen im politischen Kontext und zielt darauf ab, eine präzise und gleichzeitig flexible Datenstruktur bereitzustellen. Die Umsetzung soll es ermöglichen, vorhandene Informationen hochgradig strukturiert abzubilden (z.B. der Name nach Typisierung vom BFS), aber auch Informationen, die weniger klar und vollständing sind, darzustellen. Das Ziel ist es zu ermöglichen die Qualität kontinuierlich zu verbessern.</w:t>
-      </w:r>
-    </w:p>
-    <w:p>
-      <w:pPr>
-        <w:pStyle w:val="BodyText"/>
-      </w:pPr>
-      <w:r>
-        <w:rPr>
-          <w:bCs/>
-          <w:b/>
-        </w:rPr>
-        <w:t xml:space="preserve">Kernziele:</w:t>
+        <w:t xml:space="preserve">Das vorliegende Daten-Modell erlaubt es folgende Typen von Identifikatoren zu verwenden:</w:t>
       </w:r>
     </w:p>
     <w:p>
@@ -1198,17 +1199,46 @@
           <w:ilvl w:val="0"/>
           <w:numId w:val="1004"/>
         </w:numPr>
-        <w:pStyle w:val="Compact"/>
       </w:pPr>
       <w:r>
         <w:rPr>
           <w:bCs/>
           <w:b/>
         </w:rPr>
-        <w:t xml:space="preserve">Präzision</w:t>
-      </w:r>
-      <w:r>
-        <w:t xml:space="preserve">: Unterstützung von zeitlich gültigen Attributen (z.B. Namen, Adressen, Geschlecht).</w:t>
+        <w:t xml:space="preserve">Lokaler Identifikator (</w:t>
+      </w:r>
+      <w:r>
+        <w:rPr>
+          <w:rStyle w:val="VerbatimChar"/>
+          <w:bCs/>
+          <w:b/>
+        </w:rPr>
+        <w:t xml:space="preserve">local_id</w:t>
+      </w:r>
+      <w:r>
+        <w:rPr>
+          <w:bCs/>
+          <w:b/>
+        </w:rPr>
+        <w:t xml:space="preserve">)</w:t>
+      </w:r>
+      <w:r>
+        <w:t xml:space="preserve">: Ein systeminterner Identifikator welcher vom publizierenden System genutzt wird, wenn nicht schon ausschliesslich eine</w:t>
+      </w:r>
+      <w:r>
+        <w:t xml:space="preserve"> </w:t>
+      </w:r>
+      <w:r>
+        <w:rPr>
+          <w:rStyle w:val="VerbatimChar"/>
+        </w:rPr>
+        <w:t xml:space="preserve">global_uri</w:t>
+      </w:r>
+      <w:r>
+        <w:t xml:space="preserve"> </w:t>
+      </w:r>
+      <w:r>
+        <w:t xml:space="preserve">benutzt wird. (Optional)</w:t>
       </w:r>
     </w:p>
     <w:p>
@@ -1217,17 +1247,31 @@
           <w:ilvl w:val="0"/>
           <w:numId w:val="1004"/>
         </w:numPr>
-        <w:pStyle w:val="Compact"/>
       </w:pPr>
       <w:r>
         <w:rPr>
           <w:bCs/>
           <w:b/>
         </w:rPr>
-        <w:t xml:space="preserve">Flexibilität</w:t>
-      </w:r>
-      <w:r>
-        <w:t xml:space="preserve">: Optionale Felder erlauben schrittweise Datenanreicherung.</w:t>
+        <w:t xml:space="preserve">Globaler Identifikator (</w:t>
+      </w:r>
+      <w:r>
+        <w:rPr>
+          <w:rStyle w:val="VerbatimChar"/>
+          <w:bCs/>
+          <w:b/>
+        </w:rPr>
+        <w:t xml:space="preserve">global_uri</w:t>
+      </w:r>
+      <w:r>
+        <w:rPr>
+          <w:bCs/>
+          <w:b/>
+        </w:rPr>
+        <w:t xml:space="preserve">)</w:t>
+      </w:r>
+      <w:r>
+        <w:t xml:space="preserve">: Ein globaler Identifikator welcher über verschiedene Systeme hinweg gültig ist. Dieser besteht meist aus einem Namespace (Domainnamen) der publizierenden Organisation zusammen mit einem lokalen Identifikator. (z.B. https://ld.bs.ch/personen_id/3456) (Zwingend)</w:t>
       </w:r>
     </w:p>
     <w:p>
@@ -1236,24 +1280,366 @@
           <w:ilvl w:val="0"/>
           <w:numId w:val="1004"/>
         </w:numPr>
-        <w:pStyle w:val="Compact"/>
       </w:pPr>
       <w:r>
         <w:rPr>
           <w:bCs/>
           <w:b/>
         </w:rPr>
-        <w:t xml:space="preserve">Interoperabilität</w:t>
-      </w:r>
-      <w:r>
-        <w:t xml:space="preserve">: URIs als globale Identifikatoren wo vorhanden, inklusive der Möglichkeit auf Wikidata Einträge zu verweisen.</w:t>
+        <w:t xml:space="preserve">Wikidata Identifikator (</w:t>
+      </w:r>
+      <w:r>
+        <w:rPr>
+          <w:rStyle w:val="VerbatimChar"/>
+          <w:bCs/>
+          <w:b/>
+        </w:rPr>
+        <w:t xml:space="preserve">wikidata_uri</w:t>
+      </w:r>
+      <w:r>
+        <w:rPr>
+          <w:bCs/>
+          <w:b/>
+        </w:rPr>
+        <w:t xml:space="preserve">)</w:t>
+      </w:r>
+      <w:r>
+        <w:t xml:space="preserve">: Eine Wikidata Identifikator, um Personen und Gruppen Systemübergreifend zu identifizieren (z.B. http://www.wikidata.org/entity/Q115531 für Adolf Ogi) (Optional)</w:t>
+      </w:r>
+    </w:p>
+    <w:bookmarkEnd w:id="26"/>
+    <w:bookmarkStart w:id="27" w:name="temporale-validität"/>
+    <w:p>
+      <w:pPr>
+        <w:pStyle w:val="Heading3"/>
+      </w:pPr>
+      <w:r>
+        <w:t xml:space="preserve">Temporale Validität</w:t>
       </w:r>
     </w:p>
     <w:p>
       <w:pPr>
+        <w:pStyle w:val="FirstParagraph"/>
+      </w:pPr>
+      <w:r>
+        <w:t xml:space="preserve">Viele Attribute unterstützen zeitliche Gültigkeit durch</w:t>
+      </w:r>
+      <w:r>
+        <w:t xml:space="preserve"> </w:t>
+      </w:r>
+      <w:r>
+        <w:rPr>
+          <w:rStyle w:val="VerbatimChar"/>
+        </w:rPr>
+        <w:t xml:space="preserve">valid_from</w:t>
+      </w:r>
+      <w:r>
+        <w:t xml:space="preserve"> </w:t>
+      </w:r>
+      <w:r>
+        <w:t xml:space="preserve">und</w:t>
+      </w:r>
+      <w:r>
+        <w:t xml:space="preserve"> </w:t>
+      </w:r>
+      <w:r>
+        <w:rPr>
+          <w:rStyle w:val="VerbatimChar"/>
+        </w:rPr>
+        <w:t xml:space="preserve">valid_until</w:t>
+      </w:r>
+      <w:r>
+        <w:t xml:space="preserve">, wie z.B. Name, Adresse, Geschlecht, Staatsbürgerschaft, Beruf und Wahlkreis.</w:t>
+      </w:r>
+    </w:p>
+    <w:p>
+      <w:pPr>
+        <w:pStyle w:val="BodyText"/>
+      </w:pPr>
+      <w:r>
+        <w:rPr>
+          <w:bCs/>
+          <w:b/>
+        </w:rPr>
+        <w:t xml:space="preserve">Beispiel:</w:t>
+      </w:r>
+    </w:p>
+    <w:p>
+      <w:pPr>
+        <w:pStyle w:val="SourceCode"/>
+      </w:pPr>
+      <w:r>
+        <w:rPr>
+          <w:rStyle w:val="FunctionTok"/>
+        </w:rPr>
+        <w:t xml:space="preserve">names</w:t>
+      </w:r>
+      <w:r>
+        <w:rPr>
+          <w:rStyle w:val="KeywordTok"/>
+        </w:rPr>
+        <w:t xml:space="preserve">:</w:t>
+      </w:r>
+      <w:r>
+        <w:br/>
+      </w:r>
+      <w:r>
+        <w:rPr>
+          <w:rStyle w:val="AttributeTok"/>
+        </w:rPr>
+        <w:t xml:space="preserve">  </w:t>
+      </w:r>
+      <w:r>
+        <w:rPr>
+          <w:rStyle w:val="KeywordTok"/>
+        </w:rPr>
+        <w:t xml:space="preserve">-</w:t>
+      </w:r>
+      <w:r>
+        <w:rPr>
+          <w:rStyle w:val="AttributeTok"/>
+        </w:rPr>
+        <w:t xml:space="preserve"> </w:t>
+      </w:r>
+      <w:r>
+        <w:rPr>
+          <w:rStyle w:val="FunctionTok"/>
+        </w:rPr>
+        <w:t xml:space="preserve">name_type</w:t>
+      </w:r>
+      <w:r>
+        <w:rPr>
+          <w:rStyle w:val="KeywordTok"/>
+        </w:rPr>
+        <w:t xml:space="preserve">:</w:t>
+      </w:r>
+      <w:r>
+        <w:rPr>
+          <w:rStyle w:val="AttributeTok"/>
+        </w:rPr>
+        <w:t xml:space="preserve"> officialLastName</w:t>
+      </w:r>
+      <w:r>
+        <w:br/>
+      </w:r>
+      <w:r>
+        <w:rPr>
+          <w:rStyle w:val="AttributeTok"/>
+        </w:rPr>
+        <w:t xml:space="preserve">    </w:t>
+      </w:r>
+      <w:r>
+        <w:rPr>
+          <w:rStyle w:val="FunctionTok"/>
+        </w:rPr>
+        <w:t xml:space="preserve">value</w:t>
+      </w:r>
+      <w:r>
+        <w:rPr>
+          <w:rStyle w:val="KeywordTok"/>
+        </w:rPr>
+        <w:t xml:space="preserve">:</w:t>
+      </w:r>
+      <w:r>
+        <w:rPr>
+          <w:rStyle w:val="AttributeTok"/>
+        </w:rPr>
+        <w:t xml:space="preserve"> Müller</w:t>
+      </w:r>
+      <w:r>
+        <w:br/>
+      </w:r>
+      <w:r>
+        <w:rPr>
+          <w:rStyle w:val="AttributeTok"/>
+        </w:rPr>
+        <w:t xml:space="preserve">    </w:t>
+      </w:r>
+      <w:r>
+        <w:rPr>
+          <w:rStyle w:val="FunctionTok"/>
+        </w:rPr>
+        <w:t xml:space="preserve">valid_from</w:t>
+      </w:r>
+      <w:r>
+        <w:rPr>
+          <w:rStyle w:val="KeywordTok"/>
+        </w:rPr>
+        <w:t xml:space="preserve">:</w:t>
+      </w:r>
+      <w:r>
+        <w:rPr>
+          <w:rStyle w:val="AttributeTok"/>
+        </w:rPr>
+        <w:t xml:space="preserve"> 1980-01-01</w:t>
+      </w:r>
+      <w:r>
+        <w:br/>
+      </w:r>
+      <w:r>
+        <w:rPr>
+          <w:rStyle w:val="AttributeTok"/>
+        </w:rPr>
+        <w:t xml:space="preserve">    </w:t>
+      </w:r>
+      <w:r>
+        <w:rPr>
+          <w:rStyle w:val="FunctionTok"/>
+        </w:rPr>
+        <w:t xml:space="preserve">valid_until</w:t>
+      </w:r>
+      <w:r>
+        <w:rPr>
+          <w:rStyle w:val="KeywordTok"/>
+        </w:rPr>
+        <w:t xml:space="preserve">:</w:t>
+      </w:r>
+      <w:r>
+        <w:rPr>
+          <w:rStyle w:val="AttributeTok"/>
+        </w:rPr>
+        <w:t xml:space="preserve"> 2010-06-15</w:t>
+      </w:r>
+      <w:r>
+        <w:br/>
+      </w:r>
+      <w:r>
+        <w:rPr>
+          <w:rStyle w:val="AttributeTok"/>
+        </w:rPr>
+        <w:t xml:space="preserve">  </w:t>
+      </w:r>
+      <w:r>
+        <w:rPr>
+          <w:rStyle w:val="KeywordTok"/>
+        </w:rPr>
+        <w:t xml:space="preserve">-</w:t>
+      </w:r>
+      <w:r>
+        <w:rPr>
+          <w:rStyle w:val="AttributeTok"/>
+        </w:rPr>
+        <w:t xml:space="preserve"> </w:t>
+      </w:r>
+      <w:r>
+        <w:rPr>
+          <w:rStyle w:val="FunctionTok"/>
+        </w:rPr>
+        <w:t xml:space="preserve">name_type</w:t>
+      </w:r>
+      <w:r>
+        <w:rPr>
+          <w:rStyle w:val="KeywordTok"/>
+        </w:rPr>
+        <w:t xml:space="preserve">:</w:t>
+      </w:r>
+      <w:r>
+        <w:rPr>
+          <w:rStyle w:val="AttributeTok"/>
+        </w:rPr>
+        <w:t xml:space="preserve"> officialLastName</w:t>
+      </w:r>
+      <w:r>
+        <w:br/>
+      </w:r>
+      <w:r>
+        <w:rPr>
+          <w:rStyle w:val="AttributeTok"/>
+        </w:rPr>
+        <w:t xml:space="preserve">    </w:t>
+      </w:r>
+      <w:r>
+        <w:rPr>
+          <w:rStyle w:val="FunctionTok"/>
+        </w:rPr>
+        <w:t xml:space="preserve">value</w:t>
+      </w:r>
+      <w:r>
+        <w:rPr>
+          <w:rStyle w:val="KeywordTok"/>
+        </w:rPr>
+        <w:t xml:space="preserve">:</w:t>
+      </w:r>
+      <w:r>
+        <w:rPr>
+          <w:rStyle w:val="AttributeTok"/>
+        </w:rPr>
+        <w:t xml:space="preserve"> Meier-Müller</w:t>
+      </w:r>
+      <w:r>
+        <w:br/>
+      </w:r>
+      <w:r>
+        <w:rPr>
+          <w:rStyle w:val="AttributeTok"/>
+        </w:rPr>
+        <w:t xml:space="preserve">    </w:t>
+      </w:r>
+      <w:r>
+        <w:rPr>
+          <w:rStyle w:val="FunctionTok"/>
+        </w:rPr>
+        <w:t xml:space="preserve">valid_from</w:t>
+      </w:r>
+      <w:r>
+        <w:rPr>
+          <w:rStyle w:val="KeywordTok"/>
+        </w:rPr>
+        <w:t xml:space="preserve">:</w:t>
+      </w:r>
+      <w:r>
+        <w:rPr>
+          <w:rStyle w:val="AttributeTok"/>
+        </w:rPr>
+        <w:t xml:space="preserve"> 2010-06-16</w:t>
+      </w:r>
+    </w:p>
+    <w:bookmarkEnd w:id="27"/>
+    <w:bookmarkEnd w:id="28"/>
+    <w:bookmarkEnd w:id="29"/>
+    <w:bookmarkStart w:id="70" w:name="person"/>
+    <w:p>
+      <w:pPr>
+        <w:pStyle w:val="Heading1"/>
+      </w:pPr>
+      <w:r>
+        <w:t xml:space="preserve">Person</w:t>
+      </w:r>
+    </w:p>
+    <w:bookmarkStart w:id="30" w:name="einführung-und-zielsetzung"/>
+    <w:p>
+      <w:pPr>
+        <w:pStyle w:val="Heading2"/>
+      </w:pPr>
+      <w:r>
+        <w:t xml:space="preserve">Einführung und Zielsetzung</w:t>
+      </w:r>
+    </w:p>
+    <w:p>
+      <w:pPr>
+        <w:pStyle w:val="FirstParagraph"/>
+      </w:pPr>
+      <w:r>
+        <w:t xml:space="preserve">Das Personenschema beschreibt natürliche Personen im politischen Kontext und zielt darauf ab, eine präzise und gleichzeitig flexible Datenstruktur bereitzustellen. Die Umsetzung soll es ermöglichen, vorhandene Informationen hochgradig strukturiert abzubilden (z.B. der Name nach Typisierung vom BFS), aber auch Informationen, die weniger klar und vollständing sind, darzustellen. Das Ziel ist es zu ermöglichen die Qualität kontinuierlich zu verbessern.</w:t>
+      </w:r>
+    </w:p>
+    <w:p>
+      <w:pPr>
+        <w:pStyle w:val="BodyText"/>
+      </w:pPr>
+      <w:r>
+        <w:rPr>
+          <w:bCs/>
+          <w:b/>
+        </w:rPr>
+        <w:t xml:space="preserve">Kernziele:</w:t>
+      </w:r>
+    </w:p>
+    <w:p>
+      <w:pPr>
         <w:numPr>
           <w:ilvl w:val="0"/>
-          <w:numId w:val="1004"/>
+          <w:numId w:val="1005"/>
         </w:numPr>
         <w:pStyle w:val="Compact"/>
       </w:pPr>
@@ -1262,14 +1648,71 @@
           <w:bCs/>
           <w:b/>
         </w:rPr>
-        <w:t xml:space="preserve">Mehrsprachigkeit</w:t>
-      </w:r>
-      <w:r>
-        <w:t xml:space="preserve">: Unterstützung mehrsprachiger Inhalte gemäss Schweizer Anforderungen.</w:t>
+        <w:t xml:space="preserve">Präzision</w:t>
+      </w:r>
+      <w:r>
+        <w:t xml:space="preserve">: Unterstützung von zeitlich gültigen Attributen (z.B. Namen, Adressen, Geschlecht).</w:t>
       </w:r>
     </w:p>
     <w:p>
       <w:pPr>
+        <w:numPr>
+          <w:ilvl w:val="0"/>
+          <w:numId w:val="1005"/>
+        </w:numPr>
+        <w:pStyle w:val="Compact"/>
+      </w:pPr>
+      <w:r>
+        <w:rPr>
+          <w:bCs/>
+          <w:b/>
+        </w:rPr>
+        <w:t xml:space="preserve">Flexibilität</w:t>
+      </w:r>
+      <w:r>
+        <w:t xml:space="preserve">: Optionale Felder erlauben schrittweise Datenanreicherung.</w:t>
+      </w:r>
+    </w:p>
+    <w:p>
+      <w:pPr>
+        <w:numPr>
+          <w:ilvl w:val="0"/>
+          <w:numId w:val="1005"/>
+        </w:numPr>
+        <w:pStyle w:val="Compact"/>
+      </w:pPr>
+      <w:r>
+        <w:rPr>
+          <w:bCs/>
+          <w:b/>
+        </w:rPr>
+        <w:t xml:space="preserve">Interoperabilität</w:t>
+      </w:r>
+      <w:r>
+        <w:t xml:space="preserve">: URIs als globale Identifikatoren wo vorhanden, inklusive der Möglichkeit auf Wikidata Einträge zu verweisen.</w:t>
+      </w:r>
+    </w:p>
+    <w:p>
+      <w:pPr>
+        <w:numPr>
+          <w:ilvl w:val="0"/>
+          <w:numId w:val="1005"/>
+        </w:numPr>
+        <w:pStyle w:val="Compact"/>
+      </w:pPr>
+      <w:r>
+        <w:rPr>
+          <w:bCs/>
+          <w:b/>
+        </w:rPr>
+        <w:t xml:space="preserve">Mehrsprachigkeit</w:t>
+      </w:r>
+      <w:r>
+        <w:t xml:space="preserve">: Unterstützung mehrsprachiger Inhalte gemäss Schweizer Anforderungen.</w:t>
+      </w:r>
+    </w:p>
+    <w:p>
+      <w:pPr>
         <w:pStyle w:val="FirstParagraph"/>
       </w:pPr>
       <w:r>
@@ -1293,8 +1736,8 @@
         <w:t xml:space="preserve"> </w:t>
       </w:r>
     </w:p>
-    <w:bookmarkEnd w:id="29"/>
-    <w:bookmarkStart w:id="35" w:name="class-person"/>
+    <w:bookmarkEnd w:id="30"/>
+    <w:bookmarkStart w:id="36" w:name="class-person"/>
     <w:p>
       <w:pPr>
         <w:pStyle w:val="Heading2"/>
@@ -1323,7 +1766,7 @@
         <w:t xml:space="preserve">__</w:t>
       </w:r>
     </w:p>
-    <w:bookmarkStart w:id="30" w:name="attribute"/>
+    <w:bookmarkStart w:id="31" w:name="attribute"/>
     <w:p>
       <w:pPr>
         <w:pStyle w:val="Heading3"/>
@@ -2740,8 +3183,8 @@
         </w:tc>
       </w:tr>
     </w:tbl>
-    <w:bookmarkEnd w:id="30"/>
-    <w:bookmarkStart w:id="31" w:name="usages"/>
+    <w:bookmarkEnd w:id="31"/>
+    <w:bookmarkStart w:id="32" w:name="usages"/>
     <w:p>
       <w:pPr>
         <w:pStyle w:val="Heading3"/>
@@ -2882,8 +3325,8 @@
         </w:tc>
       </w:tr>
     </w:tbl>
-    <w:bookmarkEnd w:id="31"/>
-    <w:bookmarkStart w:id="34" w:name="examples"/>
+    <w:bookmarkEnd w:id="32"/>
+    <w:bookmarkStart w:id="35" w:name="examples"/>
     <w:p>
       <w:pPr>
         <w:pStyle w:val="Heading3"/>
@@ -2892,7 +3335,7 @@
         <w:t xml:space="preserve">Examples</w:t>
       </w:r>
     </w:p>
-    <w:bookmarkStart w:id="32" w:name="X29c02a18c68db50429980349d0a859e7b586267"/>
+    <w:bookmarkStart w:id="33" w:name="X29c02a18c68db50429980349d0a859e7b586267"/>
     <w:p>
       <w:pPr>
         <w:pStyle w:val="Heading4"/>
@@ -3977,8 +4420,8 @@
         <w:t xml:space="preserve"> 2010-01-01</w:t>
       </w:r>
     </w:p>
-    <w:bookmarkEnd w:id="32"/>
-    <w:bookmarkStart w:id="33" w:name="X6a85f137f6753c7104036000f96c2ec492358b0"/>
+    <w:bookmarkEnd w:id="33"/>
+    <w:bookmarkStart w:id="34" w:name="X6a85f137f6753c7104036000f96c2ec492358b0"/>
     <w:p>
       <w:pPr>
         <w:pStyle w:val="Heading4"/>
@@ -5198,10 +5641,10 @@
         <w:t xml:space="preserve"> 2025-01-01</w:t>
       </w:r>
     </w:p>
-    <w:bookmarkEnd w:id="33"/>
     <w:bookmarkEnd w:id="34"/>
     <w:bookmarkEnd w:id="35"/>
-    <w:bookmarkStart w:id="38" w:name="class-name"/>
+    <w:bookmarkEnd w:id="36"/>
+    <w:bookmarkStart w:id="39" w:name="class-name"/>
     <w:p>
       <w:pPr>
         <w:pStyle w:val="Heading2"/>
@@ -5230,7 +5673,7 @@
         <w:t xml:space="preserve">__</w:t>
       </w:r>
     </w:p>
-    <w:bookmarkStart w:id="36" w:name="attribute-1"/>
+    <w:bookmarkStart w:id="37" w:name="attribute-1"/>
     <w:p>
       <w:pPr>
         <w:pStyle w:val="Heading3"/>
@@ -5604,8 +6047,8 @@
         </w:tc>
       </w:tr>
     </w:tbl>
-    <w:bookmarkEnd w:id="36"/>
-    <w:bookmarkStart w:id="37" w:name="usages-1"/>
+    <w:bookmarkEnd w:id="37"/>
+    <w:bookmarkStart w:id="38" w:name="usages-1"/>
     <w:p>
       <w:pPr>
         <w:pStyle w:val="Heading3"/>
@@ -5746,9 +6189,9 @@
         </w:tc>
       </w:tr>
     </w:tbl>
-    <w:bookmarkEnd w:id="37"/>
     <w:bookmarkEnd w:id="38"/>
-    <w:bookmarkStart w:id="41" w:name="enum-nametypeenum"/>
+    <w:bookmarkEnd w:id="39"/>
+    <w:bookmarkStart w:id="42" w:name="enum-nametypeenum"/>
     <w:p>
       <w:pPr>
         <w:pStyle w:val="Heading2"/>
@@ -5787,7 +6230,7 @@
       <w:r>
         <w:t xml:space="preserve"> </w:t>
       </w:r>
-      <w:hyperlink r:id="rId39">
+      <w:hyperlink r:id="rId40">
         <w:r>
           <w:rPr>
             <w:rStyle w:val="Hyperlink"/>
@@ -5796,7 +6239,7 @@
         </w:r>
       </w:hyperlink>
     </w:p>
-    <w:bookmarkStart w:id="40" w:name="permissible-values"/>
+    <w:bookmarkStart w:id="41" w:name="permissible-values"/>
     <w:p>
       <w:pPr>
         <w:pStyle w:val="Heading3"/>
@@ -6277,9 +6720,9 @@
         </w:tc>
       </w:tr>
     </w:tbl>
-    <w:bookmarkEnd w:id="40"/>
     <w:bookmarkEnd w:id="41"/>
-    <w:bookmarkStart w:id="44" w:name="class-languageproficiency"/>
+    <w:bookmarkEnd w:id="42"/>
+    <w:bookmarkStart w:id="45" w:name="class-languageproficiency"/>
     <w:p>
       <w:pPr>
         <w:pStyle w:val="Heading2"/>
@@ -6308,7 +6751,7 @@
         <w:t xml:space="preserve">__</w:t>
       </w:r>
     </w:p>
-    <w:bookmarkStart w:id="42" w:name="attribute-2"/>
+    <w:bookmarkStart w:id="43" w:name="attribute-2"/>
     <w:p>
       <w:pPr>
         <w:pStyle w:val="Heading3"/>
@@ -6584,8 +7027,8 @@
         </w:tc>
       </w:tr>
     </w:tbl>
-    <w:bookmarkEnd w:id="42"/>
-    <w:bookmarkStart w:id="43" w:name="usages-2"/>
+    <w:bookmarkEnd w:id="43"/>
+    <w:bookmarkStart w:id="44" w:name="usages-2"/>
     <w:p>
       <w:pPr>
         <w:pStyle w:val="Heading3"/>
@@ -6726,9 +7169,9 @@
         </w:tc>
       </w:tr>
     </w:tbl>
-    <w:bookmarkEnd w:id="43"/>
     <w:bookmarkEnd w:id="44"/>
-    <w:bookmarkStart w:id="47" w:name="class-citizenship"/>
+    <w:bookmarkEnd w:id="45"/>
+    <w:bookmarkStart w:id="48" w:name="class-citizenship"/>
     <w:p>
       <w:pPr>
         <w:pStyle w:val="Heading2"/>
@@ -6808,7 +7251,7 @@
         <w:t xml:space="preserve">__</w:t>
       </w:r>
     </w:p>
-    <w:bookmarkStart w:id="45" w:name="attribute-3"/>
+    <w:bookmarkStart w:id="46" w:name="attribute-3"/>
     <w:p>
       <w:pPr>
         <w:pStyle w:val="Heading3"/>
@@ -7130,8 +7573,8 @@
         </w:tc>
       </w:tr>
     </w:tbl>
-    <w:bookmarkEnd w:id="45"/>
-    <w:bookmarkStart w:id="46" w:name="usages-3"/>
+    <w:bookmarkEnd w:id="46"/>
+    <w:bookmarkStart w:id="47" w:name="usages-3"/>
     <w:p>
       <w:pPr>
         <w:pStyle w:val="Heading3"/>
@@ -7272,9 +7715,9 @@
         </w:tc>
       </w:tr>
     </w:tbl>
-    <w:bookmarkEnd w:id="46"/>
     <w:bookmarkEnd w:id="47"/>
-    <w:bookmarkStart w:id="50" w:name="class-gender"/>
+    <w:bookmarkEnd w:id="48"/>
+    <w:bookmarkStart w:id="51" w:name="class-gender"/>
     <w:p>
       <w:pPr>
         <w:pStyle w:val="Heading2"/>
@@ -7303,7 +7746,7 @@
         <w:t xml:space="preserve">__</w:t>
       </w:r>
     </w:p>
-    <w:bookmarkStart w:id="48" w:name="attribute-4"/>
+    <w:bookmarkStart w:id="49" w:name="attribute-4"/>
     <w:p>
       <w:pPr>
         <w:pStyle w:val="Heading3"/>
@@ -7677,8 +8120,8 @@
         </w:tc>
       </w:tr>
     </w:tbl>
-    <w:bookmarkEnd w:id="48"/>
-    <w:bookmarkStart w:id="49" w:name="usages-4"/>
+    <w:bookmarkEnd w:id="49"/>
+    <w:bookmarkStart w:id="50" w:name="usages-4"/>
     <w:p>
       <w:pPr>
         <w:pStyle w:val="Heading3"/>
@@ -7819,9 +8262,9 @@
         </w:tc>
       </w:tr>
     </w:tbl>
-    <w:bookmarkEnd w:id="49"/>
     <w:bookmarkEnd w:id="50"/>
-    <w:bookmarkStart w:id="56" w:name="class-occupation"/>
+    <w:bookmarkEnd w:id="51"/>
+    <w:bookmarkStart w:id="57" w:name="class-occupation"/>
     <w:p>
       <w:pPr>
         <w:pStyle w:val="Heading2"/>
@@ -7850,7 +8293,7 @@
         <w:t xml:space="preserve">__</w:t>
       </w:r>
     </w:p>
-    <w:bookmarkStart w:id="51" w:name="attribute-5"/>
+    <w:bookmarkStart w:id="52" w:name="attribute-5"/>
     <w:p>
       <w:pPr>
         <w:pStyle w:val="Heading3"/>
@@ -8380,8 +8823,8 @@
         </w:tc>
       </w:tr>
     </w:tbl>
-    <w:bookmarkEnd w:id="51"/>
-    <w:bookmarkStart w:id="52" w:name="usages-5"/>
+    <w:bookmarkEnd w:id="52"/>
+    <w:bookmarkStart w:id="53" w:name="usages-5"/>
     <w:p>
       <w:pPr>
         <w:pStyle w:val="Heading3"/>
@@ -8522,8 +8965,8 @@
         </w:tc>
       </w:tr>
     </w:tbl>
-    <w:bookmarkEnd w:id="52"/>
-    <w:bookmarkStart w:id="55" w:name="examples-1"/>
+    <w:bookmarkEnd w:id="53"/>
+    <w:bookmarkStart w:id="56" w:name="examples-1"/>
     <w:p>
       <w:pPr>
         <w:pStyle w:val="Heading3"/>
@@ -8532,7 +8975,7 @@
         <w:t xml:space="preserve">Examples</w:t>
       </w:r>
     </w:p>
-    <w:bookmarkStart w:id="53" w:name="X16d2c12eea81281b1659fda489df0ce153c0343"/>
+    <w:bookmarkStart w:id="54" w:name="X16d2c12eea81281b1659fda489df0ce153c0343"/>
     <w:p>
       <w:pPr>
         <w:pStyle w:val="Heading4"/>
@@ -8660,8 +9103,8 @@
         <w:t xml:space="preserve">true</w:t>
       </w:r>
     </w:p>
-    <w:bookmarkEnd w:id="53"/>
-    <w:bookmarkStart w:id="54" w:name="X149a3a9dc96627cf9f4ad2e63c8da8e6c150b25"/>
+    <w:bookmarkEnd w:id="54"/>
+    <w:bookmarkStart w:id="55" w:name="X149a3a9dc96627cf9f4ad2e63c8da8e6c150b25"/>
     <w:p>
       <w:pPr>
         <w:pStyle w:val="Heading4"/>
@@ -8741,10 +9184,10 @@
         <w:t xml:space="preserve">true</w:t>
       </w:r>
     </w:p>
-    <w:bookmarkEnd w:id="54"/>
     <w:bookmarkEnd w:id="55"/>
     <w:bookmarkEnd w:id="56"/>
-    <w:bookmarkStart w:id="59" w:name="class-training"/>
+    <w:bookmarkEnd w:id="57"/>
+    <w:bookmarkStart w:id="60" w:name="class-training"/>
     <w:p>
       <w:pPr>
         <w:pStyle w:val="Heading2"/>
@@ -8773,7 +9216,7 @@
         <w:t xml:space="preserve">__</w:t>
       </w:r>
     </w:p>
-    <w:bookmarkStart w:id="57" w:name="attribute-6"/>
+    <w:bookmarkStart w:id="58" w:name="attribute-6"/>
     <w:p>
       <w:pPr>
         <w:pStyle w:val="Heading3"/>
@@ -9199,8 +9642,8 @@
         </w:tc>
       </w:tr>
     </w:tbl>
-    <w:bookmarkEnd w:id="57"/>
-    <w:bookmarkStart w:id="58" w:name="usages-6"/>
+    <w:bookmarkEnd w:id="58"/>
+    <w:bookmarkStart w:id="59" w:name="usages-6"/>
     <w:p>
       <w:pPr>
         <w:pStyle w:val="Heading3"/>
@@ -9341,9 +9784,9 @@
         </w:tc>
       </w:tr>
     </w:tbl>
-    <w:bookmarkEnd w:id="58"/>
     <w:bookmarkEnd w:id="59"/>
-    <w:bookmarkStart w:id="62" w:name="enum-trainingtypeenum"/>
+    <w:bookmarkEnd w:id="60"/>
+    <w:bookmarkStart w:id="63" w:name="enum-trainingtypeenum"/>
     <w:p>
       <w:pPr>
         <w:pStyle w:val="Heading2"/>
@@ -9382,7 +9825,7 @@
       <w:r>
         <w:t xml:space="preserve"> </w:t>
       </w:r>
-      <w:hyperlink r:id="rId60">
+      <w:hyperlink r:id="rId61">
         <w:r>
           <w:rPr>
             <w:rStyle w:val="Hyperlink"/>
@@ -9391,7 +9834,7 @@
         </w:r>
       </w:hyperlink>
     </w:p>
-    <w:bookmarkStart w:id="61" w:name="permissible-values-1"/>
+    <w:bookmarkStart w:id="62" w:name="permissible-values-1"/>
     <w:p>
       <w:pPr>
         <w:pStyle w:val="Heading3"/>
@@ -11088,9 +11531,9 @@
         </w:tc>
       </w:tr>
     </w:tbl>
-    <w:bookmarkEnd w:id="61"/>
     <w:bookmarkEnd w:id="62"/>
-    <w:bookmarkStart w:id="68" w:name="class-electoraldistrict"/>
+    <w:bookmarkEnd w:id="63"/>
+    <w:bookmarkStart w:id="69" w:name="class-electoraldistrict"/>
     <w:p>
       <w:pPr>
         <w:pStyle w:val="Heading2"/>
@@ -11119,7 +11562,7 @@
         <w:t xml:space="preserve">__</w:t>
       </w:r>
     </w:p>
-    <w:bookmarkStart w:id="63" w:name="attribute-7"/>
+    <w:bookmarkStart w:id="64" w:name="attribute-7"/>
     <w:p>
       <w:pPr>
         <w:pStyle w:val="Heading3"/>
@@ -11441,8 +11884,8 @@
         </w:tc>
       </w:tr>
     </w:tbl>
-    <w:bookmarkEnd w:id="63"/>
-    <w:bookmarkStart w:id="64" w:name="usages-7"/>
+    <w:bookmarkEnd w:id="64"/>
+    <w:bookmarkStart w:id="65" w:name="usages-7"/>
     <w:p>
       <w:pPr>
         <w:pStyle w:val="Heading3"/>
@@ -11583,8 +12026,8 @@
         </w:tc>
       </w:tr>
     </w:tbl>
-    <w:bookmarkEnd w:id="64"/>
-    <w:bookmarkStart w:id="67" w:name="examples-2"/>
+    <w:bookmarkEnd w:id="65"/>
+    <w:bookmarkStart w:id="68" w:name="examples-2"/>
     <w:p>
       <w:pPr>
         <w:pStyle w:val="Heading3"/>
@@ -11593,7 +12036,7 @@
         <w:t xml:space="preserve">Examples</w:t>
       </w:r>
     </w:p>
-    <w:bookmarkStart w:id="65" w:name="Xbd3dd3b066f89bc61cfb174a370a3324c13ed49"/>
+    <w:bookmarkStart w:id="66" w:name="Xbd3dd3b066f89bc61cfb174a370a3324c13ed49"/>
     <w:p>
       <w:pPr>
         <w:pStyle w:val="Heading4"/>
@@ -11667,8 +12110,8 @@
         <w:t xml:space="preserve"> 2025-01-01</w:t>
       </w:r>
     </w:p>
-    <w:bookmarkEnd w:id="65"/>
-    <w:bookmarkStart w:id="66" w:name="X978220e041935978310826ee1c37d70dd41e3ba"/>
+    <w:bookmarkEnd w:id="66"/>
+    <w:bookmarkStart w:id="67" w:name="X978220e041935978310826ee1c37d70dd41e3ba"/>
     <w:p>
       <w:pPr>
         <w:pStyle w:val="Heading4"/>
@@ -11721,11 +12164,11 @@
         <w:t xml:space="preserve"> 2010-01-01</w:t>
       </w:r>
     </w:p>
-    <w:bookmarkEnd w:id="66"/>
     <w:bookmarkEnd w:id="67"/>
     <w:bookmarkEnd w:id="68"/>
     <w:bookmarkEnd w:id="69"/>
-    <w:bookmarkStart w:id="81" w:name="gruppen-und-organe-groups"/>
+    <w:bookmarkEnd w:id="70"/>
+    <w:bookmarkStart w:id="82" w:name="gruppen-und-organe-groups"/>
     <w:p>
       <w:pPr>
         <w:pStyle w:val="Heading1"/>
@@ -11734,7 +12177,7 @@
         <w:t xml:space="preserve">Gruppen und Organe (Groups)</w:t>
       </w:r>
     </w:p>
-    <w:bookmarkStart w:id="70" w:name="einführung-und-zielsetzung-1"/>
+    <w:bookmarkStart w:id="71" w:name="einführung-und-zielsetzung-1"/>
     <w:p>
       <w:pPr>
         <w:pStyle w:val="Heading2"/>
@@ -11761,100 +12204,6 @@
           <w:b/>
         </w:rPr>
         <w:t xml:space="preserve">Kernziele:</w:t>
-      </w:r>
-    </w:p>
-    <w:p>
-      <w:pPr>
-        <w:numPr>
-          <w:ilvl w:val="0"/>
-          <w:numId w:val="1005"/>
-        </w:numPr>
-        <w:pStyle w:val="Compact"/>
-      </w:pPr>
-      <w:r>
-        <w:rPr>
-          <w:bCs/>
-          <w:b/>
-        </w:rPr>
-        <w:t xml:space="preserve">Strukturierung</w:t>
-      </w:r>
-      <w:r>
-        <w:t xml:space="preserve">: Einheitliche Erfassung aller politischen Akteure (Legislative, Exekutive, Judikative, Zivilgesellschaft)</w:t>
-      </w:r>
-    </w:p>
-    <w:p>
-      <w:pPr>
-        <w:numPr>
-          <w:ilvl w:val="0"/>
-          <w:numId w:val="1005"/>
-        </w:numPr>
-        <w:pStyle w:val="Compact"/>
-      </w:pPr>
-      <w:r>
-        <w:rPr>
-          <w:bCs/>
-          <w:b/>
-        </w:rPr>
-        <w:t xml:space="preserve">Hierarchien</w:t>
-      </w:r>
-      <w:r>
-        <w:t xml:space="preserve">: Abbildung von Organisationsstrukturen (Parteien, Kommissionen, Departemente)</w:t>
-      </w:r>
-    </w:p>
-    <w:p>
-      <w:pPr>
-        <w:numPr>
-          <w:ilvl w:val="0"/>
-          <w:numId w:val="1005"/>
-        </w:numPr>
-        <w:pStyle w:val="Compact"/>
-      </w:pPr>
-      <w:r>
-        <w:rPr>
-          <w:bCs/>
-          <w:b/>
-        </w:rPr>
-        <w:t xml:space="preserve">Föderalismus</w:t>
-      </w:r>
-      <w:r>
-        <w:t xml:space="preserve">: Unterstützung aller föderalen Ebenen (Bund, Kantone, Gemeinden)</w:t>
-      </w:r>
-    </w:p>
-    <w:p>
-      <w:pPr>
-        <w:numPr>
-          <w:ilvl w:val="0"/>
-          <w:numId w:val="1005"/>
-        </w:numPr>
-        <w:pStyle w:val="Compact"/>
-      </w:pPr>
-      <w:r>
-        <w:rPr>
-          <w:bCs/>
-          <w:b/>
-        </w:rPr>
-        <w:t xml:space="preserve">Mehrsprachigkeit</w:t>
-      </w:r>
-      <w:r>
-        <w:t xml:space="preserve">: Multilinguale Namen und Abkürzungen</w:t>
-      </w:r>
-    </w:p>
-    <w:bookmarkEnd w:id="70"/>
-    <w:bookmarkStart w:id="71" w:name="anwendungszwecke"/>
-    <w:p>
-      <w:pPr>
-        <w:pStyle w:val="Heading2"/>
-      </w:pPr>
-      <w:r>
-        <w:t xml:space="preserve">Anwendungszwecke</w:t>
-      </w:r>
-    </w:p>
-    <w:p>
-      <w:pPr>
-        <w:pStyle w:val="FirstParagraph"/>
-      </w:pPr>
-      <w:r>
-        <w:t xml:space="preserve">Das Schema unterstützt verschiedene Einsatzszenarien:</w:t>
       </w:r>
     </w:p>
     <w:p>
@@ -11870,10 +12219,10 @@
           <w:bCs/>
           <w:b/>
         </w:rPr>
-        <w:t xml:space="preserve">Organisation innerhalb eines Parlamentssystems</w:t>
-      </w:r>
-      <w:r>
-        <w:t xml:space="preserve">: Parlamente, Kommissionen, Fraktionen</w:t>
+        <w:t xml:space="preserve">Strukturierung</w:t>
+      </w:r>
+      <w:r>
+        <w:t xml:space="preserve">: Einheitliche Erfassung aller politischen Akteure (Legislative, Exekutive, Judikative, Zivilgesellschaft)</w:t>
       </w:r>
     </w:p>
     <w:p>
@@ -11889,10 +12238,10 @@
           <w:bCs/>
           <w:b/>
         </w:rPr>
-        <w:t xml:space="preserve">Publikation an die Öffentlichkeit</w:t>
-      </w:r>
-      <w:r>
-        <w:t xml:space="preserve">: Transparente Darstellung politischer Strukturen</w:t>
+        <w:t xml:space="preserve">Hierarchien</w:t>
+      </w:r>
+      <w:r>
+        <w:t xml:space="preserve">: Abbildung von Organisationsstrukturen (Parteien, Kommissionen, Departemente)</w:t>
       </w:r>
     </w:p>
     <w:p>
@@ -11908,10 +12257,10 @@
           <w:bCs/>
           <w:b/>
         </w:rPr>
-        <w:t xml:space="preserve">Systeme mit politischen Personen</w:t>
-      </w:r>
-      <w:r>
-        <w:t xml:space="preserve">: Zuordnung von Personen zu Gruppen (Memberships)</w:t>
+        <w:t xml:space="preserve">Föderalismus</w:t>
+      </w:r>
+      <w:r>
+        <w:t xml:space="preserve">: Unterstützung aller föderalen Ebenen (Bund, Kantone, Gemeinden)</w:t>
       </w:r>
     </w:p>
     <w:p>
@@ -11927,17 +12276,35 @@
           <w:bCs/>
           <w:b/>
         </w:rPr>
-        <w:t xml:space="preserve">Analysen</w:t>
-      </w:r>
-      <w:r>
-        <w:t xml:space="preserve">: Untersuchungen von Gruppenzusammensetzungen und Netzwerken</w:t>
+        <w:t xml:space="preserve">Mehrsprachigkeit</w:t>
+      </w:r>
+      <w:r>
+        <w:t xml:space="preserve">: Multilinguale Namen und Abkürzungen</w:t>
+      </w:r>
+    </w:p>
+    <w:bookmarkEnd w:id="71"/>
+    <w:bookmarkStart w:id="72" w:name="anwendungszwecke"/>
+    <w:p>
+      <w:pPr>
+        <w:pStyle w:val="Heading2"/>
+      </w:pPr>
+      <w:r>
+        <w:t xml:space="preserve">Anwendungszwecke</w:t>
       </w:r>
     </w:p>
     <w:p>
       <w:pPr>
+        <w:pStyle w:val="FirstParagraph"/>
+      </w:pPr>
+      <w:r>
+        <w:t xml:space="preserve">Das Schema unterstützt verschiedene Einsatzszenarien:</w:t>
+      </w:r>
+    </w:p>
+    <w:p>
+      <w:pPr>
         <w:numPr>
           <w:ilvl w:val="0"/>
-          <w:numId w:val="1006"/>
+          <w:numId w:val="1007"/>
         </w:numPr>
         <w:pStyle w:val="Compact"/>
       </w:pPr>
@@ -11946,24 +12313,100 @@
           <w:bCs/>
           <w:b/>
         </w:rPr>
-        <w:t xml:space="preserve">Parteilisten</w:t>
-      </w:r>
-      <w:r>
-        <w:t xml:space="preserve">: Verwaltung von Wahllisten (z.B. UNIBE Parteilisten-Datenbank)</w:t>
-      </w:r>
-    </w:p>
-    <w:bookmarkEnd w:id="71"/>
-    <w:bookmarkStart w:id="74" w:name="class-group"/>
-    <w:p>
-      <w:pPr>
-        <w:pStyle w:val="Heading2"/>
-      </w:pPr>
-      <w:r>
-        <w:t xml:space="preserve">Class: Group</w:t>
+        <w:t xml:space="preserve">Organisation innerhalb eines Parlamentssystems</w:t>
+      </w:r>
+      <w:r>
+        <w:t xml:space="preserve">: Parlamente, Kommissionen, Fraktionen</w:t>
       </w:r>
     </w:p>
     <w:p>
       <w:pPr>
+        <w:numPr>
+          <w:ilvl w:val="0"/>
+          <w:numId w:val="1007"/>
+        </w:numPr>
+        <w:pStyle w:val="Compact"/>
+      </w:pPr>
+      <w:r>
+        <w:rPr>
+          <w:bCs/>
+          <w:b/>
+        </w:rPr>
+        <w:t xml:space="preserve">Publikation an die Öffentlichkeit</w:t>
+      </w:r>
+      <w:r>
+        <w:t xml:space="preserve">: Transparente Darstellung politischer Strukturen</w:t>
+      </w:r>
+    </w:p>
+    <w:p>
+      <w:pPr>
+        <w:numPr>
+          <w:ilvl w:val="0"/>
+          <w:numId w:val="1007"/>
+        </w:numPr>
+        <w:pStyle w:val="Compact"/>
+      </w:pPr>
+      <w:r>
+        <w:rPr>
+          <w:bCs/>
+          <w:b/>
+        </w:rPr>
+        <w:t xml:space="preserve">Systeme mit politischen Personen</w:t>
+      </w:r>
+      <w:r>
+        <w:t xml:space="preserve">: Zuordnung von Personen zu Gruppen (Memberships)</w:t>
+      </w:r>
+    </w:p>
+    <w:p>
+      <w:pPr>
+        <w:numPr>
+          <w:ilvl w:val="0"/>
+          <w:numId w:val="1007"/>
+        </w:numPr>
+        <w:pStyle w:val="Compact"/>
+      </w:pPr>
+      <w:r>
+        <w:rPr>
+          <w:bCs/>
+          <w:b/>
+        </w:rPr>
+        <w:t xml:space="preserve">Analysen</w:t>
+      </w:r>
+      <w:r>
+        <w:t xml:space="preserve">: Untersuchungen von Gruppenzusammensetzungen und Netzwerken</w:t>
+      </w:r>
+    </w:p>
+    <w:p>
+      <w:pPr>
+        <w:numPr>
+          <w:ilvl w:val="0"/>
+          <w:numId w:val="1007"/>
+        </w:numPr>
+        <w:pStyle w:val="Compact"/>
+      </w:pPr>
+      <w:r>
+        <w:rPr>
+          <w:bCs/>
+          <w:b/>
+        </w:rPr>
+        <w:t xml:space="preserve">Parteilisten</w:t>
+      </w:r>
+      <w:r>
+        <w:t xml:space="preserve">: Verwaltung von Wahllisten (z.B. UNIBE Parteilisten-Datenbank)</w:t>
+      </w:r>
+    </w:p>
+    <w:bookmarkEnd w:id="72"/>
+    <w:bookmarkStart w:id="75" w:name="class-group"/>
+    <w:p>
+      <w:pPr>
+        <w:pStyle w:val="Heading2"/>
+      </w:pPr>
+      <w:r>
+        <w:t xml:space="preserve">Class: Group</w:t>
+      </w:r>
+    </w:p>
+    <w:p>
+      <w:pPr>
         <w:pStyle w:val="FirstParagraph"/>
       </w:pPr>
       <w:r>
@@ -11982,7 +12425,7 @@
         <w:t xml:space="preserve">__</w:t>
       </w:r>
     </w:p>
-    <w:bookmarkStart w:id="72" w:name="attribute-8"/>
+    <w:bookmarkStart w:id="73" w:name="attribute-8"/>
     <w:p>
       <w:pPr>
         <w:pStyle w:val="Heading3"/>
@@ -13334,8 +13777,8 @@
         </w:tc>
       </w:tr>
     </w:tbl>
-    <w:bookmarkEnd w:id="72"/>
-    <w:bookmarkStart w:id="73" w:name="usages-8"/>
+    <w:bookmarkEnd w:id="73"/>
+    <w:bookmarkStart w:id="74" w:name="usages-8"/>
     <w:p>
       <w:pPr>
         <w:pStyle w:val="Heading3"/>
@@ -13476,9 +13919,9 @@
         </w:tc>
       </w:tr>
     </w:tbl>
-    <w:bookmarkEnd w:id="73"/>
     <w:bookmarkEnd w:id="74"/>
-    <w:bookmarkStart w:id="77" w:name="class-grouptype"/>
+    <w:bookmarkEnd w:id="75"/>
+    <w:bookmarkStart w:id="78" w:name="class-grouptype"/>
     <w:p>
       <w:pPr>
         <w:pStyle w:val="Heading2"/>
@@ -13507,7 +13950,7 @@
         <w:t xml:space="preserve">__</w:t>
       </w:r>
     </w:p>
-    <w:bookmarkStart w:id="75" w:name="attribute-9"/>
+    <w:bookmarkStart w:id="76" w:name="attribute-9"/>
     <w:p>
       <w:pPr>
         <w:pStyle w:val="Heading3"/>
@@ -13674,8 +14117,8 @@
         </w:tc>
       </w:tr>
     </w:tbl>
-    <w:bookmarkEnd w:id="75"/>
-    <w:bookmarkStart w:id="76" w:name="usages-9"/>
+    <w:bookmarkEnd w:id="76"/>
+    <w:bookmarkStart w:id="77" w:name="usages-9"/>
     <w:p>
       <w:pPr>
         <w:pStyle w:val="Heading3"/>
@@ -13881,9 +14324,9 @@
         </w:tc>
       </w:tr>
     </w:tbl>
-    <w:bookmarkEnd w:id="76"/>
     <w:bookmarkEnd w:id="77"/>
-    <w:bookmarkStart w:id="80" w:name="enum-grouptypeenum"/>
+    <w:bookmarkEnd w:id="78"/>
+    <w:bookmarkStart w:id="81" w:name="enum-grouptypeenum"/>
     <w:p>
       <w:pPr>
         <w:pStyle w:val="Heading2"/>
@@ -13922,7 +14365,7 @@
       <w:r>
         <w:t xml:space="preserve"> </w:t>
       </w:r>
-      <w:hyperlink r:id="rId78">
+      <w:hyperlink r:id="rId79">
         <w:r>
           <w:rPr>
             <w:rStyle w:val="Hyperlink"/>
@@ -13931,7 +14374,7 @@
         </w:r>
       </w:hyperlink>
     </w:p>
-    <w:bookmarkStart w:id="79" w:name="permissible-values-2"/>
+    <w:bookmarkStart w:id="80" w:name="permissible-values-2"/>
     <w:p>
       <w:pPr>
         <w:pStyle w:val="Heading3"/>
@@ -14792,10 +15235,10 @@
         </w:tc>
       </w:tr>
     </w:tbl>
-    <w:bookmarkEnd w:id="79"/>
     <w:bookmarkEnd w:id="80"/>
     <w:bookmarkEnd w:id="81"/>
-    <w:bookmarkStart w:id="87" w:name="mitgliedschaften-memberships"/>
+    <w:bookmarkEnd w:id="82"/>
+    <w:bookmarkStart w:id="88" w:name="mitgliedschaften-memberships"/>
     <w:p>
       <w:pPr>
         <w:pStyle w:val="Heading1"/>
@@ -14804,7 +15247,7 @@
         <w:t xml:space="preserve">Mitgliedschaften (Memberships)</w:t>
       </w:r>
     </w:p>
-    <w:bookmarkStart w:id="82" w:name="einführung-und-zielsetzung-2"/>
+    <w:bookmarkStart w:id="83" w:name="einführung-und-zielsetzung-2"/>
     <w:p>
       <w:pPr>
         <w:pStyle w:val="Heading2"/>
@@ -14831,119 +15274,6 @@
           <w:b/>
         </w:rPr>
         <w:t xml:space="preserve">Kernziele:</w:t>
-      </w:r>
-    </w:p>
-    <w:p>
-      <w:pPr>
-        <w:numPr>
-          <w:ilvl w:val="0"/>
-          <w:numId w:val="1007"/>
-        </w:numPr>
-        <w:pStyle w:val="Compact"/>
-      </w:pPr>
-      <w:r>
-        <w:rPr>
-          <w:bCs/>
-          <w:b/>
-        </w:rPr>
-        <w:t xml:space="preserve">Verknüpfung</w:t>
-      </w:r>
-      <w:r>
-        <w:t xml:space="preserve">: Strukturierte Verbindung zwischen Person und Group</w:t>
-      </w:r>
-    </w:p>
-    <w:p>
-      <w:pPr>
-        <w:numPr>
-          <w:ilvl w:val="0"/>
-          <w:numId w:val="1007"/>
-        </w:numPr>
-        <w:pStyle w:val="Compact"/>
-      </w:pPr>
-      <w:r>
-        <w:rPr>
-          <w:bCs/>
-          <w:b/>
-        </w:rPr>
-        <w:t xml:space="preserve">Rollen</w:t>
-      </w:r>
-      <w:r>
-        <w:t xml:space="preserve">: Erfassung der Funktion innerhalb der Gruppe</w:t>
-      </w:r>
-    </w:p>
-    <w:p>
-      <w:pPr>
-        <w:numPr>
-          <w:ilvl w:val="0"/>
-          <w:numId w:val="1007"/>
-        </w:numPr>
-        <w:pStyle w:val="Compact"/>
-      </w:pPr>
-      <w:r>
-        <w:rPr>
-          <w:bCs/>
-          <w:b/>
-        </w:rPr>
-        <w:t xml:space="preserve">Zeitliche Dimension</w:t>
-      </w:r>
-      <w:r>
-        <w:t xml:space="preserve">: Dokumentation von Beginn und Ende der Mitgliedschaft</w:t>
-      </w:r>
-    </w:p>
-    <w:p>
-      <w:pPr>
-        <w:numPr>
-          <w:ilvl w:val="0"/>
-          <w:numId w:val="1007"/>
-        </w:numPr>
-        <w:pStyle w:val="Compact"/>
-      </w:pPr>
-      <w:r>
-        <w:rPr>
-          <w:bCs/>
-          <w:b/>
-        </w:rPr>
-        <w:t xml:space="preserve">Status</w:t>
-      </w:r>
-      <w:r>
-        <w:t xml:space="preserve">: Unterscheidung zwischen aktiven und inaktiven Mitgliedschaften</w:t>
-      </w:r>
-    </w:p>
-    <w:p>
-      <w:pPr>
-        <w:numPr>
-          <w:ilvl w:val="0"/>
-          <w:numId w:val="1007"/>
-        </w:numPr>
-        <w:pStyle w:val="Compact"/>
-      </w:pPr>
-      <w:r>
-        <w:rPr>
-          <w:bCs/>
-          <w:b/>
-        </w:rPr>
-        <w:t xml:space="preserve">Stimmberechtigung</w:t>
-      </w:r>
-      <w:r>
-        <w:t xml:space="preserve">: Erfassung der Stimmberechtigung (relevant für Parlamente)</w:t>
-      </w:r>
-    </w:p>
-    <w:bookmarkEnd w:id="82"/>
-    <w:bookmarkStart w:id="83" w:name="anwendungsszenarien"/>
-    <w:p>
-      <w:pPr>
-        <w:pStyle w:val="Heading2"/>
-      </w:pPr>
-      <w:r>
-        <w:t xml:space="preserve">Anwendungsszenarien</w:t>
-      </w:r>
-    </w:p>
-    <w:p>
-      <w:pPr>
-        <w:pStyle w:val="FirstParagraph"/>
-      </w:pPr>
-      <w:r>
-        <w:t xml:space="preserve">Memberships werden für verschiedene Zuordnungen verwendet:</w:t>
       </w:r>
     </w:p>
     <w:p>
@@ -14959,10 +15289,10 @@
           <w:bCs/>
           <w:b/>
         </w:rPr>
-        <w:t xml:space="preserve">Parteimitgliedschaften</w:t>
-      </w:r>
-      <w:r>
-        <w:t xml:space="preserve">: Zugehörigkeit zu politischen Parteien</w:t>
+        <w:t xml:space="preserve">Verknüpfung</w:t>
+      </w:r>
+      <w:r>
+        <w:t xml:space="preserve">: Strukturierte Verbindung zwischen Person und Group</w:t>
       </w:r>
     </w:p>
     <w:p>
@@ -14978,10 +15308,10 @@
           <w:bCs/>
           <w:b/>
         </w:rPr>
-        <w:t xml:space="preserve">Fraktionsmitgliedschaften</w:t>
-      </w:r>
-      <w:r>
-        <w:t xml:space="preserve">: Zuordnung zu parlamentarischen Fraktionen</w:t>
+        <w:t xml:space="preserve">Rollen</w:t>
+      </w:r>
+      <w:r>
+        <w:t xml:space="preserve">: Erfassung der Funktion innerhalb der Gruppe</w:t>
       </w:r>
     </w:p>
     <w:p>
@@ -14997,10 +15327,10 @@
           <w:bCs/>
           <w:b/>
         </w:rPr>
-        <w:t xml:space="preserve">Kommissionsmitgliedschaften</w:t>
-      </w:r>
-      <w:r>
-        <w:t xml:space="preserve">: Mitarbeit in parlamentarischen Kommissionen</w:t>
+        <w:t xml:space="preserve">Zeitliche Dimension</w:t>
+      </w:r>
+      <w:r>
+        <w:t xml:space="preserve">: Dokumentation von Beginn und Ende der Mitgliedschaft</w:t>
       </w:r>
     </w:p>
     <w:p>
@@ -15016,10 +15346,10 @@
           <w:bCs/>
           <w:b/>
         </w:rPr>
-        <w:t xml:space="preserve">Parlamentsmitgliedschaften</w:t>
-      </w:r>
-      <w:r>
-        <w:t xml:space="preserve">: Mandate in Parlamenten (Bund, Kantone, Gemeinden)</w:t>
+        <w:t xml:space="preserve">Status</w:t>
+      </w:r>
+      <w:r>
+        <w:t xml:space="preserve">: Unterscheidung zwischen aktiven und inaktiven Mitgliedschaften</w:t>
       </w:r>
     </w:p>
     <w:p>
@@ -15035,17 +15365,35 @@
           <w:bCs/>
           <w:b/>
         </w:rPr>
-        <w:t xml:space="preserve">Regierungsmitgliedschaften</w:t>
-      </w:r>
-      <w:r>
-        <w:t xml:space="preserve">: Mitgliedschaft in Exekutivorganen</w:t>
+        <w:t xml:space="preserve">Stimmberechtigung</w:t>
+      </w:r>
+      <w:r>
+        <w:t xml:space="preserve">: Erfassung der Stimmberechtigung (relevant für Parlamente)</w:t>
+      </w:r>
+    </w:p>
+    <w:bookmarkEnd w:id="83"/>
+    <w:bookmarkStart w:id="84" w:name="anwendungsszenarien"/>
+    <w:p>
+      <w:pPr>
+        <w:pStyle w:val="Heading2"/>
+      </w:pPr>
+      <w:r>
+        <w:t xml:space="preserve">Anwendungsszenarien</w:t>
       </w:r>
     </w:p>
     <w:p>
       <w:pPr>
+        <w:pStyle w:val="FirstParagraph"/>
+      </w:pPr>
+      <w:r>
+        <w:t xml:space="preserve">Memberships werden für verschiedene Zuordnungen verwendet:</w:t>
+      </w:r>
+    </w:p>
+    <w:p>
+      <w:pPr>
         <w:numPr>
           <w:ilvl w:val="0"/>
-          <w:numId w:val="1008"/>
+          <w:numId w:val="1009"/>
         </w:numPr>
         <w:pStyle w:val="Compact"/>
       </w:pPr>
@@ -15054,17 +15402,17 @@
           <w:bCs/>
           <w:b/>
         </w:rPr>
-        <w:t xml:space="preserve">Delegationen</w:t>
-      </w:r>
-      <w:r>
-        <w:t xml:space="preserve">: Teilnahme an Delegationen</w:t>
+        <w:t xml:space="preserve">Parteimitgliedschaften</w:t>
+      </w:r>
+      <w:r>
+        <w:t xml:space="preserve">: Zugehörigkeit zu politischen Parteien</w:t>
       </w:r>
     </w:p>
     <w:p>
       <w:pPr>
         <w:numPr>
           <w:ilvl w:val="0"/>
-          <w:numId w:val="1008"/>
+          <w:numId w:val="1009"/>
         </w:numPr>
         <w:pStyle w:val="Compact"/>
       </w:pPr>
@@ -15073,24 +15421,119 @@
           <w:bCs/>
           <w:b/>
         </w:rPr>
-        <w:t xml:space="preserve">Gremien</w:t>
-      </w:r>
-      <w:r>
-        <w:t xml:space="preserve">: Mitwirkung in Gremien und Arbeitsgruppen</w:t>
-      </w:r>
-    </w:p>
-    <w:bookmarkEnd w:id="83"/>
-    <w:bookmarkStart w:id="86" w:name="class-membership"/>
-    <w:p>
-      <w:pPr>
-        <w:pStyle w:val="Heading2"/>
-      </w:pPr>
-      <w:r>
-        <w:t xml:space="preserve">Class: Membership</w:t>
+        <w:t xml:space="preserve">Fraktionsmitgliedschaften</w:t>
+      </w:r>
+      <w:r>
+        <w:t xml:space="preserve">: Zuordnung zu parlamentarischen Fraktionen</w:t>
       </w:r>
     </w:p>
     <w:p>
       <w:pPr>
+        <w:numPr>
+          <w:ilvl w:val="0"/>
+          <w:numId w:val="1009"/>
+        </w:numPr>
+        <w:pStyle w:val="Compact"/>
+      </w:pPr>
+      <w:r>
+        <w:rPr>
+          <w:bCs/>
+          <w:b/>
+        </w:rPr>
+        <w:t xml:space="preserve">Kommissionsmitgliedschaften</w:t>
+      </w:r>
+      <w:r>
+        <w:t xml:space="preserve">: Mitarbeit in parlamentarischen Kommissionen</w:t>
+      </w:r>
+    </w:p>
+    <w:p>
+      <w:pPr>
+        <w:numPr>
+          <w:ilvl w:val="0"/>
+          <w:numId w:val="1009"/>
+        </w:numPr>
+        <w:pStyle w:val="Compact"/>
+      </w:pPr>
+      <w:r>
+        <w:rPr>
+          <w:bCs/>
+          <w:b/>
+        </w:rPr>
+        <w:t xml:space="preserve">Parlamentsmitgliedschaften</w:t>
+      </w:r>
+      <w:r>
+        <w:t xml:space="preserve">: Mandate in Parlamenten (Bund, Kantone, Gemeinden)</w:t>
+      </w:r>
+    </w:p>
+    <w:p>
+      <w:pPr>
+        <w:numPr>
+          <w:ilvl w:val="0"/>
+          <w:numId w:val="1009"/>
+        </w:numPr>
+        <w:pStyle w:val="Compact"/>
+      </w:pPr>
+      <w:r>
+        <w:rPr>
+          <w:bCs/>
+          <w:b/>
+        </w:rPr>
+        <w:t xml:space="preserve">Regierungsmitgliedschaften</w:t>
+      </w:r>
+      <w:r>
+        <w:t xml:space="preserve">: Mitgliedschaft in Exekutivorganen</w:t>
+      </w:r>
+    </w:p>
+    <w:p>
+      <w:pPr>
+        <w:numPr>
+          <w:ilvl w:val="0"/>
+          <w:numId w:val="1009"/>
+        </w:numPr>
+        <w:pStyle w:val="Compact"/>
+      </w:pPr>
+      <w:r>
+        <w:rPr>
+          <w:bCs/>
+          <w:b/>
+        </w:rPr>
+        <w:t xml:space="preserve">Delegationen</w:t>
+      </w:r>
+      <w:r>
+        <w:t xml:space="preserve">: Teilnahme an Delegationen</w:t>
+      </w:r>
+    </w:p>
+    <w:p>
+      <w:pPr>
+        <w:numPr>
+          <w:ilvl w:val="0"/>
+          <w:numId w:val="1009"/>
+        </w:numPr>
+        <w:pStyle w:val="Compact"/>
+      </w:pPr>
+      <w:r>
+        <w:rPr>
+          <w:bCs/>
+          <w:b/>
+        </w:rPr>
+        <w:t xml:space="preserve">Gremien</w:t>
+      </w:r>
+      <w:r>
+        <w:t xml:space="preserve">: Mitwirkung in Gremien und Arbeitsgruppen</w:t>
+      </w:r>
+    </w:p>
+    <w:bookmarkEnd w:id="84"/>
+    <w:bookmarkStart w:id="87" w:name="class-membership"/>
+    <w:p>
+      <w:pPr>
+        <w:pStyle w:val="Heading2"/>
+      </w:pPr>
+      <w:r>
+        <w:t xml:space="preserve">Class: Membership</w:t>
+      </w:r>
+    </w:p>
+    <w:p>
+      <w:pPr>
         <w:pStyle w:val="FirstParagraph"/>
       </w:pPr>
       <w:r>
@@ -15109,7 +15552,7 @@
         <w:t xml:space="preserve">__</w:t>
       </w:r>
     </w:p>
-    <w:bookmarkStart w:id="84" w:name="attribute-10"/>
+    <w:bookmarkStart w:id="85" w:name="attribute-10"/>
     <w:p>
       <w:pPr>
         <w:pStyle w:val="Heading3"/>
@@ -16074,8 +16517,8 @@
         </w:tc>
       </w:tr>
     </w:tbl>
-    <w:bookmarkEnd w:id="84"/>
-    <w:bookmarkStart w:id="85" w:name="usages-10"/>
+    <w:bookmarkEnd w:id="85"/>
+    <w:bookmarkStart w:id="86" w:name="usages-10"/>
     <w:p>
       <w:pPr>
         <w:pStyle w:val="Heading3"/>
@@ -16216,10 +16659,10 @@
         </w:tc>
       </w:tr>
     </w:tbl>
-    <w:bookmarkEnd w:id="85"/>
     <w:bookmarkEnd w:id="86"/>
     <w:bookmarkEnd w:id="87"/>
-    <w:bookmarkStart w:id="111" w:name="interessenbindungen-interest-links"/>
+    <w:bookmarkEnd w:id="88"/>
+    <w:bookmarkStart w:id="112" w:name="interessenbindungen-interest-links"/>
     <w:p>
       <w:pPr>
         <w:pStyle w:val="Heading1"/>
@@ -16228,7 +16671,7 @@
         <w:t xml:space="preserve">Interessenbindungen (Interest Links)</w:t>
       </w:r>
     </w:p>
-    <w:bookmarkStart w:id="89" w:name="einführung-und-zielsetzung-3"/>
+    <w:bookmarkStart w:id="90" w:name="einführung-und-zielsetzung-3"/>
     <w:p>
       <w:pPr>
         <w:pStyle w:val="Heading2"/>
@@ -16247,7 +16690,7 @@
       <w:r>
         <w:t xml:space="preserve"> </w:t>
       </w:r>
-      <w:hyperlink r:id="rId88">
+      <w:hyperlink r:id="rId89">
         <w:r>
           <w:rPr>
             <w:rStyle w:val="Hyperlink"/>
@@ -16275,7 +16718,7 @@
       <w:pPr>
         <w:numPr>
           <w:ilvl w:val="0"/>
-          <w:numId w:val="1009"/>
+          <w:numId w:val="1010"/>
         </w:numPr>
         <w:pStyle w:val="Compact"/>
       </w:pPr>
@@ -16294,7 +16737,7 @@
       <w:pPr>
         <w:numPr>
           <w:ilvl w:val="0"/>
-          <w:numId w:val="1009"/>
+          <w:numId w:val="1010"/>
         </w:numPr>
         <w:pStyle w:val="Compact"/>
       </w:pPr>
@@ -16313,7 +16756,7 @@
       <w:pPr>
         <w:numPr>
           <w:ilvl w:val="0"/>
-          <w:numId w:val="1009"/>
+          <w:numId w:val="1010"/>
         </w:numPr>
         <w:pStyle w:val="Compact"/>
       </w:pPr>
@@ -16332,7 +16775,7 @@
       <w:pPr>
         <w:numPr>
           <w:ilvl w:val="0"/>
-          <w:numId w:val="1009"/>
+          <w:numId w:val="1010"/>
         </w:numPr>
         <w:pStyle w:val="Compact"/>
       </w:pPr>
@@ -16347,8 +16790,8 @@
         <w:t xml:space="preserve">: Dokumentation von Start und Ende der Bindung</w:t>
       </w:r>
     </w:p>
-    <w:bookmarkEnd w:id="89"/>
-    <w:bookmarkStart w:id="104" w:name="class-interestlink"/>
+    <w:bookmarkEnd w:id="90"/>
+    <w:bookmarkStart w:id="105" w:name="class-interestlink"/>
     <w:p>
       <w:pPr>
         <w:pStyle w:val="Heading2"/>
@@ -16377,7 +16820,7 @@
         <w:t xml:space="preserve">__</w:t>
       </w:r>
     </w:p>
-    <w:bookmarkStart w:id="90" w:name="attribute-11"/>
+    <w:bookmarkStart w:id="91" w:name="attribute-11"/>
     <w:p>
       <w:pPr>
         <w:pStyle w:val="Heading3"/>
@@ -17598,8 +18041,8 @@
         </w:tc>
       </w:tr>
     </w:tbl>
-    <w:bookmarkEnd w:id="90"/>
-    <w:bookmarkStart w:id="91" w:name="usages-11"/>
+    <w:bookmarkEnd w:id="91"/>
+    <w:bookmarkStart w:id="92" w:name="usages-11"/>
     <w:p>
       <w:pPr>
         <w:pStyle w:val="Heading3"/>
@@ -17805,8 +18248,8 @@
         </w:tc>
       </w:tr>
     </w:tbl>
-    <w:bookmarkEnd w:id="91"/>
-    <w:bookmarkStart w:id="103" w:name="examples-3"/>
+    <w:bookmarkEnd w:id="92"/>
+    <w:bookmarkStart w:id="104" w:name="examples-3"/>
     <w:p>
       <w:pPr>
         <w:pStyle w:val="Heading3"/>
@@ -17815,7 +18258,7 @@
         <w:t xml:space="preserve">Examples</w:t>
       </w:r>
     </w:p>
-    <w:bookmarkStart w:id="92" w:name="X0845bcf2a073d7a8ccfb4c034304d565538985a"/>
+    <w:bookmarkStart w:id="93" w:name="X0845bcf2a073d7a8ccfb4c034304d565538985a"/>
     <w:p>
       <w:pPr>
         <w:pStyle w:val="Heading4"/>
@@ -18081,8 +18524,8 @@
         <w:t xml:space="preserve">true</w:t>
       </w:r>
     </w:p>
-    <w:bookmarkEnd w:id="92"/>
-    <w:bookmarkStart w:id="93" w:name="X5f7b77374213da9d26faf724a6a780fad8e679d"/>
+    <w:bookmarkEnd w:id="93"/>
+    <w:bookmarkStart w:id="94" w:name="X5f7b77374213da9d26faf724a6a780fad8e679d"/>
     <w:p>
       <w:pPr>
         <w:pStyle w:val="Heading4"/>
@@ -18348,8 +18791,8 @@
         <w:t xml:space="preserve">false</w:t>
       </w:r>
     </w:p>
-    <w:bookmarkEnd w:id="93"/>
-    <w:bookmarkStart w:id="94" w:name="Xa40f2fb9d29f8ea37e0f78fc21991870728b003"/>
+    <w:bookmarkEnd w:id="94"/>
+    <w:bookmarkStart w:id="95" w:name="Xa40f2fb9d29f8ea37e0f78fc21991870728b003"/>
     <w:p>
       <w:pPr>
         <w:pStyle w:val="Heading4"/>
@@ -18609,8 +19052,8 @@
         <w:t xml:space="preserve">false</w:t>
       </w:r>
     </w:p>
-    <w:bookmarkEnd w:id="94"/>
-    <w:bookmarkStart w:id="95" w:name="X39e75180c6c6f9734709a21e630d94d5297fa76"/>
+    <w:bookmarkEnd w:id="95"/>
+    <w:bookmarkStart w:id="96" w:name="X39e75180c6c6f9734709a21e630d94d5297fa76"/>
     <w:p>
       <w:pPr>
         <w:pStyle w:val="Heading4"/>
@@ -18870,8 +19313,8 @@
         <w:t xml:space="preserve">false</w:t>
       </w:r>
     </w:p>
-    <w:bookmarkEnd w:id="95"/>
-    <w:bookmarkStart w:id="96" w:name="Xd76396af613a0ff7158ed59e2240f0adc6f7ee2"/>
+    <w:bookmarkEnd w:id="96"/>
+    <w:bookmarkStart w:id="97" w:name="Xd76396af613a0ff7158ed59e2240f0adc6f7ee2"/>
     <w:p>
       <w:pPr>
         <w:pStyle w:val="Heading4"/>
@@ -19137,8 +19580,8 @@
         <w:t xml:space="preserve">true</w:t>
       </w:r>
     </w:p>
-    <w:bookmarkEnd w:id="96"/>
-    <w:bookmarkStart w:id="97" w:name="X7d29cc7ff52120bdd45011480f3e6dc610515f2"/>
+    <w:bookmarkEnd w:id="97"/>
+    <w:bookmarkStart w:id="98" w:name="X7d29cc7ff52120bdd45011480f3e6dc610515f2"/>
     <w:p>
       <w:pPr>
         <w:pStyle w:val="Heading4"/>
@@ -19404,8 +19847,8 @@
         <w:t xml:space="preserve">true</w:t>
       </w:r>
     </w:p>
-    <w:bookmarkEnd w:id="97"/>
-    <w:bookmarkStart w:id="98" w:name="Xded36388b4a9b51fcb584ff8dfc8b0a0bff45fd"/>
+    <w:bookmarkEnd w:id="98"/>
+    <w:bookmarkStart w:id="99" w:name="Xded36388b4a9b51fcb584ff8dfc8b0a0bff45fd"/>
     <w:p>
       <w:pPr>
         <w:pStyle w:val="Heading4"/>
@@ -19671,8 +20114,8 @@
         <w:t xml:space="preserve">true</w:t>
       </w:r>
     </w:p>
-    <w:bookmarkEnd w:id="98"/>
-    <w:bookmarkStart w:id="99" w:name="X67a57fa17931c1870747e25cf16d5ce99900d38"/>
+    <w:bookmarkEnd w:id="99"/>
+    <w:bookmarkStart w:id="100" w:name="X67a57fa17931c1870747e25cf16d5ce99900d38"/>
     <w:p>
       <w:pPr>
         <w:pStyle w:val="Heading4"/>
@@ -19932,8 +20375,8 @@
         <w:t xml:space="preserve">true</w:t>
       </w:r>
     </w:p>
-    <w:bookmarkEnd w:id="99"/>
-    <w:bookmarkStart w:id="100" w:name="Xc0dc9173d5ec4cfe64b497c9e47d80eb9698f95"/>
+    <w:bookmarkEnd w:id="100"/>
+    <w:bookmarkStart w:id="101" w:name="Xc0dc9173d5ec4cfe64b497c9e47d80eb9698f95"/>
     <w:p>
       <w:pPr>
         <w:pStyle w:val="Heading4"/>
@@ -20199,8 +20642,8 @@
         <w:t xml:space="preserve">true</w:t>
       </w:r>
     </w:p>
-    <w:bookmarkEnd w:id="100"/>
-    <w:bookmarkStart w:id="101" w:name="Xada6c64672c2c5d2dde948a9b1776690af4c26f"/>
+    <w:bookmarkEnd w:id="101"/>
+    <w:bookmarkStart w:id="102" w:name="Xada6c64672c2c5d2dde948a9b1776690af4c26f"/>
     <w:p>
       <w:pPr>
         <w:pStyle w:val="Heading4"/>
@@ -20460,8 +20903,8 @@
         <w:t xml:space="preserve">true</w:t>
       </w:r>
     </w:p>
-    <w:bookmarkEnd w:id="101"/>
-    <w:bookmarkStart w:id="102" w:name="Xb0713a3079c98b470c31c6d0a87571ecc4271ab"/>
+    <w:bookmarkEnd w:id="102"/>
+    <w:bookmarkStart w:id="103" w:name="Xb0713a3079c98b470c31c6d0a87571ecc4271ab"/>
     <w:p>
       <w:pPr>
         <w:pStyle w:val="Heading4"/>
@@ -20721,10 +21164,10 @@
         <w:t xml:space="preserve">true</w:t>
       </w:r>
     </w:p>
-    <w:bookmarkEnd w:id="102"/>
     <w:bookmarkEnd w:id="103"/>
     <w:bookmarkEnd w:id="104"/>
-    <w:bookmarkStart w:id="107" w:name="enum-interesttypeenum"/>
+    <w:bookmarkEnd w:id="105"/>
+    <w:bookmarkStart w:id="108" w:name="enum-interesttypeenum"/>
     <w:p>
       <w:pPr>
         <w:pStyle w:val="Heading2"/>
@@ -20763,7 +21206,7 @@
       <w:r>
         <w:t xml:space="preserve"> </w:t>
       </w:r>
-      <w:hyperlink r:id="rId105">
+      <w:hyperlink r:id="rId106">
         <w:r>
           <w:rPr>
             <w:rStyle w:val="Hyperlink"/>
@@ -20772,7 +21215,7 @@
         </w:r>
       </w:hyperlink>
     </w:p>
-    <w:bookmarkStart w:id="106" w:name="permissible-values-3"/>
+    <w:bookmarkStart w:id="107" w:name="permissible-values-3"/>
     <w:p>
       <w:pPr>
         <w:pStyle w:val="Heading3"/>
@@ -20949,9 +21392,9 @@
         </w:tc>
       </w:tr>
     </w:tbl>
-    <w:bookmarkEnd w:id="106"/>
     <w:bookmarkEnd w:id="107"/>
-    <w:bookmarkStart w:id="110" w:name="enum-legalformenum"/>
+    <w:bookmarkEnd w:id="108"/>
+    <w:bookmarkStart w:id="111" w:name="enum-legalformenum"/>
     <w:p>
       <w:pPr>
         <w:pStyle w:val="Heading2"/>
@@ -20990,7 +21433,7 @@
       <w:r>
         <w:t xml:space="preserve"> </w:t>
       </w:r>
-      <w:hyperlink r:id="rId108">
+      <w:hyperlink r:id="rId109">
         <w:r>
           <w:rPr>
             <w:rStyle w:val="Hyperlink"/>
@@ -20999,7 +21442,7 @@
         </w:r>
       </w:hyperlink>
     </w:p>
-    <w:bookmarkStart w:id="109" w:name="permissible-values-4"/>
+    <w:bookmarkStart w:id="110" w:name="permissible-values-4"/>
     <w:p>
       <w:pPr>
         <w:pStyle w:val="Heading3"/>
@@ -22506,10 +22949,10 @@
         </w:tc>
       </w:tr>
     </w:tbl>
-    <w:bookmarkEnd w:id="109"/>
     <w:bookmarkEnd w:id="110"/>
     <w:bookmarkEnd w:id="111"/>
-    <w:bookmarkStart w:id="132" w:name="geteilte-elemente"/>
+    <w:bookmarkEnd w:id="112"/>
+    <w:bookmarkStart w:id="133" w:name="geteilte-elemente"/>
     <w:p>
       <w:pPr>
         <w:pStyle w:val="Heading1"/>
@@ -22518,7 +22961,7 @@
         <w:t xml:space="preserve">Geteilte Elemente</w:t>
       </w:r>
     </w:p>
-    <w:bookmarkStart w:id="112" w:name="reference-classes"/>
+    <w:bookmarkStart w:id="113" w:name="reference-classes"/>
     <w:p>
       <w:pPr>
         <w:pStyle w:val="Heading2"/>
@@ -22680,8 +23123,8 @@
         <w:t xml:space="preserve">, da die lokale Referenz unverändert bleibt, auch wenn sich die verknüpfte Entität später ändert</w:t>
       </w:r>
     </w:p>
-    <w:bookmarkEnd w:id="112"/>
-    <w:bookmarkStart w:id="115" w:name="class-personreference"/>
+    <w:bookmarkEnd w:id="113"/>
+    <w:bookmarkStart w:id="116" w:name="class-personreference"/>
     <w:p>
       <w:pPr>
         <w:pStyle w:val="Heading2"/>
@@ -22710,7 +23153,7 @@
         <w:t xml:space="preserve">__</w:t>
       </w:r>
     </w:p>
-    <w:bookmarkStart w:id="113" w:name="attribute-12"/>
+    <w:bookmarkStart w:id="114" w:name="attribute-12"/>
     <w:p>
       <w:pPr>
         <w:pStyle w:val="Heading3"/>
@@ -23200,8 +23643,8 @@
         </w:tc>
       </w:tr>
     </w:tbl>
-    <w:bookmarkEnd w:id="113"/>
-    <w:bookmarkStart w:id="114" w:name="usages-12"/>
+    <w:bookmarkEnd w:id="114"/>
+    <w:bookmarkStart w:id="115" w:name="usages-12"/>
     <w:p>
       <w:pPr>
         <w:pStyle w:val="Heading3"/>
@@ -23407,9 +23850,9 @@
         </w:tc>
       </w:tr>
     </w:tbl>
-    <w:bookmarkEnd w:id="114"/>
     <w:bookmarkEnd w:id="115"/>
-    <w:bookmarkStart w:id="118" w:name="class-groupreference"/>
+    <w:bookmarkEnd w:id="116"/>
+    <w:bookmarkStart w:id="119" w:name="class-groupreference"/>
     <w:p>
       <w:pPr>
         <w:pStyle w:val="Heading2"/>
@@ -23438,7 +23881,7 @@
         <w:t xml:space="preserve">__</w:t>
       </w:r>
     </w:p>
-    <w:bookmarkStart w:id="116" w:name="attribute-13"/>
+    <w:bookmarkStart w:id="117" w:name="attribute-13"/>
     <w:p>
       <w:pPr>
         <w:pStyle w:val="Heading3"/>
@@ -23876,8 +24319,8 @@
         </w:tc>
       </w:tr>
     </w:tbl>
-    <w:bookmarkEnd w:id="116"/>
-    <w:bookmarkStart w:id="117" w:name="usages-13"/>
+    <w:bookmarkEnd w:id="117"/>
+    <w:bookmarkStart w:id="118" w:name="usages-13"/>
     <w:p>
       <w:pPr>
         <w:pStyle w:val="Heading3"/>
@@ -24018,9 +24461,9 @@
         </w:tc>
       </w:tr>
     </w:tbl>
-    <w:bookmarkEnd w:id="117"/>
     <w:bookmarkEnd w:id="118"/>
-    <w:bookmarkStart w:id="119" w:name="mehrfach-benutzte-klassen"/>
+    <w:bookmarkEnd w:id="119"/>
+    <w:bookmarkStart w:id="120" w:name="mehrfach-benutzte-klassen"/>
     <w:p>
       <w:pPr>
         <w:pStyle w:val="Heading2"/>
@@ -24029,8 +24472,8 @@
         <w:t xml:space="preserve">Mehrfach benutzte Klassen</w:t>
       </w:r>
     </w:p>
-    <w:bookmarkEnd w:id="119"/>
-    <w:bookmarkStart w:id="125" w:name="class-address"/>
+    <w:bookmarkEnd w:id="120"/>
+    <w:bookmarkStart w:id="126" w:name="class-address"/>
     <w:p>
       <w:pPr>
         <w:pStyle w:val="Heading2"/>
@@ -24059,7 +24502,7 @@
         <w:t xml:space="preserve">__</w:t>
       </w:r>
     </w:p>
-    <w:bookmarkStart w:id="120" w:name="attribute-14"/>
+    <w:bookmarkStart w:id="121" w:name="attribute-14"/>
     <w:p>
       <w:pPr>
         <w:pStyle w:val="Heading3"/>
@@ -24382,8 +24825,8 @@
         </w:tc>
       </w:tr>
     </w:tbl>
-    <w:bookmarkEnd w:id="120"/>
-    <w:bookmarkStart w:id="121" w:name="usages-14"/>
+    <w:bookmarkEnd w:id="121"/>
+    <w:bookmarkStart w:id="122" w:name="usages-14"/>
     <w:p>
       <w:pPr>
         <w:pStyle w:val="Heading3"/>
@@ -24589,8 +25032,8 @@
         </w:tc>
       </w:tr>
     </w:tbl>
-    <w:bookmarkEnd w:id="121"/>
-    <w:bookmarkStart w:id="124" w:name="examples-4"/>
+    <w:bookmarkEnd w:id="122"/>
+    <w:bookmarkStart w:id="125" w:name="examples-4"/>
     <w:p>
       <w:pPr>
         <w:pStyle w:val="Heading3"/>
@@ -24599,7 +25042,7 @@
         <w:t xml:space="preserve">Examples</w:t>
       </w:r>
     </w:p>
-    <w:bookmarkStart w:id="122" w:name="Xd748080ec29d7e076d5f53e253dd70503397fff"/>
+    <w:bookmarkStart w:id="123" w:name="Xd748080ec29d7e076d5f53e253dd70503397fff"/>
     <w:p>
       <w:pPr>
         <w:pStyle w:val="Heading4"/>
@@ -24727,8 +25170,8 @@
         <w:t xml:space="preserve"> London</w:t>
       </w:r>
     </w:p>
-    <w:bookmarkEnd w:id="122"/>
-    <w:bookmarkStart w:id="123" w:name="X74f12154cf05479416e73aca78ab1633c571f16"/>
+    <w:bookmarkEnd w:id="123"/>
+    <w:bookmarkStart w:id="124" w:name="X74f12154cf05479416e73aca78ab1633c571f16"/>
     <w:p>
       <w:pPr>
         <w:pStyle w:val="Heading4"/>
@@ -24781,10 +25224,10 @@
         <w:t xml:space="preserve"> Basel-Stadt</w:t>
       </w:r>
     </w:p>
-    <w:bookmarkEnd w:id="123"/>
     <w:bookmarkEnd w:id="124"/>
     <w:bookmarkEnd w:id="125"/>
-    <w:bookmarkStart w:id="128" w:name="enum-addresstypeenum"/>
+    <w:bookmarkEnd w:id="126"/>
+    <w:bookmarkStart w:id="129" w:name="enum-addresstypeenum"/>
     <w:p>
       <w:pPr>
         <w:pStyle w:val="Heading2"/>
@@ -24823,7 +25266,7 @@
       <w:r>
         <w:t xml:space="preserve"> </w:t>
       </w:r>
-      <w:hyperlink r:id="rId126">
+      <w:hyperlink r:id="rId127">
         <w:r>
           <w:rPr>
             <w:rStyle w:val="Hyperlink"/>
@@ -24832,7 +25275,7 @@
         </w:r>
       </w:hyperlink>
     </w:p>
-    <w:bookmarkStart w:id="127" w:name="permissible-values-5"/>
+    <w:bookmarkStart w:id="128" w:name="permissible-values-5"/>
     <w:p>
       <w:pPr>
         <w:pStyle w:val="Heading3"/>
@@ -25009,9 +25452,9 @@
         </w:tc>
       </w:tr>
     </w:tbl>
-    <w:bookmarkEnd w:id="127"/>
     <w:bookmarkEnd w:id="128"/>
-    <w:bookmarkStart w:id="131" w:name="class-contact"/>
+    <w:bookmarkEnd w:id="129"/>
+    <w:bookmarkStart w:id="132" w:name="class-contact"/>
     <w:p>
       <w:pPr>
         <w:pStyle w:val="Heading2"/>
@@ -25040,7 +25483,7 @@
         <w:t xml:space="preserve">__</w:t>
       </w:r>
     </w:p>
-    <w:bookmarkStart w:id="129" w:name="attribute-15"/>
+    <w:bookmarkStart w:id="130" w:name="attribute-15"/>
     <w:p>
       <w:pPr>
         <w:pStyle w:val="Heading3"/>
@@ -25207,8 +25650,8 @@
         </w:tc>
       </w:tr>
     </w:tbl>
-    <w:bookmarkEnd w:id="129"/>
-    <w:bookmarkStart w:id="130" w:name="usages-15"/>
+    <w:bookmarkEnd w:id="130"/>
+    <w:bookmarkStart w:id="131" w:name="usages-15"/>
     <w:p>
       <w:pPr>
         <w:pStyle w:val="Heading3"/>
@@ -25414,9 +25857,9 @@
         </w:tc>
       </w:tr>
     </w:tbl>
-    <w:bookmarkEnd w:id="130"/>
     <w:bookmarkEnd w:id="131"/>
     <w:bookmarkEnd w:id="132"/>
+    <w:bookmarkEnd w:id="133"/>
     <w:sectPr>
       <w:headerReference r:id="rId9" w:type="even"/>
       <w:headerReference r:id="rId10" w:type="default"/>
@@ -26785,6 +27228,9 @@
     </w:lvlOverride>
   </w:num>
   <w:num w:numId="1003">
+    <w:abstractNumId w:val="991"/>
+  </w:num>
+  <w:num w:numId="1004">
     <w:abstractNumId w:val="99411"/>
     <w:lvlOverride w:ilvl="0">
       <w:startOverride w:val="1"/>
@@ -26814,13 +27260,13 @@
       <w:startOverride w:val="1"/>
     </w:lvlOverride>
   </w:num>
-  <w:num w:numId="1004">
-    <w:abstractNumId w:val="991"/>
-  </w:num>
   <w:num w:numId="1005">
     <w:abstractNumId w:val="991"/>
   </w:num>
   <w:num w:numId="1006">
+    <w:abstractNumId w:val="991"/>
+  </w:num>
+  <w:num w:numId="1007">
     <w:abstractNumId w:val="99411"/>
     <w:lvlOverride w:ilvl="0">
       <w:startOverride w:val="1"/>
@@ -26850,10 +27296,10 @@
       <w:startOverride w:val="1"/>
     </w:lvlOverride>
   </w:num>
-  <w:num w:numId="1007">
+  <w:num w:numId="1008">
     <w:abstractNumId w:val="991"/>
   </w:num>
-  <w:num w:numId="1008">
+  <w:num w:numId="1009">
     <w:abstractNumId w:val="99411"/>
     <w:lvlOverride w:ilvl="0">
       <w:startOverride w:val="1"/>
@@ -26883,7 +27329,7 @@
       <w:startOverride w:val="1"/>
     </w:lvlOverride>
   </w:num>
-  <w:num w:numId="1009">
+  <w:num w:numId="1010">
     <w:abstractNumId w:val="991"/>
   </w:num>
 </w:numbering>

--- a/ech-0294_actors/output/ech-0294_actors.docx
+++ b/ech-0294_actors/output/ech-0294_actors.docx
@@ -477,13 +477,18 @@
         </w:tc>
       </w:tr>
     </w:tbl>
-    <w:bookmarkStart w:id="20" w:name="summary"/>
     <w:p>
+      <w:r>
+        <w:br w:type="page"/>
+      </w:r>
+    </w:p>
+    <w:bookmarkStart w:id="20" w:name="abstrakt"/>
+    <w:p>
       <w:pPr>
         <w:pStyle w:val="Heading1"/>
       </w:pPr>
       <w:r>
-        <w:t xml:space="preserve">Summary</w:t>
+        <w:t xml:space="preserve">Abstrakt</w:t>
       </w:r>
     </w:p>
     <w:p>
@@ -502,14 +507,19 @@
         <w:t xml:space="preserve">Der Standard richtet sich an öffentliche Stellen aller Staatsebenen, politische Akteure, Medien, Forschung, Verwaltung und Öffentlichkeit und schafft eine Grundlage für interoperable politische Informationssysteme in der Schweiz.</w:t>
       </w:r>
     </w:p>
+    <w:p>
+      <w:r>
+        <w:br w:type="page"/>
+      </w:r>
+    </w:p>
     <w:bookmarkEnd w:id="20"/>
-    <w:bookmarkStart w:id="21" w:name="table-of-contents"/>
+    <w:bookmarkStart w:id="21" w:name="inhaltsverzeichniss"/>
     <w:p>
       <w:pPr>
         <w:pStyle w:val="Heading1"/>
       </w:pPr>
       <w:r>
-        <w:t xml:space="preserve">Table of Contents</w:t>
+        <w:t xml:space="preserve">Inhaltsverzeichniss</w:t>
       </w:r>
     </w:p>
     <w:p>
@@ -733,13 +743,13 @@
         <w:t xml:space="preserve">Allgemeine Technische Informationen</w:t>
       </w:r>
     </w:p>
-    <w:bookmarkStart w:id="25" w:name="übersicht-der-hauptklassen"/>
+    <w:bookmarkStart w:id="25" w:name="übersicht"/>
     <w:p>
       <w:pPr>
         <w:pStyle w:val="Heading3"/>
       </w:pPr>
       <w:r>
-        <w:t xml:space="preserve">Übersicht der Hauptklassen</w:t>
+        <w:t xml:space="preserve">Übersicht</w:t>
       </w:r>
     </w:p>
     <w:p>
@@ -836,281 +846,6 @@
       </w:r>
       <w:r>
         <w:t xml:space="preserve">– Interessenbindungen von Personen an Organisationen</w:t>
-      </w:r>
-    </w:p>
-    <w:p>
-      <w:pPr>
-        <w:pStyle w:val="SourceCode"/>
-      </w:pPr>
-      <w:r>
-        <w:rPr>
-          <w:rStyle w:val="VerbatimChar"/>
-        </w:rPr>
-        <w:t xml:space="preserve">classDiagram</w:t>
-      </w:r>
-      <w:r>
-        <w:br/>
-      </w:r>
-      <w:r>
-        <w:rPr>
-          <w:rStyle w:val="VerbatimChar"/>
-        </w:rPr>
-        <w:t xml:space="preserve">    class Person {</w:t>
-      </w:r>
-      <w:r>
-        <w:br/>
-      </w:r>
-      <w:r>
-        <w:rPr>
-          <w:rStyle w:val="VerbatimChar"/>
-        </w:rPr>
-        <w:t xml:space="preserve">        +URI id</w:t>
-      </w:r>
-      <w:r>
-        <w:br/>
-      </w:r>
-      <w:r>
-        <w:rPr>
-          <w:rStyle w:val="VerbatimChar"/>
-        </w:rPr>
-        <w:t xml:space="preserve">        +Name[] names</w:t>
-      </w:r>
-      <w:r>
-        <w:br/>
-      </w:r>
-      <w:r>
-        <w:rPr>
-          <w:rStyle w:val="VerbatimChar"/>
-        </w:rPr>
-        <w:t xml:space="preserve">        +Gender gender</w:t>
-      </w:r>
-      <w:r>
-        <w:br/>
-      </w:r>
-      <w:r>
-        <w:rPr>
-          <w:rStyle w:val="VerbatimChar"/>
-        </w:rPr>
-        <w:t xml:space="preserve">        +Citizenship[] citizenships</w:t>
-      </w:r>
-      <w:r>
-        <w:br/>
-      </w:r>
-      <w:r>
-        <w:rPr>
-          <w:rStyle w:val="VerbatimChar"/>
-        </w:rPr>
-        <w:t xml:space="preserve">    }</w:t>
-      </w:r>
-      <w:r>
-        <w:br/>
-      </w:r>
-      <w:r>
-        <w:br/>
-      </w:r>
-      <w:r>
-        <w:rPr>
-          <w:rStyle w:val="VerbatimChar"/>
-        </w:rPr>
-        <w:t xml:space="preserve">    class Group {</w:t>
-      </w:r>
-      <w:r>
-        <w:br/>
-      </w:r>
-      <w:r>
-        <w:rPr>
-          <w:rStyle w:val="VerbatimChar"/>
-        </w:rPr>
-        <w:t xml:space="preserve">        +URI id</w:t>
-      </w:r>
-      <w:r>
-        <w:br/>
-      </w:r>
-      <w:r>
-        <w:rPr>
-          <w:rStyle w:val="VerbatimChar"/>
-        </w:rPr>
-        <w:t xml:space="preserve">        +GroupType type</w:t>
-      </w:r>
-      <w:r>
-        <w:br/>
-      </w:r>
-      <w:r>
-        <w:rPr>
-          <w:rStyle w:val="VerbatimChar"/>
-        </w:rPr>
-        <w:t xml:space="preserve">        +MultilingualText[] names</w:t>
-      </w:r>
-      <w:r>
-        <w:br/>
-      </w:r>
-      <w:r>
-        <w:rPr>
-          <w:rStyle w:val="VerbatimChar"/>
-        </w:rPr>
-        <w:t xml:space="preserve">    }</w:t>
-      </w:r>
-      <w:r>
-        <w:br/>
-      </w:r>
-      <w:r>
-        <w:br/>
-      </w:r>
-      <w:r>
-        <w:rPr>
-          <w:rStyle w:val="VerbatimChar"/>
-        </w:rPr>
-        <w:t xml:space="preserve">    class Membership {</w:t>
-      </w:r>
-      <w:r>
-        <w:br/>
-      </w:r>
-      <w:r>
-        <w:rPr>
-          <w:rStyle w:val="VerbatimChar"/>
-        </w:rPr>
-        <w:t xml:space="preserve">        +URI personId</w:t>
-      </w:r>
-      <w:r>
-        <w:br/>
-      </w:r>
-      <w:r>
-        <w:rPr>
-          <w:rStyle w:val="VerbatimChar"/>
-        </w:rPr>
-        <w:t xml:space="preserve">        +URI groupId</w:t>
-      </w:r>
-      <w:r>
-        <w:br/>
-      </w:r>
-      <w:r>
-        <w:rPr>
-          <w:rStyle w:val="VerbatimChar"/>
-        </w:rPr>
-        <w:t xml:space="preserve">        +String role</w:t>
-      </w:r>
-      <w:r>
-        <w:br/>
-      </w:r>
-      <w:r>
-        <w:rPr>
-          <w:rStyle w:val="VerbatimChar"/>
-        </w:rPr>
-        <w:t xml:space="preserve">        +Date start</w:t>
-      </w:r>
-      <w:r>
-        <w:br/>
-      </w:r>
-      <w:r>
-        <w:rPr>
-          <w:rStyle w:val="VerbatimChar"/>
-        </w:rPr>
-        <w:t xml:space="preserve">        +Date end</w:t>
-      </w:r>
-      <w:r>
-        <w:br/>
-      </w:r>
-      <w:r>
-        <w:rPr>
-          <w:rStyle w:val="VerbatimChar"/>
-        </w:rPr>
-        <w:t xml:space="preserve">    }</w:t>
-      </w:r>
-      <w:r>
-        <w:br/>
-      </w:r>
-      <w:r>
-        <w:br/>
-      </w:r>
-      <w:r>
-        <w:rPr>
-          <w:rStyle w:val="VerbatimChar"/>
-        </w:rPr>
-        <w:t xml:space="preserve">    class InterestLink {</w:t>
-      </w:r>
-      <w:r>
-        <w:br/>
-      </w:r>
-      <w:r>
-        <w:rPr>
-          <w:rStyle w:val="VerbatimChar"/>
-        </w:rPr>
-        <w:t xml:space="preserve">        +URI personId</w:t>
-      </w:r>
-      <w:r>
-        <w:br/>
-      </w:r>
-      <w:r>
-        <w:rPr>
-          <w:rStyle w:val="VerbatimChar"/>
-        </w:rPr>
-        <w:t xml:space="preserve">        +InterestTypeEnum type</w:t>
-      </w:r>
-      <w:r>
-        <w:br/>
-      </w:r>
-      <w:r>
-        <w:rPr>
-          <w:rStyle w:val="VerbatimChar"/>
-        </w:rPr>
-        <w:t xml:space="preserve">        +String organisation</w:t>
-      </w:r>
-      <w:r>
-        <w:br/>
-      </w:r>
-      <w:r>
-        <w:rPr>
-          <w:rStyle w:val="VerbatimChar"/>
-        </w:rPr>
-        <w:t xml:space="preserve">        +Date start</w:t>
-      </w:r>
-      <w:r>
-        <w:br/>
-      </w:r>
-      <w:r>
-        <w:rPr>
-          <w:rStyle w:val="VerbatimChar"/>
-        </w:rPr>
-        <w:t xml:space="preserve">        +Date end</w:t>
-      </w:r>
-      <w:r>
-        <w:br/>
-      </w:r>
-      <w:r>
-        <w:rPr>
-          <w:rStyle w:val="VerbatimChar"/>
-        </w:rPr>
-        <w:t xml:space="preserve">    }</w:t>
-      </w:r>
-      <w:r>
-        <w:br/>
-      </w:r>
-      <w:r>
-        <w:br/>
-      </w:r>
-      <w:r>
-        <w:rPr>
-          <w:rStyle w:val="VerbatimChar"/>
-        </w:rPr>
-        <w:t xml:space="preserve">    Person "1" --&gt; "0..*" Membership : hat</w:t>
-      </w:r>
-      <w:r>
-        <w:br/>
-      </w:r>
-      <w:r>
-        <w:rPr>
-          <w:rStyle w:val="VerbatimChar"/>
-        </w:rPr>
-        <w:t xml:space="preserve">    Group "1" --&gt; "0..*" Membership : umfasst</w:t>
-      </w:r>
-      <w:r>
-        <w:br/>
-      </w:r>
-      <w:r>
-        <w:rPr>
-          <w:rStyle w:val="VerbatimChar"/>
-        </w:rPr>
-        <w:t xml:space="preserve">    Person "1" --&gt; "0..*" InterestLink : deklariert</w:t>
       </w:r>
     </w:p>
     <w:p>
@@ -6256,9 +5991,8 @@
         <w:jc w:val="start"/>
       </w:tblPr>
       <w:tblGrid>
-        <w:gridCol w:w="2640"/>
-        <w:gridCol w:w="2640"/>
-        <w:gridCol w:w="2640"/>
+        <w:gridCol w:w="3960"/>
+        <w:gridCol w:w="3960"/>
       </w:tblGrid>
       <w:tr>
         <w:trPr>
@@ -6284,18 +6018,6 @@
               <w:jc w:val="left"/>
             </w:pPr>
             <w:r>
-              <w:t xml:space="preserve">Meaning</w:t>
-            </w:r>
-          </w:p>
-        </w:tc>
-        <w:tc>
-          <w:tcPr/>
-          <w:p>
-            <w:pPr>
-              <w:pStyle w:val="Compact"/>
-              <w:jc w:val="left"/>
-            </w:pPr>
-            <w:r>
               <w:t xml:space="preserve">Description</w:t>
             </w:r>
           </w:p>
@@ -6310,19 +6032,7 @@
               <w:jc w:val="left"/>
             </w:pPr>
             <w:r>
-              <w:t xml:space="preserve">PersonOfficialName</w:t>
-            </w:r>
-          </w:p>
-        </w:tc>
-        <w:tc>
-          <w:tcPr/>
-          <w:p>
-            <w:pPr>
-              <w:pStyle w:val="Compact"/>
-              <w:jc w:val="left"/>
-            </w:pPr>
-            <w:r>
-              <w:t xml:space="preserve">https://register.ld.admin.ch/i14y/concept/personOfficialName</w:t>
+              <w:t xml:space="preserve">PersonOfficialName (https://register.ld.admin.ch/i14y/concept/personOfficialName)</w:t>
             </w:r>
           </w:p>
         </w:tc>
@@ -6348,19 +6058,7 @@
               <w:jc w:val="left"/>
             </w:pPr>
             <w:r>
-              <w:t xml:space="preserve">PersonOriginalName</w:t>
-            </w:r>
-          </w:p>
-        </w:tc>
-        <w:tc>
-          <w:tcPr/>
-          <w:p>
-            <w:pPr>
-              <w:pStyle w:val="Compact"/>
-              <w:jc w:val="left"/>
-            </w:pPr>
-            <w:r>
-              <w:t xml:space="preserve">https://register.ld.admin.ch/i14y/concept/personOriginalName</w:t>
+              <w:t xml:space="preserve">PersonOriginalName (https://register.ld.admin.ch/i14y/concept/personOriginalName)</w:t>
             </w:r>
           </w:p>
         </w:tc>
@@ -6386,19 +6084,7 @@
               <w:jc w:val="left"/>
             </w:pPr>
             <w:r>
-              <w:t xml:space="preserve">PersonAllianceName</w:t>
-            </w:r>
-          </w:p>
-        </w:tc>
-        <w:tc>
-          <w:tcPr/>
-          <w:p>
-            <w:pPr>
-              <w:pStyle w:val="Compact"/>
-              <w:jc w:val="left"/>
-            </w:pPr>
-            <w:r>
-              <w:t xml:space="preserve">https://register.ld.admin.ch/i14y/concept/personAllianceName</w:t>
+              <w:t xml:space="preserve">PersonAllianceName (https://register.ld.admin.ch/i14y/concept/personAllianceName)</w:t>
             </w:r>
           </w:p>
         </w:tc>
@@ -6424,19 +6110,7 @@
               <w:jc w:val="left"/>
             </w:pPr>
             <w:r>
-              <w:t xml:space="preserve">PersonNameOnForeignPassport</w:t>
-            </w:r>
-          </w:p>
-        </w:tc>
-        <w:tc>
-          <w:tcPr/>
-          <w:p>
-            <w:pPr>
-              <w:pStyle w:val="Compact"/>
-              <w:jc w:val="left"/>
-            </w:pPr>
-            <w:r>
-              <w:t xml:space="preserve">https://register.ld.admin.ch/i14y/concept/personNameOnForeignPassport</w:t>
+              <w:t xml:space="preserve">PersonNameOnForeignPassport (https://register.ld.admin.ch/i14y/concept/personNameOnForeignPassport)</w:t>
             </w:r>
           </w:p>
         </w:tc>
@@ -6462,19 +6136,7 @@
               <w:jc w:val="left"/>
             </w:pPr>
             <w:r>
-              <w:t xml:space="preserve">PersonAliasName</w:t>
-            </w:r>
-          </w:p>
-        </w:tc>
-        <w:tc>
-          <w:tcPr/>
-          <w:p>
-            <w:pPr>
-              <w:pStyle w:val="Compact"/>
-              <w:jc w:val="left"/>
-            </w:pPr>
-            <w:r>
-              <w:t xml:space="preserve">https://register.ld.admin.ch/i14y/concept/personAliasName</w:t>
+              <w:t xml:space="preserve">PersonAliasName (https://register.ld.admin.ch/i14y/concept/personAliasName)</w:t>
             </w:r>
           </w:p>
         </w:tc>
@@ -6500,19 +6162,7 @@
               <w:jc w:val="left"/>
             </w:pPr>
             <w:r>
-              <w:t xml:space="preserve">PersonOtherName</w:t>
-            </w:r>
-          </w:p>
-        </w:tc>
-        <w:tc>
-          <w:tcPr/>
-          <w:p>
-            <w:pPr>
-              <w:pStyle w:val="Compact"/>
-              <w:jc w:val="left"/>
-            </w:pPr>
-            <w:r>
-              <w:t xml:space="preserve">https://register.ld.admin.ch/i14y/concept/personOtherName</w:t>
+              <w:t xml:space="preserve">PersonOtherName (https://register.ld.admin.ch/i14y/concept/personOtherName)</w:t>
             </w:r>
           </w:p>
         </w:tc>
@@ -6538,19 +6188,7 @@
               <w:jc w:val="left"/>
             </w:pPr>
             <w:r>
-              <w:t xml:space="preserve">PersonDeclaredForeignerName</w:t>
-            </w:r>
-          </w:p>
-        </w:tc>
-        <w:tc>
-          <w:tcPr/>
-          <w:p>
-            <w:pPr>
-              <w:pStyle w:val="Compact"/>
-              <w:jc w:val="left"/>
-            </w:pPr>
-            <w:r>
-              <w:t xml:space="preserve">https://register.ld.admin.ch/i14y/concept/personDeclaredForeignerName</w:t>
+              <w:t xml:space="preserve">PersonDeclaredForeignerName (https://register.ld.admin.ch/i14y/concept/personDeclaredForeignerName)</w:t>
             </w:r>
           </w:p>
         </w:tc>
@@ -6576,19 +6214,7 @@
               <w:jc w:val="left"/>
             </w:pPr>
             <w:r>
-              <w:t xml:space="preserve">PersonFirstName</w:t>
-            </w:r>
-          </w:p>
-        </w:tc>
-        <w:tc>
-          <w:tcPr/>
-          <w:p>
-            <w:pPr>
-              <w:pStyle w:val="Compact"/>
-              <w:jc w:val="left"/>
-            </w:pPr>
-            <w:r>
-              <w:t xml:space="preserve">https://register.ld.admin.ch/i14y/concept/personFirstName</w:t>
+              <w:t xml:space="preserve">PersonFirstName (https://register.ld.admin.ch/i14y/concept/personFirstName)</w:t>
             </w:r>
           </w:p>
         </w:tc>
@@ -6614,19 +6240,7 @@
               <w:jc w:val="left"/>
             </w:pPr>
             <w:r>
-              <w:t xml:space="preserve">PersonCallFirstName</w:t>
-            </w:r>
-          </w:p>
-        </w:tc>
-        <w:tc>
-          <w:tcPr/>
-          <w:p>
-            <w:pPr>
-              <w:pStyle w:val="Compact"/>
-              <w:jc w:val="left"/>
-            </w:pPr>
-            <w:r>
-              <w:t xml:space="preserve">https://register.ld.admin.ch/i14y/concept/personCallFirstName</w:t>
+              <w:t xml:space="preserve">PersonCallFirstName (https://register.ld.admin.ch/i14y/concept/personCallFirstName)</w:t>
             </w:r>
           </w:p>
         </w:tc>
@@ -6652,19 +6266,7 @@
               <w:jc w:val="left"/>
             </w:pPr>
             <w:r>
-              <w:t xml:space="preserve">PersonFirstNameOnForeignPassport</w:t>
-            </w:r>
-          </w:p>
-        </w:tc>
-        <w:tc>
-          <w:tcPr/>
-          <w:p>
-            <w:pPr>
-              <w:pStyle w:val="Compact"/>
-              <w:jc w:val="left"/>
-            </w:pPr>
-            <w:r>
-              <w:t xml:space="preserve">https://register.ld.admin.ch/i14y/concept/personFirstNameOnForeignPassport</w:t>
+              <w:t xml:space="preserve">PersonFirstNameOnForeignPassport (https://register.ld.admin.ch/i14y/concept/personFirstNameOnForeignPassport)</w:t>
             </w:r>
           </w:p>
         </w:tc>
@@ -6690,19 +6292,7 @@
               <w:jc w:val="left"/>
             </w:pPr>
             <w:r>
-              <w:t xml:space="preserve">PersonDeclaredForeignerFirstName</w:t>
-            </w:r>
-          </w:p>
-        </w:tc>
-        <w:tc>
-          <w:tcPr/>
-          <w:p>
-            <w:pPr>
-              <w:pStyle w:val="Compact"/>
-              <w:jc w:val="left"/>
-            </w:pPr>
-            <w:r>
-              <w:t xml:space="preserve">https://register.ld.admin.ch/i14y/concept/personDeclaredForeignerFirstName</w:t>
+              <w:t xml:space="preserve">PersonDeclaredForeignerFirstName (https://register.ld.admin.ch/i14y/concept/personDeclaredForeignerFirstName)</w:t>
             </w:r>
           </w:p>
         </w:tc>
@@ -9851,9 +9441,8 @@
         <w:jc w:val="start"/>
       </w:tblPr>
       <w:tblGrid>
-        <w:gridCol w:w="2640"/>
-        <w:gridCol w:w="2640"/>
-        <w:gridCol w:w="2640"/>
+        <w:gridCol w:w="3960"/>
+        <w:gridCol w:w="3960"/>
       </w:tblGrid>
       <w:tr>
         <w:trPr>
@@ -9879,18 +9468,6 @@
               <w:jc w:val="left"/>
             </w:pPr>
             <w:r>
-              <w:t xml:space="preserve">Meaning</w:t>
-            </w:r>
-          </w:p>
-        </w:tc>
-        <w:tc>
-          <w:tcPr/>
-          <w:p>
-            <w:pPr>
-              <w:pStyle w:val="Compact"/>
-              <w:jc w:val="left"/>
-            </w:pPr>
-            <w:r>
               <w:t xml:space="preserve">Description</w:t>
             </w:r>
           </w:p>
@@ -9905,19 +9482,7 @@
               <w:jc w:val="left"/>
             </w:pPr>
             <w:r>
-              <w:t xml:space="preserve">10</w:t>
-            </w:r>
-          </w:p>
-        </w:tc>
-        <w:tc>
-          <w:tcPr/>
-          <w:p>
-            <w:pPr>
-              <w:pStyle w:val="Compact"/>
-              <w:jc w:val="left"/>
-            </w:pPr>
-            <w:r>
-              <w:t xml:space="preserve">https://register.ld.admin.ch/i14y/concept/LEVEL_EDUC/10</w:t>
+              <w:t xml:space="preserve">10 (https://register.ld.admin.ch/i14y/concept/LEVEL_EDUC/10)</w:t>
             </w:r>
           </w:p>
         </w:tc>
@@ -9943,19 +9508,7 @@
               <w:jc w:val="left"/>
             </w:pPr>
             <w:r>
-              <w:t xml:space="preserve">110</w:t>
-            </w:r>
-          </w:p>
-        </w:tc>
-        <w:tc>
-          <w:tcPr/>
-          <w:p>
-            <w:pPr>
-              <w:pStyle w:val="Compact"/>
-              <w:jc w:val="left"/>
-            </w:pPr>
-            <w:r>
-              <w:t xml:space="preserve">https://register.ld.admin.ch/i14y/concept/LEVEL_EDUC/110</w:t>
+              <w:t xml:space="preserve">110 (https://register.ld.admin.ch/i14y/concept/LEVEL_EDUC/110)</w:t>
             </w:r>
           </w:p>
         </w:tc>
@@ -9981,19 +9534,7 @@
               <w:jc w:val="left"/>
             </w:pPr>
             <w:r>
-              <w:t xml:space="preserve">120</w:t>
-            </w:r>
-          </w:p>
-        </w:tc>
-        <w:tc>
-          <w:tcPr/>
-          <w:p>
-            <w:pPr>
-              <w:pStyle w:val="Compact"/>
-              <w:jc w:val="left"/>
-            </w:pPr>
-            <w:r>
-              <w:t xml:space="preserve">https://register.ld.admin.ch/i14y/concept/LEVEL_EDUC/120</w:t>
+              <w:t xml:space="preserve">120 (https://register.ld.admin.ch/i14y/concept/LEVEL_EDUC/120)</w:t>
             </w:r>
           </w:p>
         </w:tc>
@@ -10019,19 +9560,7 @@
               <w:jc w:val="left"/>
             </w:pPr>
             <w:r>
-              <w:t xml:space="preserve">130</w:t>
-            </w:r>
-          </w:p>
-        </w:tc>
-        <w:tc>
-          <w:tcPr/>
-          <w:p>
-            <w:pPr>
-              <w:pStyle w:val="Compact"/>
-              <w:jc w:val="left"/>
-            </w:pPr>
-            <w:r>
-              <w:t xml:space="preserve">https://register.ld.admin.ch/i14y/concept/LEVEL_EDUC/130</w:t>
+              <w:t xml:space="preserve">130 (https://register.ld.admin.ch/i14y/concept/LEVEL_EDUC/130)</w:t>
             </w:r>
           </w:p>
         </w:tc>
@@ -10057,19 +9586,7 @@
               <w:jc w:val="left"/>
             </w:pPr>
             <w:r>
-              <w:t xml:space="preserve">140</w:t>
-            </w:r>
-          </w:p>
-        </w:tc>
-        <w:tc>
-          <w:tcPr/>
-          <w:p>
-            <w:pPr>
-              <w:pStyle w:val="Compact"/>
-              <w:jc w:val="left"/>
-            </w:pPr>
-            <w:r>
-              <w:t xml:space="preserve">https://register.ld.admin.ch/i14y/concept/LEVEL_EDUC/140</w:t>
+              <w:t xml:space="preserve">140 (https://register.ld.admin.ch/i14y/concept/LEVEL_EDUC/140)</w:t>
             </w:r>
           </w:p>
         </w:tc>
@@ -10095,19 +9612,7 @@
               <w:jc w:val="left"/>
             </w:pPr>
             <w:r>
-              <w:t xml:space="preserve">20</w:t>
-            </w:r>
-          </w:p>
-        </w:tc>
-        <w:tc>
-          <w:tcPr/>
-          <w:p>
-            <w:pPr>
-              <w:pStyle w:val="Compact"/>
-              <w:jc w:val="left"/>
-            </w:pPr>
-            <w:r>
-              <w:t xml:space="preserve">https://register.ld.admin.ch/i14y/concept/LEVEL_EDUC/20</w:t>
+              <w:t xml:space="preserve">20 (https://register.ld.admin.ch/i14y/concept/LEVEL_EDUC/20)</w:t>
             </w:r>
           </w:p>
         </w:tc>
@@ -10133,19 +9638,7 @@
               <w:jc w:val="left"/>
             </w:pPr>
             <w:r>
-              <w:t xml:space="preserve">22</w:t>
-            </w:r>
-          </w:p>
-        </w:tc>
-        <w:tc>
-          <w:tcPr/>
-          <w:p>
-            <w:pPr>
-              <w:pStyle w:val="Compact"/>
-              <w:jc w:val="left"/>
-            </w:pPr>
-            <w:r>
-              <w:t xml:space="preserve">https://register.ld.admin.ch/i14y/concept/LEVEL_EDUC/22</w:t>
+              <w:t xml:space="preserve">22 (https://register.ld.admin.ch/i14y/concept/LEVEL_EDUC/22)</w:t>
             </w:r>
           </w:p>
         </w:tc>
@@ -10171,19 +9664,7 @@
               <w:jc w:val="left"/>
             </w:pPr>
             <w:r>
-              <w:t xml:space="preserve">220</w:t>
-            </w:r>
-          </w:p>
-        </w:tc>
-        <w:tc>
-          <w:tcPr/>
-          <w:p>
-            <w:pPr>
-              <w:pStyle w:val="Compact"/>
-              <w:jc w:val="left"/>
-            </w:pPr>
-            <w:r>
-              <w:t xml:space="preserve">https://register.ld.admin.ch/i14y/concept/LEVEL_EDUC/220</w:t>
+              <w:t xml:space="preserve">220 (https://register.ld.admin.ch/i14y/concept/LEVEL_EDUC/220)</w:t>
             </w:r>
           </w:p>
         </w:tc>
@@ -10209,19 +9690,7 @@
               <w:jc w:val="left"/>
             </w:pPr>
             <w:r>
-              <w:t xml:space="preserve">2210</w:t>
-            </w:r>
-          </w:p>
-        </w:tc>
-        <w:tc>
-          <w:tcPr/>
-          <w:p>
-            <w:pPr>
-              <w:pStyle w:val="Compact"/>
-              <w:jc w:val="left"/>
-            </w:pPr>
-            <w:r>
-              <w:t xml:space="preserve">https://register.ld.admin.ch/i14y/concept/LEVEL_EDUC/2210</w:t>
+              <w:t xml:space="preserve">2210 (https://register.ld.admin.ch/i14y/concept/LEVEL_EDUC/2210)</w:t>
             </w:r>
           </w:p>
         </w:tc>
@@ -10247,19 +9716,7 @@
               <w:jc w:val="left"/>
             </w:pPr>
             <w:r>
-              <w:t xml:space="preserve">2211</w:t>
-            </w:r>
-          </w:p>
-        </w:tc>
-        <w:tc>
-          <w:tcPr/>
-          <w:p>
-            <w:pPr>
-              <w:pStyle w:val="Compact"/>
-              <w:jc w:val="left"/>
-            </w:pPr>
-            <w:r>
-              <w:t xml:space="preserve">https://register.ld.admin.ch/i14y/concept/LEVEL_EDUC/2211</w:t>
+              <w:t xml:space="preserve">2211 (https://register.ld.admin.ch/i14y/concept/LEVEL_EDUC/2211)</w:t>
             </w:r>
           </w:p>
         </w:tc>
@@ -10285,19 +9742,7 @@
               <w:jc w:val="left"/>
             </w:pPr>
             <w:r>
-              <w:t xml:space="preserve">2212</w:t>
-            </w:r>
-          </w:p>
-        </w:tc>
-        <w:tc>
-          <w:tcPr/>
-          <w:p>
-            <w:pPr>
-              <w:pStyle w:val="Compact"/>
-              <w:jc w:val="left"/>
-            </w:pPr>
-            <w:r>
-              <w:t xml:space="preserve">https://register.ld.admin.ch/i14y/concept/LEVEL_EDUC/2212</w:t>
+              <w:t xml:space="preserve">2212 (https://register.ld.admin.ch/i14y/concept/LEVEL_EDUC/2212)</w:t>
             </w:r>
           </w:p>
         </w:tc>
@@ -10323,19 +9768,7 @@
               <w:jc w:val="left"/>
             </w:pPr>
             <w:r>
-              <w:t xml:space="preserve">2220</w:t>
-            </w:r>
-          </w:p>
-        </w:tc>
-        <w:tc>
-          <w:tcPr/>
-          <w:p>
-            <w:pPr>
-              <w:pStyle w:val="Compact"/>
-              <w:jc w:val="left"/>
-            </w:pPr>
-            <w:r>
-              <w:t xml:space="preserve">https://register.ld.admin.ch/i14y/concept/LEVEL_EDUC/2220</w:t>
+              <w:t xml:space="preserve">2220 (https://register.ld.admin.ch/i14y/concept/LEVEL_EDUC/2220)</w:t>
             </w:r>
           </w:p>
         </w:tc>
@@ -10361,19 +9794,7 @@
               <w:jc w:val="left"/>
             </w:pPr>
             <w:r>
-              <w:t xml:space="preserve">2221</w:t>
-            </w:r>
-          </w:p>
-        </w:tc>
-        <w:tc>
-          <w:tcPr/>
-          <w:p>
-            <w:pPr>
-              <w:pStyle w:val="Compact"/>
-              <w:jc w:val="left"/>
-            </w:pPr>
-            <w:r>
-              <w:t xml:space="preserve">https://register.ld.admin.ch/i14y/concept/LEVEL_EDUC/2221</w:t>
+              <w:t xml:space="preserve">2221 (https://register.ld.admin.ch/i14y/concept/LEVEL_EDUC/2221)</w:t>
             </w:r>
           </w:p>
         </w:tc>
@@ -10399,19 +9820,7 @@
               <w:jc w:val="left"/>
             </w:pPr>
             <w:r>
-              <w:t xml:space="preserve">2222</w:t>
-            </w:r>
-          </w:p>
-        </w:tc>
-        <w:tc>
-          <w:tcPr/>
-          <w:p>
-            <w:pPr>
-              <w:pStyle w:val="Compact"/>
-              <w:jc w:val="left"/>
-            </w:pPr>
-            <w:r>
-              <w:t xml:space="preserve">https://register.ld.admin.ch/i14y/concept/LEVEL_EDUC/2222</w:t>
+              <w:t xml:space="preserve">2222 (https://register.ld.admin.ch/i14y/concept/LEVEL_EDUC/2222)</w:t>
             </w:r>
           </w:p>
         </w:tc>
@@ -10437,19 +9846,7 @@
               <w:jc w:val="left"/>
             </w:pPr>
             <w:r>
-              <w:t xml:space="preserve">24</w:t>
-            </w:r>
-          </w:p>
-        </w:tc>
-        <w:tc>
-          <w:tcPr/>
-          <w:p>
-            <w:pPr>
-              <w:pStyle w:val="Compact"/>
-              <w:jc w:val="left"/>
-            </w:pPr>
-            <w:r>
-              <w:t xml:space="preserve">https://register.ld.admin.ch/i14y/concept/LEVEL_EDUC/24</w:t>
+              <w:t xml:space="preserve">24 (https://register.ld.admin.ch/i14y/concept/LEVEL_EDUC/24)</w:t>
             </w:r>
           </w:p>
         </w:tc>
@@ -10475,19 +9872,7 @@
               <w:jc w:val="left"/>
             </w:pPr>
             <w:r>
-              <w:t xml:space="preserve">241</w:t>
-            </w:r>
-          </w:p>
-        </w:tc>
-        <w:tc>
-          <w:tcPr/>
-          <w:p>
-            <w:pPr>
-              <w:pStyle w:val="Compact"/>
-              <w:jc w:val="left"/>
-            </w:pPr>
-            <w:r>
-              <w:t xml:space="preserve">https://register.ld.admin.ch/i14y/concept/LEVEL_EDUC/241</w:t>
+              <w:t xml:space="preserve">241 (https://register.ld.admin.ch/i14y/concept/LEVEL_EDUC/241)</w:t>
             </w:r>
           </w:p>
         </w:tc>
@@ -10513,19 +9898,7 @@
               <w:jc w:val="left"/>
             </w:pPr>
             <w:r>
-              <w:t xml:space="preserve">2411</w:t>
-            </w:r>
-          </w:p>
-        </w:tc>
-        <w:tc>
-          <w:tcPr/>
-          <w:p>
-            <w:pPr>
-              <w:pStyle w:val="Compact"/>
-              <w:jc w:val="left"/>
-            </w:pPr>
-            <w:r>
-              <w:t xml:space="preserve">https://register.ld.admin.ch/i14y/concept/LEVEL_EDUC/2411</w:t>
+              <w:t xml:space="preserve">2411 (https://register.ld.admin.ch/i14y/concept/LEVEL_EDUC/2411)</w:t>
             </w:r>
           </w:p>
         </w:tc>
@@ -10551,19 +9924,7 @@
               <w:jc w:val="left"/>
             </w:pPr>
             <w:r>
-              <w:t xml:space="preserve">2412</w:t>
-            </w:r>
-          </w:p>
-        </w:tc>
-        <w:tc>
-          <w:tcPr/>
-          <w:p>
-            <w:pPr>
-              <w:pStyle w:val="Compact"/>
-              <w:jc w:val="left"/>
-            </w:pPr>
-            <w:r>
-              <w:t xml:space="preserve">https://register.ld.admin.ch/i14y/concept/LEVEL_EDUC/2412</w:t>
+              <w:t xml:space="preserve">2412 (https://register.ld.admin.ch/i14y/concept/LEVEL_EDUC/2412)</w:t>
             </w:r>
           </w:p>
         </w:tc>
@@ -10589,19 +9950,7 @@
               <w:jc w:val="left"/>
             </w:pPr>
             <w:r>
-              <w:t xml:space="preserve">242</w:t>
-            </w:r>
-          </w:p>
-        </w:tc>
-        <w:tc>
-          <w:tcPr/>
-          <w:p>
-            <w:pPr>
-              <w:pStyle w:val="Compact"/>
-              <w:jc w:val="left"/>
-            </w:pPr>
-            <w:r>
-              <w:t xml:space="preserve">https://register.ld.admin.ch/i14y/concept/LEVEL_EDUC/242</w:t>
+              <w:t xml:space="preserve">242 (https://register.ld.admin.ch/i14y/concept/LEVEL_EDUC/242)</w:t>
             </w:r>
           </w:p>
         </w:tc>
@@ -10627,19 +9976,7 @@
               <w:jc w:val="left"/>
             </w:pPr>
             <w:r>
-              <w:t xml:space="preserve">2421</w:t>
-            </w:r>
-          </w:p>
-        </w:tc>
-        <w:tc>
-          <w:tcPr/>
-          <w:p>
-            <w:pPr>
-              <w:pStyle w:val="Compact"/>
-              <w:jc w:val="left"/>
-            </w:pPr>
-            <w:r>
-              <w:t xml:space="preserve">https://register.ld.admin.ch/i14y/concept/LEVEL_EDUC/2421</w:t>
+              <w:t xml:space="preserve">2421 (https://register.ld.admin.ch/i14y/concept/LEVEL_EDUC/2421)</w:t>
             </w:r>
           </w:p>
         </w:tc>
@@ -10665,19 +10002,7 @@
               <w:jc w:val="left"/>
             </w:pPr>
             <w:r>
-              <w:t xml:space="preserve">2422</w:t>
-            </w:r>
-          </w:p>
-        </w:tc>
-        <w:tc>
-          <w:tcPr/>
-          <w:p>
-            <w:pPr>
-              <w:pStyle w:val="Compact"/>
-              <w:jc w:val="left"/>
-            </w:pPr>
-            <w:r>
-              <w:t xml:space="preserve">https://register.ld.admin.ch/i14y/concept/LEVEL_EDUC/2422</w:t>
+              <w:t xml:space="preserve">2422 (https://register.ld.admin.ch/i14y/concept/LEVEL_EDUC/2422)</w:t>
             </w:r>
           </w:p>
         </w:tc>
@@ -10703,19 +10028,7 @@
               <w:jc w:val="left"/>
             </w:pPr>
             <w:r>
-              <w:t xml:space="preserve">243</w:t>
-            </w:r>
-          </w:p>
-        </w:tc>
-        <w:tc>
-          <w:tcPr/>
-          <w:p>
-            <w:pPr>
-              <w:pStyle w:val="Compact"/>
-              <w:jc w:val="left"/>
-            </w:pPr>
-            <w:r>
-              <w:t xml:space="preserve">https://register.ld.admin.ch/i14y/concept/LEVEL_EDUC/243</w:t>
+              <w:t xml:space="preserve">243 (https://register.ld.admin.ch/i14y/concept/LEVEL_EDUC/243)</w:t>
             </w:r>
           </w:p>
         </w:tc>
@@ -10741,19 +10054,7 @@
               <w:jc w:val="left"/>
             </w:pPr>
             <w:r>
-              <w:t xml:space="preserve">2431</w:t>
-            </w:r>
-          </w:p>
-        </w:tc>
-        <w:tc>
-          <w:tcPr/>
-          <w:p>
-            <w:pPr>
-              <w:pStyle w:val="Compact"/>
-              <w:jc w:val="left"/>
-            </w:pPr>
-            <w:r>
-              <w:t xml:space="preserve">https://register.ld.admin.ch/i14y/concept/LEVEL_EDUC/2431</w:t>
+              <w:t xml:space="preserve">2431 (https://register.ld.admin.ch/i14y/concept/LEVEL_EDUC/2431)</w:t>
             </w:r>
           </w:p>
         </w:tc>
@@ -10779,19 +10080,7 @@
               <w:jc w:val="left"/>
             </w:pPr>
             <w:r>
-              <w:t xml:space="preserve">2432</w:t>
-            </w:r>
-          </w:p>
-        </w:tc>
-        <w:tc>
-          <w:tcPr/>
-          <w:p>
-            <w:pPr>
-              <w:pStyle w:val="Compact"/>
-              <w:jc w:val="left"/>
-            </w:pPr>
-            <w:r>
-              <w:t xml:space="preserve">https://register.ld.admin.ch/i14y/concept/LEVEL_EDUC/2432</w:t>
+              <w:t xml:space="preserve">2432 (https://register.ld.admin.ch/i14y/concept/LEVEL_EDUC/2432)</w:t>
             </w:r>
           </w:p>
         </w:tc>
@@ -10817,19 +10106,7 @@
               <w:jc w:val="left"/>
             </w:pPr>
             <w:r>
-              <w:t xml:space="preserve">30</w:t>
-            </w:r>
-          </w:p>
-        </w:tc>
-        <w:tc>
-          <w:tcPr/>
-          <w:p>
-            <w:pPr>
-              <w:pStyle w:val="Compact"/>
-              <w:jc w:val="left"/>
-            </w:pPr>
-            <w:r>
-              <w:t xml:space="preserve">https://register.ld.admin.ch/i14y/concept/LEVEL_EDUC/30</w:t>
+              <w:t xml:space="preserve">30 (https://register.ld.admin.ch/i14y/concept/LEVEL_EDUC/30)</w:t>
             </w:r>
           </w:p>
         </w:tc>
@@ -10855,19 +10132,7 @@
               <w:jc w:val="left"/>
             </w:pPr>
             <w:r>
-              <w:t xml:space="preserve">31</w:t>
-            </w:r>
-          </w:p>
-        </w:tc>
-        <w:tc>
-          <w:tcPr/>
-          <w:p>
-            <w:pPr>
-              <w:pStyle w:val="Compact"/>
-              <w:jc w:val="left"/>
-            </w:pPr>
-            <w:r>
-              <w:t xml:space="preserve">https://register.ld.admin.ch/i14y/concept/LEVEL_EDUC/31</w:t>
+              <w:t xml:space="preserve">31 (https://register.ld.admin.ch/i14y/concept/LEVEL_EDUC/31)</w:t>
             </w:r>
           </w:p>
         </w:tc>
@@ -10893,19 +10158,7 @@
               <w:jc w:val="left"/>
             </w:pPr>
             <w:r>
-              <w:t xml:space="preserve">310</w:t>
-            </w:r>
-          </w:p>
-        </w:tc>
-        <w:tc>
-          <w:tcPr/>
-          <w:p>
-            <w:pPr>
-              <w:pStyle w:val="Compact"/>
-              <w:jc w:val="left"/>
-            </w:pPr>
-            <w:r>
-              <w:t xml:space="preserve">https://register.ld.admin.ch/i14y/concept/LEVEL_EDUC/310</w:t>
+              <w:t xml:space="preserve">310 (https://register.ld.admin.ch/i14y/concept/LEVEL_EDUC/310)</w:t>
             </w:r>
           </w:p>
         </w:tc>
@@ -10931,19 +10184,7 @@
               <w:jc w:val="left"/>
             </w:pPr>
             <w:r>
-              <w:t xml:space="preserve">311</w:t>
-            </w:r>
-          </w:p>
-        </w:tc>
-        <w:tc>
-          <w:tcPr/>
-          <w:p>
-            <w:pPr>
-              <w:pStyle w:val="Compact"/>
-              <w:jc w:val="left"/>
-            </w:pPr>
-            <w:r>
-              <w:t xml:space="preserve">https://register.ld.admin.ch/i14y/concept/LEVEL_EDUC/311</w:t>
+              <w:t xml:space="preserve">311 (https://register.ld.admin.ch/i14y/concept/LEVEL_EDUC/311)</w:t>
             </w:r>
           </w:p>
         </w:tc>
@@ -10969,19 +10210,7 @@
               <w:jc w:val="left"/>
             </w:pPr>
             <w:r>
-              <w:t xml:space="preserve">312</w:t>
-            </w:r>
-          </w:p>
-        </w:tc>
-        <w:tc>
-          <w:tcPr/>
-          <w:p>
-            <w:pPr>
-              <w:pStyle w:val="Compact"/>
-              <w:jc w:val="left"/>
-            </w:pPr>
-            <w:r>
-              <w:t xml:space="preserve">https://register.ld.admin.ch/i14y/concept/LEVEL_EDUC/312</w:t>
+              <w:t xml:space="preserve">312 (https://register.ld.admin.ch/i14y/concept/LEVEL_EDUC/312)</w:t>
             </w:r>
           </w:p>
         </w:tc>
@@ -11007,19 +10236,7 @@
               <w:jc w:val="left"/>
             </w:pPr>
             <w:r>
-              <w:t xml:space="preserve">313</w:t>
-            </w:r>
-          </w:p>
-        </w:tc>
-        <w:tc>
-          <w:tcPr/>
-          <w:p>
-            <w:pPr>
-              <w:pStyle w:val="Compact"/>
-              <w:jc w:val="left"/>
-            </w:pPr>
-            <w:r>
-              <w:t xml:space="preserve">https://register.ld.admin.ch/i14y/concept/LEVEL_EDUC/313</w:t>
+              <w:t xml:space="preserve">313 (https://register.ld.admin.ch/i14y/concept/LEVEL_EDUC/313)</w:t>
             </w:r>
           </w:p>
         </w:tc>
@@ -11045,19 +10262,7 @@
               <w:jc w:val="left"/>
             </w:pPr>
             <w:r>
-              <w:t xml:space="preserve">3131</w:t>
-            </w:r>
-          </w:p>
-        </w:tc>
-        <w:tc>
-          <w:tcPr/>
-          <w:p>
-            <w:pPr>
-              <w:pStyle w:val="Compact"/>
-              <w:jc w:val="left"/>
-            </w:pPr>
-            <w:r>
-              <w:t xml:space="preserve">https://register.ld.admin.ch/i14y/concept/LEVEL_EDUC/3131</w:t>
+              <w:t xml:space="preserve">3131 (https://register.ld.admin.ch/i14y/concept/LEVEL_EDUC/3131)</w:t>
             </w:r>
           </w:p>
         </w:tc>
@@ -11083,19 +10288,7 @@
               <w:jc w:val="left"/>
             </w:pPr>
             <w:r>
-              <w:t xml:space="preserve">3132</w:t>
-            </w:r>
-          </w:p>
-        </w:tc>
-        <w:tc>
-          <w:tcPr/>
-          <w:p>
-            <w:pPr>
-              <w:pStyle w:val="Compact"/>
-              <w:jc w:val="left"/>
-            </w:pPr>
-            <w:r>
-              <w:t xml:space="preserve">https://register.ld.admin.ch/i14y/concept/LEVEL_EDUC/3132</w:t>
+              <w:t xml:space="preserve">3132 (https://register.ld.admin.ch/i14y/concept/LEVEL_EDUC/3132)</w:t>
             </w:r>
           </w:p>
         </w:tc>
@@ -11121,19 +10314,7 @@
               <w:jc w:val="left"/>
             </w:pPr>
             <w:r>
-              <w:t xml:space="preserve">32</w:t>
-            </w:r>
-          </w:p>
-        </w:tc>
-        <w:tc>
-          <w:tcPr/>
-          <w:p>
-            <w:pPr>
-              <w:pStyle w:val="Compact"/>
-              <w:jc w:val="left"/>
-            </w:pPr>
-            <w:r>
-              <w:t xml:space="preserve">https://register.ld.admin.ch/i14y/concept/LEVEL_EDUC/32</w:t>
+              <w:t xml:space="preserve">32 (https://register.ld.admin.ch/i14y/concept/LEVEL_EDUC/32)</w:t>
             </w:r>
           </w:p>
         </w:tc>
@@ -11159,19 +10340,7 @@
               <w:jc w:val="left"/>
             </w:pPr>
             <w:r>
-              <w:t xml:space="preserve">321</w:t>
-            </w:r>
-          </w:p>
-        </w:tc>
-        <w:tc>
-          <w:tcPr/>
-          <w:p>
-            <w:pPr>
-              <w:pStyle w:val="Compact"/>
-              <w:jc w:val="left"/>
-            </w:pPr>
-            <w:r>
-              <w:t xml:space="preserve">https://register.ld.admin.ch/i14y/concept/LEVEL_EDUC/321</w:t>
+              <w:t xml:space="preserve">321 (https://register.ld.admin.ch/i14y/concept/LEVEL_EDUC/321)</w:t>
             </w:r>
           </w:p>
         </w:tc>
@@ -11197,19 +10366,7 @@
               <w:jc w:val="left"/>
             </w:pPr>
             <w:r>
-              <w:t xml:space="preserve">3211</w:t>
-            </w:r>
-          </w:p>
-        </w:tc>
-        <w:tc>
-          <w:tcPr/>
-          <w:p>
-            <w:pPr>
-              <w:pStyle w:val="Compact"/>
-              <w:jc w:val="left"/>
-            </w:pPr>
-            <w:r>
-              <w:t xml:space="preserve">https://register.ld.admin.ch/i14y/concept/LEVEL_EDUC/3211</w:t>
+              <w:t xml:space="preserve">3211 (https://register.ld.admin.ch/i14y/concept/LEVEL_EDUC/3211)</w:t>
             </w:r>
           </w:p>
         </w:tc>
@@ -11235,19 +10392,7 @@
               <w:jc w:val="left"/>
             </w:pPr>
             <w:r>
-              <w:t xml:space="preserve">3212</w:t>
-            </w:r>
-          </w:p>
-        </w:tc>
-        <w:tc>
-          <w:tcPr/>
-          <w:p>
-            <w:pPr>
-              <w:pStyle w:val="Compact"/>
-              <w:jc w:val="left"/>
-            </w:pPr>
-            <w:r>
-              <w:t xml:space="preserve">https://register.ld.admin.ch/i14y/concept/LEVEL_EDUC/3212</w:t>
+              <w:t xml:space="preserve">3212 (https://register.ld.admin.ch/i14y/concept/LEVEL_EDUC/3212)</w:t>
             </w:r>
           </w:p>
         </w:tc>
@@ -11273,19 +10418,7 @@
               <w:jc w:val="left"/>
             </w:pPr>
             <w:r>
-              <w:t xml:space="preserve">3213</w:t>
-            </w:r>
-          </w:p>
-        </w:tc>
-        <w:tc>
-          <w:tcPr/>
-          <w:p>
-            <w:pPr>
-              <w:pStyle w:val="Compact"/>
-              <w:jc w:val="left"/>
-            </w:pPr>
-            <w:r>
-              <w:t xml:space="preserve">https://register.ld.admin.ch/i14y/concept/LEVEL_EDUC/3213</w:t>
+              <w:t xml:space="preserve">3213 (https://register.ld.admin.ch/i14y/concept/LEVEL_EDUC/3213)</w:t>
             </w:r>
           </w:p>
         </w:tc>
@@ -11311,19 +10444,7 @@
               <w:jc w:val="left"/>
             </w:pPr>
             <w:r>
-              <w:t xml:space="preserve">322</w:t>
-            </w:r>
-          </w:p>
-        </w:tc>
-        <w:tc>
-          <w:tcPr/>
-          <w:p>
-            <w:pPr>
-              <w:pStyle w:val="Compact"/>
-              <w:jc w:val="left"/>
-            </w:pPr>
-            <w:r>
-              <w:t xml:space="preserve">https://register.ld.admin.ch/i14y/concept/LEVEL_EDUC/322</w:t>
+              <w:t xml:space="preserve">322 (https://register.ld.admin.ch/i14y/concept/LEVEL_EDUC/322)</w:t>
             </w:r>
           </w:p>
         </w:tc>
@@ -11349,19 +10470,7 @@
               <w:jc w:val="left"/>
             </w:pPr>
             <w:r>
-              <w:t xml:space="preserve">3221</w:t>
-            </w:r>
-          </w:p>
-        </w:tc>
-        <w:tc>
-          <w:tcPr/>
-          <w:p>
-            <w:pPr>
-              <w:pStyle w:val="Compact"/>
-              <w:jc w:val="left"/>
-            </w:pPr>
-            <w:r>
-              <w:t xml:space="preserve">https://register.ld.admin.ch/i14y/concept/LEVEL_EDUC/3221</w:t>
+              <w:t xml:space="preserve">3221 (https://register.ld.admin.ch/i14y/concept/LEVEL_EDUC/3221)</w:t>
             </w:r>
           </w:p>
         </w:tc>
@@ -11387,19 +10496,7 @@
               <w:jc w:val="left"/>
             </w:pPr>
             <w:r>
-              <w:t xml:space="preserve">3222</w:t>
-            </w:r>
-          </w:p>
-        </w:tc>
-        <w:tc>
-          <w:tcPr/>
-          <w:p>
-            <w:pPr>
-              <w:pStyle w:val="Compact"/>
-              <w:jc w:val="left"/>
-            </w:pPr>
-            <w:r>
-              <w:t xml:space="preserve">https://register.ld.admin.ch/i14y/concept/LEVEL_EDUC/3222</w:t>
+              <w:t xml:space="preserve">3222 (https://register.ld.admin.ch/i14y/concept/LEVEL_EDUC/3222)</w:t>
             </w:r>
           </w:p>
         </w:tc>
@@ -11425,19 +10522,7 @@
               <w:jc w:val="left"/>
             </w:pPr>
             <w:r>
-              <w:t xml:space="preserve">3223</w:t>
-            </w:r>
-          </w:p>
-        </w:tc>
-        <w:tc>
-          <w:tcPr/>
-          <w:p>
-            <w:pPr>
-              <w:pStyle w:val="Compact"/>
-              <w:jc w:val="left"/>
-            </w:pPr>
-            <w:r>
-              <w:t xml:space="preserve">https://register.ld.admin.ch/i14y/concept/LEVEL_EDUC/3223</w:t>
+              <w:t xml:space="preserve">3223 (https://register.ld.admin.ch/i14y/concept/LEVEL_EDUC/3223)</w:t>
             </w:r>
           </w:p>
         </w:tc>
@@ -11463,19 +10548,7 @@
               <w:jc w:val="left"/>
             </w:pPr>
             <w:r>
-              <w:t xml:space="preserve">323</w:t>
-            </w:r>
-          </w:p>
-        </w:tc>
-        <w:tc>
-          <w:tcPr/>
-          <w:p>
-            <w:pPr>
-              <w:pStyle w:val="Compact"/>
-              <w:jc w:val="left"/>
-            </w:pPr>
-            <w:r>
-              <w:t xml:space="preserve">https://register.ld.admin.ch/i14y/concept/LEVEL_EDUC/323</w:t>
+              <w:t xml:space="preserve">323 (https://register.ld.admin.ch/i14y/concept/LEVEL_EDUC/323)</w:t>
             </w:r>
           </w:p>
         </w:tc>
@@ -11502,18 +10575,6 @@
             </w:pPr>
             <w:r>
               <w:t xml:space="preserve">military</w:t>
-            </w:r>
-          </w:p>
-        </w:tc>
-        <w:tc>
-          <w:tcPr/>
-          <w:p>
-            <w:pPr>
-              <w:pStyle w:val="Compact"/>
-              <w:jc w:val="left"/>
-            </w:pPr>
-            <w:r>
-              <w:t xml:space="preserve">None</w:t>
             </w:r>
           </w:p>
         </w:tc>
@@ -14391,9 +13452,8 @@
         <w:jc w:val="start"/>
       </w:tblPr>
       <w:tblGrid>
-        <w:gridCol w:w="2640"/>
-        <w:gridCol w:w="2640"/>
-        <w:gridCol w:w="2640"/>
+        <w:gridCol w:w="3960"/>
+        <w:gridCol w:w="3960"/>
       </w:tblGrid>
       <w:tr>
         <w:trPr>
@@ -14419,18 +13479,6 @@
               <w:jc w:val="left"/>
             </w:pPr>
             <w:r>
-              <w:t xml:space="preserve">Meaning</w:t>
-            </w:r>
-          </w:p>
-        </w:tc>
-        <w:tc>
-          <w:tcPr/>
-          <w:p>
-            <w:pPr>
-              <w:pStyle w:val="Compact"/>
-              <w:jc w:val="left"/>
-            </w:pPr>
-            <w:r>
               <w:t xml:space="preserve">Description</w:t>
             </w:r>
           </w:p>
@@ -14445,19 +13493,7 @@
               <w:jc w:val="left"/>
             </w:pPr>
             <w:r>
-              <w:t xml:space="preserve">party</w:t>
-            </w:r>
-          </w:p>
-        </w:tc>
-        <w:tc>
-          <w:tcPr/>
-          <w:p>
-            <w:pPr>
-              <w:pStyle w:val="Compact"/>
-              <w:jc w:val="left"/>
-            </w:pPr>
-            <w:r>
-              <w:t xml:space="preserve">act:enum/group_type/party</w:t>
+              <w:t xml:space="preserve">party (act:enum/group_type/party)</w:t>
             </w:r>
           </w:p>
         </w:tc>
@@ -14483,19 +13519,7 @@
               <w:jc w:val="left"/>
             </w:pPr>
             <w:r>
-              <w:t xml:space="preserve">list</w:t>
-            </w:r>
-          </w:p>
-        </w:tc>
-        <w:tc>
-          <w:tcPr/>
-          <w:p>
-            <w:pPr>
-              <w:pStyle w:val="Compact"/>
-              <w:jc w:val="left"/>
-            </w:pPr>
-            <w:r>
-              <w:t xml:space="preserve">act:enum/group_type/list</w:t>
+              <w:t xml:space="preserve">list (act:enum/group_type/list)</w:t>
             </w:r>
           </w:p>
         </w:tc>
@@ -14521,19 +13545,7 @@
               <w:jc w:val="left"/>
             </w:pPr>
             <w:r>
-              <w:t xml:space="preserve">workgroup</w:t>
-            </w:r>
-          </w:p>
-        </w:tc>
-        <w:tc>
-          <w:tcPr/>
-          <w:p>
-            <w:pPr>
-              <w:pStyle w:val="Compact"/>
-              <w:jc w:val="left"/>
-            </w:pPr>
-            <w:r>
-              <w:t xml:space="preserve">act:enum/group_type/workgroup</w:t>
+              <w:t xml:space="preserve">workgroup (act:enum/group_type/workgroup)</w:t>
             </w:r>
           </w:p>
         </w:tc>
@@ -14559,19 +13571,7 @@
               <w:jc w:val="left"/>
             </w:pPr>
             <w:r>
-              <w:t xml:space="preserve">parliament</w:t>
-            </w:r>
-          </w:p>
-        </w:tc>
-        <w:tc>
-          <w:tcPr/>
-          <w:p>
-            <w:pPr>
-              <w:pStyle w:val="Compact"/>
-              <w:jc w:val="left"/>
-            </w:pPr>
-            <w:r>
-              <w:t xml:space="preserve">act:enum/group_type/parliament</w:t>
+              <w:t xml:space="preserve">parliament (act:enum/group_type/parliament)</w:t>
             </w:r>
           </w:p>
         </w:tc>
@@ -14597,19 +13597,7 @@
               <w:jc w:val="left"/>
             </w:pPr>
             <w:r>
-              <w:t xml:space="preserve">delegation</w:t>
-            </w:r>
-          </w:p>
-        </w:tc>
-        <w:tc>
-          <w:tcPr/>
-          <w:p>
-            <w:pPr>
-              <w:pStyle w:val="Compact"/>
-              <w:jc w:val="left"/>
-            </w:pPr>
-            <w:r>
-              <w:t xml:space="preserve">act:enum/group_type/delegation</w:t>
+              <w:t xml:space="preserve">delegation (act:enum/group_type/delegation)</w:t>
             </w:r>
           </w:p>
         </w:tc>
@@ -14635,19 +13623,7 @@
               <w:jc w:val="left"/>
             </w:pPr>
             <w:r>
-              <w:t xml:space="preserve">commission</w:t>
-            </w:r>
-          </w:p>
-        </w:tc>
-        <w:tc>
-          <w:tcPr/>
-          <w:p>
-            <w:pPr>
-              <w:pStyle w:val="Compact"/>
-              <w:jc w:val="left"/>
-            </w:pPr>
-            <w:r>
-              <w:t xml:space="preserve">act:enum/group_type/commission</w:t>
+              <w:t xml:space="preserve">commission (act:enum/group_type/commission)</w:t>
             </w:r>
           </w:p>
         </w:tc>
@@ -14673,19 +13649,7 @@
               <w:jc w:val="left"/>
             </w:pPr>
             <w:r>
-              <w:t xml:space="preserve">faction</w:t>
-            </w:r>
-          </w:p>
-        </w:tc>
-        <w:tc>
-          <w:tcPr/>
-          <w:p>
-            <w:pPr>
-              <w:pStyle w:val="Compact"/>
-              <w:jc w:val="left"/>
-            </w:pPr>
-            <w:r>
-              <w:t xml:space="preserve">act:enum/group_type/faction</w:t>
+              <w:t xml:space="preserve">faction (act:enum/group_type/faction)</w:t>
             </w:r>
           </w:p>
         </w:tc>
@@ -14711,19 +13675,7 @@
               <w:jc w:val="left"/>
             </w:pPr>
             <w:r>
-              <w:t xml:space="preserve">parliamentary_bureau</w:t>
-            </w:r>
-          </w:p>
-        </w:tc>
-        <w:tc>
-          <w:tcPr/>
-          <w:p>
-            <w:pPr>
-              <w:pStyle w:val="Compact"/>
-              <w:jc w:val="left"/>
-            </w:pPr>
-            <w:r>
-              <w:t xml:space="preserve">act:enum/group_type/parliamentary_bureau</w:t>
+              <w:t xml:space="preserve">parliamentary_bureau (act:enum/group_type/parliamentary_bureau)</w:t>
             </w:r>
           </w:p>
         </w:tc>
@@ -14749,19 +13701,7 @@
               <w:jc w:val="left"/>
             </w:pPr>
             <w:r>
-              <w:t xml:space="preserve">presidency</w:t>
-            </w:r>
-          </w:p>
-        </w:tc>
-        <w:tc>
-          <w:tcPr/>
-          <w:p>
-            <w:pPr>
-              <w:pStyle w:val="Compact"/>
-              <w:jc w:val="left"/>
-            </w:pPr>
-            <w:r>
-              <w:t xml:space="preserve">act:enum/group_type/presidency</w:t>
+              <w:t xml:space="preserve">presidency (act:enum/group_type/presidency)</w:t>
             </w:r>
           </w:p>
         </w:tc>
@@ -14787,19 +13727,7 @@
               <w:jc w:val="left"/>
             </w:pPr>
             <w:r>
-              <w:t xml:space="preserve">government</w:t>
-            </w:r>
-          </w:p>
-        </w:tc>
-        <w:tc>
-          <w:tcPr/>
-          <w:p>
-            <w:pPr>
-              <w:pStyle w:val="Compact"/>
-              <w:jc w:val="left"/>
-            </w:pPr>
-            <w:r>
-              <w:t xml:space="preserve">act:enum/group_type/government</w:t>
+              <w:t xml:space="preserve">government (act:enum/group_type/government)</w:t>
             </w:r>
           </w:p>
         </w:tc>
@@ -14825,19 +13753,7 @@
               <w:jc w:val="left"/>
             </w:pPr>
             <w:r>
-              <w:t xml:space="preserve">department</w:t>
-            </w:r>
-          </w:p>
-        </w:tc>
-        <w:tc>
-          <w:tcPr/>
-          <w:p>
-            <w:pPr>
-              <w:pStyle w:val="Compact"/>
-              <w:jc w:val="left"/>
-            </w:pPr>
-            <w:r>
-              <w:t xml:space="preserve">act:enum/group_type/department</w:t>
+              <w:t xml:space="preserve">department (act:enum/group_type/department)</w:t>
             </w:r>
           </w:p>
         </w:tc>
@@ -14863,19 +13779,7 @@
               <w:jc w:val="left"/>
             </w:pPr>
             <w:r>
-              <w:t xml:space="preserve">office</w:t>
-            </w:r>
-          </w:p>
-        </w:tc>
-        <w:tc>
-          <w:tcPr/>
-          <w:p>
-            <w:pPr>
-              <w:pStyle w:val="Compact"/>
-              <w:jc w:val="left"/>
-            </w:pPr>
-            <w:r>
-              <w:t xml:space="preserve">act:enum/group_type/office</w:t>
+              <w:t xml:space="preserve">office (act:enum/group_type/office)</w:t>
             </w:r>
           </w:p>
         </w:tc>
@@ -14901,19 +13805,7 @@
               <w:jc w:val="left"/>
             </w:pPr>
             <w:r>
-              <w:t xml:space="preserve">extraparliamentary_commission</w:t>
-            </w:r>
-          </w:p>
-        </w:tc>
-        <w:tc>
-          <w:tcPr/>
-          <w:p>
-            <w:pPr>
-              <w:pStyle w:val="Compact"/>
-              <w:jc w:val="left"/>
-            </w:pPr>
-            <w:r>
-              <w:t xml:space="preserve">act:enum/group_type/extraparliamentary_commission</w:t>
+              <w:t xml:space="preserve">extraparliamentary_commission (act:enum/group_type/extraparliamentary_commission)</w:t>
             </w:r>
           </w:p>
         </w:tc>
@@ -14939,19 +13831,7 @@
               <w:jc w:val="left"/>
             </w:pPr>
             <w:r>
-              <w:t xml:space="preserve">interest_group</w:t>
-            </w:r>
-          </w:p>
-        </w:tc>
-        <w:tc>
-          <w:tcPr/>
-          <w:p>
-            <w:pPr>
-              <w:pStyle w:val="Compact"/>
-              <w:jc w:val="left"/>
-            </w:pPr>
-            <w:r>
-              <w:t xml:space="preserve">act:enum/group_type/interest_group</w:t>
+              <w:t xml:space="preserve">interest_group (act:enum/group_type/interest_group)</w:t>
             </w:r>
           </w:p>
         </w:tc>
@@ -14977,19 +13857,7 @@
               <w:jc w:val="left"/>
             </w:pPr>
             <w:r>
-              <w:t xml:space="preserve">control_body</w:t>
-            </w:r>
-          </w:p>
-        </w:tc>
-        <w:tc>
-          <w:tcPr/>
-          <w:p>
-            <w:pPr>
-              <w:pStyle w:val="Compact"/>
-              <w:jc w:val="left"/>
-            </w:pPr>
-            <w:r>
-              <w:t xml:space="preserve">act:enum/group_type/control_body</w:t>
+              <w:t xml:space="preserve">control_body (act:enum/group_type/control_body)</w:t>
             </w:r>
           </w:p>
         </w:tc>
@@ -15015,19 +13883,7 @@
               <w:jc w:val="left"/>
             </w:pPr>
             <w:r>
-              <w:t xml:space="preserve">parliamentary_services</w:t>
-            </w:r>
-          </w:p>
-        </w:tc>
-        <w:tc>
-          <w:tcPr/>
-          <w:p>
-            <w:pPr>
-              <w:pStyle w:val="Compact"/>
-              <w:jc w:val="left"/>
-            </w:pPr>
-            <w:r>
-              <w:t xml:space="preserve">act:enum/group_type/parliamentary_services</w:t>
+              <w:t xml:space="preserve">parliamentary_services (act:enum/group_type/parliamentary_services)</w:t>
             </w:r>
           </w:p>
         </w:tc>
@@ -15053,19 +13909,7 @@
               <w:jc w:val="left"/>
             </w:pPr>
             <w:r>
-              <w:t xml:space="preserve">court</w:t>
-            </w:r>
-          </w:p>
-        </w:tc>
-        <w:tc>
-          <w:tcPr/>
-          <w:p>
-            <w:pPr>
-              <w:pStyle w:val="Compact"/>
-              <w:jc w:val="left"/>
-            </w:pPr>
-            <w:r>
-              <w:t xml:space="preserve">act:enum/group_type/court</w:t>
+              <w:t xml:space="preserve">court (act:enum/group_type/court)</w:t>
             </w:r>
           </w:p>
         </w:tc>
@@ -15091,19 +13935,7 @@
               <w:jc w:val="left"/>
             </w:pPr>
             <w:r>
-              <w:t xml:space="preserve">association</w:t>
-            </w:r>
-          </w:p>
-        </w:tc>
-        <w:tc>
-          <w:tcPr/>
-          <w:p>
-            <w:pPr>
-              <w:pStyle w:val="Compact"/>
-              <w:jc w:val="left"/>
-            </w:pPr>
-            <w:r>
-              <w:t xml:space="preserve">act:enum/group_type/association</w:t>
+              <w:t xml:space="preserve">association (act:enum/group_type/association)</w:t>
             </w:r>
           </w:p>
         </w:tc>
@@ -15129,19 +13961,7 @@
               <w:jc w:val="left"/>
             </w:pPr>
             <w:r>
-              <w:t xml:space="preserve">petition_carrier</w:t>
-            </w:r>
-          </w:p>
-        </w:tc>
-        <w:tc>
-          <w:tcPr/>
-          <w:p>
-            <w:pPr>
-              <w:pStyle w:val="Compact"/>
-              <w:jc w:val="left"/>
-            </w:pPr>
-            <w:r>
-              <w:t xml:space="preserve">act:enum/group_type/petition_carrier</w:t>
+              <w:t xml:space="preserve">petition_carrier (act:enum/group_type/petition_carrier)</w:t>
             </w:r>
           </w:p>
         </w:tc>
@@ -15167,19 +13987,7 @@
               <w:jc w:val="left"/>
             </w:pPr>
             <w:r>
-              <w:t xml:space="preserve">university</w:t>
-            </w:r>
-          </w:p>
-        </w:tc>
-        <w:tc>
-          <w:tcPr/>
-          <w:p>
-            <w:pPr>
-              <w:pStyle w:val="Compact"/>
-              <w:jc w:val="left"/>
-            </w:pPr>
-            <w:r>
-              <w:t xml:space="preserve">act:enum/group_type/university</w:t>
+              <w:t xml:space="preserve">university (act:enum/group_type/university)</w:t>
             </w:r>
           </w:p>
         </w:tc>
@@ -15205,19 +14013,7 @@
               <w:jc w:val="left"/>
             </w:pPr>
             <w:r>
-              <w:t xml:space="preserve">other</w:t>
-            </w:r>
-          </w:p>
-        </w:tc>
-        <w:tc>
-          <w:tcPr/>
-          <w:p>
-            <w:pPr>
-              <w:pStyle w:val="Compact"/>
-              <w:jc w:val="left"/>
-            </w:pPr>
-            <w:r>
-              <w:t xml:space="preserve">act:enum/group_type/other</w:t>
+              <w:t xml:space="preserve">other (act:enum/group_type/other)</w:t>
             </w:r>
           </w:p>
         </w:tc>
@@ -21232,9 +20028,8 @@
         <w:jc w:val="start"/>
       </w:tblPr>
       <w:tblGrid>
-        <w:gridCol w:w="2640"/>
-        <w:gridCol w:w="2640"/>
-        <w:gridCol w:w="2640"/>
+        <w:gridCol w:w="3960"/>
+        <w:gridCol w:w="3960"/>
       </w:tblGrid>
       <w:tr>
         <w:trPr>
@@ -21260,18 +20055,6 @@
               <w:jc w:val="left"/>
             </w:pPr>
             <w:r>
-              <w:t xml:space="preserve">Meaning</w:t>
-            </w:r>
-          </w:p>
-        </w:tc>
-        <w:tc>
-          <w:tcPr/>
-          <w:p>
-            <w:pPr>
-              <w:pStyle w:val="Compact"/>
-              <w:jc w:val="left"/>
-            </w:pPr>
-            <w:r>
               <w:t xml:space="preserve">Description</w:t>
             </w:r>
           </w:p>
@@ -21286,19 +20069,7 @@
               <w:jc w:val="left"/>
             </w:pPr>
             <w:r>
-              <w:t xml:space="preserve">professional_activity</w:t>
-            </w:r>
-          </w:p>
-        </w:tc>
-        <w:tc>
-          <w:tcPr/>
-          <w:p>
-            <w:pPr>
-              <w:pStyle w:val="Compact"/>
-              <w:jc w:val="left"/>
-            </w:pPr>
-            <w:r>
-              <w:t xml:space="preserve">act:enum/interest_type/professional_activity</w:t>
+              <w:t xml:space="preserve">professional_activity (act:enum/interest_type/professional_activity)</w:t>
             </w:r>
           </w:p>
         </w:tc>
@@ -21324,19 +20095,7 @@
               <w:jc w:val="left"/>
             </w:pPr>
             <w:r>
-              <w:t xml:space="preserve">political_office</w:t>
-            </w:r>
-          </w:p>
-        </w:tc>
-        <w:tc>
-          <w:tcPr/>
-          <w:p>
-            <w:pPr>
-              <w:pStyle w:val="Compact"/>
-              <w:jc w:val="left"/>
-            </w:pPr>
-            <w:r>
-              <w:t xml:space="preserve">act:enum/interest_type/political_office</w:t>
+              <w:t xml:space="preserve">political_office (act:enum/interest_type/political_office)</w:t>
             </w:r>
           </w:p>
         </w:tc>
@@ -21362,19 +20121,7 @@
               <w:jc w:val="left"/>
             </w:pPr>
             <w:r>
-              <w:t xml:space="preserve">association</w:t>
-            </w:r>
-          </w:p>
-        </w:tc>
-        <w:tc>
-          <w:tcPr/>
-          <w:p>
-            <w:pPr>
-              <w:pStyle w:val="Compact"/>
-              <w:jc w:val="left"/>
-            </w:pPr>
-            <w:r>
-              <w:t xml:space="preserve">act:enum/interest_type/association</w:t>
+              <w:t xml:space="preserve">association (act:enum/interest_type/association)</w:t>
             </w:r>
           </w:p>
         </w:tc>
@@ -21459,9 +20206,8 @@
         <w:jc w:val="start"/>
       </w:tblPr>
       <w:tblGrid>
-        <w:gridCol w:w="2640"/>
-        <w:gridCol w:w="2640"/>
-        <w:gridCol w:w="2640"/>
+        <w:gridCol w:w="3960"/>
+        <w:gridCol w:w="3960"/>
       </w:tblGrid>
       <w:tr>
         <w:trPr>
@@ -21487,18 +20233,6 @@
               <w:jc w:val="left"/>
             </w:pPr>
             <w:r>
-              <w:t xml:space="preserve">Meaning</w:t>
-            </w:r>
-          </w:p>
-        </w:tc>
-        <w:tc>
-          <w:tcPr/>
-          <w:p>
-            <w:pPr>
-              <w:pStyle w:val="Compact"/>
-              <w:jc w:val="left"/>
-            </w:pPr>
-            <w:r>
               <w:t xml:space="preserve">Description</w:t>
             </w:r>
           </w:p>
@@ -21513,19 +20247,7 @@
               <w:jc w:val="left"/>
             </w:pPr>
             <w:r>
-              <w:t xml:space="preserve">0101</w:t>
-            </w:r>
-          </w:p>
-        </w:tc>
-        <w:tc>
-          <w:tcPr/>
-          <w:p>
-            <w:pPr>
-              <w:pStyle w:val="Compact"/>
-              <w:jc w:val="left"/>
-            </w:pPr>
-            <w:r>
-              <w:t xml:space="preserve">https://register.ld.admin.ch/i14y/concept/legalForm/0101</w:t>
+              <w:t xml:space="preserve">0101 (https://register.ld.admin.ch/i14y/concept/legalForm/0101)</w:t>
             </w:r>
           </w:p>
         </w:tc>
@@ -21551,19 +20273,7 @@
               <w:jc w:val="left"/>
             </w:pPr>
             <w:r>
-              <w:t xml:space="preserve">0103</w:t>
-            </w:r>
-          </w:p>
-        </w:tc>
-        <w:tc>
-          <w:tcPr/>
-          <w:p>
-            <w:pPr>
-              <w:pStyle w:val="Compact"/>
-              <w:jc w:val="left"/>
-            </w:pPr>
-            <w:r>
-              <w:t xml:space="preserve">https://register.ld.admin.ch/i14y/concept/legalForm/0103</w:t>
+              <w:t xml:space="preserve">0103 (https://register.ld.admin.ch/i14y/concept/legalForm/0103)</w:t>
             </w:r>
           </w:p>
         </w:tc>
@@ -21589,19 +20299,7 @@
               <w:jc w:val="left"/>
             </w:pPr>
             <w:r>
-              <w:t xml:space="preserve">0104</w:t>
-            </w:r>
-          </w:p>
-        </w:tc>
-        <w:tc>
-          <w:tcPr/>
-          <w:p>
-            <w:pPr>
-              <w:pStyle w:val="Compact"/>
-              <w:jc w:val="left"/>
-            </w:pPr>
-            <w:r>
-              <w:t xml:space="preserve">https://register.ld.admin.ch/i14y/concept/legalForm/0104</w:t>
+              <w:t xml:space="preserve">0104 (https://register.ld.admin.ch/i14y/concept/legalForm/0104)</w:t>
             </w:r>
           </w:p>
         </w:tc>
@@ -21627,19 +20325,7 @@
               <w:jc w:val="left"/>
             </w:pPr>
             <w:r>
-              <w:t xml:space="preserve">0105</w:t>
-            </w:r>
-          </w:p>
-        </w:tc>
-        <w:tc>
-          <w:tcPr/>
-          <w:p>
-            <w:pPr>
-              <w:pStyle w:val="Compact"/>
-              <w:jc w:val="left"/>
-            </w:pPr>
-            <w:r>
-              <w:t xml:space="preserve">https://register.ld.admin.ch/i14y/concept/legalForm/0105</w:t>
+              <w:t xml:space="preserve">0105 (https://register.ld.admin.ch/i14y/concept/legalForm/0105)</w:t>
             </w:r>
           </w:p>
         </w:tc>
@@ -21665,19 +20351,7 @@
               <w:jc w:val="left"/>
             </w:pPr>
             <w:r>
-              <w:t xml:space="preserve">0106</w:t>
-            </w:r>
-          </w:p>
-        </w:tc>
-        <w:tc>
-          <w:tcPr/>
-          <w:p>
-            <w:pPr>
-              <w:pStyle w:val="Compact"/>
-              <w:jc w:val="left"/>
-            </w:pPr>
-            <w:r>
-              <w:t xml:space="preserve">https://register.ld.admin.ch/i14y/concept/legalForm/0106</w:t>
+              <w:t xml:space="preserve">0106 (https://register.ld.admin.ch/i14y/concept/legalForm/0106)</w:t>
             </w:r>
           </w:p>
         </w:tc>
@@ -21703,19 +20377,7 @@
               <w:jc w:val="left"/>
             </w:pPr>
             <w:r>
-              <w:t xml:space="preserve">0107</w:t>
-            </w:r>
-          </w:p>
-        </w:tc>
-        <w:tc>
-          <w:tcPr/>
-          <w:p>
-            <w:pPr>
-              <w:pStyle w:val="Compact"/>
-              <w:jc w:val="left"/>
-            </w:pPr>
-            <w:r>
-              <w:t xml:space="preserve">https://register.ld.admin.ch/i14y/concept/legalForm/0107</w:t>
+              <w:t xml:space="preserve">0107 (https://register.ld.admin.ch/i14y/concept/legalForm/0107)</w:t>
             </w:r>
           </w:p>
         </w:tc>
@@ -21741,19 +20403,7 @@
               <w:jc w:val="left"/>
             </w:pPr>
             <w:r>
-              <w:t xml:space="preserve">0108</w:t>
-            </w:r>
-          </w:p>
-        </w:tc>
-        <w:tc>
-          <w:tcPr/>
-          <w:p>
-            <w:pPr>
-              <w:pStyle w:val="Compact"/>
-              <w:jc w:val="left"/>
-            </w:pPr>
-            <w:r>
-              <w:t xml:space="preserve">https://register.ld.admin.ch/i14y/concept/legalForm/0108</w:t>
+              <w:t xml:space="preserve">0108 (https://register.ld.admin.ch/i14y/concept/legalForm/0108)</w:t>
             </w:r>
           </w:p>
         </w:tc>
@@ -21779,19 +20429,7 @@
               <w:jc w:val="left"/>
             </w:pPr>
             <w:r>
-              <w:t xml:space="preserve">0109</w:t>
-            </w:r>
-          </w:p>
-        </w:tc>
-        <w:tc>
-          <w:tcPr/>
-          <w:p>
-            <w:pPr>
-              <w:pStyle w:val="Compact"/>
-              <w:jc w:val="left"/>
-            </w:pPr>
-            <w:r>
-              <w:t xml:space="preserve">https://register.ld.admin.ch/i14y/concept/legalForm/0109</w:t>
+              <w:t xml:space="preserve">0109 (https://register.ld.admin.ch/i14y/concept/legalForm/0109)</w:t>
             </w:r>
           </w:p>
         </w:tc>
@@ -21817,19 +20455,7 @@
               <w:jc w:val="left"/>
             </w:pPr>
             <w:r>
-              <w:t xml:space="preserve">0110</w:t>
-            </w:r>
-          </w:p>
-        </w:tc>
-        <w:tc>
-          <w:tcPr/>
-          <w:p>
-            <w:pPr>
-              <w:pStyle w:val="Compact"/>
-              <w:jc w:val="left"/>
-            </w:pPr>
-            <w:r>
-              <w:t xml:space="preserve">https://register.ld.admin.ch/i14y/concept/legalForm/0110</w:t>
+              <w:t xml:space="preserve">0110 (https://register.ld.admin.ch/i14y/concept/legalForm/0110)</w:t>
             </w:r>
           </w:p>
         </w:tc>
@@ -21855,19 +20481,7 @@
               <w:jc w:val="left"/>
             </w:pPr>
             <w:r>
-              <w:t xml:space="preserve">0111</w:t>
-            </w:r>
-          </w:p>
-        </w:tc>
-        <w:tc>
-          <w:tcPr/>
-          <w:p>
-            <w:pPr>
-              <w:pStyle w:val="Compact"/>
-              <w:jc w:val="left"/>
-            </w:pPr>
-            <w:r>
-              <w:t xml:space="preserve">https://register.ld.admin.ch/i14y/concept/legalForm/0111</w:t>
+              <w:t xml:space="preserve">0111 (https://register.ld.admin.ch/i14y/concept/legalForm/0111)</w:t>
             </w:r>
           </w:p>
         </w:tc>
@@ -21893,19 +20507,7 @@
               <w:jc w:val="left"/>
             </w:pPr>
             <w:r>
-              <w:t xml:space="preserve">0113</w:t>
-            </w:r>
-          </w:p>
-        </w:tc>
-        <w:tc>
-          <w:tcPr/>
-          <w:p>
-            <w:pPr>
-              <w:pStyle w:val="Compact"/>
-              <w:jc w:val="left"/>
-            </w:pPr>
-            <w:r>
-              <w:t xml:space="preserve">https://register.ld.admin.ch/i14y/concept/legalForm/0113</w:t>
+              <w:t xml:space="preserve">0113 (https://register.ld.admin.ch/i14y/concept/legalForm/0113)</w:t>
             </w:r>
           </w:p>
         </w:tc>
@@ -21931,19 +20533,7 @@
               <w:jc w:val="left"/>
             </w:pPr>
             <w:r>
-              <w:t xml:space="preserve">0114</w:t>
-            </w:r>
-          </w:p>
-        </w:tc>
-        <w:tc>
-          <w:tcPr/>
-          <w:p>
-            <w:pPr>
-              <w:pStyle w:val="Compact"/>
-              <w:jc w:val="left"/>
-            </w:pPr>
-            <w:r>
-              <w:t xml:space="preserve">https://register.ld.admin.ch/i14y/concept/legalForm/0114</w:t>
+              <w:t xml:space="preserve">0114 (https://register.ld.admin.ch/i14y/concept/legalForm/0114)</w:t>
             </w:r>
           </w:p>
         </w:tc>
@@ -21969,19 +20559,7 @@
               <w:jc w:val="left"/>
             </w:pPr>
             <w:r>
-              <w:t xml:space="preserve">0115</w:t>
-            </w:r>
-          </w:p>
-        </w:tc>
-        <w:tc>
-          <w:tcPr/>
-          <w:p>
-            <w:pPr>
-              <w:pStyle w:val="Compact"/>
-              <w:jc w:val="left"/>
-            </w:pPr>
-            <w:r>
-              <w:t xml:space="preserve">https://register.ld.admin.ch/i14y/concept/legalForm/0115</w:t>
+              <w:t xml:space="preserve">0115 (https://register.ld.admin.ch/i14y/concept/legalForm/0115)</w:t>
             </w:r>
           </w:p>
         </w:tc>
@@ -22007,19 +20585,7 @@
               <w:jc w:val="left"/>
             </w:pPr>
             <w:r>
-              <w:t xml:space="preserve">0116</w:t>
-            </w:r>
-          </w:p>
-        </w:tc>
-        <w:tc>
-          <w:tcPr/>
-          <w:p>
-            <w:pPr>
-              <w:pStyle w:val="Compact"/>
-              <w:jc w:val="left"/>
-            </w:pPr>
-            <w:r>
-              <w:t xml:space="preserve">https://register.ld.admin.ch/i14y/concept/legalForm/0116</w:t>
+              <w:t xml:space="preserve">0116 (https://register.ld.admin.ch/i14y/concept/legalForm/0116)</w:t>
             </w:r>
           </w:p>
         </w:tc>
@@ -22045,19 +20611,7 @@
               <w:jc w:val="left"/>
             </w:pPr>
             <w:r>
-              <w:t xml:space="preserve">0117</w:t>
-            </w:r>
-          </w:p>
-        </w:tc>
-        <w:tc>
-          <w:tcPr/>
-          <w:p>
-            <w:pPr>
-              <w:pStyle w:val="Compact"/>
-              <w:jc w:val="left"/>
-            </w:pPr>
-            <w:r>
-              <w:t xml:space="preserve">https://register.ld.admin.ch/i14y/concept/legalForm/0117</w:t>
+              <w:t xml:space="preserve">0117 (https://register.ld.admin.ch/i14y/concept/legalForm/0117)</w:t>
             </w:r>
           </w:p>
         </w:tc>
@@ -22083,19 +20637,7 @@
               <w:jc w:val="left"/>
             </w:pPr>
             <w:r>
-              <w:t xml:space="preserve">0118</w:t>
-            </w:r>
-          </w:p>
-        </w:tc>
-        <w:tc>
-          <w:tcPr/>
-          <w:p>
-            <w:pPr>
-              <w:pStyle w:val="Compact"/>
-              <w:jc w:val="left"/>
-            </w:pPr>
-            <w:r>
-              <w:t xml:space="preserve">https://register.ld.admin.ch/i14y/concept/legalForm/0118</w:t>
+              <w:t xml:space="preserve">0118 (https://register.ld.admin.ch/i14y/concept/legalForm/0118)</w:t>
             </w:r>
           </w:p>
         </w:tc>
@@ -22121,19 +20663,7 @@
               <w:jc w:val="left"/>
             </w:pPr>
             <w:r>
-              <w:t xml:space="preserve">0119</w:t>
-            </w:r>
-          </w:p>
-        </w:tc>
-        <w:tc>
-          <w:tcPr/>
-          <w:p>
-            <w:pPr>
-              <w:pStyle w:val="Compact"/>
-              <w:jc w:val="left"/>
-            </w:pPr>
-            <w:r>
-              <w:t xml:space="preserve">https://register.ld.admin.ch/i14y/concept/legalForm/0119</w:t>
+              <w:t xml:space="preserve">0119 (https://register.ld.admin.ch/i14y/concept/legalForm/0119)</w:t>
             </w:r>
           </w:p>
         </w:tc>
@@ -22159,19 +20689,7 @@
               <w:jc w:val="left"/>
             </w:pPr>
             <w:r>
-              <w:t xml:space="preserve">0151</w:t>
-            </w:r>
-          </w:p>
-        </w:tc>
-        <w:tc>
-          <w:tcPr/>
-          <w:p>
-            <w:pPr>
-              <w:pStyle w:val="Compact"/>
-              <w:jc w:val="left"/>
-            </w:pPr>
-            <w:r>
-              <w:t xml:space="preserve">https://register.ld.admin.ch/i14y/concept/legalForm/0151</w:t>
+              <w:t xml:space="preserve">0151 (https://register.ld.admin.ch/i14y/concept/legalForm/0151)</w:t>
             </w:r>
           </w:p>
         </w:tc>
@@ -22197,19 +20715,7 @@
               <w:jc w:val="left"/>
             </w:pPr>
             <w:r>
-              <w:t xml:space="preserve">0220</w:t>
-            </w:r>
-          </w:p>
-        </w:tc>
-        <w:tc>
-          <w:tcPr/>
-          <w:p>
-            <w:pPr>
-              <w:pStyle w:val="Compact"/>
-              <w:jc w:val="left"/>
-            </w:pPr>
-            <w:r>
-              <w:t xml:space="preserve">https://register.ld.admin.ch/i14y/concept/legalForm/0220</w:t>
+              <w:t xml:space="preserve">0220 (https://register.ld.admin.ch/i14y/concept/legalForm/0220)</w:t>
             </w:r>
           </w:p>
         </w:tc>
@@ -22235,19 +20741,7 @@
               <w:jc w:val="left"/>
             </w:pPr>
             <w:r>
-              <w:t xml:space="preserve">0221</w:t>
-            </w:r>
-          </w:p>
-        </w:tc>
-        <w:tc>
-          <w:tcPr/>
-          <w:p>
-            <w:pPr>
-              <w:pStyle w:val="Compact"/>
-              <w:jc w:val="left"/>
-            </w:pPr>
-            <w:r>
-              <w:t xml:space="preserve">https://register.ld.admin.ch/i14y/concept/legalForm/0221</w:t>
+              <w:t xml:space="preserve">0221 (https://register.ld.admin.ch/i14y/concept/legalForm/0221)</w:t>
             </w:r>
           </w:p>
         </w:tc>
@@ -22273,19 +20767,7 @@
               <w:jc w:val="left"/>
             </w:pPr>
             <w:r>
-              <w:t xml:space="preserve">0222</w:t>
-            </w:r>
-          </w:p>
-        </w:tc>
-        <w:tc>
-          <w:tcPr/>
-          <w:p>
-            <w:pPr>
-              <w:pStyle w:val="Compact"/>
-              <w:jc w:val="left"/>
-            </w:pPr>
-            <w:r>
-              <w:t xml:space="preserve">https://register.ld.admin.ch/i14y/concept/legalForm/0222</w:t>
+              <w:t xml:space="preserve">0222 (https://register.ld.admin.ch/i14y/concept/legalForm/0222)</w:t>
             </w:r>
           </w:p>
         </w:tc>
@@ -22311,19 +20793,7 @@
               <w:jc w:val="left"/>
             </w:pPr>
             <w:r>
-              <w:t xml:space="preserve">0223</w:t>
-            </w:r>
-          </w:p>
-        </w:tc>
-        <w:tc>
-          <w:tcPr/>
-          <w:p>
-            <w:pPr>
-              <w:pStyle w:val="Compact"/>
-              <w:jc w:val="left"/>
-            </w:pPr>
-            <w:r>
-              <w:t xml:space="preserve">https://register.ld.admin.ch/i14y/concept/legalForm/0223</w:t>
+              <w:t xml:space="preserve">0223 (https://register.ld.admin.ch/i14y/concept/legalForm/0223)</w:t>
             </w:r>
           </w:p>
         </w:tc>
@@ -22349,19 +20819,7 @@
               <w:jc w:val="left"/>
             </w:pPr>
             <w:r>
-              <w:t xml:space="preserve">0224</w:t>
-            </w:r>
-          </w:p>
-        </w:tc>
-        <w:tc>
-          <w:tcPr/>
-          <w:p>
-            <w:pPr>
-              <w:pStyle w:val="Compact"/>
-              <w:jc w:val="left"/>
-            </w:pPr>
-            <w:r>
-              <w:t xml:space="preserve">https://register.ld.admin.ch/i14y/concept/legalForm/0224</w:t>
+              <w:t xml:space="preserve">0224 (https://register.ld.admin.ch/i14y/concept/legalForm/0224)</w:t>
             </w:r>
           </w:p>
         </w:tc>
@@ -22387,19 +20845,7 @@
               <w:jc w:val="left"/>
             </w:pPr>
             <w:r>
-              <w:t xml:space="preserve">0230</w:t>
-            </w:r>
-          </w:p>
-        </w:tc>
-        <w:tc>
-          <w:tcPr/>
-          <w:p>
-            <w:pPr>
-              <w:pStyle w:val="Compact"/>
-              <w:jc w:val="left"/>
-            </w:pPr>
-            <w:r>
-              <w:t xml:space="preserve">https://register.ld.admin.ch/i14y/concept/legalForm/0230</w:t>
+              <w:t xml:space="preserve">0230 (https://register.ld.admin.ch/i14y/concept/legalForm/0230)</w:t>
             </w:r>
           </w:p>
         </w:tc>
@@ -22425,19 +20871,7 @@
               <w:jc w:val="left"/>
             </w:pPr>
             <w:r>
-              <w:t xml:space="preserve">0231</w:t>
-            </w:r>
-          </w:p>
-        </w:tc>
-        <w:tc>
-          <w:tcPr/>
-          <w:p>
-            <w:pPr>
-              <w:pStyle w:val="Compact"/>
-              <w:jc w:val="left"/>
-            </w:pPr>
-            <w:r>
-              <w:t xml:space="preserve">https://register.ld.admin.ch/i14y/concept/legalForm/0231</w:t>
+              <w:t xml:space="preserve">0231 (https://register.ld.admin.ch/i14y/concept/legalForm/0231)</w:t>
             </w:r>
           </w:p>
         </w:tc>
@@ -22463,19 +20897,7 @@
               <w:jc w:val="left"/>
             </w:pPr>
             <w:r>
-              <w:t xml:space="preserve">0232</w:t>
-            </w:r>
-          </w:p>
-        </w:tc>
-        <w:tc>
-          <w:tcPr/>
-          <w:p>
-            <w:pPr>
-              <w:pStyle w:val="Compact"/>
-              <w:jc w:val="left"/>
-            </w:pPr>
-            <w:r>
-              <w:t xml:space="preserve">https://register.ld.admin.ch/i14y/concept/legalForm/0232</w:t>
+              <w:t xml:space="preserve">0232 (https://register.ld.admin.ch/i14y/concept/legalForm/0232)</w:t>
             </w:r>
           </w:p>
         </w:tc>
@@ -22501,19 +20923,7 @@
               <w:jc w:val="left"/>
             </w:pPr>
             <w:r>
-              <w:t xml:space="preserve">0233</w:t>
-            </w:r>
-          </w:p>
-        </w:tc>
-        <w:tc>
-          <w:tcPr/>
-          <w:p>
-            <w:pPr>
-              <w:pStyle w:val="Compact"/>
-              <w:jc w:val="left"/>
-            </w:pPr>
-            <w:r>
-              <w:t xml:space="preserve">https://register.ld.admin.ch/i14y/concept/legalForm/0233</w:t>
+              <w:t xml:space="preserve">0233 (https://register.ld.admin.ch/i14y/concept/legalForm/0233)</w:t>
             </w:r>
           </w:p>
         </w:tc>
@@ -22539,19 +20949,7 @@
               <w:jc w:val="left"/>
             </w:pPr>
             <w:r>
-              <w:t xml:space="preserve">0234</w:t>
-            </w:r>
-          </w:p>
-        </w:tc>
-        <w:tc>
-          <w:tcPr/>
-          <w:p>
-            <w:pPr>
-              <w:pStyle w:val="Compact"/>
-              <w:jc w:val="left"/>
-            </w:pPr>
-            <w:r>
-              <w:t xml:space="preserve">https://register.ld.admin.ch/i14y/concept/legalForm/0234</w:t>
+              <w:t xml:space="preserve">0234 (https://register.ld.admin.ch/i14y/concept/legalForm/0234)</w:t>
             </w:r>
           </w:p>
         </w:tc>
@@ -22577,19 +20975,7 @@
               <w:jc w:val="left"/>
             </w:pPr>
             <w:r>
-              <w:t xml:space="preserve">0302</w:t>
-            </w:r>
-          </w:p>
-        </w:tc>
-        <w:tc>
-          <w:tcPr/>
-          <w:p>
-            <w:pPr>
-              <w:pStyle w:val="Compact"/>
-              <w:jc w:val="left"/>
-            </w:pPr>
-            <w:r>
-              <w:t xml:space="preserve">https://register.ld.admin.ch/i14y/concept/legalForm/0302</w:t>
+              <w:t xml:space="preserve">0302 (https://register.ld.admin.ch/i14y/concept/legalForm/0302)</w:t>
             </w:r>
           </w:p>
         </w:tc>
@@ -22615,19 +21001,7 @@
               <w:jc w:val="left"/>
             </w:pPr>
             <w:r>
-              <w:t xml:space="preserve">0312</w:t>
-            </w:r>
-          </w:p>
-        </w:tc>
-        <w:tc>
-          <w:tcPr/>
-          <w:p>
-            <w:pPr>
-              <w:pStyle w:val="Compact"/>
-              <w:jc w:val="left"/>
-            </w:pPr>
-            <w:r>
-              <w:t xml:space="preserve">https://register.ld.admin.ch/i14y/concept/legalForm/0312</w:t>
+              <w:t xml:space="preserve">0312 (https://register.ld.admin.ch/i14y/concept/legalForm/0312)</w:t>
             </w:r>
           </w:p>
         </w:tc>
@@ -22653,19 +21027,7 @@
               <w:jc w:val="left"/>
             </w:pPr>
             <w:r>
-              <w:t xml:space="preserve">0327</w:t>
-            </w:r>
-          </w:p>
-        </w:tc>
-        <w:tc>
-          <w:tcPr/>
-          <w:p>
-            <w:pPr>
-              <w:pStyle w:val="Compact"/>
-              <w:jc w:val="left"/>
-            </w:pPr>
-            <w:r>
-              <w:t xml:space="preserve">https://register.ld.admin.ch/i14y/concept/legalForm/0327</w:t>
+              <w:t xml:space="preserve">0327 (https://register.ld.admin.ch/i14y/concept/legalForm/0327)</w:t>
             </w:r>
           </w:p>
         </w:tc>
@@ -22691,19 +21053,7 @@
               <w:jc w:val="left"/>
             </w:pPr>
             <w:r>
-              <w:t xml:space="preserve">0328</w:t>
-            </w:r>
-          </w:p>
-        </w:tc>
-        <w:tc>
-          <w:tcPr/>
-          <w:p>
-            <w:pPr>
-              <w:pStyle w:val="Compact"/>
-              <w:jc w:val="left"/>
-            </w:pPr>
-            <w:r>
-              <w:t xml:space="preserve">https://register.ld.admin.ch/i14y/concept/legalForm/0328</w:t>
+              <w:t xml:space="preserve">0328 (https://register.ld.admin.ch/i14y/concept/legalForm/0328)</w:t>
             </w:r>
           </w:p>
         </w:tc>
@@ -22729,19 +21079,7 @@
               <w:jc w:val="left"/>
             </w:pPr>
             <w:r>
-              <w:t xml:space="preserve">0329</w:t>
-            </w:r>
-          </w:p>
-        </w:tc>
-        <w:tc>
-          <w:tcPr/>
-          <w:p>
-            <w:pPr>
-              <w:pStyle w:val="Compact"/>
-              <w:jc w:val="left"/>
-            </w:pPr>
-            <w:r>
-              <w:t xml:space="preserve">https://register.ld.admin.ch/i14y/concept/legalForm/0329</w:t>
+              <w:t xml:space="preserve">0329 (https://register.ld.admin.ch/i14y/concept/legalForm/0329)</w:t>
             </w:r>
           </w:p>
         </w:tc>
@@ -22767,19 +21105,7 @@
               <w:jc w:val="left"/>
             </w:pPr>
             <w:r>
-              <w:t xml:space="preserve">0355</w:t>
-            </w:r>
-          </w:p>
-        </w:tc>
-        <w:tc>
-          <w:tcPr/>
-          <w:p>
-            <w:pPr>
-              <w:pStyle w:val="Compact"/>
-              <w:jc w:val="left"/>
-            </w:pPr>
-            <w:r>
-              <w:t xml:space="preserve">https://register.ld.admin.ch/i14y/concept/legalForm/0355</w:t>
+              <w:t xml:space="preserve">0355 (https://register.ld.admin.ch/i14y/concept/legalForm/0355)</w:t>
             </w:r>
           </w:p>
         </w:tc>
@@ -22805,19 +21131,7 @@
               <w:jc w:val="left"/>
             </w:pPr>
             <w:r>
-              <w:t xml:space="preserve">0361</w:t>
-            </w:r>
-          </w:p>
-        </w:tc>
-        <w:tc>
-          <w:tcPr/>
-          <w:p>
-            <w:pPr>
-              <w:pStyle w:val="Compact"/>
-              <w:jc w:val="left"/>
-            </w:pPr>
-            <w:r>
-              <w:t xml:space="preserve">https://register.ld.admin.ch/i14y/concept/legalForm/0361</w:t>
+              <w:t xml:space="preserve">0361 (https://register.ld.admin.ch/i14y/concept/legalForm/0361)</w:t>
             </w:r>
           </w:p>
         </w:tc>
@@ -22843,19 +21157,7 @@
               <w:jc w:val="left"/>
             </w:pPr>
             <w:r>
-              <w:t xml:space="preserve">0362</w:t>
-            </w:r>
-          </w:p>
-        </w:tc>
-        <w:tc>
-          <w:tcPr/>
-          <w:p>
-            <w:pPr>
-              <w:pStyle w:val="Compact"/>
-              <w:jc w:val="left"/>
-            </w:pPr>
-            <w:r>
-              <w:t xml:space="preserve">https://register.ld.admin.ch/i14y/concept/legalForm/0362</w:t>
+              <w:t xml:space="preserve">0362 (https://register.ld.admin.ch/i14y/concept/legalForm/0362)</w:t>
             </w:r>
           </w:p>
         </w:tc>
@@ -22881,19 +21183,7 @@
               <w:jc w:val="left"/>
             </w:pPr>
             <w:r>
-              <w:t xml:space="preserve">0441</w:t>
-            </w:r>
-          </w:p>
-        </w:tc>
-        <w:tc>
-          <w:tcPr/>
-          <w:p>
-            <w:pPr>
-              <w:pStyle w:val="Compact"/>
-              <w:jc w:val="left"/>
-            </w:pPr>
-            <w:r>
-              <w:t xml:space="preserve">https://register.ld.admin.ch/i14y/concept/legalForm/0441</w:t>
+              <w:t xml:space="preserve">0441 (https://register.ld.admin.ch/i14y/concept/legalForm/0441)</w:t>
             </w:r>
           </w:p>
         </w:tc>
@@ -22919,19 +21209,7 @@
               <w:jc w:val="left"/>
             </w:pPr>
             <w:r>
-              <w:t xml:space="preserve">0571</w:t>
-            </w:r>
-          </w:p>
-        </w:tc>
-        <w:tc>
-          <w:tcPr/>
-          <w:p>
-            <w:pPr>
-              <w:pStyle w:val="Compact"/>
-              <w:jc w:val="left"/>
-            </w:pPr>
-            <w:r>
-              <w:t xml:space="preserve">https://register.ld.admin.ch/i14y/concept/legalForm/0571</w:t>
+              <w:t xml:space="preserve">0571 (https://register.ld.admin.ch/i14y/concept/legalForm/0571)</w:t>
             </w:r>
           </w:p>
         </w:tc>
@@ -25292,9 +23570,8 @@
         <w:jc w:val="start"/>
       </w:tblPr>
       <w:tblGrid>
-        <w:gridCol w:w="2640"/>
-        <w:gridCol w:w="2640"/>
-        <w:gridCol w:w="2640"/>
+        <w:gridCol w:w="3960"/>
+        <w:gridCol w:w="3960"/>
       </w:tblGrid>
       <w:tr>
         <w:trPr>
@@ -25320,18 +23597,6 @@
               <w:jc w:val="left"/>
             </w:pPr>
             <w:r>
-              <w:t xml:space="preserve">Meaning</w:t>
-            </w:r>
-          </w:p>
-        </w:tc>
-        <w:tc>
-          <w:tcPr/>
-          <w:p>
-            <w:pPr>
-              <w:pStyle w:val="Compact"/>
-              <w:jc w:val="left"/>
-            </w:pPr>
-            <w:r>
               <w:t xml:space="preserve">Description</w:t>
             </w:r>
           </w:p>
@@ -25358,18 +23623,6 @@
               <w:jc w:val="left"/>
             </w:pPr>
             <w:r>
-              <w:t xml:space="preserve">None</w:t>
-            </w:r>
-          </w:p>
-        </w:tc>
-        <w:tc>
-          <w:tcPr/>
-          <w:p>
-            <w:pPr>
-              <w:pStyle w:val="Compact"/>
-              <w:jc w:val="left"/>
-            </w:pPr>
-            <w:r>
               <w:t xml:space="preserve">Private address</w:t>
             </w:r>
           </w:p>
@@ -25396,18 +23649,6 @@
               <w:jc w:val="left"/>
             </w:pPr>
             <w:r>
-              <w:t xml:space="preserve">None</w:t>
-            </w:r>
-          </w:p>
-        </w:tc>
-        <w:tc>
-          <w:tcPr/>
-          <w:p>
-            <w:pPr>
-              <w:pStyle w:val="Compact"/>
-              <w:jc w:val="left"/>
-            </w:pPr>
-            <w:r>
               <w:t xml:space="preserve">Business address</w:t>
             </w:r>
           </w:p>
@@ -25423,18 +23664,6 @@
             </w:pPr>
             <w:r>
               <w:t xml:space="preserve">localAddress</w:t>
-            </w:r>
-          </w:p>
-        </w:tc>
-        <w:tc>
-          <w:tcPr/>
-          <w:p>
-            <w:pPr>
-              <w:pStyle w:val="Compact"/>
-              <w:jc w:val="left"/>
-            </w:pPr>
-            <w:r>
-              <w:t xml:space="preserve">None</w:t>
             </w:r>
           </w:p>
         </w:tc>

--- a/ech-0294_actors/output/ech-0294_actors.docx
+++ b/ech-0294_actors/output/ech-0294_actors.docx
@@ -6032,8 +6032,30 @@
               <w:jc w:val="left"/>
             </w:pPr>
             <w:r>
-              <w:t xml:space="preserve">PersonOfficialName (https://register.ld.admin.ch/i14y/concept/personOfficialName)</w:t>
-            </w:r>
+              <w:t xml:space="preserve">PersonOfficialName</w:t>
+            </w:r>
+          </w:p>
+        </w:tc>
+        <w:tc>
+          <w:tcPr/>
+          <w:p>
+            <w:pPr>
+              <w:pStyle w:val="Compact"/>
+              <w:jc w:val="left"/>
+            </w:pPr>
+            <w:r>
+              <w:t xml:space="preserve">https://register.ld.admin.ch/i14y/concept/personOfficialName</w:t>
+            </w:r>
+          </w:p>
+        </w:tc>
+      </w:tr>
+      <w:tr>
+        <w:tc>
+          <w:tcPr/>
+          <w:p>
+            <w:pPr>
+              <w:pStyle w:val="Compact"/>
+            </w:pPr>
           </w:p>
         </w:tc>
         <w:tc>
@@ -6058,8 +6080,30 @@
               <w:jc w:val="left"/>
             </w:pPr>
             <w:r>
-              <w:t xml:space="preserve">PersonOriginalName (https://register.ld.admin.ch/i14y/concept/personOriginalName)</w:t>
-            </w:r>
+              <w:t xml:space="preserve">PersonOriginalName</w:t>
+            </w:r>
+          </w:p>
+        </w:tc>
+        <w:tc>
+          <w:tcPr/>
+          <w:p>
+            <w:pPr>
+              <w:pStyle w:val="Compact"/>
+              <w:jc w:val="left"/>
+            </w:pPr>
+            <w:r>
+              <w:t xml:space="preserve">https://register.ld.admin.ch/i14y/concept/personOriginalName</w:t>
+            </w:r>
+          </w:p>
+        </w:tc>
+      </w:tr>
+      <w:tr>
+        <w:tc>
+          <w:tcPr/>
+          <w:p>
+            <w:pPr>
+              <w:pStyle w:val="Compact"/>
+            </w:pPr>
           </w:p>
         </w:tc>
         <w:tc>
@@ -6084,8 +6128,30 @@
               <w:jc w:val="left"/>
             </w:pPr>
             <w:r>
-              <w:t xml:space="preserve">PersonAllianceName (https://register.ld.admin.ch/i14y/concept/personAllianceName)</w:t>
-            </w:r>
+              <w:t xml:space="preserve">PersonAllianceName</w:t>
+            </w:r>
+          </w:p>
+        </w:tc>
+        <w:tc>
+          <w:tcPr/>
+          <w:p>
+            <w:pPr>
+              <w:pStyle w:val="Compact"/>
+              <w:jc w:val="left"/>
+            </w:pPr>
+            <w:r>
+              <w:t xml:space="preserve">https://register.ld.admin.ch/i14y/concept/personAllianceName</w:t>
+            </w:r>
+          </w:p>
+        </w:tc>
+      </w:tr>
+      <w:tr>
+        <w:tc>
+          <w:tcPr/>
+          <w:p>
+            <w:pPr>
+              <w:pStyle w:val="Compact"/>
+            </w:pPr>
           </w:p>
         </w:tc>
         <w:tc>
@@ -6110,8 +6176,30 @@
               <w:jc w:val="left"/>
             </w:pPr>
             <w:r>
-              <w:t xml:space="preserve">PersonNameOnForeignPassport (https://register.ld.admin.ch/i14y/concept/personNameOnForeignPassport)</w:t>
-            </w:r>
+              <w:t xml:space="preserve">PersonNameOnForeignPassport</w:t>
+            </w:r>
+          </w:p>
+        </w:tc>
+        <w:tc>
+          <w:tcPr/>
+          <w:p>
+            <w:pPr>
+              <w:pStyle w:val="Compact"/>
+              <w:jc w:val="left"/>
+            </w:pPr>
+            <w:r>
+              <w:t xml:space="preserve">https://register.ld.admin.ch/i14y/concept/personNameOnForeignPassport</w:t>
+            </w:r>
+          </w:p>
+        </w:tc>
+      </w:tr>
+      <w:tr>
+        <w:tc>
+          <w:tcPr/>
+          <w:p>
+            <w:pPr>
+              <w:pStyle w:val="Compact"/>
+            </w:pPr>
           </w:p>
         </w:tc>
         <w:tc>
@@ -6136,8 +6224,30 @@
               <w:jc w:val="left"/>
             </w:pPr>
             <w:r>
-              <w:t xml:space="preserve">PersonAliasName (https://register.ld.admin.ch/i14y/concept/personAliasName)</w:t>
-            </w:r>
+              <w:t xml:space="preserve">PersonAliasName</w:t>
+            </w:r>
+          </w:p>
+        </w:tc>
+        <w:tc>
+          <w:tcPr/>
+          <w:p>
+            <w:pPr>
+              <w:pStyle w:val="Compact"/>
+              <w:jc w:val="left"/>
+            </w:pPr>
+            <w:r>
+              <w:t xml:space="preserve">https://register.ld.admin.ch/i14y/concept/personAliasName</w:t>
+            </w:r>
+          </w:p>
+        </w:tc>
+      </w:tr>
+      <w:tr>
+        <w:tc>
+          <w:tcPr/>
+          <w:p>
+            <w:pPr>
+              <w:pStyle w:val="Compact"/>
+            </w:pPr>
           </w:p>
         </w:tc>
         <w:tc>
@@ -6162,8 +6272,30 @@
               <w:jc w:val="left"/>
             </w:pPr>
             <w:r>
-              <w:t xml:space="preserve">PersonOtherName (https://register.ld.admin.ch/i14y/concept/personOtherName)</w:t>
-            </w:r>
+              <w:t xml:space="preserve">PersonOtherName</w:t>
+            </w:r>
+          </w:p>
+        </w:tc>
+        <w:tc>
+          <w:tcPr/>
+          <w:p>
+            <w:pPr>
+              <w:pStyle w:val="Compact"/>
+              <w:jc w:val="left"/>
+            </w:pPr>
+            <w:r>
+              <w:t xml:space="preserve">https://register.ld.admin.ch/i14y/concept/personOtherName</w:t>
+            </w:r>
+          </w:p>
+        </w:tc>
+      </w:tr>
+      <w:tr>
+        <w:tc>
+          <w:tcPr/>
+          <w:p>
+            <w:pPr>
+              <w:pStyle w:val="Compact"/>
+            </w:pPr>
           </w:p>
         </w:tc>
         <w:tc>
@@ -6188,8 +6320,30 @@
               <w:jc w:val="left"/>
             </w:pPr>
             <w:r>
-              <w:t xml:space="preserve">PersonDeclaredForeignerName (https://register.ld.admin.ch/i14y/concept/personDeclaredForeignerName)</w:t>
-            </w:r>
+              <w:t xml:space="preserve">PersonDeclaredForeignerName</w:t>
+            </w:r>
+          </w:p>
+        </w:tc>
+        <w:tc>
+          <w:tcPr/>
+          <w:p>
+            <w:pPr>
+              <w:pStyle w:val="Compact"/>
+              <w:jc w:val="left"/>
+            </w:pPr>
+            <w:r>
+              <w:t xml:space="preserve">https://register.ld.admin.ch/i14y/concept/personDeclaredForeignerName</w:t>
+            </w:r>
+          </w:p>
+        </w:tc>
+      </w:tr>
+      <w:tr>
+        <w:tc>
+          <w:tcPr/>
+          <w:p>
+            <w:pPr>
+              <w:pStyle w:val="Compact"/>
+            </w:pPr>
           </w:p>
         </w:tc>
         <w:tc>
@@ -6214,8 +6368,30 @@
               <w:jc w:val="left"/>
             </w:pPr>
             <w:r>
-              <w:t xml:space="preserve">PersonFirstName (https://register.ld.admin.ch/i14y/concept/personFirstName)</w:t>
-            </w:r>
+              <w:t xml:space="preserve">PersonFirstName</w:t>
+            </w:r>
+          </w:p>
+        </w:tc>
+        <w:tc>
+          <w:tcPr/>
+          <w:p>
+            <w:pPr>
+              <w:pStyle w:val="Compact"/>
+              <w:jc w:val="left"/>
+            </w:pPr>
+            <w:r>
+              <w:t xml:space="preserve">https://register.ld.admin.ch/i14y/concept/personFirstName</w:t>
+            </w:r>
+          </w:p>
+        </w:tc>
+      </w:tr>
+      <w:tr>
+        <w:tc>
+          <w:tcPr/>
+          <w:p>
+            <w:pPr>
+              <w:pStyle w:val="Compact"/>
+            </w:pPr>
           </w:p>
         </w:tc>
         <w:tc>
@@ -6240,8 +6416,30 @@
               <w:jc w:val="left"/>
             </w:pPr>
             <w:r>
-              <w:t xml:space="preserve">PersonCallFirstName (https://register.ld.admin.ch/i14y/concept/personCallFirstName)</w:t>
-            </w:r>
+              <w:t xml:space="preserve">PersonCallFirstName</w:t>
+            </w:r>
+          </w:p>
+        </w:tc>
+        <w:tc>
+          <w:tcPr/>
+          <w:p>
+            <w:pPr>
+              <w:pStyle w:val="Compact"/>
+              <w:jc w:val="left"/>
+            </w:pPr>
+            <w:r>
+              <w:t xml:space="preserve">https://register.ld.admin.ch/i14y/concept/personCallFirstName</w:t>
+            </w:r>
+          </w:p>
+        </w:tc>
+      </w:tr>
+      <w:tr>
+        <w:tc>
+          <w:tcPr/>
+          <w:p>
+            <w:pPr>
+              <w:pStyle w:val="Compact"/>
+            </w:pPr>
           </w:p>
         </w:tc>
         <w:tc>
@@ -6266,8 +6464,30 @@
               <w:jc w:val="left"/>
             </w:pPr>
             <w:r>
-              <w:t xml:space="preserve">PersonFirstNameOnForeignPassport (https://register.ld.admin.ch/i14y/concept/personFirstNameOnForeignPassport)</w:t>
-            </w:r>
+              <w:t xml:space="preserve">PersonFirstNameOnForeignPassport</w:t>
+            </w:r>
+          </w:p>
+        </w:tc>
+        <w:tc>
+          <w:tcPr/>
+          <w:p>
+            <w:pPr>
+              <w:pStyle w:val="Compact"/>
+              <w:jc w:val="left"/>
+            </w:pPr>
+            <w:r>
+              <w:t xml:space="preserve">https://register.ld.admin.ch/i14y/concept/personFirstNameOnForeignPassport</w:t>
+            </w:r>
+          </w:p>
+        </w:tc>
+      </w:tr>
+      <w:tr>
+        <w:tc>
+          <w:tcPr/>
+          <w:p>
+            <w:pPr>
+              <w:pStyle w:val="Compact"/>
+            </w:pPr>
           </w:p>
         </w:tc>
         <w:tc>
@@ -6292,8 +6512,30 @@
               <w:jc w:val="left"/>
             </w:pPr>
             <w:r>
-              <w:t xml:space="preserve">PersonDeclaredForeignerFirstName (https://register.ld.admin.ch/i14y/concept/personDeclaredForeignerFirstName)</w:t>
-            </w:r>
+              <w:t xml:space="preserve">PersonDeclaredForeignerFirstName</w:t>
+            </w:r>
+          </w:p>
+        </w:tc>
+        <w:tc>
+          <w:tcPr/>
+          <w:p>
+            <w:pPr>
+              <w:pStyle w:val="Compact"/>
+              <w:jc w:val="left"/>
+            </w:pPr>
+            <w:r>
+              <w:t xml:space="preserve">https://register.ld.admin.ch/i14y/concept/personDeclaredForeignerFirstName</w:t>
+            </w:r>
+          </w:p>
+        </w:tc>
+      </w:tr>
+      <w:tr>
+        <w:tc>
+          <w:tcPr/>
+          <w:p>
+            <w:pPr>
+              <w:pStyle w:val="Compact"/>
+            </w:pPr>
           </w:p>
         </w:tc>
         <w:tc>
@@ -9482,8 +9724,30 @@
               <w:jc w:val="left"/>
             </w:pPr>
             <w:r>
-              <w:t xml:space="preserve">10 (https://register.ld.admin.ch/i14y/concept/LEVEL_EDUC/10)</w:t>
-            </w:r>
+              <w:t xml:space="preserve">10</w:t>
+            </w:r>
+          </w:p>
+        </w:tc>
+        <w:tc>
+          <w:tcPr/>
+          <w:p>
+            <w:pPr>
+              <w:pStyle w:val="Compact"/>
+              <w:jc w:val="left"/>
+            </w:pPr>
+            <w:r>
+              <w:t xml:space="preserve">https://register.ld.admin.ch/i14y/concept/LEVEL_EDUC/10</w:t>
+            </w:r>
+          </w:p>
+        </w:tc>
+      </w:tr>
+      <w:tr>
+        <w:tc>
+          <w:tcPr/>
+          <w:p>
+            <w:pPr>
+              <w:pStyle w:val="Compact"/>
+            </w:pPr>
           </w:p>
         </w:tc>
         <w:tc>
@@ -9508,8 +9772,30 @@
               <w:jc w:val="left"/>
             </w:pPr>
             <w:r>
-              <w:t xml:space="preserve">110 (https://register.ld.admin.ch/i14y/concept/LEVEL_EDUC/110)</w:t>
-            </w:r>
+              <w:t xml:space="preserve">110</w:t>
+            </w:r>
+          </w:p>
+        </w:tc>
+        <w:tc>
+          <w:tcPr/>
+          <w:p>
+            <w:pPr>
+              <w:pStyle w:val="Compact"/>
+              <w:jc w:val="left"/>
+            </w:pPr>
+            <w:r>
+              <w:t xml:space="preserve">https://register.ld.admin.ch/i14y/concept/LEVEL_EDUC/110</w:t>
+            </w:r>
+          </w:p>
+        </w:tc>
+      </w:tr>
+      <w:tr>
+        <w:tc>
+          <w:tcPr/>
+          <w:p>
+            <w:pPr>
+              <w:pStyle w:val="Compact"/>
+            </w:pPr>
           </w:p>
         </w:tc>
         <w:tc>
@@ -9534,8 +9820,30 @@
               <w:jc w:val="left"/>
             </w:pPr>
             <w:r>
-              <w:t xml:space="preserve">120 (https://register.ld.admin.ch/i14y/concept/LEVEL_EDUC/120)</w:t>
-            </w:r>
+              <w:t xml:space="preserve">120</w:t>
+            </w:r>
+          </w:p>
+        </w:tc>
+        <w:tc>
+          <w:tcPr/>
+          <w:p>
+            <w:pPr>
+              <w:pStyle w:val="Compact"/>
+              <w:jc w:val="left"/>
+            </w:pPr>
+            <w:r>
+              <w:t xml:space="preserve">https://register.ld.admin.ch/i14y/concept/LEVEL_EDUC/120</w:t>
+            </w:r>
+          </w:p>
+        </w:tc>
+      </w:tr>
+      <w:tr>
+        <w:tc>
+          <w:tcPr/>
+          <w:p>
+            <w:pPr>
+              <w:pStyle w:val="Compact"/>
+            </w:pPr>
           </w:p>
         </w:tc>
         <w:tc>
@@ -9560,8 +9868,30 @@
               <w:jc w:val="left"/>
             </w:pPr>
             <w:r>
-              <w:t xml:space="preserve">130 (https://register.ld.admin.ch/i14y/concept/LEVEL_EDUC/130)</w:t>
-            </w:r>
+              <w:t xml:space="preserve">130</w:t>
+            </w:r>
+          </w:p>
+        </w:tc>
+        <w:tc>
+          <w:tcPr/>
+          <w:p>
+            <w:pPr>
+              <w:pStyle w:val="Compact"/>
+              <w:jc w:val="left"/>
+            </w:pPr>
+            <w:r>
+              <w:t xml:space="preserve">https://register.ld.admin.ch/i14y/concept/LEVEL_EDUC/130</w:t>
+            </w:r>
+          </w:p>
+        </w:tc>
+      </w:tr>
+      <w:tr>
+        <w:tc>
+          <w:tcPr/>
+          <w:p>
+            <w:pPr>
+              <w:pStyle w:val="Compact"/>
+            </w:pPr>
           </w:p>
         </w:tc>
         <w:tc>
@@ -9586,8 +9916,30 @@
               <w:jc w:val="left"/>
             </w:pPr>
             <w:r>
-              <w:t xml:space="preserve">140 (https://register.ld.admin.ch/i14y/concept/LEVEL_EDUC/140)</w:t>
-            </w:r>
+              <w:t xml:space="preserve">140</w:t>
+            </w:r>
+          </w:p>
+        </w:tc>
+        <w:tc>
+          <w:tcPr/>
+          <w:p>
+            <w:pPr>
+              <w:pStyle w:val="Compact"/>
+              <w:jc w:val="left"/>
+            </w:pPr>
+            <w:r>
+              <w:t xml:space="preserve">https://register.ld.admin.ch/i14y/concept/LEVEL_EDUC/140</w:t>
+            </w:r>
+          </w:p>
+        </w:tc>
+      </w:tr>
+      <w:tr>
+        <w:tc>
+          <w:tcPr/>
+          <w:p>
+            <w:pPr>
+              <w:pStyle w:val="Compact"/>
+            </w:pPr>
           </w:p>
         </w:tc>
         <w:tc>
@@ -9612,8 +9964,30 @@
               <w:jc w:val="left"/>
             </w:pPr>
             <w:r>
-              <w:t xml:space="preserve">20 (https://register.ld.admin.ch/i14y/concept/LEVEL_EDUC/20)</w:t>
-            </w:r>
+              <w:t xml:space="preserve">20</w:t>
+            </w:r>
+          </w:p>
+        </w:tc>
+        <w:tc>
+          <w:tcPr/>
+          <w:p>
+            <w:pPr>
+              <w:pStyle w:val="Compact"/>
+              <w:jc w:val="left"/>
+            </w:pPr>
+            <w:r>
+              <w:t xml:space="preserve">https://register.ld.admin.ch/i14y/concept/LEVEL_EDUC/20</w:t>
+            </w:r>
+          </w:p>
+        </w:tc>
+      </w:tr>
+      <w:tr>
+        <w:tc>
+          <w:tcPr/>
+          <w:p>
+            <w:pPr>
+              <w:pStyle w:val="Compact"/>
+            </w:pPr>
           </w:p>
         </w:tc>
         <w:tc>
@@ -9638,8 +10012,30 @@
               <w:jc w:val="left"/>
             </w:pPr>
             <w:r>
-              <w:t xml:space="preserve">22 (https://register.ld.admin.ch/i14y/concept/LEVEL_EDUC/22)</w:t>
-            </w:r>
+              <w:t xml:space="preserve">22</w:t>
+            </w:r>
+          </w:p>
+        </w:tc>
+        <w:tc>
+          <w:tcPr/>
+          <w:p>
+            <w:pPr>
+              <w:pStyle w:val="Compact"/>
+              <w:jc w:val="left"/>
+            </w:pPr>
+            <w:r>
+              <w:t xml:space="preserve">https://register.ld.admin.ch/i14y/concept/LEVEL_EDUC/22</w:t>
+            </w:r>
+          </w:p>
+        </w:tc>
+      </w:tr>
+      <w:tr>
+        <w:tc>
+          <w:tcPr/>
+          <w:p>
+            <w:pPr>
+              <w:pStyle w:val="Compact"/>
+            </w:pPr>
           </w:p>
         </w:tc>
         <w:tc>
@@ -9664,8 +10060,30 @@
               <w:jc w:val="left"/>
             </w:pPr>
             <w:r>
-              <w:t xml:space="preserve">220 (https://register.ld.admin.ch/i14y/concept/LEVEL_EDUC/220)</w:t>
-            </w:r>
+              <w:t xml:space="preserve">220</w:t>
+            </w:r>
+          </w:p>
+        </w:tc>
+        <w:tc>
+          <w:tcPr/>
+          <w:p>
+            <w:pPr>
+              <w:pStyle w:val="Compact"/>
+              <w:jc w:val="left"/>
+            </w:pPr>
+            <w:r>
+              <w:t xml:space="preserve">https://register.ld.admin.ch/i14y/concept/LEVEL_EDUC/220</w:t>
+            </w:r>
+          </w:p>
+        </w:tc>
+      </w:tr>
+      <w:tr>
+        <w:tc>
+          <w:tcPr/>
+          <w:p>
+            <w:pPr>
+              <w:pStyle w:val="Compact"/>
+            </w:pPr>
           </w:p>
         </w:tc>
         <w:tc>
@@ -9690,8 +10108,30 @@
               <w:jc w:val="left"/>
             </w:pPr>
             <w:r>
-              <w:t xml:space="preserve">2210 (https://register.ld.admin.ch/i14y/concept/LEVEL_EDUC/2210)</w:t>
-            </w:r>
+              <w:t xml:space="preserve">2210</w:t>
+            </w:r>
+          </w:p>
+        </w:tc>
+        <w:tc>
+          <w:tcPr/>
+          <w:p>
+            <w:pPr>
+              <w:pStyle w:val="Compact"/>
+              <w:jc w:val="left"/>
+            </w:pPr>
+            <w:r>
+              <w:t xml:space="preserve">https://register.ld.admin.ch/i14y/concept/LEVEL_EDUC/2210</w:t>
+            </w:r>
+          </w:p>
+        </w:tc>
+      </w:tr>
+      <w:tr>
+        <w:tc>
+          <w:tcPr/>
+          <w:p>
+            <w:pPr>
+              <w:pStyle w:val="Compact"/>
+            </w:pPr>
           </w:p>
         </w:tc>
         <w:tc>
@@ -9716,8 +10156,30 @@
               <w:jc w:val="left"/>
             </w:pPr>
             <w:r>
-              <w:t xml:space="preserve">2211 (https://register.ld.admin.ch/i14y/concept/LEVEL_EDUC/2211)</w:t>
-            </w:r>
+              <w:t xml:space="preserve">2211</w:t>
+            </w:r>
+          </w:p>
+        </w:tc>
+        <w:tc>
+          <w:tcPr/>
+          <w:p>
+            <w:pPr>
+              <w:pStyle w:val="Compact"/>
+              <w:jc w:val="left"/>
+            </w:pPr>
+            <w:r>
+              <w:t xml:space="preserve">https://register.ld.admin.ch/i14y/concept/LEVEL_EDUC/2211</w:t>
+            </w:r>
+          </w:p>
+        </w:tc>
+      </w:tr>
+      <w:tr>
+        <w:tc>
+          <w:tcPr/>
+          <w:p>
+            <w:pPr>
+              <w:pStyle w:val="Compact"/>
+            </w:pPr>
           </w:p>
         </w:tc>
         <w:tc>
@@ -9742,8 +10204,30 @@
               <w:jc w:val="left"/>
             </w:pPr>
             <w:r>
-              <w:t xml:space="preserve">2212 (https://register.ld.admin.ch/i14y/concept/LEVEL_EDUC/2212)</w:t>
-            </w:r>
+              <w:t xml:space="preserve">2212</w:t>
+            </w:r>
+          </w:p>
+        </w:tc>
+        <w:tc>
+          <w:tcPr/>
+          <w:p>
+            <w:pPr>
+              <w:pStyle w:val="Compact"/>
+              <w:jc w:val="left"/>
+            </w:pPr>
+            <w:r>
+              <w:t xml:space="preserve">https://register.ld.admin.ch/i14y/concept/LEVEL_EDUC/2212</w:t>
+            </w:r>
+          </w:p>
+        </w:tc>
+      </w:tr>
+      <w:tr>
+        <w:tc>
+          <w:tcPr/>
+          <w:p>
+            <w:pPr>
+              <w:pStyle w:val="Compact"/>
+            </w:pPr>
           </w:p>
         </w:tc>
         <w:tc>
@@ -9768,8 +10252,30 @@
               <w:jc w:val="left"/>
             </w:pPr>
             <w:r>
-              <w:t xml:space="preserve">2220 (https://register.ld.admin.ch/i14y/concept/LEVEL_EDUC/2220)</w:t>
-            </w:r>
+              <w:t xml:space="preserve">2220</w:t>
+            </w:r>
+          </w:p>
+        </w:tc>
+        <w:tc>
+          <w:tcPr/>
+          <w:p>
+            <w:pPr>
+              <w:pStyle w:val="Compact"/>
+              <w:jc w:val="left"/>
+            </w:pPr>
+            <w:r>
+              <w:t xml:space="preserve">https://register.ld.admin.ch/i14y/concept/LEVEL_EDUC/2220</w:t>
+            </w:r>
+          </w:p>
+        </w:tc>
+      </w:tr>
+      <w:tr>
+        <w:tc>
+          <w:tcPr/>
+          <w:p>
+            <w:pPr>
+              <w:pStyle w:val="Compact"/>
+            </w:pPr>
           </w:p>
         </w:tc>
         <w:tc>
@@ -9794,8 +10300,30 @@
               <w:jc w:val="left"/>
             </w:pPr>
             <w:r>
-              <w:t xml:space="preserve">2221 (https://register.ld.admin.ch/i14y/concept/LEVEL_EDUC/2221)</w:t>
-            </w:r>
+              <w:t xml:space="preserve">2221</w:t>
+            </w:r>
+          </w:p>
+        </w:tc>
+        <w:tc>
+          <w:tcPr/>
+          <w:p>
+            <w:pPr>
+              <w:pStyle w:val="Compact"/>
+              <w:jc w:val="left"/>
+            </w:pPr>
+            <w:r>
+              <w:t xml:space="preserve">https://register.ld.admin.ch/i14y/concept/LEVEL_EDUC/2221</w:t>
+            </w:r>
+          </w:p>
+        </w:tc>
+      </w:tr>
+      <w:tr>
+        <w:tc>
+          <w:tcPr/>
+          <w:p>
+            <w:pPr>
+              <w:pStyle w:val="Compact"/>
+            </w:pPr>
           </w:p>
         </w:tc>
         <w:tc>
@@ -9820,8 +10348,30 @@
               <w:jc w:val="left"/>
             </w:pPr>
             <w:r>
-              <w:t xml:space="preserve">2222 (https://register.ld.admin.ch/i14y/concept/LEVEL_EDUC/2222)</w:t>
-            </w:r>
+              <w:t xml:space="preserve">2222</w:t>
+            </w:r>
+          </w:p>
+        </w:tc>
+        <w:tc>
+          <w:tcPr/>
+          <w:p>
+            <w:pPr>
+              <w:pStyle w:val="Compact"/>
+              <w:jc w:val="left"/>
+            </w:pPr>
+            <w:r>
+              <w:t xml:space="preserve">https://register.ld.admin.ch/i14y/concept/LEVEL_EDUC/2222</w:t>
+            </w:r>
+          </w:p>
+        </w:tc>
+      </w:tr>
+      <w:tr>
+        <w:tc>
+          <w:tcPr/>
+          <w:p>
+            <w:pPr>
+              <w:pStyle w:val="Compact"/>
+            </w:pPr>
           </w:p>
         </w:tc>
         <w:tc>
@@ -9846,8 +10396,30 @@
               <w:jc w:val="left"/>
             </w:pPr>
             <w:r>
-              <w:t xml:space="preserve">24 (https://register.ld.admin.ch/i14y/concept/LEVEL_EDUC/24)</w:t>
-            </w:r>
+              <w:t xml:space="preserve">24</w:t>
+            </w:r>
+          </w:p>
+        </w:tc>
+        <w:tc>
+          <w:tcPr/>
+          <w:p>
+            <w:pPr>
+              <w:pStyle w:val="Compact"/>
+              <w:jc w:val="left"/>
+            </w:pPr>
+            <w:r>
+              <w:t xml:space="preserve">https://register.ld.admin.ch/i14y/concept/LEVEL_EDUC/24</w:t>
+            </w:r>
+          </w:p>
+        </w:tc>
+      </w:tr>
+      <w:tr>
+        <w:tc>
+          <w:tcPr/>
+          <w:p>
+            <w:pPr>
+              <w:pStyle w:val="Compact"/>
+            </w:pPr>
           </w:p>
         </w:tc>
         <w:tc>
@@ -9872,8 +10444,30 @@
               <w:jc w:val="left"/>
             </w:pPr>
             <w:r>
-              <w:t xml:space="preserve">241 (https://register.ld.admin.ch/i14y/concept/LEVEL_EDUC/241)</w:t>
-            </w:r>
+              <w:t xml:space="preserve">241</w:t>
+            </w:r>
+          </w:p>
+        </w:tc>
+        <w:tc>
+          <w:tcPr/>
+          <w:p>
+            <w:pPr>
+              <w:pStyle w:val="Compact"/>
+              <w:jc w:val="left"/>
+            </w:pPr>
+            <w:r>
+              <w:t xml:space="preserve">https://register.ld.admin.ch/i14y/concept/LEVEL_EDUC/241</w:t>
+            </w:r>
+          </w:p>
+        </w:tc>
+      </w:tr>
+      <w:tr>
+        <w:tc>
+          <w:tcPr/>
+          <w:p>
+            <w:pPr>
+              <w:pStyle w:val="Compact"/>
+            </w:pPr>
           </w:p>
         </w:tc>
         <w:tc>
@@ -9898,8 +10492,30 @@
               <w:jc w:val="left"/>
             </w:pPr>
             <w:r>
-              <w:t xml:space="preserve">2411 (https://register.ld.admin.ch/i14y/concept/LEVEL_EDUC/2411)</w:t>
-            </w:r>
+              <w:t xml:space="preserve">2411</w:t>
+            </w:r>
+          </w:p>
+        </w:tc>
+        <w:tc>
+          <w:tcPr/>
+          <w:p>
+            <w:pPr>
+              <w:pStyle w:val="Compact"/>
+              <w:jc w:val="left"/>
+            </w:pPr>
+            <w:r>
+              <w:t xml:space="preserve">https://register.ld.admin.ch/i14y/concept/LEVEL_EDUC/2411</w:t>
+            </w:r>
+          </w:p>
+        </w:tc>
+      </w:tr>
+      <w:tr>
+        <w:tc>
+          <w:tcPr/>
+          <w:p>
+            <w:pPr>
+              <w:pStyle w:val="Compact"/>
+            </w:pPr>
           </w:p>
         </w:tc>
         <w:tc>
@@ -9924,8 +10540,30 @@
               <w:jc w:val="left"/>
             </w:pPr>
             <w:r>
-              <w:t xml:space="preserve">2412 (https://register.ld.admin.ch/i14y/concept/LEVEL_EDUC/2412)</w:t>
-            </w:r>
+              <w:t xml:space="preserve">2412</w:t>
+            </w:r>
+          </w:p>
+        </w:tc>
+        <w:tc>
+          <w:tcPr/>
+          <w:p>
+            <w:pPr>
+              <w:pStyle w:val="Compact"/>
+              <w:jc w:val="left"/>
+            </w:pPr>
+            <w:r>
+              <w:t xml:space="preserve">https://register.ld.admin.ch/i14y/concept/LEVEL_EDUC/2412</w:t>
+            </w:r>
+          </w:p>
+        </w:tc>
+      </w:tr>
+      <w:tr>
+        <w:tc>
+          <w:tcPr/>
+          <w:p>
+            <w:pPr>
+              <w:pStyle w:val="Compact"/>
+            </w:pPr>
           </w:p>
         </w:tc>
         <w:tc>
@@ -9950,8 +10588,30 @@
               <w:jc w:val="left"/>
             </w:pPr>
             <w:r>
-              <w:t xml:space="preserve">242 (https://register.ld.admin.ch/i14y/concept/LEVEL_EDUC/242)</w:t>
-            </w:r>
+              <w:t xml:space="preserve">242</w:t>
+            </w:r>
+          </w:p>
+        </w:tc>
+        <w:tc>
+          <w:tcPr/>
+          <w:p>
+            <w:pPr>
+              <w:pStyle w:val="Compact"/>
+              <w:jc w:val="left"/>
+            </w:pPr>
+            <w:r>
+              <w:t xml:space="preserve">https://register.ld.admin.ch/i14y/concept/LEVEL_EDUC/242</w:t>
+            </w:r>
+          </w:p>
+        </w:tc>
+      </w:tr>
+      <w:tr>
+        <w:tc>
+          <w:tcPr/>
+          <w:p>
+            <w:pPr>
+              <w:pStyle w:val="Compact"/>
+            </w:pPr>
           </w:p>
         </w:tc>
         <w:tc>
@@ -9976,8 +10636,30 @@
               <w:jc w:val="left"/>
             </w:pPr>
             <w:r>
-              <w:t xml:space="preserve">2421 (https://register.ld.admin.ch/i14y/concept/LEVEL_EDUC/2421)</w:t>
-            </w:r>
+              <w:t xml:space="preserve">2421</w:t>
+            </w:r>
+          </w:p>
+        </w:tc>
+        <w:tc>
+          <w:tcPr/>
+          <w:p>
+            <w:pPr>
+              <w:pStyle w:val="Compact"/>
+              <w:jc w:val="left"/>
+            </w:pPr>
+            <w:r>
+              <w:t xml:space="preserve">https://register.ld.admin.ch/i14y/concept/LEVEL_EDUC/2421</w:t>
+            </w:r>
+          </w:p>
+        </w:tc>
+      </w:tr>
+      <w:tr>
+        <w:tc>
+          <w:tcPr/>
+          <w:p>
+            <w:pPr>
+              <w:pStyle w:val="Compact"/>
+            </w:pPr>
           </w:p>
         </w:tc>
         <w:tc>
@@ -10002,8 +10684,30 @@
               <w:jc w:val="left"/>
             </w:pPr>
             <w:r>
-              <w:t xml:space="preserve">2422 (https://register.ld.admin.ch/i14y/concept/LEVEL_EDUC/2422)</w:t>
-            </w:r>
+              <w:t xml:space="preserve">2422</w:t>
+            </w:r>
+          </w:p>
+        </w:tc>
+        <w:tc>
+          <w:tcPr/>
+          <w:p>
+            <w:pPr>
+              <w:pStyle w:val="Compact"/>
+              <w:jc w:val="left"/>
+            </w:pPr>
+            <w:r>
+              <w:t xml:space="preserve">https://register.ld.admin.ch/i14y/concept/LEVEL_EDUC/2422</w:t>
+            </w:r>
+          </w:p>
+        </w:tc>
+      </w:tr>
+      <w:tr>
+        <w:tc>
+          <w:tcPr/>
+          <w:p>
+            <w:pPr>
+              <w:pStyle w:val="Compact"/>
+            </w:pPr>
           </w:p>
         </w:tc>
         <w:tc>
@@ -10028,8 +10732,30 @@
               <w:jc w:val="left"/>
             </w:pPr>
             <w:r>
-              <w:t xml:space="preserve">243 (https://register.ld.admin.ch/i14y/concept/LEVEL_EDUC/243)</w:t>
-            </w:r>
+              <w:t xml:space="preserve">243</w:t>
+            </w:r>
+          </w:p>
+        </w:tc>
+        <w:tc>
+          <w:tcPr/>
+          <w:p>
+            <w:pPr>
+              <w:pStyle w:val="Compact"/>
+              <w:jc w:val="left"/>
+            </w:pPr>
+            <w:r>
+              <w:t xml:space="preserve">https://register.ld.admin.ch/i14y/concept/LEVEL_EDUC/243</w:t>
+            </w:r>
+          </w:p>
+        </w:tc>
+      </w:tr>
+      <w:tr>
+        <w:tc>
+          <w:tcPr/>
+          <w:p>
+            <w:pPr>
+              <w:pStyle w:val="Compact"/>
+            </w:pPr>
           </w:p>
         </w:tc>
         <w:tc>
@@ -10054,8 +10780,30 @@
               <w:jc w:val="left"/>
             </w:pPr>
             <w:r>
-              <w:t xml:space="preserve">2431 (https://register.ld.admin.ch/i14y/concept/LEVEL_EDUC/2431)</w:t>
-            </w:r>
+              <w:t xml:space="preserve">2431</w:t>
+            </w:r>
+          </w:p>
+        </w:tc>
+        <w:tc>
+          <w:tcPr/>
+          <w:p>
+            <w:pPr>
+              <w:pStyle w:val="Compact"/>
+              <w:jc w:val="left"/>
+            </w:pPr>
+            <w:r>
+              <w:t xml:space="preserve">https://register.ld.admin.ch/i14y/concept/LEVEL_EDUC/2431</w:t>
+            </w:r>
+          </w:p>
+        </w:tc>
+      </w:tr>
+      <w:tr>
+        <w:tc>
+          <w:tcPr/>
+          <w:p>
+            <w:pPr>
+              <w:pStyle w:val="Compact"/>
+            </w:pPr>
           </w:p>
         </w:tc>
         <w:tc>
@@ -10080,8 +10828,30 @@
               <w:jc w:val="left"/>
             </w:pPr>
             <w:r>
-              <w:t xml:space="preserve">2432 (https://register.ld.admin.ch/i14y/concept/LEVEL_EDUC/2432)</w:t>
-            </w:r>
+              <w:t xml:space="preserve">2432</w:t>
+            </w:r>
+          </w:p>
+        </w:tc>
+        <w:tc>
+          <w:tcPr/>
+          <w:p>
+            <w:pPr>
+              <w:pStyle w:val="Compact"/>
+              <w:jc w:val="left"/>
+            </w:pPr>
+            <w:r>
+              <w:t xml:space="preserve">https://register.ld.admin.ch/i14y/concept/LEVEL_EDUC/2432</w:t>
+            </w:r>
+          </w:p>
+        </w:tc>
+      </w:tr>
+      <w:tr>
+        <w:tc>
+          <w:tcPr/>
+          <w:p>
+            <w:pPr>
+              <w:pStyle w:val="Compact"/>
+            </w:pPr>
           </w:p>
         </w:tc>
         <w:tc>
@@ -10106,8 +10876,30 @@
               <w:jc w:val="left"/>
             </w:pPr>
             <w:r>
-              <w:t xml:space="preserve">30 (https://register.ld.admin.ch/i14y/concept/LEVEL_EDUC/30)</w:t>
-            </w:r>
+              <w:t xml:space="preserve">30</w:t>
+            </w:r>
+          </w:p>
+        </w:tc>
+        <w:tc>
+          <w:tcPr/>
+          <w:p>
+            <w:pPr>
+              <w:pStyle w:val="Compact"/>
+              <w:jc w:val="left"/>
+            </w:pPr>
+            <w:r>
+              <w:t xml:space="preserve">https://register.ld.admin.ch/i14y/concept/LEVEL_EDUC/30</w:t>
+            </w:r>
+          </w:p>
+        </w:tc>
+      </w:tr>
+      <w:tr>
+        <w:tc>
+          <w:tcPr/>
+          <w:p>
+            <w:pPr>
+              <w:pStyle w:val="Compact"/>
+            </w:pPr>
           </w:p>
         </w:tc>
         <w:tc>
@@ -10132,8 +10924,30 @@
               <w:jc w:val="left"/>
             </w:pPr>
             <w:r>
-              <w:t xml:space="preserve">31 (https://register.ld.admin.ch/i14y/concept/LEVEL_EDUC/31)</w:t>
-            </w:r>
+              <w:t xml:space="preserve">31</w:t>
+            </w:r>
+          </w:p>
+        </w:tc>
+        <w:tc>
+          <w:tcPr/>
+          <w:p>
+            <w:pPr>
+              <w:pStyle w:val="Compact"/>
+              <w:jc w:val="left"/>
+            </w:pPr>
+            <w:r>
+              <w:t xml:space="preserve">https://register.ld.admin.ch/i14y/concept/LEVEL_EDUC/31</w:t>
+            </w:r>
+          </w:p>
+        </w:tc>
+      </w:tr>
+      <w:tr>
+        <w:tc>
+          <w:tcPr/>
+          <w:p>
+            <w:pPr>
+              <w:pStyle w:val="Compact"/>
+            </w:pPr>
           </w:p>
         </w:tc>
         <w:tc>
@@ -10158,8 +10972,30 @@
               <w:jc w:val="left"/>
             </w:pPr>
             <w:r>
-              <w:t xml:space="preserve">310 (https://register.ld.admin.ch/i14y/concept/LEVEL_EDUC/310)</w:t>
-            </w:r>
+              <w:t xml:space="preserve">310</w:t>
+            </w:r>
+          </w:p>
+        </w:tc>
+        <w:tc>
+          <w:tcPr/>
+          <w:p>
+            <w:pPr>
+              <w:pStyle w:val="Compact"/>
+              <w:jc w:val="left"/>
+            </w:pPr>
+            <w:r>
+              <w:t xml:space="preserve">https://register.ld.admin.ch/i14y/concept/LEVEL_EDUC/310</w:t>
+            </w:r>
+          </w:p>
+        </w:tc>
+      </w:tr>
+      <w:tr>
+        <w:tc>
+          <w:tcPr/>
+          <w:p>
+            <w:pPr>
+              <w:pStyle w:val="Compact"/>
+            </w:pPr>
           </w:p>
         </w:tc>
         <w:tc>
@@ -10184,8 +11020,30 @@
               <w:jc w:val="left"/>
             </w:pPr>
             <w:r>
-              <w:t xml:space="preserve">311 (https://register.ld.admin.ch/i14y/concept/LEVEL_EDUC/311)</w:t>
-            </w:r>
+              <w:t xml:space="preserve">311</w:t>
+            </w:r>
+          </w:p>
+        </w:tc>
+        <w:tc>
+          <w:tcPr/>
+          <w:p>
+            <w:pPr>
+              <w:pStyle w:val="Compact"/>
+              <w:jc w:val="left"/>
+            </w:pPr>
+            <w:r>
+              <w:t xml:space="preserve">https://register.ld.admin.ch/i14y/concept/LEVEL_EDUC/311</w:t>
+            </w:r>
+          </w:p>
+        </w:tc>
+      </w:tr>
+      <w:tr>
+        <w:tc>
+          <w:tcPr/>
+          <w:p>
+            <w:pPr>
+              <w:pStyle w:val="Compact"/>
+            </w:pPr>
           </w:p>
         </w:tc>
         <w:tc>
@@ -10210,8 +11068,30 @@
               <w:jc w:val="left"/>
             </w:pPr>
             <w:r>
-              <w:t xml:space="preserve">312 (https://register.ld.admin.ch/i14y/concept/LEVEL_EDUC/312)</w:t>
-            </w:r>
+              <w:t xml:space="preserve">312</w:t>
+            </w:r>
+          </w:p>
+        </w:tc>
+        <w:tc>
+          <w:tcPr/>
+          <w:p>
+            <w:pPr>
+              <w:pStyle w:val="Compact"/>
+              <w:jc w:val="left"/>
+            </w:pPr>
+            <w:r>
+              <w:t xml:space="preserve">https://register.ld.admin.ch/i14y/concept/LEVEL_EDUC/312</w:t>
+            </w:r>
+          </w:p>
+        </w:tc>
+      </w:tr>
+      <w:tr>
+        <w:tc>
+          <w:tcPr/>
+          <w:p>
+            <w:pPr>
+              <w:pStyle w:val="Compact"/>
+            </w:pPr>
           </w:p>
         </w:tc>
         <w:tc>
@@ -10236,8 +11116,30 @@
               <w:jc w:val="left"/>
             </w:pPr>
             <w:r>
-              <w:t xml:space="preserve">313 (https://register.ld.admin.ch/i14y/concept/LEVEL_EDUC/313)</w:t>
-            </w:r>
+              <w:t xml:space="preserve">313</w:t>
+            </w:r>
+          </w:p>
+        </w:tc>
+        <w:tc>
+          <w:tcPr/>
+          <w:p>
+            <w:pPr>
+              <w:pStyle w:val="Compact"/>
+              <w:jc w:val="left"/>
+            </w:pPr>
+            <w:r>
+              <w:t xml:space="preserve">https://register.ld.admin.ch/i14y/concept/LEVEL_EDUC/313</w:t>
+            </w:r>
+          </w:p>
+        </w:tc>
+      </w:tr>
+      <w:tr>
+        <w:tc>
+          <w:tcPr/>
+          <w:p>
+            <w:pPr>
+              <w:pStyle w:val="Compact"/>
+            </w:pPr>
           </w:p>
         </w:tc>
         <w:tc>
@@ -10262,8 +11164,30 @@
               <w:jc w:val="left"/>
             </w:pPr>
             <w:r>
-              <w:t xml:space="preserve">3131 (https://register.ld.admin.ch/i14y/concept/LEVEL_EDUC/3131)</w:t>
-            </w:r>
+              <w:t xml:space="preserve">3131</w:t>
+            </w:r>
+          </w:p>
+        </w:tc>
+        <w:tc>
+          <w:tcPr/>
+          <w:p>
+            <w:pPr>
+              <w:pStyle w:val="Compact"/>
+              <w:jc w:val="left"/>
+            </w:pPr>
+            <w:r>
+              <w:t xml:space="preserve">https://register.ld.admin.ch/i14y/concept/LEVEL_EDUC/3131</w:t>
+            </w:r>
+          </w:p>
+        </w:tc>
+      </w:tr>
+      <w:tr>
+        <w:tc>
+          <w:tcPr/>
+          <w:p>
+            <w:pPr>
+              <w:pStyle w:val="Compact"/>
+            </w:pPr>
           </w:p>
         </w:tc>
         <w:tc>
@@ -10288,8 +11212,30 @@
               <w:jc w:val="left"/>
             </w:pPr>
             <w:r>
-              <w:t xml:space="preserve">3132 (https://register.ld.admin.ch/i14y/concept/LEVEL_EDUC/3132)</w:t>
-            </w:r>
+              <w:t xml:space="preserve">3132</w:t>
+            </w:r>
+          </w:p>
+        </w:tc>
+        <w:tc>
+          <w:tcPr/>
+          <w:p>
+            <w:pPr>
+              <w:pStyle w:val="Compact"/>
+              <w:jc w:val="left"/>
+            </w:pPr>
+            <w:r>
+              <w:t xml:space="preserve">https://register.ld.admin.ch/i14y/concept/LEVEL_EDUC/3132</w:t>
+            </w:r>
+          </w:p>
+        </w:tc>
+      </w:tr>
+      <w:tr>
+        <w:tc>
+          <w:tcPr/>
+          <w:p>
+            <w:pPr>
+              <w:pStyle w:val="Compact"/>
+            </w:pPr>
           </w:p>
         </w:tc>
         <w:tc>
@@ -10314,8 +11260,30 @@
               <w:jc w:val="left"/>
             </w:pPr>
             <w:r>
-              <w:t xml:space="preserve">32 (https://register.ld.admin.ch/i14y/concept/LEVEL_EDUC/32)</w:t>
-            </w:r>
+              <w:t xml:space="preserve">32</w:t>
+            </w:r>
+          </w:p>
+        </w:tc>
+        <w:tc>
+          <w:tcPr/>
+          <w:p>
+            <w:pPr>
+              <w:pStyle w:val="Compact"/>
+              <w:jc w:val="left"/>
+            </w:pPr>
+            <w:r>
+              <w:t xml:space="preserve">https://register.ld.admin.ch/i14y/concept/LEVEL_EDUC/32</w:t>
+            </w:r>
+          </w:p>
+        </w:tc>
+      </w:tr>
+      <w:tr>
+        <w:tc>
+          <w:tcPr/>
+          <w:p>
+            <w:pPr>
+              <w:pStyle w:val="Compact"/>
+            </w:pPr>
           </w:p>
         </w:tc>
         <w:tc>
@@ -10340,8 +11308,30 @@
               <w:jc w:val="left"/>
             </w:pPr>
             <w:r>
-              <w:t xml:space="preserve">321 (https://register.ld.admin.ch/i14y/concept/LEVEL_EDUC/321)</w:t>
-            </w:r>
+              <w:t xml:space="preserve">321</w:t>
+            </w:r>
+          </w:p>
+        </w:tc>
+        <w:tc>
+          <w:tcPr/>
+          <w:p>
+            <w:pPr>
+              <w:pStyle w:val="Compact"/>
+              <w:jc w:val="left"/>
+            </w:pPr>
+            <w:r>
+              <w:t xml:space="preserve">https://register.ld.admin.ch/i14y/concept/LEVEL_EDUC/321</w:t>
+            </w:r>
+          </w:p>
+        </w:tc>
+      </w:tr>
+      <w:tr>
+        <w:tc>
+          <w:tcPr/>
+          <w:p>
+            <w:pPr>
+              <w:pStyle w:val="Compact"/>
+            </w:pPr>
           </w:p>
         </w:tc>
         <w:tc>
@@ -10366,8 +11356,30 @@
               <w:jc w:val="left"/>
             </w:pPr>
             <w:r>
-              <w:t xml:space="preserve">3211 (https://register.ld.admin.ch/i14y/concept/LEVEL_EDUC/3211)</w:t>
-            </w:r>
+              <w:t xml:space="preserve">3211</w:t>
+            </w:r>
+          </w:p>
+        </w:tc>
+        <w:tc>
+          <w:tcPr/>
+          <w:p>
+            <w:pPr>
+              <w:pStyle w:val="Compact"/>
+              <w:jc w:val="left"/>
+            </w:pPr>
+            <w:r>
+              <w:t xml:space="preserve">https://register.ld.admin.ch/i14y/concept/LEVEL_EDUC/3211</w:t>
+            </w:r>
+          </w:p>
+        </w:tc>
+      </w:tr>
+      <w:tr>
+        <w:tc>
+          <w:tcPr/>
+          <w:p>
+            <w:pPr>
+              <w:pStyle w:val="Compact"/>
+            </w:pPr>
           </w:p>
         </w:tc>
         <w:tc>
@@ -10392,8 +11404,30 @@
               <w:jc w:val="left"/>
             </w:pPr>
             <w:r>
-              <w:t xml:space="preserve">3212 (https://register.ld.admin.ch/i14y/concept/LEVEL_EDUC/3212)</w:t>
-            </w:r>
+              <w:t xml:space="preserve">3212</w:t>
+            </w:r>
+          </w:p>
+        </w:tc>
+        <w:tc>
+          <w:tcPr/>
+          <w:p>
+            <w:pPr>
+              <w:pStyle w:val="Compact"/>
+              <w:jc w:val="left"/>
+            </w:pPr>
+            <w:r>
+              <w:t xml:space="preserve">https://register.ld.admin.ch/i14y/concept/LEVEL_EDUC/3212</w:t>
+            </w:r>
+          </w:p>
+        </w:tc>
+      </w:tr>
+      <w:tr>
+        <w:tc>
+          <w:tcPr/>
+          <w:p>
+            <w:pPr>
+              <w:pStyle w:val="Compact"/>
+            </w:pPr>
           </w:p>
         </w:tc>
         <w:tc>
@@ -10418,8 +11452,30 @@
               <w:jc w:val="left"/>
             </w:pPr>
             <w:r>
-              <w:t xml:space="preserve">3213 (https://register.ld.admin.ch/i14y/concept/LEVEL_EDUC/3213)</w:t>
-            </w:r>
+              <w:t xml:space="preserve">3213</w:t>
+            </w:r>
+          </w:p>
+        </w:tc>
+        <w:tc>
+          <w:tcPr/>
+          <w:p>
+            <w:pPr>
+              <w:pStyle w:val="Compact"/>
+              <w:jc w:val="left"/>
+            </w:pPr>
+            <w:r>
+              <w:t xml:space="preserve">https://register.ld.admin.ch/i14y/concept/LEVEL_EDUC/3213</w:t>
+            </w:r>
+          </w:p>
+        </w:tc>
+      </w:tr>
+      <w:tr>
+        <w:tc>
+          <w:tcPr/>
+          <w:p>
+            <w:pPr>
+              <w:pStyle w:val="Compact"/>
+            </w:pPr>
           </w:p>
         </w:tc>
         <w:tc>
@@ -10444,8 +11500,30 @@
               <w:jc w:val="left"/>
             </w:pPr>
             <w:r>
-              <w:t xml:space="preserve">322 (https://register.ld.admin.ch/i14y/concept/LEVEL_EDUC/322)</w:t>
-            </w:r>
+              <w:t xml:space="preserve">322</w:t>
+            </w:r>
+          </w:p>
+        </w:tc>
+        <w:tc>
+          <w:tcPr/>
+          <w:p>
+            <w:pPr>
+              <w:pStyle w:val="Compact"/>
+              <w:jc w:val="left"/>
+            </w:pPr>
+            <w:r>
+              <w:t xml:space="preserve">https://register.ld.admin.ch/i14y/concept/LEVEL_EDUC/322</w:t>
+            </w:r>
+          </w:p>
+        </w:tc>
+      </w:tr>
+      <w:tr>
+        <w:tc>
+          <w:tcPr/>
+          <w:p>
+            <w:pPr>
+              <w:pStyle w:val="Compact"/>
+            </w:pPr>
           </w:p>
         </w:tc>
         <w:tc>
@@ -10470,8 +11548,30 @@
               <w:jc w:val="left"/>
             </w:pPr>
             <w:r>
-              <w:t xml:space="preserve">3221 (https://register.ld.admin.ch/i14y/concept/LEVEL_EDUC/3221)</w:t>
-            </w:r>
+              <w:t xml:space="preserve">3221</w:t>
+            </w:r>
+          </w:p>
+        </w:tc>
+        <w:tc>
+          <w:tcPr/>
+          <w:p>
+            <w:pPr>
+              <w:pStyle w:val="Compact"/>
+              <w:jc w:val="left"/>
+            </w:pPr>
+            <w:r>
+              <w:t xml:space="preserve">https://register.ld.admin.ch/i14y/concept/LEVEL_EDUC/3221</w:t>
+            </w:r>
+          </w:p>
+        </w:tc>
+      </w:tr>
+      <w:tr>
+        <w:tc>
+          <w:tcPr/>
+          <w:p>
+            <w:pPr>
+              <w:pStyle w:val="Compact"/>
+            </w:pPr>
           </w:p>
         </w:tc>
         <w:tc>
@@ -10496,8 +11596,30 @@
               <w:jc w:val="left"/>
             </w:pPr>
             <w:r>
-              <w:t xml:space="preserve">3222 (https://register.ld.admin.ch/i14y/concept/LEVEL_EDUC/3222)</w:t>
-            </w:r>
+              <w:t xml:space="preserve">3222</w:t>
+            </w:r>
+          </w:p>
+        </w:tc>
+        <w:tc>
+          <w:tcPr/>
+          <w:p>
+            <w:pPr>
+              <w:pStyle w:val="Compact"/>
+              <w:jc w:val="left"/>
+            </w:pPr>
+            <w:r>
+              <w:t xml:space="preserve">https://register.ld.admin.ch/i14y/concept/LEVEL_EDUC/3222</w:t>
+            </w:r>
+          </w:p>
+        </w:tc>
+      </w:tr>
+      <w:tr>
+        <w:tc>
+          <w:tcPr/>
+          <w:p>
+            <w:pPr>
+              <w:pStyle w:val="Compact"/>
+            </w:pPr>
           </w:p>
         </w:tc>
         <w:tc>
@@ -10522,8 +11644,30 @@
               <w:jc w:val="left"/>
             </w:pPr>
             <w:r>
-              <w:t xml:space="preserve">3223 (https://register.ld.admin.ch/i14y/concept/LEVEL_EDUC/3223)</w:t>
-            </w:r>
+              <w:t xml:space="preserve">3223</w:t>
+            </w:r>
+          </w:p>
+        </w:tc>
+        <w:tc>
+          <w:tcPr/>
+          <w:p>
+            <w:pPr>
+              <w:pStyle w:val="Compact"/>
+              <w:jc w:val="left"/>
+            </w:pPr>
+            <w:r>
+              <w:t xml:space="preserve">https://register.ld.admin.ch/i14y/concept/LEVEL_EDUC/3223</w:t>
+            </w:r>
+          </w:p>
+        </w:tc>
+      </w:tr>
+      <w:tr>
+        <w:tc>
+          <w:tcPr/>
+          <w:p>
+            <w:pPr>
+              <w:pStyle w:val="Compact"/>
+            </w:pPr>
           </w:p>
         </w:tc>
         <w:tc>
@@ -10548,8 +11692,30 @@
               <w:jc w:val="left"/>
             </w:pPr>
             <w:r>
-              <w:t xml:space="preserve">323 (https://register.ld.admin.ch/i14y/concept/LEVEL_EDUC/323)</w:t>
-            </w:r>
+              <w:t xml:space="preserve">323</w:t>
+            </w:r>
+          </w:p>
+        </w:tc>
+        <w:tc>
+          <w:tcPr/>
+          <w:p>
+            <w:pPr>
+              <w:pStyle w:val="Compact"/>
+              <w:jc w:val="left"/>
+            </w:pPr>
+            <w:r>
+              <w:t xml:space="preserve">https://register.ld.admin.ch/i14y/concept/LEVEL_EDUC/323</w:t>
+            </w:r>
+          </w:p>
+        </w:tc>
+      </w:tr>
+      <w:tr>
+        <w:tc>
+          <w:tcPr/>
+          <w:p>
+            <w:pPr>
+              <w:pStyle w:val="Compact"/>
+            </w:pPr>
           </w:p>
         </w:tc>
         <w:tc>
@@ -10576,6 +11742,28 @@
             <w:r>
               <w:t xml:space="preserve">military</w:t>
             </w:r>
+          </w:p>
+        </w:tc>
+        <w:tc>
+          <w:tcPr/>
+          <w:p>
+            <w:pPr>
+              <w:pStyle w:val="Compact"/>
+              <w:jc w:val="left"/>
+            </w:pPr>
+            <w:r>
+              <w:t xml:space="preserve">None</w:t>
+            </w:r>
+          </w:p>
+        </w:tc>
+      </w:tr>
+      <w:tr>
+        <w:tc>
+          <w:tcPr/>
+          <w:p>
+            <w:pPr>
+              <w:pStyle w:val="Compact"/>
+            </w:pPr>
           </w:p>
         </w:tc>
         <w:tc>
@@ -13493,8 +14681,30 @@
               <w:jc w:val="left"/>
             </w:pPr>
             <w:r>
-              <w:t xml:space="preserve">party (act:enum/group_type/party)</w:t>
-            </w:r>
+              <w:t xml:space="preserve">party</w:t>
+            </w:r>
+          </w:p>
+        </w:tc>
+        <w:tc>
+          <w:tcPr/>
+          <w:p>
+            <w:pPr>
+              <w:pStyle w:val="Compact"/>
+              <w:jc w:val="left"/>
+            </w:pPr>
+            <w:r>
+              <w:t xml:space="preserve">act:enum/group_type/party</w:t>
+            </w:r>
+          </w:p>
+        </w:tc>
+      </w:tr>
+      <w:tr>
+        <w:tc>
+          <w:tcPr/>
+          <w:p>
+            <w:pPr>
+              <w:pStyle w:val="Compact"/>
+            </w:pPr>
           </w:p>
         </w:tc>
         <w:tc>
@@ -13519,8 +14729,30 @@
               <w:jc w:val="left"/>
             </w:pPr>
             <w:r>
-              <w:t xml:space="preserve">list (act:enum/group_type/list)</w:t>
-            </w:r>
+              <w:t xml:space="preserve">list</w:t>
+            </w:r>
+          </w:p>
+        </w:tc>
+        <w:tc>
+          <w:tcPr/>
+          <w:p>
+            <w:pPr>
+              <w:pStyle w:val="Compact"/>
+              <w:jc w:val="left"/>
+            </w:pPr>
+            <w:r>
+              <w:t xml:space="preserve">act:enum/group_type/list</w:t>
+            </w:r>
+          </w:p>
+        </w:tc>
+      </w:tr>
+      <w:tr>
+        <w:tc>
+          <w:tcPr/>
+          <w:p>
+            <w:pPr>
+              <w:pStyle w:val="Compact"/>
+            </w:pPr>
           </w:p>
         </w:tc>
         <w:tc>
@@ -13545,8 +14777,30 @@
               <w:jc w:val="left"/>
             </w:pPr>
             <w:r>
-              <w:t xml:space="preserve">workgroup (act:enum/group_type/workgroup)</w:t>
-            </w:r>
+              <w:t xml:space="preserve">workgroup</w:t>
+            </w:r>
+          </w:p>
+        </w:tc>
+        <w:tc>
+          <w:tcPr/>
+          <w:p>
+            <w:pPr>
+              <w:pStyle w:val="Compact"/>
+              <w:jc w:val="left"/>
+            </w:pPr>
+            <w:r>
+              <w:t xml:space="preserve">act:enum/group_type/workgroup</w:t>
+            </w:r>
+          </w:p>
+        </w:tc>
+      </w:tr>
+      <w:tr>
+        <w:tc>
+          <w:tcPr/>
+          <w:p>
+            <w:pPr>
+              <w:pStyle w:val="Compact"/>
+            </w:pPr>
           </w:p>
         </w:tc>
         <w:tc>
@@ -13571,8 +14825,30 @@
               <w:jc w:val="left"/>
             </w:pPr>
             <w:r>
-              <w:t xml:space="preserve">parliament (act:enum/group_type/parliament)</w:t>
-            </w:r>
+              <w:t xml:space="preserve">parliament</w:t>
+            </w:r>
+          </w:p>
+        </w:tc>
+        <w:tc>
+          <w:tcPr/>
+          <w:p>
+            <w:pPr>
+              <w:pStyle w:val="Compact"/>
+              <w:jc w:val="left"/>
+            </w:pPr>
+            <w:r>
+              <w:t xml:space="preserve">act:enum/group_type/parliament</w:t>
+            </w:r>
+          </w:p>
+        </w:tc>
+      </w:tr>
+      <w:tr>
+        <w:tc>
+          <w:tcPr/>
+          <w:p>
+            <w:pPr>
+              <w:pStyle w:val="Compact"/>
+            </w:pPr>
           </w:p>
         </w:tc>
         <w:tc>
@@ -13597,8 +14873,30 @@
               <w:jc w:val="left"/>
             </w:pPr>
             <w:r>
-              <w:t xml:space="preserve">delegation (act:enum/group_type/delegation)</w:t>
-            </w:r>
+              <w:t xml:space="preserve">delegation</w:t>
+            </w:r>
+          </w:p>
+        </w:tc>
+        <w:tc>
+          <w:tcPr/>
+          <w:p>
+            <w:pPr>
+              <w:pStyle w:val="Compact"/>
+              <w:jc w:val="left"/>
+            </w:pPr>
+            <w:r>
+              <w:t xml:space="preserve">act:enum/group_type/delegation</w:t>
+            </w:r>
+          </w:p>
+        </w:tc>
+      </w:tr>
+      <w:tr>
+        <w:tc>
+          <w:tcPr/>
+          <w:p>
+            <w:pPr>
+              <w:pStyle w:val="Compact"/>
+            </w:pPr>
           </w:p>
         </w:tc>
         <w:tc>
@@ -13623,8 +14921,30 @@
               <w:jc w:val="left"/>
             </w:pPr>
             <w:r>
-              <w:t xml:space="preserve">commission (act:enum/group_type/commission)</w:t>
-            </w:r>
+              <w:t xml:space="preserve">commission</w:t>
+            </w:r>
+          </w:p>
+        </w:tc>
+        <w:tc>
+          <w:tcPr/>
+          <w:p>
+            <w:pPr>
+              <w:pStyle w:val="Compact"/>
+              <w:jc w:val="left"/>
+            </w:pPr>
+            <w:r>
+              <w:t xml:space="preserve">act:enum/group_type/commission</w:t>
+            </w:r>
+          </w:p>
+        </w:tc>
+      </w:tr>
+      <w:tr>
+        <w:tc>
+          <w:tcPr/>
+          <w:p>
+            <w:pPr>
+              <w:pStyle w:val="Compact"/>
+            </w:pPr>
           </w:p>
         </w:tc>
         <w:tc>
@@ -13649,8 +14969,30 @@
               <w:jc w:val="left"/>
             </w:pPr>
             <w:r>
-              <w:t xml:space="preserve">faction (act:enum/group_type/faction)</w:t>
-            </w:r>
+              <w:t xml:space="preserve">faction</w:t>
+            </w:r>
+          </w:p>
+        </w:tc>
+        <w:tc>
+          <w:tcPr/>
+          <w:p>
+            <w:pPr>
+              <w:pStyle w:val="Compact"/>
+              <w:jc w:val="left"/>
+            </w:pPr>
+            <w:r>
+              <w:t xml:space="preserve">act:enum/group_type/faction</w:t>
+            </w:r>
+          </w:p>
+        </w:tc>
+      </w:tr>
+      <w:tr>
+        <w:tc>
+          <w:tcPr/>
+          <w:p>
+            <w:pPr>
+              <w:pStyle w:val="Compact"/>
+            </w:pPr>
           </w:p>
         </w:tc>
         <w:tc>
@@ -13675,8 +15017,30 @@
               <w:jc w:val="left"/>
             </w:pPr>
             <w:r>
-              <w:t xml:space="preserve">parliamentary_bureau (act:enum/group_type/parliamentary_bureau)</w:t>
-            </w:r>
+              <w:t xml:space="preserve">parliamentary_bureau</w:t>
+            </w:r>
+          </w:p>
+        </w:tc>
+        <w:tc>
+          <w:tcPr/>
+          <w:p>
+            <w:pPr>
+              <w:pStyle w:val="Compact"/>
+              <w:jc w:val="left"/>
+            </w:pPr>
+            <w:r>
+              <w:t xml:space="preserve">act:enum/group_type/parliamentary_bureau</w:t>
+            </w:r>
+          </w:p>
+        </w:tc>
+      </w:tr>
+      <w:tr>
+        <w:tc>
+          <w:tcPr/>
+          <w:p>
+            <w:pPr>
+              <w:pStyle w:val="Compact"/>
+            </w:pPr>
           </w:p>
         </w:tc>
         <w:tc>
@@ -13701,8 +15065,30 @@
               <w:jc w:val="left"/>
             </w:pPr>
             <w:r>
-              <w:t xml:space="preserve">presidency (act:enum/group_type/presidency)</w:t>
-            </w:r>
+              <w:t xml:space="preserve">presidency</w:t>
+            </w:r>
+          </w:p>
+        </w:tc>
+        <w:tc>
+          <w:tcPr/>
+          <w:p>
+            <w:pPr>
+              <w:pStyle w:val="Compact"/>
+              <w:jc w:val="left"/>
+            </w:pPr>
+            <w:r>
+              <w:t xml:space="preserve">act:enum/group_type/presidency</w:t>
+            </w:r>
+          </w:p>
+        </w:tc>
+      </w:tr>
+      <w:tr>
+        <w:tc>
+          <w:tcPr/>
+          <w:p>
+            <w:pPr>
+              <w:pStyle w:val="Compact"/>
+            </w:pPr>
           </w:p>
         </w:tc>
         <w:tc>
@@ -13727,8 +15113,30 @@
               <w:jc w:val="left"/>
             </w:pPr>
             <w:r>
-              <w:t xml:space="preserve">government (act:enum/group_type/government)</w:t>
-            </w:r>
+              <w:t xml:space="preserve">government</w:t>
+            </w:r>
+          </w:p>
+        </w:tc>
+        <w:tc>
+          <w:tcPr/>
+          <w:p>
+            <w:pPr>
+              <w:pStyle w:val="Compact"/>
+              <w:jc w:val="left"/>
+            </w:pPr>
+            <w:r>
+              <w:t xml:space="preserve">act:enum/group_type/government</w:t>
+            </w:r>
+          </w:p>
+        </w:tc>
+      </w:tr>
+      <w:tr>
+        <w:tc>
+          <w:tcPr/>
+          <w:p>
+            <w:pPr>
+              <w:pStyle w:val="Compact"/>
+            </w:pPr>
           </w:p>
         </w:tc>
         <w:tc>
@@ -13753,8 +15161,30 @@
               <w:jc w:val="left"/>
             </w:pPr>
             <w:r>
-              <w:t xml:space="preserve">department (act:enum/group_type/department)</w:t>
-            </w:r>
+              <w:t xml:space="preserve">department</w:t>
+            </w:r>
+          </w:p>
+        </w:tc>
+        <w:tc>
+          <w:tcPr/>
+          <w:p>
+            <w:pPr>
+              <w:pStyle w:val="Compact"/>
+              <w:jc w:val="left"/>
+            </w:pPr>
+            <w:r>
+              <w:t xml:space="preserve">act:enum/group_type/department</w:t>
+            </w:r>
+          </w:p>
+        </w:tc>
+      </w:tr>
+      <w:tr>
+        <w:tc>
+          <w:tcPr/>
+          <w:p>
+            <w:pPr>
+              <w:pStyle w:val="Compact"/>
+            </w:pPr>
           </w:p>
         </w:tc>
         <w:tc>
@@ -13779,8 +15209,30 @@
               <w:jc w:val="left"/>
             </w:pPr>
             <w:r>
-              <w:t xml:space="preserve">office (act:enum/group_type/office)</w:t>
-            </w:r>
+              <w:t xml:space="preserve">office</w:t>
+            </w:r>
+          </w:p>
+        </w:tc>
+        <w:tc>
+          <w:tcPr/>
+          <w:p>
+            <w:pPr>
+              <w:pStyle w:val="Compact"/>
+              <w:jc w:val="left"/>
+            </w:pPr>
+            <w:r>
+              <w:t xml:space="preserve">act:enum/group_type/office</w:t>
+            </w:r>
+          </w:p>
+        </w:tc>
+      </w:tr>
+      <w:tr>
+        <w:tc>
+          <w:tcPr/>
+          <w:p>
+            <w:pPr>
+              <w:pStyle w:val="Compact"/>
+            </w:pPr>
           </w:p>
         </w:tc>
         <w:tc>
@@ -13805,8 +15257,30 @@
               <w:jc w:val="left"/>
             </w:pPr>
             <w:r>
-              <w:t xml:space="preserve">extraparliamentary_commission (act:enum/group_type/extraparliamentary_commission)</w:t>
-            </w:r>
+              <w:t xml:space="preserve">extraparliamentary_commission</w:t>
+            </w:r>
+          </w:p>
+        </w:tc>
+        <w:tc>
+          <w:tcPr/>
+          <w:p>
+            <w:pPr>
+              <w:pStyle w:val="Compact"/>
+              <w:jc w:val="left"/>
+            </w:pPr>
+            <w:r>
+              <w:t xml:space="preserve">act:enum/group_type/extraparliamentary_commission</w:t>
+            </w:r>
+          </w:p>
+        </w:tc>
+      </w:tr>
+      <w:tr>
+        <w:tc>
+          <w:tcPr/>
+          <w:p>
+            <w:pPr>
+              <w:pStyle w:val="Compact"/>
+            </w:pPr>
           </w:p>
         </w:tc>
         <w:tc>
@@ -13831,8 +15305,30 @@
               <w:jc w:val="left"/>
             </w:pPr>
             <w:r>
-              <w:t xml:space="preserve">interest_group (act:enum/group_type/interest_group)</w:t>
-            </w:r>
+              <w:t xml:space="preserve">interest_group</w:t>
+            </w:r>
+          </w:p>
+        </w:tc>
+        <w:tc>
+          <w:tcPr/>
+          <w:p>
+            <w:pPr>
+              <w:pStyle w:val="Compact"/>
+              <w:jc w:val="left"/>
+            </w:pPr>
+            <w:r>
+              <w:t xml:space="preserve">act:enum/group_type/interest_group</w:t>
+            </w:r>
+          </w:p>
+        </w:tc>
+      </w:tr>
+      <w:tr>
+        <w:tc>
+          <w:tcPr/>
+          <w:p>
+            <w:pPr>
+              <w:pStyle w:val="Compact"/>
+            </w:pPr>
           </w:p>
         </w:tc>
         <w:tc>
@@ -13857,8 +15353,30 @@
               <w:jc w:val="left"/>
             </w:pPr>
             <w:r>
-              <w:t xml:space="preserve">control_body (act:enum/group_type/control_body)</w:t>
-            </w:r>
+              <w:t xml:space="preserve">control_body</w:t>
+            </w:r>
+          </w:p>
+        </w:tc>
+        <w:tc>
+          <w:tcPr/>
+          <w:p>
+            <w:pPr>
+              <w:pStyle w:val="Compact"/>
+              <w:jc w:val="left"/>
+            </w:pPr>
+            <w:r>
+              <w:t xml:space="preserve">act:enum/group_type/control_body</w:t>
+            </w:r>
+          </w:p>
+        </w:tc>
+      </w:tr>
+      <w:tr>
+        <w:tc>
+          <w:tcPr/>
+          <w:p>
+            <w:pPr>
+              <w:pStyle w:val="Compact"/>
+            </w:pPr>
           </w:p>
         </w:tc>
         <w:tc>
@@ -13883,8 +15401,30 @@
               <w:jc w:val="left"/>
             </w:pPr>
             <w:r>
-              <w:t xml:space="preserve">parliamentary_services (act:enum/group_type/parliamentary_services)</w:t>
-            </w:r>
+              <w:t xml:space="preserve">parliamentary_services</w:t>
+            </w:r>
+          </w:p>
+        </w:tc>
+        <w:tc>
+          <w:tcPr/>
+          <w:p>
+            <w:pPr>
+              <w:pStyle w:val="Compact"/>
+              <w:jc w:val="left"/>
+            </w:pPr>
+            <w:r>
+              <w:t xml:space="preserve">act:enum/group_type/parliamentary_services</w:t>
+            </w:r>
+          </w:p>
+        </w:tc>
+      </w:tr>
+      <w:tr>
+        <w:tc>
+          <w:tcPr/>
+          <w:p>
+            <w:pPr>
+              <w:pStyle w:val="Compact"/>
+            </w:pPr>
           </w:p>
         </w:tc>
         <w:tc>
@@ -13909,8 +15449,30 @@
               <w:jc w:val="left"/>
             </w:pPr>
             <w:r>
-              <w:t xml:space="preserve">court (act:enum/group_type/court)</w:t>
-            </w:r>
+              <w:t xml:space="preserve">court</w:t>
+            </w:r>
+          </w:p>
+        </w:tc>
+        <w:tc>
+          <w:tcPr/>
+          <w:p>
+            <w:pPr>
+              <w:pStyle w:val="Compact"/>
+              <w:jc w:val="left"/>
+            </w:pPr>
+            <w:r>
+              <w:t xml:space="preserve">act:enum/group_type/court</w:t>
+            </w:r>
+          </w:p>
+        </w:tc>
+      </w:tr>
+      <w:tr>
+        <w:tc>
+          <w:tcPr/>
+          <w:p>
+            <w:pPr>
+              <w:pStyle w:val="Compact"/>
+            </w:pPr>
           </w:p>
         </w:tc>
         <w:tc>
@@ -13935,8 +15497,30 @@
               <w:jc w:val="left"/>
             </w:pPr>
             <w:r>
-              <w:t xml:space="preserve">association (act:enum/group_type/association)</w:t>
-            </w:r>
+              <w:t xml:space="preserve">association</w:t>
+            </w:r>
+          </w:p>
+        </w:tc>
+        <w:tc>
+          <w:tcPr/>
+          <w:p>
+            <w:pPr>
+              <w:pStyle w:val="Compact"/>
+              <w:jc w:val="left"/>
+            </w:pPr>
+            <w:r>
+              <w:t xml:space="preserve">act:enum/group_type/association</w:t>
+            </w:r>
+          </w:p>
+        </w:tc>
+      </w:tr>
+      <w:tr>
+        <w:tc>
+          <w:tcPr/>
+          <w:p>
+            <w:pPr>
+              <w:pStyle w:val="Compact"/>
+            </w:pPr>
           </w:p>
         </w:tc>
         <w:tc>
@@ -13961,8 +15545,30 @@
               <w:jc w:val="left"/>
             </w:pPr>
             <w:r>
-              <w:t xml:space="preserve">petition_carrier (act:enum/group_type/petition_carrier)</w:t>
-            </w:r>
+              <w:t xml:space="preserve">petition_carrier</w:t>
+            </w:r>
+          </w:p>
+        </w:tc>
+        <w:tc>
+          <w:tcPr/>
+          <w:p>
+            <w:pPr>
+              <w:pStyle w:val="Compact"/>
+              <w:jc w:val="left"/>
+            </w:pPr>
+            <w:r>
+              <w:t xml:space="preserve">act:enum/group_type/petition_carrier</w:t>
+            </w:r>
+          </w:p>
+        </w:tc>
+      </w:tr>
+      <w:tr>
+        <w:tc>
+          <w:tcPr/>
+          <w:p>
+            <w:pPr>
+              <w:pStyle w:val="Compact"/>
+            </w:pPr>
           </w:p>
         </w:tc>
         <w:tc>
@@ -13987,8 +15593,30 @@
               <w:jc w:val="left"/>
             </w:pPr>
             <w:r>
-              <w:t xml:space="preserve">university (act:enum/group_type/university)</w:t>
-            </w:r>
+              <w:t xml:space="preserve">university</w:t>
+            </w:r>
+          </w:p>
+        </w:tc>
+        <w:tc>
+          <w:tcPr/>
+          <w:p>
+            <w:pPr>
+              <w:pStyle w:val="Compact"/>
+              <w:jc w:val="left"/>
+            </w:pPr>
+            <w:r>
+              <w:t xml:space="preserve">act:enum/group_type/university</w:t>
+            </w:r>
+          </w:p>
+        </w:tc>
+      </w:tr>
+      <w:tr>
+        <w:tc>
+          <w:tcPr/>
+          <w:p>
+            <w:pPr>
+              <w:pStyle w:val="Compact"/>
+            </w:pPr>
           </w:p>
         </w:tc>
         <w:tc>
@@ -14013,8 +15641,30 @@
               <w:jc w:val="left"/>
             </w:pPr>
             <w:r>
-              <w:t xml:space="preserve">other (act:enum/group_type/other)</w:t>
-            </w:r>
+              <w:t xml:space="preserve">other</w:t>
+            </w:r>
+          </w:p>
+        </w:tc>
+        <w:tc>
+          <w:tcPr/>
+          <w:p>
+            <w:pPr>
+              <w:pStyle w:val="Compact"/>
+              <w:jc w:val="left"/>
+            </w:pPr>
+            <w:r>
+              <w:t xml:space="preserve">act:enum/group_type/other</w:t>
+            </w:r>
+          </w:p>
+        </w:tc>
+      </w:tr>
+      <w:tr>
+        <w:tc>
+          <w:tcPr/>
+          <w:p>
+            <w:pPr>
+              <w:pStyle w:val="Compact"/>
+            </w:pPr>
           </w:p>
         </w:tc>
         <w:tc>
@@ -20069,8 +21719,30 @@
               <w:jc w:val="left"/>
             </w:pPr>
             <w:r>
-              <w:t xml:space="preserve">professional_activity (act:enum/interest_type/professional_activity)</w:t>
-            </w:r>
+              <w:t xml:space="preserve">professional_activity</w:t>
+            </w:r>
+          </w:p>
+        </w:tc>
+        <w:tc>
+          <w:tcPr/>
+          <w:p>
+            <w:pPr>
+              <w:pStyle w:val="Compact"/>
+              <w:jc w:val="left"/>
+            </w:pPr>
+            <w:r>
+              <w:t xml:space="preserve">act:enum/interest_type/professional_activity</w:t>
+            </w:r>
+          </w:p>
+        </w:tc>
+      </w:tr>
+      <w:tr>
+        <w:tc>
+          <w:tcPr/>
+          <w:p>
+            <w:pPr>
+              <w:pStyle w:val="Compact"/>
+            </w:pPr>
           </w:p>
         </w:tc>
         <w:tc>
@@ -20095,8 +21767,30 @@
               <w:jc w:val="left"/>
             </w:pPr>
             <w:r>
-              <w:t xml:space="preserve">political_office (act:enum/interest_type/political_office)</w:t>
-            </w:r>
+              <w:t xml:space="preserve">political_office</w:t>
+            </w:r>
+          </w:p>
+        </w:tc>
+        <w:tc>
+          <w:tcPr/>
+          <w:p>
+            <w:pPr>
+              <w:pStyle w:val="Compact"/>
+              <w:jc w:val="left"/>
+            </w:pPr>
+            <w:r>
+              <w:t xml:space="preserve">act:enum/interest_type/political_office</w:t>
+            </w:r>
+          </w:p>
+        </w:tc>
+      </w:tr>
+      <w:tr>
+        <w:tc>
+          <w:tcPr/>
+          <w:p>
+            <w:pPr>
+              <w:pStyle w:val="Compact"/>
+            </w:pPr>
           </w:p>
         </w:tc>
         <w:tc>
@@ -20121,8 +21815,30 @@
               <w:jc w:val="left"/>
             </w:pPr>
             <w:r>
-              <w:t xml:space="preserve">association (act:enum/interest_type/association)</w:t>
-            </w:r>
+              <w:t xml:space="preserve">association</w:t>
+            </w:r>
+          </w:p>
+        </w:tc>
+        <w:tc>
+          <w:tcPr/>
+          <w:p>
+            <w:pPr>
+              <w:pStyle w:val="Compact"/>
+              <w:jc w:val="left"/>
+            </w:pPr>
+            <w:r>
+              <w:t xml:space="preserve">act:enum/interest_type/association</w:t>
+            </w:r>
+          </w:p>
+        </w:tc>
+      </w:tr>
+      <w:tr>
+        <w:tc>
+          <w:tcPr/>
+          <w:p>
+            <w:pPr>
+              <w:pStyle w:val="Compact"/>
+            </w:pPr>
           </w:p>
         </w:tc>
         <w:tc>
@@ -20247,8 +21963,30 @@
               <w:jc w:val="left"/>
             </w:pPr>
             <w:r>
-              <w:t xml:space="preserve">0101 (https://register.ld.admin.ch/i14y/concept/legalForm/0101)</w:t>
-            </w:r>
+              <w:t xml:space="preserve">0101</w:t>
+            </w:r>
+          </w:p>
+        </w:tc>
+        <w:tc>
+          <w:tcPr/>
+          <w:p>
+            <w:pPr>
+              <w:pStyle w:val="Compact"/>
+              <w:jc w:val="left"/>
+            </w:pPr>
+            <w:r>
+              <w:t xml:space="preserve">https://register.ld.admin.ch/i14y/concept/legalForm/0101</w:t>
+            </w:r>
+          </w:p>
+        </w:tc>
+      </w:tr>
+      <w:tr>
+        <w:tc>
+          <w:tcPr/>
+          <w:p>
+            <w:pPr>
+              <w:pStyle w:val="Compact"/>
+            </w:pPr>
           </w:p>
         </w:tc>
         <w:tc>
@@ -20273,8 +22011,30 @@
               <w:jc w:val="left"/>
             </w:pPr>
             <w:r>
-              <w:t xml:space="preserve">0103 (https://register.ld.admin.ch/i14y/concept/legalForm/0103)</w:t>
-            </w:r>
+              <w:t xml:space="preserve">0103</w:t>
+            </w:r>
+          </w:p>
+        </w:tc>
+        <w:tc>
+          <w:tcPr/>
+          <w:p>
+            <w:pPr>
+              <w:pStyle w:val="Compact"/>
+              <w:jc w:val="left"/>
+            </w:pPr>
+            <w:r>
+              <w:t xml:space="preserve">https://register.ld.admin.ch/i14y/concept/legalForm/0103</w:t>
+            </w:r>
+          </w:p>
+        </w:tc>
+      </w:tr>
+      <w:tr>
+        <w:tc>
+          <w:tcPr/>
+          <w:p>
+            <w:pPr>
+              <w:pStyle w:val="Compact"/>
+            </w:pPr>
           </w:p>
         </w:tc>
         <w:tc>
@@ -20299,8 +22059,30 @@
               <w:jc w:val="left"/>
             </w:pPr>
             <w:r>
-              <w:t xml:space="preserve">0104 (https://register.ld.admin.ch/i14y/concept/legalForm/0104)</w:t>
-            </w:r>
+              <w:t xml:space="preserve">0104</w:t>
+            </w:r>
+          </w:p>
+        </w:tc>
+        <w:tc>
+          <w:tcPr/>
+          <w:p>
+            <w:pPr>
+              <w:pStyle w:val="Compact"/>
+              <w:jc w:val="left"/>
+            </w:pPr>
+            <w:r>
+              <w:t xml:space="preserve">https://register.ld.admin.ch/i14y/concept/legalForm/0104</w:t>
+            </w:r>
+          </w:p>
+        </w:tc>
+      </w:tr>
+      <w:tr>
+        <w:tc>
+          <w:tcPr/>
+          <w:p>
+            <w:pPr>
+              <w:pStyle w:val="Compact"/>
+            </w:pPr>
           </w:p>
         </w:tc>
         <w:tc>
@@ -20325,8 +22107,30 @@
               <w:jc w:val="left"/>
             </w:pPr>
             <w:r>
-              <w:t xml:space="preserve">0105 (https://register.ld.admin.ch/i14y/concept/legalForm/0105)</w:t>
-            </w:r>
+              <w:t xml:space="preserve">0105</w:t>
+            </w:r>
+          </w:p>
+        </w:tc>
+        <w:tc>
+          <w:tcPr/>
+          <w:p>
+            <w:pPr>
+              <w:pStyle w:val="Compact"/>
+              <w:jc w:val="left"/>
+            </w:pPr>
+            <w:r>
+              <w:t xml:space="preserve">https://register.ld.admin.ch/i14y/concept/legalForm/0105</w:t>
+            </w:r>
+          </w:p>
+        </w:tc>
+      </w:tr>
+      <w:tr>
+        <w:tc>
+          <w:tcPr/>
+          <w:p>
+            <w:pPr>
+              <w:pStyle w:val="Compact"/>
+            </w:pPr>
           </w:p>
         </w:tc>
         <w:tc>
@@ -20351,8 +22155,30 @@
               <w:jc w:val="left"/>
             </w:pPr>
             <w:r>
-              <w:t xml:space="preserve">0106 (https://register.ld.admin.ch/i14y/concept/legalForm/0106)</w:t>
-            </w:r>
+              <w:t xml:space="preserve">0106</w:t>
+            </w:r>
+          </w:p>
+        </w:tc>
+        <w:tc>
+          <w:tcPr/>
+          <w:p>
+            <w:pPr>
+              <w:pStyle w:val="Compact"/>
+              <w:jc w:val="left"/>
+            </w:pPr>
+            <w:r>
+              <w:t xml:space="preserve">https://register.ld.admin.ch/i14y/concept/legalForm/0106</w:t>
+            </w:r>
+          </w:p>
+        </w:tc>
+      </w:tr>
+      <w:tr>
+        <w:tc>
+          <w:tcPr/>
+          <w:p>
+            <w:pPr>
+              <w:pStyle w:val="Compact"/>
+            </w:pPr>
           </w:p>
         </w:tc>
         <w:tc>
@@ -20377,8 +22203,30 @@
               <w:jc w:val="left"/>
             </w:pPr>
             <w:r>
-              <w:t xml:space="preserve">0107 (https://register.ld.admin.ch/i14y/concept/legalForm/0107)</w:t>
-            </w:r>
+              <w:t xml:space="preserve">0107</w:t>
+            </w:r>
+          </w:p>
+        </w:tc>
+        <w:tc>
+          <w:tcPr/>
+          <w:p>
+            <w:pPr>
+              <w:pStyle w:val="Compact"/>
+              <w:jc w:val="left"/>
+            </w:pPr>
+            <w:r>
+              <w:t xml:space="preserve">https://register.ld.admin.ch/i14y/concept/legalForm/0107</w:t>
+            </w:r>
+          </w:p>
+        </w:tc>
+      </w:tr>
+      <w:tr>
+        <w:tc>
+          <w:tcPr/>
+          <w:p>
+            <w:pPr>
+              <w:pStyle w:val="Compact"/>
+            </w:pPr>
           </w:p>
         </w:tc>
         <w:tc>
@@ -20403,8 +22251,30 @@
               <w:jc w:val="left"/>
             </w:pPr>
             <w:r>
-              <w:t xml:space="preserve">0108 (https://register.ld.admin.ch/i14y/concept/legalForm/0108)</w:t>
-            </w:r>
+              <w:t xml:space="preserve">0108</w:t>
+            </w:r>
+          </w:p>
+        </w:tc>
+        <w:tc>
+          <w:tcPr/>
+          <w:p>
+            <w:pPr>
+              <w:pStyle w:val="Compact"/>
+              <w:jc w:val="left"/>
+            </w:pPr>
+            <w:r>
+              <w:t xml:space="preserve">https://register.ld.admin.ch/i14y/concept/legalForm/0108</w:t>
+            </w:r>
+          </w:p>
+        </w:tc>
+      </w:tr>
+      <w:tr>
+        <w:tc>
+          <w:tcPr/>
+          <w:p>
+            <w:pPr>
+              <w:pStyle w:val="Compact"/>
+            </w:pPr>
           </w:p>
         </w:tc>
         <w:tc>
@@ -20429,8 +22299,30 @@
               <w:jc w:val="left"/>
             </w:pPr>
             <w:r>
-              <w:t xml:space="preserve">0109 (https://register.ld.admin.ch/i14y/concept/legalForm/0109)</w:t>
-            </w:r>
+              <w:t xml:space="preserve">0109</w:t>
+            </w:r>
+          </w:p>
+        </w:tc>
+        <w:tc>
+          <w:tcPr/>
+          <w:p>
+            <w:pPr>
+              <w:pStyle w:val="Compact"/>
+              <w:jc w:val="left"/>
+            </w:pPr>
+            <w:r>
+              <w:t xml:space="preserve">https://register.ld.admin.ch/i14y/concept/legalForm/0109</w:t>
+            </w:r>
+          </w:p>
+        </w:tc>
+      </w:tr>
+      <w:tr>
+        <w:tc>
+          <w:tcPr/>
+          <w:p>
+            <w:pPr>
+              <w:pStyle w:val="Compact"/>
+            </w:pPr>
           </w:p>
         </w:tc>
         <w:tc>
@@ -20455,8 +22347,30 @@
               <w:jc w:val="left"/>
             </w:pPr>
             <w:r>
-              <w:t xml:space="preserve">0110 (https://register.ld.admin.ch/i14y/concept/legalForm/0110)</w:t>
-            </w:r>
+              <w:t xml:space="preserve">0110</w:t>
+            </w:r>
+          </w:p>
+        </w:tc>
+        <w:tc>
+          <w:tcPr/>
+          <w:p>
+            <w:pPr>
+              <w:pStyle w:val="Compact"/>
+              <w:jc w:val="left"/>
+            </w:pPr>
+            <w:r>
+              <w:t xml:space="preserve">https://register.ld.admin.ch/i14y/concept/legalForm/0110</w:t>
+            </w:r>
+          </w:p>
+        </w:tc>
+      </w:tr>
+      <w:tr>
+        <w:tc>
+          <w:tcPr/>
+          <w:p>
+            <w:pPr>
+              <w:pStyle w:val="Compact"/>
+            </w:pPr>
           </w:p>
         </w:tc>
         <w:tc>
@@ -20481,8 +22395,30 @@
               <w:jc w:val="left"/>
             </w:pPr>
             <w:r>
-              <w:t xml:space="preserve">0111 (https://register.ld.admin.ch/i14y/concept/legalForm/0111)</w:t>
-            </w:r>
+              <w:t xml:space="preserve">0111</w:t>
+            </w:r>
+          </w:p>
+        </w:tc>
+        <w:tc>
+          <w:tcPr/>
+          <w:p>
+            <w:pPr>
+              <w:pStyle w:val="Compact"/>
+              <w:jc w:val="left"/>
+            </w:pPr>
+            <w:r>
+              <w:t xml:space="preserve">https://register.ld.admin.ch/i14y/concept/legalForm/0111</w:t>
+            </w:r>
+          </w:p>
+        </w:tc>
+      </w:tr>
+      <w:tr>
+        <w:tc>
+          <w:tcPr/>
+          <w:p>
+            <w:pPr>
+              <w:pStyle w:val="Compact"/>
+            </w:pPr>
           </w:p>
         </w:tc>
         <w:tc>
@@ -20507,8 +22443,30 @@
               <w:jc w:val="left"/>
             </w:pPr>
             <w:r>
-              <w:t xml:space="preserve">0113 (https://register.ld.admin.ch/i14y/concept/legalForm/0113)</w:t>
-            </w:r>
+              <w:t xml:space="preserve">0113</w:t>
+            </w:r>
+          </w:p>
+        </w:tc>
+        <w:tc>
+          <w:tcPr/>
+          <w:p>
+            <w:pPr>
+              <w:pStyle w:val="Compact"/>
+              <w:jc w:val="left"/>
+            </w:pPr>
+            <w:r>
+              <w:t xml:space="preserve">https://register.ld.admin.ch/i14y/concept/legalForm/0113</w:t>
+            </w:r>
+          </w:p>
+        </w:tc>
+      </w:tr>
+      <w:tr>
+        <w:tc>
+          <w:tcPr/>
+          <w:p>
+            <w:pPr>
+              <w:pStyle w:val="Compact"/>
+            </w:pPr>
           </w:p>
         </w:tc>
         <w:tc>
@@ -20533,8 +22491,30 @@
               <w:jc w:val="left"/>
             </w:pPr>
             <w:r>
-              <w:t xml:space="preserve">0114 (https://register.ld.admin.ch/i14y/concept/legalForm/0114)</w:t>
-            </w:r>
+              <w:t xml:space="preserve">0114</w:t>
+            </w:r>
+          </w:p>
+        </w:tc>
+        <w:tc>
+          <w:tcPr/>
+          <w:p>
+            <w:pPr>
+              <w:pStyle w:val="Compact"/>
+              <w:jc w:val="left"/>
+            </w:pPr>
+            <w:r>
+              <w:t xml:space="preserve">https://register.ld.admin.ch/i14y/concept/legalForm/0114</w:t>
+            </w:r>
+          </w:p>
+        </w:tc>
+      </w:tr>
+      <w:tr>
+        <w:tc>
+          <w:tcPr/>
+          <w:p>
+            <w:pPr>
+              <w:pStyle w:val="Compact"/>
+            </w:pPr>
           </w:p>
         </w:tc>
         <w:tc>
@@ -20559,8 +22539,30 @@
               <w:jc w:val="left"/>
             </w:pPr>
             <w:r>
-              <w:t xml:space="preserve">0115 (https://register.ld.admin.ch/i14y/concept/legalForm/0115)</w:t>
-            </w:r>
+              <w:t xml:space="preserve">0115</w:t>
+            </w:r>
+          </w:p>
+        </w:tc>
+        <w:tc>
+          <w:tcPr/>
+          <w:p>
+            <w:pPr>
+              <w:pStyle w:val="Compact"/>
+              <w:jc w:val="left"/>
+            </w:pPr>
+            <w:r>
+              <w:t xml:space="preserve">https://register.ld.admin.ch/i14y/concept/legalForm/0115</w:t>
+            </w:r>
+          </w:p>
+        </w:tc>
+      </w:tr>
+      <w:tr>
+        <w:tc>
+          <w:tcPr/>
+          <w:p>
+            <w:pPr>
+              <w:pStyle w:val="Compact"/>
+            </w:pPr>
           </w:p>
         </w:tc>
         <w:tc>
@@ -20585,8 +22587,30 @@
               <w:jc w:val="left"/>
             </w:pPr>
             <w:r>
-              <w:t xml:space="preserve">0116 (https://register.ld.admin.ch/i14y/concept/legalForm/0116)</w:t>
-            </w:r>
+              <w:t xml:space="preserve">0116</w:t>
+            </w:r>
+          </w:p>
+        </w:tc>
+        <w:tc>
+          <w:tcPr/>
+          <w:p>
+            <w:pPr>
+              <w:pStyle w:val="Compact"/>
+              <w:jc w:val="left"/>
+            </w:pPr>
+            <w:r>
+              <w:t xml:space="preserve">https://register.ld.admin.ch/i14y/concept/legalForm/0116</w:t>
+            </w:r>
+          </w:p>
+        </w:tc>
+      </w:tr>
+      <w:tr>
+        <w:tc>
+          <w:tcPr/>
+          <w:p>
+            <w:pPr>
+              <w:pStyle w:val="Compact"/>
+            </w:pPr>
           </w:p>
         </w:tc>
         <w:tc>
@@ -20611,8 +22635,30 @@
               <w:jc w:val="left"/>
             </w:pPr>
             <w:r>
-              <w:t xml:space="preserve">0117 (https://register.ld.admin.ch/i14y/concept/legalForm/0117)</w:t>
-            </w:r>
+              <w:t xml:space="preserve">0117</w:t>
+            </w:r>
+          </w:p>
+        </w:tc>
+        <w:tc>
+          <w:tcPr/>
+          <w:p>
+            <w:pPr>
+              <w:pStyle w:val="Compact"/>
+              <w:jc w:val="left"/>
+            </w:pPr>
+            <w:r>
+              <w:t xml:space="preserve">https://register.ld.admin.ch/i14y/concept/legalForm/0117</w:t>
+            </w:r>
+          </w:p>
+        </w:tc>
+      </w:tr>
+      <w:tr>
+        <w:tc>
+          <w:tcPr/>
+          <w:p>
+            <w:pPr>
+              <w:pStyle w:val="Compact"/>
+            </w:pPr>
           </w:p>
         </w:tc>
         <w:tc>
@@ -20637,8 +22683,30 @@
               <w:jc w:val="left"/>
             </w:pPr>
             <w:r>
-              <w:t xml:space="preserve">0118 (https://register.ld.admin.ch/i14y/concept/legalForm/0118)</w:t>
-            </w:r>
+              <w:t xml:space="preserve">0118</w:t>
+            </w:r>
+          </w:p>
+        </w:tc>
+        <w:tc>
+          <w:tcPr/>
+          <w:p>
+            <w:pPr>
+              <w:pStyle w:val="Compact"/>
+              <w:jc w:val="left"/>
+            </w:pPr>
+            <w:r>
+              <w:t xml:space="preserve">https://register.ld.admin.ch/i14y/concept/legalForm/0118</w:t>
+            </w:r>
+          </w:p>
+        </w:tc>
+      </w:tr>
+      <w:tr>
+        <w:tc>
+          <w:tcPr/>
+          <w:p>
+            <w:pPr>
+              <w:pStyle w:val="Compact"/>
+            </w:pPr>
           </w:p>
         </w:tc>
         <w:tc>
@@ -20663,8 +22731,30 @@
               <w:jc w:val="left"/>
             </w:pPr>
             <w:r>
-              <w:t xml:space="preserve">0119 (https://register.ld.admin.ch/i14y/concept/legalForm/0119)</w:t>
-            </w:r>
+              <w:t xml:space="preserve">0119</w:t>
+            </w:r>
+          </w:p>
+        </w:tc>
+        <w:tc>
+          <w:tcPr/>
+          <w:p>
+            <w:pPr>
+              <w:pStyle w:val="Compact"/>
+              <w:jc w:val="left"/>
+            </w:pPr>
+            <w:r>
+              <w:t xml:space="preserve">https://register.ld.admin.ch/i14y/concept/legalForm/0119</w:t>
+            </w:r>
+          </w:p>
+        </w:tc>
+      </w:tr>
+      <w:tr>
+        <w:tc>
+          <w:tcPr/>
+          <w:p>
+            <w:pPr>
+              <w:pStyle w:val="Compact"/>
+            </w:pPr>
           </w:p>
         </w:tc>
         <w:tc>
@@ -20689,8 +22779,30 @@
               <w:jc w:val="left"/>
             </w:pPr>
             <w:r>
-              <w:t xml:space="preserve">0151 (https://register.ld.admin.ch/i14y/concept/legalForm/0151)</w:t>
-            </w:r>
+              <w:t xml:space="preserve">0151</w:t>
+            </w:r>
+          </w:p>
+        </w:tc>
+        <w:tc>
+          <w:tcPr/>
+          <w:p>
+            <w:pPr>
+              <w:pStyle w:val="Compact"/>
+              <w:jc w:val="left"/>
+            </w:pPr>
+            <w:r>
+              <w:t xml:space="preserve">https://register.ld.admin.ch/i14y/concept/legalForm/0151</w:t>
+            </w:r>
+          </w:p>
+        </w:tc>
+      </w:tr>
+      <w:tr>
+        <w:tc>
+          <w:tcPr/>
+          <w:p>
+            <w:pPr>
+              <w:pStyle w:val="Compact"/>
+            </w:pPr>
           </w:p>
         </w:tc>
         <w:tc>
@@ -20715,8 +22827,30 @@
               <w:jc w:val="left"/>
             </w:pPr>
             <w:r>
-              <w:t xml:space="preserve">0220 (https://register.ld.admin.ch/i14y/concept/legalForm/0220)</w:t>
-            </w:r>
+              <w:t xml:space="preserve">0220</w:t>
+            </w:r>
+          </w:p>
+        </w:tc>
+        <w:tc>
+          <w:tcPr/>
+          <w:p>
+            <w:pPr>
+              <w:pStyle w:val="Compact"/>
+              <w:jc w:val="left"/>
+            </w:pPr>
+            <w:r>
+              <w:t xml:space="preserve">https://register.ld.admin.ch/i14y/concept/legalForm/0220</w:t>
+            </w:r>
+          </w:p>
+        </w:tc>
+      </w:tr>
+      <w:tr>
+        <w:tc>
+          <w:tcPr/>
+          <w:p>
+            <w:pPr>
+              <w:pStyle w:val="Compact"/>
+            </w:pPr>
           </w:p>
         </w:tc>
         <w:tc>
@@ -20741,8 +22875,30 @@
               <w:jc w:val="left"/>
             </w:pPr>
             <w:r>
-              <w:t xml:space="preserve">0221 (https://register.ld.admin.ch/i14y/concept/legalForm/0221)</w:t>
-            </w:r>
+              <w:t xml:space="preserve">0221</w:t>
+            </w:r>
+          </w:p>
+        </w:tc>
+        <w:tc>
+          <w:tcPr/>
+          <w:p>
+            <w:pPr>
+              <w:pStyle w:val="Compact"/>
+              <w:jc w:val="left"/>
+            </w:pPr>
+            <w:r>
+              <w:t xml:space="preserve">https://register.ld.admin.ch/i14y/concept/legalForm/0221</w:t>
+            </w:r>
+          </w:p>
+        </w:tc>
+      </w:tr>
+      <w:tr>
+        <w:tc>
+          <w:tcPr/>
+          <w:p>
+            <w:pPr>
+              <w:pStyle w:val="Compact"/>
+            </w:pPr>
           </w:p>
         </w:tc>
         <w:tc>
@@ -20767,8 +22923,30 @@
               <w:jc w:val="left"/>
             </w:pPr>
             <w:r>
-              <w:t xml:space="preserve">0222 (https://register.ld.admin.ch/i14y/concept/legalForm/0222)</w:t>
-            </w:r>
+              <w:t xml:space="preserve">0222</w:t>
+            </w:r>
+          </w:p>
+        </w:tc>
+        <w:tc>
+          <w:tcPr/>
+          <w:p>
+            <w:pPr>
+              <w:pStyle w:val="Compact"/>
+              <w:jc w:val="left"/>
+            </w:pPr>
+            <w:r>
+              <w:t xml:space="preserve">https://register.ld.admin.ch/i14y/concept/legalForm/0222</w:t>
+            </w:r>
+          </w:p>
+        </w:tc>
+      </w:tr>
+      <w:tr>
+        <w:tc>
+          <w:tcPr/>
+          <w:p>
+            <w:pPr>
+              <w:pStyle w:val="Compact"/>
+            </w:pPr>
           </w:p>
         </w:tc>
         <w:tc>
@@ -20793,8 +22971,30 @@
               <w:jc w:val="left"/>
             </w:pPr>
             <w:r>
-              <w:t xml:space="preserve">0223 (https://register.ld.admin.ch/i14y/concept/legalForm/0223)</w:t>
-            </w:r>
+              <w:t xml:space="preserve">0223</w:t>
+            </w:r>
+          </w:p>
+        </w:tc>
+        <w:tc>
+          <w:tcPr/>
+          <w:p>
+            <w:pPr>
+              <w:pStyle w:val="Compact"/>
+              <w:jc w:val="left"/>
+            </w:pPr>
+            <w:r>
+              <w:t xml:space="preserve">https://register.ld.admin.ch/i14y/concept/legalForm/0223</w:t>
+            </w:r>
+          </w:p>
+        </w:tc>
+      </w:tr>
+      <w:tr>
+        <w:tc>
+          <w:tcPr/>
+          <w:p>
+            <w:pPr>
+              <w:pStyle w:val="Compact"/>
+            </w:pPr>
           </w:p>
         </w:tc>
         <w:tc>
@@ -20819,8 +23019,30 @@
               <w:jc w:val="left"/>
             </w:pPr>
             <w:r>
-              <w:t xml:space="preserve">0224 (https://register.ld.admin.ch/i14y/concept/legalForm/0224)</w:t>
-            </w:r>
+              <w:t xml:space="preserve">0224</w:t>
+            </w:r>
+          </w:p>
+        </w:tc>
+        <w:tc>
+          <w:tcPr/>
+          <w:p>
+            <w:pPr>
+              <w:pStyle w:val="Compact"/>
+              <w:jc w:val="left"/>
+            </w:pPr>
+            <w:r>
+              <w:t xml:space="preserve">https://register.ld.admin.ch/i14y/concept/legalForm/0224</w:t>
+            </w:r>
+          </w:p>
+        </w:tc>
+      </w:tr>
+      <w:tr>
+        <w:tc>
+          <w:tcPr/>
+          <w:p>
+            <w:pPr>
+              <w:pStyle w:val="Compact"/>
+            </w:pPr>
           </w:p>
         </w:tc>
         <w:tc>
@@ -20845,8 +23067,30 @@
               <w:jc w:val="left"/>
             </w:pPr>
             <w:r>
-              <w:t xml:space="preserve">0230 (https://register.ld.admin.ch/i14y/concept/legalForm/0230)</w:t>
-            </w:r>
+              <w:t xml:space="preserve">0230</w:t>
+            </w:r>
+          </w:p>
+        </w:tc>
+        <w:tc>
+          <w:tcPr/>
+          <w:p>
+            <w:pPr>
+              <w:pStyle w:val="Compact"/>
+              <w:jc w:val="left"/>
+            </w:pPr>
+            <w:r>
+              <w:t xml:space="preserve">https://register.ld.admin.ch/i14y/concept/legalForm/0230</w:t>
+            </w:r>
+          </w:p>
+        </w:tc>
+      </w:tr>
+      <w:tr>
+        <w:tc>
+          <w:tcPr/>
+          <w:p>
+            <w:pPr>
+              <w:pStyle w:val="Compact"/>
+            </w:pPr>
           </w:p>
         </w:tc>
         <w:tc>
@@ -20871,8 +23115,30 @@
               <w:jc w:val="left"/>
             </w:pPr>
             <w:r>
-              <w:t xml:space="preserve">0231 (https://register.ld.admin.ch/i14y/concept/legalForm/0231)</w:t>
-            </w:r>
+              <w:t xml:space="preserve">0231</w:t>
+            </w:r>
+          </w:p>
+        </w:tc>
+        <w:tc>
+          <w:tcPr/>
+          <w:p>
+            <w:pPr>
+              <w:pStyle w:val="Compact"/>
+              <w:jc w:val="left"/>
+            </w:pPr>
+            <w:r>
+              <w:t xml:space="preserve">https://register.ld.admin.ch/i14y/concept/legalForm/0231</w:t>
+            </w:r>
+          </w:p>
+        </w:tc>
+      </w:tr>
+      <w:tr>
+        <w:tc>
+          <w:tcPr/>
+          <w:p>
+            <w:pPr>
+              <w:pStyle w:val="Compact"/>
+            </w:pPr>
           </w:p>
         </w:tc>
         <w:tc>
@@ -20897,8 +23163,30 @@
               <w:jc w:val="left"/>
             </w:pPr>
             <w:r>
-              <w:t xml:space="preserve">0232 (https://register.ld.admin.ch/i14y/concept/legalForm/0232)</w:t>
-            </w:r>
+              <w:t xml:space="preserve">0232</w:t>
+            </w:r>
+          </w:p>
+        </w:tc>
+        <w:tc>
+          <w:tcPr/>
+          <w:p>
+            <w:pPr>
+              <w:pStyle w:val="Compact"/>
+              <w:jc w:val="left"/>
+            </w:pPr>
+            <w:r>
+              <w:t xml:space="preserve">https://register.ld.admin.ch/i14y/concept/legalForm/0232</w:t>
+            </w:r>
+          </w:p>
+        </w:tc>
+      </w:tr>
+      <w:tr>
+        <w:tc>
+          <w:tcPr/>
+          <w:p>
+            <w:pPr>
+              <w:pStyle w:val="Compact"/>
+            </w:pPr>
           </w:p>
         </w:tc>
         <w:tc>
@@ -20923,8 +23211,30 @@
               <w:jc w:val="left"/>
             </w:pPr>
             <w:r>
-              <w:t xml:space="preserve">0233 (https://register.ld.admin.ch/i14y/concept/legalForm/0233)</w:t>
-            </w:r>
+              <w:t xml:space="preserve">0233</w:t>
+            </w:r>
+          </w:p>
+        </w:tc>
+        <w:tc>
+          <w:tcPr/>
+          <w:p>
+            <w:pPr>
+              <w:pStyle w:val="Compact"/>
+              <w:jc w:val="left"/>
+            </w:pPr>
+            <w:r>
+              <w:t xml:space="preserve">https://register.ld.admin.ch/i14y/concept/legalForm/0233</w:t>
+            </w:r>
+          </w:p>
+        </w:tc>
+      </w:tr>
+      <w:tr>
+        <w:tc>
+          <w:tcPr/>
+          <w:p>
+            <w:pPr>
+              <w:pStyle w:val="Compact"/>
+            </w:pPr>
           </w:p>
         </w:tc>
         <w:tc>
@@ -20949,8 +23259,30 @@
               <w:jc w:val="left"/>
             </w:pPr>
             <w:r>
-              <w:t xml:space="preserve">0234 (https://register.ld.admin.ch/i14y/concept/legalForm/0234)</w:t>
-            </w:r>
+              <w:t xml:space="preserve">0234</w:t>
+            </w:r>
+          </w:p>
+        </w:tc>
+        <w:tc>
+          <w:tcPr/>
+          <w:p>
+            <w:pPr>
+              <w:pStyle w:val="Compact"/>
+              <w:jc w:val="left"/>
+            </w:pPr>
+            <w:r>
+              <w:t xml:space="preserve">https://register.ld.admin.ch/i14y/concept/legalForm/0234</w:t>
+            </w:r>
+          </w:p>
+        </w:tc>
+      </w:tr>
+      <w:tr>
+        <w:tc>
+          <w:tcPr/>
+          <w:p>
+            <w:pPr>
+              <w:pStyle w:val="Compact"/>
+            </w:pPr>
           </w:p>
         </w:tc>
         <w:tc>
@@ -20975,8 +23307,30 @@
               <w:jc w:val="left"/>
             </w:pPr>
             <w:r>
-              <w:t xml:space="preserve">0302 (https://register.ld.admin.ch/i14y/concept/legalForm/0302)</w:t>
-            </w:r>
+              <w:t xml:space="preserve">0302</w:t>
+            </w:r>
+          </w:p>
+        </w:tc>
+        <w:tc>
+          <w:tcPr/>
+          <w:p>
+            <w:pPr>
+              <w:pStyle w:val="Compact"/>
+              <w:jc w:val="left"/>
+            </w:pPr>
+            <w:r>
+              <w:t xml:space="preserve">https://register.ld.admin.ch/i14y/concept/legalForm/0302</w:t>
+            </w:r>
+          </w:p>
+        </w:tc>
+      </w:tr>
+      <w:tr>
+        <w:tc>
+          <w:tcPr/>
+          <w:p>
+            <w:pPr>
+              <w:pStyle w:val="Compact"/>
+            </w:pPr>
           </w:p>
         </w:tc>
         <w:tc>
@@ -21001,8 +23355,30 @@
               <w:jc w:val="left"/>
             </w:pPr>
             <w:r>
-              <w:t xml:space="preserve">0312 (https://register.ld.admin.ch/i14y/concept/legalForm/0312)</w:t>
-            </w:r>
+              <w:t xml:space="preserve">0312</w:t>
+            </w:r>
+          </w:p>
+        </w:tc>
+        <w:tc>
+          <w:tcPr/>
+          <w:p>
+            <w:pPr>
+              <w:pStyle w:val="Compact"/>
+              <w:jc w:val="left"/>
+            </w:pPr>
+            <w:r>
+              <w:t xml:space="preserve">https://register.ld.admin.ch/i14y/concept/legalForm/0312</w:t>
+            </w:r>
+          </w:p>
+        </w:tc>
+      </w:tr>
+      <w:tr>
+        <w:tc>
+          <w:tcPr/>
+          <w:p>
+            <w:pPr>
+              <w:pStyle w:val="Compact"/>
+            </w:pPr>
           </w:p>
         </w:tc>
         <w:tc>
@@ -21027,8 +23403,30 @@
               <w:jc w:val="left"/>
             </w:pPr>
             <w:r>
-              <w:t xml:space="preserve">0327 (https://register.ld.admin.ch/i14y/concept/legalForm/0327)</w:t>
-            </w:r>
+              <w:t xml:space="preserve">0327</w:t>
+            </w:r>
+          </w:p>
+        </w:tc>
+        <w:tc>
+          <w:tcPr/>
+          <w:p>
+            <w:pPr>
+              <w:pStyle w:val="Compact"/>
+              <w:jc w:val="left"/>
+            </w:pPr>
+            <w:r>
+              <w:t xml:space="preserve">https://register.ld.admin.ch/i14y/concept/legalForm/0327</w:t>
+            </w:r>
+          </w:p>
+        </w:tc>
+      </w:tr>
+      <w:tr>
+        <w:tc>
+          <w:tcPr/>
+          <w:p>
+            <w:pPr>
+              <w:pStyle w:val="Compact"/>
+            </w:pPr>
           </w:p>
         </w:tc>
         <w:tc>
@@ -21053,8 +23451,30 @@
               <w:jc w:val="left"/>
             </w:pPr>
             <w:r>
-              <w:t xml:space="preserve">0328 (https://register.ld.admin.ch/i14y/concept/legalForm/0328)</w:t>
-            </w:r>
+              <w:t xml:space="preserve">0328</w:t>
+            </w:r>
+          </w:p>
+        </w:tc>
+        <w:tc>
+          <w:tcPr/>
+          <w:p>
+            <w:pPr>
+              <w:pStyle w:val="Compact"/>
+              <w:jc w:val="left"/>
+            </w:pPr>
+            <w:r>
+              <w:t xml:space="preserve">https://register.ld.admin.ch/i14y/concept/legalForm/0328</w:t>
+            </w:r>
+          </w:p>
+        </w:tc>
+      </w:tr>
+      <w:tr>
+        <w:tc>
+          <w:tcPr/>
+          <w:p>
+            <w:pPr>
+              <w:pStyle w:val="Compact"/>
+            </w:pPr>
           </w:p>
         </w:tc>
         <w:tc>
@@ -21079,8 +23499,30 @@
               <w:jc w:val="left"/>
             </w:pPr>
             <w:r>
-              <w:t xml:space="preserve">0329 (https://register.ld.admin.ch/i14y/concept/legalForm/0329)</w:t>
-            </w:r>
+              <w:t xml:space="preserve">0329</w:t>
+            </w:r>
+          </w:p>
+        </w:tc>
+        <w:tc>
+          <w:tcPr/>
+          <w:p>
+            <w:pPr>
+              <w:pStyle w:val="Compact"/>
+              <w:jc w:val="left"/>
+            </w:pPr>
+            <w:r>
+              <w:t xml:space="preserve">https://register.ld.admin.ch/i14y/concept/legalForm/0329</w:t>
+            </w:r>
+          </w:p>
+        </w:tc>
+      </w:tr>
+      <w:tr>
+        <w:tc>
+          <w:tcPr/>
+          <w:p>
+            <w:pPr>
+              <w:pStyle w:val="Compact"/>
+            </w:pPr>
           </w:p>
         </w:tc>
         <w:tc>
@@ -21105,8 +23547,30 @@
               <w:jc w:val="left"/>
             </w:pPr>
             <w:r>
-              <w:t xml:space="preserve">0355 (https://register.ld.admin.ch/i14y/concept/legalForm/0355)</w:t>
-            </w:r>
+              <w:t xml:space="preserve">0355</w:t>
+            </w:r>
+          </w:p>
+        </w:tc>
+        <w:tc>
+          <w:tcPr/>
+          <w:p>
+            <w:pPr>
+              <w:pStyle w:val="Compact"/>
+              <w:jc w:val="left"/>
+            </w:pPr>
+            <w:r>
+              <w:t xml:space="preserve">https://register.ld.admin.ch/i14y/concept/legalForm/0355</w:t>
+            </w:r>
+          </w:p>
+        </w:tc>
+      </w:tr>
+      <w:tr>
+        <w:tc>
+          <w:tcPr/>
+          <w:p>
+            <w:pPr>
+              <w:pStyle w:val="Compact"/>
+            </w:pPr>
           </w:p>
         </w:tc>
         <w:tc>
@@ -21131,8 +23595,30 @@
               <w:jc w:val="left"/>
             </w:pPr>
             <w:r>
-              <w:t xml:space="preserve">0361 (https://register.ld.admin.ch/i14y/concept/legalForm/0361)</w:t>
-            </w:r>
+              <w:t xml:space="preserve">0361</w:t>
+            </w:r>
+          </w:p>
+        </w:tc>
+        <w:tc>
+          <w:tcPr/>
+          <w:p>
+            <w:pPr>
+              <w:pStyle w:val="Compact"/>
+              <w:jc w:val="left"/>
+            </w:pPr>
+            <w:r>
+              <w:t xml:space="preserve">https://register.ld.admin.ch/i14y/concept/legalForm/0361</w:t>
+            </w:r>
+          </w:p>
+        </w:tc>
+      </w:tr>
+      <w:tr>
+        <w:tc>
+          <w:tcPr/>
+          <w:p>
+            <w:pPr>
+              <w:pStyle w:val="Compact"/>
+            </w:pPr>
           </w:p>
         </w:tc>
         <w:tc>
@@ -21157,8 +23643,30 @@
               <w:jc w:val="left"/>
             </w:pPr>
             <w:r>
-              <w:t xml:space="preserve">0362 (https://register.ld.admin.ch/i14y/concept/legalForm/0362)</w:t>
-            </w:r>
+              <w:t xml:space="preserve">0362</w:t>
+            </w:r>
+          </w:p>
+        </w:tc>
+        <w:tc>
+          <w:tcPr/>
+          <w:p>
+            <w:pPr>
+              <w:pStyle w:val="Compact"/>
+              <w:jc w:val="left"/>
+            </w:pPr>
+            <w:r>
+              <w:t xml:space="preserve">https://register.ld.admin.ch/i14y/concept/legalForm/0362</w:t>
+            </w:r>
+          </w:p>
+        </w:tc>
+      </w:tr>
+      <w:tr>
+        <w:tc>
+          <w:tcPr/>
+          <w:p>
+            <w:pPr>
+              <w:pStyle w:val="Compact"/>
+            </w:pPr>
           </w:p>
         </w:tc>
         <w:tc>
@@ -21183,8 +23691,30 @@
               <w:jc w:val="left"/>
             </w:pPr>
             <w:r>
-              <w:t xml:space="preserve">0441 (https://register.ld.admin.ch/i14y/concept/legalForm/0441)</w:t>
-            </w:r>
+              <w:t xml:space="preserve">0441</w:t>
+            </w:r>
+          </w:p>
+        </w:tc>
+        <w:tc>
+          <w:tcPr/>
+          <w:p>
+            <w:pPr>
+              <w:pStyle w:val="Compact"/>
+              <w:jc w:val="left"/>
+            </w:pPr>
+            <w:r>
+              <w:t xml:space="preserve">https://register.ld.admin.ch/i14y/concept/legalForm/0441</w:t>
+            </w:r>
+          </w:p>
+        </w:tc>
+      </w:tr>
+      <w:tr>
+        <w:tc>
+          <w:tcPr/>
+          <w:p>
+            <w:pPr>
+              <w:pStyle w:val="Compact"/>
+            </w:pPr>
           </w:p>
         </w:tc>
         <w:tc>
@@ -21209,8 +23739,30 @@
               <w:jc w:val="left"/>
             </w:pPr>
             <w:r>
-              <w:t xml:space="preserve">0571 (https://register.ld.admin.ch/i14y/concept/legalForm/0571)</w:t>
-            </w:r>
+              <w:t xml:space="preserve">0571</w:t>
+            </w:r>
+          </w:p>
+        </w:tc>
+        <w:tc>
+          <w:tcPr/>
+          <w:p>
+            <w:pPr>
+              <w:pStyle w:val="Compact"/>
+              <w:jc w:val="left"/>
+            </w:pPr>
+            <w:r>
+              <w:t xml:space="preserve">https://register.ld.admin.ch/i14y/concept/legalForm/0571</w:t>
+            </w:r>
+          </w:p>
+        </w:tc>
+      </w:tr>
+      <w:tr>
+        <w:tc>
+          <w:tcPr/>
+          <w:p>
+            <w:pPr>
+              <w:pStyle w:val="Compact"/>
+            </w:pPr>
           </w:p>
         </w:tc>
         <w:tc>
@@ -21340,15 +23892,15 @@
       <w:r>
         <w:t xml:space="preserve">Dies dient drei Zwecken:</w:t>
       </w:r>
-      <w:r>
-        <w:t xml:space="preserve"> </w:t>
-      </w:r>
-      <w:r>
-        <w:t xml:space="preserve">-</w:t>
-      </w:r>
-      <w:r>
-        <w:t xml:space="preserve"> </w:t>
-      </w:r>
+    </w:p>
+    <w:p>
+      <w:pPr>
+        <w:numPr>
+          <w:ilvl w:val="0"/>
+          <w:numId w:val="1011"/>
+        </w:numPr>
+        <w:pStyle w:val="Compact"/>
+      </w:pPr>
       <w:r>
         <w:rPr>
           <w:bCs/>
@@ -21362,15 +23914,15 @@
       <w:r>
         <w:t xml:space="preserve">ohne aufwändige Abfragen der vollständigen Entität</w:t>
       </w:r>
-      <w:r>
-        <w:t xml:space="preserve"> </w:t>
-      </w:r>
-      <w:r>
-        <w:t xml:space="preserve">-</w:t>
-      </w:r>
-      <w:r>
-        <w:t xml:space="preserve"> </w:t>
-      </w:r>
+    </w:p>
+    <w:p>
+      <w:pPr>
+        <w:numPr>
+          <w:ilvl w:val="0"/>
+          <w:numId w:val="1011"/>
+        </w:numPr>
+        <w:pStyle w:val="Compact"/>
+      </w:pPr>
       <w:r>
         <w:rPr>
           <w:bCs/>
@@ -21381,15 +23933,15 @@
       <w:r>
         <w:t xml:space="preserve">, da nicht alle Informationen bei jeder Erwähnung wiederholt werden müssen</w:t>
       </w:r>
-      <w:r>
-        <w:t xml:space="preserve"> </w:t>
-      </w:r>
-      <w:r>
-        <w:t xml:space="preserve">-</w:t>
-      </w:r>
-      <w:r>
-        <w:t xml:space="preserve"> </w:t>
-      </w:r>
+    </w:p>
+    <w:p>
+      <w:pPr>
+        <w:numPr>
+          <w:ilvl w:val="0"/>
+          <w:numId w:val="1011"/>
+        </w:numPr>
+        <w:pStyle w:val="Compact"/>
+      </w:pPr>
       <w:r>
         <w:rPr>
           <w:bCs/>
@@ -23623,6 +26175,28 @@
               <w:jc w:val="left"/>
             </w:pPr>
             <w:r>
+              <w:t xml:space="preserve">None</w:t>
+            </w:r>
+          </w:p>
+        </w:tc>
+      </w:tr>
+      <w:tr>
+        <w:tc>
+          <w:tcPr/>
+          <w:p>
+            <w:pPr>
+              <w:pStyle w:val="Compact"/>
+            </w:pPr>
+          </w:p>
+        </w:tc>
+        <w:tc>
+          <w:tcPr/>
+          <w:p>
+            <w:pPr>
+              <w:pStyle w:val="Compact"/>
+              <w:jc w:val="left"/>
+            </w:pPr>
+            <w:r>
               <w:t xml:space="preserve">Private address</w:t>
             </w:r>
           </w:p>
@@ -23649,6 +26223,28 @@
               <w:jc w:val="left"/>
             </w:pPr>
             <w:r>
+              <w:t xml:space="preserve">None</w:t>
+            </w:r>
+          </w:p>
+        </w:tc>
+      </w:tr>
+      <w:tr>
+        <w:tc>
+          <w:tcPr/>
+          <w:p>
+            <w:pPr>
+              <w:pStyle w:val="Compact"/>
+            </w:pPr>
+          </w:p>
+        </w:tc>
+        <w:tc>
+          <w:tcPr/>
+          <w:p>
+            <w:pPr>
+              <w:pStyle w:val="Compact"/>
+              <w:jc w:val="left"/>
+            </w:pPr>
+            <w:r>
               <w:t xml:space="preserve">Business address</w:t>
             </w:r>
           </w:p>
@@ -23665,6 +26261,28 @@
             <w:r>
               <w:t xml:space="preserve">localAddress</w:t>
             </w:r>
+          </w:p>
+        </w:tc>
+        <w:tc>
+          <w:tcPr/>
+          <w:p>
+            <w:pPr>
+              <w:pStyle w:val="Compact"/>
+              <w:jc w:val="left"/>
+            </w:pPr>
+            <w:r>
+              <w:t xml:space="preserve">None</w:t>
+            </w:r>
+          </w:p>
+        </w:tc>
+      </w:tr>
+      <w:tr>
+        <w:tc>
+          <w:tcPr/>
+          <w:p>
+            <w:pPr>
+              <w:pStyle w:val="Compact"/>
+            </w:pPr>
           </w:p>
         </w:tc>
         <w:tc>
@@ -25559,6 +28177,9 @@
     </w:lvlOverride>
   </w:num>
   <w:num w:numId="1010">
+    <w:abstractNumId w:val="991"/>
+  </w:num>
+  <w:num w:numId="1011">
     <w:abstractNumId w:val="991"/>
   </w:num>
 </w:numbering>

--- a/ech-0294_actors/output/ech-0294_actors.docx
+++ b/ech-0294_actors/output/ech-0294_actors.docx
@@ -530,6 +530,11 @@
         <w:t xml:space="preserve">&lt; manually insert TOC here &gt;</w:t>
       </w:r>
     </w:p>
+    <w:p>
+      <w:r>
+        <w:br w:type="page"/>
+      </w:r>
+    </w:p>
     <w:bookmarkEnd w:id="21"/>
     <w:bookmarkStart w:id="29" w:name="einführung"/>
     <w:p>
@@ -1329,10 +1334,15 @@
         <w:t xml:space="preserve"> 2010-06-16</w:t>
       </w:r>
     </w:p>
+    <w:p>
+      <w:r>
+        <w:br w:type="page"/>
+      </w:r>
+    </w:p>
     <w:bookmarkEnd w:id="27"/>
     <w:bookmarkEnd w:id="28"/>
     <w:bookmarkEnd w:id="29"/>
-    <w:bookmarkStart w:id="70" w:name="person"/>
+    <w:bookmarkStart w:id="123" w:name="person"/>
     <w:p>
       <w:pPr>
         <w:pStyle w:val="Heading1"/>
@@ -5926,7 +5936,7 @@
     </w:tbl>
     <w:bookmarkEnd w:id="38"/>
     <w:bookmarkEnd w:id="39"/>
-    <w:bookmarkStart w:id="42" w:name="enum-nametypeenum"/>
+    <w:bookmarkStart w:id="53" w:name="enum-nametypeenum"/>
     <w:p>
       <w:pPr>
         <w:pStyle w:val="Heading2"/>
@@ -5974,7 +5984,7 @@
         </w:r>
       </w:hyperlink>
     </w:p>
-    <w:bookmarkStart w:id="41" w:name="permissible-values"/>
+    <w:bookmarkStart w:id="52" w:name="permissible-values"/>
     <w:p>
       <w:pPr>
         <w:pStyle w:val="Heading3"/>
@@ -6044,30 +6054,89 @@
               <w:jc w:val="left"/>
             </w:pPr>
             <w:r>
-              <w:t xml:space="preserve">https://register.ld.admin.ch/i14y/concept/personOfficialName</w:t>
-            </w:r>
-          </w:p>
-        </w:tc>
-      </w:tr>
-      <w:tr>
-        <w:tc>
-          <w:tcPr/>
-          <w:p>
-            <w:pPr>
-              <w:pStyle w:val="Compact"/>
-            </w:pPr>
-          </w:p>
-        </w:tc>
-        <w:tc>
-          <w:tcPr/>
-          <w:p>
-            <w:pPr>
-              <w:pStyle w:val="Compact"/>
-              <w:jc w:val="left"/>
-            </w:pPr>
-            <w:r>
-              <w:t xml:space="preserve">According to the official catalogue of characters (No</w:t>
-            </w:r>
+              <w:t xml:space="preserve">According to the official catalogue of characters (No. 211) for the harmonisation of registers: Name according to official documents. The official name corresponds to the name appearing in the Swiss civil register. For foreign nationals with no civil status events in Switzerland, the official name corresponds to the name appearing on the foreign passport or identity card (see</w:t>
+            </w:r>
+            <w:r>
+              <w:t xml:space="preserve"> </w:t>
+            </w:r>
+            <w:r>
+              <w:t xml:space="preserve">‘</w:t>
+            </w:r>
+            <w:r>
+              <w:t xml:space="preserve">Name according to foreign passport</w:t>
+            </w:r>
+            <w:r>
+              <w:t xml:space="preserve">’</w:t>
+            </w:r>
+            <w:r>
+              <w:t xml:space="preserve"> </w:t>
+            </w:r>
+            <w:r>
+              <w:t xml:space="preserve">or SEM guidelines on the determination and spelling of names of foreign nationals dated 1 January 2012. If no official documents exist, see also</w:t>
+            </w:r>
+            <w:r>
+              <w:t xml:space="preserve"> </w:t>
+            </w:r>
+            <w:r>
+              <w:t xml:space="preserve">‘</w:t>
+            </w:r>
+            <w:r>
+              <w:t xml:space="preserve">Name according to declaration</w:t>
+            </w:r>
+            <w:r>
+              <w:t xml:space="preserve">’</w:t>
+            </w:r>
+            <w:r>
+              <w:t xml:space="preserve"> </w:t>
+            </w:r>
+            <w:r>
+              <w:t xml:space="preserve">(e.g. in the case of asylum seekers). The official name may consist of one or more parts.</w:t>
+            </w:r>
+          </w:p>
+        </w:tc>
+      </w:tr>
+      <w:tr>
+        <w:tc>
+          <w:tcPr/>
+          <w:p>
+            <w:pPr>
+              <w:pStyle w:val="Compact"/>
+            </w:pPr>
+          </w:p>
+        </w:tc>
+        <w:tc>
+          <w:tcPr/>
+          <w:p>
+            <w:pPr>
+              <w:pStyle w:val="Compact"/>
+            </w:pPr>
+          </w:p>
+        </w:tc>
+      </w:tr>
+      <w:tr>
+        <w:tc>
+          <w:tcPr/>
+          <w:p>
+            <w:pPr>
+              <w:pStyle w:val="Compact"/>
+            </w:pPr>
+          </w:p>
+        </w:tc>
+        <w:tc>
+          <w:tcPr/>
+          <w:p>
+            <w:pPr>
+              <w:pStyle w:val="Compact"/>
+              <w:jc w:val="left"/>
+            </w:pPr>
+            <w:hyperlink r:id="rId41">
+              <w:r>
+                <w:rPr>
+                  <w:rStyle w:val="Hyperlink"/>
+                </w:rPr>
+                <w:t xml:space="preserve">https://register.ld.admin.ch/i14y/concept/personOfficialName</w:t>
+              </w:r>
+            </w:hyperlink>
           </w:p>
         </w:tc>
       </w:tr>
@@ -6092,30 +6161,53 @@
               <w:jc w:val="left"/>
             </w:pPr>
             <w:r>
-              <w:t xml:space="preserve">https://register.ld.admin.ch/i14y/concept/personOriginalName</w:t>
-            </w:r>
-          </w:p>
-        </w:tc>
-      </w:tr>
-      <w:tr>
-        <w:tc>
-          <w:tcPr/>
-          <w:p>
-            <w:pPr>
-              <w:pStyle w:val="Compact"/>
-            </w:pPr>
-          </w:p>
-        </w:tc>
-        <w:tc>
-          <w:tcPr/>
-          <w:p>
-            <w:pPr>
-              <w:pStyle w:val="Compact"/>
-              <w:jc w:val="left"/>
-            </w:pPr>
-            <w:r>
-              <w:t xml:space="preserve">According to the official catalogue of characters (No</w:t>
-            </w:r>
+              <w:t xml:space="preserve">According to the official catalogue of characters (No. 212) for the harmonisation of registers: Name of filiation according to official documents, which corresponds to the person’s name before their first marriage or registered partnership. It may also be a maiden name acquired by decision to change one’s name (see Art. 24, para. 2 OEC, RS 211.112.2).</w:t>
+            </w:r>
+          </w:p>
+        </w:tc>
+      </w:tr>
+      <w:tr>
+        <w:tc>
+          <w:tcPr/>
+          <w:p>
+            <w:pPr>
+              <w:pStyle w:val="Compact"/>
+            </w:pPr>
+          </w:p>
+        </w:tc>
+        <w:tc>
+          <w:tcPr/>
+          <w:p>
+            <w:pPr>
+              <w:pStyle w:val="Compact"/>
+            </w:pPr>
+          </w:p>
+        </w:tc>
+      </w:tr>
+      <w:tr>
+        <w:tc>
+          <w:tcPr/>
+          <w:p>
+            <w:pPr>
+              <w:pStyle w:val="Compact"/>
+            </w:pPr>
+          </w:p>
+        </w:tc>
+        <w:tc>
+          <w:tcPr/>
+          <w:p>
+            <w:pPr>
+              <w:pStyle w:val="Compact"/>
+              <w:jc w:val="left"/>
+            </w:pPr>
+            <w:hyperlink r:id="rId42">
+              <w:r>
+                <w:rPr>
+                  <w:rStyle w:val="Hyperlink"/>
+                </w:rPr>
+                <w:t xml:space="preserve">https://register.ld.admin.ch/i14y/concept/personOriginalName</w:t>
+              </w:r>
+            </w:hyperlink>
           </w:p>
         </w:tc>
       </w:tr>
@@ -6140,30 +6232,53 @@
               <w:jc w:val="left"/>
             </w:pPr>
             <w:r>
-              <w:t xml:space="preserve">https://register.ld.admin.ch/i14y/concept/personAllianceName</w:t>
-            </w:r>
-          </w:p>
-        </w:tc>
-      </w:tr>
-      <w:tr>
-        <w:tc>
-          <w:tcPr/>
-          <w:p>
-            <w:pPr>
-              <w:pStyle w:val="Compact"/>
-            </w:pPr>
-          </w:p>
-        </w:tc>
-        <w:tc>
-          <w:tcPr/>
-          <w:p>
-            <w:pPr>
-              <w:pStyle w:val="Compact"/>
-              <w:jc w:val="left"/>
-            </w:pPr>
-            <w:r>
-              <w:t xml:space="preserve">According to the official catalogue of characters (No</w:t>
-            </w:r>
+              <w:t xml:space="preserve">According to the official catalogue of characters (No. 213) for the harmonisation of registers: The alliance name shows the connection between two people who are married or living in a registered partnership. An alliance name that has already been used may be retained after the dissolution of the marriage or partnership if the official name has not been changed upon dissolution. It is attached to the official name with a hyphen and is formed with the partner’s maiden name or the person’s own maiden name. Upon request, the alliance name may be entered in the passport or on the identity card.</w:t>
+            </w:r>
+          </w:p>
+        </w:tc>
+      </w:tr>
+      <w:tr>
+        <w:tc>
+          <w:tcPr/>
+          <w:p>
+            <w:pPr>
+              <w:pStyle w:val="Compact"/>
+            </w:pPr>
+          </w:p>
+        </w:tc>
+        <w:tc>
+          <w:tcPr/>
+          <w:p>
+            <w:pPr>
+              <w:pStyle w:val="Compact"/>
+            </w:pPr>
+          </w:p>
+        </w:tc>
+      </w:tr>
+      <w:tr>
+        <w:tc>
+          <w:tcPr/>
+          <w:p>
+            <w:pPr>
+              <w:pStyle w:val="Compact"/>
+            </w:pPr>
+          </w:p>
+        </w:tc>
+        <w:tc>
+          <w:tcPr/>
+          <w:p>
+            <w:pPr>
+              <w:pStyle w:val="Compact"/>
+              <w:jc w:val="left"/>
+            </w:pPr>
+            <w:hyperlink r:id="rId43">
+              <w:r>
+                <w:rPr>
+                  <w:rStyle w:val="Hyperlink"/>
+                </w:rPr>
+                <w:t xml:space="preserve">https://register.ld.admin.ch/i14y/concept/personAllianceName</w:t>
+              </w:r>
+            </w:hyperlink>
           </w:p>
         </w:tc>
       </w:tr>
@@ -6188,30 +6303,53 @@
               <w:jc w:val="left"/>
             </w:pPr>
             <w:r>
-              <w:t xml:space="preserve">https://register.ld.admin.ch/i14y/concept/personNameOnForeignPassport</w:t>
-            </w:r>
-          </w:p>
-        </w:tc>
-      </w:tr>
-      <w:tr>
-        <w:tc>
-          <w:tcPr/>
-          <w:p>
-            <w:pPr>
-              <w:pStyle w:val="Compact"/>
-            </w:pPr>
-          </w:p>
-        </w:tc>
-        <w:tc>
-          <w:tcPr/>
-          <w:p>
-            <w:pPr>
-              <w:pStyle w:val="Compact"/>
-              <w:jc w:val="left"/>
-            </w:pPr>
-            <w:r>
-              <w:t xml:space="preserve">According to the official catalogue of characters (No</w:t>
-            </w:r>
+              <w:t xml:space="preserve">According to the official catalogue of characters (No. 214) for the harmonisation of registers: For persons of foreign nationality. This name corresponds to the entry marked in the machine-readable zone of the passport. If this zone includes abbreviated surnames or first names, these must, as far as possible, be recorded in full, according to the entry in the passport.</w:t>
+            </w:r>
+          </w:p>
+        </w:tc>
+      </w:tr>
+      <w:tr>
+        <w:tc>
+          <w:tcPr/>
+          <w:p>
+            <w:pPr>
+              <w:pStyle w:val="Compact"/>
+            </w:pPr>
+          </w:p>
+        </w:tc>
+        <w:tc>
+          <w:tcPr/>
+          <w:p>
+            <w:pPr>
+              <w:pStyle w:val="Compact"/>
+            </w:pPr>
+          </w:p>
+        </w:tc>
+      </w:tr>
+      <w:tr>
+        <w:tc>
+          <w:tcPr/>
+          <w:p>
+            <w:pPr>
+              <w:pStyle w:val="Compact"/>
+            </w:pPr>
+          </w:p>
+        </w:tc>
+        <w:tc>
+          <w:tcPr/>
+          <w:p>
+            <w:pPr>
+              <w:pStyle w:val="Compact"/>
+              <w:jc w:val="left"/>
+            </w:pPr>
+            <w:hyperlink r:id="rId44">
+              <w:r>
+                <w:rPr>
+                  <w:rStyle w:val="Hyperlink"/>
+                </w:rPr>
+                <w:t xml:space="preserve">https://register.ld.admin.ch/i14y/concept/personNameOnForeignPassport</w:t>
+              </w:r>
+            </w:hyperlink>
           </w:p>
         </w:tc>
       </w:tr>
@@ -6236,30 +6374,53 @@
               <w:jc w:val="left"/>
             </w:pPr>
             <w:r>
-              <w:t xml:space="preserve">https://register.ld.admin.ch/i14y/concept/personAliasName</w:t>
-            </w:r>
-          </w:p>
-        </w:tc>
-      </w:tr>
-      <w:tr>
-        <w:tc>
-          <w:tcPr/>
-          <w:p>
-            <w:pPr>
-              <w:pStyle w:val="Compact"/>
-            </w:pPr>
-          </w:p>
-        </w:tc>
-        <w:tc>
-          <w:tcPr/>
-          <w:p>
-            <w:pPr>
-              <w:pStyle w:val="Compact"/>
-              <w:jc w:val="left"/>
-            </w:pPr>
-            <w:r>
-              <w:t xml:space="preserve">According to the official character catalogue (No</w:t>
-            </w:r>
+              <w:t xml:space="preserve">According to the official character catalogue (No. 215) for the harmonisation of registers: Name (e.g. stage name, religious name) which, on the basis of an accepted application, may be used by the person. The alias name may consist of one or more parts (e.g. also the alias first name and alias surname).</w:t>
+            </w:r>
+          </w:p>
+        </w:tc>
+      </w:tr>
+      <w:tr>
+        <w:tc>
+          <w:tcPr/>
+          <w:p>
+            <w:pPr>
+              <w:pStyle w:val="Compact"/>
+            </w:pPr>
+          </w:p>
+        </w:tc>
+        <w:tc>
+          <w:tcPr/>
+          <w:p>
+            <w:pPr>
+              <w:pStyle w:val="Compact"/>
+            </w:pPr>
+          </w:p>
+        </w:tc>
+      </w:tr>
+      <w:tr>
+        <w:tc>
+          <w:tcPr/>
+          <w:p>
+            <w:pPr>
+              <w:pStyle w:val="Compact"/>
+            </w:pPr>
+          </w:p>
+        </w:tc>
+        <w:tc>
+          <w:tcPr/>
+          <w:p>
+            <w:pPr>
+              <w:pStyle w:val="Compact"/>
+              <w:jc w:val="left"/>
+            </w:pPr>
+            <w:hyperlink r:id="rId45">
+              <w:r>
+                <w:rPr>
+                  <w:rStyle w:val="Hyperlink"/>
+                </w:rPr>
+                <w:t xml:space="preserve">https://register.ld.admin.ch/i14y/concept/personAliasName</w:t>
+              </w:r>
+            </w:hyperlink>
           </w:p>
         </w:tc>
       </w:tr>
@@ -6284,30 +6445,53 @@
               <w:jc w:val="left"/>
             </w:pPr>
             <w:r>
-              <w:t xml:space="preserve">https://register.ld.admin.ch/i14y/concept/personOtherName</w:t>
-            </w:r>
-          </w:p>
-        </w:tc>
-      </w:tr>
-      <w:tr>
-        <w:tc>
-          <w:tcPr/>
-          <w:p>
-            <w:pPr>
-              <w:pStyle w:val="Compact"/>
-            </w:pPr>
-          </w:p>
-        </w:tc>
-        <w:tc>
-          <w:tcPr/>
-          <w:p>
-            <w:pPr>
-              <w:pStyle w:val="Compact"/>
-              <w:jc w:val="left"/>
-            </w:pPr>
-            <w:r>
-              <w:t xml:space="preserve">According to the official catalogue of characters (No</w:t>
-            </w:r>
+              <w:t xml:space="preserve">According to the official catalogue of characters (No. 216) for the harmonisation of registers: Other official names according to Swiss civil status documents (Art. 24, para. 3 OEC) or according to foreign documents, which are neither surnames nor first names.</w:t>
+            </w:r>
+          </w:p>
+        </w:tc>
+      </w:tr>
+      <w:tr>
+        <w:tc>
+          <w:tcPr/>
+          <w:p>
+            <w:pPr>
+              <w:pStyle w:val="Compact"/>
+            </w:pPr>
+          </w:p>
+        </w:tc>
+        <w:tc>
+          <w:tcPr/>
+          <w:p>
+            <w:pPr>
+              <w:pStyle w:val="Compact"/>
+            </w:pPr>
+          </w:p>
+        </w:tc>
+      </w:tr>
+      <w:tr>
+        <w:tc>
+          <w:tcPr/>
+          <w:p>
+            <w:pPr>
+              <w:pStyle w:val="Compact"/>
+            </w:pPr>
+          </w:p>
+        </w:tc>
+        <w:tc>
+          <w:tcPr/>
+          <w:p>
+            <w:pPr>
+              <w:pStyle w:val="Compact"/>
+              <w:jc w:val="left"/>
+            </w:pPr>
+            <w:hyperlink r:id="rId46">
+              <w:r>
+                <w:rPr>
+                  <w:rStyle w:val="Hyperlink"/>
+                </w:rPr>
+                <w:t xml:space="preserve">https://register.ld.admin.ch/i14y/concept/personOtherName</w:t>
+              </w:r>
+            </w:hyperlink>
           </w:p>
         </w:tc>
       </w:tr>
@@ -6332,30 +6516,53 @@
               <w:jc w:val="left"/>
             </w:pPr>
             <w:r>
-              <w:t xml:space="preserve">https://register.ld.admin.ch/i14y/concept/personDeclaredForeignerName</w:t>
-            </w:r>
-          </w:p>
-        </w:tc>
-      </w:tr>
-      <w:tr>
-        <w:tc>
-          <w:tcPr/>
-          <w:p>
-            <w:pPr>
-              <w:pStyle w:val="Compact"/>
-            </w:pPr>
-          </w:p>
-        </w:tc>
-        <w:tc>
-          <w:tcPr/>
-          <w:p>
-            <w:pPr>
-              <w:pStyle w:val="Compact"/>
-              <w:jc w:val="left"/>
-            </w:pPr>
-            <w:r>
-              <w:t xml:space="preserve">According to the official catalogue of characters (No</w:t>
-            </w:r>
+              <w:t xml:space="preserve">According to the official catalogue of characters (No. 217) for the harmonisation of registers: For foreign nationals who do not have official documents (mainly in the field of asylum).</w:t>
+            </w:r>
+          </w:p>
+        </w:tc>
+      </w:tr>
+      <w:tr>
+        <w:tc>
+          <w:tcPr/>
+          <w:p>
+            <w:pPr>
+              <w:pStyle w:val="Compact"/>
+            </w:pPr>
+          </w:p>
+        </w:tc>
+        <w:tc>
+          <w:tcPr/>
+          <w:p>
+            <w:pPr>
+              <w:pStyle w:val="Compact"/>
+            </w:pPr>
+          </w:p>
+        </w:tc>
+      </w:tr>
+      <w:tr>
+        <w:tc>
+          <w:tcPr/>
+          <w:p>
+            <w:pPr>
+              <w:pStyle w:val="Compact"/>
+            </w:pPr>
+          </w:p>
+        </w:tc>
+        <w:tc>
+          <w:tcPr/>
+          <w:p>
+            <w:pPr>
+              <w:pStyle w:val="Compact"/>
+              <w:jc w:val="left"/>
+            </w:pPr>
+            <w:hyperlink r:id="rId47">
+              <w:r>
+                <w:rPr>
+                  <w:rStyle w:val="Hyperlink"/>
+                </w:rPr>
+                <w:t xml:space="preserve">https://register.ld.admin.ch/i14y/concept/personDeclaredForeignerName</w:t>
+              </w:r>
+            </w:hyperlink>
           </w:p>
         </w:tc>
       </w:tr>
@@ -6380,30 +6587,53 @@
               <w:jc w:val="left"/>
             </w:pPr>
             <w:r>
-              <w:t xml:space="preserve">https://register.ld.admin.ch/i14y/concept/personFirstName</w:t>
-            </w:r>
-          </w:p>
-        </w:tc>
-      </w:tr>
-      <w:tr>
-        <w:tc>
-          <w:tcPr/>
-          <w:p>
-            <w:pPr>
-              <w:pStyle w:val="Compact"/>
-            </w:pPr>
-          </w:p>
-        </w:tc>
-        <w:tc>
-          <w:tcPr/>
-          <w:p>
-            <w:pPr>
-              <w:pStyle w:val="Compact"/>
-              <w:jc w:val="left"/>
-            </w:pPr>
-            <w:r>
-              <w:t xml:space="preserve">First names taken from the birth certificate, the civil registry (Infostar) i…</w:t>
-            </w:r>
+              <w:t xml:space="preserve">First names taken from the birth certificate, the civil registry (Infostar) in the order in which they appear, or taken from foreign identity documents.</w:t>
+            </w:r>
+          </w:p>
+        </w:tc>
+      </w:tr>
+      <w:tr>
+        <w:tc>
+          <w:tcPr/>
+          <w:p>
+            <w:pPr>
+              <w:pStyle w:val="Compact"/>
+            </w:pPr>
+          </w:p>
+        </w:tc>
+        <w:tc>
+          <w:tcPr/>
+          <w:p>
+            <w:pPr>
+              <w:pStyle w:val="Compact"/>
+            </w:pPr>
+          </w:p>
+        </w:tc>
+      </w:tr>
+      <w:tr>
+        <w:tc>
+          <w:tcPr/>
+          <w:p>
+            <w:pPr>
+              <w:pStyle w:val="Compact"/>
+            </w:pPr>
+          </w:p>
+        </w:tc>
+        <w:tc>
+          <w:tcPr/>
+          <w:p>
+            <w:pPr>
+              <w:pStyle w:val="Compact"/>
+              <w:jc w:val="left"/>
+            </w:pPr>
+            <w:hyperlink r:id="rId48">
+              <w:r>
+                <w:rPr>
+                  <w:rStyle w:val="Hyperlink"/>
+                </w:rPr>
+                <w:t xml:space="preserve">https://register.ld.admin.ch/i14y/concept/personFirstName</w:t>
+              </w:r>
+            </w:hyperlink>
           </w:p>
         </w:tc>
       </w:tr>
@@ -6428,30 +6658,68 @@
               <w:jc w:val="left"/>
             </w:pPr>
             <w:r>
-              <w:t xml:space="preserve">https://register.ld.admin.ch/i14y/concept/personCallFirstName</w:t>
-            </w:r>
-          </w:p>
-        </w:tc>
-      </w:tr>
-      <w:tr>
-        <w:tc>
-          <w:tcPr/>
-          <w:p>
-            <w:pPr>
-              <w:pStyle w:val="Compact"/>
-            </w:pPr>
-          </w:p>
-        </w:tc>
-        <w:tc>
-          <w:tcPr/>
-          <w:p>
-            <w:pPr>
-              <w:pStyle w:val="Compact"/>
-              <w:jc w:val="left"/>
-            </w:pPr>
-            <w:r>
-              <w:t xml:space="preserve">A person has the right to choose a common first name from the list of their o…</w:t>
-            </w:r>
+              <w:t xml:space="preserve">A person has the right to choose a common first name from the list of their official first names. The common first name may consist of one or more first names (from those listed under</w:t>
+            </w:r>
+            <w:r>
+              <w:t xml:space="preserve"> </w:t>
+            </w:r>
+            <w:r>
+              <w:t xml:space="preserve">‘</w:t>
+            </w:r>
+            <w:r>
+              <w:t xml:space="preserve">official first names</w:t>
+            </w:r>
+            <w:r>
+              <w:t xml:space="preserve">’</w:t>
+            </w:r>
+            <w:r>
+              <w:t xml:space="preserve">).</w:t>
+            </w:r>
+          </w:p>
+        </w:tc>
+      </w:tr>
+      <w:tr>
+        <w:tc>
+          <w:tcPr/>
+          <w:p>
+            <w:pPr>
+              <w:pStyle w:val="Compact"/>
+            </w:pPr>
+          </w:p>
+        </w:tc>
+        <w:tc>
+          <w:tcPr/>
+          <w:p>
+            <w:pPr>
+              <w:pStyle w:val="Compact"/>
+            </w:pPr>
+          </w:p>
+        </w:tc>
+      </w:tr>
+      <w:tr>
+        <w:tc>
+          <w:tcPr/>
+          <w:p>
+            <w:pPr>
+              <w:pStyle w:val="Compact"/>
+            </w:pPr>
+          </w:p>
+        </w:tc>
+        <w:tc>
+          <w:tcPr/>
+          <w:p>
+            <w:pPr>
+              <w:pStyle w:val="Compact"/>
+              <w:jc w:val="left"/>
+            </w:pPr>
+            <w:hyperlink r:id="rId49">
+              <w:r>
+                <w:rPr>
+                  <w:rStyle w:val="Hyperlink"/>
+                </w:rPr>
+                <w:t xml:space="preserve">https://register.ld.admin.ch/i14y/concept/personCallFirstName</w:t>
+              </w:r>
+            </w:hyperlink>
           </w:p>
         </w:tc>
       </w:tr>
@@ -6476,30 +6744,53 @@
               <w:jc w:val="left"/>
             </w:pPr>
             <w:r>
-              <w:t xml:space="preserve">https://register.ld.admin.ch/i14y/concept/personFirstNameOnForeignPassport</w:t>
-            </w:r>
-          </w:p>
-        </w:tc>
-      </w:tr>
-      <w:tr>
-        <w:tc>
-          <w:tcPr/>
-          <w:p>
-            <w:pPr>
-              <w:pStyle w:val="Compact"/>
-            </w:pPr>
-          </w:p>
-        </w:tc>
-        <w:tc>
-          <w:tcPr/>
-          <w:p>
-            <w:pPr>
-              <w:pStyle w:val="Compact"/>
-              <w:jc w:val="left"/>
-            </w:pPr>
-            <w:r>
-              <w:t xml:space="preserve">For persons of foreign nationality</w:t>
-            </w:r>
+              <w:t xml:space="preserve">For persons of foreign nationality. To be used in combination with the name as it appears on the foreign passport.</w:t>
+            </w:r>
+          </w:p>
+        </w:tc>
+      </w:tr>
+      <w:tr>
+        <w:tc>
+          <w:tcPr/>
+          <w:p>
+            <w:pPr>
+              <w:pStyle w:val="Compact"/>
+            </w:pPr>
+          </w:p>
+        </w:tc>
+        <w:tc>
+          <w:tcPr/>
+          <w:p>
+            <w:pPr>
+              <w:pStyle w:val="Compact"/>
+            </w:pPr>
+          </w:p>
+        </w:tc>
+      </w:tr>
+      <w:tr>
+        <w:tc>
+          <w:tcPr/>
+          <w:p>
+            <w:pPr>
+              <w:pStyle w:val="Compact"/>
+            </w:pPr>
+          </w:p>
+        </w:tc>
+        <w:tc>
+          <w:tcPr/>
+          <w:p>
+            <w:pPr>
+              <w:pStyle w:val="Compact"/>
+              <w:jc w:val="left"/>
+            </w:pPr>
+            <w:hyperlink r:id="rId50">
+              <w:r>
+                <w:rPr>
+                  <w:rStyle w:val="Hyperlink"/>
+                </w:rPr>
+                <w:t xml:space="preserve">https://register.ld.admin.ch/i14y/concept/personFirstNameOnForeignPassport</w:t>
+              </w:r>
+            </w:hyperlink>
           </w:p>
         </w:tc>
       </w:tr>
@@ -6524,37 +6815,60 @@
               <w:jc w:val="left"/>
             </w:pPr>
             <w:r>
-              <w:t xml:space="preserve">https://register.ld.admin.ch/i14y/concept/personDeclaredForeignerFirstName</w:t>
-            </w:r>
-          </w:p>
-        </w:tc>
-      </w:tr>
-      <w:tr>
-        <w:tc>
-          <w:tcPr/>
-          <w:p>
-            <w:pPr>
-              <w:pStyle w:val="Compact"/>
-            </w:pPr>
-          </w:p>
-        </w:tc>
-        <w:tc>
-          <w:tcPr/>
-          <w:p>
-            <w:pPr>
-              <w:pStyle w:val="Compact"/>
-              <w:jc w:val="left"/>
-            </w:pPr>
-            <w:r>
-              <w:t xml:space="preserve">For persons of foreign nationality who do not have official documents (mainly…</w:t>
-            </w:r>
+              <w:t xml:space="preserve">For persons of foreign nationality who do not have official documents (mainly in the field of asylum). To be used in combination with the defined Name according to declaration.</w:t>
+            </w:r>
+          </w:p>
+        </w:tc>
+      </w:tr>
+      <w:tr>
+        <w:tc>
+          <w:tcPr/>
+          <w:p>
+            <w:pPr>
+              <w:pStyle w:val="Compact"/>
+            </w:pPr>
+          </w:p>
+        </w:tc>
+        <w:tc>
+          <w:tcPr/>
+          <w:p>
+            <w:pPr>
+              <w:pStyle w:val="Compact"/>
+            </w:pPr>
+          </w:p>
+        </w:tc>
+      </w:tr>
+      <w:tr>
+        <w:tc>
+          <w:tcPr/>
+          <w:p>
+            <w:pPr>
+              <w:pStyle w:val="Compact"/>
+            </w:pPr>
+          </w:p>
+        </w:tc>
+        <w:tc>
+          <w:tcPr/>
+          <w:p>
+            <w:pPr>
+              <w:pStyle w:val="Compact"/>
+              <w:jc w:val="left"/>
+            </w:pPr>
+            <w:hyperlink r:id="rId51">
+              <w:r>
+                <w:rPr>
+                  <w:rStyle w:val="Hyperlink"/>
+                </w:rPr>
+                <w:t xml:space="preserve">https://register.ld.admin.ch/i14y/concept/personDeclaredForeignerFirstName</w:t>
+              </w:r>
+            </w:hyperlink>
           </w:p>
         </w:tc>
       </w:tr>
     </w:tbl>
-    <w:bookmarkEnd w:id="41"/>
-    <w:bookmarkEnd w:id="42"/>
-    <w:bookmarkStart w:id="45" w:name="class-languageproficiency"/>
+    <w:bookmarkEnd w:id="52"/>
+    <w:bookmarkEnd w:id="53"/>
+    <w:bookmarkStart w:id="56" w:name="class-languageproficiency"/>
     <w:p>
       <w:pPr>
         <w:pStyle w:val="Heading2"/>
@@ -6583,7 +6897,7 @@
         <w:t xml:space="preserve">__</w:t>
       </w:r>
     </w:p>
-    <w:bookmarkStart w:id="43" w:name="attribute-2"/>
+    <w:bookmarkStart w:id="54" w:name="attribute-2"/>
     <w:p>
       <w:pPr>
         <w:pStyle w:val="Heading3"/>
@@ -6859,8 +7173,8 @@
         </w:tc>
       </w:tr>
     </w:tbl>
-    <w:bookmarkEnd w:id="43"/>
-    <w:bookmarkStart w:id="44" w:name="usages-2"/>
+    <w:bookmarkEnd w:id="54"/>
+    <w:bookmarkStart w:id="55" w:name="usages-2"/>
     <w:p>
       <w:pPr>
         <w:pStyle w:val="Heading3"/>
@@ -7001,9 +7315,9 @@
         </w:tc>
       </w:tr>
     </w:tbl>
-    <w:bookmarkEnd w:id="44"/>
-    <w:bookmarkEnd w:id="45"/>
-    <w:bookmarkStart w:id="48" w:name="class-citizenship"/>
+    <w:bookmarkEnd w:id="55"/>
+    <w:bookmarkEnd w:id="56"/>
+    <w:bookmarkStart w:id="59" w:name="class-citizenship"/>
     <w:p>
       <w:pPr>
         <w:pStyle w:val="Heading2"/>
@@ -7083,7 +7397,7 @@
         <w:t xml:space="preserve">__</w:t>
       </w:r>
     </w:p>
-    <w:bookmarkStart w:id="46" w:name="attribute-3"/>
+    <w:bookmarkStart w:id="57" w:name="attribute-3"/>
     <w:p>
       <w:pPr>
         <w:pStyle w:val="Heading3"/>
@@ -7405,8 +7719,8 @@
         </w:tc>
       </w:tr>
     </w:tbl>
-    <w:bookmarkEnd w:id="46"/>
-    <w:bookmarkStart w:id="47" w:name="usages-3"/>
+    <w:bookmarkEnd w:id="57"/>
+    <w:bookmarkStart w:id="58" w:name="usages-3"/>
     <w:p>
       <w:pPr>
         <w:pStyle w:val="Heading3"/>
@@ -7547,9 +7861,9 @@
         </w:tc>
       </w:tr>
     </w:tbl>
-    <w:bookmarkEnd w:id="47"/>
-    <w:bookmarkEnd w:id="48"/>
-    <w:bookmarkStart w:id="51" w:name="class-gender"/>
+    <w:bookmarkEnd w:id="58"/>
+    <w:bookmarkEnd w:id="59"/>
+    <w:bookmarkStart w:id="62" w:name="class-gender"/>
     <w:p>
       <w:pPr>
         <w:pStyle w:val="Heading2"/>
@@ -7578,7 +7892,7 @@
         <w:t xml:space="preserve">__</w:t>
       </w:r>
     </w:p>
-    <w:bookmarkStart w:id="49" w:name="attribute-4"/>
+    <w:bookmarkStart w:id="60" w:name="attribute-4"/>
     <w:p>
       <w:pPr>
         <w:pStyle w:val="Heading3"/>
@@ -7952,8 +8266,8 @@
         </w:tc>
       </w:tr>
     </w:tbl>
-    <w:bookmarkEnd w:id="49"/>
-    <w:bookmarkStart w:id="50" w:name="usages-4"/>
+    <w:bookmarkEnd w:id="60"/>
+    <w:bookmarkStart w:id="61" w:name="usages-4"/>
     <w:p>
       <w:pPr>
         <w:pStyle w:val="Heading3"/>
@@ -8094,9 +8408,9 @@
         </w:tc>
       </w:tr>
     </w:tbl>
-    <w:bookmarkEnd w:id="50"/>
-    <w:bookmarkEnd w:id="51"/>
-    <w:bookmarkStart w:id="57" w:name="class-occupation"/>
+    <w:bookmarkEnd w:id="61"/>
+    <w:bookmarkEnd w:id="62"/>
+    <w:bookmarkStart w:id="68" w:name="class-occupation"/>
     <w:p>
       <w:pPr>
         <w:pStyle w:val="Heading2"/>
@@ -8125,7 +8439,7 @@
         <w:t xml:space="preserve">__</w:t>
       </w:r>
     </w:p>
-    <w:bookmarkStart w:id="52" w:name="attribute-5"/>
+    <w:bookmarkStart w:id="63" w:name="attribute-5"/>
     <w:p>
       <w:pPr>
         <w:pStyle w:val="Heading3"/>
@@ -8655,8 +8969,8 @@
         </w:tc>
       </w:tr>
     </w:tbl>
-    <w:bookmarkEnd w:id="52"/>
-    <w:bookmarkStart w:id="53" w:name="usages-5"/>
+    <w:bookmarkEnd w:id="63"/>
+    <w:bookmarkStart w:id="64" w:name="usages-5"/>
     <w:p>
       <w:pPr>
         <w:pStyle w:val="Heading3"/>
@@ -8797,8 +9111,8 @@
         </w:tc>
       </w:tr>
     </w:tbl>
-    <w:bookmarkEnd w:id="53"/>
-    <w:bookmarkStart w:id="56" w:name="examples-1"/>
+    <w:bookmarkEnd w:id="64"/>
+    <w:bookmarkStart w:id="67" w:name="examples-1"/>
     <w:p>
       <w:pPr>
         <w:pStyle w:val="Heading3"/>
@@ -8807,7 +9121,7 @@
         <w:t xml:space="preserve">Examples</w:t>
       </w:r>
     </w:p>
-    <w:bookmarkStart w:id="54" w:name="X16d2c12eea81281b1659fda489df0ce153c0343"/>
+    <w:bookmarkStart w:id="65" w:name="X16d2c12eea81281b1659fda489df0ce153c0343"/>
     <w:p>
       <w:pPr>
         <w:pStyle w:val="Heading4"/>
@@ -8935,8 +9249,8 @@
         <w:t xml:space="preserve">true</w:t>
       </w:r>
     </w:p>
-    <w:bookmarkEnd w:id="54"/>
-    <w:bookmarkStart w:id="55" w:name="X149a3a9dc96627cf9f4ad2e63c8da8e6c150b25"/>
+    <w:bookmarkEnd w:id="65"/>
+    <w:bookmarkStart w:id="66" w:name="X149a3a9dc96627cf9f4ad2e63c8da8e6c150b25"/>
     <w:p>
       <w:pPr>
         <w:pStyle w:val="Heading4"/>
@@ -9016,10 +9330,10 @@
         <w:t xml:space="preserve">true</w:t>
       </w:r>
     </w:p>
-    <w:bookmarkEnd w:id="55"/>
-    <w:bookmarkEnd w:id="56"/>
-    <w:bookmarkEnd w:id="57"/>
-    <w:bookmarkStart w:id="60" w:name="class-training"/>
+    <w:bookmarkEnd w:id="66"/>
+    <w:bookmarkEnd w:id="67"/>
+    <w:bookmarkEnd w:id="68"/>
+    <w:bookmarkStart w:id="71" w:name="class-training"/>
     <w:p>
       <w:pPr>
         <w:pStyle w:val="Heading2"/>
@@ -9048,7 +9362,7 @@
         <w:t xml:space="preserve">__</w:t>
       </w:r>
     </w:p>
-    <w:bookmarkStart w:id="58" w:name="attribute-6"/>
+    <w:bookmarkStart w:id="69" w:name="attribute-6"/>
     <w:p>
       <w:pPr>
         <w:pStyle w:val="Heading3"/>
@@ -9474,8 +9788,8 @@
         </w:tc>
       </w:tr>
     </w:tbl>
-    <w:bookmarkEnd w:id="58"/>
-    <w:bookmarkStart w:id="59" w:name="usages-6"/>
+    <w:bookmarkEnd w:id="69"/>
+    <w:bookmarkStart w:id="70" w:name="usages-6"/>
     <w:p>
       <w:pPr>
         <w:pStyle w:val="Heading3"/>
@@ -9616,9 +9930,9 @@
         </w:tc>
       </w:tr>
     </w:tbl>
-    <w:bookmarkEnd w:id="59"/>
-    <w:bookmarkEnd w:id="60"/>
-    <w:bookmarkStart w:id="63" w:name="enum-trainingtypeenum"/>
+    <w:bookmarkEnd w:id="70"/>
+    <w:bookmarkEnd w:id="71"/>
+    <w:bookmarkStart w:id="116" w:name="enum-trainingtypeenum"/>
     <w:p>
       <w:pPr>
         <w:pStyle w:val="Heading2"/>
@@ -9657,7 +9971,7 @@
       <w:r>
         <w:t xml:space="preserve"> </w:t>
       </w:r>
-      <w:hyperlink r:id="rId61">
+      <w:hyperlink r:id="rId72">
         <w:r>
           <w:rPr>
             <w:rStyle w:val="Hyperlink"/>
@@ -9666,7 +9980,7 @@
         </w:r>
       </w:hyperlink>
     </w:p>
-    <w:bookmarkStart w:id="62" w:name="permissible-values-1"/>
+    <w:bookmarkStart w:id="115" w:name="permissible-values-1"/>
     <w:p>
       <w:pPr>
         <w:pStyle w:val="Heading3"/>
@@ -9736,30 +10050,35 @@
               <w:jc w:val="left"/>
             </w:pPr>
             <w:r>
-              <w:t xml:space="preserve">https://register.ld.admin.ch/i14y/concept/LEVEL_EDUC/10</w:t>
-            </w:r>
-          </w:p>
-        </w:tc>
-      </w:tr>
-      <w:tr>
-        <w:tc>
-          <w:tcPr/>
-          <w:p>
-            <w:pPr>
-              <w:pStyle w:val="Compact"/>
-            </w:pPr>
-          </w:p>
-        </w:tc>
-        <w:tc>
-          <w:tcPr/>
-          <w:p>
-            <w:pPr>
-              <w:pStyle w:val="Compact"/>
-              <w:jc w:val="left"/>
-            </w:pPr>
-            <w:r>
-              <w:t xml:space="preserve">Maximum compulsory school</w:t>
-            </w:r>
+              <w:t xml:space="preserve">Maximum compulsory school.</w:t>
+            </w:r>
+          </w:p>
+        </w:tc>
+      </w:tr>
+      <w:tr>
+        <w:tc>
+          <w:tcPr/>
+          <w:p>
+            <w:pPr>
+              <w:pStyle w:val="Compact"/>
+            </w:pPr>
+          </w:p>
+        </w:tc>
+        <w:tc>
+          <w:tcPr/>
+          <w:p>
+            <w:pPr>
+              <w:pStyle w:val="Compact"/>
+              <w:jc w:val="left"/>
+            </w:pPr>
+            <w:hyperlink r:id="rId73">
+              <w:r>
+                <w:rPr>
+                  <w:rStyle w:val="Hyperlink"/>
+                </w:rPr>
+                <w:t xml:space="preserve">https://register.ld.admin.ch/i14y/concept/LEVEL_EDUC/10</w:t>
+              </w:r>
+            </w:hyperlink>
           </w:p>
         </w:tc>
       </w:tr>
@@ -9784,30 +10103,35 @@
               <w:jc w:val="left"/>
             </w:pPr>
             <w:r>
-              <w:t xml:space="preserve">https://register.ld.admin.ch/i14y/concept/LEVEL_EDUC/110</w:t>
-            </w:r>
-          </w:p>
-        </w:tc>
-      </w:tr>
-      <w:tr>
-        <w:tc>
-          <w:tcPr/>
-          <w:p>
-            <w:pPr>
-              <w:pStyle w:val="Compact"/>
-            </w:pPr>
-          </w:p>
-        </w:tc>
-        <w:tc>
-          <w:tcPr/>
-          <w:p>
-            <w:pPr>
-              <w:pStyle w:val="Compact"/>
-              <w:jc w:val="left"/>
-            </w:pPr>
-            <w:r>
-              <w:t xml:space="preserve">No education</w:t>
-            </w:r>
+              <w:t xml:space="preserve">No education.</w:t>
+            </w:r>
+          </w:p>
+        </w:tc>
+      </w:tr>
+      <w:tr>
+        <w:tc>
+          <w:tcPr/>
+          <w:p>
+            <w:pPr>
+              <w:pStyle w:val="Compact"/>
+            </w:pPr>
+          </w:p>
+        </w:tc>
+        <w:tc>
+          <w:tcPr/>
+          <w:p>
+            <w:pPr>
+              <w:pStyle w:val="Compact"/>
+              <w:jc w:val="left"/>
+            </w:pPr>
+            <w:hyperlink r:id="rId74">
+              <w:r>
+                <w:rPr>
+                  <w:rStyle w:val="Hyperlink"/>
+                </w:rPr>
+                <w:t xml:space="preserve">https://register.ld.admin.ch/i14y/concept/LEVEL_EDUC/110</w:t>
+              </w:r>
+            </w:hyperlink>
           </w:p>
         </w:tc>
       </w:tr>
@@ -9832,30 +10156,35 @@
               <w:jc w:val="left"/>
             </w:pPr>
             <w:r>
-              <w:t xml:space="preserve">https://register.ld.admin.ch/i14y/concept/LEVEL_EDUC/120</w:t>
-            </w:r>
-          </w:p>
-        </w:tc>
-      </w:tr>
-      <w:tr>
-        <w:tc>
-          <w:tcPr/>
-          <w:p>
-            <w:pPr>
-              <w:pStyle w:val="Compact"/>
-            </w:pPr>
-          </w:p>
-        </w:tc>
-        <w:tc>
-          <w:tcPr/>
-          <w:p>
-            <w:pPr>
-              <w:pStyle w:val="Compact"/>
-              <w:jc w:val="left"/>
-            </w:pPr>
-            <w:r>
-              <w:t xml:space="preserve">Compulsory school attended but not completed</w:t>
-            </w:r>
+              <w:t xml:space="preserve">Compulsory school attended but not completed.</w:t>
+            </w:r>
+          </w:p>
+        </w:tc>
+      </w:tr>
+      <w:tr>
+        <w:tc>
+          <w:tcPr/>
+          <w:p>
+            <w:pPr>
+              <w:pStyle w:val="Compact"/>
+            </w:pPr>
+          </w:p>
+        </w:tc>
+        <w:tc>
+          <w:tcPr/>
+          <w:p>
+            <w:pPr>
+              <w:pStyle w:val="Compact"/>
+              <w:jc w:val="left"/>
+            </w:pPr>
+            <w:hyperlink r:id="rId75">
+              <w:r>
+                <w:rPr>
+                  <w:rStyle w:val="Hyperlink"/>
+                </w:rPr>
+                <w:t xml:space="preserve">https://register.ld.admin.ch/i14y/concept/LEVEL_EDUC/120</w:t>
+              </w:r>
+            </w:hyperlink>
           </w:p>
         </w:tc>
       </w:tr>
@@ -9880,30 +10209,35 @@
               <w:jc w:val="left"/>
             </w:pPr>
             <w:r>
-              <w:t xml:space="preserve">https://register.ld.admin.ch/i14y/concept/LEVEL_EDUC/130</w:t>
-            </w:r>
-          </w:p>
-        </w:tc>
-      </w:tr>
-      <w:tr>
-        <w:tc>
-          <w:tcPr/>
-          <w:p>
-            <w:pPr>
-              <w:pStyle w:val="Compact"/>
-            </w:pPr>
-          </w:p>
-        </w:tc>
-        <w:tc>
-          <w:tcPr/>
-          <w:p>
-            <w:pPr>
-              <w:pStyle w:val="Compact"/>
-              <w:jc w:val="left"/>
-            </w:pPr>
-            <w:r>
-              <w:t xml:space="preserve">Compulsory school</w:t>
-            </w:r>
+              <w:t xml:space="preserve">Compulsory school.</w:t>
+            </w:r>
+          </w:p>
+        </w:tc>
+      </w:tr>
+      <w:tr>
+        <w:tc>
+          <w:tcPr/>
+          <w:p>
+            <w:pPr>
+              <w:pStyle w:val="Compact"/>
+            </w:pPr>
+          </w:p>
+        </w:tc>
+        <w:tc>
+          <w:tcPr/>
+          <w:p>
+            <w:pPr>
+              <w:pStyle w:val="Compact"/>
+              <w:jc w:val="left"/>
+            </w:pPr>
+            <w:hyperlink r:id="rId76">
+              <w:r>
+                <w:rPr>
+                  <w:rStyle w:val="Hyperlink"/>
+                </w:rPr>
+                <w:t xml:space="preserve">https://register.ld.admin.ch/i14y/concept/LEVEL_EDUC/130</w:t>
+              </w:r>
+            </w:hyperlink>
           </w:p>
         </w:tc>
       </w:tr>
@@ -9928,30 +10262,35 @@
               <w:jc w:val="left"/>
             </w:pPr>
             <w:r>
-              <w:t xml:space="preserve">https://register.ld.admin.ch/i14y/concept/LEVEL_EDUC/140</w:t>
-            </w:r>
-          </w:p>
-        </w:tc>
-      </w:tr>
-      <w:tr>
-        <w:tc>
-          <w:tcPr/>
-          <w:p>
-            <w:pPr>
-              <w:pStyle w:val="Compact"/>
-            </w:pPr>
-          </w:p>
-        </w:tc>
-        <w:tc>
-          <w:tcPr/>
-          <w:p>
-            <w:pPr>
-              <w:pStyle w:val="Compact"/>
-              <w:jc w:val="left"/>
-            </w:pPr>
-            <w:r>
-              <w:t xml:space="preserve">1 year of education / transitional education</w:t>
-            </w:r>
+              <w:t xml:space="preserve">1 year of education / transitional education.</w:t>
+            </w:r>
+          </w:p>
+        </w:tc>
+      </w:tr>
+      <w:tr>
+        <w:tc>
+          <w:tcPr/>
+          <w:p>
+            <w:pPr>
+              <w:pStyle w:val="Compact"/>
+            </w:pPr>
+          </w:p>
+        </w:tc>
+        <w:tc>
+          <w:tcPr/>
+          <w:p>
+            <w:pPr>
+              <w:pStyle w:val="Compact"/>
+              <w:jc w:val="left"/>
+            </w:pPr>
+            <w:hyperlink r:id="rId77">
+              <w:r>
+                <w:rPr>
+                  <w:rStyle w:val="Hyperlink"/>
+                </w:rPr>
+                <w:t xml:space="preserve">https://register.ld.admin.ch/i14y/concept/LEVEL_EDUC/140</w:t>
+              </w:r>
+            </w:hyperlink>
           </w:p>
         </w:tc>
       </w:tr>
@@ -9976,30 +10315,35 @@
               <w:jc w:val="left"/>
             </w:pPr>
             <w:r>
-              <w:t xml:space="preserve">https://register.ld.admin.ch/i14y/concept/LEVEL_EDUC/20</w:t>
-            </w:r>
-          </w:p>
-        </w:tc>
-      </w:tr>
-      <w:tr>
-        <w:tc>
-          <w:tcPr/>
-          <w:p>
-            <w:pPr>
-              <w:pStyle w:val="Compact"/>
-            </w:pPr>
-          </w:p>
-        </w:tc>
-        <w:tc>
-          <w:tcPr/>
-          <w:p>
-            <w:pPr>
-              <w:pStyle w:val="Compact"/>
-              <w:jc w:val="left"/>
-            </w:pPr>
-            <w:r>
-              <w:t xml:space="preserve">Upper secondary level</w:t>
-            </w:r>
+              <w:t xml:space="preserve">Upper secondary level.</w:t>
+            </w:r>
+          </w:p>
+        </w:tc>
+      </w:tr>
+      <w:tr>
+        <w:tc>
+          <w:tcPr/>
+          <w:p>
+            <w:pPr>
+              <w:pStyle w:val="Compact"/>
+            </w:pPr>
+          </w:p>
+        </w:tc>
+        <w:tc>
+          <w:tcPr/>
+          <w:p>
+            <w:pPr>
+              <w:pStyle w:val="Compact"/>
+              <w:jc w:val="left"/>
+            </w:pPr>
+            <w:hyperlink r:id="rId78">
+              <w:r>
+                <w:rPr>
+                  <w:rStyle w:val="Hyperlink"/>
+                </w:rPr>
+                <w:t xml:space="preserve">https://register.ld.admin.ch/i14y/concept/LEVEL_EDUC/20</w:t>
+              </w:r>
+            </w:hyperlink>
           </w:p>
         </w:tc>
       </w:tr>
@@ -10024,30 +10368,35 @@
               <w:jc w:val="left"/>
             </w:pPr>
             <w:r>
-              <w:t xml:space="preserve">https://register.ld.admin.ch/i14y/concept/LEVEL_EDUC/22</w:t>
-            </w:r>
-          </w:p>
-        </w:tc>
-      </w:tr>
-      <w:tr>
-        <w:tc>
-          <w:tcPr/>
-          <w:p>
-            <w:pPr>
-              <w:pStyle w:val="Compact"/>
-            </w:pPr>
-          </w:p>
-        </w:tc>
-        <w:tc>
-          <w:tcPr/>
-          <w:p>
-            <w:pPr>
-              <w:pStyle w:val="Compact"/>
-              <w:jc w:val="left"/>
-            </w:pPr>
-            <w:r>
-              <w:t xml:space="preserve">Upper secondary level - Vocational education and training (VET)</w:t>
-            </w:r>
+              <w:t xml:space="preserve">Upper secondary level - Vocational education and training (VET).</w:t>
+            </w:r>
+          </w:p>
+        </w:tc>
+      </w:tr>
+      <w:tr>
+        <w:tc>
+          <w:tcPr/>
+          <w:p>
+            <w:pPr>
+              <w:pStyle w:val="Compact"/>
+            </w:pPr>
+          </w:p>
+        </w:tc>
+        <w:tc>
+          <w:tcPr/>
+          <w:p>
+            <w:pPr>
+              <w:pStyle w:val="Compact"/>
+              <w:jc w:val="left"/>
+            </w:pPr>
+            <w:hyperlink r:id="rId79">
+              <w:r>
+                <w:rPr>
+                  <w:rStyle w:val="Hyperlink"/>
+                </w:rPr>
+                <w:t xml:space="preserve">https://register.ld.admin.ch/i14y/concept/LEVEL_EDUC/22</w:t>
+              </w:r>
+            </w:hyperlink>
           </w:p>
         </w:tc>
       </w:tr>
@@ -10072,30 +10421,35 @@
               <w:jc w:val="left"/>
             </w:pPr>
             <w:r>
-              <w:t xml:space="preserve">https://register.ld.admin.ch/i14y/concept/LEVEL_EDUC/220</w:t>
-            </w:r>
-          </w:p>
-        </w:tc>
-      </w:tr>
-      <w:tr>
-        <w:tc>
-          <w:tcPr/>
-          <w:p>
-            <w:pPr>
-              <w:pStyle w:val="Compact"/>
-            </w:pPr>
-          </w:p>
-        </w:tc>
-        <w:tc>
-          <w:tcPr/>
-          <w:p>
-            <w:pPr>
-              <w:pStyle w:val="Compact"/>
-              <w:jc w:val="left"/>
-            </w:pPr>
-            <w:r>
-              <w:t xml:space="preserve">Apprenticeship in a company (EFZ/EBA) / basic vocational training / vocationa…</w:t>
-            </w:r>
+              <w:t xml:space="preserve">Apprenticeship in a company (EFZ/EBA) / basic vocational training / vocational school / trade school.</w:t>
+            </w:r>
+          </w:p>
+        </w:tc>
+      </w:tr>
+      <w:tr>
+        <w:tc>
+          <w:tcPr/>
+          <w:p>
+            <w:pPr>
+              <w:pStyle w:val="Compact"/>
+            </w:pPr>
+          </w:p>
+        </w:tc>
+        <w:tc>
+          <w:tcPr/>
+          <w:p>
+            <w:pPr>
+              <w:pStyle w:val="Compact"/>
+              <w:jc w:val="left"/>
+            </w:pPr>
+            <w:hyperlink r:id="rId80">
+              <w:r>
+                <w:rPr>
+                  <w:rStyle w:val="Hyperlink"/>
+                </w:rPr>
+                <w:t xml:space="preserve">https://register.ld.admin.ch/i14y/concept/LEVEL_EDUC/220</w:t>
+              </w:r>
+            </w:hyperlink>
           </w:p>
         </w:tc>
       </w:tr>
@@ -10120,30 +10474,35 @@
               <w:jc w:val="left"/>
             </w:pPr>
             <w:r>
-              <w:t xml:space="preserve">https://register.ld.admin.ch/i14y/concept/LEVEL_EDUC/2210</w:t>
-            </w:r>
-          </w:p>
-        </w:tc>
-      </w:tr>
-      <w:tr>
-        <w:tc>
-          <w:tcPr/>
-          <w:p>
-            <w:pPr>
-              <w:pStyle w:val="Compact"/>
-            </w:pPr>
-          </w:p>
-        </w:tc>
-        <w:tc>
-          <w:tcPr/>
-          <w:p>
-            <w:pPr>
-              <w:pStyle w:val="Compact"/>
-              <w:jc w:val="left"/>
-            </w:pPr>
-            <w:r>
-              <w:t xml:space="preserve">Apprenticeship 2 years (EBA) / basic vocational training / vocational school …</w:t>
-            </w:r>
+              <w:t xml:space="preserve">Apprenticeship 2 years (EBA) / basic vocational training / vocational school / trade school.</w:t>
+            </w:r>
+          </w:p>
+        </w:tc>
+      </w:tr>
+      <w:tr>
+        <w:tc>
+          <w:tcPr/>
+          <w:p>
+            <w:pPr>
+              <w:pStyle w:val="Compact"/>
+            </w:pPr>
+          </w:p>
+        </w:tc>
+        <w:tc>
+          <w:tcPr/>
+          <w:p>
+            <w:pPr>
+              <w:pStyle w:val="Compact"/>
+              <w:jc w:val="left"/>
+            </w:pPr>
+            <w:hyperlink r:id="rId81">
+              <w:r>
+                <w:rPr>
+                  <w:rStyle w:val="Hyperlink"/>
+                </w:rPr>
+                <w:t xml:space="preserve">https://register.ld.admin.ch/i14y/concept/LEVEL_EDUC/2210</w:t>
+              </w:r>
+            </w:hyperlink>
           </w:p>
         </w:tc>
       </w:tr>
@@ -10168,30 +10527,35 @@
               <w:jc w:val="left"/>
             </w:pPr>
             <w:r>
-              <w:t xml:space="preserve">https://register.ld.admin.ch/i14y/concept/LEVEL_EDUC/2211</w:t>
-            </w:r>
-          </w:p>
-        </w:tc>
-      </w:tr>
-      <w:tr>
-        <w:tc>
-          <w:tcPr/>
-          <w:p>
-            <w:pPr>
-              <w:pStyle w:val="Compact"/>
-            </w:pPr>
-          </w:p>
-        </w:tc>
-        <w:tc>
-          <w:tcPr/>
-          <w:p>
-            <w:pPr>
-              <w:pStyle w:val="Compact"/>
-              <w:jc w:val="left"/>
-            </w:pPr>
-            <w:r>
-              <w:t xml:space="preserve">Apprenticeship in a company 2 years (EBA) / basic vocational training</w:t>
-            </w:r>
+              <w:t xml:space="preserve">Apprenticeship in a company 2 years (EBA) / basic vocational training.</w:t>
+            </w:r>
+          </w:p>
+        </w:tc>
+      </w:tr>
+      <w:tr>
+        <w:tc>
+          <w:tcPr/>
+          <w:p>
+            <w:pPr>
+              <w:pStyle w:val="Compact"/>
+            </w:pPr>
+          </w:p>
+        </w:tc>
+        <w:tc>
+          <w:tcPr/>
+          <w:p>
+            <w:pPr>
+              <w:pStyle w:val="Compact"/>
+              <w:jc w:val="left"/>
+            </w:pPr>
+            <w:hyperlink r:id="rId82">
+              <w:r>
+                <w:rPr>
+                  <w:rStyle w:val="Hyperlink"/>
+                </w:rPr>
+                <w:t xml:space="preserve">https://register.ld.admin.ch/i14y/concept/LEVEL_EDUC/2211</w:t>
+              </w:r>
+            </w:hyperlink>
           </w:p>
         </w:tc>
       </w:tr>
@@ -10216,30 +10580,35 @@
               <w:jc w:val="left"/>
             </w:pPr>
             <w:r>
-              <w:t xml:space="preserve">https://register.ld.admin.ch/i14y/concept/LEVEL_EDUC/2212</w:t>
-            </w:r>
-          </w:p>
-        </w:tc>
-      </w:tr>
-      <w:tr>
-        <w:tc>
-          <w:tcPr/>
-          <w:p>
-            <w:pPr>
-              <w:pStyle w:val="Compact"/>
-            </w:pPr>
-          </w:p>
-        </w:tc>
-        <w:tc>
-          <w:tcPr/>
-          <w:p>
-            <w:pPr>
-              <w:pStyle w:val="Compact"/>
-              <w:jc w:val="left"/>
-            </w:pPr>
-            <w:r>
-              <w:t xml:space="preserve">Vocational school / trade school 2 years</w:t>
-            </w:r>
+              <w:t xml:space="preserve">Vocational school / trade school 2 years.</w:t>
+            </w:r>
+          </w:p>
+        </w:tc>
+      </w:tr>
+      <w:tr>
+        <w:tc>
+          <w:tcPr/>
+          <w:p>
+            <w:pPr>
+              <w:pStyle w:val="Compact"/>
+            </w:pPr>
+          </w:p>
+        </w:tc>
+        <w:tc>
+          <w:tcPr/>
+          <w:p>
+            <w:pPr>
+              <w:pStyle w:val="Compact"/>
+              <w:jc w:val="left"/>
+            </w:pPr>
+            <w:hyperlink r:id="rId83">
+              <w:r>
+                <w:rPr>
+                  <w:rStyle w:val="Hyperlink"/>
+                </w:rPr>
+                <w:t xml:space="preserve">https://register.ld.admin.ch/i14y/concept/LEVEL_EDUC/2212</w:t>
+              </w:r>
+            </w:hyperlink>
           </w:p>
         </w:tc>
       </w:tr>
@@ -10264,30 +10633,35 @@
               <w:jc w:val="left"/>
             </w:pPr>
             <w:r>
-              <w:t xml:space="preserve">https://register.ld.admin.ch/i14y/concept/LEVEL_EDUC/2220</w:t>
-            </w:r>
-          </w:p>
-        </w:tc>
-      </w:tr>
-      <w:tr>
-        <w:tc>
-          <w:tcPr/>
-          <w:p>
-            <w:pPr>
-              <w:pStyle w:val="Compact"/>
-            </w:pPr>
-          </w:p>
-        </w:tc>
-        <w:tc>
-          <w:tcPr/>
-          <w:p>
-            <w:pPr>
-              <w:pStyle w:val="Compact"/>
-              <w:jc w:val="left"/>
-            </w:pPr>
-            <w:r>
-              <w:t xml:space="preserve">Apprenticeship 3-4 years (EFZ) / vocational school / trade school</w:t>
-            </w:r>
+              <w:t xml:space="preserve">Apprenticeship 3-4 years (EFZ) / vocational school / trade school.</w:t>
+            </w:r>
+          </w:p>
+        </w:tc>
+      </w:tr>
+      <w:tr>
+        <w:tc>
+          <w:tcPr/>
+          <w:p>
+            <w:pPr>
+              <w:pStyle w:val="Compact"/>
+            </w:pPr>
+          </w:p>
+        </w:tc>
+        <w:tc>
+          <w:tcPr/>
+          <w:p>
+            <w:pPr>
+              <w:pStyle w:val="Compact"/>
+              <w:jc w:val="left"/>
+            </w:pPr>
+            <w:hyperlink r:id="rId84">
+              <w:r>
+                <w:rPr>
+                  <w:rStyle w:val="Hyperlink"/>
+                </w:rPr>
+                <w:t xml:space="preserve">https://register.ld.admin.ch/i14y/concept/LEVEL_EDUC/2220</w:t>
+              </w:r>
+            </w:hyperlink>
           </w:p>
         </w:tc>
       </w:tr>
@@ -10312,30 +10686,35 @@
               <w:jc w:val="left"/>
             </w:pPr>
             <w:r>
-              <w:t xml:space="preserve">https://register.ld.admin.ch/i14y/concept/LEVEL_EDUC/2221</w:t>
-            </w:r>
-          </w:p>
-        </w:tc>
-      </w:tr>
-      <w:tr>
-        <w:tc>
-          <w:tcPr/>
-          <w:p>
-            <w:pPr>
-              <w:pStyle w:val="Compact"/>
-            </w:pPr>
-          </w:p>
-        </w:tc>
-        <w:tc>
-          <w:tcPr/>
-          <w:p>
-            <w:pPr>
-              <w:pStyle w:val="Compact"/>
-              <w:jc w:val="left"/>
-            </w:pPr>
-            <w:r>
-              <w:t xml:space="preserve">Apprenticeship in a company 3-4 years (EFZ)</w:t>
-            </w:r>
+              <w:t xml:space="preserve">Apprenticeship in a company 3-4 years (EFZ).</w:t>
+            </w:r>
+          </w:p>
+        </w:tc>
+      </w:tr>
+      <w:tr>
+        <w:tc>
+          <w:tcPr/>
+          <w:p>
+            <w:pPr>
+              <w:pStyle w:val="Compact"/>
+            </w:pPr>
+          </w:p>
+        </w:tc>
+        <w:tc>
+          <w:tcPr/>
+          <w:p>
+            <w:pPr>
+              <w:pStyle w:val="Compact"/>
+              <w:jc w:val="left"/>
+            </w:pPr>
+            <w:hyperlink r:id="rId85">
+              <w:r>
+                <w:rPr>
+                  <w:rStyle w:val="Hyperlink"/>
+                </w:rPr>
+                <w:t xml:space="preserve">https://register.ld.admin.ch/i14y/concept/LEVEL_EDUC/2221</w:t>
+              </w:r>
+            </w:hyperlink>
           </w:p>
         </w:tc>
       </w:tr>
@@ -10360,30 +10739,35 @@
               <w:jc w:val="left"/>
             </w:pPr>
             <w:r>
-              <w:t xml:space="preserve">https://register.ld.admin.ch/i14y/concept/LEVEL_EDUC/2222</w:t>
-            </w:r>
-          </w:p>
-        </w:tc>
-      </w:tr>
-      <w:tr>
-        <w:tc>
-          <w:tcPr/>
-          <w:p>
-            <w:pPr>
-              <w:pStyle w:val="Compact"/>
-            </w:pPr>
-          </w:p>
-        </w:tc>
-        <w:tc>
-          <w:tcPr/>
-          <w:p>
-            <w:pPr>
-              <w:pStyle w:val="Compact"/>
-              <w:jc w:val="left"/>
-            </w:pPr>
-            <w:r>
-              <w:t xml:space="preserve">Vocational school / trade school 3-4 years</w:t>
-            </w:r>
+              <w:t xml:space="preserve">Vocational school / trade school 3-4 years.</w:t>
+            </w:r>
+          </w:p>
+        </w:tc>
+      </w:tr>
+      <w:tr>
+        <w:tc>
+          <w:tcPr/>
+          <w:p>
+            <w:pPr>
+              <w:pStyle w:val="Compact"/>
+            </w:pPr>
+          </w:p>
+        </w:tc>
+        <w:tc>
+          <w:tcPr/>
+          <w:p>
+            <w:pPr>
+              <w:pStyle w:val="Compact"/>
+              <w:jc w:val="left"/>
+            </w:pPr>
+            <w:hyperlink r:id="rId86">
+              <w:r>
+                <w:rPr>
+                  <w:rStyle w:val="Hyperlink"/>
+                </w:rPr>
+                <w:t xml:space="preserve">https://register.ld.admin.ch/i14y/concept/LEVEL_EDUC/2222</w:t>
+              </w:r>
+            </w:hyperlink>
           </w:p>
         </w:tc>
       </w:tr>
@@ -10408,30 +10792,35 @@
               <w:jc w:val="left"/>
             </w:pPr>
             <w:r>
-              <w:t xml:space="preserve">https://register.ld.admin.ch/i14y/concept/LEVEL_EDUC/24</w:t>
-            </w:r>
-          </w:p>
-        </w:tc>
-      </w:tr>
-      <w:tr>
-        <w:tc>
-          <w:tcPr/>
-          <w:p>
-            <w:pPr>
-              <w:pStyle w:val="Compact"/>
-            </w:pPr>
-          </w:p>
-        </w:tc>
-        <w:tc>
-          <w:tcPr/>
-          <w:p>
-            <w:pPr>
-              <w:pStyle w:val="Compact"/>
-              <w:jc w:val="left"/>
-            </w:pPr>
-            <w:r>
-              <w:t xml:space="preserve">Upper secondary level - general education</w:t>
-            </w:r>
+              <w:t xml:space="preserve">Upper secondary level - general education.</w:t>
+            </w:r>
+          </w:p>
+        </w:tc>
+      </w:tr>
+      <w:tr>
+        <w:tc>
+          <w:tcPr/>
+          <w:p>
+            <w:pPr>
+              <w:pStyle w:val="Compact"/>
+            </w:pPr>
+          </w:p>
+        </w:tc>
+        <w:tc>
+          <w:tcPr/>
+          <w:p>
+            <w:pPr>
+              <w:pStyle w:val="Compact"/>
+              <w:jc w:val="left"/>
+            </w:pPr>
+            <w:hyperlink r:id="rId87">
+              <w:r>
+                <w:rPr>
+                  <w:rStyle w:val="Hyperlink"/>
+                </w:rPr>
+                <w:t xml:space="preserve">https://register.ld.admin.ch/i14y/concept/LEVEL_EDUC/24</w:t>
+              </w:r>
+            </w:hyperlink>
           </w:p>
         </w:tc>
       </w:tr>
@@ -10456,30 +10845,35 @@
               <w:jc w:val="left"/>
             </w:pPr>
             <w:r>
-              <w:t xml:space="preserve">https://register.ld.admin.ch/i14y/concept/LEVEL_EDUC/241</w:t>
-            </w:r>
-          </w:p>
-        </w:tc>
-      </w:tr>
-      <w:tr>
-        <w:tc>
-          <w:tcPr/>
-          <w:p>
-            <w:pPr>
-              <w:pStyle w:val="Compact"/>
-            </w:pPr>
-          </w:p>
-        </w:tc>
-        <w:tc>
-          <w:tcPr/>
-          <w:p>
-            <w:pPr>
-              <w:pStyle w:val="Compact"/>
-              <w:jc w:val="left"/>
-            </w:pPr>
-            <w:r>
-              <w:t xml:space="preserve">Upper secondary specialised schools / diploma middle school</w:t>
-            </w:r>
+              <w:t xml:space="preserve">Upper secondary specialised schools / diploma middle school.</w:t>
+            </w:r>
+          </w:p>
+        </w:tc>
+      </w:tr>
+      <w:tr>
+        <w:tc>
+          <w:tcPr/>
+          <w:p>
+            <w:pPr>
+              <w:pStyle w:val="Compact"/>
+            </w:pPr>
+          </w:p>
+        </w:tc>
+        <w:tc>
+          <w:tcPr/>
+          <w:p>
+            <w:pPr>
+              <w:pStyle w:val="Compact"/>
+              <w:jc w:val="left"/>
+            </w:pPr>
+            <w:hyperlink r:id="rId88">
+              <w:r>
+                <w:rPr>
+                  <w:rStyle w:val="Hyperlink"/>
+                </w:rPr>
+                <w:t xml:space="preserve">https://register.ld.admin.ch/i14y/concept/LEVEL_EDUC/241</w:t>
+              </w:r>
+            </w:hyperlink>
           </w:p>
         </w:tc>
       </w:tr>
@@ -10504,30 +10898,35 @@
               <w:jc w:val="left"/>
             </w:pPr>
             <w:r>
-              <w:t xml:space="preserve">https://register.ld.admin.ch/i14y/concept/LEVEL_EDUC/2411</w:t>
-            </w:r>
-          </w:p>
-        </w:tc>
-      </w:tr>
-      <w:tr>
-        <w:tc>
-          <w:tcPr/>
-          <w:p>
-            <w:pPr>
-              <w:pStyle w:val="Compact"/>
-            </w:pPr>
-          </w:p>
-        </w:tc>
-        <w:tc>
-          <w:tcPr/>
-          <w:p>
-            <w:pPr>
-              <w:pStyle w:val="Compact"/>
-              <w:jc w:val="left"/>
-            </w:pPr>
-            <w:r>
-              <w:t xml:space="preserve">Upper secondary specialised schools / diploma middle school 2 years</w:t>
-            </w:r>
+              <w:t xml:space="preserve">Upper secondary specialised schools / diploma middle school 2 years.</w:t>
+            </w:r>
+          </w:p>
+        </w:tc>
+      </w:tr>
+      <w:tr>
+        <w:tc>
+          <w:tcPr/>
+          <w:p>
+            <w:pPr>
+              <w:pStyle w:val="Compact"/>
+            </w:pPr>
+          </w:p>
+        </w:tc>
+        <w:tc>
+          <w:tcPr/>
+          <w:p>
+            <w:pPr>
+              <w:pStyle w:val="Compact"/>
+              <w:jc w:val="left"/>
+            </w:pPr>
+            <w:hyperlink r:id="rId89">
+              <w:r>
+                <w:rPr>
+                  <w:rStyle w:val="Hyperlink"/>
+                </w:rPr>
+                <w:t xml:space="preserve">https://register.ld.admin.ch/i14y/concept/LEVEL_EDUC/2411</w:t>
+              </w:r>
+            </w:hyperlink>
           </w:p>
         </w:tc>
       </w:tr>
@@ -10552,30 +10951,35 @@
               <w:jc w:val="left"/>
             </w:pPr>
             <w:r>
-              <w:t xml:space="preserve">https://register.ld.admin.ch/i14y/concept/LEVEL_EDUC/2412</w:t>
-            </w:r>
-          </w:p>
-        </w:tc>
-      </w:tr>
-      <w:tr>
-        <w:tc>
-          <w:tcPr/>
-          <w:p>
-            <w:pPr>
-              <w:pStyle w:val="Compact"/>
-            </w:pPr>
-          </w:p>
-        </w:tc>
-        <w:tc>
-          <w:tcPr/>
-          <w:p>
-            <w:pPr>
-              <w:pStyle w:val="Compact"/>
-              <w:jc w:val="left"/>
-            </w:pPr>
-            <w:r>
-              <w:t xml:space="preserve">Upper secondary specialised schools / diploma middle school 3 years</w:t>
-            </w:r>
+              <w:t xml:space="preserve">Upper secondary specialised schools / diploma middle school 3 years.</w:t>
+            </w:r>
+          </w:p>
+        </w:tc>
+      </w:tr>
+      <w:tr>
+        <w:tc>
+          <w:tcPr/>
+          <w:p>
+            <w:pPr>
+              <w:pStyle w:val="Compact"/>
+            </w:pPr>
+          </w:p>
+        </w:tc>
+        <w:tc>
+          <w:tcPr/>
+          <w:p>
+            <w:pPr>
+              <w:pStyle w:val="Compact"/>
+              <w:jc w:val="left"/>
+            </w:pPr>
+            <w:hyperlink r:id="rId90">
+              <w:r>
+                <w:rPr>
+                  <w:rStyle w:val="Hyperlink"/>
+                </w:rPr>
+                <w:t xml:space="preserve">https://register.ld.admin.ch/i14y/concept/LEVEL_EDUC/2412</w:t>
+              </w:r>
+            </w:hyperlink>
           </w:p>
         </w:tc>
       </w:tr>
@@ -10600,30 +11004,35 @@
               <w:jc w:val="left"/>
             </w:pPr>
             <w:r>
-              <w:t xml:space="preserve">https://register.ld.admin.ch/i14y/concept/LEVEL_EDUC/242</w:t>
-            </w:r>
-          </w:p>
-        </w:tc>
-      </w:tr>
-      <w:tr>
-        <w:tc>
-          <w:tcPr/>
-          <w:p>
-            <w:pPr>
-              <w:pStyle w:val="Compact"/>
-            </w:pPr>
-          </w:p>
-        </w:tc>
-        <w:tc>
-          <w:tcPr/>
-          <w:p>
-            <w:pPr>
-              <w:pStyle w:val="Compact"/>
-              <w:jc w:val="left"/>
-            </w:pPr>
-            <w:r>
-              <w:t xml:space="preserve">Baccalaureate / teaching diploma</w:t>
-            </w:r>
+              <w:t xml:space="preserve">Baccalaureate / teaching diploma.</w:t>
+            </w:r>
+          </w:p>
+        </w:tc>
+      </w:tr>
+      <w:tr>
+        <w:tc>
+          <w:tcPr/>
+          <w:p>
+            <w:pPr>
+              <w:pStyle w:val="Compact"/>
+            </w:pPr>
+          </w:p>
+        </w:tc>
+        <w:tc>
+          <w:tcPr/>
+          <w:p>
+            <w:pPr>
+              <w:pStyle w:val="Compact"/>
+              <w:jc w:val="left"/>
+            </w:pPr>
+            <w:hyperlink r:id="rId91">
+              <w:r>
+                <w:rPr>
+                  <w:rStyle w:val="Hyperlink"/>
+                </w:rPr>
+                <w:t xml:space="preserve">https://register.ld.admin.ch/i14y/concept/LEVEL_EDUC/242</w:t>
+              </w:r>
+            </w:hyperlink>
           </w:p>
         </w:tc>
       </w:tr>
@@ -10648,30 +11057,35 @@
               <w:jc w:val="left"/>
             </w:pPr>
             <w:r>
-              <w:t xml:space="preserve">https://register.ld.admin.ch/i14y/concept/LEVEL_EDUC/2421</w:t>
-            </w:r>
-          </w:p>
-        </w:tc>
-      </w:tr>
-      <w:tr>
-        <w:tc>
-          <w:tcPr/>
-          <w:p>
-            <w:pPr>
-              <w:pStyle w:val="Compact"/>
-            </w:pPr>
-          </w:p>
-        </w:tc>
-        <w:tc>
-          <w:tcPr/>
-          <w:p>
-            <w:pPr>
-              <w:pStyle w:val="Compact"/>
-              <w:jc w:val="left"/>
-            </w:pPr>
-            <w:r>
-              <w:t xml:space="preserve">Baccalaureate</w:t>
-            </w:r>
+              <w:t xml:space="preserve">Baccalaureate.</w:t>
+            </w:r>
+          </w:p>
+        </w:tc>
+      </w:tr>
+      <w:tr>
+        <w:tc>
+          <w:tcPr/>
+          <w:p>
+            <w:pPr>
+              <w:pStyle w:val="Compact"/>
+            </w:pPr>
+          </w:p>
+        </w:tc>
+        <w:tc>
+          <w:tcPr/>
+          <w:p>
+            <w:pPr>
+              <w:pStyle w:val="Compact"/>
+              <w:jc w:val="left"/>
+            </w:pPr>
+            <w:hyperlink r:id="rId92">
+              <w:r>
+                <w:rPr>
+                  <w:rStyle w:val="Hyperlink"/>
+                </w:rPr>
+                <w:t xml:space="preserve">https://register.ld.admin.ch/i14y/concept/LEVEL_EDUC/2421</w:t>
+              </w:r>
+            </w:hyperlink>
           </w:p>
         </w:tc>
       </w:tr>
@@ -10696,30 +11110,35 @@
               <w:jc w:val="left"/>
             </w:pPr>
             <w:r>
-              <w:t xml:space="preserve">https://register.ld.admin.ch/i14y/concept/LEVEL_EDUC/2422</w:t>
-            </w:r>
-          </w:p>
-        </w:tc>
-      </w:tr>
-      <w:tr>
-        <w:tc>
-          <w:tcPr/>
-          <w:p>
-            <w:pPr>
-              <w:pStyle w:val="Compact"/>
-            </w:pPr>
-          </w:p>
-        </w:tc>
-        <w:tc>
-          <w:tcPr/>
-          <w:p>
-            <w:pPr>
-              <w:pStyle w:val="Compact"/>
-              <w:jc w:val="left"/>
-            </w:pPr>
-            <w:r>
-              <w:t xml:space="preserve">Teaching diploma</w:t>
-            </w:r>
+              <w:t xml:space="preserve">Teaching diploma.</w:t>
+            </w:r>
+          </w:p>
+        </w:tc>
+      </w:tr>
+      <w:tr>
+        <w:tc>
+          <w:tcPr/>
+          <w:p>
+            <w:pPr>
+              <w:pStyle w:val="Compact"/>
+            </w:pPr>
+          </w:p>
+        </w:tc>
+        <w:tc>
+          <w:tcPr/>
+          <w:p>
+            <w:pPr>
+              <w:pStyle w:val="Compact"/>
+              <w:jc w:val="left"/>
+            </w:pPr>
+            <w:hyperlink r:id="rId93">
+              <w:r>
+                <w:rPr>
+                  <w:rStyle w:val="Hyperlink"/>
+                </w:rPr>
+                <w:t xml:space="preserve">https://register.ld.admin.ch/i14y/concept/LEVEL_EDUC/2422</w:t>
+              </w:r>
+            </w:hyperlink>
           </w:p>
         </w:tc>
       </w:tr>
@@ -10744,30 +11163,35 @@
               <w:jc w:val="left"/>
             </w:pPr>
             <w:r>
-              <w:t xml:space="preserve">https://register.ld.admin.ch/i14y/concept/LEVEL_EDUC/243</w:t>
-            </w:r>
-          </w:p>
-        </w:tc>
-      </w:tr>
-      <w:tr>
-        <w:tc>
-          <w:tcPr/>
-          <w:p>
-            <w:pPr>
-              <w:pStyle w:val="Compact"/>
-            </w:pPr>
-          </w:p>
-        </w:tc>
-        <w:tc>
-          <w:tcPr/>
-          <w:p>
-            <w:pPr>
-              <w:pStyle w:val="Compact"/>
-              <w:jc w:val="left"/>
-            </w:pPr>
-            <w:r>
-              <w:t xml:space="preserve">Vocational / specialised baccalaureate</w:t>
-            </w:r>
+              <w:t xml:space="preserve">Vocational / specialised baccalaureate.</w:t>
+            </w:r>
+          </w:p>
+        </w:tc>
+      </w:tr>
+      <w:tr>
+        <w:tc>
+          <w:tcPr/>
+          <w:p>
+            <w:pPr>
+              <w:pStyle w:val="Compact"/>
+            </w:pPr>
+          </w:p>
+        </w:tc>
+        <w:tc>
+          <w:tcPr/>
+          <w:p>
+            <w:pPr>
+              <w:pStyle w:val="Compact"/>
+              <w:jc w:val="left"/>
+            </w:pPr>
+            <w:hyperlink r:id="rId94">
+              <w:r>
+                <w:rPr>
+                  <w:rStyle w:val="Hyperlink"/>
+                </w:rPr>
+                <w:t xml:space="preserve">https://register.ld.admin.ch/i14y/concept/LEVEL_EDUC/243</w:t>
+              </w:r>
+            </w:hyperlink>
           </w:p>
         </w:tc>
       </w:tr>
@@ -10792,30 +11216,35 @@
               <w:jc w:val="left"/>
             </w:pPr>
             <w:r>
-              <w:t xml:space="preserve">https://register.ld.admin.ch/i14y/concept/LEVEL_EDUC/2431</w:t>
-            </w:r>
-          </w:p>
-        </w:tc>
-      </w:tr>
-      <w:tr>
-        <w:tc>
-          <w:tcPr/>
-          <w:p>
-            <w:pPr>
-              <w:pStyle w:val="Compact"/>
-            </w:pPr>
-          </w:p>
-        </w:tc>
-        <w:tc>
-          <w:tcPr/>
-          <w:p>
-            <w:pPr>
-              <w:pStyle w:val="Compact"/>
-              <w:jc w:val="left"/>
-            </w:pPr>
-            <w:r>
-              <w:t xml:space="preserve">Vocational baccalaureate</w:t>
-            </w:r>
+              <w:t xml:space="preserve">Vocational baccalaureate.</w:t>
+            </w:r>
+          </w:p>
+        </w:tc>
+      </w:tr>
+      <w:tr>
+        <w:tc>
+          <w:tcPr/>
+          <w:p>
+            <w:pPr>
+              <w:pStyle w:val="Compact"/>
+            </w:pPr>
+          </w:p>
+        </w:tc>
+        <w:tc>
+          <w:tcPr/>
+          <w:p>
+            <w:pPr>
+              <w:pStyle w:val="Compact"/>
+              <w:jc w:val="left"/>
+            </w:pPr>
+            <w:hyperlink r:id="rId95">
+              <w:r>
+                <w:rPr>
+                  <w:rStyle w:val="Hyperlink"/>
+                </w:rPr>
+                <w:t xml:space="preserve">https://register.ld.admin.ch/i14y/concept/LEVEL_EDUC/2431</w:t>
+              </w:r>
+            </w:hyperlink>
           </w:p>
         </w:tc>
       </w:tr>
@@ -10840,30 +11269,35 @@
               <w:jc w:val="left"/>
             </w:pPr>
             <w:r>
-              <w:t xml:space="preserve">https://register.ld.admin.ch/i14y/concept/LEVEL_EDUC/2432</w:t>
-            </w:r>
-          </w:p>
-        </w:tc>
-      </w:tr>
-      <w:tr>
-        <w:tc>
-          <w:tcPr/>
-          <w:p>
-            <w:pPr>
-              <w:pStyle w:val="Compact"/>
-            </w:pPr>
-          </w:p>
-        </w:tc>
-        <w:tc>
-          <w:tcPr/>
-          <w:p>
-            <w:pPr>
-              <w:pStyle w:val="Compact"/>
-              <w:jc w:val="left"/>
-            </w:pPr>
-            <w:r>
-              <w:t xml:space="preserve">Specialised baccalaureate</w:t>
-            </w:r>
+              <w:t xml:space="preserve">Specialised baccalaureate.</w:t>
+            </w:r>
+          </w:p>
+        </w:tc>
+      </w:tr>
+      <w:tr>
+        <w:tc>
+          <w:tcPr/>
+          <w:p>
+            <w:pPr>
+              <w:pStyle w:val="Compact"/>
+            </w:pPr>
+          </w:p>
+        </w:tc>
+        <w:tc>
+          <w:tcPr/>
+          <w:p>
+            <w:pPr>
+              <w:pStyle w:val="Compact"/>
+              <w:jc w:val="left"/>
+            </w:pPr>
+            <w:hyperlink r:id="rId96">
+              <w:r>
+                <w:rPr>
+                  <w:rStyle w:val="Hyperlink"/>
+                </w:rPr>
+                <w:t xml:space="preserve">https://register.ld.admin.ch/i14y/concept/LEVEL_EDUC/2432</w:t>
+              </w:r>
+            </w:hyperlink>
           </w:p>
         </w:tc>
       </w:tr>
@@ -10888,30 +11322,35 @@
               <w:jc w:val="left"/>
             </w:pPr>
             <w:r>
-              <w:t xml:space="preserve">https://register.ld.admin.ch/i14y/concept/LEVEL_EDUC/30</w:t>
-            </w:r>
-          </w:p>
-        </w:tc>
-      </w:tr>
-      <w:tr>
-        <w:tc>
-          <w:tcPr/>
-          <w:p>
-            <w:pPr>
-              <w:pStyle w:val="Compact"/>
-            </w:pPr>
-          </w:p>
-        </w:tc>
-        <w:tc>
-          <w:tcPr/>
-          <w:p>
-            <w:pPr>
-              <w:pStyle w:val="Compact"/>
-              <w:jc w:val="left"/>
-            </w:pPr>
-            <w:r>
-              <w:t xml:space="preserve">Tertiary level</w:t>
-            </w:r>
+              <w:t xml:space="preserve">Tertiary level.</w:t>
+            </w:r>
+          </w:p>
+        </w:tc>
+      </w:tr>
+      <w:tr>
+        <w:tc>
+          <w:tcPr/>
+          <w:p>
+            <w:pPr>
+              <w:pStyle w:val="Compact"/>
+            </w:pPr>
+          </w:p>
+        </w:tc>
+        <w:tc>
+          <w:tcPr/>
+          <w:p>
+            <w:pPr>
+              <w:pStyle w:val="Compact"/>
+              <w:jc w:val="left"/>
+            </w:pPr>
+            <w:hyperlink r:id="rId97">
+              <w:r>
+                <w:rPr>
+                  <w:rStyle w:val="Hyperlink"/>
+                </w:rPr>
+                <w:t xml:space="preserve">https://register.ld.admin.ch/i14y/concept/LEVEL_EDUC/30</w:t>
+              </w:r>
+            </w:hyperlink>
           </w:p>
         </w:tc>
       </w:tr>
@@ -10936,30 +11375,35 @@
               <w:jc w:val="left"/>
             </w:pPr>
             <w:r>
-              <w:t xml:space="preserve">https://register.ld.admin.ch/i14y/concept/LEVEL_EDUC/31</w:t>
-            </w:r>
-          </w:p>
-        </w:tc>
-      </w:tr>
-      <w:tr>
-        <w:tc>
-          <w:tcPr/>
-          <w:p>
-            <w:pPr>
-              <w:pStyle w:val="Compact"/>
-            </w:pPr>
-          </w:p>
-        </w:tc>
-        <w:tc>
-          <w:tcPr/>
-          <w:p>
-            <w:pPr>
-              <w:pStyle w:val="Compact"/>
-              <w:jc w:val="left"/>
-            </w:pPr>
-            <w:r>
-              <w:t xml:space="preserve">Professional education</w:t>
-            </w:r>
+              <w:t xml:space="preserve">Professional education.</w:t>
+            </w:r>
+          </w:p>
+        </w:tc>
+      </w:tr>
+      <w:tr>
+        <w:tc>
+          <w:tcPr/>
+          <w:p>
+            <w:pPr>
+              <w:pStyle w:val="Compact"/>
+            </w:pPr>
+          </w:p>
+        </w:tc>
+        <w:tc>
+          <w:tcPr/>
+          <w:p>
+            <w:pPr>
+              <w:pStyle w:val="Compact"/>
+              <w:jc w:val="left"/>
+            </w:pPr>
+            <w:hyperlink r:id="rId98">
+              <w:r>
+                <w:rPr>
+                  <w:rStyle w:val="Hyperlink"/>
+                </w:rPr>
+                <w:t xml:space="preserve">https://register.ld.admin.ch/i14y/concept/LEVEL_EDUC/31</w:t>
+              </w:r>
+            </w:hyperlink>
           </w:p>
         </w:tc>
       </w:tr>
@@ -10984,30 +11428,35 @@
               <w:jc w:val="left"/>
             </w:pPr>
             <w:r>
-              <w:t xml:space="preserve">https://register.ld.admin.ch/i14y/concept/LEVEL_EDUC/310</w:t>
-            </w:r>
-          </w:p>
-        </w:tc>
-      </w:tr>
-      <w:tr>
-        <w:tc>
-          <w:tcPr/>
-          <w:p>
-            <w:pPr>
-              <w:pStyle w:val="Compact"/>
-            </w:pPr>
-          </w:p>
-        </w:tc>
-        <w:tc>
-          <w:tcPr/>
-          <w:p>
-            <w:pPr>
-              <w:pStyle w:val="Compact"/>
-              <w:jc w:val="left"/>
-            </w:pPr>
-            <w:r>
-              <w:t xml:space="preserve">Professional examination with federal diploma / advanced federal diploma / PE…</w:t>
-            </w:r>
+              <w:t xml:space="preserve">Professional examination with federal diploma / advanced federal diploma / PET diploma.</w:t>
+            </w:r>
+          </w:p>
+        </w:tc>
+      </w:tr>
+      <w:tr>
+        <w:tc>
+          <w:tcPr/>
+          <w:p>
+            <w:pPr>
+              <w:pStyle w:val="Compact"/>
+            </w:pPr>
+          </w:p>
+        </w:tc>
+        <w:tc>
+          <w:tcPr/>
+          <w:p>
+            <w:pPr>
+              <w:pStyle w:val="Compact"/>
+              <w:jc w:val="left"/>
+            </w:pPr>
+            <w:hyperlink r:id="rId99">
+              <w:r>
+                <w:rPr>
+                  <w:rStyle w:val="Hyperlink"/>
+                </w:rPr>
+                <w:t xml:space="preserve">https://register.ld.admin.ch/i14y/concept/LEVEL_EDUC/310</w:t>
+              </w:r>
+            </w:hyperlink>
           </w:p>
         </w:tc>
       </w:tr>
@@ -11032,30 +11481,35 @@
               <w:jc w:val="left"/>
             </w:pPr>
             <w:r>
-              <w:t xml:space="preserve">https://register.ld.admin.ch/i14y/concept/LEVEL_EDUC/311</w:t>
-            </w:r>
-          </w:p>
-        </w:tc>
-      </w:tr>
-      <w:tr>
-        <w:tc>
-          <w:tcPr/>
-          <w:p>
-            <w:pPr>
-              <w:pStyle w:val="Compact"/>
-            </w:pPr>
-          </w:p>
-        </w:tc>
-        <w:tc>
-          <w:tcPr/>
-          <w:p>
-            <w:pPr>
-              <w:pStyle w:val="Compact"/>
-              <w:jc w:val="left"/>
-            </w:pPr>
-            <w:r>
-              <w:t xml:space="preserve">Professional examination with federal diploma of higher education</w:t>
-            </w:r>
+              <w:t xml:space="preserve">Professional examination with federal diploma of higher education.</w:t>
+            </w:r>
+          </w:p>
+        </w:tc>
+      </w:tr>
+      <w:tr>
+        <w:tc>
+          <w:tcPr/>
+          <w:p>
+            <w:pPr>
+              <w:pStyle w:val="Compact"/>
+            </w:pPr>
+          </w:p>
+        </w:tc>
+        <w:tc>
+          <w:tcPr/>
+          <w:p>
+            <w:pPr>
+              <w:pStyle w:val="Compact"/>
+              <w:jc w:val="left"/>
+            </w:pPr>
+            <w:hyperlink r:id="rId100">
+              <w:r>
+                <w:rPr>
+                  <w:rStyle w:val="Hyperlink"/>
+                </w:rPr>
+                <w:t xml:space="preserve">https://register.ld.admin.ch/i14y/concept/LEVEL_EDUC/311</w:t>
+              </w:r>
+            </w:hyperlink>
           </w:p>
         </w:tc>
       </w:tr>
@@ -11080,30 +11534,35 @@
               <w:jc w:val="left"/>
             </w:pPr>
             <w:r>
-              <w:t xml:space="preserve">https://register.ld.admin.ch/i14y/concept/LEVEL_EDUC/312</w:t>
-            </w:r>
-          </w:p>
-        </w:tc>
-      </w:tr>
-      <w:tr>
-        <w:tc>
-          <w:tcPr/>
-          <w:p>
-            <w:pPr>
-              <w:pStyle w:val="Compact"/>
-            </w:pPr>
-          </w:p>
-        </w:tc>
-        <w:tc>
-          <w:tcPr/>
-          <w:p>
-            <w:pPr>
-              <w:pStyle w:val="Compact"/>
-              <w:jc w:val="left"/>
-            </w:pPr>
-            <w:r>
-              <w:t xml:space="preserve">Professional examination with advanced federal diploma of higher education / …</w:t>
-            </w:r>
+              <w:t xml:space="preserve">Professional examination with advanced federal diploma of higher education / PET diploma.</w:t>
+            </w:r>
+          </w:p>
+        </w:tc>
+      </w:tr>
+      <w:tr>
+        <w:tc>
+          <w:tcPr/>
+          <w:p>
+            <w:pPr>
+              <w:pStyle w:val="Compact"/>
+            </w:pPr>
+          </w:p>
+        </w:tc>
+        <w:tc>
+          <w:tcPr/>
+          <w:p>
+            <w:pPr>
+              <w:pStyle w:val="Compact"/>
+              <w:jc w:val="left"/>
+            </w:pPr>
+            <w:hyperlink r:id="rId101">
+              <w:r>
+                <w:rPr>
+                  <w:rStyle w:val="Hyperlink"/>
+                </w:rPr>
+                <w:t xml:space="preserve">https://register.ld.admin.ch/i14y/concept/LEVEL_EDUC/312</w:t>
+              </w:r>
+            </w:hyperlink>
           </w:p>
         </w:tc>
       </w:tr>
@@ -11128,30 +11587,35 @@
               <w:jc w:val="left"/>
             </w:pPr>
             <w:r>
-              <w:t xml:space="preserve">https://register.ld.admin.ch/i14y/concept/LEVEL_EDUC/313</w:t>
-            </w:r>
-          </w:p>
-        </w:tc>
-      </w:tr>
-      <w:tr>
-        <w:tc>
-          <w:tcPr/>
-          <w:p>
-            <w:pPr>
-              <w:pStyle w:val="Compact"/>
-            </w:pPr>
-          </w:p>
-        </w:tc>
-        <w:tc>
-          <w:tcPr/>
-          <w:p>
-            <w:pPr>
-              <w:pStyle w:val="Compact"/>
-              <w:jc w:val="left"/>
-            </w:pPr>
-            <w:r>
-              <w:t xml:space="preserve">College of Higher Education</w:t>
-            </w:r>
+              <w:t xml:space="preserve">College of Higher Education.</w:t>
+            </w:r>
+          </w:p>
+        </w:tc>
+      </w:tr>
+      <w:tr>
+        <w:tc>
+          <w:tcPr/>
+          <w:p>
+            <w:pPr>
+              <w:pStyle w:val="Compact"/>
+            </w:pPr>
+          </w:p>
+        </w:tc>
+        <w:tc>
+          <w:tcPr/>
+          <w:p>
+            <w:pPr>
+              <w:pStyle w:val="Compact"/>
+              <w:jc w:val="left"/>
+            </w:pPr>
+            <w:hyperlink r:id="rId102">
+              <w:r>
+                <w:rPr>
+                  <w:rStyle w:val="Hyperlink"/>
+                </w:rPr>
+                <w:t xml:space="preserve">https://register.ld.admin.ch/i14y/concept/LEVEL_EDUC/313</w:t>
+              </w:r>
+            </w:hyperlink>
           </w:p>
         </w:tc>
       </w:tr>
@@ -11176,30 +11640,35 @@
               <w:jc w:val="left"/>
             </w:pPr>
             <w:r>
-              <w:t xml:space="preserve">https://register.ld.admin.ch/i14y/concept/LEVEL_EDUC/3131</w:t>
-            </w:r>
-          </w:p>
-        </w:tc>
-      </w:tr>
-      <w:tr>
-        <w:tc>
-          <w:tcPr/>
-          <w:p>
-            <w:pPr>
-              <w:pStyle w:val="Compact"/>
-            </w:pPr>
-          </w:p>
-        </w:tc>
-        <w:tc>
-          <w:tcPr/>
-          <w:p>
-            <w:pPr>
-              <w:pStyle w:val="Compact"/>
-              <w:jc w:val="left"/>
-            </w:pPr>
-            <w:r>
-              <w:t xml:space="preserve">College of Higher Education 2 years full time or 3 years part-time</w:t>
-            </w:r>
+              <w:t xml:space="preserve">College of Higher Education 2 years full time or 3 years part-time.</w:t>
+            </w:r>
+          </w:p>
+        </w:tc>
+      </w:tr>
+      <w:tr>
+        <w:tc>
+          <w:tcPr/>
+          <w:p>
+            <w:pPr>
+              <w:pStyle w:val="Compact"/>
+            </w:pPr>
+          </w:p>
+        </w:tc>
+        <w:tc>
+          <w:tcPr/>
+          <w:p>
+            <w:pPr>
+              <w:pStyle w:val="Compact"/>
+              <w:jc w:val="left"/>
+            </w:pPr>
+            <w:hyperlink r:id="rId103">
+              <w:r>
+                <w:rPr>
+                  <w:rStyle w:val="Hyperlink"/>
+                </w:rPr>
+                <w:t xml:space="preserve">https://register.ld.admin.ch/i14y/concept/LEVEL_EDUC/3131</w:t>
+              </w:r>
+            </w:hyperlink>
           </w:p>
         </w:tc>
       </w:tr>
@@ -11224,30 +11693,35 @@
               <w:jc w:val="left"/>
             </w:pPr>
             <w:r>
-              <w:t xml:space="preserve">https://register.ld.admin.ch/i14y/concept/LEVEL_EDUC/3132</w:t>
-            </w:r>
-          </w:p>
-        </w:tc>
-      </w:tr>
-      <w:tr>
-        <w:tc>
-          <w:tcPr/>
-          <w:p>
-            <w:pPr>
-              <w:pStyle w:val="Compact"/>
-            </w:pPr>
-          </w:p>
-        </w:tc>
-        <w:tc>
-          <w:tcPr/>
-          <w:p>
-            <w:pPr>
-              <w:pStyle w:val="Compact"/>
-              <w:jc w:val="left"/>
-            </w:pPr>
-            <w:r>
-              <w:t xml:space="preserve">College of Higher Education 3 years full time or 4 years part-time</w:t>
-            </w:r>
+              <w:t xml:space="preserve">College of Higher Education 3 years full time or 4 years part-time.</w:t>
+            </w:r>
+          </w:p>
+        </w:tc>
+      </w:tr>
+      <w:tr>
+        <w:tc>
+          <w:tcPr/>
+          <w:p>
+            <w:pPr>
+              <w:pStyle w:val="Compact"/>
+            </w:pPr>
+          </w:p>
+        </w:tc>
+        <w:tc>
+          <w:tcPr/>
+          <w:p>
+            <w:pPr>
+              <w:pStyle w:val="Compact"/>
+              <w:jc w:val="left"/>
+            </w:pPr>
+            <w:hyperlink r:id="rId104">
+              <w:r>
+                <w:rPr>
+                  <w:rStyle w:val="Hyperlink"/>
+                </w:rPr>
+                <w:t xml:space="preserve">https://register.ld.admin.ch/i14y/concept/LEVEL_EDUC/3132</w:t>
+              </w:r>
+            </w:hyperlink>
           </w:p>
         </w:tc>
       </w:tr>
@@ -11272,30 +11746,35 @@
               <w:jc w:val="left"/>
             </w:pPr>
             <w:r>
-              <w:t xml:space="preserve">https://register.ld.admin.ch/i14y/concept/LEVEL_EDUC/32</w:t>
-            </w:r>
-          </w:p>
-        </w:tc>
-      </w:tr>
-      <w:tr>
-        <w:tc>
-          <w:tcPr/>
-          <w:p>
-            <w:pPr>
-              <w:pStyle w:val="Compact"/>
-            </w:pPr>
-          </w:p>
-        </w:tc>
-        <w:tc>
-          <w:tcPr/>
-          <w:p>
-            <w:pPr>
-              <w:pStyle w:val="Compact"/>
-              <w:jc w:val="left"/>
-            </w:pPr>
-            <w:r>
-              <w:t xml:space="preserve">Higher education institutions</w:t>
-            </w:r>
+              <w:t xml:space="preserve">Higher education institutions.</w:t>
+            </w:r>
+          </w:p>
+        </w:tc>
+      </w:tr>
+      <w:tr>
+        <w:tc>
+          <w:tcPr/>
+          <w:p>
+            <w:pPr>
+              <w:pStyle w:val="Compact"/>
+            </w:pPr>
+          </w:p>
+        </w:tc>
+        <w:tc>
+          <w:tcPr/>
+          <w:p>
+            <w:pPr>
+              <w:pStyle w:val="Compact"/>
+              <w:jc w:val="left"/>
+            </w:pPr>
+            <w:hyperlink r:id="rId105">
+              <w:r>
+                <w:rPr>
+                  <w:rStyle w:val="Hyperlink"/>
+                </w:rPr>
+                <w:t xml:space="preserve">https://register.ld.admin.ch/i14y/concept/LEVEL_EDUC/32</w:t>
+              </w:r>
+            </w:hyperlink>
           </w:p>
         </w:tc>
       </w:tr>
@@ -11320,30 +11799,35 @@
               <w:jc w:val="left"/>
             </w:pPr>
             <w:r>
-              <w:t xml:space="preserve">https://register.ld.admin.ch/i14y/concept/LEVEL_EDUC/321</w:t>
-            </w:r>
-          </w:p>
-        </w:tc>
-      </w:tr>
-      <w:tr>
-        <w:tc>
-          <w:tcPr/>
-          <w:p>
-            <w:pPr>
-              <w:pStyle w:val="Compact"/>
-            </w:pPr>
-          </w:p>
-        </w:tc>
-        <w:tc>
-          <w:tcPr/>
-          <w:p>
-            <w:pPr>
-              <w:pStyle w:val="Compact"/>
-              <w:jc w:val="left"/>
-            </w:pPr>
-            <w:r>
-              <w:t xml:space="preserve">Bachelor universities, institutes of technology, universities of applied scie…</w:t>
-            </w:r>
+              <w:t xml:space="preserve">Bachelor universities, institutes of technology, universities of applied sciences, universities of teacher education.</w:t>
+            </w:r>
+          </w:p>
+        </w:tc>
+      </w:tr>
+      <w:tr>
+        <w:tc>
+          <w:tcPr/>
+          <w:p>
+            <w:pPr>
+              <w:pStyle w:val="Compact"/>
+            </w:pPr>
+          </w:p>
+        </w:tc>
+        <w:tc>
+          <w:tcPr/>
+          <w:p>
+            <w:pPr>
+              <w:pStyle w:val="Compact"/>
+              <w:jc w:val="left"/>
+            </w:pPr>
+            <w:hyperlink r:id="rId106">
+              <w:r>
+                <w:rPr>
+                  <w:rStyle w:val="Hyperlink"/>
+                </w:rPr>
+                <w:t xml:space="preserve">https://register.ld.admin.ch/i14y/concept/LEVEL_EDUC/321</w:t>
+              </w:r>
+            </w:hyperlink>
           </w:p>
         </w:tc>
       </w:tr>
@@ -11368,30 +11852,35 @@
               <w:jc w:val="left"/>
             </w:pPr>
             <w:r>
-              <w:t xml:space="preserve">https://register.ld.admin.ch/i14y/concept/LEVEL_EDUC/3211</w:t>
-            </w:r>
-          </w:p>
-        </w:tc>
-      </w:tr>
-      <w:tr>
-        <w:tc>
-          <w:tcPr/>
-          <w:p>
-            <w:pPr>
-              <w:pStyle w:val="Compact"/>
-            </w:pPr>
-          </w:p>
-        </w:tc>
-        <w:tc>
-          <w:tcPr/>
-          <w:p>
-            <w:pPr>
-              <w:pStyle w:val="Compact"/>
-              <w:jc w:val="left"/>
-            </w:pPr>
-            <w:r>
-              <w:t xml:space="preserve">Bachelor universities of applied sciences (including UAS diploma)</w:t>
-            </w:r>
+              <w:t xml:space="preserve">Bachelor universities of applied sciences (including UAS diploma).</w:t>
+            </w:r>
+          </w:p>
+        </w:tc>
+      </w:tr>
+      <w:tr>
+        <w:tc>
+          <w:tcPr/>
+          <w:p>
+            <w:pPr>
+              <w:pStyle w:val="Compact"/>
+            </w:pPr>
+          </w:p>
+        </w:tc>
+        <w:tc>
+          <w:tcPr/>
+          <w:p>
+            <w:pPr>
+              <w:pStyle w:val="Compact"/>
+              <w:jc w:val="left"/>
+            </w:pPr>
+            <w:hyperlink r:id="rId107">
+              <w:r>
+                <w:rPr>
+                  <w:rStyle w:val="Hyperlink"/>
+                </w:rPr>
+                <w:t xml:space="preserve">https://register.ld.admin.ch/i14y/concept/LEVEL_EDUC/3211</w:t>
+              </w:r>
+            </w:hyperlink>
           </w:p>
         </w:tc>
       </w:tr>
@@ -11416,30 +11905,35 @@
               <w:jc w:val="left"/>
             </w:pPr>
             <w:r>
-              <w:t xml:space="preserve">https://register.ld.admin.ch/i14y/concept/LEVEL_EDUC/3212</w:t>
-            </w:r>
-          </w:p>
-        </w:tc>
-      </w:tr>
-      <w:tr>
-        <w:tc>
-          <w:tcPr/>
-          <w:p>
-            <w:pPr>
-              <w:pStyle w:val="Compact"/>
-            </w:pPr>
-          </w:p>
-        </w:tc>
-        <w:tc>
-          <w:tcPr/>
-          <w:p>
-            <w:pPr>
-              <w:pStyle w:val="Compact"/>
-              <w:jc w:val="left"/>
-            </w:pPr>
-            <w:r>
-              <w:t xml:space="preserve">Bachelor universities of teacher education (including UTE first degree)</w:t>
-            </w:r>
+              <w:t xml:space="preserve">Bachelor universities of teacher education (including UTE first degree).</w:t>
+            </w:r>
+          </w:p>
+        </w:tc>
+      </w:tr>
+      <w:tr>
+        <w:tc>
+          <w:tcPr/>
+          <w:p>
+            <w:pPr>
+              <w:pStyle w:val="Compact"/>
+            </w:pPr>
+          </w:p>
+        </w:tc>
+        <w:tc>
+          <w:tcPr/>
+          <w:p>
+            <w:pPr>
+              <w:pStyle w:val="Compact"/>
+              <w:jc w:val="left"/>
+            </w:pPr>
+            <w:hyperlink r:id="rId108">
+              <w:r>
+                <w:rPr>
+                  <w:rStyle w:val="Hyperlink"/>
+                </w:rPr>
+                <w:t xml:space="preserve">https://register.ld.admin.ch/i14y/concept/LEVEL_EDUC/3212</w:t>
+              </w:r>
+            </w:hyperlink>
           </w:p>
         </w:tc>
       </w:tr>
@@ -11464,30 +11958,35 @@
               <w:jc w:val="left"/>
             </w:pPr>
             <w:r>
-              <w:t xml:space="preserve">https://register.ld.admin.ch/i14y/concept/LEVEL_EDUC/3213</w:t>
-            </w:r>
-          </w:p>
-        </w:tc>
-      </w:tr>
-      <w:tr>
-        <w:tc>
-          <w:tcPr/>
-          <w:p>
-            <w:pPr>
-              <w:pStyle w:val="Compact"/>
-            </w:pPr>
-          </w:p>
-        </w:tc>
-        <w:tc>
-          <w:tcPr/>
-          <w:p>
-            <w:pPr>
-              <w:pStyle w:val="Compact"/>
-              <w:jc w:val="left"/>
-            </w:pPr>
-            <w:r>
-              <w:t xml:space="preserve">Bachelor universities, institutes of technology (UIT)</w:t>
-            </w:r>
+              <w:t xml:space="preserve">Bachelor universities, institutes of technology (UIT).</w:t>
+            </w:r>
+          </w:p>
+        </w:tc>
+      </w:tr>
+      <w:tr>
+        <w:tc>
+          <w:tcPr/>
+          <w:p>
+            <w:pPr>
+              <w:pStyle w:val="Compact"/>
+            </w:pPr>
+          </w:p>
+        </w:tc>
+        <w:tc>
+          <w:tcPr/>
+          <w:p>
+            <w:pPr>
+              <w:pStyle w:val="Compact"/>
+              <w:jc w:val="left"/>
+            </w:pPr>
+            <w:hyperlink r:id="rId109">
+              <w:r>
+                <w:rPr>
+                  <w:rStyle w:val="Hyperlink"/>
+                </w:rPr>
+                <w:t xml:space="preserve">https://register.ld.admin.ch/i14y/concept/LEVEL_EDUC/3213</w:t>
+              </w:r>
+            </w:hyperlink>
           </w:p>
         </w:tc>
       </w:tr>
@@ -11512,30 +12011,35 @@
               <w:jc w:val="left"/>
             </w:pPr>
             <w:r>
-              <w:t xml:space="preserve">https://register.ld.admin.ch/i14y/concept/LEVEL_EDUC/322</w:t>
-            </w:r>
-          </w:p>
-        </w:tc>
-      </w:tr>
-      <w:tr>
-        <w:tc>
-          <w:tcPr/>
-          <w:p>
-            <w:pPr>
-              <w:pStyle w:val="Compact"/>
-            </w:pPr>
-          </w:p>
-        </w:tc>
-        <w:tc>
-          <w:tcPr/>
-          <w:p>
-            <w:pPr>
-              <w:pStyle w:val="Compact"/>
-              <w:jc w:val="left"/>
-            </w:pPr>
-            <w:r>
-              <w:t xml:space="preserve">Master universities, institutes of technology, universities of applied scienc…</w:t>
-            </w:r>
+              <w:t xml:space="preserve">Master universities, institutes of technology, universities of applied sciences, universities of teacher education.</w:t>
+            </w:r>
+          </w:p>
+        </w:tc>
+      </w:tr>
+      <w:tr>
+        <w:tc>
+          <w:tcPr/>
+          <w:p>
+            <w:pPr>
+              <w:pStyle w:val="Compact"/>
+            </w:pPr>
+          </w:p>
+        </w:tc>
+        <w:tc>
+          <w:tcPr/>
+          <w:p>
+            <w:pPr>
+              <w:pStyle w:val="Compact"/>
+              <w:jc w:val="left"/>
+            </w:pPr>
+            <w:hyperlink r:id="rId110">
+              <w:r>
+                <w:rPr>
+                  <w:rStyle w:val="Hyperlink"/>
+                </w:rPr>
+                <w:t xml:space="preserve">https://register.ld.admin.ch/i14y/concept/LEVEL_EDUC/322</w:t>
+              </w:r>
+            </w:hyperlink>
           </w:p>
         </w:tc>
       </w:tr>
@@ -11560,30 +12064,35 @@
               <w:jc w:val="left"/>
             </w:pPr>
             <w:r>
-              <w:t xml:space="preserve">https://register.ld.admin.ch/i14y/concept/LEVEL_EDUC/3221</w:t>
-            </w:r>
-          </w:p>
-        </w:tc>
-      </w:tr>
-      <w:tr>
-        <w:tc>
-          <w:tcPr/>
-          <w:p>
-            <w:pPr>
-              <w:pStyle w:val="Compact"/>
-            </w:pPr>
-          </w:p>
-        </w:tc>
-        <w:tc>
-          <w:tcPr/>
-          <w:p>
-            <w:pPr>
-              <w:pStyle w:val="Compact"/>
-              <w:jc w:val="left"/>
-            </w:pPr>
-            <w:r>
-              <w:t xml:space="preserve">Master universities of applied sciences</w:t>
-            </w:r>
+              <w:t xml:space="preserve">Master universities of applied sciences.</w:t>
+            </w:r>
+          </w:p>
+        </w:tc>
+      </w:tr>
+      <w:tr>
+        <w:tc>
+          <w:tcPr/>
+          <w:p>
+            <w:pPr>
+              <w:pStyle w:val="Compact"/>
+            </w:pPr>
+          </w:p>
+        </w:tc>
+        <w:tc>
+          <w:tcPr/>
+          <w:p>
+            <w:pPr>
+              <w:pStyle w:val="Compact"/>
+              <w:jc w:val="left"/>
+            </w:pPr>
+            <w:hyperlink r:id="rId111">
+              <w:r>
+                <w:rPr>
+                  <w:rStyle w:val="Hyperlink"/>
+                </w:rPr>
+                <w:t xml:space="preserve">https://register.ld.admin.ch/i14y/concept/LEVEL_EDUC/3221</w:t>
+              </w:r>
+            </w:hyperlink>
           </w:p>
         </w:tc>
       </w:tr>
@@ -11608,30 +12117,35 @@
               <w:jc w:val="left"/>
             </w:pPr>
             <w:r>
-              <w:t xml:space="preserve">https://register.ld.admin.ch/i14y/concept/LEVEL_EDUC/3222</w:t>
-            </w:r>
-          </w:p>
-        </w:tc>
-      </w:tr>
-      <w:tr>
-        <w:tc>
-          <w:tcPr/>
-          <w:p>
-            <w:pPr>
-              <w:pStyle w:val="Compact"/>
-            </w:pPr>
-          </w:p>
-        </w:tc>
-        <w:tc>
-          <w:tcPr/>
-          <w:p>
-            <w:pPr>
-              <w:pStyle w:val="Compact"/>
-              <w:jc w:val="left"/>
-            </w:pPr>
-            <w:r>
-              <w:t xml:space="preserve">Master universities of teacher education</w:t>
-            </w:r>
+              <w:t xml:space="preserve">Master universities of teacher education.</w:t>
+            </w:r>
+          </w:p>
+        </w:tc>
+      </w:tr>
+      <w:tr>
+        <w:tc>
+          <w:tcPr/>
+          <w:p>
+            <w:pPr>
+              <w:pStyle w:val="Compact"/>
+            </w:pPr>
+          </w:p>
+        </w:tc>
+        <w:tc>
+          <w:tcPr/>
+          <w:p>
+            <w:pPr>
+              <w:pStyle w:val="Compact"/>
+              <w:jc w:val="left"/>
+            </w:pPr>
+            <w:hyperlink r:id="rId112">
+              <w:r>
+                <w:rPr>
+                  <w:rStyle w:val="Hyperlink"/>
+                </w:rPr>
+                <w:t xml:space="preserve">https://register.ld.admin.ch/i14y/concept/LEVEL_EDUC/3222</w:t>
+              </w:r>
+            </w:hyperlink>
           </w:p>
         </w:tc>
       </w:tr>
@@ -11656,30 +12170,35 @@
               <w:jc w:val="left"/>
             </w:pPr>
             <w:r>
-              <w:t xml:space="preserve">https://register.ld.admin.ch/i14y/concept/LEVEL_EDUC/3223</w:t>
-            </w:r>
-          </w:p>
-        </w:tc>
-      </w:tr>
-      <w:tr>
-        <w:tc>
-          <w:tcPr/>
-          <w:p>
-            <w:pPr>
-              <w:pStyle w:val="Compact"/>
-            </w:pPr>
-          </w:p>
-        </w:tc>
-        <w:tc>
-          <w:tcPr/>
-          <w:p>
-            <w:pPr>
-              <w:pStyle w:val="Compact"/>
-              <w:jc w:val="left"/>
-            </w:pPr>
-            <w:r>
-              <w:t xml:space="preserve">Master universities, institutes of technology (UIT) including UNI / UIT diplo…</w:t>
-            </w:r>
+              <w:t xml:space="preserve">Master universities, institutes of technology (UIT) including UNI / UIT diploma.</w:t>
+            </w:r>
+          </w:p>
+        </w:tc>
+      </w:tr>
+      <w:tr>
+        <w:tc>
+          <w:tcPr/>
+          <w:p>
+            <w:pPr>
+              <w:pStyle w:val="Compact"/>
+            </w:pPr>
+          </w:p>
+        </w:tc>
+        <w:tc>
+          <w:tcPr/>
+          <w:p>
+            <w:pPr>
+              <w:pStyle w:val="Compact"/>
+              <w:jc w:val="left"/>
+            </w:pPr>
+            <w:hyperlink r:id="rId113">
+              <w:r>
+                <w:rPr>
+                  <w:rStyle w:val="Hyperlink"/>
+                </w:rPr>
+                <w:t xml:space="preserve">https://register.ld.admin.ch/i14y/concept/LEVEL_EDUC/3223</w:t>
+              </w:r>
+            </w:hyperlink>
           </w:p>
         </w:tc>
       </w:tr>
@@ -11704,30 +12223,35 @@
               <w:jc w:val="left"/>
             </w:pPr>
             <w:r>
-              <w:t xml:space="preserve">https://register.ld.admin.ch/i14y/concept/LEVEL_EDUC/323</w:t>
-            </w:r>
-          </w:p>
-        </w:tc>
-      </w:tr>
-      <w:tr>
-        <w:tc>
-          <w:tcPr/>
-          <w:p>
-            <w:pPr>
-              <w:pStyle w:val="Compact"/>
-            </w:pPr>
-          </w:p>
-        </w:tc>
-        <w:tc>
-          <w:tcPr/>
-          <w:p>
-            <w:pPr>
-              <w:pStyle w:val="Compact"/>
-              <w:jc w:val="left"/>
-            </w:pPr>
-            <w:r>
-              <w:t xml:space="preserve">Doctorate or habilitation</w:t>
-            </w:r>
+              <w:t xml:space="preserve">Doctorate or habilitation.</w:t>
+            </w:r>
+          </w:p>
+        </w:tc>
+      </w:tr>
+      <w:tr>
+        <w:tc>
+          <w:tcPr/>
+          <w:p>
+            <w:pPr>
+              <w:pStyle w:val="Compact"/>
+            </w:pPr>
+          </w:p>
+        </w:tc>
+        <w:tc>
+          <w:tcPr/>
+          <w:p>
+            <w:pPr>
+              <w:pStyle w:val="Compact"/>
+              <w:jc w:val="left"/>
+            </w:pPr>
+            <w:hyperlink r:id="rId114">
+              <w:r>
+                <w:rPr>
+                  <w:rStyle w:val="Hyperlink"/>
+                </w:rPr>
+                <w:t xml:space="preserve">https://register.ld.admin.ch/i14y/concept/LEVEL_EDUC/323</w:t>
+              </w:r>
+            </w:hyperlink>
           </w:p>
         </w:tc>
       </w:tr>
@@ -11752,37 +12276,48 @@
               <w:jc w:val="left"/>
             </w:pPr>
             <w:r>
-              <w:t xml:space="preserve">None</w:t>
-            </w:r>
-          </w:p>
-        </w:tc>
-      </w:tr>
-      <w:tr>
-        <w:tc>
-          <w:tcPr/>
-          <w:p>
-            <w:pPr>
-              <w:pStyle w:val="Compact"/>
-            </w:pPr>
-          </w:p>
-        </w:tc>
-        <w:tc>
-          <w:tcPr/>
-          <w:p>
-            <w:pPr>
-              <w:pStyle w:val="Compact"/>
-              <w:jc w:val="left"/>
-            </w:pPr>
-            <w:r>
-              <w:t xml:space="preserve">Military service (Swiss army)</w:t>
-            </w:r>
+              <w:t xml:space="preserve">Military service (Swiss army). Use</w:t>
+            </w:r>
+            <w:r>
+              <w:t xml:space="preserve"> </w:t>
+            </w:r>
+            <w:r>
+              <w:rPr>
+                <w:rStyle w:val="VerbatimChar"/>
+              </w:rPr>
+              <w:t xml:space="preserve">value</w:t>
+            </w:r>
+            <w:r>
+              <w:t xml:space="preserve"> </w:t>
+            </w:r>
+            <w:r>
+              <w:t xml:space="preserve">to specify the rank reached.</w:t>
+            </w:r>
+          </w:p>
+        </w:tc>
+      </w:tr>
+      <w:tr>
+        <w:tc>
+          <w:tcPr/>
+          <w:p>
+            <w:pPr>
+              <w:pStyle w:val="Compact"/>
+            </w:pPr>
+          </w:p>
+        </w:tc>
+        <w:tc>
+          <w:tcPr/>
+          <w:p>
+            <w:pPr>
+              <w:pStyle w:val="Compact"/>
+            </w:pPr>
           </w:p>
         </w:tc>
       </w:tr>
     </w:tbl>
-    <w:bookmarkEnd w:id="62"/>
-    <w:bookmarkEnd w:id="63"/>
-    <w:bookmarkStart w:id="69" w:name="class-electoraldistrict"/>
+    <w:bookmarkEnd w:id="115"/>
+    <w:bookmarkEnd w:id="116"/>
+    <w:bookmarkStart w:id="122" w:name="class-electoraldistrict"/>
     <w:p>
       <w:pPr>
         <w:pStyle w:val="Heading2"/>
@@ -11811,7 +12346,7 @@
         <w:t xml:space="preserve">__</w:t>
       </w:r>
     </w:p>
-    <w:bookmarkStart w:id="64" w:name="attribute-7"/>
+    <w:bookmarkStart w:id="117" w:name="attribute-7"/>
     <w:p>
       <w:pPr>
         <w:pStyle w:val="Heading3"/>
@@ -12133,8 +12668,8 @@
         </w:tc>
       </w:tr>
     </w:tbl>
-    <w:bookmarkEnd w:id="64"/>
-    <w:bookmarkStart w:id="65" w:name="usages-7"/>
+    <w:bookmarkEnd w:id="117"/>
+    <w:bookmarkStart w:id="118" w:name="usages-7"/>
     <w:p>
       <w:pPr>
         <w:pStyle w:val="Heading3"/>
@@ -12275,8 +12810,8 @@
         </w:tc>
       </w:tr>
     </w:tbl>
-    <w:bookmarkEnd w:id="65"/>
-    <w:bookmarkStart w:id="68" w:name="examples-2"/>
+    <w:bookmarkEnd w:id="118"/>
+    <w:bookmarkStart w:id="121" w:name="examples-2"/>
     <w:p>
       <w:pPr>
         <w:pStyle w:val="Heading3"/>
@@ -12285,7 +12820,7 @@
         <w:t xml:space="preserve">Examples</w:t>
       </w:r>
     </w:p>
-    <w:bookmarkStart w:id="66" w:name="Xbd3dd3b066f89bc61cfb174a370a3324c13ed49"/>
+    <w:bookmarkStart w:id="119" w:name="Xbd3dd3b066f89bc61cfb174a370a3324c13ed49"/>
     <w:p>
       <w:pPr>
         <w:pStyle w:val="Heading4"/>
@@ -12359,8 +12894,8 @@
         <w:t xml:space="preserve"> 2025-01-01</w:t>
       </w:r>
     </w:p>
-    <w:bookmarkEnd w:id="66"/>
-    <w:bookmarkStart w:id="67" w:name="X978220e041935978310826ee1c37d70dd41e3ba"/>
+    <w:bookmarkEnd w:id="119"/>
+    <w:bookmarkStart w:id="120" w:name="X978220e041935978310826ee1c37d70dd41e3ba"/>
     <w:p>
       <w:pPr>
         <w:pStyle w:val="Heading4"/>
@@ -12413,12 +12948,17 @@
         <w:t xml:space="preserve"> 2010-01-01</w:t>
       </w:r>
     </w:p>
-    <w:bookmarkEnd w:id="67"/>
-    <w:bookmarkEnd w:id="68"/>
-    <w:bookmarkEnd w:id="69"/>
-    <w:bookmarkEnd w:id="70"/>
-    <w:bookmarkStart w:id="82" w:name="gruppen-und-organe-groups"/>
+    <w:bookmarkEnd w:id="120"/>
+    <w:bookmarkEnd w:id="121"/>
     <w:p>
+      <w:r>
+        <w:br w:type="page"/>
+      </w:r>
+    </w:p>
+    <w:bookmarkEnd w:id="122"/>
+    <w:bookmarkEnd w:id="123"/>
+    <w:bookmarkStart w:id="156" w:name="gruppen-und-organe-groups"/>
+    <w:p>
       <w:pPr>
         <w:pStyle w:val="Heading1"/>
       </w:pPr>
@@ -12426,7 +12966,7 @@
         <w:t xml:space="preserve">Gruppen und Organe (Groups)</w:t>
       </w:r>
     </w:p>
-    <w:bookmarkStart w:id="71" w:name="einführung-und-zielsetzung-1"/>
+    <w:bookmarkStart w:id="124" w:name="einführung-und-zielsetzung-1"/>
     <w:p>
       <w:pPr>
         <w:pStyle w:val="Heading2"/>
@@ -12531,8 +13071,8 @@
         <w:t xml:space="preserve">: Multilinguale Namen und Abkürzungen</w:t>
       </w:r>
     </w:p>
-    <w:bookmarkEnd w:id="71"/>
-    <w:bookmarkStart w:id="72" w:name="anwendungszwecke"/>
+    <w:bookmarkEnd w:id="124"/>
+    <w:bookmarkStart w:id="125" w:name="anwendungszwecke"/>
     <w:p>
       <w:pPr>
         <w:pStyle w:val="Heading2"/>
@@ -12644,8 +13184,8 @@
         <w:t xml:space="preserve">: Verwaltung von Wahllisten (z.B. UNIBE Parteilisten-Datenbank)</w:t>
       </w:r>
     </w:p>
-    <w:bookmarkEnd w:id="72"/>
-    <w:bookmarkStart w:id="75" w:name="class-group"/>
+    <w:bookmarkEnd w:id="125"/>
+    <w:bookmarkStart w:id="128" w:name="class-group"/>
     <w:p>
       <w:pPr>
         <w:pStyle w:val="Heading2"/>
@@ -12674,7 +13214,7 @@
         <w:t xml:space="preserve">__</w:t>
       </w:r>
     </w:p>
-    <w:bookmarkStart w:id="73" w:name="attribute-8"/>
+    <w:bookmarkStart w:id="126" w:name="attribute-8"/>
     <w:p>
       <w:pPr>
         <w:pStyle w:val="Heading3"/>
@@ -14026,8 +14566,8 @@
         </w:tc>
       </w:tr>
     </w:tbl>
-    <w:bookmarkEnd w:id="73"/>
-    <w:bookmarkStart w:id="74" w:name="usages-8"/>
+    <w:bookmarkEnd w:id="126"/>
+    <w:bookmarkStart w:id="127" w:name="usages-8"/>
     <w:p>
       <w:pPr>
         <w:pStyle w:val="Heading3"/>
@@ -14168,9 +14708,9 @@
         </w:tc>
       </w:tr>
     </w:tbl>
-    <w:bookmarkEnd w:id="74"/>
-    <w:bookmarkEnd w:id="75"/>
-    <w:bookmarkStart w:id="78" w:name="class-grouptype"/>
+    <w:bookmarkEnd w:id="127"/>
+    <w:bookmarkEnd w:id="128"/>
+    <w:bookmarkStart w:id="131" w:name="class-grouptype"/>
     <w:p>
       <w:pPr>
         <w:pStyle w:val="Heading2"/>
@@ -14199,7 +14739,7 @@
         <w:t xml:space="preserve">__</w:t>
       </w:r>
     </w:p>
-    <w:bookmarkStart w:id="76" w:name="attribute-9"/>
+    <w:bookmarkStart w:id="129" w:name="attribute-9"/>
     <w:p>
       <w:pPr>
         <w:pStyle w:val="Heading3"/>
@@ -14366,8 +14906,8 @@
         </w:tc>
       </w:tr>
     </w:tbl>
-    <w:bookmarkEnd w:id="76"/>
-    <w:bookmarkStart w:id="77" w:name="usages-9"/>
+    <w:bookmarkEnd w:id="129"/>
+    <w:bookmarkStart w:id="130" w:name="usages-9"/>
     <w:p>
       <w:pPr>
         <w:pStyle w:val="Heading3"/>
@@ -14573,9 +15113,9 @@
         </w:tc>
       </w:tr>
     </w:tbl>
-    <w:bookmarkEnd w:id="77"/>
-    <w:bookmarkEnd w:id="78"/>
-    <w:bookmarkStart w:id="81" w:name="enum-grouptypeenum"/>
+    <w:bookmarkEnd w:id="130"/>
+    <w:bookmarkEnd w:id="131"/>
+    <w:bookmarkStart w:id="155" w:name="enum-grouptypeenum"/>
     <w:p>
       <w:pPr>
         <w:pStyle w:val="Heading2"/>
@@ -14614,7 +15154,7 @@
       <w:r>
         <w:t xml:space="preserve"> </w:t>
       </w:r>
-      <w:hyperlink r:id="rId79">
+      <w:hyperlink r:id="rId132">
         <w:r>
           <w:rPr>
             <w:rStyle w:val="Hyperlink"/>
@@ -14623,7 +15163,7 @@
         </w:r>
       </w:hyperlink>
     </w:p>
-    <w:bookmarkStart w:id="80" w:name="permissible-values-2"/>
+    <w:bookmarkStart w:id="154" w:name="permissible-values-2"/>
     <w:p>
       <w:pPr>
         <w:pStyle w:val="Heading3"/>
@@ -14693,30 +15233,53 @@
               <w:jc w:val="left"/>
             </w:pPr>
             <w:r>
-              <w:t xml:space="preserve">act:enum/group_type/party</w:t>
-            </w:r>
-          </w:p>
-        </w:tc>
-      </w:tr>
-      <w:tr>
-        <w:tc>
-          <w:tcPr/>
-          <w:p>
-            <w:pPr>
-              <w:pStyle w:val="Compact"/>
-            </w:pPr>
-          </w:p>
-        </w:tc>
-        <w:tc>
-          <w:tcPr/>
-          <w:p>
-            <w:pPr>
-              <w:pStyle w:val="Compact"/>
-              <w:jc w:val="left"/>
-            </w:pPr>
-            <w:r>
-              <w:t xml:space="preserve">Political party at federal, cantonal, or municipal level</w:t>
-            </w:r>
+              <w:t xml:space="preserve">Political party at federal, cantonal, or municipal level. Each federal level is managed as its own group (e.g., national party, cantonal party, municipal party).</w:t>
+            </w:r>
+          </w:p>
+        </w:tc>
+      </w:tr>
+      <w:tr>
+        <w:tc>
+          <w:tcPr/>
+          <w:p>
+            <w:pPr>
+              <w:pStyle w:val="Compact"/>
+            </w:pPr>
+          </w:p>
+        </w:tc>
+        <w:tc>
+          <w:tcPr/>
+          <w:p>
+            <w:pPr>
+              <w:pStyle w:val="Compact"/>
+            </w:pPr>
+          </w:p>
+        </w:tc>
+      </w:tr>
+      <w:tr>
+        <w:tc>
+          <w:tcPr/>
+          <w:p>
+            <w:pPr>
+              <w:pStyle w:val="Compact"/>
+            </w:pPr>
+          </w:p>
+        </w:tc>
+        <w:tc>
+          <w:tcPr/>
+          <w:p>
+            <w:pPr>
+              <w:pStyle w:val="Compact"/>
+              <w:jc w:val="left"/>
+            </w:pPr>
+            <w:hyperlink r:id="rId133">
+              <w:r>
+                <w:rPr>
+                  <w:rStyle w:val="Hyperlink"/>
+                </w:rPr>
+                <w:t xml:space="preserve">act:enum/group_type/party</w:t>
+              </w:r>
+            </w:hyperlink>
           </w:p>
         </w:tc>
       </w:tr>
@@ -14741,30 +15304,53 @@
               <w:jc w:val="left"/>
             </w:pPr>
             <w:r>
-              <w:t xml:space="preserve">act:enum/group_type/list</w:t>
-            </w:r>
-          </w:p>
-        </w:tc>
-      </w:tr>
-      <w:tr>
-        <w:tc>
-          <w:tcPr/>
-          <w:p>
-            <w:pPr>
-              <w:pStyle w:val="Compact"/>
-            </w:pPr>
-          </w:p>
-        </w:tc>
-        <w:tc>
-          <w:tcPr/>
-          <w:p>
-            <w:pPr>
-              <w:pStyle w:val="Compact"/>
-              <w:jc w:val="left"/>
-            </w:pPr>
-            <w:r>
-              <w:t xml:space="preserve">Electoral list (can be part of a party or independent)</w:t>
-            </w:r>
+              <w:t xml:space="preserve">Electoral list (can be part of a party or independent).</w:t>
+            </w:r>
+          </w:p>
+        </w:tc>
+      </w:tr>
+      <w:tr>
+        <w:tc>
+          <w:tcPr/>
+          <w:p>
+            <w:pPr>
+              <w:pStyle w:val="Compact"/>
+            </w:pPr>
+          </w:p>
+        </w:tc>
+        <w:tc>
+          <w:tcPr/>
+          <w:p>
+            <w:pPr>
+              <w:pStyle w:val="Compact"/>
+            </w:pPr>
+          </w:p>
+        </w:tc>
+      </w:tr>
+      <w:tr>
+        <w:tc>
+          <w:tcPr/>
+          <w:p>
+            <w:pPr>
+              <w:pStyle w:val="Compact"/>
+            </w:pPr>
+          </w:p>
+        </w:tc>
+        <w:tc>
+          <w:tcPr/>
+          <w:p>
+            <w:pPr>
+              <w:pStyle w:val="Compact"/>
+              <w:jc w:val="left"/>
+            </w:pPr>
+            <w:hyperlink r:id="rId134">
+              <w:r>
+                <w:rPr>
+                  <w:rStyle w:val="Hyperlink"/>
+                </w:rPr>
+                <w:t xml:space="preserve">act:enum/group_type/list</w:t>
+              </w:r>
+            </w:hyperlink>
           </w:p>
         </w:tc>
       </w:tr>
@@ -14789,30 +15375,53 @@
               <w:jc w:val="left"/>
             </w:pPr>
             <w:r>
-              <w:t xml:space="preserve">act:enum/group_type/workgroup</w:t>
-            </w:r>
-          </w:p>
-        </w:tc>
-      </w:tr>
-      <w:tr>
-        <w:tc>
-          <w:tcPr/>
-          <w:p>
-            <w:pPr>
-              <w:pStyle w:val="Compact"/>
-            </w:pPr>
-          </w:p>
-        </w:tc>
-        <w:tc>
-          <w:tcPr/>
-          <w:p>
-            <w:pPr>
-              <w:pStyle w:val="Compact"/>
-              <w:jc w:val="left"/>
-            </w:pPr>
-            <w:r>
-              <w:t xml:space="preserve">Ad-hoc working group, typically with a limited duration</w:t>
-            </w:r>
+              <w:t xml:space="preserve">Ad-hoc working group, typically with a limited duration.</w:t>
+            </w:r>
+          </w:p>
+        </w:tc>
+      </w:tr>
+      <w:tr>
+        <w:tc>
+          <w:tcPr/>
+          <w:p>
+            <w:pPr>
+              <w:pStyle w:val="Compact"/>
+            </w:pPr>
+          </w:p>
+        </w:tc>
+        <w:tc>
+          <w:tcPr/>
+          <w:p>
+            <w:pPr>
+              <w:pStyle w:val="Compact"/>
+            </w:pPr>
+          </w:p>
+        </w:tc>
+      </w:tr>
+      <w:tr>
+        <w:tc>
+          <w:tcPr/>
+          <w:p>
+            <w:pPr>
+              <w:pStyle w:val="Compact"/>
+            </w:pPr>
+          </w:p>
+        </w:tc>
+        <w:tc>
+          <w:tcPr/>
+          <w:p>
+            <w:pPr>
+              <w:pStyle w:val="Compact"/>
+              <w:jc w:val="left"/>
+            </w:pPr>
+            <w:hyperlink r:id="rId135">
+              <w:r>
+                <w:rPr>
+                  <w:rStyle w:val="Hyperlink"/>
+                </w:rPr>
+                <w:t xml:space="preserve">act:enum/group_type/workgroup</w:t>
+              </w:r>
+            </w:hyperlink>
           </w:p>
         </w:tc>
       </w:tr>
@@ -14837,30 +15446,53 @@
               <w:jc w:val="left"/>
             </w:pPr>
             <w:r>
-              <w:t xml:space="preserve">act:enum/group_type/parliament</w:t>
-            </w:r>
-          </w:p>
-        </w:tc>
-      </w:tr>
-      <w:tr>
-        <w:tc>
-          <w:tcPr/>
-          <w:p>
-            <w:pPr>
-              <w:pStyle w:val="Compact"/>
-            </w:pPr>
-          </w:p>
-        </w:tc>
-        <w:tc>
-          <w:tcPr/>
-          <w:p>
-            <w:pPr>
-              <w:pStyle w:val="Compact"/>
-              <w:jc w:val="left"/>
-            </w:pPr>
-            <w:r>
-              <w:t xml:space="preserve">Parliament at federal, cantonal, or municipal level (e</w:t>
-            </w:r>
+              <w:t xml:space="preserve">Parliament at federal, cantonal, or municipal level (e.g., Federal Assembly, National Council, Council of States, Grand Council, cantonal parliament, municipal parliament).</w:t>
+            </w:r>
+          </w:p>
+        </w:tc>
+      </w:tr>
+      <w:tr>
+        <w:tc>
+          <w:tcPr/>
+          <w:p>
+            <w:pPr>
+              <w:pStyle w:val="Compact"/>
+            </w:pPr>
+          </w:p>
+        </w:tc>
+        <w:tc>
+          <w:tcPr/>
+          <w:p>
+            <w:pPr>
+              <w:pStyle w:val="Compact"/>
+            </w:pPr>
+          </w:p>
+        </w:tc>
+      </w:tr>
+      <w:tr>
+        <w:tc>
+          <w:tcPr/>
+          <w:p>
+            <w:pPr>
+              <w:pStyle w:val="Compact"/>
+            </w:pPr>
+          </w:p>
+        </w:tc>
+        <w:tc>
+          <w:tcPr/>
+          <w:p>
+            <w:pPr>
+              <w:pStyle w:val="Compact"/>
+              <w:jc w:val="left"/>
+            </w:pPr>
+            <w:hyperlink r:id="rId136">
+              <w:r>
+                <w:rPr>
+                  <w:rStyle w:val="Hyperlink"/>
+                </w:rPr>
+                <w:t xml:space="preserve">act:enum/group_type/parliament</w:t>
+              </w:r>
+            </w:hyperlink>
           </w:p>
         </w:tc>
       </w:tr>
@@ -14885,30 +15517,53 @@
               <w:jc w:val="left"/>
             </w:pPr>
             <w:r>
-              <w:t xml:space="preserve">act:enum/group_type/delegation</w:t>
-            </w:r>
-          </w:p>
-        </w:tc>
-      </w:tr>
-      <w:tr>
-        <w:tc>
-          <w:tcPr/>
-          <w:p>
-            <w:pPr>
-              <w:pStyle w:val="Compact"/>
-            </w:pPr>
-          </w:p>
-        </w:tc>
-        <w:tc>
-          <w:tcPr/>
-          <w:p>
-            <w:pPr>
-              <w:pStyle w:val="Compact"/>
-              <w:jc w:val="left"/>
-            </w:pPr>
-            <w:r>
-              <w:t xml:space="preserve">Delegation</w:t>
-            </w:r>
+              <w:t xml:space="preserve">Delegation.</w:t>
+            </w:r>
+          </w:p>
+        </w:tc>
+      </w:tr>
+      <w:tr>
+        <w:tc>
+          <w:tcPr/>
+          <w:p>
+            <w:pPr>
+              <w:pStyle w:val="Compact"/>
+            </w:pPr>
+          </w:p>
+        </w:tc>
+        <w:tc>
+          <w:tcPr/>
+          <w:p>
+            <w:pPr>
+              <w:pStyle w:val="Compact"/>
+            </w:pPr>
+          </w:p>
+        </w:tc>
+      </w:tr>
+      <w:tr>
+        <w:tc>
+          <w:tcPr/>
+          <w:p>
+            <w:pPr>
+              <w:pStyle w:val="Compact"/>
+            </w:pPr>
+          </w:p>
+        </w:tc>
+        <w:tc>
+          <w:tcPr/>
+          <w:p>
+            <w:pPr>
+              <w:pStyle w:val="Compact"/>
+              <w:jc w:val="left"/>
+            </w:pPr>
+            <w:hyperlink r:id="rId137">
+              <w:r>
+                <w:rPr>
+                  <w:rStyle w:val="Hyperlink"/>
+                </w:rPr>
+                <w:t xml:space="preserve">act:enum/group_type/delegation</w:t>
+              </w:r>
+            </w:hyperlink>
           </w:p>
         </w:tc>
       </w:tr>
@@ -14933,30 +15588,53 @@
               <w:jc w:val="left"/>
             </w:pPr>
             <w:r>
-              <w:t xml:space="preserve">act:enum/group_type/commission</w:t>
-            </w:r>
-          </w:p>
-        </w:tc>
-      </w:tr>
-      <w:tr>
-        <w:tc>
-          <w:tcPr/>
-          <w:p>
-            <w:pPr>
-              <w:pStyle w:val="Compact"/>
-            </w:pPr>
-          </w:p>
-        </w:tc>
-        <w:tc>
-          <w:tcPr/>
-          <w:p>
-            <w:pPr>
-              <w:pStyle w:val="Compact"/>
-              <w:jc w:val="left"/>
-            </w:pPr>
-            <w:r>
-              <w:t xml:space="preserve">Commission (permanent or ad-hoc), including supervisory commissions (e</w:t>
-            </w:r>
+              <w:t xml:space="preserve">Commission (permanent or ad-hoc), including supervisory commissions (e.g., CPC), subject commissions, parliamentary investigation commissions (PIC), and audit commissions.</w:t>
+            </w:r>
+          </w:p>
+        </w:tc>
+      </w:tr>
+      <w:tr>
+        <w:tc>
+          <w:tcPr/>
+          <w:p>
+            <w:pPr>
+              <w:pStyle w:val="Compact"/>
+            </w:pPr>
+          </w:p>
+        </w:tc>
+        <w:tc>
+          <w:tcPr/>
+          <w:p>
+            <w:pPr>
+              <w:pStyle w:val="Compact"/>
+            </w:pPr>
+          </w:p>
+        </w:tc>
+      </w:tr>
+      <w:tr>
+        <w:tc>
+          <w:tcPr/>
+          <w:p>
+            <w:pPr>
+              <w:pStyle w:val="Compact"/>
+            </w:pPr>
+          </w:p>
+        </w:tc>
+        <w:tc>
+          <w:tcPr/>
+          <w:p>
+            <w:pPr>
+              <w:pStyle w:val="Compact"/>
+              <w:jc w:val="left"/>
+            </w:pPr>
+            <w:hyperlink r:id="rId138">
+              <w:r>
+                <w:rPr>
+                  <w:rStyle w:val="Hyperlink"/>
+                </w:rPr>
+                <w:t xml:space="preserve">act:enum/group_type/commission</w:t>
+              </w:r>
+            </w:hyperlink>
           </w:p>
         </w:tc>
       </w:tr>
@@ -14981,30 +15659,53 @@
               <w:jc w:val="left"/>
             </w:pPr>
             <w:r>
-              <w:t xml:space="preserve">act:enum/group_type/faction</w:t>
-            </w:r>
-          </w:p>
-        </w:tc>
-      </w:tr>
-      <w:tr>
-        <w:tc>
-          <w:tcPr/>
-          <w:p>
-            <w:pPr>
-              <w:pStyle w:val="Compact"/>
-            </w:pPr>
-          </w:p>
-        </w:tc>
-        <w:tc>
-          <w:tcPr/>
-          <w:p>
-            <w:pPr>
-              <w:pStyle w:val="Compact"/>
-              <w:jc w:val="left"/>
-            </w:pPr>
-            <w:r>
-              <w:t xml:space="preserve">Parliamentary faction</w:t>
-            </w:r>
+              <w:t xml:space="preserve">Parliamentary faction.</w:t>
+            </w:r>
+          </w:p>
+        </w:tc>
+      </w:tr>
+      <w:tr>
+        <w:tc>
+          <w:tcPr/>
+          <w:p>
+            <w:pPr>
+              <w:pStyle w:val="Compact"/>
+            </w:pPr>
+          </w:p>
+        </w:tc>
+        <w:tc>
+          <w:tcPr/>
+          <w:p>
+            <w:pPr>
+              <w:pStyle w:val="Compact"/>
+            </w:pPr>
+          </w:p>
+        </w:tc>
+      </w:tr>
+      <w:tr>
+        <w:tc>
+          <w:tcPr/>
+          <w:p>
+            <w:pPr>
+              <w:pStyle w:val="Compact"/>
+            </w:pPr>
+          </w:p>
+        </w:tc>
+        <w:tc>
+          <w:tcPr/>
+          <w:p>
+            <w:pPr>
+              <w:pStyle w:val="Compact"/>
+              <w:jc w:val="left"/>
+            </w:pPr>
+            <w:hyperlink r:id="rId139">
+              <w:r>
+                <w:rPr>
+                  <w:rStyle w:val="Hyperlink"/>
+                </w:rPr>
+                <w:t xml:space="preserve">act:enum/group_type/faction</w:t>
+              </w:r>
+            </w:hyperlink>
           </w:p>
         </w:tc>
       </w:tr>
@@ -15029,30 +15730,53 @@
               <w:jc w:val="left"/>
             </w:pPr>
             <w:r>
-              <w:t xml:space="preserve">act:enum/group_type/parliamentary_bureau</w:t>
-            </w:r>
-          </w:p>
-        </w:tc>
-      </w:tr>
-      <w:tr>
-        <w:tc>
-          <w:tcPr/>
-          <w:p>
-            <w:pPr>
-              <w:pStyle w:val="Compact"/>
-            </w:pPr>
-          </w:p>
-        </w:tc>
-        <w:tc>
-          <w:tcPr/>
-          <w:p>
-            <w:pPr>
-              <w:pStyle w:val="Compact"/>
-              <w:jc w:val="left"/>
-            </w:pPr>
-            <w:r>
-              <w:t xml:space="preserve">Parliamentary bureau</w:t>
-            </w:r>
+              <w:t xml:space="preserve">Parliamentary bureau.</w:t>
+            </w:r>
+          </w:p>
+        </w:tc>
+      </w:tr>
+      <w:tr>
+        <w:tc>
+          <w:tcPr/>
+          <w:p>
+            <w:pPr>
+              <w:pStyle w:val="Compact"/>
+            </w:pPr>
+          </w:p>
+        </w:tc>
+        <w:tc>
+          <w:tcPr/>
+          <w:p>
+            <w:pPr>
+              <w:pStyle w:val="Compact"/>
+            </w:pPr>
+          </w:p>
+        </w:tc>
+      </w:tr>
+      <w:tr>
+        <w:tc>
+          <w:tcPr/>
+          <w:p>
+            <w:pPr>
+              <w:pStyle w:val="Compact"/>
+            </w:pPr>
+          </w:p>
+        </w:tc>
+        <w:tc>
+          <w:tcPr/>
+          <w:p>
+            <w:pPr>
+              <w:pStyle w:val="Compact"/>
+              <w:jc w:val="left"/>
+            </w:pPr>
+            <w:hyperlink r:id="rId140">
+              <w:r>
+                <w:rPr>
+                  <w:rStyle w:val="Hyperlink"/>
+                </w:rPr>
+                <w:t xml:space="preserve">act:enum/group_type/parliamentary_bureau</w:t>
+              </w:r>
+            </w:hyperlink>
           </w:p>
         </w:tc>
       </w:tr>
@@ -15077,30 +15801,53 @@
               <w:jc w:val="left"/>
             </w:pPr>
             <w:r>
-              <w:t xml:space="preserve">act:enum/group_type/presidency</w:t>
-            </w:r>
-          </w:p>
-        </w:tc>
-      </w:tr>
-      <w:tr>
-        <w:tc>
-          <w:tcPr/>
-          <w:p>
-            <w:pPr>
-              <w:pStyle w:val="Compact"/>
-            </w:pPr>
-          </w:p>
-        </w:tc>
-        <w:tc>
-          <w:tcPr/>
-          <w:p>
-            <w:pPr>
-              <w:pStyle w:val="Compact"/>
-              <w:jc w:val="left"/>
-            </w:pPr>
-            <w:r>
-              <w:t xml:space="preserve">Presidency of parliament</w:t>
-            </w:r>
+              <w:t xml:space="preserve">Presidency of parliament.</w:t>
+            </w:r>
+          </w:p>
+        </w:tc>
+      </w:tr>
+      <w:tr>
+        <w:tc>
+          <w:tcPr/>
+          <w:p>
+            <w:pPr>
+              <w:pStyle w:val="Compact"/>
+            </w:pPr>
+          </w:p>
+        </w:tc>
+        <w:tc>
+          <w:tcPr/>
+          <w:p>
+            <w:pPr>
+              <w:pStyle w:val="Compact"/>
+            </w:pPr>
+          </w:p>
+        </w:tc>
+      </w:tr>
+      <w:tr>
+        <w:tc>
+          <w:tcPr/>
+          <w:p>
+            <w:pPr>
+              <w:pStyle w:val="Compact"/>
+            </w:pPr>
+          </w:p>
+        </w:tc>
+        <w:tc>
+          <w:tcPr/>
+          <w:p>
+            <w:pPr>
+              <w:pStyle w:val="Compact"/>
+              <w:jc w:val="left"/>
+            </w:pPr>
+            <w:hyperlink r:id="rId141">
+              <w:r>
+                <w:rPr>
+                  <w:rStyle w:val="Hyperlink"/>
+                </w:rPr>
+                <w:t xml:space="preserve">act:enum/group_type/presidency</w:t>
+              </w:r>
+            </w:hyperlink>
           </w:p>
         </w:tc>
       </w:tr>
@@ -15125,30 +15872,53 @@
               <w:jc w:val="left"/>
             </w:pPr>
             <w:r>
-              <w:t xml:space="preserve">act:enum/group_type/government</w:t>
-            </w:r>
-          </w:p>
-        </w:tc>
-      </w:tr>
-      <w:tr>
-        <w:tc>
-          <w:tcPr/>
-          <w:p>
-            <w:pPr>
-              <w:pStyle w:val="Compact"/>
-            </w:pPr>
-          </w:p>
-        </w:tc>
-        <w:tc>
-          <w:tcPr/>
-          <w:p>
-            <w:pPr>
-              <w:pStyle w:val="Compact"/>
-              <w:jc w:val="left"/>
-            </w:pPr>
-            <w:r>
-              <w:t xml:space="preserve">Government / Executive as a collective body (e</w:t>
-            </w:r>
+              <w:t xml:space="preserve">Government / Executive as a collective body (e.g., Federal Council, Cantonal Government, City or Municipal Council).</w:t>
+            </w:r>
+          </w:p>
+        </w:tc>
+      </w:tr>
+      <w:tr>
+        <w:tc>
+          <w:tcPr/>
+          <w:p>
+            <w:pPr>
+              <w:pStyle w:val="Compact"/>
+            </w:pPr>
+          </w:p>
+        </w:tc>
+        <w:tc>
+          <w:tcPr/>
+          <w:p>
+            <w:pPr>
+              <w:pStyle w:val="Compact"/>
+            </w:pPr>
+          </w:p>
+        </w:tc>
+      </w:tr>
+      <w:tr>
+        <w:tc>
+          <w:tcPr/>
+          <w:p>
+            <w:pPr>
+              <w:pStyle w:val="Compact"/>
+            </w:pPr>
+          </w:p>
+        </w:tc>
+        <w:tc>
+          <w:tcPr/>
+          <w:p>
+            <w:pPr>
+              <w:pStyle w:val="Compact"/>
+              <w:jc w:val="left"/>
+            </w:pPr>
+            <w:hyperlink r:id="rId142">
+              <w:r>
+                <w:rPr>
+                  <w:rStyle w:val="Hyperlink"/>
+                </w:rPr>
+                <w:t xml:space="preserve">act:enum/group_type/government</w:t>
+              </w:r>
+            </w:hyperlink>
           </w:p>
         </w:tc>
       </w:tr>
@@ -15173,30 +15943,53 @@
               <w:jc w:val="left"/>
             </w:pPr>
             <w:r>
-              <w:t xml:space="preserve">act:enum/group_type/department</w:t>
-            </w:r>
-          </w:p>
-        </w:tc>
-      </w:tr>
-      <w:tr>
-        <w:tc>
-          <w:tcPr/>
-          <w:p>
-            <w:pPr>
-              <w:pStyle w:val="Compact"/>
-            </w:pPr>
-          </w:p>
-        </w:tc>
-        <w:tc>
-          <w:tcPr/>
-          <w:p>
-            <w:pPr>
-              <w:pStyle w:val="Compact"/>
-              <w:jc w:val="left"/>
-            </w:pPr>
-            <w:r>
-              <w:t xml:space="preserve">Government department</w:t>
-            </w:r>
+              <w:t xml:space="preserve">Government department.</w:t>
+            </w:r>
+          </w:p>
+        </w:tc>
+      </w:tr>
+      <w:tr>
+        <w:tc>
+          <w:tcPr/>
+          <w:p>
+            <w:pPr>
+              <w:pStyle w:val="Compact"/>
+            </w:pPr>
+          </w:p>
+        </w:tc>
+        <w:tc>
+          <w:tcPr/>
+          <w:p>
+            <w:pPr>
+              <w:pStyle w:val="Compact"/>
+            </w:pPr>
+          </w:p>
+        </w:tc>
+      </w:tr>
+      <w:tr>
+        <w:tc>
+          <w:tcPr/>
+          <w:p>
+            <w:pPr>
+              <w:pStyle w:val="Compact"/>
+            </w:pPr>
+          </w:p>
+        </w:tc>
+        <w:tc>
+          <w:tcPr/>
+          <w:p>
+            <w:pPr>
+              <w:pStyle w:val="Compact"/>
+              <w:jc w:val="left"/>
+            </w:pPr>
+            <w:hyperlink r:id="rId143">
+              <w:r>
+                <w:rPr>
+                  <w:rStyle w:val="Hyperlink"/>
+                </w:rPr>
+                <w:t xml:space="preserve">act:enum/group_type/department</w:t>
+              </w:r>
+            </w:hyperlink>
           </w:p>
         </w:tc>
       </w:tr>
@@ -15221,30 +16014,53 @@
               <w:jc w:val="left"/>
             </w:pPr>
             <w:r>
-              <w:t xml:space="preserve">act:enum/group_type/office</w:t>
-            </w:r>
-          </w:p>
-        </w:tc>
-      </w:tr>
-      <w:tr>
-        <w:tc>
-          <w:tcPr/>
-          <w:p>
-            <w:pPr>
-              <w:pStyle w:val="Compact"/>
-            </w:pPr>
-          </w:p>
-        </w:tc>
-        <w:tc>
-          <w:tcPr/>
-          <w:p>
-            <w:pPr>
-              <w:pStyle w:val="Compact"/>
-              <w:jc w:val="left"/>
-            </w:pPr>
-            <w:r>
-              <w:t xml:space="preserve">Government office</w:t>
-            </w:r>
+              <w:t xml:space="preserve">Government office.</w:t>
+            </w:r>
+          </w:p>
+        </w:tc>
+      </w:tr>
+      <w:tr>
+        <w:tc>
+          <w:tcPr/>
+          <w:p>
+            <w:pPr>
+              <w:pStyle w:val="Compact"/>
+            </w:pPr>
+          </w:p>
+        </w:tc>
+        <w:tc>
+          <w:tcPr/>
+          <w:p>
+            <w:pPr>
+              <w:pStyle w:val="Compact"/>
+            </w:pPr>
+          </w:p>
+        </w:tc>
+      </w:tr>
+      <w:tr>
+        <w:tc>
+          <w:tcPr/>
+          <w:p>
+            <w:pPr>
+              <w:pStyle w:val="Compact"/>
+            </w:pPr>
+          </w:p>
+        </w:tc>
+        <w:tc>
+          <w:tcPr/>
+          <w:p>
+            <w:pPr>
+              <w:pStyle w:val="Compact"/>
+              <w:jc w:val="left"/>
+            </w:pPr>
+            <w:hyperlink r:id="rId144">
+              <w:r>
+                <w:rPr>
+                  <w:rStyle w:val="Hyperlink"/>
+                </w:rPr>
+                <w:t xml:space="preserve">act:enum/group_type/office</w:t>
+              </w:r>
+            </w:hyperlink>
           </w:p>
         </w:tc>
       </w:tr>
@@ -15269,30 +16085,53 @@
               <w:jc w:val="left"/>
             </w:pPr>
             <w:r>
-              <w:t xml:space="preserve">act:enum/group_type/extraparliamentary_commission</w:t>
-            </w:r>
-          </w:p>
-        </w:tc>
-      </w:tr>
-      <w:tr>
-        <w:tc>
-          <w:tcPr/>
-          <w:p>
-            <w:pPr>
-              <w:pStyle w:val="Compact"/>
-            </w:pPr>
-          </w:p>
-        </w:tc>
-        <w:tc>
-          <w:tcPr/>
-          <w:p>
-            <w:pPr>
-              <w:pStyle w:val="Compact"/>
-              <w:jc w:val="left"/>
-            </w:pPr>
-            <w:r>
-              <w:t xml:space="preserve">Extra-parliamentary commission with a government mandate (e</w:t>
-            </w:r>
+              <w:t xml:space="preserve">Extra-parliamentary commission with a government mandate (e.g., Bank Council of the Swiss National Bank, FINMA).</w:t>
+            </w:r>
+          </w:p>
+        </w:tc>
+      </w:tr>
+      <w:tr>
+        <w:tc>
+          <w:tcPr/>
+          <w:p>
+            <w:pPr>
+              <w:pStyle w:val="Compact"/>
+            </w:pPr>
+          </w:p>
+        </w:tc>
+        <w:tc>
+          <w:tcPr/>
+          <w:p>
+            <w:pPr>
+              <w:pStyle w:val="Compact"/>
+            </w:pPr>
+          </w:p>
+        </w:tc>
+      </w:tr>
+      <w:tr>
+        <w:tc>
+          <w:tcPr/>
+          <w:p>
+            <w:pPr>
+              <w:pStyle w:val="Compact"/>
+            </w:pPr>
+          </w:p>
+        </w:tc>
+        <w:tc>
+          <w:tcPr/>
+          <w:p>
+            <w:pPr>
+              <w:pStyle w:val="Compact"/>
+              <w:jc w:val="left"/>
+            </w:pPr>
+            <w:hyperlink r:id="rId145">
+              <w:r>
+                <w:rPr>
+                  <w:rStyle w:val="Hyperlink"/>
+                </w:rPr>
+                <w:t xml:space="preserve">act:enum/group_type/extraparliamentary_commission</w:t>
+              </w:r>
+            </w:hyperlink>
           </w:p>
         </w:tc>
       </w:tr>
@@ -15317,30 +16156,53 @@
               <w:jc w:val="left"/>
             </w:pPr>
             <w:r>
-              <w:t xml:space="preserve">act:enum/group_type/interest_group</w:t>
-            </w:r>
-          </w:p>
-        </w:tc>
-      </w:tr>
-      <w:tr>
-        <w:tc>
-          <w:tcPr/>
-          <w:p>
-            <w:pPr>
-              <w:pStyle w:val="Compact"/>
-            </w:pPr>
-          </w:p>
-        </w:tc>
-        <w:tc>
-          <w:tcPr/>
-          <w:p>
-            <w:pPr>
-              <w:pStyle w:val="Compact"/>
-              <w:jc w:val="left"/>
-            </w:pPr>
-            <w:r>
-              <w:t xml:space="preserve">Interest group from civil society</w:t>
-            </w:r>
+              <w:t xml:space="preserve">Interest group from civil society.</w:t>
+            </w:r>
+          </w:p>
+        </w:tc>
+      </w:tr>
+      <w:tr>
+        <w:tc>
+          <w:tcPr/>
+          <w:p>
+            <w:pPr>
+              <w:pStyle w:val="Compact"/>
+            </w:pPr>
+          </w:p>
+        </w:tc>
+        <w:tc>
+          <w:tcPr/>
+          <w:p>
+            <w:pPr>
+              <w:pStyle w:val="Compact"/>
+            </w:pPr>
+          </w:p>
+        </w:tc>
+      </w:tr>
+      <w:tr>
+        <w:tc>
+          <w:tcPr/>
+          <w:p>
+            <w:pPr>
+              <w:pStyle w:val="Compact"/>
+            </w:pPr>
+          </w:p>
+        </w:tc>
+        <w:tc>
+          <w:tcPr/>
+          <w:p>
+            <w:pPr>
+              <w:pStyle w:val="Compact"/>
+              <w:jc w:val="left"/>
+            </w:pPr>
+            <w:hyperlink r:id="rId146">
+              <w:r>
+                <w:rPr>
+                  <w:rStyle w:val="Hyperlink"/>
+                </w:rPr>
+                <w:t xml:space="preserve">act:enum/group_type/interest_group</w:t>
+              </w:r>
+            </w:hyperlink>
           </w:p>
         </w:tc>
       </w:tr>
@@ -15365,30 +16227,53 @@
               <w:jc w:val="left"/>
             </w:pPr>
             <w:r>
-              <w:t xml:space="preserve">act:enum/group_type/control_body</w:t>
-            </w:r>
-          </w:p>
-        </w:tc>
-      </w:tr>
-      <w:tr>
-        <w:tc>
-          <w:tcPr/>
-          <w:p>
-            <w:pPr>
-              <w:pStyle w:val="Compact"/>
-            </w:pPr>
-          </w:p>
-        </w:tc>
-        <w:tc>
-          <w:tcPr/>
-          <w:p>
-            <w:pPr>
-              <w:pStyle w:val="Compact"/>
-              <w:jc w:val="left"/>
-            </w:pPr>
-            <w:r>
-              <w:t xml:space="preserve">Control or supervisory body (e</w:t>
-            </w:r>
+              <w:t xml:space="preserve">Control or supervisory body (e.g., Federal Finance Control EFC, supervisory authority AB-BA).</w:t>
+            </w:r>
+          </w:p>
+        </w:tc>
+      </w:tr>
+      <w:tr>
+        <w:tc>
+          <w:tcPr/>
+          <w:p>
+            <w:pPr>
+              <w:pStyle w:val="Compact"/>
+            </w:pPr>
+          </w:p>
+        </w:tc>
+        <w:tc>
+          <w:tcPr/>
+          <w:p>
+            <w:pPr>
+              <w:pStyle w:val="Compact"/>
+            </w:pPr>
+          </w:p>
+        </w:tc>
+      </w:tr>
+      <w:tr>
+        <w:tc>
+          <w:tcPr/>
+          <w:p>
+            <w:pPr>
+              <w:pStyle w:val="Compact"/>
+            </w:pPr>
+          </w:p>
+        </w:tc>
+        <w:tc>
+          <w:tcPr/>
+          <w:p>
+            <w:pPr>
+              <w:pStyle w:val="Compact"/>
+              <w:jc w:val="left"/>
+            </w:pPr>
+            <w:hyperlink r:id="rId147">
+              <w:r>
+                <w:rPr>
+                  <w:rStyle w:val="Hyperlink"/>
+                </w:rPr>
+                <w:t xml:space="preserve">act:enum/group_type/control_body</w:t>
+              </w:r>
+            </w:hyperlink>
           </w:p>
         </w:tc>
       </w:tr>
@@ -15413,30 +16298,53 @@
               <w:jc w:val="left"/>
             </w:pPr>
             <w:r>
-              <w:t xml:space="preserve">act:enum/group_type/parliamentary_services</w:t>
-            </w:r>
-          </w:p>
-        </w:tc>
-      </w:tr>
-      <w:tr>
-        <w:tc>
-          <w:tcPr/>
-          <w:p>
-            <w:pPr>
-              <w:pStyle w:val="Compact"/>
-            </w:pPr>
-          </w:p>
-        </w:tc>
-        <w:tc>
-          <w:tcPr/>
-          <w:p>
-            <w:pPr>
-              <w:pStyle w:val="Compact"/>
-              <w:jc w:val="left"/>
-            </w:pPr>
-            <w:r>
-              <w:t xml:space="preserve">Parliamentary services</w:t>
-            </w:r>
+              <w:t xml:space="preserve">Parliamentary services.</w:t>
+            </w:r>
+          </w:p>
+        </w:tc>
+      </w:tr>
+      <w:tr>
+        <w:tc>
+          <w:tcPr/>
+          <w:p>
+            <w:pPr>
+              <w:pStyle w:val="Compact"/>
+            </w:pPr>
+          </w:p>
+        </w:tc>
+        <w:tc>
+          <w:tcPr/>
+          <w:p>
+            <w:pPr>
+              <w:pStyle w:val="Compact"/>
+            </w:pPr>
+          </w:p>
+        </w:tc>
+      </w:tr>
+      <w:tr>
+        <w:tc>
+          <w:tcPr/>
+          <w:p>
+            <w:pPr>
+              <w:pStyle w:val="Compact"/>
+            </w:pPr>
+          </w:p>
+        </w:tc>
+        <w:tc>
+          <w:tcPr/>
+          <w:p>
+            <w:pPr>
+              <w:pStyle w:val="Compact"/>
+              <w:jc w:val="left"/>
+            </w:pPr>
+            <w:hyperlink r:id="rId148">
+              <w:r>
+                <w:rPr>
+                  <w:rStyle w:val="Hyperlink"/>
+                </w:rPr>
+                <w:t xml:space="preserve">act:enum/group_type/parliamentary_services</w:t>
+              </w:r>
+            </w:hyperlink>
           </w:p>
         </w:tc>
       </w:tr>
@@ -15461,30 +16369,53 @@
               <w:jc w:val="left"/>
             </w:pPr>
             <w:r>
-              <w:t xml:space="preserve">act:enum/group_type/court</w:t>
-            </w:r>
-          </w:p>
-        </w:tc>
-      </w:tr>
-      <w:tr>
-        <w:tc>
-          <w:tcPr/>
-          <w:p>
-            <w:pPr>
-              <w:pStyle w:val="Compact"/>
-            </w:pPr>
-          </w:p>
-        </w:tc>
-        <w:tc>
-          <w:tcPr/>
-          <w:p>
-            <w:pPr>
-              <w:pStyle w:val="Compact"/>
-              <w:jc w:val="left"/>
-            </w:pPr>
-            <w:r>
-              <w:t xml:space="preserve">Court / Judiciary at any level (e</w:t>
-            </w:r>
+              <w:t xml:space="preserve">Court / Judiciary at any level (e.g., Federal Court, Cantonal Court, District Court).</w:t>
+            </w:r>
+          </w:p>
+        </w:tc>
+      </w:tr>
+      <w:tr>
+        <w:tc>
+          <w:tcPr/>
+          <w:p>
+            <w:pPr>
+              <w:pStyle w:val="Compact"/>
+            </w:pPr>
+          </w:p>
+        </w:tc>
+        <w:tc>
+          <w:tcPr/>
+          <w:p>
+            <w:pPr>
+              <w:pStyle w:val="Compact"/>
+            </w:pPr>
+          </w:p>
+        </w:tc>
+      </w:tr>
+      <w:tr>
+        <w:tc>
+          <w:tcPr/>
+          <w:p>
+            <w:pPr>
+              <w:pStyle w:val="Compact"/>
+            </w:pPr>
+          </w:p>
+        </w:tc>
+        <w:tc>
+          <w:tcPr/>
+          <w:p>
+            <w:pPr>
+              <w:pStyle w:val="Compact"/>
+              <w:jc w:val="left"/>
+            </w:pPr>
+            <w:hyperlink r:id="rId149">
+              <w:r>
+                <w:rPr>
+                  <w:rStyle w:val="Hyperlink"/>
+                </w:rPr>
+                <w:t xml:space="preserve">act:enum/group_type/court</w:t>
+              </w:r>
+            </w:hyperlink>
           </w:p>
         </w:tc>
       </w:tr>
@@ -15509,30 +16440,53 @@
               <w:jc w:val="left"/>
             </w:pPr>
             <w:r>
-              <w:t xml:space="preserve">act:enum/group_type/association</w:t>
-            </w:r>
-          </w:p>
-        </w:tc>
-      </w:tr>
-      <w:tr>
-        <w:tc>
-          <w:tcPr/>
-          <w:p>
-            <w:pPr>
-              <w:pStyle w:val="Compact"/>
-            </w:pPr>
-          </w:p>
-        </w:tc>
-        <w:tc>
-          <w:tcPr/>
-          <w:p>
-            <w:pPr>
-              <w:pStyle w:val="Compact"/>
-              <w:jc w:val="left"/>
-            </w:pPr>
-            <w:r>
-              <w:t xml:space="preserve">Association</w:t>
-            </w:r>
+              <w:t xml:space="preserve">Association.</w:t>
+            </w:r>
+          </w:p>
+        </w:tc>
+      </w:tr>
+      <w:tr>
+        <w:tc>
+          <w:tcPr/>
+          <w:p>
+            <w:pPr>
+              <w:pStyle w:val="Compact"/>
+            </w:pPr>
+          </w:p>
+        </w:tc>
+        <w:tc>
+          <w:tcPr/>
+          <w:p>
+            <w:pPr>
+              <w:pStyle w:val="Compact"/>
+            </w:pPr>
+          </w:p>
+        </w:tc>
+      </w:tr>
+      <w:tr>
+        <w:tc>
+          <w:tcPr/>
+          <w:p>
+            <w:pPr>
+              <w:pStyle w:val="Compact"/>
+            </w:pPr>
+          </w:p>
+        </w:tc>
+        <w:tc>
+          <w:tcPr/>
+          <w:p>
+            <w:pPr>
+              <w:pStyle w:val="Compact"/>
+              <w:jc w:val="left"/>
+            </w:pPr>
+            <w:hyperlink r:id="rId150">
+              <w:r>
+                <w:rPr>
+                  <w:rStyle w:val="Hyperlink"/>
+                </w:rPr>
+                <w:t xml:space="preserve">act:enum/group_type/association</w:t>
+              </w:r>
+            </w:hyperlink>
           </w:p>
         </w:tc>
       </w:tr>
@@ -15557,30 +16511,53 @@
               <w:jc w:val="left"/>
             </w:pPr>
             <w:r>
-              <w:t xml:space="preserve">act:enum/group_type/petition_carrier</w:t>
-            </w:r>
-          </w:p>
-        </w:tc>
-      </w:tr>
-      <w:tr>
-        <w:tc>
-          <w:tcPr/>
-          <w:p>
-            <w:pPr>
-              <w:pStyle w:val="Compact"/>
-            </w:pPr>
-          </w:p>
-        </w:tc>
-        <w:tc>
-          <w:tcPr/>
-          <w:p>
-            <w:pPr>
-              <w:pStyle w:val="Compact"/>
-              <w:jc w:val="left"/>
-            </w:pPr>
-            <w:r>
-              <w:t xml:space="preserve">Petition carrier</w:t>
-            </w:r>
+              <w:t xml:space="preserve">Petition carrier.</w:t>
+            </w:r>
+          </w:p>
+        </w:tc>
+      </w:tr>
+      <w:tr>
+        <w:tc>
+          <w:tcPr/>
+          <w:p>
+            <w:pPr>
+              <w:pStyle w:val="Compact"/>
+            </w:pPr>
+          </w:p>
+        </w:tc>
+        <w:tc>
+          <w:tcPr/>
+          <w:p>
+            <w:pPr>
+              <w:pStyle w:val="Compact"/>
+            </w:pPr>
+          </w:p>
+        </w:tc>
+      </w:tr>
+      <w:tr>
+        <w:tc>
+          <w:tcPr/>
+          <w:p>
+            <w:pPr>
+              <w:pStyle w:val="Compact"/>
+            </w:pPr>
+          </w:p>
+        </w:tc>
+        <w:tc>
+          <w:tcPr/>
+          <w:p>
+            <w:pPr>
+              <w:pStyle w:val="Compact"/>
+              <w:jc w:val="left"/>
+            </w:pPr>
+            <w:hyperlink r:id="rId151">
+              <w:r>
+                <w:rPr>
+                  <w:rStyle w:val="Hyperlink"/>
+                </w:rPr>
+                <w:t xml:space="preserve">act:enum/group_type/petition_carrier</w:t>
+              </w:r>
+            </w:hyperlink>
           </w:p>
         </w:tc>
       </w:tr>
@@ -15605,30 +16582,53 @@
               <w:jc w:val="left"/>
             </w:pPr>
             <w:r>
-              <w:t xml:space="preserve">act:enum/group_type/university</w:t>
-            </w:r>
-          </w:p>
-        </w:tc>
-      </w:tr>
-      <w:tr>
-        <w:tc>
-          <w:tcPr/>
-          <w:p>
-            <w:pPr>
-              <w:pStyle w:val="Compact"/>
-            </w:pPr>
-          </w:p>
-        </w:tc>
-        <w:tc>
-          <w:tcPr/>
-          <w:p>
-            <w:pPr>
-              <w:pStyle w:val="Compact"/>
-              <w:jc w:val="left"/>
-            </w:pPr>
-            <w:r>
-              <w:t xml:space="preserve">University or educational institution as an outsourced provider of public tas…</w:t>
-            </w:r>
+              <w:t xml:space="preserve">University or educational institution as an outsourced provider of public tasks.</w:t>
+            </w:r>
+          </w:p>
+        </w:tc>
+      </w:tr>
+      <w:tr>
+        <w:tc>
+          <w:tcPr/>
+          <w:p>
+            <w:pPr>
+              <w:pStyle w:val="Compact"/>
+            </w:pPr>
+          </w:p>
+        </w:tc>
+        <w:tc>
+          <w:tcPr/>
+          <w:p>
+            <w:pPr>
+              <w:pStyle w:val="Compact"/>
+            </w:pPr>
+          </w:p>
+        </w:tc>
+      </w:tr>
+      <w:tr>
+        <w:tc>
+          <w:tcPr/>
+          <w:p>
+            <w:pPr>
+              <w:pStyle w:val="Compact"/>
+            </w:pPr>
+          </w:p>
+        </w:tc>
+        <w:tc>
+          <w:tcPr/>
+          <w:p>
+            <w:pPr>
+              <w:pStyle w:val="Compact"/>
+              <w:jc w:val="left"/>
+            </w:pPr>
+            <w:hyperlink r:id="rId152">
+              <w:r>
+                <w:rPr>
+                  <w:rStyle w:val="Hyperlink"/>
+                </w:rPr>
+                <w:t xml:space="preserve">act:enum/group_type/university</w:t>
+              </w:r>
+            </w:hyperlink>
           </w:p>
         </w:tc>
       </w:tr>
@@ -15653,39 +16653,67 @@
               <w:jc w:val="left"/>
             </w:pPr>
             <w:r>
-              <w:t xml:space="preserve">act:enum/group_type/other</w:t>
-            </w:r>
-          </w:p>
-        </w:tc>
-      </w:tr>
-      <w:tr>
-        <w:tc>
-          <w:tcPr/>
-          <w:p>
-            <w:pPr>
-              <w:pStyle w:val="Compact"/>
-            </w:pPr>
-          </w:p>
-        </w:tc>
-        <w:tc>
-          <w:tcPr/>
-          <w:p>
-            <w:pPr>
-              <w:pStyle w:val="Compact"/>
-              <w:jc w:val="left"/>
-            </w:pPr>
-            <w:r>
-              <w:t xml:space="preserve">Other group type not covered by standard categories</w:t>
-            </w:r>
+              <w:t xml:space="preserve">Other group type not covered by standard categories.</w:t>
+            </w:r>
+          </w:p>
+        </w:tc>
+      </w:tr>
+      <w:tr>
+        <w:tc>
+          <w:tcPr/>
+          <w:p>
+            <w:pPr>
+              <w:pStyle w:val="Compact"/>
+            </w:pPr>
+          </w:p>
+        </w:tc>
+        <w:tc>
+          <w:tcPr/>
+          <w:p>
+            <w:pPr>
+              <w:pStyle w:val="Compact"/>
+            </w:pPr>
+          </w:p>
+        </w:tc>
+      </w:tr>
+      <w:tr>
+        <w:tc>
+          <w:tcPr/>
+          <w:p>
+            <w:pPr>
+              <w:pStyle w:val="Compact"/>
+            </w:pPr>
+          </w:p>
+        </w:tc>
+        <w:tc>
+          <w:tcPr/>
+          <w:p>
+            <w:pPr>
+              <w:pStyle w:val="Compact"/>
+              <w:jc w:val="left"/>
+            </w:pPr>
+            <w:hyperlink r:id="rId153">
+              <w:r>
+                <w:rPr>
+                  <w:rStyle w:val="Hyperlink"/>
+                </w:rPr>
+                <w:t xml:space="preserve">act:enum/group_type/other</w:t>
+              </w:r>
+            </w:hyperlink>
           </w:p>
         </w:tc>
       </w:tr>
     </w:tbl>
-    <w:bookmarkEnd w:id="80"/>
-    <w:bookmarkEnd w:id="81"/>
-    <w:bookmarkEnd w:id="82"/>
-    <w:bookmarkStart w:id="88" w:name="mitgliedschaften-memberships"/>
+    <w:bookmarkEnd w:id="154"/>
     <w:p>
+      <w:r>
+        <w:br w:type="page"/>
+      </w:r>
+    </w:p>
+    <w:bookmarkEnd w:id="155"/>
+    <w:bookmarkEnd w:id="156"/>
+    <w:bookmarkStart w:id="162" w:name="mitgliedschaften-memberships"/>
+    <w:p>
       <w:pPr>
         <w:pStyle w:val="Heading1"/>
       </w:pPr>
@@ -15693,7 +16721,7 @@
         <w:t xml:space="preserve">Mitgliedschaften (Memberships)</w:t>
       </w:r>
     </w:p>
-    <w:bookmarkStart w:id="83" w:name="einführung-und-zielsetzung-2"/>
+    <w:bookmarkStart w:id="157" w:name="einführung-und-zielsetzung-2"/>
     <w:p>
       <w:pPr>
         <w:pStyle w:val="Heading2"/>
@@ -15817,8 +16845,8 @@
         <w:t xml:space="preserve">: Erfassung der Stimmberechtigung (relevant für Parlamente)</w:t>
       </w:r>
     </w:p>
-    <w:bookmarkEnd w:id="83"/>
-    <w:bookmarkStart w:id="84" w:name="anwendungsszenarien"/>
+    <w:bookmarkEnd w:id="157"/>
+    <w:bookmarkStart w:id="158" w:name="anwendungsszenarien"/>
     <w:p>
       <w:pPr>
         <w:pStyle w:val="Heading2"/>
@@ -15968,8 +16996,8 @@
         <w:t xml:space="preserve">: Mitwirkung in Gremien und Arbeitsgruppen</w:t>
       </w:r>
     </w:p>
-    <w:bookmarkEnd w:id="84"/>
-    <w:bookmarkStart w:id="87" w:name="class-membership"/>
+    <w:bookmarkEnd w:id="158"/>
+    <w:bookmarkStart w:id="161" w:name="class-membership"/>
     <w:p>
       <w:pPr>
         <w:pStyle w:val="Heading2"/>
@@ -15998,7 +17026,7 @@
         <w:t xml:space="preserve">__</w:t>
       </w:r>
     </w:p>
-    <w:bookmarkStart w:id="85" w:name="attribute-10"/>
+    <w:bookmarkStart w:id="159" w:name="attribute-10"/>
     <w:p>
       <w:pPr>
         <w:pStyle w:val="Heading3"/>
@@ -16963,8 +17991,8 @@
         </w:tc>
       </w:tr>
     </w:tbl>
-    <w:bookmarkEnd w:id="85"/>
-    <w:bookmarkStart w:id="86" w:name="usages-10"/>
+    <w:bookmarkEnd w:id="159"/>
+    <w:bookmarkStart w:id="160" w:name="usages-10"/>
     <w:p>
       <w:pPr>
         <w:pStyle w:val="Heading3"/>
@@ -17105,11 +18133,16 @@
         </w:tc>
       </w:tr>
     </w:tbl>
-    <w:bookmarkEnd w:id="86"/>
-    <w:bookmarkEnd w:id="87"/>
-    <w:bookmarkEnd w:id="88"/>
-    <w:bookmarkStart w:id="112" w:name="interessenbindungen-interest-links"/>
+    <w:bookmarkEnd w:id="160"/>
     <w:p>
+      <w:r>
+        <w:br w:type="page"/>
+      </w:r>
+    </w:p>
+    <w:bookmarkEnd w:id="161"/>
+    <w:bookmarkEnd w:id="162"/>
+    <w:bookmarkStart w:id="227" w:name="interessenbindungen-interest-links"/>
+    <w:p>
       <w:pPr>
         <w:pStyle w:val="Heading1"/>
       </w:pPr>
@@ -17117,7 +18150,7 @@
         <w:t xml:space="preserve">Interessenbindungen (Interest Links)</w:t>
       </w:r>
     </w:p>
-    <w:bookmarkStart w:id="90" w:name="einführung-und-zielsetzung-3"/>
+    <w:bookmarkStart w:id="164" w:name="einführung-und-zielsetzung-3"/>
     <w:p>
       <w:pPr>
         <w:pStyle w:val="Heading2"/>
@@ -17136,7 +18169,7 @@
       <w:r>
         <w:t xml:space="preserve"> </w:t>
       </w:r>
-      <w:hyperlink r:id="rId89">
+      <w:hyperlink r:id="rId163">
         <w:r>
           <w:rPr>
             <w:rStyle w:val="Hyperlink"/>
@@ -17236,8 +18269,8 @@
         <w:t xml:space="preserve">: Dokumentation von Start und Ende der Bindung</w:t>
       </w:r>
     </w:p>
-    <w:bookmarkEnd w:id="90"/>
-    <w:bookmarkStart w:id="105" w:name="class-interestlink"/>
+    <w:bookmarkEnd w:id="164"/>
+    <w:bookmarkStart w:id="179" w:name="class-interestlink"/>
     <w:p>
       <w:pPr>
         <w:pStyle w:val="Heading2"/>
@@ -17266,7 +18299,7 @@
         <w:t xml:space="preserve">__</w:t>
       </w:r>
     </w:p>
-    <w:bookmarkStart w:id="91" w:name="attribute-11"/>
+    <w:bookmarkStart w:id="165" w:name="attribute-11"/>
     <w:p>
       <w:pPr>
         <w:pStyle w:val="Heading3"/>
@@ -18487,8 +19520,8 @@
         </w:tc>
       </w:tr>
     </w:tbl>
-    <w:bookmarkEnd w:id="91"/>
-    <w:bookmarkStart w:id="92" w:name="usages-11"/>
+    <w:bookmarkEnd w:id="165"/>
+    <w:bookmarkStart w:id="166" w:name="usages-11"/>
     <w:p>
       <w:pPr>
         <w:pStyle w:val="Heading3"/>
@@ -18694,8 +19727,8 @@
         </w:tc>
       </w:tr>
     </w:tbl>
-    <w:bookmarkEnd w:id="92"/>
-    <w:bookmarkStart w:id="104" w:name="examples-3"/>
+    <w:bookmarkEnd w:id="166"/>
+    <w:bookmarkStart w:id="178" w:name="examples-3"/>
     <w:p>
       <w:pPr>
         <w:pStyle w:val="Heading3"/>
@@ -18704,7 +19737,7 @@
         <w:t xml:space="preserve">Examples</w:t>
       </w:r>
     </w:p>
-    <w:bookmarkStart w:id="93" w:name="X0845bcf2a073d7a8ccfb4c034304d565538985a"/>
+    <w:bookmarkStart w:id="167" w:name="X0845bcf2a073d7a8ccfb4c034304d565538985a"/>
     <w:p>
       <w:pPr>
         <w:pStyle w:val="Heading4"/>
@@ -18970,8 +20003,8 @@
         <w:t xml:space="preserve">true</w:t>
       </w:r>
     </w:p>
-    <w:bookmarkEnd w:id="93"/>
-    <w:bookmarkStart w:id="94" w:name="X5f7b77374213da9d26faf724a6a780fad8e679d"/>
+    <w:bookmarkEnd w:id="167"/>
+    <w:bookmarkStart w:id="168" w:name="X5f7b77374213da9d26faf724a6a780fad8e679d"/>
     <w:p>
       <w:pPr>
         <w:pStyle w:val="Heading4"/>
@@ -19237,8 +20270,8 @@
         <w:t xml:space="preserve">false</w:t>
       </w:r>
     </w:p>
-    <w:bookmarkEnd w:id="94"/>
-    <w:bookmarkStart w:id="95" w:name="Xa40f2fb9d29f8ea37e0f78fc21991870728b003"/>
+    <w:bookmarkEnd w:id="168"/>
+    <w:bookmarkStart w:id="169" w:name="Xa40f2fb9d29f8ea37e0f78fc21991870728b003"/>
     <w:p>
       <w:pPr>
         <w:pStyle w:val="Heading4"/>
@@ -19498,8 +20531,8 @@
         <w:t xml:space="preserve">false</w:t>
       </w:r>
     </w:p>
-    <w:bookmarkEnd w:id="95"/>
-    <w:bookmarkStart w:id="96" w:name="X39e75180c6c6f9734709a21e630d94d5297fa76"/>
+    <w:bookmarkEnd w:id="169"/>
+    <w:bookmarkStart w:id="170" w:name="X39e75180c6c6f9734709a21e630d94d5297fa76"/>
     <w:p>
       <w:pPr>
         <w:pStyle w:val="Heading4"/>
@@ -19759,8 +20792,8 @@
         <w:t xml:space="preserve">false</w:t>
       </w:r>
     </w:p>
-    <w:bookmarkEnd w:id="96"/>
-    <w:bookmarkStart w:id="97" w:name="Xd76396af613a0ff7158ed59e2240f0adc6f7ee2"/>
+    <w:bookmarkEnd w:id="170"/>
+    <w:bookmarkStart w:id="171" w:name="Xd76396af613a0ff7158ed59e2240f0adc6f7ee2"/>
     <w:p>
       <w:pPr>
         <w:pStyle w:val="Heading4"/>
@@ -20026,8 +21059,8 @@
         <w:t xml:space="preserve">true</w:t>
       </w:r>
     </w:p>
-    <w:bookmarkEnd w:id="97"/>
-    <w:bookmarkStart w:id="98" w:name="X7d29cc7ff52120bdd45011480f3e6dc610515f2"/>
+    <w:bookmarkEnd w:id="171"/>
+    <w:bookmarkStart w:id="172" w:name="X7d29cc7ff52120bdd45011480f3e6dc610515f2"/>
     <w:p>
       <w:pPr>
         <w:pStyle w:val="Heading4"/>
@@ -20293,8 +21326,8 @@
         <w:t xml:space="preserve">true</w:t>
       </w:r>
     </w:p>
-    <w:bookmarkEnd w:id="98"/>
-    <w:bookmarkStart w:id="99" w:name="Xded36388b4a9b51fcb584ff8dfc8b0a0bff45fd"/>
+    <w:bookmarkEnd w:id="172"/>
+    <w:bookmarkStart w:id="173" w:name="Xded36388b4a9b51fcb584ff8dfc8b0a0bff45fd"/>
     <w:p>
       <w:pPr>
         <w:pStyle w:val="Heading4"/>
@@ -20560,8 +21593,8 @@
         <w:t xml:space="preserve">true</w:t>
       </w:r>
     </w:p>
-    <w:bookmarkEnd w:id="99"/>
-    <w:bookmarkStart w:id="100" w:name="X67a57fa17931c1870747e25cf16d5ce99900d38"/>
+    <w:bookmarkEnd w:id="173"/>
+    <w:bookmarkStart w:id="174" w:name="X67a57fa17931c1870747e25cf16d5ce99900d38"/>
     <w:p>
       <w:pPr>
         <w:pStyle w:val="Heading4"/>
@@ -20821,8 +21854,8 @@
         <w:t xml:space="preserve">true</w:t>
       </w:r>
     </w:p>
-    <w:bookmarkEnd w:id="100"/>
-    <w:bookmarkStart w:id="101" w:name="Xc0dc9173d5ec4cfe64b497c9e47d80eb9698f95"/>
+    <w:bookmarkEnd w:id="174"/>
+    <w:bookmarkStart w:id="175" w:name="Xc0dc9173d5ec4cfe64b497c9e47d80eb9698f95"/>
     <w:p>
       <w:pPr>
         <w:pStyle w:val="Heading4"/>
@@ -21088,8 +22121,8 @@
         <w:t xml:space="preserve">true</w:t>
       </w:r>
     </w:p>
-    <w:bookmarkEnd w:id="101"/>
-    <w:bookmarkStart w:id="102" w:name="Xada6c64672c2c5d2dde948a9b1776690af4c26f"/>
+    <w:bookmarkEnd w:id="175"/>
+    <w:bookmarkStart w:id="176" w:name="Xada6c64672c2c5d2dde948a9b1776690af4c26f"/>
     <w:p>
       <w:pPr>
         <w:pStyle w:val="Heading4"/>
@@ -21349,8 +22382,8 @@
         <w:t xml:space="preserve">true</w:t>
       </w:r>
     </w:p>
-    <w:bookmarkEnd w:id="102"/>
-    <w:bookmarkStart w:id="103" w:name="Xb0713a3079c98b470c31c6d0a87571ecc4271ab"/>
+    <w:bookmarkEnd w:id="176"/>
+    <w:bookmarkStart w:id="177" w:name="Xb0713a3079c98b470c31c6d0a87571ecc4271ab"/>
     <w:p>
       <w:pPr>
         <w:pStyle w:val="Heading4"/>
@@ -21610,10 +22643,10 @@
         <w:t xml:space="preserve">true</w:t>
       </w:r>
     </w:p>
-    <w:bookmarkEnd w:id="103"/>
-    <w:bookmarkEnd w:id="104"/>
-    <w:bookmarkEnd w:id="105"/>
-    <w:bookmarkStart w:id="108" w:name="enum-interesttypeenum"/>
+    <w:bookmarkEnd w:id="177"/>
+    <w:bookmarkEnd w:id="178"/>
+    <w:bookmarkEnd w:id="179"/>
+    <w:bookmarkStart w:id="185" w:name="enum-interesttypeenum"/>
     <w:p>
       <w:pPr>
         <w:pStyle w:val="Heading2"/>
@@ -21652,7 +22685,7 @@
       <w:r>
         <w:t xml:space="preserve"> </w:t>
       </w:r>
-      <w:hyperlink r:id="rId106">
+      <w:hyperlink r:id="rId180">
         <w:r>
           <w:rPr>
             <w:rStyle w:val="Hyperlink"/>
@@ -21661,7 +22694,7 @@
         </w:r>
       </w:hyperlink>
     </w:p>
-    <w:bookmarkStart w:id="107" w:name="permissible-values-3"/>
+    <w:bookmarkStart w:id="184" w:name="permissible-values-3"/>
     <w:p>
       <w:pPr>
         <w:pStyle w:val="Heading3"/>
@@ -21731,30 +22764,53 @@
               <w:jc w:val="left"/>
             </w:pPr>
             <w:r>
-              <w:t xml:space="preserve">act:enum/interest_type/professional_activity</w:t>
-            </w:r>
-          </w:p>
-        </w:tc>
-      </w:tr>
-      <w:tr>
-        <w:tc>
-          <w:tcPr/>
-          <w:p>
-            <w:pPr>
-              <w:pStyle w:val="Compact"/>
-            </w:pPr>
-          </w:p>
-        </w:tc>
-        <w:tc>
-          <w:tcPr/>
-          <w:p>
-            <w:pPr>
-              <w:pStyle w:val="Compact"/>
-              <w:jc w:val="left"/>
-            </w:pPr>
-            <w:r>
-              <w:t xml:space="preserve">Professional activity outside the political mandate (e</w:t>
-            </w:r>
+              <w:t xml:space="preserve">Professional activity outside the political mandate (e.g., employment, self-employment, consulting, board mandates in private companies).</w:t>
+            </w:r>
+          </w:p>
+        </w:tc>
+      </w:tr>
+      <w:tr>
+        <w:tc>
+          <w:tcPr/>
+          <w:p>
+            <w:pPr>
+              <w:pStyle w:val="Compact"/>
+            </w:pPr>
+          </w:p>
+        </w:tc>
+        <w:tc>
+          <w:tcPr/>
+          <w:p>
+            <w:pPr>
+              <w:pStyle w:val="Compact"/>
+            </w:pPr>
+          </w:p>
+        </w:tc>
+      </w:tr>
+      <w:tr>
+        <w:tc>
+          <w:tcPr/>
+          <w:p>
+            <w:pPr>
+              <w:pStyle w:val="Compact"/>
+            </w:pPr>
+          </w:p>
+        </w:tc>
+        <w:tc>
+          <w:tcPr/>
+          <w:p>
+            <w:pPr>
+              <w:pStyle w:val="Compact"/>
+              <w:jc w:val="left"/>
+            </w:pPr>
+            <w:hyperlink r:id="rId181">
+              <w:r>
+                <w:rPr>
+                  <w:rStyle w:val="Hyperlink"/>
+                </w:rPr>
+                <w:t xml:space="preserve">act:enum/interest_type/professional_activity</w:t>
+              </w:r>
+            </w:hyperlink>
           </w:p>
         </w:tc>
       </w:tr>
@@ -21779,30 +22835,53 @@
               <w:jc w:val="left"/>
             </w:pPr>
             <w:r>
-              <w:t xml:space="preserve">act:enum/interest_type/political_office</w:t>
-            </w:r>
-          </w:p>
-        </w:tc>
-      </w:tr>
-      <w:tr>
-        <w:tc>
-          <w:tcPr/>
-          <w:p>
-            <w:pPr>
-              <w:pStyle w:val="Compact"/>
-            </w:pPr>
-          </w:p>
-        </w:tc>
-        <w:tc>
-          <w:tcPr/>
-          <w:p>
-            <w:pPr>
-              <w:pStyle w:val="Compact"/>
-              <w:jc w:val="left"/>
-            </w:pPr>
-            <w:r>
-              <w:t xml:space="preserve">Political office or mandate at other federal levels or in other bodies (e</w:t>
-            </w:r>
+              <w:t xml:space="preserve">Political office or mandate at other federal levels or in other bodies (e.g., cantonal/municipal parliament membership, government council, extra-parliamentary commission).</w:t>
+            </w:r>
+          </w:p>
+        </w:tc>
+      </w:tr>
+      <w:tr>
+        <w:tc>
+          <w:tcPr/>
+          <w:p>
+            <w:pPr>
+              <w:pStyle w:val="Compact"/>
+            </w:pPr>
+          </w:p>
+        </w:tc>
+        <w:tc>
+          <w:tcPr/>
+          <w:p>
+            <w:pPr>
+              <w:pStyle w:val="Compact"/>
+            </w:pPr>
+          </w:p>
+        </w:tc>
+      </w:tr>
+      <w:tr>
+        <w:tc>
+          <w:tcPr/>
+          <w:p>
+            <w:pPr>
+              <w:pStyle w:val="Compact"/>
+            </w:pPr>
+          </w:p>
+        </w:tc>
+        <w:tc>
+          <w:tcPr/>
+          <w:p>
+            <w:pPr>
+              <w:pStyle w:val="Compact"/>
+              <w:jc w:val="left"/>
+            </w:pPr>
+            <w:hyperlink r:id="rId182">
+              <w:r>
+                <w:rPr>
+                  <w:rStyle w:val="Hyperlink"/>
+                </w:rPr>
+                <w:t xml:space="preserve">act:enum/interest_type/political_office</w:t>
+              </w:r>
+            </w:hyperlink>
           </w:p>
         </w:tc>
       </w:tr>
@@ -21827,37 +22906,60 @@
               <w:jc w:val="left"/>
             </w:pPr>
             <w:r>
-              <w:t xml:space="preserve">act:enum/interest_type/association</w:t>
-            </w:r>
-          </w:p>
-        </w:tc>
-      </w:tr>
-      <w:tr>
-        <w:tc>
-          <w:tcPr/>
-          <w:p>
-            <w:pPr>
-              <w:pStyle w:val="Compact"/>
-            </w:pPr>
-          </w:p>
-        </w:tc>
-        <w:tc>
-          <w:tcPr/>
-          <w:p>
-            <w:pPr>
-              <w:pStyle w:val="Compact"/>
-              <w:jc w:val="left"/>
-            </w:pPr>
-            <w:r>
-              <w:t xml:space="preserve">Membership in associations, federations, or interest organizations (e</w:t>
-            </w:r>
+              <w:t xml:space="preserve">Membership in associations, federations, or interest organizations (e.g., industry associations, professional associations, lobby organizations, foundations, charitable associations).</w:t>
+            </w:r>
+          </w:p>
+        </w:tc>
+      </w:tr>
+      <w:tr>
+        <w:tc>
+          <w:tcPr/>
+          <w:p>
+            <w:pPr>
+              <w:pStyle w:val="Compact"/>
+            </w:pPr>
+          </w:p>
+        </w:tc>
+        <w:tc>
+          <w:tcPr/>
+          <w:p>
+            <w:pPr>
+              <w:pStyle w:val="Compact"/>
+            </w:pPr>
+          </w:p>
+        </w:tc>
+      </w:tr>
+      <w:tr>
+        <w:tc>
+          <w:tcPr/>
+          <w:p>
+            <w:pPr>
+              <w:pStyle w:val="Compact"/>
+            </w:pPr>
+          </w:p>
+        </w:tc>
+        <w:tc>
+          <w:tcPr/>
+          <w:p>
+            <w:pPr>
+              <w:pStyle w:val="Compact"/>
+              <w:jc w:val="left"/>
+            </w:pPr>
+            <w:hyperlink r:id="rId183">
+              <w:r>
+                <w:rPr>
+                  <w:rStyle w:val="Hyperlink"/>
+                </w:rPr>
+                <w:t xml:space="preserve">act:enum/interest_type/association</w:t>
+              </w:r>
+            </w:hyperlink>
           </w:p>
         </w:tc>
       </w:tr>
     </w:tbl>
-    <w:bookmarkEnd w:id="107"/>
-    <w:bookmarkEnd w:id="108"/>
-    <w:bookmarkStart w:id="111" w:name="enum-legalformenum"/>
+    <w:bookmarkEnd w:id="184"/>
+    <w:bookmarkEnd w:id="185"/>
+    <w:bookmarkStart w:id="226" w:name="enum-legalformenum"/>
     <w:p>
       <w:pPr>
         <w:pStyle w:val="Heading2"/>
@@ -21896,7 +22998,7 @@
       <w:r>
         <w:t xml:space="preserve"> </w:t>
       </w:r>
-      <w:hyperlink r:id="rId109">
+      <w:hyperlink r:id="rId186">
         <w:r>
           <w:rPr>
             <w:rStyle w:val="Hyperlink"/>
@@ -21905,7 +23007,7 @@
         </w:r>
       </w:hyperlink>
     </w:p>
-    <w:bookmarkStart w:id="110" w:name="permissible-values-4"/>
+    <w:bookmarkStart w:id="225" w:name="permissible-values-4"/>
     <w:p>
       <w:pPr>
         <w:pStyle w:val="Heading3"/>
@@ -21975,30 +23077,35 @@
               <w:jc w:val="left"/>
             </w:pPr>
             <w:r>
-              <w:t xml:space="preserve">https://register.ld.admin.ch/i14y/concept/legalForm/0101</w:t>
-            </w:r>
-          </w:p>
-        </w:tc>
-      </w:tr>
-      <w:tr>
-        <w:tc>
-          <w:tcPr/>
-          <w:p>
-            <w:pPr>
-              <w:pStyle w:val="Compact"/>
-            </w:pPr>
-          </w:p>
-        </w:tc>
-        <w:tc>
-          <w:tcPr/>
-          <w:p>
-            <w:pPr>
-              <w:pStyle w:val="Compact"/>
-              <w:jc w:val="left"/>
-            </w:pPr>
-            <w:r>
-              <w:t xml:space="preserve">Sole proprietorship</w:t>
-            </w:r>
+              <w:t xml:space="preserve">Sole proprietorship.</w:t>
+            </w:r>
+          </w:p>
+        </w:tc>
+      </w:tr>
+      <w:tr>
+        <w:tc>
+          <w:tcPr/>
+          <w:p>
+            <w:pPr>
+              <w:pStyle w:val="Compact"/>
+            </w:pPr>
+          </w:p>
+        </w:tc>
+        <w:tc>
+          <w:tcPr/>
+          <w:p>
+            <w:pPr>
+              <w:pStyle w:val="Compact"/>
+              <w:jc w:val="left"/>
+            </w:pPr>
+            <w:hyperlink r:id="rId187">
+              <w:r>
+                <w:rPr>
+                  <w:rStyle w:val="Hyperlink"/>
+                </w:rPr>
+                <w:t xml:space="preserve">https://register.ld.admin.ch/i14y/concept/legalForm/0101</w:t>
+              </w:r>
+            </w:hyperlink>
           </w:p>
         </w:tc>
       </w:tr>
@@ -22023,30 +23130,35 @@
               <w:jc w:val="left"/>
             </w:pPr>
             <w:r>
-              <w:t xml:space="preserve">https://register.ld.admin.ch/i14y/concept/legalForm/0103</w:t>
-            </w:r>
-          </w:p>
-        </w:tc>
-      </w:tr>
-      <w:tr>
-        <w:tc>
-          <w:tcPr/>
-          <w:p>
-            <w:pPr>
-              <w:pStyle w:val="Compact"/>
-            </w:pPr>
-          </w:p>
-        </w:tc>
-        <w:tc>
-          <w:tcPr/>
-          <w:p>
-            <w:pPr>
-              <w:pStyle w:val="Compact"/>
-              <w:jc w:val="left"/>
-            </w:pPr>
-            <w:r>
-              <w:t xml:space="preserve">General partnership (GP)</w:t>
-            </w:r>
+              <w:t xml:space="preserve">General partnership (GP).</w:t>
+            </w:r>
+          </w:p>
+        </w:tc>
+      </w:tr>
+      <w:tr>
+        <w:tc>
+          <w:tcPr/>
+          <w:p>
+            <w:pPr>
+              <w:pStyle w:val="Compact"/>
+            </w:pPr>
+          </w:p>
+        </w:tc>
+        <w:tc>
+          <w:tcPr/>
+          <w:p>
+            <w:pPr>
+              <w:pStyle w:val="Compact"/>
+              <w:jc w:val="left"/>
+            </w:pPr>
+            <w:hyperlink r:id="rId188">
+              <w:r>
+                <w:rPr>
+                  <w:rStyle w:val="Hyperlink"/>
+                </w:rPr>
+                <w:t xml:space="preserve">https://register.ld.admin.ch/i14y/concept/legalForm/0103</w:t>
+              </w:r>
+            </w:hyperlink>
           </w:p>
         </w:tc>
       </w:tr>
@@ -22071,30 +23183,35 @@
               <w:jc w:val="left"/>
             </w:pPr>
             <w:r>
-              <w:t xml:space="preserve">https://register.ld.admin.ch/i14y/concept/legalForm/0104</w:t>
-            </w:r>
-          </w:p>
-        </w:tc>
-      </w:tr>
-      <w:tr>
-        <w:tc>
-          <w:tcPr/>
-          <w:p>
-            <w:pPr>
-              <w:pStyle w:val="Compact"/>
-            </w:pPr>
-          </w:p>
-        </w:tc>
-        <w:tc>
-          <w:tcPr/>
-          <w:p>
-            <w:pPr>
-              <w:pStyle w:val="Compact"/>
-              <w:jc w:val="left"/>
-            </w:pPr>
-            <w:r>
-              <w:t xml:space="preserve">Limited partnership (LP)</w:t>
-            </w:r>
+              <w:t xml:space="preserve">Limited partnership (LP).</w:t>
+            </w:r>
+          </w:p>
+        </w:tc>
+      </w:tr>
+      <w:tr>
+        <w:tc>
+          <w:tcPr/>
+          <w:p>
+            <w:pPr>
+              <w:pStyle w:val="Compact"/>
+            </w:pPr>
+          </w:p>
+        </w:tc>
+        <w:tc>
+          <w:tcPr/>
+          <w:p>
+            <w:pPr>
+              <w:pStyle w:val="Compact"/>
+              <w:jc w:val="left"/>
+            </w:pPr>
+            <w:hyperlink r:id="rId189">
+              <w:r>
+                <w:rPr>
+                  <w:rStyle w:val="Hyperlink"/>
+                </w:rPr>
+                <w:t xml:space="preserve">https://register.ld.admin.ch/i14y/concept/legalForm/0104</w:t>
+              </w:r>
+            </w:hyperlink>
           </w:p>
         </w:tc>
       </w:tr>
@@ -22119,30 +23236,35 @@
               <w:jc w:val="left"/>
             </w:pPr>
             <w:r>
-              <w:t xml:space="preserve">https://register.ld.admin.ch/i14y/concept/legalForm/0105</w:t>
-            </w:r>
-          </w:p>
-        </w:tc>
-      </w:tr>
-      <w:tr>
-        <w:tc>
-          <w:tcPr/>
-          <w:p>
-            <w:pPr>
-              <w:pStyle w:val="Compact"/>
-            </w:pPr>
-          </w:p>
-        </w:tc>
-        <w:tc>
-          <w:tcPr/>
-          <w:p>
-            <w:pPr>
-              <w:pStyle w:val="Compact"/>
-              <w:jc w:val="left"/>
-            </w:pPr>
-            <w:r>
-              <w:t xml:space="preserve">Corporation with unlimited partners (CUP)</w:t>
-            </w:r>
+              <w:t xml:space="preserve">Corporation with unlimited partners (CUP).</w:t>
+            </w:r>
+          </w:p>
+        </w:tc>
+      </w:tr>
+      <w:tr>
+        <w:tc>
+          <w:tcPr/>
+          <w:p>
+            <w:pPr>
+              <w:pStyle w:val="Compact"/>
+            </w:pPr>
+          </w:p>
+        </w:tc>
+        <w:tc>
+          <w:tcPr/>
+          <w:p>
+            <w:pPr>
+              <w:pStyle w:val="Compact"/>
+              <w:jc w:val="left"/>
+            </w:pPr>
+            <w:hyperlink r:id="rId190">
+              <w:r>
+                <w:rPr>
+                  <w:rStyle w:val="Hyperlink"/>
+                </w:rPr>
+                <w:t xml:space="preserve">https://register.ld.admin.ch/i14y/concept/legalForm/0105</w:t>
+              </w:r>
+            </w:hyperlink>
           </w:p>
         </w:tc>
       </w:tr>
@@ -22167,30 +23289,35 @@
               <w:jc w:val="left"/>
             </w:pPr>
             <w:r>
-              <w:t xml:space="preserve">https://register.ld.admin.ch/i14y/concept/legalForm/0106</w:t>
-            </w:r>
-          </w:p>
-        </w:tc>
-      </w:tr>
-      <w:tr>
-        <w:tc>
-          <w:tcPr/>
-          <w:p>
-            <w:pPr>
-              <w:pStyle w:val="Compact"/>
-            </w:pPr>
-          </w:p>
-        </w:tc>
-        <w:tc>
-          <w:tcPr/>
-          <w:p>
-            <w:pPr>
-              <w:pStyle w:val="Compact"/>
-              <w:jc w:val="left"/>
-            </w:pPr>
-            <w:r>
-              <w:t xml:space="preserve">Corporation (Ltd)</w:t>
-            </w:r>
+              <w:t xml:space="preserve">Corporation (Ltd).</w:t>
+            </w:r>
+          </w:p>
+        </w:tc>
+      </w:tr>
+      <w:tr>
+        <w:tc>
+          <w:tcPr/>
+          <w:p>
+            <w:pPr>
+              <w:pStyle w:val="Compact"/>
+            </w:pPr>
+          </w:p>
+        </w:tc>
+        <w:tc>
+          <w:tcPr/>
+          <w:p>
+            <w:pPr>
+              <w:pStyle w:val="Compact"/>
+              <w:jc w:val="left"/>
+            </w:pPr>
+            <w:hyperlink r:id="rId191">
+              <w:r>
+                <w:rPr>
+                  <w:rStyle w:val="Hyperlink"/>
+                </w:rPr>
+                <w:t xml:space="preserve">https://register.ld.admin.ch/i14y/concept/legalForm/0106</w:t>
+              </w:r>
+            </w:hyperlink>
           </w:p>
         </w:tc>
       </w:tr>
@@ -22215,30 +23342,35 @@
               <w:jc w:val="left"/>
             </w:pPr>
             <w:r>
-              <w:t xml:space="preserve">https://register.ld.admin.ch/i14y/concept/legalForm/0107</w:t>
-            </w:r>
-          </w:p>
-        </w:tc>
-      </w:tr>
-      <w:tr>
-        <w:tc>
-          <w:tcPr/>
-          <w:p>
-            <w:pPr>
-              <w:pStyle w:val="Compact"/>
-            </w:pPr>
-          </w:p>
-        </w:tc>
-        <w:tc>
-          <w:tcPr/>
-          <w:p>
-            <w:pPr>
-              <w:pStyle w:val="Compact"/>
-              <w:jc w:val="left"/>
-            </w:pPr>
-            <w:r>
-              <w:t xml:space="preserve">Limited liability company (LLC)</w:t>
-            </w:r>
+              <w:t xml:space="preserve">Limited liability company (LLC).</w:t>
+            </w:r>
+          </w:p>
+        </w:tc>
+      </w:tr>
+      <w:tr>
+        <w:tc>
+          <w:tcPr/>
+          <w:p>
+            <w:pPr>
+              <w:pStyle w:val="Compact"/>
+            </w:pPr>
+          </w:p>
+        </w:tc>
+        <w:tc>
+          <w:tcPr/>
+          <w:p>
+            <w:pPr>
+              <w:pStyle w:val="Compact"/>
+              <w:jc w:val="left"/>
+            </w:pPr>
+            <w:hyperlink r:id="rId192">
+              <w:r>
+                <w:rPr>
+                  <w:rStyle w:val="Hyperlink"/>
+                </w:rPr>
+                <w:t xml:space="preserve">https://register.ld.admin.ch/i14y/concept/legalForm/0107</w:t>
+              </w:r>
+            </w:hyperlink>
           </w:p>
         </w:tc>
       </w:tr>
@@ -22263,30 +23395,35 @@
               <w:jc w:val="left"/>
             </w:pPr>
             <w:r>
-              <w:t xml:space="preserve">https://register.ld.admin.ch/i14y/concept/legalForm/0108</w:t>
-            </w:r>
-          </w:p>
-        </w:tc>
-      </w:tr>
-      <w:tr>
-        <w:tc>
-          <w:tcPr/>
-          <w:p>
-            <w:pPr>
-              <w:pStyle w:val="Compact"/>
-            </w:pPr>
-          </w:p>
-        </w:tc>
-        <w:tc>
-          <w:tcPr/>
-          <w:p>
-            <w:pPr>
-              <w:pStyle w:val="Compact"/>
-              <w:jc w:val="left"/>
-            </w:pPr>
-            <w:r>
-              <w:t xml:space="preserve">Cooperative</w:t>
-            </w:r>
+              <w:t xml:space="preserve">Cooperative.</w:t>
+            </w:r>
+          </w:p>
+        </w:tc>
+      </w:tr>
+      <w:tr>
+        <w:tc>
+          <w:tcPr/>
+          <w:p>
+            <w:pPr>
+              <w:pStyle w:val="Compact"/>
+            </w:pPr>
+          </w:p>
+        </w:tc>
+        <w:tc>
+          <w:tcPr/>
+          <w:p>
+            <w:pPr>
+              <w:pStyle w:val="Compact"/>
+              <w:jc w:val="left"/>
+            </w:pPr>
+            <w:hyperlink r:id="rId193">
+              <w:r>
+                <w:rPr>
+                  <w:rStyle w:val="Hyperlink"/>
+                </w:rPr>
+                <w:t xml:space="preserve">https://register.ld.admin.ch/i14y/concept/legalForm/0108</w:t>
+              </w:r>
+            </w:hyperlink>
           </w:p>
         </w:tc>
       </w:tr>
@@ -22311,30 +23448,35 @@
               <w:jc w:val="left"/>
             </w:pPr>
             <w:r>
-              <w:t xml:space="preserve">https://register.ld.admin.ch/i14y/concept/legalForm/0109</w:t>
-            </w:r>
-          </w:p>
-        </w:tc>
-      </w:tr>
-      <w:tr>
-        <w:tc>
-          <w:tcPr/>
-          <w:p>
-            <w:pPr>
-              <w:pStyle w:val="Compact"/>
-            </w:pPr>
-          </w:p>
-        </w:tc>
-        <w:tc>
-          <w:tcPr/>
-          <w:p>
-            <w:pPr>
-              <w:pStyle w:val="Compact"/>
-              <w:jc w:val="left"/>
-            </w:pPr>
-            <w:r>
-              <w:t xml:space="preserve">Association</w:t>
-            </w:r>
+              <w:t xml:space="preserve">Association.</w:t>
+            </w:r>
+          </w:p>
+        </w:tc>
+      </w:tr>
+      <w:tr>
+        <w:tc>
+          <w:tcPr/>
+          <w:p>
+            <w:pPr>
+              <w:pStyle w:val="Compact"/>
+            </w:pPr>
+          </w:p>
+        </w:tc>
+        <w:tc>
+          <w:tcPr/>
+          <w:p>
+            <w:pPr>
+              <w:pStyle w:val="Compact"/>
+              <w:jc w:val="left"/>
+            </w:pPr>
+            <w:hyperlink r:id="rId194">
+              <w:r>
+                <w:rPr>
+                  <w:rStyle w:val="Hyperlink"/>
+                </w:rPr>
+                <w:t xml:space="preserve">https://register.ld.admin.ch/i14y/concept/legalForm/0109</w:t>
+              </w:r>
+            </w:hyperlink>
           </w:p>
         </w:tc>
       </w:tr>
@@ -22359,30 +23501,35 @@
               <w:jc w:val="left"/>
             </w:pPr>
             <w:r>
-              <w:t xml:space="preserve">https://register.ld.admin.ch/i14y/concept/legalForm/0110</w:t>
-            </w:r>
-          </w:p>
-        </w:tc>
-      </w:tr>
-      <w:tr>
-        <w:tc>
-          <w:tcPr/>
-          <w:p>
-            <w:pPr>
-              <w:pStyle w:val="Compact"/>
-            </w:pPr>
-          </w:p>
-        </w:tc>
-        <w:tc>
-          <w:tcPr/>
-          <w:p>
-            <w:pPr>
-              <w:pStyle w:val="Compact"/>
-              <w:jc w:val="left"/>
-            </w:pPr>
-            <w:r>
-              <w:t xml:space="preserve">Foundation</w:t>
-            </w:r>
+              <w:t xml:space="preserve">Foundation.</w:t>
+            </w:r>
+          </w:p>
+        </w:tc>
+      </w:tr>
+      <w:tr>
+        <w:tc>
+          <w:tcPr/>
+          <w:p>
+            <w:pPr>
+              <w:pStyle w:val="Compact"/>
+            </w:pPr>
+          </w:p>
+        </w:tc>
+        <w:tc>
+          <w:tcPr/>
+          <w:p>
+            <w:pPr>
+              <w:pStyle w:val="Compact"/>
+              <w:jc w:val="left"/>
+            </w:pPr>
+            <w:hyperlink r:id="rId195">
+              <w:r>
+                <w:rPr>
+                  <w:rStyle w:val="Hyperlink"/>
+                </w:rPr>
+                <w:t xml:space="preserve">https://register.ld.admin.ch/i14y/concept/legalForm/0110</w:t>
+              </w:r>
+            </w:hyperlink>
           </w:p>
         </w:tc>
       </w:tr>
@@ -22407,30 +23554,35 @@
               <w:jc w:val="left"/>
             </w:pPr>
             <w:r>
-              <w:t xml:space="preserve">https://register.ld.admin.ch/i14y/concept/legalForm/0111</w:t>
-            </w:r>
-          </w:p>
-        </w:tc>
-      </w:tr>
-      <w:tr>
-        <w:tc>
-          <w:tcPr/>
-          <w:p>
-            <w:pPr>
-              <w:pStyle w:val="Compact"/>
-            </w:pPr>
-          </w:p>
-        </w:tc>
-        <w:tc>
-          <w:tcPr/>
-          <w:p>
-            <w:pPr>
-              <w:pStyle w:val="Compact"/>
-              <w:jc w:val="left"/>
-            </w:pPr>
-            <w:r>
-              <w:t xml:space="preserve">Branch of a foreign company</w:t>
-            </w:r>
+              <w:t xml:space="preserve">Branch of a foreign company.</w:t>
+            </w:r>
+          </w:p>
+        </w:tc>
+      </w:tr>
+      <w:tr>
+        <w:tc>
+          <w:tcPr/>
+          <w:p>
+            <w:pPr>
+              <w:pStyle w:val="Compact"/>
+            </w:pPr>
+          </w:p>
+        </w:tc>
+        <w:tc>
+          <w:tcPr/>
+          <w:p>
+            <w:pPr>
+              <w:pStyle w:val="Compact"/>
+              <w:jc w:val="left"/>
+            </w:pPr>
+            <w:hyperlink r:id="rId196">
+              <w:r>
+                <w:rPr>
+                  <w:rStyle w:val="Hyperlink"/>
+                </w:rPr>
+                <w:t xml:space="preserve">https://register.ld.admin.ch/i14y/concept/legalForm/0111</w:t>
+              </w:r>
+            </w:hyperlink>
           </w:p>
         </w:tc>
       </w:tr>
@@ -22455,30 +23607,35 @@
               <w:jc w:val="left"/>
             </w:pPr>
             <w:r>
-              <w:t xml:space="preserve">https://register.ld.admin.ch/i14y/concept/legalForm/0113</w:t>
-            </w:r>
-          </w:p>
-        </w:tc>
-      </w:tr>
-      <w:tr>
-        <w:tc>
-          <w:tcPr/>
-          <w:p>
-            <w:pPr>
-              <w:pStyle w:val="Compact"/>
-            </w:pPr>
-          </w:p>
-        </w:tc>
-        <w:tc>
-          <w:tcPr/>
-          <w:p>
-            <w:pPr>
-              <w:pStyle w:val="Compact"/>
-              <w:jc w:val="left"/>
-            </w:pPr>
-            <w:r>
-              <w:t xml:space="preserve">Special legal form</w:t>
-            </w:r>
+              <w:t xml:space="preserve">Special legal form.</w:t>
+            </w:r>
+          </w:p>
+        </w:tc>
+      </w:tr>
+      <w:tr>
+        <w:tc>
+          <w:tcPr/>
+          <w:p>
+            <w:pPr>
+              <w:pStyle w:val="Compact"/>
+            </w:pPr>
+          </w:p>
+        </w:tc>
+        <w:tc>
+          <w:tcPr/>
+          <w:p>
+            <w:pPr>
+              <w:pStyle w:val="Compact"/>
+              <w:jc w:val="left"/>
+            </w:pPr>
+            <w:hyperlink r:id="rId197">
+              <w:r>
+                <w:rPr>
+                  <w:rStyle w:val="Hyperlink"/>
+                </w:rPr>
+                <w:t xml:space="preserve">https://register.ld.admin.ch/i14y/concept/legalForm/0113</w:t>
+              </w:r>
+            </w:hyperlink>
           </w:p>
         </w:tc>
       </w:tr>
@@ -22503,30 +23660,35 @@
               <w:jc w:val="left"/>
             </w:pPr>
             <w:r>
-              <w:t xml:space="preserve">https://register.ld.admin.ch/i14y/concept/legalForm/0114</w:t>
-            </w:r>
-          </w:p>
-        </w:tc>
-      </w:tr>
-      <w:tr>
-        <w:tc>
-          <w:tcPr/>
-          <w:p>
-            <w:pPr>
-              <w:pStyle w:val="Compact"/>
-            </w:pPr>
-          </w:p>
-        </w:tc>
-        <w:tc>
-          <w:tcPr/>
-          <w:p>
-            <w:pPr>
-              <w:pStyle w:val="Compact"/>
-              <w:jc w:val="left"/>
-            </w:pPr>
-            <w:r>
-              <w:t xml:space="preserve">Limited Partnership for collective investment schemes (LPCI)</w:t>
-            </w:r>
+              <w:t xml:space="preserve">Limited Partnership for collective investment schemes (LPCI).</w:t>
+            </w:r>
+          </w:p>
+        </w:tc>
+      </w:tr>
+      <w:tr>
+        <w:tc>
+          <w:tcPr/>
+          <w:p>
+            <w:pPr>
+              <w:pStyle w:val="Compact"/>
+            </w:pPr>
+          </w:p>
+        </w:tc>
+        <w:tc>
+          <w:tcPr/>
+          <w:p>
+            <w:pPr>
+              <w:pStyle w:val="Compact"/>
+              <w:jc w:val="left"/>
+            </w:pPr>
+            <w:hyperlink r:id="rId198">
+              <w:r>
+                <w:rPr>
+                  <w:rStyle w:val="Hyperlink"/>
+                </w:rPr>
+                <w:t xml:space="preserve">https://register.ld.admin.ch/i14y/concept/legalForm/0114</w:t>
+              </w:r>
+            </w:hyperlink>
           </w:p>
         </w:tc>
       </w:tr>
@@ -22551,30 +23713,35 @@
               <w:jc w:val="left"/>
             </w:pPr>
             <w:r>
-              <w:t xml:space="preserve">https://register.ld.admin.ch/i14y/concept/legalForm/0115</w:t>
-            </w:r>
-          </w:p>
-        </w:tc>
-      </w:tr>
-      <w:tr>
-        <w:tc>
-          <w:tcPr/>
-          <w:p>
-            <w:pPr>
-              <w:pStyle w:val="Compact"/>
-            </w:pPr>
-          </w:p>
-        </w:tc>
-        <w:tc>
-          <w:tcPr/>
-          <w:p>
-            <w:pPr>
-              <w:pStyle w:val="Compact"/>
-              <w:jc w:val="left"/>
-            </w:pPr>
-            <w:r>
-              <w:t xml:space="preserve">Limited Partnership for collective investment schemes with a variable capital…</w:t>
-            </w:r>
+              <w:t xml:space="preserve">Limited Partnership for collective investment schemes with a variable capital (SICAV).</w:t>
+            </w:r>
+          </w:p>
+        </w:tc>
+      </w:tr>
+      <w:tr>
+        <w:tc>
+          <w:tcPr/>
+          <w:p>
+            <w:pPr>
+              <w:pStyle w:val="Compact"/>
+            </w:pPr>
+          </w:p>
+        </w:tc>
+        <w:tc>
+          <w:tcPr/>
+          <w:p>
+            <w:pPr>
+              <w:pStyle w:val="Compact"/>
+              <w:jc w:val="left"/>
+            </w:pPr>
+            <w:hyperlink r:id="rId199">
+              <w:r>
+                <w:rPr>
+                  <w:rStyle w:val="Hyperlink"/>
+                </w:rPr>
+                <w:t xml:space="preserve">https://register.ld.admin.ch/i14y/concept/legalForm/0115</w:t>
+              </w:r>
+            </w:hyperlink>
           </w:p>
         </w:tc>
       </w:tr>
@@ -22599,30 +23766,35 @@
               <w:jc w:val="left"/>
             </w:pPr>
             <w:r>
-              <w:t xml:space="preserve">https://register.ld.admin.ch/i14y/concept/legalForm/0116</w:t>
-            </w:r>
-          </w:p>
-        </w:tc>
-      </w:tr>
-      <w:tr>
-        <w:tc>
-          <w:tcPr/>
-          <w:p>
-            <w:pPr>
-              <w:pStyle w:val="Compact"/>
-            </w:pPr>
-          </w:p>
-        </w:tc>
-        <w:tc>
-          <w:tcPr/>
-          <w:p>
-            <w:pPr>
-              <w:pStyle w:val="Compact"/>
-              <w:jc w:val="left"/>
-            </w:pPr>
-            <w:r>
-              <w:t xml:space="preserve">Limited Partnership for collective investment schemes with a fixed capital (S…</w:t>
-            </w:r>
+              <w:t xml:space="preserve">Limited Partnership for collective investment schemes with a fixed capital (SICAF).</w:t>
+            </w:r>
+          </w:p>
+        </w:tc>
+      </w:tr>
+      <w:tr>
+        <w:tc>
+          <w:tcPr/>
+          <w:p>
+            <w:pPr>
+              <w:pStyle w:val="Compact"/>
+            </w:pPr>
+          </w:p>
+        </w:tc>
+        <w:tc>
+          <w:tcPr/>
+          <w:p>
+            <w:pPr>
+              <w:pStyle w:val="Compact"/>
+              <w:jc w:val="left"/>
+            </w:pPr>
+            <w:hyperlink r:id="rId200">
+              <w:r>
+                <w:rPr>
+                  <w:rStyle w:val="Hyperlink"/>
+                </w:rPr>
+                <w:t xml:space="preserve">https://register.ld.admin.ch/i14y/concept/legalForm/0116</w:t>
+              </w:r>
+            </w:hyperlink>
           </w:p>
         </w:tc>
       </w:tr>
@@ -22647,30 +23819,35 @@
               <w:jc w:val="left"/>
             </w:pPr>
             <w:r>
-              <w:t xml:space="preserve">https://register.ld.admin.ch/i14y/concept/legalForm/0117</w:t>
-            </w:r>
-          </w:p>
-        </w:tc>
-      </w:tr>
-      <w:tr>
-        <w:tc>
-          <w:tcPr/>
-          <w:p>
-            <w:pPr>
-              <w:pStyle w:val="Compact"/>
-            </w:pPr>
-          </w:p>
-        </w:tc>
-        <w:tc>
-          <w:tcPr/>
-          <w:p>
-            <w:pPr>
-              <w:pStyle w:val="Compact"/>
-              <w:jc w:val="left"/>
-            </w:pPr>
-            <w:r>
-              <w:t xml:space="preserve">Public-law institution</w:t>
-            </w:r>
+              <w:t xml:space="preserve">Public-law institution.</w:t>
+            </w:r>
+          </w:p>
+        </w:tc>
+      </w:tr>
+      <w:tr>
+        <w:tc>
+          <w:tcPr/>
+          <w:p>
+            <w:pPr>
+              <w:pStyle w:val="Compact"/>
+            </w:pPr>
+          </w:p>
+        </w:tc>
+        <w:tc>
+          <w:tcPr/>
+          <w:p>
+            <w:pPr>
+              <w:pStyle w:val="Compact"/>
+              <w:jc w:val="left"/>
+            </w:pPr>
+            <w:hyperlink r:id="rId201">
+              <w:r>
+                <w:rPr>
+                  <w:rStyle w:val="Hyperlink"/>
+                </w:rPr>
+                <w:t xml:space="preserve">https://register.ld.admin.ch/i14y/concept/legalForm/0117</w:t>
+              </w:r>
+            </w:hyperlink>
           </w:p>
         </w:tc>
       </w:tr>
@@ -22695,30 +23872,35 @@
               <w:jc w:val="left"/>
             </w:pPr>
             <w:r>
-              <w:t xml:space="preserve">https://register.ld.admin.ch/i14y/concept/legalForm/0118</w:t>
-            </w:r>
-          </w:p>
-        </w:tc>
-      </w:tr>
-      <w:tr>
-        <w:tc>
-          <w:tcPr/>
-          <w:p>
-            <w:pPr>
-              <w:pStyle w:val="Compact"/>
-            </w:pPr>
-          </w:p>
-        </w:tc>
-        <w:tc>
-          <w:tcPr/>
-          <w:p>
-            <w:pPr>
-              <w:pStyle w:val="Compact"/>
-              <w:jc w:val="left"/>
-            </w:pPr>
-            <w:r>
-              <w:t xml:space="preserve">Non-commercial power of attorney</w:t>
-            </w:r>
+              <w:t xml:space="preserve">Non-commercial power of attorney.</w:t>
+            </w:r>
+          </w:p>
+        </w:tc>
+      </w:tr>
+      <w:tr>
+        <w:tc>
+          <w:tcPr/>
+          <w:p>
+            <w:pPr>
+              <w:pStyle w:val="Compact"/>
+            </w:pPr>
+          </w:p>
+        </w:tc>
+        <w:tc>
+          <w:tcPr/>
+          <w:p>
+            <w:pPr>
+              <w:pStyle w:val="Compact"/>
+              <w:jc w:val="left"/>
+            </w:pPr>
+            <w:hyperlink r:id="rId202">
+              <w:r>
+                <w:rPr>
+                  <w:rStyle w:val="Hyperlink"/>
+                </w:rPr>
+                <w:t xml:space="preserve">https://register.ld.admin.ch/i14y/concept/legalForm/0118</w:t>
+              </w:r>
+            </w:hyperlink>
           </w:p>
         </w:tc>
       </w:tr>
@@ -22743,30 +23925,35 @@
               <w:jc w:val="left"/>
             </w:pPr>
             <w:r>
-              <w:t xml:space="preserve">https://register.ld.admin.ch/i14y/concept/legalForm/0119</w:t>
-            </w:r>
-          </w:p>
-        </w:tc>
-      </w:tr>
-      <w:tr>
-        <w:tc>
-          <w:tcPr/>
-          <w:p>
-            <w:pPr>
-              <w:pStyle w:val="Compact"/>
-            </w:pPr>
-          </w:p>
-        </w:tc>
-        <w:tc>
-          <w:tcPr/>
-          <w:p>
-            <w:pPr>
-              <w:pStyle w:val="Compact"/>
-              <w:jc w:val="left"/>
-            </w:pPr>
-            <w:r>
-              <w:t xml:space="preserve">Representative of the community of property</w:t>
-            </w:r>
+              <w:t xml:space="preserve">Representative of the community of property.</w:t>
+            </w:r>
+          </w:p>
+        </w:tc>
+      </w:tr>
+      <w:tr>
+        <w:tc>
+          <w:tcPr/>
+          <w:p>
+            <w:pPr>
+              <w:pStyle w:val="Compact"/>
+            </w:pPr>
+          </w:p>
+        </w:tc>
+        <w:tc>
+          <w:tcPr/>
+          <w:p>
+            <w:pPr>
+              <w:pStyle w:val="Compact"/>
+              <w:jc w:val="left"/>
+            </w:pPr>
+            <w:hyperlink r:id="rId203">
+              <w:r>
+                <w:rPr>
+                  <w:rStyle w:val="Hyperlink"/>
+                </w:rPr>
+                <w:t xml:space="preserve">https://register.ld.admin.ch/i14y/concept/legalForm/0119</w:t>
+              </w:r>
+            </w:hyperlink>
           </w:p>
         </w:tc>
       </w:tr>
@@ -22791,30 +23978,35 @@
               <w:jc w:val="left"/>
             </w:pPr>
             <w:r>
-              <w:t xml:space="preserve">https://register.ld.admin.ch/i14y/concept/legalForm/0151</w:t>
-            </w:r>
-          </w:p>
-        </w:tc>
-      </w:tr>
-      <w:tr>
-        <w:tc>
-          <w:tcPr/>
-          <w:p>
-            <w:pPr>
-              <w:pStyle w:val="Compact"/>
-            </w:pPr>
-          </w:p>
-        </w:tc>
-        <w:tc>
-          <w:tcPr/>
-          <w:p>
-            <w:pPr>
-              <w:pStyle w:val="Compact"/>
-              <w:jc w:val="left"/>
-            </w:pPr>
-            <w:r>
-              <w:t xml:space="preserve">Branch</w:t>
-            </w:r>
+              <w:t xml:space="preserve">Branch.</w:t>
+            </w:r>
+          </w:p>
+        </w:tc>
+      </w:tr>
+      <w:tr>
+        <w:tc>
+          <w:tcPr/>
+          <w:p>
+            <w:pPr>
+              <w:pStyle w:val="Compact"/>
+            </w:pPr>
+          </w:p>
+        </w:tc>
+        <w:tc>
+          <w:tcPr/>
+          <w:p>
+            <w:pPr>
+              <w:pStyle w:val="Compact"/>
+              <w:jc w:val="left"/>
+            </w:pPr>
+            <w:hyperlink r:id="rId204">
+              <w:r>
+                <w:rPr>
+                  <w:rStyle w:val="Hyperlink"/>
+                </w:rPr>
+                <w:t xml:space="preserve">https://register.ld.admin.ch/i14y/concept/legalForm/0151</w:t>
+              </w:r>
+            </w:hyperlink>
           </w:p>
         </w:tc>
       </w:tr>
@@ -22839,30 +24031,35 @@
               <w:jc w:val="left"/>
             </w:pPr>
             <w:r>
-              <w:t xml:space="preserve">https://register.ld.admin.ch/i14y/concept/legalForm/0220</w:t>
-            </w:r>
-          </w:p>
-        </w:tc>
-      </w:tr>
-      <w:tr>
-        <w:tc>
-          <w:tcPr/>
-          <w:p>
-            <w:pPr>
-              <w:pStyle w:val="Compact"/>
-            </w:pPr>
-          </w:p>
-        </w:tc>
-        <w:tc>
-          <w:tcPr/>
-          <w:p>
-            <w:pPr>
-              <w:pStyle w:val="Compact"/>
-              <w:jc w:val="left"/>
-            </w:pPr>
-            <w:r>
-              <w:t xml:space="preserve">Administrative unit of the Confederation</w:t>
-            </w:r>
+              <w:t xml:space="preserve">Administrative unit of the Confederation.</w:t>
+            </w:r>
+          </w:p>
+        </w:tc>
+      </w:tr>
+      <w:tr>
+        <w:tc>
+          <w:tcPr/>
+          <w:p>
+            <w:pPr>
+              <w:pStyle w:val="Compact"/>
+            </w:pPr>
+          </w:p>
+        </w:tc>
+        <w:tc>
+          <w:tcPr/>
+          <w:p>
+            <w:pPr>
+              <w:pStyle w:val="Compact"/>
+              <w:jc w:val="left"/>
+            </w:pPr>
+            <w:hyperlink r:id="rId205">
+              <w:r>
+                <w:rPr>
+                  <w:rStyle w:val="Hyperlink"/>
+                </w:rPr>
+                <w:t xml:space="preserve">https://register.ld.admin.ch/i14y/concept/legalForm/0220</w:t>
+              </w:r>
+            </w:hyperlink>
           </w:p>
         </w:tc>
       </w:tr>
@@ -22887,30 +24084,35 @@
               <w:jc w:val="left"/>
             </w:pPr>
             <w:r>
-              <w:t xml:space="preserve">https://register.ld.admin.ch/i14y/concept/legalForm/0221</w:t>
-            </w:r>
-          </w:p>
-        </w:tc>
-      </w:tr>
-      <w:tr>
-        <w:tc>
-          <w:tcPr/>
-          <w:p>
-            <w:pPr>
-              <w:pStyle w:val="Compact"/>
-            </w:pPr>
-          </w:p>
-        </w:tc>
-        <w:tc>
-          <w:tcPr/>
-          <w:p>
-            <w:pPr>
-              <w:pStyle w:val="Compact"/>
-              <w:jc w:val="left"/>
-            </w:pPr>
-            <w:r>
-              <w:t xml:space="preserve">Administrative unit of the canton</w:t>
-            </w:r>
+              <w:t xml:space="preserve">Administrative unit of the canton.</w:t>
+            </w:r>
+          </w:p>
+        </w:tc>
+      </w:tr>
+      <w:tr>
+        <w:tc>
+          <w:tcPr/>
+          <w:p>
+            <w:pPr>
+              <w:pStyle w:val="Compact"/>
+            </w:pPr>
+          </w:p>
+        </w:tc>
+        <w:tc>
+          <w:tcPr/>
+          <w:p>
+            <w:pPr>
+              <w:pStyle w:val="Compact"/>
+              <w:jc w:val="left"/>
+            </w:pPr>
+            <w:hyperlink r:id="rId206">
+              <w:r>
+                <w:rPr>
+                  <w:rStyle w:val="Hyperlink"/>
+                </w:rPr>
+                <w:t xml:space="preserve">https://register.ld.admin.ch/i14y/concept/legalForm/0221</w:t>
+              </w:r>
+            </w:hyperlink>
           </w:p>
         </w:tc>
       </w:tr>
@@ -22935,30 +24137,35 @@
               <w:jc w:val="left"/>
             </w:pPr>
             <w:r>
-              <w:t xml:space="preserve">https://register.ld.admin.ch/i14y/concept/legalForm/0222</w:t>
-            </w:r>
-          </w:p>
-        </w:tc>
-      </w:tr>
-      <w:tr>
-        <w:tc>
-          <w:tcPr/>
-          <w:p>
-            <w:pPr>
-              <w:pStyle w:val="Compact"/>
-            </w:pPr>
-          </w:p>
-        </w:tc>
-        <w:tc>
-          <w:tcPr/>
-          <w:p>
-            <w:pPr>
-              <w:pStyle w:val="Compact"/>
-              <w:jc w:val="left"/>
-            </w:pPr>
-            <w:r>
-              <w:t xml:space="preserve">Administrative unit of the district</w:t>
-            </w:r>
+              <w:t xml:space="preserve">Administrative unit of the district.</w:t>
+            </w:r>
+          </w:p>
+        </w:tc>
+      </w:tr>
+      <w:tr>
+        <w:tc>
+          <w:tcPr/>
+          <w:p>
+            <w:pPr>
+              <w:pStyle w:val="Compact"/>
+            </w:pPr>
+          </w:p>
+        </w:tc>
+        <w:tc>
+          <w:tcPr/>
+          <w:p>
+            <w:pPr>
+              <w:pStyle w:val="Compact"/>
+              <w:jc w:val="left"/>
+            </w:pPr>
+            <w:hyperlink r:id="rId207">
+              <w:r>
+                <w:rPr>
+                  <w:rStyle w:val="Hyperlink"/>
+                </w:rPr>
+                <w:t xml:space="preserve">https://register.ld.admin.ch/i14y/concept/legalForm/0222</w:t>
+              </w:r>
+            </w:hyperlink>
           </w:p>
         </w:tc>
       </w:tr>
@@ -22983,30 +24190,35 @@
               <w:jc w:val="left"/>
             </w:pPr>
             <w:r>
-              <w:t xml:space="preserve">https://register.ld.admin.ch/i14y/concept/legalForm/0223</w:t>
-            </w:r>
-          </w:p>
-        </w:tc>
-      </w:tr>
-      <w:tr>
-        <w:tc>
-          <w:tcPr/>
-          <w:p>
-            <w:pPr>
-              <w:pStyle w:val="Compact"/>
-            </w:pPr>
-          </w:p>
-        </w:tc>
-        <w:tc>
-          <w:tcPr/>
-          <w:p>
-            <w:pPr>
-              <w:pStyle w:val="Compact"/>
-              <w:jc w:val="left"/>
-            </w:pPr>
-            <w:r>
-              <w:t xml:space="preserve">Administrative unit of the commune</w:t>
-            </w:r>
+              <w:t xml:space="preserve">Administrative unit of the commune.</w:t>
+            </w:r>
+          </w:p>
+        </w:tc>
+      </w:tr>
+      <w:tr>
+        <w:tc>
+          <w:tcPr/>
+          <w:p>
+            <w:pPr>
+              <w:pStyle w:val="Compact"/>
+            </w:pPr>
+          </w:p>
+        </w:tc>
+        <w:tc>
+          <w:tcPr/>
+          <w:p>
+            <w:pPr>
+              <w:pStyle w:val="Compact"/>
+              <w:jc w:val="left"/>
+            </w:pPr>
+            <w:hyperlink r:id="rId208">
+              <w:r>
+                <w:rPr>
+                  <w:rStyle w:val="Hyperlink"/>
+                </w:rPr>
+                <w:t xml:space="preserve">https://register.ld.admin.ch/i14y/concept/legalForm/0223</w:t>
+              </w:r>
+            </w:hyperlink>
           </w:p>
         </w:tc>
       </w:tr>
@@ -23031,30 +24243,35 @@
               <w:jc w:val="left"/>
             </w:pPr>
             <w:r>
-              <w:t xml:space="preserve">https://register.ld.admin.ch/i14y/concept/legalForm/0224</w:t>
-            </w:r>
-          </w:p>
-        </w:tc>
-      </w:tr>
-      <w:tr>
-        <w:tc>
-          <w:tcPr/>
-          <w:p>
-            <w:pPr>
-              <w:pStyle w:val="Compact"/>
-            </w:pPr>
-          </w:p>
-        </w:tc>
-        <w:tc>
-          <w:tcPr/>
-          <w:p>
-            <w:pPr>
-              <w:pStyle w:val="Compact"/>
-              <w:jc w:val="left"/>
-            </w:pPr>
-            <w:r>
-              <w:t xml:space="preserve">Other public-law administrative unit</w:t>
-            </w:r>
+              <w:t xml:space="preserve">Other public-law administrative unit.</w:t>
+            </w:r>
+          </w:p>
+        </w:tc>
+      </w:tr>
+      <w:tr>
+        <w:tc>
+          <w:tcPr/>
+          <w:p>
+            <w:pPr>
+              <w:pStyle w:val="Compact"/>
+            </w:pPr>
+          </w:p>
+        </w:tc>
+        <w:tc>
+          <w:tcPr/>
+          <w:p>
+            <w:pPr>
+              <w:pStyle w:val="Compact"/>
+              <w:jc w:val="left"/>
+            </w:pPr>
+            <w:hyperlink r:id="rId209">
+              <w:r>
+                <w:rPr>
+                  <w:rStyle w:val="Hyperlink"/>
+                </w:rPr>
+                <w:t xml:space="preserve">https://register.ld.admin.ch/i14y/concept/legalForm/0224</w:t>
+              </w:r>
+            </w:hyperlink>
           </w:p>
         </w:tc>
       </w:tr>
@@ -23079,30 +24296,35 @@
               <w:jc w:val="left"/>
             </w:pPr>
             <w:r>
-              <w:t xml:space="preserve">https://register.ld.admin.ch/i14y/concept/legalForm/0230</w:t>
-            </w:r>
-          </w:p>
-        </w:tc>
-      </w:tr>
-      <w:tr>
-        <w:tc>
-          <w:tcPr/>
-          <w:p>
-            <w:pPr>
-              <w:pStyle w:val="Compact"/>
-            </w:pPr>
-          </w:p>
-        </w:tc>
-        <w:tc>
-          <w:tcPr/>
-          <w:p>
-            <w:pPr>
-              <w:pStyle w:val="Compact"/>
-              <w:jc w:val="left"/>
-            </w:pPr>
-            <w:r>
-              <w:t xml:space="preserve">Public-law institution of the Confederation</w:t>
-            </w:r>
+              <w:t xml:space="preserve">Public-law institution of the Confederation.</w:t>
+            </w:r>
+          </w:p>
+        </w:tc>
+      </w:tr>
+      <w:tr>
+        <w:tc>
+          <w:tcPr/>
+          <w:p>
+            <w:pPr>
+              <w:pStyle w:val="Compact"/>
+            </w:pPr>
+          </w:p>
+        </w:tc>
+        <w:tc>
+          <w:tcPr/>
+          <w:p>
+            <w:pPr>
+              <w:pStyle w:val="Compact"/>
+              <w:jc w:val="left"/>
+            </w:pPr>
+            <w:hyperlink r:id="rId210">
+              <w:r>
+                <w:rPr>
+                  <w:rStyle w:val="Hyperlink"/>
+                </w:rPr>
+                <w:t xml:space="preserve">https://register.ld.admin.ch/i14y/concept/legalForm/0230</w:t>
+              </w:r>
+            </w:hyperlink>
           </w:p>
         </w:tc>
       </w:tr>
@@ -23127,30 +24349,35 @@
               <w:jc w:val="left"/>
             </w:pPr>
             <w:r>
-              <w:t xml:space="preserve">https://register.ld.admin.ch/i14y/concept/legalForm/0231</w:t>
-            </w:r>
-          </w:p>
-        </w:tc>
-      </w:tr>
-      <w:tr>
-        <w:tc>
-          <w:tcPr/>
-          <w:p>
-            <w:pPr>
-              <w:pStyle w:val="Compact"/>
-            </w:pPr>
-          </w:p>
-        </w:tc>
-        <w:tc>
-          <w:tcPr/>
-          <w:p>
-            <w:pPr>
-              <w:pStyle w:val="Compact"/>
-              <w:jc w:val="left"/>
-            </w:pPr>
-            <w:r>
-              <w:t xml:space="preserve">Public-law institution of the canton</w:t>
-            </w:r>
+              <w:t xml:space="preserve">Public-law institution of the canton.</w:t>
+            </w:r>
+          </w:p>
+        </w:tc>
+      </w:tr>
+      <w:tr>
+        <w:tc>
+          <w:tcPr/>
+          <w:p>
+            <w:pPr>
+              <w:pStyle w:val="Compact"/>
+            </w:pPr>
+          </w:p>
+        </w:tc>
+        <w:tc>
+          <w:tcPr/>
+          <w:p>
+            <w:pPr>
+              <w:pStyle w:val="Compact"/>
+              <w:jc w:val="left"/>
+            </w:pPr>
+            <w:hyperlink r:id="rId211">
+              <w:r>
+                <w:rPr>
+                  <w:rStyle w:val="Hyperlink"/>
+                </w:rPr>
+                <w:t xml:space="preserve">https://register.ld.admin.ch/i14y/concept/legalForm/0231</w:t>
+              </w:r>
+            </w:hyperlink>
           </w:p>
         </w:tc>
       </w:tr>
@@ -23175,30 +24402,35 @@
               <w:jc w:val="left"/>
             </w:pPr>
             <w:r>
-              <w:t xml:space="preserve">https://register.ld.admin.ch/i14y/concept/legalForm/0232</w:t>
-            </w:r>
-          </w:p>
-        </w:tc>
-      </w:tr>
-      <w:tr>
-        <w:tc>
-          <w:tcPr/>
-          <w:p>
-            <w:pPr>
-              <w:pStyle w:val="Compact"/>
-            </w:pPr>
-          </w:p>
-        </w:tc>
-        <w:tc>
-          <w:tcPr/>
-          <w:p>
-            <w:pPr>
-              <w:pStyle w:val="Compact"/>
-              <w:jc w:val="left"/>
-            </w:pPr>
-            <w:r>
-              <w:t xml:space="preserve">Public-law institution of the district</w:t>
-            </w:r>
+              <w:t xml:space="preserve">Public-law institution of the district.</w:t>
+            </w:r>
+          </w:p>
+        </w:tc>
+      </w:tr>
+      <w:tr>
+        <w:tc>
+          <w:tcPr/>
+          <w:p>
+            <w:pPr>
+              <w:pStyle w:val="Compact"/>
+            </w:pPr>
+          </w:p>
+        </w:tc>
+        <w:tc>
+          <w:tcPr/>
+          <w:p>
+            <w:pPr>
+              <w:pStyle w:val="Compact"/>
+              <w:jc w:val="left"/>
+            </w:pPr>
+            <w:hyperlink r:id="rId212">
+              <w:r>
+                <w:rPr>
+                  <w:rStyle w:val="Hyperlink"/>
+                </w:rPr>
+                <w:t xml:space="preserve">https://register.ld.admin.ch/i14y/concept/legalForm/0232</w:t>
+              </w:r>
+            </w:hyperlink>
           </w:p>
         </w:tc>
       </w:tr>
@@ -23223,30 +24455,35 @@
               <w:jc w:val="left"/>
             </w:pPr>
             <w:r>
-              <w:t xml:space="preserve">https://register.ld.admin.ch/i14y/concept/legalForm/0233</w:t>
-            </w:r>
-          </w:p>
-        </w:tc>
-      </w:tr>
-      <w:tr>
-        <w:tc>
-          <w:tcPr/>
-          <w:p>
-            <w:pPr>
-              <w:pStyle w:val="Compact"/>
-            </w:pPr>
-          </w:p>
-        </w:tc>
-        <w:tc>
-          <w:tcPr/>
-          <w:p>
-            <w:pPr>
-              <w:pStyle w:val="Compact"/>
-              <w:jc w:val="left"/>
-            </w:pPr>
-            <w:r>
-              <w:t xml:space="preserve">Public-law institution of the commune</w:t>
-            </w:r>
+              <w:t xml:space="preserve">Public-law institution of the commune.</w:t>
+            </w:r>
+          </w:p>
+        </w:tc>
+      </w:tr>
+      <w:tr>
+        <w:tc>
+          <w:tcPr/>
+          <w:p>
+            <w:pPr>
+              <w:pStyle w:val="Compact"/>
+            </w:pPr>
+          </w:p>
+        </w:tc>
+        <w:tc>
+          <w:tcPr/>
+          <w:p>
+            <w:pPr>
+              <w:pStyle w:val="Compact"/>
+              <w:jc w:val="left"/>
+            </w:pPr>
+            <w:hyperlink r:id="rId213">
+              <w:r>
+                <w:rPr>
+                  <w:rStyle w:val="Hyperlink"/>
+                </w:rPr>
+                <w:t xml:space="preserve">https://register.ld.admin.ch/i14y/concept/legalForm/0233</w:t>
+              </w:r>
+            </w:hyperlink>
           </w:p>
         </w:tc>
       </w:tr>
@@ -23271,30 +24508,35 @@
               <w:jc w:val="left"/>
             </w:pPr>
             <w:r>
-              <w:t xml:space="preserve">https://register.ld.admin.ch/i14y/concept/legalForm/0234</w:t>
-            </w:r>
-          </w:p>
-        </w:tc>
-      </w:tr>
-      <w:tr>
-        <w:tc>
-          <w:tcPr/>
-          <w:p>
-            <w:pPr>
-              <w:pStyle w:val="Compact"/>
-            </w:pPr>
-          </w:p>
-        </w:tc>
-        <w:tc>
-          <w:tcPr/>
-          <w:p>
-            <w:pPr>
-              <w:pStyle w:val="Compact"/>
-              <w:jc w:val="left"/>
-            </w:pPr>
-            <w:r>
-              <w:t xml:space="preserve">Other public-law institution</w:t>
-            </w:r>
+              <w:t xml:space="preserve">Other public-law institution.</w:t>
+            </w:r>
+          </w:p>
+        </w:tc>
+      </w:tr>
+      <w:tr>
+        <w:tc>
+          <w:tcPr/>
+          <w:p>
+            <w:pPr>
+              <w:pStyle w:val="Compact"/>
+            </w:pPr>
+          </w:p>
+        </w:tc>
+        <w:tc>
+          <w:tcPr/>
+          <w:p>
+            <w:pPr>
+              <w:pStyle w:val="Compact"/>
+              <w:jc w:val="left"/>
+            </w:pPr>
+            <w:hyperlink r:id="rId214">
+              <w:r>
+                <w:rPr>
+                  <w:rStyle w:val="Hyperlink"/>
+                </w:rPr>
+                <w:t xml:space="preserve">https://register.ld.admin.ch/i14y/concept/legalForm/0234</w:t>
+              </w:r>
+            </w:hyperlink>
           </w:p>
         </w:tc>
       </w:tr>
@@ -23319,30 +24561,35 @@
               <w:jc w:val="left"/>
             </w:pPr>
             <w:r>
-              <w:t xml:space="preserve">https://register.ld.admin.ch/i14y/concept/legalForm/0302</w:t>
-            </w:r>
-          </w:p>
-        </w:tc>
-      </w:tr>
-      <w:tr>
-        <w:tc>
-          <w:tcPr/>
-          <w:p>
-            <w:pPr>
-              <w:pStyle w:val="Compact"/>
-            </w:pPr>
-          </w:p>
-        </w:tc>
-        <w:tc>
-          <w:tcPr/>
-          <w:p>
-            <w:pPr>
-              <w:pStyle w:val="Compact"/>
-              <w:jc w:val="left"/>
-            </w:pPr>
-            <w:r>
-              <w:t xml:space="preserve">Simple partnership</w:t>
-            </w:r>
+              <w:t xml:space="preserve">Simple partnership.</w:t>
+            </w:r>
+          </w:p>
+        </w:tc>
+      </w:tr>
+      <w:tr>
+        <w:tc>
+          <w:tcPr/>
+          <w:p>
+            <w:pPr>
+              <w:pStyle w:val="Compact"/>
+            </w:pPr>
+          </w:p>
+        </w:tc>
+        <w:tc>
+          <w:tcPr/>
+          <w:p>
+            <w:pPr>
+              <w:pStyle w:val="Compact"/>
+              <w:jc w:val="left"/>
+            </w:pPr>
+            <w:hyperlink r:id="rId215">
+              <w:r>
+                <w:rPr>
+                  <w:rStyle w:val="Hyperlink"/>
+                </w:rPr>
+                <w:t xml:space="preserve">https://register.ld.admin.ch/i14y/concept/legalForm/0302</w:t>
+              </w:r>
+            </w:hyperlink>
           </w:p>
         </w:tc>
       </w:tr>
@@ -23367,30 +24614,35 @@
               <w:jc w:val="left"/>
             </w:pPr>
             <w:r>
-              <w:t xml:space="preserve">https://register.ld.admin.ch/i14y/concept/legalForm/0312</w:t>
-            </w:r>
-          </w:p>
-        </w:tc>
-      </w:tr>
-      <w:tr>
-        <w:tc>
-          <w:tcPr/>
-          <w:p>
-            <w:pPr>
-              <w:pStyle w:val="Compact"/>
-            </w:pPr>
-          </w:p>
-        </w:tc>
-        <w:tc>
-          <w:tcPr/>
-          <w:p>
-            <w:pPr>
-              <w:pStyle w:val="Compact"/>
-              <w:jc w:val="left"/>
-            </w:pPr>
-            <w:r>
-              <w:t xml:space="preserve">Permanent establishment or swiss representation of a foreign company</w:t>
-            </w:r>
+              <w:t xml:space="preserve">Permanent establishment or swiss representation of a foreign company.</w:t>
+            </w:r>
+          </w:p>
+        </w:tc>
+      </w:tr>
+      <w:tr>
+        <w:tc>
+          <w:tcPr/>
+          <w:p>
+            <w:pPr>
+              <w:pStyle w:val="Compact"/>
+            </w:pPr>
+          </w:p>
+        </w:tc>
+        <w:tc>
+          <w:tcPr/>
+          <w:p>
+            <w:pPr>
+              <w:pStyle w:val="Compact"/>
+              <w:jc w:val="left"/>
+            </w:pPr>
+            <w:hyperlink r:id="rId216">
+              <w:r>
+                <w:rPr>
+                  <w:rStyle w:val="Hyperlink"/>
+                </w:rPr>
+                <w:t xml:space="preserve">https://register.ld.admin.ch/i14y/concept/legalForm/0312</w:t>
+              </w:r>
+            </w:hyperlink>
           </w:p>
         </w:tc>
       </w:tr>
@@ -23415,30 +24667,35 @@
               <w:jc w:val="left"/>
             </w:pPr>
             <w:r>
-              <w:t xml:space="preserve">https://register.ld.admin.ch/i14y/concept/legalForm/0327</w:t>
-            </w:r>
-          </w:p>
-        </w:tc>
-      </w:tr>
-      <w:tr>
-        <w:tc>
-          <w:tcPr/>
-          <w:p>
-            <w:pPr>
-              <w:pStyle w:val="Compact"/>
-            </w:pPr>
-          </w:p>
-        </w:tc>
-        <w:tc>
-          <w:tcPr/>
-          <w:p>
-            <w:pPr>
-              <w:pStyle w:val="Compact"/>
-              <w:jc w:val="left"/>
-            </w:pPr>
-            <w:r>
-              <w:t xml:space="preserve">Foreign public company</w:t>
-            </w:r>
+              <w:t xml:space="preserve">Foreign public company.</w:t>
+            </w:r>
+          </w:p>
+        </w:tc>
+      </w:tr>
+      <w:tr>
+        <w:tc>
+          <w:tcPr/>
+          <w:p>
+            <w:pPr>
+              <w:pStyle w:val="Compact"/>
+            </w:pPr>
+          </w:p>
+        </w:tc>
+        <w:tc>
+          <w:tcPr/>
+          <w:p>
+            <w:pPr>
+              <w:pStyle w:val="Compact"/>
+              <w:jc w:val="left"/>
+            </w:pPr>
+            <w:hyperlink r:id="rId217">
+              <w:r>
+                <w:rPr>
+                  <w:rStyle w:val="Hyperlink"/>
+                </w:rPr>
+                <w:t xml:space="preserve">https://register.ld.admin.ch/i14y/concept/legalForm/0327</w:t>
+              </w:r>
+            </w:hyperlink>
           </w:p>
         </w:tc>
       </w:tr>
@@ -23463,30 +24720,35 @@
               <w:jc w:val="left"/>
             </w:pPr>
             <w:r>
-              <w:t xml:space="preserve">https://register.ld.admin.ch/i14y/concept/legalForm/0328</w:t>
-            </w:r>
-          </w:p>
-        </w:tc>
-      </w:tr>
-      <w:tr>
-        <w:tc>
-          <w:tcPr/>
-          <w:p>
-            <w:pPr>
-              <w:pStyle w:val="Compact"/>
-            </w:pPr>
-          </w:p>
-        </w:tc>
-        <w:tc>
-          <w:tcPr/>
-          <w:p>
-            <w:pPr>
-              <w:pStyle w:val="Compact"/>
-              <w:jc w:val="left"/>
-            </w:pPr>
-            <w:r>
-              <w:t xml:space="preserve">Foreign public administration</w:t>
-            </w:r>
+              <w:t xml:space="preserve">Foreign public administration.</w:t>
+            </w:r>
+          </w:p>
+        </w:tc>
+      </w:tr>
+      <w:tr>
+        <w:tc>
+          <w:tcPr/>
+          <w:p>
+            <w:pPr>
+              <w:pStyle w:val="Compact"/>
+            </w:pPr>
+          </w:p>
+        </w:tc>
+        <w:tc>
+          <w:tcPr/>
+          <w:p>
+            <w:pPr>
+              <w:pStyle w:val="Compact"/>
+              <w:jc w:val="left"/>
+            </w:pPr>
+            <w:hyperlink r:id="rId218">
+              <w:r>
+                <w:rPr>
+                  <w:rStyle w:val="Hyperlink"/>
+                </w:rPr>
+                <w:t xml:space="preserve">https://register.ld.admin.ch/i14y/concept/legalForm/0328</w:t>
+              </w:r>
+            </w:hyperlink>
           </w:p>
         </w:tc>
       </w:tr>
@@ -23511,30 +24773,35 @@
               <w:jc w:val="left"/>
             </w:pPr>
             <w:r>
-              <w:t xml:space="preserve">https://register.ld.admin.ch/i14y/concept/legalForm/0329</w:t>
-            </w:r>
-          </w:p>
-        </w:tc>
-      </w:tr>
-      <w:tr>
-        <w:tc>
-          <w:tcPr/>
-          <w:p>
-            <w:pPr>
-              <w:pStyle w:val="Compact"/>
-            </w:pPr>
-          </w:p>
-        </w:tc>
-        <w:tc>
-          <w:tcPr/>
-          <w:p>
-            <w:pPr>
-              <w:pStyle w:val="Compact"/>
-              <w:jc w:val="left"/>
-            </w:pPr>
-            <w:r>
-              <w:t xml:space="preserve">International organisation</w:t>
-            </w:r>
+              <w:t xml:space="preserve">International organisation.</w:t>
+            </w:r>
+          </w:p>
+        </w:tc>
+      </w:tr>
+      <w:tr>
+        <w:tc>
+          <w:tcPr/>
+          <w:p>
+            <w:pPr>
+              <w:pStyle w:val="Compact"/>
+            </w:pPr>
+          </w:p>
+        </w:tc>
+        <w:tc>
+          <w:tcPr/>
+          <w:p>
+            <w:pPr>
+              <w:pStyle w:val="Compact"/>
+              <w:jc w:val="left"/>
+            </w:pPr>
+            <w:hyperlink r:id="rId219">
+              <w:r>
+                <w:rPr>
+                  <w:rStyle w:val="Hyperlink"/>
+                </w:rPr>
+                <w:t xml:space="preserve">https://register.ld.admin.ch/i14y/concept/legalForm/0329</w:t>
+              </w:r>
+            </w:hyperlink>
           </w:p>
         </w:tc>
       </w:tr>
@@ -23559,30 +24826,35 @@
               <w:jc w:val="left"/>
             </w:pPr>
             <w:r>
-              <w:t xml:space="preserve">https://register.ld.admin.ch/i14y/concept/legalForm/0355</w:t>
-            </w:r>
-          </w:p>
-        </w:tc>
-      </w:tr>
-      <w:tr>
-        <w:tc>
-          <w:tcPr/>
-          <w:p>
-            <w:pPr>
-              <w:pStyle w:val="Compact"/>
-            </w:pPr>
-          </w:p>
-        </w:tc>
-        <w:tc>
-          <w:tcPr/>
-          <w:p>
-            <w:pPr>
-              <w:pStyle w:val="Compact"/>
-              <w:jc w:val="left"/>
-            </w:pPr>
-            <w:r>
-              <w:t xml:space="preserve">Other cooperative</w:t>
-            </w:r>
+              <w:t xml:space="preserve">Other cooperative.</w:t>
+            </w:r>
+          </w:p>
+        </w:tc>
+      </w:tr>
+      <w:tr>
+        <w:tc>
+          <w:tcPr/>
+          <w:p>
+            <w:pPr>
+              <w:pStyle w:val="Compact"/>
+            </w:pPr>
+          </w:p>
+        </w:tc>
+        <w:tc>
+          <w:tcPr/>
+          <w:p>
+            <w:pPr>
+              <w:pStyle w:val="Compact"/>
+              <w:jc w:val="left"/>
+            </w:pPr>
+            <w:hyperlink r:id="rId220">
+              <w:r>
+                <w:rPr>
+                  <w:rStyle w:val="Hyperlink"/>
+                </w:rPr>
+                <w:t xml:space="preserve">https://register.ld.admin.ch/i14y/concept/legalForm/0355</w:t>
+              </w:r>
+            </w:hyperlink>
           </w:p>
         </w:tc>
       </w:tr>
@@ -23607,30 +24879,35 @@
               <w:jc w:val="left"/>
             </w:pPr>
             <w:r>
-              <w:t xml:space="preserve">https://register.ld.admin.ch/i14y/concept/legalForm/0361</w:t>
-            </w:r>
-          </w:p>
-        </w:tc>
-      </w:tr>
-      <w:tr>
-        <w:tc>
-          <w:tcPr/>
-          <w:p>
-            <w:pPr>
-              <w:pStyle w:val="Compact"/>
-            </w:pPr>
-          </w:p>
-        </w:tc>
-        <w:tc>
-          <w:tcPr/>
-          <w:p>
-            <w:pPr>
-              <w:pStyle w:val="Compact"/>
-              <w:jc w:val="left"/>
-            </w:pPr>
-            <w:r>
-              <w:t xml:space="preserve">Trust</w:t>
-            </w:r>
+              <w:t xml:space="preserve">Trust.</w:t>
+            </w:r>
+          </w:p>
+        </w:tc>
+      </w:tr>
+      <w:tr>
+        <w:tc>
+          <w:tcPr/>
+          <w:p>
+            <w:pPr>
+              <w:pStyle w:val="Compact"/>
+            </w:pPr>
+          </w:p>
+        </w:tc>
+        <w:tc>
+          <w:tcPr/>
+          <w:p>
+            <w:pPr>
+              <w:pStyle w:val="Compact"/>
+              <w:jc w:val="left"/>
+            </w:pPr>
+            <w:hyperlink r:id="rId221">
+              <w:r>
+                <w:rPr>
+                  <w:rStyle w:val="Hyperlink"/>
+                </w:rPr>
+                <w:t xml:space="preserve">https://register.ld.admin.ch/i14y/concept/legalForm/0361</w:t>
+              </w:r>
+            </w:hyperlink>
           </w:p>
         </w:tc>
       </w:tr>
@@ -23655,30 +24932,35 @@
               <w:jc w:val="left"/>
             </w:pPr>
             <w:r>
-              <w:t xml:space="preserve">https://register.ld.admin.ch/i14y/concept/legalForm/0362</w:t>
-            </w:r>
-          </w:p>
-        </w:tc>
-      </w:tr>
-      <w:tr>
-        <w:tc>
-          <w:tcPr/>
-          <w:p>
-            <w:pPr>
-              <w:pStyle w:val="Compact"/>
-            </w:pPr>
-          </w:p>
-        </w:tc>
-        <w:tc>
-          <w:tcPr/>
-          <w:p>
-            <w:pPr>
-              <w:pStyle w:val="Compact"/>
-              <w:jc w:val="left"/>
-            </w:pPr>
-            <w:r>
-              <w:t xml:space="preserve">Fund</w:t>
-            </w:r>
+              <w:t xml:space="preserve">Fund.</w:t>
+            </w:r>
+          </w:p>
+        </w:tc>
+      </w:tr>
+      <w:tr>
+        <w:tc>
+          <w:tcPr/>
+          <w:p>
+            <w:pPr>
+              <w:pStyle w:val="Compact"/>
+            </w:pPr>
+          </w:p>
+        </w:tc>
+        <w:tc>
+          <w:tcPr/>
+          <w:p>
+            <w:pPr>
+              <w:pStyle w:val="Compact"/>
+              <w:jc w:val="left"/>
+            </w:pPr>
+            <w:hyperlink r:id="rId222">
+              <w:r>
+                <w:rPr>
+                  <w:rStyle w:val="Hyperlink"/>
+                </w:rPr>
+                <w:t xml:space="preserve">https://register.ld.admin.ch/i14y/concept/legalForm/0362</w:t>
+              </w:r>
+            </w:hyperlink>
           </w:p>
         </w:tc>
       </w:tr>
@@ -23703,30 +24985,35 @@
               <w:jc w:val="left"/>
             </w:pPr>
             <w:r>
-              <w:t xml:space="preserve">https://register.ld.admin.ch/i14y/concept/legalForm/0441</w:t>
-            </w:r>
-          </w:p>
-        </w:tc>
-      </w:tr>
-      <w:tr>
-        <w:tc>
-          <w:tcPr/>
-          <w:p>
-            <w:pPr>
-              <w:pStyle w:val="Compact"/>
-            </w:pPr>
-          </w:p>
-        </w:tc>
-        <w:tc>
-          <w:tcPr/>
-          <w:p>
-            <w:pPr>
-              <w:pStyle w:val="Compact"/>
-              <w:jc w:val="left"/>
-            </w:pPr>
-            <w:r>
-              <w:t xml:space="preserve">Foreign company</w:t>
-            </w:r>
+              <w:t xml:space="preserve">Foreign company.</w:t>
+            </w:r>
+          </w:p>
+        </w:tc>
+      </w:tr>
+      <w:tr>
+        <w:tc>
+          <w:tcPr/>
+          <w:p>
+            <w:pPr>
+              <w:pStyle w:val="Compact"/>
+            </w:pPr>
+          </w:p>
+        </w:tc>
+        <w:tc>
+          <w:tcPr/>
+          <w:p>
+            <w:pPr>
+              <w:pStyle w:val="Compact"/>
+              <w:jc w:val="left"/>
+            </w:pPr>
+            <w:hyperlink r:id="rId223">
+              <w:r>
+                <w:rPr>
+                  <w:rStyle w:val="Hyperlink"/>
+                </w:rPr>
+                <w:t xml:space="preserve">https://register.ld.admin.ch/i14y/concept/legalForm/0441</w:t>
+              </w:r>
+            </w:hyperlink>
           </w:p>
         </w:tc>
       </w:tr>
@@ -23751,39 +25038,49 @@
               <w:jc w:val="left"/>
             </w:pPr>
             <w:r>
-              <w:t xml:space="preserve">https://register.ld.admin.ch/i14y/concept/legalForm/0571</w:t>
-            </w:r>
-          </w:p>
-        </w:tc>
-      </w:tr>
-      <w:tr>
-        <w:tc>
-          <w:tcPr/>
-          <w:p>
-            <w:pPr>
-              <w:pStyle w:val="Compact"/>
-            </w:pPr>
-          </w:p>
-        </w:tc>
-        <w:tc>
-          <w:tcPr/>
-          <w:p>
-            <w:pPr>
-              <w:pStyle w:val="Compact"/>
-              <w:jc w:val="left"/>
-            </w:pPr>
-            <w:r>
-              <w:t xml:space="preserve">Legal form undefined or unknown</w:t>
-            </w:r>
+              <w:t xml:space="preserve">Legal form undefined or unknown.</w:t>
+            </w:r>
+          </w:p>
+        </w:tc>
+      </w:tr>
+      <w:tr>
+        <w:tc>
+          <w:tcPr/>
+          <w:p>
+            <w:pPr>
+              <w:pStyle w:val="Compact"/>
+            </w:pPr>
+          </w:p>
+        </w:tc>
+        <w:tc>
+          <w:tcPr/>
+          <w:p>
+            <w:pPr>
+              <w:pStyle w:val="Compact"/>
+              <w:jc w:val="left"/>
+            </w:pPr>
+            <w:hyperlink r:id="rId224">
+              <w:r>
+                <w:rPr>
+                  <w:rStyle w:val="Hyperlink"/>
+                </w:rPr>
+                <w:t xml:space="preserve">https://register.ld.admin.ch/i14y/concept/legalForm/0571</w:t>
+              </w:r>
+            </w:hyperlink>
           </w:p>
         </w:tc>
       </w:tr>
     </w:tbl>
-    <w:bookmarkEnd w:id="110"/>
-    <w:bookmarkEnd w:id="111"/>
-    <w:bookmarkEnd w:id="112"/>
-    <w:bookmarkStart w:id="133" w:name="geteilte-elemente"/>
+    <w:bookmarkEnd w:id="225"/>
     <w:p>
+      <w:r>
+        <w:br w:type="page"/>
+      </w:r>
+    </w:p>
+    <w:bookmarkEnd w:id="226"/>
+    <w:bookmarkEnd w:id="227"/>
+    <w:bookmarkStart w:id="248" w:name="geteilte-elemente"/>
+    <w:p>
       <w:pPr>
         <w:pStyle w:val="Heading1"/>
       </w:pPr>
@@ -23791,7 +25088,7 @@
         <w:t xml:space="preserve">Geteilte Elemente</w:t>
       </w:r>
     </w:p>
-    <w:bookmarkStart w:id="113" w:name="reference-classes"/>
+    <w:bookmarkStart w:id="228" w:name="reference-classes"/>
     <w:p>
       <w:pPr>
         <w:pStyle w:val="Heading2"/>
@@ -23953,8 +25250,8 @@
         <w:t xml:space="preserve">, da die lokale Referenz unverändert bleibt, auch wenn sich die verknüpfte Entität später ändert</w:t>
       </w:r>
     </w:p>
-    <w:bookmarkEnd w:id="113"/>
-    <w:bookmarkStart w:id="116" w:name="class-personreference"/>
+    <w:bookmarkEnd w:id="228"/>
+    <w:bookmarkStart w:id="231" w:name="class-personreference"/>
     <w:p>
       <w:pPr>
         <w:pStyle w:val="Heading2"/>
@@ -23983,7 +25280,7 @@
         <w:t xml:space="preserve">__</w:t>
       </w:r>
     </w:p>
-    <w:bookmarkStart w:id="114" w:name="attribute-12"/>
+    <w:bookmarkStart w:id="229" w:name="attribute-12"/>
     <w:p>
       <w:pPr>
         <w:pStyle w:val="Heading3"/>
@@ -24473,8 +25770,8 @@
         </w:tc>
       </w:tr>
     </w:tbl>
-    <w:bookmarkEnd w:id="114"/>
-    <w:bookmarkStart w:id="115" w:name="usages-12"/>
+    <w:bookmarkEnd w:id="229"/>
+    <w:bookmarkStart w:id="230" w:name="usages-12"/>
     <w:p>
       <w:pPr>
         <w:pStyle w:val="Heading3"/>
@@ -24680,9 +25977,9 @@
         </w:tc>
       </w:tr>
     </w:tbl>
-    <w:bookmarkEnd w:id="115"/>
-    <w:bookmarkEnd w:id="116"/>
-    <w:bookmarkStart w:id="119" w:name="class-groupreference"/>
+    <w:bookmarkEnd w:id="230"/>
+    <w:bookmarkEnd w:id="231"/>
+    <w:bookmarkStart w:id="234" w:name="class-groupreference"/>
     <w:p>
       <w:pPr>
         <w:pStyle w:val="Heading2"/>
@@ -24711,7 +26008,7 @@
         <w:t xml:space="preserve">__</w:t>
       </w:r>
     </w:p>
-    <w:bookmarkStart w:id="117" w:name="attribute-13"/>
+    <w:bookmarkStart w:id="232" w:name="attribute-13"/>
     <w:p>
       <w:pPr>
         <w:pStyle w:val="Heading3"/>
@@ -25149,8 +26446,8 @@
         </w:tc>
       </w:tr>
     </w:tbl>
-    <w:bookmarkEnd w:id="117"/>
-    <w:bookmarkStart w:id="118" w:name="usages-13"/>
+    <w:bookmarkEnd w:id="232"/>
+    <w:bookmarkStart w:id="233" w:name="usages-13"/>
     <w:p>
       <w:pPr>
         <w:pStyle w:val="Heading3"/>
@@ -25291,9 +26588,9 @@
         </w:tc>
       </w:tr>
     </w:tbl>
-    <w:bookmarkEnd w:id="118"/>
-    <w:bookmarkEnd w:id="119"/>
-    <w:bookmarkStart w:id="120" w:name="mehrfach-benutzte-klassen"/>
+    <w:bookmarkEnd w:id="233"/>
+    <w:bookmarkEnd w:id="234"/>
+    <w:bookmarkStart w:id="235" w:name="mehrfach-benutzte-klassen"/>
     <w:p>
       <w:pPr>
         <w:pStyle w:val="Heading2"/>
@@ -25302,8 +26599,8 @@
         <w:t xml:space="preserve">Mehrfach benutzte Klassen</w:t>
       </w:r>
     </w:p>
-    <w:bookmarkEnd w:id="120"/>
-    <w:bookmarkStart w:id="126" w:name="class-address"/>
+    <w:bookmarkEnd w:id="235"/>
+    <w:bookmarkStart w:id="241" w:name="class-address"/>
     <w:p>
       <w:pPr>
         <w:pStyle w:val="Heading2"/>
@@ -25332,7 +26629,7 @@
         <w:t xml:space="preserve">__</w:t>
       </w:r>
     </w:p>
-    <w:bookmarkStart w:id="121" w:name="attribute-14"/>
+    <w:bookmarkStart w:id="236" w:name="attribute-14"/>
     <w:p>
       <w:pPr>
         <w:pStyle w:val="Heading3"/>
@@ -25655,8 +26952,8 @@
         </w:tc>
       </w:tr>
     </w:tbl>
-    <w:bookmarkEnd w:id="121"/>
-    <w:bookmarkStart w:id="122" w:name="usages-14"/>
+    <w:bookmarkEnd w:id="236"/>
+    <w:bookmarkStart w:id="237" w:name="usages-14"/>
     <w:p>
       <w:pPr>
         <w:pStyle w:val="Heading3"/>
@@ -25862,8 +27159,8 @@
         </w:tc>
       </w:tr>
     </w:tbl>
-    <w:bookmarkEnd w:id="122"/>
-    <w:bookmarkStart w:id="125" w:name="examples-4"/>
+    <w:bookmarkEnd w:id="237"/>
+    <w:bookmarkStart w:id="240" w:name="examples-4"/>
     <w:p>
       <w:pPr>
         <w:pStyle w:val="Heading3"/>
@@ -25872,7 +27169,7 @@
         <w:t xml:space="preserve">Examples</w:t>
       </w:r>
     </w:p>
-    <w:bookmarkStart w:id="123" w:name="Xd748080ec29d7e076d5f53e253dd70503397fff"/>
+    <w:bookmarkStart w:id="238" w:name="Xd748080ec29d7e076d5f53e253dd70503397fff"/>
     <w:p>
       <w:pPr>
         <w:pStyle w:val="Heading4"/>
@@ -26000,8 +27297,8 @@
         <w:t xml:space="preserve"> London</w:t>
       </w:r>
     </w:p>
-    <w:bookmarkEnd w:id="123"/>
-    <w:bookmarkStart w:id="124" w:name="X74f12154cf05479416e73aca78ab1633c571f16"/>
+    <w:bookmarkEnd w:id="238"/>
+    <w:bookmarkStart w:id="239" w:name="X74f12154cf05479416e73aca78ab1633c571f16"/>
     <w:p>
       <w:pPr>
         <w:pStyle w:val="Heading4"/>
@@ -26054,10 +27351,10 @@
         <w:t xml:space="preserve"> Basel-Stadt</w:t>
       </w:r>
     </w:p>
-    <w:bookmarkEnd w:id="124"/>
-    <w:bookmarkEnd w:id="125"/>
-    <w:bookmarkEnd w:id="126"/>
-    <w:bookmarkStart w:id="129" w:name="enum-addresstypeenum"/>
+    <w:bookmarkEnd w:id="239"/>
+    <w:bookmarkEnd w:id="240"/>
+    <w:bookmarkEnd w:id="241"/>
+    <w:bookmarkStart w:id="244" w:name="enum-addresstypeenum"/>
     <w:p>
       <w:pPr>
         <w:pStyle w:val="Heading2"/>
@@ -26096,7 +27393,7 @@
       <w:r>
         <w:t xml:space="preserve"> </w:t>
       </w:r>
-      <w:hyperlink r:id="rId127">
+      <w:hyperlink r:id="rId242">
         <w:r>
           <w:rPr>
             <w:rStyle w:val="Hyperlink"/>
@@ -26105,7 +27402,7 @@
         </w:r>
       </w:hyperlink>
     </w:p>
-    <w:bookmarkStart w:id="128" w:name="permissible-values-5"/>
+    <w:bookmarkStart w:id="243" w:name="permissible-values-5"/>
     <w:p>
       <w:pPr>
         <w:pStyle w:val="Heading3"/>
@@ -26175,30 +27472,44 @@
               <w:jc w:val="left"/>
             </w:pPr>
             <w:r>
-              <w:t xml:space="preserve">None</w:t>
-            </w:r>
-          </w:p>
-        </w:tc>
-      </w:tr>
-      <w:tr>
-        <w:tc>
-          <w:tcPr/>
-          <w:p>
-            <w:pPr>
-              <w:pStyle w:val="Compact"/>
-            </w:pPr>
-          </w:p>
-        </w:tc>
-        <w:tc>
-          <w:tcPr/>
-          <w:p>
-            <w:pPr>
-              <w:pStyle w:val="Compact"/>
-              <w:jc w:val="left"/>
-            </w:pPr>
-            <w:r>
-              <w:t xml:space="preserve">Private address</w:t>
-            </w:r>
+              <w:t xml:space="preserve">Private address.</w:t>
+            </w:r>
+          </w:p>
+        </w:tc>
+      </w:tr>
+      <w:tr>
+        <w:tc>
+          <w:tcPr/>
+          <w:p>
+            <w:pPr>
+              <w:pStyle w:val="Compact"/>
+            </w:pPr>
+          </w:p>
+        </w:tc>
+        <w:tc>
+          <w:tcPr/>
+          <w:p>
+            <w:pPr>
+              <w:pStyle w:val="Compact"/>
+            </w:pPr>
+          </w:p>
+        </w:tc>
+      </w:tr>
+      <w:tr>
+        <w:tc>
+          <w:tcPr/>
+          <w:p>
+            <w:pPr>
+              <w:pStyle w:val="Compact"/>
+            </w:pPr>
+          </w:p>
+        </w:tc>
+        <w:tc>
+          <w:tcPr/>
+          <w:p>
+            <w:pPr>
+              <w:pStyle w:val="Compact"/>
+            </w:pPr>
           </w:p>
         </w:tc>
       </w:tr>
@@ -26223,30 +27534,44 @@
               <w:jc w:val="left"/>
             </w:pPr>
             <w:r>
-              <w:t xml:space="preserve">None</w:t>
-            </w:r>
-          </w:p>
-        </w:tc>
-      </w:tr>
-      <w:tr>
-        <w:tc>
-          <w:tcPr/>
-          <w:p>
-            <w:pPr>
-              <w:pStyle w:val="Compact"/>
-            </w:pPr>
-          </w:p>
-        </w:tc>
-        <w:tc>
-          <w:tcPr/>
-          <w:p>
-            <w:pPr>
-              <w:pStyle w:val="Compact"/>
-              <w:jc w:val="left"/>
-            </w:pPr>
-            <w:r>
-              <w:t xml:space="preserve">Business address</w:t>
-            </w:r>
+              <w:t xml:space="preserve">Business address.</w:t>
+            </w:r>
+          </w:p>
+        </w:tc>
+      </w:tr>
+      <w:tr>
+        <w:tc>
+          <w:tcPr/>
+          <w:p>
+            <w:pPr>
+              <w:pStyle w:val="Compact"/>
+            </w:pPr>
+          </w:p>
+        </w:tc>
+        <w:tc>
+          <w:tcPr/>
+          <w:p>
+            <w:pPr>
+              <w:pStyle w:val="Compact"/>
+            </w:pPr>
+          </w:p>
+        </w:tc>
+      </w:tr>
+      <w:tr>
+        <w:tc>
+          <w:tcPr/>
+          <w:p>
+            <w:pPr>
+              <w:pStyle w:val="Compact"/>
+            </w:pPr>
+          </w:p>
+        </w:tc>
+        <w:tc>
+          <w:tcPr/>
+          <w:p>
+            <w:pPr>
+              <w:pStyle w:val="Compact"/>
+            </w:pPr>
           </w:p>
         </w:tc>
       </w:tr>
@@ -26271,37 +27596,51 @@
               <w:jc w:val="left"/>
             </w:pPr>
             <w:r>
-              <w:t xml:space="preserve">None</w:t>
-            </w:r>
-          </w:p>
-        </w:tc>
-      </w:tr>
-      <w:tr>
-        <w:tc>
-          <w:tcPr/>
-          <w:p>
-            <w:pPr>
-              <w:pStyle w:val="Compact"/>
-            </w:pPr>
-          </w:p>
-        </w:tc>
-        <w:tc>
-          <w:tcPr/>
-          <w:p>
-            <w:pPr>
-              <w:pStyle w:val="Compact"/>
-              <w:jc w:val="left"/>
-            </w:pPr>
-            <w:r>
-              <w:t xml:space="preserve">Local address</w:t>
-            </w:r>
+              <w:t xml:space="preserve">Local address.</w:t>
+            </w:r>
+          </w:p>
+        </w:tc>
+      </w:tr>
+      <w:tr>
+        <w:tc>
+          <w:tcPr/>
+          <w:p>
+            <w:pPr>
+              <w:pStyle w:val="Compact"/>
+            </w:pPr>
+          </w:p>
+        </w:tc>
+        <w:tc>
+          <w:tcPr/>
+          <w:p>
+            <w:pPr>
+              <w:pStyle w:val="Compact"/>
+            </w:pPr>
+          </w:p>
+        </w:tc>
+      </w:tr>
+      <w:tr>
+        <w:tc>
+          <w:tcPr/>
+          <w:p>
+            <w:pPr>
+              <w:pStyle w:val="Compact"/>
+            </w:pPr>
+          </w:p>
+        </w:tc>
+        <w:tc>
+          <w:tcPr/>
+          <w:p>
+            <w:pPr>
+              <w:pStyle w:val="Compact"/>
+            </w:pPr>
           </w:p>
         </w:tc>
       </w:tr>
     </w:tbl>
-    <w:bookmarkEnd w:id="128"/>
-    <w:bookmarkEnd w:id="129"/>
-    <w:bookmarkStart w:id="132" w:name="class-contact"/>
+    <w:bookmarkEnd w:id="243"/>
+    <w:bookmarkEnd w:id="244"/>
+    <w:bookmarkStart w:id="247" w:name="class-contact"/>
     <w:p>
       <w:pPr>
         <w:pStyle w:val="Heading2"/>
@@ -26330,7 +27669,7 @@
         <w:t xml:space="preserve">__</w:t>
       </w:r>
     </w:p>
-    <w:bookmarkStart w:id="130" w:name="attribute-15"/>
+    <w:bookmarkStart w:id="245" w:name="attribute-15"/>
     <w:p>
       <w:pPr>
         <w:pStyle w:val="Heading3"/>
@@ -26497,8 +27836,8 @@
         </w:tc>
       </w:tr>
     </w:tbl>
-    <w:bookmarkEnd w:id="130"/>
-    <w:bookmarkStart w:id="131" w:name="usages-15"/>
+    <w:bookmarkEnd w:id="245"/>
+    <w:bookmarkStart w:id="246" w:name="usages-15"/>
     <w:p>
       <w:pPr>
         <w:pStyle w:val="Heading3"/>
@@ -26704,9 +28043,9 @@
         </w:tc>
       </w:tr>
     </w:tbl>
-    <w:bookmarkEnd w:id="131"/>
-    <w:bookmarkEnd w:id="132"/>
-    <w:bookmarkEnd w:id="133"/>
+    <w:bookmarkEnd w:id="246"/>
+    <w:bookmarkEnd w:id="247"/>
+    <w:bookmarkEnd w:id="248"/>
     <w:sectPr>
       <w:headerReference r:id="rId9" w:type="even"/>
       <w:headerReference r:id="rId10" w:type="default"/>

--- a/ech-0294_actors/output/ech-0294_actors.docx
+++ b/ech-0294_actors/output/ech-0294_actors.docx
@@ -4531,39 +4531,6 @@
         <w:rPr>
           <w:rStyle w:val="FunctionTok"/>
         </w:rPr>
-        <w:t xml:space="preserve">address_uri</w:t>
-      </w:r>
-      <w:r>
-        <w:rPr>
-          <w:rStyle w:val="KeywordTok"/>
-        </w:rPr>
-        <w:t xml:space="preserve">:</w:t>
-      </w:r>
-      <w:r>
-        <w:rPr>
-          <w:rStyle w:val="AttributeTok"/>
-        </w:rPr>
-        <w:t xml:space="preserve"> https://www.wikidata.org/wiki/Q42</w:t>
-      </w:r>
-      <w:r>
-        <w:rPr>
-          <w:rStyle w:val="CommentTok"/>
-        </w:rPr>
-        <w:t xml:space="preserve">#P969</w:t>
-      </w:r>
-      <w:r>
-        <w:br/>
-      </w:r>
-      <w:r>
-        <w:rPr>
-          <w:rStyle w:val="AttributeTok"/>
-        </w:rPr>
-        <w:t xml:space="preserve">  </w:t>
-      </w:r>
-      <w:r>
-        <w:rPr>
-          <w:rStyle w:val="FunctionTok"/>
-        </w:rPr>
         <w:t xml:space="preserve">street_address</w:t>
       </w:r>
       <w:r>
@@ -27199,33 +27166,6 @@
           <w:rStyle w:val="AttributeTok"/>
         </w:rPr>
         <w:t xml:space="preserve"> privateAddress</w:t>
-      </w:r>
-      <w:r>
-        <w:br/>
-      </w:r>
-      <w:r>
-        <w:rPr>
-          <w:rStyle w:val="FunctionTok"/>
-        </w:rPr>
-        <w:t xml:space="preserve">address_uri</w:t>
-      </w:r>
-      <w:r>
-        <w:rPr>
-          <w:rStyle w:val="KeywordTok"/>
-        </w:rPr>
-        <w:t xml:space="preserve">:</w:t>
-      </w:r>
-      <w:r>
-        <w:rPr>
-          <w:rStyle w:val="AttributeTok"/>
-        </w:rPr>
-        <w:t xml:space="preserve"> https://www.wikidata.org/wiki/Q42</w:t>
-      </w:r>
-      <w:r>
-        <w:rPr>
-          <w:rStyle w:val="CommentTok"/>
-        </w:rPr>
-        <w:t xml:space="preserve">#P969</w:t>
       </w:r>
       <w:r>
         <w:br/>

--- a/ech-0294_actors/output/ech-0294_actors.docx
+++ b/ech-0294_actors/output/ech-0294_actors.docx
@@ -8671,7 +8671,7 @@
               <w:jc w:val="left"/>
             </w:pPr>
             <w:r>
-              <w:t xml:space="preserve">UID of the organization (eCH-0097 format: CHE-XXX.XXX.XXX of the federal UID register (uid.admin.ch).</w:t>
+              <w:t xml:space="preserve">UID of the organization (eCH-0098 format: CHE-XXX.XXX.XXX of the federal UID register (uid.admin.ch).</w:t>
             </w:r>
           </w:p>
         </w:tc>
@@ -18531,7 +18531,7 @@
               <w:jc w:val="left"/>
             </w:pPr>
             <w:r>
-              <w:t xml:space="preserve">UID of the organization (eCH-0097 format: CHE-XXX.XXX.XXX of the federal UID register (uid.admin.ch).</w:t>
+              <w:t xml:space="preserve">UID of the organization (eCH-0098 format: CHE-XXX.XXX.XXX of the federal UID register (uid.admin.ch).</w:t>
             </w:r>
           </w:p>
         </w:tc>
@@ -22944,7 +22944,7 @@
           <w:iCs/>
           <w:i/>
         </w:rPr>
-        <w:t xml:space="preserve">Legal forms based on the Swiss UID register codelist (eCH-0097). See https://register.ld.admin.ch/i14y/concept/legalForm</w:t>
+        <w:t xml:space="preserve">Legal forms based on the Swiss UID register codelist (eCH-0098). See https://register.ld.admin.ch/i14y/concept/legalForm</w:t>
       </w:r>
     </w:p>
     <w:p>

--- a/ech-0294_actors/output/ech-0294_actors.docx
+++ b/ech-0294_actors/output/ech-0294_actors.docx
@@ -15014,71 +15014,6 @@
           </w:p>
         </w:tc>
       </w:tr>
-      <w:tr>
-        <w:tc>
-          <w:tcPr/>
-          <w:p>
-            <w:pPr>
-              <w:pStyle w:val="Compact"/>
-              <w:jc w:val="left"/>
-            </w:pPr>
-            <w:hyperlink w:anchor="GroupReference">
-              <w:r>
-                <w:rPr>
-                  <w:rStyle w:val="Hyperlink"/>
-                </w:rPr>
-                <w:t xml:space="preserve">GroupReference</w:t>
-              </w:r>
-            </w:hyperlink>
-          </w:p>
-        </w:tc>
-        <w:tc>
-          <w:tcPr/>
-          <w:p>
-            <w:pPr>
-              <w:pStyle w:val="Compact"/>
-              <w:jc w:val="left"/>
-            </w:pPr>
-            <w:hyperlink w:anchor="group_type">
-              <w:r>
-                <w:rPr>
-                  <w:rStyle w:val="Hyperlink"/>
-                </w:rPr>
-                <w:t xml:space="preserve">group_type</w:t>
-              </w:r>
-            </w:hyperlink>
-          </w:p>
-        </w:tc>
-        <w:tc>
-          <w:tcPr/>
-          <w:p>
-            <w:pPr>
-              <w:pStyle w:val="Compact"/>
-              <w:jc w:val="left"/>
-            </w:pPr>
-            <w:r>
-              <w:t xml:space="preserve">range</w:t>
-            </w:r>
-          </w:p>
-        </w:tc>
-        <w:tc>
-          <w:tcPr/>
-          <w:p>
-            <w:pPr>
-              <w:pStyle w:val="Compact"/>
-              <w:jc w:val="left"/>
-            </w:pPr>
-            <w:hyperlink w:anchor="GroupType">
-              <w:r>
-                <w:rPr>
-                  <w:rStyle w:val="Hyperlink"/>
-                </w:rPr>
-                <w:t xml:space="preserve">GroupType</w:t>
-              </w:r>
-            </w:hyperlink>
-          </w:p>
-        </w:tc>
-      </w:tr>
     </w:tbl>
     <w:bookmarkEnd w:id="130"/>
     <w:bookmarkEnd w:id="131"/>
@@ -25434,58 +25369,6 @@
               <w:jc w:val="left"/>
             </w:pPr>
             <w:r>
-              <w:t xml:space="preserve">role_type</w:t>
-            </w:r>
-          </w:p>
-        </w:tc>
-        <w:tc>
-          <w:tcPr/>
-          <w:p>
-            <w:pPr>
-              <w:pStyle w:val="Compact"/>
-              <w:jc w:val="left"/>
-            </w:pPr>
-            <w:r>
-              <w:t xml:space="preserve">0..1</w:t>
-            </w:r>
-            <w:r>
-              <w:t xml:space="preserve"> </w:t>
-            </w:r>
-            <w:r>
-              <w:t xml:space="preserve"> </w:t>
-            </w:r>
-            <w:hyperlink w:anchor="RoleType">
-              <w:r>
-                <w:rPr>
-                  <w:rStyle w:val="Hyperlink"/>
-                </w:rPr>
-                <w:t xml:space="preserve">RoleType</w:t>
-              </w:r>
-            </w:hyperlink>
-          </w:p>
-        </w:tc>
-        <w:tc>
-          <w:tcPr/>
-          <w:p>
-            <w:pPr>
-              <w:pStyle w:val="Compact"/>
-              <w:jc w:val="left"/>
-            </w:pPr>
-            <w:r>
-              <w:t xml:space="preserve">Role of the person in the membership or function.</w:t>
-            </w:r>
-          </w:p>
-        </w:tc>
-      </w:tr>
-      <w:tr>
-        <w:tc>
-          <w:tcPr/>
-          <w:p>
-            <w:pPr>
-              <w:pStyle w:val="Compact"/>
-              <w:jc w:val="left"/>
-            </w:pPr>
-            <w:r>
               <w:t xml:space="preserve">group_label</w:t>
             </w:r>
           </w:p>
@@ -26137,70 +26020,6 @@
             </w:pPr>
             <w:r>
               <w:t xml:space="preserve">Abbreviation (can be multilingual).</w:t>
-            </w:r>
-          </w:p>
-        </w:tc>
-      </w:tr>
-      <w:tr>
-        <w:tc>
-          <w:tcPr/>
-          <w:p>
-            <w:pPr>
-              <w:pStyle w:val="Compact"/>
-              <w:jc w:val="left"/>
-            </w:pPr>
-            <w:r>
-              <w:t xml:space="preserve">group_type</w:t>
-            </w:r>
-          </w:p>
-        </w:tc>
-        <w:tc>
-          <w:tcPr/>
-          <w:p>
-            <w:pPr>
-              <w:pStyle w:val="Compact"/>
-              <w:jc w:val="left"/>
-            </w:pPr>
-            <w:r>
-              <w:t xml:space="preserve">0..1</w:t>
-            </w:r>
-            <w:r>
-              <w:t xml:space="preserve"> </w:t>
-            </w:r>
-            <w:r>
-              <w:t xml:space="preserve"> </w:t>
-            </w:r>
-            <w:hyperlink w:anchor="GroupType">
-              <w:r>
-                <w:rPr>
-                  <w:rStyle w:val="Hyperlink"/>
-                </w:rPr>
-                <w:t xml:space="preserve">GroupType</w:t>
-              </w:r>
-            </w:hyperlink>
-          </w:p>
-        </w:tc>
-        <w:tc>
-          <w:tcPr/>
-          <w:p>
-            <w:pPr>
-              <w:pStyle w:val="Compact"/>
-              <w:jc w:val="left"/>
-            </w:pPr>
-            <w:r>
-              <w:t xml:space="preserve">Type of group (e.g., party, commission, parliament, or similar). The exact naming and description of the group is provided via</w:t>
-            </w:r>
-            <w:r>
-              <w:t xml:space="preserve"> </w:t>
-            </w:r>
-            <w:r>
-              <w:rPr>
-                <w:rStyle w:val="VerbatimChar"/>
-              </w:rPr>
-              <w:t xml:space="preserve">label</w:t>
-            </w:r>
-            <w:r>
-              <w:t xml:space="preserve">.</w:t>
             </w:r>
           </w:p>
         </w:tc>

--- a/ech-0294_actors/output/ech-0294_actors.docx
+++ b/ech-0294_actors/output/ech-0294_actors.docx
@@ -179,7 +179,7 @@
               <w:jc w:val="left"/>
             </w:pPr>
             <w:r>
-              <w:t xml:space="preserve">Fachgruppen Internes Review</w:t>
+              <w:t xml:space="preserve">Fachgruppen interner Review</w:t>
             </w:r>
           </w:p>
         </w:tc>
@@ -209,7 +209,7 @@
               <w:jc w:val="left"/>
             </w:pPr>
             <w:r>
-              <w:t xml:space="preserve">0.1</w:t>
+              <w:t xml:space="preserve">0.2</w:t>
             </w:r>
           </w:p>
         </w:tc>
@@ -236,11 +236,7 @@
           <w:p>
             <w:pPr>
               <w:pStyle w:val="Compact"/>
-              <w:jc w:val="left"/>
-            </w:pPr>
-            <w:r>
-              <w:t xml:space="preserve">Fachgruppen interner Review</w:t>
-            </w:r>
+            </w:pPr>
           </w:p>
         </w:tc>
       </w:tr>
@@ -471,8 +467,19 @@
               <w:jc w:val="left"/>
             </w:pPr>
             <w:r>
-              <w:t xml:space="preserve">Verein eCH, Räffelstr. 20, 8045</w:t>
-            </w:r>
+              <w:t xml:space="preserve">Verein eCH,</w:t>
+            </w:r>
+            <w:r>
+              <w:t xml:space="preserve"> </w:t>
+            </w:r>
+            <w:hyperlink r:id="rId20">
+              <w:r>
+                <w:rPr>
+                  <w:rStyle w:val="Hyperlink"/>
+                </w:rPr>
+                <w:t xml:space="preserve">Affolternstrasse 52, 8050 Zürich</w:t>
+              </w:r>
+            </w:hyperlink>
           </w:p>
         </w:tc>
       </w:tr>
@@ -482,7 +489,7 @@
         <w:br w:type="page"/>
       </w:r>
     </w:p>
-    <w:bookmarkStart w:id="20" w:name="abstrakt"/>
+    <w:bookmarkStart w:id="21" w:name="abstrakt"/>
     <w:p>
       <w:pPr>
         <w:pStyle w:val="Heading1"/>
@@ -504,7 +511,7 @@
         <w:pStyle w:val="BodyText"/>
       </w:pPr>
       <w:r>
-        <w:t xml:space="preserve">Der Standard richtet sich an öffentliche Stellen aller Staatsebenen, politische Akteure, Medien, Forschung, Verwaltung und Öffentlichkeit und schafft eine Grundlage für interoperable politische Informationssysteme in der Schweiz.</w:t>
+        <w:t xml:space="preserve">Der Standard richtet sich an öffentliche Stellen aller Staatsebenen, politische Akteure, Medien, Forschung und Öffentlichkeit und schafft eine Grundlage für interoperable politische Informationssysteme in der Schweiz.</w:t>
       </w:r>
     </w:p>
     <w:p>
@@ -512,8 +519,8 @@
         <w:br w:type="page"/>
       </w:r>
     </w:p>
-    <w:bookmarkEnd w:id="20"/>
-    <w:bookmarkStart w:id="21" w:name="inhaltsverzeichniss"/>
+    <w:bookmarkEnd w:id="21"/>
+    <w:bookmarkStart w:id="22" w:name="inhaltsverzeichniss"/>
     <w:p>
       <w:pPr>
         <w:pStyle w:val="Heading1"/>
@@ -535,8 +542,8 @@
         <w:br w:type="page"/>
       </w:r>
     </w:p>
-    <w:bookmarkEnd w:id="21"/>
-    <w:bookmarkStart w:id="29" w:name="einführung"/>
+    <w:bookmarkEnd w:id="22"/>
+    <w:bookmarkStart w:id="30" w:name="einführung"/>
     <w:p>
       <w:pPr>
         <w:pStyle w:val="Heading1"/>
@@ -550,7 +557,7 @@
         <w:pStyle w:val="FirstParagraph"/>
       </w:pPr>
       <w:r>
-        <w:t xml:space="preserve">Der Inhalt dieses Substandards sind die politischen Akteure, seien es Personen (Rats- oder Verwaltungsmitglieder) oder Gruppen (Parteien, Fraktionen, Gremien, Kommissionen und Verbände).</w:t>
+        <w:t xml:space="preserve">Der Inhalt dieses Substandards addressieren politische Akteure, seien es Personen (Rats- oder Verwaltungsmitglieder) oder Gruppen (Parteien, Fraktionen, Gremien, Kommissionen und Verbände).</w:t>
       </w:r>
     </w:p>
     <w:p>
@@ -558,7 +565,7 @@
         <w:pStyle w:val="BodyText"/>
       </w:pPr>
       <w:r>
-        <w:t xml:space="preserve">Zum einen wird eine Struktur definiert, die es erlaubt, Informationen in Ratsinformationssystemen oder ähnlichen Systemen der Öffentlichkeit strukturiert zur Verfügung zu stellen. Zum anderen werden den politischen Akteuren eindeutige Identifikatoren zugeteilt, mit dem Ziel, aus anderen Standards dieser Fachgruppe darauf referenzieren zu können.</w:t>
+        <w:t xml:space="preserve">Zum einen wird eine Struktur definiert, die es erlaubt, Informationen in Ratsinformationssystemen oder ähnlichen Systemen strukturiert und einheitlich zur Verfügung zu stellen, damit sie einfach weiterverwendet undmit Informationen anderer Räte verglichen werden können. Zum anderen werden den politischen Akteuren eindeutige Identifikatoren zugeteilt, mit dem Ziel, aus anderen Standards dieser Fachgruppe darauf referenzieren zu können.</w:t>
       </w:r>
     </w:p>
     <w:p>
@@ -569,7 +576,7 @@
         <w:t xml:space="preserve">Es wurde bei der Definition darauf geachtet, dass es den publizierenden Organisationen ermöglicht wird, alle Informationen möglichst strukturiert zu veröffentlichen. Dies erlaubt es, für die Konsumenten einen maximalen Nutzen zu erzielen. Es ist aber jeweils auch möglich auszudrücken, wenn Informationen nicht in der maximalen Detailstufe vorhanden sind. (Es kann zum Beispiel bei einem Vornamen angegeben werden, ob es sich um den Rufnamen oder den amtlichen Namen handelt. Falls diese Information aber nicht vorhanden ist, kann der Name auch ohne diese Zusatzinformation publiziert werden.)</w:t>
       </w:r>
     </w:p>
-    <w:bookmarkStart w:id="22" w:name="ziele-des-standards-und-erhoffte-wirkung"/>
+    <w:bookmarkStart w:id="23" w:name="ziele-des-standards-und-erhoffte-wirkung"/>
     <w:p>
       <w:pPr>
         <w:pStyle w:val="Heading2"/>
@@ -583,7 +590,7 @@
         <w:pStyle w:val="FirstParagraph"/>
       </w:pPr>
       <w:r>
-        <w:t xml:space="preserve">Das Ziel des Standards ist es, Organisationen, welche Informationen zu politischen Geschäften veröffentlichen, ein Datenmodell zur Verfügung zu stellen. Die Wirkung, die dabei erhofft wird, ist eine einheitliche Informationsgrundlage zu den politischen Geschäften in der Schweiz über alle föderalen Ebenen hinweg. Damit können die Informationen im politischen Diskurs besser gelesen, verarbeitet und verstanden werden. Die Transparenz und Nachvollziehbarkeit der Entscheidungen im politischen System der Schweiz soll weiter erhöht werden.</w:t>
+        <w:t xml:space="preserve">Ziel des Standards ist es, Organisationen, welche Informationen zu politischen Geschäften veröffentlichen, ein Datenmodell zur Verfügung zu stellen. Die Wirkung, die dabei erhofft wird, ist eine einheitliche Informationsgrundlage zu den politischen Geschäften in der Schweiz über alle föderalen Ebenen hinweg. Damit können die Informationen im politischen Diskurs besser gelesen, verarbeitet und verstanden werden. Die Transparenz und Nachvollziehbarkeit der Entscheidungen im politischen System der Schweiz soll weiter erhöht werden.</w:t>
       </w:r>
     </w:p>
     <w:p>
@@ -591,11 +598,11 @@
         <w:pStyle w:val="BodyText"/>
       </w:pPr>
       <w:r>
-        <w:t xml:space="preserve">Besondere Ziele des Substandards sind, die Akteure im politischen Prozess identifizierbar zu machen und mit den rechtlich nötigen Informationen auszugestalten. Als weiteres Ziel wird ein langfristiger Abgleich der Akteure über die föderalen Stufen angestrebt. Der Substandard bietet eine Struktur an, welche von den jeweiligen Organisationen (Städte, Kantone und Bund) nach deren Anforderungen und rechtlichem Kontext umgesetzt werden kann.</w:t>
+        <w:t xml:space="preserve">Besondere Ziele des Substandards sind, die Akteure im politischen Prozess identifizierbar zu machen und mit den rechtlich nötigen Informationen zu versehen. Als weiteres Ziel wird ein langfristiger Abgleich der Akteure über die föderalen Stufen angestrebt. Der Substandard bietet eine Struktur an, welche von den jeweiligen Organisationen (Städte, Kantone und Bund) nach deren Anforderungen und rechtlichem Kontext umgesetzt werden kann.</w:t>
       </w:r>
     </w:p>
-    <w:bookmarkEnd w:id="22"/>
-    <w:bookmarkStart w:id="23" w:name="identifizierte-zielgruppen"/>
+    <w:bookmarkEnd w:id="23"/>
+    <w:bookmarkStart w:id="24" w:name="identifizierte-zielgruppen"/>
     <w:p>
       <w:pPr>
         <w:pStyle w:val="Heading2"/>
@@ -645,7 +652,7 @@
         <w:pStyle w:val="Compact"/>
       </w:pPr>
       <w:r>
-        <w:t xml:space="preserve">Journalismus, Forschung: Politikwissenschaft, Historiker, Open-Data-Portale, Politmonitor/OParlData (Konsum, Monitoring und Veredelung von Informationen)</w:t>
+        <w:t xml:space="preserve">Journalismus, Forschung (insb. Politikwissenschaft, Geschitswissenschaft), Open-Data-Portale, Politmonitor/OParlData (Konsum, Monitoring und Veredelung von Informationen)</w:t>
       </w:r>
     </w:p>
     <w:p>
@@ -672,8 +679,8 @@
         <w:t xml:space="preserve">Öffentlichkeit (Konsum)</w:t>
       </w:r>
     </w:p>
-    <w:bookmarkEnd w:id="23"/>
-    <w:bookmarkStart w:id="24" w:name="arbeitsvorgang"/>
+    <w:bookmarkEnd w:id="24"/>
+    <w:bookmarkStart w:id="25" w:name="arbeitsvorgang"/>
     <w:p>
       <w:pPr>
         <w:pStyle w:val="Heading2"/>
@@ -738,8 +745,8 @@
         <w:t xml:space="preserve">Verknüpfungen gleicher Personen über föderale Stufen hinweg</w:t>
       </w:r>
     </w:p>
-    <w:bookmarkEnd w:id="24"/>
-    <w:bookmarkStart w:id="28" w:name="allgemeine-technische-informationen"/>
+    <w:bookmarkEnd w:id="25"/>
+    <w:bookmarkStart w:id="29" w:name="allgemeine-technische-informationen"/>
     <w:p>
       <w:pPr>
         <w:pStyle w:val="Heading2"/>
@@ -748,7 +755,7 @@
         <w:t xml:space="preserve">Allgemeine Technische Informationen</w:t>
       </w:r>
     </w:p>
-    <w:bookmarkStart w:id="25" w:name="übersicht"/>
+    <w:bookmarkStart w:id="26" w:name="übersicht"/>
     <w:p>
       <w:pPr>
         <w:pStyle w:val="Heading3"/>
@@ -915,8 +922,8 @@
         <w:t xml:space="preserve">ergänzt das Schema um Transparenzanforderungen gemäss den Vorgaben der Bundesversammlung.</w:t>
       </w:r>
     </w:p>
-    <w:bookmarkEnd w:id="25"/>
-    <w:bookmarkStart w:id="26" w:name="identifikatoren"/>
+    <w:bookmarkEnd w:id="26"/>
+    <w:bookmarkStart w:id="27" w:name="identifikatoren"/>
     <w:p>
       <w:pPr>
         <w:pStyle w:val="Heading3"/>
@@ -1047,8 +1054,8 @@
         <w:t xml:space="preserve">: Eine Wikidata Identifikator, um Personen und Gruppen Systemübergreifend zu identifizieren (z.B. http://www.wikidata.org/entity/Q115531 für Adolf Ogi) (Optional)</w:t>
       </w:r>
     </w:p>
-    <w:bookmarkEnd w:id="26"/>
-    <w:bookmarkStart w:id="27" w:name="temporale-validität"/>
+    <w:bookmarkEnd w:id="27"/>
+    <w:bookmarkStart w:id="28" w:name="temporale-validität"/>
     <w:p>
       <w:pPr>
         <w:pStyle w:val="Heading3"/>
@@ -1339,10 +1346,10 @@
         <w:br w:type="page"/>
       </w:r>
     </w:p>
-    <w:bookmarkEnd w:id="27"/>
     <w:bookmarkEnd w:id="28"/>
     <w:bookmarkEnd w:id="29"/>
-    <w:bookmarkStart w:id="123" w:name="person"/>
+    <w:bookmarkEnd w:id="30"/>
+    <w:bookmarkStart w:id="124" w:name="person"/>
     <w:p>
       <w:pPr>
         <w:pStyle w:val="Heading1"/>
@@ -1351,7 +1358,7 @@
         <w:t xml:space="preserve">Person</w:t>
       </w:r>
     </w:p>
-    <w:bookmarkStart w:id="30" w:name="einführung-und-zielsetzung"/>
+    <w:bookmarkStart w:id="31" w:name="einführung-und-zielsetzung"/>
     <w:p>
       <w:pPr>
         <w:pStyle w:val="Heading2"/>
@@ -1365,7 +1372,7 @@
         <w:pStyle w:val="FirstParagraph"/>
       </w:pPr>
       <w:r>
-        <w:t xml:space="preserve">Das Personenschema beschreibt natürliche Personen im politischen Kontext und zielt darauf ab, eine präzise und gleichzeitig flexible Datenstruktur bereitzustellen. Die Umsetzung soll es ermöglichen, vorhandene Informationen hochgradig strukturiert abzubilden (z.B. der Name nach Typisierung vom BFS), aber auch Informationen, die weniger klar und vollständing sind, darzustellen. Das Ziel ist es zu ermöglichen die Qualität kontinuierlich zu verbessern.</w:t>
+        <w:t xml:space="preserve">Das Personenschema beschreibt natürliche Personen im politischen Kontext und zielt darauf ab, eine präzise und gleichzeitig flexible Datenstruktur bereitzustellen. Die Umsetzung soll es ermöglichen, vorhandene Informationen hochgradig strukturiert abzubilden (z.B. der Name nach Typisierung vom BFS), aber auch Informationen, die weniger klar und vollständing sind, darzustellen. Das Ziel ist es, damit die Qualität kontinuierlich verbessern zu können.</w:t>
       </w:r>
     </w:p>
     <w:p>
@@ -1434,7 +1441,7 @@
         <w:t xml:space="preserve">Interoperabilität</w:t>
       </w:r>
       <w:r>
-        <w:t xml:space="preserve">: URIs als globale Identifikatoren wo vorhanden, inklusive der Möglichkeit auf Wikidata Einträge zu verweisen.</w:t>
+        <w:t xml:space="preserve">: URIs als globale Identifikatoren wo vorhanden, inklusive der Möglichkeit auf Wikidata-Einträge zu verweisen.</w:t>
       </w:r>
     </w:p>
     <w:p>
@@ -1471,7 +1478,7 @@
           <w:iCs/>
           <w:i/>
         </w:rPr>
-        <w:t xml:space="preserve">Die Verknüpfung von Personen im öffentlichen Interesse (Politikerinnen und Politiker) über die federalen Ebenen hinweg wird als ein wichtiges Langzeitziel gesehen. Eine zentrale Datenbank oder Identifizierungstelle der Personen kann nicht durch die Fachgruppe realisiert werden. Es gibt Ansätze im Datenmodell, damit man kontinuierlich die Identifikatoren über die Stufen hinweg harmonisieren kann. Zum einen durch die Benutzung von Global eindeutigen Identifikatoren (URIs), sowie von Vorschlägen welche bestehenden offenen Datenbanken zu verwenden (Wikidata).</w:t>
+        <w:t xml:space="preserve">Die Verknüpfung von Personen im öffentlichen Interesse (Politikerinnen und Politiker) über die federalen Ebenen hinweg wird als ein wichtiges Langzeitziel gesehen. Eine zentrale Datenbank oder Identifizierungstelle der Personen kann nicht durch die Fachgruppe realisiert werden. Es gibt Ansätze im Datenmodell, damit man kontinuierlich die Identifikatoren über die Stufen hinweg harmonisieren kann. Zum einen durch die Benutzung von global eindeutigen Identifikatoren (URIs), sowie von Vorschlägen zu empfholenen bestehenden offenen Datenbanken (Wikidata).</w:t>
       </w:r>
       <w:r>
         <w:rPr>
@@ -1481,8 +1488,8 @@
         <w:t xml:space="preserve"> </w:t>
       </w:r>
     </w:p>
-    <w:bookmarkEnd w:id="30"/>
-    <w:bookmarkStart w:id="36" w:name="class-person"/>
+    <w:bookmarkEnd w:id="31"/>
+    <w:bookmarkStart w:id="37" w:name="class-person"/>
     <w:p>
       <w:pPr>
         <w:pStyle w:val="Heading2"/>
@@ -1511,7 +1518,7 @@
         <w:t xml:space="preserve">__</w:t>
       </w:r>
     </w:p>
-    <w:bookmarkStart w:id="31" w:name="attribute"/>
+    <w:bookmarkStart w:id="32" w:name="attribute"/>
     <w:p>
       <w:pPr>
         <w:pStyle w:val="Heading3"/>
@@ -2928,8 +2935,8 @@
         </w:tc>
       </w:tr>
     </w:tbl>
-    <w:bookmarkEnd w:id="31"/>
-    <w:bookmarkStart w:id="32" w:name="usages"/>
+    <w:bookmarkEnd w:id="32"/>
+    <w:bookmarkStart w:id="33" w:name="usages"/>
     <w:p>
       <w:pPr>
         <w:pStyle w:val="Heading3"/>
@@ -3070,8 +3077,8 @@
         </w:tc>
       </w:tr>
     </w:tbl>
-    <w:bookmarkEnd w:id="32"/>
-    <w:bookmarkStart w:id="35" w:name="examples"/>
+    <w:bookmarkEnd w:id="33"/>
+    <w:bookmarkStart w:id="36" w:name="examples"/>
     <w:p>
       <w:pPr>
         <w:pStyle w:val="Heading3"/>
@@ -3080,7 +3087,7 @@
         <w:t xml:space="preserve">Examples</w:t>
       </w:r>
     </w:p>
-    <w:bookmarkStart w:id="33" w:name="X29c02a18c68db50429980349d0a859e7b586267"/>
+    <w:bookmarkStart w:id="34" w:name="X29c02a18c68db50429980349d0a859e7b586267"/>
     <w:p>
       <w:pPr>
         <w:pStyle w:val="Heading4"/>
@@ -4165,8 +4172,8 @@
         <w:t xml:space="preserve"> 2010-01-01</w:t>
       </w:r>
     </w:p>
-    <w:bookmarkEnd w:id="33"/>
-    <w:bookmarkStart w:id="34" w:name="X6a85f137f6753c7104036000f96c2ec492358b0"/>
+    <w:bookmarkEnd w:id="34"/>
+    <w:bookmarkStart w:id="35" w:name="X6a85f137f6753c7104036000f96c2ec492358b0"/>
     <w:p>
       <w:pPr>
         <w:pStyle w:val="Heading4"/>
@@ -5353,10 +5360,10 @@
         <w:t xml:space="preserve"> 2025-01-01</w:t>
       </w:r>
     </w:p>
-    <w:bookmarkEnd w:id="34"/>
     <w:bookmarkEnd w:id="35"/>
     <w:bookmarkEnd w:id="36"/>
-    <w:bookmarkStart w:id="39" w:name="class-name"/>
+    <w:bookmarkEnd w:id="37"/>
+    <w:bookmarkStart w:id="40" w:name="class-name"/>
     <w:p>
       <w:pPr>
         <w:pStyle w:val="Heading2"/>
@@ -5385,7 +5392,7 @@
         <w:t xml:space="preserve">__</w:t>
       </w:r>
     </w:p>
-    <w:bookmarkStart w:id="37" w:name="attribute-1"/>
+    <w:bookmarkStart w:id="38" w:name="attribute-1"/>
     <w:p>
       <w:pPr>
         <w:pStyle w:val="Heading3"/>
@@ -5759,8 +5766,8 @@
         </w:tc>
       </w:tr>
     </w:tbl>
-    <w:bookmarkEnd w:id="37"/>
-    <w:bookmarkStart w:id="38" w:name="usages-1"/>
+    <w:bookmarkEnd w:id="38"/>
+    <w:bookmarkStart w:id="39" w:name="usages-1"/>
     <w:p>
       <w:pPr>
         <w:pStyle w:val="Heading3"/>
@@ -5901,9 +5908,9 @@
         </w:tc>
       </w:tr>
     </w:tbl>
-    <w:bookmarkEnd w:id="38"/>
     <w:bookmarkEnd w:id="39"/>
-    <w:bookmarkStart w:id="53" w:name="enum-nametypeenum"/>
+    <w:bookmarkEnd w:id="40"/>
+    <w:bookmarkStart w:id="54" w:name="enum-nametypeenum"/>
     <w:p>
       <w:pPr>
         <w:pStyle w:val="Heading2"/>
@@ -5942,7 +5949,7 @@
       <w:r>
         <w:t xml:space="preserve"> </w:t>
       </w:r>
-      <w:hyperlink r:id="rId40">
+      <w:hyperlink r:id="rId41">
         <w:r>
           <w:rPr>
             <w:rStyle w:val="Hyperlink"/>
@@ -5951,7 +5958,7 @@
         </w:r>
       </w:hyperlink>
     </w:p>
-    <w:bookmarkStart w:id="52" w:name="permissible-values"/>
+    <w:bookmarkStart w:id="53" w:name="permissible-values"/>
     <w:p>
       <w:pPr>
         <w:pStyle w:val="Heading3"/>
@@ -6096,7 +6103,7 @@
               <w:pStyle w:val="Compact"/>
               <w:jc w:val="left"/>
             </w:pPr>
-            <w:hyperlink r:id="rId41">
+            <w:hyperlink r:id="rId42">
               <w:r>
                 <w:rPr>
                   <w:rStyle w:val="Hyperlink"/>
@@ -6167,7 +6174,7 @@
               <w:pStyle w:val="Compact"/>
               <w:jc w:val="left"/>
             </w:pPr>
-            <w:hyperlink r:id="rId42">
+            <w:hyperlink r:id="rId43">
               <w:r>
                 <w:rPr>
                   <w:rStyle w:val="Hyperlink"/>
@@ -6238,7 +6245,7 @@
               <w:pStyle w:val="Compact"/>
               <w:jc w:val="left"/>
             </w:pPr>
-            <w:hyperlink r:id="rId43">
+            <w:hyperlink r:id="rId44">
               <w:r>
                 <w:rPr>
                   <w:rStyle w:val="Hyperlink"/>
@@ -6309,7 +6316,7 @@
               <w:pStyle w:val="Compact"/>
               <w:jc w:val="left"/>
             </w:pPr>
-            <w:hyperlink r:id="rId44">
+            <w:hyperlink r:id="rId45">
               <w:r>
                 <w:rPr>
                   <w:rStyle w:val="Hyperlink"/>
@@ -6380,7 +6387,7 @@
               <w:pStyle w:val="Compact"/>
               <w:jc w:val="left"/>
             </w:pPr>
-            <w:hyperlink r:id="rId45">
+            <w:hyperlink r:id="rId46">
               <w:r>
                 <w:rPr>
                   <w:rStyle w:val="Hyperlink"/>
@@ -6451,7 +6458,7 @@
               <w:pStyle w:val="Compact"/>
               <w:jc w:val="left"/>
             </w:pPr>
-            <w:hyperlink r:id="rId46">
+            <w:hyperlink r:id="rId47">
               <w:r>
                 <w:rPr>
                   <w:rStyle w:val="Hyperlink"/>
@@ -6522,7 +6529,7 @@
               <w:pStyle w:val="Compact"/>
               <w:jc w:val="left"/>
             </w:pPr>
-            <w:hyperlink r:id="rId47">
+            <w:hyperlink r:id="rId48">
               <w:r>
                 <w:rPr>
                   <w:rStyle w:val="Hyperlink"/>
@@ -6593,7 +6600,7 @@
               <w:pStyle w:val="Compact"/>
               <w:jc w:val="left"/>
             </w:pPr>
-            <w:hyperlink r:id="rId48">
+            <w:hyperlink r:id="rId49">
               <w:r>
                 <w:rPr>
                   <w:rStyle w:val="Hyperlink"/>
@@ -6679,7 +6686,7 @@
               <w:pStyle w:val="Compact"/>
               <w:jc w:val="left"/>
             </w:pPr>
-            <w:hyperlink r:id="rId49">
+            <w:hyperlink r:id="rId50">
               <w:r>
                 <w:rPr>
                   <w:rStyle w:val="Hyperlink"/>
@@ -6750,7 +6757,7 @@
               <w:pStyle w:val="Compact"/>
               <w:jc w:val="left"/>
             </w:pPr>
-            <w:hyperlink r:id="rId50">
+            <w:hyperlink r:id="rId51">
               <w:r>
                 <w:rPr>
                   <w:rStyle w:val="Hyperlink"/>
@@ -6821,7 +6828,7 @@
               <w:pStyle w:val="Compact"/>
               <w:jc w:val="left"/>
             </w:pPr>
-            <w:hyperlink r:id="rId51">
+            <w:hyperlink r:id="rId52">
               <w:r>
                 <w:rPr>
                   <w:rStyle w:val="Hyperlink"/>
@@ -6833,9 +6840,9 @@
         </w:tc>
       </w:tr>
     </w:tbl>
-    <w:bookmarkEnd w:id="52"/>
     <w:bookmarkEnd w:id="53"/>
-    <w:bookmarkStart w:id="56" w:name="class-languageproficiency"/>
+    <w:bookmarkEnd w:id="54"/>
+    <w:bookmarkStart w:id="57" w:name="class-languageproficiency"/>
     <w:p>
       <w:pPr>
         <w:pStyle w:val="Heading2"/>
@@ -6864,7 +6871,7 @@
         <w:t xml:space="preserve">__</w:t>
       </w:r>
     </w:p>
-    <w:bookmarkStart w:id="54" w:name="attribute-2"/>
+    <w:bookmarkStart w:id="55" w:name="attribute-2"/>
     <w:p>
       <w:pPr>
         <w:pStyle w:val="Heading3"/>
@@ -7140,8 +7147,8 @@
         </w:tc>
       </w:tr>
     </w:tbl>
-    <w:bookmarkEnd w:id="54"/>
-    <w:bookmarkStart w:id="55" w:name="usages-2"/>
+    <w:bookmarkEnd w:id="55"/>
+    <w:bookmarkStart w:id="56" w:name="usages-2"/>
     <w:p>
       <w:pPr>
         <w:pStyle w:val="Heading3"/>
@@ -7282,9 +7289,9 @@
         </w:tc>
       </w:tr>
     </w:tbl>
-    <w:bookmarkEnd w:id="55"/>
     <w:bookmarkEnd w:id="56"/>
-    <w:bookmarkStart w:id="59" w:name="class-citizenship"/>
+    <w:bookmarkEnd w:id="57"/>
+    <w:bookmarkStart w:id="60" w:name="class-citizenship"/>
     <w:p>
       <w:pPr>
         <w:pStyle w:val="Heading2"/>
@@ -7364,7 +7371,7 @@
         <w:t xml:space="preserve">__</w:t>
       </w:r>
     </w:p>
-    <w:bookmarkStart w:id="57" w:name="attribute-3"/>
+    <w:bookmarkStart w:id="58" w:name="attribute-3"/>
     <w:p>
       <w:pPr>
         <w:pStyle w:val="Heading3"/>
@@ -7686,8 +7693,8 @@
         </w:tc>
       </w:tr>
     </w:tbl>
-    <w:bookmarkEnd w:id="57"/>
-    <w:bookmarkStart w:id="58" w:name="usages-3"/>
+    <w:bookmarkEnd w:id="58"/>
+    <w:bookmarkStart w:id="59" w:name="usages-3"/>
     <w:p>
       <w:pPr>
         <w:pStyle w:val="Heading3"/>
@@ -7828,9 +7835,9 @@
         </w:tc>
       </w:tr>
     </w:tbl>
-    <w:bookmarkEnd w:id="58"/>
     <w:bookmarkEnd w:id="59"/>
-    <w:bookmarkStart w:id="62" w:name="class-gender"/>
+    <w:bookmarkEnd w:id="60"/>
+    <w:bookmarkStart w:id="63" w:name="class-gender"/>
     <w:p>
       <w:pPr>
         <w:pStyle w:val="Heading2"/>
@@ -7859,7 +7866,7 @@
         <w:t xml:space="preserve">__</w:t>
       </w:r>
     </w:p>
-    <w:bookmarkStart w:id="60" w:name="attribute-4"/>
+    <w:bookmarkStart w:id="61" w:name="attribute-4"/>
     <w:p>
       <w:pPr>
         <w:pStyle w:val="Heading3"/>
@@ -7982,6 +7989,58 @@
               <w:jc w:val="left"/>
             </w:pPr>
             <w:r>
+              <w:t xml:space="preserve">label</w:t>
+            </w:r>
+          </w:p>
+        </w:tc>
+        <w:tc>
+          <w:tcPr/>
+          <w:p>
+            <w:pPr>
+              <w:pStyle w:val="Compact"/>
+              <w:jc w:val="left"/>
+            </w:pPr>
+            <w:r>
+              <w:t xml:space="preserve">0..1</w:t>
+            </w:r>
+            <w:r>
+              <w:t xml:space="preserve"> </w:t>
+            </w:r>
+            <w:r>
+              <w:t xml:space="preserve"> </w:t>
+            </w:r>
+            <w:hyperlink w:anchor="String">
+              <w:r>
+                <w:rPr>
+                  <w:rStyle w:val="Hyperlink"/>
+                </w:rPr>
+                <w:t xml:space="preserve">String</w:t>
+              </w:r>
+            </w:hyperlink>
+          </w:p>
+        </w:tc>
+        <w:tc>
+          <w:tcPr/>
+          <w:p>
+            <w:pPr>
+              <w:pStyle w:val="Compact"/>
+              <w:jc w:val="left"/>
+            </w:pPr>
+            <w:r>
+              <w:t xml:space="preserve">Assign a label to a structured piece of information (e.g., display name, position, etc.).</w:t>
+            </w:r>
+          </w:p>
+        </w:tc>
+      </w:tr>
+      <w:tr>
+        <w:tc>
+          <w:tcPr/>
+          <w:p>
+            <w:pPr>
+              <w:pStyle w:val="Compact"/>
+              <w:jc w:val="left"/>
+            </w:pPr>
+            <w:r>
               <w:t xml:space="preserve">pronouns</w:t>
             </w:r>
           </w:p>
@@ -8233,8 +8292,8 @@
         </w:tc>
       </w:tr>
     </w:tbl>
-    <w:bookmarkEnd w:id="60"/>
-    <w:bookmarkStart w:id="61" w:name="usages-4"/>
+    <w:bookmarkEnd w:id="61"/>
+    <w:bookmarkStart w:id="62" w:name="usages-4"/>
     <w:p>
       <w:pPr>
         <w:pStyle w:val="Heading3"/>
@@ -8375,9 +8434,9 @@
         </w:tc>
       </w:tr>
     </w:tbl>
-    <w:bookmarkEnd w:id="61"/>
     <w:bookmarkEnd w:id="62"/>
-    <w:bookmarkStart w:id="68" w:name="class-occupation"/>
+    <w:bookmarkEnd w:id="63"/>
+    <w:bookmarkStart w:id="69" w:name="class-occupation"/>
     <w:p>
       <w:pPr>
         <w:pStyle w:val="Heading2"/>
@@ -8406,7 +8465,7 @@
         <w:t xml:space="preserve">__</w:t>
       </w:r>
     </w:p>
-    <w:bookmarkStart w:id="63" w:name="attribute-5"/>
+    <w:bookmarkStart w:id="64" w:name="attribute-5"/>
     <w:p>
       <w:pPr>
         <w:pStyle w:val="Heading3"/>
@@ -8936,8 +8995,8 @@
         </w:tc>
       </w:tr>
     </w:tbl>
-    <w:bookmarkEnd w:id="63"/>
-    <w:bookmarkStart w:id="64" w:name="usages-5"/>
+    <w:bookmarkEnd w:id="64"/>
+    <w:bookmarkStart w:id="65" w:name="usages-5"/>
     <w:p>
       <w:pPr>
         <w:pStyle w:val="Heading3"/>
@@ -9078,8 +9137,8 @@
         </w:tc>
       </w:tr>
     </w:tbl>
-    <w:bookmarkEnd w:id="64"/>
-    <w:bookmarkStart w:id="67" w:name="examples-1"/>
+    <w:bookmarkEnd w:id="65"/>
+    <w:bookmarkStart w:id="68" w:name="examples-1"/>
     <w:p>
       <w:pPr>
         <w:pStyle w:val="Heading3"/>
@@ -9088,7 +9147,7 @@
         <w:t xml:space="preserve">Examples</w:t>
       </w:r>
     </w:p>
-    <w:bookmarkStart w:id="65" w:name="X16d2c12eea81281b1659fda489df0ce153c0343"/>
+    <w:bookmarkStart w:id="66" w:name="X16d2c12eea81281b1659fda489df0ce153c0343"/>
     <w:p>
       <w:pPr>
         <w:pStyle w:val="Heading4"/>
@@ -9216,8 +9275,8 @@
         <w:t xml:space="preserve">true</w:t>
       </w:r>
     </w:p>
-    <w:bookmarkEnd w:id="65"/>
-    <w:bookmarkStart w:id="66" w:name="X149a3a9dc96627cf9f4ad2e63c8da8e6c150b25"/>
+    <w:bookmarkEnd w:id="66"/>
+    <w:bookmarkStart w:id="67" w:name="X149a3a9dc96627cf9f4ad2e63c8da8e6c150b25"/>
     <w:p>
       <w:pPr>
         <w:pStyle w:val="Heading4"/>
@@ -9297,10 +9356,10 @@
         <w:t xml:space="preserve">true</w:t>
       </w:r>
     </w:p>
-    <w:bookmarkEnd w:id="66"/>
     <w:bookmarkEnd w:id="67"/>
     <w:bookmarkEnd w:id="68"/>
-    <w:bookmarkStart w:id="71" w:name="class-training"/>
+    <w:bookmarkEnd w:id="69"/>
+    <w:bookmarkStart w:id="72" w:name="class-training"/>
     <w:p>
       <w:pPr>
         <w:pStyle w:val="Heading2"/>
@@ -9329,7 +9388,7 @@
         <w:t xml:space="preserve">__</w:t>
       </w:r>
     </w:p>
-    <w:bookmarkStart w:id="69" w:name="attribute-6"/>
+    <w:bookmarkStart w:id="70" w:name="attribute-6"/>
     <w:p>
       <w:pPr>
         <w:pStyle w:val="Heading3"/>
@@ -9755,8 +9814,8 @@
         </w:tc>
       </w:tr>
     </w:tbl>
-    <w:bookmarkEnd w:id="69"/>
-    <w:bookmarkStart w:id="70" w:name="usages-6"/>
+    <w:bookmarkEnd w:id="70"/>
+    <w:bookmarkStart w:id="71" w:name="usages-6"/>
     <w:p>
       <w:pPr>
         <w:pStyle w:val="Heading3"/>
@@ -9897,9 +9956,9 @@
         </w:tc>
       </w:tr>
     </w:tbl>
-    <w:bookmarkEnd w:id="70"/>
     <w:bookmarkEnd w:id="71"/>
-    <w:bookmarkStart w:id="116" w:name="enum-trainingtypeenum"/>
+    <w:bookmarkEnd w:id="72"/>
+    <w:bookmarkStart w:id="117" w:name="enum-trainingtypeenum"/>
     <w:p>
       <w:pPr>
         <w:pStyle w:val="Heading2"/>
@@ -9938,7 +9997,7 @@
       <w:r>
         <w:t xml:space="preserve"> </w:t>
       </w:r>
-      <w:hyperlink r:id="rId72">
+      <w:hyperlink r:id="rId73">
         <w:r>
           <w:rPr>
             <w:rStyle w:val="Hyperlink"/>
@@ -9947,7 +10006,7 @@
         </w:r>
       </w:hyperlink>
     </w:p>
-    <w:bookmarkStart w:id="115" w:name="permissible-values-1"/>
+    <w:bookmarkStart w:id="116" w:name="permissible-values-1"/>
     <w:p>
       <w:pPr>
         <w:pStyle w:val="Heading3"/>
@@ -10038,7 +10097,7 @@
               <w:pStyle w:val="Compact"/>
               <w:jc w:val="left"/>
             </w:pPr>
-            <w:hyperlink r:id="rId73">
+            <w:hyperlink r:id="rId74">
               <w:r>
                 <w:rPr>
                   <w:rStyle w:val="Hyperlink"/>
@@ -10091,7 +10150,7 @@
               <w:pStyle w:val="Compact"/>
               <w:jc w:val="left"/>
             </w:pPr>
-            <w:hyperlink r:id="rId74">
+            <w:hyperlink r:id="rId75">
               <w:r>
                 <w:rPr>
                   <w:rStyle w:val="Hyperlink"/>
@@ -10144,7 +10203,7 @@
               <w:pStyle w:val="Compact"/>
               <w:jc w:val="left"/>
             </w:pPr>
-            <w:hyperlink r:id="rId75">
+            <w:hyperlink r:id="rId76">
               <w:r>
                 <w:rPr>
                   <w:rStyle w:val="Hyperlink"/>
@@ -10197,7 +10256,7 @@
               <w:pStyle w:val="Compact"/>
               <w:jc w:val="left"/>
             </w:pPr>
-            <w:hyperlink r:id="rId76">
+            <w:hyperlink r:id="rId77">
               <w:r>
                 <w:rPr>
                   <w:rStyle w:val="Hyperlink"/>
@@ -10250,7 +10309,7 @@
               <w:pStyle w:val="Compact"/>
               <w:jc w:val="left"/>
             </w:pPr>
-            <w:hyperlink r:id="rId77">
+            <w:hyperlink r:id="rId78">
               <w:r>
                 <w:rPr>
                   <w:rStyle w:val="Hyperlink"/>
@@ -10303,7 +10362,7 @@
               <w:pStyle w:val="Compact"/>
               <w:jc w:val="left"/>
             </w:pPr>
-            <w:hyperlink r:id="rId78">
+            <w:hyperlink r:id="rId79">
               <w:r>
                 <w:rPr>
                   <w:rStyle w:val="Hyperlink"/>
@@ -10356,7 +10415,7 @@
               <w:pStyle w:val="Compact"/>
               <w:jc w:val="left"/>
             </w:pPr>
-            <w:hyperlink r:id="rId79">
+            <w:hyperlink r:id="rId80">
               <w:r>
                 <w:rPr>
                   <w:rStyle w:val="Hyperlink"/>
@@ -10409,7 +10468,7 @@
               <w:pStyle w:val="Compact"/>
               <w:jc w:val="left"/>
             </w:pPr>
-            <w:hyperlink r:id="rId80">
+            <w:hyperlink r:id="rId81">
               <w:r>
                 <w:rPr>
                   <w:rStyle w:val="Hyperlink"/>
@@ -10462,7 +10521,7 @@
               <w:pStyle w:val="Compact"/>
               <w:jc w:val="left"/>
             </w:pPr>
-            <w:hyperlink r:id="rId81">
+            <w:hyperlink r:id="rId82">
               <w:r>
                 <w:rPr>
                   <w:rStyle w:val="Hyperlink"/>
@@ -10515,7 +10574,7 @@
               <w:pStyle w:val="Compact"/>
               <w:jc w:val="left"/>
             </w:pPr>
-            <w:hyperlink r:id="rId82">
+            <w:hyperlink r:id="rId83">
               <w:r>
                 <w:rPr>
                   <w:rStyle w:val="Hyperlink"/>
@@ -10568,7 +10627,7 @@
               <w:pStyle w:val="Compact"/>
               <w:jc w:val="left"/>
             </w:pPr>
-            <w:hyperlink r:id="rId83">
+            <w:hyperlink r:id="rId84">
               <w:r>
                 <w:rPr>
                   <w:rStyle w:val="Hyperlink"/>
@@ -10621,7 +10680,7 @@
               <w:pStyle w:val="Compact"/>
               <w:jc w:val="left"/>
             </w:pPr>
-            <w:hyperlink r:id="rId84">
+            <w:hyperlink r:id="rId85">
               <w:r>
                 <w:rPr>
                   <w:rStyle w:val="Hyperlink"/>
@@ -10674,7 +10733,7 @@
               <w:pStyle w:val="Compact"/>
               <w:jc w:val="left"/>
             </w:pPr>
-            <w:hyperlink r:id="rId85">
+            <w:hyperlink r:id="rId86">
               <w:r>
                 <w:rPr>
                   <w:rStyle w:val="Hyperlink"/>
@@ -10727,7 +10786,7 @@
               <w:pStyle w:val="Compact"/>
               <w:jc w:val="left"/>
             </w:pPr>
-            <w:hyperlink r:id="rId86">
+            <w:hyperlink r:id="rId87">
               <w:r>
                 <w:rPr>
                   <w:rStyle w:val="Hyperlink"/>
@@ -10780,7 +10839,7 @@
               <w:pStyle w:val="Compact"/>
               <w:jc w:val="left"/>
             </w:pPr>
-            <w:hyperlink r:id="rId87">
+            <w:hyperlink r:id="rId88">
               <w:r>
                 <w:rPr>
                   <w:rStyle w:val="Hyperlink"/>
@@ -10833,7 +10892,7 @@
               <w:pStyle w:val="Compact"/>
               <w:jc w:val="left"/>
             </w:pPr>
-            <w:hyperlink r:id="rId88">
+            <w:hyperlink r:id="rId89">
               <w:r>
                 <w:rPr>
                   <w:rStyle w:val="Hyperlink"/>
@@ -10886,7 +10945,7 @@
               <w:pStyle w:val="Compact"/>
               <w:jc w:val="left"/>
             </w:pPr>
-            <w:hyperlink r:id="rId89">
+            <w:hyperlink r:id="rId90">
               <w:r>
                 <w:rPr>
                   <w:rStyle w:val="Hyperlink"/>
@@ -10939,7 +10998,7 @@
               <w:pStyle w:val="Compact"/>
               <w:jc w:val="left"/>
             </w:pPr>
-            <w:hyperlink r:id="rId90">
+            <w:hyperlink r:id="rId91">
               <w:r>
                 <w:rPr>
                   <w:rStyle w:val="Hyperlink"/>
@@ -10992,7 +11051,7 @@
               <w:pStyle w:val="Compact"/>
               <w:jc w:val="left"/>
             </w:pPr>
-            <w:hyperlink r:id="rId91">
+            <w:hyperlink r:id="rId92">
               <w:r>
                 <w:rPr>
                   <w:rStyle w:val="Hyperlink"/>
@@ -11045,7 +11104,7 @@
               <w:pStyle w:val="Compact"/>
               <w:jc w:val="left"/>
             </w:pPr>
-            <w:hyperlink r:id="rId92">
+            <w:hyperlink r:id="rId93">
               <w:r>
                 <w:rPr>
                   <w:rStyle w:val="Hyperlink"/>
@@ -11098,7 +11157,7 @@
               <w:pStyle w:val="Compact"/>
               <w:jc w:val="left"/>
             </w:pPr>
-            <w:hyperlink r:id="rId93">
+            <w:hyperlink r:id="rId94">
               <w:r>
                 <w:rPr>
                   <w:rStyle w:val="Hyperlink"/>
@@ -11151,7 +11210,7 @@
               <w:pStyle w:val="Compact"/>
               <w:jc w:val="left"/>
             </w:pPr>
-            <w:hyperlink r:id="rId94">
+            <w:hyperlink r:id="rId95">
               <w:r>
                 <w:rPr>
                   <w:rStyle w:val="Hyperlink"/>
@@ -11204,7 +11263,7 @@
               <w:pStyle w:val="Compact"/>
               <w:jc w:val="left"/>
             </w:pPr>
-            <w:hyperlink r:id="rId95">
+            <w:hyperlink r:id="rId96">
               <w:r>
                 <w:rPr>
                   <w:rStyle w:val="Hyperlink"/>
@@ -11257,7 +11316,7 @@
               <w:pStyle w:val="Compact"/>
               <w:jc w:val="left"/>
             </w:pPr>
-            <w:hyperlink r:id="rId96">
+            <w:hyperlink r:id="rId97">
               <w:r>
                 <w:rPr>
                   <w:rStyle w:val="Hyperlink"/>
@@ -11310,7 +11369,7 @@
               <w:pStyle w:val="Compact"/>
               <w:jc w:val="left"/>
             </w:pPr>
-            <w:hyperlink r:id="rId97">
+            <w:hyperlink r:id="rId98">
               <w:r>
                 <w:rPr>
                   <w:rStyle w:val="Hyperlink"/>
@@ -11363,7 +11422,7 @@
               <w:pStyle w:val="Compact"/>
               <w:jc w:val="left"/>
             </w:pPr>
-            <w:hyperlink r:id="rId98">
+            <w:hyperlink r:id="rId99">
               <w:r>
                 <w:rPr>
                   <w:rStyle w:val="Hyperlink"/>
@@ -11416,7 +11475,7 @@
               <w:pStyle w:val="Compact"/>
               <w:jc w:val="left"/>
             </w:pPr>
-            <w:hyperlink r:id="rId99">
+            <w:hyperlink r:id="rId100">
               <w:r>
                 <w:rPr>
                   <w:rStyle w:val="Hyperlink"/>
@@ -11469,7 +11528,7 @@
               <w:pStyle w:val="Compact"/>
               <w:jc w:val="left"/>
             </w:pPr>
-            <w:hyperlink r:id="rId100">
+            <w:hyperlink r:id="rId101">
               <w:r>
                 <w:rPr>
                   <w:rStyle w:val="Hyperlink"/>
@@ -11522,7 +11581,7 @@
               <w:pStyle w:val="Compact"/>
               <w:jc w:val="left"/>
             </w:pPr>
-            <w:hyperlink r:id="rId101">
+            <w:hyperlink r:id="rId102">
               <w:r>
                 <w:rPr>
                   <w:rStyle w:val="Hyperlink"/>
@@ -11575,7 +11634,7 @@
               <w:pStyle w:val="Compact"/>
               <w:jc w:val="left"/>
             </w:pPr>
-            <w:hyperlink r:id="rId102">
+            <w:hyperlink r:id="rId103">
               <w:r>
                 <w:rPr>
                   <w:rStyle w:val="Hyperlink"/>
@@ -11628,7 +11687,7 @@
               <w:pStyle w:val="Compact"/>
               <w:jc w:val="left"/>
             </w:pPr>
-            <w:hyperlink r:id="rId103">
+            <w:hyperlink r:id="rId104">
               <w:r>
                 <w:rPr>
                   <w:rStyle w:val="Hyperlink"/>
@@ -11681,7 +11740,7 @@
               <w:pStyle w:val="Compact"/>
               <w:jc w:val="left"/>
             </w:pPr>
-            <w:hyperlink r:id="rId104">
+            <w:hyperlink r:id="rId105">
               <w:r>
                 <w:rPr>
                   <w:rStyle w:val="Hyperlink"/>
@@ -11734,7 +11793,7 @@
               <w:pStyle w:val="Compact"/>
               <w:jc w:val="left"/>
             </w:pPr>
-            <w:hyperlink r:id="rId105">
+            <w:hyperlink r:id="rId106">
               <w:r>
                 <w:rPr>
                   <w:rStyle w:val="Hyperlink"/>
@@ -11787,7 +11846,7 @@
               <w:pStyle w:val="Compact"/>
               <w:jc w:val="left"/>
             </w:pPr>
-            <w:hyperlink r:id="rId106">
+            <w:hyperlink r:id="rId107">
               <w:r>
                 <w:rPr>
                   <w:rStyle w:val="Hyperlink"/>
@@ -11840,7 +11899,7 @@
               <w:pStyle w:val="Compact"/>
               <w:jc w:val="left"/>
             </w:pPr>
-            <w:hyperlink r:id="rId107">
+            <w:hyperlink r:id="rId108">
               <w:r>
                 <w:rPr>
                   <w:rStyle w:val="Hyperlink"/>
@@ -11893,7 +11952,7 @@
               <w:pStyle w:val="Compact"/>
               <w:jc w:val="left"/>
             </w:pPr>
-            <w:hyperlink r:id="rId108">
+            <w:hyperlink r:id="rId109">
               <w:r>
                 <w:rPr>
                   <w:rStyle w:val="Hyperlink"/>
@@ -11946,7 +12005,7 @@
               <w:pStyle w:val="Compact"/>
               <w:jc w:val="left"/>
             </w:pPr>
-            <w:hyperlink r:id="rId109">
+            <w:hyperlink r:id="rId110">
               <w:r>
                 <w:rPr>
                   <w:rStyle w:val="Hyperlink"/>
@@ -11999,7 +12058,7 @@
               <w:pStyle w:val="Compact"/>
               <w:jc w:val="left"/>
             </w:pPr>
-            <w:hyperlink r:id="rId110">
+            <w:hyperlink r:id="rId111">
               <w:r>
                 <w:rPr>
                   <w:rStyle w:val="Hyperlink"/>
@@ -12052,7 +12111,7 @@
               <w:pStyle w:val="Compact"/>
               <w:jc w:val="left"/>
             </w:pPr>
-            <w:hyperlink r:id="rId111">
+            <w:hyperlink r:id="rId112">
               <w:r>
                 <w:rPr>
                   <w:rStyle w:val="Hyperlink"/>
@@ -12105,7 +12164,7 @@
               <w:pStyle w:val="Compact"/>
               <w:jc w:val="left"/>
             </w:pPr>
-            <w:hyperlink r:id="rId112">
+            <w:hyperlink r:id="rId113">
               <w:r>
                 <w:rPr>
                   <w:rStyle w:val="Hyperlink"/>
@@ -12158,7 +12217,7 @@
               <w:pStyle w:val="Compact"/>
               <w:jc w:val="left"/>
             </w:pPr>
-            <w:hyperlink r:id="rId113">
+            <w:hyperlink r:id="rId114">
               <w:r>
                 <w:rPr>
                   <w:rStyle w:val="Hyperlink"/>
@@ -12211,7 +12270,7 @@
               <w:pStyle w:val="Compact"/>
               <w:jc w:val="left"/>
             </w:pPr>
-            <w:hyperlink r:id="rId114">
+            <w:hyperlink r:id="rId115">
               <w:r>
                 <w:rPr>
                   <w:rStyle w:val="Hyperlink"/>
@@ -12282,9 +12341,9 @@
         </w:tc>
       </w:tr>
     </w:tbl>
-    <w:bookmarkEnd w:id="115"/>
     <w:bookmarkEnd w:id="116"/>
-    <w:bookmarkStart w:id="122" w:name="class-electoraldistrict"/>
+    <w:bookmarkEnd w:id="117"/>
+    <w:bookmarkStart w:id="123" w:name="class-electoraldistrict"/>
     <w:p>
       <w:pPr>
         <w:pStyle w:val="Heading2"/>
@@ -12313,7 +12372,7 @@
         <w:t xml:space="preserve">__</w:t>
       </w:r>
     </w:p>
-    <w:bookmarkStart w:id="117" w:name="attribute-7"/>
+    <w:bookmarkStart w:id="118" w:name="attribute-7"/>
     <w:p>
       <w:pPr>
         <w:pStyle w:val="Heading3"/>
@@ -12635,8 +12694,8 @@
         </w:tc>
       </w:tr>
     </w:tbl>
-    <w:bookmarkEnd w:id="117"/>
-    <w:bookmarkStart w:id="118" w:name="usages-7"/>
+    <w:bookmarkEnd w:id="118"/>
+    <w:bookmarkStart w:id="119" w:name="usages-7"/>
     <w:p>
       <w:pPr>
         <w:pStyle w:val="Heading3"/>
@@ -12777,8 +12836,8 @@
         </w:tc>
       </w:tr>
     </w:tbl>
-    <w:bookmarkEnd w:id="118"/>
-    <w:bookmarkStart w:id="121" w:name="examples-2"/>
+    <w:bookmarkEnd w:id="119"/>
+    <w:bookmarkStart w:id="122" w:name="examples-2"/>
     <w:p>
       <w:pPr>
         <w:pStyle w:val="Heading3"/>
@@ -12787,7 +12846,7 @@
         <w:t xml:space="preserve">Examples</w:t>
       </w:r>
     </w:p>
-    <w:bookmarkStart w:id="119" w:name="Xbd3dd3b066f89bc61cfb174a370a3324c13ed49"/>
+    <w:bookmarkStart w:id="120" w:name="Xbd3dd3b066f89bc61cfb174a370a3324c13ed49"/>
     <w:p>
       <w:pPr>
         <w:pStyle w:val="Heading4"/>
@@ -12861,8 +12920,8 @@
         <w:t xml:space="preserve"> 2025-01-01</w:t>
       </w:r>
     </w:p>
-    <w:bookmarkEnd w:id="119"/>
-    <w:bookmarkStart w:id="120" w:name="X978220e041935978310826ee1c37d70dd41e3ba"/>
+    <w:bookmarkEnd w:id="120"/>
+    <w:bookmarkStart w:id="121" w:name="X978220e041935978310826ee1c37d70dd41e3ba"/>
     <w:p>
       <w:pPr>
         <w:pStyle w:val="Heading4"/>
@@ -12915,16 +12974,16 @@
         <w:t xml:space="preserve"> 2010-01-01</w:t>
       </w:r>
     </w:p>
-    <w:bookmarkEnd w:id="120"/>
     <w:bookmarkEnd w:id="121"/>
+    <w:bookmarkEnd w:id="122"/>
     <w:p>
       <w:r>
         <w:br w:type="page"/>
       </w:r>
     </w:p>
-    <w:bookmarkEnd w:id="122"/>
     <w:bookmarkEnd w:id="123"/>
-    <w:bookmarkStart w:id="156" w:name="gruppen-und-organe-groups"/>
+    <w:bookmarkEnd w:id="124"/>
+    <w:bookmarkStart w:id="157" w:name="gruppen-und-organe-groups"/>
     <w:p>
       <w:pPr>
         <w:pStyle w:val="Heading1"/>
@@ -12933,7 +12992,7 @@
         <w:t xml:space="preserve">Gruppen und Organe (Groups)</w:t>
       </w:r>
     </w:p>
-    <w:bookmarkStart w:id="124" w:name="einführung-und-zielsetzung-1"/>
+    <w:bookmarkStart w:id="125" w:name="einführung-und-zielsetzung-1"/>
     <w:p>
       <w:pPr>
         <w:pStyle w:val="Heading2"/>
@@ -13038,8 +13097,8 @@
         <w:t xml:space="preserve">: Multilinguale Namen und Abkürzungen</w:t>
       </w:r>
     </w:p>
-    <w:bookmarkEnd w:id="124"/>
-    <w:bookmarkStart w:id="125" w:name="anwendungszwecke"/>
+    <w:bookmarkEnd w:id="125"/>
+    <w:bookmarkStart w:id="126" w:name="anwendungszwecke"/>
     <w:p>
       <w:pPr>
         <w:pStyle w:val="Heading2"/>
@@ -13151,8 +13210,8 @@
         <w:t xml:space="preserve">: Verwaltung von Wahllisten (z.B. UNIBE Parteilisten-Datenbank)</w:t>
       </w:r>
     </w:p>
-    <w:bookmarkEnd w:id="125"/>
-    <w:bookmarkStart w:id="128" w:name="class-group"/>
+    <w:bookmarkEnd w:id="126"/>
+    <w:bookmarkStart w:id="129" w:name="class-group"/>
     <w:p>
       <w:pPr>
         <w:pStyle w:val="Heading2"/>
@@ -13181,7 +13240,7 @@
         <w:t xml:space="preserve">__</w:t>
       </w:r>
     </w:p>
-    <w:bookmarkStart w:id="126" w:name="attribute-8"/>
+    <w:bookmarkStart w:id="127" w:name="attribute-8"/>
     <w:p>
       <w:pPr>
         <w:pStyle w:val="Heading3"/>
@@ -14533,8 +14592,8 @@
         </w:tc>
       </w:tr>
     </w:tbl>
-    <w:bookmarkEnd w:id="126"/>
-    <w:bookmarkStart w:id="127" w:name="usages-8"/>
+    <w:bookmarkEnd w:id="127"/>
+    <w:bookmarkStart w:id="128" w:name="usages-8"/>
     <w:p>
       <w:pPr>
         <w:pStyle w:val="Heading3"/>
@@ -14675,9 +14734,9 @@
         </w:tc>
       </w:tr>
     </w:tbl>
-    <w:bookmarkEnd w:id="127"/>
     <w:bookmarkEnd w:id="128"/>
-    <w:bookmarkStart w:id="131" w:name="class-grouptype"/>
+    <w:bookmarkEnd w:id="129"/>
+    <w:bookmarkStart w:id="132" w:name="class-grouptype"/>
     <w:p>
       <w:pPr>
         <w:pStyle w:val="Heading2"/>
@@ -14706,7 +14765,7 @@
         <w:t xml:space="preserve">__</w:t>
       </w:r>
     </w:p>
-    <w:bookmarkStart w:id="129" w:name="attribute-9"/>
+    <w:bookmarkStart w:id="130" w:name="attribute-9"/>
     <w:p>
       <w:pPr>
         <w:pStyle w:val="Heading3"/>
@@ -14873,8 +14932,8 @@
         </w:tc>
       </w:tr>
     </w:tbl>
-    <w:bookmarkEnd w:id="129"/>
-    <w:bookmarkStart w:id="130" w:name="usages-9"/>
+    <w:bookmarkEnd w:id="130"/>
+    <w:bookmarkStart w:id="131" w:name="usages-9"/>
     <w:p>
       <w:pPr>
         <w:pStyle w:val="Heading3"/>
@@ -15015,9 +15074,9 @@
         </w:tc>
       </w:tr>
     </w:tbl>
-    <w:bookmarkEnd w:id="130"/>
     <w:bookmarkEnd w:id="131"/>
-    <w:bookmarkStart w:id="155" w:name="enum-grouptypeenum"/>
+    <w:bookmarkEnd w:id="132"/>
+    <w:bookmarkStart w:id="156" w:name="enum-grouptypeenum"/>
     <w:p>
       <w:pPr>
         <w:pStyle w:val="Heading2"/>
@@ -15056,7 +15115,7 @@
       <w:r>
         <w:t xml:space="preserve"> </w:t>
       </w:r>
-      <w:hyperlink r:id="rId132">
+      <w:hyperlink r:id="rId133">
         <w:r>
           <w:rPr>
             <w:rStyle w:val="Hyperlink"/>
@@ -15065,7 +15124,7 @@
         </w:r>
       </w:hyperlink>
     </w:p>
-    <w:bookmarkStart w:id="154" w:name="permissible-values-2"/>
+    <w:bookmarkStart w:id="155" w:name="permissible-values-2"/>
     <w:p>
       <w:pPr>
         <w:pStyle w:val="Heading3"/>
@@ -15174,7 +15233,7 @@
               <w:pStyle w:val="Compact"/>
               <w:jc w:val="left"/>
             </w:pPr>
-            <w:hyperlink r:id="rId133">
+            <w:hyperlink r:id="rId134">
               <w:r>
                 <w:rPr>
                   <w:rStyle w:val="Hyperlink"/>
@@ -15245,7 +15304,7 @@
               <w:pStyle w:val="Compact"/>
               <w:jc w:val="left"/>
             </w:pPr>
-            <w:hyperlink r:id="rId134">
+            <w:hyperlink r:id="rId135">
               <w:r>
                 <w:rPr>
                   <w:rStyle w:val="Hyperlink"/>
@@ -15316,7 +15375,7 @@
               <w:pStyle w:val="Compact"/>
               <w:jc w:val="left"/>
             </w:pPr>
-            <w:hyperlink r:id="rId135">
+            <w:hyperlink r:id="rId136">
               <w:r>
                 <w:rPr>
                   <w:rStyle w:val="Hyperlink"/>
@@ -15387,7 +15446,7 @@
               <w:pStyle w:val="Compact"/>
               <w:jc w:val="left"/>
             </w:pPr>
-            <w:hyperlink r:id="rId136">
+            <w:hyperlink r:id="rId137">
               <w:r>
                 <w:rPr>
                   <w:rStyle w:val="Hyperlink"/>
@@ -15458,7 +15517,7 @@
               <w:pStyle w:val="Compact"/>
               <w:jc w:val="left"/>
             </w:pPr>
-            <w:hyperlink r:id="rId137">
+            <w:hyperlink r:id="rId138">
               <w:r>
                 <w:rPr>
                   <w:rStyle w:val="Hyperlink"/>
@@ -15529,7 +15588,7 @@
               <w:pStyle w:val="Compact"/>
               <w:jc w:val="left"/>
             </w:pPr>
-            <w:hyperlink r:id="rId138">
+            <w:hyperlink r:id="rId139">
               <w:r>
                 <w:rPr>
                   <w:rStyle w:val="Hyperlink"/>
@@ -15600,7 +15659,7 @@
               <w:pStyle w:val="Compact"/>
               <w:jc w:val="left"/>
             </w:pPr>
-            <w:hyperlink r:id="rId139">
+            <w:hyperlink r:id="rId140">
               <w:r>
                 <w:rPr>
                   <w:rStyle w:val="Hyperlink"/>
@@ -15671,7 +15730,7 @@
               <w:pStyle w:val="Compact"/>
               <w:jc w:val="left"/>
             </w:pPr>
-            <w:hyperlink r:id="rId140">
+            <w:hyperlink r:id="rId141">
               <w:r>
                 <w:rPr>
                   <w:rStyle w:val="Hyperlink"/>
@@ -15742,7 +15801,7 @@
               <w:pStyle w:val="Compact"/>
               <w:jc w:val="left"/>
             </w:pPr>
-            <w:hyperlink r:id="rId141">
+            <w:hyperlink r:id="rId142">
               <w:r>
                 <w:rPr>
                   <w:rStyle w:val="Hyperlink"/>
@@ -15813,7 +15872,7 @@
               <w:pStyle w:val="Compact"/>
               <w:jc w:val="left"/>
             </w:pPr>
-            <w:hyperlink r:id="rId142">
+            <w:hyperlink r:id="rId143">
               <w:r>
                 <w:rPr>
                   <w:rStyle w:val="Hyperlink"/>
@@ -15884,7 +15943,7 @@
               <w:pStyle w:val="Compact"/>
               <w:jc w:val="left"/>
             </w:pPr>
-            <w:hyperlink r:id="rId143">
+            <w:hyperlink r:id="rId144">
               <w:r>
                 <w:rPr>
                   <w:rStyle w:val="Hyperlink"/>
@@ -15955,7 +16014,7 @@
               <w:pStyle w:val="Compact"/>
               <w:jc w:val="left"/>
             </w:pPr>
-            <w:hyperlink r:id="rId144">
+            <w:hyperlink r:id="rId145">
               <w:r>
                 <w:rPr>
                   <w:rStyle w:val="Hyperlink"/>
@@ -16026,7 +16085,7 @@
               <w:pStyle w:val="Compact"/>
               <w:jc w:val="left"/>
             </w:pPr>
-            <w:hyperlink r:id="rId145">
+            <w:hyperlink r:id="rId146">
               <w:r>
                 <w:rPr>
                   <w:rStyle w:val="Hyperlink"/>
@@ -16097,7 +16156,7 @@
               <w:pStyle w:val="Compact"/>
               <w:jc w:val="left"/>
             </w:pPr>
-            <w:hyperlink r:id="rId146">
+            <w:hyperlink r:id="rId147">
               <w:r>
                 <w:rPr>
                   <w:rStyle w:val="Hyperlink"/>
@@ -16168,7 +16227,7 @@
               <w:pStyle w:val="Compact"/>
               <w:jc w:val="left"/>
             </w:pPr>
-            <w:hyperlink r:id="rId147">
+            <w:hyperlink r:id="rId148">
               <w:r>
                 <w:rPr>
                   <w:rStyle w:val="Hyperlink"/>
@@ -16239,7 +16298,7 @@
               <w:pStyle w:val="Compact"/>
               <w:jc w:val="left"/>
             </w:pPr>
-            <w:hyperlink r:id="rId148">
+            <w:hyperlink r:id="rId149">
               <w:r>
                 <w:rPr>
                   <w:rStyle w:val="Hyperlink"/>
@@ -16310,7 +16369,7 @@
               <w:pStyle w:val="Compact"/>
               <w:jc w:val="left"/>
             </w:pPr>
-            <w:hyperlink r:id="rId149">
+            <w:hyperlink r:id="rId150">
               <w:r>
                 <w:rPr>
                   <w:rStyle w:val="Hyperlink"/>
@@ -16381,7 +16440,7 @@
               <w:pStyle w:val="Compact"/>
               <w:jc w:val="left"/>
             </w:pPr>
-            <w:hyperlink r:id="rId150">
+            <w:hyperlink r:id="rId151">
               <w:r>
                 <w:rPr>
                   <w:rStyle w:val="Hyperlink"/>
@@ -16452,7 +16511,7 @@
               <w:pStyle w:val="Compact"/>
               <w:jc w:val="left"/>
             </w:pPr>
-            <w:hyperlink r:id="rId151">
+            <w:hyperlink r:id="rId152">
               <w:r>
                 <w:rPr>
                   <w:rStyle w:val="Hyperlink"/>
@@ -16523,7 +16582,7 @@
               <w:pStyle w:val="Compact"/>
               <w:jc w:val="left"/>
             </w:pPr>
-            <w:hyperlink r:id="rId152">
+            <w:hyperlink r:id="rId153">
               <w:r>
                 <w:rPr>
                   <w:rStyle w:val="Hyperlink"/>
@@ -16594,7 +16653,7 @@
               <w:pStyle w:val="Compact"/>
               <w:jc w:val="left"/>
             </w:pPr>
-            <w:hyperlink r:id="rId153">
+            <w:hyperlink r:id="rId154">
               <w:r>
                 <w:rPr>
                   <w:rStyle w:val="Hyperlink"/>
@@ -16606,15 +16665,15 @@
         </w:tc>
       </w:tr>
     </w:tbl>
-    <w:bookmarkEnd w:id="154"/>
+    <w:bookmarkEnd w:id="155"/>
     <w:p>
       <w:r>
         <w:br w:type="page"/>
       </w:r>
     </w:p>
-    <w:bookmarkEnd w:id="155"/>
     <w:bookmarkEnd w:id="156"/>
-    <w:bookmarkStart w:id="162" w:name="mitgliedschaften-memberships"/>
+    <w:bookmarkEnd w:id="157"/>
+    <w:bookmarkStart w:id="163" w:name="mitgliedschaften-memberships"/>
     <w:p>
       <w:pPr>
         <w:pStyle w:val="Heading1"/>
@@ -16623,7 +16682,7 @@
         <w:t xml:space="preserve">Mitgliedschaften (Memberships)</w:t>
       </w:r>
     </w:p>
-    <w:bookmarkStart w:id="157" w:name="einführung-und-zielsetzung-2"/>
+    <w:bookmarkStart w:id="158" w:name="einführung-und-zielsetzung-2"/>
     <w:p>
       <w:pPr>
         <w:pStyle w:val="Heading2"/>
@@ -16747,8 +16806,8 @@
         <w:t xml:space="preserve">: Erfassung der Stimmberechtigung (relevant für Parlamente)</w:t>
       </w:r>
     </w:p>
-    <w:bookmarkEnd w:id="157"/>
-    <w:bookmarkStart w:id="158" w:name="anwendungsszenarien"/>
+    <w:bookmarkEnd w:id="158"/>
+    <w:bookmarkStart w:id="159" w:name="anwendungsszenarien"/>
     <w:p>
       <w:pPr>
         <w:pStyle w:val="Heading2"/>
@@ -16898,8 +16957,8 @@
         <w:t xml:space="preserve">: Mitwirkung in Gremien und Arbeitsgruppen</w:t>
       </w:r>
     </w:p>
-    <w:bookmarkEnd w:id="158"/>
-    <w:bookmarkStart w:id="161" w:name="class-membership"/>
+    <w:bookmarkEnd w:id="159"/>
+    <w:bookmarkStart w:id="162" w:name="class-membership"/>
     <w:p>
       <w:pPr>
         <w:pStyle w:val="Heading2"/>
@@ -16928,7 +16987,7 @@
         <w:t xml:space="preserve">__</w:t>
       </w:r>
     </w:p>
-    <w:bookmarkStart w:id="159" w:name="attribute-10"/>
+    <w:bookmarkStart w:id="160" w:name="attribute-10"/>
     <w:p>
       <w:pPr>
         <w:pStyle w:val="Heading3"/>
@@ -17893,8 +17952,8 @@
         </w:tc>
       </w:tr>
     </w:tbl>
-    <w:bookmarkEnd w:id="159"/>
-    <w:bookmarkStart w:id="160" w:name="usages-10"/>
+    <w:bookmarkEnd w:id="160"/>
+    <w:bookmarkStart w:id="161" w:name="usages-10"/>
     <w:p>
       <w:pPr>
         <w:pStyle w:val="Heading3"/>
@@ -18035,15 +18094,15 @@
         </w:tc>
       </w:tr>
     </w:tbl>
-    <w:bookmarkEnd w:id="160"/>
+    <w:bookmarkEnd w:id="161"/>
     <w:p>
       <w:r>
         <w:br w:type="page"/>
       </w:r>
     </w:p>
-    <w:bookmarkEnd w:id="161"/>
     <w:bookmarkEnd w:id="162"/>
-    <w:bookmarkStart w:id="227" w:name="interessenbindungen-interest-links"/>
+    <w:bookmarkEnd w:id="163"/>
+    <w:bookmarkStart w:id="228" w:name="interessenbindungen-interest-links"/>
     <w:p>
       <w:pPr>
         <w:pStyle w:val="Heading1"/>
@@ -18052,7 +18111,7 @@
         <w:t xml:space="preserve">Interessenbindungen (Interest Links)</w:t>
       </w:r>
     </w:p>
-    <w:bookmarkStart w:id="164" w:name="einführung-und-zielsetzung-3"/>
+    <w:bookmarkStart w:id="165" w:name="einführung-und-zielsetzung-3"/>
     <w:p>
       <w:pPr>
         <w:pStyle w:val="Heading2"/>
@@ -18071,7 +18130,7 @@
       <w:r>
         <w:t xml:space="preserve"> </w:t>
       </w:r>
-      <w:hyperlink r:id="rId163">
+      <w:hyperlink r:id="rId164">
         <w:r>
           <w:rPr>
             <w:rStyle w:val="Hyperlink"/>
@@ -18171,8 +18230,8 @@
         <w:t xml:space="preserve">: Dokumentation von Start und Ende der Bindung</w:t>
       </w:r>
     </w:p>
-    <w:bookmarkEnd w:id="164"/>
-    <w:bookmarkStart w:id="179" w:name="class-interestlink"/>
+    <w:bookmarkEnd w:id="165"/>
+    <w:bookmarkStart w:id="180" w:name="class-interestlink"/>
     <w:p>
       <w:pPr>
         <w:pStyle w:val="Heading2"/>
@@ -18201,7 +18260,7 @@
         <w:t xml:space="preserve">__</w:t>
       </w:r>
     </w:p>
-    <w:bookmarkStart w:id="165" w:name="attribute-11"/>
+    <w:bookmarkStart w:id="166" w:name="attribute-11"/>
     <w:p>
       <w:pPr>
         <w:pStyle w:val="Heading3"/>
@@ -19422,8 +19481,8 @@
         </w:tc>
       </w:tr>
     </w:tbl>
-    <w:bookmarkEnd w:id="165"/>
-    <w:bookmarkStart w:id="166" w:name="usages-11"/>
+    <w:bookmarkEnd w:id="166"/>
+    <w:bookmarkStart w:id="167" w:name="usages-11"/>
     <w:p>
       <w:pPr>
         <w:pStyle w:val="Heading3"/>
@@ -19629,8 +19688,8 @@
         </w:tc>
       </w:tr>
     </w:tbl>
-    <w:bookmarkEnd w:id="166"/>
-    <w:bookmarkStart w:id="178" w:name="examples-3"/>
+    <w:bookmarkEnd w:id="167"/>
+    <w:bookmarkStart w:id="179" w:name="examples-3"/>
     <w:p>
       <w:pPr>
         <w:pStyle w:val="Heading3"/>
@@ -19639,7 +19698,7 @@
         <w:t xml:space="preserve">Examples</w:t>
       </w:r>
     </w:p>
-    <w:bookmarkStart w:id="167" w:name="X0845bcf2a073d7a8ccfb4c034304d565538985a"/>
+    <w:bookmarkStart w:id="168" w:name="X0845bcf2a073d7a8ccfb4c034304d565538985a"/>
     <w:p>
       <w:pPr>
         <w:pStyle w:val="Heading4"/>
@@ -19905,8 +19964,8 @@
         <w:t xml:space="preserve">true</w:t>
       </w:r>
     </w:p>
-    <w:bookmarkEnd w:id="167"/>
-    <w:bookmarkStart w:id="168" w:name="X5f7b77374213da9d26faf724a6a780fad8e679d"/>
+    <w:bookmarkEnd w:id="168"/>
+    <w:bookmarkStart w:id="169" w:name="X5f7b77374213da9d26faf724a6a780fad8e679d"/>
     <w:p>
       <w:pPr>
         <w:pStyle w:val="Heading4"/>
@@ -20172,8 +20231,8 @@
         <w:t xml:space="preserve">false</w:t>
       </w:r>
     </w:p>
-    <w:bookmarkEnd w:id="168"/>
-    <w:bookmarkStart w:id="169" w:name="Xa40f2fb9d29f8ea37e0f78fc21991870728b003"/>
+    <w:bookmarkEnd w:id="169"/>
+    <w:bookmarkStart w:id="170" w:name="Xa40f2fb9d29f8ea37e0f78fc21991870728b003"/>
     <w:p>
       <w:pPr>
         <w:pStyle w:val="Heading4"/>
@@ -20433,8 +20492,8 @@
         <w:t xml:space="preserve">false</w:t>
       </w:r>
     </w:p>
-    <w:bookmarkEnd w:id="169"/>
-    <w:bookmarkStart w:id="170" w:name="X39e75180c6c6f9734709a21e630d94d5297fa76"/>
+    <w:bookmarkEnd w:id="170"/>
+    <w:bookmarkStart w:id="171" w:name="X39e75180c6c6f9734709a21e630d94d5297fa76"/>
     <w:p>
       <w:pPr>
         <w:pStyle w:val="Heading4"/>
@@ -20694,8 +20753,8 @@
         <w:t xml:space="preserve">false</w:t>
       </w:r>
     </w:p>
-    <w:bookmarkEnd w:id="170"/>
-    <w:bookmarkStart w:id="171" w:name="Xd76396af613a0ff7158ed59e2240f0adc6f7ee2"/>
+    <w:bookmarkEnd w:id="171"/>
+    <w:bookmarkStart w:id="172" w:name="Xd76396af613a0ff7158ed59e2240f0adc6f7ee2"/>
     <w:p>
       <w:pPr>
         <w:pStyle w:val="Heading4"/>
@@ -20961,8 +21020,8 @@
         <w:t xml:space="preserve">true</w:t>
       </w:r>
     </w:p>
-    <w:bookmarkEnd w:id="171"/>
-    <w:bookmarkStart w:id="172" w:name="X7d29cc7ff52120bdd45011480f3e6dc610515f2"/>
+    <w:bookmarkEnd w:id="172"/>
+    <w:bookmarkStart w:id="173" w:name="X7d29cc7ff52120bdd45011480f3e6dc610515f2"/>
     <w:p>
       <w:pPr>
         <w:pStyle w:val="Heading4"/>
@@ -21228,8 +21287,8 @@
         <w:t xml:space="preserve">true</w:t>
       </w:r>
     </w:p>
-    <w:bookmarkEnd w:id="172"/>
-    <w:bookmarkStart w:id="173" w:name="Xded36388b4a9b51fcb584ff8dfc8b0a0bff45fd"/>
+    <w:bookmarkEnd w:id="173"/>
+    <w:bookmarkStart w:id="174" w:name="Xded36388b4a9b51fcb584ff8dfc8b0a0bff45fd"/>
     <w:p>
       <w:pPr>
         <w:pStyle w:val="Heading4"/>
@@ -21495,8 +21554,8 @@
         <w:t xml:space="preserve">true</w:t>
       </w:r>
     </w:p>
-    <w:bookmarkEnd w:id="173"/>
-    <w:bookmarkStart w:id="174" w:name="X67a57fa17931c1870747e25cf16d5ce99900d38"/>
+    <w:bookmarkEnd w:id="174"/>
+    <w:bookmarkStart w:id="175" w:name="X67a57fa17931c1870747e25cf16d5ce99900d38"/>
     <w:p>
       <w:pPr>
         <w:pStyle w:val="Heading4"/>
@@ -21756,8 +21815,8 @@
         <w:t xml:space="preserve">true</w:t>
       </w:r>
     </w:p>
-    <w:bookmarkEnd w:id="174"/>
-    <w:bookmarkStart w:id="175" w:name="Xc0dc9173d5ec4cfe64b497c9e47d80eb9698f95"/>
+    <w:bookmarkEnd w:id="175"/>
+    <w:bookmarkStart w:id="176" w:name="Xc0dc9173d5ec4cfe64b497c9e47d80eb9698f95"/>
     <w:p>
       <w:pPr>
         <w:pStyle w:val="Heading4"/>
@@ -22023,8 +22082,8 @@
         <w:t xml:space="preserve">true</w:t>
       </w:r>
     </w:p>
-    <w:bookmarkEnd w:id="175"/>
-    <w:bookmarkStart w:id="176" w:name="Xada6c64672c2c5d2dde948a9b1776690af4c26f"/>
+    <w:bookmarkEnd w:id="176"/>
+    <w:bookmarkStart w:id="177" w:name="Xada6c64672c2c5d2dde948a9b1776690af4c26f"/>
     <w:p>
       <w:pPr>
         <w:pStyle w:val="Heading4"/>
@@ -22284,8 +22343,8 @@
         <w:t xml:space="preserve">true</w:t>
       </w:r>
     </w:p>
-    <w:bookmarkEnd w:id="176"/>
-    <w:bookmarkStart w:id="177" w:name="Xb0713a3079c98b470c31c6d0a87571ecc4271ab"/>
+    <w:bookmarkEnd w:id="177"/>
+    <w:bookmarkStart w:id="178" w:name="Xb0713a3079c98b470c31c6d0a87571ecc4271ab"/>
     <w:p>
       <w:pPr>
         <w:pStyle w:val="Heading4"/>
@@ -22545,10 +22604,10 @@
         <w:t xml:space="preserve">true</w:t>
       </w:r>
     </w:p>
-    <w:bookmarkEnd w:id="177"/>
     <w:bookmarkEnd w:id="178"/>
     <w:bookmarkEnd w:id="179"/>
-    <w:bookmarkStart w:id="185" w:name="enum-interesttypeenum"/>
+    <w:bookmarkEnd w:id="180"/>
+    <w:bookmarkStart w:id="186" w:name="enum-interesttypeenum"/>
     <w:p>
       <w:pPr>
         <w:pStyle w:val="Heading2"/>
@@ -22587,7 +22646,7 @@
       <w:r>
         <w:t xml:space="preserve"> </w:t>
       </w:r>
-      <w:hyperlink r:id="rId180">
+      <w:hyperlink r:id="rId181">
         <w:r>
           <w:rPr>
             <w:rStyle w:val="Hyperlink"/>
@@ -22596,7 +22655,7 @@
         </w:r>
       </w:hyperlink>
     </w:p>
-    <w:bookmarkStart w:id="184" w:name="permissible-values-3"/>
+    <w:bookmarkStart w:id="185" w:name="permissible-values-3"/>
     <w:p>
       <w:pPr>
         <w:pStyle w:val="Heading3"/>
@@ -22705,7 +22764,7 @@
               <w:pStyle w:val="Compact"/>
               <w:jc w:val="left"/>
             </w:pPr>
-            <w:hyperlink r:id="rId181">
+            <w:hyperlink r:id="rId182">
               <w:r>
                 <w:rPr>
                   <w:rStyle w:val="Hyperlink"/>
@@ -22776,7 +22835,7 @@
               <w:pStyle w:val="Compact"/>
               <w:jc w:val="left"/>
             </w:pPr>
-            <w:hyperlink r:id="rId182">
+            <w:hyperlink r:id="rId183">
               <w:r>
                 <w:rPr>
                   <w:rStyle w:val="Hyperlink"/>
@@ -22847,7 +22906,7 @@
               <w:pStyle w:val="Compact"/>
               <w:jc w:val="left"/>
             </w:pPr>
-            <w:hyperlink r:id="rId183">
+            <w:hyperlink r:id="rId184">
               <w:r>
                 <w:rPr>
                   <w:rStyle w:val="Hyperlink"/>
@@ -22859,9 +22918,9 @@
         </w:tc>
       </w:tr>
     </w:tbl>
-    <w:bookmarkEnd w:id="184"/>
     <w:bookmarkEnd w:id="185"/>
-    <w:bookmarkStart w:id="226" w:name="enum-legalformenum"/>
+    <w:bookmarkEnd w:id="186"/>
+    <w:bookmarkStart w:id="227" w:name="enum-legalformenum"/>
     <w:p>
       <w:pPr>
         <w:pStyle w:val="Heading2"/>
@@ -22879,7 +22938,7 @@
           <w:iCs/>
           <w:i/>
         </w:rPr>
-        <w:t xml:space="preserve">Legal forms based on the Swiss UID register codelist (eCH-0098). See https://register.ld.admin.ch/i14y/concept/legalForm</w:t>
+        <w:t xml:space="preserve">Legal forms based on the Swiss UID register codelist (eCH-0108). See https://register.ld.admin.ch/i14y/concept/legalForm</w:t>
       </w:r>
     </w:p>
     <w:p>
@@ -22900,7 +22959,7 @@
       <w:r>
         <w:t xml:space="preserve"> </w:t>
       </w:r>
-      <w:hyperlink r:id="rId186">
+      <w:hyperlink r:id="rId187">
         <w:r>
           <w:rPr>
             <w:rStyle w:val="Hyperlink"/>
@@ -22909,7 +22968,7 @@
         </w:r>
       </w:hyperlink>
     </w:p>
-    <w:bookmarkStart w:id="225" w:name="permissible-values-4"/>
+    <w:bookmarkStart w:id="226" w:name="permissible-values-4"/>
     <w:p>
       <w:pPr>
         <w:pStyle w:val="Heading3"/>
@@ -23000,7 +23059,7 @@
               <w:pStyle w:val="Compact"/>
               <w:jc w:val="left"/>
             </w:pPr>
-            <w:hyperlink r:id="rId187">
+            <w:hyperlink r:id="rId188">
               <w:r>
                 <w:rPr>
                   <w:rStyle w:val="Hyperlink"/>
@@ -23053,7 +23112,7 @@
               <w:pStyle w:val="Compact"/>
               <w:jc w:val="left"/>
             </w:pPr>
-            <w:hyperlink r:id="rId188">
+            <w:hyperlink r:id="rId189">
               <w:r>
                 <w:rPr>
                   <w:rStyle w:val="Hyperlink"/>
@@ -23106,7 +23165,7 @@
               <w:pStyle w:val="Compact"/>
               <w:jc w:val="left"/>
             </w:pPr>
-            <w:hyperlink r:id="rId189">
+            <w:hyperlink r:id="rId190">
               <w:r>
                 <w:rPr>
                   <w:rStyle w:val="Hyperlink"/>
@@ -23159,7 +23218,7 @@
               <w:pStyle w:val="Compact"/>
               <w:jc w:val="left"/>
             </w:pPr>
-            <w:hyperlink r:id="rId190">
+            <w:hyperlink r:id="rId191">
               <w:r>
                 <w:rPr>
                   <w:rStyle w:val="Hyperlink"/>
@@ -23212,7 +23271,7 @@
               <w:pStyle w:val="Compact"/>
               <w:jc w:val="left"/>
             </w:pPr>
-            <w:hyperlink r:id="rId191">
+            <w:hyperlink r:id="rId192">
               <w:r>
                 <w:rPr>
                   <w:rStyle w:val="Hyperlink"/>
@@ -23265,7 +23324,7 @@
               <w:pStyle w:val="Compact"/>
               <w:jc w:val="left"/>
             </w:pPr>
-            <w:hyperlink r:id="rId192">
+            <w:hyperlink r:id="rId193">
               <w:r>
                 <w:rPr>
                   <w:rStyle w:val="Hyperlink"/>
@@ -23318,7 +23377,7 @@
               <w:pStyle w:val="Compact"/>
               <w:jc w:val="left"/>
             </w:pPr>
-            <w:hyperlink r:id="rId193">
+            <w:hyperlink r:id="rId194">
               <w:r>
                 <w:rPr>
                   <w:rStyle w:val="Hyperlink"/>
@@ -23371,7 +23430,7 @@
               <w:pStyle w:val="Compact"/>
               <w:jc w:val="left"/>
             </w:pPr>
-            <w:hyperlink r:id="rId194">
+            <w:hyperlink r:id="rId195">
               <w:r>
                 <w:rPr>
                   <w:rStyle w:val="Hyperlink"/>
@@ -23424,7 +23483,7 @@
               <w:pStyle w:val="Compact"/>
               <w:jc w:val="left"/>
             </w:pPr>
-            <w:hyperlink r:id="rId195">
+            <w:hyperlink r:id="rId196">
               <w:r>
                 <w:rPr>
                   <w:rStyle w:val="Hyperlink"/>
@@ -23477,7 +23536,7 @@
               <w:pStyle w:val="Compact"/>
               <w:jc w:val="left"/>
             </w:pPr>
-            <w:hyperlink r:id="rId196">
+            <w:hyperlink r:id="rId197">
               <w:r>
                 <w:rPr>
                   <w:rStyle w:val="Hyperlink"/>
@@ -23530,7 +23589,7 @@
               <w:pStyle w:val="Compact"/>
               <w:jc w:val="left"/>
             </w:pPr>
-            <w:hyperlink r:id="rId197">
+            <w:hyperlink r:id="rId198">
               <w:r>
                 <w:rPr>
                   <w:rStyle w:val="Hyperlink"/>
@@ -23583,7 +23642,7 @@
               <w:pStyle w:val="Compact"/>
               <w:jc w:val="left"/>
             </w:pPr>
-            <w:hyperlink r:id="rId198">
+            <w:hyperlink r:id="rId199">
               <w:r>
                 <w:rPr>
                   <w:rStyle w:val="Hyperlink"/>
@@ -23636,7 +23695,7 @@
               <w:pStyle w:val="Compact"/>
               <w:jc w:val="left"/>
             </w:pPr>
-            <w:hyperlink r:id="rId199">
+            <w:hyperlink r:id="rId200">
               <w:r>
                 <w:rPr>
                   <w:rStyle w:val="Hyperlink"/>
@@ -23689,7 +23748,7 @@
               <w:pStyle w:val="Compact"/>
               <w:jc w:val="left"/>
             </w:pPr>
-            <w:hyperlink r:id="rId200">
+            <w:hyperlink r:id="rId201">
               <w:r>
                 <w:rPr>
                   <w:rStyle w:val="Hyperlink"/>
@@ -23742,7 +23801,7 @@
               <w:pStyle w:val="Compact"/>
               <w:jc w:val="left"/>
             </w:pPr>
-            <w:hyperlink r:id="rId201">
+            <w:hyperlink r:id="rId202">
               <w:r>
                 <w:rPr>
                   <w:rStyle w:val="Hyperlink"/>
@@ -23795,7 +23854,7 @@
               <w:pStyle w:val="Compact"/>
               <w:jc w:val="left"/>
             </w:pPr>
-            <w:hyperlink r:id="rId202">
+            <w:hyperlink r:id="rId203">
               <w:r>
                 <w:rPr>
                   <w:rStyle w:val="Hyperlink"/>
@@ -23848,7 +23907,7 @@
               <w:pStyle w:val="Compact"/>
               <w:jc w:val="left"/>
             </w:pPr>
-            <w:hyperlink r:id="rId203">
+            <w:hyperlink r:id="rId204">
               <w:r>
                 <w:rPr>
                   <w:rStyle w:val="Hyperlink"/>
@@ -23901,7 +23960,7 @@
               <w:pStyle w:val="Compact"/>
               <w:jc w:val="left"/>
             </w:pPr>
-            <w:hyperlink r:id="rId204">
+            <w:hyperlink r:id="rId205">
               <w:r>
                 <w:rPr>
                   <w:rStyle w:val="Hyperlink"/>
@@ -23954,7 +24013,7 @@
               <w:pStyle w:val="Compact"/>
               <w:jc w:val="left"/>
             </w:pPr>
-            <w:hyperlink r:id="rId205">
+            <w:hyperlink r:id="rId206">
               <w:r>
                 <w:rPr>
                   <w:rStyle w:val="Hyperlink"/>
@@ -24007,7 +24066,7 @@
               <w:pStyle w:val="Compact"/>
               <w:jc w:val="left"/>
             </w:pPr>
-            <w:hyperlink r:id="rId206">
+            <w:hyperlink r:id="rId207">
               <w:r>
                 <w:rPr>
                   <w:rStyle w:val="Hyperlink"/>
@@ -24060,7 +24119,7 @@
               <w:pStyle w:val="Compact"/>
               <w:jc w:val="left"/>
             </w:pPr>
-            <w:hyperlink r:id="rId207">
+            <w:hyperlink r:id="rId208">
               <w:r>
                 <w:rPr>
                   <w:rStyle w:val="Hyperlink"/>
@@ -24113,7 +24172,7 @@
               <w:pStyle w:val="Compact"/>
               <w:jc w:val="left"/>
             </w:pPr>
-            <w:hyperlink r:id="rId208">
+            <w:hyperlink r:id="rId209">
               <w:r>
                 <w:rPr>
                   <w:rStyle w:val="Hyperlink"/>
@@ -24166,7 +24225,7 @@
               <w:pStyle w:val="Compact"/>
               <w:jc w:val="left"/>
             </w:pPr>
-            <w:hyperlink r:id="rId209">
+            <w:hyperlink r:id="rId210">
               <w:r>
                 <w:rPr>
                   <w:rStyle w:val="Hyperlink"/>
@@ -24219,7 +24278,7 @@
               <w:pStyle w:val="Compact"/>
               <w:jc w:val="left"/>
             </w:pPr>
-            <w:hyperlink r:id="rId210">
+            <w:hyperlink r:id="rId211">
               <w:r>
                 <w:rPr>
                   <w:rStyle w:val="Hyperlink"/>
@@ -24272,7 +24331,7 @@
               <w:pStyle w:val="Compact"/>
               <w:jc w:val="left"/>
             </w:pPr>
-            <w:hyperlink r:id="rId211">
+            <w:hyperlink r:id="rId212">
               <w:r>
                 <w:rPr>
                   <w:rStyle w:val="Hyperlink"/>
@@ -24325,7 +24384,7 @@
               <w:pStyle w:val="Compact"/>
               <w:jc w:val="left"/>
             </w:pPr>
-            <w:hyperlink r:id="rId212">
+            <w:hyperlink r:id="rId213">
               <w:r>
                 <w:rPr>
                   <w:rStyle w:val="Hyperlink"/>
@@ -24378,7 +24437,7 @@
               <w:pStyle w:val="Compact"/>
               <w:jc w:val="left"/>
             </w:pPr>
-            <w:hyperlink r:id="rId213">
+            <w:hyperlink r:id="rId214">
               <w:r>
                 <w:rPr>
                   <w:rStyle w:val="Hyperlink"/>
@@ -24431,7 +24490,7 @@
               <w:pStyle w:val="Compact"/>
               <w:jc w:val="left"/>
             </w:pPr>
-            <w:hyperlink r:id="rId214">
+            <w:hyperlink r:id="rId215">
               <w:r>
                 <w:rPr>
                   <w:rStyle w:val="Hyperlink"/>
@@ -24484,7 +24543,7 @@
               <w:pStyle w:val="Compact"/>
               <w:jc w:val="left"/>
             </w:pPr>
-            <w:hyperlink r:id="rId215">
+            <w:hyperlink r:id="rId216">
               <w:r>
                 <w:rPr>
                   <w:rStyle w:val="Hyperlink"/>
@@ -24537,7 +24596,7 @@
               <w:pStyle w:val="Compact"/>
               <w:jc w:val="left"/>
             </w:pPr>
-            <w:hyperlink r:id="rId216">
+            <w:hyperlink r:id="rId217">
               <w:r>
                 <w:rPr>
                   <w:rStyle w:val="Hyperlink"/>
@@ -24590,7 +24649,7 @@
               <w:pStyle w:val="Compact"/>
               <w:jc w:val="left"/>
             </w:pPr>
-            <w:hyperlink r:id="rId217">
+            <w:hyperlink r:id="rId218">
               <w:r>
                 <w:rPr>
                   <w:rStyle w:val="Hyperlink"/>
@@ -24643,7 +24702,7 @@
               <w:pStyle w:val="Compact"/>
               <w:jc w:val="left"/>
             </w:pPr>
-            <w:hyperlink r:id="rId218">
+            <w:hyperlink r:id="rId219">
               <w:r>
                 <w:rPr>
                   <w:rStyle w:val="Hyperlink"/>
@@ -24696,7 +24755,7 @@
               <w:pStyle w:val="Compact"/>
               <w:jc w:val="left"/>
             </w:pPr>
-            <w:hyperlink r:id="rId219">
+            <w:hyperlink r:id="rId220">
               <w:r>
                 <w:rPr>
                   <w:rStyle w:val="Hyperlink"/>
@@ -24749,7 +24808,7 @@
               <w:pStyle w:val="Compact"/>
               <w:jc w:val="left"/>
             </w:pPr>
-            <w:hyperlink r:id="rId220">
+            <w:hyperlink r:id="rId221">
               <w:r>
                 <w:rPr>
                   <w:rStyle w:val="Hyperlink"/>
@@ -24802,7 +24861,7 @@
               <w:pStyle w:val="Compact"/>
               <w:jc w:val="left"/>
             </w:pPr>
-            <w:hyperlink r:id="rId221">
+            <w:hyperlink r:id="rId222">
               <w:r>
                 <w:rPr>
                   <w:rStyle w:val="Hyperlink"/>
@@ -24855,7 +24914,7 @@
               <w:pStyle w:val="Compact"/>
               <w:jc w:val="left"/>
             </w:pPr>
-            <w:hyperlink r:id="rId222">
+            <w:hyperlink r:id="rId223">
               <w:r>
                 <w:rPr>
                   <w:rStyle w:val="Hyperlink"/>
@@ -24908,7 +24967,7 @@
               <w:pStyle w:val="Compact"/>
               <w:jc w:val="left"/>
             </w:pPr>
-            <w:hyperlink r:id="rId223">
+            <w:hyperlink r:id="rId224">
               <w:r>
                 <w:rPr>
                   <w:rStyle w:val="Hyperlink"/>
@@ -24961,7 +25020,7 @@
               <w:pStyle w:val="Compact"/>
               <w:jc w:val="left"/>
             </w:pPr>
-            <w:hyperlink r:id="rId224">
+            <w:hyperlink r:id="rId225">
               <w:r>
                 <w:rPr>
                   <w:rStyle w:val="Hyperlink"/>
@@ -24973,15 +25032,15 @@
         </w:tc>
       </w:tr>
     </w:tbl>
-    <w:bookmarkEnd w:id="225"/>
+    <w:bookmarkEnd w:id="226"/>
     <w:p>
       <w:r>
         <w:br w:type="page"/>
       </w:r>
     </w:p>
-    <w:bookmarkEnd w:id="226"/>
     <w:bookmarkEnd w:id="227"/>
-    <w:bookmarkStart w:id="248" w:name="geteilte-elemente"/>
+    <w:bookmarkEnd w:id="228"/>
+    <w:bookmarkStart w:id="249" w:name="geteilte-elemente"/>
     <w:p>
       <w:pPr>
         <w:pStyle w:val="Heading1"/>
@@ -24990,7 +25049,7 @@
         <w:t xml:space="preserve">Geteilte Elemente</w:t>
       </w:r>
     </w:p>
-    <w:bookmarkStart w:id="228" w:name="reference-classes"/>
+    <w:bookmarkStart w:id="229" w:name="reference-classes"/>
     <w:p>
       <w:pPr>
         <w:pStyle w:val="Heading2"/>
@@ -25152,8 +25211,8 @@
         <w:t xml:space="preserve">, da die lokale Referenz unverändert bleibt, auch wenn sich die verknüpfte Entität später ändert</w:t>
       </w:r>
     </w:p>
-    <w:bookmarkEnd w:id="228"/>
-    <w:bookmarkStart w:id="231" w:name="class-personreference"/>
+    <w:bookmarkEnd w:id="229"/>
+    <w:bookmarkStart w:id="232" w:name="class-personreference"/>
     <w:p>
       <w:pPr>
         <w:pStyle w:val="Heading2"/>
@@ -25182,7 +25241,7 @@
         <w:t xml:space="preserve">__</w:t>
       </w:r>
     </w:p>
-    <w:bookmarkStart w:id="229" w:name="attribute-12"/>
+    <w:bookmarkStart w:id="230" w:name="attribute-12"/>
     <w:p>
       <w:pPr>
         <w:pStyle w:val="Heading3"/>
@@ -25620,8 +25679,8 @@
         </w:tc>
       </w:tr>
     </w:tbl>
-    <w:bookmarkEnd w:id="229"/>
-    <w:bookmarkStart w:id="230" w:name="usages-12"/>
+    <w:bookmarkEnd w:id="230"/>
+    <w:bookmarkStart w:id="231" w:name="usages-12"/>
     <w:p>
       <w:pPr>
         <w:pStyle w:val="Heading3"/>
@@ -25827,9 +25886,9 @@
         </w:tc>
       </w:tr>
     </w:tbl>
-    <w:bookmarkEnd w:id="230"/>
     <w:bookmarkEnd w:id="231"/>
-    <w:bookmarkStart w:id="234" w:name="class-groupreference"/>
+    <w:bookmarkEnd w:id="232"/>
+    <w:bookmarkStart w:id="235" w:name="class-groupreference"/>
     <w:p>
       <w:pPr>
         <w:pStyle w:val="Heading2"/>
@@ -25858,7 +25917,7 @@
         <w:t xml:space="preserve">__</w:t>
       </w:r>
     </w:p>
-    <w:bookmarkStart w:id="232" w:name="attribute-13"/>
+    <w:bookmarkStart w:id="233" w:name="attribute-13"/>
     <w:p>
       <w:pPr>
         <w:pStyle w:val="Heading3"/>
@@ -26232,8 +26291,8 @@
         </w:tc>
       </w:tr>
     </w:tbl>
-    <w:bookmarkEnd w:id="232"/>
-    <w:bookmarkStart w:id="233" w:name="usages-13"/>
+    <w:bookmarkEnd w:id="233"/>
+    <w:bookmarkStart w:id="234" w:name="usages-13"/>
     <w:p>
       <w:pPr>
         <w:pStyle w:val="Heading3"/>
@@ -26374,9 +26433,9 @@
         </w:tc>
       </w:tr>
     </w:tbl>
-    <w:bookmarkEnd w:id="233"/>
     <w:bookmarkEnd w:id="234"/>
-    <w:bookmarkStart w:id="235" w:name="mehrfach-benutzte-klassen"/>
+    <w:bookmarkEnd w:id="235"/>
+    <w:bookmarkStart w:id="236" w:name="mehrfach-benutzte-klassen"/>
     <w:p>
       <w:pPr>
         <w:pStyle w:val="Heading2"/>
@@ -26385,8 +26444,8 @@
         <w:t xml:space="preserve">Mehrfach benutzte Klassen</w:t>
       </w:r>
     </w:p>
-    <w:bookmarkEnd w:id="235"/>
-    <w:bookmarkStart w:id="241" w:name="class-address"/>
+    <w:bookmarkEnd w:id="236"/>
+    <w:bookmarkStart w:id="242" w:name="class-address"/>
     <w:p>
       <w:pPr>
         <w:pStyle w:val="Heading2"/>
@@ -26415,7 +26474,7 @@
         <w:t xml:space="preserve">__</w:t>
       </w:r>
     </w:p>
-    <w:bookmarkStart w:id="236" w:name="attribute-14"/>
+    <w:bookmarkStart w:id="237" w:name="attribute-14"/>
     <w:p>
       <w:pPr>
         <w:pStyle w:val="Heading3"/>
@@ -26738,8 +26797,8 @@
         </w:tc>
       </w:tr>
     </w:tbl>
-    <w:bookmarkEnd w:id="236"/>
-    <w:bookmarkStart w:id="237" w:name="usages-14"/>
+    <w:bookmarkEnd w:id="237"/>
+    <w:bookmarkStart w:id="238" w:name="usages-14"/>
     <w:p>
       <w:pPr>
         <w:pStyle w:val="Heading3"/>
@@ -26945,8 +27004,8 @@
         </w:tc>
       </w:tr>
     </w:tbl>
-    <w:bookmarkEnd w:id="237"/>
-    <w:bookmarkStart w:id="240" w:name="examples-4"/>
+    <w:bookmarkEnd w:id="238"/>
+    <w:bookmarkStart w:id="241" w:name="examples-4"/>
     <w:p>
       <w:pPr>
         <w:pStyle w:val="Heading3"/>
@@ -26955,7 +27014,7 @@
         <w:t xml:space="preserve">Examples</w:t>
       </w:r>
     </w:p>
-    <w:bookmarkStart w:id="238" w:name="Xd748080ec29d7e076d5f53e253dd70503397fff"/>
+    <w:bookmarkStart w:id="239" w:name="Xd748080ec29d7e076d5f53e253dd70503397fff"/>
     <w:p>
       <w:pPr>
         <w:pStyle w:val="Heading4"/>
@@ -27056,8 +27115,8 @@
         <w:t xml:space="preserve"> London</w:t>
       </w:r>
     </w:p>
-    <w:bookmarkEnd w:id="238"/>
-    <w:bookmarkStart w:id="239" w:name="X74f12154cf05479416e73aca78ab1633c571f16"/>
+    <w:bookmarkEnd w:id="239"/>
+    <w:bookmarkStart w:id="240" w:name="X74f12154cf05479416e73aca78ab1633c571f16"/>
     <w:p>
       <w:pPr>
         <w:pStyle w:val="Heading4"/>
@@ -27110,10 +27169,10 @@
         <w:t xml:space="preserve"> Basel-Stadt</w:t>
       </w:r>
     </w:p>
-    <w:bookmarkEnd w:id="239"/>
     <w:bookmarkEnd w:id="240"/>
     <w:bookmarkEnd w:id="241"/>
-    <w:bookmarkStart w:id="244" w:name="enum-addresstypeenum"/>
+    <w:bookmarkEnd w:id="242"/>
+    <w:bookmarkStart w:id="245" w:name="enum-addresstypeenum"/>
     <w:p>
       <w:pPr>
         <w:pStyle w:val="Heading2"/>
@@ -27152,7 +27211,7 @@
       <w:r>
         <w:t xml:space="preserve"> </w:t>
       </w:r>
-      <w:hyperlink r:id="rId242">
+      <w:hyperlink r:id="rId243">
         <w:r>
           <w:rPr>
             <w:rStyle w:val="Hyperlink"/>
@@ -27161,7 +27220,7 @@
         </w:r>
       </w:hyperlink>
     </w:p>
-    <w:bookmarkStart w:id="243" w:name="permissible-values-5"/>
+    <w:bookmarkStart w:id="244" w:name="permissible-values-5"/>
     <w:p>
       <w:pPr>
         <w:pStyle w:val="Heading3"/>
@@ -27397,9 +27456,9 @@
         </w:tc>
       </w:tr>
     </w:tbl>
-    <w:bookmarkEnd w:id="243"/>
     <w:bookmarkEnd w:id="244"/>
-    <w:bookmarkStart w:id="247" w:name="class-contact"/>
+    <w:bookmarkEnd w:id="245"/>
+    <w:bookmarkStart w:id="248" w:name="class-contact"/>
     <w:p>
       <w:pPr>
         <w:pStyle w:val="Heading2"/>
@@ -27428,7 +27487,7 @@
         <w:t xml:space="preserve">__</w:t>
       </w:r>
     </w:p>
-    <w:bookmarkStart w:id="245" w:name="attribute-15"/>
+    <w:bookmarkStart w:id="246" w:name="attribute-15"/>
     <w:p>
       <w:pPr>
         <w:pStyle w:val="Heading3"/>
@@ -27595,8 +27654,8 @@
         </w:tc>
       </w:tr>
     </w:tbl>
-    <w:bookmarkEnd w:id="245"/>
-    <w:bookmarkStart w:id="246" w:name="usages-15"/>
+    <w:bookmarkEnd w:id="246"/>
+    <w:bookmarkStart w:id="247" w:name="usages-15"/>
     <w:p>
       <w:pPr>
         <w:pStyle w:val="Heading3"/>
@@ -27802,9 +27861,9 @@
         </w:tc>
       </w:tr>
     </w:tbl>
-    <w:bookmarkEnd w:id="246"/>
     <w:bookmarkEnd w:id="247"/>
     <w:bookmarkEnd w:id="248"/>
+    <w:bookmarkEnd w:id="249"/>
     <w:sectPr>
       <w:headerReference r:id="rId9" w:type="even"/>
       <w:headerReference r:id="rId10" w:type="default"/>

--- a/ech-0294_actors/output/ech-0294_actors.docx
+++ b/ech-0294_actors/output/ech-0294_actors.docx
@@ -4,7 +4,7 @@
   <w:body>
     <w:p>
       <w:pPr>
-        <w:pStyle w:val="Title"/>
+        <w:pStyle w:val="Titel"/>
       </w:pPr>
       <w:r>
         <w:t xml:space="preserve">eCH-0294</w:t>
@@ -492,7 +492,7 @@
     <w:bookmarkStart w:id="21" w:name="abstrakt"/>
     <w:p>
       <w:pPr>
-        <w:pStyle w:val="Heading1"/>
+        <w:pStyle w:val="berschrift1"/>
       </w:pPr>
       <w:r>
         <w:t xml:space="preserve">Abstrakt</w:t>
@@ -508,7 +508,7 @@
     </w:p>
     <w:p>
       <w:pPr>
-        <w:pStyle w:val="BodyText"/>
+        <w:pStyle w:val="Textkrper"/>
       </w:pPr>
       <w:r>
         <w:t xml:space="preserve">Der Standard richtet sich an öffentliche Stellen aller Staatsebenen, politische Akteure, Medien, Forschung und Öffentlichkeit und schafft eine Grundlage für interoperable politische Informationssysteme in der Schweiz.</w:t>
@@ -523,7 +523,7 @@
     <w:bookmarkStart w:id="22" w:name="inhaltsverzeichniss"/>
     <w:p>
       <w:pPr>
-        <w:pStyle w:val="Heading1"/>
+        <w:pStyle w:val="berschrift1"/>
       </w:pPr>
       <w:r>
         <w:t xml:space="preserve">Inhaltsverzeichniss</w:t>
@@ -546,7 +546,7 @@
     <w:bookmarkStart w:id="30" w:name="einführung"/>
     <w:p>
       <w:pPr>
-        <w:pStyle w:val="Heading1"/>
+        <w:pStyle w:val="berschrift1"/>
       </w:pPr>
       <w:r>
         <w:t xml:space="preserve">Einführung</w:t>
@@ -562,7 +562,7 @@
     </w:p>
     <w:p>
       <w:pPr>
-        <w:pStyle w:val="BodyText"/>
+        <w:pStyle w:val="Textkrper"/>
       </w:pPr>
       <w:r>
         <w:t xml:space="preserve">Zum einen wird eine Struktur definiert, die es erlaubt, Informationen in Ratsinformationssystemen oder ähnlichen Systemen strukturiert und einheitlich zur Verfügung zu stellen, damit sie einfach weiterverwendet undmit Informationen anderer Räte verglichen werden können. Zum anderen werden den politischen Akteuren eindeutige Identifikatoren zugeteilt, mit dem Ziel, aus anderen Standards dieser Fachgruppe darauf referenzieren zu können.</w:t>
@@ -570,7 +570,7 @@
     </w:p>
     <w:p>
       <w:pPr>
-        <w:pStyle w:val="BodyText"/>
+        <w:pStyle w:val="Textkrper"/>
       </w:pPr>
       <w:r>
         <w:t xml:space="preserve">Es wurde bei der Definition darauf geachtet, dass es den publizierenden Organisationen ermöglicht wird, alle Informationen möglichst strukturiert zu veröffentlichen. Dies erlaubt es, für die Konsumenten einen maximalen Nutzen zu erzielen. Es ist aber jeweils auch möglich auszudrücken, wenn Informationen nicht in der maximalen Detailstufe vorhanden sind. (Es kann zum Beispiel bei einem Vornamen angegeben werden, ob es sich um den Rufnamen oder den amtlichen Namen handelt. Falls diese Information aber nicht vorhanden ist, kann der Name auch ohne diese Zusatzinformation publiziert werden.)</w:t>
@@ -579,7 +579,7 @@
     <w:bookmarkStart w:id="23" w:name="ziele-des-standards-und-erhoffte-wirkung"/>
     <w:p>
       <w:pPr>
-        <w:pStyle w:val="Heading2"/>
+        <w:pStyle w:val="berschrift2"/>
       </w:pPr>
       <w:r>
         <w:t xml:space="preserve">Ziele des Standards und erhoffte Wirkung</w:t>
@@ -595,7 +595,7 @@
     </w:p>
     <w:p>
       <w:pPr>
-        <w:pStyle w:val="BodyText"/>
+        <w:pStyle w:val="Textkrper"/>
       </w:pPr>
       <w:r>
         <w:t xml:space="preserve">Besondere Ziele des Substandards sind, die Akteure im politischen Prozess identifizierbar zu machen und mit den rechtlich nötigen Informationen zu versehen. Als weiteres Ziel wird ein langfristiger Abgleich der Akteure über die föderalen Stufen angestrebt. Der Substandard bietet eine Struktur an, welche von den jeweiligen Organisationen (Städte, Kantone und Bund) nach deren Anforderungen und rechtlichem Kontext umgesetzt werden kann.</w:t>
@@ -605,7 +605,7 @@
     <w:bookmarkStart w:id="24" w:name="identifizierte-zielgruppen"/>
     <w:p>
       <w:pPr>
-        <w:pStyle w:val="Heading2"/>
+        <w:pStyle w:val="berschrift2"/>
       </w:pPr>
       <w:r>
         <w:t xml:space="preserve">Identifizierte Zielgruppen</w:t>
@@ -683,7 +683,7 @@
     <w:bookmarkStart w:id="25" w:name="arbeitsvorgang"/>
     <w:p>
       <w:pPr>
-        <w:pStyle w:val="Heading2"/>
+        <w:pStyle w:val="berschrift2"/>
       </w:pPr>
       <w:r>
         <w:t xml:space="preserve">Arbeitsvorgang</w:t>
@@ -749,7 +749,7 @@
     <w:bookmarkStart w:id="29" w:name="allgemeine-technische-informationen"/>
     <w:p>
       <w:pPr>
-        <w:pStyle w:val="Heading2"/>
+        <w:pStyle w:val="berschrift2"/>
       </w:pPr>
       <w:r>
         <w:t xml:space="preserve">Allgemeine Technische Informationen</w:t>
@@ -758,7 +758,7 @@
     <w:bookmarkStart w:id="26" w:name="übersicht"/>
     <w:p>
       <w:pPr>
-        <w:pStyle w:val="Heading3"/>
+        <w:pStyle w:val="berschrift3"/>
       </w:pPr>
       <w:r>
         <w:t xml:space="preserve">Übersicht</w:t>
@@ -926,7 +926,7 @@
     <w:bookmarkStart w:id="27" w:name="identifikatoren"/>
     <w:p>
       <w:pPr>
-        <w:pStyle w:val="Heading3"/>
+        <w:pStyle w:val="berschrift3"/>
       </w:pPr>
       <w:r>
         <w:t xml:space="preserve">Identifikatoren</w:t>
@@ -1058,7 +1058,7 @@
     <w:bookmarkStart w:id="28" w:name="temporale-validität"/>
     <w:p>
       <w:pPr>
-        <w:pStyle w:val="Heading3"/>
+        <w:pStyle w:val="berschrift3"/>
       </w:pPr>
       <w:r>
         <w:t xml:space="preserve">Temporale Validität</w:t>
@@ -1101,7 +1101,7 @@
     </w:p>
     <w:p>
       <w:pPr>
-        <w:pStyle w:val="BodyText"/>
+        <w:pStyle w:val="Textkrper"/>
       </w:pPr>
       <w:r>
         <w:rPr>
@@ -1352,7 +1352,7 @@
     <w:bookmarkStart w:id="124" w:name="person"/>
     <w:p>
       <w:pPr>
-        <w:pStyle w:val="Heading1"/>
+        <w:pStyle w:val="berschrift1"/>
       </w:pPr>
       <w:r>
         <w:t xml:space="preserve">Person</w:t>
@@ -1361,7 +1361,7 @@
     <w:bookmarkStart w:id="31" w:name="einführung-und-zielsetzung"/>
     <w:p>
       <w:pPr>
-        <w:pStyle w:val="Heading2"/>
+        <w:pStyle w:val="berschrift2"/>
       </w:pPr>
       <w:r>
         <w:t xml:space="preserve">Einführung und Zielsetzung</w:t>
@@ -1377,7 +1377,7 @@
     </w:p>
     <w:p>
       <w:pPr>
-        <w:pStyle w:val="BodyText"/>
+        <w:pStyle w:val="Textkrper"/>
       </w:pPr>
       <w:r>
         <w:rPr>
@@ -1492,7 +1492,7 @@
     <w:bookmarkStart w:id="37" w:name="class-person"/>
     <w:p>
       <w:pPr>
-        <w:pStyle w:val="Heading2"/>
+        <w:pStyle w:val="berschrift2"/>
       </w:pPr>
       <w:r>
         <w:t xml:space="preserve">Class: Person</w:t>
@@ -1512,7 +1512,7 @@
     </w:p>
     <w:p>
       <w:pPr>
-        <w:pStyle w:val="BodyText"/>
+        <w:pStyle w:val="Textkrper"/>
       </w:pPr>
       <w:r>
         <w:t xml:space="preserve">__</w:t>
@@ -1521,7 +1521,7 @@
     <w:bookmarkStart w:id="32" w:name="attribute"/>
     <w:p>
       <w:pPr>
-        <w:pStyle w:val="Heading3"/>
+        <w:pStyle w:val="berschrift3"/>
       </w:pPr>
       <w:r>
         <w:t xml:space="preserve">Attribute</w:t>
@@ -2939,7 +2939,7 @@
     <w:bookmarkStart w:id="33" w:name="usages"/>
     <w:p>
       <w:pPr>
-        <w:pStyle w:val="Heading3"/>
+        <w:pStyle w:val="berschrift3"/>
       </w:pPr>
       <w:r>
         <w:t xml:space="preserve">Usages</w:t>
@@ -3081,7 +3081,7 @@
     <w:bookmarkStart w:id="36" w:name="examples"/>
     <w:p>
       <w:pPr>
-        <w:pStyle w:val="Heading3"/>
+        <w:pStyle w:val="berschrift3"/>
       </w:pPr>
       <w:r>
         <w:t xml:space="preserve">Examples</w:t>
@@ -3090,7 +3090,7 @@
     <w:bookmarkStart w:id="34" w:name="X29c02a18c68db50429980349d0a859e7b586267"/>
     <w:p>
       <w:pPr>
-        <w:pStyle w:val="Heading4"/>
+        <w:pStyle w:val="berschrift4"/>
       </w:pPr>
       <w:r>
         <w:t xml:space="preserve">Example: Person-swiss_politicians_Beat_Jans</w:t>
@@ -4176,7 +4176,7 @@
     <w:bookmarkStart w:id="35" w:name="X6a85f137f6753c7104036000f96c2ec492358b0"/>
     <w:p>
       <w:pPr>
-        <w:pStyle w:val="Heading4"/>
+        <w:pStyle w:val="berschrift4"/>
       </w:pPr>
       <w:r>
         <w:t xml:space="preserve">Example: Person-douglas_adams_Douglas_Adams</w:t>
@@ -5366,7 +5366,7 @@
     <w:bookmarkStart w:id="40" w:name="class-name"/>
     <w:p>
       <w:pPr>
-        <w:pStyle w:val="Heading2"/>
+        <w:pStyle w:val="berschrift2"/>
       </w:pPr>
       <w:r>
         <w:t xml:space="preserve">Class: Name</w:t>
@@ -5386,7 +5386,7 @@
     </w:p>
     <w:p>
       <w:pPr>
-        <w:pStyle w:val="BodyText"/>
+        <w:pStyle w:val="Textkrper"/>
       </w:pPr>
       <w:r>
         <w:t xml:space="preserve">__</w:t>
@@ -5395,7 +5395,7 @@
     <w:bookmarkStart w:id="38" w:name="attribute-1"/>
     <w:p>
       <w:pPr>
-        <w:pStyle w:val="Heading3"/>
+        <w:pStyle w:val="berschrift3"/>
       </w:pPr>
       <w:r>
         <w:t xml:space="preserve">Attribute</w:t>
@@ -5770,7 +5770,7 @@
     <w:bookmarkStart w:id="39" w:name="usages-1"/>
     <w:p>
       <w:pPr>
-        <w:pStyle w:val="Heading3"/>
+        <w:pStyle w:val="berschrift3"/>
       </w:pPr>
       <w:r>
         <w:t xml:space="preserve">Usages</w:t>
@@ -5913,7 +5913,7 @@
     <w:bookmarkStart w:id="54" w:name="enum-nametypeenum"/>
     <w:p>
       <w:pPr>
-        <w:pStyle w:val="Heading2"/>
+        <w:pStyle w:val="berschrift2"/>
       </w:pPr>
       <w:r>
         <w:t xml:space="preserve">Enum: NameTypeEnum</w:t>
@@ -5933,7 +5933,7 @@
     </w:p>
     <w:p>
       <w:pPr>
-        <w:pStyle w:val="BodyText"/>
+        <w:pStyle w:val="Textkrper"/>
       </w:pPr>
       <w:r>
         <w:t xml:space="preserve">__</w:t>
@@ -5941,7 +5941,7 @@
     </w:p>
     <w:p>
       <w:pPr>
-        <w:pStyle w:val="BodyText"/>
+        <w:pStyle w:val="Textkrper"/>
       </w:pPr>
       <w:r>
         <w:t xml:space="preserve">URI:</w:t>
@@ -5961,7 +5961,7 @@
     <w:bookmarkStart w:id="53" w:name="permissible-values"/>
     <w:p>
       <w:pPr>
-        <w:pStyle w:val="Heading3"/>
+        <w:pStyle w:val="berschrift3"/>
       </w:pPr>
       <w:r>
         <w:t xml:space="preserve">Permissible Values</w:t>
@@ -6845,7 +6845,7 @@
     <w:bookmarkStart w:id="57" w:name="class-languageproficiency"/>
     <w:p>
       <w:pPr>
-        <w:pStyle w:val="Heading2"/>
+        <w:pStyle w:val="berschrift2"/>
       </w:pPr>
       <w:r>
         <w:t xml:space="preserve">Class: LanguageProficiency</w:t>
@@ -6865,7 +6865,7 @@
     </w:p>
     <w:p>
       <w:pPr>
-        <w:pStyle w:val="BodyText"/>
+        <w:pStyle w:val="Textkrper"/>
       </w:pPr>
       <w:r>
         <w:t xml:space="preserve">__</w:t>
@@ -6874,7 +6874,7 @@
     <w:bookmarkStart w:id="55" w:name="attribute-2"/>
     <w:p>
       <w:pPr>
-        <w:pStyle w:val="Heading3"/>
+        <w:pStyle w:val="berschrift3"/>
       </w:pPr>
       <w:r>
         <w:t xml:space="preserve">Attribute</w:t>
@@ -7151,7 +7151,7 @@
     <w:bookmarkStart w:id="56" w:name="usages-2"/>
     <w:p>
       <w:pPr>
-        <w:pStyle w:val="Heading3"/>
+        <w:pStyle w:val="berschrift3"/>
       </w:pPr>
       <w:r>
         <w:t xml:space="preserve">Usages</w:t>
@@ -7294,7 +7294,7 @@
     <w:bookmarkStart w:id="60" w:name="class-citizenship"/>
     <w:p>
       <w:pPr>
-        <w:pStyle w:val="Heading2"/>
+        <w:pStyle w:val="berschrift2"/>
       </w:pPr>
       <w:r>
         <w:t xml:space="preserve">Class: Citizenship</w:t>
@@ -7365,7 +7365,7 @@
     </w:p>
     <w:p>
       <w:pPr>
-        <w:pStyle w:val="BodyText"/>
+        <w:pStyle w:val="Textkrper"/>
       </w:pPr>
       <w:r>
         <w:t xml:space="preserve">__</w:t>
@@ -7374,7 +7374,7 @@
     <w:bookmarkStart w:id="58" w:name="attribute-3"/>
     <w:p>
       <w:pPr>
-        <w:pStyle w:val="Heading3"/>
+        <w:pStyle w:val="berschrift3"/>
       </w:pPr>
       <w:r>
         <w:t xml:space="preserve">Attribute</w:t>
@@ -7697,7 +7697,7 @@
     <w:bookmarkStart w:id="59" w:name="usages-3"/>
     <w:p>
       <w:pPr>
-        <w:pStyle w:val="Heading3"/>
+        <w:pStyle w:val="berschrift3"/>
       </w:pPr>
       <w:r>
         <w:t xml:space="preserve">Usages</w:t>
@@ -7840,7 +7840,7 @@
     <w:bookmarkStart w:id="63" w:name="class-gender"/>
     <w:p>
       <w:pPr>
-        <w:pStyle w:val="Heading2"/>
+        <w:pStyle w:val="berschrift2"/>
       </w:pPr>
       <w:r>
         <w:t xml:space="preserve">Class: Gender</w:t>
@@ -7860,7 +7860,7 @@
     </w:p>
     <w:p>
       <w:pPr>
-        <w:pStyle w:val="BodyText"/>
+        <w:pStyle w:val="Textkrper"/>
       </w:pPr>
       <w:r>
         <w:t xml:space="preserve">__</w:t>
@@ -7869,7 +7869,7 @@
     <w:bookmarkStart w:id="61" w:name="attribute-4"/>
     <w:p>
       <w:pPr>
-        <w:pStyle w:val="Heading3"/>
+        <w:pStyle w:val="berschrift3"/>
       </w:pPr>
       <w:r>
         <w:t xml:space="preserve">Attribute</w:t>
@@ -8296,7 +8296,7 @@
     <w:bookmarkStart w:id="62" w:name="usages-4"/>
     <w:p>
       <w:pPr>
-        <w:pStyle w:val="Heading3"/>
+        <w:pStyle w:val="berschrift3"/>
       </w:pPr>
       <w:r>
         <w:t xml:space="preserve">Usages</w:t>
@@ -8439,7 +8439,7 @@
     <w:bookmarkStart w:id="69" w:name="class-occupation"/>
     <w:p>
       <w:pPr>
-        <w:pStyle w:val="Heading2"/>
+        <w:pStyle w:val="berschrift2"/>
       </w:pPr>
       <w:r>
         <w:t xml:space="preserve">Class: Occupation</w:t>
@@ -8459,7 +8459,7 @@
     </w:p>
     <w:p>
       <w:pPr>
-        <w:pStyle w:val="BodyText"/>
+        <w:pStyle w:val="Textkrper"/>
       </w:pPr>
       <w:r>
         <w:t xml:space="preserve">__</w:t>
@@ -8468,7 +8468,7 @@
     <w:bookmarkStart w:id="64" w:name="attribute-5"/>
     <w:p>
       <w:pPr>
-        <w:pStyle w:val="Heading3"/>
+        <w:pStyle w:val="berschrift3"/>
       </w:pPr>
       <w:r>
         <w:t xml:space="preserve">Attribute</w:t>
@@ -8999,7 +8999,7 @@
     <w:bookmarkStart w:id="65" w:name="usages-5"/>
     <w:p>
       <w:pPr>
-        <w:pStyle w:val="Heading3"/>
+        <w:pStyle w:val="berschrift3"/>
       </w:pPr>
       <w:r>
         <w:t xml:space="preserve">Usages</w:t>
@@ -9141,7 +9141,7 @@
     <w:bookmarkStart w:id="68" w:name="examples-1"/>
     <w:p>
       <w:pPr>
-        <w:pStyle w:val="Heading3"/>
+        <w:pStyle w:val="berschrift3"/>
       </w:pPr>
       <w:r>
         <w:t xml:space="preserve">Examples</w:t>
@@ -9150,7 +9150,7 @@
     <w:bookmarkStart w:id="66" w:name="X16d2c12eea81281b1659fda489df0ce153c0343"/>
     <w:p>
       <w:pPr>
-        <w:pStyle w:val="Heading4"/>
+        <w:pStyle w:val="berschrift4"/>
       </w:pPr>
       <w:r>
         <w:t xml:space="preserve">Example: Occupation-douglas_adams_Douglas_Adams_writer</w:t>
@@ -9279,7 +9279,7 @@
     <w:bookmarkStart w:id="67" w:name="X149a3a9dc96627cf9f4ad2e63c8da8e6c150b25"/>
     <w:p>
       <w:pPr>
-        <w:pStyle w:val="Heading4"/>
+        <w:pStyle w:val="berschrift4"/>
       </w:pPr>
       <w:r>
         <w:t xml:space="preserve">Example: Occupation-swiss_politicians_Beat_Jans_Politiker</w:t>
@@ -9362,7 +9362,7 @@
     <w:bookmarkStart w:id="72" w:name="class-training"/>
     <w:p>
       <w:pPr>
-        <w:pStyle w:val="Heading2"/>
+        <w:pStyle w:val="berschrift2"/>
       </w:pPr>
       <w:r>
         <w:t xml:space="preserve">Class: Training</w:t>
@@ -9382,7 +9382,7 @@
     </w:p>
     <w:p>
       <w:pPr>
-        <w:pStyle w:val="BodyText"/>
+        <w:pStyle w:val="Textkrper"/>
       </w:pPr>
       <w:r>
         <w:t xml:space="preserve">__</w:t>
@@ -9391,7 +9391,7 @@
     <w:bookmarkStart w:id="70" w:name="attribute-6"/>
     <w:p>
       <w:pPr>
-        <w:pStyle w:val="Heading3"/>
+        <w:pStyle w:val="berschrift3"/>
       </w:pPr>
       <w:r>
         <w:t xml:space="preserve">Attribute</w:t>
@@ -9818,7 +9818,7 @@
     <w:bookmarkStart w:id="71" w:name="usages-6"/>
     <w:p>
       <w:pPr>
-        <w:pStyle w:val="Heading3"/>
+        <w:pStyle w:val="berschrift3"/>
       </w:pPr>
       <w:r>
         <w:t xml:space="preserve">Usages</w:t>
@@ -9961,7 +9961,7 @@
     <w:bookmarkStart w:id="117" w:name="enum-trainingtypeenum"/>
     <w:p>
       <w:pPr>
-        <w:pStyle w:val="Heading2"/>
+        <w:pStyle w:val="berschrift2"/>
       </w:pPr>
       <w:r>
         <w:t xml:space="preserve">Enum: TrainingTypeEnum</w:t>
@@ -9981,7 +9981,7 @@
     </w:p>
     <w:p>
       <w:pPr>
-        <w:pStyle w:val="BodyText"/>
+        <w:pStyle w:val="Textkrper"/>
       </w:pPr>
       <w:r>
         <w:t xml:space="preserve">__</w:t>
@@ -9989,7 +9989,7 @@
     </w:p>
     <w:p>
       <w:pPr>
-        <w:pStyle w:val="BodyText"/>
+        <w:pStyle w:val="Textkrper"/>
       </w:pPr>
       <w:r>
         <w:t xml:space="preserve">URI:</w:t>
@@ -10009,7 +10009,7 @@
     <w:bookmarkStart w:id="116" w:name="permissible-values-1"/>
     <w:p>
       <w:pPr>
-        <w:pStyle w:val="Heading3"/>
+        <w:pStyle w:val="berschrift3"/>
       </w:pPr>
       <w:r>
         <w:t xml:space="preserve">Permissible Values</w:t>
@@ -12346,7 +12346,7 @@
     <w:bookmarkStart w:id="123" w:name="class-electoraldistrict"/>
     <w:p>
       <w:pPr>
-        <w:pStyle w:val="Heading2"/>
+        <w:pStyle w:val="berschrift2"/>
       </w:pPr>
       <w:r>
         <w:t xml:space="preserve">Class: ElectoralDistrict</w:t>
@@ -12366,7 +12366,7 @@
     </w:p>
     <w:p>
       <w:pPr>
-        <w:pStyle w:val="BodyText"/>
+        <w:pStyle w:val="Textkrper"/>
       </w:pPr>
       <w:r>
         <w:t xml:space="preserve">__</w:t>
@@ -12375,7 +12375,7 @@
     <w:bookmarkStart w:id="118" w:name="attribute-7"/>
     <w:p>
       <w:pPr>
-        <w:pStyle w:val="Heading3"/>
+        <w:pStyle w:val="berschrift3"/>
       </w:pPr>
       <w:r>
         <w:t xml:space="preserve">Attribute</w:t>
@@ -12698,7 +12698,7 @@
     <w:bookmarkStart w:id="119" w:name="usages-7"/>
     <w:p>
       <w:pPr>
-        <w:pStyle w:val="Heading3"/>
+        <w:pStyle w:val="berschrift3"/>
       </w:pPr>
       <w:r>
         <w:t xml:space="preserve">Usages</w:t>
@@ -12840,7 +12840,7 @@
     <w:bookmarkStart w:id="122" w:name="examples-2"/>
     <w:p>
       <w:pPr>
-        <w:pStyle w:val="Heading3"/>
+        <w:pStyle w:val="berschrift3"/>
       </w:pPr>
       <w:r>
         <w:t xml:space="preserve">Examples</w:t>
@@ -12849,7 +12849,7 @@
     <w:bookmarkStart w:id="120" w:name="Xbd3dd3b066f89bc61cfb174a370a3324c13ed49"/>
     <w:p>
       <w:pPr>
-        <w:pStyle w:val="Heading4"/>
+        <w:pStyle w:val="berschrift4"/>
       </w:pPr>
       <w:r>
         <w:t xml:space="preserve">Example: ElectoralDistrict-douglas_adams_Douglas_Adams_1</w:t>
@@ -12924,7 +12924,7 @@
     <w:bookmarkStart w:id="121" w:name="X978220e041935978310826ee1c37d70dd41e3ba"/>
     <w:p>
       <w:pPr>
-        <w:pStyle w:val="Heading4"/>
+        <w:pStyle w:val="berschrift4"/>
       </w:pPr>
       <w:r>
         <w:t xml:space="preserve">Example: ElectoralDistrict-swiss_politicians_Beat_Jans_1</w:t>
@@ -12986,7 +12986,7 @@
     <w:bookmarkStart w:id="157" w:name="gruppen-und-organe-groups"/>
     <w:p>
       <w:pPr>
-        <w:pStyle w:val="Heading1"/>
+        <w:pStyle w:val="berschrift1"/>
       </w:pPr>
       <w:r>
         <w:t xml:space="preserve">Gruppen und Organe (Groups)</w:t>
@@ -12995,7 +12995,7 @@
     <w:bookmarkStart w:id="125" w:name="einführung-und-zielsetzung-1"/>
     <w:p>
       <w:pPr>
-        <w:pStyle w:val="Heading2"/>
+        <w:pStyle w:val="berschrift2"/>
       </w:pPr>
       <w:r>
         <w:t xml:space="preserve">Einführung und Zielsetzung</w:t>
@@ -13011,7 +13011,7 @@
     </w:p>
     <w:p>
       <w:pPr>
-        <w:pStyle w:val="BodyText"/>
+        <w:pStyle w:val="Textkrper"/>
       </w:pPr>
       <w:r>
         <w:rPr>
@@ -13101,7 +13101,7 @@
     <w:bookmarkStart w:id="126" w:name="anwendungszwecke"/>
     <w:p>
       <w:pPr>
-        <w:pStyle w:val="Heading2"/>
+        <w:pStyle w:val="berschrift2"/>
       </w:pPr>
       <w:r>
         <w:t xml:space="preserve">Anwendungszwecke</w:t>
@@ -13214,7 +13214,7 @@
     <w:bookmarkStart w:id="129" w:name="class-group"/>
     <w:p>
       <w:pPr>
-        <w:pStyle w:val="Heading2"/>
+        <w:pStyle w:val="berschrift2"/>
       </w:pPr>
       <w:r>
         <w:t xml:space="preserve">Class: Group</w:t>
@@ -13234,7 +13234,7 @@
     </w:p>
     <w:p>
       <w:pPr>
-        <w:pStyle w:val="BodyText"/>
+        <w:pStyle w:val="Textkrper"/>
       </w:pPr>
       <w:r>
         <w:t xml:space="preserve">__</w:t>
@@ -13243,7 +13243,7 @@
     <w:bookmarkStart w:id="127" w:name="attribute-8"/>
     <w:p>
       <w:pPr>
-        <w:pStyle w:val="Heading3"/>
+        <w:pStyle w:val="berschrift3"/>
       </w:pPr>
       <w:r>
         <w:t xml:space="preserve">Attribute</w:t>
@@ -14596,7 +14596,7 @@
     <w:bookmarkStart w:id="128" w:name="usages-8"/>
     <w:p>
       <w:pPr>
-        <w:pStyle w:val="Heading3"/>
+        <w:pStyle w:val="berschrift3"/>
       </w:pPr>
       <w:r>
         <w:t xml:space="preserve">Usages</w:t>
@@ -14739,7 +14739,7 @@
     <w:bookmarkStart w:id="132" w:name="class-grouptype"/>
     <w:p>
       <w:pPr>
-        <w:pStyle w:val="Heading2"/>
+        <w:pStyle w:val="berschrift2"/>
       </w:pPr>
       <w:r>
         <w:t xml:space="preserve">Class: GroupType</w:t>
@@ -14759,7 +14759,7 @@
     </w:p>
     <w:p>
       <w:pPr>
-        <w:pStyle w:val="BodyText"/>
+        <w:pStyle w:val="Textkrper"/>
       </w:pPr>
       <w:r>
         <w:t xml:space="preserve">__</w:t>
@@ -14768,7 +14768,7 @@
     <w:bookmarkStart w:id="130" w:name="attribute-9"/>
     <w:p>
       <w:pPr>
-        <w:pStyle w:val="Heading3"/>
+        <w:pStyle w:val="berschrift3"/>
       </w:pPr>
       <w:r>
         <w:t xml:space="preserve">Attribute</w:t>
@@ -14936,7 +14936,7 @@
     <w:bookmarkStart w:id="131" w:name="usages-9"/>
     <w:p>
       <w:pPr>
-        <w:pStyle w:val="Heading3"/>
+        <w:pStyle w:val="berschrift3"/>
       </w:pPr>
       <w:r>
         <w:t xml:space="preserve">Usages</w:t>
@@ -15079,7 +15079,7 @@
     <w:bookmarkStart w:id="156" w:name="enum-grouptypeenum"/>
     <w:p>
       <w:pPr>
-        <w:pStyle w:val="Heading2"/>
+        <w:pStyle w:val="berschrift2"/>
       </w:pPr>
       <w:r>
         <w:t xml:space="preserve">Enum: GroupTypeEnum</w:t>
@@ -15099,7 +15099,7 @@
     </w:p>
     <w:p>
       <w:pPr>
-        <w:pStyle w:val="BodyText"/>
+        <w:pStyle w:val="Textkrper"/>
       </w:pPr>
       <w:r>
         <w:t xml:space="preserve">__</w:t>
@@ -15107,7 +15107,7 @@
     </w:p>
     <w:p>
       <w:pPr>
-        <w:pStyle w:val="BodyText"/>
+        <w:pStyle w:val="Textkrper"/>
       </w:pPr>
       <w:r>
         <w:t xml:space="preserve">URI:</w:t>
@@ -15127,7 +15127,7 @@
     <w:bookmarkStart w:id="155" w:name="permissible-values-2"/>
     <w:p>
       <w:pPr>
-        <w:pStyle w:val="Heading3"/>
+        <w:pStyle w:val="berschrift3"/>
       </w:pPr>
       <w:r>
         <w:t xml:space="preserve">Permissible Values</w:t>
@@ -16676,7 +16676,7 @@
     <w:bookmarkStart w:id="163" w:name="mitgliedschaften-memberships"/>
     <w:p>
       <w:pPr>
-        <w:pStyle w:val="Heading1"/>
+        <w:pStyle w:val="berschrift1"/>
       </w:pPr>
       <w:r>
         <w:t xml:space="preserve">Mitgliedschaften (Memberships)</w:t>
@@ -16685,7 +16685,7 @@
     <w:bookmarkStart w:id="158" w:name="einführung-und-zielsetzung-2"/>
     <w:p>
       <w:pPr>
-        <w:pStyle w:val="Heading2"/>
+        <w:pStyle w:val="berschrift2"/>
       </w:pPr>
       <w:r>
         <w:t xml:space="preserve">Einführung und Zielsetzung</w:t>
@@ -16701,7 +16701,7 @@
     </w:p>
     <w:p>
       <w:pPr>
-        <w:pStyle w:val="BodyText"/>
+        <w:pStyle w:val="Textkrper"/>
       </w:pPr>
       <w:r>
         <w:rPr>
@@ -16810,7 +16810,7 @@
     <w:bookmarkStart w:id="159" w:name="anwendungsszenarien"/>
     <w:p>
       <w:pPr>
-        <w:pStyle w:val="Heading2"/>
+        <w:pStyle w:val="berschrift2"/>
       </w:pPr>
       <w:r>
         <w:t xml:space="preserve">Anwendungsszenarien</w:t>
@@ -16961,7 +16961,7 @@
     <w:bookmarkStart w:id="162" w:name="class-membership"/>
     <w:p>
       <w:pPr>
-        <w:pStyle w:val="Heading2"/>
+        <w:pStyle w:val="berschrift2"/>
       </w:pPr>
       <w:r>
         <w:t xml:space="preserve">Class: Membership</w:t>
@@ -16981,7 +16981,7 @@
     </w:p>
     <w:p>
       <w:pPr>
-        <w:pStyle w:val="BodyText"/>
+        <w:pStyle w:val="Textkrper"/>
       </w:pPr>
       <w:r>
         <w:t xml:space="preserve">__</w:t>
@@ -16990,7 +16990,7 @@
     <w:bookmarkStart w:id="160" w:name="attribute-10"/>
     <w:p>
       <w:pPr>
-        <w:pStyle w:val="Heading3"/>
+        <w:pStyle w:val="berschrift3"/>
       </w:pPr>
       <w:r>
         <w:t xml:space="preserve">Attribute</w:t>
@@ -17956,7 +17956,7 @@
     <w:bookmarkStart w:id="161" w:name="usages-10"/>
     <w:p>
       <w:pPr>
-        <w:pStyle w:val="Heading3"/>
+        <w:pStyle w:val="berschrift3"/>
       </w:pPr>
       <w:r>
         <w:t xml:space="preserve">Usages</w:t>
@@ -18105,7 +18105,7 @@
     <w:bookmarkStart w:id="228" w:name="interessenbindungen-interest-links"/>
     <w:p>
       <w:pPr>
-        <w:pStyle w:val="Heading1"/>
+        <w:pStyle w:val="berschrift1"/>
       </w:pPr>
       <w:r>
         <w:t xml:space="preserve">Interessenbindungen (Interest Links)</w:t>
@@ -18114,7 +18114,7 @@
     <w:bookmarkStart w:id="165" w:name="einführung-und-zielsetzung-3"/>
     <w:p>
       <w:pPr>
-        <w:pStyle w:val="Heading2"/>
+        <w:pStyle w:val="berschrift2"/>
       </w:pPr>
       <w:r>
         <w:t xml:space="preserve">Einführung und Zielsetzung</w:t>
@@ -18144,7 +18144,7 @@
     </w:p>
     <w:p>
       <w:pPr>
-        <w:pStyle w:val="BodyText"/>
+        <w:pStyle w:val="Textkrper"/>
       </w:pPr>
       <w:r>
         <w:rPr>
@@ -18234,7 +18234,7 @@
     <w:bookmarkStart w:id="180" w:name="class-interestlink"/>
     <w:p>
       <w:pPr>
-        <w:pStyle w:val="Heading2"/>
+        <w:pStyle w:val="berschrift2"/>
       </w:pPr>
       <w:r>
         <w:t xml:space="preserve">Class: InterestLink</w:t>
@@ -18254,7 +18254,7 @@
     </w:p>
     <w:p>
       <w:pPr>
-        <w:pStyle w:val="BodyText"/>
+        <w:pStyle w:val="Textkrper"/>
       </w:pPr>
       <w:r>
         <w:t xml:space="preserve">__</w:t>
@@ -18263,7 +18263,7 @@
     <w:bookmarkStart w:id="166" w:name="attribute-11"/>
     <w:p>
       <w:pPr>
-        <w:pStyle w:val="Heading3"/>
+        <w:pStyle w:val="berschrift3"/>
       </w:pPr>
       <w:r>
         <w:t xml:space="preserve">Attribute</w:t>
@@ -19485,7 +19485,7 @@
     <w:bookmarkStart w:id="167" w:name="usages-11"/>
     <w:p>
       <w:pPr>
-        <w:pStyle w:val="Heading3"/>
+        <w:pStyle w:val="berschrift3"/>
       </w:pPr>
       <w:r>
         <w:t xml:space="preserve">Usages</w:t>
@@ -19692,7 +19692,7 @@
     <w:bookmarkStart w:id="179" w:name="examples-3"/>
     <w:p>
       <w:pPr>
-        <w:pStyle w:val="Heading3"/>
+        <w:pStyle w:val="berschrift3"/>
       </w:pPr>
       <w:r>
         <w:t xml:space="preserve">Examples</w:t>
@@ -19701,7 +19701,7 @@
     <w:bookmarkStart w:id="168" w:name="X0845bcf2a073d7a8ccfb4c034304d565538985a"/>
     <w:p>
       <w:pPr>
-        <w:pStyle w:val="Heading4"/>
+        <w:pStyle w:val="berschrift4"/>
       </w:pPr>
       <w:r>
         <w:t xml:space="preserve">Example: InterestLink-interest_links_il_burkart_001</w:t>
@@ -19968,7 +19968,7 @@
     <w:bookmarkStart w:id="169" w:name="X5f7b77374213da9d26faf724a6a780fad8e679d"/>
     <w:p>
       <w:pPr>
-        <w:pStyle w:val="Heading4"/>
+        <w:pStyle w:val="berschrift4"/>
       </w:pPr>
       <w:r>
         <w:t xml:space="preserve">Example: InterestLink-interest_links_il_burkart_007</w:t>
@@ -20235,7 +20235,7 @@
     <w:bookmarkStart w:id="170" w:name="Xa40f2fb9d29f8ea37e0f78fc21991870728b003"/>
     <w:p>
       <w:pPr>
-        <w:pStyle w:val="Heading4"/>
+        <w:pStyle w:val="berschrift4"/>
       </w:pPr>
       <w:r>
         <w:t xml:space="preserve">Example: InterestLink-interest_links_il_burkart_011</w:t>
@@ -20496,7 +20496,7 @@
     <w:bookmarkStart w:id="171" w:name="X39e75180c6c6f9734709a21e630d94d5297fa76"/>
     <w:p>
       <w:pPr>
-        <w:pStyle w:val="Heading4"/>
+        <w:pStyle w:val="berschrift4"/>
       </w:pPr>
       <w:r>
         <w:t xml:space="preserve">Example: InterestLink-interest_links_il_burkart_010</w:t>
@@ -20757,7 +20757,7 @@
     <w:bookmarkStart w:id="172" w:name="Xd76396af613a0ff7158ed59e2240f0adc6f7ee2"/>
     <w:p>
       <w:pPr>
-        <w:pStyle w:val="Heading4"/>
+        <w:pStyle w:val="berschrift4"/>
       </w:pPr>
       <w:r>
         <w:t xml:space="preserve">Example: InterestLink-interest_links_il_burkart_002</w:t>
@@ -21024,7 +21024,7 @@
     <w:bookmarkStart w:id="173" w:name="X7d29cc7ff52120bdd45011480f3e6dc610515f2"/>
     <w:p>
       <w:pPr>
-        <w:pStyle w:val="Heading4"/>
+        <w:pStyle w:val="berschrift4"/>
       </w:pPr>
       <w:r>
         <w:t xml:space="preserve">Example: InterestLink-interest_links_il_burkart_004</w:t>
@@ -21291,7 +21291,7 @@
     <w:bookmarkStart w:id="174" w:name="Xded36388b4a9b51fcb584ff8dfc8b0a0bff45fd"/>
     <w:p>
       <w:pPr>
-        <w:pStyle w:val="Heading4"/>
+        <w:pStyle w:val="berschrift4"/>
       </w:pPr>
       <w:r>
         <w:t xml:space="preserve">Example: InterestLink-interest_links_il_burkart_003</w:t>
@@ -21558,7 +21558,7 @@
     <w:bookmarkStart w:id="175" w:name="X67a57fa17931c1870747e25cf16d5ce99900d38"/>
     <w:p>
       <w:pPr>
-        <w:pStyle w:val="Heading4"/>
+        <w:pStyle w:val="berschrift4"/>
       </w:pPr>
       <w:r>
         <w:t xml:space="preserve">Example: InterestLink-interest_links_il_burkart_006</w:t>
@@ -21819,7 +21819,7 @@
     <w:bookmarkStart w:id="176" w:name="Xc0dc9173d5ec4cfe64b497c9e47d80eb9698f95"/>
     <w:p>
       <w:pPr>
-        <w:pStyle w:val="Heading4"/>
+        <w:pStyle w:val="berschrift4"/>
       </w:pPr>
       <w:r>
         <w:t xml:space="preserve">Example: InterestLink-interest_links_il_burkart_008</w:t>
@@ -22086,7 +22086,7 @@
     <w:bookmarkStart w:id="177" w:name="Xada6c64672c2c5d2dde948a9b1776690af4c26f"/>
     <w:p>
       <w:pPr>
-        <w:pStyle w:val="Heading4"/>
+        <w:pStyle w:val="berschrift4"/>
       </w:pPr>
       <w:r>
         <w:t xml:space="preserve">Example: InterestLink-interest_links_il_burkart_009</w:t>
@@ -22347,7 +22347,7 @@
     <w:bookmarkStart w:id="178" w:name="Xb0713a3079c98b470c31c6d0a87571ecc4271ab"/>
     <w:p>
       <w:pPr>
-        <w:pStyle w:val="Heading4"/>
+        <w:pStyle w:val="berschrift4"/>
       </w:pPr>
       <w:r>
         <w:t xml:space="preserve">Example: InterestLink-interest_links_il_burkart_005</w:t>
@@ -22610,7 +22610,7 @@
     <w:bookmarkStart w:id="186" w:name="enum-interesttypeenum"/>
     <w:p>
       <w:pPr>
-        <w:pStyle w:val="Heading2"/>
+        <w:pStyle w:val="berschrift2"/>
       </w:pPr>
       <w:r>
         <w:t xml:space="preserve">Enum: InterestTypeEnum</w:t>
@@ -22630,7 +22630,7 @@
     </w:p>
     <w:p>
       <w:pPr>
-        <w:pStyle w:val="BodyText"/>
+        <w:pStyle w:val="Textkrper"/>
       </w:pPr>
       <w:r>
         <w:t xml:space="preserve">__</w:t>
@@ -22638,7 +22638,7 @@
     </w:p>
     <w:p>
       <w:pPr>
-        <w:pStyle w:val="BodyText"/>
+        <w:pStyle w:val="Textkrper"/>
       </w:pPr>
       <w:r>
         <w:t xml:space="preserve">URI:</w:t>
@@ -22658,7 +22658,7 @@
     <w:bookmarkStart w:id="185" w:name="permissible-values-3"/>
     <w:p>
       <w:pPr>
-        <w:pStyle w:val="Heading3"/>
+        <w:pStyle w:val="berschrift3"/>
       </w:pPr>
       <w:r>
         <w:t xml:space="preserve">Permissible Values</w:t>
@@ -22923,7 +22923,7 @@
     <w:bookmarkStart w:id="227" w:name="enum-legalformenum"/>
     <w:p>
       <w:pPr>
-        <w:pStyle w:val="Heading2"/>
+        <w:pStyle w:val="berschrift2"/>
       </w:pPr>
       <w:r>
         <w:t xml:space="preserve">Enum: LegalFormEnum</w:t>
@@ -22943,7 +22943,7 @@
     </w:p>
     <w:p>
       <w:pPr>
-        <w:pStyle w:val="BodyText"/>
+        <w:pStyle w:val="Textkrper"/>
       </w:pPr>
       <w:r>
         <w:t xml:space="preserve">__</w:t>
@@ -22951,7 +22951,7 @@
     </w:p>
     <w:p>
       <w:pPr>
-        <w:pStyle w:val="BodyText"/>
+        <w:pStyle w:val="Textkrper"/>
       </w:pPr>
       <w:r>
         <w:t xml:space="preserve">URI:</w:t>
@@ -22971,7 +22971,7 @@
     <w:bookmarkStart w:id="226" w:name="permissible-values-4"/>
     <w:p>
       <w:pPr>
-        <w:pStyle w:val="Heading3"/>
+        <w:pStyle w:val="berschrift3"/>
       </w:pPr>
       <w:r>
         <w:t xml:space="preserve">Permissible Values</w:t>
@@ -25043,7 +25043,7 @@
     <w:bookmarkStart w:id="249" w:name="geteilte-elemente"/>
     <w:p>
       <w:pPr>
-        <w:pStyle w:val="Heading1"/>
+        <w:pStyle w:val="berschrift1"/>
       </w:pPr>
       <w:r>
         <w:t xml:space="preserve">Geteilte Elemente</w:t>
@@ -25052,7 +25052,7 @@
     <w:bookmarkStart w:id="229" w:name="reference-classes"/>
     <w:p>
       <w:pPr>
-        <w:pStyle w:val="Heading2"/>
+        <w:pStyle w:val="berschrift2"/>
       </w:pPr>
       <w:r>
         <w:t xml:space="preserve">Reference Classes</w:t>
@@ -25124,7 +25124,7 @@
     </w:p>
     <w:p>
       <w:pPr>
-        <w:pStyle w:val="BodyText"/>
+        <w:pStyle w:val="Textkrper"/>
       </w:pPr>
       <w:r>
         <w:t xml:space="preserve">Ein Beispiel: Eine Motion verweist auf die Person, die sie eingereicht hat. Zusätzlich zum Link auf die vollständige Personen-Entität speichert die Motion lokal Informationen wie die politische Partei oder die Rolle der Person</w:t>
@@ -25145,7 +25145,7 @@
     </w:p>
     <w:p>
       <w:pPr>
-        <w:pStyle w:val="BodyText"/>
+        <w:pStyle w:val="Textkrper"/>
       </w:pPr>
       <w:r>
         <w:t xml:space="preserve">Dies dient drei Zwecken:</w:t>
@@ -25215,7 +25215,7 @@
     <w:bookmarkStart w:id="232" w:name="class-personreference"/>
     <w:p>
       <w:pPr>
-        <w:pStyle w:val="Heading2"/>
+        <w:pStyle w:val="berschrift2"/>
       </w:pPr>
       <w:r>
         <w:t xml:space="preserve">Class: PersonReference</w:t>
@@ -25235,7 +25235,7 @@
     </w:p>
     <w:p>
       <w:pPr>
-        <w:pStyle w:val="BodyText"/>
+        <w:pStyle w:val="Textkrper"/>
       </w:pPr>
       <w:r>
         <w:t xml:space="preserve">__</w:t>
@@ -25244,7 +25244,7 @@
     <w:bookmarkStart w:id="230" w:name="attribute-12"/>
     <w:p>
       <w:pPr>
-        <w:pStyle w:val="Heading3"/>
+        <w:pStyle w:val="berschrift3"/>
       </w:pPr>
       <w:r>
         <w:t xml:space="preserve">Attribute</w:t>
@@ -25683,7 +25683,7 @@
     <w:bookmarkStart w:id="231" w:name="usages-12"/>
     <w:p>
       <w:pPr>
-        <w:pStyle w:val="Heading3"/>
+        <w:pStyle w:val="berschrift3"/>
       </w:pPr>
       <w:r>
         <w:t xml:space="preserve">Usages</w:t>
@@ -25891,7 +25891,7 @@
     <w:bookmarkStart w:id="235" w:name="class-groupreference"/>
     <w:p>
       <w:pPr>
-        <w:pStyle w:val="Heading2"/>
+        <w:pStyle w:val="berschrift2"/>
       </w:pPr>
       <w:r>
         <w:t xml:space="preserve">Class: GroupReference</w:t>
@@ -25911,7 +25911,7 @@
     </w:p>
     <w:p>
       <w:pPr>
-        <w:pStyle w:val="BodyText"/>
+        <w:pStyle w:val="Textkrper"/>
       </w:pPr>
       <w:r>
         <w:t xml:space="preserve">__</w:t>
@@ -25920,7 +25920,7 @@
     <w:bookmarkStart w:id="233" w:name="attribute-13"/>
     <w:p>
       <w:pPr>
-        <w:pStyle w:val="Heading3"/>
+        <w:pStyle w:val="berschrift3"/>
       </w:pPr>
       <w:r>
         <w:t xml:space="preserve">Attribute</w:t>
@@ -26295,7 +26295,7 @@
     <w:bookmarkStart w:id="234" w:name="usages-13"/>
     <w:p>
       <w:pPr>
-        <w:pStyle w:val="Heading3"/>
+        <w:pStyle w:val="berschrift3"/>
       </w:pPr>
       <w:r>
         <w:t xml:space="preserve">Usages</w:t>
@@ -26438,7 +26438,7 @@
     <w:bookmarkStart w:id="236" w:name="mehrfach-benutzte-klassen"/>
     <w:p>
       <w:pPr>
-        <w:pStyle w:val="Heading2"/>
+        <w:pStyle w:val="berschrift2"/>
       </w:pPr>
       <w:r>
         <w:t xml:space="preserve">Mehrfach benutzte Klassen</w:t>
@@ -26448,7 +26448,7 @@
     <w:bookmarkStart w:id="242" w:name="class-address"/>
     <w:p>
       <w:pPr>
-        <w:pStyle w:val="Heading2"/>
+        <w:pStyle w:val="berschrift2"/>
       </w:pPr>
       <w:r>
         <w:t xml:space="preserve">Class: Address</w:t>
@@ -26468,7 +26468,7 @@
     </w:p>
     <w:p>
       <w:pPr>
-        <w:pStyle w:val="BodyText"/>
+        <w:pStyle w:val="Textkrper"/>
       </w:pPr>
       <w:r>
         <w:t xml:space="preserve">__</w:t>
@@ -26477,7 +26477,7 @@
     <w:bookmarkStart w:id="237" w:name="attribute-14"/>
     <w:p>
       <w:pPr>
-        <w:pStyle w:val="Heading3"/>
+        <w:pStyle w:val="berschrift3"/>
       </w:pPr>
       <w:r>
         <w:t xml:space="preserve">Attribute</w:t>
@@ -26801,7 +26801,7 @@
     <w:bookmarkStart w:id="238" w:name="usages-14"/>
     <w:p>
       <w:pPr>
-        <w:pStyle w:val="Heading3"/>
+        <w:pStyle w:val="berschrift3"/>
       </w:pPr>
       <w:r>
         <w:t xml:space="preserve">Usages</w:t>
@@ -27008,7 +27008,7 @@
     <w:bookmarkStart w:id="241" w:name="examples-4"/>
     <w:p>
       <w:pPr>
-        <w:pStyle w:val="Heading3"/>
+        <w:pStyle w:val="berschrift3"/>
       </w:pPr>
       <w:r>
         <w:t xml:space="preserve">Examples</w:t>
@@ -27017,7 +27017,7 @@
     <w:bookmarkStart w:id="239" w:name="Xd748080ec29d7e076d5f53e253dd70503397fff"/>
     <w:p>
       <w:pPr>
-        <w:pStyle w:val="Heading4"/>
+        <w:pStyle w:val="berschrift4"/>
       </w:pPr>
       <w:r>
         <w:t xml:space="preserve">Example: Address-douglas_adams_Douglas_Adams_1</w:t>
@@ -27119,7 +27119,7 @@
     <w:bookmarkStart w:id="240" w:name="X74f12154cf05479416e73aca78ab1633c571f16"/>
     <w:p>
       <w:pPr>
-        <w:pStyle w:val="Heading4"/>
+        <w:pStyle w:val="berschrift4"/>
       </w:pPr>
       <w:r>
         <w:t xml:space="preserve">Example: Address-swiss_politicians_Beat_Jans_1</w:t>
@@ -27175,7 +27175,7 @@
     <w:bookmarkStart w:id="245" w:name="enum-addresstypeenum"/>
     <w:p>
       <w:pPr>
-        <w:pStyle w:val="Heading2"/>
+        <w:pStyle w:val="berschrift2"/>
       </w:pPr>
       <w:r>
         <w:t xml:space="preserve">Enum: AddressTypeEnum</w:t>
@@ -27195,7 +27195,7 @@
     </w:p>
     <w:p>
       <w:pPr>
-        <w:pStyle w:val="BodyText"/>
+        <w:pStyle w:val="Textkrper"/>
       </w:pPr>
       <w:r>
         <w:t xml:space="preserve">__</w:t>
@@ -27203,7 +27203,7 @@
     </w:p>
     <w:p>
       <w:pPr>
-        <w:pStyle w:val="BodyText"/>
+        <w:pStyle w:val="Textkrper"/>
       </w:pPr>
       <w:r>
         <w:t xml:space="preserve">URI:</w:t>
@@ -27223,7 +27223,7 @@
     <w:bookmarkStart w:id="244" w:name="permissible-values-5"/>
     <w:p>
       <w:pPr>
-        <w:pStyle w:val="Heading3"/>
+        <w:pStyle w:val="berschrift3"/>
       </w:pPr>
       <w:r>
         <w:t xml:space="preserve">Permissible Values</w:t>
@@ -27461,7 +27461,7 @@
     <w:bookmarkStart w:id="248" w:name="class-contact"/>
     <w:p>
       <w:pPr>
-        <w:pStyle w:val="Heading2"/>
+        <w:pStyle w:val="berschrift2"/>
       </w:pPr>
       <w:r>
         <w:t xml:space="preserve">Class: Contact</w:t>
@@ -27481,7 +27481,7 @@
     </w:p>
     <w:p>
       <w:pPr>
-        <w:pStyle w:val="BodyText"/>
+        <w:pStyle w:val="Textkrper"/>
       </w:pPr>
       <w:r>
         <w:t xml:space="preserve">__</w:t>
@@ -27490,7 +27490,7 @@
     <w:bookmarkStart w:id="246" w:name="attribute-15"/>
     <w:p>
       <w:pPr>
-        <w:pStyle w:val="Heading3"/>
+        <w:pStyle w:val="berschrift3"/>
       </w:pPr>
       <w:r>
         <w:t xml:space="preserve">Attribute</w:t>
@@ -27658,7 +27658,7 @@
     <w:bookmarkStart w:id="247" w:name="usages-15"/>
     <w:p>
       <w:pPr>
-        <w:pStyle w:val="Heading3"/>
+        <w:pStyle w:val="berschrift3"/>
       </w:pPr>
       <w:r>
         <w:t xml:space="preserve">Usages</w:t>
@@ -27887,7 +27887,7 @@
 <w:ftr xmlns:wpc="http://schemas.microsoft.com/office/word/2010/wordprocessingCanvas" xmlns:cx="http://schemas.microsoft.com/office/drawing/2014/chartex" xmlns:cx1="http://schemas.microsoft.com/office/drawing/2015/9/8/chartex" xmlns:cx2="http://schemas.microsoft.com/office/drawing/2015/10/21/chartex" xmlns:cx3="http://schemas.microsoft.com/office/drawing/2016/5/9/chartex" xmlns:cx4="http://schemas.microsoft.com/office/drawing/2016/5/10/chartex" xmlns:cx5="http://schemas.microsoft.com/office/drawing/2016/5/11/chartex" xmlns:cx6="http://schemas.microsoft.com/office/drawing/2016/5/12/chartex" xmlns:cx7="http://schemas.microsoft.com/office/drawing/2016/5/13/chartex" xmlns:cx8="http://schemas.microsoft.com/office/drawing/2016/5/14/chartex" xmlns:mc="http://schemas.openxmlformats.org/markup-compatibility/2006" xmlns:aink="http://schemas.microsoft.com/office/drawing/2016/ink" xmlns:am3d="http://schemas.microsoft.com/office/drawing/2017/model3d" xmlns:o="urn:schemas-microsoft-com:office:office" xmlns:oel="http://schemas.microsoft.com/office/2019/extlst" xmlns:r="http://schemas.openxmlformats.org/officeDocument/2006/relationships" xmlns:m="http://schemas.openxmlformats.org/officeDocument/2006/math" xmlns:v="urn:schemas-microsoft-com:vml" xmlns:wp14="http://schemas.microsoft.com/office/word/2010/wordprocessingDrawing" xmlns:wp="http://schemas.openxmlformats.org/drawingml/2006/wordprocessingDrawing" xmlns:w10="urn:schemas-microsoft-com:office:word" xmlns:w="http://schemas.openxmlformats.org/wordprocessingml/2006/main" xmlns:w14="http://schemas.microsoft.com/office/word/2010/wordml" xmlns:w15="http://schemas.microsoft.com/office/word/2012/wordml" xmlns:w16cex="http://schemas.microsoft.com/office/word/2018/wordml/cex" xmlns:w16cid="http://schemas.microsoft.com/office/word/2016/wordml/cid" xmlns:w16="http://schemas.microsoft.com/office/word/2018/wordml" xmlns:w16du="http://schemas.microsoft.com/office/word/2023/wordml/word16du" xmlns:w16sdtdh="http://schemas.microsoft.com/office/word/2020/wordml/sdtdatahash" xmlns:w16sdtfl="http://schemas.microsoft.com/office/word/2024/wordml/sdtformatlock" xmlns:w16se="http://schemas.microsoft.com/office/word/2015/wordml/symex" xmlns:wpg="http://schemas.microsoft.com/office/word/2010/wordprocessingGroup" xmlns:wpi="http://schemas.microsoft.com/office/word/2010/wordprocessingInk" xmlns:wne="http://schemas.microsoft.com/office/word/2006/wordml" xmlns:wps="http://schemas.microsoft.com/office/word/2010/wordprocessingShape" mc:Ignorable="w14 w15 w16se w16cid w16 w16cex w16sdtdh w16sdtfl w16du wp14">
   <w:p>
     <w:pPr>
-      <w:pStyle w:val="Footer"/>
+      <w:pStyle w:val="Fuzeile"/>
       <w:pBdr>
         <w:top w:val="single" w:sz="4" w:space="1" w:color="auto"/>
       </w:pBdr>
@@ -27970,7 +27970,7 @@
   </w:p>
   <w:p>
     <w:pPr>
-      <w:pStyle w:val="Footer"/>
+      <w:pStyle w:val="Fuzeile"/>
       <w:pBdr>
         <w:top w:val="single" w:sz="4" w:space="1" w:color="auto"/>
       </w:pBdr>
@@ -27984,7 +27984,7 @@
   </w:p>
   <w:p>
     <w:pPr>
-      <w:pStyle w:val="Footer"/>
+      <w:pStyle w:val="Fuzeile"/>
       <w:pBdr>
         <w:top w:val="single" w:sz="4" w:space="1" w:color="auto"/>
       </w:pBdr>
@@ -28115,7 +28115,7 @@
   <w:sdt>
     <w:sdtPr>
       <w:rPr>
-        <w:rStyle w:val="PageNumber"/>
+        <w:rStyle w:val="Seitenzahl"/>
       </w:rPr>
       <w:id w:val="1160812002"/>
       <w:docPartObj>
@@ -28126,27 +28126,27 @@
     <w:sdtContent>
       <w:p>
         <w:pPr>
-          <w:pStyle w:val="Header"/>
+          <w:pStyle w:val="Kopfzeile"/>
           <w:framePr w:wrap="none" w:vAnchor="text" w:hAnchor="margin" w:xAlign="right" w:y="1"/>
           <w:rPr>
-            <w:rStyle w:val="PageNumber"/>
+            <w:rStyle w:val="Seitenzahl"/>
           </w:rPr>
         </w:pPr>
         <w:r>
           <w:rPr>
-            <w:rStyle w:val="PageNumber"/>
+            <w:rStyle w:val="Seitenzahl"/>
           </w:rPr>
           <w:fldChar w:fldCharType="begin"/>
         </w:r>
         <w:r>
           <w:rPr>
-            <w:rStyle w:val="PageNumber"/>
+            <w:rStyle w:val="Seitenzahl"/>
           </w:rPr>
           <w:instrText xml:space="preserve"> PAGE </w:instrText>
         </w:r>
         <w:r>
           <w:rPr>
-            <w:rStyle w:val="PageNumber"/>
+            <w:rStyle w:val="Seitenzahl"/>
           </w:rPr>
           <w:fldChar w:fldCharType="end"/>
         </w:r>
@@ -28155,7 +28155,7 @@
   </w:sdt>
   <w:p>
     <w:pPr>
-      <w:pStyle w:val="Header"/>
+      <w:pStyle w:val="Kopfzeile"/>
       <w:ind w:right="360"/>
     </w:pPr>
   </w:p>
@@ -28166,22 +28166,22 @@
 <w:hdr xmlns:wpc="http://schemas.microsoft.com/office/word/2010/wordprocessingCanvas" xmlns:cx="http://schemas.microsoft.com/office/drawing/2014/chartex" xmlns:cx1="http://schemas.microsoft.com/office/drawing/2015/9/8/chartex" xmlns:cx2="http://schemas.microsoft.com/office/drawing/2015/10/21/chartex" xmlns:cx3="http://schemas.microsoft.com/office/drawing/2016/5/9/chartex" xmlns:cx4="http://schemas.microsoft.com/office/drawing/2016/5/10/chartex" xmlns:cx5="http://schemas.microsoft.com/office/drawing/2016/5/11/chartex" xmlns:cx6="http://schemas.microsoft.com/office/drawing/2016/5/12/chartex" xmlns:cx7="http://schemas.microsoft.com/office/drawing/2016/5/13/chartex" xmlns:cx8="http://schemas.microsoft.com/office/drawing/2016/5/14/chartex" xmlns:mc="http://schemas.openxmlformats.org/markup-compatibility/2006" xmlns:aink="http://schemas.microsoft.com/office/drawing/2016/ink" xmlns:am3d="http://schemas.microsoft.com/office/drawing/2017/model3d" xmlns:o="urn:schemas-microsoft-com:office:office" xmlns:oel="http://schemas.microsoft.com/office/2019/extlst" xmlns:r="http://schemas.openxmlformats.org/officeDocument/2006/relationships" xmlns:m="http://schemas.openxmlformats.org/officeDocument/2006/math" xmlns:v="urn:schemas-microsoft-com:vml" xmlns:wp14="http://schemas.microsoft.com/office/word/2010/wordprocessingDrawing" xmlns:wp="http://schemas.openxmlformats.org/drawingml/2006/wordprocessingDrawing" xmlns:w10="urn:schemas-microsoft-com:office:word" xmlns:w="http://schemas.openxmlformats.org/wordprocessingml/2006/main" xmlns:w14="http://schemas.microsoft.com/office/word/2010/wordml" xmlns:w15="http://schemas.microsoft.com/office/word/2012/wordml" xmlns:w16cex="http://schemas.microsoft.com/office/word/2018/wordml/cex" xmlns:w16cid="http://schemas.microsoft.com/office/word/2016/wordml/cid" xmlns:w16="http://schemas.microsoft.com/office/word/2018/wordml" xmlns:w16du="http://schemas.microsoft.com/office/word/2023/wordml/word16du" xmlns:w16sdtdh="http://schemas.microsoft.com/office/word/2020/wordml/sdtdatahash" xmlns:w16sdtfl="http://schemas.microsoft.com/office/word/2024/wordml/sdtformatlock" xmlns:w16se="http://schemas.microsoft.com/office/word/2015/wordml/symex" xmlns:wpg="http://schemas.microsoft.com/office/word/2010/wordprocessingGroup" xmlns:wpi="http://schemas.microsoft.com/office/word/2010/wordprocessingInk" xmlns:wne="http://schemas.microsoft.com/office/word/2006/wordml" xmlns:wps="http://schemas.microsoft.com/office/word/2010/wordprocessingShape" mc:Ignorable="w14 w15 w16se w16cid w16 w16cex w16sdtdh w16sdtfl w16du wp14">
   <w:p>
     <w:pPr>
-      <w:pStyle w:val="Header"/>
+      <w:pStyle w:val="Kopfzeile"/>
       <w:framePr w:wrap="none" w:vAnchor="text" w:hAnchor="page" w:x="9401" w:y="181"/>
       <w:rPr>
-        <w:rStyle w:val="PageNumber"/>
+        <w:rStyle w:val="Seitenzahl"/>
       </w:rPr>
     </w:pPr>
     <w:r>
       <w:rPr>
-        <w:rStyle w:val="PageNumber"/>
+        <w:rStyle w:val="Seitenzahl"/>
       </w:rPr>
       <w:t xml:space="preserve">Page </w:t>
     </w:r>
     <w:sdt>
       <w:sdtPr>
         <w:rPr>
-          <w:rStyle w:val="PageNumber"/>
+          <w:rStyle w:val="Seitenzahl"/>
         </w:rPr>
         <w:id w:val="-1031415055"/>
         <w:docPartObj>
@@ -28192,81 +28192,81 @@
       <w:sdtContent>
         <w:r>
           <w:rPr>
-            <w:rStyle w:val="PageNumber"/>
+            <w:rStyle w:val="Seitenzahl"/>
           </w:rPr>
           <w:fldChar w:fldCharType="begin"/>
         </w:r>
         <w:r>
           <w:rPr>
-            <w:rStyle w:val="PageNumber"/>
+            <w:rStyle w:val="Seitenzahl"/>
           </w:rPr>
           <w:instrText xml:space="preserve"> PAGE </w:instrText>
         </w:r>
         <w:r>
           <w:rPr>
-            <w:rStyle w:val="PageNumber"/>
+            <w:rStyle w:val="Seitenzahl"/>
           </w:rPr>
           <w:fldChar w:fldCharType="separate"/>
         </w:r>
         <w:r>
           <w:rPr>
-            <w:rStyle w:val="PageNumber"/>
+            <w:rStyle w:val="Seitenzahl"/>
             <w:noProof/>
           </w:rPr>
           <w:t>1</w:t>
         </w:r>
         <w:r>
           <w:rPr>
-            <w:rStyle w:val="PageNumber"/>
+            <w:rStyle w:val="Seitenzahl"/>
           </w:rPr>
           <w:fldChar w:fldCharType="end"/>
         </w:r>
         <w:r>
           <w:rPr>
-            <w:rStyle w:val="PageNumber"/>
+            <w:rStyle w:val="Seitenzahl"/>
           </w:rPr>
           <w:t xml:space="preserve"> of</w:t>
         </w:r>
         <w:r>
           <w:rPr>
-            <w:rStyle w:val="PageNumber"/>
+            <w:rStyle w:val="Seitenzahl"/>
           </w:rPr>
           <w:t xml:space="preserve"> </w:t>
         </w:r>
         <w:r>
           <w:rPr>
-            <w:rStyle w:val="PageNumber"/>
+            <w:rStyle w:val="Seitenzahl"/>
           </w:rPr>
           <w:fldChar w:fldCharType="begin"/>
         </w:r>
         <w:r>
           <w:rPr>
-            <w:rStyle w:val="PageNumber"/>
+            <w:rStyle w:val="Seitenzahl"/>
           </w:rPr>
           <w:instrText xml:space="preserve"> NUMPAGES  \* MERGEFORMAT </w:instrText>
         </w:r>
         <w:r>
           <w:rPr>
-            <w:rStyle w:val="PageNumber"/>
+            <w:rStyle w:val="Seitenzahl"/>
           </w:rPr>
           <w:fldChar w:fldCharType="separate"/>
         </w:r>
         <w:r>
           <w:rPr>
-            <w:rStyle w:val="PageNumber"/>
+            <w:rStyle w:val="Seitenzahl"/>
             <w:noProof/>
           </w:rPr>
           <w:t>1</w:t>
         </w:r>
         <w:r>
           <w:rPr>
-            <w:rStyle w:val="PageNumber"/>
+            <w:rStyle w:val="Seitenzahl"/>
           </w:rPr>
           <w:fldChar w:fldCharType="end"/>
         </w:r>
         <w:r>
           <w:rPr>
-            <w:rStyle w:val="PageNumber"/>
+            <w:rStyle w:val="Seitenzahl"/>
           </w:rPr>
           <w:t xml:space="preserve"> </w:t>
         </w:r>
@@ -28275,7 +28275,7 @@
   </w:p>
   <w:p>
     <w:pPr>
-      <w:pStyle w:val="Header"/>
+      <w:pStyle w:val="Kopfzeile"/>
       <w:pBdr>
         <w:bottom w:val="single" w:sz="4" w:space="1" w:color="auto"/>
       </w:pBdr>
@@ -28355,7 +28355,7 @@
   </w:p>
   <w:p>
     <w:pPr>
-      <w:pStyle w:val="Header"/>
+      <w:pStyle w:val="Kopfzeile"/>
       <w:pBdr>
         <w:bottom w:val="single" w:sz="4" w:space="1" w:color="auto"/>
       </w:pBdr>
@@ -28487,7 +28487,7 @@
     <w:lvl w:ilvl="0">
       <w:start w:val="1"/>
       <w:numFmt w:val="decimal"/>
-      <w:pStyle w:val="Heading1"/>
+      <w:pStyle w:val="berschrift1"/>
       <w:lvlText w:val="%1"/>
       <w:lvlJc w:val="left"/>
       <w:pPr>
@@ -28497,7 +28497,7 @@
     <w:lvl w:ilvl="1">
       <w:start w:val="1"/>
       <w:numFmt w:val="decimal"/>
-      <w:pStyle w:val="Heading2"/>
+      <w:pStyle w:val="berschrift2"/>
       <w:lvlText w:val="%1.%2"/>
       <w:lvlJc w:val="left"/>
       <w:pPr>
@@ -28507,7 +28507,7 @@
     <w:lvl w:ilvl="2">
       <w:start w:val="1"/>
       <w:numFmt w:val="decimal"/>
-      <w:pStyle w:val="Heading3"/>
+      <w:pStyle w:val="berschrift3"/>
       <w:lvlText w:val="%1.%2.%3"/>
       <w:lvlJc w:val="left"/>
       <w:pPr>
@@ -28517,7 +28517,7 @@
     <w:lvl w:ilvl="3">
       <w:start w:val="1"/>
       <w:numFmt w:val="decimal"/>
-      <w:pStyle w:val="Heading4"/>
+      <w:pStyle w:val="berschrift4"/>
       <w:lvlText w:val="%1.%2.%3.%4"/>
       <w:lvlJc w:val="left"/>
       <w:pPr>
@@ -28527,7 +28527,7 @@
     <w:lvl w:ilvl="4">
       <w:start w:val="1"/>
       <w:numFmt w:val="decimal"/>
-      <w:pStyle w:val="Heading5"/>
+      <w:pStyle w:val="berschrift5"/>
       <w:lvlText w:val="%1.%2.%3.%4.%5"/>
       <w:lvlJc w:val="left"/>
       <w:pPr>
@@ -28537,7 +28537,7 @@
     <w:lvl w:ilvl="5">
       <w:start w:val="1"/>
       <w:numFmt w:val="decimal"/>
-      <w:pStyle w:val="Heading6"/>
+      <w:pStyle w:val="berschrift6"/>
       <w:lvlText w:val="%1.%2.%3.%4.%5.%6"/>
       <w:lvlJc w:val="left"/>
       <w:pPr>
@@ -28547,7 +28547,7 @@
     <w:lvl w:ilvl="6">
       <w:start w:val="1"/>
       <w:numFmt w:val="decimal"/>
-      <w:pStyle w:val="Heading7"/>
+      <w:pStyle w:val="berschrift7"/>
       <w:lvlText w:val="%1.%2.%3.%4.%5.%6.%7"/>
       <w:lvlJc w:val="left"/>
       <w:pPr>
@@ -28557,7 +28557,7 @@
     <w:lvl w:ilvl="7">
       <w:start w:val="1"/>
       <w:numFmt w:val="decimal"/>
-      <w:pStyle w:val="Heading8"/>
+      <w:pStyle w:val="berschrift8"/>
       <w:lvlText w:val="%1.%2.%3.%4.%5.%6.%7.%8"/>
       <w:lvlJc w:val="left"/>
       <w:pPr>
@@ -28567,7 +28567,7 @@
     <w:lvl w:ilvl="8">
       <w:start w:val="1"/>
       <w:numFmt w:val="decimal"/>
-      <w:pStyle w:val="Heading9"/>
+      <w:pStyle w:val="berschrift9"/>
       <w:lvlText w:val="%1.%2.%3.%4.%5.%6.%7.%8.%9"/>
       <w:lvlJc w:val="left"/>
       <w:pPr>
@@ -29604,16 +29604,16 @@
     <w:lsdException w:name="Unresolved Mention" w:semiHidden="1" w:uiPriority="99" w:unhideWhenUsed="1"/>
     <w:lsdException w:name="Smart Link" w:semiHidden="1" w:uiPriority="99" w:unhideWhenUsed="1"/>
   </w:latentStyles>
-  <w:style w:default="1" w:styleId="Normal" w:type="paragraph">
+  <w:style w:default="1" w:styleId="Standard" w:type="paragraph">
     <w:name w:val="Normal"/>
     <w:qFormat/>
   </w:style>
-  <w:style w:styleId="Heading1" w:type="paragraph">
+  <w:style w:styleId="berschrift1" w:type="paragraph">
     <w:name w:val="heading 1"/>
     <w:aliases w:val="1 Überschrift"/>
-    <w:basedOn w:val="Normal"/>
-    <w:next w:val="BodyText"/>
-    <w:link w:val="Heading1Char"/>
+    <w:basedOn w:val="Standard"/>
+    <w:next w:val="Textkrper"/>
+    <w:link w:val="berschrift1Zchn"/>
     <w:qFormat/>
     <w:rsid w:val="002F2292"/>
     <w:pPr>
@@ -29633,11 +29633,11 @@
       <w:szCs w:val="40"/>
     </w:rPr>
   </w:style>
-  <w:style w:styleId="Heading2" w:type="paragraph">
+  <w:style w:styleId="berschrift2" w:type="paragraph">
     <w:name w:val="heading 2"/>
-    <w:basedOn w:val="Normal"/>
-    <w:next w:val="BodyText"/>
-    <w:link w:val="Heading2Char"/>
+    <w:basedOn w:val="Standard"/>
+    <w:next w:val="Textkrper"/>
+    <w:link w:val="berschrift2Zchn"/>
     <w:uiPriority w:val="9"/>
     <w:unhideWhenUsed/>
     <w:qFormat/>
@@ -29659,11 +29659,11 @@
       <w:szCs w:val="32"/>
     </w:rPr>
   </w:style>
-  <w:style w:styleId="Heading3" w:type="paragraph">
+  <w:style w:styleId="berschrift3" w:type="paragraph">
     <w:name w:val="heading 3"/>
-    <w:basedOn w:val="Normal"/>
-    <w:next w:val="BodyText"/>
-    <w:link w:val="Heading3Char"/>
+    <w:basedOn w:val="Standard"/>
+    <w:next w:val="Textkrper"/>
+    <w:link w:val="berschrift3Zchn"/>
     <w:uiPriority w:val="9"/>
     <w:unhideWhenUsed/>
     <w:qFormat/>
@@ -29686,11 +29686,11 @@
       <w:szCs w:val="28"/>
     </w:rPr>
   </w:style>
-  <w:style w:styleId="Heading4" w:type="paragraph">
+  <w:style w:styleId="berschrift4" w:type="paragraph">
     <w:name w:val="heading 4"/>
-    <w:basedOn w:val="Normal"/>
-    <w:next w:val="BodyText"/>
-    <w:link w:val="Heading4Char"/>
+    <w:basedOn w:val="Standard"/>
+    <w:next w:val="Textkrper"/>
+    <w:link w:val="berschrift4Zchn"/>
     <w:uiPriority w:val="9"/>
     <w:unhideWhenUsed/>
     <w:qFormat/>
@@ -29713,11 +29713,11 @@
       <w:sz w:val="22"/>
     </w:rPr>
   </w:style>
-  <w:style w:styleId="Heading5" w:type="paragraph">
+  <w:style w:styleId="berschrift5" w:type="paragraph">
     <w:name w:val="heading 5"/>
-    <w:basedOn w:val="Normal"/>
-    <w:next w:val="BodyText"/>
-    <w:link w:val="Heading5Char"/>
+    <w:basedOn w:val="Standard"/>
+    <w:next w:val="Textkrper"/>
+    <w:link w:val="berschrift5Zchn"/>
     <w:uiPriority w:val="9"/>
     <w:unhideWhenUsed/>
     <w:qFormat/>
@@ -29739,11 +29739,11 @@
       <w:sz w:val="22"/>
     </w:rPr>
   </w:style>
-  <w:style w:styleId="Heading6" w:type="paragraph">
+  <w:style w:styleId="berschrift6" w:type="paragraph">
     <w:name w:val="heading 6"/>
-    <w:basedOn w:val="Normal"/>
-    <w:next w:val="BodyText"/>
-    <w:link w:val="Heading6Char"/>
+    <w:basedOn w:val="Standard"/>
+    <w:next w:val="Textkrper"/>
+    <w:link w:val="berschrift6Zchn"/>
     <w:uiPriority w:val="9"/>
     <w:semiHidden/>
     <w:unhideWhenUsed/>
@@ -29766,11 +29766,11 @@
       <w:color w:themeColor="text1" w:themeTint="A6" w:val="595959"/>
     </w:rPr>
   </w:style>
-  <w:style w:styleId="Heading7" w:type="paragraph">
+  <w:style w:styleId="berschrift7" w:type="paragraph">
     <w:name w:val="heading 7"/>
-    <w:basedOn w:val="Normal"/>
-    <w:next w:val="BodyText"/>
-    <w:link w:val="Heading7Char"/>
+    <w:basedOn w:val="Standard"/>
+    <w:next w:val="Textkrper"/>
+    <w:link w:val="berschrift7Zchn"/>
     <w:uiPriority w:val="9"/>
     <w:semiHidden/>
     <w:unhideWhenUsed/>
@@ -29791,11 +29791,11 @@
       <w:color w:themeColor="text1" w:themeTint="A6" w:val="595959"/>
     </w:rPr>
   </w:style>
-  <w:style w:styleId="Heading8" w:type="paragraph">
+  <w:style w:styleId="berschrift8" w:type="paragraph">
     <w:name w:val="heading 8"/>
-    <w:basedOn w:val="Normal"/>
-    <w:next w:val="BodyText"/>
-    <w:link w:val="Heading8Char"/>
+    <w:basedOn w:val="Standard"/>
+    <w:next w:val="Textkrper"/>
+    <w:link w:val="berschrift8Zchn"/>
     <w:uiPriority w:val="9"/>
     <w:semiHidden/>
     <w:unhideWhenUsed/>
@@ -29818,11 +29818,11 @@
       <w:color w:themeColor="text1" w:themeTint="D8" w:val="272727"/>
     </w:rPr>
   </w:style>
-  <w:style w:styleId="Heading9" w:type="paragraph">
+  <w:style w:styleId="berschrift9" w:type="paragraph">
     <w:name w:val="heading 9"/>
-    <w:basedOn w:val="Normal"/>
-    <w:next w:val="BodyText"/>
-    <w:link w:val="Heading9Char"/>
+    <w:basedOn w:val="Standard"/>
+    <w:next w:val="Textkrper"/>
+    <w:link w:val="berschrift9Zchn"/>
     <w:uiPriority w:val="9"/>
     <w:semiHidden/>
     <w:unhideWhenUsed/>
@@ -29843,13 +29843,13 @@
       <w:color w:themeColor="text1" w:themeTint="D8" w:val="272727"/>
     </w:rPr>
   </w:style>
-  <w:style w:default="1" w:styleId="DefaultParagraphFont" w:type="character">
+  <w:style w:default="1" w:styleId="Absatz-Standardschriftart" w:type="character">
     <w:name w:val="Default Paragraph Font"/>
     <w:uiPriority w:val="1"/>
     <w:semiHidden/>
     <w:unhideWhenUsed/>
   </w:style>
-  <w:style w:default="1" w:styleId="TableNormal" w:type="table">
+  <w:style w:default="1" w:styleId="NormaleTabelle" w:type="table">
     <w:name w:val="Normal Table"/>
     <w:uiPriority w:val="99"/>
     <w:semiHidden/>
@@ -29864,15 +29864,15 @@
       </w:tblCellMar>
     </w:tblPr>
   </w:style>
-  <w:style w:default="1" w:styleId="NoList" w:type="numbering">
+  <w:style w:default="1" w:styleId="KeineListe" w:type="numbering">
     <w:name w:val="No List"/>
     <w:uiPriority w:val="99"/>
     <w:semiHidden/>
     <w:unhideWhenUsed/>
   </w:style>
-  <w:style w:styleId="BodyText" w:type="paragraph">
+  <w:style w:styleId="Textkrper" w:type="paragraph">
     <w:name w:val="Body Text"/>
-    <w:basedOn w:val="Normal"/>
+    <w:basedOn w:val="Standard"/>
     <w:qFormat/>
     <w:rsid w:val="00D556DA"/>
     <w:pPr>
@@ -29884,8 +29884,8 @@
   </w:style>
   <w:style w:customStyle="1" w:styleId="FirstParagraph" w:type="paragraph">
     <w:name w:val="First Paragraph"/>
-    <w:basedOn w:val="BodyText"/>
-    <w:next w:val="BodyText"/>
+    <w:basedOn w:val="Textkrper"/>
+    <w:next w:val="Textkrper"/>
     <w:qFormat/>
     <w:rsid w:val="00D556DA"/>
     <w:rPr>
@@ -29904,11 +29904,11 @@
       <w:sz w:val="22"/>
     </w:rPr>
   </w:style>
-  <w:style w:styleId="Title" w:type="paragraph">
+  <w:style w:styleId="Titel" w:type="paragraph">
     <w:name w:val="Title"/>
-    <w:basedOn w:val="Normal"/>
-    <w:next w:val="BodyText"/>
-    <w:link w:val="TitleChar"/>
+    <w:basedOn w:val="Standard"/>
+    <w:next w:val="Textkrper"/>
+    <w:link w:val="TitelZchn"/>
     <w:qFormat/>
     <w:rsid w:val="005E675A"/>
     <w:pPr>
@@ -29924,10 +29924,10 @@
       <w:lang w:val="de"/>
     </w:rPr>
   </w:style>
-  <w:style w:customStyle="1" w:styleId="TitleChar" w:type="character">
-    <w:name w:val="Title Char"/>
-    <w:basedOn w:val="DefaultParagraphFont"/>
-    <w:link w:val="Title"/>
+  <w:style w:customStyle="1" w:styleId="TitelZchn" w:type="character">
+    <w:name w:val="Titel Zchn"/>
+    <w:basedOn w:val="Absatz-Standardschriftart"/>
+    <w:link w:val="Titel"/>
     <w:rsid w:val="005E675A"/>
     <w:rPr>
       <w:rFonts w:ascii="Arial" w:cs="Times New Roman" w:eastAsia="Times New Roman" w:hAnsi="Arial"/>
@@ -29938,11 +29938,11 @@
       <w:lang w:val="de"/>
     </w:rPr>
   </w:style>
-  <w:style w:styleId="Subtitle" w:type="paragraph">
+  <w:style w:styleId="Untertitel" w:type="paragraph">
     <w:name w:val="Subtitle"/>
-    <w:basedOn w:val="Title"/>
-    <w:next w:val="BodyText"/>
-    <w:link w:val="SubtitleChar"/>
+    <w:basedOn w:val="Titel"/>
+    <w:next w:val="Textkrper"/>
+    <w:link w:val="UntertitelZchn"/>
     <w:uiPriority w:val="11"/>
     <w:qFormat/>
     <w:rsid w:val="00A10FD9"/>
@@ -29957,10 +29957,10 @@
       <w:szCs w:val="28"/>
     </w:rPr>
   </w:style>
-  <w:style w:customStyle="1" w:styleId="SubtitleChar" w:type="character">
-    <w:name w:val="Subtitle Char"/>
-    <w:basedOn w:val="DefaultParagraphFont"/>
-    <w:link w:val="Subtitle"/>
+  <w:style w:customStyle="1" w:styleId="UntertitelZchn" w:type="character">
+    <w:name w:val="Untertitel Zchn"/>
+    <w:basedOn w:val="Absatz-Standardschriftart"/>
+    <w:link w:val="Untertitel"/>
     <w:uiPriority w:val="11"/>
     <w:rsid w:val="00A10FD9"/>
     <w:rPr>
@@ -29973,8 +29973,8 @@
   </w:style>
   <w:style w:customStyle="1" w:styleId="Author" w:type="paragraph">
     <w:name w:val="Author"/>
-    <w:basedOn w:val="Title"/>
-    <w:next w:val="BodyText"/>
+    <w:basedOn w:val="Titel"/>
+    <w:next w:val="Textkrper"/>
     <w:qFormat/>
     <w:pPr>
       <w:keepNext/>
@@ -29985,10 +29985,10 @@
       <w:szCs w:val="24"/>
     </w:rPr>
   </w:style>
-  <w:style w:styleId="Date" w:type="paragraph">
+  <w:style w:styleId="Datum" w:type="paragraph">
     <w:name w:val="Date"/>
-    <w:basedOn w:val="Title"/>
-    <w:next w:val="BodyText"/>
+    <w:basedOn w:val="Titel"/>
+    <w:next w:val="Textkrper"/>
     <w:qFormat/>
     <w:pPr>
       <w:keepNext/>
@@ -30001,7 +30001,7 @@
   </w:style>
   <w:style w:customStyle="1" w:styleId="AbstractTitle" w:type="paragraph">
     <w:name w:val="Abstract Title"/>
-    <w:basedOn w:val="Normal"/>
+    <w:basedOn w:val="Standard"/>
     <w:next w:val="Abstract"/>
     <w:qFormat/>
     <w:pPr>
@@ -30018,8 +30018,8 @@
   </w:style>
   <w:style w:customStyle="1" w:styleId="Abstract" w:type="paragraph">
     <w:name w:val="Abstract"/>
-    <w:basedOn w:val="Normal"/>
-    <w:next w:val="BodyText"/>
+    <w:basedOn w:val="Standard"/>
+    <w:next w:val="Textkrper"/>
     <w:qFormat/>
     <w:pPr>
       <w:keepNext/>
@@ -30031,16 +30031,16 @@
       <w:szCs w:val="20"/>
     </w:rPr>
   </w:style>
-  <w:style w:styleId="Bibliography" w:type="paragraph">
+  <w:style w:styleId="Literaturverzeichnis" w:type="paragraph">
     <w:name w:val="Bibliography"/>
-    <w:basedOn w:val="Normal"/>
+    <w:basedOn w:val="Standard"/>
     <w:qFormat/>
   </w:style>
-  <w:style w:customStyle="1" w:styleId="Heading1Char" w:type="character">
-    <w:name w:val="Heading 1 Char"/>
-    <w:aliases w:val="1 Überschrift Char"/>
-    <w:basedOn w:val="DefaultParagraphFont"/>
-    <w:link w:val="Heading1"/>
+  <w:style w:customStyle="1" w:styleId="berschrift1Zchn" w:type="character">
+    <w:name w:val="Überschrift 1 Zchn"/>
+    <w:aliases w:val="1 Überschrift Zchn"/>
+    <w:basedOn w:val="Absatz-Standardschriftart"/>
+    <w:link w:val="berschrift1"/>
     <w:rsid w:val="00126EC2"/>
     <w:rPr>
       <w:rFonts w:ascii="Arial" w:cstheme="majorBidi" w:eastAsiaTheme="majorEastAsia" w:hAnsi="Arial"/>
@@ -30050,10 +30050,10 @@
       <w:szCs w:val="40"/>
     </w:rPr>
   </w:style>
-  <w:style w:customStyle="1" w:styleId="Heading2Char" w:type="character">
-    <w:name w:val="Heading 2 Char"/>
-    <w:basedOn w:val="DefaultParagraphFont"/>
-    <w:link w:val="Heading2"/>
+  <w:style w:customStyle="1" w:styleId="berschrift2Zchn" w:type="character">
+    <w:name w:val="Überschrift 2 Zchn"/>
+    <w:basedOn w:val="Absatz-Standardschriftart"/>
+    <w:link w:val="berschrift2"/>
     <w:uiPriority w:val="9"/>
     <w:rsid w:val="002F2292"/>
     <w:rPr>
@@ -30063,10 +30063,10 @@
       <w:szCs w:val="32"/>
     </w:rPr>
   </w:style>
-  <w:style w:customStyle="1" w:styleId="Heading3Char" w:type="character">
-    <w:name w:val="Heading 3 Char"/>
-    <w:basedOn w:val="DefaultParagraphFont"/>
-    <w:link w:val="Heading3"/>
+  <w:style w:customStyle="1" w:styleId="berschrift3Zchn" w:type="character">
+    <w:name w:val="Überschrift 3 Zchn"/>
+    <w:basedOn w:val="Absatz-Standardschriftart"/>
+    <w:link w:val="berschrift3"/>
     <w:uiPriority w:val="9"/>
     <w:rsid w:val="002F2292"/>
     <w:rPr>
@@ -30077,10 +30077,10 @@
       <w:szCs w:val="28"/>
     </w:rPr>
   </w:style>
-  <w:style w:customStyle="1" w:styleId="Heading4Char" w:type="character">
-    <w:name w:val="Heading 4 Char"/>
-    <w:basedOn w:val="DefaultParagraphFont"/>
-    <w:link w:val="Heading4"/>
+  <w:style w:customStyle="1" w:styleId="berschrift4Zchn" w:type="character">
+    <w:name w:val="Überschrift 4 Zchn"/>
+    <w:basedOn w:val="Absatz-Standardschriftart"/>
+    <w:link w:val="berschrift4"/>
     <w:uiPriority w:val="9"/>
     <w:rsid w:val="002F2292"/>
     <w:rPr>
@@ -30091,10 +30091,10 @@
       <w:sz w:val="22"/>
     </w:rPr>
   </w:style>
-  <w:style w:customStyle="1" w:styleId="Heading5Char" w:type="character">
-    <w:name w:val="Heading 5 Char"/>
-    <w:basedOn w:val="DefaultParagraphFont"/>
-    <w:link w:val="Heading5"/>
+  <w:style w:customStyle="1" w:styleId="berschrift5Zchn" w:type="character">
+    <w:name w:val="Überschrift 5 Zchn"/>
+    <w:basedOn w:val="Absatz-Standardschriftart"/>
+    <w:link w:val="berschrift5"/>
     <w:uiPriority w:val="9"/>
     <w:rsid w:val="002F2292"/>
     <w:rPr>
@@ -30104,10 +30104,10 @@
       <w:sz w:val="22"/>
     </w:rPr>
   </w:style>
-  <w:style w:customStyle="1" w:styleId="Heading6Char" w:type="character">
-    <w:name w:val="Heading 6 Char"/>
-    <w:basedOn w:val="DefaultParagraphFont"/>
-    <w:link w:val="Heading6"/>
+  <w:style w:customStyle="1" w:styleId="berschrift6Zchn" w:type="character">
+    <w:name w:val="Überschrift 6 Zchn"/>
+    <w:basedOn w:val="Absatz-Standardschriftart"/>
+    <w:link w:val="berschrift6"/>
     <w:uiPriority w:val="9"/>
     <w:semiHidden/>
     <w:rsid w:val="00A10FD9"/>
@@ -30118,10 +30118,10 @@
       <w:color w:themeColor="text1" w:themeTint="A6" w:val="595959"/>
     </w:rPr>
   </w:style>
-  <w:style w:customStyle="1" w:styleId="Heading7Char" w:type="character">
-    <w:name w:val="Heading 7 Char"/>
-    <w:basedOn w:val="DefaultParagraphFont"/>
-    <w:link w:val="Heading7"/>
+  <w:style w:customStyle="1" w:styleId="berschrift7Zchn" w:type="character">
+    <w:name w:val="Überschrift 7 Zchn"/>
+    <w:basedOn w:val="Absatz-Standardschriftart"/>
+    <w:link w:val="berschrift7"/>
     <w:uiPriority w:val="9"/>
     <w:semiHidden/>
     <w:rsid w:val="00A10FD9"/>
@@ -30130,10 +30130,10 @@
       <w:color w:themeColor="text1" w:themeTint="A6" w:val="595959"/>
     </w:rPr>
   </w:style>
-  <w:style w:customStyle="1" w:styleId="Heading8Char" w:type="character">
-    <w:name w:val="Heading 8 Char"/>
-    <w:basedOn w:val="DefaultParagraphFont"/>
-    <w:link w:val="Heading8"/>
+  <w:style w:customStyle="1" w:styleId="berschrift8Zchn" w:type="character">
+    <w:name w:val="Überschrift 8 Zchn"/>
+    <w:basedOn w:val="Absatz-Standardschriftart"/>
+    <w:link w:val="berschrift8"/>
     <w:uiPriority w:val="9"/>
     <w:semiHidden/>
     <w:rsid w:val="00A10FD9"/>
@@ -30144,10 +30144,10 @@
       <w:color w:themeColor="text1" w:themeTint="D8" w:val="272727"/>
     </w:rPr>
   </w:style>
-  <w:style w:customStyle="1" w:styleId="Heading9Char" w:type="character">
-    <w:name w:val="Heading 9 Char"/>
-    <w:basedOn w:val="DefaultParagraphFont"/>
-    <w:link w:val="Heading9"/>
+  <w:style w:customStyle="1" w:styleId="berschrift9Zchn" w:type="character">
+    <w:name w:val="Überschrift 9 Zchn"/>
+    <w:basedOn w:val="Absatz-Standardschriftart"/>
+    <w:link w:val="berschrift9"/>
     <w:uiPriority w:val="9"/>
     <w:semiHidden/>
     <w:rsid w:val="00A10FD9"/>
@@ -30156,10 +30156,10 @@
       <w:color w:themeColor="text1" w:themeTint="D8" w:val="272727"/>
     </w:rPr>
   </w:style>
-  <w:style w:styleId="BlockText" w:type="paragraph">
+  <w:style w:styleId="Blocktext" w:type="paragraph">
     <w:name w:val="Block Text"/>
-    <w:basedOn w:val="BodyText"/>
-    <w:next w:val="BodyText"/>
+    <w:basedOn w:val="Textkrper"/>
+    <w:next w:val="Textkrper"/>
     <w:uiPriority w:val="9"/>
     <w:unhideWhenUsed/>
     <w:qFormat/>
@@ -30168,17 +30168,17 @@
       <w:ind w:left="480" w:right="480"/>
     </w:pPr>
   </w:style>
-  <w:style w:styleId="FootnoteText" w:type="paragraph">
+  <w:style w:styleId="Funotentext" w:type="paragraph">
     <w:name w:val="footnote text"/>
-    <w:basedOn w:val="Normal"/>
+    <w:basedOn w:val="Standard"/>
     <w:uiPriority w:val="9"/>
     <w:unhideWhenUsed/>
     <w:qFormat/>
   </w:style>
   <w:style w:customStyle="1" w:styleId="FootnoteBlockText" w:type="paragraph">
     <w:name w:val="Footnote Block Text"/>
-    <w:basedOn w:val="FootnoteText"/>
-    <w:next w:val="FootnoteText"/>
+    <w:basedOn w:val="Funotentext"/>
+    <w:next w:val="Funotentext"/>
     <w:uiPriority w:val="9"/>
     <w:unhideWhenUsed/>
     <w:qFormat/>
@@ -30218,7 +30218,7 @@
   </w:style>
   <w:style w:customStyle="1" w:styleId="DefinitionTerm" w:type="paragraph">
     <w:name w:val="Definition Term"/>
-    <w:basedOn w:val="Normal"/>
+    <w:basedOn w:val="Standard"/>
     <w:next w:val="Definition"/>
     <w:pPr>
       <w:keepNext/>
@@ -30231,12 +30231,12 @@
   </w:style>
   <w:style w:customStyle="1" w:styleId="Definition" w:type="paragraph">
     <w:name w:val="Definition"/>
-    <w:basedOn w:val="Normal"/>
+    <w:basedOn w:val="Standard"/>
   </w:style>
-  <w:style w:styleId="Caption" w:type="paragraph">
+  <w:style w:styleId="Beschriftung" w:type="paragraph">
     <w:name w:val="caption"/>
-    <w:basedOn w:val="Normal"/>
-    <w:link w:val="CaptionChar"/>
+    <w:basedOn w:val="Standard"/>
+    <w:link w:val="BeschriftungZchn"/>
     <w:pPr>
       <w:spacing w:after="120"/>
     </w:pPr>
@@ -30246,18 +30246,18 @@
   </w:style>
   <w:style w:customStyle="1" w:styleId="TableCaption" w:type="paragraph">
     <w:name w:val="Table Caption"/>
-    <w:basedOn w:val="Caption"/>
+    <w:basedOn w:val="Beschriftung"/>
     <w:pPr>
       <w:keepNext/>
     </w:pPr>
   </w:style>
   <w:style w:customStyle="1" w:styleId="ImageCaption" w:type="paragraph">
     <w:name w:val="Image Caption"/>
-    <w:basedOn w:val="Caption"/>
+    <w:basedOn w:val="Beschriftung"/>
   </w:style>
   <w:style w:customStyle="1" w:styleId="Figure" w:type="paragraph">
     <w:name w:val="Figure"/>
-    <w:basedOn w:val="Normal"/>
+    <w:basedOn w:val="Standard"/>
   </w:style>
   <w:style w:customStyle="1" w:styleId="CaptionedFigure" w:type="paragraph">
     <w:name w:val="Captioned Figure"/>
@@ -30266,14 +30266,14 @@
       <w:keepNext/>
     </w:pPr>
   </w:style>
-  <w:style w:customStyle="1" w:styleId="CaptionChar" w:type="character">
-    <w:name w:val="Caption Char"/>
-    <w:basedOn w:val="DefaultParagraphFont"/>
-    <w:link w:val="Caption"/>
+  <w:style w:customStyle="1" w:styleId="BeschriftungZchn" w:type="character">
+    <w:name w:val="Beschriftung Zchn"/>
+    <w:basedOn w:val="Absatz-Standardschriftart"/>
+    <w:link w:val="Beschriftung"/>
   </w:style>
   <w:style w:customStyle="1" w:styleId="VerbatimChar" w:type="character">
     <w:name w:val="Verbatim Char"/>
-    <w:basedOn w:val="CaptionChar"/>
+    <w:basedOn w:val="BeschriftungZchn"/>
     <w:rPr>
       <w:rFonts w:ascii="Consolas" w:hAnsi="Consolas"/>
       <w:sz w:val="22"/>
@@ -30281,11 +30281,11 @@
   </w:style>
   <w:style w:customStyle="1" w:styleId="SectionNumber" w:type="character">
     <w:name w:val="Section Number"/>
-    <w:basedOn w:val="CaptionChar"/>
+    <w:basedOn w:val="BeschriftungZchn"/>
   </w:style>
-  <w:style w:styleId="FootnoteReference" w:type="character">
+  <w:style w:styleId="Funotenzeichen" w:type="character">
     <w:name w:val="footnote reference"/>
-    <w:basedOn w:val="CaptionChar"/>
+    <w:basedOn w:val="BeschriftungZchn"/>
     <w:rPr>
       <w:vertAlign w:val="superscript"/>
     </w:rPr>
@@ -30293,17 +30293,17 @@
   <w:style w:styleId="Hyperlink" w:type="character">
     <w:name w:val="Hyperlink"/>
     <w:aliases w:val="eCH Hyperlink"/>
-    <w:basedOn w:val="CaptionChar"/>
+    <w:basedOn w:val="BeschriftungZchn"/>
     <w:uiPriority w:val="99"/>
     <w:qFormat/>
     <w:rPr>
       <w:color w:themeColor="accent1" w:val="156082"/>
     </w:rPr>
   </w:style>
-  <w:style w:styleId="TOCHeading" w:type="paragraph">
+  <w:style w:styleId="Inhaltsverzeichnisberschrift" w:type="paragraph">
     <w:name w:val="TOC Heading"/>
-    <w:basedOn w:val="Heading1"/>
-    <w:next w:val="BodyText"/>
+    <w:basedOn w:val="berschrift1"/>
+    <w:next w:val="Textkrper"/>
     <w:uiPriority w:val="39"/>
     <w:unhideWhenUsed/>
     <w:qFormat/>
@@ -30312,10 +30312,10 @@
       <w:outlineLvl w:val="9"/>
     </w:pPr>
   </w:style>
-  <w:style w:styleId="Header" w:type="paragraph">
+  <w:style w:styleId="Kopfzeile" w:type="paragraph">
     <w:name w:val="header"/>
-    <w:basedOn w:val="Normal"/>
-    <w:link w:val="HeaderChar"/>
+    <w:basedOn w:val="Standard"/>
+    <w:link w:val="KopfzeileZchn"/>
     <w:rsid w:val="000438EA"/>
     <w:pPr>
       <w:tabs>
@@ -30325,16 +30325,16 @@
       <w:spacing w:after="0"/>
     </w:pPr>
   </w:style>
-  <w:style w:customStyle="1" w:styleId="HeaderChar" w:type="character">
-    <w:name w:val="Header Char"/>
-    <w:basedOn w:val="DefaultParagraphFont"/>
-    <w:link w:val="Header"/>
+  <w:style w:customStyle="1" w:styleId="KopfzeileZchn" w:type="character">
+    <w:name w:val="Kopfzeile Zchn"/>
+    <w:basedOn w:val="Absatz-Standardschriftart"/>
+    <w:link w:val="Kopfzeile"/>
     <w:rsid w:val="000438EA"/>
   </w:style>
-  <w:style w:styleId="Footer" w:type="paragraph">
+  <w:style w:styleId="Fuzeile" w:type="paragraph">
     <w:name w:val="footer"/>
-    <w:basedOn w:val="Normal"/>
-    <w:link w:val="FooterChar"/>
+    <w:basedOn w:val="Standard"/>
+    <w:link w:val="FuzeileZchn"/>
     <w:rsid w:val="000438EA"/>
     <w:pPr>
       <w:tabs>
@@ -30344,29 +30344,29 @@
       <w:spacing w:after="0"/>
     </w:pPr>
   </w:style>
-  <w:style w:customStyle="1" w:styleId="FooterChar" w:type="character">
-    <w:name w:val="Footer Char"/>
-    <w:basedOn w:val="DefaultParagraphFont"/>
-    <w:link w:val="Footer"/>
+  <w:style w:customStyle="1" w:styleId="FuzeileZchn" w:type="character">
+    <w:name w:val="Fußzeile Zchn"/>
+    <w:basedOn w:val="Absatz-Standardschriftart"/>
+    <w:link w:val="Fuzeile"/>
     <w:rsid w:val="000438EA"/>
   </w:style>
-  <w:style w:styleId="PageNumber" w:type="character">
+  <w:style w:styleId="Seitenzahl" w:type="character">
     <w:name w:val="page number"/>
-    <w:basedOn w:val="DefaultParagraphFont"/>
+    <w:basedOn w:val="Absatz-Standardschriftart"/>
     <w:rsid w:val="009B0C77"/>
   </w:style>
-  <w:style w:styleId="FollowedHyperlink" w:type="character">
+  <w:style w:styleId="BesuchterLink" w:type="character">
     <w:name w:val="FollowedHyperlink"/>
-    <w:basedOn w:val="DefaultParagraphFont"/>
+    <w:basedOn w:val="Absatz-Standardschriftart"/>
     <w:rsid w:val="00026C26"/>
     <w:rPr>
       <w:color w:themeColor="followedHyperlink" w:val="96607D"/>
       <w:u w:val="single"/>
     </w:rPr>
   </w:style>
-  <w:style w:styleId="UnresolvedMention" w:type="character">
+  <w:style w:styleId="NichtaufgelsteErwhnung" w:type="character">
     <w:name w:val="Unresolved Mention"/>
-    <w:basedOn w:val="DefaultParagraphFont"/>
+    <w:basedOn w:val="Absatz-Standardschriftart"/>
     <w:uiPriority w:val="99"/>
     <w:semiHidden/>
     <w:unhideWhenUsed/>

--- a/ech-0294_actors/output/ech-0294_actors.docx
+++ b/ech-0294_actors/output/ech-0294_actors.docx
@@ -1349,7 +1349,7 @@
     <w:bookmarkEnd w:id="28"/>
     <w:bookmarkEnd w:id="29"/>
     <w:bookmarkEnd w:id="30"/>
-    <w:bookmarkStart w:id="124" w:name="person"/>
+    <w:bookmarkStart w:id="127" w:name="person"/>
     <w:p>
       <w:pPr>
         <w:pStyle w:val="berschrift1"/>
@@ -8436,13 +8436,13 @@
     </w:tbl>
     <w:bookmarkEnd w:id="62"/>
     <w:bookmarkEnd w:id="63"/>
-    <w:bookmarkStart w:id="69" w:name="class-occupation"/>
+    <w:bookmarkStart w:id="66" w:name="enum-gendercodeenum"/>
     <w:p>
       <w:pPr>
         <w:pStyle w:val="berschrift2"/>
       </w:pPr>
       <w:r>
-        <w:t xml:space="preserve">Class: Occupation</w:t>
+        <w:t xml:space="preserve">Enum: GenderCodeEnum</w:t>
       </w:r>
     </w:p>
     <w:p>
@@ -8454,7 +8454,36 @@
           <w:iCs/>
           <w:i/>
         </w:rPr>
-        <w:t xml:space="preserve">Occupation or profession of a person indicating a label, an ISCO-19 code, whether the position is paid, and temporal validity.</w:t>
+        <w:t xml:space="preserve">Gender codes for persons. If the gender is not known, no gender entry shall be added. The</w:t>
+      </w:r>
+      <w:r>
+        <w:rPr>
+          <w:iCs/>
+          <w:i/>
+        </w:rPr>
+        <w:t xml:space="preserve"> </w:t>
+      </w:r>
+      <w:r>
+        <w:rPr>
+          <w:rStyle w:val="VerbatimChar"/>
+          <w:iCs/>
+          <w:i/>
+        </w:rPr>
+        <w:t xml:space="preserve">diverse</w:t>
+      </w:r>
+      <w:r>
+        <w:rPr>
+          <w:iCs/>
+          <w:i/>
+        </w:rPr>
+        <w:t xml:space="preserve"> </w:t>
+      </w:r>
+      <w:r>
+        <w:rPr>
+          <w:iCs/>
+          <w:i/>
+        </w:rPr>
+        <w:t xml:space="preserve">code shall be used together with a label to provide further details about the self-identified gender.</w:t>
       </w:r>
     </w:p>
     <w:p>
@@ -8465,7 +8494,239 @@
         <w:t xml:space="preserve">__</w:t>
       </w:r>
     </w:p>
-    <w:bookmarkStart w:id="64" w:name="attribute-5"/>
+    <w:p>
+      <w:pPr>
+        <w:pStyle w:val="Textkrper"/>
+      </w:pPr>
+      <w:r>
+        <w:t xml:space="preserve">URI:</w:t>
+      </w:r>
+      <w:r>
+        <w:t xml:space="preserve"> </w:t>
+      </w:r>
+      <w:hyperlink r:id="rId64">
+        <w:r>
+          <w:rPr>
+            <w:rStyle w:val="Hyperlink"/>
+          </w:rPr>
+          <w:t xml:space="preserve">act:GenderCodeEnum</w:t>
+        </w:r>
+      </w:hyperlink>
+    </w:p>
+    <w:bookmarkStart w:id="65" w:name="permissible-values-1"/>
+    <w:p>
+      <w:pPr>
+        <w:pStyle w:val="berschrift3"/>
+      </w:pPr>
+      <w:r>
+        <w:t xml:space="preserve">Permissible Values</w:t>
+      </w:r>
+    </w:p>
+    <w:tbl>
+      <w:tblPr>
+        <w:tblStyle w:val="Table"/>
+        <w:tblW w:type="auto" w:w="0"/>
+        <w:tblLook w:firstRow="1" w:lastRow="0" w:firstColumn="0" w:lastColumn="0" w:noHBand="0" w:noVBand="0" w:val="0020"/>
+        <w:jc w:val="start"/>
+      </w:tblPr>
+      <w:tblGrid>
+        <w:gridCol w:w="3960"/>
+        <w:gridCol w:w="3960"/>
+      </w:tblGrid>
+      <w:tr>
+        <w:trPr>
+          <w:tblHeader w:val="true"/>
+        </w:trPr>
+        <w:tc>
+          <w:tcPr/>
+          <w:p>
+            <w:pPr>
+              <w:pStyle w:val="Compact"/>
+              <w:jc w:val="left"/>
+            </w:pPr>
+            <w:r>
+              <w:t xml:space="preserve">Value</w:t>
+            </w:r>
+          </w:p>
+        </w:tc>
+        <w:tc>
+          <w:tcPr/>
+          <w:p>
+            <w:pPr>
+              <w:pStyle w:val="Compact"/>
+              <w:jc w:val="left"/>
+            </w:pPr>
+            <w:r>
+              <w:t xml:space="preserve">Description</w:t>
+            </w:r>
+          </w:p>
+        </w:tc>
+      </w:tr>
+      <w:tr>
+        <w:tc>
+          <w:tcPr/>
+          <w:p>
+            <w:pPr>
+              <w:pStyle w:val="Compact"/>
+              <w:jc w:val="left"/>
+            </w:pPr>
+            <w:r>
+              <w:t xml:space="preserve">male</w:t>
+            </w:r>
+          </w:p>
+        </w:tc>
+        <w:tc>
+          <w:tcPr/>
+          <w:p>
+            <w:pPr>
+              <w:pStyle w:val="Compact"/>
+              <w:jc w:val="left"/>
+            </w:pPr>
+            <w:r>
+              <w:t xml:space="preserve">Male.</w:t>
+            </w:r>
+          </w:p>
+        </w:tc>
+      </w:tr>
+      <w:tr>
+        <w:tc>
+          <w:tcPr/>
+          <w:p>
+            <w:pPr>
+              <w:pStyle w:val="Compact"/>
+            </w:pPr>
+          </w:p>
+        </w:tc>
+        <w:tc>
+          <w:tcPr/>
+          <w:p>
+            <w:pPr>
+              <w:pStyle w:val="Compact"/>
+            </w:pPr>
+          </w:p>
+        </w:tc>
+      </w:tr>
+      <w:tr>
+        <w:tc>
+          <w:tcPr/>
+          <w:p>
+            <w:pPr>
+              <w:pStyle w:val="Compact"/>
+              <w:jc w:val="left"/>
+            </w:pPr>
+            <w:r>
+              <w:t xml:space="preserve">female</w:t>
+            </w:r>
+          </w:p>
+        </w:tc>
+        <w:tc>
+          <w:tcPr/>
+          <w:p>
+            <w:pPr>
+              <w:pStyle w:val="Compact"/>
+              <w:jc w:val="left"/>
+            </w:pPr>
+            <w:r>
+              <w:t xml:space="preserve">Female.</w:t>
+            </w:r>
+          </w:p>
+        </w:tc>
+      </w:tr>
+      <w:tr>
+        <w:tc>
+          <w:tcPr/>
+          <w:p>
+            <w:pPr>
+              <w:pStyle w:val="Compact"/>
+            </w:pPr>
+          </w:p>
+        </w:tc>
+        <w:tc>
+          <w:tcPr/>
+          <w:p>
+            <w:pPr>
+              <w:pStyle w:val="Compact"/>
+            </w:pPr>
+          </w:p>
+        </w:tc>
+      </w:tr>
+      <w:tr>
+        <w:tc>
+          <w:tcPr/>
+          <w:p>
+            <w:pPr>
+              <w:pStyle w:val="Compact"/>
+              <w:jc w:val="left"/>
+            </w:pPr>
+            <w:r>
+              <w:t xml:space="preserve">diverse</w:t>
+            </w:r>
+          </w:p>
+        </w:tc>
+        <w:tc>
+          <w:tcPr/>
+          <w:p>
+            <w:pPr>
+              <w:pStyle w:val="Compact"/>
+              <w:jc w:val="left"/>
+            </w:pPr>
+            <w:r>
+              <w:t xml:space="preserve">Diverse / non-binary.</w:t>
+            </w:r>
+          </w:p>
+        </w:tc>
+      </w:tr>
+      <w:tr>
+        <w:tc>
+          <w:tcPr/>
+          <w:p>
+            <w:pPr>
+              <w:pStyle w:val="Compact"/>
+            </w:pPr>
+          </w:p>
+        </w:tc>
+        <w:tc>
+          <w:tcPr/>
+          <w:p>
+            <w:pPr>
+              <w:pStyle w:val="Compact"/>
+            </w:pPr>
+          </w:p>
+        </w:tc>
+      </w:tr>
+    </w:tbl>
+    <w:bookmarkEnd w:id="65"/>
+    <w:bookmarkEnd w:id="66"/>
+    <w:bookmarkStart w:id="72" w:name="class-occupation"/>
+    <w:p>
+      <w:pPr>
+        <w:pStyle w:val="berschrift2"/>
+      </w:pPr>
+      <w:r>
+        <w:t xml:space="preserve">Class: Occupation</w:t>
+      </w:r>
+    </w:p>
+    <w:p>
+      <w:pPr>
+        <w:pStyle w:val="FirstParagraph"/>
+      </w:pPr>
+      <w:r>
+        <w:rPr>
+          <w:iCs/>
+          <w:i/>
+        </w:rPr>
+        <w:t xml:space="preserve">Occupation or profession of a person indicating a label, an ISCO-19 code, whether the position is paid, and temporal validity.</w:t>
+      </w:r>
+    </w:p>
+    <w:p>
+      <w:pPr>
+        <w:pStyle w:val="Textkrper"/>
+      </w:pPr>
+      <w:r>
+        <w:t xml:space="preserve">__</w:t>
+      </w:r>
+    </w:p>
+    <w:bookmarkStart w:id="67" w:name="attribute-5"/>
     <w:p>
       <w:pPr>
         <w:pStyle w:val="berschrift3"/>
@@ -8995,8 +9256,8 @@
         </w:tc>
       </w:tr>
     </w:tbl>
-    <w:bookmarkEnd w:id="64"/>
-    <w:bookmarkStart w:id="65" w:name="usages-5"/>
+    <w:bookmarkEnd w:id="67"/>
+    <w:bookmarkStart w:id="68" w:name="usages-5"/>
     <w:p>
       <w:pPr>
         <w:pStyle w:val="berschrift3"/>
@@ -9137,8 +9398,8 @@
         </w:tc>
       </w:tr>
     </w:tbl>
-    <w:bookmarkEnd w:id="65"/>
-    <w:bookmarkStart w:id="68" w:name="examples-1"/>
+    <w:bookmarkEnd w:id="68"/>
+    <w:bookmarkStart w:id="71" w:name="examples-1"/>
     <w:p>
       <w:pPr>
         <w:pStyle w:val="berschrift3"/>
@@ -9147,7 +9408,7 @@
         <w:t xml:space="preserve">Examples</w:t>
       </w:r>
     </w:p>
-    <w:bookmarkStart w:id="66" w:name="X16d2c12eea81281b1659fda489df0ce153c0343"/>
+    <w:bookmarkStart w:id="69" w:name="X16d2c12eea81281b1659fda489df0ce153c0343"/>
     <w:p>
       <w:pPr>
         <w:pStyle w:val="berschrift4"/>
@@ -9275,8 +9536,8 @@
         <w:t xml:space="preserve">true</w:t>
       </w:r>
     </w:p>
-    <w:bookmarkEnd w:id="66"/>
-    <w:bookmarkStart w:id="67" w:name="X149a3a9dc96627cf9f4ad2e63c8da8e6c150b25"/>
+    <w:bookmarkEnd w:id="69"/>
+    <w:bookmarkStart w:id="70" w:name="X149a3a9dc96627cf9f4ad2e63c8da8e6c150b25"/>
     <w:p>
       <w:pPr>
         <w:pStyle w:val="berschrift4"/>
@@ -9356,10 +9617,10 @@
         <w:t xml:space="preserve">true</w:t>
       </w:r>
     </w:p>
-    <w:bookmarkEnd w:id="67"/>
-    <w:bookmarkEnd w:id="68"/>
-    <w:bookmarkEnd w:id="69"/>
-    <w:bookmarkStart w:id="72" w:name="class-training"/>
+    <w:bookmarkEnd w:id="70"/>
+    <w:bookmarkEnd w:id="71"/>
+    <w:bookmarkEnd w:id="72"/>
+    <w:bookmarkStart w:id="75" w:name="class-training"/>
     <w:p>
       <w:pPr>
         <w:pStyle w:val="berschrift2"/>
@@ -9388,7 +9649,7 @@
         <w:t xml:space="preserve">__</w:t>
       </w:r>
     </w:p>
-    <w:bookmarkStart w:id="70" w:name="attribute-6"/>
+    <w:bookmarkStart w:id="73" w:name="attribute-6"/>
     <w:p>
       <w:pPr>
         <w:pStyle w:val="berschrift3"/>
@@ -9814,8 +10075,8 @@
         </w:tc>
       </w:tr>
     </w:tbl>
-    <w:bookmarkEnd w:id="70"/>
-    <w:bookmarkStart w:id="71" w:name="usages-6"/>
+    <w:bookmarkEnd w:id="73"/>
+    <w:bookmarkStart w:id="74" w:name="usages-6"/>
     <w:p>
       <w:pPr>
         <w:pStyle w:val="berschrift3"/>
@@ -9956,9 +10217,9 @@
         </w:tc>
       </w:tr>
     </w:tbl>
-    <w:bookmarkEnd w:id="71"/>
-    <w:bookmarkEnd w:id="72"/>
-    <w:bookmarkStart w:id="117" w:name="enum-trainingtypeenum"/>
+    <w:bookmarkEnd w:id="74"/>
+    <w:bookmarkEnd w:id="75"/>
+    <w:bookmarkStart w:id="120" w:name="enum-trainingtypeenum"/>
     <w:p>
       <w:pPr>
         <w:pStyle w:val="berschrift2"/>
@@ -9997,7 +10258,7 @@
       <w:r>
         <w:t xml:space="preserve"> </w:t>
       </w:r>
-      <w:hyperlink r:id="rId73">
+      <w:hyperlink r:id="rId76">
         <w:r>
           <w:rPr>
             <w:rStyle w:val="Hyperlink"/>
@@ -10006,7 +10267,7 @@
         </w:r>
       </w:hyperlink>
     </w:p>
-    <w:bookmarkStart w:id="116" w:name="permissible-values-1"/>
+    <w:bookmarkStart w:id="119" w:name="permissible-values-2"/>
     <w:p>
       <w:pPr>
         <w:pStyle w:val="berschrift3"/>
@@ -10097,7 +10358,7 @@
               <w:pStyle w:val="Compact"/>
               <w:jc w:val="left"/>
             </w:pPr>
-            <w:hyperlink r:id="rId74">
+            <w:hyperlink r:id="rId77">
               <w:r>
                 <w:rPr>
                   <w:rStyle w:val="Hyperlink"/>
@@ -10150,7 +10411,7 @@
               <w:pStyle w:val="Compact"/>
               <w:jc w:val="left"/>
             </w:pPr>
-            <w:hyperlink r:id="rId75">
+            <w:hyperlink r:id="rId78">
               <w:r>
                 <w:rPr>
                   <w:rStyle w:val="Hyperlink"/>
@@ -10203,7 +10464,7 @@
               <w:pStyle w:val="Compact"/>
               <w:jc w:val="left"/>
             </w:pPr>
-            <w:hyperlink r:id="rId76">
+            <w:hyperlink r:id="rId79">
               <w:r>
                 <w:rPr>
                   <w:rStyle w:val="Hyperlink"/>
@@ -10256,7 +10517,7 @@
               <w:pStyle w:val="Compact"/>
               <w:jc w:val="left"/>
             </w:pPr>
-            <w:hyperlink r:id="rId77">
+            <w:hyperlink r:id="rId80">
               <w:r>
                 <w:rPr>
                   <w:rStyle w:val="Hyperlink"/>
@@ -10309,7 +10570,7 @@
               <w:pStyle w:val="Compact"/>
               <w:jc w:val="left"/>
             </w:pPr>
-            <w:hyperlink r:id="rId78">
+            <w:hyperlink r:id="rId81">
               <w:r>
                 <w:rPr>
                   <w:rStyle w:val="Hyperlink"/>
@@ -10362,7 +10623,7 @@
               <w:pStyle w:val="Compact"/>
               <w:jc w:val="left"/>
             </w:pPr>
-            <w:hyperlink r:id="rId79">
+            <w:hyperlink r:id="rId82">
               <w:r>
                 <w:rPr>
                   <w:rStyle w:val="Hyperlink"/>
@@ -10415,7 +10676,7 @@
               <w:pStyle w:val="Compact"/>
               <w:jc w:val="left"/>
             </w:pPr>
-            <w:hyperlink r:id="rId80">
+            <w:hyperlink r:id="rId83">
               <w:r>
                 <w:rPr>
                   <w:rStyle w:val="Hyperlink"/>
@@ -10468,7 +10729,7 @@
               <w:pStyle w:val="Compact"/>
               <w:jc w:val="left"/>
             </w:pPr>
-            <w:hyperlink r:id="rId81">
+            <w:hyperlink r:id="rId84">
               <w:r>
                 <w:rPr>
                   <w:rStyle w:val="Hyperlink"/>
@@ -10521,7 +10782,7 @@
               <w:pStyle w:val="Compact"/>
               <w:jc w:val="left"/>
             </w:pPr>
-            <w:hyperlink r:id="rId82">
+            <w:hyperlink r:id="rId85">
               <w:r>
                 <w:rPr>
                   <w:rStyle w:val="Hyperlink"/>
@@ -10574,7 +10835,7 @@
               <w:pStyle w:val="Compact"/>
               <w:jc w:val="left"/>
             </w:pPr>
-            <w:hyperlink r:id="rId83">
+            <w:hyperlink r:id="rId86">
               <w:r>
                 <w:rPr>
                   <w:rStyle w:val="Hyperlink"/>
@@ -10627,7 +10888,7 @@
               <w:pStyle w:val="Compact"/>
               <w:jc w:val="left"/>
             </w:pPr>
-            <w:hyperlink r:id="rId84">
+            <w:hyperlink r:id="rId87">
               <w:r>
                 <w:rPr>
                   <w:rStyle w:val="Hyperlink"/>
@@ -10680,7 +10941,7 @@
               <w:pStyle w:val="Compact"/>
               <w:jc w:val="left"/>
             </w:pPr>
-            <w:hyperlink r:id="rId85">
+            <w:hyperlink r:id="rId88">
               <w:r>
                 <w:rPr>
                   <w:rStyle w:val="Hyperlink"/>
@@ -10733,7 +10994,7 @@
               <w:pStyle w:val="Compact"/>
               <w:jc w:val="left"/>
             </w:pPr>
-            <w:hyperlink r:id="rId86">
+            <w:hyperlink r:id="rId89">
               <w:r>
                 <w:rPr>
                   <w:rStyle w:val="Hyperlink"/>
@@ -10786,7 +11047,7 @@
               <w:pStyle w:val="Compact"/>
               <w:jc w:val="left"/>
             </w:pPr>
-            <w:hyperlink r:id="rId87">
+            <w:hyperlink r:id="rId90">
               <w:r>
                 <w:rPr>
                   <w:rStyle w:val="Hyperlink"/>
@@ -10839,7 +11100,7 @@
               <w:pStyle w:val="Compact"/>
               <w:jc w:val="left"/>
             </w:pPr>
-            <w:hyperlink r:id="rId88">
+            <w:hyperlink r:id="rId91">
               <w:r>
                 <w:rPr>
                   <w:rStyle w:val="Hyperlink"/>
@@ -10892,7 +11153,7 @@
               <w:pStyle w:val="Compact"/>
               <w:jc w:val="left"/>
             </w:pPr>
-            <w:hyperlink r:id="rId89">
+            <w:hyperlink r:id="rId92">
               <w:r>
                 <w:rPr>
                   <w:rStyle w:val="Hyperlink"/>
@@ -10945,7 +11206,7 @@
               <w:pStyle w:val="Compact"/>
               <w:jc w:val="left"/>
             </w:pPr>
-            <w:hyperlink r:id="rId90">
+            <w:hyperlink r:id="rId93">
               <w:r>
                 <w:rPr>
                   <w:rStyle w:val="Hyperlink"/>
@@ -10998,7 +11259,7 @@
               <w:pStyle w:val="Compact"/>
               <w:jc w:val="left"/>
             </w:pPr>
-            <w:hyperlink r:id="rId91">
+            <w:hyperlink r:id="rId94">
               <w:r>
                 <w:rPr>
                   <w:rStyle w:val="Hyperlink"/>
@@ -11051,7 +11312,7 @@
               <w:pStyle w:val="Compact"/>
               <w:jc w:val="left"/>
             </w:pPr>
-            <w:hyperlink r:id="rId92">
+            <w:hyperlink r:id="rId95">
               <w:r>
                 <w:rPr>
                   <w:rStyle w:val="Hyperlink"/>
@@ -11104,7 +11365,7 @@
               <w:pStyle w:val="Compact"/>
               <w:jc w:val="left"/>
             </w:pPr>
-            <w:hyperlink r:id="rId93">
+            <w:hyperlink r:id="rId96">
               <w:r>
                 <w:rPr>
                   <w:rStyle w:val="Hyperlink"/>
@@ -11157,7 +11418,7 @@
               <w:pStyle w:val="Compact"/>
               <w:jc w:val="left"/>
             </w:pPr>
-            <w:hyperlink r:id="rId94">
+            <w:hyperlink r:id="rId97">
               <w:r>
                 <w:rPr>
                   <w:rStyle w:val="Hyperlink"/>
@@ -11210,7 +11471,7 @@
               <w:pStyle w:val="Compact"/>
               <w:jc w:val="left"/>
             </w:pPr>
-            <w:hyperlink r:id="rId95">
+            <w:hyperlink r:id="rId98">
               <w:r>
                 <w:rPr>
                   <w:rStyle w:val="Hyperlink"/>
@@ -11263,7 +11524,7 @@
               <w:pStyle w:val="Compact"/>
               <w:jc w:val="left"/>
             </w:pPr>
-            <w:hyperlink r:id="rId96">
+            <w:hyperlink r:id="rId99">
               <w:r>
                 <w:rPr>
                   <w:rStyle w:val="Hyperlink"/>
@@ -11316,7 +11577,7 @@
               <w:pStyle w:val="Compact"/>
               <w:jc w:val="left"/>
             </w:pPr>
-            <w:hyperlink r:id="rId97">
+            <w:hyperlink r:id="rId100">
               <w:r>
                 <w:rPr>
                   <w:rStyle w:val="Hyperlink"/>
@@ -11369,7 +11630,7 @@
               <w:pStyle w:val="Compact"/>
               <w:jc w:val="left"/>
             </w:pPr>
-            <w:hyperlink r:id="rId98">
+            <w:hyperlink r:id="rId101">
               <w:r>
                 <w:rPr>
                   <w:rStyle w:val="Hyperlink"/>
@@ -11422,7 +11683,7 @@
               <w:pStyle w:val="Compact"/>
               <w:jc w:val="left"/>
             </w:pPr>
-            <w:hyperlink r:id="rId99">
+            <w:hyperlink r:id="rId102">
               <w:r>
                 <w:rPr>
                   <w:rStyle w:val="Hyperlink"/>
@@ -11475,7 +11736,7 @@
               <w:pStyle w:val="Compact"/>
               <w:jc w:val="left"/>
             </w:pPr>
-            <w:hyperlink r:id="rId100">
+            <w:hyperlink r:id="rId103">
               <w:r>
                 <w:rPr>
                   <w:rStyle w:val="Hyperlink"/>
@@ -11528,7 +11789,7 @@
               <w:pStyle w:val="Compact"/>
               <w:jc w:val="left"/>
             </w:pPr>
-            <w:hyperlink r:id="rId101">
+            <w:hyperlink r:id="rId104">
               <w:r>
                 <w:rPr>
                   <w:rStyle w:val="Hyperlink"/>
@@ -11581,7 +11842,7 @@
               <w:pStyle w:val="Compact"/>
               <w:jc w:val="left"/>
             </w:pPr>
-            <w:hyperlink r:id="rId102">
+            <w:hyperlink r:id="rId105">
               <w:r>
                 <w:rPr>
                   <w:rStyle w:val="Hyperlink"/>
@@ -11634,7 +11895,7 @@
               <w:pStyle w:val="Compact"/>
               <w:jc w:val="left"/>
             </w:pPr>
-            <w:hyperlink r:id="rId103">
+            <w:hyperlink r:id="rId106">
               <w:r>
                 <w:rPr>
                   <w:rStyle w:val="Hyperlink"/>
@@ -11687,7 +11948,7 @@
               <w:pStyle w:val="Compact"/>
               <w:jc w:val="left"/>
             </w:pPr>
-            <w:hyperlink r:id="rId104">
+            <w:hyperlink r:id="rId107">
               <w:r>
                 <w:rPr>
                   <w:rStyle w:val="Hyperlink"/>
@@ -11740,7 +12001,7 @@
               <w:pStyle w:val="Compact"/>
               <w:jc w:val="left"/>
             </w:pPr>
-            <w:hyperlink r:id="rId105">
+            <w:hyperlink r:id="rId108">
               <w:r>
                 <w:rPr>
                   <w:rStyle w:val="Hyperlink"/>
@@ -11793,7 +12054,7 @@
               <w:pStyle w:val="Compact"/>
               <w:jc w:val="left"/>
             </w:pPr>
-            <w:hyperlink r:id="rId106">
+            <w:hyperlink r:id="rId109">
               <w:r>
                 <w:rPr>
                   <w:rStyle w:val="Hyperlink"/>
@@ -11846,7 +12107,7 @@
               <w:pStyle w:val="Compact"/>
               <w:jc w:val="left"/>
             </w:pPr>
-            <w:hyperlink r:id="rId107">
+            <w:hyperlink r:id="rId110">
               <w:r>
                 <w:rPr>
                   <w:rStyle w:val="Hyperlink"/>
@@ -11899,7 +12160,7 @@
               <w:pStyle w:val="Compact"/>
               <w:jc w:val="left"/>
             </w:pPr>
-            <w:hyperlink r:id="rId108">
+            <w:hyperlink r:id="rId111">
               <w:r>
                 <w:rPr>
                   <w:rStyle w:val="Hyperlink"/>
@@ -11952,7 +12213,7 @@
               <w:pStyle w:val="Compact"/>
               <w:jc w:val="left"/>
             </w:pPr>
-            <w:hyperlink r:id="rId109">
+            <w:hyperlink r:id="rId112">
               <w:r>
                 <w:rPr>
                   <w:rStyle w:val="Hyperlink"/>
@@ -12005,7 +12266,7 @@
               <w:pStyle w:val="Compact"/>
               <w:jc w:val="left"/>
             </w:pPr>
-            <w:hyperlink r:id="rId110">
+            <w:hyperlink r:id="rId113">
               <w:r>
                 <w:rPr>
                   <w:rStyle w:val="Hyperlink"/>
@@ -12058,7 +12319,7 @@
               <w:pStyle w:val="Compact"/>
               <w:jc w:val="left"/>
             </w:pPr>
-            <w:hyperlink r:id="rId111">
+            <w:hyperlink r:id="rId114">
               <w:r>
                 <w:rPr>
                   <w:rStyle w:val="Hyperlink"/>
@@ -12111,7 +12372,7 @@
               <w:pStyle w:val="Compact"/>
               <w:jc w:val="left"/>
             </w:pPr>
-            <w:hyperlink r:id="rId112">
+            <w:hyperlink r:id="rId115">
               <w:r>
                 <w:rPr>
                   <w:rStyle w:val="Hyperlink"/>
@@ -12164,7 +12425,7 @@
               <w:pStyle w:val="Compact"/>
               <w:jc w:val="left"/>
             </w:pPr>
-            <w:hyperlink r:id="rId113">
+            <w:hyperlink r:id="rId116">
               <w:r>
                 <w:rPr>
                   <w:rStyle w:val="Hyperlink"/>
@@ -12217,7 +12478,7 @@
               <w:pStyle w:val="Compact"/>
               <w:jc w:val="left"/>
             </w:pPr>
-            <w:hyperlink r:id="rId114">
+            <w:hyperlink r:id="rId117">
               <w:r>
                 <w:rPr>
                   <w:rStyle w:val="Hyperlink"/>
@@ -12270,7 +12531,7 @@
               <w:pStyle w:val="Compact"/>
               <w:jc w:val="left"/>
             </w:pPr>
-            <w:hyperlink r:id="rId115">
+            <w:hyperlink r:id="rId118">
               <w:r>
                 <w:rPr>
                   <w:rStyle w:val="Hyperlink"/>
@@ -12341,9 +12602,9 @@
         </w:tc>
       </w:tr>
     </w:tbl>
-    <w:bookmarkEnd w:id="116"/>
-    <w:bookmarkEnd w:id="117"/>
-    <w:bookmarkStart w:id="123" w:name="class-electoraldistrict"/>
+    <w:bookmarkEnd w:id="119"/>
+    <w:bookmarkEnd w:id="120"/>
+    <w:bookmarkStart w:id="126" w:name="class-electoraldistrict"/>
     <w:p>
       <w:pPr>
         <w:pStyle w:val="berschrift2"/>
@@ -12372,7 +12633,7 @@
         <w:t xml:space="preserve">__</w:t>
       </w:r>
     </w:p>
-    <w:bookmarkStart w:id="118" w:name="attribute-7"/>
+    <w:bookmarkStart w:id="121" w:name="attribute-7"/>
     <w:p>
       <w:pPr>
         <w:pStyle w:val="berschrift3"/>
@@ -12694,8 +12955,8 @@
         </w:tc>
       </w:tr>
     </w:tbl>
-    <w:bookmarkEnd w:id="118"/>
-    <w:bookmarkStart w:id="119" w:name="usages-7"/>
+    <w:bookmarkEnd w:id="121"/>
+    <w:bookmarkStart w:id="122" w:name="usages-7"/>
     <w:p>
       <w:pPr>
         <w:pStyle w:val="berschrift3"/>
@@ -12836,8 +13097,8 @@
         </w:tc>
       </w:tr>
     </w:tbl>
-    <w:bookmarkEnd w:id="119"/>
-    <w:bookmarkStart w:id="122" w:name="examples-2"/>
+    <w:bookmarkEnd w:id="122"/>
+    <w:bookmarkStart w:id="125" w:name="examples-2"/>
     <w:p>
       <w:pPr>
         <w:pStyle w:val="berschrift3"/>
@@ -12846,7 +13107,7 @@
         <w:t xml:space="preserve">Examples</w:t>
       </w:r>
     </w:p>
-    <w:bookmarkStart w:id="120" w:name="Xbd3dd3b066f89bc61cfb174a370a3324c13ed49"/>
+    <w:bookmarkStart w:id="123" w:name="Xbd3dd3b066f89bc61cfb174a370a3324c13ed49"/>
     <w:p>
       <w:pPr>
         <w:pStyle w:val="berschrift4"/>
@@ -12920,8 +13181,8 @@
         <w:t xml:space="preserve"> 2025-01-01</w:t>
       </w:r>
     </w:p>
-    <w:bookmarkEnd w:id="120"/>
-    <w:bookmarkStart w:id="121" w:name="X978220e041935978310826ee1c37d70dd41e3ba"/>
+    <w:bookmarkEnd w:id="123"/>
+    <w:bookmarkStart w:id="124" w:name="X978220e041935978310826ee1c37d70dd41e3ba"/>
     <w:p>
       <w:pPr>
         <w:pStyle w:val="berschrift4"/>
@@ -12974,16 +13235,16 @@
         <w:t xml:space="preserve"> 2010-01-01</w:t>
       </w:r>
     </w:p>
-    <w:bookmarkEnd w:id="121"/>
-    <w:bookmarkEnd w:id="122"/>
+    <w:bookmarkEnd w:id="124"/>
+    <w:bookmarkEnd w:id="125"/>
     <w:p>
       <w:r>
         <w:br w:type="page"/>
       </w:r>
     </w:p>
-    <w:bookmarkEnd w:id="123"/>
-    <w:bookmarkEnd w:id="124"/>
-    <w:bookmarkStart w:id="157" w:name="gruppen-und-organe-groups"/>
+    <w:bookmarkEnd w:id="126"/>
+    <w:bookmarkEnd w:id="127"/>
+    <w:bookmarkStart w:id="160" w:name="gruppen-und-organe-groups"/>
     <w:p>
       <w:pPr>
         <w:pStyle w:val="berschrift1"/>
@@ -12992,7 +13253,7 @@
         <w:t xml:space="preserve">Gruppen und Organe (Groups)</w:t>
       </w:r>
     </w:p>
-    <w:bookmarkStart w:id="125" w:name="einführung-und-zielsetzung-1"/>
+    <w:bookmarkStart w:id="128" w:name="einführung-und-zielsetzung-1"/>
     <w:p>
       <w:pPr>
         <w:pStyle w:val="berschrift2"/>
@@ -13097,8 +13358,8 @@
         <w:t xml:space="preserve">: Multilinguale Namen und Abkürzungen</w:t>
       </w:r>
     </w:p>
-    <w:bookmarkEnd w:id="125"/>
-    <w:bookmarkStart w:id="126" w:name="anwendungszwecke"/>
+    <w:bookmarkEnd w:id="128"/>
+    <w:bookmarkStart w:id="129" w:name="anwendungszwecke"/>
     <w:p>
       <w:pPr>
         <w:pStyle w:val="berschrift2"/>
@@ -13210,8 +13471,8 @@
         <w:t xml:space="preserve">: Verwaltung von Wahllisten (z.B. UNIBE Parteilisten-Datenbank)</w:t>
       </w:r>
     </w:p>
-    <w:bookmarkEnd w:id="126"/>
-    <w:bookmarkStart w:id="129" w:name="class-group"/>
+    <w:bookmarkEnd w:id="129"/>
+    <w:bookmarkStart w:id="132" w:name="class-group"/>
     <w:p>
       <w:pPr>
         <w:pStyle w:val="berschrift2"/>
@@ -13240,7 +13501,7 @@
         <w:t xml:space="preserve">__</w:t>
       </w:r>
     </w:p>
-    <w:bookmarkStart w:id="127" w:name="attribute-8"/>
+    <w:bookmarkStart w:id="130" w:name="attribute-8"/>
     <w:p>
       <w:pPr>
         <w:pStyle w:val="berschrift3"/>
@@ -14592,8 +14853,8 @@
         </w:tc>
       </w:tr>
     </w:tbl>
-    <w:bookmarkEnd w:id="127"/>
-    <w:bookmarkStart w:id="128" w:name="usages-8"/>
+    <w:bookmarkEnd w:id="130"/>
+    <w:bookmarkStart w:id="131" w:name="usages-8"/>
     <w:p>
       <w:pPr>
         <w:pStyle w:val="berschrift3"/>
@@ -14734,9 +14995,9 @@
         </w:tc>
       </w:tr>
     </w:tbl>
-    <w:bookmarkEnd w:id="128"/>
-    <w:bookmarkEnd w:id="129"/>
-    <w:bookmarkStart w:id="132" w:name="class-grouptype"/>
+    <w:bookmarkEnd w:id="131"/>
+    <w:bookmarkEnd w:id="132"/>
+    <w:bookmarkStart w:id="135" w:name="class-grouptype"/>
     <w:p>
       <w:pPr>
         <w:pStyle w:val="berschrift2"/>
@@ -14765,7 +15026,7 @@
         <w:t xml:space="preserve">__</w:t>
       </w:r>
     </w:p>
-    <w:bookmarkStart w:id="130" w:name="attribute-9"/>
+    <w:bookmarkStart w:id="133" w:name="attribute-9"/>
     <w:p>
       <w:pPr>
         <w:pStyle w:val="berschrift3"/>
@@ -14932,8 +15193,8 @@
         </w:tc>
       </w:tr>
     </w:tbl>
-    <w:bookmarkEnd w:id="130"/>
-    <w:bookmarkStart w:id="131" w:name="usages-9"/>
+    <w:bookmarkEnd w:id="133"/>
+    <w:bookmarkStart w:id="134" w:name="usages-9"/>
     <w:p>
       <w:pPr>
         <w:pStyle w:val="berschrift3"/>
@@ -15074,9 +15335,9 @@
         </w:tc>
       </w:tr>
     </w:tbl>
-    <w:bookmarkEnd w:id="131"/>
-    <w:bookmarkEnd w:id="132"/>
-    <w:bookmarkStart w:id="156" w:name="enum-grouptypeenum"/>
+    <w:bookmarkEnd w:id="134"/>
+    <w:bookmarkEnd w:id="135"/>
+    <w:bookmarkStart w:id="159" w:name="enum-grouptypeenum"/>
     <w:p>
       <w:pPr>
         <w:pStyle w:val="berschrift2"/>
@@ -15115,7 +15376,7 @@
       <w:r>
         <w:t xml:space="preserve"> </w:t>
       </w:r>
-      <w:hyperlink r:id="rId133">
+      <w:hyperlink r:id="rId136">
         <w:r>
           <w:rPr>
             <w:rStyle w:val="Hyperlink"/>
@@ -15124,7 +15385,7 @@
         </w:r>
       </w:hyperlink>
     </w:p>
-    <w:bookmarkStart w:id="155" w:name="permissible-values-2"/>
+    <w:bookmarkStart w:id="158" w:name="permissible-values-3"/>
     <w:p>
       <w:pPr>
         <w:pStyle w:val="berschrift3"/>
@@ -15233,7 +15494,7 @@
               <w:pStyle w:val="Compact"/>
               <w:jc w:val="left"/>
             </w:pPr>
-            <w:hyperlink r:id="rId134">
+            <w:hyperlink r:id="rId137">
               <w:r>
                 <w:rPr>
                   <w:rStyle w:val="Hyperlink"/>
@@ -15304,7 +15565,7 @@
               <w:pStyle w:val="Compact"/>
               <w:jc w:val="left"/>
             </w:pPr>
-            <w:hyperlink r:id="rId135">
+            <w:hyperlink r:id="rId138">
               <w:r>
                 <w:rPr>
                   <w:rStyle w:val="Hyperlink"/>
@@ -15375,7 +15636,7 @@
               <w:pStyle w:val="Compact"/>
               <w:jc w:val="left"/>
             </w:pPr>
-            <w:hyperlink r:id="rId136">
+            <w:hyperlink r:id="rId139">
               <w:r>
                 <w:rPr>
                   <w:rStyle w:val="Hyperlink"/>
@@ -15446,7 +15707,7 @@
               <w:pStyle w:val="Compact"/>
               <w:jc w:val="left"/>
             </w:pPr>
-            <w:hyperlink r:id="rId137">
+            <w:hyperlink r:id="rId140">
               <w:r>
                 <w:rPr>
                   <w:rStyle w:val="Hyperlink"/>
@@ -15517,7 +15778,7 @@
               <w:pStyle w:val="Compact"/>
               <w:jc w:val="left"/>
             </w:pPr>
-            <w:hyperlink r:id="rId138">
+            <w:hyperlink r:id="rId141">
               <w:r>
                 <w:rPr>
                   <w:rStyle w:val="Hyperlink"/>
@@ -15588,7 +15849,7 @@
               <w:pStyle w:val="Compact"/>
               <w:jc w:val="left"/>
             </w:pPr>
-            <w:hyperlink r:id="rId139">
+            <w:hyperlink r:id="rId142">
               <w:r>
                 <w:rPr>
                   <w:rStyle w:val="Hyperlink"/>
@@ -15659,7 +15920,7 @@
               <w:pStyle w:val="Compact"/>
               <w:jc w:val="left"/>
             </w:pPr>
-            <w:hyperlink r:id="rId140">
+            <w:hyperlink r:id="rId143">
               <w:r>
                 <w:rPr>
                   <w:rStyle w:val="Hyperlink"/>
@@ -15730,7 +15991,7 @@
               <w:pStyle w:val="Compact"/>
               <w:jc w:val="left"/>
             </w:pPr>
-            <w:hyperlink r:id="rId141">
+            <w:hyperlink r:id="rId144">
               <w:r>
                 <w:rPr>
                   <w:rStyle w:val="Hyperlink"/>
@@ -15801,7 +16062,7 @@
               <w:pStyle w:val="Compact"/>
               <w:jc w:val="left"/>
             </w:pPr>
-            <w:hyperlink r:id="rId142">
+            <w:hyperlink r:id="rId145">
               <w:r>
                 <w:rPr>
                   <w:rStyle w:val="Hyperlink"/>
@@ -15872,7 +16133,7 @@
               <w:pStyle w:val="Compact"/>
               <w:jc w:val="left"/>
             </w:pPr>
-            <w:hyperlink r:id="rId143">
+            <w:hyperlink r:id="rId146">
               <w:r>
                 <w:rPr>
                   <w:rStyle w:val="Hyperlink"/>
@@ -15943,7 +16204,7 @@
               <w:pStyle w:val="Compact"/>
               <w:jc w:val="left"/>
             </w:pPr>
-            <w:hyperlink r:id="rId144">
+            <w:hyperlink r:id="rId147">
               <w:r>
                 <w:rPr>
                   <w:rStyle w:val="Hyperlink"/>
@@ -16014,7 +16275,7 @@
               <w:pStyle w:val="Compact"/>
               <w:jc w:val="left"/>
             </w:pPr>
-            <w:hyperlink r:id="rId145">
+            <w:hyperlink r:id="rId148">
               <w:r>
                 <w:rPr>
                   <w:rStyle w:val="Hyperlink"/>
@@ -16085,7 +16346,7 @@
               <w:pStyle w:val="Compact"/>
               <w:jc w:val="left"/>
             </w:pPr>
-            <w:hyperlink r:id="rId146">
+            <w:hyperlink r:id="rId149">
               <w:r>
                 <w:rPr>
                   <w:rStyle w:val="Hyperlink"/>
@@ -16156,7 +16417,7 @@
               <w:pStyle w:val="Compact"/>
               <w:jc w:val="left"/>
             </w:pPr>
-            <w:hyperlink r:id="rId147">
+            <w:hyperlink r:id="rId150">
               <w:r>
                 <w:rPr>
                   <w:rStyle w:val="Hyperlink"/>
@@ -16227,7 +16488,7 @@
               <w:pStyle w:val="Compact"/>
               <w:jc w:val="left"/>
             </w:pPr>
-            <w:hyperlink r:id="rId148">
+            <w:hyperlink r:id="rId151">
               <w:r>
                 <w:rPr>
                   <w:rStyle w:val="Hyperlink"/>
@@ -16298,7 +16559,7 @@
               <w:pStyle w:val="Compact"/>
               <w:jc w:val="left"/>
             </w:pPr>
-            <w:hyperlink r:id="rId149">
+            <w:hyperlink r:id="rId152">
               <w:r>
                 <w:rPr>
                   <w:rStyle w:val="Hyperlink"/>
@@ -16369,7 +16630,7 @@
               <w:pStyle w:val="Compact"/>
               <w:jc w:val="left"/>
             </w:pPr>
-            <w:hyperlink r:id="rId150">
+            <w:hyperlink r:id="rId153">
               <w:r>
                 <w:rPr>
                   <w:rStyle w:val="Hyperlink"/>
@@ -16440,7 +16701,7 @@
               <w:pStyle w:val="Compact"/>
               <w:jc w:val="left"/>
             </w:pPr>
-            <w:hyperlink r:id="rId151">
+            <w:hyperlink r:id="rId154">
               <w:r>
                 <w:rPr>
                   <w:rStyle w:val="Hyperlink"/>
@@ -16511,7 +16772,7 @@
               <w:pStyle w:val="Compact"/>
               <w:jc w:val="left"/>
             </w:pPr>
-            <w:hyperlink r:id="rId152">
+            <w:hyperlink r:id="rId155">
               <w:r>
                 <w:rPr>
                   <w:rStyle w:val="Hyperlink"/>
@@ -16582,7 +16843,7 @@
               <w:pStyle w:val="Compact"/>
               <w:jc w:val="left"/>
             </w:pPr>
-            <w:hyperlink r:id="rId153">
+            <w:hyperlink r:id="rId156">
               <w:r>
                 <w:rPr>
                   <w:rStyle w:val="Hyperlink"/>
@@ -16653,7 +16914,7 @@
               <w:pStyle w:val="Compact"/>
               <w:jc w:val="left"/>
             </w:pPr>
-            <w:hyperlink r:id="rId154">
+            <w:hyperlink r:id="rId157">
               <w:r>
                 <w:rPr>
                   <w:rStyle w:val="Hyperlink"/>
@@ -16665,15 +16926,15 @@
         </w:tc>
       </w:tr>
     </w:tbl>
-    <w:bookmarkEnd w:id="155"/>
+    <w:bookmarkEnd w:id="158"/>
     <w:p>
       <w:r>
         <w:br w:type="page"/>
       </w:r>
     </w:p>
-    <w:bookmarkEnd w:id="156"/>
-    <w:bookmarkEnd w:id="157"/>
-    <w:bookmarkStart w:id="163" w:name="mitgliedschaften-memberships"/>
+    <w:bookmarkEnd w:id="159"/>
+    <w:bookmarkEnd w:id="160"/>
+    <w:bookmarkStart w:id="166" w:name="mitgliedschaften-memberships"/>
     <w:p>
       <w:pPr>
         <w:pStyle w:val="berschrift1"/>
@@ -16682,7 +16943,7 @@
         <w:t xml:space="preserve">Mitgliedschaften (Memberships)</w:t>
       </w:r>
     </w:p>
-    <w:bookmarkStart w:id="158" w:name="einführung-und-zielsetzung-2"/>
+    <w:bookmarkStart w:id="161" w:name="einführung-und-zielsetzung-2"/>
     <w:p>
       <w:pPr>
         <w:pStyle w:val="berschrift2"/>
@@ -16806,8 +17067,8 @@
         <w:t xml:space="preserve">: Erfassung der Stimmberechtigung (relevant für Parlamente)</w:t>
       </w:r>
     </w:p>
-    <w:bookmarkEnd w:id="158"/>
-    <w:bookmarkStart w:id="159" w:name="anwendungsszenarien"/>
+    <w:bookmarkEnd w:id="161"/>
+    <w:bookmarkStart w:id="162" w:name="anwendungsszenarien"/>
     <w:p>
       <w:pPr>
         <w:pStyle w:val="berschrift2"/>
@@ -16957,8 +17218,8 @@
         <w:t xml:space="preserve">: Mitwirkung in Gremien und Arbeitsgruppen</w:t>
       </w:r>
     </w:p>
-    <w:bookmarkEnd w:id="159"/>
-    <w:bookmarkStart w:id="162" w:name="class-membership"/>
+    <w:bookmarkEnd w:id="162"/>
+    <w:bookmarkStart w:id="165" w:name="class-membership"/>
     <w:p>
       <w:pPr>
         <w:pStyle w:val="berschrift2"/>
@@ -16987,7 +17248,7 @@
         <w:t xml:space="preserve">__</w:t>
       </w:r>
     </w:p>
-    <w:bookmarkStart w:id="160" w:name="attribute-10"/>
+    <w:bookmarkStart w:id="163" w:name="attribute-10"/>
     <w:p>
       <w:pPr>
         <w:pStyle w:val="berschrift3"/>
@@ -17952,8 +18213,8 @@
         </w:tc>
       </w:tr>
     </w:tbl>
-    <w:bookmarkEnd w:id="160"/>
-    <w:bookmarkStart w:id="161" w:name="usages-10"/>
+    <w:bookmarkEnd w:id="163"/>
+    <w:bookmarkStart w:id="164" w:name="usages-10"/>
     <w:p>
       <w:pPr>
         <w:pStyle w:val="berschrift3"/>
@@ -18094,15 +18355,15 @@
         </w:tc>
       </w:tr>
     </w:tbl>
-    <w:bookmarkEnd w:id="161"/>
+    <w:bookmarkEnd w:id="164"/>
     <w:p>
       <w:r>
         <w:br w:type="page"/>
       </w:r>
     </w:p>
-    <w:bookmarkEnd w:id="162"/>
-    <w:bookmarkEnd w:id="163"/>
-    <w:bookmarkStart w:id="228" w:name="interessenbindungen-interest-links"/>
+    <w:bookmarkEnd w:id="165"/>
+    <w:bookmarkEnd w:id="166"/>
+    <w:bookmarkStart w:id="231" w:name="interessenbindungen-interest-links"/>
     <w:p>
       <w:pPr>
         <w:pStyle w:val="berschrift1"/>
@@ -18111,7 +18372,7 @@
         <w:t xml:space="preserve">Interessenbindungen (Interest Links)</w:t>
       </w:r>
     </w:p>
-    <w:bookmarkStart w:id="165" w:name="einführung-und-zielsetzung-3"/>
+    <w:bookmarkStart w:id="168" w:name="einführung-und-zielsetzung-3"/>
     <w:p>
       <w:pPr>
         <w:pStyle w:val="berschrift2"/>
@@ -18130,7 +18391,7 @@
       <w:r>
         <w:t xml:space="preserve"> </w:t>
       </w:r>
-      <w:hyperlink r:id="rId164">
+      <w:hyperlink r:id="rId167">
         <w:r>
           <w:rPr>
             <w:rStyle w:val="Hyperlink"/>
@@ -18230,8 +18491,8 @@
         <w:t xml:space="preserve">: Dokumentation von Start und Ende der Bindung</w:t>
       </w:r>
     </w:p>
-    <w:bookmarkEnd w:id="165"/>
-    <w:bookmarkStart w:id="180" w:name="class-interestlink"/>
+    <w:bookmarkEnd w:id="168"/>
+    <w:bookmarkStart w:id="183" w:name="class-interestlink"/>
     <w:p>
       <w:pPr>
         <w:pStyle w:val="berschrift2"/>
@@ -18260,7 +18521,7 @@
         <w:t xml:space="preserve">__</w:t>
       </w:r>
     </w:p>
-    <w:bookmarkStart w:id="166" w:name="attribute-11"/>
+    <w:bookmarkStart w:id="169" w:name="attribute-11"/>
     <w:p>
       <w:pPr>
         <w:pStyle w:val="berschrift3"/>
@@ -19481,8 +19742,8 @@
         </w:tc>
       </w:tr>
     </w:tbl>
-    <w:bookmarkEnd w:id="166"/>
-    <w:bookmarkStart w:id="167" w:name="usages-11"/>
+    <w:bookmarkEnd w:id="169"/>
+    <w:bookmarkStart w:id="170" w:name="usages-11"/>
     <w:p>
       <w:pPr>
         <w:pStyle w:val="berschrift3"/>
@@ -19688,8 +19949,8 @@
         </w:tc>
       </w:tr>
     </w:tbl>
-    <w:bookmarkEnd w:id="167"/>
-    <w:bookmarkStart w:id="179" w:name="examples-3"/>
+    <w:bookmarkEnd w:id="170"/>
+    <w:bookmarkStart w:id="182" w:name="examples-3"/>
     <w:p>
       <w:pPr>
         <w:pStyle w:val="berschrift3"/>
@@ -19698,7 +19959,7 @@
         <w:t xml:space="preserve">Examples</w:t>
       </w:r>
     </w:p>
-    <w:bookmarkStart w:id="168" w:name="X0845bcf2a073d7a8ccfb4c034304d565538985a"/>
+    <w:bookmarkStart w:id="171" w:name="X0845bcf2a073d7a8ccfb4c034304d565538985a"/>
     <w:p>
       <w:pPr>
         <w:pStyle w:val="berschrift4"/>
@@ -19964,8 +20225,8 @@
         <w:t xml:space="preserve">true</w:t>
       </w:r>
     </w:p>
-    <w:bookmarkEnd w:id="168"/>
-    <w:bookmarkStart w:id="169" w:name="X5f7b77374213da9d26faf724a6a780fad8e679d"/>
+    <w:bookmarkEnd w:id="171"/>
+    <w:bookmarkStart w:id="172" w:name="X5f7b77374213da9d26faf724a6a780fad8e679d"/>
     <w:p>
       <w:pPr>
         <w:pStyle w:val="berschrift4"/>
@@ -20231,8 +20492,8 @@
         <w:t xml:space="preserve">false</w:t>
       </w:r>
     </w:p>
-    <w:bookmarkEnd w:id="169"/>
-    <w:bookmarkStart w:id="170" w:name="Xa40f2fb9d29f8ea37e0f78fc21991870728b003"/>
+    <w:bookmarkEnd w:id="172"/>
+    <w:bookmarkStart w:id="173" w:name="Xa40f2fb9d29f8ea37e0f78fc21991870728b003"/>
     <w:p>
       <w:pPr>
         <w:pStyle w:val="berschrift4"/>
@@ -20492,8 +20753,8 @@
         <w:t xml:space="preserve">false</w:t>
       </w:r>
     </w:p>
-    <w:bookmarkEnd w:id="170"/>
-    <w:bookmarkStart w:id="171" w:name="X39e75180c6c6f9734709a21e630d94d5297fa76"/>
+    <w:bookmarkEnd w:id="173"/>
+    <w:bookmarkStart w:id="174" w:name="X39e75180c6c6f9734709a21e630d94d5297fa76"/>
     <w:p>
       <w:pPr>
         <w:pStyle w:val="berschrift4"/>
@@ -20753,8 +21014,8 @@
         <w:t xml:space="preserve">false</w:t>
       </w:r>
     </w:p>
-    <w:bookmarkEnd w:id="171"/>
-    <w:bookmarkStart w:id="172" w:name="Xd76396af613a0ff7158ed59e2240f0adc6f7ee2"/>
+    <w:bookmarkEnd w:id="174"/>
+    <w:bookmarkStart w:id="175" w:name="Xd76396af613a0ff7158ed59e2240f0adc6f7ee2"/>
     <w:p>
       <w:pPr>
         <w:pStyle w:val="berschrift4"/>
@@ -21020,8 +21281,8 @@
         <w:t xml:space="preserve">true</w:t>
       </w:r>
     </w:p>
-    <w:bookmarkEnd w:id="172"/>
-    <w:bookmarkStart w:id="173" w:name="X7d29cc7ff52120bdd45011480f3e6dc610515f2"/>
+    <w:bookmarkEnd w:id="175"/>
+    <w:bookmarkStart w:id="176" w:name="X7d29cc7ff52120bdd45011480f3e6dc610515f2"/>
     <w:p>
       <w:pPr>
         <w:pStyle w:val="berschrift4"/>
@@ -21287,8 +21548,8 @@
         <w:t xml:space="preserve">true</w:t>
       </w:r>
     </w:p>
-    <w:bookmarkEnd w:id="173"/>
-    <w:bookmarkStart w:id="174" w:name="Xded36388b4a9b51fcb584ff8dfc8b0a0bff45fd"/>
+    <w:bookmarkEnd w:id="176"/>
+    <w:bookmarkStart w:id="177" w:name="Xded36388b4a9b51fcb584ff8dfc8b0a0bff45fd"/>
     <w:p>
       <w:pPr>
         <w:pStyle w:val="berschrift4"/>
@@ -21554,8 +21815,8 @@
         <w:t xml:space="preserve">true</w:t>
       </w:r>
     </w:p>
-    <w:bookmarkEnd w:id="174"/>
-    <w:bookmarkStart w:id="175" w:name="X67a57fa17931c1870747e25cf16d5ce99900d38"/>
+    <w:bookmarkEnd w:id="177"/>
+    <w:bookmarkStart w:id="178" w:name="X67a57fa17931c1870747e25cf16d5ce99900d38"/>
     <w:p>
       <w:pPr>
         <w:pStyle w:val="berschrift4"/>
@@ -21815,8 +22076,8 @@
         <w:t xml:space="preserve">true</w:t>
       </w:r>
     </w:p>
-    <w:bookmarkEnd w:id="175"/>
-    <w:bookmarkStart w:id="176" w:name="Xc0dc9173d5ec4cfe64b497c9e47d80eb9698f95"/>
+    <w:bookmarkEnd w:id="178"/>
+    <w:bookmarkStart w:id="179" w:name="Xc0dc9173d5ec4cfe64b497c9e47d80eb9698f95"/>
     <w:p>
       <w:pPr>
         <w:pStyle w:val="berschrift4"/>
@@ -22082,8 +22343,8 @@
         <w:t xml:space="preserve">true</w:t>
       </w:r>
     </w:p>
-    <w:bookmarkEnd w:id="176"/>
-    <w:bookmarkStart w:id="177" w:name="Xada6c64672c2c5d2dde948a9b1776690af4c26f"/>
+    <w:bookmarkEnd w:id="179"/>
+    <w:bookmarkStart w:id="180" w:name="Xada6c64672c2c5d2dde948a9b1776690af4c26f"/>
     <w:p>
       <w:pPr>
         <w:pStyle w:val="berschrift4"/>
@@ -22343,8 +22604,8 @@
         <w:t xml:space="preserve">true</w:t>
       </w:r>
     </w:p>
-    <w:bookmarkEnd w:id="177"/>
-    <w:bookmarkStart w:id="178" w:name="Xb0713a3079c98b470c31c6d0a87571ecc4271ab"/>
+    <w:bookmarkEnd w:id="180"/>
+    <w:bookmarkStart w:id="181" w:name="Xb0713a3079c98b470c31c6d0a87571ecc4271ab"/>
     <w:p>
       <w:pPr>
         <w:pStyle w:val="berschrift4"/>
@@ -22604,10 +22865,10 @@
         <w:t xml:space="preserve">true</w:t>
       </w:r>
     </w:p>
-    <w:bookmarkEnd w:id="178"/>
-    <w:bookmarkEnd w:id="179"/>
-    <w:bookmarkEnd w:id="180"/>
-    <w:bookmarkStart w:id="186" w:name="enum-interesttypeenum"/>
+    <w:bookmarkEnd w:id="181"/>
+    <w:bookmarkEnd w:id="182"/>
+    <w:bookmarkEnd w:id="183"/>
+    <w:bookmarkStart w:id="189" w:name="enum-interesttypeenum"/>
     <w:p>
       <w:pPr>
         <w:pStyle w:val="berschrift2"/>
@@ -22646,7 +22907,7 @@
       <w:r>
         <w:t xml:space="preserve"> </w:t>
       </w:r>
-      <w:hyperlink r:id="rId181">
+      <w:hyperlink r:id="rId184">
         <w:r>
           <w:rPr>
             <w:rStyle w:val="Hyperlink"/>
@@ -22655,7 +22916,7 @@
         </w:r>
       </w:hyperlink>
     </w:p>
-    <w:bookmarkStart w:id="185" w:name="permissible-values-3"/>
+    <w:bookmarkStart w:id="188" w:name="permissible-values-4"/>
     <w:p>
       <w:pPr>
         <w:pStyle w:val="berschrift3"/>
@@ -22764,7 +23025,7 @@
               <w:pStyle w:val="Compact"/>
               <w:jc w:val="left"/>
             </w:pPr>
-            <w:hyperlink r:id="rId182">
+            <w:hyperlink r:id="rId185">
               <w:r>
                 <w:rPr>
                   <w:rStyle w:val="Hyperlink"/>
@@ -22835,7 +23096,7 @@
               <w:pStyle w:val="Compact"/>
               <w:jc w:val="left"/>
             </w:pPr>
-            <w:hyperlink r:id="rId183">
+            <w:hyperlink r:id="rId186">
               <w:r>
                 <w:rPr>
                   <w:rStyle w:val="Hyperlink"/>
@@ -22906,7 +23167,7 @@
               <w:pStyle w:val="Compact"/>
               <w:jc w:val="left"/>
             </w:pPr>
-            <w:hyperlink r:id="rId184">
+            <w:hyperlink r:id="rId187">
               <w:r>
                 <w:rPr>
                   <w:rStyle w:val="Hyperlink"/>
@@ -22918,9 +23179,9 @@
         </w:tc>
       </w:tr>
     </w:tbl>
-    <w:bookmarkEnd w:id="185"/>
-    <w:bookmarkEnd w:id="186"/>
-    <w:bookmarkStart w:id="227" w:name="enum-legalformenum"/>
+    <w:bookmarkEnd w:id="188"/>
+    <w:bookmarkEnd w:id="189"/>
+    <w:bookmarkStart w:id="230" w:name="enum-legalformenum"/>
     <w:p>
       <w:pPr>
         <w:pStyle w:val="berschrift2"/>
@@ -22959,7 +23220,7 @@
       <w:r>
         <w:t xml:space="preserve"> </w:t>
       </w:r>
-      <w:hyperlink r:id="rId187">
+      <w:hyperlink r:id="rId190">
         <w:r>
           <w:rPr>
             <w:rStyle w:val="Hyperlink"/>
@@ -22968,7 +23229,7 @@
         </w:r>
       </w:hyperlink>
     </w:p>
-    <w:bookmarkStart w:id="226" w:name="permissible-values-4"/>
+    <w:bookmarkStart w:id="229" w:name="permissible-values-5"/>
     <w:p>
       <w:pPr>
         <w:pStyle w:val="berschrift3"/>
@@ -23059,7 +23320,7 @@
               <w:pStyle w:val="Compact"/>
               <w:jc w:val="left"/>
             </w:pPr>
-            <w:hyperlink r:id="rId188">
+            <w:hyperlink r:id="rId191">
               <w:r>
                 <w:rPr>
                   <w:rStyle w:val="Hyperlink"/>
@@ -23112,7 +23373,7 @@
               <w:pStyle w:val="Compact"/>
               <w:jc w:val="left"/>
             </w:pPr>
-            <w:hyperlink r:id="rId189">
+            <w:hyperlink r:id="rId192">
               <w:r>
                 <w:rPr>
                   <w:rStyle w:val="Hyperlink"/>
@@ -23165,7 +23426,7 @@
               <w:pStyle w:val="Compact"/>
               <w:jc w:val="left"/>
             </w:pPr>
-            <w:hyperlink r:id="rId190">
+            <w:hyperlink r:id="rId193">
               <w:r>
                 <w:rPr>
                   <w:rStyle w:val="Hyperlink"/>
@@ -23218,7 +23479,7 @@
               <w:pStyle w:val="Compact"/>
               <w:jc w:val="left"/>
             </w:pPr>
-            <w:hyperlink r:id="rId191">
+            <w:hyperlink r:id="rId194">
               <w:r>
                 <w:rPr>
                   <w:rStyle w:val="Hyperlink"/>
@@ -23271,7 +23532,7 @@
               <w:pStyle w:val="Compact"/>
               <w:jc w:val="left"/>
             </w:pPr>
-            <w:hyperlink r:id="rId192">
+            <w:hyperlink r:id="rId195">
               <w:r>
                 <w:rPr>
                   <w:rStyle w:val="Hyperlink"/>
@@ -23324,7 +23585,7 @@
               <w:pStyle w:val="Compact"/>
               <w:jc w:val="left"/>
             </w:pPr>
-            <w:hyperlink r:id="rId193">
+            <w:hyperlink r:id="rId196">
               <w:r>
                 <w:rPr>
                   <w:rStyle w:val="Hyperlink"/>
@@ -23377,7 +23638,7 @@
               <w:pStyle w:val="Compact"/>
               <w:jc w:val="left"/>
             </w:pPr>
-            <w:hyperlink r:id="rId194">
+            <w:hyperlink r:id="rId197">
               <w:r>
                 <w:rPr>
                   <w:rStyle w:val="Hyperlink"/>
@@ -23430,7 +23691,7 @@
               <w:pStyle w:val="Compact"/>
               <w:jc w:val="left"/>
             </w:pPr>
-            <w:hyperlink r:id="rId195">
+            <w:hyperlink r:id="rId198">
               <w:r>
                 <w:rPr>
                   <w:rStyle w:val="Hyperlink"/>
@@ -23483,7 +23744,7 @@
               <w:pStyle w:val="Compact"/>
               <w:jc w:val="left"/>
             </w:pPr>
-            <w:hyperlink r:id="rId196">
+            <w:hyperlink r:id="rId199">
               <w:r>
                 <w:rPr>
                   <w:rStyle w:val="Hyperlink"/>
@@ -23536,7 +23797,7 @@
               <w:pStyle w:val="Compact"/>
               <w:jc w:val="left"/>
             </w:pPr>
-            <w:hyperlink r:id="rId197">
+            <w:hyperlink r:id="rId200">
               <w:r>
                 <w:rPr>
                   <w:rStyle w:val="Hyperlink"/>
@@ -23589,7 +23850,7 @@
               <w:pStyle w:val="Compact"/>
               <w:jc w:val="left"/>
             </w:pPr>
-            <w:hyperlink r:id="rId198">
+            <w:hyperlink r:id="rId201">
               <w:r>
                 <w:rPr>
                   <w:rStyle w:val="Hyperlink"/>
@@ -23642,7 +23903,7 @@
               <w:pStyle w:val="Compact"/>
               <w:jc w:val="left"/>
             </w:pPr>
-            <w:hyperlink r:id="rId199">
+            <w:hyperlink r:id="rId202">
               <w:r>
                 <w:rPr>
                   <w:rStyle w:val="Hyperlink"/>
@@ -23695,7 +23956,7 @@
               <w:pStyle w:val="Compact"/>
               <w:jc w:val="left"/>
             </w:pPr>
-            <w:hyperlink r:id="rId200">
+            <w:hyperlink r:id="rId203">
               <w:r>
                 <w:rPr>
                   <w:rStyle w:val="Hyperlink"/>
@@ -23748,7 +24009,7 @@
               <w:pStyle w:val="Compact"/>
               <w:jc w:val="left"/>
             </w:pPr>
-            <w:hyperlink r:id="rId201">
+            <w:hyperlink r:id="rId204">
               <w:r>
                 <w:rPr>
                   <w:rStyle w:val="Hyperlink"/>
@@ -23801,7 +24062,7 @@
               <w:pStyle w:val="Compact"/>
               <w:jc w:val="left"/>
             </w:pPr>
-            <w:hyperlink r:id="rId202">
+            <w:hyperlink r:id="rId205">
               <w:r>
                 <w:rPr>
                   <w:rStyle w:val="Hyperlink"/>
@@ -23854,7 +24115,7 @@
               <w:pStyle w:val="Compact"/>
               <w:jc w:val="left"/>
             </w:pPr>
-            <w:hyperlink r:id="rId203">
+            <w:hyperlink r:id="rId206">
               <w:r>
                 <w:rPr>
                   <w:rStyle w:val="Hyperlink"/>
@@ -23907,7 +24168,7 @@
               <w:pStyle w:val="Compact"/>
               <w:jc w:val="left"/>
             </w:pPr>
-            <w:hyperlink r:id="rId204">
+            <w:hyperlink r:id="rId207">
               <w:r>
                 <w:rPr>
                   <w:rStyle w:val="Hyperlink"/>
@@ -23960,7 +24221,7 @@
               <w:pStyle w:val="Compact"/>
               <w:jc w:val="left"/>
             </w:pPr>
-            <w:hyperlink r:id="rId205">
+            <w:hyperlink r:id="rId208">
               <w:r>
                 <w:rPr>
                   <w:rStyle w:val="Hyperlink"/>
@@ -24013,7 +24274,7 @@
               <w:pStyle w:val="Compact"/>
               <w:jc w:val="left"/>
             </w:pPr>
-            <w:hyperlink r:id="rId206">
+            <w:hyperlink r:id="rId209">
               <w:r>
                 <w:rPr>
                   <w:rStyle w:val="Hyperlink"/>
@@ -24066,7 +24327,7 @@
               <w:pStyle w:val="Compact"/>
               <w:jc w:val="left"/>
             </w:pPr>
-            <w:hyperlink r:id="rId207">
+            <w:hyperlink r:id="rId210">
               <w:r>
                 <w:rPr>
                   <w:rStyle w:val="Hyperlink"/>
@@ -24119,7 +24380,7 @@
               <w:pStyle w:val="Compact"/>
               <w:jc w:val="left"/>
             </w:pPr>
-            <w:hyperlink r:id="rId208">
+            <w:hyperlink r:id="rId211">
               <w:r>
                 <w:rPr>
                   <w:rStyle w:val="Hyperlink"/>
@@ -24172,7 +24433,7 @@
               <w:pStyle w:val="Compact"/>
               <w:jc w:val="left"/>
             </w:pPr>
-            <w:hyperlink r:id="rId209">
+            <w:hyperlink r:id="rId212">
               <w:r>
                 <w:rPr>
                   <w:rStyle w:val="Hyperlink"/>
@@ -24225,7 +24486,7 @@
               <w:pStyle w:val="Compact"/>
               <w:jc w:val="left"/>
             </w:pPr>
-            <w:hyperlink r:id="rId210">
+            <w:hyperlink r:id="rId213">
               <w:r>
                 <w:rPr>
                   <w:rStyle w:val="Hyperlink"/>
@@ -24278,7 +24539,7 @@
               <w:pStyle w:val="Compact"/>
               <w:jc w:val="left"/>
             </w:pPr>
-            <w:hyperlink r:id="rId211">
+            <w:hyperlink r:id="rId214">
               <w:r>
                 <w:rPr>
                   <w:rStyle w:val="Hyperlink"/>
@@ -24331,7 +24592,7 @@
               <w:pStyle w:val="Compact"/>
               <w:jc w:val="left"/>
             </w:pPr>
-            <w:hyperlink r:id="rId212">
+            <w:hyperlink r:id="rId215">
               <w:r>
                 <w:rPr>
                   <w:rStyle w:val="Hyperlink"/>
@@ -24384,7 +24645,7 @@
               <w:pStyle w:val="Compact"/>
               <w:jc w:val="left"/>
             </w:pPr>
-            <w:hyperlink r:id="rId213">
+            <w:hyperlink r:id="rId216">
               <w:r>
                 <w:rPr>
                   <w:rStyle w:val="Hyperlink"/>
@@ -24437,7 +24698,7 @@
               <w:pStyle w:val="Compact"/>
               <w:jc w:val="left"/>
             </w:pPr>
-            <w:hyperlink r:id="rId214">
+            <w:hyperlink r:id="rId217">
               <w:r>
                 <w:rPr>
                   <w:rStyle w:val="Hyperlink"/>
@@ -24490,7 +24751,7 @@
               <w:pStyle w:val="Compact"/>
               <w:jc w:val="left"/>
             </w:pPr>
-            <w:hyperlink r:id="rId215">
+            <w:hyperlink r:id="rId218">
               <w:r>
                 <w:rPr>
                   <w:rStyle w:val="Hyperlink"/>
@@ -24543,7 +24804,7 @@
               <w:pStyle w:val="Compact"/>
               <w:jc w:val="left"/>
             </w:pPr>
-            <w:hyperlink r:id="rId216">
+            <w:hyperlink r:id="rId219">
               <w:r>
                 <w:rPr>
                   <w:rStyle w:val="Hyperlink"/>
@@ -24596,7 +24857,7 @@
               <w:pStyle w:val="Compact"/>
               <w:jc w:val="left"/>
             </w:pPr>
-            <w:hyperlink r:id="rId217">
+            <w:hyperlink r:id="rId220">
               <w:r>
                 <w:rPr>
                   <w:rStyle w:val="Hyperlink"/>
@@ -24649,7 +24910,7 @@
               <w:pStyle w:val="Compact"/>
               <w:jc w:val="left"/>
             </w:pPr>
-            <w:hyperlink r:id="rId218">
+            <w:hyperlink r:id="rId221">
               <w:r>
                 <w:rPr>
                   <w:rStyle w:val="Hyperlink"/>
@@ -24702,7 +24963,7 @@
               <w:pStyle w:val="Compact"/>
               <w:jc w:val="left"/>
             </w:pPr>
-            <w:hyperlink r:id="rId219">
+            <w:hyperlink r:id="rId222">
               <w:r>
                 <w:rPr>
                   <w:rStyle w:val="Hyperlink"/>
@@ -24755,7 +25016,7 @@
               <w:pStyle w:val="Compact"/>
               <w:jc w:val="left"/>
             </w:pPr>
-            <w:hyperlink r:id="rId220">
+            <w:hyperlink r:id="rId223">
               <w:r>
                 <w:rPr>
                   <w:rStyle w:val="Hyperlink"/>
@@ -24808,7 +25069,7 @@
               <w:pStyle w:val="Compact"/>
               <w:jc w:val="left"/>
             </w:pPr>
-            <w:hyperlink r:id="rId221">
+            <w:hyperlink r:id="rId224">
               <w:r>
                 <w:rPr>
                   <w:rStyle w:val="Hyperlink"/>
@@ -24861,7 +25122,7 @@
               <w:pStyle w:val="Compact"/>
               <w:jc w:val="left"/>
             </w:pPr>
-            <w:hyperlink r:id="rId222">
+            <w:hyperlink r:id="rId225">
               <w:r>
                 <w:rPr>
                   <w:rStyle w:val="Hyperlink"/>
@@ -24914,7 +25175,7 @@
               <w:pStyle w:val="Compact"/>
               <w:jc w:val="left"/>
             </w:pPr>
-            <w:hyperlink r:id="rId223">
+            <w:hyperlink r:id="rId226">
               <w:r>
                 <w:rPr>
                   <w:rStyle w:val="Hyperlink"/>
@@ -24967,7 +25228,7 @@
               <w:pStyle w:val="Compact"/>
               <w:jc w:val="left"/>
             </w:pPr>
-            <w:hyperlink r:id="rId224">
+            <w:hyperlink r:id="rId227">
               <w:r>
                 <w:rPr>
                   <w:rStyle w:val="Hyperlink"/>
@@ -25020,7 +25281,7 @@
               <w:pStyle w:val="Compact"/>
               <w:jc w:val="left"/>
             </w:pPr>
-            <w:hyperlink r:id="rId225">
+            <w:hyperlink r:id="rId228">
               <w:r>
                 <w:rPr>
                   <w:rStyle w:val="Hyperlink"/>
@@ -25032,15 +25293,15 @@
         </w:tc>
       </w:tr>
     </w:tbl>
-    <w:bookmarkEnd w:id="226"/>
+    <w:bookmarkEnd w:id="229"/>
     <w:p>
       <w:r>
         <w:br w:type="page"/>
       </w:r>
     </w:p>
-    <w:bookmarkEnd w:id="227"/>
-    <w:bookmarkEnd w:id="228"/>
-    <w:bookmarkStart w:id="249" w:name="geteilte-elemente"/>
+    <w:bookmarkEnd w:id="230"/>
+    <w:bookmarkEnd w:id="231"/>
+    <w:bookmarkStart w:id="252" w:name="geteilte-elemente"/>
     <w:p>
       <w:pPr>
         <w:pStyle w:val="berschrift1"/>
@@ -25049,7 +25310,7 @@
         <w:t xml:space="preserve">Geteilte Elemente</w:t>
       </w:r>
     </w:p>
-    <w:bookmarkStart w:id="229" w:name="reference-classes"/>
+    <w:bookmarkStart w:id="232" w:name="reference-classes"/>
     <w:p>
       <w:pPr>
         <w:pStyle w:val="berschrift2"/>
@@ -25211,8 +25472,8 @@
         <w:t xml:space="preserve">, da die lokale Referenz unverändert bleibt, auch wenn sich die verknüpfte Entität später ändert</w:t>
       </w:r>
     </w:p>
-    <w:bookmarkEnd w:id="229"/>
-    <w:bookmarkStart w:id="232" w:name="class-personreference"/>
+    <w:bookmarkEnd w:id="232"/>
+    <w:bookmarkStart w:id="235" w:name="class-personreference"/>
     <w:p>
       <w:pPr>
         <w:pStyle w:val="berschrift2"/>
@@ -25241,7 +25502,7 @@
         <w:t xml:space="preserve">__</w:t>
       </w:r>
     </w:p>
-    <w:bookmarkStart w:id="230" w:name="attribute-12"/>
+    <w:bookmarkStart w:id="233" w:name="attribute-12"/>
     <w:p>
       <w:pPr>
         <w:pStyle w:val="berschrift3"/>
@@ -25679,8 +25940,8 @@
         </w:tc>
       </w:tr>
     </w:tbl>
-    <w:bookmarkEnd w:id="230"/>
-    <w:bookmarkStart w:id="231" w:name="usages-12"/>
+    <w:bookmarkEnd w:id="233"/>
+    <w:bookmarkStart w:id="234" w:name="usages-12"/>
     <w:p>
       <w:pPr>
         <w:pStyle w:val="berschrift3"/>
@@ -25886,9 +26147,9 @@
         </w:tc>
       </w:tr>
     </w:tbl>
-    <w:bookmarkEnd w:id="231"/>
-    <w:bookmarkEnd w:id="232"/>
-    <w:bookmarkStart w:id="235" w:name="class-groupreference"/>
+    <w:bookmarkEnd w:id="234"/>
+    <w:bookmarkEnd w:id="235"/>
+    <w:bookmarkStart w:id="238" w:name="class-groupreference"/>
     <w:p>
       <w:pPr>
         <w:pStyle w:val="berschrift2"/>
@@ -25917,7 +26178,7 @@
         <w:t xml:space="preserve">__</w:t>
       </w:r>
     </w:p>
-    <w:bookmarkStart w:id="233" w:name="attribute-13"/>
+    <w:bookmarkStart w:id="236" w:name="attribute-13"/>
     <w:p>
       <w:pPr>
         <w:pStyle w:val="berschrift3"/>
@@ -26291,8 +26552,8 @@
         </w:tc>
       </w:tr>
     </w:tbl>
-    <w:bookmarkEnd w:id="233"/>
-    <w:bookmarkStart w:id="234" w:name="usages-13"/>
+    <w:bookmarkEnd w:id="236"/>
+    <w:bookmarkStart w:id="237" w:name="usages-13"/>
     <w:p>
       <w:pPr>
         <w:pStyle w:val="berschrift3"/>
@@ -26433,9 +26694,9 @@
         </w:tc>
       </w:tr>
     </w:tbl>
-    <w:bookmarkEnd w:id="234"/>
-    <w:bookmarkEnd w:id="235"/>
-    <w:bookmarkStart w:id="236" w:name="mehrfach-benutzte-klassen"/>
+    <w:bookmarkEnd w:id="237"/>
+    <w:bookmarkEnd w:id="238"/>
+    <w:bookmarkStart w:id="239" w:name="mehrfach-benutzte-klassen"/>
     <w:p>
       <w:pPr>
         <w:pStyle w:val="berschrift2"/>
@@ -26444,8 +26705,8 @@
         <w:t xml:space="preserve">Mehrfach benutzte Klassen</w:t>
       </w:r>
     </w:p>
-    <w:bookmarkEnd w:id="236"/>
-    <w:bookmarkStart w:id="242" w:name="class-address"/>
+    <w:bookmarkEnd w:id="239"/>
+    <w:bookmarkStart w:id="245" w:name="class-address"/>
     <w:p>
       <w:pPr>
         <w:pStyle w:val="berschrift2"/>
@@ -26474,7 +26735,7 @@
         <w:t xml:space="preserve">__</w:t>
       </w:r>
     </w:p>
-    <w:bookmarkStart w:id="237" w:name="attribute-14"/>
+    <w:bookmarkStart w:id="240" w:name="attribute-14"/>
     <w:p>
       <w:pPr>
         <w:pStyle w:val="berschrift3"/>
@@ -26797,8 +27058,8 @@
         </w:tc>
       </w:tr>
     </w:tbl>
-    <w:bookmarkEnd w:id="237"/>
-    <w:bookmarkStart w:id="238" w:name="usages-14"/>
+    <w:bookmarkEnd w:id="240"/>
+    <w:bookmarkStart w:id="241" w:name="usages-14"/>
     <w:p>
       <w:pPr>
         <w:pStyle w:val="berschrift3"/>
@@ -27004,8 +27265,8 @@
         </w:tc>
       </w:tr>
     </w:tbl>
-    <w:bookmarkEnd w:id="238"/>
-    <w:bookmarkStart w:id="241" w:name="examples-4"/>
+    <w:bookmarkEnd w:id="241"/>
+    <w:bookmarkStart w:id="244" w:name="examples-4"/>
     <w:p>
       <w:pPr>
         <w:pStyle w:val="berschrift3"/>
@@ -27014,7 +27275,7 @@
         <w:t xml:space="preserve">Examples</w:t>
       </w:r>
     </w:p>
-    <w:bookmarkStart w:id="239" w:name="Xd748080ec29d7e076d5f53e253dd70503397fff"/>
+    <w:bookmarkStart w:id="242" w:name="Xd748080ec29d7e076d5f53e253dd70503397fff"/>
     <w:p>
       <w:pPr>
         <w:pStyle w:val="berschrift4"/>
@@ -27115,8 +27376,8 @@
         <w:t xml:space="preserve"> London</w:t>
       </w:r>
     </w:p>
-    <w:bookmarkEnd w:id="239"/>
-    <w:bookmarkStart w:id="240" w:name="X74f12154cf05479416e73aca78ab1633c571f16"/>
+    <w:bookmarkEnd w:id="242"/>
+    <w:bookmarkStart w:id="243" w:name="X74f12154cf05479416e73aca78ab1633c571f16"/>
     <w:p>
       <w:pPr>
         <w:pStyle w:val="berschrift4"/>
@@ -27169,10 +27430,10 @@
         <w:t xml:space="preserve"> Basel-Stadt</w:t>
       </w:r>
     </w:p>
-    <w:bookmarkEnd w:id="240"/>
-    <w:bookmarkEnd w:id="241"/>
-    <w:bookmarkEnd w:id="242"/>
-    <w:bookmarkStart w:id="245" w:name="enum-addresstypeenum"/>
+    <w:bookmarkEnd w:id="243"/>
+    <w:bookmarkEnd w:id="244"/>
+    <w:bookmarkEnd w:id="245"/>
+    <w:bookmarkStart w:id="248" w:name="enum-addresstypeenum"/>
     <w:p>
       <w:pPr>
         <w:pStyle w:val="berschrift2"/>
@@ -27211,7 +27472,7 @@
       <w:r>
         <w:t xml:space="preserve"> </w:t>
       </w:r>
-      <w:hyperlink r:id="rId243">
+      <w:hyperlink r:id="rId246">
         <w:r>
           <w:rPr>
             <w:rStyle w:val="Hyperlink"/>
@@ -27220,7 +27481,7 @@
         </w:r>
       </w:hyperlink>
     </w:p>
-    <w:bookmarkStart w:id="244" w:name="permissible-values-5"/>
+    <w:bookmarkStart w:id="247" w:name="permissible-values-6"/>
     <w:p>
       <w:pPr>
         <w:pStyle w:val="berschrift3"/>
@@ -27456,9 +27717,9 @@
         </w:tc>
       </w:tr>
     </w:tbl>
-    <w:bookmarkEnd w:id="244"/>
-    <w:bookmarkEnd w:id="245"/>
-    <w:bookmarkStart w:id="248" w:name="class-contact"/>
+    <w:bookmarkEnd w:id="247"/>
+    <w:bookmarkEnd w:id="248"/>
+    <w:bookmarkStart w:id="251" w:name="class-contact"/>
     <w:p>
       <w:pPr>
         <w:pStyle w:val="berschrift2"/>
@@ -27487,7 +27748,7 @@
         <w:t xml:space="preserve">__</w:t>
       </w:r>
     </w:p>
-    <w:bookmarkStart w:id="246" w:name="attribute-15"/>
+    <w:bookmarkStart w:id="249" w:name="attribute-15"/>
     <w:p>
       <w:pPr>
         <w:pStyle w:val="berschrift3"/>
@@ -27654,8 +27915,8 @@
         </w:tc>
       </w:tr>
     </w:tbl>
-    <w:bookmarkEnd w:id="246"/>
-    <w:bookmarkStart w:id="247" w:name="usages-15"/>
+    <w:bookmarkEnd w:id="249"/>
+    <w:bookmarkStart w:id="250" w:name="usages-15"/>
     <w:p>
       <w:pPr>
         <w:pStyle w:val="berschrift3"/>
@@ -27861,9 +28122,9 @@
         </w:tc>
       </w:tr>
     </w:tbl>
-    <w:bookmarkEnd w:id="247"/>
-    <w:bookmarkEnd w:id="248"/>
-    <w:bookmarkEnd w:id="249"/>
+    <w:bookmarkEnd w:id="250"/>
+    <w:bookmarkEnd w:id="251"/>
+    <w:bookmarkEnd w:id="252"/>
     <w:sectPr>
       <w:headerReference r:id="rId9" w:type="even"/>
       <w:headerReference r:id="rId10" w:type="default"/>

--- a/ech-0294_actors/output/ech-0294_actors.docx
+++ b/ech-0294_actors/output/ech-0294_actors.docx
@@ -1460,7 +1460,7 @@
         <w:t xml:space="preserve">Mehrsprachigkeit</w:t>
       </w:r>
       <w:r>
-        <w:t xml:space="preserve">: Unterstützung mehrsprachiger Inhalte gemäss Schweizer Anforderungen.</w:t>
+        <w:t xml:space="preserve">: Unterstützung mehrsprachiger Inhalte gemäss schweizer Anforderungen.</w:t>
       </w:r>
     </w:p>
     <w:p>

--- a/ech-0294_actors/output/ech-0294_actors.docx
+++ b/ech-0294_actors/output/ech-0294_actors.docx
@@ -6083,24 +6083,6 @@
           <w:p>
             <w:pPr>
               <w:pStyle w:val="Compact"/>
-            </w:pPr>
-          </w:p>
-        </w:tc>
-      </w:tr>
-      <w:tr>
-        <w:tc>
-          <w:tcPr/>
-          <w:p>
-            <w:pPr>
-              <w:pStyle w:val="Compact"/>
-            </w:pPr>
-          </w:p>
-        </w:tc>
-        <w:tc>
-          <w:tcPr/>
-          <w:p>
-            <w:pPr>
-              <w:pStyle w:val="Compact"/>
               <w:jc w:val="left"/>
             </w:pPr>
             <w:hyperlink r:id="rId42">
@@ -6154,24 +6136,6 @@
           <w:p>
             <w:pPr>
               <w:pStyle w:val="Compact"/>
-            </w:pPr>
-          </w:p>
-        </w:tc>
-      </w:tr>
-      <w:tr>
-        <w:tc>
-          <w:tcPr/>
-          <w:p>
-            <w:pPr>
-              <w:pStyle w:val="Compact"/>
-            </w:pPr>
-          </w:p>
-        </w:tc>
-        <w:tc>
-          <w:tcPr/>
-          <w:p>
-            <w:pPr>
-              <w:pStyle w:val="Compact"/>
               <w:jc w:val="left"/>
             </w:pPr>
             <w:hyperlink r:id="rId43">
@@ -6225,24 +6189,6 @@
           <w:p>
             <w:pPr>
               <w:pStyle w:val="Compact"/>
-            </w:pPr>
-          </w:p>
-        </w:tc>
-      </w:tr>
-      <w:tr>
-        <w:tc>
-          <w:tcPr/>
-          <w:p>
-            <w:pPr>
-              <w:pStyle w:val="Compact"/>
-            </w:pPr>
-          </w:p>
-        </w:tc>
-        <w:tc>
-          <w:tcPr/>
-          <w:p>
-            <w:pPr>
-              <w:pStyle w:val="Compact"/>
               <w:jc w:val="left"/>
             </w:pPr>
             <w:hyperlink r:id="rId44">
@@ -6296,24 +6242,6 @@
           <w:p>
             <w:pPr>
               <w:pStyle w:val="Compact"/>
-            </w:pPr>
-          </w:p>
-        </w:tc>
-      </w:tr>
-      <w:tr>
-        <w:tc>
-          <w:tcPr/>
-          <w:p>
-            <w:pPr>
-              <w:pStyle w:val="Compact"/>
-            </w:pPr>
-          </w:p>
-        </w:tc>
-        <w:tc>
-          <w:tcPr/>
-          <w:p>
-            <w:pPr>
-              <w:pStyle w:val="Compact"/>
               <w:jc w:val="left"/>
             </w:pPr>
             <w:hyperlink r:id="rId45">
@@ -6367,24 +6295,6 @@
           <w:p>
             <w:pPr>
               <w:pStyle w:val="Compact"/>
-            </w:pPr>
-          </w:p>
-        </w:tc>
-      </w:tr>
-      <w:tr>
-        <w:tc>
-          <w:tcPr/>
-          <w:p>
-            <w:pPr>
-              <w:pStyle w:val="Compact"/>
-            </w:pPr>
-          </w:p>
-        </w:tc>
-        <w:tc>
-          <w:tcPr/>
-          <w:p>
-            <w:pPr>
-              <w:pStyle w:val="Compact"/>
               <w:jc w:val="left"/>
             </w:pPr>
             <w:hyperlink r:id="rId46">
@@ -6438,24 +6348,6 @@
           <w:p>
             <w:pPr>
               <w:pStyle w:val="Compact"/>
-            </w:pPr>
-          </w:p>
-        </w:tc>
-      </w:tr>
-      <w:tr>
-        <w:tc>
-          <w:tcPr/>
-          <w:p>
-            <w:pPr>
-              <w:pStyle w:val="Compact"/>
-            </w:pPr>
-          </w:p>
-        </w:tc>
-        <w:tc>
-          <w:tcPr/>
-          <w:p>
-            <w:pPr>
-              <w:pStyle w:val="Compact"/>
               <w:jc w:val="left"/>
             </w:pPr>
             <w:hyperlink r:id="rId47">
@@ -6509,24 +6401,6 @@
           <w:p>
             <w:pPr>
               <w:pStyle w:val="Compact"/>
-            </w:pPr>
-          </w:p>
-        </w:tc>
-      </w:tr>
-      <w:tr>
-        <w:tc>
-          <w:tcPr/>
-          <w:p>
-            <w:pPr>
-              <w:pStyle w:val="Compact"/>
-            </w:pPr>
-          </w:p>
-        </w:tc>
-        <w:tc>
-          <w:tcPr/>
-          <w:p>
-            <w:pPr>
-              <w:pStyle w:val="Compact"/>
               <w:jc w:val="left"/>
             </w:pPr>
             <w:hyperlink r:id="rId48">
@@ -6580,24 +6454,6 @@
           <w:p>
             <w:pPr>
               <w:pStyle w:val="Compact"/>
-            </w:pPr>
-          </w:p>
-        </w:tc>
-      </w:tr>
-      <w:tr>
-        <w:tc>
-          <w:tcPr/>
-          <w:p>
-            <w:pPr>
-              <w:pStyle w:val="Compact"/>
-            </w:pPr>
-          </w:p>
-        </w:tc>
-        <w:tc>
-          <w:tcPr/>
-          <w:p>
-            <w:pPr>
-              <w:pStyle w:val="Compact"/>
               <w:jc w:val="left"/>
             </w:pPr>
             <w:hyperlink r:id="rId49">
@@ -6666,24 +6522,6 @@
           <w:p>
             <w:pPr>
               <w:pStyle w:val="Compact"/>
-            </w:pPr>
-          </w:p>
-        </w:tc>
-      </w:tr>
-      <w:tr>
-        <w:tc>
-          <w:tcPr/>
-          <w:p>
-            <w:pPr>
-              <w:pStyle w:val="Compact"/>
-            </w:pPr>
-          </w:p>
-        </w:tc>
-        <w:tc>
-          <w:tcPr/>
-          <w:p>
-            <w:pPr>
-              <w:pStyle w:val="Compact"/>
               <w:jc w:val="left"/>
             </w:pPr>
             <w:hyperlink r:id="rId50">
@@ -6737,24 +6575,6 @@
           <w:p>
             <w:pPr>
               <w:pStyle w:val="Compact"/>
-            </w:pPr>
-          </w:p>
-        </w:tc>
-      </w:tr>
-      <w:tr>
-        <w:tc>
-          <w:tcPr/>
-          <w:p>
-            <w:pPr>
-              <w:pStyle w:val="Compact"/>
-            </w:pPr>
-          </w:p>
-        </w:tc>
-        <w:tc>
-          <w:tcPr/>
-          <w:p>
-            <w:pPr>
-              <w:pStyle w:val="Compact"/>
               <w:jc w:val="left"/>
             </w:pPr>
             <w:hyperlink r:id="rId51">
@@ -6791,24 +6611,6 @@
             <w:r>
               <w:t xml:space="preserve">For persons of foreign nationality who do not have official documents (mainly in the field of asylum). To be used in combination with the defined Name according to declaration.</w:t>
             </w:r>
-          </w:p>
-        </w:tc>
-      </w:tr>
-      <w:tr>
-        <w:tc>
-          <w:tcPr/>
-          <w:p>
-            <w:pPr>
-              <w:pStyle w:val="Compact"/>
-            </w:pPr>
-          </w:p>
-        </w:tc>
-        <w:tc>
-          <w:tcPr/>
-          <w:p>
-            <w:pPr>
-              <w:pStyle w:val="Compact"/>
-            </w:pPr>
           </w:p>
         </w:tc>
       </w:tr>
@@ -13452,25 +13254,6 @@
         <w:t xml:space="preserve">: Untersuchungen von Gruppenzusammensetzungen und Netzwerken</w:t>
       </w:r>
     </w:p>
-    <w:p>
-      <w:pPr>
-        <w:numPr>
-          <w:ilvl w:val="0"/>
-          <w:numId w:val="1007"/>
-        </w:numPr>
-        <w:pStyle w:val="Compact"/>
-      </w:pPr>
-      <w:r>
-        <w:rPr>
-          <w:bCs/>
-          <w:b/>
-        </w:rPr>
-        <w:t xml:space="preserve">Parteilisten</w:t>
-      </w:r>
-      <w:r>
-        <w:t xml:space="preserve">: Verwaltung von Wahllisten (z.B. UNIBE Parteilisten-Datenbank)</w:t>
-      </w:r>
-    </w:p>
     <w:bookmarkEnd w:id="129"/>
     <w:bookmarkStart w:id="132" w:name="class-group"/>
     <w:p>
@@ -15474,24 +15257,6 @@
           <w:p>
             <w:pPr>
               <w:pStyle w:val="Compact"/>
-            </w:pPr>
-          </w:p>
-        </w:tc>
-      </w:tr>
-      <w:tr>
-        <w:tc>
-          <w:tcPr/>
-          <w:p>
-            <w:pPr>
-              <w:pStyle w:val="Compact"/>
-            </w:pPr>
-          </w:p>
-        </w:tc>
-        <w:tc>
-          <w:tcPr/>
-          <w:p>
-            <w:pPr>
-              <w:pStyle w:val="Compact"/>
               <w:jc w:val="left"/>
             </w:pPr>
             <w:hyperlink r:id="rId137">
@@ -15545,24 +15310,6 @@
           <w:p>
             <w:pPr>
               <w:pStyle w:val="Compact"/>
-            </w:pPr>
-          </w:p>
-        </w:tc>
-      </w:tr>
-      <w:tr>
-        <w:tc>
-          <w:tcPr/>
-          <w:p>
-            <w:pPr>
-              <w:pStyle w:val="Compact"/>
-            </w:pPr>
-          </w:p>
-        </w:tc>
-        <w:tc>
-          <w:tcPr/>
-          <w:p>
-            <w:pPr>
-              <w:pStyle w:val="Compact"/>
               <w:jc w:val="left"/>
             </w:pPr>
             <w:hyperlink r:id="rId138">
@@ -15616,24 +15363,6 @@
           <w:p>
             <w:pPr>
               <w:pStyle w:val="Compact"/>
-            </w:pPr>
-          </w:p>
-        </w:tc>
-      </w:tr>
-      <w:tr>
-        <w:tc>
-          <w:tcPr/>
-          <w:p>
-            <w:pPr>
-              <w:pStyle w:val="Compact"/>
-            </w:pPr>
-          </w:p>
-        </w:tc>
-        <w:tc>
-          <w:tcPr/>
-          <w:p>
-            <w:pPr>
-              <w:pStyle w:val="Compact"/>
               <w:jc w:val="left"/>
             </w:pPr>
             <w:hyperlink r:id="rId139">
@@ -15687,24 +15416,6 @@
           <w:p>
             <w:pPr>
               <w:pStyle w:val="Compact"/>
-            </w:pPr>
-          </w:p>
-        </w:tc>
-      </w:tr>
-      <w:tr>
-        <w:tc>
-          <w:tcPr/>
-          <w:p>
-            <w:pPr>
-              <w:pStyle w:val="Compact"/>
-            </w:pPr>
-          </w:p>
-        </w:tc>
-        <w:tc>
-          <w:tcPr/>
-          <w:p>
-            <w:pPr>
-              <w:pStyle w:val="Compact"/>
               <w:jc w:val="left"/>
             </w:pPr>
             <w:hyperlink r:id="rId140">
@@ -15758,24 +15469,6 @@
           <w:p>
             <w:pPr>
               <w:pStyle w:val="Compact"/>
-            </w:pPr>
-          </w:p>
-        </w:tc>
-      </w:tr>
-      <w:tr>
-        <w:tc>
-          <w:tcPr/>
-          <w:p>
-            <w:pPr>
-              <w:pStyle w:val="Compact"/>
-            </w:pPr>
-          </w:p>
-        </w:tc>
-        <w:tc>
-          <w:tcPr/>
-          <w:p>
-            <w:pPr>
-              <w:pStyle w:val="Compact"/>
               <w:jc w:val="left"/>
             </w:pPr>
             <w:hyperlink r:id="rId141">
@@ -15829,24 +15522,6 @@
           <w:p>
             <w:pPr>
               <w:pStyle w:val="Compact"/>
-            </w:pPr>
-          </w:p>
-        </w:tc>
-      </w:tr>
-      <w:tr>
-        <w:tc>
-          <w:tcPr/>
-          <w:p>
-            <w:pPr>
-              <w:pStyle w:val="Compact"/>
-            </w:pPr>
-          </w:p>
-        </w:tc>
-        <w:tc>
-          <w:tcPr/>
-          <w:p>
-            <w:pPr>
-              <w:pStyle w:val="Compact"/>
               <w:jc w:val="left"/>
             </w:pPr>
             <w:hyperlink r:id="rId142">
@@ -15900,24 +15575,6 @@
           <w:p>
             <w:pPr>
               <w:pStyle w:val="Compact"/>
-            </w:pPr>
-          </w:p>
-        </w:tc>
-      </w:tr>
-      <w:tr>
-        <w:tc>
-          <w:tcPr/>
-          <w:p>
-            <w:pPr>
-              <w:pStyle w:val="Compact"/>
-            </w:pPr>
-          </w:p>
-        </w:tc>
-        <w:tc>
-          <w:tcPr/>
-          <w:p>
-            <w:pPr>
-              <w:pStyle w:val="Compact"/>
               <w:jc w:val="left"/>
             </w:pPr>
             <w:hyperlink r:id="rId143">
@@ -15971,24 +15628,6 @@
           <w:p>
             <w:pPr>
               <w:pStyle w:val="Compact"/>
-            </w:pPr>
-          </w:p>
-        </w:tc>
-      </w:tr>
-      <w:tr>
-        <w:tc>
-          <w:tcPr/>
-          <w:p>
-            <w:pPr>
-              <w:pStyle w:val="Compact"/>
-            </w:pPr>
-          </w:p>
-        </w:tc>
-        <w:tc>
-          <w:tcPr/>
-          <w:p>
-            <w:pPr>
-              <w:pStyle w:val="Compact"/>
               <w:jc w:val="left"/>
             </w:pPr>
             <w:hyperlink r:id="rId144">
@@ -16042,24 +15681,6 @@
           <w:p>
             <w:pPr>
               <w:pStyle w:val="Compact"/>
-            </w:pPr>
-          </w:p>
-        </w:tc>
-      </w:tr>
-      <w:tr>
-        <w:tc>
-          <w:tcPr/>
-          <w:p>
-            <w:pPr>
-              <w:pStyle w:val="Compact"/>
-            </w:pPr>
-          </w:p>
-        </w:tc>
-        <w:tc>
-          <w:tcPr/>
-          <w:p>
-            <w:pPr>
-              <w:pStyle w:val="Compact"/>
               <w:jc w:val="left"/>
             </w:pPr>
             <w:hyperlink r:id="rId145">
@@ -16113,24 +15734,6 @@
           <w:p>
             <w:pPr>
               <w:pStyle w:val="Compact"/>
-            </w:pPr>
-          </w:p>
-        </w:tc>
-      </w:tr>
-      <w:tr>
-        <w:tc>
-          <w:tcPr/>
-          <w:p>
-            <w:pPr>
-              <w:pStyle w:val="Compact"/>
-            </w:pPr>
-          </w:p>
-        </w:tc>
-        <w:tc>
-          <w:tcPr/>
-          <w:p>
-            <w:pPr>
-              <w:pStyle w:val="Compact"/>
               <w:jc w:val="left"/>
             </w:pPr>
             <w:hyperlink r:id="rId146">
@@ -16184,24 +15787,6 @@
           <w:p>
             <w:pPr>
               <w:pStyle w:val="Compact"/>
-            </w:pPr>
-          </w:p>
-        </w:tc>
-      </w:tr>
-      <w:tr>
-        <w:tc>
-          <w:tcPr/>
-          <w:p>
-            <w:pPr>
-              <w:pStyle w:val="Compact"/>
-            </w:pPr>
-          </w:p>
-        </w:tc>
-        <w:tc>
-          <w:tcPr/>
-          <w:p>
-            <w:pPr>
-              <w:pStyle w:val="Compact"/>
               <w:jc w:val="left"/>
             </w:pPr>
             <w:hyperlink r:id="rId147">
@@ -16255,24 +15840,6 @@
           <w:p>
             <w:pPr>
               <w:pStyle w:val="Compact"/>
-            </w:pPr>
-          </w:p>
-        </w:tc>
-      </w:tr>
-      <w:tr>
-        <w:tc>
-          <w:tcPr/>
-          <w:p>
-            <w:pPr>
-              <w:pStyle w:val="Compact"/>
-            </w:pPr>
-          </w:p>
-        </w:tc>
-        <w:tc>
-          <w:tcPr/>
-          <w:p>
-            <w:pPr>
-              <w:pStyle w:val="Compact"/>
               <w:jc w:val="left"/>
             </w:pPr>
             <w:hyperlink r:id="rId148">
@@ -16326,24 +15893,6 @@
           <w:p>
             <w:pPr>
               <w:pStyle w:val="Compact"/>
-            </w:pPr>
-          </w:p>
-        </w:tc>
-      </w:tr>
-      <w:tr>
-        <w:tc>
-          <w:tcPr/>
-          <w:p>
-            <w:pPr>
-              <w:pStyle w:val="Compact"/>
-            </w:pPr>
-          </w:p>
-        </w:tc>
-        <w:tc>
-          <w:tcPr/>
-          <w:p>
-            <w:pPr>
-              <w:pStyle w:val="Compact"/>
               <w:jc w:val="left"/>
             </w:pPr>
             <w:hyperlink r:id="rId149">
@@ -16397,24 +15946,6 @@
           <w:p>
             <w:pPr>
               <w:pStyle w:val="Compact"/>
-            </w:pPr>
-          </w:p>
-        </w:tc>
-      </w:tr>
-      <w:tr>
-        <w:tc>
-          <w:tcPr/>
-          <w:p>
-            <w:pPr>
-              <w:pStyle w:val="Compact"/>
-            </w:pPr>
-          </w:p>
-        </w:tc>
-        <w:tc>
-          <w:tcPr/>
-          <w:p>
-            <w:pPr>
-              <w:pStyle w:val="Compact"/>
               <w:jc w:val="left"/>
             </w:pPr>
             <w:hyperlink r:id="rId150">
@@ -16468,24 +15999,6 @@
           <w:p>
             <w:pPr>
               <w:pStyle w:val="Compact"/>
-            </w:pPr>
-          </w:p>
-        </w:tc>
-      </w:tr>
-      <w:tr>
-        <w:tc>
-          <w:tcPr/>
-          <w:p>
-            <w:pPr>
-              <w:pStyle w:val="Compact"/>
-            </w:pPr>
-          </w:p>
-        </w:tc>
-        <w:tc>
-          <w:tcPr/>
-          <w:p>
-            <w:pPr>
-              <w:pStyle w:val="Compact"/>
               <w:jc w:val="left"/>
             </w:pPr>
             <w:hyperlink r:id="rId151">
@@ -16539,24 +16052,6 @@
           <w:p>
             <w:pPr>
               <w:pStyle w:val="Compact"/>
-            </w:pPr>
-          </w:p>
-        </w:tc>
-      </w:tr>
-      <w:tr>
-        <w:tc>
-          <w:tcPr/>
-          <w:p>
-            <w:pPr>
-              <w:pStyle w:val="Compact"/>
-            </w:pPr>
-          </w:p>
-        </w:tc>
-        <w:tc>
-          <w:tcPr/>
-          <w:p>
-            <w:pPr>
-              <w:pStyle w:val="Compact"/>
               <w:jc w:val="left"/>
             </w:pPr>
             <w:hyperlink r:id="rId152">
@@ -16610,24 +16105,6 @@
           <w:p>
             <w:pPr>
               <w:pStyle w:val="Compact"/>
-            </w:pPr>
-          </w:p>
-        </w:tc>
-      </w:tr>
-      <w:tr>
-        <w:tc>
-          <w:tcPr/>
-          <w:p>
-            <w:pPr>
-              <w:pStyle w:val="Compact"/>
-            </w:pPr>
-          </w:p>
-        </w:tc>
-        <w:tc>
-          <w:tcPr/>
-          <w:p>
-            <w:pPr>
-              <w:pStyle w:val="Compact"/>
               <w:jc w:val="left"/>
             </w:pPr>
             <w:hyperlink r:id="rId153">
@@ -16681,24 +16158,6 @@
           <w:p>
             <w:pPr>
               <w:pStyle w:val="Compact"/>
-            </w:pPr>
-          </w:p>
-        </w:tc>
-      </w:tr>
-      <w:tr>
-        <w:tc>
-          <w:tcPr/>
-          <w:p>
-            <w:pPr>
-              <w:pStyle w:val="Compact"/>
-            </w:pPr>
-          </w:p>
-        </w:tc>
-        <w:tc>
-          <w:tcPr/>
-          <w:p>
-            <w:pPr>
-              <w:pStyle w:val="Compact"/>
               <w:jc w:val="left"/>
             </w:pPr>
             <w:hyperlink r:id="rId154">
@@ -16752,24 +16211,6 @@
           <w:p>
             <w:pPr>
               <w:pStyle w:val="Compact"/>
-            </w:pPr>
-          </w:p>
-        </w:tc>
-      </w:tr>
-      <w:tr>
-        <w:tc>
-          <w:tcPr/>
-          <w:p>
-            <w:pPr>
-              <w:pStyle w:val="Compact"/>
-            </w:pPr>
-          </w:p>
-        </w:tc>
-        <w:tc>
-          <w:tcPr/>
-          <w:p>
-            <w:pPr>
-              <w:pStyle w:val="Compact"/>
               <w:jc w:val="left"/>
             </w:pPr>
             <w:hyperlink r:id="rId155">
@@ -16823,24 +16264,6 @@
           <w:p>
             <w:pPr>
               <w:pStyle w:val="Compact"/>
-            </w:pPr>
-          </w:p>
-        </w:tc>
-      </w:tr>
-      <w:tr>
-        <w:tc>
-          <w:tcPr/>
-          <w:p>
-            <w:pPr>
-              <w:pStyle w:val="Compact"/>
-            </w:pPr>
-          </w:p>
-        </w:tc>
-        <w:tc>
-          <w:tcPr/>
-          <w:p>
-            <w:pPr>
-              <w:pStyle w:val="Compact"/>
               <w:jc w:val="left"/>
             </w:pPr>
             <w:hyperlink r:id="rId156">
@@ -16877,24 +16300,6 @@
             <w:r>
               <w:t xml:space="preserve">Other group type not covered by standard categories.</w:t>
             </w:r>
-          </w:p>
-        </w:tc>
-      </w:tr>
-      <w:tr>
-        <w:tc>
-          <w:tcPr/>
-          <w:p>
-            <w:pPr>
-              <w:pStyle w:val="Compact"/>
-            </w:pPr>
-          </w:p>
-        </w:tc>
-        <w:tc>
-          <w:tcPr/>
-          <w:p>
-            <w:pPr>
-              <w:pStyle w:val="Compact"/>
-            </w:pPr>
           </w:p>
         </w:tc>
       </w:tr>
@@ -23005,24 +22410,6 @@
           <w:p>
             <w:pPr>
               <w:pStyle w:val="Compact"/>
-            </w:pPr>
-          </w:p>
-        </w:tc>
-      </w:tr>
-      <w:tr>
-        <w:tc>
-          <w:tcPr/>
-          <w:p>
-            <w:pPr>
-              <w:pStyle w:val="Compact"/>
-            </w:pPr>
-          </w:p>
-        </w:tc>
-        <w:tc>
-          <w:tcPr/>
-          <w:p>
-            <w:pPr>
-              <w:pStyle w:val="Compact"/>
               <w:jc w:val="left"/>
             </w:pPr>
             <w:hyperlink r:id="rId185">
@@ -23076,24 +22463,6 @@
           <w:p>
             <w:pPr>
               <w:pStyle w:val="Compact"/>
-            </w:pPr>
-          </w:p>
-        </w:tc>
-      </w:tr>
-      <w:tr>
-        <w:tc>
-          <w:tcPr/>
-          <w:p>
-            <w:pPr>
-              <w:pStyle w:val="Compact"/>
-            </w:pPr>
-          </w:p>
-        </w:tc>
-        <w:tc>
-          <w:tcPr/>
-          <w:p>
-            <w:pPr>
-              <w:pStyle w:val="Compact"/>
               <w:jc w:val="left"/>
             </w:pPr>
             <w:hyperlink r:id="rId186">
@@ -23130,24 +22499,6 @@
             <w:r>
               <w:t xml:space="preserve">Membership in associations, federations, or interest organizations (e.g., industry associations, professional associations, lobby organizations, foundations, charitable associations).</w:t>
             </w:r>
-          </w:p>
-        </w:tc>
-      </w:tr>
-      <w:tr>
-        <w:tc>
-          <w:tcPr/>
-          <w:p>
-            <w:pPr>
-              <w:pStyle w:val="Compact"/>
-            </w:pPr>
-          </w:p>
-        </w:tc>
-        <w:tc>
-          <w:tcPr/>
-          <w:p>
-            <w:pPr>
-              <w:pStyle w:val="Compact"/>
-            </w:pPr>
           </w:p>
         </w:tc>
       </w:tr>
@@ -27580,24 +26931,6 @@
           <w:p>
             <w:pPr>
               <w:pStyle w:val="Compact"/>
-            </w:pPr>
-          </w:p>
-        </w:tc>
-        <w:tc>
-          <w:tcPr/>
-          <w:p>
-            <w:pPr>
-              <w:pStyle w:val="Compact"/>
-            </w:pPr>
-          </w:p>
-        </w:tc>
-      </w:tr>
-      <w:tr>
-        <w:tc>
-          <w:tcPr/>
-          <w:p>
-            <w:pPr>
-              <w:pStyle w:val="Compact"/>
               <w:jc w:val="left"/>
             </w:pPr>
             <w:r>
@@ -27642,24 +26975,6 @@
           <w:p>
             <w:pPr>
               <w:pStyle w:val="Compact"/>
-            </w:pPr>
-          </w:p>
-        </w:tc>
-        <w:tc>
-          <w:tcPr/>
-          <w:p>
-            <w:pPr>
-              <w:pStyle w:val="Compact"/>
-            </w:pPr>
-          </w:p>
-        </w:tc>
-      </w:tr>
-      <w:tr>
-        <w:tc>
-          <w:tcPr/>
-          <w:p>
-            <w:pPr>
-              <w:pStyle w:val="Compact"/>
               <w:jc w:val="left"/>
             </w:pPr>
             <w:r>
@@ -27677,24 +26992,6 @@
             <w:r>
               <w:t xml:space="preserve">Local address.</w:t>
             </w:r>
-          </w:p>
-        </w:tc>
-      </w:tr>
-      <w:tr>
-        <w:tc>
-          <w:tcPr/>
-          <w:p>
-            <w:pPr>
-              <w:pStyle w:val="Compact"/>
-            </w:pPr>
-          </w:p>
-        </w:tc>
-        <w:tc>
-          <w:tcPr/>
-          <w:p>
-            <w:pPr>
-              <w:pStyle w:val="Compact"/>
-            </w:pPr>
           </w:p>
         </w:tc>
       </w:tr>

--- a/ech-0294_actors/output/ech-0294_actors.docx
+++ b/ech-0294_actors/output/ech-0294_actors.docx
@@ -520,21 +520,30 @@
       </w:r>
     </w:p>
     <w:bookmarkEnd w:id="21"/>
-    <w:bookmarkStart w:id="22" w:name="inhaltsverzeichniss"/>
+    <w:bookmarkStart w:id="22" w:name="inhaltsverzeichnis"/>
     <w:p>
       <w:pPr>
         <w:pStyle w:val="berschrift1"/>
       </w:pPr>
       <w:r>
-        <w:t xml:space="preserve">Inhaltsverzeichniss</w:t>
+        <w:t xml:space="preserve">Inhaltsverzeichnis</w:t>
       </w:r>
     </w:p>
     <w:p>
-      <w:pPr>
-        <w:pStyle w:val="FirstParagraph"/>
-      </w:pPr>
-      <w:r>
-        <w:t xml:space="preserve">&lt; manually insert TOC here &gt;</w:t>
+      <w:r>
+        <w:fldChar w:fldCharType="begin" w:dirty="true"/>
+      </w:r>
+      <w:r>
+        <w:instrText xml:space="preserve"> TOC \o "1-3" \h \z \u </w:instrText>
+      </w:r>
+      <w:r>
+        <w:fldChar w:fldCharType="separate"/>
+      </w:r>
+      <w:r>
+        <w:t>Rechtsklick &gt; „Felder aktualisieren“, um das Inhaltsverzeichnis zu erzeugen.</w:t>
+      </w:r>
+      <w:r>
+        <w:fldChar w:fldCharType="end"/>
       </w:r>
     </w:p>
     <w:p>
@@ -3087,13 +3096,13 @@
         <w:t xml:space="preserve">Examples</w:t>
       </w:r>
     </w:p>
-    <w:bookmarkStart w:id="34" w:name="X29c02a18c68db50429980349d0a859e7b586267"/>
+    <w:bookmarkStart w:id="34" w:name="X6a85f137f6753c7104036000f96c2ec492358b0"/>
     <w:p>
       <w:pPr>
         <w:pStyle w:val="berschrift4"/>
       </w:pPr>
       <w:r>
-        <w:t xml:space="preserve">Example: Person-swiss_politicians_Beat_Jans</w:t>
+        <w:t xml:space="preserve">Example: Person-douglas_adams_Douglas_Adams</w:t>
       </w:r>
     </w:p>
     <w:p>
@@ -3104,7 +3113,7 @@
         <w:rPr>
           <w:rStyle w:val="FunctionTok"/>
         </w:rPr>
-        <w:t xml:space="preserve">local_id</w:t>
+        <w:t xml:space="preserve">global_uri</w:t>
       </w:r>
       <w:r>
         <w:rPr>
@@ -3116,13 +3125,76 @@
         <w:rPr>
           <w:rStyle w:val="AttributeTok"/>
         </w:rPr>
+        <w:t xml:space="preserve"> https://www.wikidata.org/wiki/Q42</w:t>
+      </w:r>
+      <w:r>
+        <w:br/>
+      </w:r>
+      <w:r>
+        <w:rPr>
+          <w:rStyle w:val="FunctionTok"/>
+        </w:rPr>
+        <w:t xml:space="preserve">label</w:t>
+      </w:r>
+      <w:r>
+        <w:rPr>
+          <w:rStyle w:val="KeywordTok"/>
+        </w:rPr>
+        <w:t xml:space="preserve">:</w:t>
+      </w:r>
+      <w:r>
+        <w:rPr>
+          <w:rStyle w:val="AttributeTok"/>
+        </w:rPr>
+        <w:t xml:space="preserve"> Douglas Adams</w:t>
+      </w:r>
+      <w:r>
+        <w:br/>
+      </w:r>
+      <w:r>
+        <w:rPr>
+          <w:rStyle w:val="FunctionTok"/>
+        </w:rPr>
+        <w:t xml:space="preserve">label_long</w:t>
+      </w:r>
+      <w:r>
+        <w:rPr>
+          <w:rStyle w:val="KeywordTok"/>
+        </w:rPr>
+        <w:t xml:space="preserve">:</w:t>
+      </w:r>
+      <w:r>
+        <w:rPr>
+          <w:rStyle w:val="AttributeTok"/>
+        </w:rPr>
+        <w:t xml:space="preserve"> Douglas Noël Adams</w:t>
+      </w:r>
+      <w:r>
+        <w:br/>
+      </w:r>
+      <w:r>
+        <w:rPr>
+          <w:rStyle w:val="FunctionTok"/>
+        </w:rPr>
+        <w:t xml:space="preserve">birth_year</w:t>
+      </w:r>
+      <w:r>
+        <w:rPr>
+          <w:rStyle w:val="KeywordTok"/>
+        </w:rPr>
+        <w:t xml:space="preserve">:</w:t>
+      </w:r>
+      <w:r>
+        <w:rPr>
+          <w:rStyle w:val="AttributeTok"/>
+        </w:rPr>
         <w:t xml:space="preserve"> </w:t>
       </w:r>
       <w:r>
         <w:rPr>
           <w:rStyle w:val="DecValTok"/>
         </w:rPr>
-        <w:t xml:space="preserve">4032</w:t>
+        <w:t xml:space="preserve">1952</w:t>
       </w:r>
       <w:r>
         <w:br/>
@@ -3131,7 +3203,7 @@
         <w:rPr>
           <w:rStyle w:val="FunctionTok"/>
         </w:rPr>
-        <w:t xml:space="preserve">global_uri</w:t>
+        <w:t xml:space="preserve">birth_date</w:t>
       </w:r>
       <w:r>
         <w:rPr>
@@ -3143,7 +3215,7 @@
         <w:rPr>
           <w:rStyle w:val="AttributeTok"/>
         </w:rPr>
-        <w:t xml:space="preserve"> https://data-example.parlament.ch/person/4032</w:t>
+        <w:t xml:space="preserve"> 1952-03-11</w:t>
       </w:r>
       <w:r>
         <w:br/>
@@ -3152,7 +3224,7 @@
         <w:rPr>
           <w:rStyle w:val="FunctionTok"/>
         </w:rPr>
-        <w:t xml:space="preserve">wikidata_uri</w:t>
+        <w:t xml:space="preserve">picture</w:t>
       </w:r>
       <w:r>
         <w:rPr>
@@ -3164,7 +3236,7 @@
         <w:rPr>
           <w:rStyle w:val="AttributeTok"/>
         </w:rPr>
-        <w:t xml:space="preserve"> https://www.wikidata.org/wiki/Q813067</w:t>
+        <w:t xml:space="preserve"> https://commons.wikimedia.org/wiki/File:Douglas_adams_portrait.jpg</w:t>
       </w:r>
       <w:r>
         <w:br/>
@@ -3173,6 +3245,657 @@
         <w:rPr>
           <w:rStyle w:val="FunctionTok"/>
         </w:rPr>
+        <w:t xml:space="preserve">names</w:t>
+      </w:r>
+      <w:r>
+        <w:rPr>
+          <w:rStyle w:val="KeywordTok"/>
+        </w:rPr>
+        <w:t xml:space="preserve">:</w:t>
+      </w:r>
+      <w:r>
+        <w:br/>
+      </w:r>
+      <w:r>
+        <w:rPr>
+          <w:rStyle w:val="KeywordTok"/>
+        </w:rPr>
+        <w:t xml:space="preserve">-</w:t>
+      </w:r>
+      <w:r>
+        <w:rPr>
+          <w:rStyle w:val="AttributeTok"/>
+        </w:rPr>
+        <w:t xml:space="preserve"> </w:t>
+      </w:r>
+      <w:r>
+        <w:rPr>
+          <w:rStyle w:val="FunctionTok"/>
+        </w:rPr>
+        <w:t xml:space="preserve">name_type</w:t>
+      </w:r>
+      <w:r>
+        <w:rPr>
+          <w:rStyle w:val="KeywordTok"/>
+        </w:rPr>
+        <w:t xml:space="preserve">:</w:t>
+      </w:r>
+      <w:r>
+        <w:rPr>
+          <w:rStyle w:val="AttributeTok"/>
+        </w:rPr>
+        <w:t xml:space="preserve"> PersonFirstName</w:t>
+      </w:r>
+      <w:r>
+        <w:br/>
+      </w:r>
+      <w:r>
+        <w:rPr>
+          <w:rStyle w:val="AttributeTok"/>
+        </w:rPr>
+        <w:t xml:space="preserve">  </w:t>
+      </w:r>
+      <w:r>
+        <w:rPr>
+          <w:rStyle w:val="FunctionTok"/>
+        </w:rPr>
+        <w:t xml:space="preserve">value</w:t>
+      </w:r>
+      <w:r>
+        <w:rPr>
+          <w:rStyle w:val="KeywordTok"/>
+        </w:rPr>
+        <w:t xml:space="preserve">:</w:t>
+      </w:r>
+      <w:r>
+        <w:rPr>
+          <w:rStyle w:val="AttributeTok"/>
+        </w:rPr>
+        <w:t xml:space="preserve"> Douglas</w:t>
+      </w:r>
+      <w:r>
+        <w:br/>
+      </w:r>
+      <w:r>
+        <w:rPr>
+          <w:rStyle w:val="KeywordTok"/>
+        </w:rPr>
+        <w:t xml:space="preserve">-</w:t>
+      </w:r>
+      <w:r>
+        <w:rPr>
+          <w:rStyle w:val="AttributeTok"/>
+        </w:rPr>
+        <w:t xml:space="preserve"> </w:t>
+      </w:r>
+      <w:r>
+        <w:rPr>
+          <w:rStyle w:val="FunctionTok"/>
+        </w:rPr>
+        <w:t xml:space="preserve">name_type</w:t>
+      </w:r>
+      <w:r>
+        <w:rPr>
+          <w:rStyle w:val="KeywordTok"/>
+        </w:rPr>
+        <w:t xml:space="preserve">:</w:t>
+      </w:r>
+      <w:r>
+        <w:rPr>
+          <w:rStyle w:val="AttributeTok"/>
+        </w:rPr>
+        <w:t xml:space="preserve"> PersonOfficialName</w:t>
+      </w:r>
+      <w:r>
+        <w:br/>
+      </w:r>
+      <w:r>
+        <w:rPr>
+          <w:rStyle w:val="AttributeTok"/>
+        </w:rPr>
+        <w:t xml:space="preserve">  </w:t>
+      </w:r>
+      <w:r>
+        <w:rPr>
+          <w:rStyle w:val="FunctionTok"/>
+        </w:rPr>
+        <w:t xml:space="preserve">value</w:t>
+      </w:r>
+      <w:r>
+        <w:rPr>
+          <w:rStyle w:val="KeywordTok"/>
+        </w:rPr>
+        <w:t xml:space="preserve">:</w:t>
+      </w:r>
+      <w:r>
+        <w:rPr>
+          <w:rStyle w:val="AttributeTok"/>
+        </w:rPr>
+        <w:t xml:space="preserve"> Adams</w:t>
+      </w:r>
+      <w:r>
+        <w:br/>
+      </w:r>
+      <w:r>
+        <w:rPr>
+          <w:rStyle w:val="AttributeTok"/>
+        </w:rPr>
+        <w:t xml:space="preserve">  </w:t>
+      </w:r>
+      <w:r>
+        <w:rPr>
+          <w:rStyle w:val="FunctionTok"/>
+        </w:rPr>
+        <w:t xml:space="preserve">valid_from</w:t>
+      </w:r>
+      <w:r>
+        <w:rPr>
+          <w:rStyle w:val="KeywordTok"/>
+        </w:rPr>
+        <w:t xml:space="preserve">:</w:t>
+      </w:r>
+      <w:r>
+        <w:rPr>
+          <w:rStyle w:val="AttributeTok"/>
+        </w:rPr>
+        <w:t xml:space="preserve"> 1952-03-11</w:t>
+      </w:r>
+      <w:r>
+        <w:br/>
+      </w:r>
+      <w:r>
+        <w:rPr>
+          <w:rStyle w:val="FunctionTok"/>
+        </w:rPr>
+        <w:t xml:space="preserve">addresses</w:t>
+      </w:r>
+      <w:r>
+        <w:rPr>
+          <w:rStyle w:val="KeywordTok"/>
+        </w:rPr>
+        <w:t xml:space="preserve">:</w:t>
+      </w:r>
+      <w:r>
+        <w:br/>
+      </w:r>
+      <w:r>
+        <w:rPr>
+          <w:rStyle w:val="KeywordTok"/>
+        </w:rPr>
+        <w:t xml:space="preserve">-</w:t>
+      </w:r>
+      <w:r>
+        <w:rPr>
+          <w:rStyle w:val="AttributeTok"/>
+        </w:rPr>
+        <w:t xml:space="preserve"> </w:t>
+      </w:r>
+      <w:r>
+        <w:rPr>
+          <w:rStyle w:val="FunctionTok"/>
+        </w:rPr>
+        <w:t xml:space="preserve">address_type</w:t>
+      </w:r>
+      <w:r>
+        <w:rPr>
+          <w:rStyle w:val="KeywordTok"/>
+        </w:rPr>
+        <w:t xml:space="preserve">:</w:t>
+      </w:r>
+      <w:r>
+        <w:rPr>
+          <w:rStyle w:val="AttributeTok"/>
+        </w:rPr>
+        <w:t xml:space="preserve"> privateAddress</w:t>
+      </w:r>
+      <w:r>
+        <w:br/>
+      </w:r>
+      <w:r>
+        <w:rPr>
+          <w:rStyle w:val="AttributeTok"/>
+        </w:rPr>
+        <w:t xml:space="preserve">  </w:t>
+      </w:r>
+      <w:r>
+        <w:rPr>
+          <w:rStyle w:val="FunctionTok"/>
+        </w:rPr>
+        <w:t xml:space="preserve">street_address</w:t>
+      </w:r>
+      <w:r>
+        <w:rPr>
+          <w:rStyle w:val="KeywordTok"/>
+        </w:rPr>
+        <w:t xml:space="preserve">:</w:t>
+      </w:r>
+      <w:r>
+        <w:rPr>
+          <w:rStyle w:val="AttributeTok"/>
+        </w:rPr>
+        <w:t xml:space="preserve"> 1234 Fictional St, London, UK</w:t>
+      </w:r>
+      <w:r>
+        <w:br/>
+      </w:r>
+      <w:r>
+        <w:rPr>
+          <w:rStyle w:val="AttributeTok"/>
+        </w:rPr>
+        <w:t xml:space="preserve">  </w:t>
+      </w:r>
+      <w:r>
+        <w:rPr>
+          <w:rStyle w:val="FunctionTok"/>
+        </w:rPr>
+        <w:t xml:space="preserve">postal_code</w:t>
+      </w:r>
+      <w:r>
+        <w:rPr>
+          <w:rStyle w:val="KeywordTok"/>
+        </w:rPr>
+        <w:t xml:space="preserve">:</w:t>
+      </w:r>
+      <w:r>
+        <w:rPr>
+          <w:rStyle w:val="AttributeTok"/>
+        </w:rPr>
+        <w:t xml:space="preserve"> </w:t>
+      </w:r>
+      <w:r>
+        <w:rPr>
+          <w:rStyle w:val="DecValTok"/>
+        </w:rPr>
+        <w:t xml:space="preserve">12345</w:t>
+      </w:r>
+      <w:r>
+        <w:br/>
+      </w:r>
+      <w:r>
+        <w:rPr>
+          <w:rStyle w:val="AttributeTok"/>
+        </w:rPr>
+        <w:t xml:space="preserve">  </w:t>
+      </w:r>
+      <w:r>
+        <w:rPr>
+          <w:rStyle w:val="FunctionTok"/>
+        </w:rPr>
+        <w:t xml:space="preserve">postal_locality</w:t>
+      </w:r>
+      <w:r>
+        <w:rPr>
+          <w:rStyle w:val="KeywordTok"/>
+        </w:rPr>
+        <w:t xml:space="preserve">:</w:t>
+      </w:r>
+      <w:r>
+        <w:rPr>
+          <w:rStyle w:val="AttributeTok"/>
+        </w:rPr>
+        <w:t xml:space="preserve"> London</w:t>
+      </w:r>
+      <w:r>
+        <w:br/>
+      </w:r>
+      <w:r>
+        <w:rPr>
+          <w:rStyle w:val="FunctionTok"/>
+        </w:rPr>
+        <w:t xml:space="preserve">language_proficiencies</w:t>
+      </w:r>
+      <w:r>
+        <w:rPr>
+          <w:rStyle w:val="KeywordTok"/>
+        </w:rPr>
+        <w:t xml:space="preserve">:</w:t>
+      </w:r>
+      <w:r>
+        <w:br/>
+      </w:r>
+      <w:r>
+        <w:rPr>
+          <w:rStyle w:val="KeywordTok"/>
+        </w:rPr>
+        <w:t xml:space="preserve">-</w:t>
+      </w:r>
+      <w:r>
+        <w:rPr>
+          <w:rStyle w:val="AttributeTok"/>
+        </w:rPr>
+        <w:t xml:space="preserve"> </w:t>
+      </w:r>
+      <w:r>
+        <w:rPr>
+          <w:rStyle w:val="FunctionTok"/>
+        </w:rPr>
+        <w:t xml:space="preserve">language</w:t>
+      </w:r>
+      <w:r>
+        <w:rPr>
+          <w:rStyle w:val="KeywordTok"/>
+        </w:rPr>
+        <w:t xml:space="preserve">:</w:t>
+      </w:r>
+      <w:r>
+        <w:rPr>
+          <w:rStyle w:val="AttributeTok"/>
+        </w:rPr>
+        <w:t xml:space="preserve"> en</w:t>
+      </w:r>
+      <w:r>
+        <w:br/>
+      </w:r>
+      <w:r>
+        <w:rPr>
+          <w:rStyle w:val="AttributeTok"/>
+        </w:rPr>
+        <w:t xml:space="preserve">  </w:t>
+      </w:r>
+      <w:r>
+        <w:rPr>
+          <w:rStyle w:val="FunctionTok"/>
+        </w:rPr>
+        <w:t xml:space="preserve">is_correspondence</w:t>
+      </w:r>
+      <w:r>
+        <w:rPr>
+          <w:rStyle w:val="KeywordTok"/>
+        </w:rPr>
+        <w:t xml:space="preserve">:</w:t>
+      </w:r>
+      <w:r>
+        <w:rPr>
+          <w:rStyle w:val="AttributeTok"/>
+        </w:rPr>
+        <w:t xml:space="preserve"> </w:t>
+      </w:r>
+      <w:r>
+        <w:rPr>
+          <w:rStyle w:val="CharTok"/>
+        </w:rPr>
+        <w:t xml:space="preserve">true</w:t>
+      </w:r>
+      <w:r>
+        <w:br/>
+      </w:r>
+      <w:r>
+        <w:rPr>
+          <w:rStyle w:val="AttributeTok"/>
+        </w:rPr>
+        <w:t xml:space="preserve">  </w:t>
+      </w:r>
+      <w:r>
+        <w:rPr>
+          <w:rStyle w:val="FunctionTok"/>
+        </w:rPr>
+        <w:t xml:space="preserve">is_native</w:t>
+      </w:r>
+      <w:r>
+        <w:rPr>
+          <w:rStyle w:val="KeywordTok"/>
+        </w:rPr>
+        <w:t xml:space="preserve">:</w:t>
+      </w:r>
+      <w:r>
+        <w:rPr>
+          <w:rStyle w:val="AttributeTok"/>
+        </w:rPr>
+        <w:t xml:space="preserve"> </w:t>
+      </w:r>
+      <w:r>
+        <w:rPr>
+          <w:rStyle w:val="CharTok"/>
+        </w:rPr>
+        <w:t xml:space="preserve">true</w:t>
+      </w:r>
+      <w:r>
+        <w:br/>
+      </w:r>
+      <w:r>
+        <w:rPr>
+          <w:rStyle w:val="FunctionTok"/>
+        </w:rPr>
+        <w:t xml:space="preserve">citizenships</w:t>
+      </w:r>
+      <w:r>
+        <w:rPr>
+          <w:rStyle w:val="KeywordTok"/>
+        </w:rPr>
+        <w:t xml:space="preserve">:</w:t>
+      </w:r>
+      <w:r>
+        <w:br/>
+      </w:r>
+      <w:r>
+        <w:rPr>
+          <w:rStyle w:val="KeywordTok"/>
+        </w:rPr>
+        <w:t xml:space="preserve">-</w:t>
+      </w:r>
+      <w:r>
+        <w:rPr>
+          <w:rStyle w:val="AttributeTok"/>
+        </w:rPr>
+        <w:t xml:space="preserve"> </w:t>
+      </w:r>
+      <w:r>
+        <w:rPr>
+          <w:rStyle w:val="FunctionTok"/>
+        </w:rPr>
+        <w:t xml:space="preserve">country</w:t>
+      </w:r>
+      <w:r>
+        <w:rPr>
+          <w:rStyle w:val="KeywordTok"/>
+        </w:rPr>
+        <w:t xml:space="preserve">:</w:t>
+      </w:r>
+      <w:r>
+        <w:rPr>
+          <w:rStyle w:val="AttributeTok"/>
+        </w:rPr>
+        <w:t xml:space="preserve"> GB</w:t>
+      </w:r>
+      <w:r>
+        <w:br/>
+      </w:r>
+      <w:r>
+        <w:rPr>
+          <w:rStyle w:val="AttributeTok"/>
+        </w:rPr>
+        <w:t xml:space="preserve">  </w:t>
+      </w:r>
+      <w:r>
+        <w:rPr>
+          <w:rStyle w:val="FunctionTok"/>
+        </w:rPr>
+        <w:t xml:space="preserve">valid_from</w:t>
+      </w:r>
+      <w:r>
+        <w:rPr>
+          <w:rStyle w:val="KeywordTok"/>
+        </w:rPr>
+        <w:t xml:space="preserve">:</w:t>
+      </w:r>
+      <w:r>
+        <w:rPr>
+          <w:rStyle w:val="AttributeTok"/>
+        </w:rPr>
+        <w:t xml:space="preserve"> 1952-03-11</w:t>
+      </w:r>
+      <w:r>
+        <w:br/>
+      </w:r>
+      <w:r>
+        <w:rPr>
+          <w:rStyle w:val="FunctionTok"/>
+        </w:rPr>
+        <w:t xml:space="preserve">genders</w:t>
+      </w:r>
+      <w:r>
+        <w:rPr>
+          <w:rStyle w:val="KeywordTok"/>
+        </w:rPr>
+        <w:t xml:space="preserve">:</w:t>
+      </w:r>
+      <w:r>
+        <w:br/>
+      </w:r>
+      <w:r>
+        <w:rPr>
+          <w:rStyle w:val="KeywordTok"/>
+        </w:rPr>
+        <w:t xml:space="preserve">-</w:t>
+      </w:r>
+      <w:r>
+        <w:rPr>
+          <w:rStyle w:val="AttributeTok"/>
+        </w:rPr>
+        <w:t xml:space="preserve"> </w:t>
+      </w:r>
+      <w:r>
+        <w:rPr>
+          <w:rStyle w:val="FunctionTok"/>
+        </w:rPr>
+        <w:t xml:space="preserve">gender_code</w:t>
+      </w:r>
+      <w:r>
+        <w:rPr>
+          <w:rStyle w:val="KeywordTok"/>
+        </w:rPr>
+        <w:t xml:space="preserve">:</w:t>
+      </w:r>
+      <w:r>
+        <w:rPr>
+          <w:rStyle w:val="AttributeTok"/>
+        </w:rPr>
+        <w:t xml:space="preserve"> male</w:t>
+      </w:r>
+      <w:r>
+        <w:br/>
+      </w:r>
+      <w:r>
+        <w:rPr>
+          <w:rStyle w:val="AttributeTok"/>
+        </w:rPr>
+        <w:t xml:space="preserve">  </w:t>
+      </w:r>
+      <w:r>
+        <w:rPr>
+          <w:rStyle w:val="FunctionTok"/>
+        </w:rPr>
+        <w:t xml:space="preserve">valid_from</w:t>
+      </w:r>
+      <w:r>
+        <w:rPr>
+          <w:rStyle w:val="KeywordTok"/>
+        </w:rPr>
+        <w:t xml:space="preserve">:</w:t>
+      </w:r>
+      <w:r>
+        <w:rPr>
+          <w:rStyle w:val="AttributeTok"/>
+        </w:rPr>
+        <w:t xml:space="preserve"> 1952-03-11</w:t>
+      </w:r>
+      <w:r>
+        <w:br/>
+      </w:r>
+      <w:r>
+        <w:rPr>
+          <w:rStyle w:val="AttributeTok"/>
+        </w:rPr>
+        <w:t xml:space="preserve">  </w:t>
+      </w:r>
+      <w:r>
+        <w:rPr>
+          <w:rStyle w:val="FunctionTok"/>
+        </w:rPr>
+        <w:t xml:space="preserve">pronouns</w:t>
+      </w:r>
+      <w:r>
+        <w:rPr>
+          <w:rStyle w:val="KeywordTok"/>
+        </w:rPr>
+        <w:t xml:space="preserve">:</w:t>
+      </w:r>
+      <w:r>
+        <w:br/>
+      </w:r>
+      <w:r>
+        <w:rPr>
+          <w:rStyle w:val="AttributeTok"/>
+        </w:rPr>
+        <w:t xml:space="preserve">  </w:t>
+      </w:r>
+      <w:r>
+        <w:rPr>
+          <w:rStyle w:val="KeywordTok"/>
+        </w:rPr>
+        <w:t xml:space="preserve">-</w:t>
+      </w:r>
+      <w:r>
+        <w:rPr>
+          <w:rStyle w:val="AttributeTok"/>
+        </w:rPr>
+        <w:t xml:space="preserve"> he</w:t>
+      </w:r>
+      <w:r>
+        <w:br/>
+      </w:r>
+      <w:r>
+        <w:rPr>
+          <w:rStyle w:val="AttributeTok"/>
+        </w:rPr>
+        <w:t xml:space="preserve">  </w:t>
+      </w:r>
+      <w:r>
+        <w:rPr>
+          <w:rStyle w:val="KeywordTok"/>
+        </w:rPr>
+        <w:t xml:space="preserve">-</w:t>
+      </w:r>
+      <w:r>
+        <w:rPr>
+          <w:rStyle w:val="AttributeTok"/>
+        </w:rPr>
+        <w:t xml:space="preserve"> him</w:t>
+      </w:r>
+      <w:r>
+        <w:br/>
+      </w:r>
+      <w:r>
+        <w:rPr>
+          <w:rStyle w:val="FunctionTok"/>
+        </w:rPr>
+        <w:t xml:space="preserve">occupations</w:t>
+      </w:r>
+      <w:r>
+        <w:rPr>
+          <w:rStyle w:val="KeywordTok"/>
+        </w:rPr>
+        <w:t xml:space="preserve">:</w:t>
+      </w:r>
+      <w:r>
+        <w:br/>
+      </w:r>
+      <w:r>
+        <w:rPr>
+          <w:rStyle w:val="KeywordTok"/>
+        </w:rPr>
+        <w:t xml:space="preserve">-</w:t>
+      </w:r>
+      <w:r>
+        <w:rPr>
+          <w:rStyle w:val="AttributeTok"/>
+        </w:rPr>
+        <w:t xml:space="preserve"> </w:t>
+      </w:r>
+      <w:r>
+        <w:rPr>
+          <w:rStyle w:val="FunctionTok"/>
+        </w:rPr>
         <w:t xml:space="preserve">label</w:t>
       </w:r>
       <w:r>
@@ -3185,16 +3908,22 @@
         <w:rPr>
           <w:rStyle w:val="AttributeTok"/>
         </w:rPr>
-        <w:t xml:space="preserve"> Beat Jans</w:t>
+        <w:t xml:space="preserve"> writer</w:t>
       </w:r>
       <w:r>
         <w:br/>
       </w:r>
       <w:r>
         <w:rPr>
+          <w:rStyle w:val="AttributeTok"/>
+        </w:rPr>
+        <w:t xml:space="preserve">  </w:t>
+      </w:r>
+      <w:r>
+        <w:rPr>
           <w:rStyle w:val="FunctionTok"/>
         </w:rPr>
-        <w:t xml:space="preserve">label_long</w:t>
+        <w:t xml:space="preserve">valid_from</w:t>
       </w:r>
       <w:r>
         <w:rPr>
@@ -3206,16 +3935,22 @@
         <w:rPr>
           <w:rStyle w:val="AttributeTok"/>
         </w:rPr>
-        <w:t xml:space="preserve"> Beat Jans, dipl. nat. ETH</w:t>
+        <w:t xml:space="preserve"> 1979-01-01</w:t>
       </w:r>
       <w:r>
         <w:br/>
       </w:r>
       <w:r>
         <w:rPr>
+          <w:rStyle w:val="AttributeTok"/>
+        </w:rPr>
+        <w:t xml:space="preserve">  </w:t>
+      </w:r>
+      <w:r>
+        <w:rPr>
           <w:rStyle w:val="FunctionTok"/>
         </w:rPr>
-        <w:t xml:space="preserve">birth_year</w:t>
+        <w:t xml:space="preserve">valid_through</w:t>
       </w:r>
       <w:r>
         <w:rPr>
@@ -3227,22 +3962,55 @@
         <w:rPr>
           <w:rStyle w:val="AttributeTok"/>
         </w:rPr>
+        <w:t xml:space="preserve"> 2001-05-11</w:t>
+      </w:r>
+      <w:r>
+        <w:br/>
+      </w:r>
+      <w:r>
+        <w:rPr>
+          <w:rStyle w:val="AttributeTok"/>
+        </w:rPr>
+        <w:t xml:space="preserve">  </w:t>
+      </w:r>
+      <w:r>
+        <w:rPr>
+          <w:rStyle w:val="FunctionTok"/>
+        </w:rPr>
+        <w:t xml:space="preserve">is_active</w:t>
+      </w:r>
+      <w:r>
+        <w:rPr>
+          <w:rStyle w:val="KeywordTok"/>
+        </w:rPr>
+        <w:t xml:space="preserve">:</w:t>
+      </w:r>
+      <w:r>
+        <w:rPr>
+          <w:rStyle w:val="AttributeTok"/>
+        </w:rPr>
         <w:t xml:space="preserve"> </w:t>
       </w:r>
       <w:r>
         <w:rPr>
-          <w:rStyle w:val="DecValTok"/>
-        </w:rPr>
-        <w:t xml:space="preserve">1964</w:t>
+          <w:rStyle w:val="CharTok"/>
+        </w:rPr>
+        <w:t xml:space="preserve">false</w:t>
       </w:r>
       <w:r>
         <w:br/>
       </w:r>
       <w:r>
         <w:rPr>
+          <w:rStyle w:val="AttributeTok"/>
+        </w:rPr>
+        <w:t xml:space="preserve">  </w:t>
+      </w:r>
+      <w:r>
+        <w:rPr>
           <w:rStyle w:val="FunctionTok"/>
         </w:rPr>
-        <w:t xml:space="preserve">birth_date</w:t>
+        <w:t xml:space="preserve">is_paid</w:t>
       </w:r>
       <w:r>
         <w:rPr>
@@ -3254,7 +4022,13 @@
         <w:rPr>
           <w:rStyle w:val="AttributeTok"/>
         </w:rPr>
-        <w:t xml:space="preserve"> 1964-07-12</w:t>
+        <w:t xml:space="preserve"> </w:t>
+      </w:r>
+      <w:r>
+        <w:rPr>
+          <w:rStyle w:val="CharTok"/>
+        </w:rPr>
+        <w:t xml:space="preserve">true</w:t>
       </w:r>
       <w:r>
         <w:br/>
@@ -3263,7 +4037,7 @@
         <w:rPr>
           <w:rStyle w:val="FunctionTok"/>
         </w:rPr>
-        <w:t xml:space="preserve">picture</w:t>
+        <w:t xml:space="preserve">trainings</w:t>
       </w:r>
       <w:r>
         <w:rPr>
@@ -3272,19 +4046,58 @@
         <w:t xml:space="preserve">:</w:t>
       </w:r>
       <w:r>
+        <w:br/>
+      </w:r>
+      <w:r>
+        <w:rPr>
+          <w:rStyle w:val="KeywordTok"/>
+        </w:rPr>
+        <w:t xml:space="preserve">-</w:t>
+      </w:r>
+      <w:r>
         <w:rPr>
           <w:rStyle w:val="AttributeTok"/>
         </w:rPr>
-        <w:t xml:space="preserve"> https://commons.wikimedia.org/wiki/File:Beat_Jans_(2026)_(cropped).jpg</w:t>
+        <w:t xml:space="preserve"> </w:t>
+      </w:r>
+      <w:r>
+        <w:rPr>
+          <w:rStyle w:val="FunctionTok"/>
+        </w:rPr>
+        <w:t xml:space="preserve">training_type</w:t>
+      </w:r>
+      <w:r>
+        <w:rPr>
+          <w:rStyle w:val="KeywordTok"/>
+        </w:rPr>
+        <w:t xml:space="preserve">:</w:t>
+      </w:r>
+      <w:r>
+        <w:rPr>
+          <w:rStyle w:val="AttributeTok"/>
+        </w:rPr>
+        <w:t xml:space="preserve"> </w:t>
+      </w:r>
+      <w:r>
+        <w:rPr>
+          <w:rStyle w:val="StringTok"/>
+        </w:rPr>
+        <w:t xml:space="preserve">'2421'</w:t>
       </w:r>
       <w:r>
         <w:br/>
       </w:r>
       <w:r>
         <w:rPr>
+          <w:rStyle w:val="AttributeTok"/>
+        </w:rPr>
+        <w:t xml:space="preserve">  </w:t>
+      </w:r>
+      <w:r>
+        <w:rPr>
           <w:rStyle w:val="FunctionTok"/>
         </w:rPr>
-        <w:t xml:space="preserve">names</w:t>
+        <w:t xml:space="preserve">value</w:t>
       </w:r>
       <w:r>
         <w:rPr>
@@ -3293,12 +4106,33 @@
         <w:t xml:space="preserve">:</w:t>
       </w:r>
       <w:r>
+        <w:rPr>
+          <w:rStyle w:val="AttributeTok"/>
+        </w:rPr>
+        <w:t xml:space="preserve"> High School Diploma</w:t>
+      </w:r>
+      <w:r>
         <w:br/>
       </w:r>
       <w:r>
         <w:rPr>
+          <w:rStyle w:val="FunctionTok"/>
+        </w:rPr>
+        <w:t xml:space="preserve">contacts</w:t>
+      </w:r>
+      <w:r>
+        <w:rPr>
           <w:rStyle w:val="KeywordTok"/>
         </w:rPr>
+        <w:t xml:space="preserve">:</w:t>
+      </w:r>
+      <w:r>
+        <w:br/>
+      </w:r>
+      <w:r>
+        <w:rPr>
+          <w:rStyle w:val="KeywordTok"/>
+        </w:rPr>
         <w:t xml:space="preserve">-</w:t>
       </w:r>
       <w:r>
@@ -3311,7 +4145,7 @@
         <w:rPr>
           <w:rStyle w:val="FunctionTok"/>
         </w:rPr>
-        <w:t xml:space="preserve">name_type</w:t>
+        <w:t xml:space="preserve">contact_type</w:t>
       </w:r>
       <w:r>
         <w:rPr>
@@ -3323,7 +4157,7 @@
         <w:rPr>
           <w:rStyle w:val="AttributeTok"/>
         </w:rPr>
-        <w:t xml:space="preserve"> PersonFirstName</w:t>
+        <w:t xml:space="preserve"> email</w:t>
       </w:r>
       <w:r>
         <w:br/>
@@ -3350,28 +4184,37 @@
         <w:rPr>
           <w:rStyle w:val="AttributeTok"/>
         </w:rPr>
-        <w:t xml:space="preserve"> Beat</w:t>
+        <w:t xml:space="preserve"> douglas.adams@adams-familiy.org</w:t>
       </w:r>
       <w:r>
         <w:br/>
       </w:r>
       <w:r>
         <w:rPr>
+          <w:rStyle w:val="FunctionTok"/>
+        </w:rPr>
+        <w:t xml:space="preserve">electoral_district</w:t>
+      </w:r>
+      <w:r>
+        <w:rPr>
           <w:rStyle w:val="KeywordTok"/>
         </w:rPr>
-        <w:t xml:space="preserve">-</w:t>
+        <w:t xml:space="preserve">:</w:t>
+      </w:r>
+      <w:r>
+        <w:br/>
       </w:r>
       <w:r>
         <w:rPr>
           <w:rStyle w:val="AttributeTok"/>
         </w:rPr>
-        <w:t xml:space="preserve"> </w:t>
+        <w:t xml:space="preserve">  </w:t>
       </w:r>
       <w:r>
         <w:rPr>
           <w:rStyle w:val="FunctionTok"/>
         </w:rPr>
-        <w:t xml:space="preserve">name_type</w:t>
+        <w:t xml:space="preserve">district</w:t>
       </w:r>
       <w:r>
         <w:rPr>
@@ -3383,7 +4226,7 @@
         <w:rPr>
           <w:rStyle w:val="AttributeTok"/>
         </w:rPr>
-        <w:t xml:space="preserve"> PersonOfficialName</w:t>
+        <w:t xml:space="preserve"> London Central</w:t>
       </w:r>
       <w:r>
         <w:br/>
@@ -3398,7 +4241,7 @@
         <w:rPr>
           <w:rStyle w:val="FunctionTok"/>
         </w:rPr>
-        <w:t xml:space="preserve">value</w:t>
+        <w:t xml:space="preserve">valid_from</w:t>
       </w:r>
       <w:r>
         <w:rPr>
@@ -3410,7 +4253,7 @@
         <w:rPr>
           <w:rStyle w:val="AttributeTok"/>
         </w:rPr>
-        <w:t xml:space="preserve"> Jans</w:t>
+        <w:t xml:space="preserve"> 2020-01-01</w:t>
       </w:r>
       <w:r>
         <w:br/>
@@ -3425,7 +4268,7 @@
         <w:rPr>
           <w:rStyle w:val="FunctionTok"/>
         </w:rPr>
-        <w:t xml:space="preserve">valid_from</w:t>
+        <w:t xml:space="preserve">valid_through</w:t>
       </w:r>
       <w:r>
         <w:rPr>
@@ -3437,749 +4280,17 @@
         <w:rPr>
           <w:rStyle w:val="AttributeTok"/>
         </w:rPr>
-        <w:t xml:space="preserve"> 1964-07-12</w:t>
-      </w:r>
-      <w:r>
-        <w:br/>
-      </w:r>
-      <w:r>
-        <w:rPr>
-          <w:rStyle w:val="FunctionTok"/>
-        </w:rPr>
-        <w:t xml:space="preserve">addresses</w:t>
-      </w:r>
-      <w:r>
-        <w:rPr>
-          <w:rStyle w:val="KeywordTok"/>
-        </w:rPr>
-        <w:t xml:space="preserve">:</w:t>
-      </w:r>
-      <w:r>
-        <w:br/>
-      </w:r>
-      <w:r>
-        <w:rPr>
-          <w:rStyle w:val="KeywordTok"/>
-        </w:rPr>
-        <w:t xml:space="preserve">-</w:t>
-      </w:r>
-      <w:r>
-        <w:rPr>
-          <w:rStyle w:val="AttributeTok"/>
-        </w:rPr>
-        <w:t xml:space="preserve"> </w:t>
-      </w:r>
-      <w:r>
-        <w:rPr>
-          <w:rStyle w:val="FunctionTok"/>
-        </w:rPr>
-        <w:t xml:space="preserve">address_type</w:t>
-      </w:r>
-      <w:r>
-        <w:rPr>
-          <w:rStyle w:val="KeywordTok"/>
-        </w:rPr>
-        <w:t xml:space="preserve">:</w:t>
-      </w:r>
-      <w:r>
-        <w:rPr>
-          <w:rStyle w:val="AttributeTok"/>
-        </w:rPr>
-        <w:t xml:space="preserve"> businessAddress</w:t>
-      </w:r>
-      <w:r>
-        <w:br/>
-      </w:r>
-      <w:r>
-        <w:rPr>
-          <w:rStyle w:val="AttributeTok"/>
-        </w:rPr>
-        <w:t xml:space="preserve">  </w:t>
-      </w:r>
-      <w:r>
-        <w:rPr>
-          <w:rStyle w:val="FunctionTok"/>
-        </w:rPr>
-        <w:t xml:space="preserve">postal_locality</w:t>
-      </w:r>
-      <w:r>
-        <w:rPr>
-          <w:rStyle w:val="KeywordTok"/>
-        </w:rPr>
-        <w:t xml:space="preserve">:</w:t>
-      </w:r>
-      <w:r>
-        <w:rPr>
-          <w:rStyle w:val="AttributeTok"/>
-        </w:rPr>
-        <w:t xml:space="preserve"> Basel-Stadt</w:t>
-      </w:r>
-      <w:r>
-        <w:br/>
-      </w:r>
-      <w:r>
-        <w:rPr>
-          <w:rStyle w:val="FunctionTok"/>
-        </w:rPr>
-        <w:t xml:space="preserve">language_proficiencies</w:t>
-      </w:r>
-      <w:r>
-        <w:rPr>
-          <w:rStyle w:val="KeywordTok"/>
-        </w:rPr>
-        <w:t xml:space="preserve">:</w:t>
-      </w:r>
-      <w:r>
-        <w:br/>
-      </w:r>
-      <w:r>
-        <w:rPr>
-          <w:rStyle w:val="KeywordTok"/>
-        </w:rPr>
-        <w:t xml:space="preserve">-</w:t>
-      </w:r>
-      <w:r>
-        <w:rPr>
-          <w:rStyle w:val="AttributeTok"/>
-        </w:rPr>
-        <w:t xml:space="preserve"> </w:t>
-      </w:r>
-      <w:r>
-        <w:rPr>
-          <w:rStyle w:val="FunctionTok"/>
-        </w:rPr>
-        <w:t xml:space="preserve">language</w:t>
-      </w:r>
-      <w:r>
-        <w:rPr>
-          <w:rStyle w:val="KeywordTok"/>
-        </w:rPr>
-        <w:t xml:space="preserve">:</w:t>
-      </w:r>
-      <w:r>
-        <w:rPr>
-          <w:rStyle w:val="AttributeTok"/>
-        </w:rPr>
-        <w:t xml:space="preserve"> de</w:t>
-      </w:r>
-      <w:r>
-        <w:br/>
-      </w:r>
-      <w:r>
-        <w:rPr>
-          <w:rStyle w:val="AttributeTok"/>
-        </w:rPr>
-        <w:t xml:space="preserve">  </w:t>
-      </w:r>
-      <w:r>
-        <w:rPr>
-          <w:rStyle w:val="FunctionTok"/>
-        </w:rPr>
-        <w:t xml:space="preserve">is_correspondence</w:t>
-      </w:r>
-      <w:r>
-        <w:rPr>
-          <w:rStyle w:val="KeywordTok"/>
-        </w:rPr>
-        <w:t xml:space="preserve">:</w:t>
-      </w:r>
-      <w:r>
-        <w:rPr>
-          <w:rStyle w:val="AttributeTok"/>
-        </w:rPr>
-        <w:t xml:space="preserve"> </w:t>
-      </w:r>
-      <w:r>
-        <w:rPr>
-          <w:rStyle w:val="CharTok"/>
-        </w:rPr>
-        <w:t xml:space="preserve">true</w:t>
-      </w:r>
-      <w:r>
-        <w:br/>
-      </w:r>
-      <w:r>
-        <w:rPr>
-          <w:rStyle w:val="AttributeTok"/>
-        </w:rPr>
-        <w:t xml:space="preserve">  </w:t>
-      </w:r>
-      <w:r>
-        <w:rPr>
-          <w:rStyle w:val="FunctionTok"/>
-        </w:rPr>
-        <w:t xml:space="preserve">is_native</w:t>
-      </w:r>
-      <w:r>
-        <w:rPr>
-          <w:rStyle w:val="KeywordTok"/>
-        </w:rPr>
-        <w:t xml:space="preserve">:</w:t>
-      </w:r>
-      <w:r>
-        <w:rPr>
-          <w:rStyle w:val="AttributeTok"/>
-        </w:rPr>
-        <w:t xml:space="preserve"> </w:t>
-      </w:r>
-      <w:r>
-        <w:rPr>
-          <w:rStyle w:val="CharTok"/>
-        </w:rPr>
-        <w:t xml:space="preserve">true</w:t>
-      </w:r>
-      <w:r>
-        <w:br/>
-      </w:r>
-      <w:r>
-        <w:rPr>
-          <w:rStyle w:val="FunctionTok"/>
-        </w:rPr>
-        <w:t xml:space="preserve">citizenships</w:t>
-      </w:r>
-      <w:r>
-        <w:rPr>
-          <w:rStyle w:val="KeywordTok"/>
-        </w:rPr>
-        <w:t xml:space="preserve">:</w:t>
-      </w:r>
-      <w:r>
-        <w:br/>
-      </w:r>
-      <w:r>
-        <w:rPr>
-          <w:rStyle w:val="KeywordTok"/>
-        </w:rPr>
-        <w:t xml:space="preserve">-</w:t>
-      </w:r>
-      <w:r>
-        <w:rPr>
-          <w:rStyle w:val="AttributeTok"/>
-        </w:rPr>
-        <w:t xml:space="preserve"> </w:t>
-      </w:r>
-      <w:r>
-        <w:rPr>
-          <w:rStyle w:val="FunctionTok"/>
-        </w:rPr>
-        <w:t xml:space="preserve">country</w:t>
-      </w:r>
-      <w:r>
-        <w:rPr>
-          <w:rStyle w:val="KeywordTok"/>
-        </w:rPr>
-        <w:t xml:space="preserve">:</w:t>
-      </w:r>
-      <w:r>
-        <w:rPr>
-          <w:rStyle w:val="AttributeTok"/>
-        </w:rPr>
-        <w:t xml:space="preserve"> CH</w:t>
-      </w:r>
-      <w:r>
-        <w:br/>
-      </w:r>
-      <w:r>
-        <w:rPr>
-          <w:rStyle w:val="AttributeTok"/>
-        </w:rPr>
-        <w:t xml:space="preserve">  </w:t>
-      </w:r>
-      <w:r>
-        <w:rPr>
-          <w:rStyle w:val="FunctionTok"/>
-        </w:rPr>
-        <w:t xml:space="preserve">valid_from</w:t>
-      </w:r>
-      <w:r>
-        <w:rPr>
-          <w:rStyle w:val="KeywordTok"/>
-        </w:rPr>
-        <w:t xml:space="preserve">:</w:t>
-      </w:r>
-      <w:r>
-        <w:rPr>
-          <w:rStyle w:val="AttributeTok"/>
-        </w:rPr>
-        <w:t xml:space="preserve"> 1964-07-12</w:t>
-      </w:r>
-      <w:r>
-        <w:br/>
-      </w:r>
-      <w:r>
-        <w:rPr>
-          <w:rStyle w:val="FunctionTok"/>
-        </w:rPr>
-        <w:t xml:space="preserve">genders</w:t>
-      </w:r>
-      <w:r>
-        <w:rPr>
-          <w:rStyle w:val="KeywordTok"/>
-        </w:rPr>
-        <w:t xml:space="preserve">:</w:t>
-      </w:r>
-      <w:r>
-        <w:br/>
-      </w:r>
-      <w:r>
-        <w:rPr>
-          <w:rStyle w:val="KeywordTok"/>
-        </w:rPr>
-        <w:t xml:space="preserve">-</w:t>
-      </w:r>
-      <w:r>
-        <w:rPr>
-          <w:rStyle w:val="AttributeTok"/>
-        </w:rPr>
-        <w:t xml:space="preserve"> </w:t>
-      </w:r>
-      <w:r>
-        <w:rPr>
-          <w:rStyle w:val="FunctionTok"/>
-        </w:rPr>
-        <w:t xml:space="preserve">gender_code</w:t>
-      </w:r>
-      <w:r>
-        <w:rPr>
-          <w:rStyle w:val="KeywordTok"/>
-        </w:rPr>
-        <w:t xml:space="preserve">:</w:t>
-      </w:r>
-      <w:r>
-        <w:rPr>
-          <w:rStyle w:val="AttributeTok"/>
-        </w:rPr>
-        <w:t xml:space="preserve"> male</w:t>
-      </w:r>
-      <w:r>
-        <w:br/>
-      </w:r>
-      <w:r>
-        <w:rPr>
-          <w:rStyle w:val="AttributeTok"/>
-        </w:rPr>
-        <w:t xml:space="preserve">  </w:t>
-      </w:r>
-      <w:r>
-        <w:rPr>
-          <w:rStyle w:val="FunctionTok"/>
-        </w:rPr>
-        <w:t xml:space="preserve">valid_from</w:t>
-      </w:r>
-      <w:r>
-        <w:rPr>
-          <w:rStyle w:val="KeywordTok"/>
-        </w:rPr>
-        <w:t xml:space="preserve">:</w:t>
-      </w:r>
-      <w:r>
-        <w:rPr>
-          <w:rStyle w:val="AttributeTok"/>
-        </w:rPr>
-        <w:t xml:space="preserve"> 1964-07-12</w:t>
-      </w:r>
-      <w:r>
-        <w:br/>
-      </w:r>
-      <w:r>
-        <w:rPr>
-          <w:rStyle w:val="FunctionTok"/>
-        </w:rPr>
-        <w:t xml:space="preserve">occupations</w:t>
-      </w:r>
-      <w:r>
-        <w:rPr>
-          <w:rStyle w:val="KeywordTok"/>
-        </w:rPr>
-        <w:t xml:space="preserve">:</w:t>
-      </w:r>
-      <w:r>
-        <w:br/>
-      </w:r>
-      <w:r>
-        <w:rPr>
-          <w:rStyle w:val="KeywordTok"/>
-        </w:rPr>
-        <w:t xml:space="preserve">-</w:t>
-      </w:r>
-      <w:r>
-        <w:rPr>
-          <w:rStyle w:val="AttributeTok"/>
-        </w:rPr>
-        <w:t xml:space="preserve"> </w:t>
-      </w:r>
-      <w:r>
-        <w:rPr>
-          <w:rStyle w:val="FunctionTok"/>
-        </w:rPr>
-        <w:t xml:space="preserve">label</w:t>
-      </w:r>
-      <w:r>
-        <w:rPr>
-          <w:rStyle w:val="KeywordTok"/>
-        </w:rPr>
-        <w:t xml:space="preserve">:</w:t>
-      </w:r>
-      <w:r>
-        <w:rPr>
-          <w:rStyle w:val="AttributeTok"/>
-        </w:rPr>
-        <w:t xml:space="preserve"> Politiker</w:t>
-      </w:r>
-      <w:r>
-        <w:br/>
-      </w:r>
-      <w:r>
-        <w:rPr>
-          <w:rStyle w:val="AttributeTok"/>
-        </w:rPr>
-        <w:t xml:space="preserve">  </w:t>
-      </w:r>
-      <w:r>
-        <w:rPr>
-          <w:rStyle w:val="FunctionTok"/>
-        </w:rPr>
-        <w:t xml:space="preserve">valid_from</w:t>
-      </w:r>
-      <w:r>
-        <w:rPr>
-          <w:rStyle w:val="KeywordTok"/>
-        </w:rPr>
-        <w:t xml:space="preserve">:</w:t>
-      </w:r>
-      <w:r>
-        <w:rPr>
-          <w:rStyle w:val="AttributeTok"/>
-        </w:rPr>
-        <w:t xml:space="preserve"> 1964-01-01</w:t>
-      </w:r>
-      <w:r>
-        <w:br/>
-      </w:r>
-      <w:r>
-        <w:rPr>
-          <w:rStyle w:val="AttributeTok"/>
-        </w:rPr>
-        <w:t xml:space="preserve">  </w:t>
-      </w:r>
-      <w:r>
-        <w:rPr>
-          <w:rStyle w:val="FunctionTok"/>
-        </w:rPr>
-        <w:t xml:space="preserve">is_active</w:t>
-      </w:r>
-      <w:r>
-        <w:rPr>
-          <w:rStyle w:val="KeywordTok"/>
-        </w:rPr>
-        <w:t xml:space="preserve">:</w:t>
-      </w:r>
-      <w:r>
-        <w:rPr>
-          <w:rStyle w:val="AttributeTok"/>
-        </w:rPr>
-        <w:t xml:space="preserve"> </w:t>
-      </w:r>
-      <w:r>
-        <w:rPr>
-          <w:rStyle w:val="CharTok"/>
-        </w:rPr>
-        <w:t xml:space="preserve">true</w:t>
-      </w:r>
-      <w:r>
-        <w:br/>
-      </w:r>
-      <w:r>
-        <w:rPr>
-          <w:rStyle w:val="FunctionTok"/>
-        </w:rPr>
-        <w:t xml:space="preserve">trainings</w:t>
-      </w:r>
-      <w:r>
-        <w:rPr>
-          <w:rStyle w:val="KeywordTok"/>
-        </w:rPr>
-        <w:t xml:space="preserve">:</w:t>
-      </w:r>
-      <w:r>
-        <w:br/>
-      </w:r>
-      <w:r>
-        <w:rPr>
-          <w:rStyle w:val="KeywordTok"/>
-        </w:rPr>
-        <w:t xml:space="preserve">-</w:t>
-      </w:r>
-      <w:r>
-        <w:rPr>
-          <w:rStyle w:val="AttributeTok"/>
-        </w:rPr>
-        <w:t xml:space="preserve"> </w:t>
-      </w:r>
-      <w:r>
-        <w:rPr>
-          <w:rStyle w:val="FunctionTok"/>
-        </w:rPr>
-        <w:t xml:space="preserve">training_type</w:t>
-      </w:r>
-      <w:r>
-        <w:rPr>
-          <w:rStyle w:val="KeywordTok"/>
-        </w:rPr>
-        <w:t xml:space="preserve">:</w:t>
-      </w:r>
-      <w:r>
-        <w:rPr>
-          <w:rStyle w:val="AttributeTok"/>
-        </w:rPr>
-        <w:t xml:space="preserve"> </w:t>
-      </w:r>
-      <w:r>
-        <w:rPr>
-          <w:rStyle w:val="StringTok"/>
-        </w:rPr>
-        <w:t xml:space="preserve">'3223'</w:t>
-      </w:r>
-      <w:r>
-        <w:br/>
-      </w:r>
-      <w:r>
-        <w:rPr>
-          <w:rStyle w:val="AttributeTok"/>
-        </w:rPr>
-        <w:t xml:space="preserve">  </w:t>
-      </w:r>
-      <w:r>
-        <w:rPr>
-          <w:rStyle w:val="FunctionTok"/>
-        </w:rPr>
-        <w:t xml:space="preserve">value</w:t>
-      </w:r>
-      <w:r>
-        <w:rPr>
-          <w:rStyle w:val="KeywordTok"/>
-        </w:rPr>
-        <w:t xml:space="preserve">:</w:t>
-      </w:r>
-      <w:r>
-        <w:rPr>
-          <w:rStyle w:val="AttributeTok"/>
-        </w:rPr>
-        <w:t xml:space="preserve"> dipl. nat. ETH</w:t>
-      </w:r>
-      <w:r>
-        <w:br/>
-      </w:r>
-      <w:r>
-        <w:rPr>
-          <w:rStyle w:val="FunctionTok"/>
-        </w:rPr>
-        <w:t xml:space="preserve">contacts</w:t>
-      </w:r>
-      <w:r>
-        <w:rPr>
-          <w:rStyle w:val="KeywordTok"/>
-        </w:rPr>
-        <w:t xml:space="preserve">:</w:t>
-      </w:r>
-      <w:r>
-        <w:br/>
-      </w:r>
-      <w:r>
-        <w:rPr>
-          <w:rStyle w:val="KeywordTok"/>
-        </w:rPr>
-        <w:t xml:space="preserve">-</w:t>
-      </w:r>
-      <w:r>
-        <w:rPr>
-          <w:rStyle w:val="AttributeTok"/>
-        </w:rPr>
-        <w:t xml:space="preserve"> </w:t>
-      </w:r>
-      <w:r>
-        <w:rPr>
-          <w:rStyle w:val="FunctionTok"/>
-        </w:rPr>
-        <w:t xml:space="preserve">contact_type</w:t>
-      </w:r>
-      <w:r>
-        <w:rPr>
-          <w:rStyle w:val="KeywordTok"/>
-        </w:rPr>
-        <w:t xml:space="preserve">:</w:t>
-      </w:r>
-      <w:r>
-        <w:rPr>
-          <w:rStyle w:val="AttributeTok"/>
-        </w:rPr>
-        <w:t xml:space="preserve"> email</w:t>
-      </w:r>
-      <w:r>
-        <w:br/>
-      </w:r>
-      <w:r>
-        <w:rPr>
-          <w:rStyle w:val="AttributeTok"/>
-        </w:rPr>
-        <w:t xml:space="preserve">  </w:t>
-      </w:r>
-      <w:r>
-        <w:rPr>
-          <w:rStyle w:val="FunctionTok"/>
-        </w:rPr>
-        <w:t xml:space="preserve">value</w:t>
-      </w:r>
-      <w:r>
-        <w:rPr>
-          <w:rStyle w:val="KeywordTok"/>
-        </w:rPr>
-        <w:t xml:space="preserve">:</w:t>
-      </w:r>
-      <w:r>
-        <w:rPr>
-          <w:rStyle w:val="AttributeTok"/>
-        </w:rPr>
-        <w:t xml:space="preserve"> beat.jans@admin.ch</w:t>
-      </w:r>
-      <w:r>
-        <w:br/>
-      </w:r>
-      <w:r>
-        <w:rPr>
-          <w:rStyle w:val="KeywordTok"/>
-        </w:rPr>
-        <w:t xml:space="preserve">-</w:t>
-      </w:r>
-      <w:r>
-        <w:rPr>
-          <w:rStyle w:val="AttributeTok"/>
-        </w:rPr>
-        <w:t xml:space="preserve"> </w:t>
-      </w:r>
-      <w:r>
-        <w:rPr>
-          <w:rStyle w:val="FunctionTok"/>
-        </w:rPr>
-        <w:t xml:space="preserve">contact_type</w:t>
-      </w:r>
-      <w:r>
-        <w:rPr>
-          <w:rStyle w:val="KeywordTok"/>
-        </w:rPr>
-        <w:t xml:space="preserve">:</w:t>
-      </w:r>
-      <w:r>
-        <w:rPr>
-          <w:rStyle w:val="AttributeTok"/>
-        </w:rPr>
-        <w:t xml:space="preserve"> contact_website</w:t>
-      </w:r>
-      <w:r>
-        <w:br/>
-      </w:r>
-      <w:r>
-        <w:rPr>
-          <w:rStyle w:val="AttributeTok"/>
-        </w:rPr>
-        <w:t xml:space="preserve">  </w:t>
-      </w:r>
-      <w:r>
-        <w:rPr>
-          <w:rStyle w:val="FunctionTok"/>
-        </w:rPr>
-        <w:t xml:space="preserve">value</w:t>
-      </w:r>
-      <w:r>
-        <w:rPr>
-          <w:rStyle w:val="KeywordTok"/>
-        </w:rPr>
-        <w:t xml:space="preserve">:</w:t>
-      </w:r>
-      <w:r>
-        <w:rPr>
-          <w:rStyle w:val="AttributeTok"/>
-        </w:rPr>
-        <w:t xml:space="preserve"> http://www.beat-jans.ch</w:t>
-      </w:r>
-      <w:r>
-        <w:br/>
-      </w:r>
-      <w:r>
-        <w:rPr>
-          <w:rStyle w:val="FunctionTok"/>
-        </w:rPr>
-        <w:t xml:space="preserve">electoral_district</w:t>
-      </w:r>
-      <w:r>
-        <w:rPr>
-          <w:rStyle w:val="KeywordTok"/>
-        </w:rPr>
-        <w:t xml:space="preserve">:</w:t>
-      </w:r>
-      <w:r>
-        <w:br/>
-      </w:r>
-      <w:r>
-        <w:rPr>
-          <w:rStyle w:val="AttributeTok"/>
-        </w:rPr>
-        <w:t xml:space="preserve">  </w:t>
-      </w:r>
-      <w:r>
-        <w:rPr>
-          <w:rStyle w:val="FunctionTok"/>
-        </w:rPr>
-        <w:t xml:space="preserve">district</w:t>
-      </w:r>
-      <w:r>
-        <w:rPr>
-          <w:rStyle w:val="KeywordTok"/>
-        </w:rPr>
-        <w:t xml:space="preserve">:</w:t>
-      </w:r>
-      <w:r>
-        <w:rPr>
-          <w:rStyle w:val="AttributeTok"/>
-        </w:rPr>
-        <w:t xml:space="preserve"> Basel-Stadt</w:t>
-      </w:r>
-      <w:r>
-        <w:br/>
-      </w:r>
-      <w:r>
-        <w:rPr>
-          <w:rStyle w:val="AttributeTok"/>
-        </w:rPr>
-        <w:t xml:space="preserve">  </w:t>
-      </w:r>
-      <w:r>
-        <w:rPr>
-          <w:rStyle w:val="FunctionTok"/>
-        </w:rPr>
-        <w:t xml:space="preserve">valid_from</w:t>
-      </w:r>
-      <w:r>
-        <w:rPr>
-          <w:rStyle w:val="KeywordTok"/>
-        </w:rPr>
-        <w:t xml:space="preserve">:</w:t>
-      </w:r>
-      <w:r>
-        <w:rPr>
-          <w:rStyle w:val="AttributeTok"/>
-        </w:rPr>
-        <w:t xml:space="preserve"> 2010-01-01</w:t>
+        <w:t xml:space="preserve"> 2025-01-01</w:t>
       </w:r>
     </w:p>
     <w:bookmarkEnd w:id="34"/>
-    <w:bookmarkStart w:id="35" w:name="X6a85f137f6753c7104036000f96c2ec492358b0"/>
+    <w:bookmarkStart w:id="35" w:name="X29c02a18c68db50429980349d0a859e7b586267"/>
     <w:p>
       <w:pPr>
         <w:pStyle w:val="berschrift4"/>
       </w:pPr>
       <w:r>
-        <w:t xml:space="preserve">Example: Person-douglas_adams_Douglas_Adams</w:t>
+        <w:t xml:space="preserve">Example: Person-swiss_politicians_Beat_Jans</w:t>
       </w:r>
     </w:p>
     <w:p>
@@ -4190,6 +4301,33 @@
         <w:rPr>
           <w:rStyle w:val="FunctionTok"/>
         </w:rPr>
+        <w:t xml:space="preserve">local_id</w:t>
+      </w:r>
+      <w:r>
+        <w:rPr>
+          <w:rStyle w:val="KeywordTok"/>
+        </w:rPr>
+        <w:t xml:space="preserve">:</w:t>
+      </w:r>
+      <w:r>
+        <w:rPr>
+          <w:rStyle w:val="AttributeTok"/>
+        </w:rPr>
+        <w:t xml:space="preserve"> </w:t>
+      </w:r>
+      <w:r>
+        <w:rPr>
+          <w:rStyle w:val="DecValTok"/>
+        </w:rPr>
+        <w:t xml:space="preserve">4032</w:t>
+      </w:r>
+      <w:r>
+        <w:br/>
+      </w:r>
+      <w:r>
+        <w:rPr>
+          <w:rStyle w:val="FunctionTok"/>
+        </w:rPr>
         <w:t xml:space="preserve">global_uri</w:t>
       </w:r>
       <w:r>
@@ -4202,7 +4340,7 @@
         <w:rPr>
           <w:rStyle w:val="AttributeTok"/>
         </w:rPr>
-        <w:t xml:space="preserve"> https://www.wikidata.org/wiki/Q42</w:t>
+        <w:t xml:space="preserve"> https://data-example.parlament.ch/person/4032</w:t>
       </w:r>
       <w:r>
         <w:br/>
@@ -4211,6 +4349,27 @@
         <w:rPr>
           <w:rStyle w:val="FunctionTok"/>
         </w:rPr>
+        <w:t xml:space="preserve">wikidata_uri</w:t>
+      </w:r>
+      <w:r>
+        <w:rPr>
+          <w:rStyle w:val="KeywordTok"/>
+        </w:rPr>
+        <w:t xml:space="preserve">:</w:t>
+      </w:r>
+      <w:r>
+        <w:rPr>
+          <w:rStyle w:val="AttributeTok"/>
+        </w:rPr>
+        <w:t xml:space="preserve"> https://www.wikidata.org/wiki/Q813067</w:t>
+      </w:r>
+      <w:r>
+        <w:br/>
+      </w:r>
+      <w:r>
+        <w:rPr>
+          <w:rStyle w:val="FunctionTok"/>
+        </w:rPr>
         <w:t xml:space="preserve">label</w:t>
       </w:r>
       <w:r>
@@ -4223,7 +4382,7 @@
         <w:rPr>
           <w:rStyle w:val="AttributeTok"/>
         </w:rPr>
-        <w:t xml:space="preserve"> Douglas Adams</w:t>
+        <w:t xml:space="preserve"> Beat Jans</w:t>
       </w:r>
       <w:r>
         <w:br/>
@@ -4244,7 +4403,7 @@
         <w:rPr>
           <w:rStyle w:val="AttributeTok"/>
         </w:rPr>
-        <w:t xml:space="preserve"> Douglas Noël Adams</w:t>
+        <w:t xml:space="preserve"> Beat Jans, dipl. nat. ETH</w:t>
       </w:r>
       <w:r>
         <w:br/>
@@ -4271,7 +4430,7 @@
         <w:rPr>
           <w:rStyle w:val="DecValTok"/>
         </w:rPr>
-        <w:t xml:space="preserve">1952</w:t>
+        <w:t xml:space="preserve">1964</w:t>
       </w:r>
       <w:r>
         <w:br/>
@@ -4292,7 +4451,7 @@
         <w:rPr>
           <w:rStyle w:val="AttributeTok"/>
         </w:rPr>
-        <w:t xml:space="preserve"> 1952-03-11</w:t>
+        <w:t xml:space="preserve"> 1964-07-12</w:t>
       </w:r>
       <w:r>
         <w:br/>
@@ -4313,7 +4472,7 @@
         <w:rPr>
           <w:rStyle w:val="AttributeTok"/>
         </w:rPr>
-        <w:t xml:space="preserve"> https://commons.wikimedia.org/wiki/File:Douglas_adams_portrait.jpg</w:t>
+        <w:t xml:space="preserve"> https://commons.wikimedia.org/wiki/File:Beat_Jans_(2026)_(cropped).jpg</w:t>
       </w:r>
       <w:r>
         <w:br/>
@@ -4388,7 +4547,7 @@
         <w:rPr>
           <w:rStyle w:val="AttributeTok"/>
         </w:rPr>
-        <w:t xml:space="preserve"> Douglas</w:t>
+        <w:t xml:space="preserve"> Beat</w:t>
       </w:r>
       <w:r>
         <w:br/>
@@ -4448,7 +4607,7 @@
         <w:rPr>
           <w:rStyle w:val="AttributeTok"/>
         </w:rPr>
-        <w:t xml:space="preserve"> Adams</w:t>
+        <w:t xml:space="preserve"> Jans</w:t>
       </w:r>
       <w:r>
         <w:br/>
@@ -4475,7 +4634,7 @@
         <w:rPr>
           <w:rStyle w:val="AttributeTok"/>
         </w:rPr>
-        <w:t xml:space="preserve"> 1952-03-11</w:t>
+        <w:t xml:space="preserve"> 1964-07-12</w:t>
       </w:r>
       <w:r>
         <w:br/>
@@ -4523,7 +4682,7 @@
         <w:rPr>
           <w:rStyle w:val="AttributeTok"/>
         </w:rPr>
-        <w:t xml:space="preserve"> privateAddress</w:t>
+        <w:t xml:space="preserve"> businessAddress</w:t>
       </w:r>
       <w:r>
         <w:br/>
@@ -4538,7 +4697,7 @@
         <w:rPr>
           <w:rStyle w:val="FunctionTok"/>
         </w:rPr>
-        <w:t xml:space="preserve">street_address</w:t>
+        <w:t xml:space="preserve">postal_locality</w:t>
       </w:r>
       <w:r>
         <w:rPr>
@@ -4550,22 +4709,70 @@
         <w:rPr>
           <w:rStyle w:val="AttributeTok"/>
         </w:rPr>
-        <w:t xml:space="preserve"> 1234 Fictional St, London, UK</w:t>
+        <w:t xml:space="preserve"> Basel-Stadt</w:t>
       </w:r>
       <w:r>
         <w:br/>
       </w:r>
       <w:r>
         <w:rPr>
+          <w:rStyle w:val="FunctionTok"/>
+        </w:rPr>
+        <w:t xml:space="preserve">language_proficiencies</w:t>
+      </w:r>
+      <w:r>
+        <w:rPr>
+          <w:rStyle w:val="KeywordTok"/>
+        </w:rPr>
+        <w:t xml:space="preserve">:</w:t>
+      </w:r>
+      <w:r>
+        <w:br/>
+      </w:r>
+      <w:r>
+        <w:rPr>
+          <w:rStyle w:val="KeywordTok"/>
+        </w:rPr>
+        <w:t xml:space="preserve">-</w:t>
+      </w:r>
+      <w:r>
+        <w:rPr>
           <w:rStyle w:val="AttributeTok"/>
         </w:rPr>
+        <w:t xml:space="preserve"> </w:t>
+      </w:r>
+      <w:r>
+        <w:rPr>
+          <w:rStyle w:val="FunctionTok"/>
+        </w:rPr>
+        <w:t xml:space="preserve">language</w:t>
+      </w:r>
+      <w:r>
+        <w:rPr>
+          <w:rStyle w:val="KeywordTok"/>
+        </w:rPr>
+        <w:t xml:space="preserve">:</w:t>
+      </w:r>
+      <w:r>
+        <w:rPr>
+          <w:rStyle w:val="AttributeTok"/>
+        </w:rPr>
+        <w:t xml:space="preserve"> de</w:t>
+      </w:r>
+      <w:r>
+        <w:br/>
+      </w:r>
+      <w:r>
+        <w:rPr>
+          <w:rStyle w:val="AttributeTok"/>
+        </w:rPr>
         <w:t xml:space="preserve">  </w:t>
       </w:r>
       <w:r>
         <w:rPr>
           <w:rStyle w:val="FunctionTok"/>
         </w:rPr>
-        <w:t xml:space="preserve">postal_code</w:t>
+        <w:t xml:space="preserve">is_correspondence</w:t>
       </w:r>
       <w:r>
         <w:rPr>
@@ -4581,9 +4788,9 @@
       </w:r>
       <w:r>
         <w:rPr>
-          <w:rStyle w:val="DecValTok"/>
-        </w:rPr>
-        <w:t xml:space="preserve">12345</w:t>
+          <w:rStyle w:val="CharTok"/>
+        </w:rPr>
+        <w:t xml:space="preserve">true</w:t>
       </w:r>
       <w:r>
         <w:br/>
@@ -4598,7 +4805,7 @@
         <w:rPr>
           <w:rStyle w:val="FunctionTok"/>
         </w:rPr>
-        <w:t xml:space="preserve">postal_locality</w:t>
+        <w:t xml:space="preserve">is_native</w:t>
       </w:r>
       <w:r>
         <w:rPr>
@@ -4610,7 +4817,13 @@
         <w:rPr>
           <w:rStyle w:val="AttributeTok"/>
         </w:rPr>
-        <w:t xml:space="preserve"> London</w:t>
+        <w:t xml:space="preserve"> </w:t>
+      </w:r>
+      <w:r>
+        <w:rPr>
+          <w:rStyle w:val="CharTok"/>
+        </w:rPr>
+        <w:t xml:space="preserve">true</w:t>
       </w:r>
       <w:r>
         <w:br/>
@@ -4619,7 +4832,7 @@
         <w:rPr>
           <w:rStyle w:val="FunctionTok"/>
         </w:rPr>
-        <w:t xml:space="preserve">language_proficiencies</w:t>
+        <w:t xml:space="preserve">citizenships</w:t>
       </w:r>
       <w:r>
         <w:rPr>
@@ -4646,7 +4859,7 @@
         <w:rPr>
           <w:rStyle w:val="FunctionTok"/>
         </w:rPr>
-        <w:t xml:space="preserve">language</w:t>
+        <w:t xml:space="preserve">country</w:t>
       </w:r>
       <w:r>
         <w:rPr>
@@ -4658,7 +4871,7 @@
         <w:rPr>
           <w:rStyle w:val="AttributeTok"/>
         </w:rPr>
-        <w:t xml:space="preserve"> en</w:t>
+        <w:t xml:space="preserve"> CH</w:t>
       </w:r>
       <w:r>
         <w:br/>
@@ -4673,7 +4886,7 @@
         <w:rPr>
           <w:rStyle w:val="FunctionTok"/>
         </w:rPr>
-        <w:t xml:space="preserve">is_correspondence</w:t>
+        <w:t xml:space="preserve">valid_from</w:t>
       </w:r>
       <w:r>
         <w:rPr>
@@ -4685,10 +4898,187 @@
         <w:rPr>
           <w:rStyle w:val="AttributeTok"/>
         </w:rPr>
+        <w:t xml:space="preserve"> 1964-07-12</w:t>
+      </w:r>
+      <w:r>
+        <w:br/>
+      </w:r>
+      <w:r>
+        <w:rPr>
+          <w:rStyle w:val="FunctionTok"/>
+        </w:rPr>
+        <w:t xml:space="preserve">genders</w:t>
+      </w:r>
+      <w:r>
+        <w:rPr>
+          <w:rStyle w:val="KeywordTok"/>
+        </w:rPr>
+        <w:t xml:space="preserve">:</w:t>
+      </w:r>
+      <w:r>
+        <w:br/>
+      </w:r>
+      <w:r>
+        <w:rPr>
+          <w:rStyle w:val="KeywordTok"/>
+        </w:rPr>
+        <w:t xml:space="preserve">-</w:t>
+      </w:r>
+      <w:r>
+        <w:rPr>
+          <w:rStyle w:val="AttributeTok"/>
+        </w:rPr>
         <w:t xml:space="preserve"> </w:t>
       </w:r>
       <w:r>
         <w:rPr>
+          <w:rStyle w:val="FunctionTok"/>
+        </w:rPr>
+        <w:t xml:space="preserve">gender_code</w:t>
+      </w:r>
+      <w:r>
+        <w:rPr>
+          <w:rStyle w:val="KeywordTok"/>
+        </w:rPr>
+        <w:t xml:space="preserve">:</w:t>
+      </w:r>
+      <w:r>
+        <w:rPr>
+          <w:rStyle w:val="AttributeTok"/>
+        </w:rPr>
+        <w:t xml:space="preserve"> male</w:t>
+      </w:r>
+      <w:r>
+        <w:br/>
+      </w:r>
+      <w:r>
+        <w:rPr>
+          <w:rStyle w:val="AttributeTok"/>
+        </w:rPr>
+        <w:t xml:space="preserve">  </w:t>
+      </w:r>
+      <w:r>
+        <w:rPr>
+          <w:rStyle w:val="FunctionTok"/>
+        </w:rPr>
+        <w:t xml:space="preserve">valid_from</w:t>
+      </w:r>
+      <w:r>
+        <w:rPr>
+          <w:rStyle w:val="KeywordTok"/>
+        </w:rPr>
+        <w:t xml:space="preserve">:</w:t>
+      </w:r>
+      <w:r>
+        <w:rPr>
+          <w:rStyle w:val="AttributeTok"/>
+        </w:rPr>
+        <w:t xml:space="preserve"> 1964-07-12</w:t>
+      </w:r>
+      <w:r>
+        <w:br/>
+      </w:r>
+      <w:r>
+        <w:rPr>
+          <w:rStyle w:val="FunctionTok"/>
+        </w:rPr>
+        <w:t xml:space="preserve">occupations</w:t>
+      </w:r>
+      <w:r>
+        <w:rPr>
+          <w:rStyle w:val="KeywordTok"/>
+        </w:rPr>
+        <w:t xml:space="preserve">:</w:t>
+      </w:r>
+      <w:r>
+        <w:br/>
+      </w:r>
+      <w:r>
+        <w:rPr>
+          <w:rStyle w:val="KeywordTok"/>
+        </w:rPr>
+        <w:t xml:space="preserve">-</w:t>
+      </w:r>
+      <w:r>
+        <w:rPr>
+          <w:rStyle w:val="AttributeTok"/>
+        </w:rPr>
+        <w:t xml:space="preserve"> </w:t>
+      </w:r>
+      <w:r>
+        <w:rPr>
+          <w:rStyle w:val="FunctionTok"/>
+        </w:rPr>
+        <w:t xml:space="preserve">label</w:t>
+      </w:r>
+      <w:r>
+        <w:rPr>
+          <w:rStyle w:val="KeywordTok"/>
+        </w:rPr>
+        <w:t xml:space="preserve">:</w:t>
+      </w:r>
+      <w:r>
+        <w:rPr>
+          <w:rStyle w:val="AttributeTok"/>
+        </w:rPr>
+        <w:t xml:space="preserve"> Politiker</w:t>
+      </w:r>
+      <w:r>
+        <w:br/>
+      </w:r>
+      <w:r>
+        <w:rPr>
+          <w:rStyle w:val="AttributeTok"/>
+        </w:rPr>
+        <w:t xml:space="preserve">  </w:t>
+      </w:r>
+      <w:r>
+        <w:rPr>
+          <w:rStyle w:val="FunctionTok"/>
+        </w:rPr>
+        <w:t xml:space="preserve">valid_from</w:t>
+      </w:r>
+      <w:r>
+        <w:rPr>
+          <w:rStyle w:val="KeywordTok"/>
+        </w:rPr>
+        <w:t xml:space="preserve">:</w:t>
+      </w:r>
+      <w:r>
+        <w:rPr>
+          <w:rStyle w:val="AttributeTok"/>
+        </w:rPr>
+        <w:t xml:space="preserve"> 1964-01-01</w:t>
+      </w:r>
+      <w:r>
+        <w:br/>
+      </w:r>
+      <w:r>
+        <w:rPr>
+          <w:rStyle w:val="AttributeTok"/>
+        </w:rPr>
+        <w:t xml:space="preserve">  </w:t>
+      </w:r>
+      <w:r>
+        <w:rPr>
+          <w:rStyle w:val="FunctionTok"/>
+        </w:rPr>
+        <w:t xml:space="preserve">is_active</w:t>
+      </w:r>
+      <w:r>
+        <w:rPr>
+          <w:rStyle w:val="KeywordTok"/>
+        </w:rPr>
+        <w:t xml:space="preserve">:</w:t>
+      </w:r>
+      <w:r>
+        <w:rPr>
+          <w:rStyle w:val="AttributeTok"/>
+        </w:rPr>
+        <w:t xml:space="preserve"> </w:t>
+      </w:r>
+      <w:r>
+        <w:rPr>
           <w:rStyle w:val="CharTok"/>
         </w:rPr>
         <w:t xml:space="preserve">true</w:t>
@@ -4698,15 +5088,69 @@
       </w:r>
       <w:r>
         <w:rPr>
+          <w:rStyle w:val="FunctionTok"/>
+        </w:rPr>
+        <w:t xml:space="preserve">trainings</w:t>
+      </w:r>
+      <w:r>
+        <w:rPr>
+          <w:rStyle w:val="KeywordTok"/>
+        </w:rPr>
+        <w:t xml:space="preserve">:</w:t>
+      </w:r>
+      <w:r>
+        <w:br/>
+      </w:r>
+      <w:r>
+        <w:rPr>
+          <w:rStyle w:val="KeywordTok"/>
+        </w:rPr>
+        <w:t xml:space="preserve">-</w:t>
+      </w:r>
+      <w:r>
+        <w:rPr>
           <w:rStyle w:val="AttributeTok"/>
         </w:rPr>
+        <w:t xml:space="preserve"> </w:t>
+      </w:r>
+      <w:r>
+        <w:rPr>
+          <w:rStyle w:val="FunctionTok"/>
+        </w:rPr>
+        <w:t xml:space="preserve">training_type</w:t>
+      </w:r>
+      <w:r>
+        <w:rPr>
+          <w:rStyle w:val="KeywordTok"/>
+        </w:rPr>
+        <w:t xml:space="preserve">:</w:t>
+      </w:r>
+      <w:r>
+        <w:rPr>
+          <w:rStyle w:val="AttributeTok"/>
+        </w:rPr>
+        <w:t xml:space="preserve"> </w:t>
+      </w:r>
+      <w:r>
+        <w:rPr>
+          <w:rStyle w:val="StringTok"/>
+        </w:rPr>
+        <w:t xml:space="preserve">'3223'</w:t>
+      </w:r>
+      <w:r>
+        <w:br/>
+      </w:r>
+      <w:r>
+        <w:rPr>
+          <w:rStyle w:val="AttributeTok"/>
+        </w:rPr>
         <w:t xml:space="preserve">  </w:t>
       </w:r>
       <w:r>
         <w:rPr>
           <w:rStyle w:val="FunctionTok"/>
         </w:rPr>
-        <w:t xml:space="preserve">is_native</w:t>
+        <w:t xml:space="preserve">value</w:t>
       </w:r>
       <w:r>
         <w:rPr>
@@ -4718,22 +5162,70 @@
         <w:rPr>
           <w:rStyle w:val="AttributeTok"/>
         </w:rPr>
+        <w:t xml:space="preserve"> dipl. nat. ETH</w:t>
+      </w:r>
+      <w:r>
+        <w:br/>
+      </w:r>
+      <w:r>
+        <w:rPr>
+          <w:rStyle w:val="FunctionTok"/>
+        </w:rPr>
+        <w:t xml:space="preserve">contacts</w:t>
+      </w:r>
+      <w:r>
+        <w:rPr>
+          <w:rStyle w:val="KeywordTok"/>
+        </w:rPr>
+        <w:t xml:space="preserve">:</w:t>
+      </w:r>
+      <w:r>
+        <w:br/>
+      </w:r>
+      <w:r>
+        <w:rPr>
+          <w:rStyle w:val="KeywordTok"/>
+        </w:rPr>
+        <w:t xml:space="preserve">-</w:t>
+      </w:r>
+      <w:r>
+        <w:rPr>
+          <w:rStyle w:val="AttributeTok"/>
+        </w:rPr>
         <w:t xml:space="preserve"> </w:t>
       </w:r>
       <w:r>
         <w:rPr>
-          <w:rStyle w:val="CharTok"/>
-        </w:rPr>
-        <w:t xml:space="preserve">true</w:t>
+          <w:rStyle w:val="FunctionTok"/>
+        </w:rPr>
+        <w:t xml:space="preserve">contact_type</w:t>
+      </w:r>
+      <w:r>
+        <w:rPr>
+          <w:rStyle w:val="KeywordTok"/>
+        </w:rPr>
+        <w:t xml:space="preserve">:</w:t>
+      </w:r>
+      <w:r>
+        <w:rPr>
+          <w:rStyle w:val="AttributeTok"/>
+        </w:rPr>
+        <w:t xml:space="preserve"> email</w:t>
       </w:r>
       <w:r>
         <w:br/>
       </w:r>
       <w:r>
         <w:rPr>
+          <w:rStyle w:val="AttributeTok"/>
+        </w:rPr>
+        <w:t xml:space="preserve">  </w:t>
+      </w:r>
+      <w:r>
+        <w:rPr>
           <w:rStyle w:val="FunctionTok"/>
         </w:rPr>
-        <w:t xml:space="preserve">citizenships</w:t>
+        <w:t xml:space="preserve">value</w:t>
       </w:r>
       <w:r>
         <w:rPr>
@@ -4742,6 +5234,12 @@
         <w:t xml:space="preserve">:</w:t>
       </w:r>
       <w:r>
+        <w:rPr>
+          <w:rStyle w:val="AttributeTok"/>
+        </w:rPr>
+        <w:t xml:space="preserve"> beat.jans@admin.ch</w:t>
+      </w:r>
+      <w:r>
         <w:br/>
       </w:r>
       <w:r>
@@ -4760,7 +5258,7 @@
         <w:rPr>
           <w:rStyle w:val="FunctionTok"/>
         </w:rPr>
-        <w:t xml:space="preserve">country</w:t>
+        <w:t xml:space="preserve">contact_type</w:t>
       </w:r>
       <w:r>
         <w:rPr>
@@ -4772,7 +5270,7 @@
         <w:rPr>
           <w:rStyle w:val="AttributeTok"/>
         </w:rPr>
-        <w:t xml:space="preserve"> GB</w:t>
+        <w:t xml:space="preserve"> contact_website</w:t>
       </w:r>
       <w:r>
         <w:br/>
@@ -4787,6 +5285,75 @@
         <w:rPr>
           <w:rStyle w:val="FunctionTok"/>
         </w:rPr>
+        <w:t xml:space="preserve">value</w:t>
+      </w:r>
+      <w:r>
+        <w:rPr>
+          <w:rStyle w:val="KeywordTok"/>
+        </w:rPr>
+        <w:t xml:space="preserve">:</w:t>
+      </w:r>
+      <w:r>
+        <w:rPr>
+          <w:rStyle w:val="AttributeTok"/>
+        </w:rPr>
+        <w:t xml:space="preserve"> http://www.beat-jans.ch</w:t>
+      </w:r>
+      <w:r>
+        <w:br/>
+      </w:r>
+      <w:r>
+        <w:rPr>
+          <w:rStyle w:val="FunctionTok"/>
+        </w:rPr>
+        <w:t xml:space="preserve">electoral_district</w:t>
+      </w:r>
+      <w:r>
+        <w:rPr>
+          <w:rStyle w:val="KeywordTok"/>
+        </w:rPr>
+        <w:t xml:space="preserve">:</w:t>
+      </w:r>
+      <w:r>
+        <w:br/>
+      </w:r>
+      <w:r>
+        <w:rPr>
+          <w:rStyle w:val="AttributeTok"/>
+        </w:rPr>
+        <w:t xml:space="preserve">  </w:t>
+      </w:r>
+      <w:r>
+        <w:rPr>
+          <w:rStyle w:val="FunctionTok"/>
+        </w:rPr>
+        <w:t xml:space="preserve">district</w:t>
+      </w:r>
+      <w:r>
+        <w:rPr>
+          <w:rStyle w:val="KeywordTok"/>
+        </w:rPr>
+        <w:t xml:space="preserve">:</w:t>
+      </w:r>
+      <w:r>
+        <w:rPr>
+          <w:rStyle w:val="AttributeTok"/>
+        </w:rPr>
+        <w:t xml:space="preserve"> Basel-Stadt</w:t>
+      </w:r>
+      <w:r>
+        <w:br/>
+      </w:r>
+      <w:r>
+        <w:rPr>
+          <w:rStyle w:val="AttributeTok"/>
+        </w:rPr>
+        <w:t xml:space="preserve">  </w:t>
+      </w:r>
+      <w:r>
+        <w:rPr>
+          <w:rStyle w:val="FunctionTok"/>
+        </w:rPr>
         <w:t xml:space="preserve">valid_from</w:t>
       </w:r>
       <w:r>
@@ -4799,565 +5366,7 @@
         <w:rPr>
           <w:rStyle w:val="AttributeTok"/>
         </w:rPr>
-        <w:t xml:space="preserve"> 1952-03-11</w:t>
-      </w:r>
-      <w:r>
-        <w:br/>
-      </w:r>
-      <w:r>
-        <w:rPr>
-          <w:rStyle w:val="FunctionTok"/>
-        </w:rPr>
-        <w:t xml:space="preserve">genders</w:t>
-      </w:r>
-      <w:r>
-        <w:rPr>
-          <w:rStyle w:val="KeywordTok"/>
-        </w:rPr>
-        <w:t xml:space="preserve">:</w:t>
-      </w:r>
-      <w:r>
-        <w:br/>
-      </w:r>
-      <w:r>
-        <w:rPr>
-          <w:rStyle w:val="KeywordTok"/>
-        </w:rPr>
-        <w:t xml:space="preserve">-</w:t>
-      </w:r>
-      <w:r>
-        <w:rPr>
-          <w:rStyle w:val="AttributeTok"/>
-        </w:rPr>
-        <w:t xml:space="preserve"> </w:t>
-      </w:r>
-      <w:r>
-        <w:rPr>
-          <w:rStyle w:val="FunctionTok"/>
-        </w:rPr>
-        <w:t xml:space="preserve">gender_code</w:t>
-      </w:r>
-      <w:r>
-        <w:rPr>
-          <w:rStyle w:val="KeywordTok"/>
-        </w:rPr>
-        <w:t xml:space="preserve">:</w:t>
-      </w:r>
-      <w:r>
-        <w:rPr>
-          <w:rStyle w:val="AttributeTok"/>
-        </w:rPr>
-        <w:t xml:space="preserve"> male</w:t>
-      </w:r>
-      <w:r>
-        <w:br/>
-      </w:r>
-      <w:r>
-        <w:rPr>
-          <w:rStyle w:val="AttributeTok"/>
-        </w:rPr>
-        <w:t xml:space="preserve">  </w:t>
-      </w:r>
-      <w:r>
-        <w:rPr>
-          <w:rStyle w:val="FunctionTok"/>
-        </w:rPr>
-        <w:t xml:space="preserve">valid_from</w:t>
-      </w:r>
-      <w:r>
-        <w:rPr>
-          <w:rStyle w:val="KeywordTok"/>
-        </w:rPr>
-        <w:t xml:space="preserve">:</w:t>
-      </w:r>
-      <w:r>
-        <w:rPr>
-          <w:rStyle w:val="AttributeTok"/>
-        </w:rPr>
-        <w:t xml:space="preserve"> 1952-03-11</w:t>
-      </w:r>
-      <w:r>
-        <w:br/>
-      </w:r>
-      <w:r>
-        <w:rPr>
-          <w:rStyle w:val="AttributeTok"/>
-        </w:rPr>
-        <w:t xml:space="preserve">  </w:t>
-      </w:r>
-      <w:r>
-        <w:rPr>
-          <w:rStyle w:val="FunctionTok"/>
-        </w:rPr>
-        <w:t xml:space="preserve">pronouns</w:t>
-      </w:r>
-      <w:r>
-        <w:rPr>
-          <w:rStyle w:val="KeywordTok"/>
-        </w:rPr>
-        <w:t xml:space="preserve">:</w:t>
-      </w:r>
-      <w:r>
-        <w:br/>
-      </w:r>
-      <w:r>
-        <w:rPr>
-          <w:rStyle w:val="AttributeTok"/>
-        </w:rPr>
-        <w:t xml:space="preserve">  </w:t>
-      </w:r>
-      <w:r>
-        <w:rPr>
-          <w:rStyle w:val="KeywordTok"/>
-        </w:rPr>
-        <w:t xml:space="preserve">-</w:t>
-      </w:r>
-      <w:r>
-        <w:rPr>
-          <w:rStyle w:val="AttributeTok"/>
-        </w:rPr>
-        <w:t xml:space="preserve"> he</w:t>
-      </w:r>
-      <w:r>
-        <w:br/>
-      </w:r>
-      <w:r>
-        <w:rPr>
-          <w:rStyle w:val="AttributeTok"/>
-        </w:rPr>
-        <w:t xml:space="preserve">  </w:t>
-      </w:r>
-      <w:r>
-        <w:rPr>
-          <w:rStyle w:val="KeywordTok"/>
-        </w:rPr>
-        <w:t xml:space="preserve">-</w:t>
-      </w:r>
-      <w:r>
-        <w:rPr>
-          <w:rStyle w:val="AttributeTok"/>
-        </w:rPr>
-        <w:t xml:space="preserve"> him</w:t>
-      </w:r>
-      <w:r>
-        <w:br/>
-      </w:r>
-      <w:r>
-        <w:rPr>
-          <w:rStyle w:val="FunctionTok"/>
-        </w:rPr>
-        <w:t xml:space="preserve">occupations</w:t>
-      </w:r>
-      <w:r>
-        <w:rPr>
-          <w:rStyle w:val="KeywordTok"/>
-        </w:rPr>
-        <w:t xml:space="preserve">:</w:t>
-      </w:r>
-      <w:r>
-        <w:br/>
-      </w:r>
-      <w:r>
-        <w:rPr>
-          <w:rStyle w:val="KeywordTok"/>
-        </w:rPr>
-        <w:t xml:space="preserve">-</w:t>
-      </w:r>
-      <w:r>
-        <w:rPr>
-          <w:rStyle w:val="AttributeTok"/>
-        </w:rPr>
-        <w:t xml:space="preserve"> </w:t>
-      </w:r>
-      <w:r>
-        <w:rPr>
-          <w:rStyle w:val="FunctionTok"/>
-        </w:rPr>
-        <w:t xml:space="preserve">label</w:t>
-      </w:r>
-      <w:r>
-        <w:rPr>
-          <w:rStyle w:val="KeywordTok"/>
-        </w:rPr>
-        <w:t xml:space="preserve">:</w:t>
-      </w:r>
-      <w:r>
-        <w:rPr>
-          <w:rStyle w:val="AttributeTok"/>
-        </w:rPr>
-        <w:t xml:space="preserve"> writer</w:t>
-      </w:r>
-      <w:r>
-        <w:br/>
-      </w:r>
-      <w:r>
-        <w:rPr>
-          <w:rStyle w:val="AttributeTok"/>
-        </w:rPr>
-        <w:t xml:space="preserve">  </w:t>
-      </w:r>
-      <w:r>
-        <w:rPr>
-          <w:rStyle w:val="FunctionTok"/>
-        </w:rPr>
-        <w:t xml:space="preserve">valid_from</w:t>
-      </w:r>
-      <w:r>
-        <w:rPr>
-          <w:rStyle w:val="KeywordTok"/>
-        </w:rPr>
-        <w:t xml:space="preserve">:</w:t>
-      </w:r>
-      <w:r>
-        <w:rPr>
-          <w:rStyle w:val="AttributeTok"/>
-        </w:rPr>
-        <w:t xml:space="preserve"> 1979-01-01</w:t>
-      </w:r>
-      <w:r>
-        <w:br/>
-      </w:r>
-      <w:r>
-        <w:rPr>
-          <w:rStyle w:val="AttributeTok"/>
-        </w:rPr>
-        <w:t xml:space="preserve">  </w:t>
-      </w:r>
-      <w:r>
-        <w:rPr>
-          <w:rStyle w:val="FunctionTok"/>
-        </w:rPr>
-        <w:t xml:space="preserve">valid_through</w:t>
-      </w:r>
-      <w:r>
-        <w:rPr>
-          <w:rStyle w:val="KeywordTok"/>
-        </w:rPr>
-        <w:t xml:space="preserve">:</w:t>
-      </w:r>
-      <w:r>
-        <w:rPr>
-          <w:rStyle w:val="AttributeTok"/>
-        </w:rPr>
-        <w:t xml:space="preserve"> 2001-05-11</w:t>
-      </w:r>
-      <w:r>
-        <w:br/>
-      </w:r>
-      <w:r>
-        <w:rPr>
-          <w:rStyle w:val="AttributeTok"/>
-        </w:rPr>
-        <w:t xml:space="preserve">  </w:t>
-      </w:r>
-      <w:r>
-        <w:rPr>
-          <w:rStyle w:val="FunctionTok"/>
-        </w:rPr>
-        <w:t xml:space="preserve">is_active</w:t>
-      </w:r>
-      <w:r>
-        <w:rPr>
-          <w:rStyle w:val="KeywordTok"/>
-        </w:rPr>
-        <w:t xml:space="preserve">:</w:t>
-      </w:r>
-      <w:r>
-        <w:rPr>
-          <w:rStyle w:val="AttributeTok"/>
-        </w:rPr>
-        <w:t xml:space="preserve"> </w:t>
-      </w:r>
-      <w:r>
-        <w:rPr>
-          <w:rStyle w:val="CharTok"/>
-        </w:rPr>
-        <w:t xml:space="preserve">false</w:t>
-      </w:r>
-      <w:r>
-        <w:br/>
-      </w:r>
-      <w:r>
-        <w:rPr>
-          <w:rStyle w:val="AttributeTok"/>
-        </w:rPr>
-        <w:t xml:space="preserve">  </w:t>
-      </w:r>
-      <w:r>
-        <w:rPr>
-          <w:rStyle w:val="FunctionTok"/>
-        </w:rPr>
-        <w:t xml:space="preserve">is_paid</w:t>
-      </w:r>
-      <w:r>
-        <w:rPr>
-          <w:rStyle w:val="KeywordTok"/>
-        </w:rPr>
-        <w:t xml:space="preserve">:</w:t>
-      </w:r>
-      <w:r>
-        <w:rPr>
-          <w:rStyle w:val="AttributeTok"/>
-        </w:rPr>
-        <w:t xml:space="preserve"> </w:t>
-      </w:r>
-      <w:r>
-        <w:rPr>
-          <w:rStyle w:val="CharTok"/>
-        </w:rPr>
-        <w:t xml:space="preserve">true</w:t>
-      </w:r>
-      <w:r>
-        <w:br/>
-      </w:r>
-      <w:r>
-        <w:rPr>
-          <w:rStyle w:val="FunctionTok"/>
-        </w:rPr>
-        <w:t xml:space="preserve">trainings</w:t>
-      </w:r>
-      <w:r>
-        <w:rPr>
-          <w:rStyle w:val="KeywordTok"/>
-        </w:rPr>
-        <w:t xml:space="preserve">:</w:t>
-      </w:r>
-      <w:r>
-        <w:br/>
-      </w:r>
-      <w:r>
-        <w:rPr>
-          <w:rStyle w:val="KeywordTok"/>
-        </w:rPr>
-        <w:t xml:space="preserve">-</w:t>
-      </w:r>
-      <w:r>
-        <w:rPr>
-          <w:rStyle w:val="AttributeTok"/>
-        </w:rPr>
-        <w:t xml:space="preserve"> </w:t>
-      </w:r>
-      <w:r>
-        <w:rPr>
-          <w:rStyle w:val="FunctionTok"/>
-        </w:rPr>
-        <w:t xml:space="preserve">training_type</w:t>
-      </w:r>
-      <w:r>
-        <w:rPr>
-          <w:rStyle w:val="KeywordTok"/>
-        </w:rPr>
-        <w:t xml:space="preserve">:</w:t>
-      </w:r>
-      <w:r>
-        <w:rPr>
-          <w:rStyle w:val="AttributeTok"/>
-        </w:rPr>
-        <w:t xml:space="preserve"> </w:t>
-      </w:r>
-      <w:r>
-        <w:rPr>
-          <w:rStyle w:val="StringTok"/>
-        </w:rPr>
-        <w:t xml:space="preserve">'2421'</w:t>
-      </w:r>
-      <w:r>
-        <w:br/>
-      </w:r>
-      <w:r>
-        <w:rPr>
-          <w:rStyle w:val="AttributeTok"/>
-        </w:rPr>
-        <w:t xml:space="preserve">  </w:t>
-      </w:r>
-      <w:r>
-        <w:rPr>
-          <w:rStyle w:val="FunctionTok"/>
-        </w:rPr>
-        <w:t xml:space="preserve">value</w:t>
-      </w:r>
-      <w:r>
-        <w:rPr>
-          <w:rStyle w:val="KeywordTok"/>
-        </w:rPr>
-        <w:t xml:space="preserve">:</w:t>
-      </w:r>
-      <w:r>
-        <w:rPr>
-          <w:rStyle w:val="AttributeTok"/>
-        </w:rPr>
-        <w:t xml:space="preserve"> High School Diploma</w:t>
-      </w:r>
-      <w:r>
-        <w:br/>
-      </w:r>
-      <w:r>
-        <w:rPr>
-          <w:rStyle w:val="FunctionTok"/>
-        </w:rPr>
-        <w:t xml:space="preserve">contacts</w:t>
-      </w:r>
-      <w:r>
-        <w:rPr>
-          <w:rStyle w:val="KeywordTok"/>
-        </w:rPr>
-        <w:t xml:space="preserve">:</w:t>
-      </w:r>
-      <w:r>
-        <w:br/>
-      </w:r>
-      <w:r>
-        <w:rPr>
-          <w:rStyle w:val="KeywordTok"/>
-        </w:rPr>
-        <w:t xml:space="preserve">-</w:t>
-      </w:r>
-      <w:r>
-        <w:rPr>
-          <w:rStyle w:val="AttributeTok"/>
-        </w:rPr>
-        <w:t xml:space="preserve"> </w:t>
-      </w:r>
-      <w:r>
-        <w:rPr>
-          <w:rStyle w:val="FunctionTok"/>
-        </w:rPr>
-        <w:t xml:space="preserve">contact_type</w:t>
-      </w:r>
-      <w:r>
-        <w:rPr>
-          <w:rStyle w:val="KeywordTok"/>
-        </w:rPr>
-        <w:t xml:space="preserve">:</w:t>
-      </w:r>
-      <w:r>
-        <w:rPr>
-          <w:rStyle w:val="AttributeTok"/>
-        </w:rPr>
-        <w:t xml:space="preserve"> email</w:t>
-      </w:r>
-      <w:r>
-        <w:br/>
-      </w:r>
-      <w:r>
-        <w:rPr>
-          <w:rStyle w:val="AttributeTok"/>
-        </w:rPr>
-        <w:t xml:space="preserve">  </w:t>
-      </w:r>
-      <w:r>
-        <w:rPr>
-          <w:rStyle w:val="FunctionTok"/>
-        </w:rPr>
-        <w:t xml:space="preserve">value</w:t>
-      </w:r>
-      <w:r>
-        <w:rPr>
-          <w:rStyle w:val="KeywordTok"/>
-        </w:rPr>
-        <w:t xml:space="preserve">:</w:t>
-      </w:r>
-      <w:r>
-        <w:rPr>
-          <w:rStyle w:val="AttributeTok"/>
-        </w:rPr>
-        <w:t xml:space="preserve"> douglas.adams@adams-familiy.org</w:t>
-      </w:r>
-      <w:r>
-        <w:br/>
-      </w:r>
-      <w:r>
-        <w:rPr>
-          <w:rStyle w:val="FunctionTok"/>
-        </w:rPr>
-        <w:t xml:space="preserve">electoral_district</w:t>
-      </w:r>
-      <w:r>
-        <w:rPr>
-          <w:rStyle w:val="KeywordTok"/>
-        </w:rPr>
-        <w:t xml:space="preserve">:</w:t>
-      </w:r>
-      <w:r>
-        <w:br/>
-      </w:r>
-      <w:r>
-        <w:rPr>
-          <w:rStyle w:val="AttributeTok"/>
-        </w:rPr>
-        <w:t xml:space="preserve">  </w:t>
-      </w:r>
-      <w:r>
-        <w:rPr>
-          <w:rStyle w:val="FunctionTok"/>
-        </w:rPr>
-        <w:t xml:space="preserve">district</w:t>
-      </w:r>
-      <w:r>
-        <w:rPr>
-          <w:rStyle w:val="KeywordTok"/>
-        </w:rPr>
-        <w:t xml:space="preserve">:</w:t>
-      </w:r>
-      <w:r>
-        <w:rPr>
-          <w:rStyle w:val="AttributeTok"/>
-        </w:rPr>
-        <w:t xml:space="preserve"> London Central</w:t>
-      </w:r>
-      <w:r>
-        <w:br/>
-      </w:r>
-      <w:r>
-        <w:rPr>
-          <w:rStyle w:val="AttributeTok"/>
-        </w:rPr>
-        <w:t xml:space="preserve">  </w:t>
-      </w:r>
-      <w:r>
-        <w:rPr>
-          <w:rStyle w:val="FunctionTok"/>
-        </w:rPr>
-        <w:t xml:space="preserve">valid_from</w:t>
-      </w:r>
-      <w:r>
-        <w:rPr>
-          <w:rStyle w:val="KeywordTok"/>
-        </w:rPr>
-        <w:t xml:space="preserve">:</w:t>
-      </w:r>
-      <w:r>
-        <w:rPr>
-          <w:rStyle w:val="AttributeTok"/>
-        </w:rPr>
-        <w:t xml:space="preserve"> 2020-01-01</w:t>
-      </w:r>
-      <w:r>
-        <w:br/>
-      </w:r>
-      <w:r>
-        <w:rPr>
-          <w:rStyle w:val="AttributeTok"/>
-        </w:rPr>
-        <w:t xml:space="preserve">  </w:t>
-      </w:r>
-      <w:r>
-        <w:rPr>
-          <w:rStyle w:val="FunctionTok"/>
-        </w:rPr>
-        <w:t xml:space="preserve">valid_through</w:t>
-      </w:r>
-      <w:r>
-        <w:rPr>
-          <w:rStyle w:val="KeywordTok"/>
-        </w:rPr>
-        <w:t xml:space="preserve">:</w:t>
-      </w:r>
-      <w:r>
-        <w:rPr>
-          <w:rStyle w:val="AttributeTok"/>
-        </w:rPr>
-        <w:t xml:space="preserve"> 2025-01-01</w:t>
+        <w:t xml:space="preserve"> 2010-01-01</w:t>
       </w:r>
     </w:p>
     <w:bookmarkEnd w:id="35"/>
@@ -19631,13 +19640,13 @@
       </w:r>
     </w:p>
     <w:bookmarkEnd w:id="171"/>
-    <w:bookmarkStart w:id="172" w:name="X5f7b77374213da9d26faf724a6a780fad8e679d"/>
+    <w:bookmarkStart w:id="172" w:name="Xd76396af613a0ff7158ed59e2240f0adc6f7ee2"/>
     <w:p>
       <w:pPr>
         <w:pStyle w:val="berschrift4"/>
       </w:pPr>
       <w:r>
-        <w:t xml:space="preserve">Example: InterestLink-interest_links_il_burkart_007</w:t>
+        <w:t xml:space="preserve">Example: InterestLink-interest_links_il_burkart_002</w:t>
       </w:r>
     </w:p>
     <w:p>
@@ -19660,7 +19669,7 @@
         <w:rPr>
           <w:rStyle w:val="AttributeTok"/>
         </w:rPr>
-        <w:t xml:space="preserve"> act:il_burkart_007</w:t>
+        <w:t xml:space="preserve"> act:il_burkart_002</w:t>
       </w:r>
       <w:r>
         <w:br/>
@@ -19777,7 +19786,7 @@
         <w:rPr>
           <w:rStyle w:val="AttributeTok"/>
         </w:rPr>
-        <w:t xml:space="preserve"> association</w:t>
+        <w:t xml:space="preserve"> professional_activity</w:t>
       </w:r>
       <w:r>
         <w:br/>
@@ -19798,7 +19807,7 @@
         <w:rPr>
           <w:rStyle w:val="AttributeTok"/>
         </w:rPr>
-        <w:t xml:space="preserve"> FONDATION SUISSE DE DEMINAGE (FSD), Genf</w:t>
+        <w:t xml:space="preserve"> Birchmeier Holding AG, Döttingen</w:t>
       </w:r>
       <w:r>
         <w:br/>
@@ -19825,7 +19834,7 @@
         <w:rPr>
           <w:rStyle w:val="StringTok"/>
         </w:rPr>
-        <w:t xml:space="preserve">'0110'</w:t>
+        <w:t xml:space="preserve">'0106'</w:t>
       </w:r>
       <w:r>
         <w:br/>
@@ -19846,7 +19855,7 @@
         <w:rPr>
           <w:rStyle w:val="AttributeTok"/>
         </w:rPr>
-        <w:t xml:space="preserve"> Stiftungsrat</w:t>
+        <w:t xml:space="preserve"> Verwaltungsrat</w:t>
       </w:r>
       <w:r>
         <w:br/>
@@ -19867,7 +19876,7 @@
         <w:rPr>
           <w:rStyle w:val="AttributeTok"/>
         </w:rPr>
-        <w:t xml:space="preserve"> Vizepräsident</w:t>
+        <w:t xml:space="preserve"> Mitglied</w:t>
       </w:r>
       <w:r>
         <w:br/>
@@ -19894,17 +19903,17 @@
         <w:rPr>
           <w:rStyle w:val="CharTok"/>
         </w:rPr>
-        <w:t xml:space="preserve">false</w:t>
+        <w:t xml:space="preserve">true</w:t>
       </w:r>
     </w:p>
     <w:bookmarkEnd w:id="172"/>
-    <w:bookmarkStart w:id="173" w:name="Xa40f2fb9d29f8ea37e0f78fc21991870728b003"/>
+    <w:bookmarkStart w:id="173" w:name="Xded36388b4a9b51fcb584ff8dfc8b0a0bff45fd"/>
     <w:p>
       <w:pPr>
         <w:pStyle w:val="berschrift4"/>
       </w:pPr>
       <w:r>
-        <w:t xml:space="preserve">Example: InterestLink-interest_links_il_burkart_011</w:t>
+        <w:t xml:space="preserve">Example: InterestLink-interest_links_il_burkart_003</w:t>
       </w:r>
     </w:p>
     <w:p>
@@ -19927,7 +19936,7 @@
         <w:rPr>
           <w:rStyle w:val="AttributeTok"/>
         </w:rPr>
-        <w:t xml:space="preserve"> act:il_burkart_011</w:t>
+        <w:t xml:space="preserve"> act:il_burkart_003</w:t>
       </w:r>
       <w:r>
         <w:br/>
@@ -20044,7 +20053,7 @@
         <w:rPr>
           <w:rStyle w:val="AttributeTok"/>
         </w:rPr>
-        <w:t xml:space="preserve"> association</w:t>
+        <w:t xml:space="preserve"> professional_activity</w:t>
       </w:r>
       <w:r>
         <w:br/>
@@ -20065,7 +20074,7 @@
         <w:rPr>
           <w:rStyle w:val="AttributeTok"/>
         </w:rPr>
-        <w:t xml:space="preserve"> Verein Landesausstellung Svizra27, Aarau</w:t>
+        <w:t xml:space="preserve"> Bovida Real Estate AG, Baar</w:t>
       </w:r>
       <w:r>
         <w:br/>
@@ -20086,7 +20095,13 @@
         <w:rPr>
           <w:rStyle w:val="AttributeTok"/>
         </w:rPr>
-        <w:t xml:space="preserve"> 0109</w:t>
+        <w:t xml:space="preserve"> </w:t>
+      </w:r>
+      <w:r>
+        <w:rPr>
+          <w:rStyle w:val="StringTok"/>
+        </w:rPr>
+        <w:t xml:space="preserve">'0106'</w:t>
       </w:r>
       <w:r>
         <w:br/>
@@ -20107,7 +20122,7 @@
         <w:rPr>
           <w:rStyle w:val="AttributeTok"/>
         </w:rPr>
-        <w:t xml:space="preserve"> Vorstand</w:t>
+        <w:t xml:space="preserve"> Verwaltungsrat</w:t>
       </w:r>
       <w:r>
         <w:br/>
@@ -20155,17 +20170,17 @@
         <w:rPr>
           <w:rStyle w:val="CharTok"/>
         </w:rPr>
-        <w:t xml:space="preserve">false</w:t>
+        <w:t xml:space="preserve">true</w:t>
       </w:r>
     </w:p>
     <w:bookmarkEnd w:id="173"/>
-    <w:bookmarkStart w:id="174" w:name="X39e75180c6c6f9734709a21e630d94d5297fa76"/>
+    <w:bookmarkStart w:id="174" w:name="Xb0713a3079c98b470c31c6d0a87571ecc4271ab"/>
     <w:p>
       <w:pPr>
         <w:pStyle w:val="berschrift4"/>
       </w:pPr>
       <w:r>
-        <w:t xml:space="preserve">Example: InterestLink-interest_links_il_burkart_010</w:t>
+        <w:t xml:space="preserve">Example: InterestLink-interest_links_il_burkart_005</w:t>
       </w:r>
     </w:p>
     <w:p>
@@ -20188,7 +20203,7 @@
         <w:rPr>
           <w:rStyle w:val="AttributeTok"/>
         </w:rPr>
-        <w:t xml:space="preserve"> act:il_burkart_010</w:t>
+        <w:t xml:space="preserve"> act:il_burkart_005</w:t>
       </w:r>
       <w:r>
         <w:br/>
@@ -20326,7 +20341,7 @@
         <w:rPr>
           <w:rStyle w:val="AttributeTok"/>
         </w:rPr>
-        <w:t xml:space="preserve"> Allianz Sicherheit Schweiz, Baden</w:t>
+        <w:t xml:space="preserve"> ASTAG Schweizerischer Nutzfahrzeugverband, Bern</w:t>
       </w:r>
       <w:r>
         <w:br/>
@@ -20368,7 +20383,7 @@
         <w:rPr>
           <w:rStyle w:val="AttributeTok"/>
         </w:rPr>
-        <w:t xml:space="preserve"> Vorstand</w:t>
+        <w:t xml:space="preserve"> Zentralvorstand</w:t>
       </w:r>
       <w:r>
         <w:br/>
@@ -20416,17 +20431,17 @@
         <w:rPr>
           <w:rStyle w:val="CharTok"/>
         </w:rPr>
-        <w:t xml:space="preserve">false</w:t>
+        <w:t xml:space="preserve">true</w:t>
       </w:r>
     </w:p>
     <w:bookmarkEnd w:id="174"/>
-    <w:bookmarkStart w:id="175" w:name="Xd76396af613a0ff7158ed59e2240f0adc6f7ee2"/>
+    <w:bookmarkStart w:id="175" w:name="X39e75180c6c6f9734709a21e630d94d5297fa76"/>
     <w:p>
       <w:pPr>
         <w:pStyle w:val="berschrift4"/>
       </w:pPr>
       <w:r>
-        <w:t xml:space="preserve">Example: InterestLink-interest_links_il_burkart_002</w:t>
+        <w:t xml:space="preserve">Example: InterestLink-interest_links_il_burkart_010</w:t>
       </w:r>
     </w:p>
     <w:p>
@@ -20449,7 +20464,7 @@
         <w:rPr>
           <w:rStyle w:val="AttributeTok"/>
         </w:rPr>
-        <w:t xml:space="preserve"> act:il_burkart_002</w:t>
+        <w:t xml:space="preserve"> act:il_burkart_010</w:t>
       </w:r>
       <w:r>
         <w:br/>
@@ -20566,7 +20581,7 @@
         <w:rPr>
           <w:rStyle w:val="AttributeTok"/>
         </w:rPr>
-        <w:t xml:space="preserve"> professional_activity</w:t>
+        <w:t xml:space="preserve"> association</w:t>
       </w:r>
       <w:r>
         <w:br/>
@@ -20587,7 +20602,7 @@
         <w:rPr>
           <w:rStyle w:val="AttributeTok"/>
         </w:rPr>
-        <w:t xml:space="preserve"> Birchmeier Holding AG, Döttingen</w:t>
+        <w:t xml:space="preserve"> Allianz Sicherheit Schweiz, Baden</w:t>
       </w:r>
       <w:r>
         <w:br/>
@@ -20608,82 +20623,76 @@
         <w:rPr>
           <w:rStyle w:val="AttributeTok"/>
         </w:rPr>
+        <w:t xml:space="preserve"> 0109</w:t>
+      </w:r>
+      <w:r>
+        <w:br/>
+      </w:r>
+      <w:r>
+        <w:rPr>
+          <w:rStyle w:val="FunctionTok"/>
+        </w:rPr>
+        <w:t xml:space="preserve">committee</w:t>
+      </w:r>
+      <w:r>
+        <w:rPr>
+          <w:rStyle w:val="KeywordTok"/>
+        </w:rPr>
+        <w:t xml:space="preserve">:</w:t>
+      </w:r>
+      <w:r>
+        <w:rPr>
+          <w:rStyle w:val="AttributeTok"/>
+        </w:rPr>
+        <w:t xml:space="preserve"> Vorstand</w:t>
+      </w:r>
+      <w:r>
+        <w:br/>
+      </w:r>
+      <w:r>
+        <w:rPr>
+          <w:rStyle w:val="FunctionTok"/>
+        </w:rPr>
+        <w:t xml:space="preserve">function_role</w:t>
+      </w:r>
+      <w:r>
+        <w:rPr>
+          <w:rStyle w:val="KeywordTok"/>
+        </w:rPr>
+        <w:t xml:space="preserve">:</w:t>
+      </w:r>
+      <w:r>
+        <w:rPr>
+          <w:rStyle w:val="AttributeTok"/>
+        </w:rPr>
+        <w:t xml:space="preserve"> Präsident</w:t>
+      </w:r>
+      <w:r>
+        <w:br/>
+      </w:r>
+      <w:r>
+        <w:rPr>
+          <w:rStyle w:val="FunctionTok"/>
+        </w:rPr>
+        <w:t xml:space="preserve">is_paid</w:t>
+      </w:r>
+      <w:r>
+        <w:rPr>
+          <w:rStyle w:val="KeywordTok"/>
+        </w:rPr>
+        <w:t xml:space="preserve">:</w:t>
+      </w:r>
+      <w:r>
+        <w:rPr>
+          <w:rStyle w:val="AttributeTok"/>
+        </w:rPr>
         <w:t xml:space="preserve"> </w:t>
       </w:r>
       <w:r>
         <w:rPr>
-          <w:rStyle w:val="StringTok"/>
-        </w:rPr>
-        <w:t xml:space="preserve">'0106'</w:t>
-      </w:r>
-      <w:r>
-        <w:br/>
-      </w:r>
-      <w:r>
-        <w:rPr>
-          <w:rStyle w:val="FunctionTok"/>
-        </w:rPr>
-        <w:t xml:space="preserve">committee</w:t>
-      </w:r>
-      <w:r>
-        <w:rPr>
-          <w:rStyle w:val="KeywordTok"/>
-        </w:rPr>
-        <w:t xml:space="preserve">:</w:t>
-      </w:r>
-      <w:r>
-        <w:rPr>
-          <w:rStyle w:val="AttributeTok"/>
-        </w:rPr>
-        <w:t xml:space="preserve"> Verwaltungsrat</w:t>
-      </w:r>
-      <w:r>
-        <w:br/>
-      </w:r>
-      <w:r>
-        <w:rPr>
-          <w:rStyle w:val="FunctionTok"/>
-        </w:rPr>
-        <w:t xml:space="preserve">function_role</w:t>
-      </w:r>
-      <w:r>
-        <w:rPr>
-          <w:rStyle w:val="KeywordTok"/>
-        </w:rPr>
-        <w:t xml:space="preserve">:</w:t>
-      </w:r>
-      <w:r>
-        <w:rPr>
-          <w:rStyle w:val="AttributeTok"/>
-        </w:rPr>
-        <w:t xml:space="preserve"> Mitglied</w:t>
-      </w:r>
-      <w:r>
-        <w:br/>
-      </w:r>
-      <w:r>
-        <w:rPr>
-          <w:rStyle w:val="FunctionTok"/>
-        </w:rPr>
-        <w:t xml:space="preserve">is_paid</w:t>
-      </w:r>
-      <w:r>
-        <w:rPr>
-          <w:rStyle w:val="KeywordTok"/>
-        </w:rPr>
-        <w:t xml:space="preserve">:</w:t>
-      </w:r>
-      <w:r>
-        <w:rPr>
-          <w:rStyle w:val="AttributeTok"/>
-        </w:rPr>
-        <w:t xml:space="preserve"> </w:t>
-      </w:r>
-      <w:r>
-        <w:rPr>
           <w:rStyle w:val="CharTok"/>
         </w:rPr>
-        <w:t xml:space="preserve">true</w:t>
+        <w:t xml:space="preserve">false</w:t>
       </w:r>
     </w:p>
     <w:bookmarkEnd w:id="175"/>
@@ -20954,13 +20963,13 @@
       </w:r>
     </w:p>
     <w:bookmarkEnd w:id="176"/>
-    <w:bookmarkStart w:id="177" w:name="Xded36388b4a9b51fcb584ff8dfc8b0a0bff45fd"/>
+    <w:bookmarkStart w:id="177" w:name="X5f7b77374213da9d26faf724a6a780fad8e679d"/>
     <w:p>
       <w:pPr>
         <w:pStyle w:val="berschrift4"/>
       </w:pPr>
       <w:r>
-        <w:t xml:space="preserve">Example: InterestLink-interest_links_il_burkart_003</w:t>
+        <w:t xml:space="preserve">Example: InterestLink-interest_links_il_burkart_007</w:t>
       </w:r>
     </w:p>
     <w:p>
@@ -20983,7 +20992,7 @@
         <w:rPr>
           <w:rStyle w:val="AttributeTok"/>
         </w:rPr>
-        <w:t xml:space="preserve"> act:il_burkart_003</w:t>
+        <w:t xml:space="preserve"> act:il_burkart_007</w:t>
       </w:r>
       <w:r>
         <w:br/>
@@ -21100,7 +21109,7 @@
         <w:rPr>
           <w:rStyle w:val="AttributeTok"/>
         </w:rPr>
-        <w:t xml:space="preserve"> professional_activity</w:t>
+        <w:t xml:space="preserve"> association</w:t>
       </w:r>
       <w:r>
         <w:br/>
@@ -21121,7 +21130,7 @@
         <w:rPr>
           <w:rStyle w:val="AttributeTok"/>
         </w:rPr>
-        <w:t xml:space="preserve"> Bovida Real Estate AG, Baar</w:t>
+        <w:t xml:space="preserve"> FONDATION SUISSE DE DEMINAGE (FSD), Genf</w:t>
       </w:r>
       <w:r>
         <w:br/>
@@ -21148,7 +21157,7 @@
         <w:rPr>
           <w:rStyle w:val="StringTok"/>
         </w:rPr>
-        <w:t xml:space="preserve">'0106'</w:t>
+        <w:t xml:space="preserve">'0110'</w:t>
       </w:r>
       <w:r>
         <w:br/>
@@ -21169,7 +21178,7 @@
         <w:rPr>
           <w:rStyle w:val="AttributeTok"/>
         </w:rPr>
-        <w:t xml:space="preserve"> Verwaltungsrat</w:t>
+        <w:t xml:space="preserve"> Stiftungsrat</w:t>
       </w:r>
       <w:r>
         <w:br/>
@@ -21190,7 +21199,7 @@
         <w:rPr>
           <w:rStyle w:val="AttributeTok"/>
         </w:rPr>
-        <w:t xml:space="preserve"> Mitglied</w:t>
+        <w:t xml:space="preserve"> Vizepräsident</w:t>
       </w:r>
       <w:r>
         <w:br/>
@@ -21217,7 +21226,7 @@
         <w:rPr>
           <w:rStyle w:val="CharTok"/>
         </w:rPr>
-        <w:t xml:space="preserve">true</w:t>
+        <w:t xml:space="preserve">false</w:t>
       </w:r>
     </w:p>
     <w:bookmarkEnd w:id="177"/>
@@ -21482,13 +21491,13 @@
       </w:r>
     </w:p>
     <w:bookmarkEnd w:id="178"/>
-    <w:bookmarkStart w:id="179" w:name="Xc0dc9173d5ec4cfe64b497c9e47d80eb9698f95"/>
+    <w:bookmarkStart w:id="179" w:name="Xa40f2fb9d29f8ea37e0f78fc21991870728b003"/>
     <w:p>
       <w:pPr>
         <w:pStyle w:val="berschrift4"/>
       </w:pPr>
       <w:r>
-        <w:t xml:space="preserve">Example: InterestLink-interest_links_il_burkart_008</w:t>
+        <w:t xml:space="preserve">Example: InterestLink-interest_links_il_burkart_011</w:t>
       </w:r>
     </w:p>
     <w:p>
@@ -21511,7 +21520,7 @@
         <w:rPr>
           <w:rStyle w:val="AttributeTok"/>
         </w:rPr>
-        <w:t xml:space="preserve"> act:il_burkart_008</w:t>
+        <w:t xml:space="preserve"> act:il_burkart_011</w:t>
       </w:r>
       <w:r>
         <w:br/>
@@ -21628,7 +21637,7 @@
         <w:rPr>
           <w:rStyle w:val="AttributeTok"/>
         </w:rPr>
-        <w:t xml:space="preserve"> professional_activity</w:t>
+        <w:t xml:space="preserve"> association</w:t>
       </w:r>
       <w:r>
         <w:br/>
@@ -21649,7 +21658,7 @@
         <w:rPr>
           <w:rStyle w:val="AttributeTok"/>
         </w:rPr>
-        <w:t xml:space="preserve"> Stiebel Eltron AG, Lupfig</w:t>
+        <w:t xml:space="preserve"> Verein Landesausstellung Svizra27, Aarau</w:t>
       </w:r>
       <w:r>
         <w:br/>
@@ -21670,82 +21679,76 @@
         <w:rPr>
           <w:rStyle w:val="AttributeTok"/>
         </w:rPr>
+        <w:t xml:space="preserve"> 0109</w:t>
+      </w:r>
+      <w:r>
+        <w:br/>
+      </w:r>
+      <w:r>
+        <w:rPr>
+          <w:rStyle w:val="FunctionTok"/>
+        </w:rPr>
+        <w:t xml:space="preserve">committee</w:t>
+      </w:r>
+      <w:r>
+        <w:rPr>
+          <w:rStyle w:val="KeywordTok"/>
+        </w:rPr>
+        <w:t xml:space="preserve">:</w:t>
+      </w:r>
+      <w:r>
+        <w:rPr>
+          <w:rStyle w:val="AttributeTok"/>
+        </w:rPr>
+        <w:t xml:space="preserve"> Vorstand</w:t>
+      </w:r>
+      <w:r>
+        <w:br/>
+      </w:r>
+      <w:r>
+        <w:rPr>
+          <w:rStyle w:val="FunctionTok"/>
+        </w:rPr>
+        <w:t xml:space="preserve">function_role</w:t>
+      </w:r>
+      <w:r>
+        <w:rPr>
+          <w:rStyle w:val="KeywordTok"/>
+        </w:rPr>
+        <w:t xml:space="preserve">:</w:t>
+      </w:r>
+      <w:r>
+        <w:rPr>
+          <w:rStyle w:val="AttributeTok"/>
+        </w:rPr>
+        <w:t xml:space="preserve"> Mitglied</w:t>
+      </w:r>
+      <w:r>
+        <w:br/>
+      </w:r>
+      <w:r>
+        <w:rPr>
+          <w:rStyle w:val="FunctionTok"/>
+        </w:rPr>
+        <w:t xml:space="preserve">is_paid</w:t>
+      </w:r>
+      <w:r>
+        <w:rPr>
+          <w:rStyle w:val="KeywordTok"/>
+        </w:rPr>
+        <w:t xml:space="preserve">:</w:t>
+      </w:r>
+      <w:r>
+        <w:rPr>
+          <w:rStyle w:val="AttributeTok"/>
+        </w:rPr>
         <w:t xml:space="preserve"> </w:t>
       </w:r>
       <w:r>
         <w:rPr>
-          <w:rStyle w:val="StringTok"/>
-        </w:rPr>
-        <w:t xml:space="preserve">'0106'</w:t>
-      </w:r>
-      <w:r>
-        <w:br/>
-      </w:r>
-      <w:r>
-        <w:rPr>
-          <w:rStyle w:val="FunctionTok"/>
-        </w:rPr>
-        <w:t xml:space="preserve">committee</w:t>
-      </w:r>
-      <w:r>
-        <w:rPr>
-          <w:rStyle w:val="KeywordTok"/>
-        </w:rPr>
-        <w:t xml:space="preserve">:</w:t>
-      </w:r>
-      <w:r>
-        <w:rPr>
-          <w:rStyle w:val="AttributeTok"/>
-        </w:rPr>
-        <w:t xml:space="preserve"> Beirat</w:t>
-      </w:r>
-      <w:r>
-        <w:br/>
-      </w:r>
-      <w:r>
-        <w:rPr>
-          <w:rStyle w:val="FunctionTok"/>
-        </w:rPr>
-        <w:t xml:space="preserve">function_role</w:t>
-      </w:r>
-      <w:r>
-        <w:rPr>
-          <w:rStyle w:val="KeywordTok"/>
-        </w:rPr>
-        <w:t xml:space="preserve">:</w:t>
-      </w:r>
-      <w:r>
-        <w:rPr>
-          <w:rStyle w:val="AttributeTok"/>
-        </w:rPr>
-        <w:t xml:space="preserve"> Beirat</w:t>
-      </w:r>
-      <w:r>
-        <w:br/>
-      </w:r>
-      <w:r>
-        <w:rPr>
-          <w:rStyle w:val="FunctionTok"/>
-        </w:rPr>
-        <w:t xml:space="preserve">is_paid</w:t>
-      </w:r>
-      <w:r>
-        <w:rPr>
-          <w:rStyle w:val="KeywordTok"/>
-        </w:rPr>
-        <w:t xml:space="preserve">:</w:t>
-      </w:r>
-      <w:r>
-        <w:rPr>
-          <w:rStyle w:val="AttributeTok"/>
-        </w:rPr>
-        <w:t xml:space="preserve"> </w:t>
-      </w:r>
-      <w:r>
-        <w:rPr>
           <w:rStyle w:val="CharTok"/>
         </w:rPr>
-        <w:t xml:space="preserve">true</w:t>
+        <w:t xml:space="preserve">false</w:t>
       </w:r>
     </w:p>
     <w:bookmarkEnd w:id="179"/>
@@ -22010,13 +22013,13 @@
       </w:r>
     </w:p>
     <w:bookmarkEnd w:id="180"/>
-    <w:bookmarkStart w:id="181" w:name="Xb0713a3079c98b470c31c6d0a87571ecc4271ab"/>
+    <w:bookmarkStart w:id="181" w:name="Xc0dc9173d5ec4cfe64b497c9e47d80eb9698f95"/>
     <w:p>
       <w:pPr>
         <w:pStyle w:val="berschrift4"/>
       </w:pPr>
       <w:r>
-        <w:t xml:space="preserve">Example: InterestLink-interest_links_il_burkart_005</w:t>
+        <w:t xml:space="preserve">Example: InterestLink-interest_links_il_burkart_008</w:t>
       </w:r>
     </w:p>
     <w:p>
@@ -22039,7 +22042,7 @@
         <w:rPr>
           <w:rStyle w:val="AttributeTok"/>
         </w:rPr>
-        <w:t xml:space="preserve"> act:il_burkart_005</w:t>
+        <w:t xml:space="preserve"> act:il_burkart_008</w:t>
       </w:r>
       <w:r>
         <w:br/>
@@ -22156,7 +22159,7 @@
         <w:rPr>
           <w:rStyle w:val="AttributeTok"/>
         </w:rPr>
-        <w:t xml:space="preserve"> association</w:t>
+        <w:t xml:space="preserve"> professional_activity</w:t>
       </w:r>
       <w:r>
         <w:br/>
@@ -22177,7 +22180,7 @@
         <w:rPr>
           <w:rStyle w:val="AttributeTok"/>
         </w:rPr>
-        <w:t xml:space="preserve"> ASTAG Schweizerischer Nutzfahrzeugverband, Bern</w:t>
+        <w:t xml:space="preserve"> Stiebel Eltron AG, Lupfig</w:t>
       </w:r>
       <w:r>
         <w:br/>
@@ -22198,7 +22201,13 @@
         <w:rPr>
           <w:rStyle w:val="AttributeTok"/>
         </w:rPr>
-        <w:t xml:space="preserve"> 0109</w:t>
+        <w:t xml:space="preserve"> </w:t>
+      </w:r>
+      <w:r>
+        <w:rPr>
+          <w:rStyle w:val="StringTok"/>
+        </w:rPr>
+        <w:t xml:space="preserve">'0106'</w:t>
       </w:r>
       <w:r>
         <w:br/>
@@ -22219,7 +22228,7 @@
         <w:rPr>
           <w:rStyle w:val="AttributeTok"/>
         </w:rPr>
-        <w:t xml:space="preserve"> Zentralvorstand</w:t>
+        <w:t xml:space="preserve"> Beirat</w:t>
       </w:r>
       <w:r>
         <w:br/>
@@ -22240,7 +22249,7 @@
         <w:rPr>
           <w:rStyle w:val="AttributeTok"/>
         </w:rPr>
-        <w:t xml:space="preserve"> Präsident</w:t>
+        <w:t xml:space="preserve"> Beirat</w:t>
       </w:r>
       <w:r>
         <w:br/>
@@ -26626,13 +26635,13 @@
         <w:t xml:space="preserve">Examples</w:t>
       </w:r>
     </w:p>
-    <w:bookmarkStart w:id="242" w:name="Xd748080ec29d7e076d5f53e253dd70503397fff"/>
+    <w:bookmarkStart w:id="242" w:name="X74f12154cf05479416e73aca78ab1633c571f16"/>
     <w:p>
       <w:pPr>
         <w:pStyle w:val="berschrift4"/>
       </w:pPr>
       <w:r>
-        <w:t xml:space="preserve">Example: Address-douglas_adams_Douglas_Adams_1</w:t>
+        <w:t xml:space="preserve">Example: Address-swiss_politicians_Beat_Jans_1</w:t>
       </w:r>
     </w:p>
     <w:p>
@@ -26655,7 +26664,7 @@
         <w:rPr>
           <w:rStyle w:val="AttributeTok"/>
         </w:rPr>
-        <w:t xml:space="preserve"> privateAddress</w:t>
+        <w:t xml:space="preserve"> businessAddress</w:t>
       </w:r>
       <w:r>
         <w:br/>
@@ -26664,7 +26673,7 @@
         <w:rPr>
           <w:rStyle w:val="FunctionTok"/>
         </w:rPr>
-        <w:t xml:space="preserve">street_address</w:t>
+        <w:t xml:space="preserve">postal_locality</w:t>
       </w:r>
       <w:r>
         <w:rPr>
@@ -26676,65 +26685,17 @@
         <w:rPr>
           <w:rStyle w:val="AttributeTok"/>
         </w:rPr>
-        <w:t xml:space="preserve"> 1234 Fictional St, London, UK</w:t>
-      </w:r>
-      <w:r>
-        <w:br/>
-      </w:r>
-      <w:r>
-        <w:rPr>
-          <w:rStyle w:val="FunctionTok"/>
-        </w:rPr>
-        <w:t xml:space="preserve">postal_code</w:t>
-      </w:r>
-      <w:r>
-        <w:rPr>
-          <w:rStyle w:val="KeywordTok"/>
-        </w:rPr>
-        <w:t xml:space="preserve">:</w:t>
-      </w:r>
-      <w:r>
-        <w:rPr>
-          <w:rStyle w:val="AttributeTok"/>
-        </w:rPr>
-        <w:t xml:space="preserve"> </w:t>
-      </w:r>
-      <w:r>
-        <w:rPr>
-          <w:rStyle w:val="DecValTok"/>
-        </w:rPr>
-        <w:t xml:space="preserve">12345</w:t>
-      </w:r>
-      <w:r>
-        <w:br/>
-      </w:r>
-      <w:r>
-        <w:rPr>
-          <w:rStyle w:val="FunctionTok"/>
-        </w:rPr>
-        <w:t xml:space="preserve">postal_locality</w:t>
-      </w:r>
-      <w:r>
-        <w:rPr>
-          <w:rStyle w:val="KeywordTok"/>
-        </w:rPr>
-        <w:t xml:space="preserve">:</w:t>
-      </w:r>
-      <w:r>
-        <w:rPr>
-          <w:rStyle w:val="AttributeTok"/>
-        </w:rPr>
-        <w:t xml:space="preserve"> London</w:t>
+        <w:t xml:space="preserve"> Basel-Stadt</w:t>
       </w:r>
     </w:p>
     <w:bookmarkEnd w:id="242"/>
-    <w:bookmarkStart w:id="243" w:name="X74f12154cf05479416e73aca78ab1633c571f16"/>
+    <w:bookmarkStart w:id="243" w:name="Xd748080ec29d7e076d5f53e253dd70503397fff"/>
     <w:p>
       <w:pPr>
         <w:pStyle w:val="berschrift4"/>
       </w:pPr>
       <w:r>
-        <w:t xml:space="preserve">Example: Address-swiss_politicians_Beat_Jans_1</w:t>
+        <w:t xml:space="preserve">Example: Address-douglas_adams_Douglas_Adams_1</w:t>
       </w:r>
     </w:p>
     <w:p>
@@ -26757,7 +26718,7 @@
         <w:rPr>
           <w:rStyle w:val="AttributeTok"/>
         </w:rPr>
-        <w:t xml:space="preserve"> businessAddress</w:t>
+        <w:t xml:space="preserve"> privateAddress</w:t>
       </w:r>
       <w:r>
         <w:br/>
@@ -26766,6 +26727,54 @@
         <w:rPr>
           <w:rStyle w:val="FunctionTok"/>
         </w:rPr>
+        <w:t xml:space="preserve">street_address</w:t>
+      </w:r>
+      <w:r>
+        <w:rPr>
+          <w:rStyle w:val="KeywordTok"/>
+        </w:rPr>
+        <w:t xml:space="preserve">:</w:t>
+      </w:r>
+      <w:r>
+        <w:rPr>
+          <w:rStyle w:val="AttributeTok"/>
+        </w:rPr>
+        <w:t xml:space="preserve"> 1234 Fictional St, London, UK</w:t>
+      </w:r>
+      <w:r>
+        <w:br/>
+      </w:r>
+      <w:r>
+        <w:rPr>
+          <w:rStyle w:val="FunctionTok"/>
+        </w:rPr>
+        <w:t xml:space="preserve">postal_code</w:t>
+      </w:r>
+      <w:r>
+        <w:rPr>
+          <w:rStyle w:val="KeywordTok"/>
+        </w:rPr>
+        <w:t xml:space="preserve">:</w:t>
+      </w:r>
+      <w:r>
+        <w:rPr>
+          <w:rStyle w:val="AttributeTok"/>
+        </w:rPr>
+        <w:t xml:space="preserve"> </w:t>
+      </w:r>
+      <w:r>
+        <w:rPr>
+          <w:rStyle w:val="DecValTok"/>
+        </w:rPr>
+        <w:t xml:space="preserve">12345</w:t>
+      </w:r>
+      <w:r>
+        <w:br/>
+      </w:r>
+      <w:r>
+        <w:rPr>
+          <w:rStyle w:val="FunctionTok"/>
+        </w:rPr>
         <w:t xml:space="preserve">postal_locality</w:t>
       </w:r>
       <w:r>
@@ -26778,7 +26787,7 @@
         <w:rPr>
           <w:rStyle w:val="AttributeTok"/>
         </w:rPr>
-        <w:t xml:space="preserve"> Basel-Stadt</w:t>
+        <w:t xml:space="preserve"> London</w:t>
       </w:r>
     </w:p>
     <w:bookmarkEnd w:id="243"/>

--- a/ech-0294_actors/output/ech-0294_actors.docx
+++ b/ech-0294_actors/output/ech-0294_actors.docx
@@ -3096,13 +3096,13 @@
         <w:t xml:space="preserve">Examples</w:t>
       </w:r>
     </w:p>
-    <w:bookmarkStart w:id="34" w:name="X6a85f137f6753c7104036000f96c2ec492358b0"/>
+    <w:bookmarkStart w:id="34" w:name="X29c02a18c68db50429980349d0a859e7b586267"/>
     <w:p>
       <w:pPr>
         <w:pStyle w:val="berschrift4"/>
       </w:pPr>
       <w:r>
-        <w:t xml:space="preserve">Example: Person-douglas_adams_Douglas_Adams</w:t>
+        <w:t xml:space="preserve">Example: Person-swiss_politicians_Beat_Jans</w:t>
       </w:r>
     </w:p>
     <w:p>
@@ -3113,6 +3113,33 @@
         <w:rPr>
           <w:rStyle w:val="FunctionTok"/>
         </w:rPr>
+        <w:t xml:space="preserve">local_id</w:t>
+      </w:r>
+      <w:r>
+        <w:rPr>
+          <w:rStyle w:val="KeywordTok"/>
+        </w:rPr>
+        <w:t xml:space="preserve">:</w:t>
+      </w:r>
+      <w:r>
+        <w:rPr>
+          <w:rStyle w:val="AttributeTok"/>
+        </w:rPr>
+        <w:t xml:space="preserve"> </w:t>
+      </w:r>
+      <w:r>
+        <w:rPr>
+          <w:rStyle w:val="DecValTok"/>
+        </w:rPr>
+        <w:t xml:space="preserve">4032</w:t>
+      </w:r>
+      <w:r>
+        <w:br/>
+      </w:r>
+      <w:r>
+        <w:rPr>
+          <w:rStyle w:val="FunctionTok"/>
+        </w:rPr>
         <w:t xml:space="preserve">global_uri</w:t>
       </w:r>
       <w:r>
@@ -3125,7 +3152,7 @@
         <w:rPr>
           <w:rStyle w:val="AttributeTok"/>
         </w:rPr>
-        <w:t xml:space="preserve"> https://www.wikidata.org/wiki/Q42</w:t>
+        <w:t xml:space="preserve"> https://data-example.parlament.ch/person/4032</w:t>
       </w:r>
       <w:r>
         <w:br/>
@@ -3134,6 +3161,27 @@
         <w:rPr>
           <w:rStyle w:val="FunctionTok"/>
         </w:rPr>
+        <w:t xml:space="preserve">wikidata_uri</w:t>
+      </w:r>
+      <w:r>
+        <w:rPr>
+          <w:rStyle w:val="KeywordTok"/>
+        </w:rPr>
+        <w:t xml:space="preserve">:</w:t>
+      </w:r>
+      <w:r>
+        <w:rPr>
+          <w:rStyle w:val="AttributeTok"/>
+        </w:rPr>
+        <w:t xml:space="preserve"> https://www.wikidata.org/wiki/Q813067</w:t>
+      </w:r>
+      <w:r>
+        <w:br/>
+      </w:r>
+      <w:r>
+        <w:rPr>
+          <w:rStyle w:val="FunctionTok"/>
+        </w:rPr>
         <w:t xml:space="preserve">label</w:t>
       </w:r>
       <w:r>
@@ -3146,7 +3194,7 @@
         <w:rPr>
           <w:rStyle w:val="AttributeTok"/>
         </w:rPr>
-        <w:t xml:space="preserve"> Douglas Adams</w:t>
+        <w:t xml:space="preserve"> Beat Jans</w:t>
       </w:r>
       <w:r>
         <w:br/>
@@ -3167,7 +3215,7 @@
         <w:rPr>
           <w:rStyle w:val="AttributeTok"/>
         </w:rPr>
-        <w:t xml:space="preserve"> Douglas Noël Adams</w:t>
+        <w:t xml:space="preserve"> Beat Jans, dipl. nat. ETH</w:t>
       </w:r>
       <w:r>
         <w:br/>
@@ -3194,7 +3242,7 @@
         <w:rPr>
           <w:rStyle w:val="DecValTok"/>
         </w:rPr>
-        <w:t xml:space="preserve">1952</w:t>
+        <w:t xml:space="preserve">1964</w:t>
       </w:r>
       <w:r>
         <w:br/>
@@ -3215,7 +3263,7 @@
         <w:rPr>
           <w:rStyle w:val="AttributeTok"/>
         </w:rPr>
-        <w:t xml:space="preserve"> 1952-03-11</w:t>
+        <w:t xml:space="preserve"> 1964-07-12</w:t>
       </w:r>
       <w:r>
         <w:br/>
@@ -3236,7 +3284,7 @@
         <w:rPr>
           <w:rStyle w:val="AttributeTok"/>
         </w:rPr>
-        <w:t xml:space="preserve"> https://commons.wikimedia.org/wiki/File:Douglas_adams_portrait.jpg</w:t>
+        <w:t xml:space="preserve"> https://commons.wikimedia.org/wiki/File:Beat_Jans_(2026)_(cropped).jpg</w:t>
       </w:r>
       <w:r>
         <w:br/>
@@ -3311,7 +3359,7 @@
         <w:rPr>
           <w:rStyle w:val="AttributeTok"/>
         </w:rPr>
-        <w:t xml:space="preserve"> Douglas</w:t>
+        <w:t xml:space="preserve"> Beat</w:t>
       </w:r>
       <w:r>
         <w:br/>
@@ -3371,7 +3419,7 @@
         <w:rPr>
           <w:rStyle w:val="AttributeTok"/>
         </w:rPr>
-        <w:t xml:space="preserve"> Adams</w:t>
+        <w:t xml:space="preserve"> Jans</w:t>
       </w:r>
       <w:r>
         <w:br/>
@@ -3398,7 +3446,7 @@
         <w:rPr>
           <w:rStyle w:val="AttributeTok"/>
         </w:rPr>
-        <w:t xml:space="preserve"> 1952-03-11</w:t>
+        <w:t xml:space="preserve"> 1964-07-12</w:t>
       </w:r>
       <w:r>
         <w:br/>
@@ -3446,7 +3494,7 @@
         <w:rPr>
           <w:rStyle w:val="AttributeTok"/>
         </w:rPr>
-        <w:t xml:space="preserve"> privateAddress</w:t>
+        <w:t xml:space="preserve"> businessAddress</w:t>
       </w:r>
       <w:r>
         <w:br/>
@@ -3461,7 +3509,7 @@
         <w:rPr>
           <w:rStyle w:val="FunctionTok"/>
         </w:rPr>
-        <w:t xml:space="preserve">street_address</w:t>
+        <w:t xml:space="preserve">postal_locality</w:t>
       </w:r>
       <w:r>
         <w:rPr>
@@ -3473,22 +3521,70 @@
         <w:rPr>
           <w:rStyle w:val="AttributeTok"/>
         </w:rPr>
-        <w:t xml:space="preserve"> 1234 Fictional St, London, UK</w:t>
+        <w:t xml:space="preserve"> Basel-Stadt</w:t>
       </w:r>
       <w:r>
         <w:br/>
       </w:r>
       <w:r>
         <w:rPr>
+          <w:rStyle w:val="FunctionTok"/>
+        </w:rPr>
+        <w:t xml:space="preserve">language_proficiencies</w:t>
+      </w:r>
+      <w:r>
+        <w:rPr>
+          <w:rStyle w:val="KeywordTok"/>
+        </w:rPr>
+        <w:t xml:space="preserve">:</w:t>
+      </w:r>
+      <w:r>
+        <w:br/>
+      </w:r>
+      <w:r>
+        <w:rPr>
+          <w:rStyle w:val="KeywordTok"/>
+        </w:rPr>
+        <w:t xml:space="preserve">-</w:t>
+      </w:r>
+      <w:r>
+        <w:rPr>
           <w:rStyle w:val="AttributeTok"/>
         </w:rPr>
+        <w:t xml:space="preserve"> </w:t>
+      </w:r>
+      <w:r>
+        <w:rPr>
+          <w:rStyle w:val="FunctionTok"/>
+        </w:rPr>
+        <w:t xml:space="preserve">language</w:t>
+      </w:r>
+      <w:r>
+        <w:rPr>
+          <w:rStyle w:val="KeywordTok"/>
+        </w:rPr>
+        <w:t xml:space="preserve">:</w:t>
+      </w:r>
+      <w:r>
+        <w:rPr>
+          <w:rStyle w:val="AttributeTok"/>
+        </w:rPr>
+        <w:t xml:space="preserve"> de</w:t>
+      </w:r>
+      <w:r>
+        <w:br/>
+      </w:r>
+      <w:r>
+        <w:rPr>
+          <w:rStyle w:val="AttributeTok"/>
+        </w:rPr>
         <w:t xml:space="preserve">  </w:t>
       </w:r>
       <w:r>
         <w:rPr>
           <w:rStyle w:val="FunctionTok"/>
         </w:rPr>
-        <w:t xml:space="preserve">postal_code</w:t>
+        <w:t xml:space="preserve">is_correspondence</w:t>
       </w:r>
       <w:r>
         <w:rPr>
@@ -3504,9 +3600,9 @@
       </w:r>
       <w:r>
         <w:rPr>
-          <w:rStyle w:val="DecValTok"/>
-        </w:rPr>
-        <w:t xml:space="preserve">12345</w:t>
+          <w:rStyle w:val="CharTok"/>
+        </w:rPr>
+        <w:t xml:space="preserve">true</w:t>
       </w:r>
       <w:r>
         <w:br/>
@@ -3521,7 +3617,7 @@
         <w:rPr>
           <w:rStyle w:val="FunctionTok"/>
         </w:rPr>
-        <w:t xml:space="preserve">postal_locality</w:t>
+        <w:t xml:space="preserve">is_native</w:t>
       </w:r>
       <w:r>
         <w:rPr>
@@ -3533,7 +3629,13 @@
         <w:rPr>
           <w:rStyle w:val="AttributeTok"/>
         </w:rPr>
-        <w:t xml:space="preserve"> London</w:t>
+        <w:t xml:space="preserve"> </w:t>
+      </w:r>
+      <w:r>
+        <w:rPr>
+          <w:rStyle w:val="CharTok"/>
+        </w:rPr>
+        <w:t xml:space="preserve">true</w:t>
       </w:r>
       <w:r>
         <w:br/>
@@ -3542,7 +3644,7 @@
         <w:rPr>
           <w:rStyle w:val="FunctionTok"/>
         </w:rPr>
-        <w:t xml:space="preserve">language_proficiencies</w:t>
+        <w:t xml:space="preserve">citizenships</w:t>
       </w:r>
       <w:r>
         <w:rPr>
@@ -3569,7 +3671,7 @@
         <w:rPr>
           <w:rStyle w:val="FunctionTok"/>
         </w:rPr>
-        <w:t xml:space="preserve">language</w:t>
+        <w:t xml:space="preserve">country</w:t>
       </w:r>
       <w:r>
         <w:rPr>
@@ -3581,7 +3683,7 @@
         <w:rPr>
           <w:rStyle w:val="AttributeTok"/>
         </w:rPr>
-        <w:t xml:space="preserve"> en</w:t>
+        <w:t xml:space="preserve"> CH</w:t>
       </w:r>
       <w:r>
         <w:br/>
@@ -3596,7 +3698,7 @@
         <w:rPr>
           <w:rStyle w:val="FunctionTok"/>
         </w:rPr>
-        <w:t xml:space="preserve">is_correspondence</w:t>
+        <w:t xml:space="preserve">valid_from</w:t>
       </w:r>
       <w:r>
         <w:rPr>
@@ -3608,10 +3710,187 @@
         <w:rPr>
           <w:rStyle w:val="AttributeTok"/>
         </w:rPr>
+        <w:t xml:space="preserve"> 1964-07-12</w:t>
+      </w:r>
+      <w:r>
+        <w:br/>
+      </w:r>
+      <w:r>
+        <w:rPr>
+          <w:rStyle w:val="FunctionTok"/>
+        </w:rPr>
+        <w:t xml:space="preserve">genders</w:t>
+      </w:r>
+      <w:r>
+        <w:rPr>
+          <w:rStyle w:val="KeywordTok"/>
+        </w:rPr>
+        <w:t xml:space="preserve">:</w:t>
+      </w:r>
+      <w:r>
+        <w:br/>
+      </w:r>
+      <w:r>
+        <w:rPr>
+          <w:rStyle w:val="KeywordTok"/>
+        </w:rPr>
+        <w:t xml:space="preserve">-</w:t>
+      </w:r>
+      <w:r>
+        <w:rPr>
+          <w:rStyle w:val="AttributeTok"/>
+        </w:rPr>
         <w:t xml:space="preserve"> </w:t>
       </w:r>
       <w:r>
         <w:rPr>
+          <w:rStyle w:val="FunctionTok"/>
+        </w:rPr>
+        <w:t xml:space="preserve">gender_code</w:t>
+      </w:r>
+      <w:r>
+        <w:rPr>
+          <w:rStyle w:val="KeywordTok"/>
+        </w:rPr>
+        <w:t xml:space="preserve">:</w:t>
+      </w:r>
+      <w:r>
+        <w:rPr>
+          <w:rStyle w:val="AttributeTok"/>
+        </w:rPr>
+        <w:t xml:space="preserve"> male</w:t>
+      </w:r>
+      <w:r>
+        <w:br/>
+      </w:r>
+      <w:r>
+        <w:rPr>
+          <w:rStyle w:val="AttributeTok"/>
+        </w:rPr>
+        <w:t xml:space="preserve">  </w:t>
+      </w:r>
+      <w:r>
+        <w:rPr>
+          <w:rStyle w:val="FunctionTok"/>
+        </w:rPr>
+        <w:t xml:space="preserve">valid_from</w:t>
+      </w:r>
+      <w:r>
+        <w:rPr>
+          <w:rStyle w:val="KeywordTok"/>
+        </w:rPr>
+        <w:t xml:space="preserve">:</w:t>
+      </w:r>
+      <w:r>
+        <w:rPr>
+          <w:rStyle w:val="AttributeTok"/>
+        </w:rPr>
+        <w:t xml:space="preserve"> 1964-07-12</w:t>
+      </w:r>
+      <w:r>
+        <w:br/>
+      </w:r>
+      <w:r>
+        <w:rPr>
+          <w:rStyle w:val="FunctionTok"/>
+        </w:rPr>
+        <w:t xml:space="preserve">occupations</w:t>
+      </w:r>
+      <w:r>
+        <w:rPr>
+          <w:rStyle w:val="KeywordTok"/>
+        </w:rPr>
+        <w:t xml:space="preserve">:</w:t>
+      </w:r>
+      <w:r>
+        <w:br/>
+      </w:r>
+      <w:r>
+        <w:rPr>
+          <w:rStyle w:val="KeywordTok"/>
+        </w:rPr>
+        <w:t xml:space="preserve">-</w:t>
+      </w:r>
+      <w:r>
+        <w:rPr>
+          <w:rStyle w:val="AttributeTok"/>
+        </w:rPr>
+        <w:t xml:space="preserve"> </w:t>
+      </w:r>
+      <w:r>
+        <w:rPr>
+          <w:rStyle w:val="FunctionTok"/>
+        </w:rPr>
+        <w:t xml:space="preserve">label</w:t>
+      </w:r>
+      <w:r>
+        <w:rPr>
+          <w:rStyle w:val="KeywordTok"/>
+        </w:rPr>
+        <w:t xml:space="preserve">:</w:t>
+      </w:r>
+      <w:r>
+        <w:rPr>
+          <w:rStyle w:val="AttributeTok"/>
+        </w:rPr>
+        <w:t xml:space="preserve"> Politiker</w:t>
+      </w:r>
+      <w:r>
+        <w:br/>
+      </w:r>
+      <w:r>
+        <w:rPr>
+          <w:rStyle w:val="AttributeTok"/>
+        </w:rPr>
+        <w:t xml:space="preserve">  </w:t>
+      </w:r>
+      <w:r>
+        <w:rPr>
+          <w:rStyle w:val="FunctionTok"/>
+        </w:rPr>
+        <w:t xml:space="preserve">valid_from</w:t>
+      </w:r>
+      <w:r>
+        <w:rPr>
+          <w:rStyle w:val="KeywordTok"/>
+        </w:rPr>
+        <w:t xml:space="preserve">:</w:t>
+      </w:r>
+      <w:r>
+        <w:rPr>
+          <w:rStyle w:val="AttributeTok"/>
+        </w:rPr>
+        <w:t xml:space="preserve"> 1964-01-01</w:t>
+      </w:r>
+      <w:r>
+        <w:br/>
+      </w:r>
+      <w:r>
+        <w:rPr>
+          <w:rStyle w:val="AttributeTok"/>
+        </w:rPr>
+        <w:t xml:space="preserve">  </w:t>
+      </w:r>
+      <w:r>
+        <w:rPr>
+          <w:rStyle w:val="FunctionTok"/>
+        </w:rPr>
+        <w:t xml:space="preserve">is_active</w:t>
+      </w:r>
+      <w:r>
+        <w:rPr>
+          <w:rStyle w:val="KeywordTok"/>
+        </w:rPr>
+        <w:t xml:space="preserve">:</w:t>
+      </w:r>
+      <w:r>
+        <w:rPr>
+          <w:rStyle w:val="AttributeTok"/>
+        </w:rPr>
+        <w:t xml:space="preserve"> </w:t>
+      </w:r>
+      <w:r>
+        <w:rPr>
           <w:rStyle w:val="CharTok"/>
         </w:rPr>
         <w:t xml:space="preserve">true</w:t>
@@ -3621,15 +3900,69 @@
       </w:r>
       <w:r>
         <w:rPr>
+          <w:rStyle w:val="FunctionTok"/>
+        </w:rPr>
+        <w:t xml:space="preserve">trainings</w:t>
+      </w:r>
+      <w:r>
+        <w:rPr>
+          <w:rStyle w:val="KeywordTok"/>
+        </w:rPr>
+        <w:t xml:space="preserve">:</w:t>
+      </w:r>
+      <w:r>
+        <w:br/>
+      </w:r>
+      <w:r>
+        <w:rPr>
+          <w:rStyle w:val="KeywordTok"/>
+        </w:rPr>
+        <w:t xml:space="preserve">-</w:t>
+      </w:r>
+      <w:r>
+        <w:rPr>
           <w:rStyle w:val="AttributeTok"/>
         </w:rPr>
+        <w:t xml:space="preserve"> </w:t>
+      </w:r>
+      <w:r>
+        <w:rPr>
+          <w:rStyle w:val="FunctionTok"/>
+        </w:rPr>
+        <w:t xml:space="preserve">training_type</w:t>
+      </w:r>
+      <w:r>
+        <w:rPr>
+          <w:rStyle w:val="KeywordTok"/>
+        </w:rPr>
+        <w:t xml:space="preserve">:</w:t>
+      </w:r>
+      <w:r>
+        <w:rPr>
+          <w:rStyle w:val="AttributeTok"/>
+        </w:rPr>
+        <w:t xml:space="preserve"> </w:t>
+      </w:r>
+      <w:r>
+        <w:rPr>
+          <w:rStyle w:val="StringTok"/>
+        </w:rPr>
+        <w:t xml:space="preserve">'3223'</w:t>
+      </w:r>
+      <w:r>
+        <w:br/>
+      </w:r>
+      <w:r>
+        <w:rPr>
+          <w:rStyle w:val="AttributeTok"/>
+        </w:rPr>
         <w:t xml:space="preserve">  </w:t>
       </w:r>
       <w:r>
         <w:rPr>
           <w:rStyle w:val="FunctionTok"/>
         </w:rPr>
-        <w:t xml:space="preserve">is_native</w:t>
+        <w:t xml:space="preserve">value</w:t>
       </w:r>
       <w:r>
         <w:rPr>
@@ -3641,22 +3974,70 @@
         <w:rPr>
           <w:rStyle w:val="AttributeTok"/>
         </w:rPr>
+        <w:t xml:space="preserve"> dipl. nat. ETH</w:t>
+      </w:r>
+      <w:r>
+        <w:br/>
+      </w:r>
+      <w:r>
+        <w:rPr>
+          <w:rStyle w:val="FunctionTok"/>
+        </w:rPr>
+        <w:t xml:space="preserve">contacts</w:t>
+      </w:r>
+      <w:r>
+        <w:rPr>
+          <w:rStyle w:val="KeywordTok"/>
+        </w:rPr>
+        <w:t xml:space="preserve">:</w:t>
+      </w:r>
+      <w:r>
+        <w:br/>
+      </w:r>
+      <w:r>
+        <w:rPr>
+          <w:rStyle w:val="KeywordTok"/>
+        </w:rPr>
+        <w:t xml:space="preserve">-</w:t>
+      </w:r>
+      <w:r>
+        <w:rPr>
+          <w:rStyle w:val="AttributeTok"/>
+        </w:rPr>
         <w:t xml:space="preserve"> </w:t>
       </w:r>
       <w:r>
         <w:rPr>
-          <w:rStyle w:val="CharTok"/>
-        </w:rPr>
-        <w:t xml:space="preserve">true</w:t>
+          <w:rStyle w:val="FunctionTok"/>
+        </w:rPr>
+        <w:t xml:space="preserve">contact_type</w:t>
+      </w:r>
+      <w:r>
+        <w:rPr>
+          <w:rStyle w:val="KeywordTok"/>
+        </w:rPr>
+        <w:t xml:space="preserve">:</w:t>
+      </w:r>
+      <w:r>
+        <w:rPr>
+          <w:rStyle w:val="AttributeTok"/>
+        </w:rPr>
+        <w:t xml:space="preserve"> email</w:t>
       </w:r>
       <w:r>
         <w:br/>
       </w:r>
       <w:r>
         <w:rPr>
+          <w:rStyle w:val="AttributeTok"/>
+        </w:rPr>
+        <w:t xml:space="preserve">  </w:t>
+      </w:r>
+      <w:r>
+        <w:rPr>
           <w:rStyle w:val="FunctionTok"/>
         </w:rPr>
-        <w:t xml:space="preserve">citizenships</w:t>
+        <w:t xml:space="preserve">value</w:t>
       </w:r>
       <w:r>
         <w:rPr>
@@ -3665,6 +4046,12 @@
         <w:t xml:space="preserve">:</w:t>
       </w:r>
       <w:r>
+        <w:rPr>
+          <w:rStyle w:val="AttributeTok"/>
+        </w:rPr>
+        <w:t xml:space="preserve"> beat.jans@admin.ch</w:t>
+      </w:r>
+      <w:r>
         <w:br/>
       </w:r>
       <w:r>
@@ -3683,7 +4070,7 @@
         <w:rPr>
           <w:rStyle w:val="FunctionTok"/>
         </w:rPr>
-        <w:t xml:space="preserve">country</w:t>
+        <w:t xml:space="preserve">contact_type</w:t>
       </w:r>
       <w:r>
         <w:rPr>
@@ -3695,7 +4082,7 @@
         <w:rPr>
           <w:rStyle w:val="AttributeTok"/>
         </w:rPr>
-        <w:t xml:space="preserve"> GB</w:t>
+        <w:t xml:space="preserve"> contact_website</w:t>
       </w:r>
       <w:r>
         <w:br/>
@@ -3710,6 +4097,75 @@
         <w:rPr>
           <w:rStyle w:val="FunctionTok"/>
         </w:rPr>
+        <w:t xml:space="preserve">value</w:t>
+      </w:r>
+      <w:r>
+        <w:rPr>
+          <w:rStyle w:val="KeywordTok"/>
+        </w:rPr>
+        <w:t xml:space="preserve">:</w:t>
+      </w:r>
+      <w:r>
+        <w:rPr>
+          <w:rStyle w:val="AttributeTok"/>
+        </w:rPr>
+        <w:t xml:space="preserve"> http://www.beat-jans.ch</w:t>
+      </w:r>
+      <w:r>
+        <w:br/>
+      </w:r>
+      <w:r>
+        <w:rPr>
+          <w:rStyle w:val="FunctionTok"/>
+        </w:rPr>
+        <w:t xml:space="preserve">electoral_district</w:t>
+      </w:r>
+      <w:r>
+        <w:rPr>
+          <w:rStyle w:val="KeywordTok"/>
+        </w:rPr>
+        <w:t xml:space="preserve">:</w:t>
+      </w:r>
+      <w:r>
+        <w:br/>
+      </w:r>
+      <w:r>
+        <w:rPr>
+          <w:rStyle w:val="AttributeTok"/>
+        </w:rPr>
+        <w:t xml:space="preserve">  </w:t>
+      </w:r>
+      <w:r>
+        <w:rPr>
+          <w:rStyle w:val="FunctionTok"/>
+        </w:rPr>
+        <w:t xml:space="preserve">district</w:t>
+      </w:r>
+      <w:r>
+        <w:rPr>
+          <w:rStyle w:val="KeywordTok"/>
+        </w:rPr>
+        <w:t xml:space="preserve">:</w:t>
+      </w:r>
+      <w:r>
+        <w:rPr>
+          <w:rStyle w:val="AttributeTok"/>
+        </w:rPr>
+        <w:t xml:space="preserve"> Basel-Stadt</w:t>
+      </w:r>
+      <w:r>
+        <w:br/>
+      </w:r>
+      <w:r>
+        <w:rPr>
+          <w:rStyle w:val="AttributeTok"/>
+        </w:rPr>
+        <w:t xml:space="preserve">  </w:t>
+      </w:r>
+      <w:r>
+        <w:rPr>
+          <w:rStyle w:val="FunctionTok"/>
+        </w:rPr>
         <w:t xml:space="preserve">valid_from</w:t>
       </w:r>
       <w:r>
@@ -3722,575 +4178,17 @@
         <w:rPr>
           <w:rStyle w:val="AttributeTok"/>
         </w:rPr>
-        <w:t xml:space="preserve"> 1952-03-11</w:t>
-      </w:r>
-      <w:r>
-        <w:br/>
-      </w:r>
-      <w:r>
-        <w:rPr>
-          <w:rStyle w:val="FunctionTok"/>
-        </w:rPr>
-        <w:t xml:space="preserve">genders</w:t>
-      </w:r>
-      <w:r>
-        <w:rPr>
-          <w:rStyle w:val="KeywordTok"/>
-        </w:rPr>
-        <w:t xml:space="preserve">:</w:t>
-      </w:r>
-      <w:r>
-        <w:br/>
-      </w:r>
-      <w:r>
-        <w:rPr>
-          <w:rStyle w:val="KeywordTok"/>
-        </w:rPr>
-        <w:t xml:space="preserve">-</w:t>
-      </w:r>
-      <w:r>
-        <w:rPr>
-          <w:rStyle w:val="AttributeTok"/>
-        </w:rPr>
-        <w:t xml:space="preserve"> </w:t>
-      </w:r>
-      <w:r>
-        <w:rPr>
-          <w:rStyle w:val="FunctionTok"/>
-        </w:rPr>
-        <w:t xml:space="preserve">gender_code</w:t>
-      </w:r>
-      <w:r>
-        <w:rPr>
-          <w:rStyle w:val="KeywordTok"/>
-        </w:rPr>
-        <w:t xml:space="preserve">:</w:t>
-      </w:r>
-      <w:r>
-        <w:rPr>
-          <w:rStyle w:val="AttributeTok"/>
-        </w:rPr>
-        <w:t xml:space="preserve"> male</w:t>
-      </w:r>
-      <w:r>
-        <w:br/>
-      </w:r>
-      <w:r>
-        <w:rPr>
-          <w:rStyle w:val="AttributeTok"/>
-        </w:rPr>
-        <w:t xml:space="preserve">  </w:t>
-      </w:r>
-      <w:r>
-        <w:rPr>
-          <w:rStyle w:val="FunctionTok"/>
-        </w:rPr>
-        <w:t xml:space="preserve">valid_from</w:t>
-      </w:r>
-      <w:r>
-        <w:rPr>
-          <w:rStyle w:val="KeywordTok"/>
-        </w:rPr>
-        <w:t xml:space="preserve">:</w:t>
-      </w:r>
-      <w:r>
-        <w:rPr>
-          <w:rStyle w:val="AttributeTok"/>
-        </w:rPr>
-        <w:t xml:space="preserve"> 1952-03-11</w:t>
-      </w:r>
-      <w:r>
-        <w:br/>
-      </w:r>
-      <w:r>
-        <w:rPr>
-          <w:rStyle w:val="AttributeTok"/>
-        </w:rPr>
-        <w:t xml:space="preserve">  </w:t>
-      </w:r>
-      <w:r>
-        <w:rPr>
-          <w:rStyle w:val="FunctionTok"/>
-        </w:rPr>
-        <w:t xml:space="preserve">pronouns</w:t>
-      </w:r>
-      <w:r>
-        <w:rPr>
-          <w:rStyle w:val="KeywordTok"/>
-        </w:rPr>
-        <w:t xml:space="preserve">:</w:t>
-      </w:r>
-      <w:r>
-        <w:br/>
-      </w:r>
-      <w:r>
-        <w:rPr>
-          <w:rStyle w:val="AttributeTok"/>
-        </w:rPr>
-        <w:t xml:space="preserve">  </w:t>
-      </w:r>
-      <w:r>
-        <w:rPr>
-          <w:rStyle w:val="KeywordTok"/>
-        </w:rPr>
-        <w:t xml:space="preserve">-</w:t>
-      </w:r>
-      <w:r>
-        <w:rPr>
-          <w:rStyle w:val="AttributeTok"/>
-        </w:rPr>
-        <w:t xml:space="preserve"> he</w:t>
-      </w:r>
-      <w:r>
-        <w:br/>
-      </w:r>
-      <w:r>
-        <w:rPr>
-          <w:rStyle w:val="AttributeTok"/>
-        </w:rPr>
-        <w:t xml:space="preserve">  </w:t>
-      </w:r>
-      <w:r>
-        <w:rPr>
-          <w:rStyle w:val="KeywordTok"/>
-        </w:rPr>
-        <w:t xml:space="preserve">-</w:t>
-      </w:r>
-      <w:r>
-        <w:rPr>
-          <w:rStyle w:val="AttributeTok"/>
-        </w:rPr>
-        <w:t xml:space="preserve"> him</w:t>
-      </w:r>
-      <w:r>
-        <w:br/>
-      </w:r>
-      <w:r>
-        <w:rPr>
-          <w:rStyle w:val="FunctionTok"/>
-        </w:rPr>
-        <w:t xml:space="preserve">occupations</w:t>
-      </w:r>
-      <w:r>
-        <w:rPr>
-          <w:rStyle w:val="KeywordTok"/>
-        </w:rPr>
-        <w:t xml:space="preserve">:</w:t>
-      </w:r>
-      <w:r>
-        <w:br/>
-      </w:r>
-      <w:r>
-        <w:rPr>
-          <w:rStyle w:val="KeywordTok"/>
-        </w:rPr>
-        <w:t xml:space="preserve">-</w:t>
-      </w:r>
-      <w:r>
-        <w:rPr>
-          <w:rStyle w:val="AttributeTok"/>
-        </w:rPr>
-        <w:t xml:space="preserve"> </w:t>
-      </w:r>
-      <w:r>
-        <w:rPr>
-          <w:rStyle w:val="FunctionTok"/>
-        </w:rPr>
-        <w:t xml:space="preserve">label</w:t>
-      </w:r>
-      <w:r>
-        <w:rPr>
-          <w:rStyle w:val="KeywordTok"/>
-        </w:rPr>
-        <w:t xml:space="preserve">:</w:t>
-      </w:r>
-      <w:r>
-        <w:rPr>
-          <w:rStyle w:val="AttributeTok"/>
-        </w:rPr>
-        <w:t xml:space="preserve"> writer</w:t>
-      </w:r>
-      <w:r>
-        <w:br/>
-      </w:r>
-      <w:r>
-        <w:rPr>
-          <w:rStyle w:val="AttributeTok"/>
-        </w:rPr>
-        <w:t xml:space="preserve">  </w:t>
-      </w:r>
-      <w:r>
-        <w:rPr>
-          <w:rStyle w:val="FunctionTok"/>
-        </w:rPr>
-        <w:t xml:space="preserve">valid_from</w:t>
-      </w:r>
-      <w:r>
-        <w:rPr>
-          <w:rStyle w:val="KeywordTok"/>
-        </w:rPr>
-        <w:t xml:space="preserve">:</w:t>
-      </w:r>
-      <w:r>
-        <w:rPr>
-          <w:rStyle w:val="AttributeTok"/>
-        </w:rPr>
-        <w:t xml:space="preserve"> 1979-01-01</w:t>
-      </w:r>
-      <w:r>
-        <w:br/>
-      </w:r>
-      <w:r>
-        <w:rPr>
-          <w:rStyle w:val="AttributeTok"/>
-        </w:rPr>
-        <w:t xml:space="preserve">  </w:t>
-      </w:r>
-      <w:r>
-        <w:rPr>
-          <w:rStyle w:val="FunctionTok"/>
-        </w:rPr>
-        <w:t xml:space="preserve">valid_through</w:t>
-      </w:r>
-      <w:r>
-        <w:rPr>
-          <w:rStyle w:val="KeywordTok"/>
-        </w:rPr>
-        <w:t xml:space="preserve">:</w:t>
-      </w:r>
-      <w:r>
-        <w:rPr>
-          <w:rStyle w:val="AttributeTok"/>
-        </w:rPr>
-        <w:t xml:space="preserve"> 2001-05-11</w:t>
-      </w:r>
-      <w:r>
-        <w:br/>
-      </w:r>
-      <w:r>
-        <w:rPr>
-          <w:rStyle w:val="AttributeTok"/>
-        </w:rPr>
-        <w:t xml:space="preserve">  </w:t>
-      </w:r>
-      <w:r>
-        <w:rPr>
-          <w:rStyle w:val="FunctionTok"/>
-        </w:rPr>
-        <w:t xml:space="preserve">is_active</w:t>
-      </w:r>
-      <w:r>
-        <w:rPr>
-          <w:rStyle w:val="KeywordTok"/>
-        </w:rPr>
-        <w:t xml:space="preserve">:</w:t>
-      </w:r>
-      <w:r>
-        <w:rPr>
-          <w:rStyle w:val="AttributeTok"/>
-        </w:rPr>
-        <w:t xml:space="preserve"> </w:t>
-      </w:r>
-      <w:r>
-        <w:rPr>
-          <w:rStyle w:val="CharTok"/>
-        </w:rPr>
-        <w:t xml:space="preserve">false</w:t>
-      </w:r>
-      <w:r>
-        <w:br/>
-      </w:r>
-      <w:r>
-        <w:rPr>
-          <w:rStyle w:val="AttributeTok"/>
-        </w:rPr>
-        <w:t xml:space="preserve">  </w:t>
-      </w:r>
-      <w:r>
-        <w:rPr>
-          <w:rStyle w:val="FunctionTok"/>
-        </w:rPr>
-        <w:t xml:space="preserve">is_paid</w:t>
-      </w:r>
-      <w:r>
-        <w:rPr>
-          <w:rStyle w:val="KeywordTok"/>
-        </w:rPr>
-        <w:t xml:space="preserve">:</w:t>
-      </w:r>
-      <w:r>
-        <w:rPr>
-          <w:rStyle w:val="AttributeTok"/>
-        </w:rPr>
-        <w:t xml:space="preserve"> </w:t>
-      </w:r>
-      <w:r>
-        <w:rPr>
-          <w:rStyle w:val="CharTok"/>
-        </w:rPr>
-        <w:t xml:space="preserve">true</w:t>
-      </w:r>
-      <w:r>
-        <w:br/>
-      </w:r>
-      <w:r>
-        <w:rPr>
-          <w:rStyle w:val="FunctionTok"/>
-        </w:rPr>
-        <w:t xml:space="preserve">trainings</w:t>
-      </w:r>
-      <w:r>
-        <w:rPr>
-          <w:rStyle w:val="KeywordTok"/>
-        </w:rPr>
-        <w:t xml:space="preserve">:</w:t>
-      </w:r>
-      <w:r>
-        <w:br/>
-      </w:r>
-      <w:r>
-        <w:rPr>
-          <w:rStyle w:val="KeywordTok"/>
-        </w:rPr>
-        <w:t xml:space="preserve">-</w:t>
-      </w:r>
-      <w:r>
-        <w:rPr>
-          <w:rStyle w:val="AttributeTok"/>
-        </w:rPr>
-        <w:t xml:space="preserve"> </w:t>
-      </w:r>
-      <w:r>
-        <w:rPr>
-          <w:rStyle w:val="FunctionTok"/>
-        </w:rPr>
-        <w:t xml:space="preserve">training_type</w:t>
-      </w:r>
-      <w:r>
-        <w:rPr>
-          <w:rStyle w:val="KeywordTok"/>
-        </w:rPr>
-        <w:t xml:space="preserve">:</w:t>
-      </w:r>
-      <w:r>
-        <w:rPr>
-          <w:rStyle w:val="AttributeTok"/>
-        </w:rPr>
-        <w:t xml:space="preserve"> </w:t>
-      </w:r>
-      <w:r>
-        <w:rPr>
-          <w:rStyle w:val="StringTok"/>
-        </w:rPr>
-        <w:t xml:space="preserve">'2421'</w:t>
-      </w:r>
-      <w:r>
-        <w:br/>
-      </w:r>
-      <w:r>
-        <w:rPr>
-          <w:rStyle w:val="AttributeTok"/>
-        </w:rPr>
-        <w:t xml:space="preserve">  </w:t>
-      </w:r>
-      <w:r>
-        <w:rPr>
-          <w:rStyle w:val="FunctionTok"/>
-        </w:rPr>
-        <w:t xml:space="preserve">value</w:t>
-      </w:r>
-      <w:r>
-        <w:rPr>
-          <w:rStyle w:val="KeywordTok"/>
-        </w:rPr>
-        <w:t xml:space="preserve">:</w:t>
-      </w:r>
-      <w:r>
-        <w:rPr>
-          <w:rStyle w:val="AttributeTok"/>
-        </w:rPr>
-        <w:t xml:space="preserve"> High School Diploma</w:t>
-      </w:r>
-      <w:r>
-        <w:br/>
-      </w:r>
-      <w:r>
-        <w:rPr>
-          <w:rStyle w:val="FunctionTok"/>
-        </w:rPr>
-        <w:t xml:space="preserve">contacts</w:t>
-      </w:r>
-      <w:r>
-        <w:rPr>
-          <w:rStyle w:val="KeywordTok"/>
-        </w:rPr>
-        <w:t xml:space="preserve">:</w:t>
-      </w:r>
-      <w:r>
-        <w:br/>
-      </w:r>
-      <w:r>
-        <w:rPr>
-          <w:rStyle w:val="KeywordTok"/>
-        </w:rPr>
-        <w:t xml:space="preserve">-</w:t>
-      </w:r>
-      <w:r>
-        <w:rPr>
-          <w:rStyle w:val="AttributeTok"/>
-        </w:rPr>
-        <w:t xml:space="preserve"> </w:t>
-      </w:r>
-      <w:r>
-        <w:rPr>
-          <w:rStyle w:val="FunctionTok"/>
-        </w:rPr>
-        <w:t xml:space="preserve">contact_type</w:t>
-      </w:r>
-      <w:r>
-        <w:rPr>
-          <w:rStyle w:val="KeywordTok"/>
-        </w:rPr>
-        <w:t xml:space="preserve">:</w:t>
-      </w:r>
-      <w:r>
-        <w:rPr>
-          <w:rStyle w:val="AttributeTok"/>
-        </w:rPr>
-        <w:t xml:space="preserve"> email</w:t>
-      </w:r>
-      <w:r>
-        <w:br/>
-      </w:r>
-      <w:r>
-        <w:rPr>
-          <w:rStyle w:val="AttributeTok"/>
-        </w:rPr>
-        <w:t xml:space="preserve">  </w:t>
-      </w:r>
-      <w:r>
-        <w:rPr>
-          <w:rStyle w:val="FunctionTok"/>
-        </w:rPr>
-        <w:t xml:space="preserve">value</w:t>
-      </w:r>
-      <w:r>
-        <w:rPr>
-          <w:rStyle w:val="KeywordTok"/>
-        </w:rPr>
-        <w:t xml:space="preserve">:</w:t>
-      </w:r>
-      <w:r>
-        <w:rPr>
-          <w:rStyle w:val="AttributeTok"/>
-        </w:rPr>
-        <w:t xml:space="preserve"> douglas.adams@adams-familiy.org</w:t>
-      </w:r>
-      <w:r>
-        <w:br/>
-      </w:r>
-      <w:r>
-        <w:rPr>
-          <w:rStyle w:val="FunctionTok"/>
-        </w:rPr>
-        <w:t xml:space="preserve">electoral_district</w:t>
-      </w:r>
-      <w:r>
-        <w:rPr>
-          <w:rStyle w:val="KeywordTok"/>
-        </w:rPr>
-        <w:t xml:space="preserve">:</w:t>
-      </w:r>
-      <w:r>
-        <w:br/>
-      </w:r>
-      <w:r>
-        <w:rPr>
-          <w:rStyle w:val="AttributeTok"/>
-        </w:rPr>
-        <w:t xml:space="preserve">  </w:t>
-      </w:r>
-      <w:r>
-        <w:rPr>
-          <w:rStyle w:val="FunctionTok"/>
-        </w:rPr>
-        <w:t xml:space="preserve">district</w:t>
-      </w:r>
-      <w:r>
-        <w:rPr>
-          <w:rStyle w:val="KeywordTok"/>
-        </w:rPr>
-        <w:t xml:space="preserve">:</w:t>
-      </w:r>
-      <w:r>
-        <w:rPr>
-          <w:rStyle w:val="AttributeTok"/>
-        </w:rPr>
-        <w:t xml:space="preserve"> London Central</w:t>
-      </w:r>
-      <w:r>
-        <w:br/>
-      </w:r>
-      <w:r>
-        <w:rPr>
-          <w:rStyle w:val="AttributeTok"/>
-        </w:rPr>
-        <w:t xml:space="preserve">  </w:t>
-      </w:r>
-      <w:r>
-        <w:rPr>
-          <w:rStyle w:val="FunctionTok"/>
-        </w:rPr>
-        <w:t xml:space="preserve">valid_from</w:t>
-      </w:r>
-      <w:r>
-        <w:rPr>
-          <w:rStyle w:val="KeywordTok"/>
-        </w:rPr>
-        <w:t xml:space="preserve">:</w:t>
-      </w:r>
-      <w:r>
-        <w:rPr>
-          <w:rStyle w:val="AttributeTok"/>
-        </w:rPr>
-        <w:t xml:space="preserve"> 2020-01-01</w:t>
-      </w:r>
-      <w:r>
-        <w:br/>
-      </w:r>
-      <w:r>
-        <w:rPr>
-          <w:rStyle w:val="AttributeTok"/>
-        </w:rPr>
-        <w:t xml:space="preserve">  </w:t>
-      </w:r>
-      <w:r>
-        <w:rPr>
-          <w:rStyle w:val="FunctionTok"/>
-        </w:rPr>
-        <w:t xml:space="preserve">valid_through</w:t>
-      </w:r>
-      <w:r>
-        <w:rPr>
-          <w:rStyle w:val="KeywordTok"/>
-        </w:rPr>
-        <w:t xml:space="preserve">:</w:t>
-      </w:r>
-      <w:r>
-        <w:rPr>
-          <w:rStyle w:val="AttributeTok"/>
-        </w:rPr>
-        <w:t xml:space="preserve"> 2025-01-01</w:t>
+        <w:t xml:space="preserve"> 2010-01-01</w:t>
       </w:r>
     </w:p>
     <w:bookmarkEnd w:id="34"/>
-    <w:bookmarkStart w:id="35" w:name="X29c02a18c68db50429980349d0a859e7b586267"/>
+    <w:bookmarkStart w:id="35" w:name="X6a85f137f6753c7104036000f96c2ec492358b0"/>
     <w:p>
       <w:pPr>
         <w:pStyle w:val="berschrift4"/>
       </w:pPr>
       <w:r>
-        <w:t xml:space="preserve">Example: Person-swiss_politicians_Beat_Jans</w:t>
+        <w:t xml:space="preserve">Example: Person-douglas_adams_Douglas_Adams</w:t>
       </w:r>
     </w:p>
     <w:p>
@@ -4301,7 +4199,7 @@
         <w:rPr>
           <w:rStyle w:val="FunctionTok"/>
         </w:rPr>
-        <w:t xml:space="preserve">local_id</w:t>
+        <w:t xml:space="preserve">global_uri</w:t>
       </w:r>
       <w:r>
         <w:rPr>
@@ -4313,13 +4211,76 @@
         <w:rPr>
           <w:rStyle w:val="AttributeTok"/>
         </w:rPr>
+        <w:t xml:space="preserve"> https://www.wikidata.org/wiki/Q42</w:t>
+      </w:r>
+      <w:r>
+        <w:br/>
+      </w:r>
+      <w:r>
+        <w:rPr>
+          <w:rStyle w:val="FunctionTok"/>
+        </w:rPr>
+        <w:t xml:space="preserve">label</w:t>
+      </w:r>
+      <w:r>
+        <w:rPr>
+          <w:rStyle w:val="KeywordTok"/>
+        </w:rPr>
+        <w:t xml:space="preserve">:</w:t>
+      </w:r>
+      <w:r>
+        <w:rPr>
+          <w:rStyle w:val="AttributeTok"/>
+        </w:rPr>
+        <w:t xml:space="preserve"> Douglas Adams</w:t>
+      </w:r>
+      <w:r>
+        <w:br/>
+      </w:r>
+      <w:r>
+        <w:rPr>
+          <w:rStyle w:val="FunctionTok"/>
+        </w:rPr>
+        <w:t xml:space="preserve">label_long</w:t>
+      </w:r>
+      <w:r>
+        <w:rPr>
+          <w:rStyle w:val="KeywordTok"/>
+        </w:rPr>
+        <w:t xml:space="preserve">:</w:t>
+      </w:r>
+      <w:r>
+        <w:rPr>
+          <w:rStyle w:val="AttributeTok"/>
+        </w:rPr>
+        <w:t xml:space="preserve"> Douglas Noël Adams</w:t>
+      </w:r>
+      <w:r>
+        <w:br/>
+      </w:r>
+      <w:r>
+        <w:rPr>
+          <w:rStyle w:val="FunctionTok"/>
+        </w:rPr>
+        <w:t xml:space="preserve">birth_year</w:t>
+      </w:r>
+      <w:r>
+        <w:rPr>
+          <w:rStyle w:val="KeywordTok"/>
+        </w:rPr>
+        <w:t xml:space="preserve">:</w:t>
+      </w:r>
+      <w:r>
+        <w:rPr>
+          <w:rStyle w:val="AttributeTok"/>
+        </w:rPr>
         <w:t xml:space="preserve"> </w:t>
       </w:r>
       <w:r>
         <w:rPr>
           <w:rStyle w:val="DecValTok"/>
         </w:rPr>
-        <w:t xml:space="preserve">4032</w:t>
+        <w:t xml:space="preserve">1952</w:t>
       </w:r>
       <w:r>
         <w:br/>
@@ -4328,7 +4289,7 @@
         <w:rPr>
           <w:rStyle w:val="FunctionTok"/>
         </w:rPr>
-        <w:t xml:space="preserve">global_uri</w:t>
+        <w:t xml:space="preserve">birth_date</w:t>
       </w:r>
       <w:r>
         <w:rPr>
@@ -4340,7 +4301,7 @@
         <w:rPr>
           <w:rStyle w:val="AttributeTok"/>
         </w:rPr>
-        <w:t xml:space="preserve"> https://data-example.parlament.ch/person/4032</w:t>
+        <w:t xml:space="preserve"> 1952-03-11</w:t>
       </w:r>
       <w:r>
         <w:br/>
@@ -4349,7 +4310,7 @@
         <w:rPr>
           <w:rStyle w:val="FunctionTok"/>
         </w:rPr>
-        <w:t xml:space="preserve">wikidata_uri</w:t>
+        <w:t xml:space="preserve">picture</w:t>
       </w:r>
       <w:r>
         <w:rPr>
@@ -4361,7 +4322,7 @@
         <w:rPr>
           <w:rStyle w:val="AttributeTok"/>
         </w:rPr>
-        <w:t xml:space="preserve"> https://www.wikidata.org/wiki/Q813067</w:t>
+        <w:t xml:space="preserve"> https://commons.wikimedia.org/wiki/File:Douglas_adams_portrait.jpg</w:t>
       </w:r>
       <w:r>
         <w:br/>
@@ -4370,6 +4331,657 @@
         <w:rPr>
           <w:rStyle w:val="FunctionTok"/>
         </w:rPr>
+        <w:t xml:space="preserve">names</w:t>
+      </w:r>
+      <w:r>
+        <w:rPr>
+          <w:rStyle w:val="KeywordTok"/>
+        </w:rPr>
+        <w:t xml:space="preserve">:</w:t>
+      </w:r>
+      <w:r>
+        <w:br/>
+      </w:r>
+      <w:r>
+        <w:rPr>
+          <w:rStyle w:val="KeywordTok"/>
+        </w:rPr>
+        <w:t xml:space="preserve">-</w:t>
+      </w:r>
+      <w:r>
+        <w:rPr>
+          <w:rStyle w:val="AttributeTok"/>
+        </w:rPr>
+        <w:t xml:space="preserve"> </w:t>
+      </w:r>
+      <w:r>
+        <w:rPr>
+          <w:rStyle w:val="FunctionTok"/>
+        </w:rPr>
+        <w:t xml:space="preserve">name_type</w:t>
+      </w:r>
+      <w:r>
+        <w:rPr>
+          <w:rStyle w:val="KeywordTok"/>
+        </w:rPr>
+        <w:t xml:space="preserve">:</w:t>
+      </w:r>
+      <w:r>
+        <w:rPr>
+          <w:rStyle w:val="AttributeTok"/>
+        </w:rPr>
+        <w:t xml:space="preserve"> PersonFirstName</w:t>
+      </w:r>
+      <w:r>
+        <w:br/>
+      </w:r>
+      <w:r>
+        <w:rPr>
+          <w:rStyle w:val="AttributeTok"/>
+        </w:rPr>
+        <w:t xml:space="preserve">  </w:t>
+      </w:r>
+      <w:r>
+        <w:rPr>
+          <w:rStyle w:val="FunctionTok"/>
+        </w:rPr>
+        <w:t xml:space="preserve">value</w:t>
+      </w:r>
+      <w:r>
+        <w:rPr>
+          <w:rStyle w:val="KeywordTok"/>
+        </w:rPr>
+        <w:t xml:space="preserve">:</w:t>
+      </w:r>
+      <w:r>
+        <w:rPr>
+          <w:rStyle w:val="AttributeTok"/>
+        </w:rPr>
+        <w:t xml:space="preserve"> Douglas</w:t>
+      </w:r>
+      <w:r>
+        <w:br/>
+      </w:r>
+      <w:r>
+        <w:rPr>
+          <w:rStyle w:val="KeywordTok"/>
+        </w:rPr>
+        <w:t xml:space="preserve">-</w:t>
+      </w:r>
+      <w:r>
+        <w:rPr>
+          <w:rStyle w:val="AttributeTok"/>
+        </w:rPr>
+        <w:t xml:space="preserve"> </w:t>
+      </w:r>
+      <w:r>
+        <w:rPr>
+          <w:rStyle w:val="FunctionTok"/>
+        </w:rPr>
+        <w:t xml:space="preserve">name_type</w:t>
+      </w:r>
+      <w:r>
+        <w:rPr>
+          <w:rStyle w:val="KeywordTok"/>
+        </w:rPr>
+        <w:t xml:space="preserve">:</w:t>
+      </w:r>
+      <w:r>
+        <w:rPr>
+          <w:rStyle w:val="AttributeTok"/>
+        </w:rPr>
+        <w:t xml:space="preserve"> PersonOfficialName</w:t>
+      </w:r>
+      <w:r>
+        <w:br/>
+      </w:r>
+      <w:r>
+        <w:rPr>
+          <w:rStyle w:val="AttributeTok"/>
+        </w:rPr>
+        <w:t xml:space="preserve">  </w:t>
+      </w:r>
+      <w:r>
+        <w:rPr>
+          <w:rStyle w:val="FunctionTok"/>
+        </w:rPr>
+        <w:t xml:space="preserve">value</w:t>
+      </w:r>
+      <w:r>
+        <w:rPr>
+          <w:rStyle w:val="KeywordTok"/>
+        </w:rPr>
+        <w:t xml:space="preserve">:</w:t>
+      </w:r>
+      <w:r>
+        <w:rPr>
+          <w:rStyle w:val="AttributeTok"/>
+        </w:rPr>
+        <w:t xml:space="preserve"> Adams</w:t>
+      </w:r>
+      <w:r>
+        <w:br/>
+      </w:r>
+      <w:r>
+        <w:rPr>
+          <w:rStyle w:val="AttributeTok"/>
+        </w:rPr>
+        <w:t xml:space="preserve">  </w:t>
+      </w:r>
+      <w:r>
+        <w:rPr>
+          <w:rStyle w:val="FunctionTok"/>
+        </w:rPr>
+        <w:t xml:space="preserve">valid_from</w:t>
+      </w:r>
+      <w:r>
+        <w:rPr>
+          <w:rStyle w:val="KeywordTok"/>
+        </w:rPr>
+        <w:t xml:space="preserve">:</w:t>
+      </w:r>
+      <w:r>
+        <w:rPr>
+          <w:rStyle w:val="AttributeTok"/>
+        </w:rPr>
+        <w:t xml:space="preserve"> 1952-03-11</w:t>
+      </w:r>
+      <w:r>
+        <w:br/>
+      </w:r>
+      <w:r>
+        <w:rPr>
+          <w:rStyle w:val="FunctionTok"/>
+        </w:rPr>
+        <w:t xml:space="preserve">addresses</w:t>
+      </w:r>
+      <w:r>
+        <w:rPr>
+          <w:rStyle w:val="KeywordTok"/>
+        </w:rPr>
+        <w:t xml:space="preserve">:</w:t>
+      </w:r>
+      <w:r>
+        <w:br/>
+      </w:r>
+      <w:r>
+        <w:rPr>
+          <w:rStyle w:val="KeywordTok"/>
+        </w:rPr>
+        <w:t xml:space="preserve">-</w:t>
+      </w:r>
+      <w:r>
+        <w:rPr>
+          <w:rStyle w:val="AttributeTok"/>
+        </w:rPr>
+        <w:t xml:space="preserve"> </w:t>
+      </w:r>
+      <w:r>
+        <w:rPr>
+          <w:rStyle w:val="FunctionTok"/>
+        </w:rPr>
+        <w:t xml:space="preserve">address_type</w:t>
+      </w:r>
+      <w:r>
+        <w:rPr>
+          <w:rStyle w:val="KeywordTok"/>
+        </w:rPr>
+        <w:t xml:space="preserve">:</w:t>
+      </w:r>
+      <w:r>
+        <w:rPr>
+          <w:rStyle w:val="AttributeTok"/>
+        </w:rPr>
+        <w:t xml:space="preserve"> privateAddress</w:t>
+      </w:r>
+      <w:r>
+        <w:br/>
+      </w:r>
+      <w:r>
+        <w:rPr>
+          <w:rStyle w:val="AttributeTok"/>
+        </w:rPr>
+        <w:t xml:space="preserve">  </w:t>
+      </w:r>
+      <w:r>
+        <w:rPr>
+          <w:rStyle w:val="FunctionTok"/>
+        </w:rPr>
+        <w:t xml:space="preserve">street_address</w:t>
+      </w:r>
+      <w:r>
+        <w:rPr>
+          <w:rStyle w:val="KeywordTok"/>
+        </w:rPr>
+        <w:t xml:space="preserve">:</w:t>
+      </w:r>
+      <w:r>
+        <w:rPr>
+          <w:rStyle w:val="AttributeTok"/>
+        </w:rPr>
+        <w:t xml:space="preserve"> 1234 Fictional St, London, UK</w:t>
+      </w:r>
+      <w:r>
+        <w:br/>
+      </w:r>
+      <w:r>
+        <w:rPr>
+          <w:rStyle w:val="AttributeTok"/>
+        </w:rPr>
+        <w:t xml:space="preserve">  </w:t>
+      </w:r>
+      <w:r>
+        <w:rPr>
+          <w:rStyle w:val="FunctionTok"/>
+        </w:rPr>
+        <w:t xml:space="preserve">postal_code</w:t>
+      </w:r>
+      <w:r>
+        <w:rPr>
+          <w:rStyle w:val="KeywordTok"/>
+        </w:rPr>
+        <w:t xml:space="preserve">:</w:t>
+      </w:r>
+      <w:r>
+        <w:rPr>
+          <w:rStyle w:val="AttributeTok"/>
+        </w:rPr>
+        <w:t xml:space="preserve"> </w:t>
+      </w:r>
+      <w:r>
+        <w:rPr>
+          <w:rStyle w:val="DecValTok"/>
+        </w:rPr>
+        <w:t xml:space="preserve">12345</w:t>
+      </w:r>
+      <w:r>
+        <w:br/>
+      </w:r>
+      <w:r>
+        <w:rPr>
+          <w:rStyle w:val="AttributeTok"/>
+        </w:rPr>
+        <w:t xml:space="preserve">  </w:t>
+      </w:r>
+      <w:r>
+        <w:rPr>
+          <w:rStyle w:val="FunctionTok"/>
+        </w:rPr>
+        <w:t xml:space="preserve">postal_locality</w:t>
+      </w:r>
+      <w:r>
+        <w:rPr>
+          <w:rStyle w:val="KeywordTok"/>
+        </w:rPr>
+        <w:t xml:space="preserve">:</w:t>
+      </w:r>
+      <w:r>
+        <w:rPr>
+          <w:rStyle w:val="AttributeTok"/>
+        </w:rPr>
+        <w:t xml:space="preserve"> London</w:t>
+      </w:r>
+      <w:r>
+        <w:br/>
+      </w:r>
+      <w:r>
+        <w:rPr>
+          <w:rStyle w:val="FunctionTok"/>
+        </w:rPr>
+        <w:t xml:space="preserve">language_proficiencies</w:t>
+      </w:r>
+      <w:r>
+        <w:rPr>
+          <w:rStyle w:val="KeywordTok"/>
+        </w:rPr>
+        <w:t xml:space="preserve">:</w:t>
+      </w:r>
+      <w:r>
+        <w:br/>
+      </w:r>
+      <w:r>
+        <w:rPr>
+          <w:rStyle w:val="KeywordTok"/>
+        </w:rPr>
+        <w:t xml:space="preserve">-</w:t>
+      </w:r>
+      <w:r>
+        <w:rPr>
+          <w:rStyle w:val="AttributeTok"/>
+        </w:rPr>
+        <w:t xml:space="preserve"> </w:t>
+      </w:r>
+      <w:r>
+        <w:rPr>
+          <w:rStyle w:val="FunctionTok"/>
+        </w:rPr>
+        <w:t xml:space="preserve">language</w:t>
+      </w:r>
+      <w:r>
+        <w:rPr>
+          <w:rStyle w:val="KeywordTok"/>
+        </w:rPr>
+        <w:t xml:space="preserve">:</w:t>
+      </w:r>
+      <w:r>
+        <w:rPr>
+          <w:rStyle w:val="AttributeTok"/>
+        </w:rPr>
+        <w:t xml:space="preserve"> en</w:t>
+      </w:r>
+      <w:r>
+        <w:br/>
+      </w:r>
+      <w:r>
+        <w:rPr>
+          <w:rStyle w:val="AttributeTok"/>
+        </w:rPr>
+        <w:t xml:space="preserve">  </w:t>
+      </w:r>
+      <w:r>
+        <w:rPr>
+          <w:rStyle w:val="FunctionTok"/>
+        </w:rPr>
+        <w:t xml:space="preserve">is_correspondence</w:t>
+      </w:r>
+      <w:r>
+        <w:rPr>
+          <w:rStyle w:val="KeywordTok"/>
+        </w:rPr>
+        <w:t xml:space="preserve">:</w:t>
+      </w:r>
+      <w:r>
+        <w:rPr>
+          <w:rStyle w:val="AttributeTok"/>
+        </w:rPr>
+        <w:t xml:space="preserve"> </w:t>
+      </w:r>
+      <w:r>
+        <w:rPr>
+          <w:rStyle w:val="CharTok"/>
+        </w:rPr>
+        <w:t xml:space="preserve">true</w:t>
+      </w:r>
+      <w:r>
+        <w:br/>
+      </w:r>
+      <w:r>
+        <w:rPr>
+          <w:rStyle w:val="AttributeTok"/>
+        </w:rPr>
+        <w:t xml:space="preserve">  </w:t>
+      </w:r>
+      <w:r>
+        <w:rPr>
+          <w:rStyle w:val="FunctionTok"/>
+        </w:rPr>
+        <w:t xml:space="preserve">is_native</w:t>
+      </w:r>
+      <w:r>
+        <w:rPr>
+          <w:rStyle w:val="KeywordTok"/>
+        </w:rPr>
+        <w:t xml:space="preserve">:</w:t>
+      </w:r>
+      <w:r>
+        <w:rPr>
+          <w:rStyle w:val="AttributeTok"/>
+        </w:rPr>
+        <w:t xml:space="preserve"> </w:t>
+      </w:r>
+      <w:r>
+        <w:rPr>
+          <w:rStyle w:val="CharTok"/>
+        </w:rPr>
+        <w:t xml:space="preserve">true</w:t>
+      </w:r>
+      <w:r>
+        <w:br/>
+      </w:r>
+      <w:r>
+        <w:rPr>
+          <w:rStyle w:val="FunctionTok"/>
+        </w:rPr>
+        <w:t xml:space="preserve">citizenships</w:t>
+      </w:r>
+      <w:r>
+        <w:rPr>
+          <w:rStyle w:val="KeywordTok"/>
+        </w:rPr>
+        <w:t xml:space="preserve">:</w:t>
+      </w:r>
+      <w:r>
+        <w:br/>
+      </w:r>
+      <w:r>
+        <w:rPr>
+          <w:rStyle w:val="KeywordTok"/>
+        </w:rPr>
+        <w:t xml:space="preserve">-</w:t>
+      </w:r>
+      <w:r>
+        <w:rPr>
+          <w:rStyle w:val="AttributeTok"/>
+        </w:rPr>
+        <w:t xml:space="preserve"> </w:t>
+      </w:r>
+      <w:r>
+        <w:rPr>
+          <w:rStyle w:val="FunctionTok"/>
+        </w:rPr>
+        <w:t xml:space="preserve">country</w:t>
+      </w:r>
+      <w:r>
+        <w:rPr>
+          <w:rStyle w:val="KeywordTok"/>
+        </w:rPr>
+        <w:t xml:space="preserve">:</w:t>
+      </w:r>
+      <w:r>
+        <w:rPr>
+          <w:rStyle w:val="AttributeTok"/>
+        </w:rPr>
+        <w:t xml:space="preserve"> GB</w:t>
+      </w:r>
+      <w:r>
+        <w:br/>
+      </w:r>
+      <w:r>
+        <w:rPr>
+          <w:rStyle w:val="AttributeTok"/>
+        </w:rPr>
+        <w:t xml:space="preserve">  </w:t>
+      </w:r>
+      <w:r>
+        <w:rPr>
+          <w:rStyle w:val="FunctionTok"/>
+        </w:rPr>
+        <w:t xml:space="preserve">valid_from</w:t>
+      </w:r>
+      <w:r>
+        <w:rPr>
+          <w:rStyle w:val="KeywordTok"/>
+        </w:rPr>
+        <w:t xml:space="preserve">:</w:t>
+      </w:r>
+      <w:r>
+        <w:rPr>
+          <w:rStyle w:val="AttributeTok"/>
+        </w:rPr>
+        <w:t xml:space="preserve"> 1952-03-11</w:t>
+      </w:r>
+      <w:r>
+        <w:br/>
+      </w:r>
+      <w:r>
+        <w:rPr>
+          <w:rStyle w:val="FunctionTok"/>
+        </w:rPr>
+        <w:t xml:space="preserve">genders</w:t>
+      </w:r>
+      <w:r>
+        <w:rPr>
+          <w:rStyle w:val="KeywordTok"/>
+        </w:rPr>
+        <w:t xml:space="preserve">:</w:t>
+      </w:r>
+      <w:r>
+        <w:br/>
+      </w:r>
+      <w:r>
+        <w:rPr>
+          <w:rStyle w:val="KeywordTok"/>
+        </w:rPr>
+        <w:t xml:space="preserve">-</w:t>
+      </w:r>
+      <w:r>
+        <w:rPr>
+          <w:rStyle w:val="AttributeTok"/>
+        </w:rPr>
+        <w:t xml:space="preserve"> </w:t>
+      </w:r>
+      <w:r>
+        <w:rPr>
+          <w:rStyle w:val="FunctionTok"/>
+        </w:rPr>
+        <w:t xml:space="preserve">gender_code</w:t>
+      </w:r>
+      <w:r>
+        <w:rPr>
+          <w:rStyle w:val="KeywordTok"/>
+        </w:rPr>
+        <w:t xml:space="preserve">:</w:t>
+      </w:r>
+      <w:r>
+        <w:rPr>
+          <w:rStyle w:val="AttributeTok"/>
+        </w:rPr>
+        <w:t xml:space="preserve"> male</w:t>
+      </w:r>
+      <w:r>
+        <w:br/>
+      </w:r>
+      <w:r>
+        <w:rPr>
+          <w:rStyle w:val="AttributeTok"/>
+        </w:rPr>
+        <w:t xml:space="preserve">  </w:t>
+      </w:r>
+      <w:r>
+        <w:rPr>
+          <w:rStyle w:val="FunctionTok"/>
+        </w:rPr>
+        <w:t xml:space="preserve">valid_from</w:t>
+      </w:r>
+      <w:r>
+        <w:rPr>
+          <w:rStyle w:val="KeywordTok"/>
+        </w:rPr>
+        <w:t xml:space="preserve">:</w:t>
+      </w:r>
+      <w:r>
+        <w:rPr>
+          <w:rStyle w:val="AttributeTok"/>
+        </w:rPr>
+        <w:t xml:space="preserve"> 1952-03-11</w:t>
+      </w:r>
+      <w:r>
+        <w:br/>
+      </w:r>
+      <w:r>
+        <w:rPr>
+          <w:rStyle w:val="AttributeTok"/>
+        </w:rPr>
+        <w:t xml:space="preserve">  </w:t>
+      </w:r>
+      <w:r>
+        <w:rPr>
+          <w:rStyle w:val="FunctionTok"/>
+        </w:rPr>
+        <w:t xml:space="preserve">pronouns</w:t>
+      </w:r>
+      <w:r>
+        <w:rPr>
+          <w:rStyle w:val="KeywordTok"/>
+        </w:rPr>
+        <w:t xml:space="preserve">:</w:t>
+      </w:r>
+      <w:r>
+        <w:br/>
+      </w:r>
+      <w:r>
+        <w:rPr>
+          <w:rStyle w:val="AttributeTok"/>
+        </w:rPr>
+        <w:t xml:space="preserve">  </w:t>
+      </w:r>
+      <w:r>
+        <w:rPr>
+          <w:rStyle w:val="KeywordTok"/>
+        </w:rPr>
+        <w:t xml:space="preserve">-</w:t>
+      </w:r>
+      <w:r>
+        <w:rPr>
+          <w:rStyle w:val="AttributeTok"/>
+        </w:rPr>
+        <w:t xml:space="preserve"> he</w:t>
+      </w:r>
+      <w:r>
+        <w:br/>
+      </w:r>
+      <w:r>
+        <w:rPr>
+          <w:rStyle w:val="AttributeTok"/>
+        </w:rPr>
+        <w:t xml:space="preserve">  </w:t>
+      </w:r>
+      <w:r>
+        <w:rPr>
+          <w:rStyle w:val="KeywordTok"/>
+        </w:rPr>
+        <w:t xml:space="preserve">-</w:t>
+      </w:r>
+      <w:r>
+        <w:rPr>
+          <w:rStyle w:val="AttributeTok"/>
+        </w:rPr>
+        <w:t xml:space="preserve"> him</w:t>
+      </w:r>
+      <w:r>
+        <w:br/>
+      </w:r>
+      <w:r>
+        <w:rPr>
+          <w:rStyle w:val="FunctionTok"/>
+        </w:rPr>
+        <w:t xml:space="preserve">occupations</w:t>
+      </w:r>
+      <w:r>
+        <w:rPr>
+          <w:rStyle w:val="KeywordTok"/>
+        </w:rPr>
+        <w:t xml:space="preserve">:</w:t>
+      </w:r>
+      <w:r>
+        <w:br/>
+      </w:r>
+      <w:r>
+        <w:rPr>
+          <w:rStyle w:val="KeywordTok"/>
+        </w:rPr>
+        <w:t xml:space="preserve">-</w:t>
+      </w:r>
+      <w:r>
+        <w:rPr>
+          <w:rStyle w:val="AttributeTok"/>
+        </w:rPr>
+        <w:t xml:space="preserve"> </w:t>
+      </w:r>
+      <w:r>
+        <w:rPr>
+          <w:rStyle w:val="FunctionTok"/>
+        </w:rPr>
         <w:t xml:space="preserve">label</w:t>
       </w:r>
       <w:r>
@@ -4382,16 +4994,22 @@
         <w:rPr>
           <w:rStyle w:val="AttributeTok"/>
         </w:rPr>
-        <w:t xml:space="preserve"> Beat Jans</w:t>
+        <w:t xml:space="preserve"> writer</w:t>
       </w:r>
       <w:r>
         <w:br/>
       </w:r>
       <w:r>
         <w:rPr>
+          <w:rStyle w:val="AttributeTok"/>
+        </w:rPr>
+        <w:t xml:space="preserve">  </w:t>
+      </w:r>
+      <w:r>
+        <w:rPr>
           <w:rStyle w:val="FunctionTok"/>
         </w:rPr>
-        <w:t xml:space="preserve">label_long</w:t>
+        <w:t xml:space="preserve">valid_from</w:t>
       </w:r>
       <w:r>
         <w:rPr>
@@ -4403,16 +5021,22 @@
         <w:rPr>
           <w:rStyle w:val="AttributeTok"/>
         </w:rPr>
-        <w:t xml:space="preserve"> Beat Jans, dipl. nat. ETH</w:t>
+        <w:t xml:space="preserve"> 1979-01-01</w:t>
       </w:r>
       <w:r>
         <w:br/>
       </w:r>
       <w:r>
         <w:rPr>
+          <w:rStyle w:val="AttributeTok"/>
+        </w:rPr>
+        <w:t xml:space="preserve">  </w:t>
+      </w:r>
+      <w:r>
+        <w:rPr>
           <w:rStyle w:val="FunctionTok"/>
         </w:rPr>
-        <w:t xml:space="preserve">birth_year</w:t>
+        <w:t xml:space="preserve">valid_through</w:t>
       </w:r>
       <w:r>
         <w:rPr>
@@ -4424,22 +5048,55 @@
         <w:rPr>
           <w:rStyle w:val="AttributeTok"/>
         </w:rPr>
+        <w:t xml:space="preserve"> 2001-05-11</w:t>
+      </w:r>
+      <w:r>
+        <w:br/>
+      </w:r>
+      <w:r>
+        <w:rPr>
+          <w:rStyle w:val="AttributeTok"/>
+        </w:rPr>
+        <w:t xml:space="preserve">  </w:t>
+      </w:r>
+      <w:r>
+        <w:rPr>
+          <w:rStyle w:val="FunctionTok"/>
+        </w:rPr>
+        <w:t xml:space="preserve">is_active</w:t>
+      </w:r>
+      <w:r>
+        <w:rPr>
+          <w:rStyle w:val="KeywordTok"/>
+        </w:rPr>
+        <w:t xml:space="preserve">:</w:t>
+      </w:r>
+      <w:r>
+        <w:rPr>
+          <w:rStyle w:val="AttributeTok"/>
+        </w:rPr>
         <w:t xml:space="preserve"> </w:t>
       </w:r>
       <w:r>
         <w:rPr>
-          <w:rStyle w:val="DecValTok"/>
-        </w:rPr>
-        <w:t xml:space="preserve">1964</w:t>
+          <w:rStyle w:val="CharTok"/>
+        </w:rPr>
+        <w:t xml:space="preserve">false</w:t>
       </w:r>
       <w:r>
         <w:br/>
       </w:r>
       <w:r>
         <w:rPr>
+          <w:rStyle w:val="AttributeTok"/>
+        </w:rPr>
+        <w:t xml:space="preserve">  </w:t>
+      </w:r>
+      <w:r>
+        <w:rPr>
           <w:rStyle w:val="FunctionTok"/>
         </w:rPr>
-        <w:t xml:space="preserve">birth_date</w:t>
+        <w:t xml:space="preserve">is_paid</w:t>
       </w:r>
       <w:r>
         <w:rPr>
@@ -4451,7 +5108,13 @@
         <w:rPr>
           <w:rStyle w:val="AttributeTok"/>
         </w:rPr>
-        <w:t xml:space="preserve"> 1964-07-12</w:t>
+        <w:t xml:space="preserve"> </w:t>
+      </w:r>
+      <w:r>
+        <w:rPr>
+          <w:rStyle w:val="CharTok"/>
+        </w:rPr>
+        <w:t xml:space="preserve">true</w:t>
       </w:r>
       <w:r>
         <w:br/>
@@ -4460,7 +5123,7 @@
         <w:rPr>
           <w:rStyle w:val="FunctionTok"/>
         </w:rPr>
-        <w:t xml:space="preserve">picture</w:t>
+        <w:t xml:space="preserve">trainings</w:t>
       </w:r>
       <w:r>
         <w:rPr>
@@ -4469,19 +5132,58 @@
         <w:t xml:space="preserve">:</w:t>
       </w:r>
       <w:r>
+        <w:br/>
+      </w:r>
+      <w:r>
+        <w:rPr>
+          <w:rStyle w:val="KeywordTok"/>
+        </w:rPr>
+        <w:t xml:space="preserve">-</w:t>
+      </w:r>
+      <w:r>
         <w:rPr>
           <w:rStyle w:val="AttributeTok"/>
         </w:rPr>
-        <w:t xml:space="preserve"> https://commons.wikimedia.org/wiki/File:Beat_Jans_(2026)_(cropped).jpg</w:t>
+        <w:t xml:space="preserve"> </w:t>
+      </w:r>
+      <w:r>
+        <w:rPr>
+          <w:rStyle w:val="FunctionTok"/>
+        </w:rPr>
+        <w:t xml:space="preserve">training_type</w:t>
+      </w:r>
+      <w:r>
+        <w:rPr>
+          <w:rStyle w:val="KeywordTok"/>
+        </w:rPr>
+        <w:t xml:space="preserve">:</w:t>
+      </w:r>
+      <w:r>
+        <w:rPr>
+          <w:rStyle w:val="AttributeTok"/>
+        </w:rPr>
+        <w:t xml:space="preserve"> </w:t>
+      </w:r>
+      <w:r>
+        <w:rPr>
+          <w:rStyle w:val="StringTok"/>
+        </w:rPr>
+        <w:t xml:space="preserve">'2421'</w:t>
       </w:r>
       <w:r>
         <w:br/>
       </w:r>
       <w:r>
         <w:rPr>
+          <w:rStyle w:val="AttributeTok"/>
+        </w:rPr>
+        <w:t xml:space="preserve">  </w:t>
+      </w:r>
+      <w:r>
+        <w:rPr>
           <w:rStyle w:val="FunctionTok"/>
         </w:rPr>
-        <w:t xml:space="preserve">names</w:t>
+        <w:t xml:space="preserve">value</w:t>
       </w:r>
       <w:r>
         <w:rPr>
@@ -4490,12 +5192,33 @@
         <w:t xml:space="preserve">:</w:t>
       </w:r>
       <w:r>
+        <w:rPr>
+          <w:rStyle w:val="AttributeTok"/>
+        </w:rPr>
+        <w:t xml:space="preserve"> High School Diploma</w:t>
+      </w:r>
+      <w:r>
         <w:br/>
       </w:r>
       <w:r>
         <w:rPr>
+          <w:rStyle w:val="FunctionTok"/>
+        </w:rPr>
+        <w:t xml:space="preserve">contacts</w:t>
+      </w:r>
+      <w:r>
+        <w:rPr>
           <w:rStyle w:val="KeywordTok"/>
         </w:rPr>
+        <w:t xml:space="preserve">:</w:t>
+      </w:r>
+      <w:r>
+        <w:br/>
+      </w:r>
+      <w:r>
+        <w:rPr>
+          <w:rStyle w:val="KeywordTok"/>
+        </w:rPr>
         <w:t xml:space="preserve">-</w:t>
       </w:r>
       <w:r>
@@ -4508,7 +5231,7 @@
         <w:rPr>
           <w:rStyle w:val="FunctionTok"/>
         </w:rPr>
-        <w:t xml:space="preserve">name_type</w:t>
+        <w:t xml:space="preserve">contact_type</w:t>
       </w:r>
       <w:r>
         <w:rPr>
@@ -4520,7 +5243,7 @@
         <w:rPr>
           <w:rStyle w:val="AttributeTok"/>
         </w:rPr>
-        <w:t xml:space="preserve"> PersonFirstName</w:t>
+        <w:t xml:space="preserve"> email</w:t>
       </w:r>
       <w:r>
         <w:br/>
@@ -4547,28 +5270,37 @@
         <w:rPr>
           <w:rStyle w:val="AttributeTok"/>
         </w:rPr>
-        <w:t xml:space="preserve"> Beat</w:t>
+        <w:t xml:space="preserve"> douglas.adams@adams-familiy.org</w:t>
       </w:r>
       <w:r>
         <w:br/>
       </w:r>
       <w:r>
         <w:rPr>
+          <w:rStyle w:val="FunctionTok"/>
+        </w:rPr>
+        <w:t xml:space="preserve">electoral_district</w:t>
+      </w:r>
+      <w:r>
+        <w:rPr>
           <w:rStyle w:val="KeywordTok"/>
         </w:rPr>
-        <w:t xml:space="preserve">-</w:t>
+        <w:t xml:space="preserve">:</w:t>
+      </w:r>
+      <w:r>
+        <w:br/>
       </w:r>
       <w:r>
         <w:rPr>
           <w:rStyle w:val="AttributeTok"/>
         </w:rPr>
-        <w:t xml:space="preserve"> </w:t>
+        <w:t xml:space="preserve">  </w:t>
       </w:r>
       <w:r>
         <w:rPr>
           <w:rStyle w:val="FunctionTok"/>
         </w:rPr>
-        <w:t xml:space="preserve">name_type</w:t>
+        <w:t xml:space="preserve">district</w:t>
       </w:r>
       <w:r>
         <w:rPr>
@@ -4580,7 +5312,7 @@
         <w:rPr>
           <w:rStyle w:val="AttributeTok"/>
         </w:rPr>
-        <w:t xml:space="preserve"> PersonOfficialName</w:t>
+        <w:t xml:space="preserve"> London Central</w:t>
       </w:r>
       <w:r>
         <w:br/>
@@ -4595,7 +5327,7 @@
         <w:rPr>
           <w:rStyle w:val="FunctionTok"/>
         </w:rPr>
-        <w:t xml:space="preserve">value</w:t>
+        <w:t xml:space="preserve">valid_from</w:t>
       </w:r>
       <w:r>
         <w:rPr>
@@ -4607,7 +5339,7 @@
         <w:rPr>
           <w:rStyle w:val="AttributeTok"/>
         </w:rPr>
-        <w:t xml:space="preserve"> Jans</w:t>
+        <w:t xml:space="preserve"> 2020-01-01</w:t>
       </w:r>
       <w:r>
         <w:br/>
@@ -4622,7 +5354,7 @@
         <w:rPr>
           <w:rStyle w:val="FunctionTok"/>
         </w:rPr>
-        <w:t xml:space="preserve">valid_from</w:t>
+        <w:t xml:space="preserve">valid_through</w:t>
       </w:r>
       <w:r>
         <w:rPr>
@@ -4634,739 +5366,7 @@
         <w:rPr>
           <w:rStyle w:val="AttributeTok"/>
         </w:rPr>
-        <w:t xml:space="preserve"> 1964-07-12</w:t>
-      </w:r>
-      <w:r>
-        <w:br/>
-      </w:r>
-      <w:r>
-        <w:rPr>
-          <w:rStyle w:val="FunctionTok"/>
-        </w:rPr>
-        <w:t xml:space="preserve">addresses</w:t>
-      </w:r>
-      <w:r>
-        <w:rPr>
-          <w:rStyle w:val="KeywordTok"/>
-        </w:rPr>
-        <w:t xml:space="preserve">:</w:t>
-      </w:r>
-      <w:r>
-        <w:br/>
-      </w:r>
-      <w:r>
-        <w:rPr>
-          <w:rStyle w:val="KeywordTok"/>
-        </w:rPr>
-        <w:t xml:space="preserve">-</w:t>
-      </w:r>
-      <w:r>
-        <w:rPr>
-          <w:rStyle w:val="AttributeTok"/>
-        </w:rPr>
-        <w:t xml:space="preserve"> </w:t>
-      </w:r>
-      <w:r>
-        <w:rPr>
-          <w:rStyle w:val="FunctionTok"/>
-        </w:rPr>
-        <w:t xml:space="preserve">address_type</w:t>
-      </w:r>
-      <w:r>
-        <w:rPr>
-          <w:rStyle w:val="KeywordTok"/>
-        </w:rPr>
-        <w:t xml:space="preserve">:</w:t>
-      </w:r>
-      <w:r>
-        <w:rPr>
-          <w:rStyle w:val="AttributeTok"/>
-        </w:rPr>
-        <w:t xml:space="preserve"> businessAddress</w:t>
-      </w:r>
-      <w:r>
-        <w:br/>
-      </w:r>
-      <w:r>
-        <w:rPr>
-          <w:rStyle w:val="AttributeTok"/>
-        </w:rPr>
-        <w:t xml:space="preserve">  </w:t>
-      </w:r>
-      <w:r>
-        <w:rPr>
-          <w:rStyle w:val="FunctionTok"/>
-        </w:rPr>
-        <w:t xml:space="preserve">postal_locality</w:t>
-      </w:r>
-      <w:r>
-        <w:rPr>
-          <w:rStyle w:val="KeywordTok"/>
-        </w:rPr>
-        <w:t xml:space="preserve">:</w:t>
-      </w:r>
-      <w:r>
-        <w:rPr>
-          <w:rStyle w:val="AttributeTok"/>
-        </w:rPr>
-        <w:t xml:space="preserve"> Basel-Stadt</w:t>
-      </w:r>
-      <w:r>
-        <w:br/>
-      </w:r>
-      <w:r>
-        <w:rPr>
-          <w:rStyle w:val="FunctionTok"/>
-        </w:rPr>
-        <w:t xml:space="preserve">language_proficiencies</w:t>
-      </w:r>
-      <w:r>
-        <w:rPr>
-          <w:rStyle w:val="KeywordTok"/>
-        </w:rPr>
-        <w:t xml:space="preserve">:</w:t>
-      </w:r>
-      <w:r>
-        <w:br/>
-      </w:r>
-      <w:r>
-        <w:rPr>
-          <w:rStyle w:val="KeywordTok"/>
-        </w:rPr>
-        <w:t xml:space="preserve">-</w:t>
-      </w:r>
-      <w:r>
-        <w:rPr>
-          <w:rStyle w:val="AttributeTok"/>
-        </w:rPr>
-        <w:t xml:space="preserve"> </w:t>
-      </w:r>
-      <w:r>
-        <w:rPr>
-          <w:rStyle w:val="FunctionTok"/>
-        </w:rPr>
-        <w:t xml:space="preserve">language</w:t>
-      </w:r>
-      <w:r>
-        <w:rPr>
-          <w:rStyle w:val="KeywordTok"/>
-        </w:rPr>
-        <w:t xml:space="preserve">:</w:t>
-      </w:r>
-      <w:r>
-        <w:rPr>
-          <w:rStyle w:val="AttributeTok"/>
-        </w:rPr>
-        <w:t xml:space="preserve"> de</w:t>
-      </w:r>
-      <w:r>
-        <w:br/>
-      </w:r>
-      <w:r>
-        <w:rPr>
-          <w:rStyle w:val="AttributeTok"/>
-        </w:rPr>
-        <w:t xml:space="preserve">  </w:t>
-      </w:r>
-      <w:r>
-        <w:rPr>
-          <w:rStyle w:val="FunctionTok"/>
-        </w:rPr>
-        <w:t xml:space="preserve">is_correspondence</w:t>
-      </w:r>
-      <w:r>
-        <w:rPr>
-          <w:rStyle w:val="KeywordTok"/>
-        </w:rPr>
-        <w:t xml:space="preserve">:</w:t>
-      </w:r>
-      <w:r>
-        <w:rPr>
-          <w:rStyle w:val="AttributeTok"/>
-        </w:rPr>
-        <w:t xml:space="preserve"> </w:t>
-      </w:r>
-      <w:r>
-        <w:rPr>
-          <w:rStyle w:val="CharTok"/>
-        </w:rPr>
-        <w:t xml:space="preserve">true</w:t>
-      </w:r>
-      <w:r>
-        <w:br/>
-      </w:r>
-      <w:r>
-        <w:rPr>
-          <w:rStyle w:val="AttributeTok"/>
-        </w:rPr>
-        <w:t xml:space="preserve">  </w:t>
-      </w:r>
-      <w:r>
-        <w:rPr>
-          <w:rStyle w:val="FunctionTok"/>
-        </w:rPr>
-        <w:t xml:space="preserve">is_native</w:t>
-      </w:r>
-      <w:r>
-        <w:rPr>
-          <w:rStyle w:val="KeywordTok"/>
-        </w:rPr>
-        <w:t xml:space="preserve">:</w:t>
-      </w:r>
-      <w:r>
-        <w:rPr>
-          <w:rStyle w:val="AttributeTok"/>
-        </w:rPr>
-        <w:t xml:space="preserve"> </w:t>
-      </w:r>
-      <w:r>
-        <w:rPr>
-          <w:rStyle w:val="CharTok"/>
-        </w:rPr>
-        <w:t xml:space="preserve">true</w:t>
-      </w:r>
-      <w:r>
-        <w:br/>
-      </w:r>
-      <w:r>
-        <w:rPr>
-          <w:rStyle w:val="FunctionTok"/>
-        </w:rPr>
-        <w:t xml:space="preserve">citizenships</w:t>
-      </w:r>
-      <w:r>
-        <w:rPr>
-          <w:rStyle w:val="KeywordTok"/>
-        </w:rPr>
-        <w:t xml:space="preserve">:</w:t>
-      </w:r>
-      <w:r>
-        <w:br/>
-      </w:r>
-      <w:r>
-        <w:rPr>
-          <w:rStyle w:val="KeywordTok"/>
-        </w:rPr>
-        <w:t xml:space="preserve">-</w:t>
-      </w:r>
-      <w:r>
-        <w:rPr>
-          <w:rStyle w:val="AttributeTok"/>
-        </w:rPr>
-        <w:t xml:space="preserve"> </w:t>
-      </w:r>
-      <w:r>
-        <w:rPr>
-          <w:rStyle w:val="FunctionTok"/>
-        </w:rPr>
-        <w:t xml:space="preserve">country</w:t>
-      </w:r>
-      <w:r>
-        <w:rPr>
-          <w:rStyle w:val="KeywordTok"/>
-        </w:rPr>
-        <w:t xml:space="preserve">:</w:t>
-      </w:r>
-      <w:r>
-        <w:rPr>
-          <w:rStyle w:val="AttributeTok"/>
-        </w:rPr>
-        <w:t xml:space="preserve"> CH</w:t>
-      </w:r>
-      <w:r>
-        <w:br/>
-      </w:r>
-      <w:r>
-        <w:rPr>
-          <w:rStyle w:val="AttributeTok"/>
-        </w:rPr>
-        <w:t xml:space="preserve">  </w:t>
-      </w:r>
-      <w:r>
-        <w:rPr>
-          <w:rStyle w:val="FunctionTok"/>
-        </w:rPr>
-        <w:t xml:space="preserve">valid_from</w:t>
-      </w:r>
-      <w:r>
-        <w:rPr>
-          <w:rStyle w:val="KeywordTok"/>
-        </w:rPr>
-        <w:t xml:space="preserve">:</w:t>
-      </w:r>
-      <w:r>
-        <w:rPr>
-          <w:rStyle w:val="AttributeTok"/>
-        </w:rPr>
-        <w:t xml:space="preserve"> 1964-07-12</w:t>
-      </w:r>
-      <w:r>
-        <w:br/>
-      </w:r>
-      <w:r>
-        <w:rPr>
-          <w:rStyle w:val="FunctionTok"/>
-        </w:rPr>
-        <w:t xml:space="preserve">genders</w:t>
-      </w:r>
-      <w:r>
-        <w:rPr>
-          <w:rStyle w:val="KeywordTok"/>
-        </w:rPr>
-        <w:t xml:space="preserve">:</w:t>
-      </w:r>
-      <w:r>
-        <w:br/>
-      </w:r>
-      <w:r>
-        <w:rPr>
-          <w:rStyle w:val="KeywordTok"/>
-        </w:rPr>
-        <w:t xml:space="preserve">-</w:t>
-      </w:r>
-      <w:r>
-        <w:rPr>
-          <w:rStyle w:val="AttributeTok"/>
-        </w:rPr>
-        <w:t xml:space="preserve"> </w:t>
-      </w:r>
-      <w:r>
-        <w:rPr>
-          <w:rStyle w:val="FunctionTok"/>
-        </w:rPr>
-        <w:t xml:space="preserve">gender_code</w:t>
-      </w:r>
-      <w:r>
-        <w:rPr>
-          <w:rStyle w:val="KeywordTok"/>
-        </w:rPr>
-        <w:t xml:space="preserve">:</w:t>
-      </w:r>
-      <w:r>
-        <w:rPr>
-          <w:rStyle w:val="AttributeTok"/>
-        </w:rPr>
-        <w:t xml:space="preserve"> male</w:t>
-      </w:r>
-      <w:r>
-        <w:br/>
-      </w:r>
-      <w:r>
-        <w:rPr>
-          <w:rStyle w:val="AttributeTok"/>
-        </w:rPr>
-        <w:t xml:space="preserve">  </w:t>
-      </w:r>
-      <w:r>
-        <w:rPr>
-          <w:rStyle w:val="FunctionTok"/>
-        </w:rPr>
-        <w:t xml:space="preserve">valid_from</w:t>
-      </w:r>
-      <w:r>
-        <w:rPr>
-          <w:rStyle w:val="KeywordTok"/>
-        </w:rPr>
-        <w:t xml:space="preserve">:</w:t>
-      </w:r>
-      <w:r>
-        <w:rPr>
-          <w:rStyle w:val="AttributeTok"/>
-        </w:rPr>
-        <w:t xml:space="preserve"> 1964-07-12</w:t>
-      </w:r>
-      <w:r>
-        <w:br/>
-      </w:r>
-      <w:r>
-        <w:rPr>
-          <w:rStyle w:val="FunctionTok"/>
-        </w:rPr>
-        <w:t xml:space="preserve">occupations</w:t>
-      </w:r>
-      <w:r>
-        <w:rPr>
-          <w:rStyle w:val="KeywordTok"/>
-        </w:rPr>
-        <w:t xml:space="preserve">:</w:t>
-      </w:r>
-      <w:r>
-        <w:br/>
-      </w:r>
-      <w:r>
-        <w:rPr>
-          <w:rStyle w:val="KeywordTok"/>
-        </w:rPr>
-        <w:t xml:space="preserve">-</w:t>
-      </w:r>
-      <w:r>
-        <w:rPr>
-          <w:rStyle w:val="AttributeTok"/>
-        </w:rPr>
-        <w:t xml:space="preserve"> </w:t>
-      </w:r>
-      <w:r>
-        <w:rPr>
-          <w:rStyle w:val="FunctionTok"/>
-        </w:rPr>
-        <w:t xml:space="preserve">label</w:t>
-      </w:r>
-      <w:r>
-        <w:rPr>
-          <w:rStyle w:val="KeywordTok"/>
-        </w:rPr>
-        <w:t xml:space="preserve">:</w:t>
-      </w:r>
-      <w:r>
-        <w:rPr>
-          <w:rStyle w:val="AttributeTok"/>
-        </w:rPr>
-        <w:t xml:space="preserve"> Politiker</w:t>
-      </w:r>
-      <w:r>
-        <w:br/>
-      </w:r>
-      <w:r>
-        <w:rPr>
-          <w:rStyle w:val="AttributeTok"/>
-        </w:rPr>
-        <w:t xml:space="preserve">  </w:t>
-      </w:r>
-      <w:r>
-        <w:rPr>
-          <w:rStyle w:val="FunctionTok"/>
-        </w:rPr>
-        <w:t xml:space="preserve">valid_from</w:t>
-      </w:r>
-      <w:r>
-        <w:rPr>
-          <w:rStyle w:val="KeywordTok"/>
-        </w:rPr>
-        <w:t xml:space="preserve">:</w:t>
-      </w:r>
-      <w:r>
-        <w:rPr>
-          <w:rStyle w:val="AttributeTok"/>
-        </w:rPr>
-        <w:t xml:space="preserve"> 1964-01-01</w:t>
-      </w:r>
-      <w:r>
-        <w:br/>
-      </w:r>
-      <w:r>
-        <w:rPr>
-          <w:rStyle w:val="AttributeTok"/>
-        </w:rPr>
-        <w:t xml:space="preserve">  </w:t>
-      </w:r>
-      <w:r>
-        <w:rPr>
-          <w:rStyle w:val="FunctionTok"/>
-        </w:rPr>
-        <w:t xml:space="preserve">is_active</w:t>
-      </w:r>
-      <w:r>
-        <w:rPr>
-          <w:rStyle w:val="KeywordTok"/>
-        </w:rPr>
-        <w:t xml:space="preserve">:</w:t>
-      </w:r>
-      <w:r>
-        <w:rPr>
-          <w:rStyle w:val="AttributeTok"/>
-        </w:rPr>
-        <w:t xml:space="preserve"> </w:t>
-      </w:r>
-      <w:r>
-        <w:rPr>
-          <w:rStyle w:val="CharTok"/>
-        </w:rPr>
-        <w:t xml:space="preserve">true</w:t>
-      </w:r>
-      <w:r>
-        <w:br/>
-      </w:r>
-      <w:r>
-        <w:rPr>
-          <w:rStyle w:val="FunctionTok"/>
-        </w:rPr>
-        <w:t xml:space="preserve">trainings</w:t>
-      </w:r>
-      <w:r>
-        <w:rPr>
-          <w:rStyle w:val="KeywordTok"/>
-        </w:rPr>
-        <w:t xml:space="preserve">:</w:t>
-      </w:r>
-      <w:r>
-        <w:br/>
-      </w:r>
-      <w:r>
-        <w:rPr>
-          <w:rStyle w:val="KeywordTok"/>
-        </w:rPr>
-        <w:t xml:space="preserve">-</w:t>
-      </w:r>
-      <w:r>
-        <w:rPr>
-          <w:rStyle w:val="AttributeTok"/>
-        </w:rPr>
-        <w:t xml:space="preserve"> </w:t>
-      </w:r>
-      <w:r>
-        <w:rPr>
-          <w:rStyle w:val="FunctionTok"/>
-        </w:rPr>
-        <w:t xml:space="preserve">training_type</w:t>
-      </w:r>
-      <w:r>
-        <w:rPr>
-          <w:rStyle w:val="KeywordTok"/>
-        </w:rPr>
-        <w:t xml:space="preserve">:</w:t>
-      </w:r>
-      <w:r>
-        <w:rPr>
-          <w:rStyle w:val="AttributeTok"/>
-        </w:rPr>
-        <w:t xml:space="preserve"> </w:t>
-      </w:r>
-      <w:r>
-        <w:rPr>
-          <w:rStyle w:val="StringTok"/>
-        </w:rPr>
-        <w:t xml:space="preserve">'3223'</w:t>
-      </w:r>
-      <w:r>
-        <w:br/>
-      </w:r>
-      <w:r>
-        <w:rPr>
-          <w:rStyle w:val="AttributeTok"/>
-        </w:rPr>
-        <w:t xml:space="preserve">  </w:t>
-      </w:r>
-      <w:r>
-        <w:rPr>
-          <w:rStyle w:val="FunctionTok"/>
-        </w:rPr>
-        <w:t xml:space="preserve">value</w:t>
-      </w:r>
-      <w:r>
-        <w:rPr>
-          <w:rStyle w:val="KeywordTok"/>
-        </w:rPr>
-        <w:t xml:space="preserve">:</w:t>
-      </w:r>
-      <w:r>
-        <w:rPr>
-          <w:rStyle w:val="AttributeTok"/>
-        </w:rPr>
-        <w:t xml:space="preserve"> dipl. nat. ETH</w:t>
-      </w:r>
-      <w:r>
-        <w:br/>
-      </w:r>
-      <w:r>
-        <w:rPr>
-          <w:rStyle w:val="FunctionTok"/>
-        </w:rPr>
-        <w:t xml:space="preserve">contacts</w:t>
-      </w:r>
-      <w:r>
-        <w:rPr>
-          <w:rStyle w:val="KeywordTok"/>
-        </w:rPr>
-        <w:t xml:space="preserve">:</w:t>
-      </w:r>
-      <w:r>
-        <w:br/>
-      </w:r>
-      <w:r>
-        <w:rPr>
-          <w:rStyle w:val="KeywordTok"/>
-        </w:rPr>
-        <w:t xml:space="preserve">-</w:t>
-      </w:r>
-      <w:r>
-        <w:rPr>
-          <w:rStyle w:val="AttributeTok"/>
-        </w:rPr>
-        <w:t xml:space="preserve"> </w:t>
-      </w:r>
-      <w:r>
-        <w:rPr>
-          <w:rStyle w:val="FunctionTok"/>
-        </w:rPr>
-        <w:t xml:space="preserve">contact_type</w:t>
-      </w:r>
-      <w:r>
-        <w:rPr>
-          <w:rStyle w:val="KeywordTok"/>
-        </w:rPr>
-        <w:t xml:space="preserve">:</w:t>
-      </w:r>
-      <w:r>
-        <w:rPr>
-          <w:rStyle w:val="AttributeTok"/>
-        </w:rPr>
-        <w:t xml:space="preserve"> email</w:t>
-      </w:r>
-      <w:r>
-        <w:br/>
-      </w:r>
-      <w:r>
-        <w:rPr>
-          <w:rStyle w:val="AttributeTok"/>
-        </w:rPr>
-        <w:t xml:space="preserve">  </w:t>
-      </w:r>
-      <w:r>
-        <w:rPr>
-          <w:rStyle w:val="FunctionTok"/>
-        </w:rPr>
-        <w:t xml:space="preserve">value</w:t>
-      </w:r>
-      <w:r>
-        <w:rPr>
-          <w:rStyle w:val="KeywordTok"/>
-        </w:rPr>
-        <w:t xml:space="preserve">:</w:t>
-      </w:r>
-      <w:r>
-        <w:rPr>
-          <w:rStyle w:val="AttributeTok"/>
-        </w:rPr>
-        <w:t xml:space="preserve"> beat.jans@admin.ch</w:t>
-      </w:r>
-      <w:r>
-        <w:br/>
-      </w:r>
-      <w:r>
-        <w:rPr>
-          <w:rStyle w:val="KeywordTok"/>
-        </w:rPr>
-        <w:t xml:space="preserve">-</w:t>
-      </w:r>
-      <w:r>
-        <w:rPr>
-          <w:rStyle w:val="AttributeTok"/>
-        </w:rPr>
-        <w:t xml:space="preserve"> </w:t>
-      </w:r>
-      <w:r>
-        <w:rPr>
-          <w:rStyle w:val="FunctionTok"/>
-        </w:rPr>
-        <w:t xml:space="preserve">contact_type</w:t>
-      </w:r>
-      <w:r>
-        <w:rPr>
-          <w:rStyle w:val="KeywordTok"/>
-        </w:rPr>
-        <w:t xml:space="preserve">:</w:t>
-      </w:r>
-      <w:r>
-        <w:rPr>
-          <w:rStyle w:val="AttributeTok"/>
-        </w:rPr>
-        <w:t xml:space="preserve"> contact_website</w:t>
-      </w:r>
-      <w:r>
-        <w:br/>
-      </w:r>
-      <w:r>
-        <w:rPr>
-          <w:rStyle w:val="AttributeTok"/>
-        </w:rPr>
-        <w:t xml:space="preserve">  </w:t>
-      </w:r>
-      <w:r>
-        <w:rPr>
-          <w:rStyle w:val="FunctionTok"/>
-        </w:rPr>
-        <w:t xml:space="preserve">value</w:t>
-      </w:r>
-      <w:r>
-        <w:rPr>
-          <w:rStyle w:val="KeywordTok"/>
-        </w:rPr>
-        <w:t xml:space="preserve">:</w:t>
-      </w:r>
-      <w:r>
-        <w:rPr>
-          <w:rStyle w:val="AttributeTok"/>
-        </w:rPr>
-        <w:t xml:space="preserve"> http://www.beat-jans.ch</w:t>
-      </w:r>
-      <w:r>
-        <w:br/>
-      </w:r>
-      <w:r>
-        <w:rPr>
-          <w:rStyle w:val="FunctionTok"/>
-        </w:rPr>
-        <w:t xml:space="preserve">electoral_district</w:t>
-      </w:r>
-      <w:r>
-        <w:rPr>
-          <w:rStyle w:val="KeywordTok"/>
-        </w:rPr>
-        <w:t xml:space="preserve">:</w:t>
-      </w:r>
-      <w:r>
-        <w:br/>
-      </w:r>
-      <w:r>
-        <w:rPr>
-          <w:rStyle w:val="AttributeTok"/>
-        </w:rPr>
-        <w:t xml:space="preserve">  </w:t>
-      </w:r>
-      <w:r>
-        <w:rPr>
-          <w:rStyle w:val="FunctionTok"/>
-        </w:rPr>
-        <w:t xml:space="preserve">district</w:t>
-      </w:r>
-      <w:r>
-        <w:rPr>
-          <w:rStyle w:val="KeywordTok"/>
-        </w:rPr>
-        <w:t xml:space="preserve">:</w:t>
-      </w:r>
-      <w:r>
-        <w:rPr>
-          <w:rStyle w:val="AttributeTok"/>
-        </w:rPr>
-        <w:t xml:space="preserve"> Basel-Stadt</w:t>
-      </w:r>
-      <w:r>
-        <w:br/>
-      </w:r>
-      <w:r>
-        <w:rPr>
-          <w:rStyle w:val="AttributeTok"/>
-        </w:rPr>
-        <w:t xml:space="preserve">  </w:t>
-      </w:r>
-      <w:r>
-        <w:rPr>
-          <w:rStyle w:val="FunctionTok"/>
-        </w:rPr>
-        <w:t xml:space="preserve">valid_from</w:t>
-      </w:r>
-      <w:r>
-        <w:rPr>
-          <w:rStyle w:val="KeywordTok"/>
-        </w:rPr>
-        <w:t xml:space="preserve">:</w:t>
-      </w:r>
-      <w:r>
-        <w:rPr>
-          <w:rStyle w:val="AttributeTok"/>
-        </w:rPr>
-        <w:t xml:space="preserve"> 2010-01-01</w:t>
+        <w:t xml:space="preserve"> 2025-01-01</w:t>
       </w:r>
     </w:p>
     <w:bookmarkEnd w:id="35"/>
@@ -19373,13 +19373,13 @@
         <w:t xml:space="preserve">Examples</w:t>
       </w:r>
     </w:p>
-    <w:bookmarkStart w:id="171" w:name="X0845bcf2a073d7a8ccfb4c034304d565538985a"/>
+    <w:bookmarkStart w:id="171" w:name="X39e75180c6c6f9734709a21e630d94d5297fa76"/>
     <w:p>
       <w:pPr>
         <w:pStyle w:val="berschrift4"/>
       </w:pPr>
       <w:r>
-        <w:t xml:space="preserve">Example: InterestLink-interest_links_il_burkart_001</w:t>
+        <w:t xml:space="preserve">Example: InterestLink-interest_links_il_burkart_010</w:t>
       </w:r>
     </w:p>
     <w:p>
@@ -19402,7 +19402,7 @@
         <w:rPr>
           <w:rStyle w:val="AttributeTok"/>
         </w:rPr>
-        <w:t xml:space="preserve"> act:il_burkart_001</w:t>
+        <w:t xml:space="preserve"> act:il_burkart_010</w:t>
       </w:r>
       <w:r>
         <w:br/>
@@ -19519,7 +19519,7 @@
         <w:rPr>
           <w:rStyle w:val="AttributeTok"/>
         </w:rPr>
-        <w:t xml:space="preserve"> professional_activity</w:t>
+        <w:t xml:space="preserve"> association</w:t>
       </w:r>
       <w:r>
         <w:br/>
@@ -19540,7 +19540,7 @@
         <w:rPr>
           <w:rStyle w:val="AttributeTok"/>
         </w:rPr>
-        <w:t xml:space="preserve"> Burkart Advisory GmbH, Baden</w:t>
+        <w:t xml:space="preserve"> Allianz Sicherheit Schweiz, Baden</w:t>
       </w:r>
       <w:r>
         <w:br/>
@@ -19561,92 +19561,86 @@
         <w:rPr>
           <w:rStyle w:val="AttributeTok"/>
         </w:rPr>
+        <w:t xml:space="preserve"> 0109</w:t>
+      </w:r>
+      <w:r>
+        <w:br/>
+      </w:r>
+      <w:r>
+        <w:rPr>
+          <w:rStyle w:val="FunctionTok"/>
+        </w:rPr>
+        <w:t xml:space="preserve">committee</w:t>
+      </w:r>
+      <w:r>
+        <w:rPr>
+          <w:rStyle w:val="KeywordTok"/>
+        </w:rPr>
+        <w:t xml:space="preserve">:</w:t>
+      </w:r>
+      <w:r>
+        <w:rPr>
+          <w:rStyle w:val="AttributeTok"/>
+        </w:rPr>
+        <w:t xml:space="preserve"> Vorstand</w:t>
+      </w:r>
+      <w:r>
+        <w:br/>
+      </w:r>
+      <w:r>
+        <w:rPr>
+          <w:rStyle w:val="FunctionTok"/>
+        </w:rPr>
+        <w:t xml:space="preserve">function_role</w:t>
+      </w:r>
+      <w:r>
+        <w:rPr>
+          <w:rStyle w:val="KeywordTok"/>
+        </w:rPr>
+        <w:t xml:space="preserve">:</w:t>
+      </w:r>
+      <w:r>
+        <w:rPr>
+          <w:rStyle w:val="AttributeTok"/>
+        </w:rPr>
+        <w:t xml:space="preserve"> Präsident</w:t>
+      </w:r>
+      <w:r>
+        <w:br/>
+      </w:r>
+      <w:r>
+        <w:rPr>
+          <w:rStyle w:val="FunctionTok"/>
+        </w:rPr>
+        <w:t xml:space="preserve">is_paid</w:t>
+      </w:r>
+      <w:r>
+        <w:rPr>
+          <w:rStyle w:val="KeywordTok"/>
+        </w:rPr>
+        <w:t xml:space="preserve">:</w:t>
+      </w:r>
+      <w:r>
+        <w:rPr>
+          <w:rStyle w:val="AttributeTok"/>
+        </w:rPr>
         <w:t xml:space="preserve"> </w:t>
       </w:r>
       <w:r>
         <w:rPr>
-          <w:rStyle w:val="StringTok"/>
-        </w:rPr>
-        <w:t xml:space="preserve">'0107'</w:t>
-      </w:r>
-      <w:r>
-        <w:br/>
-      </w:r>
-      <w:r>
-        <w:rPr>
-          <w:rStyle w:val="FunctionTok"/>
-        </w:rPr>
-        <w:t xml:space="preserve">committee</w:t>
-      </w:r>
-      <w:r>
-        <w:rPr>
-          <w:rStyle w:val="KeywordTok"/>
-        </w:rPr>
-        <w:t xml:space="preserve">:</w:t>
-      </w:r>
-      <w:r>
-        <w:rPr>
-          <w:rStyle w:val="AttributeTok"/>
-        </w:rPr>
-        <w:t xml:space="preserve"> Geschäftsleitung</w:t>
-      </w:r>
-      <w:r>
-        <w:br/>
-      </w:r>
-      <w:r>
-        <w:rPr>
-          <w:rStyle w:val="FunctionTok"/>
-        </w:rPr>
-        <w:t xml:space="preserve">function_role</w:t>
-      </w:r>
-      <w:r>
-        <w:rPr>
-          <w:rStyle w:val="KeywordTok"/>
-        </w:rPr>
-        <w:t xml:space="preserve">:</w:t>
-      </w:r>
-      <w:r>
-        <w:rPr>
-          <w:rStyle w:val="AttributeTok"/>
-        </w:rPr>
-        <w:t xml:space="preserve"> Geschäftsführer</w:t>
-      </w:r>
-      <w:r>
-        <w:br/>
-      </w:r>
-      <w:r>
-        <w:rPr>
-          <w:rStyle w:val="FunctionTok"/>
-        </w:rPr>
-        <w:t xml:space="preserve">is_paid</w:t>
-      </w:r>
-      <w:r>
-        <w:rPr>
-          <w:rStyle w:val="KeywordTok"/>
-        </w:rPr>
-        <w:t xml:space="preserve">:</w:t>
-      </w:r>
-      <w:r>
-        <w:rPr>
-          <w:rStyle w:val="AttributeTok"/>
-        </w:rPr>
-        <w:t xml:space="preserve"> </w:t>
-      </w:r>
-      <w:r>
-        <w:rPr>
           <w:rStyle w:val="CharTok"/>
         </w:rPr>
-        <w:t xml:space="preserve">true</w:t>
+        <w:t xml:space="preserve">false</w:t>
       </w:r>
     </w:p>
     <w:bookmarkEnd w:id="171"/>
-    <w:bookmarkStart w:id="172" w:name="Xd76396af613a0ff7158ed59e2240f0adc6f7ee2"/>
+    <w:bookmarkStart w:id="172" w:name="X0845bcf2a073d7a8ccfb4c034304d565538985a"/>
     <w:p>
       <w:pPr>
         <w:pStyle w:val="berschrift4"/>
       </w:pPr>
       <w:r>
-        <w:t xml:space="preserve">Example: InterestLink-interest_links_il_burkart_002</w:t>
+        <w:t xml:space="preserve">Example: InterestLink-interest_links_il_burkart_001</w:t>
       </w:r>
     </w:p>
     <w:p>
@@ -19669,7 +19663,7 @@
         <w:rPr>
           <w:rStyle w:val="AttributeTok"/>
         </w:rPr>
-        <w:t xml:space="preserve"> act:il_burkart_002</w:t>
+        <w:t xml:space="preserve"> act:il_burkart_001</w:t>
       </w:r>
       <w:r>
         <w:br/>
@@ -19807,7 +19801,7 @@
         <w:rPr>
           <w:rStyle w:val="AttributeTok"/>
         </w:rPr>
-        <w:t xml:space="preserve"> Birchmeier Holding AG, Döttingen</w:t>
+        <w:t xml:space="preserve"> Burkart Advisory GmbH, Baden</w:t>
       </w:r>
       <w:r>
         <w:br/>
@@ -19834,7 +19828,7 @@
         <w:rPr>
           <w:rStyle w:val="StringTok"/>
         </w:rPr>
-        <w:t xml:space="preserve">'0106'</w:t>
+        <w:t xml:space="preserve">'0107'</w:t>
       </w:r>
       <w:r>
         <w:br/>
@@ -19855,7 +19849,7 @@
         <w:rPr>
           <w:rStyle w:val="AttributeTok"/>
         </w:rPr>
-        <w:t xml:space="preserve"> Verwaltungsrat</w:t>
+        <w:t xml:space="preserve"> Geschäftsleitung</w:t>
       </w:r>
       <w:r>
         <w:br/>
@@ -19876,7 +19870,7 @@
         <w:rPr>
           <w:rStyle w:val="AttributeTok"/>
         </w:rPr>
-        <w:t xml:space="preserve"> Mitglied</w:t>
+        <w:t xml:space="preserve"> Geschäftsführer</w:t>
       </w:r>
       <w:r>
         <w:br/>
@@ -19907,13 +19901,13 @@
       </w:r>
     </w:p>
     <w:bookmarkEnd w:id="172"/>
-    <w:bookmarkStart w:id="173" w:name="Xded36388b4a9b51fcb584ff8dfc8b0a0bff45fd"/>
+    <w:bookmarkStart w:id="173" w:name="Xc0dc9173d5ec4cfe64b497c9e47d80eb9698f95"/>
     <w:p>
       <w:pPr>
         <w:pStyle w:val="berschrift4"/>
       </w:pPr>
       <w:r>
-        <w:t xml:space="preserve">Example: InterestLink-interest_links_il_burkart_003</w:t>
+        <w:t xml:space="preserve">Example: InterestLink-interest_links_il_burkart_008</w:t>
       </w:r>
     </w:p>
     <w:p>
@@ -19936,7 +19930,7 @@
         <w:rPr>
           <w:rStyle w:val="AttributeTok"/>
         </w:rPr>
-        <w:t xml:space="preserve"> act:il_burkart_003</w:t>
+        <w:t xml:space="preserve"> act:il_burkart_008</w:t>
       </w:r>
       <w:r>
         <w:br/>
@@ -20074,7 +20068,7 @@
         <w:rPr>
           <w:rStyle w:val="AttributeTok"/>
         </w:rPr>
-        <w:t xml:space="preserve"> Bovida Real Estate AG, Baar</w:t>
+        <w:t xml:space="preserve"> Stiebel Eltron AG, Lupfig</w:t>
       </w:r>
       <w:r>
         <w:br/>
@@ -20122,7 +20116,7 @@
         <w:rPr>
           <w:rStyle w:val="AttributeTok"/>
         </w:rPr>
-        <w:t xml:space="preserve"> Verwaltungsrat</w:t>
+        <w:t xml:space="preserve"> Beirat</w:t>
       </w:r>
       <w:r>
         <w:br/>
@@ -20143,7 +20137,7 @@
         <w:rPr>
           <w:rStyle w:val="AttributeTok"/>
         </w:rPr>
-        <w:t xml:space="preserve"> Mitglied</w:t>
+        <w:t xml:space="preserve"> Beirat</w:t>
       </w:r>
       <w:r>
         <w:br/>
@@ -20174,13 +20168,13 @@
       </w:r>
     </w:p>
     <w:bookmarkEnd w:id="173"/>
-    <w:bookmarkStart w:id="174" w:name="Xb0713a3079c98b470c31c6d0a87571ecc4271ab"/>
+    <w:bookmarkStart w:id="174" w:name="Xd76396af613a0ff7158ed59e2240f0adc6f7ee2"/>
     <w:p>
       <w:pPr>
         <w:pStyle w:val="berschrift4"/>
       </w:pPr>
       <w:r>
-        <w:t xml:space="preserve">Example: InterestLink-interest_links_il_burkart_005</w:t>
+        <w:t xml:space="preserve">Example: InterestLink-interest_links_il_burkart_002</w:t>
       </w:r>
     </w:p>
     <w:p>
@@ -20203,7 +20197,7 @@
         <w:rPr>
           <w:rStyle w:val="AttributeTok"/>
         </w:rPr>
-        <w:t xml:space="preserve"> act:il_burkart_005</w:t>
+        <w:t xml:space="preserve"> act:il_burkart_002</w:t>
       </w:r>
       <w:r>
         <w:br/>
@@ -20320,7 +20314,7 @@
         <w:rPr>
           <w:rStyle w:val="AttributeTok"/>
         </w:rPr>
-        <w:t xml:space="preserve"> association</w:t>
+        <w:t xml:space="preserve"> professional_activity</w:t>
       </w:r>
       <w:r>
         <w:br/>
@@ -20341,7 +20335,7 @@
         <w:rPr>
           <w:rStyle w:val="AttributeTok"/>
         </w:rPr>
-        <w:t xml:space="preserve"> ASTAG Schweizerischer Nutzfahrzeugverband, Bern</w:t>
+        <w:t xml:space="preserve"> Birchmeier Holding AG, Döttingen</w:t>
       </w:r>
       <w:r>
         <w:br/>
@@ -20362,7 +20356,13 @@
         <w:rPr>
           <w:rStyle w:val="AttributeTok"/>
         </w:rPr>
-        <w:t xml:space="preserve"> 0109</w:t>
+        <w:t xml:space="preserve"> </w:t>
+      </w:r>
+      <w:r>
+        <w:rPr>
+          <w:rStyle w:val="StringTok"/>
+        </w:rPr>
+        <w:t xml:space="preserve">'0106'</w:t>
       </w:r>
       <w:r>
         <w:br/>
@@ -20383,7 +20383,7 @@
         <w:rPr>
           <w:rStyle w:val="AttributeTok"/>
         </w:rPr>
-        <w:t xml:space="preserve"> Zentralvorstand</w:t>
+        <w:t xml:space="preserve"> Verwaltungsrat</w:t>
       </w:r>
       <w:r>
         <w:br/>
@@ -20404,7 +20404,7 @@
         <w:rPr>
           <w:rStyle w:val="AttributeTok"/>
         </w:rPr>
-        <w:t xml:space="preserve"> Präsident</w:t>
+        <w:t xml:space="preserve"> Mitglied</w:t>
       </w:r>
       <w:r>
         <w:br/>
@@ -20435,13 +20435,13 @@
       </w:r>
     </w:p>
     <w:bookmarkEnd w:id="174"/>
-    <w:bookmarkStart w:id="175" w:name="X39e75180c6c6f9734709a21e630d94d5297fa76"/>
+    <w:bookmarkStart w:id="175" w:name="Xa40f2fb9d29f8ea37e0f78fc21991870728b003"/>
     <w:p>
       <w:pPr>
         <w:pStyle w:val="berschrift4"/>
       </w:pPr>
       <w:r>
-        <w:t xml:space="preserve">Example: InterestLink-interest_links_il_burkart_010</w:t>
+        <w:t xml:space="preserve">Example: InterestLink-interest_links_il_burkart_011</w:t>
       </w:r>
     </w:p>
     <w:p>
@@ -20464,7 +20464,7 @@
         <w:rPr>
           <w:rStyle w:val="AttributeTok"/>
         </w:rPr>
-        <w:t xml:space="preserve"> act:il_burkart_010</w:t>
+        <w:t xml:space="preserve"> act:il_burkart_011</w:t>
       </w:r>
       <w:r>
         <w:br/>
@@ -20602,7 +20602,7 @@
         <w:rPr>
           <w:rStyle w:val="AttributeTok"/>
         </w:rPr>
-        <w:t xml:space="preserve"> Allianz Sicherheit Schweiz, Baden</w:t>
+        <w:t xml:space="preserve"> Verein Landesausstellung Svizra27, Aarau</w:t>
       </w:r>
       <w:r>
         <w:br/>
@@ -20665,7 +20665,7 @@
         <w:rPr>
           <w:rStyle w:val="AttributeTok"/>
         </w:rPr>
-        <w:t xml:space="preserve"> Präsident</w:t>
+        <w:t xml:space="preserve"> Mitglied</w:t>
       </w:r>
       <w:r>
         <w:br/>
@@ -20696,13 +20696,13 @@
       </w:r>
     </w:p>
     <w:bookmarkEnd w:id="175"/>
-    <w:bookmarkStart w:id="176" w:name="X7d29cc7ff52120bdd45011480f3e6dc610515f2"/>
+    <w:bookmarkStart w:id="176" w:name="Xada6c64672c2c5d2dde948a9b1776690af4c26f"/>
     <w:p>
       <w:pPr>
         <w:pStyle w:val="berschrift4"/>
       </w:pPr>
       <w:r>
-        <w:t xml:space="preserve">Example: InterestLink-interest_links_il_burkart_004</w:t>
+        <w:t xml:space="preserve">Example: InterestLink-interest_links_il_burkart_009</w:t>
       </w:r>
     </w:p>
     <w:p>
@@ -20725,7 +20725,7 @@
         <w:rPr>
           <w:rStyle w:val="AttributeTok"/>
         </w:rPr>
-        <w:t xml:space="preserve"> act:il_burkart_004</w:t>
+        <w:t xml:space="preserve"> act:il_burkart_009</w:t>
       </w:r>
       <w:r>
         <w:br/>
@@ -20842,7 +20842,7 @@
         <w:rPr>
           <w:rStyle w:val="AttributeTok"/>
         </w:rPr>
-        <w:t xml:space="preserve"> professional_activity</w:t>
+        <w:t xml:space="preserve"> association</w:t>
       </w:r>
       <w:r>
         <w:br/>
@@ -20863,7 +20863,7 @@
         <w:rPr>
           <w:rStyle w:val="AttributeTok"/>
         </w:rPr>
-        <w:t xml:space="preserve"> ELCA Group SA, Lausanne</w:t>
+        <w:t xml:space="preserve"> SUISSEDIGITAL Verband für Kommunikationsnetze</w:t>
       </w:r>
       <w:r>
         <w:br/>
@@ -20884,13 +20884,7 @@
         <w:rPr>
           <w:rStyle w:val="AttributeTok"/>
         </w:rPr>
-        <w:t xml:space="preserve"> </w:t>
-      </w:r>
-      <w:r>
-        <w:rPr>
-          <w:rStyle w:val="StringTok"/>
-        </w:rPr>
-        <w:t xml:space="preserve">'0106'</w:t>
+        <w:t xml:space="preserve"> 0109</w:t>
       </w:r>
       <w:r>
         <w:br/>
@@ -20911,7 +20905,7 @@
         <w:rPr>
           <w:rStyle w:val="AttributeTok"/>
         </w:rPr>
-        <w:t xml:space="preserve"> Verwaltungsrat</w:t>
+        <w:t xml:space="preserve"> Vorstand</w:t>
       </w:r>
       <w:r>
         <w:br/>
@@ -20963,13 +20957,13 @@
       </w:r>
     </w:p>
     <w:bookmarkEnd w:id="176"/>
-    <w:bookmarkStart w:id="177" w:name="X5f7b77374213da9d26faf724a6a780fad8e679d"/>
+    <w:bookmarkStart w:id="177" w:name="Xb0713a3079c98b470c31c6d0a87571ecc4271ab"/>
     <w:p>
       <w:pPr>
         <w:pStyle w:val="berschrift4"/>
       </w:pPr>
       <w:r>
-        <w:t xml:space="preserve">Example: InterestLink-interest_links_il_burkart_007</w:t>
+        <w:t xml:space="preserve">Example: InterestLink-interest_links_il_burkart_005</w:t>
       </w:r>
     </w:p>
     <w:p>
@@ -20992,7 +20986,7 @@
         <w:rPr>
           <w:rStyle w:val="AttributeTok"/>
         </w:rPr>
-        <w:t xml:space="preserve"> act:il_burkart_007</w:t>
+        <w:t xml:space="preserve"> act:il_burkart_005</w:t>
       </w:r>
       <w:r>
         <w:br/>
@@ -21130,7 +21124,7 @@
         <w:rPr>
           <w:rStyle w:val="AttributeTok"/>
         </w:rPr>
-        <w:t xml:space="preserve"> FONDATION SUISSE DE DEMINAGE (FSD), Genf</w:t>
+        <w:t xml:space="preserve"> ASTAG Schweizerischer Nutzfahrzeugverband, Bern</w:t>
       </w:r>
       <w:r>
         <w:br/>
@@ -21151,92 +21145,86 @@
         <w:rPr>
           <w:rStyle w:val="AttributeTok"/>
         </w:rPr>
+        <w:t xml:space="preserve"> 0109</w:t>
+      </w:r>
+      <w:r>
+        <w:br/>
+      </w:r>
+      <w:r>
+        <w:rPr>
+          <w:rStyle w:val="FunctionTok"/>
+        </w:rPr>
+        <w:t xml:space="preserve">committee</w:t>
+      </w:r>
+      <w:r>
+        <w:rPr>
+          <w:rStyle w:val="KeywordTok"/>
+        </w:rPr>
+        <w:t xml:space="preserve">:</w:t>
+      </w:r>
+      <w:r>
+        <w:rPr>
+          <w:rStyle w:val="AttributeTok"/>
+        </w:rPr>
+        <w:t xml:space="preserve"> Zentralvorstand</w:t>
+      </w:r>
+      <w:r>
+        <w:br/>
+      </w:r>
+      <w:r>
+        <w:rPr>
+          <w:rStyle w:val="FunctionTok"/>
+        </w:rPr>
+        <w:t xml:space="preserve">function_role</w:t>
+      </w:r>
+      <w:r>
+        <w:rPr>
+          <w:rStyle w:val="KeywordTok"/>
+        </w:rPr>
+        <w:t xml:space="preserve">:</w:t>
+      </w:r>
+      <w:r>
+        <w:rPr>
+          <w:rStyle w:val="AttributeTok"/>
+        </w:rPr>
+        <w:t xml:space="preserve"> Präsident</w:t>
+      </w:r>
+      <w:r>
+        <w:br/>
+      </w:r>
+      <w:r>
+        <w:rPr>
+          <w:rStyle w:val="FunctionTok"/>
+        </w:rPr>
+        <w:t xml:space="preserve">is_paid</w:t>
+      </w:r>
+      <w:r>
+        <w:rPr>
+          <w:rStyle w:val="KeywordTok"/>
+        </w:rPr>
+        <w:t xml:space="preserve">:</w:t>
+      </w:r>
+      <w:r>
+        <w:rPr>
+          <w:rStyle w:val="AttributeTok"/>
+        </w:rPr>
         <w:t xml:space="preserve"> </w:t>
       </w:r>
       <w:r>
         <w:rPr>
-          <w:rStyle w:val="StringTok"/>
-        </w:rPr>
-        <w:t xml:space="preserve">'0110'</w:t>
-      </w:r>
-      <w:r>
-        <w:br/>
-      </w:r>
-      <w:r>
-        <w:rPr>
-          <w:rStyle w:val="FunctionTok"/>
-        </w:rPr>
-        <w:t xml:space="preserve">committee</w:t>
-      </w:r>
-      <w:r>
-        <w:rPr>
-          <w:rStyle w:val="KeywordTok"/>
-        </w:rPr>
-        <w:t xml:space="preserve">:</w:t>
-      </w:r>
-      <w:r>
-        <w:rPr>
-          <w:rStyle w:val="AttributeTok"/>
-        </w:rPr>
-        <w:t xml:space="preserve"> Stiftungsrat</w:t>
-      </w:r>
-      <w:r>
-        <w:br/>
-      </w:r>
-      <w:r>
-        <w:rPr>
-          <w:rStyle w:val="FunctionTok"/>
-        </w:rPr>
-        <w:t xml:space="preserve">function_role</w:t>
-      </w:r>
-      <w:r>
-        <w:rPr>
-          <w:rStyle w:val="KeywordTok"/>
-        </w:rPr>
-        <w:t xml:space="preserve">:</w:t>
-      </w:r>
-      <w:r>
-        <w:rPr>
-          <w:rStyle w:val="AttributeTok"/>
-        </w:rPr>
-        <w:t xml:space="preserve"> Vizepräsident</w:t>
-      </w:r>
-      <w:r>
-        <w:br/>
-      </w:r>
-      <w:r>
-        <w:rPr>
-          <w:rStyle w:val="FunctionTok"/>
-        </w:rPr>
-        <w:t xml:space="preserve">is_paid</w:t>
-      </w:r>
-      <w:r>
-        <w:rPr>
-          <w:rStyle w:val="KeywordTok"/>
-        </w:rPr>
-        <w:t xml:space="preserve">:</w:t>
-      </w:r>
-      <w:r>
-        <w:rPr>
-          <w:rStyle w:val="AttributeTok"/>
-        </w:rPr>
-        <w:t xml:space="preserve"> </w:t>
-      </w:r>
-      <w:r>
-        <w:rPr>
           <w:rStyle w:val="CharTok"/>
         </w:rPr>
-        <w:t xml:space="preserve">false</w:t>
+        <w:t xml:space="preserve">true</w:t>
       </w:r>
     </w:p>
     <w:bookmarkEnd w:id="177"/>
-    <w:bookmarkStart w:id="178" w:name="X67a57fa17931c1870747e25cf16d5ce99900d38"/>
+    <w:bookmarkStart w:id="178" w:name="Xded36388b4a9b51fcb584ff8dfc8b0a0bff45fd"/>
     <w:p>
       <w:pPr>
         <w:pStyle w:val="berschrift4"/>
       </w:pPr>
       <w:r>
-        <w:t xml:space="preserve">Example: InterestLink-interest_links_il_burkart_006</w:t>
+        <w:t xml:space="preserve">Example: InterestLink-interest_links_il_burkart_003</w:t>
       </w:r>
     </w:p>
     <w:p>
@@ -21259,7 +21247,7 @@
         <w:rPr>
           <w:rStyle w:val="AttributeTok"/>
         </w:rPr>
-        <w:t xml:space="preserve"> act:il_burkart_006</w:t>
+        <w:t xml:space="preserve"> act:il_burkart_003</w:t>
       </w:r>
       <w:r>
         <w:br/>
@@ -21376,7 +21364,7 @@
         <w:rPr>
           <w:rStyle w:val="AttributeTok"/>
         </w:rPr>
-        <w:t xml:space="preserve"> association</w:t>
+        <w:t xml:space="preserve"> professional_activity</w:t>
       </w:r>
       <w:r>
         <w:br/>
@@ -21397,7 +21385,7 @@
         <w:rPr>
           <w:rStyle w:val="AttributeTok"/>
         </w:rPr>
-        <w:t xml:space="preserve"> FDP.Die Liberalen</w:t>
+        <w:t xml:space="preserve"> Bovida Real Estate AG, Baar</w:t>
       </w:r>
       <w:r>
         <w:br/>
@@ -21418,7 +21406,13 @@
         <w:rPr>
           <w:rStyle w:val="AttributeTok"/>
         </w:rPr>
-        <w:t xml:space="preserve"> 0109</w:t>
+        <w:t xml:space="preserve"> </w:t>
+      </w:r>
+      <w:r>
+        <w:rPr>
+          <w:rStyle w:val="StringTok"/>
+        </w:rPr>
+        <w:t xml:space="preserve">'0106'</w:t>
       </w:r>
       <w:r>
         <w:br/>
@@ -21439,7 +21433,7 @@
         <w:rPr>
           <w:rStyle w:val="AttributeTok"/>
         </w:rPr>
-        <w:t xml:space="preserve"> Vorstand</w:t>
+        <w:t xml:space="preserve"> Verwaltungsrat</w:t>
       </w:r>
       <w:r>
         <w:br/>
@@ -21460,7 +21454,7 @@
         <w:rPr>
           <w:rStyle w:val="AttributeTok"/>
         </w:rPr>
-        <w:t xml:space="preserve"> Präsident</w:t>
+        <w:t xml:space="preserve"> Mitglied</w:t>
       </w:r>
       <w:r>
         <w:br/>
@@ -21491,13 +21485,13 @@
       </w:r>
     </w:p>
     <w:bookmarkEnd w:id="178"/>
-    <w:bookmarkStart w:id="179" w:name="Xa40f2fb9d29f8ea37e0f78fc21991870728b003"/>
+    <w:bookmarkStart w:id="179" w:name="X7d29cc7ff52120bdd45011480f3e6dc610515f2"/>
     <w:p>
       <w:pPr>
         <w:pStyle w:val="berschrift4"/>
       </w:pPr>
       <w:r>
-        <w:t xml:space="preserve">Example: InterestLink-interest_links_il_burkart_011</w:t>
+        <w:t xml:space="preserve">Example: InterestLink-interest_links_il_burkart_004</w:t>
       </w:r>
     </w:p>
     <w:p>
@@ -21520,7 +21514,7 @@
         <w:rPr>
           <w:rStyle w:val="AttributeTok"/>
         </w:rPr>
-        <w:t xml:space="preserve"> act:il_burkart_011</w:t>
+        <w:t xml:space="preserve"> act:il_burkart_004</w:t>
       </w:r>
       <w:r>
         <w:br/>
@@ -21637,7 +21631,7 @@
         <w:rPr>
           <w:rStyle w:val="AttributeTok"/>
         </w:rPr>
-        <w:t xml:space="preserve"> association</w:t>
+        <w:t xml:space="preserve"> professional_activity</w:t>
       </w:r>
       <w:r>
         <w:br/>
@@ -21658,7 +21652,7 @@
         <w:rPr>
           <w:rStyle w:val="AttributeTok"/>
         </w:rPr>
-        <w:t xml:space="preserve"> Verein Landesausstellung Svizra27, Aarau</w:t>
+        <w:t xml:space="preserve"> ELCA Group SA, Lausanne</w:t>
       </w:r>
       <w:r>
         <w:br/>
@@ -21679,7 +21673,13 @@
         <w:rPr>
           <w:rStyle w:val="AttributeTok"/>
         </w:rPr>
-        <w:t xml:space="preserve"> 0109</w:t>
+        <w:t xml:space="preserve"> </w:t>
+      </w:r>
+      <w:r>
+        <w:rPr>
+          <w:rStyle w:val="StringTok"/>
+        </w:rPr>
+        <w:t xml:space="preserve">'0106'</w:t>
       </w:r>
       <w:r>
         <w:br/>
@@ -21700,7 +21700,7 @@
         <w:rPr>
           <w:rStyle w:val="AttributeTok"/>
         </w:rPr>
-        <w:t xml:space="preserve"> Vorstand</w:t>
+        <w:t xml:space="preserve"> Verwaltungsrat</w:t>
       </w:r>
       <w:r>
         <w:br/>
@@ -21748,17 +21748,17 @@
         <w:rPr>
           <w:rStyle w:val="CharTok"/>
         </w:rPr>
-        <w:t xml:space="preserve">false</w:t>
+        <w:t xml:space="preserve">true</w:t>
       </w:r>
     </w:p>
     <w:bookmarkEnd w:id="179"/>
-    <w:bookmarkStart w:id="180" w:name="Xada6c64672c2c5d2dde948a9b1776690af4c26f"/>
+    <w:bookmarkStart w:id="180" w:name="X67a57fa17931c1870747e25cf16d5ce99900d38"/>
     <w:p>
       <w:pPr>
         <w:pStyle w:val="berschrift4"/>
       </w:pPr>
       <w:r>
-        <w:t xml:space="preserve">Example: InterestLink-interest_links_il_burkart_009</w:t>
+        <w:t xml:space="preserve">Example: InterestLink-interest_links_il_burkart_006</w:t>
       </w:r>
     </w:p>
     <w:p>
@@ -21781,7 +21781,7 @@
         <w:rPr>
           <w:rStyle w:val="AttributeTok"/>
         </w:rPr>
-        <w:t xml:space="preserve"> act:il_burkart_009</w:t>
+        <w:t xml:space="preserve"> act:il_burkart_006</w:t>
       </w:r>
       <w:r>
         <w:br/>
@@ -21919,7 +21919,7 @@
         <w:rPr>
           <w:rStyle w:val="AttributeTok"/>
         </w:rPr>
-        <w:t xml:space="preserve"> SUISSEDIGITAL Verband für Kommunikationsnetze</w:t>
+        <w:t xml:space="preserve"> FDP.Die Liberalen</w:t>
       </w:r>
       <w:r>
         <w:br/>
@@ -21982,7 +21982,7 @@
         <w:rPr>
           <w:rStyle w:val="AttributeTok"/>
         </w:rPr>
-        <w:t xml:space="preserve"> Mitglied</w:t>
+        <w:t xml:space="preserve"> Präsident</w:t>
       </w:r>
       <w:r>
         <w:br/>
@@ -22013,13 +22013,13 @@
       </w:r>
     </w:p>
     <w:bookmarkEnd w:id="180"/>
-    <w:bookmarkStart w:id="181" w:name="Xc0dc9173d5ec4cfe64b497c9e47d80eb9698f95"/>
+    <w:bookmarkStart w:id="181" w:name="X5f7b77374213da9d26faf724a6a780fad8e679d"/>
     <w:p>
       <w:pPr>
         <w:pStyle w:val="berschrift4"/>
       </w:pPr>
       <w:r>
-        <w:t xml:space="preserve">Example: InterestLink-interest_links_il_burkart_008</w:t>
+        <w:t xml:space="preserve">Example: InterestLink-interest_links_il_burkart_007</w:t>
       </w:r>
     </w:p>
     <w:p>
@@ -22042,7 +22042,7 @@
         <w:rPr>
           <w:rStyle w:val="AttributeTok"/>
         </w:rPr>
-        <w:t xml:space="preserve"> act:il_burkart_008</w:t>
+        <w:t xml:space="preserve"> act:il_burkart_007</w:t>
       </w:r>
       <w:r>
         <w:br/>
@@ -22159,7 +22159,7 @@
         <w:rPr>
           <w:rStyle w:val="AttributeTok"/>
         </w:rPr>
-        <w:t xml:space="preserve"> professional_activity</w:t>
+        <w:t xml:space="preserve"> association</w:t>
       </w:r>
       <w:r>
         <w:br/>
@@ -22180,7 +22180,7 @@
         <w:rPr>
           <w:rStyle w:val="AttributeTok"/>
         </w:rPr>
-        <w:t xml:space="preserve"> Stiebel Eltron AG, Lupfig</w:t>
+        <w:t xml:space="preserve"> FONDATION SUISSE DE DEMINAGE (FSD), Genf</w:t>
       </w:r>
       <w:r>
         <w:br/>
@@ -22207,7 +22207,7 @@
         <w:rPr>
           <w:rStyle w:val="StringTok"/>
         </w:rPr>
-        <w:t xml:space="preserve">'0106'</w:t>
+        <w:t xml:space="preserve">'0110'</w:t>
       </w:r>
       <w:r>
         <w:br/>
@@ -22228,7 +22228,7 @@
         <w:rPr>
           <w:rStyle w:val="AttributeTok"/>
         </w:rPr>
-        <w:t xml:space="preserve"> Beirat</w:t>
+        <w:t xml:space="preserve"> Stiftungsrat</w:t>
       </w:r>
       <w:r>
         <w:br/>
@@ -22249,7 +22249,7 @@
         <w:rPr>
           <w:rStyle w:val="AttributeTok"/>
         </w:rPr>
-        <w:t xml:space="preserve"> Beirat</w:t>
+        <w:t xml:space="preserve"> Vizepräsident</w:t>
       </w:r>
       <w:r>
         <w:br/>
@@ -22276,7 +22276,7 @@
         <w:rPr>
           <w:rStyle w:val="CharTok"/>
         </w:rPr>
-        <w:t xml:space="preserve">true</w:t>
+        <w:t xml:space="preserve">false</w:t>
       </w:r>
     </w:p>
     <w:bookmarkEnd w:id="181"/>
@@ -26635,13 +26635,13 @@
         <w:t xml:space="preserve">Examples</w:t>
       </w:r>
     </w:p>
-    <w:bookmarkStart w:id="242" w:name="X74f12154cf05479416e73aca78ab1633c571f16"/>
+    <w:bookmarkStart w:id="242" w:name="Xd748080ec29d7e076d5f53e253dd70503397fff"/>
     <w:p>
       <w:pPr>
         <w:pStyle w:val="berschrift4"/>
       </w:pPr>
       <w:r>
-        <w:t xml:space="preserve">Example: Address-swiss_politicians_Beat_Jans_1</w:t>
+        <w:t xml:space="preserve">Example: Address-douglas_adams_Douglas_Adams_1</w:t>
       </w:r>
     </w:p>
     <w:p>
@@ -26664,7 +26664,7 @@
         <w:rPr>
           <w:rStyle w:val="AttributeTok"/>
         </w:rPr>
-        <w:t xml:space="preserve"> businessAddress</w:t>
+        <w:t xml:space="preserve"> privateAddress</w:t>
       </w:r>
       <w:r>
         <w:br/>
@@ -26673,6 +26673,54 @@
         <w:rPr>
           <w:rStyle w:val="FunctionTok"/>
         </w:rPr>
+        <w:t xml:space="preserve">street_address</w:t>
+      </w:r>
+      <w:r>
+        <w:rPr>
+          <w:rStyle w:val="KeywordTok"/>
+        </w:rPr>
+        <w:t xml:space="preserve">:</w:t>
+      </w:r>
+      <w:r>
+        <w:rPr>
+          <w:rStyle w:val="AttributeTok"/>
+        </w:rPr>
+        <w:t xml:space="preserve"> 1234 Fictional St, London, UK</w:t>
+      </w:r>
+      <w:r>
+        <w:br/>
+      </w:r>
+      <w:r>
+        <w:rPr>
+          <w:rStyle w:val="FunctionTok"/>
+        </w:rPr>
+        <w:t xml:space="preserve">postal_code</w:t>
+      </w:r>
+      <w:r>
+        <w:rPr>
+          <w:rStyle w:val="KeywordTok"/>
+        </w:rPr>
+        <w:t xml:space="preserve">:</w:t>
+      </w:r>
+      <w:r>
+        <w:rPr>
+          <w:rStyle w:val="AttributeTok"/>
+        </w:rPr>
+        <w:t xml:space="preserve"> </w:t>
+      </w:r>
+      <w:r>
+        <w:rPr>
+          <w:rStyle w:val="DecValTok"/>
+        </w:rPr>
+        <w:t xml:space="preserve">12345</w:t>
+      </w:r>
+      <w:r>
+        <w:br/>
+      </w:r>
+      <w:r>
+        <w:rPr>
+          <w:rStyle w:val="FunctionTok"/>
+        </w:rPr>
         <w:t xml:space="preserve">postal_locality</w:t>
       </w:r>
       <w:r>
@@ -26685,17 +26733,17 @@
         <w:rPr>
           <w:rStyle w:val="AttributeTok"/>
         </w:rPr>
-        <w:t xml:space="preserve"> Basel-Stadt</w:t>
+        <w:t xml:space="preserve"> London</w:t>
       </w:r>
     </w:p>
     <w:bookmarkEnd w:id="242"/>
-    <w:bookmarkStart w:id="243" w:name="Xd748080ec29d7e076d5f53e253dd70503397fff"/>
+    <w:bookmarkStart w:id="243" w:name="X74f12154cf05479416e73aca78ab1633c571f16"/>
     <w:p>
       <w:pPr>
         <w:pStyle w:val="berschrift4"/>
       </w:pPr>
       <w:r>
-        <w:t xml:space="preserve">Example: Address-douglas_adams_Douglas_Adams_1</w:t>
+        <w:t xml:space="preserve">Example: Address-swiss_politicians_Beat_Jans_1</w:t>
       </w:r>
     </w:p>
     <w:p>
@@ -26718,7 +26766,7 @@
         <w:rPr>
           <w:rStyle w:val="AttributeTok"/>
         </w:rPr>
-        <w:t xml:space="preserve"> privateAddress</w:t>
+        <w:t xml:space="preserve"> businessAddress</w:t>
       </w:r>
       <w:r>
         <w:br/>
@@ -26727,7 +26775,7 @@
         <w:rPr>
           <w:rStyle w:val="FunctionTok"/>
         </w:rPr>
-        <w:t xml:space="preserve">street_address</w:t>
+        <w:t xml:space="preserve">postal_locality</w:t>
       </w:r>
       <w:r>
         <w:rPr>
@@ -26739,55 +26787,7 @@
         <w:rPr>
           <w:rStyle w:val="AttributeTok"/>
         </w:rPr>
-        <w:t xml:space="preserve"> 1234 Fictional St, London, UK</w:t>
-      </w:r>
-      <w:r>
-        <w:br/>
-      </w:r>
-      <w:r>
-        <w:rPr>
-          <w:rStyle w:val="FunctionTok"/>
-        </w:rPr>
-        <w:t xml:space="preserve">postal_code</w:t>
-      </w:r>
-      <w:r>
-        <w:rPr>
-          <w:rStyle w:val="KeywordTok"/>
-        </w:rPr>
-        <w:t xml:space="preserve">:</w:t>
-      </w:r>
-      <w:r>
-        <w:rPr>
-          <w:rStyle w:val="AttributeTok"/>
-        </w:rPr>
-        <w:t xml:space="preserve"> </w:t>
-      </w:r>
-      <w:r>
-        <w:rPr>
-          <w:rStyle w:val="DecValTok"/>
-        </w:rPr>
-        <w:t xml:space="preserve">12345</w:t>
-      </w:r>
-      <w:r>
-        <w:br/>
-      </w:r>
-      <w:r>
-        <w:rPr>
-          <w:rStyle w:val="FunctionTok"/>
-        </w:rPr>
-        <w:t xml:space="preserve">postal_locality</w:t>
-      </w:r>
-      <w:r>
-        <w:rPr>
-          <w:rStyle w:val="KeywordTok"/>
-        </w:rPr>
-        <w:t xml:space="preserve">:</w:t>
-      </w:r>
-      <w:r>
-        <w:rPr>
-          <w:rStyle w:val="AttributeTok"/>
-        </w:rPr>
-        <w:t xml:space="preserve"> London</w:t>
+        <w:t xml:space="preserve"> Basel-Stadt</w:t>
       </w:r>
     </w:p>
     <w:bookmarkEnd w:id="243"/>

--- a/ech-0294_actors/output/ech-0294_actors.docx
+++ b/ech-0294_actors/output/ech-0294_actors.docx
@@ -566,7 +566,7 @@
         <w:pStyle w:val="FirstParagraph"/>
       </w:pPr>
       <w:r>
-        <w:t xml:space="preserve">Der Inhalt dieses Substandards addressieren politische Akteure, seien es Personen (Rats- oder Verwaltungsmitglieder) oder Gruppen (Parteien, Fraktionen, Gremien, Kommissionen und Verbände).</w:t>
+        <w:t xml:space="preserve">Dieser Standard adressiert die politischen Akteure der Schweiz. Modelliert werden vier Hauptklassen: Personen (Rats- oder Verwaltungsmitglieder), Gruppen (Parteien, Fraktionen, Gremien, Kommissionen und Verbände), deren Mitgliedschaften sowie deren Interessenbindungen.</w:t>
       </w:r>
     </w:p>
     <w:p>
@@ -574,7 +574,7 @@
         <w:pStyle w:val="Textkrper"/>
       </w:pPr>
       <w:r>
-        <w:t xml:space="preserve">Zum einen wird eine Struktur definiert, die es erlaubt, Informationen in Ratsinformationssystemen oder ähnlichen Systemen strukturiert und einheitlich zur Verfügung zu stellen, damit sie einfach weiterverwendet undmit Informationen anderer Räte verglichen werden können. Zum anderen werden den politischen Akteuren eindeutige Identifikatoren zugeteilt, mit dem Ziel, aus anderen Standards dieser Fachgruppe darauf referenzieren zu können.</w:t>
+        <w:t xml:space="preserve">Zum einen wird eine Struktur definiert, die es erlaubt, Informationen in Ratsinformationssystemen oder ähnlichen Systemen strukturiert und einheitlich zur Verfügung zu stellen, damit sie einfach weiterverwendet und mit Informationen anderer Räte verglichen werden können. Zum anderen werden den politischen Akteuren eindeutige Identifikatoren zugeteilt, mit dem Ziel, aus anderen Standards dieser Fachgruppe darauf referenzieren zu können.</w:t>
       </w:r>
     </w:p>
     <w:p>
@@ -582,7 +582,7 @@
         <w:pStyle w:val="Textkrper"/>
       </w:pPr>
       <w:r>
-        <w:t xml:space="preserve">Es wurde bei der Definition darauf geachtet, dass es den publizierenden Organisationen ermöglicht wird, alle Informationen möglichst strukturiert zu veröffentlichen. Dies erlaubt es, für die Konsumenten einen maximalen Nutzen zu erzielen. Es ist aber jeweils auch möglich auszudrücken, wenn Informationen nicht in der maximalen Detailstufe vorhanden sind. (Es kann zum Beispiel bei einem Vornamen angegeben werden, ob es sich um den Rufnamen oder den amtlichen Namen handelt. Falls diese Information aber nicht vorhanden ist, kann der Name auch ohne diese Zusatzinformation publiziert werden.)</w:t>
+        <w:t xml:space="preserve">Bei der Definition wurde darauf geachtet, dass publizierende Organisationen alle Informationen möglichst strukturiert veröffentlichen können — für einen maximalen Nutzen bei den Konsumentinnen und Konsumenten. Zugleich lässt sich ausdrücken, wenn Informationen nicht in der höchsten Detailstufe vorliegen: So kann etwa bei einem Vornamen angegeben werden, ob es sich um den Rufnamen oder den amtlichen Namen handelt; fehlt diese Angabe, kann der Name auch ohne sie publiziert werden.</w:t>
       </w:r>
     </w:p>
     <w:bookmarkStart w:id="23" w:name="ziele-des-standards-und-erhoffte-wirkung"/>
@@ -607,7 +607,7 @@
         <w:pStyle w:val="Textkrper"/>
       </w:pPr>
       <w:r>
-        <w:t xml:space="preserve">Besondere Ziele des Substandards sind, die Akteure im politischen Prozess identifizierbar zu machen und mit den rechtlich nötigen Informationen zu versehen. Als weiteres Ziel wird ein langfristiger Abgleich der Akteure über die föderalen Stufen angestrebt. Der Substandard bietet eine Struktur an, welche von den jeweiligen Organisationen (Städte, Kantone und Bund) nach deren Anforderungen und rechtlichem Kontext umgesetzt werden kann.</w:t>
+        <w:t xml:space="preserve">Besondere Ziele des Standards sind, die Akteure im politischen Prozess identifizierbar zu machen und mit den rechtlich nötigen Informationen zu versehen. Als weiteres Ziel wird ein langfristiger Abgleich der Akteure über die föderalen Stufen angestrebt. Der Standard bietet eine Struktur an, welche von den jeweiligen Organisationen (Städte, Kantone und Bund) nach deren Anforderungen und rechtlichem Kontext umgesetzt werden kann.</w:t>
       </w:r>
     </w:p>
     <w:bookmarkEnd w:id="23"/>
@@ -625,7 +625,7 @@
         <w:pStyle w:val="FirstParagraph"/>
       </w:pPr>
       <w:r>
-        <w:t xml:space="preserve">Die Arbeitsgruppe hat folgende Zielgruppen für den Standard identifiziert, welche direkt oder indirekt angesprochen werden. Diese Zielgruppen wurden als Leitfaden bei Entscheidungen zum Standard als Bedarfsträger identifiziert.</w:t>
+        <w:t xml:space="preserve">Die Arbeitsgruppe hat folgende Zielgruppen für den Standard identifiziert, welche direkt oder indirekt angesprochen werden. Diese Zielgruppen wurden als Leitfaden bei Entscheidungen zum Standard als Bedarfsträgerinnen und Bedarfsträger identifiziert.</w:t>
       </w:r>
     </w:p>
     <w:p>
@@ -661,7 +661,7 @@
         <w:pStyle w:val="Compact"/>
       </w:pPr>
       <w:r>
-        <w:t xml:space="preserve">Journalismus, Forschung (insb. Politikwissenschaft, Geschitswissenschaft), Open-Data-Portale, Politmonitor/OParlData (Konsum, Monitoring und Veredelung von Informationen)</w:t>
+        <w:t xml:space="preserve">Journalismus, Forschung (insb. Politikwissenschaft, Geschichtswissenschaft), Open-Data-Portale, Politmonitor/OParlData (Konsum, Monitoring und Veredelung von Informationen)</w:t>
       </w:r>
     </w:p>
     <w:p>
@@ -1042,7 +1042,7 @@
           <w:bCs/>
           <w:b/>
         </w:rPr>
-        <w:t xml:space="preserve">Wikidata Identifikator (</w:t>
+        <w:t xml:space="preserve">Wikidata-Identifikator (</w:t>
       </w:r>
       <w:r>
         <w:rPr>
@@ -1060,7 +1060,7 @@
         <w:t xml:space="preserve">)</w:t>
       </w:r>
       <w:r>
-        <w:t xml:space="preserve">: Eine Wikidata Identifikator, um Personen und Gruppen Systemübergreifend zu identifizieren (z.B. http://www.wikidata.org/entity/Q115531 für Adolf Ogi) (Optional)</w:t>
+        <w:t xml:space="preserve">: Ein Wikidata-Identifikator, um Personen und Gruppen systemübergreifend zu identifizieren (z.B. http://www.wikidata.org/entity/Q115531 für Adolf Ogi) (Optional)</w:t>
       </w:r>
     </w:p>
     <w:bookmarkEnd w:id="27"/>
@@ -1102,7 +1102,7 @@
         <w:rPr>
           <w:rStyle w:val="VerbatimChar"/>
         </w:rPr>
-        <w:t xml:space="preserve">valid_until</w:t>
+        <w:t xml:space="preserve">valid_through</w:t>
       </w:r>
       <w:r>
         <w:t xml:space="preserve">, wie z.B. Name, Adresse, Geschlecht, Staatsbürgerschaft, Beruf und Wahlkreis.</w:t>
@@ -1173,7 +1173,7 @@
         <w:rPr>
           <w:rStyle w:val="AttributeTok"/>
         </w:rPr>
-        <w:t xml:space="preserve"> officialLastName</w:t>
+        <w:t xml:space="preserve"> PersonOfficialName</w:t>
       </w:r>
       <w:r>
         <w:br/>
@@ -1242,7 +1242,7 @@
         <w:rPr>
           <w:rStyle w:val="FunctionTok"/>
         </w:rPr>
-        <w:t xml:space="preserve">valid_until</w:t>
+        <w:t xml:space="preserve">valid_through</w:t>
       </w:r>
       <w:r>
         <w:rPr>
@@ -1293,7 +1293,7 @@
         <w:rPr>
           <w:rStyle w:val="AttributeTok"/>
         </w:rPr>
-        <w:t xml:space="preserve"> officialLastName</w:t>
+        <w:t xml:space="preserve"> PersonOfficialName</w:t>
       </w:r>
       <w:r>
         <w:br/>
@@ -2645,7 +2645,7 @@
               <w:jc w:val="left"/>
             </w:pPr>
             <w:r>
-              <w:t xml:space="preserve">A URI that refers to a Wikidata entity, e.g. https://www.wikidata.org/wiki/Q39 for Switzerland.</w:t>
+              <w:t xml:space="preserve">A URI that refers to a Wikidata entity, e.g. http://www.wikidata.org/entity/Q39 for Switzerland.</w:t>
             </w:r>
             <w:r>
               <w:t xml:space="preserve"> </w:t>
@@ -3096,13 +3096,13 @@
         <w:t xml:space="preserve">Examples</w:t>
       </w:r>
     </w:p>
-    <w:bookmarkStart w:id="34" w:name="X29c02a18c68db50429980349d0a859e7b586267"/>
+    <w:bookmarkStart w:id="34" w:name="X6a85f137f6753c7104036000f96c2ec492358b0"/>
     <w:p>
       <w:pPr>
         <w:pStyle w:val="berschrift4"/>
       </w:pPr>
       <w:r>
-        <w:t xml:space="preserve">Example: Person-swiss_politicians_Beat_Jans</w:t>
+        <w:t xml:space="preserve">Example: Person-douglas_adams_Douglas_Adams</w:t>
       </w:r>
     </w:p>
     <w:p>
@@ -3113,7 +3113,7 @@
         <w:rPr>
           <w:rStyle w:val="FunctionTok"/>
         </w:rPr>
-        <w:t xml:space="preserve">local_id</w:t>
+        <w:t xml:space="preserve">global_uri</w:t>
       </w:r>
       <w:r>
         <w:rPr>
@@ -3125,13 +3125,76 @@
         <w:rPr>
           <w:rStyle w:val="AttributeTok"/>
         </w:rPr>
+        <w:t xml:space="preserve"> https://www.wikidata.org/wiki/Q42</w:t>
+      </w:r>
+      <w:r>
+        <w:br/>
+      </w:r>
+      <w:r>
+        <w:rPr>
+          <w:rStyle w:val="FunctionTok"/>
+        </w:rPr>
+        <w:t xml:space="preserve">label</w:t>
+      </w:r>
+      <w:r>
+        <w:rPr>
+          <w:rStyle w:val="KeywordTok"/>
+        </w:rPr>
+        <w:t xml:space="preserve">:</w:t>
+      </w:r>
+      <w:r>
+        <w:rPr>
+          <w:rStyle w:val="AttributeTok"/>
+        </w:rPr>
+        <w:t xml:space="preserve"> Douglas Adams</w:t>
+      </w:r>
+      <w:r>
+        <w:br/>
+      </w:r>
+      <w:r>
+        <w:rPr>
+          <w:rStyle w:val="FunctionTok"/>
+        </w:rPr>
+        <w:t xml:space="preserve">label_long</w:t>
+      </w:r>
+      <w:r>
+        <w:rPr>
+          <w:rStyle w:val="KeywordTok"/>
+        </w:rPr>
+        <w:t xml:space="preserve">:</w:t>
+      </w:r>
+      <w:r>
+        <w:rPr>
+          <w:rStyle w:val="AttributeTok"/>
+        </w:rPr>
+        <w:t xml:space="preserve"> Douglas Noël Adams</w:t>
+      </w:r>
+      <w:r>
+        <w:br/>
+      </w:r>
+      <w:r>
+        <w:rPr>
+          <w:rStyle w:val="FunctionTok"/>
+        </w:rPr>
+        <w:t xml:space="preserve">birth_year</w:t>
+      </w:r>
+      <w:r>
+        <w:rPr>
+          <w:rStyle w:val="KeywordTok"/>
+        </w:rPr>
+        <w:t xml:space="preserve">:</w:t>
+      </w:r>
+      <w:r>
+        <w:rPr>
+          <w:rStyle w:val="AttributeTok"/>
+        </w:rPr>
         <w:t xml:space="preserve"> </w:t>
       </w:r>
       <w:r>
         <w:rPr>
           <w:rStyle w:val="DecValTok"/>
         </w:rPr>
-        <w:t xml:space="preserve">4032</w:t>
+        <w:t xml:space="preserve">1952</w:t>
       </w:r>
       <w:r>
         <w:br/>
@@ -3140,7 +3203,7 @@
         <w:rPr>
           <w:rStyle w:val="FunctionTok"/>
         </w:rPr>
-        <w:t xml:space="preserve">global_uri</w:t>
+        <w:t xml:space="preserve">birth_date</w:t>
       </w:r>
       <w:r>
         <w:rPr>
@@ -3152,7 +3215,7 @@
         <w:rPr>
           <w:rStyle w:val="AttributeTok"/>
         </w:rPr>
-        <w:t xml:space="preserve"> https://data-example.parlament.ch/person/4032</w:t>
+        <w:t xml:space="preserve"> 1952-03-11</w:t>
       </w:r>
       <w:r>
         <w:br/>
@@ -3161,7 +3224,7 @@
         <w:rPr>
           <w:rStyle w:val="FunctionTok"/>
         </w:rPr>
-        <w:t xml:space="preserve">wikidata_uri</w:t>
+        <w:t xml:space="preserve">picture</w:t>
       </w:r>
       <w:r>
         <w:rPr>
@@ -3173,7 +3236,7 @@
         <w:rPr>
           <w:rStyle w:val="AttributeTok"/>
         </w:rPr>
-        <w:t xml:space="preserve"> https://www.wikidata.org/wiki/Q813067</w:t>
+        <w:t xml:space="preserve"> https://commons.wikimedia.org/wiki/File:Douglas_adams_portrait.jpg</w:t>
       </w:r>
       <w:r>
         <w:br/>
@@ -3182,6 +3245,657 @@
         <w:rPr>
           <w:rStyle w:val="FunctionTok"/>
         </w:rPr>
+        <w:t xml:space="preserve">names</w:t>
+      </w:r>
+      <w:r>
+        <w:rPr>
+          <w:rStyle w:val="KeywordTok"/>
+        </w:rPr>
+        <w:t xml:space="preserve">:</w:t>
+      </w:r>
+      <w:r>
+        <w:br/>
+      </w:r>
+      <w:r>
+        <w:rPr>
+          <w:rStyle w:val="KeywordTok"/>
+        </w:rPr>
+        <w:t xml:space="preserve">-</w:t>
+      </w:r>
+      <w:r>
+        <w:rPr>
+          <w:rStyle w:val="AttributeTok"/>
+        </w:rPr>
+        <w:t xml:space="preserve"> </w:t>
+      </w:r>
+      <w:r>
+        <w:rPr>
+          <w:rStyle w:val="FunctionTok"/>
+        </w:rPr>
+        <w:t xml:space="preserve">name_type</w:t>
+      </w:r>
+      <w:r>
+        <w:rPr>
+          <w:rStyle w:val="KeywordTok"/>
+        </w:rPr>
+        <w:t xml:space="preserve">:</w:t>
+      </w:r>
+      <w:r>
+        <w:rPr>
+          <w:rStyle w:val="AttributeTok"/>
+        </w:rPr>
+        <w:t xml:space="preserve"> PersonFirstName</w:t>
+      </w:r>
+      <w:r>
+        <w:br/>
+      </w:r>
+      <w:r>
+        <w:rPr>
+          <w:rStyle w:val="AttributeTok"/>
+        </w:rPr>
+        <w:t xml:space="preserve">  </w:t>
+      </w:r>
+      <w:r>
+        <w:rPr>
+          <w:rStyle w:val="FunctionTok"/>
+        </w:rPr>
+        <w:t xml:space="preserve">value</w:t>
+      </w:r>
+      <w:r>
+        <w:rPr>
+          <w:rStyle w:val="KeywordTok"/>
+        </w:rPr>
+        <w:t xml:space="preserve">:</w:t>
+      </w:r>
+      <w:r>
+        <w:rPr>
+          <w:rStyle w:val="AttributeTok"/>
+        </w:rPr>
+        <w:t xml:space="preserve"> Douglas</w:t>
+      </w:r>
+      <w:r>
+        <w:br/>
+      </w:r>
+      <w:r>
+        <w:rPr>
+          <w:rStyle w:val="KeywordTok"/>
+        </w:rPr>
+        <w:t xml:space="preserve">-</w:t>
+      </w:r>
+      <w:r>
+        <w:rPr>
+          <w:rStyle w:val="AttributeTok"/>
+        </w:rPr>
+        <w:t xml:space="preserve"> </w:t>
+      </w:r>
+      <w:r>
+        <w:rPr>
+          <w:rStyle w:val="FunctionTok"/>
+        </w:rPr>
+        <w:t xml:space="preserve">name_type</w:t>
+      </w:r>
+      <w:r>
+        <w:rPr>
+          <w:rStyle w:val="KeywordTok"/>
+        </w:rPr>
+        <w:t xml:space="preserve">:</w:t>
+      </w:r>
+      <w:r>
+        <w:rPr>
+          <w:rStyle w:val="AttributeTok"/>
+        </w:rPr>
+        <w:t xml:space="preserve"> PersonOfficialName</w:t>
+      </w:r>
+      <w:r>
+        <w:br/>
+      </w:r>
+      <w:r>
+        <w:rPr>
+          <w:rStyle w:val="AttributeTok"/>
+        </w:rPr>
+        <w:t xml:space="preserve">  </w:t>
+      </w:r>
+      <w:r>
+        <w:rPr>
+          <w:rStyle w:val="FunctionTok"/>
+        </w:rPr>
+        <w:t xml:space="preserve">value</w:t>
+      </w:r>
+      <w:r>
+        <w:rPr>
+          <w:rStyle w:val="KeywordTok"/>
+        </w:rPr>
+        <w:t xml:space="preserve">:</w:t>
+      </w:r>
+      <w:r>
+        <w:rPr>
+          <w:rStyle w:val="AttributeTok"/>
+        </w:rPr>
+        <w:t xml:space="preserve"> Adams</w:t>
+      </w:r>
+      <w:r>
+        <w:br/>
+      </w:r>
+      <w:r>
+        <w:rPr>
+          <w:rStyle w:val="AttributeTok"/>
+        </w:rPr>
+        <w:t xml:space="preserve">  </w:t>
+      </w:r>
+      <w:r>
+        <w:rPr>
+          <w:rStyle w:val="FunctionTok"/>
+        </w:rPr>
+        <w:t xml:space="preserve">valid_from</w:t>
+      </w:r>
+      <w:r>
+        <w:rPr>
+          <w:rStyle w:val="KeywordTok"/>
+        </w:rPr>
+        <w:t xml:space="preserve">:</w:t>
+      </w:r>
+      <w:r>
+        <w:rPr>
+          <w:rStyle w:val="AttributeTok"/>
+        </w:rPr>
+        <w:t xml:space="preserve"> 1952-03-11</w:t>
+      </w:r>
+      <w:r>
+        <w:br/>
+      </w:r>
+      <w:r>
+        <w:rPr>
+          <w:rStyle w:val="FunctionTok"/>
+        </w:rPr>
+        <w:t xml:space="preserve">addresses</w:t>
+      </w:r>
+      <w:r>
+        <w:rPr>
+          <w:rStyle w:val="KeywordTok"/>
+        </w:rPr>
+        <w:t xml:space="preserve">:</w:t>
+      </w:r>
+      <w:r>
+        <w:br/>
+      </w:r>
+      <w:r>
+        <w:rPr>
+          <w:rStyle w:val="KeywordTok"/>
+        </w:rPr>
+        <w:t xml:space="preserve">-</w:t>
+      </w:r>
+      <w:r>
+        <w:rPr>
+          <w:rStyle w:val="AttributeTok"/>
+        </w:rPr>
+        <w:t xml:space="preserve"> </w:t>
+      </w:r>
+      <w:r>
+        <w:rPr>
+          <w:rStyle w:val="FunctionTok"/>
+        </w:rPr>
+        <w:t xml:space="preserve">address_type</w:t>
+      </w:r>
+      <w:r>
+        <w:rPr>
+          <w:rStyle w:val="KeywordTok"/>
+        </w:rPr>
+        <w:t xml:space="preserve">:</w:t>
+      </w:r>
+      <w:r>
+        <w:rPr>
+          <w:rStyle w:val="AttributeTok"/>
+        </w:rPr>
+        <w:t xml:space="preserve"> privateAddress</w:t>
+      </w:r>
+      <w:r>
+        <w:br/>
+      </w:r>
+      <w:r>
+        <w:rPr>
+          <w:rStyle w:val="AttributeTok"/>
+        </w:rPr>
+        <w:t xml:space="preserve">  </w:t>
+      </w:r>
+      <w:r>
+        <w:rPr>
+          <w:rStyle w:val="FunctionTok"/>
+        </w:rPr>
+        <w:t xml:space="preserve">street_address</w:t>
+      </w:r>
+      <w:r>
+        <w:rPr>
+          <w:rStyle w:val="KeywordTok"/>
+        </w:rPr>
+        <w:t xml:space="preserve">:</w:t>
+      </w:r>
+      <w:r>
+        <w:rPr>
+          <w:rStyle w:val="AttributeTok"/>
+        </w:rPr>
+        <w:t xml:space="preserve"> 1234 Fictional St, London, UK</w:t>
+      </w:r>
+      <w:r>
+        <w:br/>
+      </w:r>
+      <w:r>
+        <w:rPr>
+          <w:rStyle w:val="AttributeTok"/>
+        </w:rPr>
+        <w:t xml:space="preserve">  </w:t>
+      </w:r>
+      <w:r>
+        <w:rPr>
+          <w:rStyle w:val="FunctionTok"/>
+        </w:rPr>
+        <w:t xml:space="preserve">postal_code</w:t>
+      </w:r>
+      <w:r>
+        <w:rPr>
+          <w:rStyle w:val="KeywordTok"/>
+        </w:rPr>
+        <w:t xml:space="preserve">:</w:t>
+      </w:r>
+      <w:r>
+        <w:rPr>
+          <w:rStyle w:val="AttributeTok"/>
+        </w:rPr>
+        <w:t xml:space="preserve"> </w:t>
+      </w:r>
+      <w:r>
+        <w:rPr>
+          <w:rStyle w:val="DecValTok"/>
+        </w:rPr>
+        <w:t xml:space="preserve">12345</w:t>
+      </w:r>
+      <w:r>
+        <w:br/>
+      </w:r>
+      <w:r>
+        <w:rPr>
+          <w:rStyle w:val="AttributeTok"/>
+        </w:rPr>
+        <w:t xml:space="preserve">  </w:t>
+      </w:r>
+      <w:r>
+        <w:rPr>
+          <w:rStyle w:val="FunctionTok"/>
+        </w:rPr>
+        <w:t xml:space="preserve">postal_locality</w:t>
+      </w:r>
+      <w:r>
+        <w:rPr>
+          <w:rStyle w:val="KeywordTok"/>
+        </w:rPr>
+        <w:t xml:space="preserve">:</w:t>
+      </w:r>
+      <w:r>
+        <w:rPr>
+          <w:rStyle w:val="AttributeTok"/>
+        </w:rPr>
+        <w:t xml:space="preserve"> London</w:t>
+      </w:r>
+      <w:r>
+        <w:br/>
+      </w:r>
+      <w:r>
+        <w:rPr>
+          <w:rStyle w:val="FunctionTok"/>
+        </w:rPr>
+        <w:t xml:space="preserve">language_proficiencies</w:t>
+      </w:r>
+      <w:r>
+        <w:rPr>
+          <w:rStyle w:val="KeywordTok"/>
+        </w:rPr>
+        <w:t xml:space="preserve">:</w:t>
+      </w:r>
+      <w:r>
+        <w:br/>
+      </w:r>
+      <w:r>
+        <w:rPr>
+          <w:rStyle w:val="KeywordTok"/>
+        </w:rPr>
+        <w:t xml:space="preserve">-</w:t>
+      </w:r>
+      <w:r>
+        <w:rPr>
+          <w:rStyle w:val="AttributeTok"/>
+        </w:rPr>
+        <w:t xml:space="preserve"> </w:t>
+      </w:r>
+      <w:r>
+        <w:rPr>
+          <w:rStyle w:val="FunctionTok"/>
+        </w:rPr>
+        <w:t xml:space="preserve">language</w:t>
+      </w:r>
+      <w:r>
+        <w:rPr>
+          <w:rStyle w:val="KeywordTok"/>
+        </w:rPr>
+        <w:t xml:space="preserve">:</w:t>
+      </w:r>
+      <w:r>
+        <w:rPr>
+          <w:rStyle w:val="AttributeTok"/>
+        </w:rPr>
+        <w:t xml:space="preserve"> en</w:t>
+      </w:r>
+      <w:r>
+        <w:br/>
+      </w:r>
+      <w:r>
+        <w:rPr>
+          <w:rStyle w:val="AttributeTok"/>
+        </w:rPr>
+        <w:t xml:space="preserve">  </w:t>
+      </w:r>
+      <w:r>
+        <w:rPr>
+          <w:rStyle w:val="FunctionTok"/>
+        </w:rPr>
+        <w:t xml:space="preserve">is_correspondence</w:t>
+      </w:r>
+      <w:r>
+        <w:rPr>
+          <w:rStyle w:val="KeywordTok"/>
+        </w:rPr>
+        <w:t xml:space="preserve">:</w:t>
+      </w:r>
+      <w:r>
+        <w:rPr>
+          <w:rStyle w:val="AttributeTok"/>
+        </w:rPr>
+        <w:t xml:space="preserve"> </w:t>
+      </w:r>
+      <w:r>
+        <w:rPr>
+          <w:rStyle w:val="CharTok"/>
+        </w:rPr>
+        <w:t xml:space="preserve">true</w:t>
+      </w:r>
+      <w:r>
+        <w:br/>
+      </w:r>
+      <w:r>
+        <w:rPr>
+          <w:rStyle w:val="AttributeTok"/>
+        </w:rPr>
+        <w:t xml:space="preserve">  </w:t>
+      </w:r>
+      <w:r>
+        <w:rPr>
+          <w:rStyle w:val="FunctionTok"/>
+        </w:rPr>
+        <w:t xml:space="preserve">is_native</w:t>
+      </w:r>
+      <w:r>
+        <w:rPr>
+          <w:rStyle w:val="KeywordTok"/>
+        </w:rPr>
+        <w:t xml:space="preserve">:</w:t>
+      </w:r>
+      <w:r>
+        <w:rPr>
+          <w:rStyle w:val="AttributeTok"/>
+        </w:rPr>
+        <w:t xml:space="preserve"> </w:t>
+      </w:r>
+      <w:r>
+        <w:rPr>
+          <w:rStyle w:val="CharTok"/>
+        </w:rPr>
+        <w:t xml:space="preserve">true</w:t>
+      </w:r>
+      <w:r>
+        <w:br/>
+      </w:r>
+      <w:r>
+        <w:rPr>
+          <w:rStyle w:val="FunctionTok"/>
+        </w:rPr>
+        <w:t xml:space="preserve">citizenships</w:t>
+      </w:r>
+      <w:r>
+        <w:rPr>
+          <w:rStyle w:val="KeywordTok"/>
+        </w:rPr>
+        <w:t xml:space="preserve">:</w:t>
+      </w:r>
+      <w:r>
+        <w:br/>
+      </w:r>
+      <w:r>
+        <w:rPr>
+          <w:rStyle w:val="KeywordTok"/>
+        </w:rPr>
+        <w:t xml:space="preserve">-</w:t>
+      </w:r>
+      <w:r>
+        <w:rPr>
+          <w:rStyle w:val="AttributeTok"/>
+        </w:rPr>
+        <w:t xml:space="preserve"> </w:t>
+      </w:r>
+      <w:r>
+        <w:rPr>
+          <w:rStyle w:val="FunctionTok"/>
+        </w:rPr>
+        <w:t xml:space="preserve">country</w:t>
+      </w:r>
+      <w:r>
+        <w:rPr>
+          <w:rStyle w:val="KeywordTok"/>
+        </w:rPr>
+        <w:t xml:space="preserve">:</w:t>
+      </w:r>
+      <w:r>
+        <w:rPr>
+          <w:rStyle w:val="AttributeTok"/>
+        </w:rPr>
+        <w:t xml:space="preserve"> GB</w:t>
+      </w:r>
+      <w:r>
+        <w:br/>
+      </w:r>
+      <w:r>
+        <w:rPr>
+          <w:rStyle w:val="AttributeTok"/>
+        </w:rPr>
+        <w:t xml:space="preserve">  </w:t>
+      </w:r>
+      <w:r>
+        <w:rPr>
+          <w:rStyle w:val="FunctionTok"/>
+        </w:rPr>
+        <w:t xml:space="preserve">valid_from</w:t>
+      </w:r>
+      <w:r>
+        <w:rPr>
+          <w:rStyle w:val="KeywordTok"/>
+        </w:rPr>
+        <w:t xml:space="preserve">:</w:t>
+      </w:r>
+      <w:r>
+        <w:rPr>
+          <w:rStyle w:val="AttributeTok"/>
+        </w:rPr>
+        <w:t xml:space="preserve"> 1952-03-11</w:t>
+      </w:r>
+      <w:r>
+        <w:br/>
+      </w:r>
+      <w:r>
+        <w:rPr>
+          <w:rStyle w:val="FunctionTok"/>
+        </w:rPr>
+        <w:t xml:space="preserve">genders</w:t>
+      </w:r>
+      <w:r>
+        <w:rPr>
+          <w:rStyle w:val="KeywordTok"/>
+        </w:rPr>
+        <w:t xml:space="preserve">:</w:t>
+      </w:r>
+      <w:r>
+        <w:br/>
+      </w:r>
+      <w:r>
+        <w:rPr>
+          <w:rStyle w:val="KeywordTok"/>
+        </w:rPr>
+        <w:t xml:space="preserve">-</w:t>
+      </w:r>
+      <w:r>
+        <w:rPr>
+          <w:rStyle w:val="AttributeTok"/>
+        </w:rPr>
+        <w:t xml:space="preserve"> </w:t>
+      </w:r>
+      <w:r>
+        <w:rPr>
+          <w:rStyle w:val="FunctionTok"/>
+        </w:rPr>
+        <w:t xml:space="preserve">gender_code</w:t>
+      </w:r>
+      <w:r>
+        <w:rPr>
+          <w:rStyle w:val="KeywordTok"/>
+        </w:rPr>
+        <w:t xml:space="preserve">:</w:t>
+      </w:r>
+      <w:r>
+        <w:rPr>
+          <w:rStyle w:val="AttributeTok"/>
+        </w:rPr>
+        <w:t xml:space="preserve"> male</w:t>
+      </w:r>
+      <w:r>
+        <w:br/>
+      </w:r>
+      <w:r>
+        <w:rPr>
+          <w:rStyle w:val="AttributeTok"/>
+        </w:rPr>
+        <w:t xml:space="preserve">  </w:t>
+      </w:r>
+      <w:r>
+        <w:rPr>
+          <w:rStyle w:val="FunctionTok"/>
+        </w:rPr>
+        <w:t xml:space="preserve">valid_from</w:t>
+      </w:r>
+      <w:r>
+        <w:rPr>
+          <w:rStyle w:val="KeywordTok"/>
+        </w:rPr>
+        <w:t xml:space="preserve">:</w:t>
+      </w:r>
+      <w:r>
+        <w:rPr>
+          <w:rStyle w:val="AttributeTok"/>
+        </w:rPr>
+        <w:t xml:space="preserve"> 1952-03-11</w:t>
+      </w:r>
+      <w:r>
+        <w:br/>
+      </w:r>
+      <w:r>
+        <w:rPr>
+          <w:rStyle w:val="AttributeTok"/>
+        </w:rPr>
+        <w:t xml:space="preserve">  </w:t>
+      </w:r>
+      <w:r>
+        <w:rPr>
+          <w:rStyle w:val="FunctionTok"/>
+        </w:rPr>
+        <w:t xml:space="preserve">pronouns</w:t>
+      </w:r>
+      <w:r>
+        <w:rPr>
+          <w:rStyle w:val="KeywordTok"/>
+        </w:rPr>
+        <w:t xml:space="preserve">:</w:t>
+      </w:r>
+      <w:r>
+        <w:br/>
+      </w:r>
+      <w:r>
+        <w:rPr>
+          <w:rStyle w:val="AttributeTok"/>
+        </w:rPr>
+        <w:t xml:space="preserve">  </w:t>
+      </w:r>
+      <w:r>
+        <w:rPr>
+          <w:rStyle w:val="KeywordTok"/>
+        </w:rPr>
+        <w:t xml:space="preserve">-</w:t>
+      </w:r>
+      <w:r>
+        <w:rPr>
+          <w:rStyle w:val="AttributeTok"/>
+        </w:rPr>
+        <w:t xml:space="preserve"> he</w:t>
+      </w:r>
+      <w:r>
+        <w:br/>
+      </w:r>
+      <w:r>
+        <w:rPr>
+          <w:rStyle w:val="AttributeTok"/>
+        </w:rPr>
+        <w:t xml:space="preserve">  </w:t>
+      </w:r>
+      <w:r>
+        <w:rPr>
+          <w:rStyle w:val="KeywordTok"/>
+        </w:rPr>
+        <w:t xml:space="preserve">-</w:t>
+      </w:r>
+      <w:r>
+        <w:rPr>
+          <w:rStyle w:val="AttributeTok"/>
+        </w:rPr>
+        <w:t xml:space="preserve"> him</w:t>
+      </w:r>
+      <w:r>
+        <w:br/>
+      </w:r>
+      <w:r>
+        <w:rPr>
+          <w:rStyle w:val="FunctionTok"/>
+        </w:rPr>
+        <w:t xml:space="preserve">occupations</w:t>
+      </w:r>
+      <w:r>
+        <w:rPr>
+          <w:rStyle w:val="KeywordTok"/>
+        </w:rPr>
+        <w:t xml:space="preserve">:</w:t>
+      </w:r>
+      <w:r>
+        <w:br/>
+      </w:r>
+      <w:r>
+        <w:rPr>
+          <w:rStyle w:val="KeywordTok"/>
+        </w:rPr>
+        <w:t xml:space="preserve">-</w:t>
+      </w:r>
+      <w:r>
+        <w:rPr>
+          <w:rStyle w:val="AttributeTok"/>
+        </w:rPr>
+        <w:t xml:space="preserve"> </w:t>
+      </w:r>
+      <w:r>
+        <w:rPr>
+          <w:rStyle w:val="FunctionTok"/>
+        </w:rPr>
         <w:t xml:space="preserve">label</w:t>
       </w:r>
       <w:r>
@@ -3194,16 +3908,22 @@
         <w:rPr>
           <w:rStyle w:val="AttributeTok"/>
         </w:rPr>
-        <w:t xml:space="preserve"> Beat Jans</w:t>
+        <w:t xml:space="preserve"> writer</w:t>
       </w:r>
       <w:r>
         <w:br/>
       </w:r>
       <w:r>
         <w:rPr>
+          <w:rStyle w:val="AttributeTok"/>
+        </w:rPr>
+        <w:t xml:space="preserve">  </w:t>
+      </w:r>
+      <w:r>
+        <w:rPr>
           <w:rStyle w:val="FunctionTok"/>
         </w:rPr>
-        <w:t xml:space="preserve">label_long</w:t>
+        <w:t xml:space="preserve">valid_from</w:t>
       </w:r>
       <w:r>
         <w:rPr>
@@ -3215,16 +3935,22 @@
         <w:rPr>
           <w:rStyle w:val="AttributeTok"/>
         </w:rPr>
-        <w:t xml:space="preserve"> Beat Jans, dipl. nat. ETH</w:t>
+        <w:t xml:space="preserve"> 1979-01-01</w:t>
       </w:r>
       <w:r>
         <w:br/>
       </w:r>
       <w:r>
         <w:rPr>
+          <w:rStyle w:val="AttributeTok"/>
+        </w:rPr>
+        <w:t xml:space="preserve">  </w:t>
+      </w:r>
+      <w:r>
+        <w:rPr>
           <w:rStyle w:val="FunctionTok"/>
         </w:rPr>
-        <w:t xml:space="preserve">birth_year</w:t>
+        <w:t xml:space="preserve">valid_through</w:t>
       </w:r>
       <w:r>
         <w:rPr>
@@ -3236,22 +3962,55 @@
         <w:rPr>
           <w:rStyle w:val="AttributeTok"/>
         </w:rPr>
+        <w:t xml:space="preserve"> 2001-05-11</w:t>
+      </w:r>
+      <w:r>
+        <w:br/>
+      </w:r>
+      <w:r>
+        <w:rPr>
+          <w:rStyle w:val="AttributeTok"/>
+        </w:rPr>
+        <w:t xml:space="preserve">  </w:t>
+      </w:r>
+      <w:r>
+        <w:rPr>
+          <w:rStyle w:val="FunctionTok"/>
+        </w:rPr>
+        <w:t xml:space="preserve">is_active</w:t>
+      </w:r>
+      <w:r>
+        <w:rPr>
+          <w:rStyle w:val="KeywordTok"/>
+        </w:rPr>
+        <w:t xml:space="preserve">:</w:t>
+      </w:r>
+      <w:r>
+        <w:rPr>
+          <w:rStyle w:val="AttributeTok"/>
+        </w:rPr>
         <w:t xml:space="preserve"> </w:t>
       </w:r>
       <w:r>
         <w:rPr>
-          <w:rStyle w:val="DecValTok"/>
-        </w:rPr>
-        <w:t xml:space="preserve">1964</w:t>
+          <w:rStyle w:val="CharTok"/>
+        </w:rPr>
+        <w:t xml:space="preserve">false</w:t>
       </w:r>
       <w:r>
         <w:br/>
       </w:r>
       <w:r>
         <w:rPr>
+          <w:rStyle w:val="AttributeTok"/>
+        </w:rPr>
+        <w:t xml:space="preserve">  </w:t>
+      </w:r>
+      <w:r>
+        <w:rPr>
           <w:rStyle w:val="FunctionTok"/>
         </w:rPr>
-        <w:t xml:space="preserve">birth_date</w:t>
+        <w:t xml:space="preserve">is_paid</w:t>
       </w:r>
       <w:r>
         <w:rPr>
@@ -3263,7 +4022,13 @@
         <w:rPr>
           <w:rStyle w:val="AttributeTok"/>
         </w:rPr>
-        <w:t xml:space="preserve"> 1964-07-12</w:t>
+        <w:t xml:space="preserve"> </w:t>
+      </w:r>
+      <w:r>
+        <w:rPr>
+          <w:rStyle w:val="CharTok"/>
+        </w:rPr>
+        <w:t xml:space="preserve">true</w:t>
       </w:r>
       <w:r>
         <w:br/>
@@ -3272,7 +4037,7 @@
         <w:rPr>
           <w:rStyle w:val="FunctionTok"/>
         </w:rPr>
-        <w:t xml:space="preserve">picture</w:t>
+        <w:t xml:space="preserve">trainings</w:t>
       </w:r>
       <w:r>
         <w:rPr>
@@ -3281,19 +4046,58 @@
         <w:t xml:space="preserve">:</w:t>
       </w:r>
       <w:r>
+        <w:br/>
+      </w:r>
+      <w:r>
+        <w:rPr>
+          <w:rStyle w:val="KeywordTok"/>
+        </w:rPr>
+        <w:t xml:space="preserve">-</w:t>
+      </w:r>
+      <w:r>
         <w:rPr>
           <w:rStyle w:val="AttributeTok"/>
         </w:rPr>
-        <w:t xml:space="preserve"> https://commons.wikimedia.org/wiki/File:Beat_Jans_(2026)_(cropped).jpg</w:t>
+        <w:t xml:space="preserve"> </w:t>
+      </w:r>
+      <w:r>
+        <w:rPr>
+          <w:rStyle w:val="FunctionTok"/>
+        </w:rPr>
+        <w:t xml:space="preserve">training_type</w:t>
+      </w:r>
+      <w:r>
+        <w:rPr>
+          <w:rStyle w:val="KeywordTok"/>
+        </w:rPr>
+        <w:t xml:space="preserve">:</w:t>
+      </w:r>
+      <w:r>
+        <w:rPr>
+          <w:rStyle w:val="AttributeTok"/>
+        </w:rPr>
+        <w:t xml:space="preserve"> </w:t>
+      </w:r>
+      <w:r>
+        <w:rPr>
+          <w:rStyle w:val="StringTok"/>
+        </w:rPr>
+        <w:t xml:space="preserve">'2421'</w:t>
       </w:r>
       <w:r>
         <w:br/>
       </w:r>
       <w:r>
         <w:rPr>
+          <w:rStyle w:val="AttributeTok"/>
+        </w:rPr>
+        <w:t xml:space="preserve">  </w:t>
+      </w:r>
+      <w:r>
+        <w:rPr>
           <w:rStyle w:val="FunctionTok"/>
         </w:rPr>
-        <w:t xml:space="preserve">names</w:t>
+        <w:t xml:space="preserve">value</w:t>
       </w:r>
       <w:r>
         <w:rPr>
@@ -3302,12 +4106,33 @@
         <w:t xml:space="preserve">:</w:t>
       </w:r>
       <w:r>
+        <w:rPr>
+          <w:rStyle w:val="AttributeTok"/>
+        </w:rPr>
+        <w:t xml:space="preserve"> High School Diploma</w:t>
+      </w:r>
+      <w:r>
         <w:br/>
       </w:r>
       <w:r>
         <w:rPr>
+          <w:rStyle w:val="FunctionTok"/>
+        </w:rPr>
+        <w:t xml:space="preserve">contacts</w:t>
+      </w:r>
+      <w:r>
+        <w:rPr>
           <w:rStyle w:val="KeywordTok"/>
         </w:rPr>
+        <w:t xml:space="preserve">:</w:t>
+      </w:r>
+      <w:r>
+        <w:br/>
+      </w:r>
+      <w:r>
+        <w:rPr>
+          <w:rStyle w:val="KeywordTok"/>
+        </w:rPr>
         <w:t xml:space="preserve">-</w:t>
       </w:r>
       <w:r>
@@ -3320,7 +4145,7 @@
         <w:rPr>
           <w:rStyle w:val="FunctionTok"/>
         </w:rPr>
-        <w:t xml:space="preserve">name_type</w:t>
+        <w:t xml:space="preserve">contact_type</w:t>
       </w:r>
       <w:r>
         <w:rPr>
@@ -3332,7 +4157,7 @@
         <w:rPr>
           <w:rStyle w:val="AttributeTok"/>
         </w:rPr>
-        <w:t xml:space="preserve"> PersonFirstName</w:t>
+        <w:t xml:space="preserve"> email</w:t>
       </w:r>
       <w:r>
         <w:br/>
@@ -3359,28 +4184,37 @@
         <w:rPr>
           <w:rStyle w:val="AttributeTok"/>
         </w:rPr>
-        <w:t xml:space="preserve"> Beat</w:t>
+        <w:t xml:space="preserve"> douglas.adams@adams-familiy.org</w:t>
       </w:r>
       <w:r>
         <w:br/>
       </w:r>
       <w:r>
         <w:rPr>
+          <w:rStyle w:val="FunctionTok"/>
+        </w:rPr>
+        <w:t xml:space="preserve">electoral_district</w:t>
+      </w:r>
+      <w:r>
+        <w:rPr>
           <w:rStyle w:val="KeywordTok"/>
         </w:rPr>
-        <w:t xml:space="preserve">-</w:t>
+        <w:t xml:space="preserve">:</w:t>
+      </w:r>
+      <w:r>
+        <w:br/>
       </w:r>
       <w:r>
         <w:rPr>
           <w:rStyle w:val="AttributeTok"/>
         </w:rPr>
-        <w:t xml:space="preserve"> </w:t>
+        <w:t xml:space="preserve">  </w:t>
       </w:r>
       <w:r>
         <w:rPr>
           <w:rStyle w:val="FunctionTok"/>
         </w:rPr>
-        <w:t xml:space="preserve">name_type</w:t>
+        <w:t xml:space="preserve">district</w:t>
       </w:r>
       <w:r>
         <w:rPr>
@@ -3392,7 +4226,7 @@
         <w:rPr>
           <w:rStyle w:val="AttributeTok"/>
         </w:rPr>
-        <w:t xml:space="preserve"> PersonOfficialName</w:t>
+        <w:t xml:space="preserve"> London Central</w:t>
       </w:r>
       <w:r>
         <w:br/>
@@ -3407,7 +4241,7 @@
         <w:rPr>
           <w:rStyle w:val="FunctionTok"/>
         </w:rPr>
-        <w:t xml:space="preserve">value</w:t>
+        <w:t xml:space="preserve">valid_from</w:t>
       </w:r>
       <w:r>
         <w:rPr>
@@ -3419,7 +4253,7 @@
         <w:rPr>
           <w:rStyle w:val="AttributeTok"/>
         </w:rPr>
-        <w:t xml:space="preserve"> Jans</w:t>
+        <w:t xml:space="preserve"> 2020-01-01</w:t>
       </w:r>
       <w:r>
         <w:br/>
@@ -3434,7 +4268,7 @@
         <w:rPr>
           <w:rStyle w:val="FunctionTok"/>
         </w:rPr>
-        <w:t xml:space="preserve">valid_from</w:t>
+        <w:t xml:space="preserve">valid_through</w:t>
       </w:r>
       <w:r>
         <w:rPr>
@@ -3446,749 +4280,17 @@
         <w:rPr>
           <w:rStyle w:val="AttributeTok"/>
         </w:rPr>
-        <w:t xml:space="preserve"> 1964-07-12</w:t>
-      </w:r>
-      <w:r>
-        <w:br/>
-      </w:r>
-      <w:r>
-        <w:rPr>
-          <w:rStyle w:val="FunctionTok"/>
-        </w:rPr>
-        <w:t xml:space="preserve">addresses</w:t>
-      </w:r>
-      <w:r>
-        <w:rPr>
-          <w:rStyle w:val="KeywordTok"/>
-        </w:rPr>
-        <w:t xml:space="preserve">:</w:t>
-      </w:r>
-      <w:r>
-        <w:br/>
-      </w:r>
-      <w:r>
-        <w:rPr>
-          <w:rStyle w:val="KeywordTok"/>
-        </w:rPr>
-        <w:t xml:space="preserve">-</w:t>
-      </w:r>
-      <w:r>
-        <w:rPr>
-          <w:rStyle w:val="AttributeTok"/>
-        </w:rPr>
-        <w:t xml:space="preserve"> </w:t>
-      </w:r>
-      <w:r>
-        <w:rPr>
-          <w:rStyle w:val="FunctionTok"/>
-        </w:rPr>
-        <w:t xml:space="preserve">address_type</w:t>
-      </w:r>
-      <w:r>
-        <w:rPr>
-          <w:rStyle w:val="KeywordTok"/>
-        </w:rPr>
-        <w:t xml:space="preserve">:</w:t>
-      </w:r>
-      <w:r>
-        <w:rPr>
-          <w:rStyle w:val="AttributeTok"/>
-        </w:rPr>
-        <w:t xml:space="preserve"> businessAddress</w:t>
-      </w:r>
-      <w:r>
-        <w:br/>
-      </w:r>
-      <w:r>
-        <w:rPr>
-          <w:rStyle w:val="AttributeTok"/>
-        </w:rPr>
-        <w:t xml:space="preserve">  </w:t>
-      </w:r>
-      <w:r>
-        <w:rPr>
-          <w:rStyle w:val="FunctionTok"/>
-        </w:rPr>
-        <w:t xml:space="preserve">postal_locality</w:t>
-      </w:r>
-      <w:r>
-        <w:rPr>
-          <w:rStyle w:val="KeywordTok"/>
-        </w:rPr>
-        <w:t xml:space="preserve">:</w:t>
-      </w:r>
-      <w:r>
-        <w:rPr>
-          <w:rStyle w:val="AttributeTok"/>
-        </w:rPr>
-        <w:t xml:space="preserve"> Basel-Stadt</w:t>
-      </w:r>
-      <w:r>
-        <w:br/>
-      </w:r>
-      <w:r>
-        <w:rPr>
-          <w:rStyle w:val="FunctionTok"/>
-        </w:rPr>
-        <w:t xml:space="preserve">language_proficiencies</w:t>
-      </w:r>
-      <w:r>
-        <w:rPr>
-          <w:rStyle w:val="KeywordTok"/>
-        </w:rPr>
-        <w:t xml:space="preserve">:</w:t>
-      </w:r>
-      <w:r>
-        <w:br/>
-      </w:r>
-      <w:r>
-        <w:rPr>
-          <w:rStyle w:val="KeywordTok"/>
-        </w:rPr>
-        <w:t xml:space="preserve">-</w:t>
-      </w:r>
-      <w:r>
-        <w:rPr>
-          <w:rStyle w:val="AttributeTok"/>
-        </w:rPr>
-        <w:t xml:space="preserve"> </w:t>
-      </w:r>
-      <w:r>
-        <w:rPr>
-          <w:rStyle w:val="FunctionTok"/>
-        </w:rPr>
-        <w:t xml:space="preserve">language</w:t>
-      </w:r>
-      <w:r>
-        <w:rPr>
-          <w:rStyle w:val="KeywordTok"/>
-        </w:rPr>
-        <w:t xml:space="preserve">:</w:t>
-      </w:r>
-      <w:r>
-        <w:rPr>
-          <w:rStyle w:val="AttributeTok"/>
-        </w:rPr>
-        <w:t xml:space="preserve"> de</w:t>
-      </w:r>
-      <w:r>
-        <w:br/>
-      </w:r>
-      <w:r>
-        <w:rPr>
-          <w:rStyle w:val="AttributeTok"/>
-        </w:rPr>
-        <w:t xml:space="preserve">  </w:t>
-      </w:r>
-      <w:r>
-        <w:rPr>
-          <w:rStyle w:val="FunctionTok"/>
-        </w:rPr>
-        <w:t xml:space="preserve">is_correspondence</w:t>
-      </w:r>
-      <w:r>
-        <w:rPr>
-          <w:rStyle w:val="KeywordTok"/>
-        </w:rPr>
-        <w:t xml:space="preserve">:</w:t>
-      </w:r>
-      <w:r>
-        <w:rPr>
-          <w:rStyle w:val="AttributeTok"/>
-        </w:rPr>
-        <w:t xml:space="preserve"> </w:t>
-      </w:r>
-      <w:r>
-        <w:rPr>
-          <w:rStyle w:val="CharTok"/>
-        </w:rPr>
-        <w:t xml:space="preserve">true</w:t>
-      </w:r>
-      <w:r>
-        <w:br/>
-      </w:r>
-      <w:r>
-        <w:rPr>
-          <w:rStyle w:val="AttributeTok"/>
-        </w:rPr>
-        <w:t xml:space="preserve">  </w:t>
-      </w:r>
-      <w:r>
-        <w:rPr>
-          <w:rStyle w:val="FunctionTok"/>
-        </w:rPr>
-        <w:t xml:space="preserve">is_native</w:t>
-      </w:r>
-      <w:r>
-        <w:rPr>
-          <w:rStyle w:val="KeywordTok"/>
-        </w:rPr>
-        <w:t xml:space="preserve">:</w:t>
-      </w:r>
-      <w:r>
-        <w:rPr>
-          <w:rStyle w:val="AttributeTok"/>
-        </w:rPr>
-        <w:t xml:space="preserve"> </w:t>
-      </w:r>
-      <w:r>
-        <w:rPr>
-          <w:rStyle w:val="CharTok"/>
-        </w:rPr>
-        <w:t xml:space="preserve">true</w:t>
-      </w:r>
-      <w:r>
-        <w:br/>
-      </w:r>
-      <w:r>
-        <w:rPr>
-          <w:rStyle w:val="FunctionTok"/>
-        </w:rPr>
-        <w:t xml:space="preserve">citizenships</w:t>
-      </w:r>
-      <w:r>
-        <w:rPr>
-          <w:rStyle w:val="KeywordTok"/>
-        </w:rPr>
-        <w:t xml:space="preserve">:</w:t>
-      </w:r>
-      <w:r>
-        <w:br/>
-      </w:r>
-      <w:r>
-        <w:rPr>
-          <w:rStyle w:val="KeywordTok"/>
-        </w:rPr>
-        <w:t xml:space="preserve">-</w:t>
-      </w:r>
-      <w:r>
-        <w:rPr>
-          <w:rStyle w:val="AttributeTok"/>
-        </w:rPr>
-        <w:t xml:space="preserve"> </w:t>
-      </w:r>
-      <w:r>
-        <w:rPr>
-          <w:rStyle w:val="FunctionTok"/>
-        </w:rPr>
-        <w:t xml:space="preserve">country</w:t>
-      </w:r>
-      <w:r>
-        <w:rPr>
-          <w:rStyle w:val="KeywordTok"/>
-        </w:rPr>
-        <w:t xml:space="preserve">:</w:t>
-      </w:r>
-      <w:r>
-        <w:rPr>
-          <w:rStyle w:val="AttributeTok"/>
-        </w:rPr>
-        <w:t xml:space="preserve"> CH</w:t>
-      </w:r>
-      <w:r>
-        <w:br/>
-      </w:r>
-      <w:r>
-        <w:rPr>
-          <w:rStyle w:val="AttributeTok"/>
-        </w:rPr>
-        <w:t xml:space="preserve">  </w:t>
-      </w:r>
-      <w:r>
-        <w:rPr>
-          <w:rStyle w:val="FunctionTok"/>
-        </w:rPr>
-        <w:t xml:space="preserve">valid_from</w:t>
-      </w:r>
-      <w:r>
-        <w:rPr>
-          <w:rStyle w:val="KeywordTok"/>
-        </w:rPr>
-        <w:t xml:space="preserve">:</w:t>
-      </w:r>
-      <w:r>
-        <w:rPr>
-          <w:rStyle w:val="AttributeTok"/>
-        </w:rPr>
-        <w:t xml:space="preserve"> 1964-07-12</w:t>
-      </w:r>
-      <w:r>
-        <w:br/>
-      </w:r>
-      <w:r>
-        <w:rPr>
-          <w:rStyle w:val="FunctionTok"/>
-        </w:rPr>
-        <w:t xml:space="preserve">genders</w:t>
-      </w:r>
-      <w:r>
-        <w:rPr>
-          <w:rStyle w:val="KeywordTok"/>
-        </w:rPr>
-        <w:t xml:space="preserve">:</w:t>
-      </w:r>
-      <w:r>
-        <w:br/>
-      </w:r>
-      <w:r>
-        <w:rPr>
-          <w:rStyle w:val="KeywordTok"/>
-        </w:rPr>
-        <w:t xml:space="preserve">-</w:t>
-      </w:r>
-      <w:r>
-        <w:rPr>
-          <w:rStyle w:val="AttributeTok"/>
-        </w:rPr>
-        <w:t xml:space="preserve"> </w:t>
-      </w:r>
-      <w:r>
-        <w:rPr>
-          <w:rStyle w:val="FunctionTok"/>
-        </w:rPr>
-        <w:t xml:space="preserve">gender_code</w:t>
-      </w:r>
-      <w:r>
-        <w:rPr>
-          <w:rStyle w:val="KeywordTok"/>
-        </w:rPr>
-        <w:t xml:space="preserve">:</w:t>
-      </w:r>
-      <w:r>
-        <w:rPr>
-          <w:rStyle w:val="AttributeTok"/>
-        </w:rPr>
-        <w:t xml:space="preserve"> male</w:t>
-      </w:r>
-      <w:r>
-        <w:br/>
-      </w:r>
-      <w:r>
-        <w:rPr>
-          <w:rStyle w:val="AttributeTok"/>
-        </w:rPr>
-        <w:t xml:space="preserve">  </w:t>
-      </w:r>
-      <w:r>
-        <w:rPr>
-          <w:rStyle w:val="FunctionTok"/>
-        </w:rPr>
-        <w:t xml:space="preserve">valid_from</w:t>
-      </w:r>
-      <w:r>
-        <w:rPr>
-          <w:rStyle w:val="KeywordTok"/>
-        </w:rPr>
-        <w:t xml:space="preserve">:</w:t>
-      </w:r>
-      <w:r>
-        <w:rPr>
-          <w:rStyle w:val="AttributeTok"/>
-        </w:rPr>
-        <w:t xml:space="preserve"> 1964-07-12</w:t>
-      </w:r>
-      <w:r>
-        <w:br/>
-      </w:r>
-      <w:r>
-        <w:rPr>
-          <w:rStyle w:val="FunctionTok"/>
-        </w:rPr>
-        <w:t xml:space="preserve">occupations</w:t>
-      </w:r>
-      <w:r>
-        <w:rPr>
-          <w:rStyle w:val="KeywordTok"/>
-        </w:rPr>
-        <w:t xml:space="preserve">:</w:t>
-      </w:r>
-      <w:r>
-        <w:br/>
-      </w:r>
-      <w:r>
-        <w:rPr>
-          <w:rStyle w:val="KeywordTok"/>
-        </w:rPr>
-        <w:t xml:space="preserve">-</w:t>
-      </w:r>
-      <w:r>
-        <w:rPr>
-          <w:rStyle w:val="AttributeTok"/>
-        </w:rPr>
-        <w:t xml:space="preserve"> </w:t>
-      </w:r>
-      <w:r>
-        <w:rPr>
-          <w:rStyle w:val="FunctionTok"/>
-        </w:rPr>
-        <w:t xml:space="preserve">label</w:t>
-      </w:r>
-      <w:r>
-        <w:rPr>
-          <w:rStyle w:val="KeywordTok"/>
-        </w:rPr>
-        <w:t xml:space="preserve">:</w:t>
-      </w:r>
-      <w:r>
-        <w:rPr>
-          <w:rStyle w:val="AttributeTok"/>
-        </w:rPr>
-        <w:t xml:space="preserve"> Politiker</w:t>
-      </w:r>
-      <w:r>
-        <w:br/>
-      </w:r>
-      <w:r>
-        <w:rPr>
-          <w:rStyle w:val="AttributeTok"/>
-        </w:rPr>
-        <w:t xml:space="preserve">  </w:t>
-      </w:r>
-      <w:r>
-        <w:rPr>
-          <w:rStyle w:val="FunctionTok"/>
-        </w:rPr>
-        <w:t xml:space="preserve">valid_from</w:t>
-      </w:r>
-      <w:r>
-        <w:rPr>
-          <w:rStyle w:val="KeywordTok"/>
-        </w:rPr>
-        <w:t xml:space="preserve">:</w:t>
-      </w:r>
-      <w:r>
-        <w:rPr>
-          <w:rStyle w:val="AttributeTok"/>
-        </w:rPr>
-        <w:t xml:space="preserve"> 1964-01-01</w:t>
-      </w:r>
-      <w:r>
-        <w:br/>
-      </w:r>
-      <w:r>
-        <w:rPr>
-          <w:rStyle w:val="AttributeTok"/>
-        </w:rPr>
-        <w:t xml:space="preserve">  </w:t>
-      </w:r>
-      <w:r>
-        <w:rPr>
-          <w:rStyle w:val="FunctionTok"/>
-        </w:rPr>
-        <w:t xml:space="preserve">is_active</w:t>
-      </w:r>
-      <w:r>
-        <w:rPr>
-          <w:rStyle w:val="KeywordTok"/>
-        </w:rPr>
-        <w:t xml:space="preserve">:</w:t>
-      </w:r>
-      <w:r>
-        <w:rPr>
-          <w:rStyle w:val="AttributeTok"/>
-        </w:rPr>
-        <w:t xml:space="preserve"> </w:t>
-      </w:r>
-      <w:r>
-        <w:rPr>
-          <w:rStyle w:val="CharTok"/>
-        </w:rPr>
-        <w:t xml:space="preserve">true</w:t>
-      </w:r>
-      <w:r>
-        <w:br/>
-      </w:r>
-      <w:r>
-        <w:rPr>
-          <w:rStyle w:val="FunctionTok"/>
-        </w:rPr>
-        <w:t xml:space="preserve">trainings</w:t>
-      </w:r>
-      <w:r>
-        <w:rPr>
-          <w:rStyle w:val="KeywordTok"/>
-        </w:rPr>
-        <w:t xml:space="preserve">:</w:t>
-      </w:r>
-      <w:r>
-        <w:br/>
-      </w:r>
-      <w:r>
-        <w:rPr>
-          <w:rStyle w:val="KeywordTok"/>
-        </w:rPr>
-        <w:t xml:space="preserve">-</w:t>
-      </w:r>
-      <w:r>
-        <w:rPr>
-          <w:rStyle w:val="AttributeTok"/>
-        </w:rPr>
-        <w:t xml:space="preserve"> </w:t>
-      </w:r>
-      <w:r>
-        <w:rPr>
-          <w:rStyle w:val="FunctionTok"/>
-        </w:rPr>
-        <w:t xml:space="preserve">training_type</w:t>
-      </w:r>
-      <w:r>
-        <w:rPr>
-          <w:rStyle w:val="KeywordTok"/>
-        </w:rPr>
-        <w:t xml:space="preserve">:</w:t>
-      </w:r>
-      <w:r>
-        <w:rPr>
-          <w:rStyle w:val="AttributeTok"/>
-        </w:rPr>
-        <w:t xml:space="preserve"> </w:t>
-      </w:r>
-      <w:r>
-        <w:rPr>
-          <w:rStyle w:val="StringTok"/>
-        </w:rPr>
-        <w:t xml:space="preserve">'3223'</w:t>
-      </w:r>
-      <w:r>
-        <w:br/>
-      </w:r>
-      <w:r>
-        <w:rPr>
-          <w:rStyle w:val="AttributeTok"/>
-        </w:rPr>
-        <w:t xml:space="preserve">  </w:t>
-      </w:r>
-      <w:r>
-        <w:rPr>
-          <w:rStyle w:val="FunctionTok"/>
-        </w:rPr>
-        <w:t xml:space="preserve">value</w:t>
-      </w:r>
-      <w:r>
-        <w:rPr>
-          <w:rStyle w:val="KeywordTok"/>
-        </w:rPr>
-        <w:t xml:space="preserve">:</w:t>
-      </w:r>
-      <w:r>
-        <w:rPr>
-          <w:rStyle w:val="AttributeTok"/>
-        </w:rPr>
-        <w:t xml:space="preserve"> dipl. nat. ETH</w:t>
-      </w:r>
-      <w:r>
-        <w:br/>
-      </w:r>
-      <w:r>
-        <w:rPr>
-          <w:rStyle w:val="FunctionTok"/>
-        </w:rPr>
-        <w:t xml:space="preserve">contacts</w:t>
-      </w:r>
-      <w:r>
-        <w:rPr>
-          <w:rStyle w:val="KeywordTok"/>
-        </w:rPr>
-        <w:t xml:space="preserve">:</w:t>
-      </w:r>
-      <w:r>
-        <w:br/>
-      </w:r>
-      <w:r>
-        <w:rPr>
-          <w:rStyle w:val="KeywordTok"/>
-        </w:rPr>
-        <w:t xml:space="preserve">-</w:t>
-      </w:r>
-      <w:r>
-        <w:rPr>
-          <w:rStyle w:val="AttributeTok"/>
-        </w:rPr>
-        <w:t xml:space="preserve"> </w:t>
-      </w:r>
-      <w:r>
-        <w:rPr>
-          <w:rStyle w:val="FunctionTok"/>
-        </w:rPr>
-        <w:t xml:space="preserve">contact_type</w:t>
-      </w:r>
-      <w:r>
-        <w:rPr>
-          <w:rStyle w:val="KeywordTok"/>
-        </w:rPr>
-        <w:t xml:space="preserve">:</w:t>
-      </w:r>
-      <w:r>
-        <w:rPr>
-          <w:rStyle w:val="AttributeTok"/>
-        </w:rPr>
-        <w:t xml:space="preserve"> email</w:t>
-      </w:r>
-      <w:r>
-        <w:br/>
-      </w:r>
-      <w:r>
-        <w:rPr>
-          <w:rStyle w:val="AttributeTok"/>
-        </w:rPr>
-        <w:t xml:space="preserve">  </w:t>
-      </w:r>
-      <w:r>
-        <w:rPr>
-          <w:rStyle w:val="FunctionTok"/>
-        </w:rPr>
-        <w:t xml:space="preserve">value</w:t>
-      </w:r>
-      <w:r>
-        <w:rPr>
-          <w:rStyle w:val="KeywordTok"/>
-        </w:rPr>
-        <w:t xml:space="preserve">:</w:t>
-      </w:r>
-      <w:r>
-        <w:rPr>
-          <w:rStyle w:val="AttributeTok"/>
-        </w:rPr>
-        <w:t xml:space="preserve"> beat.jans@admin.ch</w:t>
-      </w:r>
-      <w:r>
-        <w:br/>
-      </w:r>
-      <w:r>
-        <w:rPr>
-          <w:rStyle w:val="KeywordTok"/>
-        </w:rPr>
-        <w:t xml:space="preserve">-</w:t>
-      </w:r>
-      <w:r>
-        <w:rPr>
-          <w:rStyle w:val="AttributeTok"/>
-        </w:rPr>
-        <w:t xml:space="preserve"> </w:t>
-      </w:r>
-      <w:r>
-        <w:rPr>
-          <w:rStyle w:val="FunctionTok"/>
-        </w:rPr>
-        <w:t xml:space="preserve">contact_type</w:t>
-      </w:r>
-      <w:r>
-        <w:rPr>
-          <w:rStyle w:val="KeywordTok"/>
-        </w:rPr>
-        <w:t xml:space="preserve">:</w:t>
-      </w:r>
-      <w:r>
-        <w:rPr>
-          <w:rStyle w:val="AttributeTok"/>
-        </w:rPr>
-        <w:t xml:space="preserve"> contact_website</w:t>
-      </w:r>
-      <w:r>
-        <w:br/>
-      </w:r>
-      <w:r>
-        <w:rPr>
-          <w:rStyle w:val="AttributeTok"/>
-        </w:rPr>
-        <w:t xml:space="preserve">  </w:t>
-      </w:r>
-      <w:r>
-        <w:rPr>
-          <w:rStyle w:val="FunctionTok"/>
-        </w:rPr>
-        <w:t xml:space="preserve">value</w:t>
-      </w:r>
-      <w:r>
-        <w:rPr>
-          <w:rStyle w:val="KeywordTok"/>
-        </w:rPr>
-        <w:t xml:space="preserve">:</w:t>
-      </w:r>
-      <w:r>
-        <w:rPr>
-          <w:rStyle w:val="AttributeTok"/>
-        </w:rPr>
-        <w:t xml:space="preserve"> http://www.beat-jans.ch</w:t>
-      </w:r>
-      <w:r>
-        <w:br/>
-      </w:r>
-      <w:r>
-        <w:rPr>
-          <w:rStyle w:val="FunctionTok"/>
-        </w:rPr>
-        <w:t xml:space="preserve">electoral_district</w:t>
-      </w:r>
-      <w:r>
-        <w:rPr>
-          <w:rStyle w:val="KeywordTok"/>
-        </w:rPr>
-        <w:t xml:space="preserve">:</w:t>
-      </w:r>
-      <w:r>
-        <w:br/>
-      </w:r>
-      <w:r>
-        <w:rPr>
-          <w:rStyle w:val="AttributeTok"/>
-        </w:rPr>
-        <w:t xml:space="preserve">  </w:t>
-      </w:r>
-      <w:r>
-        <w:rPr>
-          <w:rStyle w:val="FunctionTok"/>
-        </w:rPr>
-        <w:t xml:space="preserve">district</w:t>
-      </w:r>
-      <w:r>
-        <w:rPr>
-          <w:rStyle w:val="KeywordTok"/>
-        </w:rPr>
-        <w:t xml:space="preserve">:</w:t>
-      </w:r>
-      <w:r>
-        <w:rPr>
-          <w:rStyle w:val="AttributeTok"/>
-        </w:rPr>
-        <w:t xml:space="preserve"> Basel-Stadt</w:t>
-      </w:r>
-      <w:r>
-        <w:br/>
-      </w:r>
-      <w:r>
-        <w:rPr>
-          <w:rStyle w:val="AttributeTok"/>
-        </w:rPr>
-        <w:t xml:space="preserve">  </w:t>
-      </w:r>
-      <w:r>
-        <w:rPr>
-          <w:rStyle w:val="FunctionTok"/>
-        </w:rPr>
-        <w:t xml:space="preserve">valid_from</w:t>
-      </w:r>
-      <w:r>
-        <w:rPr>
-          <w:rStyle w:val="KeywordTok"/>
-        </w:rPr>
-        <w:t xml:space="preserve">:</w:t>
-      </w:r>
-      <w:r>
-        <w:rPr>
-          <w:rStyle w:val="AttributeTok"/>
-        </w:rPr>
-        <w:t xml:space="preserve"> 2010-01-01</w:t>
+        <w:t xml:space="preserve"> 2025-01-01</w:t>
       </w:r>
     </w:p>
     <w:bookmarkEnd w:id="34"/>
-    <w:bookmarkStart w:id="35" w:name="X6a85f137f6753c7104036000f96c2ec492358b0"/>
+    <w:bookmarkStart w:id="35" w:name="X29c02a18c68db50429980349d0a859e7b586267"/>
     <w:p>
       <w:pPr>
         <w:pStyle w:val="berschrift4"/>
       </w:pPr>
       <w:r>
-        <w:t xml:space="preserve">Example: Person-douglas_adams_Douglas_Adams</w:t>
+        <w:t xml:space="preserve">Example: Person-swiss_politicians_Beat_Jans</w:t>
       </w:r>
     </w:p>
     <w:p>
@@ -4199,6 +4301,33 @@
         <w:rPr>
           <w:rStyle w:val="FunctionTok"/>
         </w:rPr>
+        <w:t xml:space="preserve">local_id</w:t>
+      </w:r>
+      <w:r>
+        <w:rPr>
+          <w:rStyle w:val="KeywordTok"/>
+        </w:rPr>
+        <w:t xml:space="preserve">:</w:t>
+      </w:r>
+      <w:r>
+        <w:rPr>
+          <w:rStyle w:val="AttributeTok"/>
+        </w:rPr>
+        <w:t xml:space="preserve"> </w:t>
+      </w:r>
+      <w:r>
+        <w:rPr>
+          <w:rStyle w:val="DecValTok"/>
+        </w:rPr>
+        <w:t xml:space="preserve">4032</w:t>
+      </w:r>
+      <w:r>
+        <w:br/>
+      </w:r>
+      <w:r>
+        <w:rPr>
+          <w:rStyle w:val="FunctionTok"/>
+        </w:rPr>
         <w:t xml:space="preserve">global_uri</w:t>
       </w:r>
       <w:r>
@@ -4211,7 +4340,7 @@
         <w:rPr>
           <w:rStyle w:val="AttributeTok"/>
         </w:rPr>
-        <w:t xml:space="preserve"> https://www.wikidata.org/wiki/Q42</w:t>
+        <w:t xml:space="preserve"> https://data-example.parlament.ch/person/4032</w:t>
       </w:r>
       <w:r>
         <w:br/>
@@ -4220,6 +4349,27 @@
         <w:rPr>
           <w:rStyle w:val="FunctionTok"/>
         </w:rPr>
+        <w:t xml:space="preserve">wikidata_uri</w:t>
+      </w:r>
+      <w:r>
+        <w:rPr>
+          <w:rStyle w:val="KeywordTok"/>
+        </w:rPr>
+        <w:t xml:space="preserve">:</w:t>
+      </w:r>
+      <w:r>
+        <w:rPr>
+          <w:rStyle w:val="AttributeTok"/>
+        </w:rPr>
+        <w:t xml:space="preserve"> https://www.wikidata.org/wiki/Q813067</w:t>
+      </w:r>
+      <w:r>
+        <w:br/>
+      </w:r>
+      <w:r>
+        <w:rPr>
+          <w:rStyle w:val="FunctionTok"/>
+        </w:rPr>
         <w:t xml:space="preserve">label</w:t>
       </w:r>
       <w:r>
@@ -4232,7 +4382,7 @@
         <w:rPr>
           <w:rStyle w:val="AttributeTok"/>
         </w:rPr>
-        <w:t xml:space="preserve"> Douglas Adams</w:t>
+        <w:t xml:space="preserve"> Beat Jans</w:t>
       </w:r>
       <w:r>
         <w:br/>
@@ -4253,7 +4403,7 @@
         <w:rPr>
           <w:rStyle w:val="AttributeTok"/>
         </w:rPr>
-        <w:t xml:space="preserve"> Douglas Noël Adams</w:t>
+        <w:t xml:space="preserve"> Beat Jans, dipl. nat. ETH</w:t>
       </w:r>
       <w:r>
         <w:br/>
@@ -4280,7 +4430,7 @@
         <w:rPr>
           <w:rStyle w:val="DecValTok"/>
         </w:rPr>
-        <w:t xml:space="preserve">1952</w:t>
+        <w:t xml:space="preserve">1964</w:t>
       </w:r>
       <w:r>
         <w:br/>
@@ -4301,7 +4451,7 @@
         <w:rPr>
           <w:rStyle w:val="AttributeTok"/>
         </w:rPr>
-        <w:t xml:space="preserve"> 1952-03-11</w:t>
+        <w:t xml:space="preserve"> 1964-07-12</w:t>
       </w:r>
       <w:r>
         <w:br/>
@@ -4322,7 +4472,7 @@
         <w:rPr>
           <w:rStyle w:val="AttributeTok"/>
         </w:rPr>
-        <w:t xml:space="preserve"> https://commons.wikimedia.org/wiki/File:Douglas_adams_portrait.jpg</w:t>
+        <w:t xml:space="preserve"> https://commons.wikimedia.org/wiki/File:Beat_Jans_(2026)_(cropped).jpg</w:t>
       </w:r>
       <w:r>
         <w:br/>
@@ -4397,7 +4547,7 @@
         <w:rPr>
           <w:rStyle w:val="AttributeTok"/>
         </w:rPr>
-        <w:t xml:space="preserve"> Douglas</w:t>
+        <w:t xml:space="preserve"> Beat</w:t>
       </w:r>
       <w:r>
         <w:br/>
@@ -4457,7 +4607,7 @@
         <w:rPr>
           <w:rStyle w:val="AttributeTok"/>
         </w:rPr>
-        <w:t xml:space="preserve"> Adams</w:t>
+        <w:t xml:space="preserve"> Jans</w:t>
       </w:r>
       <w:r>
         <w:br/>
@@ -4484,7 +4634,7 @@
         <w:rPr>
           <w:rStyle w:val="AttributeTok"/>
         </w:rPr>
-        <w:t xml:space="preserve"> 1952-03-11</w:t>
+        <w:t xml:space="preserve"> 1964-07-12</w:t>
       </w:r>
       <w:r>
         <w:br/>
@@ -4532,7 +4682,7 @@
         <w:rPr>
           <w:rStyle w:val="AttributeTok"/>
         </w:rPr>
-        <w:t xml:space="preserve"> privateAddress</w:t>
+        <w:t xml:space="preserve"> businessAddress</w:t>
       </w:r>
       <w:r>
         <w:br/>
@@ -4547,7 +4697,7 @@
         <w:rPr>
           <w:rStyle w:val="FunctionTok"/>
         </w:rPr>
-        <w:t xml:space="preserve">street_address</w:t>
+        <w:t xml:space="preserve">postal_locality</w:t>
       </w:r>
       <w:r>
         <w:rPr>
@@ -4559,22 +4709,70 @@
         <w:rPr>
           <w:rStyle w:val="AttributeTok"/>
         </w:rPr>
-        <w:t xml:space="preserve"> 1234 Fictional St, London, UK</w:t>
+        <w:t xml:space="preserve"> Basel-Stadt</w:t>
       </w:r>
       <w:r>
         <w:br/>
       </w:r>
       <w:r>
         <w:rPr>
+          <w:rStyle w:val="FunctionTok"/>
+        </w:rPr>
+        <w:t xml:space="preserve">language_proficiencies</w:t>
+      </w:r>
+      <w:r>
+        <w:rPr>
+          <w:rStyle w:val="KeywordTok"/>
+        </w:rPr>
+        <w:t xml:space="preserve">:</w:t>
+      </w:r>
+      <w:r>
+        <w:br/>
+      </w:r>
+      <w:r>
+        <w:rPr>
+          <w:rStyle w:val="KeywordTok"/>
+        </w:rPr>
+        <w:t xml:space="preserve">-</w:t>
+      </w:r>
+      <w:r>
+        <w:rPr>
           <w:rStyle w:val="AttributeTok"/>
         </w:rPr>
+        <w:t xml:space="preserve"> </w:t>
+      </w:r>
+      <w:r>
+        <w:rPr>
+          <w:rStyle w:val="FunctionTok"/>
+        </w:rPr>
+        <w:t xml:space="preserve">language</w:t>
+      </w:r>
+      <w:r>
+        <w:rPr>
+          <w:rStyle w:val="KeywordTok"/>
+        </w:rPr>
+        <w:t xml:space="preserve">:</w:t>
+      </w:r>
+      <w:r>
+        <w:rPr>
+          <w:rStyle w:val="AttributeTok"/>
+        </w:rPr>
+        <w:t xml:space="preserve"> de</w:t>
+      </w:r>
+      <w:r>
+        <w:br/>
+      </w:r>
+      <w:r>
+        <w:rPr>
+          <w:rStyle w:val="AttributeTok"/>
+        </w:rPr>
         <w:t xml:space="preserve">  </w:t>
       </w:r>
       <w:r>
         <w:rPr>
           <w:rStyle w:val="FunctionTok"/>
         </w:rPr>
-        <w:t xml:space="preserve">postal_code</w:t>
+        <w:t xml:space="preserve">is_correspondence</w:t>
       </w:r>
       <w:r>
         <w:rPr>
@@ -4590,9 +4788,9 @@
       </w:r>
       <w:r>
         <w:rPr>
-          <w:rStyle w:val="DecValTok"/>
-        </w:rPr>
-        <w:t xml:space="preserve">12345</w:t>
+          <w:rStyle w:val="CharTok"/>
+        </w:rPr>
+        <w:t xml:space="preserve">true</w:t>
       </w:r>
       <w:r>
         <w:br/>
@@ -4607,7 +4805,7 @@
         <w:rPr>
           <w:rStyle w:val="FunctionTok"/>
         </w:rPr>
-        <w:t xml:space="preserve">postal_locality</w:t>
+        <w:t xml:space="preserve">is_native</w:t>
       </w:r>
       <w:r>
         <w:rPr>
@@ -4619,7 +4817,13 @@
         <w:rPr>
           <w:rStyle w:val="AttributeTok"/>
         </w:rPr>
-        <w:t xml:space="preserve"> London</w:t>
+        <w:t xml:space="preserve"> </w:t>
+      </w:r>
+      <w:r>
+        <w:rPr>
+          <w:rStyle w:val="CharTok"/>
+        </w:rPr>
+        <w:t xml:space="preserve">true</w:t>
       </w:r>
       <w:r>
         <w:br/>
@@ -4628,7 +4832,7 @@
         <w:rPr>
           <w:rStyle w:val="FunctionTok"/>
         </w:rPr>
-        <w:t xml:space="preserve">language_proficiencies</w:t>
+        <w:t xml:space="preserve">citizenships</w:t>
       </w:r>
       <w:r>
         <w:rPr>
@@ -4655,7 +4859,7 @@
         <w:rPr>
           <w:rStyle w:val="FunctionTok"/>
         </w:rPr>
-        <w:t xml:space="preserve">language</w:t>
+        <w:t xml:space="preserve">country</w:t>
       </w:r>
       <w:r>
         <w:rPr>
@@ -4667,7 +4871,7 @@
         <w:rPr>
           <w:rStyle w:val="AttributeTok"/>
         </w:rPr>
-        <w:t xml:space="preserve"> en</w:t>
+        <w:t xml:space="preserve"> CH</w:t>
       </w:r>
       <w:r>
         <w:br/>
@@ -4682,7 +4886,7 @@
         <w:rPr>
           <w:rStyle w:val="FunctionTok"/>
         </w:rPr>
-        <w:t xml:space="preserve">is_correspondence</w:t>
+        <w:t xml:space="preserve">valid_from</w:t>
       </w:r>
       <w:r>
         <w:rPr>
@@ -4694,10 +4898,187 @@
         <w:rPr>
           <w:rStyle w:val="AttributeTok"/>
         </w:rPr>
+        <w:t xml:space="preserve"> 1964-07-12</w:t>
+      </w:r>
+      <w:r>
+        <w:br/>
+      </w:r>
+      <w:r>
+        <w:rPr>
+          <w:rStyle w:val="FunctionTok"/>
+        </w:rPr>
+        <w:t xml:space="preserve">genders</w:t>
+      </w:r>
+      <w:r>
+        <w:rPr>
+          <w:rStyle w:val="KeywordTok"/>
+        </w:rPr>
+        <w:t xml:space="preserve">:</w:t>
+      </w:r>
+      <w:r>
+        <w:br/>
+      </w:r>
+      <w:r>
+        <w:rPr>
+          <w:rStyle w:val="KeywordTok"/>
+        </w:rPr>
+        <w:t xml:space="preserve">-</w:t>
+      </w:r>
+      <w:r>
+        <w:rPr>
+          <w:rStyle w:val="AttributeTok"/>
+        </w:rPr>
         <w:t xml:space="preserve"> </w:t>
       </w:r>
       <w:r>
         <w:rPr>
+          <w:rStyle w:val="FunctionTok"/>
+        </w:rPr>
+        <w:t xml:space="preserve">gender_code</w:t>
+      </w:r>
+      <w:r>
+        <w:rPr>
+          <w:rStyle w:val="KeywordTok"/>
+        </w:rPr>
+        <w:t xml:space="preserve">:</w:t>
+      </w:r>
+      <w:r>
+        <w:rPr>
+          <w:rStyle w:val="AttributeTok"/>
+        </w:rPr>
+        <w:t xml:space="preserve"> male</w:t>
+      </w:r>
+      <w:r>
+        <w:br/>
+      </w:r>
+      <w:r>
+        <w:rPr>
+          <w:rStyle w:val="AttributeTok"/>
+        </w:rPr>
+        <w:t xml:space="preserve">  </w:t>
+      </w:r>
+      <w:r>
+        <w:rPr>
+          <w:rStyle w:val="FunctionTok"/>
+        </w:rPr>
+        <w:t xml:space="preserve">valid_from</w:t>
+      </w:r>
+      <w:r>
+        <w:rPr>
+          <w:rStyle w:val="KeywordTok"/>
+        </w:rPr>
+        <w:t xml:space="preserve">:</w:t>
+      </w:r>
+      <w:r>
+        <w:rPr>
+          <w:rStyle w:val="AttributeTok"/>
+        </w:rPr>
+        <w:t xml:space="preserve"> 1964-07-12</w:t>
+      </w:r>
+      <w:r>
+        <w:br/>
+      </w:r>
+      <w:r>
+        <w:rPr>
+          <w:rStyle w:val="FunctionTok"/>
+        </w:rPr>
+        <w:t xml:space="preserve">occupations</w:t>
+      </w:r>
+      <w:r>
+        <w:rPr>
+          <w:rStyle w:val="KeywordTok"/>
+        </w:rPr>
+        <w:t xml:space="preserve">:</w:t>
+      </w:r>
+      <w:r>
+        <w:br/>
+      </w:r>
+      <w:r>
+        <w:rPr>
+          <w:rStyle w:val="KeywordTok"/>
+        </w:rPr>
+        <w:t xml:space="preserve">-</w:t>
+      </w:r>
+      <w:r>
+        <w:rPr>
+          <w:rStyle w:val="AttributeTok"/>
+        </w:rPr>
+        <w:t xml:space="preserve"> </w:t>
+      </w:r>
+      <w:r>
+        <w:rPr>
+          <w:rStyle w:val="FunctionTok"/>
+        </w:rPr>
+        <w:t xml:space="preserve">label</w:t>
+      </w:r>
+      <w:r>
+        <w:rPr>
+          <w:rStyle w:val="KeywordTok"/>
+        </w:rPr>
+        <w:t xml:space="preserve">:</w:t>
+      </w:r>
+      <w:r>
+        <w:rPr>
+          <w:rStyle w:val="AttributeTok"/>
+        </w:rPr>
+        <w:t xml:space="preserve"> Politiker</w:t>
+      </w:r>
+      <w:r>
+        <w:br/>
+      </w:r>
+      <w:r>
+        <w:rPr>
+          <w:rStyle w:val="AttributeTok"/>
+        </w:rPr>
+        <w:t xml:space="preserve">  </w:t>
+      </w:r>
+      <w:r>
+        <w:rPr>
+          <w:rStyle w:val="FunctionTok"/>
+        </w:rPr>
+        <w:t xml:space="preserve">valid_from</w:t>
+      </w:r>
+      <w:r>
+        <w:rPr>
+          <w:rStyle w:val="KeywordTok"/>
+        </w:rPr>
+        <w:t xml:space="preserve">:</w:t>
+      </w:r>
+      <w:r>
+        <w:rPr>
+          <w:rStyle w:val="AttributeTok"/>
+        </w:rPr>
+        <w:t xml:space="preserve"> 1964-01-01</w:t>
+      </w:r>
+      <w:r>
+        <w:br/>
+      </w:r>
+      <w:r>
+        <w:rPr>
+          <w:rStyle w:val="AttributeTok"/>
+        </w:rPr>
+        <w:t xml:space="preserve">  </w:t>
+      </w:r>
+      <w:r>
+        <w:rPr>
+          <w:rStyle w:val="FunctionTok"/>
+        </w:rPr>
+        <w:t xml:space="preserve">is_active</w:t>
+      </w:r>
+      <w:r>
+        <w:rPr>
+          <w:rStyle w:val="KeywordTok"/>
+        </w:rPr>
+        <w:t xml:space="preserve">:</w:t>
+      </w:r>
+      <w:r>
+        <w:rPr>
+          <w:rStyle w:val="AttributeTok"/>
+        </w:rPr>
+        <w:t xml:space="preserve"> </w:t>
+      </w:r>
+      <w:r>
+        <w:rPr>
           <w:rStyle w:val="CharTok"/>
         </w:rPr>
         <w:t xml:space="preserve">true</w:t>
@@ -4707,15 +5088,69 @@
       </w:r>
       <w:r>
         <w:rPr>
+          <w:rStyle w:val="FunctionTok"/>
+        </w:rPr>
+        <w:t xml:space="preserve">trainings</w:t>
+      </w:r>
+      <w:r>
+        <w:rPr>
+          <w:rStyle w:val="KeywordTok"/>
+        </w:rPr>
+        <w:t xml:space="preserve">:</w:t>
+      </w:r>
+      <w:r>
+        <w:br/>
+      </w:r>
+      <w:r>
+        <w:rPr>
+          <w:rStyle w:val="KeywordTok"/>
+        </w:rPr>
+        <w:t xml:space="preserve">-</w:t>
+      </w:r>
+      <w:r>
+        <w:rPr>
           <w:rStyle w:val="AttributeTok"/>
         </w:rPr>
+        <w:t xml:space="preserve"> </w:t>
+      </w:r>
+      <w:r>
+        <w:rPr>
+          <w:rStyle w:val="FunctionTok"/>
+        </w:rPr>
+        <w:t xml:space="preserve">training_type</w:t>
+      </w:r>
+      <w:r>
+        <w:rPr>
+          <w:rStyle w:val="KeywordTok"/>
+        </w:rPr>
+        <w:t xml:space="preserve">:</w:t>
+      </w:r>
+      <w:r>
+        <w:rPr>
+          <w:rStyle w:val="AttributeTok"/>
+        </w:rPr>
+        <w:t xml:space="preserve"> </w:t>
+      </w:r>
+      <w:r>
+        <w:rPr>
+          <w:rStyle w:val="StringTok"/>
+        </w:rPr>
+        <w:t xml:space="preserve">'3223'</w:t>
+      </w:r>
+      <w:r>
+        <w:br/>
+      </w:r>
+      <w:r>
+        <w:rPr>
+          <w:rStyle w:val="AttributeTok"/>
+        </w:rPr>
         <w:t xml:space="preserve">  </w:t>
       </w:r>
       <w:r>
         <w:rPr>
           <w:rStyle w:val="FunctionTok"/>
         </w:rPr>
-        <w:t xml:space="preserve">is_native</w:t>
+        <w:t xml:space="preserve">value</w:t>
       </w:r>
       <w:r>
         <w:rPr>
@@ -4727,22 +5162,70 @@
         <w:rPr>
           <w:rStyle w:val="AttributeTok"/>
         </w:rPr>
+        <w:t xml:space="preserve"> dipl. nat. ETH</w:t>
+      </w:r>
+      <w:r>
+        <w:br/>
+      </w:r>
+      <w:r>
+        <w:rPr>
+          <w:rStyle w:val="FunctionTok"/>
+        </w:rPr>
+        <w:t xml:space="preserve">contacts</w:t>
+      </w:r>
+      <w:r>
+        <w:rPr>
+          <w:rStyle w:val="KeywordTok"/>
+        </w:rPr>
+        <w:t xml:space="preserve">:</w:t>
+      </w:r>
+      <w:r>
+        <w:br/>
+      </w:r>
+      <w:r>
+        <w:rPr>
+          <w:rStyle w:val="KeywordTok"/>
+        </w:rPr>
+        <w:t xml:space="preserve">-</w:t>
+      </w:r>
+      <w:r>
+        <w:rPr>
+          <w:rStyle w:val="AttributeTok"/>
+        </w:rPr>
         <w:t xml:space="preserve"> </w:t>
       </w:r>
       <w:r>
         <w:rPr>
-          <w:rStyle w:val="CharTok"/>
-        </w:rPr>
-        <w:t xml:space="preserve">true</w:t>
+          <w:rStyle w:val="FunctionTok"/>
+        </w:rPr>
+        <w:t xml:space="preserve">contact_type</w:t>
+      </w:r>
+      <w:r>
+        <w:rPr>
+          <w:rStyle w:val="KeywordTok"/>
+        </w:rPr>
+        <w:t xml:space="preserve">:</w:t>
+      </w:r>
+      <w:r>
+        <w:rPr>
+          <w:rStyle w:val="AttributeTok"/>
+        </w:rPr>
+        <w:t xml:space="preserve"> email</w:t>
       </w:r>
       <w:r>
         <w:br/>
       </w:r>
       <w:r>
         <w:rPr>
+          <w:rStyle w:val="AttributeTok"/>
+        </w:rPr>
+        <w:t xml:space="preserve">  </w:t>
+      </w:r>
+      <w:r>
+        <w:rPr>
           <w:rStyle w:val="FunctionTok"/>
         </w:rPr>
-        <w:t xml:space="preserve">citizenships</w:t>
+        <w:t xml:space="preserve">value</w:t>
       </w:r>
       <w:r>
         <w:rPr>
@@ -4751,6 +5234,12 @@
         <w:t xml:space="preserve">:</w:t>
       </w:r>
       <w:r>
+        <w:rPr>
+          <w:rStyle w:val="AttributeTok"/>
+        </w:rPr>
+        <w:t xml:space="preserve"> beat.jans@admin.ch</w:t>
+      </w:r>
+      <w:r>
         <w:br/>
       </w:r>
       <w:r>
@@ -4769,7 +5258,7 @@
         <w:rPr>
           <w:rStyle w:val="FunctionTok"/>
         </w:rPr>
-        <w:t xml:space="preserve">country</w:t>
+        <w:t xml:space="preserve">contact_type</w:t>
       </w:r>
       <w:r>
         <w:rPr>
@@ -4781,7 +5270,7 @@
         <w:rPr>
           <w:rStyle w:val="AttributeTok"/>
         </w:rPr>
-        <w:t xml:space="preserve"> GB</w:t>
+        <w:t xml:space="preserve"> contact_website</w:t>
       </w:r>
       <w:r>
         <w:br/>
@@ -4796,6 +5285,75 @@
         <w:rPr>
           <w:rStyle w:val="FunctionTok"/>
         </w:rPr>
+        <w:t xml:space="preserve">value</w:t>
+      </w:r>
+      <w:r>
+        <w:rPr>
+          <w:rStyle w:val="KeywordTok"/>
+        </w:rPr>
+        <w:t xml:space="preserve">:</w:t>
+      </w:r>
+      <w:r>
+        <w:rPr>
+          <w:rStyle w:val="AttributeTok"/>
+        </w:rPr>
+        <w:t xml:space="preserve"> http://www.beat-jans.ch</w:t>
+      </w:r>
+      <w:r>
+        <w:br/>
+      </w:r>
+      <w:r>
+        <w:rPr>
+          <w:rStyle w:val="FunctionTok"/>
+        </w:rPr>
+        <w:t xml:space="preserve">electoral_district</w:t>
+      </w:r>
+      <w:r>
+        <w:rPr>
+          <w:rStyle w:val="KeywordTok"/>
+        </w:rPr>
+        <w:t xml:space="preserve">:</w:t>
+      </w:r>
+      <w:r>
+        <w:br/>
+      </w:r>
+      <w:r>
+        <w:rPr>
+          <w:rStyle w:val="AttributeTok"/>
+        </w:rPr>
+        <w:t xml:space="preserve">  </w:t>
+      </w:r>
+      <w:r>
+        <w:rPr>
+          <w:rStyle w:val="FunctionTok"/>
+        </w:rPr>
+        <w:t xml:space="preserve">district</w:t>
+      </w:r>
+      <w:r>
+        <w:rPr>
+          <w:rStyle w:val="KeywordTok"/>
+        </w:rPr>
+        <w:t xml:space="preserve">:</w:t>
+      </w:r>
+      <w:r>
+        <w:rPr>
+          <w:rStyle w:val="AttributeTok"/>
+        </w:rPr>
+        <w:t xml:space="preserve"> Basel-Stadt</w:t>
+      </w:r>
+      <w:r>
+        <w:br/>
+      </w:r>
+      <w:r>
+        <w:rPr>
+          <w:rStyle w:val="AttributeTok"/>
+        </w:rPr>
+        <w:t xml:space="preserve">  </w:t>
+      </w:r>
+      <w:r>
+        <w:rPr>
+          <w:rStyle w:val="FunctionTok"/>
+        </w:rPr>
         <w:t xml:space="preserve">valid_from</w:t>
       </w:r>
       <w:r>
@@ -4808,565 +5366,7 @@
         <w:rPr>
           <w:rStyle w:val="AttributeTok"/>
         </w:rPr>
-        <w:t xml:space="preserve"> 1952-03-11</w:t>
-      </w:r>
-      <w:r>
-        <w:br/>
-      </w:r>
-      <w:r>
-        <w:rPr>
-          <w:rStyle w:val="FunctionTok"/>
-        </w:rPr>
-        <w:t xml:space="preserve">genders</w:t>
-      </w:r>
-      <w:r>
-        <w:rPr>
-          <w:rStyle w:val="KeywordTok"/>
-        </w:rPr>
-        <w:t xml:space="preserve">:</w:t>
-      </w:r>
-      <w:r>
-        <w:br/>
-      </w:r>
-      <w:r>
-        <w:rPr>
-          <w:rStyle w:val="KeywordTok"/>
-        </w:rPr>
-        <w:t xml:space="preserve">-</w:t>
-      </w:r>
-      <w:r>
-        <w:rPr>
-          <w:rStyle w:val="AttributeTok"/>
-        </w:rPr>
-        <w:t xml:space="preserve"> </w:t>
-      </w:r>
-      <w:r>
-        <w:rPr>
-          <w:rStyle w:val="FunctionTok"/>
-        </w:rPr>
-        <w:t xml:space="preserve">gender_code</w:t>
-      </w:r>
-      <w:r>
-        <w:rPr>
-          <w:rStyle w:val="KeywordTok"/>
-        </w:rPr>
-        <w:t xml:space="preserve">:</w:t>
-      </w:r>
-      <w:r>
-        <w:rPr>
-          <w:rStyle w:val="AttributeTok"/>
-        </w:rPr>
-        <w:t xml:space="preserve"> male</w:t>
-      </w:r>
-      <w:r>
-        <w:br/>
-      </w:r>
-      <w:r>
-        <w:rPr>
-          <w:rStyle w:val="AttributeTok"/>
-        </w:rPr>
-        <w:t xml:space="preserve">  </w:t>
-      </w:r>
-      <w:r>
-        <w:rPr>
-          <w:rStyle w:val="FunctionTok"/>
-        </w:rPr>
-        <w:t xml:space="preserve">valid_from</w:t>
-      </w:r>
-      <w:r>
-        <w:rPr>
-          <w:rStyle w:val="KeywordTok"/>
-        </w:rPr>
-        <w:t xml:space="preserve">:</w:t>
-      </w:r>
-      <w:r>
-        <w:rPr>
-          <w:rStyle w:val="AttributeTok"/>
-        </w:rPr>
-        <w:t xml:space="preserve"> 1952-03-11</w:t>
-      </w:r>
-      <w:r>
-        <w:br/>
-      </w:r>
-      <w:r>
-        <w:rPr>
-          <w:rStyle w:val="AttributeTok"/>
-        </w:rPr>
-        <w:t xml:space="preserve">  </w:t>
-      </w:r>
-      <w:r>
-        <w:rPr>
-          <w:rStyle w:val="FunctionTok"/>
-        </w:rPr>
-        <w:t xml:space="preserve">pronouns</w:t>
-      </w:r>
-      <w:r>
-        <w:rPr>
-          <w:rStyle w:val="KeywordTok"/>
-        </w:rPr>
-        <w:t xml:space="preserve">:</w:t>
-      </w:r>
-      <w:r>
-        <w:br/>
-      </w:r>
-      <w:r>
-        <w:rPr>
-          <w:rStyle w:val="AttributeTok"/>
-        </w:rPr>
-        <w:t xml:space="preserve">  </w:t>
-      </w:r>
-      <w:r>
-        <w:rPr>
-          <w:rStyle w:val="KeywordTok"/>
-        </w:rPr>
-        <w:t xml:space="preserve">-</w:t>
-      </w:r>
-      <w:r>
-        <w:rPr>
-          <w:rStyle w:val="AttributeTok"/>
-        </w:rPr>
-        <w:t xml:space="preserve"> he</w:t>
-      </w:r>
-      <w:r>
-        <w:br/>
-      </w:r>
-      <w:r>
-        <w:rPr>
-          <w:rStyle w:val="AttributeTok"/>
-        </w:rPr>
-        <w:t xml:space="preserve">  </w:t>
-      </w:r>
-      <w:r>
-        <w:rPr>
-          <w:rStyle w:val="KeywordTok"/>
-        </w:rPr>
-        <w:t xml:space="preserve">-</w:t>
-      </w:r>
-      <w:r>
-        <w:rPr>
-          <w:rStyle w:val="AttributeTok"/>
-        </w:rPr>
-        <w:t xml:space="preserve"> him</w:t>
-      </w:r>
-      <w:r>
-        <w:br/>
-      </w:r>
-      <w:r>
-        <w:rPr>
-          <w:rStyle w:val="FunctionTok"/>
-        </w:rPr>
-        <w:t xml:space="preserve">occupations</w:t>
-      </w:r>
-      <w:r>
-        <w:rPr>
-          <w:rStyle w:val="KeywordTok"/>
-        </w:rPr>
-        <w:t xml:space="preserve">:</w:t>
-      </w:r>
-      <w:r>
-        <w:br/>
-      </w:r>
-      <w:r>
-        <w:rPr>
-          <w:rStyle w:val="KeywordTok"/>
-        </w:rPr>
-        <w:t xml:space="preserve">-</w:t>
-      </w:r>
-      <w:r>
-        <w:rPr>
-          <w:rStyle w:val="AttributeTok"/>
-        </w:rPr>
-        <w:t xml:space="preserve"> </w:t>
-      </w:r>
-      <w:r>
-        <w:rPr>
-          <w:rStyle w:val="FunctionTok"/>
-        </w:rPr>
-        <w:t xml:space="preserve">label</w:t>
-      </w:r>
-      <w:r>
-        <w:rPr>
-          <w:rStyle w:val="KeywordTok"/>
-        </w:rPr>
-        <w:t xml:space="preserve">:</w:t>
-      </w:r>
-      <w:r>
-        <w:rPr>
-          <w:rStyle w:val="AttributeTok"/>
-        </w:rPr>
-        <w:t xml:space="preserve"> writer</w:t>
-      </w:r>
-      <w:r>
-        <w:br/>
-      </w:r>
-      <w:r>
-        <w:rPr>
-          <w:rStyle w:val="AttributeTok"/>
-        </w:rPr>
-        <w:t xml:space="preserve">  </w:t>
-      </w:r>
-      <w:r>
-        <w:rPr>
-          <w:rStyle w:val="FunctionTok"/>
-        </w:rPr>
-        <w:t xml:space="preserve">valid_from</w:t>
-      </w:r>
-      <w:r>
-        <w:rPr>
-          <w:rStyle w:val="KeywordTok"/>
-        </w:rPr>
-        <w:t xml:space="preserve">:</w:t>
-      </w:r>
-      <w:r>
-        <w:rPr>
-          <w:rStyle w:val="AttributeTok"/>
-        </w:rPr>
-        <w:t xml:space="preserve"> 1979-01-01</w:t>
-      </w:r>
-      <w:r>
-        <w:br/>
-      </w:r>
-      <w:r>
-        <w:rPr>
-          <w:rStyle w:val="AttributeTok"/>
-        </w:rPr>
-        <w:t xml:space="preserve">  </w:t>
-      </w:r>
-      <w:r>
-        <w:rPr>
-          <w:rStyle w:val="FunctionTok"/>
-        </w:rPr>
-        <w:t xml:space="preserve">valid_through</w:t>
-      </w:r>
-      <w:r>
-        <w:rPr>
-          <w:rStyle w:val="KeywordTok"/>
-        </w:rPr>
-        <w:t xml:space="preserve">:</w:t>
-      </w:r>
-      <w:r>
-        <w:rPr>
-          <w:rStyle w:val="AttributeTok"/>
-        </w:rPr>
-        <w:t xml:space="preserve"> 2001-05-11</w:t>
-      </w:r>
-      <w:r>
-        <w:br/>
-      </w:r>
-      <w:r>
-        <w:rPr>
-          <w:rStyle w:val="AttributeTok"/>
-        </w:rPr>
-        <w:t xml:space="preserve">  </w:t>
-      </w:r>
-      <w:r>
-        <w:rPr>
-          <w:rStyle w:val="FunctionTok"/>
-        </w:rPr>
-        <w:t xml:space="preserve">is_active</w:t>
-      </w:r>
-      <w:r>
-        <w:rPr>
-          <w:rStyle w:val="KeywordTok"/>
-        </w:rPr>
-        <w:t xml:space="preserve">:</w:t>
-      </w:r>
-      <w:r>
-        <w:rPr>
-          <w:rStyle w:val="AttributeTok"/>
-        </w:rPr>
-        <w:t xml:space="preserve"> </w:t>
-      </w:r>
-      <w:r>
-        <w:rPr>
-          <w:rStyle w:val="CharTok"/>
-        </w:rPr>
-        <w:t xml:space="preserve">false</w:t>
-      </w:r>
-      <w:r>
-        <w:br/>
-      </w:r>
-      <w:r>
-        <w:rPr>
-          <w:rStyle w:val="AttributeTok"/>
-        </w:rPr>
-        <w:t xml:space="preserve">  </w:t>
-      </w:r>
-      <w:r>
-        <w:rPr>
-          <w:rStyle w:val="FunctionTok"/>
-        </w:rPr>
-        <w:t xml:space="preserve">is_paid</w:t>
-      </w:r>
-      <w:r>
-        <w:rPr>
-          <w:rStyle w:val="KeywordTok"/>
-        </w:rPr>
-        <w:t xml:space="preserve">:</w:t>
-      </w:r>
-      <w:r>
-        <w:rPr>
-          <w:rStyle w:val="AttributeTok"/>
-        </w:rPr>
-        <w:t xml:space="preserve"> </w:t>
-      </w:r>
-      <w:r>
-        <w:rPr>
-          <w:rStyle w:val="CharTok"/>
-        </w:rPr>
-        <w:t xml:space="preserve">true</w:t>
-      </w:r>
-      <w:r>
-        <w:br/>
-      </w:r>
-      <w:r>
-        <w:rPr>
-          <w:rStyle w:val="FunctionTok"/>
-        </w:rPr>
-        <w:t xml:space="preserve">trainings</w:t>
-      </w:r>
-      <w:r>
-        <w:rPr>
-          <w:rStyle w:val="KeywordTok"/>
-        </w:rPr>
-        <w:t xml:space="preserve">:</w:t>
-      </w:r>
-      <w:r>
-        <w:br/>
-      </w:r>
-      <w:r>
-        <w:rPr>
-          <w:rStyle w:val="KeywordTok"/>
-        </w:rPr>
-        <w:t xml:space="preserve">-</w:t>
-      </w:r>
-      <w:r>
-        <w:rPr>
-          <w:rStyle w:val="AttributeTok"/>
-        </w:rPr>
-        <w:t xml:space="preserve"> </w:t>
-      </w:r>
-      <w:r>
-        <w:rPr>
-          <w:rStyle w:val="FunctionTok"/>
-        </w:rPr>
-        <w:t xml:space="preserve">training_type</w:t>
-      </w:r>
-      <w:r>
-        <w:rPr>
-          <w:rStyle w:val="KeywordTok"/>
-        </w:rPr>
-        <w:t xml:space="preserve">:</w:t>
-      </w:r>
-      <w:r>
-        <w:rPr>
-          <w:rStyle w:val="AttributeTok"/>
-        </w:rPr>
-        <w:t xml:space="preserve"> </w:t>
-      </w:r>
-      <w:r>
-        <w:rPr>
-          <w:rStyle w:val="StringTok"/>
-        </w:rPr>
-        <w:t xml:space="preserve">'2421'</w:t>
-      </w:r>
-      <w:r>
-        <w:br/>
-      </w:r>
-      <w:r>
-        <w:rPr>
-          <w:rStyle w:val="AttributeTok"/>
-        </w:rPr>
-        <w:t xml:space="preserve">  </w:t>
-      </w:r>
-      <w:r>
-        <w:rPr>
-          <w:rStyle w:val="FunctionTok"/>
-        </w:rPr>
-        <w:t xml:space="preserve">value</w:t>
-      </w:r>
-      <w:r>
-        <w:rPr>
-          <w:rStyle w:val="KeywordTok"/>
-        </w:rPr>
-        <w:t xml:space="preserve">:</w:t>
-      </w:r>
-      <w:r>
-        <w:rPr>
-          <w:rStyle w:val="AttributeTok"/>
-        </w:rPr>
-        <w:t xml:space="preserve"> High School Diploma</w:t>
-      </w:r>
-      <w:r>
-        <w:br/>
-      </w:r>
-      <w:r>
-        <w:rPr>
-          <w:rStyle w:val="FunctionTok"/>
-        </w:rPr>
-        <w:t xml:space="preserve">contacts</w:t>
-      </w:r>
-      <w:r>
-        <w:rPr>
-          <w:rStyle w:val="KeywordTok"/>
-        </w:rPr>
-        <w:t xml:space="preserve">:</w:t>
-      </w:r>
-      <w:r>
-        <w:br/>
-      </w:r>
-      <w:r>
-        <w:rPr>
-          <w:rStyle w:val="KeywordTok"/>
-        </w:rPr>
-        <w:t xml:space="preserve">-</w:t>
-      </w:r>
-      <w:r>
-        <w:rPr>
-          <w:rStyle w:val="AttributeTok"/>
-        </w:rPr>
-        <w:t xml:space="preserve"> </w:t>
-      </w:r>
-      <w:r>
-        <w:rPr>
-          <w:rStyle w:val="FunctionTok"/>
-        </w:rPr>
-        <w:t xml:space="preserve">contact_type</w:t>
-      </w:r>
-      <w:r>
-        <w:rPr>
-          <w:rStyle w:val="KeywordTok"/>
-        </w:rPr>
-        <w:t xml:space="preserve">:</w:t>
-      </w:r>
-      <w:r>
-        <w:rPr>
-          <w:rStyle w:val="AttributeTok"/>
-        </w:rPr>
-        <w:t xml:space="preserve"> email</w:t>
-      </w:r>
-      <w:r>
-        <w:br/>
-      </w:r>
-      <w:r>
-        <w:rPr>
-          <w:rStyle w:val="AttributeTok"/>
-        </w:rPr>
-        <w:t xml:space="preserve">  </w:t>
-      </w:r>
-      <w:r>
-        <w:rPr>
-          <w:rStyle w:val="FunctionTok"/>
-        </w:rPr>
-        <w:t xml:space="preserve">value</w:t>
-      </w:r>
-      <w:r>
-        <w:rPr>
-          <w:rStyle w:val="KeywordTok"/>
-        </w:rPr>
-        <w:t xml:space="preserve">:</w:t>
-      </w:r>
-      <w:r>
-        <w:rPr>
-          <w:rStyle w:val="AttributeTok"/>
-        </w:rPr>
-        <w:t xml:space="preserve"> douglas.adams@adams-familiy.org</w:t>
-      </w:r>
-      <w:r>
-        <w:br/>
-      </w:r>
-      <w:r>
-        <w:rPr>
-          <w:rStyle w:val="FunctionTok"/>
-        </w:rPr>
-        <w:t